--- a/tez/2026_tez.docx
+++ b/tez/2026_tez.docx
@@ -1,6 +1,6 @@
 
 <file path=word/document.xml><?xml version="1.0" encoding="utf-8"?>
-<w:document xmlns:wpc="http://schemas.microsoft.com/office/word/2010/wordprocessingCanvas" xmlns:cx="http://schemas.microsoft.com/office/drawing/2014/chartex" xmlns:cx1="http://schemas.microsoft.com/office/drawing/2015/9/8/chartex" xmlns:cx2="http://schemas.microsoft.com/office/drawing/2015/10/21/chartex" xmlns:cx3="http://schemas.microsoft.com/office/drawing/2016/5/9/chartex" xmlns:cx4="http://schemas.microsoft.com/office/drawing/2016/5/10/chartex" xmlns:cx5="http://schemas.microsoft.com/office/drawing/2016/5/11/chartex" xmlns:cx6="http://schemas.microsoft.com/office/drawing/2016/5/12/chartex" xmlns:cx7="http://schemas.microsoft.com/office/drawing/2016/5/13/chartex" xmlns:cx8="http://schemas.microsoft.com/office/drawing/2016/5/14/chartex" xmlns:mc="http://schemas.openxmlformats.org/markup-compatibility/2006" xmlns:aink="http://schemas.microsoft.com/office/drawing/2016/ink" xmlns:am3d="http://schemas.microsoft.com/office/drawing/2017/model3d" xmlns:o="urn:schemas-microsoft-com:office:office" xmlns:oel="http://schemas.microsoft.com/office/2019/extlst" xmlns:r="http://schemas.openxmlformats.org/officeDocument/2006/relationships" xmlns:m="http://schemas.openxmlformats.org/officeDocument/2006/math" xmlns:v="urn:schemas-microsoft-com:vml" xmlns:wp14="http://schemas.microsoft.com/office/word/2010/wordprocessingDrawing" xmlns:wp="http://schemas.openxmlformats.org/drawingml/2006/wordprocessingDrawing" xmlns:w10="urn:schemas-microsoft-com:office:word" xmlns:w="http://schemas.openxmlformats.org/wordprocessingml/2006/main" xmlns:w14="http://schemas.microsoft.com/office/word/2010/wordml" xmlns:w15="http://schemas.microsoft.com/office/word/2012/wordml" xmlns:w16cex="http://schemas.microsoft.com/office/word/2018/wordml/cex" xmlns:w16cid="http://schemas.microsoft.com/office/word/2016/wordml/cid" xmlns:w16="http://schemas.microsoft.com/office/word/2018/wordml" xmlns:w16du="http://schemas.microsoft.com/office/word/2023/wordml/word16du" xmlns:w16sdtdh="http://schemas.microsoft.com/office/word/2020/wordml/sdtdatahash" xmlns:w16sdtfl="http://schemas.microsoft.com/office/word/2024/wordml/sdtformatlock" xmlns:w16se="http://schemas.microsoft.com/office/word/2015/wordml/symex" xmlns:wpg="http://schemas.microsoft.com/office/word/2010/wordprocessingGroup" xmlns:wpi="http://schemas.microsoft.com/office/word/2010/wordprocessingInk" xmlns:wne="http://schemas.microsoft.com/office/word/2006/wordml" xmlns:wps="http://schemas.microsoft.com/office/word/2010/wordprocessingShape" mc:Ignorable="w14 w15 w16se w16cid w16 w16cex w16sdtdh w16sdtfl w16du wp14">
+<w:document xmlns:wpc="http://schemas.microsoft.com/office/word/2010/wordprocessingCanvas" xmlns:cx="http://schemas.microsoft.com/office/drawing/2014/chartex" xmlns:mc="http://schemas.openxmlformats.org/markup-compatibility/2006" xmlns:o="urn:schemas-microsoft-com:office:office" xmlns:r="http://schemas.openxmlformats.org/officeDocument/2006/relationships" xmlns:m="http://schemas.openxmlformats.org/officeDocument/2006/math" xmlns:v="urn:schemas-microsoft-com:vml" xmlns:wp14="http://schemas.microsoft.com/office/word/2010/wordprocessingDrawing" xmlns:wp="http://schemas.openxmlformats.org/drawingml/2006/wordprocessingDrawing" xmlns:w10="urn:schemas-microsoft-com:office:word" xmlns:w="http://schemas.openxmlformats.org/wordprocessingml/2006/main" xmlns:w14="http://schemas.microsoft.com/office/word/2010/wordml" xmlns:w15="http://schemas.microsoft.com/office/word/2012/wordml" xmlns:w16se="http://schemas.microsoft.com/office/word/2015/wordml/symex" xmlns:wpg="http://schemas.microsoft.com/office/word/2010/wordprocessingGroup" xmlns:wpi="http://schemas.microsoft.com/office/word/2010/wordprocessingInk" xmlns:wne="http://schemas.microsoft.com/office/word/2006/wordml" xmlns:wps="http://schemas.microsoft.com/office/word/2010/wordprocessingShape" mc:Ignorable="w14 w15 w16se wp14">
   <w:body>
     <w:p>
       <w:pPr>
@@ -20,7 +20,7 @@
       <w:commentRangeEnd w:id="0"/>
       <w:r>
         <w:rPr>
-          <w:rStyle w:val="CommentReference"/>
+          <w:rStyle w:val="AklamaBavurusu"/>
           <w:b/>
           <w:sz w:val="24"/>
           <w:szCs w:val="24"/>
@@ -29,7 +29,6 @@
         <w:commentReference w:id="0"/>
       </w:r>
     </w:p>
-    <w:commentRangeStart w:id="1"/>
     <w:p>
       <w:pPr>
         <w:rPr>
@@ -37,6 +36,7 @@
           <w:lang w:val="en-US"/>
         </w:rPr>
       </w:pPr>
+      <w:commentRangeStart w:id="1"/>
       <w:r>
         <w:rPr>
           <w:rFonts w:ascii="Arial" w:hAnsi="Arial" w:cs="Arial"/>
@@ -157,7 +157,7 @@
                 <v:stroke joinstyle="miter"/>
                 <v:path gradientshapeok="t" o:connecttype="rect"/>
               </v:shapetype>
-              <v:shape id="Text Box 112" o:spid="_x0000_s1026" type="#_x0000_t202" style="position:absolute;margin-left:0;margin-top:85.05pt;width:425.2pt;height:30.4pt;z-index:251624960;visibility:visible;mso-wrap-style:square;mso-width-percent:0;mso-height-percent:0;mso-wrap-distance-left:9pt;mso-wrap-distance-top:0;mso-wrap-distance-right:9pt;mso-wrap-distance-bottom:0;mso-position-horizontal:center;mso-position-horizontal-relative:margin;mso-position-vertical:absolute;mso-position-vertical-relative:page;mso-width-percent:0;mso-height-percent:0;mso-width-relative:page;mso-height-relative:page;v-text-anchor:top" o:gfxdata="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" filled="f" stroked="f">
+              <v:shape id="Text Box 112" o:spid="_x0000_s1026" type="#_x0000_t202" style="position:absolute;margin-left:0;margin-top:85.05pt;width:425.2pt;height:30.4pt;z-index:251624960;visibility:visible;mso-wrap-style:square;mso-width-percent:0;mso-height-percent:0;mso-wrap-distance-left:9pt;mso-wrap-distance-top:0;mso-wrap-distance-right:9pt;mso-wrap-distance-bottom:0;mso-position-horizontal:center;mso-position-horizontal-relative:margin;mso-position-vertical:absolute;mso-position-vertical-relative:page;mso-width-percent:0;mso-height-percent:0;mso-width-relative:page;mso-height-relative:page;v-text-anchor:top" o:gfxdata="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" filled="f" stroked="f">
                 <v:textbox inset="0,0,0,0">
                   <w:txbxContent>
                     <w:p>
@@ -205,7 +205,7 @@
       <w:commentRangeEnd w:id="1"/>
       <w:r>
         <w:rPr>
-          <w:rStyle w:val="CommentReference"/>
+          <w:rStyle w:val="AklamaBavurusu"/>
           <w:rFonts w:ascii="Arial" w:hAnsi="Arial" w:cs="Arial"/>
           <w:sz w:val="24"/>
           <w:szCs w:val="24"/>
@@ -290,7 +290,7 @@
                     <pic:cNvPicPr/>
                   </pic:nvPicPr>
                   <pic:blipFill>
-                    <a:blip r:embed="rId11" cstate="print">
+                    <a:blip r:embed="rId10" cstate="print">
                       <a:extLst>
                         <a:ext uri="{28A0092B-C50C-407E-A947-70E740481C1C}">
                           <a14:useLocalDpi xmlns:a14="http://schemas.microsoft.com/office/drawing/2010/main" val="0"/>
@@ -449,7 +449,7 @@
           </mc:Choice>
           <mc:Fallback>
             <w:pict>
-              <v:shape w14:anchorId="7AEA30FD" id="Text Box 116" o:spid="_x0000_s1027" type="#_x0000_t202" style="position:absolute;margin-left:-7.1pt;margin-top:285.6pt;width:425.2pt;height:51.1pt;z-index:251631104;visibility:visible;mso-wrap-style:square;mso-width-percent:0;mso-height-percent:0;mso-wrap-distance-left:9pt;mso-wrap-distance-top:0;mso-wrap-distance-right:9pt;mso-wrap-distance-bottom:0;mso-position-horizontal:absolute;mso-position-horizontal-relative:margin;mso-position-vertical:absolute;mso-position-vertical-relative:page;mso-width-percent:0;mso-height-percent:0;mso-width-relative:page;mso-height-relative:page;v-text-anchor:top" o:gfxdata="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" filled="f" stroked="f">
+              <v:shape w14:anchorId="7AEA30FD" id="Text Box 116" o:spid="_x0000_s1027" type="#_x0000_t202" style="position:absolute;margin-left:-7.1pt;margin-top:285.6pt;width:425.2pt;height:51.1pt;z-index:251631104;visibility:visible;mso-wrap-style:square;mso-width-percent:0;mso-height-percent:0;mso-wrap-distance-left:9pt;mso-wrap-distance-top:0;mso-wrap-distance-right:9pt;mso-wrap-distance-bottom:0;mso-position-horizontal:absolute;mso-position-horizontal-relative:margin;mso-position-vertical:absolute;mso-position-vertical-relative:page;mso-width-percent:0;mso-height-percent:0;mso-width-relative:page;mso-height-relative:page;v-text-anchor:top" o:gfxdata="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" filled="f" stroked="f">
                 <v:textbox inset="0,0,0,0">
                   <w:txbxContent>
                     <w:p>
@@ -533,7 +533,7 @@
       </w:pPr>
       <w:r>
         <w:rPr>
-          <w:rStyle w:val="CommentReference"/>
+          <w:rStyle w:val="AklamaBavurusu"/>
           <w:rFonts w:ascii="Arial" w:hAnsi="Arial" w:cs="Arial"/>
           <w:b/>
           <w:sz w:val="22"/>
@@ -626,7 +626,6 @@
         </w:rPr>
       </w:pPr>
     </w:p>
-    <w:commentRangeStart w:id="3"/>
     <w:p>
       <w:pPr>
         <w:rPr>
@@ -634,6 +633,7 @@
           <w:lang w:val="en-US"/>
         </w:rPr>
       </w:pPr>
+      <w:commentRangeStart w:id="3"/>
       <w:r>
         <w:rPr>
           <w:rFonts w:ascii="Arial" w:hAnsi="Arial" w:cs="Arial"/>
@@ -739,7 +739,7 @@
           </mc:Choice>
           <mc:Fallback>
             <w:pict>
-              <v:shape w14:anchorId="41348C86" id="Text Box 113" o:spid="_x0000_s1028" type="#_x0000_t202" style="position:absolute;margin-left:0;margin-top:425.25pt;width:425.2pt;height:19.85pt;z-index:251627008;visibility:visible;mso-wrap-style:square;mso-width-percent:0;mso-height-percent:0;mso-wrap-distance-left:9pt;mso-wrap-distance-top:0;mso-wrap-distance-right:9pt;mso-wrap-distance-bottom:0;mso-position-horizontal:center;mso-position-horizontal-relative:margin;mso-position-vertical:absolute;mso-position-vertical-relative:page;mso-width-percent:0;mso-height-percent:0;mso-width-relative:page;mso-height-relative:page;v-text-anchor:top" o:gfxdata="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" filled="f" stroked="f">
+              <v:shape w14:anchorId="41348C86" id="Text Box 113" o:spid="_x0000_s1028" type="#_x0000_t202" style="position:absolute;margin-left:0;margin-top:425.25pt;width:425.2pt;height:19.85pt;z-index:251627008;visibility:visible;mso-wrap-style:square;mso-width-percent:0;mso-height-percent:0;mso-wrap-distance-left:9pt;mso-wrap-distance-top:0;mso-wrap-distance-right:9pt;mso-wrap-distance-bottom:0;mso-position-horizontal:center;mso-position-horizontal-relative:margin;mso-position-vertical:absolute;mso-position-vertical-relative:page;mso-width-percent:0;mso-height-percent:0;mso-width-relative:page;mso-height-relative:page;v-text-anchor:top" o:gfxdata="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" filled="f" stroked="f">
                 <v:textbox inset="0,0,0,0">
                   <w:txbxContent>
                     <w:p>
@@ -777,7 +777,7 @@
       <w:commentRangeEnd w:id="3"/>
       <w:r>
         <w:rPr>
-          <w:rStyle w:val="CommentReference"/>
+          <w:rStyle w:val="AklamaBavurusu"/>
           <w:rFonts w:ascii="Arial" w:hAnsi="Arial" w:cs="Arial"/>
           <w:sz w:val="24"/>
           <w:szCs w:val="24"/>
@@ -914,7 +914,7 @@
           </mc:Choice>
           <mc:Fallback>
             <w:pict>
-              <v:shape w14:anchorId="49C4509A" id="Text Box 522" o:spid="_x0000_s1029" type="#_x0000_t202" style="position:absolute;margin-left:-7.1pt;margin-top:453.75pt;width:425.2pt;height:35.15pt;z-index:251675136;visibility:visible;mso-wrap-style:square;mso-width-percent:0;mso-height-percent:0;mso-wrap-distance-left:9pt;mso-wrap-distance-top:0;mso-wrap-distance-right:9pt;mso-wrap-distance-bottom:0;mso-position-horizontal:absolute;mso-position-horizontal-relative:margin;mso-position-vertical:absolute;mso-position-vertical-relative:page;mso-width-percent:0;mso-height-percent:0;mso-width-relative:page;mso-height-relative:page;v-text-anchor:top" o:gfxdata="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" filled="f" stroked="f">
+              <v:shape w14:anchorId="49C4509A" id="Text Box 522" o:spid="_x0000_s1029" type="#_x0000_t202" style="position:absolute;margin-left:-7.1pt;margin-top:453.75pt;width:425.2pt;height:35.15pt;z-index:251675136;visibility:visible;mso-wrap-style:square;mso-width-percent:0;mso-height-percent:0;mso-wrap-distance-left:9pt;mso-wrap-distance-top:0;mso-wrap-distance-right:9pt;mso-wrap-distance-bottom:0;mso-position-horizontal:absolute;mso-position-horizontal-relative:margin;mso-position-vertical:absolute;mso-position-vertical-relative:page;mso-width-percent:0;mso-height-percent:0;mso-width-relative:page;mso-height-relative:page;v-text-anchor:top" o:gfxdata="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" filled="f" stroked="f">
                 <v:textbox inset="0,0,0,0">
                   <w:txbxContent>
                     <w:p>
@@ -978,7 +978,7 @@
       </w:pPr>
       <w:r>
         <w:rPr>
-          <w:rStyle w:val="CommentReference"/>
+          <w:rStyle w:val="AklamaBavurusu"/>
           <w:rFonts w:ascii="Arial" w:hAnsi="Arial" w:cs="Arial"/>
           <w:sz w:val="24"/>
           <w:szCs w:val="24"/>
@@ -1107,14 +1107,7 @@
                                       <w:rFonts w:ascii="Arial" w:hAnsi="Arial" w:cs="Arial"/>
                                       <w:b/>
                                     </w:rPr>
-                                    <w:t xml:space="preserve">Bilgisayar </w:t>
-                                  </w:r>
-                                  <w:r>
-                                    <w:rPr>
-                                      <w:rFonts w:ascii="Arial" w:hAnsi="Arial" w:cs="Arial"/>
-                                      <w:b/>
-                                    </w:rPr>
-                                    <w:t>Mühendisliği Bölümü</w:t>
+                                    <w:t>Bilgisayar Mühendisliği Bölümü</w:t>
                                   </w:r>
                                 </w:p>
                                 <w:p>
@@ -1227,11 +1220,7 @@
           </mc:Choice>
           <mc:Fallback>
             <w:pict>
-              <v:shapetype w14:anchorId="5753B149" id="_x0000_t202" coordsize="21600,21600" o:spt="202" path="m,l,21600r21600,l21600,xe">
-                <v:stroke joinstyle="miter"/>
-                <v:path gradientshapeok="t" o:connecttype="rect"/>
-              </v:shapetype>
-              <v:shape id="Text Box 629" o:spid="_x0000_s1030" type="#_x0000_t202" style="position:absolute;margin-left:-6.6pt;margin-top:567pt;width:425.2pt;height:19.8pt;z-index:251685376;visibility:visible;mso-wrap-style:square;mso-width-percent:0;mso-height-percent:0;mso-wrap-distance-left:9pt;mso-wrap-distance-top:0;mso-wrap-distance-right:9pt;mso-wrap-distance-bottom:0;mso-position-horizontal:absolute;mso-position-horizontal-relative:margin;mso-position-vertical:absolute;mso-position-vertical-relative:page;mso-width-percent:0;mso-height-percent:0;mso-width-relative:page;mso-height-relative:page;v-text-anchor:top" o:gfxdata="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" filled="f" stroked="f">
+              <v:shape w14:anchorId="5753B149" id="Text Box 629" o:spid="_x0000_s1030" type="#_x0000_t202" style="position:absolute;margin-left:-6.6pt;margin-top:567pt;width:425.2pt;height:19.8pt;z-index:251685376;visibility:visible;mso-wrap-style:square;mso-width-percent:0;mso-height-percent:0;mso-wrap-distance-left:9pt;mso-wrap-distance-top:0;mso-wrap-distance-right:9pt;mso-wrap-distance-bottom:0;mso-position-horizontal:absolute;mso-position-horizontal-relative:margin;mso-position-vertical:absolute;mso-position-vertical-relative:page;mso-width-percent:0;mso-height-percent:0;mso-width-relative:page;mso-height-relative:page;v-text-anchor:top" o:gfxdata="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" filled="f" stroked="f">
                 <v:textbox inset="0,0,0,0">
                   <w:txbxContent>
                     <w:tbl>
@@ -1267,14 +1256,7 @@
                                 <w:rFonts w:ascii="Arial" w:hAnsi="Arial" w:cs="Arial"/>
                                 <w:b/>
                               </w:rPr>
-                              <w:t xml:space="preserve">Bilgisayar </w:t>
-                            </w:r>
-                            <w:r>
-                              <w:rPr>
-                                <w:rFonts w:ascii="Arial" w:hAnsi="Arial" w:cs="Arial"/>
-                                <w:b/>
-                              </w:rPr>
-                              <w:t>Mühendisliği Bölümü</w:t>
+                              <w:t>Bilgisayar Mühendisliği Bölümü</w:t>
                             </w:r>
                           </w:p>
                           <w:p>
@@ -1379,7 +1361,7 @@
       <w:commentRangeEnd w:id="5"/>
       <w:r>
         <w:rPr>
-          <w:rStyle w:val="CommentReference"/>
+          <w:rStyle w:val="AklamaBavurusu"/>
           <w:rFonts w:ascii="Arial" w:hAnsi="Arial" w:cs="Arial"/>
           <w:sz w:val="24"/>
           <w:szCs w:val="24"/>
@@ -1432,7 +1414,7 @@
       <w:commentRangeEnd w:id="6"/>
       <w:r>
         <w:rPr>
-          <w:rStyle w:val="CommentReference"/>
+          <w:rStyle w:val="AklamaBavurusu"/>
           <w:rFonts w:ascii="Arial" w:hAnsi="Arial" w:cs="Arial"/>
           <w:sz w:val="24"/>
           <w:szCs w:val="24"/>
@@ -1609,7 +1591,7 @@
           </mc:Choice>
           <mc:Fallback>
             <w:pict>
-              <v:shape w14:anchorId="2EFF8102" id="Text Box 115" o:spid="_x0000_s1031" type="#_x0000_t202" style="position:absolute;margin-left:0;margin-top:737.1pt;width:425.2pt;height:17.85pt;z-index:251629056;visibility:visible;mso-wrap-style:square;mso-width-percent:0;mso-height-percent:0;mso-wrap-distance-left:9pt;mso-wrap-distance-top:0;mso-wrap-distance-right:9pt;mso-wrap-distance-bottom:0;mso-position-horizontal:center;mso-position-horizontal-relative:margin;mso-position-vertical:absolute;mso-position-vertical-relative:page;mso-width-percent:0;mso-height-percent:0;mso-width-relative:page;mso-height-relative:page;v-text-anchor:top" o:gfxdata="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" filled="f" stroked="f">
+              <v:shape w14:anchorId="2EFF8102" id="Text Box 115" o:spid="_x0000_s1031" type="#_x0000_t202" style="position:absolute;margin-left:0;margin-top:737.1pt;width:425.2pt;height:17.85pt;z-index:251629056;visibility:visible;mso-wrap-style:square;mso-width-percent:0;mso-height-percent:0;mso-wrap-distance-left:9pt;mso-wrap-distance-top:0;mso-wrap-distance-right:9pt;mso-wrap-distance-bottom:0;mso-position-horizontal:center;mso-position-horizontal-relative:margin;mso-position-vertical:absolute;mso-position-vertical-relative:page;mso-width-percent:0;mso-height-percent:0;mso-width-relative:page;mso-height-relative:page;v-text-anchor:top" o:gfxdata="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" filled="f" stroked="f">
                 <v:textbox inset="0,0,0,0">
                   <w:txbxContent>
                     <w:p>
@@ -1637,37 +1619,37 @@
       </w:r>
       <w:commentRangeStart w:id="7"/>
       <w:commentRangeStart w:id="8"/>
+      <w:commentRangeEnd w:id="7"/>
+      <w:r>
+        <w:rPr>
+          <w:rStyle w:val="AklamaBavurusu"/>
+          <w:sz w:val="24"/>
+          <w:szCs w:val="24"/>
+          <w:lang w:val="en-US"/>
+        </w:rPr>
+        <w:commentReference w:id="7"/>
+      </w:r>
       <w:commentRangeEnd w:id="8"/>
       <w:r>
         <w:rPr>
-          <w:rStyle w:val="CommentReference"/>
+          <w:rStyle w:val="AklamaBavurusu"/>
           <w:sz w:val="24"/>
           <w:szCs w:val="24"/>
           <w:lang w:val="en-US"/>
         </w:rPr>
         <w:commentReference w:id="8"/>
       </w:r>
-      <w:commentRangeEnd w:id="7"/>
-      <w:r>
-        <w:rPr>
-          <w:rStyle w:val="CommentReference"/>
-          <w:sz w:val="24"/>
-          <w:szCs w:val="24"/>
+      <w:commentRangeStart w:id="9"/>
+      <w:r>
+        <w:rPr>
           <w:lang w:val="en-US"/>
         </w:rPr>
-        <w:commentReference w:id="7"/>
-      </w:r>
-      <w:commentRangeStart w:id="9"/>
-      <w:r>
-        <w:rPr>
-          <w:lang w:val="en-US"/>
-        </w:rPr>
         <w:br w:type="page"/>
       </w:r>
       <w:commentRangeEnd w:id="9"/>
       <w:r>
         <w:rPr>
-          <w:rStyle w:val="CommentReference"/>
+          <w:rStyle w:val="AklamaBavurusu"/>
           <w:sz w:val="24"/>
           <w:szCs w:val="24"/>
           <w:lang w:val="en-US"/>
@@ -1759,14 +1741,7 @@
                                 <w:b/>
                                 <w:u w:val="single"/>
                               </w:rPr>
-                              <w:t>B</w:t>
-                            </w:r>
-                            <w:r>
-                              <w:rPr>
-                                <w:b/>
-                                <w:u w:val="single"/>
-                              </w:rPr>
-                              <w:t>URSA TEKNİK ÜNİVERSİTESİ</w:t>
+                              <w:t>BURSA TEKNİK ÜNİVERSİTESİ</w:t>
                             </w:r>
                           </w:p>
                           <w:p>
@@ -1782,21 +1757,7 @@
                                 <w:b/>
                                 <w:u w:val="single"/>
                               </w:rPr>
-                              <w:t>MÜHENDİSLİK VE</w:t>
-                            </w:r>
-                            <w:r>
-                              <w:rPr>
-                                <w:b/>
-                                <w:u w:val="single"/>
-                              </w:rPr>
-                              <w:t xml:space="preserve"> </w:t>
-                            </w:r>
-                            <w:r>
-                              <w:rPr>
-                                <w:b/>
-                                <w:u w:val="single"/>
-                              </w:rPr>
-                              <w:t>DOĞA BİLİMLERİ FAKÜLTESİ</w:t>
+                              <w:t>MÜHENDİSLİK VE DOĞA BİLİMLERİ FAKÜLTESİ</w:t>
                             </w:r>
                           </w:p>
                         </w:txbxContent>
@@ -1818,7 +1779,7 @@
           </mc:Choice>
           <mc:Fallback>
             <w:pict>
-              <v:shape w14:anchorId="26B4EDE6" id="Text Box 139" o:spid="_x0000_s1032" type="#_x0000_t202" style="position:absolute;margin-left:0;margin-top:85.05pt;width:425.2pt;height:29pt;z-index:251668992;visibility:visible;mso-wrap-style:square;mso-width-percent:0;mso-height-percent:0;mso-wrap-distance-left:9pt;mso-wrap-distance-top:0;mso-wrap-distance-right:9pt;mso-wrap-distance-bottom:0;mso-position-horizontal:center;mso-position-horizontal-relative:margin;mso-position-vertical:absolute;mso-position-vertical-relative:page;mso-width-percent:0;mso-height-percent:0;mso-width-relative:page;mso-height-relative:page;v-text-anchor:top" o:gfxdata="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" filled="f" stroked="f">
+              <v:shape w14:anchorId="26B4EDE6" id="Text Box 139" o:spid="_x0000_s1032" type="#_x0000_t202" style="position:absolute;margin-left:0;margin-top:85.05pt;width:425.2pt;height:29pt;z-index:251668992;visibility:visible;mso-wrap-style:square;mso-width-percent:0;mso-height-percent:0;mso-wrap-distance-left:9pt;mso-wrap-distance-top:0;mso-wrap-distance-right:9pt;mso-wrap-distance-bottom:0;mso-position-horizontal:center;mso-position-horizontal-relative:margin;mso-position-vertical:absolute;mso-position-vertical-relative:page;mso-width-percent:0;mso-height-percent:0;mso-width-relative:page;mso-height-relative:page;v-text-anchor:top" o:gfxdata="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" filled="f" stroked="f">
                 <v:textbox inset="0,0,0,0">
                   <w:txbxContent>
                     <w:p>
@@ -1834,14 +1795,7 @@
                           <w:b/>
                           <w:u w:val="single"/>
                         </w:rPr>
-                        <w:t>B</w:t>
-                      </w:r>
-                      <w:r>
-                        <w:rPr>
-                          <w:b/>
-                          <w:u w:val="single"/>
-                        </w:rPr>
-                        <w:t>URSA TEKNİK ÜNİVERSİTESİ</w:t>
+                        <w:t>BURSA TEKNİK ÜNİVERSİTESİ</w:t>
                       </w:r>
                     </w:p>
                     <w:p>
@@ -1857,21 +1811,7 @@
                           <w:b/>
                           <w:u w:val="single"/>
                         </w:rPr>
-                        <w:t>MÜHENDİSLİK VE</w:t>
-                      </w:r>
-                      <w:r>
-                        <w:rPr>
-                          <w:b/>
-                          <w:u w:val="single"/>
-                        </w:rPr>
-                        <w:t xml:space="preserve"> </w:t>
-                      </w:r>
-                      <w:r>
-                        <w:rPr>
-                          <w:b/>
-                          <w:u w:val="single"/>
-                        </w:rPr>
-                        <w:t>DOĞA BİLİMLERİ FAKÜLTESİ</w:t>
+                        <w:t>MÜHENDİSLİK VE DOĞA BİLİMLERİ FAKÜLTESİ</w:t>
                       </w:r>
                     </w:p>
                   </w:txbxContent>
@@ -1990,19 +1930,7 @@
                               <w:rPr>
                                 <w:b/>
                               </w:rPr>
-                              <w:t>(</w:t>
-                            </w:r>
-                            <w:r>
-                              <w:rPr>
-                                <w:b/>
-                              </w:rPr>
-                              <w:t>22360859001</w:t>
-                            </w:r>
-                            <w:r>
-                              <w:rPr>
-                                <w:b/>
-                              </w:rPr>
-                              <w:t>)</w:t>
+                              <w:t>(22360859001)</w:t>
                             </w:r>
                           </w:p>
                           <w:p>
@@ -2059,7 +1987,7 @@
           </mc:Choice>
           <mc:Fallback>
             <w:pict>
-              <v:shape w14:anchorId="27CE129B" id="Text Box 526" o:spid="_x0000_s1033" type="#_x0000_t202" style="position:absolute;margin-left:-7.1pt;margin-top:453.75pt;width:425.2pt;height:56.9pt;z-index:251679232;visibility:visible;mso-wrap-style:square;mso-width-percent:0;mso-height-percent:0;mso-wrap-distance-left:9pt;mso-wrap-distance-top:0;mso-wrap-distance-right:9pt;mso-wrap-distance-bottom:0;mso-position-horizontal:absolute;mso-position-horizontal-relative:margin;mso-position-vertical:absolute;mso-position-vertical-relative:page;mso-width-percent:0;mso-height-percent:0;mso-width-relative:page;mso-height-relative:page;v-text-anchor:top" o:gfxdata="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" filled="f" stroked="f">
+              <v:shape w14:anchorId="27CE129B" id="Text Box 526" o:spid="_x0000_s1033" type="#_x0000_t202" style="position:absolute;margin-left:-7.1pt;margin-top:453.75pt;width:425.2pt;height:56.9pt;z-index:251679232;visibility:visible;mso-wrap-style:square;mso-width-percent:0;mso-height-percent:0;mso-wrap-distance-left:9pt;mso-wrap-distance-top:0;mso-wrap-distance-right:9pt;mso-wrap-distance-bottom:0;mso-position-horizontal:absolute;mso-position-horizontal-relative:margin;mso-position-vertical:absolute;mso-position-vertical-relative:page;mso-width-percent:0;mso-height-percent:0;mso-width-relative:page;mso-height-relative:page;v-text-anchor:top" o:gfxdata="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" filled="f" stroked="f">
                 <v:textbox inset="0,0,0,0">
                   <w:txbxContent>
                     <w:p>
@@ -2087,19 +2015,7 @@
                         <w:rPr>
                           <w:b/>
                         </w:rPr>
-                        <w:t>(</w:t>
-                      </w:r>
-                      <w:r>
-                        <w:rPr>
-                          <w:b/>
-                        </w:rPr>
-                        <w:t>22360859001</w:t>
-                      </w:r>
-                      <w:r>
-                        <w:rPr>
-                          <w:b/>
-                        </w:rPr>
-                        <w:t>)</w:t>
+                        <w:t>(22360859001)</w:t>
                       </w:r>
                     </w:p>
                     <w:p>
@@ -2241,7 +2157,7 @@
           </mc:Choice>
           <mc:Fallback>
             <w:pict>
-              <v:shape w14:anchorId="1FA15E81" id="Text Box 525" o:spid="_x0000_s1034" type="#_x0000_t202" style="position:absolute;margin-left:0;margin-top:425.25pt;width:425.2pt;height:19.85pt;z-index:251677184;visibility:visible;mso-wrap-style:square;mso-width-percent:0;mso-height-percent:0;mso-wrap-distance-left:9pt;mso-wrap-distance-top:0;mso-wrap-distance-right:9pt;mso-wrap-distance-bottom:0;mso-position-horizontal:center;mso-position-horizontal-relative:margin;mso-position-vertical:absolute;mso-position-vertical-relative:page;mso-width-percent:0;mso-height-percent:0;mso-width-relative:page;mso-height-relative:page;v-text-anchor:top" o:gfxdata="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" filled="f" stroked="f">
+              <v:shape w14:anchorId="1FA15E81" id="Text Box 525" o:spid="_x0000_s1034" type="#_x0000_t202" style="position:absolute;margin-left:0;margin-top:425.25pt;width:425.2pt;height:19.85pt;z-index:251677184;visibility:visible;mso-wrap-style:square;mso-width-percent:0;mso-height-percent:0;mso-wrap-distance-left:9pt;mso-wrap-distance-top:0;mso-wrap-distance-right:9pt;mso-wrap-distance-bottom:0;mso-position-horizontal:center;mso-position-horizontal-relative:margin;mso-position-vertical:absolute;mso-position-vertical-relative:page;mso-width-percent:0;mso-height-percent:0;mso-width-relative:page;mso-height-relative:page;v-text-anchor:top" o:gfxdata="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" filled="f" stroked="f">
                 <v:textbox inset="0,0,0,0">
                   <w:txbxContent>
                     <w:p>
@@ -2358,7 +2274,7 @@
           </mc:Choice>
           <mc:Fallback>
             <w:pict>
-              <v:shape w14:anchorId="0C5B1E8C" id="Text Box 143" o:spid="_x0000_s1035" type="#_x0000_t202" style="position:absolute;margin-left:0;margin-top:737.1pt;width:425.2pt;height:15.5pt;z-index:251659776;visibility:visible;mso-wrap-style:square;mso-width-percent:0;mso-height-percent:0;mso-wrap-distance-left:9pt;mso-wrap-distance-top:0;mso-wrap-distance-right:9pt;mso-wrap-distance-bottom:0;mso-position-horizontal:center;mso-position-horizontal-relative:margin;mso-position-vertical:absolute;mso-position-vertical-relative:page;mso-width-percent:0;mso-height-percent:0;mso-width-relative:page;mso-height-relative:page;v-text-anchor:top" o:gfxdata="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" filled="f" stroked="f">
+              <v:shape w14:anchorId="0C5B1E8C" id="Text Box 143" o:spid="_x0000_s1035" type="#_x0000_t202" style="position:absolute;margin-left:0;margin-top:737.1pt;width:425.2pt;height:15.5pt;z-index:251659776;visibility:visible;mso-wrap-style:square;mso-width-percent:0;mso-height-percent:0;mso-wrap-distance-left:9pt;mso-wrap-distance-top:0;mso-wrap-distance-right:9pt;mso-wrap-distance-bottom:0;mso-position-horizontal:center;mso-position-horizontal-relative:margin;mso-position-vertical:absolute;mso-position-vertical-relative:page;mso-width-percent:0;mso-height-percent:0;mso-width-relative:page;mso-height-relative:page;v-text-anchor:top" o:gfxdata="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" filled="f" stroked="f">
                 <v:textbox inset=",0,,0">
                   <w:txbxContent>
                     <w:p>
@@ -2391,7 +2307,7 @@
       <w:commentRangeEnd w:id="10"/>
       <w:r>
         <w:rPr>
-          <w:rStyle w:val="CommentReference"/>
+          <w:rStyle w:val="AklamaBavurusu"/>
           <w:b/>
           <w:i/>
           <w:sz w:val="24"/>
@@ -2474,7 +2390,7 @@
                     <pic:cNvPicPr/>
                   </pic:nvPicPr>
                   <pic:blipFill>
-                    <a:blip r:embed="rId11" cstate="print">
+                    <a:blip r:embed="rId10" cstate="print">
                       <a:extLst>
                         <a:ext uri="{28A0092B-C50C-407E-A947-70E740481C1C}">
                           <a14:useLocalDpi xmlns:a14="http://schemas.microsoft.com/office/drawing/2010/main" val="0"/>
@@ -2635,7 +2551,7 @@
           </mc:Choice>
           <mc:Fallback>
             <w:pict>
-              <v:shape w14:anchorId="51338F35" id="Text Box 144" o:spid="_x0000_s1036" type="#_x0000_t202" style="position:absolute;margin-left:-7.1pt;margin-top:281.8pt;width:425.2pt;height:51.1pt;z-index:251673088;visibility:visible;mso-wrap-style:square;mso-width-percent:0;mso-height-percent:0;mso-wrap-distance-left:9pt;mso-wrap-distance-top:0;mso-wrap-distance-right:9pt;mso-wrap-distance-bottom:0;mso-position-horizontal:absolute;mso-position-horizontal-relative:margin;mso-position-vertical:absolute;mso-position-vertical-relative:page;mso-width-percent:0;mso-height-percent:0;mso-width-relative:page;mso-height-relative:page;v-text-anchor:top" o:gfxdata="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" filled="f" stroked="f">
+              <v:shape w14:anchorId="51338F35" id="Text Box 144" o:spid="_x0000_s1036" type="#_x0000_t202" style="position:absolute;margin-left:-7.1pt;margin-top:281.8pt;width:425.2pt;height:51.1pt;z-index:251673088;visibility:visible;mso-wrap-style:square;mso-width-percent:0;mso-height-percent:0;mso-wrap-distance-left:9pt;mso-wrap-distance-top:0;mso-wrap-distance-right:9pt;mso-wrap-distance-bottom:0;mso-position-horizontal:absolute;mso-position-horizontal-relative:margin;mso-position-vertical:absolute;mso-position-vertical-relative:page;mso-width-percent:0;mso-height-percent:0;mso-width-relative:page;mso-height-relative:page;v-text-anchor:top" o:gfxdata="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" filled="f" stroked="f">
                 <v:textbox inset="0,0,0,0">
                   <w:txbxContent>
                     <w:p>
@@ -2823,7 +2739,7 @@
       </w:pPr>
       <w:r>
         <w:rPr>
-          <w:rStyle w:val="CommentReference"/>
+          <w:rStyle w:val="AklamaBavurusu"/>
           <w:sz w:val="24"/>
           <w:szCs w:val="24"/>
           <w:lang w:val="en-US"/>
@@ -3010,13 +2926,7 @@
                                     <w:rPr>
                                       <w:b/>
                                     </w:rPr>
-                                    <w:t xml:space="preserve">Bilgisayar </w:t>
-                                  </w:r>
-                                  <w:r>
-                                    <w:rPr>
-                                      <w:b/>
-                                    </w:rPr>
-                                    <w:t>Mühendisliği Bölümü</w:t>
+                                    <w:t>Bilgisayar Mühendisliği Bölümü</w:t>
                                   </w:r>
                                 </w:p>
                                 <w:p>
@@ -3077,7 +2987,7 @@
           </mc:Choice>
           <mc:Fallback>
             <w:pict>
-              <v:shape w14:anchorId="41C0C206" id="Text Box 528" o:spid="_x0000_s1037" type="#_x0000_t202" style="position:absolute;margin-left:-6.6pt;margin-top:567pt;width:425.2pt;height:21pt;z-index:251681280;visibility:visible;mso-wrap-style:square;mso-width-percent:0;mso-height-percent:0;mso-wrap-distance-left:9pt;mso-wrap-distance-top:0;mso-wrap-distance-right:9pt;mso-wrap-distance-bottom:0;mso-position-horizontal:absolute;mso-position-horizontal-relative:margin;mso-position-vertical:absolute;mso-position-vertical-relative:page;mso-width-percent:0;mso-height-percent:0;mso-width-relative:page;mso-height-relative:page;v-text-anchor:top" o:gfxdata="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" filled="f" stroked="f">
+              <v:shape w14:anchorId="41C0C206" id="Text Box 528" o:spid="_x0000_s1037" type="#_x0000_t202" style="position:absolute;margin-left:-6.6pt;margin-top:567pt;width:425.2pt;height:21pt;z-index:251681280;visibility:visible;mso-wrap-style:square;mso-width-percent:0;mso-height-percent:0;mso-wrap-distance-left:9pt;mso-wrap-distance-top:0;mso-wrap-distance-right:9pt;mso-wrap-distance-bottom:0;mso-position-horizontal:absolute;mso-position-horizontal-relative:margin;mso-position-vertical:absolute;mso-position-vertical-relative:page;mso-width-percent:0;mso-height-percent:0;mso-width-relative:page;mso-height-relative:page;v-text-anchor:top" o:gfxdata="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" filled="f" stroked="f">
                 <v:textbox inset="0,0,0,0">
                   <w:txbxContent>
                     <w:tbl>
@@ -3111,13 +3021,7 @@
                               <w:rPr>
                                 <w:b/>
                               </w:rPr>
-                              <w:t xml:space="preserve">Bilgisayar </w:t>
-                            </w:r>
-                            <w:r>
-                              <w:rPr>
-                                <w:b/>
-                              </w:rPr>
-                              <w:t>Mühendisliği Bölümü</w:t>
+                              <w:t>Bilgisayar Mühendisliği Bölümü</w:t>
                             </w:r>
                           </w:p>
                           <w:p>
@@ -3192,7 +3096,7 @@
       <w:commentRangeEnd w:id="12"/>
       <w:r>
         <w:rPr>
-          <w:rStyle w:val="CommentReference"/>
+          <w:rStyle w:val="AklamaBavurusu"/>
           <w:sz w:val="24"/>
           <w:szCs w:val="24"/>
           <w:lang w:val="en-US"/>
@@ -3333,7 +3237,7 @@
           </mc:Choice>
           <mc:Fallback>
             <w:pict>
-              <v:shape w14:anchorId="477F82B9" id="Text Box 529" o:spid="_x0000_s1038" type="#_x0000_t202" style="position:absolute;margin-left:-7.2pt;margin-top:652.2pt;width:425.2pt;height:22.8pt;z-index:251683328;visibility:visible;mso-wrap-style:square;mso-width-percent:0;mso-height-percent:0;mso-wrap-distance-left:9pt;mso-wrap-distance-top:0;mso-wrap-distance-right:9pt;mso-wrap-distance-bottom:0;mso-position-horizontal:absolute;mso-position-horizontal-relative:margin;mso-position-vertical:absolute;mso-position-vertical-relative:page;mso-width-percent:0;mso-height-percent:0;mso-width-relative:page;mso-height-relative:page;v-text-anchor:top" o:gfxdata="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" filled="f" stroked="f">
+              <v:shape w14:anchorId="477F82B9" id="Text Box 529" o:spid="_x0000_s1038" type="#_x0000_t202" style="position:absolute;margin-left:-7.2pt;margin-top:652.2pt;width:425.2pt;height:22.8pt;z-index:251683328;visibility:visible;mso-wrap-style:square;mso-width-percent:0;mso-height-percent:0;mso-wrap-distance-left:9pt;mso-wrap-distance-top:0;mso-wrap-distance-right:9pt;mso-wrap-distance-bottom:0;mso-position-horizontal:absolute;mso-position-horizontal-relative:margin;mso-position-vertical:absolute;mso-position-vertical-relative:page;mso-width-percent:0;mso-height-percent:0;mso-width-relative:page;mso-height-relative:page;v-text-anchor:top" o:gfxdata="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" filled="f" stroked="f">
                 <v:textbox inset="0,0,0,0">
                   <w:txbxContent>
                     <w:p>
@@ -3386,45 +3290,45 @@
       <w:commentRangeStart w:id="13"/>
       <w:commentRangeStart w:id="14"/>
       <w:commentRangeStart w:id="15"/>
+      <w:commentRangeEnd w:id="13"/>
+      <w:r>
+        <w:rPr>
+          <w:rStyle w:val="AklamaBavurusu"/>
+          <w:sz w:val="24"/>
+          <w:szCs w:val="24"/>
+          <w:lang w:val="en-US"/>
+        </w:rPr>
+        <w:commentReference w:id="13"/>
+      </w:r>
+      <w:commentRangeEnd w:id="14"/>
+      <w:r>
+        <w:rPr>
+          <w:rStyle w:val="AklamaBavurusu"/>
+          <w:sz w:val="24"/>
+          <w:szCs w:val="24"/>
+          <w:lang w:val="en-US"/>
+        </w:rPr>
+        <w:commentReference w:id="14"/>
+      </w:r>
       <w:commentRangeEnd w:id="15"/>
       <w:r>
         <w:rPr>
-          <w:rStyle w:val="CommentReference"/>
+          <w:rStyle w:val="AklamaBavurusu"/>
           <w:sz w:val="24"/>
           <w:szCs w:val="24"/>
           <w:lang w:val="en-US"/>
         </w:rPr>
         <w:commentReference w:id="15"/>
       </w:r>
-      <w:commentRangeEnd w:id="14"/>
-      <w:r>
-        <w:rPr>
-          <w:rStyle w:val="CommentReference"/>
-          <w:sz w:val="24"/>
-          <w:szCs w:val="24"/>
+    </w:p>
+    <w:p>
+      <w:pPr>
+        <w:rPr>
           <w:lang w:val="en-US"/>
         </w:rPr>
-        <w:commentReference w:id="14"/>
-      </w:r>
-      <w:commentRangeEnd w:id="13"/>
-      <w:r>
-        <w:rPr>
-          <w:rStyle w:val="CommentReference"/>
-          <w:sz w:val="24"/>
-          <w:szCs w:val="24"/>
-          <w:lang w:val="en-US"/>
-        </w:rPr>
-        <w:commentReference w:id="13"/>
-      </w:r>
-    </w:p>
-    <w:p>
-      <w:pPr>
-        <w:rPr>
-          <w:lang w:val="en-US"/>
-        </w:rPr>
         <w:sectPr>
-          <w:footerReference w:type="default" r:id="rId12"/>
-          <w:footerReference w:type="first" r:id="rId13"/>
+          <w:footerReference w:type="default" r:id="rId11"/>
+          <w:footerReference w:type="first" r:id="rId12"/>
           <w:type w:val="oddPage"/>
           <w:pgSz w:w="11907" w:h="16840" w:code="9"/>
           <w:pgMar w:top="1418" w:right="1418" w:bottom="1418" w:left="2268" w:header="709" w:footer="709" w:gutter="0"/>
@@ -3646,7 +3550,7 @@
           </mc:Choice>
           <mc:Fallback>
             <w:pict>
-              <v:shape w14:anchorId="51CBEE0D" id="Text Box 520" o:spid="_x0000_s1039" type="#_x0000_t202" style="position:absolute;margin-left:0;margin-top:141.75pt;width:411pt;height:89.6pt;z-index:251649536;visibility:visible;mso-wrap-style:square;mso-width-percent:0;mso-height-percent:0;mso-wrap-distance-left:9pt;mso-wrap-distance-top:0;mso-wrap-distance-right:9pt;mso-wrap-distance-bottom:0;mso-position-horizontal:center;mso-position-horizontal-relative:text;mso-position-vertical:absolute;mso-position-vertical-relative:page;mso-width-percent:0;mso-height-percent:0;mso-width-relative:margin;mso-height-relative:margin;v-text-anchor:top" o:gfxdata="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" o:allowoverlap="f" filled="f" stroked="f" strokecolor="white">
+              <v:shape w14:anchorId="51CBEE0D" id="Text Box 520" o:spid="_x0000_s1039" type="#_x0000_t202" style="position:absolute;margin-left:0;margin-top:141.75pt;width:411pt;height:89.6pt;z-index:251649536;visibility:visible;mso-wrap-style:square;mso-width-percent:0;mso-height-percent:0;mso-wrap-distance-left:9pt;mso-wrap-distance-top:0;mso-wrap-distance-right:9pt;mso-wrap-distance-bottom:0;mso-position-horizontal:center;mso-position-horizontal-relative:text;mso-position-vertical:absolute;mso-position-vertical-relative:page;mso-width-percent:0;mso-height-percent:0;mso-width-relative:margin;mso-height-relative:margin;v-text-anchor:top" o:gfxdata="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" o:allowoverlap="f" filled="f" stroked="f" strokecolor="white">
                 <v:textbox inset="0,0,0,0">
                   <w:txbxContent>
                     <w:p>
@@ -3697,7 +3601,7 @@
       <w:commentRangeEnd w:id="16"/>
       <w:r>
         <w:rPr>
-          <w:rStyle w:val="CommentReference"/>
+          <w:rStyle w:val="AklamaBavurusu"/>
           <w:sz w:val="24"/>
           <w:szCs w:val="24"/>
           <w:lang w:val="en-US"/>
@@ -3836,11 +3740,6 @@
                                 <w:b/>
                               </w:rPr>
                               <w:tab/>
-                            </w:r>
-                            <w:r>
-                              <w:rPr>
-                                <w:b/>
-                              </w:rPr>
                               <w:t>Doç. Dr. Mustafa Özgür CİNGİZ</w:t>
                             </w:r>
                             <w:r>
@@ -3854,11 +3753,6 @@
                                 <w:b/>
                               </w:rPr>
                               <w:tab/>
-                            </w:r>
-                            <w:r>
-                              <w:rPr>
-                                <w:b/>
-                              </w:rPr>
                               <w:t xml:space="preserve">     </w:t>
                             </w:r>
                             <w:r>
@@ -3904,7 +3798,7 @@
           </mc:Choice>
           <mc:Fallback>
             <w:pict>
-              <v:shape w14:anchorId="7B6AA24F" id="Metin Kutusu 2" o:spid="_x0000_s1040" type="#_x0000_t202" style="position:absolute;margin-left:0;margin-top:242.25pt;width:411pt;height:36.9pt;z-index:251635200;visibility:visible;mso-wrap-style:square;mso-width-percent:0;mso-height-percent:0;mso-wrap-distance-left:9pt;mso-wrap-distance-top:0;mso-wrap-distance-right:9pt;mso-wrap-distance-bottom:0;mso-position-horizontal:absolute;mso-position-horizontal-relative:text;mso-position-vertical:absolute;mso-position-vertical-relative:page;mso-width-percent:0;mso-height-percent:0;mso-width-relative:margin;mso-height-relative:margin;v-text-anchor:top" o:gfxdata="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" o:allowoverlap="f" filled="f" strokecolor="white">
+              <v:shape w14:anchorId="7B6AA24F" id="Metin Kutusu 2" o:spid="_x0000_s1040" type="#_x0000_t202" style="position:absolute;margin-left:0;margin-top:242.25pt;width:411pt;height:36.9pt;z-index:251635200;visibility:visible;mso-wrap-style:square;mso-width-percent:0;mso-height-percent:0;mso-wrap-distance-left:9pt;mso-wrap-distance-top:0;mso-wrap-distance-right:9pt;mso-wrap-distance-bottom:0;mso-position-horizontal:absolute;mso-position-horizontal-relative:text;mso-position-vertical:absolute;mso-position-vertical-relative:page;mso-width-percent:0;mso-height-percent:0;mso-width-relative:margin;mso-height-relative:margin;v-text-anchor:top" o:gfxdata="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" o:allowoverlap="f" filled="f" strokecolor="white">
                 <v:textbox inset="0,0,0,0">
                   <w:txbxContent>
                     <w:p>
@@ -3933,11 +3827,6 @@
                           <w:b/>
                         </w:rPr>
                         <w:tab/>
-                      </w:r>
-                      <w:r>
-                        <w:rPr>
-                          <w:b/>
-                        </w:rPr>
                         <w:t>Doç. Dr. Mustafa Özgür CİNGİZ</w:t>
                       </w:r>
                       <w:r>
@@ -3951,11 +3840,6 @@
                           <w:b/>
                         </w:rPr>
                         <w:tab/>
-                      </w:r>
-                      <w:r>
-                        <w:rPr>
-                          <w:b/>
-                        </w:rPr>
                         <w:t xml:space="preserve">     </w:t>
                       </w:r>
                       <w:r>
@@ -4043,7 +3927,7 @@
       <w:commentRangeEnd w:id="17"/>
       <w:r>
         <w:rPr>
-          <w:rStyle w:val="CommentReference"/>
+          <w:rStyle w:val="AklamaBavurusu"/>
           <w:sz w:val="24"/>
           <w:szCs w:val="24"/>
           <w:lang w:val="en-US"/>
@@ -4164,11 +4048,6 @@
                                 <w:b/>
                               </w:rPr>
                               <w:tab/>
-                            </w:r>
-                            <w:r>
-                              <w:rPr>
-                                <w:b/>
-                              </w:rPr>
                               <w:t xml:space="preserve">           </w:t>
                             </w:r>
                             <w:r>
@@ -4205,7 +4084,7 @@
           </mc:Choice>
           <mc:Fallback>
             <w:pict>
-              <v:shape w14:anchorId="7ADEC1F8" id="Text Box 516" o:spid="_x0000_s1041" type="#_x0000_t202" style="position:absolute;margin-left:0;margin-top:412.35pt;width:411pt;height:31.65pt;z-index:251641344;visibility:visible;mso-wrap-style:square;mso-width-percent:0;mso-height-percent:0;mso-wrap-distance-left:9pt;mso-wrap-distance-top:0;mso-wrap-distance-right:9pt;mso-wrap-distance-bottom:0;mso-position-horizontal:absolute;mso-position-horizontal-relative:text;mso-position-vertical:absolute;mso-position-vertical-relative:page;mso-width-percent:0;mso-height-percent:0;mso-width-relative:margin;mso-height-relative:margin;v-text-anchor:top" o:gfxdata="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" o:allowoverlap="f" filled="f" strokecolor="white">
+              <v:shape w14:anchorId="7ADEC1F8" id="Text Box 516" o:spid="_x0000_s1041" type="#_x0000_t202" style="position:absolute;margin-left:0;margin-top:412.35pt;width:411pt;height:31.65pt;z-index:251641344;visibility:visible;mso-wrap-style:square;mso-width-percent:0;mso-height-percent:0;mso-wrap-distance-left:9pt;mso-wrap-distance-top:0;mso-wrap-distance-right:9pt;mso-wrap-distance-bottom:0;mso-position-horizontal:absolute;mso-position-horizontal-relative:text;mso-position-vertical:absolute;mso-position-vertical-relative:page;mso-width-percent:0;mso-height-percent:0;mso-width-relative:margin;mso-height-relative:margin;v-text-anchor:top" o:gfxdata="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" o:allowoverlap="f" filled="f" strokecolor="white">
                 <v:textbox inset="0,0,0,0">
                   <w:txbxContent>
                     <w:p>
@@ -4244,11 +4123,6 @@
                           <w:b/>
                         </w:rPr>
                         <w:tab/>
-                      </w:r>
-                      <w:r>
-                        <w:rPr>
-                          <w:b/>
-                        </w:rPr>
                         <w:t xml:space="preserve">           </w:t>
                       </w:r>
                       <w:r>
@@ -4341,31 +4215,7 @@
                               <w:rPr>
                                 <w:b/>
                               </w:rPr>
-                              <w:t>BM</w:t>
-                            </w:r>
-                            <w:r>
-                              <w:rPr>
-                                <w:b/>
-                              </w:rPr>
-                              <w:t xml:space="preserve"> Bölüm Başkanı</w:t>
-                            </w:r>
-                            <w:r>
-                              <w:rPr>
-                                <w:b/>
-                              </w:rPr>
-                              <w:t xml:space="preserve"> : Prof</w:t>
-                            </w:r>
-                            <w:r>
-                              <w:rPr>
-                                <w:b/>
-                              </w:rPr>
-                              <w:t xml:space="preserve">. Dr. </w:t>
-                            </w:r>
-                            <w:r>
-                              <w:rPr>
-                                <w:b/>
-                              </w:rPr>
-                              <w:t>Haydar ÖZKAN</w:t>
+                              <w:t>BM Bölüm Başkanı : Prof. Dr. Haydar ÖZKAN</w:t>
                             </w:r>
                             <w:r>
                               <w:rPr>
@@ -4398,12 +4248,7 @@
                             </w:pPr>
                             <w:r>
                               <w:tab/>
-                            </w:r>
-                            <w:r>
-                              <w:t xml:space="preserve">    </w:t>
-                            </w:r>
-                            <w:r>
-                              <w:t>Bursa</w:t>
+                              <w:t xml:space="preserve">    Bursa</w:t>
                             </w:r>
                             <w:r>
                               <w:t xml:space="preserve"> Teknik Üniversitesi</w:t>
@@ -4445,7 +4290,7 @@
           </mc:Choice>
           <mc:Fallback>
             <w:pict>
-              <v:shape w14:anchorId="27D8FC17" id="_x0000_s1042" type="#_x0000_t202" style="position:absolute;margin-left:-.15pt;margin-top:677.25pt;width:411pt;height:49.5pt;z-index:251833344;visibility:visible;mso-wrap-style:square;mso-width-percent:0;mso-height-percent:0;mso-wrap-distance-left:9pt;mso-wrap-distance-top:0;mso-wrap-distance-right:9pt;mso-wrap-distance-bottom:0;mso-position-horizontal:absolute;mso-position-horizontal-relative:text;mso-position-vertical:absolute;mso-position-vertical-relative:page;mso-width-percent:0;mso-height-percent:0;mso-width-relative:margin;mso-height-relative:margin;v-text-anchor:top" o:gfxdata="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" o:allowoverlap="f" filled="f" strokecolor="white">
+              <v:shape w14:anchorId="27D8FC17" id="_x0000_s1042" type="#_x0000_t202" style="position:absolute;margin-left:-.15pt;margin-top:677.25pt;width:411pt;height:49.5pt;z-index:251833344;visibility:visible;mso-wrap-style:square;mso-width-percent:0;mso-height-percent:0;mso-wrap-distance-left:9pt;mso-wrap-distance-top:0;mso-wrap-distance-right:9pt;mso-wrap-distance-bottom:0;mso-position-horizontal:absolute;mso-position-horizontal-relative:text;mso-position-vertical:absolute;mso-position-vertical-relative:page;mso-width-percent:0;mso-height-percent:0;mso-width-relative:margin;mso-height-relative:margin;v-text-anchor:top" o:gfxdata="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" o:allowoverlap="f" filled="f" strokecolor="white">
                 <v:textbox inset="0,0,0,0">
                   <w:txbxContent>
                     <w:p>
@@ -4458,31 +4303,7 @@
                         <w:rPr>
                           <w:b/>
                         </w:rPr>
-                        <w:t>BM</w:t>
-                      </w:r>
-                      <w:r>
-                        <w:rPr>
-                          <w:b/>
-                        </w:rPr>
-                        <w:t xml:space="preserve"> Bölüm Başkanı</w:t>
-                      </w:r>
-                      <w:r>
-                        <w:rPr>
-                          <w:b/>
-                        </w:rPr>
-                        <w:t xml:space="preserve"> : Prof</w:t>
-                      </w:r>
-                      <w:r>
-                        <w:rPr>
-                          <w:b/>
-                        </w:rPr>
-                        <w:t xml:space="preserve">. Dr. </w:t>
-                      </w:r>
-                      <w:r>
-                        <w:rPr>
-                          <w:b/>
-                        </w:rPr>
-                        <w:t>Haydar ÖZKAN</w:t>
+                        <w:t>BM Bölüm Başkanı : Prof. Dr. Haydar ÖZKAN</w:t>
                       </w:r>
                       <w:r>
                         <w:rPr>
@@ -4515,12 +4336,7 @@
                       </w:pPr>
                       <w:r>
                         <w:tab/>
-                      </w:r>
-                      <w:r>
-                        <w:t xml:space="preserve">    </w:t>
-                      </w:r>
-                      <w:r>
-                        <w:t>Bursa</w:t>
+                        <w:t xml:space="preserve">    Bursa</w:t>
                       </w:r>
                       <w:r>
                         <w:t xml:space="preserve"> Teknik Üniversitesi</w:t>
@@ -4629,10 +4445,7 @@
                               <w:t xml:space="preserve"> </w:t>
                             </w:r>
                             <w:r>
-                              <w:t>Haziran</w:t>
-                            </w:r>
-                            <w:r>
-                              <w:t xml:space="preserve"> 2026</w:t>
+                              <w:t>Haziran 2026</w:t>
                             </w:r>
                           </w:p>
                         </w:txbxContent>
@@ -4654,7 +4467,7 @@
           </mc:Choice>
           <mc:Fallback>
             <w:pict>
-              <v:shape w14:anchorId="56A5010E" id="Text Box 730" o:spid="_x0000_s1043" type="#_x0000_t202" style="position:absolute;margin-left:0;margin-top:632.25pt;width:248.05pt;height:29.25pt;z-index:251835392;visibility:visible;mso-wrap-style:square;mso-width-percent:0;mso-height-percent:0;mso-wrap-distance-left:9pt;mso-wrap-distance-top:0;mso-wrap-distance-right:9pt;mso-wrap-distance-bottom:0;mso-position-horizontal:absolute;mso-position-horizontal-relative:margin;mso-position-vertical:absolute;mso-position-vertical-relative:page;mso-width-percent:0;mso-height-percent:0;mso-width-relative:margin;mso-height-relative:margin;v-text-anchor:top" o:gfxdata="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" filled="f" stroked="f">
+              <v:shape w14:anchorId="56A5010E" id="Text Box 730" o:spid="_x0000_s1043" type="#_x0000_t202" style="position:absolute;margin-left:0;margin-top:632.25pt;width:248.05pt;height:29.25pt;z-index:251835392;visibility:visible;mso-wrap-style:square;mso-width-percent:0;mso-height-percent:0;mso-wrap-distance-left:9pt;mso-wrap-distance-top:0;mso-wrap-distance-right:9pt;mso-wrap-distance-bottom:0;mso-position-horizontal:absolute;mso-position-horizontal-relative:margin;mso-position-vertical:absolute;mso-position-vertical-relative:page;mso-width-percent:0;mso-height-percent:0;mso-width-relative:margin;mso-height-relative:margin;v-text-anchor:top" o:gfxdata="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" filled="f" stroked="f">
                 <v:textbox inset="0,0,0,0">
                   <w:txbxContent>
                     <w:p>
@@ -4676,10 +4489,7 @@
                         <w:t xml:space="preserve"> </w:t>
                       </w:r>
                       <w:r>
-                        <w:t>Haziran</w:t>
-                      </w:r>
-                      <w:r>
-                        <w:t xml:space="preserve"> 2026</w:t>
+                        <w:t>Haziran 2026</w:t>
                       </w:r>
                     </w:p>
                   </w:txbxContent>
@@ -4783,24 +4593,13 @@
                                 <w:b/>
                               </w:rPr>
                               <w:tab/>
-                            </w:r>
-                            <w:r>
-                              <w:rPr>
-                                <w:b/>
-                              </w:rPr>
                               <w:t xml:space="preserve">Dr. Öğr. Üyesi </w:t>
                             </w:r>
                             <w:r>
                               <w:rPr>
                                 <w:b/>
                               </w:rPr>
-                              <w:t xml:space="preserve"> </w:t>
-                            </w:r>
-                            <w:r>
-                              <w:rPr>
-                                <w:b/>
-                              </w:rPr>
-                              <w:t xml:space="preserve">Adı </w:t>
+                              <w:t xml:space="preserve"> Adı </w:t>
                             </w:r>
                             <w:r>
                               <w:rPr>
@@ -4854,7 +4653,7 @@
           </mc:Choice>
           <mc:Fallback>
             <w:pict>
-              <v:shape w14:anchorId="0D8909E5" id="Text Box 515" o:spid="_x0000_s1044" type="#_x0000_t202" style="position:absolute;margin-left:0;margin-top:355.65pt;width:411pt;height:26.6pt;z-index:251639296;visibility:visible;mso-wrap-style:square;mso-width-percent:0;mso-height-percent:0;mso-wrap-distance-left:9pt;mso-wrap-distance-top:0;mso-wrap-distance-right:9pt;mso-wrap-distance-bottom:0;mso-position-horizontal:absolute;mso-position-horizontal-relative:text;mso-position-vertical:absolute;mso-position-vertical-relative:page;mso-width-percent:0;mso-height-percent:0;mso-width-relative:margin;mso-height-relative:margin;v-text-anchor:top" o:gfxdata="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" o:allowoverlap="f" filled="f" strokecolor="white">
+              <v:shape w14:anchorId="0D8909E5" id="Text Box 515" o:spid="_x0000_s1044" type="#_x0000_t202" style="position:absolute;margin-left:0;margin-top:355.65pt;width:411pt;height:26.6pt;z-index:251639296;visibility:visible;mso-wrap-style:square;mso-width-percent:0;mso-height-percent:0;mso-wrap-distance-left:9pt;mso-wrap-distance-top:0;mso-wrap-distance-right:9pt;mso-wrap-distance-bottom:0;mso-position-horizontal:absolute;mso-position-horizontal-relative:text;mso-position-vertical:absolute;mso-position-vertical-relative:page;mso-width-percent:0;mso-height-percent:0;mso-width-relative:margin;mso-height-relative:margin;v-text-anchor:top" o:gfxdata="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" o:allowoverlap="f" filled="f" strokecolor="white">
                 <v:textbox inset="0,0,0,0">
                   <w:txbxContent>
                     <w:p>
@@ -4893,24 +4692,13 @@
                           <w:b/>
                         </w:rPr>
                         <w:tab/>
-                      </w:r>
-                      <w:r>
-                        <w:rPr>
-                          <w:b/>
-                        </w:rPr>
                         <w:t xml:space="preserve">Dr. Öğr. Üyesi </w:t>
                       </w:r>
                       <w:r>
                         <w:rPr>
                           <w:b/>
                         </w:rPr>
-                        <w:t xml:space="preserve"> </w:t>
-                      </w:r>
-                      <w:r>
-                        <w:rPr>
-                          <w:b/>
-                        </w:rPr>
-                        <w:t xml:space="preserve">Adı </w:t>
+                        <w:t xml:space="preserve"> Adı </w:t>
                       </w:r>
                       <w:r>
                         <w:rPr>
@@ -5035,7 +4823,7 @@
       </w:pPr>
       <w:r>
         <w:rPr>
-          <w:rStyle w:val="CommentReference"/>
+          <w:rStyle w:val="AklamaBavurusu"/>
           <w:sz w:val="24"/>
           <w:szCs w:val="24"/>
           <w:lang w:val="en-US"/>
@@ -5185,42 +4973,49 @@
         <w:tab/>
       </w:r>
       <w:commentRangeStart w:id="21"/>
+      <w:commentRangeEnd w:id="19"/>
+      <w:r>
+        <w:rPr>
+          <w:rStyle w:val="AklamaBavurusu"/>
+          <w:sz w:val="24"/>
+          <w:szCs w:val="24"/>
+          <w:lang w:val="en-US"/>
+        </w:rPr>
+        <w:commentReference w:id="19"/>
+      </w:r>
       <w:commentRangeEnd w:id="20"/>
       <w:r>
         <w:rPr>
-          <w:rStyle w:val="CommentReference"/>
+          <w:rStyle w:val="AklamaBavurusu"/>
           <w:sz w:val="24"/>
           <w:szCs w:val="24"/>
           <w:lang w:val="en-US"/>
         </w:rPr>
         <w:commentReference w:id="20"/>
       </w:r>
-      <w:commentRangeEnd w:id="19"/>
-      <w:r>
-        <w:rPr>
-          <w:rStyle w:val="CommentReference"/>
+      <w:commentRangeEnd w:id="21"/>
+      <w:r>
+        <w:rPr>
+          <w:rStyle w:val="AklamaBavurusu"/>
           <w:sz w:val="24"/>
           <w:szCs w:val="24"/>
           <w:lang w:val="en-US"/>
         </w:rPr>
-        <w:commentReference w:id="19"/>
-      </w:r>
-      <w:commentRangeEnd w:id="21"/>
-      <w:r>
-        <w:rPr>
-          <w:rStyle w:val="CommentReference"/>
-          <w:sz w:val="24"/>
-          <w:szCs w:val="24"/>
+        <w:commentReference w:id="21"/>
+      </w:r>
+      <w:r>
+        <w:rPr>
           <w:lang w:val="en-US"/>
         </w:rPr>
-        <w:commentReference w:id="21"/>
-      </w:r>
-      <w:r>
+        <w:tab/>
+      </w:r>
+    </w:p>
+    <w:p>
+      <w:pPr>
         <w:rPr>
           <w:lang w:val="en-US"/>
         </w:rPr>
-        <w:tab/>
-      </w:r>
+      </w:pPr>
     </w:p>
     <w:p>
       <w:pPr>
@@ -5269,15 +5064,8 @@
         <w:rPr>
           <w:lang w:val="en-US"/>
         </w:rPr>
-      </w:pPr>
-    </w:p>
-    <w:p>
-      <w:pPr>
-        <w:rPr>
-          <w:lang w:val="en-US"/>
-        </w:rPr>
         <w:sectPr>
-          <w:footerReference w:type="default" r:id="rId14"/>
+          <w:footerReference w:type="default" r:id="rId13"/>
           <w:pgSz w:w="11906" w:h="16838"/>
           <w:pgMar w:top="1418" w:right="1418" w:bottom="1418" w:left="2268" w:header="709" w:footer="709" w:gutter="0"/>
           <w:pgNumType w:fmt="lowerRoman" w:start="2"/>
@@ -5607,7 +5395,7 @@
       <w:commentRangeEnd w:id="22"/>
       <w:r>
         <w:rPr>
-          <w:rStyle w:val="CommentReference"/>
+          <w:rStyle w:val="AklamaBavurusu"/>
           <w:noProof w:val="0"/>
           <w:sz w:val="24"/>
           <w:szCs w:val="24"/>
@@ -5722,7 +5510,7 @@
     </w:p>
     <w:p>
       <w:pPr>
-        <w:pStyle w:val="Heading1"/>
+        <w:pStyle w:val="Balk1"/>
         <w:numPr>
           <w:ilvl w:val="0"/>
           <w:numId w:val="0"/>
@@ -5782,7 +5570,7 @@
       <w:commentRangeEnd w:id="24"/>
       <w:r>
         <w:rPr>
-          <w:rStyle w:val="CommentReference"/>
+          <w:rStyle w:val="AklamaBavurusu"/>
           <w:sz w:val="24"/>
           <w:szCs w:val="24"/>
         </w:rPr>
@@ -5999,7 +5787,7 @@
       </w:pPr>
       <w:r>
         <w:rPr>
-          <w:rStyle w:val="CommentReference"/>
+          <w:rStyle w:val="AklamaBavurusu"/>
           <w:sz w:val="24"/>
           <w:szCs w:val="24"/>
           <w:lang w:val="en-US"/>
@@ -6029,7 +5817,7 @@
     </w:p>
     <w:p>
       <w:pPr>
-        <w:pStyle w:val="Heading1"/>
+        <w:pStyle w:val="Balk1"/>
         <w:numPr>
           <w:ilvl w:val="0"/>
           <w:numId w:val="0"/>
@@ -6045,7 +5833,7 @@
       <w:commentRangeEnd w:id="27"/>
       <w:r>
         <w:rPr>
-          <w:rStyle w:val="CommentReference"/>
+          <w:rStyle w:val="AklamaBavurusu"/>
           <w:sz w:val="24"/>
           <w:szCs w:val="24"/>
         </w:rPr>
@@ -6077,7 +5865,7 @@
       <w:commentRangeEnd w:id="28"/>
       <w:r>
         <w:rPr>
-          <w:rStyle w:val="CommentReference"/>
+          <w:rStyle w:val="AklamaBavurusu"/>
           <w:b/>
           <w:sz w:val="24"/>
           <w:szCs w:val="24"/>
@@ -6089,7 +5877,7 @@
     </w:p>
     <w:p>
       <w:pPr>
-        <w:pStyle w:val="TOC1"/>
+        <w:pStyle w:val="T1"/>
         <w:rPr>
           <w:rFonts w:asciiTheme="minorHAnsi" w:eastAsiaTheme="minorEastAsia" w:hAnsiTheme="minorHAnsi" w:cstheme="minorBidi"/>
           <w:b w:val="0"/>
@@ -6116,7 +5904,7 @@
       <w:hyperlink w:anchor="_Toc232684015" w:history="1">
         <w:r>
           <w:rPr>
-            <w:rStyle w:val="Hyperlink"/>
+            <w:rStyle w:val="Kpr"/>
           </w:rPr>
           <w:t>ÖNSÖZ</w:t>
         </w:r>
@@ -6171,7 +5959,7 @@
     </w:p>
     <w:p>
       <w:pPr>
-        <w:pStyle w:val="TOC1"/>
+        <w:pStyle w:val="T1"/>
         <w:rPr>
           <w:rFonts w:asciiTheme="minorHAnsi" w:eastAsiaTheme="minorEastAsia" w:hAnsiTheme="minorHAnsi" w:cstheme="minorBidi"/>
           <w:b w:val="0"/>
@@ -6183,7 +5971,7 @@
       <w:hyperlink w:anchor="_Toc232684016" w:history="1">
         <w:r>
           <w:rPr>
-            <w:rStyle w:val="Hyperlink"/>
+            <w:rStyle w:val="Kpr"/>
           </w:rPr>
           <w:t>İÇİNDEKİLER</w:t>
         </w:r>
@@ -6232,7 +6020,7 @@
     </w:p>
     <w:p>
       <w:pPr>
-        <w:pStyle w:val="TOC1"/>
+        <w:pStyle w:val="T1"/>
         <w:rPr>
           <w:rFonts w:asciiTheme="minorHAnsi" w:eastAsiaTheme="minorEastAsia" w:hAnsiTheme="minorHAnsi" w:cstheme="minorBidi"/>
           <w:b w:val="0"/>
@@ -6244,7 +6032,7 @@
       <w:hyperlink w:anchor="_Toc232684017" w:history="1">
         <w:r>
           <w:rPr>
-            <w:rStyle w:val="Hyperlink"/>
+            <w:rStyle w:val="Kpr"/>
           </w:rPr>
           <w:t>KISALTMALAR</w:t>
         </w:r>
@@ -6293,7 +6081,7 @@
     </w:p>
     <w:p>
       <w:pPr>
-        <w:pStyle w:val="TOC1"/>
+        <w:pStyle w:val="T1"/>
         <w:rPr>
           <w:rFonts w:asciiTheme="minorHAnsi" w:eastAsiaTheme="minorEastAsia" w:hAnsiTheme="minorHAnsi" w:cstheme="minorBidi"/>
           <w:b w:val="0"/>
@@ -6305,7 +6093,7 @@
       <w:hyperlink w:anchor="_Toc232684018" w:history="1">
         <w:r>
           <w:rPr>
-            <w:rStyle w:val="Hyperlink"/>
+            <w:rStyle w:val="Kpr"/>
           </w:rPr>
           <w:t>SEMBOLLER</w:t>
         </w:r>
@@ -6354,7 +6142,7 @@
     </w:p>
     <w:p>
       <w:pPr>
-        <w:pStyle w:val="TOC1"/>
+        <w:pStyle w:val="T1"/>
         <w:rPr>
           <w:rFonts w:asciiTheme="minorHAnsi" w:eastAsiaTheme="minorEastAsia" w:hAnsiTheme="minorHAnsi" w:cstheme="minorBidi"/>
           <w:b w:val="0"/>
@@ -6366,7 +6154,7 @@
       <w:hyperlink w:anchor="_Toc232684019" w:history="1">
         <w:r>
           <w:rPr>
-            <w:rStyle w:val="Hyperlink"/>
+            <w:rStyle w:val="Kpr"/>
           </w:rPr>
           <w:t>ÇİZELGE LİSTESİ</w:t>
         </w:r>
@@ -6415,7 +6203,7 @@
     </w:p>
     <w:p>
       <w:pPr>
-        <w:pStyle w:val="TOC1"/>
+        <w:pStyle w:val="T1"/>
         <w:rPr>
           <w:rFonts w:asciiTheme="minorHAnsi" w:eastAsiaTheme="minorEastAsia" w:hAnsiTheme="minorHAnsi" w:cstheme="minorBidi"/>
           <w:b w:val="0"/>
@@ -6427,7 +6215,7 @@
       <w:hyperlink w:anchor="_Toc232684020" w:history="1">
         <w:r>
           <w:rPr>
-            <w:rStyle w:val="Hyperlink"/>
+            <w:rStyle w:val="Kpr"/>
           </w:rPr>
           <w:t>ŞEKİL LİSTESİ</w:t>
         </w:r>
@@ -6476,7 +6264,7 @@
     </w:p>
     <w:p>
       <w:pPr>
-        <w:pStyle w:val="TOC1"/>
+        <w:pStyle w:val="T1"/>
         <w:rPr>
           <w:rFonts w:asciiTheme="minorHAnsi" w:eastAsiaTheme="minorEastAsia" w:hAnsiTheme="minorHAnsi" w:cstheme="minorBidi"/>
           <w:b w:val="0"/>
@@ -6488,7 +6276,7 @@
       <w:hyperlink w:anchor="_Toc232684021" w:history="1">
         <w:r>
           <w:rPr>
-            <w:rStyle w:val="Hyperlink"/>
+            <w:rStyle w:val="Kpr"/>
           </w:rPr>
           <w:t>ÖZET</w:t>
         </w:r>
@@ -6543,7 +6331,7 @@
     </w:p>
     <w:p>
       <w:pPr>
-        <w:pStyle w:val="TOC1"/>
+        <w:pStyle w:val="T1"/>
         <w:rPr>
           <w:rFonts w:asciiTheme="minorHAnsi" w:eastAsiaTheme="minorEastAsia" w:hAnsiTheme="minorHAnsi" w:cstheme="minorBidi"/>
           <w:b w:val="0"/>
@@ -6555,7 +6343,7 @@
       <w:hyperlink w:anchor="_Toc232684022" w:history="1">
         <w:r>
           <w:rPr>
-            <w:rStyle w:val="Hyperlink"/>
+            <w:rStyle w:val="Kpr"/>
           </w:rPr>
           <w:t>SUMMARY</w:t>
         </w:r>
@@ -6604,7 +6392,7 @@
     </w:p>
     <w:p>
       <w:pPr>
-        <w:pStyle w:val="TOC1"/>
+        <w:pStyle w:val="T1"/>
         <w:rPr>
           <w:rFonts w:asciiTheme="minorHAnsi" w:eastAsiaTheme="minorEastAsia" w:hAnsiTheme="minorHAnsi" w:cstheme="minorBidi"/>
           <w:b w:val="0"/>
@@ -6616,7 +6404,7 @@
       <w:hyperlink w:anchor="_Toc232684023" w:history="1">
         <w:r>
           <w:rPr>
-            <w:rStyle w:val="Hyperlink"/>
+            <w:rStyle w:val="Kpr"/>
           </w:rPr>
           <w:t>1. GİRİŞ</w:t>
         </w:r>
@@ -6671,7 +6459,7 @@
     </w:p>
     <w:p>
       <w:pPr>
-        <w:pStyle w:val="TOC2"/>
+        <w:pStyle w:val="T2"/>
         <w:rPr>
           <w:rFonts w:asciiTheme="minorHAnsi" w:eastAsiaTheme="minorEastAsia" w:hAnsiTheme="minorHAnsi" w:cstheme="minorBidi"/>
           <w:noProof/>
@@ -6683,7 +6471,7 @@
       <w:hyperlink w:anchor="_Toc232684024" w:history="1">
         <w:r>
           <w:rPr>
-            <w:rStyle w:val="Hyperlink"/>
+            <w:rStyle w:val="Kpr"/>
             <w:noProof/>
           </w:rPr>
           <w:t>1.1 Tezin Amacı</w:t>
@@ -6740,7 +6528,7 @@
     </w:p>
     <w:p>
       <w:pPr>
-        <w:pStyle w:val="TOC3"/>
+        <w:pStyle w:val="T3"/>
         <w:rPr>
           <w:rFonts w:asciiTheme="minorHAnsi" w:eastAsiaTheme="minorEastAsia" w:hAnsiTheme="minorHAnsi" w:cstheme="minorBidi"/>
           <w:noProof/>
@@ -6752,7 +6540,7 @@
       <w:hyperlink w:anchor="_Toc232684025" w:history="1">
         <w:r>
           <w:rPr>
-            <w:rStyle w:val="Hyperlink"/>
+            <w:rStyle w:val="Kpr"/>
             <w:noProof/>
           </w:rPr>
           <w:t>1.1.1 Çözülmek istenen problem</w:t>
@@ -6809,7 +6597,7 @@
     </w:p>
     <w:p>
       <w:pPr>
-        <w:pStyle w:val="TOC3"/>
+        <w:pStyle w:val="T3"/>
         <w:rPr>
           <w:rFonts w:asciiTheme="minorHAnsi" w:eastAsiaTheme="minorEastAsia" w:hAnsiTheme="minorHAnsi" w:cstheme="minorBidi"/>
           <w:noProof/>
@@ -6821,7 +6609,7 @@
       <w:hyperlink w:anchor="_Toc232684026" w:history="1">
         <w:r>
           <w:rPr>
-            <w:rStyle w:val="Hyperlink"/>
+            <w:rStyle w:val="Kpr"/>
             <w:noProof/>
           </w:rPr>
           <w:t>1.1.2 Ölçülebilir hedefler</w:t>
@@ -6878,7 +6666,7 @@
     </w:p>
     <w:p>
       <w:pPr>
-        <w:pStyle w:val="TOC2"/>
+        <w:pStyle w:val="T2"/>
         <w:rPr>
           <w:rFonts w:asciiTheme="minorHAnsi" w:eastAsiaTheme="minorEastAsia" w:hAnsiTheme="minorHAnsi" w:cstheme="minorBidi"/>
           <w:noProof/>
@@ -6890,7 +6678,7 @@
       <w:hyperlink w:anchor="_Toc232684027" w:history="1">
         <w:r>
           <w:rPr>
-            <w:rStyle w:val="Hyperlink"/>
+            <w:rStyle w:val="Kpr"/>
             <w:noProof/>
             <w:lang w:val="en-US"/>
           </w:rPr>
@@ -6948,7 +6736,7 @@
     </w:p>
     <w:p>
       <w:pPr>
-        <w:pStyle w:val="TOC2"/>
+        <w:pStyle w:val="T2"/>
         <w:rPr>
           <w:rFonts w:asciiTheme="minorHAnsi" w:eastAsiaTheme="minorEastAsia" w:hAnsiTheme="minorHAnsi" w:cstheme="minorBidi"/>
           <w:noProof/>
@@ -6960,7 +6748,7 @@
       <w:hyperlink w:anchor="_Toc232684028" w:history="1">
         <w:r>
           <w:rPr>
-            <w:rStyle w:val="Hyperlink"/>
+            <w:rStyle w:val="Kpr"/>
             <w:noProof/>
             <w:lang w:val="en-US"/>
           </w:rPr>
@@ -7018,7 +6806,7 @@
     </w:p>
     <w:p>
       <w:pPr>
-        <w:pStyle w:val="TOC1"/>
+        <w:pStyle w:val="T1"/>
         <w:rPr>
           <w:rFonts w:asciiTheme="minorHAnsi" w:eastAsiaTheme="minorEastAsia" w:hAnsiTheme="minorHAnsi" w:cstheme="minorBidi"/>
           <w:b w:val="0"/>
@@ -7030,7 +6818,7 @@
       <w:hyperlink w:anchor="_Toc232684029" w:history="1">
         <w:r>
           <w:rPr>
-            <w:rStyle w:val="Hyperlink"/>
+            <w:rStyle w:val="Kpr"/>
           </w:rPr>
           <w:t>2. KURAMSAL TEMELLER VE İLGİLİ ÇALIŞMALAR</w:t>
         </w:r>
@@ -7079,7 +6867,7 @@
     </w:p>
     <w:p>
       <w:pPr>
-        <w:pStyle w:val="TOC2"/>
+        <w:pStyle w:val="T2"/>
         <w:rPr>
           <w:rFonts w:asciiTheme="minorHAnsi" w:eastAsiaTheme="minorEastAsia" w:hAnsiTheme="minorHAnsi" w:cstheme="minorBidi"/>
           <w:noProof/>
@@ -7091,7 +6879,7 @@
       <w:hyperlink w:anchor="_Toc232684030" w:history="1">
         <w:r>
           <w:rPr>
-            <w:rStyle w:val="Hyperlink"/>
+            <w:rStyle w:val="Kpr"/>
             <w:noProof/>
             <w:lang w:val="en-US"/>
           </w:rPr>
@@ -7149,7 +6937,7 @@
     </w:p>
     <w:p>
       <w:pPr>
-        <w:pStyle w:val="TOC2"/>
+        <w:pStyle w:val="T2"/>
         <w:rPr>
           <w:rFonts w:asciiTheme="minorHAnsi" w:eastAsiaTheme="minorEastAsia" w:hAnsiTheme="minorHAnsi" w:cstheme="minorBidi"/>
           <w:noProof/>
@@ -7161,7 +6949,7 @@
       <w:hyperlink w:anchor="_Toc232684031" w:history="1">
         <w:r>
           <w:rPr>
-            <w:rStyle w:val="Hyperlink"/>
+            <w:rStyle w:val="Kpr"/>
             <w:noProof/>
             <w:lang w:val="en-US"/>
           </w:rPr>
@@ -7219,7 +7007,7 @@
     </w:p>
     <w:p>
       <w:pPr>
-        <w:pStyle w:val="TOC2"/>
+        <w:pStyle w:val="T2"/>
         <w:rPr>
           <w:rFonts w:asciiTheme="minorHAnsi" w:eastAsiaTheme="minorEastAsia" w:hAnsiTheme="minorHAnsi" w:cstheme="minorBidi"/>
           <w:noProof/>
@@ -7231,7 +7019,7 @@
       <w:hyperlink w:anchor="_Toc232684032" w:history="1">
         <w:r>
           <w:rPr>
-            <w:rStyle w:val="Hyperlink"/>
+            <w:rStyle w:val="Kpr"/>
             <w:noProof/>
             <w:lang w:val="en-US"/>
           </w:rPr>
@@ -7289,7 +7077,7 @@
     </w:p>
     <w:p>
       <w:pPr>
-        <w:pStyle w:val="TOC2"/>
+        <w:pStyle w:val="T2"/>
         <w:rPr>
           <w:rFonts w:asciiTheme="minorHAnsi" w:eastAsiaTheme="minorEastAsia" w:hAnsiTheme="minorHAnsi" w:cstheme="minorBidi"/>
           <w:noProof/>
@@ -7301,7 +7089,7 @@
       <w:hyperlink w:anchor="_Toc232684033" w:history="1">
         <w:r>
           <w:rPr>
-            <w:rStyle w:val="Hyperlink"/>
+            <w:rStyle w:val="Kpr"/>
             <w:noProof/>
             <w:lang w:val="en-US"/>
           </w:rPr>
@@ -7359,7 +7147,7 @@
     </w:p>
     <w:p>
       <w:pPr>
-        <w:pStyle w:val="TOC2"/>
+        <w:pStyle w:val="T2"/>
         <w:rPr>
           <w:rFonts w:asciiTheme="minorHAnsi" w:eastAsiaTheme="minorEastAsia" w:hAnsiTheme="minorHAnsi" w:cstheme="minorBidi"/>
           <w:noProof/>
@@ -7371,7 +7159,7 @@
       <w:hyperlink w:anchor="_Toc232684034" w:history="1">
         <w:r>
           <w:rPr>
-            <w:rStyle w:val="Hyperlink"/>
+            <w:rStyle w:val="Kpr"/>
             <w:noProof/>
             <w:lang w:val="en-US"/>
           </w:rPr>
@@ -7429,7 +7217,7 @@
     </w:p>
     <w:p>
       <w:pPr>
-        <w:pStyle w:val="TOC1"/>
+        <w:pStyle w:val="T1"/>
         <w:rPr>
           <w:rFonts w:asciiTheme="minorHAnsi" w:eastAsiaTheme="minorEastAsia" w:hAnsiTheme="minorHAnsi" w:cstheme="minorBidi"/>
           <w:b w:val="0"/>
@@ -7441,7 +7229,7 @@
       <w:hyperlink w:anchor="_Toc232684035" w:history="1">
         <w:r>
           <w:rPr>
-            <w:rStyle w:val="Hyperlink"/>
+            <w:rStyle w:val="Kpr"/>
           </w:rPr>
           <w:t>3. SİSTEM MİMARİSİ VE YÖNTEM</w:t>
         </w:r>
@@ -7490,7 +7278,7 @@
     </w:p>
     <w:p>
       <w:pPr>
-        <w:pStyle w:val="TOC2"/>
+        <w:pStyle w:val="T2"/>
         <w:rPr>
           <w:rFonts w:asciiTheme="minorHAnsi" w:eastAsiaTheme="minorEastAsia" w:hAnsiTheme="minorHAnsi" w:cstheme="minorBidi"/>
           <w:noProof/>
@@ -7502,7 +7290,7 @@
       <w:hyperlink w:anchor="_Toc232684036" w:history="1">
         <w:r>
           <w:rPr>
-            <w:rStyle w:val="Hyperlink"/>
+            <w:rStyle w:val="Kpr"/>
             <w:noProof/>
             <w:lang w:val="en-US"/>
           </w:rPr>
@@ -7560,7 +7348,7 @@
     </w:p>
     <w:p>
       <w:pPr>
-        <w:pStyle w:val="TOC2"/>
+        <w:pStyle w:val="T2"/>
         <w:rPr>
           <w:rFonts w:asciiTheme="minorHAnsi" w:eastAsiaTheme="minorEastAsia" w:hAnsiTheme="minorHAnsi" w:cstheme="minorBidi"/>
           <w:noProof/>
@@ -7572,7 +7360,7 @@
       <w:hyperlink w:anchor="_Toc232684037" w:history="1">
         <w:r>
           <w:rPr>
-            <w:rStyle w:val="Hyperlink"/>
+            <w:rStyle w:val="Kpr"/>
             <w:noProof/>
             <w:lang w:val="en-US"/>
           </w:rPr>
@@ -7630,7 +7418,7 @@
     </w:p>
     <w:p>
       <w:pPr>
-        <w:pStyle w:val="TOC2"/>
+        <w:pStyle w:val="T2"/>
         <w:rPr>
           <w:rFonts w:asciiTheme="minorHAnsi" w:eastAsiaTheme="minorEastAsia" w:hAnsiTheme="minorHAnsi" w:cstheme="minorBidi"/>
           <w:noProof/>
@@ -7642,7 +7430,7 @@
       <w:hyperlink w:anchor="_Toc232684038" w:history="1">
         <w:r>
           <w:rPr>
-            <w:rStyle w:val="Hyperlink"/>
+            <w:rStyle w:val="Kpr"/>
             <w:noProof/>
             <w:lang w:val="en-US"/>
           </w:rPr>
@@ -7700,7 +7488,7 @@
     </w:p>
     <w:p>
       <w:pPr>
-        <w:pStyle w:val="TOC2"/>
+        <w:pStyle w:val="T2"/>
         <w:rPr>
           <w:rFonts w:asciiTheme="minorHAnsi" w:eastAsiaTheme="minorEastAsia" w:hAnsiTheme="minorHAnsi" w:cstheme="minorBidi"/>
           <w:noProof/>
@@ -7712,7 +7500,7 @@
       <w:hyperlink w:anchor="_Toc232684039" w:history="1">
         <w:r>
           <w:rPr>
-            <w:rStyle w:val="Hyperlink"/>
+            <w:rStyle w:val="Kpr"/>
             <w:noProof/>
             <w:lang w:val="en-US"/>
           </w:rPr>
@@ -7770,7 +7558,7 @@
     </w:p>
     <w:p>
       <w:pPr>
-        <w:pStyle w:val="TOC2"/>
+        <w:pStyle w:val="T2"/>
         <w:rPr>
           <w:rFonts w:asciiTheme="minorHAnsi" w:eastAsiaTheme="minorEastAsia" w:hAnsiTheme="minorHAnsi" w:cstheme="minorBidi"/>
           <w:noProof/>
@@ -7782,7 +7570,7 @@
       <w:hyperlink w:anchor="_Toc232684040" w:history="1">
         <w:r>
           <w:rPr>
-            <w:rStyle w:val="Hyperlink"/>
+            <w:rStyle w:val="Kpr"/>
             <w:noProof/>
             <w:lang w:val="en-US"/>
           </w:rPr>
@@ -7840,7 +7628,7 @@
     </w:p>
     <w:p>
       <w:pPr>
-        <w:pStyle w:val="TOC2"/>
+        <w:pStyle w:val="T2"/>
         <w:rPr>
           <w:rFonts w:asciiTheme="minorHAnsi" w:eastAsiaTheme="minorEastAsia" w:hAnsiTheme="minorHAnsi" w:cstheme="minorBidi"/>
           <w:noProof/>
@@ -7852,7 +7640,7 @@
       <w:hyperlink w:anchor="_Toc232684041" w:history="1">
         <w:r>
           <w:rPr>
-            <w:rStyle w:val="Hyperlink"/>
+            <w:rStyle w:val="Kpr"/>
             <w:noProof/>
             <w:lang w:val="en-US"/>
           </w:rPr>
@@ -7910,7 +7698,7 @@
     </w:p>
     <w:p>
       <w:pPr>
-        <w:pStyle w:val="TOC2"/>
+        <w:pStyle w:val="T2"/>
         <w:rPr>
           <w:rFonts w:asciiTheme="minorHAnsi" w:eastAsiaTheme="minorEastAsia" w:hAnsiTheme="minorHAnsi" w:cstheme="minorBidi"/>
           <w:noProof/>
@@ -7922,7 +7710,7 @@
       <w:hyperlink w:anchor="_Toc232684042" w:history="1">
         <w:r>
           <w:rPr>
-            <w:rStyle w:val="Hyperlink"/>
+            <w:rStyle w:val="Kpr"/>
             <w:noProof/>
             <w:lang w:val="en-US"/>
           </w:rPr>
@@ -7980,7 +7768,7 @@
     </w:p>
     <w:p>
       <w:pPr>
-        <w:pStyle w:val="TOC2"/>
+        <w:pStyle w:val="T2"/>
         <w:rPr>
           <w:rFonts w:asciiTheme="minorHAnsi" w:eastAsiaTheme="minorEastAsia" w:hAnsiTheme="minorHAnsi" w:cstheme="minorBidi"/>
           <w:noProof/>
@@ -7992,7 +7780,7 @@
       <w:hyperlink w:anchor="_Toc232684043" w:history="1">
         <w:r>
           <w:rPr>
-            <w:rStyle w:val="Hyperlink"/>
+            <w:rStyle w:val="Kpr"/>
             <w:noProof/>
             <w:lang w:val="en-US"/>
           </w:rPr>
@@ -8050,7 +7838,7 @@
     </w:p>
     <w:p>
       <w:pPr>
-        <w:pStyle w:val="TOC1"/>
+        <w:pStyle w:val="T1"/>
         <w:rPr>
           <w:rFonts w:asciiTheme="minorHAnsi" w:eastAsiaTheme="minorEastAsia" w:hAnsiTheme="minorHAnsi" w:cstheme="minorBidi"/>
           <w:b w:val="0"/>
@@ -8062,7 +7850,7 @@
       <w:hyperlink w:anchor="_Toc232684044" w:history="1">
         <w:r>
           <w:rPr>
-            <w:rStyle w:val="Hyperlink"/>
+            <w:rStyle w:val="Kpr"/>
           </w:rPr>
           <w:t>4. GERÇEKLEŞTİRİM</w:t>
         </w:r>
@@ -8111,7 +7899,7 @@
     </w:p>
     <w:p>
       <w:pPr>
-        <w:pStyle w:val="TOC2"/>
+        <w:pStyle w:val="T2"/>
         <w:rPr>
           <w:rFonts w:asciiTheme="minorHAnsi" w:eastAsiaTheme="minorEastAsia" w:hAnsiTheme="minorHAnsi" w:cstheme="minorBidi"/>
           <w:noProof/>
@@ -8123,7 +7911,7 @@
       <w:hyperlink w:anchor="_Toc232684045" w:history="1">
         <w:r>
           <w:rPr>
-            <w:rStyle w:val="Hyperlink"/>
+            <w:rStyle w:val="Kpr"/>
             <w:noProof/>
           </w:rPr>
           <w:t>4.1 Yazılım Mimarisi ve Modül Yapısı</w:t>
@@ -8180,7 +7968,7 @@
     </w:p>
     <w:p>
       <w:pPr>
-        <w:pStyle w:val="TOC2"/>
+        <w:pStyle w:val="T2"/>
         <w:rPr>
           <w:rFonts w:asciiTheme="minorHAnsi" w:eastAsiaTheme="minorEastAsia" w:hAnsiTheme="minorHAnsi" w:cstheme="minorBidi"/>
           <w:noProof/>
@@ -8192,7 +7980,7 @@
       <w:hyperlink w:anchor="_Toc232684046" w:history="1">
         <w:r>
           <w:rPr>
-            <w:rStyle w:val="Hyperlink"/>
+            <w:rStyle w:val="Kpr"/>
             <w:noProof/>
           </w:rPr>
           <w:t>4.2 Yapılandırma ve Model Yönetimi</w:t>
@@ -8249,7 +8037,7 @@
     </w:p>
     <w:p>
       <w:pPr>
-        <w:pStyle w:val="TOC2"/>
+        <w:pStyle w:val="T2"/>
         <w:rPr>
           <w:rFonts w:asciiTheme="minorHAnsi" w:eastAsiaTheme="minorEastAsia" w:hAnsiTheme="minorHAnsi" w:cstheme="minorBidi"/>
           <w:noProof/>
@@ -8261,7 +8049,7 @@
       <w:hyperlink w:anchor="_Toc232684047" w:history="1">
         <w:r>
           <w:rPr>
-            <w:rStyle w:val="Hyperlink"/>
+            <w:rStyle w:val="Kpr"/>
             <w:noProof/>
             <w:lang w:val="en-US"/>
           </w:rPr>
@@ -8319,7 +8107,7 @@
     </w:p>
     <w:p>
       <w:pPr>
-        <w:pStyle w:val="TOC2"/>
+        <w:pStyle w:val="T2"/>
         <w:rPr>
           <w:rFonts w:asciiTheme="minorHAnsi" w:eastAsiaTheme="minorEastAsia" w:hAnsiTheme="minorHAnsi" w:cstheme="minorBidi"/>
           <w:noProof/>
@@ -8331,7 +8119,7 @@
       <w:hyperlink w:anchor="_Toc232684048" w:history="1">
         <w:r>
           <w:rPr>
-            <w:rStyle w:val="Hyperlink"/>
+            <w:rStyle w:val="Kpr"/>
             <w:noProof/>
             <w:lang w:val="en-US"/>
           </w:rPr>
@@ -8389,7 +8177,7 @@
     </w:p>
     <w:p>
       <w:pPr>
-        <w:pStyle w:val="TOC2"/>
+        <w:pStyle w:val="T2"/>
         <w:rPr>
           <w:rFonts w:asciiTheme="minorHAnsi" w:eastAsiaTheme="minorEastAsia" w:hAnsiTheme="minorHAnsi" w:cstheme="minorBidi"/>
           <w:noProof/>
@@ -8401,7 +8189,7 @@
       <w:hyperlink w:anchor="_Toc232684049" w:history="1">
         <w:r>
           <w:rPr>
-            <w:rStyle w:val="Hyperlink"/>
+            <w:rStyle w:val="Kpr"/>
             <w:noProof/>
             <w:lang w:val="en-US"/>
           </w:rPr>
@@ -8459,7 +8247,7 @@
     </w:p>
     <w:p>
       <w:pPr>
-        <w:pStyle w:val="TOC2"/>
+        <w:pStyle w:val="T2"/>
         <w:rPr>
           <w:rFonts w:asciiTheme="minorHAnsi" w:eastAsiaTheme="minorEastAsia" w:hAnsiTheme="minorHAnsi" w:cstheme="minorBidi"/>
           <w:noProof/>
@@ -8471,7 +8259,7 @@
       <w:hyperlink w:anchor="_Toc232684050" w:history="1">
         <w:r>
           <w:rPr>
-            <w:rStyle w:val="Hyperlink"/>
+            <w:rStyle w:val="Kpr"/>
             <w:noProof/>
             <w:lang w:val="en-US"/>
           </w:rPr>
@@ -8529,7 +8317,7 @@
     </w:p>
     <w:p>
       <w:pPr>
-        <w:pStyle w:val="TOC1"/>
+        <w:pStyle w:val="T1"/>
         <w:rPr>
           <w:rFonts w:asciiTheme="minorHAnsi" w:eastAsiaTheme="minorEastAsia" w:hAnsiTheme="minorHAnsi" w:cstheme="minorBidi"/>
           <w:b w:val="0"/>
@@ -8541,7 +8329,7 @@
       <w:hyperlink w:anchor="_Toc232684051" w:history="1">
         <w:r>
           <w:rPr>
-            <w:rStyle w:val="Hyperlink"/>
+            <w:rStyle w:val="Kpr"/>
           </w:rPr>
           <w:t>5. DENEYSEL DEĞERLENDİRME VE BULGULAR</w:t>
         </w:r>
@@ -8590,7 +8378,7 @@
     </w:p>
     <w:p>
       <w:pPr>
-        <w:pStyle w:val="TOC2"/>
+        <w:pStyle w:val="T2"/>
         <w:rPr>
           <w:rFonts w:asciiTheme="minorHAnsi" w:eastAsiaTheme="minorEastAsia" w:hAnsiTheme="minorHAnsi" w:cstheme="minorBidi"/>
           <w:noProof/>
@@ -8602,7 +8390,7 @@
       <w:hyperlink w:anchor="_Toc232684052" w:history="1">
         <w:r>
           <w:rPr>
-            <w:rStyle w:val="Hyperlink"/>
+            <w:rStyle w:val="Kpr"/>
             <w:noProof/>
             <w:lang w:val="en-US"/>
           </w:rPr>
@@ -8660,7 +8448,7 @@
     </w:p>
     <w:p>
       <w:pPr>
-        <w:pStyle w:val="TOC2"/>
+        <w:pStyle w:val="T2"/>
         <w:rPr>
           <w:rFonts w:asciiTheme="minorHAnsi" w:eastAsiaTheme="minorEastAsia" w:hAnsiTheme="minorHAnsi" w:cstheme="minorBidi"/>
           <w:noProof/>
@@ -8672,7 +8460,7 @@
       <w:hyperlink w:anchor="_Toc232684053" w:history="1">
         <w:r>
           <w:rPr>
-            <w:rStyle w:val="Hyperlink"/>
+            <w:rStyle w:val="Kpr"/>
             <w:noProof/>
           </w:rPr>
           <w:t>5.2 Veri Kümeleri</w:t>
@@ -8729,7 +8517,7 @@
     </w:p>
     <w:p>
       <w:pPr>
-        <w:pStyle w:val="TOC2"/>
+        <w:pStyle w:val="T2"/>
         <w:rPr>
           <w:rFonts w:asciiTheme="minorHAnsi" w:eastAsiaTheme="minorEastAsia" w:hAnsiTheme="minorHAnsi" w:cstheme="minorBidi"/>
           <w:noProof/>
@@ -8741,7 +8529,7 @@
       <w:hyperlink w:anchor="_Toc232684054" w:history="1">
         <w:r>
           <w:rPr>
-            <w:rStyle w:val="Hyperlink"/>
+            <w:rStyle w:val="Kpr"/>
             <w:noProof/>
           </w:rPr>
           <w:t>5.3 Değerlendirme Metrikleri</w:t>
@@ -8798,7 +8586,7 @@
     </w:p>
     <w:p>
       <w:pPr>
-        <w:pStyle w:val="TOC2"/>
+        <w:pStyle w:val="T2"/>
         <w:rPr>
           <w:rFonts w:asciiTheme="minorHAnsi" w:eastAsiaTheme="minorEastAsia" w:hAnsiTheme="minorHAnsi" w:cstheme="minorBidi"/>
           <w:noProof/>
@@ -8810,7 +8598,7 @@
       <w:hyperlink w:anchor="_Toc232684055" w:history="1">
         <w:r>
           <w:rPr>
-            <w:rStyle w:val="Hyperlink"/>
+            <w:rStyle w:val="Kpr"/>
             <w:noProof/>
           </w:rPr>
           <w:t>5.4 Deney Düzeneği</w:t>
@@ -8867,7 +8655,7 @@
     </w:p>
     <w:p>
       <w:pPr>
-        <w:pStyle w:val="TOC2"/>
+        <w:pStyle w:val="T2"/>
         <w:rPr>
           <w:rFonts w:asciiTheme="minorHAnsi" w:eastAsiaTheme="minorEastAsia" w:hAnsiTheme="minorHAnsi" w:cstheme="minorBidi"/>
           <w:noProof/>
@@ -8879,7 +8667,7 @@
       <w:hyperlink w:anchor="_Toc232684056" w:history="1">
         <w:r>
           <w:rPr>
-            <w:rStyle w:val="Hyperlink"/>
+            <w:rStyle w:val="Kpr"/>
             <w:noProof/>
           </w:rPr>
           <w:t>5.5 Bulgular</w:t>
@@ -8936,7 +8724,7 @@
     </w:p>
     <w:p>
       <w:pPr>
-        <w:pStyle w:val="TOC2"/>
+        <w:pStyle w:val="T2"/>
         <w:rPr>
           <w:rFonts w:asciiTheme="minorHAnsi" w:eastAsiaTheme="minorEastAsia" w:hAnsiTheme="minorHAnsi" w:cstheme="minorBidi"/>
           <w:noProof/>
@@ -8948,7 +8736,7 @@
       <w:hyperlink w:anchor="_Toc232684057" w:history="1">
         <w:r>
           <w:rPr>
-            <w:rStyle w:val="Hyperlink"/>
+            <w:rStyle w:val="Kpr"/>
             <w:noProof/>
           </w:rPr>
           <w:t>5.6 Tartışma</w:t>
@@ -9005,7 +8793,7 @@
     </w:p>
     <w:p>
       <w:pPr>
-        <w:pStyle w:val="TOC1"/>
+        <w:pStyle w:val="T1"/>
         <w:rPr>
           <w:rFonts w:asciiTheme="minorHAnsi" w:eastAsiaTheme="minorEastAsia" w:hAnsiTheme="minorHAnsi" w:cstheme="minorBidi"/>
           <w:b w:val="0"/>
@@ -9017,7 +8805,7 @@
       <w:hyperlink w:anchor="_Toc232684058" w:history="1">
         <w:r>
           <w:rPr>
-            <w:rStyle w:val="Hyperlink"/>
+            <w:rStyle w:val="Kpr"/>
           </w:rPr>
           <w:t>6. SONUÇ VE ÖNERİLER</w:t>
         </w:r>
@@ -9066,7 +8854,7 @@
     </w:p>
     <w:p>
       <w:pPr>
-        <w:pStyle w:val="TOC2"/>
+        <w:pStyle w:val="T2"/>
         <w:rPr>
           <w:rFonts w:asciiTheme="minorHAnsi" w:eastAsiaTheme="minorEastAsia" w:hAnsiTheme="minorHAnsi" w:cstheme="minorBidi"/>
           <w:noProof/>
@@ -9078,7 +8866,7 @@
       <w:hyperlink w:anchor="_Toc232684059" w:history="1">
         <w:r>
           <w:rPr>
-            <w:rStyle w:val="Hyperlink"/>
+            <w:rStyle w:val="Kpr"/>
             <w:noProof/>
             <w:lang w:val="en-US"/>
           </w:rPr>
@@ -9136,7 +8924,7 @@
     </w:p>
     <w:p>
       <w:pPr>
-        <w:pStyle w:val="TOC2"/>
+        <w:pStyle w:val="T2"/>
         <w:rPr>
           <w:rFonts w:asciiTheme="minorHAnsi" w:eastAsiaTheme="minorEastAsia" w:hAnsiTheme="minorHAnsi" w:cstheme="minorBidi"/>
           <w:noProof/>
@@ -9148,7 +8936,7 @@
       <w:hyperlink w:anchor="_Toc232684060" w:history="1">
         <w:r>
           <w:rPr>
-            <w:rStyle w:val="Hyperlink"/>
+            <w:rStyle w:val="Kpr"/>
             <w:noProof/>
           </w:rPr>
           <w:t>6.2 Sınırlılıklar</w:t>
@@ -9205,7 +8993,7 @@
     </w:p>
     <w:p>
       <w:pPr>
-        <w:pStyle w:val="TOC2"/>
+        <w:pStyle w:val="T2"/>
         <w:rPr>
           <w:rFonts w:asciiTheme="minorHAnsi" w:eastAsiaTheme="minorEastAsia" w:hAnsiTheme="minorHAnsi" w:cstheme="minorBidi"/>
           <w:noProof/>
@@ -9217,7 +9005,7 @@
       <w:hyperlink w:anchor="_Toc232684061" w:history="1">
         <w:r>
           <w:rPr>
-            <w:rStyle w:val="Hyperlink"/>
+            <w:rStyle w:val="Kpr"/>
             <w:noProof/>
           </w:rPr>
           <w:t>6.3 Gelecek Çalışmalar ve Öneriler</w:t>
@@ -9274,7 +9062,7 @@
     </w:p>
     <w:p>
       <w:pPr>
-        <w:pStyle w:val="TOC1"/>
+        <w:pStyle w:val="T1"/>
         <w:rPr>
           <w:rFonts w:asciiTheme="minorHAnsi" w:eastAsiaTheme="minorEastAsia" w:hAnsiTheme="minorHAnsi" w:cstheme="minorBidi"/>
           <w:b w:val="0"/>
@@ -9286,7 +9074,7 @@
       <w:hyperlink w:anchor="_Toc232684062" w:history="1">
         <w:r>
           <w:rPr>
-            <w:rStyle w:val="Hyperlink"/>
+            <w:rStyle w:val="Kpr"/>
           </w:rPr>
           <w:t>KAYNAKLAR</w:t>
         </w:r>
@@ -9335,7 +9123,7 @@
     </w:p>
     <w:p>
       <w:pPr>
-        <w:pStyle w:val="TOC1"/>
+        <w:pStyle w:val="T1"/>
         <w:rPr>
           <w:rFonts w:asciiTheme="minorHAnsi" w:eastAsiaTheme="minorEastAsia" w:hAnsiTheme="minorHAnsi" w:cstheme="minorBidi"/>
           <w:b w:val="0"/>
@@ -9347,7 +9135,7 @@
       <w:hyperlink w:anchor="_Toc232684063" w:history="1">
         <w:r>
           <w:rPr>
-            <w:rStyle w:val="Hyperlink"/>
+            <w:rStyle w:val="Kpr"/>
           </w:rPr>
           <w:t>EKLER</w:t>
         </w:r>
@@ -9402,7 +9190,7 @@
     </w:p>
     <w:p>
       <w:pPr>
-        <w:pStyle w:val="TOC1"/>
+        <w:pStyle w:val="T1"/>
         <w:rPr>
           <w:rFonts w:asciiTheme="minorHAnsi" w:eastAsiaTheme="minorEastAsia" w:hAnsiTheme="minorHAnsi" w:cstheme="minorBidi"/>
           <w:b w:val="0"/>
@@ -9414,7 +9202,7 @@
       <w:hyperlink w:anchor="_Toc232684064" w:history="1">
         <w:r>
           <w:rPr>
-            <w:rStyle w:val="Hyperlink"/>
+            <w:rStyle w:val="Kpr"/>
           </w:rPr>
           <w:t>ÖZGEÇMİŞ</w:t>
         </w:r>
@@ -9506,7 +9294,7 @@
     </w:p>
     <w:p>
       <w:pPr>
-        <w:pStyle w:val="Heading1"/>
+        <w:pStyle w:val="Balk1"/>
         <w:numPr>
           <w:ilvl w:val="0"/>
           <w:numId w:val="0"/>
@@ -9524,23 +9312,23 @@
       <w:bookmarkEnd w:id="29"/>
       <w:bookmarkEnd w:id="30"/>
       <w:bookmarkEnd w:id="31"/>
+      <w:commentRangeEnd w:id="32"/>
+      <w:r>
+        <w:rPr>
+          <w:rStyle w:val="AklamaBavurusu"/>
+          <w:sz w:val="24"/>
+          <w:szCs w:val="24"/>
+        </w:rPr>
+        <w:commentReference w:id="32"/>
+      </w:r>
       <w:commentRangeEnd w:id="33"/>
       <w:r>
         <w:rPr>
-          <w:rStyle w:val="CommentReference"/>
+          <w:rStyle w:val="AklamaBavurusu"/>
           <w:sz w:val="24"/>
           <w:szCs w:val="24"/>
         </w:rPr>
         <w:commentReference w:id="33"/>
-      </w:r>
-      <w:commentRangeEnd w:id="32"/>
-      <w:r>
-        <w:rPr>
-          <w:rStyle w:val="CommentReference"/>
-          <w:sz w:val="24"/>
-          <w:szCs w:val="24"/>
-        </w:rPr>
-        <w:commentReference w:id="32"/>
       </w:r>
     </w:p>
     <w:p>
@@ -10127,7 +9915,7 @@
     </w:p>
     <w:p>
       <w:pPr>
-        <w:pStyle w:val="Heading1"/>
+        <w:pStyle w:val="Balk1"/>
         <w:numPr>
           <w:ilvl w:val="0"/>
           <w:numId w:val="0"/>
@@ -10143,7 +9931,7 @@
       <w:commentRangeEnd w:id="37"/>
       <w:r>
         <w:rPr>
-          <w:rStyle w:val="CommentReference"/>
+          <w:rStyle w:val="AklamaBavurusu"/>
           <w:sz w:val="24"/>
           <w:szCs w:val="24"/>
         </w:rPr>
@@ -10372,7 +10160,7 @@
     </w:p>
     <w:p>
       <w:pPr>
-        <w:pStyle w:val="Heading1"/>
+        <w:pStyle w:val="Balk1"/>
         <w:numPr>
           <w:ilvl w:val="0"/>
           <w:numId w:val="0"/>
@@ -10417,7 +10205,7 @@
     </w:p>
     <w:p>
       <w:pPr>
-        <w:pStyle w:val="TableofFigures"/>
+        <w:pStyle w:val="ekillerTablosu"/>
         <w:tabs>
           <w:tab w:val="right" w:leader="dot" w:pos="8210"/>
         </w:tabs>
@@ -10458,7 +10246,7 @@
       <w:hyperlink w:anchor="_Toc232683006" w:history="1">
         <w:r>
           <w:rPr>
-            <w:rStyle w:val="Hyperlink"/>
+            <w:rStyle w:val="Kpr"/>
             <w:b/>
             <w:bCs/>
             <w:noProof/>
@@ -10467,7 +10255,7 @@
         </w:r>
         <w:r>
           <w:rPr>
-            <w:rStyle w:val="Hyperlink"/>
+            <w:rStyle w:val="Kpr"/>
             <w:noProof/>
           </w:rPr>
           <w:t>Yazılımın paket ve modül yapısı.</w:t>
@@ -10524,7 +10312,7 @@
     </w:p>
     <w:p>
       <w:pPr>
-        <w:pStyle w:val="TableofFigures"/>
+        <w:pStyle w:val="ekillerTablosu"/>
         <w:tabs>
           <w:tab w:val="right" w:leader="dot" w:pos="8210"/>
         </w:tabs>
@@ -10541,7 +10329,7 @@
       <w:hyperlink w:anchor="_Toc232683007" w:history="1">
         <w:r>
           <w:rPr>
-            <w:rStyle w:val="Hyperlink"/>
+            <w:rStyle w:val="Kpr"/>
             <w:b/>
             <w:bCs/>
             <w:noProof/>
@@ -10550,7 +10338,7 @@
         </w:r>
         <w:r>
           <w:rPr>
-            <w:rStyle w:val="Hyperlink"/>
+            <w:rStyle w:val="Kpr"/>
             <w:noProof/>
           </w:rPr>
           <w:t>Sistemin başlıca yapılandırma parametreleri ve varsayılan değerleri.</w:t>
@@ -10607,7 +10395,7 @@
     </w:p>
     <w:p>
       <w:pPr>
-        <w:pStyle w:val="TableofFigures"/>
+        <w:pStyle w:val="ekillerTablosu"/>
         <w:tabs>
           <w:tab w:val="right" w:leader="dot" w:pos="8210"/>
         </w:tabs>
@@ -10624,7 +10412,7 @@
       <w:hyperlink w:anchor="_Toc232683008" w:history="1">
         <w:r>
           <w:rPr>
-            <w:rStyle w:val="Hyperlink"/>
+            <w:rStyle w:val="Kpr"/>
             <w:b/>
             <w:bCs/>
             <w:noProof/>
@@ -10633,7 +10421,7 @@
         </w:r>
         <w:r>
           <w:rPr>
-            <w:rStyle w:val="Hyperlink"/>
+            <w:rStyle w:val="Kpr"/>
             <w:noProof/>
           </w:rPr>
           <w:t>Değerlendirmede kullanılan veri kümeleri.</w:t>
@@ -10690,7 +10478,7 @@
     </w:p>
     <w:p>
       <w:pPr>
-        <w:pStyle w:val="TableofFigures"/>
+        <w:pStyle w:val="ekillerTablosu"/>
         <w:tabs>
           <w:tab w:val="right" w:leader="dot" w:pos="8210"/>
         </w:tabs>
@@ -10707,7 +10495,7 @@
       <w:hyperlink w:anchor="_Toc232683009" w:history="1">
         <w:r>
           <w:rPr>
-            <w:rStyle w:val="Hyperlink"/>
+            <w:rStyle w:val="Kpr"/>
             <w:b/>
             <w:bCs/>
             <w:noProof/>
@@ -10716,7 +10504,7 @@
         </w:r>
         <w:r>
           <w:rPr>
-            <w:rStyle w:val="Hyperlink"/>
+            <w:rStyle w:val="Kpr"/>
             <w:noProof/>
           </w:rPr>
           <w:t>Deneylerde kullanılan donanım özellikleri</w:t>
@@ -10773,7 +10561,7 @@
     </w:p>
     <w:p>
       <w:pPr>
-        <w:pStyle w:val="TableofFigures"/>
+        <w:pStyle w:val="ekillerTablosu"/>
         <w:tabs>
           <w:tab w:val="right" w:leader="dot" w:pos="8210"/>
         </w:tabs>
@@ -10790,7 +10578,7 @@
       <w:hyperlink w:anchor="_Toc232683010" w:history="1">
         <w:r>
           <w:rPr>
-            <w:rStyle w:val="Hyperlink"/>
+            <w:rStyle w:val="Kpr"/>
             <w:b/>
             <w:bCs/>
             <w:noProof/>
@@ -10799,14 +10587,14 @@
         </w:r>
         <w:r>
           <w:rPr>
-            <w:rStyle w:val="Hyperlink"/>
+            <w:rStyle w:val="Kpr"/>
             <w:noProof/>
           </w:rPr>
           <w:t xml:space="preserve">LibriSpeech test-clean üzerinde </w:t>
         </w:r>
         <w:r>
           <w:rPr>
-            <w:rStyle w:val="Hyperlink"/>
+            <w:rStyle w:val="Kpr"/>
             <w:noProof/>
           </w:rPr>
           <w:br/>
@@ -10864,7 +10652,7 @@
     </w:p>
     <w:p>
       <w:pPr>
-        <w:pStyle w:val="TableofFigures"/>
+        <w:pStyle w:val="ekillerTablosu"/>
         <w:tabs>
           <w:tab w:val="right" w:leader="dot" w:pos="8210"/>
         </w:tabs>
@@ -10881,7 +10669,7 @@
       <w:hyperlink w:anchor="_Toc232683011" w:history="1">
         <w:r>
           <w:rPr>
-            <w:rStyle w:val="Hyperlink"/>
+            <w:rStyle w:val="Kpr"/>
             <w:b/>
             <w:bCs/>
             <w:noProof/>
@@ -10890,14 +10678,14 @@
         </w:r>
         <w:r>
           <w:rPr>
-            <w:rStyle w:val="Hyperlink"/>
+            <w:rStyle w:val="Kpr"/>
             <w:noProof/>
           </w:rPr>
           <w:t xml:space="preserve">AMI Mix-Headset (test) üzerinde ayrıştırma ve </w:t>
         </w:r>
         <w:r>
           <w:rPr>
-            <w:rStyle w:val="Hyperlink"/>
+            <w:rStyle w:val="Kpr"/>
             <w:noProof/>
           </w:rPr>
           <w:br/>
@@ -10955,7 +10743,7 @@
     </w:p>
     <w:p>
       <w:pPr>
-        <w:pStyle w:val="TableofFigures"/>
+        <w:pStyle w:val="ekillerTablosu"/>
         <w:tabs>
           <w:tab w:val="right" w:leader="dot" w:pos="8210"/>
         </w:tabs>
@@ -10972,7 +10760,7 @@
       <w:hyperlink w:anchor="_Toc232683012" w:history="1">
         <w:r>
           <w:rPr>
-            <w:rStyle w:val="Hyperlink"/>
+            <w:rStyle w:val="Kpr"/>
             <w:b/>
             <w:bCs/>
             <w:noProof/>
@@ -10981,7 +10769,7 @@
         </w:r>
         <w:r>
           <w:rPr>
-            <w:rStyle w:val="Hyperlink"/>
+            <w:rStyle w:val="Kpr"/>
             <w:noProof/>
           </w:rPr>
           <w:t>FLORES-200 (devtest) İngilizce→Türkçe çeviri başarımı.</w:t>
@@ -11038,7 +10826,7 @@
     </w:p>
     <w:p>
       <w:pPr>
-        <w:pStyle w:val="TableofFigures"/>
+        <w:pStyle w:val="ekillerTablosu"/>
         <w:tabs>
           <w:tab w:val="right" w:leader="dot" w:pos="8210"/>
         </w:tabs>
@@ -11055,7 +10843,7 @@
       <w:hyperlink w:anchor="_Toc232683013" w:history="1">
         <w:r>
           <w:rPr>
-            <w:rStyle w:val="Hyperlink"/>
+            <w:rStyle w:val="Kpr"/>
             <w:b/>
             <w:bCs/>
             <w:noProof/>
@@ -11064,7 +10852,7 @@
         </w:r>
         <w:r>
           <w:rPr>
-            <w:rStyle w:val="Hyperlink"/>
+            <w:rStyle w:val="Kpr"/>
             <w:noProof/>
           </w:rPr>
           <w:t>Uçtan uca gecikme ve kaynak kullanımı.</w:t>
@@ -11147,12 +10935,6 @@
         <w:rPr>
           <w:lang w:val="en-US" w:eastAsia="en-US"/>
         </w:rPr>
-        <w:fldChar w:fldCharType="separate"/>
-      </w:r>
-      <w:r>
-        <w:rPr>
-          <w:lang w:val="en-US" w:eastAsia="en-US"/>
-        </w:rPr>
         <w:fldChar w:fldCharType="end"/>
       </w:r>
       <w:bookmarkStart w:id="39" w:name="_Toc190755570"/>
@@ -11173,7 +10955,7 @@
     </w:p>
     <w:p>
       <w:pPr>
-        <w:pStyle w:val="Heading1"/>
+        <w:pStyle w:val="Balk1"/>
         <w:numPr>
           <w:ilvl w:val="0"/>
           <w:numId w:val="0"/>
@@ -11214,7 +10996,7 @@
     </w:p>
     <w:p>
       <w:pPr>
-        <w:pStyle w:val="TableofFigures"/>
+        <w:pStyle w:val="ekillerTablosu"/>
         <w:tabs>
           <w:tab w:val="right" w:leader="dot" w:pos="8210"/>
         </w:tabs>
@@ -11252,7 +11034,7 @@
       <w:hyperlink w:anchor="_Toc232683086" w:history="1">
         <w:r>
           <w:rPr>
-            <w:rStyle w:val="Hyperlink"/>
+            <w:rStyle w:val="Kpr"/>
             <w:b/>
             <w:bCs/>
             <w:noProof/>
@@ -11261,7 +11043,7 @@
         </w:r>
         <w:r>
           <w:rPr>
-            <w:rStyle w:val="Hyperlink"/>
+            <w:rStyle w:val="Kpr"/>
             <w:noProof/>
           </w:rPr>
           <w:t>Çoklu konuşmacı problemi ve bu çalışmanın yaklaşımı.</w:t>
@@ -11318,7 +11100,7 @@
     </w:p>
     <w:p>
       <w:pPr>
-        <w:pStyle w:val="TableofFigures"/>
+        <w:pStyle w:val="ekillerTablosu"/>
         <w:tabs>
           <w:tab w:val="right" w:leader="dot" w:pos="8210"/>
         </w:tabs>
@@ -11335,7 +11117,7 @@
       <w:hyperlink w:anchor="_Toc232683087" w:history="1">
         <w:r>
           <w:rPr>
-            <w:rStyle w:val="Hyperlink"/>
+            <w:rStyle w:val="Kpr"/>
             <w:b/>
             <w:bCs/>
             <w:noProof/>
@@ -11344,7 +11126,7 @@
         </w:r>
         <w:r>
           <w:rPr>
-            <w:rStyle w:val="Hyperlink"/>
+            <w:rStyle w:val="Kpr"/>
             <w:noProof/>
           </w:rPr>
           <w:t xml:space="preserve"> İki katmanlı ses etkinliği tespiti.</w:t>
@@ -11401,7 +11183,7 @@
     </w:p>
     <w:p>
       <w:pPr>
-        <w:pStyle w:val="TableofFigures"/>
+        <w:pStyle w:val="ekillerTablosu"/>
         <w:tabs>
           <w:tab w:val="right" w:leader="dot" w:pos="8210"/>
         </w:tabs>
@@ -11418,7 +11200,7 @@
       <w:hyperlink w:anchor="_Toc232683088" w:history="1">
         <w:r>
           <w:rPr>
-            <w:rStyle w:val="Hyperlink"/>
+            <w:rStyle w:val="Kpr"/>
             <w:b/>
             <w:bCs/>
             <w:noProof/>
@@ -11427,7 +11209,7 @@
         </w:r>
         <w:r>
           <w:rPr>
-            <w:rStyle w:val="Hyperlink"/>
+            <w:rStyle w:val="Kpr"/>
             <w:noProof/>
           </w:rPr>
           <w:t>Konuşmacı ayrıştırma kavramı.</w:t>
@@ -11484,7 +11266,7 @@
     </w:p>
     <w:p>
       <w:pPr>
-        <w:pStyle w:val="TableofFigures"/>
+        <w:pStyle w:val="ekillerTablosu"/>
         <w:tabs>
           <w:tab w:val="right" w:leader="dot" w:pos="8210"/>
         </w:tabs>
@@ -11501,7 +11283,7 @@
       <w:hyperlink w:anchor="_Toc232683089" w:history="1">
         <w:r>
           <w:rPr>
-            <w:rStyle w:val="Hyperlink"/>
+            <w:rStyle w:val="Kpr"/>
             <w:b/>
             <w:bCs/>
             <w:noProof/>
@@ -11510,7 +11292,7 @@
         </w:r>
         <w:r>
           <w:rPr>
-            <w:rStyle w:val="Hyperlink"/>
+            <w:rStyle w:val="Kpr"/>
             <w:noProof/>
           </w:rPr>
           <w:t>Çok iş parçacıklı işleme hattı.</w:t>
@@ -11567,7 +11349,7 @@
     </w:p>
     <w:p>
       <w:pPr>
-        <w:pStyle w:val="TableofFigures"/>
+        <w:pStyle w:val="ekillerTablosu"/>
         <w:tabs>
           <w:tab w:val="right" w:leader="dot" w:pos="8210"/>
         </w:tabs>
@@ -11584,7 +11366,7 @@
       <w:hyperlink w:anchor="_Toc232683090" w:history="1">
         <w:r>
           <w:rPr>
-            <w:rStyle w:val="Hyperlink"/>
+            <w:rStyle w:val="Kpr"/>
             <w:b/>
             <w:bCs/>
             <w:noProof/>
@@ -11593,7 +11375,7 @@
         </w:r>
         <w:r>
           <w:rPr>
-            <w:rStyle w:val="Hyperlink"/>
+            <w:rStyle w:val="Kpr"/>
             <w:noProof/>
           </w:rPr>
           <w:t>Uçtan uca ses işleme hattı.</w:t>
@@ -11650,7 +11432,7 @@
     </w:p>
     <w:p>
       <w:pPr>
-        <w:pStyle w:val="TableofFigures"/>
+        <w:pStyle w:val="ekillerTablosu"/>
         <w:tabs>
           <w:tab w:val="right" w:leader="dot" w:pos="8210"/>
         </w:tabs>
@@ -11667,7 +11449,7 @@
       <w:hyperlink w:anchor="_Toc232683091" w:history="1">
         <w:r>
           <w:rPr>
-            <w:rStyle w:val="Hyperlink"/>
+            <w:rStyle w:val="Kpr"/>
             <w:b/>
             <w:bCs/>
             <w:noProof/>
@@ -11676,7 +11458,7 @@
         </w:r>
         <w:r>
           <w:rPr>
-            <w:rStyle w:val="Hyperlink"/>
+            <w:rStyle w:val="Kpr"/>
             <w:noProof/>
           </w:rPr>
           <w:t>Dinamik parçalama ve kısmi/kesin gönderim.</w:t>
@@ -11733,7 +11515,7 @@
     </w:p>
     <w:p>
       <w:pPr>
-        <w:pStyle w:val="TableofFigures"/>
+        <w:pStyle w:val="ekillerTablosu"/>
         <w:tabs>
           <w:tab w:val="right" w:leader="dot" w:pos="8210"/>
         </w:tabs>
@@ -11750,7 +11532,7 @@
       <w:hyperlink w:anchor="_Toc232683092" w:history="1">
         <w:r>
           <w:rPr>
-            <w:rStyle w:val="Hyperlink"/>
+            <w:rStyle w:val="Kpr"/>
             <w:b/>
             <w:bCs/>
             <w:noProof/>
@@ -11759,7 +11541,7 @@
         </w:r>
         <w:r>
           <w:rPr>
-            <w:rStyle w:val="Hyperlink"/>
+            <w:rStyle w:val="Kpr"/>
             <w:noProof/>
           </w:rPr>
           <w:t>Kelime düzeyinde konuşmacı eşleştirme.</w:t>
@@ -11816,7 +11598,7 @@
     </w:p>
     <w:p>
       <w:pPr>
-        <w:pStyle w:val="TableofFigures"/>
+        <w:pStyle w:val="ekillerTablosu"/>
         <w:tabs>
           <w:tab w:val="right" w:leader="dot" w:pos="8210"/>
         </w:tabs>
@@ -11833,7 +11615,7 @@
       <w:hyperlink w:anchor="_Toc232683093" w:history="1">
         <w:r>
           <w:rPr>
-            <w:rStyle w:val="Hyperlink"/>
+            <w:rStyle w:val="Kpr"/>
             <w:b/>
             <w:bCs/>
             <w:noProof/>
@@ -11842,7 +11624,7 @@
         </w:r>
         <w:r>
           <w:rPr>
-            <w:rStyle w:val="Hyperlink"/>
+            <w:rStyle w:val="Kpr"/>
             <w:noProof/>
           </w:rPr>
           <w:t>İki fazlı konuşmacı takibi.</w:t>
@@ -11899,7 +11681,7 @@
     </w:p>
     <w:p>
       <w:pPr>
-        <w:pStyle w:val="TableofFigures"/>
+        <w:pStyle w:val="ekillerTablosu"/>
         <w:tabs>
           <w:tab w:val="right" w:leader="dot" w:pos="8210"/>
         </w:tabs>
@@ -11916,7 +11698,7 @@
       <w:hyperlink w:anchor="_Toc232683094" w:history="1">
         <w:r>
           <w:rPr>
-            <w:rStyle w:val="Hyperlink"/>
+            <w:rStyle w:val="Kpr"/>
             <w:b/>
             <w:bCs/>
             <w:noProof/>
@@ -11925,7 +11707,7 @@
         </w:r>
         <w:r>
           <w:rPr>
-            <w:rStyle w:val="Hyperlink"/>
+            <w:rStyle w:val="Kpr"/>
             <w:noProof/>
           </w:rPr>
           <w:t>Konuşmacı embedding uzayı.</w:t>
@@ -11982,7 +11764,7 @@
     </w:p>
     <w:p>
       <w:pPr>
-        <w:pStyle w:val="TableofFigures"/>
+        <w:pStyle w:val="ekillerTablosu"/>
         <w:tabs>
           <w:tab w:val="right" w:leader="dot" w:pos="8210"/>
         </w:tabs>
@@ -11999,7 +11781,7 @@
       <w:hyperlink w:anchor="_Toc232683095" w:history="1">
         <w:r>
           <w:rPr>
-            <w:rStyle w:val="Hyperlink"/>
+            <w:rStyle w:val="Kpr"/>
             <w:b/>
             <w:bCs/>
             <w:noProof/>
@@ -12008,7 +11790,7 @@
         </w:r>
         <w:r>
           <w:rPr>
-            <w:rStyle w:val="Hyperlink"/>
+            <w:rStyle w:val="Kpr"/>
             <w:noProof/>
           </w:rPr>
           <w:t>Çeviri katmanları.</w:t>
@@ -12065,7 +11847,7 @@
     </w:p>
     <w:p>
       <w:pPr>
-        <w:pStyle w:val="TableofFigures"/>
+        <w:pStyle w:val="ekillerTablosu"/>
         <w:tabs>
           <w:tab w:val="right" w:leader="dot" w:pos="8210"/>
         </w:tabs>
@@ -12082,7 +11864,7 @@
       <w:hyperlink w:anchor="_Toc232683096" w:history="1">
         <w:r>
           <w:rPr>
-            <w:rStyle w:val="Hyperlink"/>
+            <w:rStyle w:val="Kpr"/>
             <w:b/>
             <w:bCs/>
             <w:noProof/>
@@ -12091,7 +11873,7 @@
         </w:r>
         <w:r>
           <w:rPr>
-            <w:rStyle w:val="Hyperlink"/>
+            <w:rStyle w:val="Kpr"/>
             <w:noProof/>
           </w:rPr>
           <w:t>Kullanıcı arayüzü.</w:t>
@@ -12148,7 +11930,7 @@
     </w:p>
     <w:p>
       <w:pPr>
-        <w:pStyle w:val="TableofFigures"/>
+        <w:pStyle w:val="ekillerTablosu"/>
         <w:tabs>
           <w:tab w:val="right" w:leader="dot" w:pos="8210"/>
         </w:tabs>
@@ -12165,7 +11947,7 @@
       <w:hyperlink w:anchor="_Toc232683097" w:history="1">
         <w:r>
           <w:rPr>
-            <w:rStyle w:val="Hyperlink"/>
+            <w:rStyle w:val="Kpr"/>
             <w:b/>
             <w:bCs/>
             <w:noProof/>
@@ -12174,7 +11956,7 @@
         </w:r>
         <w:r>
           <w:rPr>
-            <w:rStyle w:val="Hyperlink"/>
+            <w:rStyle w:val="Kpr"/>
             <w:noProof/>
           </w:rPr>
           <w:t>Altyazı arayüzü.</w:t>
@@ -12231,7 +12013,7 @@
     </w:p>
     <w:p>
       <w:pPr>
-        <w:pStyle w:val="TableofFigures"/>
+        <w:pStyle w:val="ekillerTablosu"/>
         <w:tabs>
           <w:tab w:val="right" w:leader="dot" w:pos="8210"/>
         </w:tabs>
@@ -12248,7 +12030,7 @@
       <w:hyperlink w:anchor="_Toc232683098" w:history="1">
         <w:r>
           <w:rPr>
-            <w:rStyle w:val="Hyperlink"/>
+            <w:rStyle w:val="Kpr"/>
             <w:b/>
             <w:bCs/>
             <w:noProof/>
@@ -12257,14 +12039,14 @@
         </w:r>
         <w:r>
           <w:rPr>
-            <w:rStyle w:val="Hyperlink"/>
+            <w:rStyle w:val="Kpr"/>
             <w:noProof/>
           </w:rPr>
           <w:t xml:space="preserve">VAD parametrelerine göre CHiME-6 testinde </w:t>
         </w:r>
         <w:r>
           <w:rPr>
-            <w:rStyle w:val="Hyperlink"/>
+            <w:rStyle w:val="Kpr"/>
             <w:noProof/>
           </w:rPr>
           <w:br/>
@@ -12336,9 +12118,6 @@
       </w:r>
       <w:r>
         <w:instrText xml:space="preserve"> TOC \h \z \c "Şekil A." </w:instrText>
-      </w:r>
-      <w:r>
-        <w:fldChar w:fldCharType="separate"/>
       </w:r>
       <w:r>
         <w:fldChar w:fldCharType="end"/>
@@ -12396,7 +12175,7 @@
     </w:p>
     <w:p>
       <w:pPr>
-        <w:pStyle w:val="Heading1"/>
+        <w:pStyle w:val="Balk1"/>
         <w:numPr>
           <w:ilvl w:val="0"/>
           <w:numId w:val="0"/>
@@ -12418,7 +12197,7 @@
       <w:commentRangeEnd w:id="48"/>
       <w:r>
         <w:rPr>
-          <w:rStyle w:val="CommentReference"/>
+          <w:rStyle w:val="AklamaBavurusu"/>
           <w:sz w:val="24"/>
           <w:szCs w:val="24"/>
         </w:rPr>
@@ -12585,7 +12364,7 @@
     </w:p>
     <w:p>
       <w:pPr>
-        <w:pStyle w:val="Heading1"/>
+        <w:pStyle w:val="Balk1"/>
         <w:numPr>
           <w:ilvl w:val="0"/>
           <w:numId w:val="0"/>
@@ -12607,7 +12386,7 @@
       <w:commentRangeEnd w:id="55"/>
       <w:r>
         <w:rPr>
-          <w:rStyle w:val="CommentReference"/>
+          <w:rStyle w:val="AklamaBavurusu"/>
           <w:sz w:val="24"/>
           <w:szCs w:val="24"/>
         </w:rPr>
@@ -12729,7 +12508,7 @@
     </w:p>
     <w:p>
       <w:pPr>
-        <w:pStyle w:val="Heading1"/>
+        <w:pStyle w:val="Balk1"/>
       </w:pPr>
       <w:bookmarkStart w:id="56" w:name="_Toc232684023"/>
       <w:r>
@@ -12754,7 +12533,7 @@
       <w:hyperlink w:anchor="kaynak1" w:history="1">
         <w:r>
           <w:rPr>
-            <w:rStyle w:val="Hyperlink"/>
+            <w:rStyle w:val="Kpr"/>
             <w:noProof w:val="0"/>
           </w:rPr>
           <w:t>[1]</w:t>
@@ -12769,7 +12548,7 @@
       <w:hyperlink w:anchor="kaynak2" w:history="1">
         <w:r>
           <w:rPr>
-            <w:rStyle w:val="Hyperlink"/>
+            <w:rStyle w:val="Kpr"/>
             <w:noProof w:val="0"/>
           </w:rPr>
           <w:t>[2]</w:t>
@@ -12784,7 +12563,7 @@
       <w:hyperlink w:anchor="kaynak3" w:history="1">
         <w:r>
           <w:rPr>
-            <w:rStyle w:val="Hyperlink"/>
+            <w:rStyle w:val="Kpr"/>
             <w:noProof w:val="0"/>
           </w:rPr>
           <w:t>[3]</w:t>
@@ -12814,7 +12593,7 @@
       <w:hyperlink w:anchor="kaynak4" w:history="1">
         <w:r>
           <w:rPr>
-            <w:rStyle w:val="Hyperlink"/>
+            <w:rStyle w:val="Kpr"/>
             <w:noProof w:val="0"/>
           </w:rPr>
           <w:t>[4]</w:t>
@@ -12829,7 +12608,7 @@
     </w:p>
     <w:p>
       <w:pPr>
-        <w:pStyle w:val="Heading2"/>
+        <w:pStyle w:val="Balk2"/>
       </w:pPr>
       <w:bookmarkStart w:id="57" w:name="_Toc190755317"/>
       <w:bookmarkStart w:id="58" w:name="_Toc190755895"/>
@@ -12846,7 +12625,7 @@
       <w:commentRangeEnd w:id="61"/>
       <w:r>
         <w:rPr>
-          <w:rStyle w:val="CommentReference"/>
+          <w:rStyle w:val="AklamaBavurusu"/>
           <w:sz w:val="24"/>
           <w:szCs w:val="24"/>
         </w:rPr>
@@ -12869,7 +12648,7 @@
       <w:hyperlink w:anchor="kaynak5" w:history="1">
         <w:r>
           <w:rPr>
-            <w:rStyle w:val="Hyperlink"/>
+            <w:rStyle w:val="Kpr"/>
             <w:lang w:val="en-GB"/>
           </w:rPr>
           <w:t>[5]</w:t>
@@ -12884,7 +12663,7 @@
       <w:hyperlink w:anchor="kaynak6" w:history="1">
         <w:r>
           <w:rPr>
-            <w:rStyle w:val="Hyperlink"/>
+            <w:rStyle w:val="Kpr"/>
             <w:lang w:val="en-GB"/>
           </w:rPr>
           <w:t>[6]</w:t>
@@ -12908,7 +12687,7 @@
     </w:p>
     <w:p>
       <w:pPr>
-        <w:pStyle w:val="Heading3"/>
+        <w:pStyle w:val="Balk3"/>
       </w:pPr>
       <w:bookmarkStart w:id="62" w:name="_Toc232684025"/>
       <w:r>
@@ -12996,7 +12775,7 @@
                     </pic:cNvPicPr>
                   </pic:nvPicPr>
                   <pic:blipFill rotWithShape="1">
-                    <a:blip r:embed="rId15" cstate="print">
+                    <a:blip r:embed="rId14" cstate="print">
                       <a:extLst>
                         <a:ext uri="{28A0092B-C50C-407E-A947-70E740481C1C}">
                           <a14:useLocalDpi xmlns:a14="http://schemas.microsoft.com/office/drawing/2010/main" val="0"/>
@@ -13035,7 +12814,7 @@
     </w:p>
     <w:p>
       <w:pPr>
-        <w:pStyle w:val="Caption"/>
+        <w:pStyle w:val="ResimYazs"/>
         <w:jc w:val="center"/>
         <w:rPr>
           <w:noProof w:val="0"/>
@@ -13158,7 +12937,7 @@
     </w:p>
     <w:p>
       <w:pPr>
-        <w:pStyle w:val="Heading3"/>
+        <w:pStyle w:val="Balk3"/>
       </w:pPr>
       <w:bookmarkStart w:id="64" w:name="_Toc232684026"/>
       <w:r>
@@ -13194,7 +12973,7 @@
       <w:hyperlink w:anchor="kaynak8" w:history="1">
         <w:r>
           <w:rPr>
-            <w:rStyle w:val="Hyperlink"/>
+            <w:rStyle w:val="Kpr"/>
             <w:noProof w:val="0"/>
           </w:rPr>
           <w:t>[8]</w:t>
@@ -13209,7 +12988,7 @@
       <w:hyperlink w:anchor="kaynak9" w:history="1">
         <w:r>
           <w:rPr>
-            <w:rStyle w:val="Hyperlink"/>
+            <w:rStyle w:val="Kpr"/>
             <w:noProof w:val="0"/>
           </w:rPr>
           <w:t>[9]</w:t>
@@ -13224,7 +13003,7 @@
     </w:p>
     <w:p>
       <w:pPr>
-        <w:pStyle w:val="Heading2"/>
+        <w:pStyle w:val="Balk2"/>
         <w:rPr>
           <w:lang w:val="en-US"/>
         </w:rPr>
@@ -13268,7 +13047,7 @@
       <w:hyperlink w:anchor="kaynak10" w:history="1">
         <w:r>
           <w:rPr>
-            <w:rStyle w:val="Hyperlink"/>
+            <w:rStyle w:val="Kpr"/>
             <w:noProof w:val="0"/>
           </w:rPr>
           <w:t>[10]</w:t>
@@ -13283,7 +13062,7 @@
       <w:hyperlink w:anchor="kaynak11" w:history="1">
         <w:r>
           <w:rPr>
-            <w:rStyle w:val="Hyperlink"/>
+            <w:rStyle w:val="Kpr"/>
             <w:noProof w:val="0"/>
           </w:rPr>
           <w:t>[11]</w:t>
@@ -13298,7 +13077,7 @@
       <w:hyperlink w:anchor="kaynak12" w:history="1">
         <w:r>
           <w:rPr>
-            <w:rStyle w:val="Hyperlink"/>
+            <w:rStyle w:val="Kpr"/>
             <w:noProof w:val="0"/>
           </w:rPr>
           <w:t>[12]</w:t>
@@ -13313,7 +13092,7 @@
       <w:hyperlink w:anchor="kaynak5" w:history="1">
         <w:r>
           <w:rPr>
-            <w:rStyle w:val="Hyperlink"/>
+            <w:rStyle w:val="Kpr"/>
             <w:noProof w:val="0"/>
           </w:rPr>
           <w:t>[5]</w:t>
@@ -13328,7 +13107,7 @@
       <w:hyperlink w:anchor="kaynak13" w:history="1">
         <w:r>
           <w:rPr>
-            <w:rStyle w:val="Hyperlink"/>
+            <w:rStyle w:val="Kpr"/>
             <w:noProof w:val="0"/>
           </w:rPr>
           <w:t>[13]</w:t>
@@ -13343,7 +13122,7 @@
       <w:hyperlink w:anchor="kaynak9" w:history="1">
         <w:r>
           <w:rPr>
-            <w:rStyle w:val="Hyperlink"/>
+            <w:rStyle w:val="Kpr"/>
             <w:noProof w:val="0"/>
           </w:rPr>
           <w:t>[9]</w:t>
@@ -13358,7 +13137,7 @@
       <w:hyperlink w:anchor="kaynak4" w:history="1">
         <w:r>
           <w:rPr>
-            <w:rStyle w:val="Hyperlink"/>
+            <w:rStyle w:val="Kpr"/>
             <w:noProof w:val="0"/>
           </w:rPr>
           <w:t>[4]</w:t>
@@ -13373,7 +13152,7 @@
     </w:p>
     <w:p>
       <w:pPr>
-        <w:pStyle w:val="Heading2"/>
+        <w:pStyle w:val="Balk2"/>
         <w:rPr>
           <w:lang w:val="en-US"/>
         </w:rPr>
@@ -13412,7 +13191,7 @@
     </w:p>
     <w:p>
       <w:pPr>
-        <w:pStyle w:val="Heading1"/>
+        <w:pStyle w:val="Balk1"/>
         <w:rPr>
           <w:lang w:val="en-US"/>
         </w:rPr>
@@ -13449,7 +13228,7 @@
     </w:p>
     <w:p>
       <w:pPr>
-        <w:pStyle w:val="Heading2"/>
+        <w:pStyle w:val="Balk2"/>
         <w:rPr>
           <w:lang w:val="en-US"/>
         </w:rPr>
@@ -13496,7 +13275,7 @@
       <w:hyperlink w:anchor="kaynak10" w:history="1">
         <w:r>
           <w:rPr>
-            <w:rStyle w:val="Hyperlink"/>
+            <w:rStyle w:val="Kpr"/>
           </w:rPr>
           <w:t>[10]</w:t>
         </w:r>
@@ -13507,7 +13286,7 @@
       <w:hyperlink w:anchor="kaynak11" w:history="1">
         <w:r>
           <w:rPr>
-            <w:rStyle w:val="Hyperlink"/>
+            <w:rStyle w:val="Kpr"/>
           </w:rPr>
           <w:t>[11]</w:t>
         </w:r>
@@ -13524,7 +13303,7 @@
       <w:hyperlink w:anchor="kaynak10" w:history="1">
         <w:r>
           <w:rPr>
-            <w:rStyle w:val="Hyperlink"/>
+            <w:rStyle w:val="Kpr"/>
           </w:rPr>
           <w:t>[10]</w:t>
         </w:r>
@@ -13544,11 +13323,7 @@
         <w:t>ses etkinliği tespiti</w:t>
       </w:r>
       <w:r>
-        <w:t xml:space="preserve"> tasarımı benimsenmiştir. Birinci katmanda, C tabanlı ve çok düşük gecikmeli WebRTC VAD bir hızlı ön süzgeç olarak kullanılır; yalnızca bu katmandan geçen çerçeveler, ikinci katmandaki derin öğrenme temelli Silero VAD modeline iletilerek sinir ağı doğrulamasından geçirilir. Bu kademeli yapı, derin modelin yüksek </w:t>
-      </w:r>
-      <w:r>
-        <w:lastRenderedPageBreak/>
-        <w:t>doğruluğunu, her çerçevede ağır model çalıştırmanın getireceği gecikme olmadan elde etmeyi amaçlar (Şekil 2.1).</w:t>
+        <w:t xml:space="preserve"> tasarımı benimsenmiştir. Birinci katmanda, C tabanlı ve çok düşük gecikmeli WebRTC VAD bir hızlı ön süzgeç olarak kullanılır; yalnızca bu katmandan geçen çerçeveler, ikinci katmandaki derin öğrenme temelli Silero VAD modeline iletilerek sinir ağı doğrulamasından geçirilir. Bu kademeli yapı, derin modelin yüksek doğruluğunu, her çerçevede ağır model çalıştırmanın getireceği gecikme olmadan elde etmeyi amaçlar (Şekil 2.1).</w:t>
       </w:r>
     </w:p>
     <w:p>
@@ -13557,6 +13332,7 @@
         <w:keepNext/>
       </w:pPr>
       <w:r>
+        <w:lastRenderedPageBreak/>
         <w:drawing>
           <wp:inline distT="0" distB="0" distL="0" distR="0" wp14:anchorId="58D82E21" wp14:editId="1782F775">
             <wp:extent cx="5219700" cy="1584960"/>
@@ -13575,7 +13351,7 @@
                     </pic:cNvPicPr>
                   </pic:nvPicPr>
                   <pic:blipFill rotWithShape="1">
-                    <a:blip r:embed="rId16" cstate="print">
+                    <a:blip r:embed="rId15" cstate="print">
                       <a:extLst>
                         <a:ext uri="{28A0092B-C50C-407E-A947-70E740481C1C}">
                           <a14:useLocalDpi xmlns:a14="http://schemas.microsoft.com/office/drawing/2010/main" val="0"/>
@@ -13614,7 +13390,7 @@
     </w:p>
     <w:p>
       <w:pPr>
-        <w:pStyle w:val="Caption"/>
+        <w:pStyle w:val="ResimYazs"/>
         <w:jc w:val="center"/>
         <w:rPr>
           <w:sz w:val="24"/>
@@ -13744,7 +13520,7 @@
     </w:p>
     <w:p>
       <w:pPr>
-        <w:pStyle w:val="Heading2"/>
+        <w:pStyle w:val="Balk2"/>
         <w:rPr>
           <w:lang w:val="en-US"/>
         </w:rPr>
@@ -13786,7 +13562,7 @@
       <w:hyperlink w:anchor="kaynak15" w:history="1">
         <w:r>
           <w:rPr>
-            <w:rStyle w:val="Hyperlink"/>
+            <w:rStyle w:val="Kpr"/>
             <w:lang w:val="en-GB"/>
           </w:rPr>
           <w:t>[15]</w:t>
@@ -13809,7 +13585,7 @@
       <w:hyperlink w:anchor="kaynak12" w:history="1">
         <w:r>
           <w:rPr>
-            <w:rStyle w:val="Hyperlink"/>
+            <w:rStyle w:val="Kpr"/>
           </w:rPr>
           <w:t>[12]</w:t>
         </w:r>
@@ -13820,7 +13596,7 @@
     </w:p>
     <w:p>
       <w:pPr>
-        <w:pStyle w:val="Heading2"/>
+        <w:pStyle w:val="Balk2"/>
         <w:rPr>
           <w:lang w:val="en-US"/>
         </w:rPr>
@@ -13872,19 +13648,19 @@
         <w:rPr>
           <w:lang w:val="en-GB"/>
         </w:rPr>
-        <w:t xml:space="preserve">. Çok konuşmacılı senaryolarda transkripsiyonun ve çevirinin anlamlı biçimde </w:t>
+        <w:t xml:space="preserve">. Çok konuşmacılı senaryolarda transkripsiyonun ve çevirinin anlamlı biçimde sunulabilmesi için ayrıştırma vazgeçilmezdir. Klasik ayrıştırma hatları; ses etkinliği tespiti, konuşmacı bölütleme, embedding (gömülü vektör) çıkarımı ve kümeleme </w:t>
       </w:r>
       <w:r>
         <w:rPr>
           <w:lang w:val="en-GB"/>
         </w:rPr>
         <w:lastRenderedPageBreak/>
-        <w:t xml:space="preserve">sunulabilmesi için ayrıştırma vazgeçilmezdir. Klasik ayrıştırma hatları; ses etkinliği tespiti, konuşmacı bölütleme, embedding (gömülü vektör) çıkarımı ve kümeleme adımlarından oluşur. Son yıllarda bu modüler hatların yerini, ayrıştırmayı tek bir sinir ağı olarak ele alan uçtan uca yaklaşımlar almaya başlamıştır; permütasyondan bağımsız amaç fonksiyonları kullanan uçtan uca sinirsel ayrıştırma (EEND), özellikle üst üste binen konuşma durumlarında başarımı artırmaktadır </w:t>
+        <w:t xml:space="preserve">adımlarından oluşur. Son yıllarda bu modüler hatların yerini, ayrıştırmayı tek bir sinir ağı olarak ele alan uçtan uca yaklaşımlar almaya başlamıştır; permütasyondan bağımsız amaç fonksiyonları kullanan uçtan uca sinirsel ayrıştırma (EEND), özellikle üst üste binen konuşma durumlarında başarımı artırmaktadır </w:t>
       </w:r>
       <w:hyperlink w:anchor="kaynak9" w:history="1">
         <w:r>
           <w:rPr>
-            <w:rStyle w:val="Hyperlink"/>
+            <w:rStyle w:val="Kpr"/>
             <w:lang w:val="en-GB"/>
           </w:rPr>
           <w:t>[9]</w:t>
@@ -13907,7 +13683,7 @@
       <w:hyperlink w:anchor="kaynak5" w:history="1">
         <w:r>
           <w:rPr>
-            <w:rStyle w:val="Hyperlink"/>
+            <w:rStyle w:val="Kpr"/>
           </w:rPr>
           <w:t>[5]</w:t>
         </w:r>
@@ -13918,7 +13694,7 @@
       <w:hyperlink w:anchor="kaynak13" w:history="1">
         <w:r>
           <w:rPr>
-            <w:rStyle w:val="Hyperlink"/>
+            <w:rStyle w:val="Kpr"/>
           </w:rPr>
           <w:t>[13]</w:t>
         </w:r>
@@ -13951,7 +13727,7 @@
                     </pic:cNvPicPr>
                   </pic:nvPicPr>
                   <pic:blipFill rotWithShape="1">
-                    <a:blip r:embed="rId17" cstate="print">
+                    <a:blip r:embed="rId16" cstate="print">
                       <a:extLst>
                         <a:ext uri="{28A0092B-C50C-407E-A947-70E740481C1C}">
                           <a14:useLocalDpi xmlns:a14="http://schemas.microsoft.com/office/drawing/2010/main" val="0"/>
@@ -13990,7 +13766,7 @@
     </w:p>
     <w:p>
       <w:pPr>
-        <w:pStyle w:val="Caption"/>
+        <w:pStyle w:val="ResimYazs"/>
         <w:jc w:val="center"/>
         <w:rPr>
           <w:rFonts w:eastAsia="Batang"/>
@@ -14113,7 +13889,7 @@
     </w:p>
     <w:p>
       <w:pPr>
-        <w:pStyle w:val="Heading2"/>
+        <w:pStyle w:val="Balk2"/>
         <w:rPr>
           <w:lang w:val="en-US"/>
         </w:rPr>
@@ -14149,7 +13925,7 @@
       <w:hyperlink w:anchor="kaynak6" w:history="1">
         <w:r>
           <w:rPr>
-            <w:rStyle w:val="Hyperlink"/>
+            <w:rStyle w:val="Kpr"/>
           </w:rPr>
           <w:t>[6]</w:t>
         </w:r>
@@ -14160,82 +13936,79 @@
       <w:hyperlink w:anchor="kaynak14" w:history="1">
         <w:r>
           <w:rPr>
-            <w:rStyle w:val="Hyperlink"/>
+            <w:rStyle w:val="Kpr"/>
           </w:rPr>
           <w:t>[14]</w:t>
         </w:r>
       </w:hyperlink>
       <w:r>
-        <w:t xml:space="preserve">. Bu tez </w:t>
-      </w:r>
+        <w:t xml:space="preserve">. Bu tez açısından </w:t>
+      </w:r>
+      <w:r>
+        <w:t>sinirsel makine çevirisinin</w:t>
+      </w:r>
+      <w:r>
+        <w:t xml:space="preserve"> önemi, konuşmacıya göre ayrılmış kısa metin parçalarının hedef dile hızlı ve bağlama duyarlı biçimde çevrilebilmesidir.</w:t>
+      </w:r>
+    </w:p>
+    <w:p>
+      <w:pPr>
+        <w:pStyle w:val="GOVDE"/>
+      </w:pPr>
       <w:r>
         <w:lastRenderedPageBreak/>
-        <w:t xml:space="preserve">açısından </w:t>
-      </w:r>
-      <w:r>
-        <w:t>sinirsel makine çevirisinin</w:t>
-      </w:r>
-      <w:r>
-        <w:t xml:space="preserve"> önemi, konuşmacıya göre ayrılmış kısa metin parçalarının hedef dile hızlı ve bağlama duyarlı biçimde çevrilebilmesidir.</w:t>
-      </w:r>
+        <w:t xml:space="preserve">Gerçek zamanlı ve mümkün olduğunda çevrimdışı çalışabilen bir sistem hedeflendiğinden, çeviri katmanı tek bir servise bağımlı tasarlanmamıştır. Çevrimiçi koşullarda DeepL ve Google Translate kullanılabilirken, yerel NLLB-200/CTranslate2 seçeneği internet bağlantısı olmayan ortamlarda temel çeviri işlevinin sürdürülmesini sağlar </w:t>
+      </w:r>
+      <w:hyperlink w:anchor="kaynak16" w:history="1">
+        <w:r>
+          <w:rPr>
+            <w:rStyle w:val="Kpr"/>
+          </w:rPr>
+          <w:t>[16]</w:t>
+        </w:r>
+      </w:hyperlink>
+      <w:r>
+        <w:t>. Böylece çeviri katmanı, kalite, gecikme ve erişilebilirlik gereksinimleri arasında yapılandırılabilir bir denge sunar.</w:t>
+      </w:r>
+    </w:p>
+    <w:p>
+      <w:pPr>
+        <w:pStyle w:val="Balk2"/>
+        <w:rPr>
+          <w:lang w:val="en-US"/>
+        </w:rPr>
+      </w:pPr>
+      <w:bookmarkStart w:id="86" w:name="_Toc232684034"/>
+      <w:r>
+        <w:rPr>
+          <w:lang w:val="en-US"/>
+        </w:rPr>
+        <w:t>İlgili Çalışmalar ve Bu Çalışmanın Konumu</w:t>
+      </w:r>
+      <w:bookmarkEnd w:id="86"/>
     </w:p>
     <w:p>
       <w:pPr>
         <w:pStyle w:val="GOVDE"/>
       </w:pPr>
       <w:r>
-        <w:t xml:space="preserve">Gerçek zamanlı ve mümkün olduğunda çevrimdışı çalışabilen bir sistem hedeflendiğinden, çeviri katmanı tek bir servise bağımlı tasarlanmamıştır. Çevrimiçi koşullarda DeepL ve Google Translate kullanılabilirken, yerel NLLB-200/CTranslate2 seçeneği internet bağlantısı olmayan ortamlarda temel çeviri işlevinin sürdürülmesini sağlar </w:t>
-      </w:r>
-      <w:hyperlink w:anchor="kaynak16" w:history="1">
-        <w:r>
-          <w:rPr>
-            <w:rStyle w:val="Hyperlink"/>
-          </w:rPr>
-          <w:t>[16]</w:t>
+        <w:t xml:space="preserve">Sayılan dört alanın her biri olgun bir literatüre sahip olsa da, bu bileşenleri düşük gecikmeli ve çok konuşmacılı tek bir gerçek zamanlı hatta birleştiren çalışmalar görece sınırlıdır. Bu teze en yakın örneklerden biri, Whisper bölütlemesine dayalı gerçek zamanlı çok dilli konuşma tanıma ve konuşmacı ayrıştırma sistemidir </w:t>
+      </w:r>
+      <w:hyperlink w:anchor="kaynak4" w:history="1">
+        <w:r>
+          <w:rPr>
+            <w:rStyle w:val="Kpr"/>
+          </w:rPr>
+          <w:t>[4]</w:t>
         </w:r>
       </w:hyperlink>
       <w:r>
-        <w:t>. Böylece çeviri katmanı, kalite, gecikme ve erişilebilirlik gereksinimleri arasında yapılandırılabilir bir denge sunar.</w:t>
-      </w:r>
-    </w:p>
-    <w:p>
-      <w:pPr>
-        <w:pStyle w:val="Heading2"/>
-        <w:rPr>
-          <w:lang w:val="en-US"/>
-        </w:rPr>
-      </w:pPr>
-      <w:bookmarkStart w:id="86" w:name="_Toc232684034"/>
-      <w:r>
-        <w:rPr>
-          <w:lang w:val="en-US"/>
-        </w:rPr>
-        <w:t>İlgili Çalışmalar ve Bu Çalışmanın Konumu</w:t>
-      </w:r>
-      <w:bookmarkEnd w:id="86"/>
-    </w:p>
-    <w:p>
-      <w:pPr>
-        <w:pStyle w:val="GOVDE"/>
-      </w:pPr>
-      <w:r>
-        <w:t xml:space="preserve">Sayılan dört alanın her biri olgun bir literatüre sahip olsa da, bu bileşenleri düşük gecikmeli ve çok konuşmacılı tek bir gerçek zamanlı hatta birleştiren çalışmalar görece sınırlıdır. Bu teze en yakın örneklerden biri, Whisper bölütlemesine dayalı gerçek zamanlı çok dilli konuşma tanıma ve konuşmacı ayrıştırma sistemidir </w:t>
-      </w:r>
-      <w:hyperlink w:anchor="kaynak4" w:history="1">
-        <w:r>
-          <w:rPr>
-            <w:rStyle w:val="Hyperlink"/>
-          </w:rPr>
-          <w:t>[4]</w:t>
-        </w:r>
-      </w:hyperlink>
-      <w:r>
         <w:t xml:space="preserve">. Söz konusu çalışma, gerçek zamanlı ayrıştırmanın temel zorluğunun konuşmacı geçişlerinin anlık tespiti ve bu bilginin transkripsiyon hattına en az gecikmeyle aktarılması olduğunu vurgulamaktadır. Benzer biçimde, faster-whisper ile konuşmacı tanımayı birleştiren çalışmalar da bütünleşik hatların uygulanabilirliğini göstermektedir </w:t>
       </w:r>
       <w:hyperlink w:anchor="kaynak12" w:history="1">
         <w:r>
           <w:rPr>
-            <w:rStyle w:val="Hyperlink"/>
+            <w:rStyle w:val="Kpr"/>
           </w:rPr>
           <w:t>[12]</w:t>
         </w:r>
@@ -14260,8 +14033,8 @@
         <w:pStyle w:val="TableAnchor"/>
         <w:jc w:val="left"/>
         <w:sectPr>
-          <w:footerReference w:type="even" r:id="rId18"/>
-          <w:footerReference w:type="default" r:id="rId19"/>
+          <w:footerReference w:type="even" r:id="rId17"/>
+          <w:footerReference w:type="default" r:id="rId18"/>
           <w:pgSz w:w="11906" w:h="16838"/>
           <w:pgMar w:top="1418" w:right="1418" w:bottom="1418" w:left="2268" w:header="709" w:footer="709" w:gutter="0"/>
           <w:pgNumType w:start="1"/>
@@ -14272,7 +14045,7 @@
     </w:p>
     <w:p>
       <w:pPr>
-        <w:pStyle w:val="Heading1"/>
+        <w:pStyle w:val="Balk1"/>
       </w:pPr>
       <w:bookmarkStart w:id="87" w:name="_Toc232684035"/>
       <w:bookmarkEnd w:id="81"/>
@@ -14294,7 +14067,7 @@
     </w:p>
     <w:p>
       <w:pPr>
-        <w:pStyle w:val="Heading2"/>
+        <w:pStyle w:val="Balk2"/>
         <w:rPr>
           <w:lang w:val="en-US"/>
         </w:rPr>
@@ -14340,7 +14113,7 @@
                     </pic:cNvPicPr>
                   </pic:nvPicPr>
                   <pic:blipFill rotWithShape="1">
-                    <a:blip r:embed="rId20" cstate="print">
+                    <a:blip r:embed="rId19" cstate="print">
                       <a:extLst>
                         <a:ext uri="{28A0092B-C50C-407E-A947-70E740481C1C}">
                           <a14:useLocalDpi xmlns:a14="http://schemas.microsoft.com/office/drawing/2010/main" val="0"/>
@@ -14379,7 +14152,7 @@
     </w:p>
     <w:p>
       <w:pPr>
-        <w:pStyle w:val="Caption"/>
+        <w:pStyle w:val="ResimYazs"/>
         <w:jc w:val="center"/>
         <w:rPr>
           <w:b w:val="0"/>
@@ -14554,7 +14327,7 @@
                     </pic:cNvPicPr>
                   </pic:nvPicPr>
                   <pic:blipFill rotWithShape="1">
-                    <a:blip r:embed="rId21" cstate="print">
+                    <a:blip r:embed="rId20" cstate="print">
                       <a:extLst>
                         <a:ext uri="{28A0092B-C50C-407E-A947-70E740481C1C}">
                           <a14:useLocalDpi xmlns:a14="http://schemas.microsoft.com/office/drawing/2010/main" val="0"/>
@@ -14593,7 +14366,7 @@
     </w:p>
     <w:p>
       <w:pPr>
-        <w:pStyle w:val="Caption"/>
+        <w:pStyle w:val="ResimYazs"/>
         <w:jc w:val="center"/>
         <w:rPr>
           <w:b w:val="0"/>
@@ -14752,7 +14525,7 @@
     </w:p>
     <w:p>
       <w:pPr>
-        <w:pStyle w:val="Heading2"/>
+        <w:pStyle w:val="Balk2"/>
         <w:rPr>
           <w:lang w:val="en-US"/>
         </w:rPr>
@@ -14784,7 +14557,7 @@
     </w:p>
     <w:p>
       <w:pPr>
-        <w:pStyle w:val="Heading2"/>
+        <w:pStyle w:val="Balk2"/>
         <w:rPr>
           <w:lang w:val="en-US"/>
         </w:rPr>
@@ -14851,7 +14624,7 @@
                     </pic:cNvPicPr>
                   </pic:nvPicPr>
                   <pic:blipFill rotWithShape="1">
-                    <a:blip r:embed="rId22" cstate="print">
+                    <a:blip r:embed="rId21" cstate="print">
                       <a:extLst>
                         <a:ext uri="{28A0092B-C50C-407E-A947-70E740481C1C}">
                           <a14:useLocalDpi xmlns:a14="http://schemas.microsoft.com/office/drawing/2010/main" val="0"/>
@@ -14890,7 +14663,7 @@
     </w:p>
     <w:p>
       <w:pPr>
-        <w:pStyle w:val="Caption"/>
+        <w:pStyle w:val="ResimYazs"/>
         <w:jc w:val="center"/>
         <w:rPr>
           <w:sz w:val="24"/>
@@ -15020,7 +14793,7 @@
     </w:p>
     <w:p>
       <w:pPr>
-        <w:pStyle w:val="Heading2"/>
+        <w:pStyle w:val="Balk2"/>
         <w:rPr>
           <w:lang w:val="en-US"/>
         </w:rPr>
@@ -15050,7 +14823,7 @@
       <w:hyperlink w:anchor="kaynak12" w:history="1">
         <w:r>
           <w:rPr>
-            <w:rStyle w:val="Hyperlink"/>
+            <w:rStyle w:val="Kpr"/>
             <w:lang w:val="en-GB"/>
           </w:rPr>
           <w:t>[12]</w:t>
@@ -15065,7 +14838,7 @@
       <w:hyperlink w:anchor="kaynak15" w:history="1">
         <w:r>
           <w:rPr>
-            <w:rStyle w:val="Hyperlink"/>
+            <w:rStyle w:val="Kpr"/>
             <w:lang w:val="en-GB"/>
           </w:rPr>
           <w:t>[15]</w:t>
@@ -15095,7 +14868,7 @@
     </w:p>
     <w:p>
       <w:pPr>
-        <w:pStyle w:val="Heading2"/>
+        <w:pStyle w:val="Balk2"/>
         <w:rPr>
           <w:lang w:val="en-US"/>
         </w:rPr>
@@ -15119,7 +14892,7 @@
       <w:hyperlink w:anchor="kaynak5" w:history="1">
         <w:r>
           <w:rPr>
-            <w:rStyle w:val="Hyperlink"/>
+            <w:rStyle w:val="Kpr"/>
           </w:rPr>
           <w:t>[5]</w:t>
         </w:r>
@@ -15130,7 +14903,7 @@
       <w:hyperlink w:anchor="kaynak13" w:history="1">
         <w:r>
           <w:rPr>
-            <w:rStyle w:val="Hyperlink"/>
+            <w:rStyle w:val="Kpr"/>
           </w:rPr>
           <w:t>[13]</w:t>
         </w:r>
@@ -15163,7 +14936,7 @@
                     </pic:cNvPicPr>
                   </pic:nvPicPr>
                   <pic:blipFill rotWithShape="1">
-                    <a:blip r:embed="rId23" cstate="print">
+                    <a:blip r:embed="rId22" cstate="print">
                       <a:extLst>
                         <a:ext uri="{28A0092B-C50C-407E-A947-70E740481C1C}">
                           <a14:useLocalDpi xmlns:a14="http://schemas.microsoft.com/office/drawing/2010/main" val="0"/>
@@ -15202,7 +14975,7 @@
     </w:p>
     <w:p>
       <w:pPr>
-        <w:pStyle w:val="Caption"/>
+        <w:pStyle w:val="ResimYazs"/>
         <w:jc w:val="center"/>
         <w:rPr>
           <w:b w:val="0"/>
@@ -15364,7 +15137,7 @@
     </w:p>
     <w:p>
       <w:pPr>
-        <w:pStyle w:val="Heading2"/>
+        <w:pStyle w:val="Balk2"/>
         <w:rPr>
           <w:lang w:val="en-US"/>
         </w:rPr>
@@ -15416,7 +15189,7 @@
                     </pic:cNvPicPr>
                   </pic:nvPicPr>
                   <pic:blipFill rotWithShape="1">
-                    <a:blip r:embed="rId24" cstate="print">
+                    <a:blip r:embed="rId23" cstate="print">
                       <a:extLst>
                         <a:ext uri="{28A0092B-C50C-407E-A947-70E740481C1C}">
                           <a14:useLocalDpi xmlns:a14="http://schemas.microsoft.com/office/drawing/2010/main" val="0"/>
@@ -15455,7 +15228,7 @@
     </w:p>
     <w:p>
       <w:pPr>
-        <w:pStyle w:val="Caption"/>
+        <w:pStyle w:val="ResimYazs"/>
         <w:jc w:val="center"/>
         <w:rPr>
           <w:b w:val="0"/>
@@ -15676,7 +15449,7 @@
                     </pic:cNvPicPr>
                   </pic:nvPicPr>
                   <pic:blipFill>
-                    <a:blip r:embed="rId25" cstate="print">
+                    <a:blip r:embed="rId24" cstate="print">
                       <a:extLst>
                         <a:ext uri="{28A0092B-C50C-407E-A947-70E740481C1C}">
                           <a14:useLocalDpi xmlns:a14="http://schemas.microsoft.com/office/drawing/2010/main" val="0"/>
@@ -15710,7 +15483,7 @@
     </w:p>
     <w:p>
       <w:pPr>
-        <w:pStyle w:val="Caption"/>
+        <w:pStyle w:val="ResimYazs"/>
         <w:jc w:val="center"/>
         <w:rPr>
           <w:b w:val="0"/>
@@ -15870,7 +15643,7 @@
     </w:p>
     <w:p>
       <w:pPr>
-        <w:pStyle w:val="Heading2"/>
+        <w:pStyle w:val="Balk2"/>
         <w:rPr>
           <w:lang w:val="en-US"/>
         </w:rPr>
@@ -15902,7 +15675,7 @@
       <w:hyperlink w:anchor="kaynak16" w:history="1">
         <w:r>
           <w:rPr>
-            <w:rStyle w:val="Hyperlink"/>
+            <w:rStyle w:val="Kpr"/>
           </w:rPr>
           <w:t>[16]</w:t>
         </w:r>
@@ -15948,7 +15721,7 @@
                     </pic:cNvPicPr>
                   </pic:nvPicPr>
                   <pic:blipFill>
-                    <a:blip r:embed="rId26" cstate="print">
+                    <a:blip r:embed="rId25" cstate="print">
                       <a:extLst>
                         <a:ext uri="{28A0092B-C50C-407E-A947-70E740481C1C}">
                           <a14:useLocalDpi xmlns:a14="http://schemas.microsoft.com/office/drawing/2010/main" val="0"/>
@@ -15982,7 +15755,7 @@
     </w:p>
     <w:p>
       <w:pPr>
-        <w:pStyle w:val="Caption"/>
+        <w:pStyle w:val="ResimYazs"/>
         <w:jc w:val="center"/>
         <w:rPr>
           <w:rFonts w:eastAsia="Batang"/>
@@ -16104,7 +15877,7 @@
     </w:p>
     <w:p>
       <w:pPr>
-        <w:pStyle w:val="Heading2"/>
+        <w:pStyle w:val="Balk2"/>
         <w:rPr>
           <w:lang w:val="en-US"/>
         </w:rPr>
@@ -16150,16 +15923,12 @@
         <w:keepNext/>
       </w:pPr>
       <w:r>
-        <w:rPr>
-          <w:color w:val="000000"/>
-          <w:bdr w:val="none" w:sz="0" w:space="0" w:color="auto" w:frame="1"/>
-        </w:rPr>
         <w:lastRenderedPageBreak/>
         <w:drawing>
-          <wp:inline distT="0" distB="0" distL="0" distR="0" wp14:anchorId="35937108" wp14:editId="6D986562">
-            <wp:extent cx="5219700" cy="5783580"/>
-            <wp:effectExtent l="0" t="0" r="0" b="7620"/>
-            <wp:docPr id="1139287267" name="Picture 37"/>
+          <wp:inline distT="0" distB="0" distL="0" distR="0" wp14:anchorId="4914C3E7" wp14:editId="4412CFB1">
+            <wp:extent cx="5219700" cy="5793740"/>
+            <wp:effectExtent l="0" t="0" r="0" b="0"/>
+            <wp:docPr id="5" name="Resim 5"/>
             <wp:cNvGraphicFramePr>
               <a:graphicFrameLocks xmlns:a="http://schemas.openxmlformats.org/drawingml/2006/main" noChangeAspect="1"/>
             </wp:cNvGraphicFramePr>
@@ -16167,36 +15936,23 @@
               <a:graphicData uri="http://schemas.openxmlformats.org/drawingml/2006/picture">
                 <pic:pic xmlns:pic="http://schemas.openxmlformats.org/drawingml/2006/picture">
                   <pic:nvPicPr>
-                    <pic:cNvPr id="0" name="Picture 78"/>
-                    <pic:cNvPicPr>
-                      <a:picLocks noChangeAspect="1" noChangeArrowheads="1"/>
-                    </pic:cNvPicPr>
+                    <pic:cNvPr id="1" name=""/>
+                    <pic:cNvPicPr/>
                   </pic:nvPicPr>
                   <pic:blipFill>
-                    <a:blip r:embed="rId27">
-                      <a:extLst>
-                        <a:ext uri="{28A0092B-C50C-407E-A947-70E740481C1C}">
-                          <a14:useLocalDpi xmlns:a14="http://schemas.microsoft.com/office/drawing/2010/main" val="0"/>
-                        </a:ext>
-                      </a:extLst>
-                    </a:blip>
-                    <a:srcRect/>
+                    <a:blip r:embed="rId26"/>
                     <a:stretch>
                       <a:fillRect/>
                     </a:stretch>
                   </pic:blipFill>
-                  <pic:spPr bwMode="auto">
+                  <pic:spPr>
                     <a:xfrm>
                       <a:off x="0" y="0"/>
-                      <a:ext cx="5219700" cy="5783580"/>
+                      <a:ext cx="5219700" cy="5793740"/>
                     </a:xfrm>
                     <a:prstGeom prst="rect">
                       <a:avLst/>
                     </a:prstGeom>
-                    <a:noFill/>
-                    <a:ln>
-                      <a:noFill/>
-                    </a:ln>
                   </pic:spPr>
                 </pic:pic>
               </a:graphicData>
@@ -16207,7 +15963,7 @@
     </w:p>
     <w:p>
       <w:pPr>
-        <w:pStyle w:val="Caption"/>
+        <w:pStyle w:val="ResimYazs"/>
         <w:jc w:val="center"/>
         <w:rPr>
           <w:rFonts w:eastAsia="Batang"/>
@@ -16368,7 +16124,7 @@
                     </pic:cNvPicPr>
                   </pic:nvPicPr>
                   <pic:blipFill>
-                    <a:blip r:embed="rId28">
+                    <a:blip r:embed="rId27">
                       <a:extLst>
                         <a:ext uri="{28A0092B-C50C-407E-A947-70E740481C1C}">
                           <a14:useLocalDpi xmlns:a14="http://schemas.microsoft.com/office/drawing/2010/main" val="0"/>
@@ -16402,7 +16158,7 @@
     </w:p>
     <w:p>
       <w:pPr>
-        <w:pStyle w:val="Caption"/>
+        <w:pStyle w:val="ResimYazs"/>
         <w:jc w:val="center"/>
         <w:rPr>
           <w:rFonts w:eastAsia="Batang"/>
@@ -16530,7 +16286,7 @@
     </w:p>
     <w:p>
       <w:pPr>
-        <w:pStyle w:val="Heading1"/>
+        <w:pStyle w:val="Balk1"/>
       </w:pPr>
       <w:bookmarkStart w:id="105" w:name="_Toc232684044"/>
       <w:r>
@@ -16555,7 +16311,7 @@
     </w:p>
     <w:p>
       <w:pPr>
-        <w:pStyle w:val="Heading2"/>
+        <w:pStyle w:val="Balk2"/>
       </w:pPr>
       <w:bookmarkStart w:id="106" w:name="_Toc232684045"/>
       <w:bookmarkStart w:id="107" w:name="_Toc279660016"/>
@@ -16585,7 +16341,7 @@
     </w:p>
     <w:p>
       <w:pPr>
-        <w:pStyle w:val="Caption"/>
+        <w:pStyle w:val="ResimYazs"/>
         <w:keepNext/>
         <w:jc w:val="center"/>
         <w:rPr>
@@ -17484,7 +17240,7 @@
     </w:p>
     <w:p>
       <w:pPr>
-        <w:pStyle w:val="Heading2"/>
+        <w:pStyle w:val="Balk2"/>
       </w:pPr>
       <w:bookmarkStart w:id="111" w:name="_Toc232684046"/>
       <w:bookmarkEnd w:id="107"/>
@@ -17524,7 +17280,7 @@
     </w:p>
     <w:p>
       <w:pPr>
-        <w:pStyle w:val="Caption"/>
+        <w:pStyle w:val="ResimYazs"/>
         <w:keepNext/>
         <w:jc w:val="center"/>
         <w:rPr>
@@ -18666,7 +18422,7 @@
     </w:p>
     <w:p>
       <w:pPr>
-        <w:pStyle w:val="Heading2"/>
+        <w:pStyle w:val="Balk2"/>
         <w:rPr>
           <w:lang w:val="en-US"/>
         </w:rPr>
@@ -18715,7 +18471,7 @@
     </w:p>
     <w:p>
       <w:pPr>
-        <w:pStyle w:val="Heading2"/>
+        <w:pStyle w:val="Balk2"/>
         <w:rPr>
           <w:lang w:val="en-US"/>
         </w:rPr>
@@ -18757,7 +18513,7 @@
     </w:p>
     <w:p>
       <w:pPr>
-        <w:pStyle w:val="Heading2"/>
+        <w:pStyle w:val="Balk2"/>
         <w:rPr>
           <w:lang w:val="en-US"/>
         </w:rPr>
@@ -18831,7 +18587,7 @@
     </w:p>
     <w:p>
       <w:pPr>
-        <w:pStyle w:val="Heading2"/>
+        <w:pStyle w:val="Balk2"/>
         <w:rPr>
           <w:lang w:val="en-US"/>
         </w:rPr>
@@ -18860,9 +18616,9 @@
           <w:noProof w:val="0"/>
         </w:rPr>
         <w:sectPr>
-          <w:headerReference w:type="even" r:id="rId29"/>
-          <w:footerReference w:type="even" r:id="rId30"/>
-          <w:footerReference w:type="default" r:id="rId31"/>
+          <w:headerReference w:type="even" r:id="rId28"/>
+          <w:footerReference w:type="even" r:id="rId29"/>
+          <w:footerReference w:type="default" r:id="rId30"/>
           <w:pgSz w:w="11906" w:h="16838"/>
           <w:pgMar w:top="1418" w:right="1418" w:bottom="1418" w:left="2268" w:header="709" w:footer="709" w:gutter="0"/>
           <w:cols w:space="708"/>
@@ -18872,7 +18628,7 @@
     </w:p>
     <w:p>
       <w:pPr>
-        <w:pStyle w:val="Heading1"/>
+        <w:pStyle w:val="Balk1"/>
         <w:rPr>
           <w:lang w:val="en-US"/>
         </w:rPr>
@@ -18904,7 +18660,7 @@
     </w:p>
     <w:p>
       <w:pPr>
-        <w:pStyle w:val="Heading2"/>
+        <w:pStyle w:val="Balk2"/>
         <w:rPr>
           <w:lang w:val="en-US"/>
         </w:rPr>
@@ -18995,7 +18751,7 @@
     </w:p>
     <w:p>
       <w:pPr>
-        <w:pStyle w:val="Heading2"/>
+        <w:pStyle w:val="Balk2"/>
       </w:pPr>
       <w:bookmarkStart w:id="122" w:name="_Toc232684053"/>
       <w:r>
@@ -19020,7 +18776,7 @@
       <w:hyperlink w:anchor="kaynak17" w:history="1">
         <w:r>
           <w:rPr>
-            <w:rStyle w:val="Hyperlink"/>
+            <w:rStyle w:val="Kpr"/>
             <w:noProof w:val="0"/>
           </w:rPr>
           <w:t>[17]</w:t>
@@ -19035,7 +18791,7 @@
       <w:hyperlink w:anchor="kaynak18" w:history="1">
         <w:r>
           <w:rPr>
-            <w:rStyle w:val="Hyperlink"/>
+            <w:rStyle w:val="Kpr"/>
             <w:noProof w:val="0"/>
           </w:rPr>
           <w:t>[18]</w:t>
@@ -19062,7 +18818,7 @@
       <w:hyperlink w:anchor="kaynak19" w:history="1">
         <w:r>
           <w:rPr>
-            <w:rStyle w:val="Hyperlink"/>
+            <w:rStyle w:val="Kpr"/>
             <w:noProof w:val="0"/>
           </w:rPr>
           <w:t>[19]</w:t>
@@ -19077,7 +18833,7 @@
       <w:hyperlink w:anchor="kaynak16" w:history="1">
         <w:r>
           <w:rPr>
-            <w:rStyle w:val="Hyperlink"/>
+            <w:rStyle w:val="Kpr"/>
             <w:noProof w:val="0"/>
           </w:rPr>
           <w:t>[16]</w:t>
@@ -19092,7 +18848,7 @@
     </w:p>
     <w:p>
       <w:pPr>
-        <w:pStyle w:val="Caption"/>
+        <w:pStyle w:val="ResimYazs"/>
         <w:keepNext/>
         <w:jc w:val="center"/>
         <w:rPr>
@@ -19773,7 +19529,7 @@
     </w:p>
     <w:p>
       <w:pPr>
-        <w:pStyle w:val="Heading2"/>
+        <w:pStyle w:val="Balk2"/>
       </w:pPr>
       <w:bookmarkStart w:id="124" w:name="_Toc232684054"/>
       <w:r>
@@ -19797,7 +19553,7 @@
     </w:p>
     <w:tbl>
       <w:tblPr>
-        <w:tblStyle w:val="TableGrid"/>
+        <w:tblStyle w:val="TabloKlavuzu"/>
         <w:tblW w:w="0" w:type="auto"/>
         <w:tblBorders>
           <w:top w:val="none" w:sz="0" w:space="0" w:color="auto"/>
@@ -19874,7 +19630,7 @@
     </w:p>
     <w:tbl>
       <w:tblPr>
-        <w:tblStyle w:val="TableGrid"/>
+        <w:tblStyle w:val="TabloKlavuzu"/>
         <w:tblW w:w="0" w:type="auto"/>
         <w:tblBorders>
           <w:top w:val="none" w:sz="0" w:space="0" w:color="auto"/>
@@ -20012,7 +19768,7 @@
       <w:hyperlink w:anchor="kaynak20" w:history="1">
         <w:r>
           <w:rPr>
-            <w:rStyle w:val="Hyperlink"/>
+            <w:rStyle w:val="Kpr"/>
             <w:noProof w:val="0"/>
           </w:rPr>
           <w:t>[20]</w:t>
@@ -20027,7 +19783,7 @@
     </w:p>
     <w:p>
       <w:pPr>
-        <w:pStyle w:val="Heading2"/>
+        <w:pStyle w:val="Balk2"/>
       </w:pPr>
       <w:bookmarkStart w:id="125" w:name="_Toc232684055"/>
       <w:r>
@@ -20105,7 +19861,7 @@
     </w:p>
     <w:tbl>
       <w:tblPr>
-        <w:tblStyle w:val="TableGrid"/>
+        <w:tblStyle w:val="TabloKlavuzu"/>
         <w:tblW w:w="0" w:type="auto"/>
         <w:tblBorders>
           <w:top w:val="none" w:sz="0" w:space="0" w:color="auto"/>
@@ -20198,7 +19954,7 @@
     </w:p>
     <w:p>
       <w:pPr>
-        <w:pStyle w:val="Caption"/>
+        <w:pStyle w:val="ResimYazs"/>
         <w:keepNext/>
         <w:jc w:val="center"/>
         <w:rPr>
@@ -20601,7 +20357,7 @@
     </w:tbl>
     <w:p>
       <w:pPr>
-        <w:pStyle w:val="Heading2"/>
+        <w:pStyle w:val="Balk2"/>
       </w:pPr>
       <w:bookmarkStart w:id="127" w:name="_Toc232684056"/>
       <w:r>
@@ -20620,7 +20376,7 @@
     </w:p>
     <w:p>
       <w:pPr>
-        <w:pStyle w:val="Caption"/>
+        <w:pStyle w:val="ResimYazs"/>
         <w:keepNext/>
         <w:jc w:val="center"/>
         <w:rPr>
@@ -21048,7 +20804,7 @@
     </w:p>
     <w:p>
       <w:pPr>
-        <w:pStyle w:val="Caption"/>
+        <w:pStyle w:val="ResimYazs"/>
         <w:keepNext/>
         <w:rPr>
           <w:sz w:val="24"/>
@@ -21587,7 +21343,7 @@
     </w:p>
     <w:p>
       <w:pPr>
-        <w:pStyle w:val="Caption"/>
+        <w:pStyle w:val="ResimYazs"/>
         <w:keepNext/>
         <w:jc w:val="center"/>
         <w:rPr>
@@ -22091,7 +21847,7 @@
     </w:p>
     <w:p>
       <w:pPr>
-        <w:pStyle w:val="Caption"/>
+        <w:pStyle w:val="ResimYazs"/>
         <w:keepNext/>
         <w:jc w:val="center"/>
         <w:rPr>
@@ -22572,7 +22328,7 @@
                     </pic:cNvPicPr>
                   </pic:nvPicPr>
                   <pic:blipFill>
-                    <a:blip r:embed="rId32" cstate="print">
+                    <a:blip r:embed="rId31" cstate="print">
                       <a:extLst>
                         <a:ext uri="{28A0092B-C50C-407E-A947-70E740481C1C}">
                           <a14:useLocalDpi xmlns:a14="http://schemas.microsoft.com/office/drawing/2010/main" val="0"/>
@@ -22601,7 +22357,7 @@
     </w:p>
     <w:p>
       <w:pPr>
-        <w:pStyle w:val="Caption"/>
+        <w:pStyle w:val="ResimYazs"/>
         <w:rPr>
           <w:sz w:val="24"/>
           <w:szCs w:val="24"/>
@@ -22750,7 +22506,7 @@
     </w:p>
     <w:p>
       <w:pPr>
-        <w:pStyle w:val="Heading2"/>
+        <w:pStyle w:val="Balk2"/>
       </w:pPr>
       <w:bookmarkStart w:id="133" w:name="_Toc232684057"/>
       <w:r>
@@ -22820,7 +22576,7 @@
     </w:p>
     <w:p>
       <w:pPr>
-        <w:pStyle w:val="Heading1"/>
+        <w:pStyle w:val="Balk1"/>
         <w:rPr>
           <w:lang w:val="en-US"/>
         </w:rPr>
@@ -22878,7 +22634,7 @@
     </w:p>
     <w:p>
       <w:pPr>
-        <w:pStyle w:val="Heading2"/>
+        <w:pStyle w:val="Balk2"/>
         <w:rPr>
           <w:lang w:val="en-US"/>
         </w:rPr>
@@ -22953,7 +22709,7 @@
     </w:p>
     <w:p>
       <w:pPr>
-        <w:pStyle w:val="Heading2"/>
+        <w:pStyle w:val="Balk2"/>
       </w:pPr>
       <w:bookmarkStart w:id="142" w:name="_Toc232684060"/>
       <w:r>
@@ -22989,7 +22745,7 @@
     </w:p>
     <w:p>
       <w:pPr>
-        <w:pStyle w:val="Heading2"/>
+        <w:pStyle w:val="Balk2"/>
       </w:pPr>
       <w:bookmarkStart w:id="143" w:name="_Toc232684061"/>
       <w:r>
@@ -23025,7 +22781,7 @@
       <w:hyperlink w:anchor="kaynak9" w:history="1">
         <w:r>
           <w:rPr>
-            <w:rStyle w:val="Hyperlink"/>
+            <w:rStyle w:val="Kpr"/>
             <w:lang w:val="en-GB"/>
           </w:rPr>
           <w:t>[9]</w:t>
@@ -23061,7 +22817,7 @@
       <w:hyperlink w:anchor="kaynak7" w:history="1">
         <w:r>
           <w:rPr>
-            <w:rStyle w:val="Hyperlink"/>
+            <w:rStyle w:val="Kpr"/>
           </w:rPr>
           <w:t>[7]</w:t>
         </w:r>
@@ -23103,7 +22859,7 @@
     </w:p>
     <w:p>
       <w:pPr>
-        <w:pStyle w:val="Heading1"/>
+        <w:pStyle w:val="Balk1"/>
         <w:numPr>
           <w:ilvl w:val="0"/>
           <w:numId w:val="0"/>
@@ -23119,23 +22875,23 @@
       </w:r>
       <w:bookmarkEnd w:id="144"/>
       <w:bookmarkEnd w:id="145"/>
+      <w:commentRangeEnd w:id="146"/>
+      <w:r>
+        <w:rPr>
+          <w:rStyle w:val="AklamaBavurusu"/>
+          <w:sz w:val="24"/>
+          <w:szCs w:val="24"/>
+        </w:rPr>
+        <w:commentReference w:id="146"/>
+      </w:r>
       <w:commentRangeEnd w:id="147"/>
       <w:r>
         <w:rPr>
-          <w:rStyle w:val="CommentReference"/>
+          <w:rStyle w:val="AklamaBavurusu"/>
           <w:sz w:val="24"/>
           <w:szCs w:val="24"/>
         </w:rPr>
         <w:commentReference w:id="147"/>
-      </w:r>
-      <w:commentRangeEnd w:id="146"/>
-      <w:r>
-        <w:rPr>
-          <w:rStyle w:val="CommentReference"/>
-          <w:sz w:val="24"/>
-          <w:szCs w:val="24"/>
-        </w:rPr>
-        <w:commentReference w:id="146"/>
       </w:r>
     </w:p>
     <w:p>
@@ -23174,10 +22930,10 @@
         </w:rPr>
         <w:t xml:space="preserve"> (2025). Usage statistics of content languages for websites. Erişim: Kasım 2025,</w:t>
       </w:r>
-      <w:hyperlink r:id="rId33" w:history="1">
-        <w:r>
-          <w:rPr>
-            <w:rStyle w:val="Hyperlink"/>
+      <w:hyperlink r:id="rId32" w:history="1">
+        <w:r>
+          <w:rPr>
+            <w:rStyle w:val="Kpr"/>
             <w:noProof w:val="0"/>
           </w:rPr>
           <w:t xml:space="preserve"> https://w3techs.com/technologies/overview/content_language</w:t>
@@ -23226,10 +22982,10 @@
         </w:rPr>
         <w:t xml:space="preserve"> (t.y.). Erişim: 2025, </w:t>
       </w:r>
-      <w:hyperlink r:id="rId34" w:history="1">
-        <w:r>
-          <w:rPr>
-            <w:rStyle w:val="Hyperlink"/>
+      <w:hyperlink r:id="rId33" w:history="1">
+        <w:r>
+          <w:rPr>
+            <w:rStyle w:val="Kpr"/>
             <w:i/>
             <w:iCs/>
             <w:noProof w:val="0"/>
@@ -23280,10 +23036,10 @@
         </w:rPr>
         <w:t xml:space="preserve"> (2021). </w:t>
       </w:r>
-      <w:hyperlink r:id="rId35" w:history="1">
-        <w:r>
-          <w:rPr>
-            <w:rStyle w:val="Hyperlink"/>
+      <w:hyperlink r:id="rId34" w:history="1">
+        <w:r>
+          <w:rPr>
+            <w:rStyle w:val="Kpr"/>
             <w:noProof w:val="0"/>
           </w:rPr>
           <w:t>TÜRKİYE VE AVRUPA’DA YABANCI DİL EĞİTİMİ: BİR DURUM DEĞERLENDİRMESİ</w:t>
@@ -23346,10 +23102,10 @@
         </w:rPr>
         <w:t xml:space="preserve"> (2024). </w:t>
       </w:r>
-      <w:hyperlink r:id="rId36" w:history="1">
-        <w:r>
-          <w:rPr>
-            <w:rStyle w:val="Hyperlink"/>
+      <w:hyperlink r:id="rId35" w:history="1">
+        <w:r>
+          <w:rPr>
+            <w:rStyle w:val="Kpr"/>
             <w:noProof w:val="0"/>
           </w:rPr>
           <w:t>Real-time multilingual speech recognition and speaker diarization system based on Whisper segmentation</w:t>
@@ -23426,10 +23182,10 @@
         </w:rPr>
         <w:t xml:space="preserve"> (2020, May). </w:t>
       </w:r>
-      <w:hyperlink r:id="rId37" w:history="1">
-        <w:r>
-          <w:rPr>
-            <w:rStyle w:val="Hyperlink"/>
+      <w:hyperlink r:id="rId36" w:history="1">
+        <w:r>
+          <w:rPr>
+            <w:rStyle w:val="Kpr"/>
             <w:noProof w:val="0"/>
           </w:rPr>
           <w:t>Pyannote. audio: neural building blocks for speaker diarization</w:t>
@@ -23498,10 +23254,10 @@
         </w:rPr>
         <w:t xml:space="preserve"> (2014). </w:t>
       </w:r>
-      <w:hyperlink r:id="rId38" w:history="1">
-        <w:r>
-          <w:rPr>
-            <w:rStyle w:val="Hyperlink"/>
+      <w:hyperlink r:id="rId37" w:history="1">
+        <w:r>
+          <w:rPr>
+            <w:rStyle w:val="Kpr"/>
             <w:noProof w:val="0"/>
           </w:rPr>
           <w:t>Neural machine translation by jointly learning to align and translate</w:t>
@@ -23570,17 +23326,17 @@
         </w:rPr>
         <w:t xml:space="preserve"> (2025, July). </w:t>
       </w:r>
-      <w:hyperlink r:id="rId39" w:history="1">
-        <w:r>
-          <w:rPr>
-            <w:rStyle w:val="Hyperlink"/>
+      <w:hyperlink r:id="rId38" w:history="1">
+        <w:r>
+          <w:rPr>
+            <w:rStyle w:val="Kpr"/>
             <w:noProof w:val="0"/>
           </w:rPr>
           <w:t xml:space="preserve">LLMVoX: Autoregressive streaming text-to-speech model for any LLM. In </w:t>
         </w:r>
         <w:r>
           <w:rPr>
-            <w:rStyle w:val="Hyperlink"/>
+            <w:rStyle w:val="Kpr"/>
             <w:i/>
             <w:iCs/>
             <w:noProof w:val="0"/>
@@ -23645,10 +23401,10 @@
         </w:rPr>
         <w:t xml:space="preserve"> </w:t>
       </w:r>
-      <w:hyperlink r:id="rId40" w:history="1">
-        <w:r>
-          <w:rPr>
-            <w:rStyle w:val="Hyperlink"/>
+      <w:hyperlink r:id="rId39" w:history="1">
+        <w:r>
+          <w:rPr>
+            <w:rStyle w:val="Kpr"/>
             <w:noProof w:val="0"/>
           </w:rPr>
           <w:t>A benchmarking on cloud based speech-to-text services for french speech and background noise effect.</w:t>
@@ -23717,10 +23473,10 @@
         </w:rPr>
         <w:t xml:space="preserve"> (2019).</w:t>
       </w:r>
-      <w:hyperlink r:id="rId41" w:history="1">
-        <w:r>
-          <w:rPr>
-            <w:rStyle w:val="Hyperlink"/>
+      <w:hyperlink r:id="rId40" w:history="1">
+        <w:r>
+          <w:rPr>
+            <w:rStyle w:val="Kpr"/>
             <w:noProof w:val="0"/>
           </w:rPr>
           <w:t xml:space="preserve"> End-to-end neural speaker diarization with permutation-free objectives</w:t>
@@ -23783,10 +23539,10 @@
         </w:rPr>
         <w:t xml:space="preserve"> (2022). </w:t>
       </w:r>
-      <w:hyperlink r:id="rId42" w:history="1">
-        <w:r>
-          <w:rPr>
-            <w:rStyle w:val="Hyperlink"/>
+      <w:hyperlink r:id="rId41" w:history="1">
+        <w:r>
+          <w:rPr>
+            <w:rStyle w:val="Kpr"/>
             <w:noProof w:val="0"/>
           </w:rPr>
           <w:t>A comprehensive empirical review of modern voice activity detection approaches for movies and TV shows.</w:t>
@@ -23869,10 +23625,10 @@
         </w:rPr>
         <w:t xml:space="preserve"> (2024). </w:t>
       </w:r>
-      <w:hyperlink r:id="rId43" w:history="1">
-        <w:r>
-          <w:rPr>
-            <w:rStyle w:val="Hyperlink"/>
+      <w:hyperlink r:id="rId42" w:history="1">
+        <w:r>
+          <w:rPr>
+            <w:rStyle w:val="Kpr"/>
             <w:noProof w:val="0"/>
           </w:rPr>
           <w:t>Voice activity detection on Italian language.</w:t>
@@ -23941,10 +23697,10 @@
         </w:rPr>
         <w:t xml:space="preserve"> (2024). </w:t>
       </w:r>
-      <w:hyperlink r:id="rId44" w:history="1">
-        <w:r>
-          <w:rPr>
-            <w:rStyle w:val="Hyperlink"/>
+      <w:hyperlink r:id="rId43" w:history="1">
+        <w:r>
+          <w:rPr>
+            <w:rStyle w:val="Kpr"/>
             <w:noProof w:val="0"/>
           </w:rPr>
           <w:t>Integrating Faster Whisper with Deep Learning Speaker Recognition.</w:t>
@@ -23994,10 +23750,10 @@
         </w:rPr>
         <w:t xml:space="preserve"> (2023, August). </w:t>
       </w:r>
-      <w:hyperlink r:id="rId45" w:history="1">
-        <w:r>
-          <w:rPr>
-            <w:rStyle w:val="Hyperlink"/>
+      <w:hyperlink r:id="rId44" w:history="1">
+        <w:r>
+          <w:rPr>
+            <w:rStyle w:val="Kpr"/>
             <w:noProof w:val="0"/>
           </w:rPr>
           <w:t>pyannote. audio 2.1 speaker diarization pipeline: principle, benchmark, and recipe.</w:t>
@@ -24285,7 +24041,7 @@
     </w:p>
     <w:p>
       <w:pPr>
-        <w:pStyle w:val="Heading1"/>
+        <w:pStyle w:val="Balk1"/>
         <w:numPr>
           <w:ilvl w:val="0"/>
           <w:numId w:val="0"/>
@@ -24306,6 +24062,1017 @@
       <w:bookmarkEnd w:id="169"/>
       <w:bookmarkEnd w:id="170"/>
       <w:bookmarkEnd w:id="171"/>
+    </w:p>
+    <w:p>
+      <w:pPr>
+        <w:spacing w:before="280" w:after="120"/>
+      </w:pPr>
+      <w:r>
+        <w:rPr>
+          <w:b/>
+        </w:rPr>
+        <w:t>EK A: Sistem Kurulumu ve Yapılandırma Örneği</w:t>
+      </w:r>
+    </w:p>
+    <w:p>
+      <w:pPr>
+        <w:spacing w:after="80"/>
+        <w:jc w:val="both"/>
+      </w:pPr>
+      <w:r>
+        <w:t>Sistemin Windows 10/11 ve Python 3.10+ ortamında kurulumu ve çalıştırılması aşağıdaki adımlarla yapılır:</w:t>
+      </w:r>
+    </w:p>
+    <w:p>
+      <w:pPr>
+        <w:shd w:val="clear" w:color="auto" w:fill="FFFFFF" w:themeFill="background1"/>
+      </w:pPr>
+      <w:r>
+        <w:t>.venv oluştur ve etkinleştir</w:t>
+      </w:r>
+    </w:p>
+    <w:p>
+      <w:pPr>
+        <w:shd w:val="clear" w:color="auto" w:fill="FFFFFF" w:themeFill="background1"/>
+      </w:pPr>
+      <w:r>
+        <w:t>python -m venv .venv</w:t>
+      </w:r>
+    </w:p>
+    <w:p>
+      <w:pPr>
+        <w:shd w:val="clear" w:color="auto" w:fill="FFFFFF" w:themeFill="background1"/>
+      </w:pPr>
+      <w:r>
+        <w:t>.venv\Scripts\activate</w:t>
+      </w:r>
+    </w:p>
+    <w:p>
+      <w:pPr>
+        <w:shd w:val="clear" w:color="auto" w:fill="FFFFFF" w:themeFill="background1"/>
+      </w:pPr>
+      <w:r>
+        <w:t xml:space="preserve"> </w:t>
+      </w:r>
+    </w:p>
+    <w:p>
+      <w:pPr>
+        <w:shd w:val="clear" w:color="auto" w:fill="FFFFFF" w:themeFill="background1"/>
+      </w:pPr>
+      <w:r>
+        <w:t>bağımlılıkları kur</w:t>
+      </w:r>
+    </w:p>
+    <w:p>
+      <w:pPr>
+        <w:shd w:val="clear" w:color="auto" w:fill="FFFFFF" w:themeFill="background1"/>
+      </w:pPr>
+      <w:r>
+        <w:t>pip install -r requirements.txt -c constraints-windows.txt</w:t>
+      </w:r>
+    </w:p>
+    <w:p>
+      <w:pPr>
+        <w:shd w:val="clear" w:color="auto" w:fill="FFFFFF" w:themeFill="background1"/>
+      </w:pPr>
+      <w:r>
+        <w:t xml:space="preserve"> </w:t>
+      </w:r>
+    </w:p>
+    <w:p>
+      <w:pPr>
+        <w:shd w:val="clear" w:color="auto" w:fill="FFFFFF" w:themeFill="background1"/>
+      </w:pPr>
+      <w:r>
+        <w:t>modelleri indir (whisper-small, pyannote segmentasyon/embedding)</w:t>
+      </w:r>
+    </w:p>
+    <w:p>
+      <w:pPr>
+        <w:shd w:val="clear" w:color="auto" w:fill="FFFFFF" w:themeFill="background1"/>
+      </w:pPr>
+      <w:r>
+        <w:t>python scripts/download_models.py</w:t>
+      </w:r>
+    </w:p>
+    <w:p>
+      <w:pPr>
+        <w:shd w:val="clear" w:color="auto" w:fill="FFFFFF" w:themeFill="background1"/>
+      </w:pPr>
+      <w:r>
+        <w:t xml:space="preserve"> </w:t>
+      </w:r>
+    </w:p>
+    <w:p>
+      <w:pPr>
+        <w:shd w:val="clear" w:color="auto" w:fill="FFFFFF" w:themeFill="background1"/>
+      </w:pPr>
+      <w:r>
+        <w:t>uygulamayı başlat</w:t>
+      </w:r>
+    </w:p>
+    <w:p>
+      <w:pPr>
+        <w:shd w:val="clear" w:color="auto" w:fill="FFFFFF" w:themeFill="background1"/>
+      </w:pPr>
+      <w:r>
+        <w:t>python main.py            # grafiksel arayüz (GUI)</w:t>
+      </w:r>
+    </w:p>
+    <w:p>
+      <w:pPr>
+        <w:shd w:val="clear" w:color="auto" w:fill="FFFFFF" w:themeFill="background1"/>
+      </w:pPr>
+      <w:r>
+        <w:t xml:space="preserve">python main.py --cli    </w:t>
+      </w:r>
+      <w:r>
+        <w:t xml:space="preserve"> # terminal kipi (Ctrl+Q ile durdurulur)</w:t>
+      </w:r>
+    </w:p>
+    <w:p>
+      <w:pPr>
+        <w:shd w:val="clear" w:color="auto" w:fill="FFFFFF" w:themeFill="background1"/>
+        <w:spacing w:after="80"/>
+        <w:jc w:val="both"/>
+      </w:pPr>
+      <w:r>
+        <w:t>Konuşmacı ayrıştırma modellerinin indirilebilmesi için Hugging Face platformundan ilgili modellere erişim izni ve bir erişim anahtarı (HF_TOKEN) gereklidir. Sistemin davranışı, kaynak koda dokunmadan proje kökündeki .env dosyasıyla ayarlanır. Gerçek anahtar içermeyen örnek bir yapılandırma aşağıda verilmiştir:</w:t>
+      </w:r>
+    </w:p>
+    <w:p>
+      <w:pPr>
+        <w:shd w:val="clear" w:color="auto" w:fill="FFFFFF" w:themeFill="background1"/>
+      </w:pPr>
+      <w:r>
+        <w:t>HF_TOKEN=</w:t>
+      </w:r>
+    </w:p>
+    <w:p>
+      <w:pPr>
+        <w:shd w:val="clear" w:color="auto" w:fill="FFFFFF" w:themeFill="background1"/>
+      </w:pPr>
+      <w:r>
+        <w:t>DEFAULT_RATE=48000</w:t>
+      </w:r>
+    </w:p>
+    <w:p>
+      <w:pPr>
+        <w:shd w:val="clear" w:color="auto" w:fill="FFFFFF" w:themeFill="background1"/>
+      </w:pPr>
+      <w:r>
+        <w:t>DEFAULT_CHANNELS=2</w:t>
+      </w:r>
+    </w:p>
+    <w:p>
+      <w:pPr>
+        <w:shd w:val="clear" w:color="auto" w:fill="FFFFFF" w:themeFill="background1"/>
+      </w:pPr>
+      <w:r>
+        <w:t>FRAME_DURATION_MS=30</w:t>
+      </w:r>
+    </w:p>
+    <w:p>
+      <w:pPr>
+        <w:shd w:val="clear" w:color="auto" w:fill="FFFFFF" w:themeFill="background1"/>
+      </w:pPr>
+      <w:r>
+        <w:t>VAD_AGGRESSIVENESS=3</w:t>
+      </w:r>
+    </w:p>
+    <w:p>
+      <w:pPr>
+        <w:shd w:val="clear" w:color="auto" w:fill="FFFFFF" w:themeFill="background1"/>
+      </w:pPr>
+      <w:r>
+        <w:t>SILERO_THRESHOLD=0.20</w:t>
+      </w:r>
+    </w:p>
+    <w:p>
+      <w:pPr>
+        <w:shd w:val="clear" w:color="auto" w:fill="FFFFFF" w:themeFill="background1"/>
+      </w:pPr>
+      <w:r>
+        <w:t>SOFT_CHUNK_DURATION_MS=3000</w:t>
+      </w:r>
+    </w:p>
+    <w:p>
+      <w:pPr>
+        <w:shd w:val="clear" w:color="auto" w:fill="FFFFFF" w:themeFill="background1"/>
+      </w:pPr>
+      <w:r>
+        <w:t>MAX_CHUNK_DURATION_MS=5000</w:t>
+      </w:r>
+    </w:p>
+    <w:p>
+      <w:pPr>
+        <w:shd w:val="clear" w:color="auto" w:fill="FFFFFF" w:themeFill="background1"/>
+      </w:pPr>
+      <w:r>
+        <w:t>DIARIZATION_EMBEDDING_THRESHOLD=0.70</w:t>
+      </w:r>
+    </w:p>
+    <w:p>
+      <w:pPr>
+        <w:shd w:val="clear" w:color="auto" w:fill="FFFFFF" w:themeFill="background1"/>
+      </w:pPr>
+      <w:r>
+        <w:t>DIARIZATION_WARMUP_MS=20000</w:t>
+      </w:r>
+    </w:p>
+    <w:p>
+      <w:pPr>
+        <w:shd w:val="clear" w:color="auto" w:fill="FFFFFF" w:themeFill="background1"/>
+      </w:pPr>
+      <w:r>
+        <w:t>TRANSLATION_ENGINE=</w:t>
+      </w:r>
+    </w:p>
+    <w:p>
+      <w:pPr>
+        <w:shd w:val="clear" w:color="auto" w:fill="FFFFFF" w:themeFill="background1"/>
+        <w:spacing w:before="280" w:after="120"/>
+      </w:pPr>
+      <w:r>
+        <w:rPr>
+          <w:b/>
+        </w:rPr>
+        <w:t>EK B: Proje Klasör Yapısı</w:t>
+      </w:r>
+    </w:p>
+    <w:p>
+      <w:pPr>
+        <w:shd w:val="clear" w:color="auto" w:fill="FFFFFF" w:themeFill="background1"/>
+        <w:spacing w:after="80"/>
+        <w:jc w:val="both"/>
+      </w:pPr>
+      <w:r>
+        <w:t>Projenin dizin yapısı, sorumlulukların ayrıldığı modüler bir düzende organize edilmiştir:</w:t>
+      </w:r>
+    </w:p>
+    <w:p>
+      <w:pPr>
+        <w:shd w:val="clear" w:color="auto" w:fill="FFFFFF" w:themeFill="background1"/>
+      </w:pPr>
+      <w:r>
+        <w:t xml:space="preserve">src/              </w:t>
+      </w:r>
+      <w:r>
+        <w:t xml:space="preserve">     </w:t>
+      </w:r>
+      <w:r>
+        <w:t xml:space="preserve">    </w:t>
+      </w:r>
+      <w:r>
+        <w:t xml:space="preserve"> # uygulama kaynak kodu</w:t>
+      </w:r>
+    </w:p>
+    <w:p>
+      <w:pPr>
+        <w:shd w:val="clear" w:color="auto" w:fill="FFFFFF" w:themeFill="background1"/>
+      </w:pPr>
+      <w:r>
+        <w:t xml:space="preserve">  config.py          </w:t>
+      </w:r>
+      <w:r>
+        <w:t xml:space="preserve">   # tüm ayarlar (.env'den okunur)</w:t>
+      </w:r>
+    </w:p>
+    <w:p>
+      <w:pPr>
+        <w:shd w:val="clear" w:color="auto" w:fill="FFFFFF" w:themeFill="background1"/>
+      </w:pPr>
+      <w:r>
+        <w:t xml:space="preserve">  pipeline.py     </w:t>
+      </w:r>
+      <w:r>
+        <w:t xml:space="preserve">   </w:t>
+      </w:r>
+      <w:r>
+        <w:t xml:space="preserve">  </w:t>
+      </w:r>
+      <w:r>
+        <w:t># canlı kay</w:t>
+      </w:r>
+      <w:r>
+        <w:t xml:space="preserve">ıt döngüsü, chunk yönetimi, iş </w:t>
+      </w:r>
+      <w:r>
+        <w:t>parçacıkları</w:t>
+      </w:r>
+    </w:p>
+    <w:p>
+      <w:pPr>
+        <w:shd w:val="clear" w:color="auto" w:fill="FFFFFF" w:themeFill="background1"/>
+      </w:pPr>
+      <w:r>
+        <w:t xml:space="preserve">  audio/            </w:t>
+      </w:r>
+      <w:r>
+        <w:t xml:space="preserve">    </w:t>
+      </w:r>
+      <w:r>
+        <w:t xml:space="preserve">  </w:t>
+      </w:r>
+      <w:r>
+        <w:t># ses yakalama, VAD, ön işleme</w:t>
+      </w:r>
+    </w:p>
+    <w:p>
+      <w:pPr>
+        <w:shd w:val="clear" w:color="auto" w:fill="FFFFFF" w:themeFill="background1"/>
+      </w:pPr>
+      <w:r>
+        <w:t xml:space="preserve">    device.py  </w:t>
+      </w:r>
+    </w:p>
+    <w:p>
+      <w:pPr>
+        <w:shd w:val="clear" w:color="auto" w:fill="FFFFFF" w:themeFill="background1"/>
+      </w:pPr>
+      <w:r>
+        <w:t xml:space="preserve">    </w:t>
+      </w:r>
+      <w:r>
+        <w:t>vad.py</w:t>
+      </w:r>
+    </w:p>
+    <w:p>
+      <w:pPr>
+        <w:shd w:val="clear" w:color="auto" w:fill="FFFFFF" w:themeFill="background1"/>
+      </w:pPr>
+      <w:r>
+        <w:t xml:space="preserve">  </w:t>
+      </w:r>
+      <w:r>
+        <w:t xml:space="preserve">  preprocessing.py </w:t>
+      </w:r>
+    </w:p>
+    <w:p>
+      <w:pPr>
+        <w:shd w:val="clear" w:color="auto" w:fill="FFFFFF" w:themeFill="background1"/>
+      </w:pPr>
+      <w:r>
+        <w:t xml:space="preserve">   </w:t>
+      </w:r>
+      <w:r>
+        <w:t xml:space="preserve"> utils.py</w:t>
+      </w:r>
+    </w:p>
+    <w:p>
+      <w:pPr>
+        <w:shd w:val="clear" w:color="auto" w:fill="FFFFFF" w:themeFill="background1"/>
+      </w:pPr>
+      <w:r>
+        <w:t xml:space="preserve">  core/          </w:t>
+      </w:r>
+      <w:r>
+        <w:t xml:space="preserve">       </w:t>
+      </w:r>
+      <w:r>
+        <w:t xml:space="preserve">   </w:t>
+      </w:r>
+      <w:r>
+        <w:t># transkripsiyon + ayrıştırma + takip</w:t>
+      </w:r>
+    </w:p>
+    <w:p>
+      <w:pPr>
+        <w:shd w:val="clear" w:color="auto" w:fill="FFFFFF" w:themeFill="background1"/>
+      </w:pPr>
+      <w:r>
+        <w:t xml:space="preserve">    ai_worker.py</w:t>
+      </w:r>
+    </w:p>
+    <w:p>
+      <w:pPr>
+        <w:shd w:val="clear" w:color="auto" w:fill="FFFFFF" w:themeFill="background1"/>
+      </w:pPr>
+      <w:r>
+        <w:t xml:space="preserve">  </w:t>
+      </w:r>
+      <w:r>
+        <w:t xml:space="preserve">  speaker_tracker.py</w:t>
+      </w:r>
+    </w:p>
+    <w:p>
+      <w:pPr>
+        <w:shd w:val="clear" w:color="auto" w:fill="FFFFFF" w:themeFill="background1"/>
+      </w:pPr>
+      <w:r>
+        <w:lastRenderedPageBreak/>
+        <w:t xml:space="preserve">  </w:t>
+      </w:r>
+      <w:r>
+        <w:t xml:space="preserve">  embedding_extractor.py</w:t>
+      </w:r>
+    </w:p>
+    <w:p>
+      <w:pPr>
+        <w:shd w:val="clear" w:color="auto" w:fill="FFFFFF" w:themeFill="background1"/>
+      </w:pPr>
+      <w:r>
+        <w:t xml:space="preserve">    diarization_config.py </w:t>
+      </w:r>
+    </w:p>
+    <w:p>
+      <w:pPr>
+        <w:shd w:val="clear" w:color="auto" w:fill="FFFFFF" w:themeFill="background1"/>
+      </w:pPr>
+      <w:r>
+        <w:t xml:space="preserve"> </w:t>
+      </w:r>
+      <w:r>
+        <w:t xml:space="preserve">   </w:t>
+      </w:r>
+      <w:r>
+        <w:t xml:space="preserve">diarization_utils.py </w:t>
+      </w:r>
+    </w:p>
+    <w:p>
+      <w:pPr>
+        <w:shd w:val="clear" w:color="auto" w:fill="FFFFFF" w:themeFill="background1"/>
+      </w:pPr>
+      <w:r>
+        <w:t xml:space="preserve">   </w:t>
+      </w:r>
+      <w:r>
+        <w:t xml:space="preserve"> formatting.py</w:t>
+      </w:r>
+    </w:p>
+    <w:p>
+      <w:pPr>
+        <w:shd w:val="clear" w:color="auto" w:fill="FFFFFF" w:themeFill="background1"/>
+      </w:pPr>
+      <w:r>
+        <w:t xml:space="preserve">  translation/   </w:t>
+      </w:r>
+      <w:r>
+        <w:t xml:space="preserve">       </w:t>
+      </w:r>
+      <w:r>
+        <w:t xml:space="preserve">       </w:t>
+      </w:r>
+      <w:r>
+        <w:t># çoklu çeviri motoru (Google/DeepL/NLLB)</w:t>
+      </w:r>
+    </w:p>
+    <w:p>
+      <w:pPr>
+        <w:shd w:val="clear" w:color="auto" w:fill="FFFFFF" w:themeFill="background1"/>
+      </w:pPr>
+      <w:r>
+        <w:t xml:space="preserve">    engine.py</w:t>
+      </w:r>
+    </w:p>
+    <w:p>
+      <w:pPr>
+        <w:shd w:val="clear" w:color="auto" w:fill="FFFFFF" w:themeFill="background1"/>
+      </w:pPr>
+      <w:r>
+        <w:t xml:space="preserve">  ui/</w:t>
+      </w:r>
+      <w:r>
+        <w:t xml:space="preserve">         </w:t>
+      </w:r>
+      <w:r>
+        <w:t xml:space="preserve">         </w:t>
+      </w:r>
+      <w:r>
+        <w:t xml:space="preserve">     </w:t>
+      </w:r>
+      <w:r>
+        <w:t xml:space="preserve"> </w:t>
+      </w:r>
+      <w:r>
+        <w:t xml:space="preserve">       </w:t>
+      </w:r>
+      <w:r>
+        <w:t># PySide6 arayüz (ana pencere, overlay, tepsi)</w:t>
+      </w:r>
+    </w:p>
+    <w:p>
+      <w:pPr>
+        <w:shd w:val="clear" w:color="auto" w:fill="FFFFFF" w:themeFill="background1"/>
+      </w:pPr>
+      <w:r>
+        <w:t xml:space="preserve">    </w:t>
+      </w:r>
+      <w:r>
+        <w:t>main_window.py</w:t>
+      </w:r>
+    </w:p>
+    <w:p>
+      <w:pPr>
+        <w:shd w:val="clear" w:color="auto" w:fill="FFFFFF" w:themeFill="background1"/>
+      </w:pPr>
+      <w:r>
+        <w:t xml:space="preserve">  </w:t>
+      </w:r>
+      <w:r>
+        <w:t xml:space="preserve">  </w:t>
+      </w:r>
+      <w:r>
+        <w:t>subtitle_overlay.py</w:t>
+      </w:r>
+    </w:p>
+    <w:p>
+      <w:pPr>
+        <w:shd w:val="clear" w:color="auto" w:fill="FFFFFF" w:themeFill="background1"/>
+      </w:pPr>
+      <w:r>
+        <w:t xml:space="preserve">  </w:t>
+      </w:r>
+      <w:r>
+        <w:t xml:space="preserve">  tray.py  </w:t>
+      </w:r>
+    </w:p>
+    <w:p>
+      <w:pPr>
+        <w:shd w:val="clear" w:color="auto" w:fill="FFFFFF" w:themeFill="background1"/>
+      </w:pPr>
+      <w:r>
+        <w:t xml:space="preserve">    </w:t>
+      </w:r>
+      <w:r>
+        <w:t>resources.py</w:t>
+      </w:r>
+    </w:p>
+    <w:p>
+      <w:pPr>
+        <w:shd w:val="clear" w:color="auto" w:fill="FFFFFF" w:themeFill="background1"/>
+      </w:pPr>
+      <w:r>
+        <w:t xml:space="preserve">  model_folder/  </w:t>
+      </w:r>
+      <w:r>
+        <w:t xml:space="preserve">   </w:t>
+      </w:r>
+      <w:r>
+        <w:t xml:space="preserve">       </w:t>
+      </w:r>
+      <w:r>
+        <w:t># veri şemaları, konuşmacı renk paleti</w:t>
+      </w:r>
+    </w:p>
+    <w:p>
+      <w:pPr>
+        <w:shd w:val="clear" w:color="auto" w:fill="FFFFFF" w:themeFill="background1"/>
+      </w:pPr>
+      <w:r>
+        <w:t xml:space="preserve">tests/        </w:t>
+      </w:r>
+      <w:r>
+        <w:t xml:space="preserve">         </w:t>
+      </w:r>
+      <w:r>
+        <w:t xml:space="preserve">          </w:t>
+      </w:r>
+      <w:r>
+        <w:t xml:space="preserve"> # değerlendirme, benchmark ve birim testler</w:t>
+      </w:r>
+    </w:p>
+    <w:p>
+      <w:pPr>
+        <w:shd w:val="clear" w:color="auto" w:fill="FFFFFF" w:themeFill="background1"/>
+      </w:pPr>
+      <w:r>
+        <w:t xml:space="preserve">  unit/    </w:t>
+      </w:r>
+      <w:r>
+        <w:t xml:space="preserve">             </w:t>
+      </w:r>
+      <w:r>
+        <w:t xml:space="preserve">          </w:t>
+      </w:r>
+      <w:r>
+        <w:t># hızlı pytest birim testleri</w:t>
+      </w:r>
+    </w:p>
+    <w:p>
+      <w:pPr>
+        <w:shd w:val="clear" w:color="auto" w:fill="FFFFFF" w:themeFill="background1"/>
+      </w:pPr>
+      <w:r>
+        <w:t xml:space="preserve">  dataset_managers/   </w:t>
+      </w:r>
+      <w:r>
+        <w:t xml:space="preserve">  </w:t>
+      </w:r>
+      <w:r>
+        <w:t># veri seti indirme/yükleme (dataset başına 1 dosya)</w:t>
+      </w:r>
+    </w:p>
+    <w:p>
+      <w:pPr>
+        <w:shd w:val="clear" w:color="auto" w:fill="FFFFFF" w:themeFill="background1"/>
+      </w:pPr>
+      <w:r>
+        <w:t xml:space="preserve">  metrics/         </w:t>
+      </w:r>
+      <w:r>
+        <w:t xml:space="preserve">     </w:t>
+      </w:r>
+      <w:r>
+        <w:t xml:space="preserve">       </w:t>
+      </w:r>
+      <w:r>
+        <w:t># tüm metrik matematiği (WER/CER/DER/cpWER/BLEU/chrF/COMET)</w:t>
+      </w:r>
+    </w:p>
+    <w:p>
+      <w:pPr>
+        <w:shd w:val="clear" w:color="auto" w:fill="FFFFFF" w:themeFill="background1"/>
+      </w:pPr>
+      <w:r>
+        <w:t xml:space="preserve">  benchmarks/    </w:t>
+      </w:r>
+      <w:r>
+        <w:t xml:space="preserve">       </w:t>
+      </w:r>
+      <w:r>
+        <w:t xml:space="preserve">  </w:t>
+      </w:r>
+      <w:r>
+        <w:t># ağır runner'lar (librispeech, ami, chime6, translation)</w:t>
+      </w:r>
+    </w:p>
+    <w:p>
+      <w:pPr>
+        <w:shd w:val="clear" w:color="auto" w:fill="FFFFFF" w:themeFill="background1"/>
+      </w:pPr>
+      <w:r>
+        <w:t xml:space="preserve">scripts/      </w:t>
+      </w:r>
+      <w:r>
+        <w:t xml:space="preserve">          </w:t>
+      </w:r>
+      <w:r>
+        <w:t xml:space="preserve">        </w:t>
+      </w:r>
+      <w:r>
+        <w:t xml:space="preserve"># </w:t>
+      </w:r>
+      <w:r>
+        <w:t>betikler (download_models, vad_sweep, run_gss)</w:t>
+      </w:r>
+    </w:p>
+    <w:p>
+      <w:pPr>
+        <w:shd w:val="clear" w:color="auto" w:fill="FFFFFF" w:themeFill="background1"/>
+      </w:pPr>
+      <w:r>
+        <w:t xml:space="preserve">datasets/  </w:t>
+      </w:r>
+      <w:r>
+        <w:t xml:space="preserve">             </w:t>
+      </w:r>
+      <w:r>
+        <w:t xml:space="preserve">      </w:t>
+      </w:r>
+      <w:r>
+        <w:t xml:space="preserve"># veri kümeleri (ami, chime6, flores200, librispeech) </w:t>
+      </w:r>
+    </w:p>
+    <w:p>
+      <w:pPr>
+        <w:shd w:val="clear" w:color="auto" w:fill="FFFFFF" w:themeFill="background1"/>
+      </w:pPr>
+      <w:r>
+        <w:t>gitignore</w:t>
+      </w:r>
+    </w:p>
+    <w:p>
+      <w:pPr>
+        <w:shd w:val="clear" w:color="auto" w:fill="FFFFFF" w:themeFill="background1"/>
+      </w:pPr>
+      <w:r>
+        <w:t xml:space="preserve">models/      </w:t>
+      </w:r>
+      <w:r>
+        <w:t xml:space="preserve">          </w:t>
+      </w:r>
+      <w:r>
+        <w:t xml:space="preserve">     </w:t>
+      </w:r>
+      <w:r>
+        <w:t xml:space="preserve"> # yerel AI modelleri </w:t>
+      </w:r>
+    </w:p>
+    <w:p>
+      <w:pPr>
+        <w:shd w:val="clear" w:color="auto" w:fill="FFFFFF" w:themeFill="background1"/>
+      </w:pPr>
+      <w:r>
+        <w:t xml:space="preserve">output/   </w:t>
+      </w:r>
+      <w:r>
+        <w:t xml:space="preserve">         </w:t>
+      </w:r>
+      <w:r>
+        <w:t xml:space="preserve">     </w:t>
+      </w:r>
+      <w:r>
+        <w:t xml:space="preserve">     </w:t>
+      </w:r>
+      <w:r>
+        <w:t xml:space="preserve"> </w:t>
+      </w:r>
+      <w:r>
+        <w:t xml:space="preserve"># çıktı ve ölçüm dosyaları </w:t>
+      </w:r>
+    </w:p>
+    <w:p>
+      <w:pPr>
+        <w:shd w:val="clear" w:color="auto" w:fill="FFFFFF" w:themeFill="background1"/>
+        <w:spacing w:before="280" w:after="120"/>
+      </w:pPr>
+      <w:r>
+        <w:rPr>
+          <w:b/>
+        </w:rPr>
+        <w:t>EK C: Deneysel Değerlendirme Komutları</w:t>
+      </w:r>
+    </w:p>
+    <w:p>
+      <w:pPr>
+        <w:shd w:val="clear" w:color="auto" w:fill="FFFFFF" w:themeFill="background1"/>
+        <w:spacing w:after="80"/>
+        <w:jc w:val="both"/>
+      </w:pPr>
+      <w:r>
+        <w:t>Bölüm 5'teki değerlendirmelerin tekrar üretilebilmesi için kullanılan komutlar aşağıda verilmiştir. Tüm komutlar proje kökünden modül olarak çalıştırılır.</w:t>
+      </w:r>
+    </w:p>
+    <w:p>
+      <w:pPr>
+        <w:shd w:val="clear" w:color="auto" w:fill="FFFFFF" w:themeFill="background1"/>
+        <w:spacing w:before="160"/>
+      </w:pPr>
+      <w:r>
+        <w:rPr>
+          <w:b/>
+        </w:rPr>
+        <w:t>Birim testler ve veri seti hazırlığı</w:t>
+      </w:r>
+    </w:p>
+    <w:p>
+      <w:pPr>
+        <w:shd w:val="clear" w:color="auto" w:fill="FFFFFF" w:themeFill="background1"/>
+      </w:pPr>
+      <w:r>
+        <w:t xml:space="preserve">python -m pytest tests/unit -q             </w:t>
+      </w:r>
+      <w:r>
+        <w:t xml:space="preserve">           </w:t>
+      </w:r>
+      <w:r>
+        <w:t xml:space="preserve"> # hızlı birim testler</w:t>
+      </w:r>
+    </w:p>
+    <w:p>
+      <w:pPr>
+        <w:shd w:val="clear" w:color="auto" w:fill="FFFFFF" w:themeFill="background1"/>
+      </w:pPr>
+      <w:r>
+        <w:t>python -m test</w:t>
+      </w:r>
+      <w:r>
+        <w:t xml:space="preserve">s.dataset_managers           </w:t>
+      </w:r>
+      <w:r>
+        <w:t xml:space="preserve">      </w:t>
+      </w:r>
+      <w:r>
+        <w:t xml:space="preserve"> </w:t>
+      </w:r>
+      <w:r>
+        <w:t># tüm veri kümelerini indir</w:t>
+      </w:r>
+    </w:p>
+    <w:p>
+      <w:pPr>
+        <w:shd w:val="clear" w:color="auto" w:fill="FFFFFF" w:themeFill="background1"/>
+      </w:pPr>
+      <w:r>
+        <w:t>python -m test</w:t>
+      </w:r>
+      <w:r>
+        <w:t xml:space="preserve">s.dataset_managers flores200  </w:t>
+      </w:r>
+      <w:r>
+        <w:t># tek veri kümesi</w:t>
+      </w:r>
+    </w:p>
+    <w:p>
+      <w:pPr>
+        <w:shd w:val="clear" w:color="auto" w:fill="FFFFFF" w:themeFill="background1"/>
+        <w:spacing w:before="160"/>
+      </w:pPr>
+      <w:r>
+        <w:rPr>
+          <w:b/>
+        </w:rPr>
+        <w:t>Benchmark komutları</w:t>
+      </w:r>
+    </w:p>
+    <w:p>
+      <w:pPr>
+        <w:shd w:val="clear" w:color="auto" w:fill="FFFFFF" w:themeFill="background1"/>
+      </w:pPr>
+      <w:r>
+        <w:t># Transk</w:t>
+      </w:r>
+      <w:r>
+        <w:t>ripsiyon</w:t>
+      </w:r>
+      <w:r>
+        <w:t xml:space="preserve"> LibriSpeech (WER/CER)</w:t>
+      </w:r>
+    </w:p>
+    <w:p>
+      <w:pPr>
+        <w:shd w:val="clear" w:color="auto" w:fill="FFFFFF" w:themeFill="background1"/>
+      </w:pPr>
+      <w:r>
+        <w:t>python -m tests.benchmarks.librispeech_asr --limit 20</w:t>
+      </w:r>
+    </w:p>
+    <w:p>
+      <w:pPr>
+        <w:shd w:val="clear" w:color="auto" w:fill="FFFFFF" w:themeFill="background1"/>
+      </w:pPr>
+      <w:r>
+        <w:t xml:space="preserve"> </w:t>
+      </w:r>
+    </w:p>
+    <w:p>
+      <w:pPr>
+        <w:shd w:val="clear" w:color="auto" w:fill="FFFFFF" w:themeFill="background1"/>
+      </w:pPr>
+      <w:r>
+        <w:t># Konuşmacı ayrıştırma</w:t>
+      </w:r>
+      <w:r>
+        <w:t xml:space="preserve"> AMI (DER)</w:t>
+      </w:r>
+    </w:p>
+    <w:p>
+      <w:pPr>
+        <w:shd w:val="clear" w:color="auto" w:fill="FFFFFF" w:themeFill="background1"/>
+      </w:pPr>
+      <w:r>
+        <w:t>python -m tests.benchmarks.ami_diarization --mode raw</w:t>
+      </w:r>
+    </w:p>
+    <w:p>
+      <w:pPr>
+        <w:shd w:val="clear" w:color="auto" w:fill="FFFFFF" w:themeFill="background1"/>
+      </w:pPr>
+      <w:r>
+        <w:t xml:space="preserve"> </w:t>
+      </w:r>
+    </w:p>
+    <w:p>
+      <w:pPr>
+        <w:shd w:val="clear" w:color="auto" w:fill="FFFFFF" w:themeFill="background1"/>
+      </w:pPr>
+      <w:r>
+        <w:t># AMI referanslarını hazırla, sonra replay + skorla</w:t>
+      </w:r>
+    </w:p>
+    <w:p>
+      <w:pPr>
+        <w:shd w:val="clear" w:color="auto" w:fill="FFFFFF" w:themeFill="background1"/>
+      </w:pPr>
+      <w:r>
+        <w:t>python -m tests.dataset_managers ami_refs</w:t>
+      </w:r>
+    </w:p>
+    <w:p>
+      <w:pPr>
+        <w:shd w:val="clear" w:color="auto" w:fill="FFFFFF" w:themeFill="background1"/>
+      </w:pPr>
+      <w:r>
+        <w:t>python -m tests.benchmarks.ami_replay --only IS1009a</w:t>
+      </w:r>
+    </w:p>
+    <w:p>
+      <w:pPr>
+        <w:shd w:val="clear" w:color="auto" w:fill="FFFFFF" w:themeFill="background1"/>
+      </w:pPr>
+      <w:r>
+        <w:t>python -m tests.benchmarks.ami_score</w:t>
+      </w:r>
+    </w:p>
+    <w:p>
+      <w:pPr>
+        <w:shd w:val="clear" w:color="auto" w:fill="FFFFFF" w:themeFill="background1"/>
+      </w:pPr>
+      <w:r>
+        <w:t xml:space="preserve"> </w:t>
+      </w:r>
+    </w:p>
+    <w:p>
+      <w:pPr>
+        <w:shd w:val="clear" w:color="auto" w:fill="FFFFFF" w:themeFill="background1"/>
+      </w:pPr>
+      <w:r>
+        <w:t xml:space="preserve"># Gürültülü/uzak alan </w:t>
+      </w:r>
+      <w:r>
+        <w:t>CHiME-6 (WER/cpWER/DER)</w:t>
+      </w:r>
+    </w:p>
+    <w:p>
+      <w:pPr>
+        <w:shd w:val="clear" w:color="auto" w:fill="FFFFFF" w:themeFill="background1"/>
+      </w:pPr>
+      <w:r>
+        <w:t>python -m tests.benchmarks.chime6 --sanity-check</w:t>
+      </w:r>
+    </w:p>
+    <w:p>
+      <w:pPr>
+        <w:shd w:val="clear" w:color="auto" w:fill="FFFFFF" w:themeFill="background1"/>
+      </w:pPr>
+      <w:r>
+        <w:t>python -m tests.benchmarks.chime6 --session S02 --limit-minutes 5</w:t>
+      </w:r>
+    </w:p>
+    <w:p>
+      <w:pPr>
+        <w:shd w:val="clear" w:color="auto" w:fill="FFFFFF" w:themeFill="background1"/>
+      </w:pPr>
+      <w:r>
+        <w:t xml:space="preserve"> </w:t>
+      </w:r>
+    </w:p>
+    <w:p>
+      <w:pPr>
+        <w:shd w:val="clear" w:color="auto" w:fill="FFFFFF" w:themeFill="background1"/>
+      </w:pPr>
+      <w:r>
+        <w:t xml:space="preserve"># Çeviri </w:t>
+      </w:r>
+      <w:r>
+        <w:t>FLORES-200 (BLEU/chrF++/COMET)</w:t>
+      </w:r>
+    </w:p>
+    <w:p>
+      <w:pPr>
+        <w:shd w:val="clear" w:color="auto" w:fill="FFFFFF" w:themeFill="background1"/>
+      </w:pPr>
+      <w:r>
+        <w:t>python -m tests.benchmarks.translation --pairs en-tr --limit 100</w:t>
+      </w:r>
+    </w:p>
+    <w:p>
+      <w:pPr>
+        <w:shd w:val="clear" w:color="auto" w:fill="FFFFFF" w:themeFill="background1"/>
+      </w:pPr>
+      <w:r>
+        <w:lastRenderedPageBreak/>
+        <w:t xml:space="preserve"> </w:t>
+      </w:r>
+    </w:p>
+    <w:p>
+      <w:pPr>
+        <w:shd w:val="clear" w:color="auto" w:fill="FFFFFF" w:themeFill="background1"/>
+      </w:pPr>
+      <w:r>
+        <w:t># VAD parametre taraması (Bölüm 5.5)</w:t>
+      </w:r>
+    </w:p>
+    <w:p>
+      <w:pPr>
+        <w:shd w:val="clear" w:color="auto" w:fill="FFFFFF" w:themeFill="background1"/>
+      </w:pPr>
+      <w:r>
+        <w:t>python scripts/vad_sweep.py --session S02 --limit-minutes 5 --thr-step 0.2</w:t>
+      </w:r>
+    </w:p>
+    <w:p>
+      <w:pPr>
+        <w:shd w:val="clear" w:color="auto" w:fill="FFFFFF" w:themeFill="background1"/>
+        <w:spacing w:before="160"/>
+      </w:pPr>
+      <w:r>
+        <w:rPr>
+          <w:b/>
+        </w:rPr>
+        <w:t>EK C.1 Veri kümelerinin hazırlanması ve lisans notları</w:t>
+      </w:r>
+    </w:p>
+    <w:p>
+      <w:pPr>
+        <w:shd w:val="clear" w:color="auto" w:fill="FFFFFF" w:themeFill="background1"/>
+        <w:spacing w:after="80"/>
+        <w:jc w:val="both"/>
+      </w:pPr>
+      <w:r>
+        <w:t>Veri kümeleri proje kökündeki gitignore'lı datasets/ dizini altına yerleştirilir. LibriSpeech (test-clean), AMI (Mix-Headset) ve FLORES-200 (devtest) veri kümeleri dataset yöneticisi betikleriyle otomatik indirilebilir. CHiME-6 ise lisans gereği otomatik inmez; ses ve transkripsiyon dosyaları datasets/chime6/{audio, transcriptions} dizinleri altına elle yerleştirilmelidir. CHiME-6 uzak alan değerlendirmelerinde kılavuzlu kaynak ayırma (GSS) için scripts/run_gss.py kullanılabilir.</w:t>
+      </w:r>
     </w:p>
     <w:p>
       <w:pPr>
@@ -24329,16 +25096,16 @@
         </w:sectPr>
       </w:pPr>
     </w:p>
-    <w:bookmarkStart w:id="172" w:name="_Toc232684064"/>
-    <w:commentRangeStart w:id="173"/>
-    <w:p>
-      <w:pPr>
-        <w:pStyle w:val="Heading1"/>
+    <w:p>
+      <w:pPr>
+        <w:pStyle w:val="Balk1"/>
         <w:numPr>
           <w:ilvl w:val="0"/>
           <w:numId w:val="0"/>
         </w:numPr>
       </w:pPr>
+      <w:bookmarkStart w:id="172" w:name="_Toc232684064"/>
+      <w:commentRangeStart w:id="173"/>
       <w:r>
         <w:lastRenderedPageBreak/>
         <mc:AlternateContent>
@@ -24416,7 +25183,7 @@
           </mc:Choice>
           <mc:Fallback>
             <w:pict>
-              <v:shape w14:anchorId="71A58868" id="_x0000_s1045" type="#_x0000_t202" style="position:absolute;margin-left:288.4pt;margin-top:53.85pt;width:116.8pt;height:122.25pt;z-index:251486208;visibility:visible;mso-wrap-style:square;mso-width-percent:0;mso-height-percent:0;mso-wrap-distance-left:9pt;mso-wrap-distance-top:0;mso-wrap-distance-right:9pt;mso-wrap-distance-bottom:0;mso-position-horizontal:absolute;mso-position-horizontal-relative:margin;mso-position-vertical:absolute;mso-position-vertical-relative:margin;mso-width-percent:0;mso-height-percent:0;mso-width-relative:margin;mso-height-relative:margin;v-text-anchor:top" o:gfxdata="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">
+              <v:shape w14:anchorId="71A58868" id="_x0000_s1045" type="#_x0000_t202" style="position:absolute;margin-left:288.4pt;margin-top:53.85pt;width:116.8pt;height:122.25pt;z-index:251486208;visibility:visible;mso-wrap-style:square;mso-width-percent:0;mso-height-percent:0;mso-wrap-distance-left:9pt;mso-wrap-distance-top:0;mso-wrap-distance-right:9pt;mso-wrap-distance-bottom:0;mso-position-horizontal:absolute;mso-position-horizontal-relative:margin;mso-position-vertical:absolute;mso-position-vertical-relative:margin;mso-width-percent:0;mso-height-percent:0;mso-width-relative:margin;mso-height-relative:margin;v-text-anchor:top" o:gfxdata="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">
                 <v:textbox>
                   <w:txbxContent>
                     <w:p>
@@ -24444,7 +25211,7 @@
       <w:commentRangeEnd w:id="173"/>
       <w:r>
         <w:rPr>
-          <w:rStyle w:val="CommentReference"/>
+          <w:rStyle w:val="AklamaBavurusu"/>
           <w:sz w:val="24"/>
           <w:szCs w:val="24"/>
         </w:rPr>
@@ -24453,7 +25220,7 @@
     </w:p>
     <w:p>
       <w:pPr>
-        <w:pStyle w:val="Subtitle"/>
+        <w:pStyle w:val="Altyaz"/>
         <w:spacing w:line="360" w:lineRule="auto"/>
       </w:pPr>
       <w:r>
@@ -24481,7 +25248,7 @@
       <w:commentRangeEnd w:id="174"/>
       <w:r>
         <w:rPr>
-          <w:rStyle w:val="CommentReference"/>
+          <w:rStyle w:val="AklamaBavurusu"/>
           <w:sz w:val="24"/>
           <w:szCs w:val="24"/>
         </w:rPr>
@@ -24490,31 +25257,31 @@
     </w:p>
     <w:p>
       <w:pPr>
-        <w:pStyle w:val="Subtitle"/>
+        <w:pStyle w:val="Altyaz"/>
         <w:spacing w:line="360" w:lineRule="auto"/>
       </w:pPr>
     </w:p>
     <w:p>
       <w:pPr>
-        <w:pStyle w:val="Subtitle"/>
+        <w:pStyle w:val="Altyaz"/>
         <w:spacing w:line="360" w:lineRule="auto"/>
       </w:pPr>
     </w:p>
     <w:p>
       <w:pPr>
-        <w:pStyle w:val="Subtitle"/>
+        <w:pStyle w:val="Altyaz"/>
         <w:spacing w:line="360" w:lineRule="auto"/>
       </w:pPr>
     </w:p>
     <w:p>
       <w:pPr>
-        <w:pStyle w:val="Subtitle"/>
+        <w:pStyle w:val="Altyaz"/>
         <w:spacing w:line="360" w:lineRule="auto"/>
       </w:pPr>
     </w:p>
     <w:p>
       <w:pPr>
-        <w:pStyle w:val="Subtitle"/>
+        <w:pStyle w:val="Altyaz"/>
         <w:spacing w:line="360" w:lineRule="auto"/>
       </w:pPr>
       <w:commentRangeStart w:id="175"/>
@@ -24524,7 +25291,7 @@
       <w:commentRangeEnd w:id="175"/>
       <w:r>
         <w:rPr>
-          <w:rStyle w:val="CommentReference"/>
+          <w:rStyle w:val="AklamaBavurusu"/>
           <w:sz w:val="24"/>
           <w:szCs w:val="24"/>
         </w:rPr>
@@ -24542,10 +25309,13 @@
       <w:r>
         <w:t>:</w:t>
       </w:r>
-    </w:p>
-    <w:p>
-      <w:pPr>
-        <w:pStyle w:val="Subtitle"/>
+      <w:r>
+        <w:t xml:space="preserve"> Yusuf Balmumcu</w:t>
+      </w:r>
+    </w:p>
+    <w:p>
+      <w:pPr>
+        <w:pStyle w:val="Altyaz"/>
         <w:spacing w:line="360" w:lineRule="auto"/>
         <w:rPr>
           <w:b w:val="0"/>
@@ -24564,7 +25334,7 @@
     </w:p>
     <w:p>
       <w:pPr>
-        <w:pStyle w:val="Subtitle"/>
+        <w:pStyle w:val="Altyaz"/>
         <w:spacing w:line="360" w:lineRule="auto"/>
         <w:rPr>
           <w:b w:val="0"/>
@@ -24612,6 +25382,29 @@
         </w:rPr>
         <w:t xml:space="preserve"> </w:t>
       </w:r>
+      <w:r>
+        <w:rPr>
+          <w:b w:val="0"/>
+          <w:bCs w:val="0"/>
+        </w:rPr>
+        <w:t>yusufbalmumcu1</w:t>
+      </w:r>
+      <w:r>
+        <w:rPr>
+          <w:b w:val="0"/>
+          <w:bCs w:val="0"/>
+        </w:rPr>
+        <w:t>@</w:t>
+      </w:r>
+      <w:bookmarkStart w:id="176" w:name="_GoBack"/>
+      <w:bookmarkEnd w:id="176"/>
+      <w:r>
+        <w:rPr>
+          <w:b w:val="0"/>
+          <w:bCs w:val="0"/>
+        </w:rPr>
+        <w:t>hotmail.com</w:t>
+      </w:r>
     </w:p>
     <w:p>
       <w:pPr>
@@ -24670,7 +25463,7 @@
     </w:p>
     <w:p>
       <w:pPr>
-        <w:pStyle w:val="ListParagraph"/>
+        <w:pStyle w:val="ListeParagraf"/>
         <w:numPr>
           <w:ilvl w:val="0"/>
           <w:numId w:val="29"/>
@@ -24687,7 +25480,7 @@
     </w:p>
     <w:p>
       <w:pPr>
-        <w:pStyle w:val="BodyText"/>
+        <w:pStyle w:val="GvdeMetni"/>
         <w:numPr>
           <w:ilvl w:val="0"/>
           <w:numId w:val="29"/>
@@ -24703,7 +25496,516 @@
     </w:p>
     <w:p>
       <w:pPr>
-        <w:pStyle w:val="BodyText"/>
+        <w:pStyle w:val="GvdeMetni"/>
+        <w:numPr>
+          <w:ilvl w:val="0"/>
+          <w:numId w:val="29"/>
+        </w:numPr>
+        <w:spacing w:before="120" w:after="120"/>
+        <w:rPr>
+          <w:bCs/>
+        </w:rPr>
+      </w:pPr>
+      <w:r>
+        <w:rPr>
+          <w:bCs/>
+        </w:rPr>
+        <w:t>…………………………………………………………………………………</w:t>
+      </w:r>
+    </w:p>
+    <w:p>
+      <w:pPr>
+        <w:rPr>
+          <w:b/>
+          <w:bCs/>
+        </w:rPr>
+      </w:pPr>
+    </w:p>
+    <w:p>
+      <w:pPr>
+        <w:rPr>
+          <w:b/>
+          <w:bCs/>
+        </w:rPr>
+      </w:pPr>
+    </w:p>
+    <w:p>
+      <w:pPr>
+        <w:rPr>
+          <w:b/>
+          <w:bCs/>
+        </w:rPr>
+      </w:pPr>
+    </w:p>
+    <w:p>
+      <w:pPr>
+        <w:rPr>
+          <w:b/>
+          <w:bCs/>
+        </w:rPr>
+      </w:pPr>
+    </w:p>
+    <w:p>
+      <w:pPr>
+        <w:rPr>
+          <w:b/>
+          <w:bCs/>
+        </w:rPr>
+      </w:pPr>
+    </w:p>
+    <w:p>
+      <w:pPr>
+        <w:rPr>
+          <w:b/>
+          <w:bCs/>
+        </w:rPr>
+      </w:pPr>
+    </w:p>
+    <w:p>
+      <w:pPr>
+        <w:rPr>
+          <w:b/>
+          <w:bCs/>
+        </w:rPr>
+      </w:pPr>
+    </w:p>
+    <w:p>
+      <w:pPr>
+        <w:rPr>
+          <w:b/>
+          <w:bCs/>
+        </w:rPr>
+      </w:pPr>
+    </w:p>
+    <w:p>
+      <w:pPr>
+        <w:rPr>
+          <w:b/>
+          <w:bCs/>
+        </w:rPr>
+      </w:pPr>
+    </w:p>
+    <w:p>
+      <w:pPr>
+        <w:rPr>
+          <w:b/>
+          <w:bCs/>
+        </w:rPr>
+      </w:pPr>
+    </w:p>
+    <w:p>
+      <w:pPr>
+        <w:rPr>
+          <w:b/>
+          <w:bCs/>
+        </w:rPr>
+      </w:pPr>
+    </w:p>
+    <w:p>
+      <w:pPr>
+        <w:rPr>
+          <w:b/>
+          <w:bCs/>
+        </w:rPr>
+      </w:pPr>
+    </w:p>
+    <w:p>
+      <w:pPr>
+        <w:rPr>
+          <w:b/>
+          <w:bCs/>
+        </w:rPr>
+      </w:pPr>
+    </w:p>
+    <w:p>
+      <w:pPr>
+        <w:rPr>
+          <w:b/>
+          <w:bCs/>
+        </w:rPr>
+      </w:pPr>
+    </w:p>
+    <w:p>
+      <w:pPr>
+        <w:rPr>
+          <w:b/>
+          <w:bCs/>
+        </w:rPr>
+      </w:pPr>
+    </w:p>
+    <w:p>
+      <w:pPr>
+        <w:pStyle w:val="Balk1"/>
+        <w:numPr>
+          <w:ilvl w:val="0"/>
+          <w:numId w:val="0"/>
+        </w:numPr>
+      </w:pPr>
+      <w:commentRangeStart w:id="177"/>
+      <w:r>
+        <w:lastRenderedPageBreak/>
+        <mc:AlternateContent>
+          <mc:Choice Requires="wps">
+            <w:drawing>
+              <wp:anchor distT="0" distB="0" distL="114300" distR="114300" simplePos="0" relativeHeight="251837440" behindDoc="0" locked="0" layoutInCell="1" allowOverlap="1" wp14:anchorId="1FE384C0" wp14:editId="76688F3D">
+                <wp:simplePos x="0" y="0"/>
+                <wp:positionH relativeFrom="margin">
+                  <wp:posOffset>3662680</wp:posOffset>
+                </wp:positionH>
+                <wp:positionV relativeFrom="margin">
+                  <wp:posOffset>683895</wp:posOffset>
+                </wp:positionV>
+                <wp:extent cx="1483360" cy="1552575"/>
+                <wp:effectExtent l="0" t="0" r="21590" b="28575"/>
+                <wp:wrapSquare wrapText="bothSides"/>
+                <wp:docPr id="4" name="Metin Kutusu 2"/>
+                <wp:cNvGraphicFramePr>
+                  <a:graphicFrameLocks xmlns:a="http://schemas.openxmlformats.org/drawingml/2006/main"/>
+                </wp:cNvGraphicFramePr>
+                <a:graphic xmlns:a="http://schemas.openxmlformats.org/drawingml/2006/main">
+                  <a:graphicData uri="http://schemas.microsoft.com/office/word/2010/wordprocessingShape">
+                    <wps:wsp>
+                      <wps:cNvSpPr txBox="1">
+                        <a:spLocks noChangeArrowheads="1"/>
+                      </wps:cNvSpPr>
+                      <wps:spPr bwMode="auto">
+                        <a:xfrm>
+                          <a:off x="0" y="0"/>
+                          <a:ext cx="1483360" cy="1552575"/>
+                        </a:xfrm>
+                        <a:prstGeom prst="rect">
+                          <a:avLst/>
+                        </a:prstGeom>
+                        <a:solidFill>
+                          <a:srgbClr val="FFFFFF"/>
+                        </a:solidFill>
+                        <a:ln w="9525">
+                          <a:solidFill>
+                            <a:srgbClr val="000000"/>
+                          </a:solidFill>
+                          <a:miter lim="800000"/>
+                          <a:headEnd/>
+                          <a:tailEnd/>
+                        </a:ln>
+                      </wps:spPr>
+                      <wps:txbx>
+                        <w:txbxContent>
+                          <w:p>
+                            <w:r>
+                              <w:t>TARANMIŞ VESİKALIK</w:t>
+                            </w:r>
+                          </w:p>
+                          <w:p>
+                            <w:r>
+                              <w:t>FOTOĞRAF</w:t>
+                            </w:r>
+                          </w:p>
+                        </w:txbxContent>
+                      </wps:txbx>
+                      <wps:bodyPr rot="0" vert="horz" wrap="square" lIns="91440" tIns="45720" rIns="91440" bIns="45720" anchor="t" anchorCtr="0">
+                        <a:noAutofit/>
+                      </wps:bodyPr>
+                    </wps:wsp>
+                  </a:graphicData>
+                </a:graphic>
+                <wp14:sizeRelH relativeFrom="margin">
+                  <wp14:pctWidth>0</wp14:pctWidth>
+                </wp14:sizeRelH>
+                <wp14:sizeRelV relativeFrom="margin">
+                  <wp14:pctHeight>0</wp14:pctHeight>
+                </wp14:sizeRelV>
+              </wp:anchor>
+            </w:drawing>
+          </mc:Choice>
+          <mc:Fallback>
+            <w:pict>
+              <v:shape w14:anchorId="1FE384C0" id="_x0000_s1046" type="#_x0000_t202" style="position:absolute;margin-left:288.4pt;margin-top:53.85pt;width:116.8pt;height:122.25pt;z-index:251837440;visibility:visible;mso-wrap-style:square;mso-width-percent:0;mso-height-percent:0;mso-wrap-distance-left:9pt;mso-wrap-distance-top:0;mso-wrap-distance-right:9pt;mso-wrap-distance-bottom:0;mso-position-horizontal:absolute;mso-position-horizontal-relative:margin;mso-position-vertical:absolute;mso-position-vertical-relative:margin;mso-width-percent:0;mso-height-percent:0;mso-width-relative:margin;mso-height-relative:margin;v-text-anchor:top" o:gfxdata="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">
+                <v:textbox>
+                  <w:txbxContent>
+                    <w:p>
+                      <w:r>
+                        <w:t>TARANMIŞ VESİKALIK</w:t>
+                      </w:r>
+                    </w:p>
+                    <w:p>
+                      <w:r>
+                        <w:t>FOTOĞRAF</w:t>
+                      </w:r>
+                    </w:p>
+                  </w:txbxContent>
+                </v:textbox>
+                <w10:wrap type="square" anchorx="margin" anchory="margin"/>
+              </v:shape>
+            </w:pict>
+          </mc:Fallback>
+        </mc:AlternateContent>
+      </w:r>
+      <w:r>
+        <w:t>ÖZGEÇMİŞ</w:t>
+      </w:r>
+      <w:commentRangeEnd w:id="177"/>
+      <w:r>
+        <w:rPr>
+          <w:rStyle w:val="AklamaBavurusu"/>
+          <w:sz w:val="24"/>
+          <w:szCs w:val="24"/>
+        </w:rPr>
+        <w:commentReference w:id="177"/>
+      </w:r>
+    </w:p>
+    <w:p>
+      <w:pPr>
+        <w:pStyle w:val="Altyaz"/>
+        <w:spacing w:line="360" w:lineRule="auto"/>
+      </w:pPr>
+      <w:r>
+        <w:tab/>
+      </w:r>
+      <w:r>
+        <w:tab/>
+      </w:r>
+      <w:r>
+        <w:tab/>
+      </w:r>
+      <w:r>
+        <w:tab/>
+      </w:r>
+      <w:r>
+        <w:tab/>
+      </w:r>
+      <w:r>
+        <w:tab/>
+      </w:r>
+      <w:r>
+        <w:tab/>
+      </w:r>
+      <w:commentRangeStart w:id="178"/>
+      <w:commentRangeEnd w:id="178"/>
+      <w:r>
+        <w:rPr>
+          <w:rStyle w:val="AklamaBavurusu"/>
+          <w:sz w:val="24"/>
+          <w:szCs w:val="24"/>
+        </w:rPr>
+        <w:commentReference w:id="178"/>
+      </w:r>
+    </w:p>
+    <w:p>
+      <w:pPr>
+        <w:pStyle w:val="Altyaz"/>
+        <w:spacing w:line="360" w:lineRule="auto"/>
+      </w:pPr>
+    </w:p>
+    <w:p>
+      <w:pPr>
+        <w:pStyle w:val="Altyaz"/>
+        <w:spacing w:line="360" w:lineRule="auto"/>
+      </w:pPr>
+    </w:p>
+    <w:p>
+      <w:pPr>
+        <w:pStyle w:val="Altyaz"/>
+        <w:spacing w:line="360" w:lineRule="auto"/>
+      </w:pPr>
+    </w:p>
+    <w:p>
+      <w:pPr>
+        <w:pStyle w:val="Altyaz"/>
+        <w:spacing w:line="360" w:lineRule="auto"/>
+      </w:pPr>
+    </w:p>
+    <w:p>
+      <w:pPr>
+        <w:pStyle w:val="Altyaz"/>
+        <w:spacing w:line="360" w:lineRule="auto"/>
+      </w:pPr>
+      <w:commentRangeStart w:id="179"/>
+      <w:r>
+        <w:t>Ad-Soyad</w:t>
+      </w:r>
+      <w:commentRangeEnd w:id="179"/>
+      <w:r>
+        <w:rPr>
+          <w:rStyle w:val="AklamaBavurusu"/>
+          <w:sz w:val="24"/>
+          <w:szCs w:val="24"/>
+        </w:rPr>
+        <w:commentReference w:id="179"/>
+      </w:r>
+      <w:r>
+        <w:tab/>
+      </w:r>
+      <w:r>
+        <w:tab/>
+      </w:r>
+      <w:r>
+        <w:tab/>
+      </w:r>
+      <w:r>
+        <w:t>:</w:t>
+      </w:r>
+    </w:p>
+    <w:p>
+      <w:pPr>
+        <w:pStyle w:val="Altyaz"/>
+        <w:spacing w:line="360" w:lineRule="auto"/>
+        <w:rPr>
+          <w:b w:val="0"/>
+          <w:bCs w:val="0"/>
+        </w:rPr>
+      </w:pPr>
+      <w:r>
+        <w:t>Doğum Tarihi ve Yeri</w:t>
+      </w:r>
+      <w:r>
+        <w:tab/>
+      </w:r>
+      <w:r>
+        <w:t xml:space="preserve">: </w:t>
+      </w:r>
+    </w:p>
+    <w:p>
+      <w:pPr>
+        <w:pStyle w:val="Altyaz"/>
+        <w:spacing w:line="360" w:lineRule="auto"/>
+        <w:rPr>
+          <w:b w:val="0"/>
+          <w:bCs w:val="0"/>
+        </w:rPr>
+      </w:pPr>
+      <w:r>
+        <w:rPr>
+          <w:bCs w:val="0"/>
+        </w:rPr>
+        <w:t>E-posta</w:t>
+      </w:r>
+      <w:r>
+        <w:rPr>
+          <w:b w:val="0"/>
+          <w:bCs w:val="0"/>
+        </w:rPr>
+        <w:tab/>
+      </w:r>
+      <w:r>
+        <w:rPr>
+          <w:b w:val="0"/>
+          <w:bCs w:val="0"/>
+        </w:rPr>
+        <w:tab/>
+        <w:t xml:space="preserve">  </w:t>
+      </w:r>
+      <w:r>
+        <w:rPr>
+          <w:b w:val="0"/>
+          <w:bCs w:val="0"/>
+        </w:rPr>
+        <w:tab/>
+      </w:r>
+      <w:r>
+        <w:rPr>
+          <w:bCs w:val="0"/>
+        </w:rPr>
+        <w:t>:</w:t>
+      </w:r>
+      <w:r>
+        <w:rPr>
+          <w:b w:val="0"/>
+          <w:bCs w:val="0"/>
+        </w:rPr>
+        <w:t xml:space="preserve"> </w:t>
+      </w:r>
+    </w:p>
+    <w:p>
+      <w:pPr>
+        <w:spacing w:line="360" w:lineRule="auto"/>
+        <w:rPr>
+          <w:b/>
+          <w:bCs/>
+        </w:rPr>
+      </w:pPr>
+    </w:p>
+    <w:p>
+      <w:pPr>
+        <w:spacing w:line="360" w:lineRule="auto"/>
+        <w:rPr>
+          <w:b/>
+        </w:rPr>
+      </w:pPr>
+    </w:p>
+    <w:p/>
+    <w:p>
+      <w:pPr>
+        <w:rPr>
+          <w:b/>
+          <w:bCs/>
+        </w:rPr>
+      </w:pPr>
+      <w:r>
+        <w:rPr>
+          <w:b/>
+          <w:bCs/>
+        </w:rPr>
+        <w:t>BİTİRME ÇALIŞMASINDAN</w:t>
+      </w:r>
+      <w:r>
+        <w:rPr>
+          <w:b/>
+          <w:bCs/>
+        </w:rPr>
+        <w:t xml:space="preserve"> TÜRETİLEN </w:t>
+      </w:r>
+      <w:r>
+        <w:rPr>
+          <w:b/>
+          <w:bCs/>
+        </w:rPr>
+        <w:t>MAKALE, BİLDİRİ VEYA SUNUMLAR:</w:t>
+      </w:r>
+    </w:p>
+    <w:p>
+      <w:pPr>
+        <w:rPr>
+          <w:b/>
+          <w:bCs/>
+        </w:rPr>
+      </w:pPr>
+    </w:p>
+    <w:p>
+      <w:pPr>
+        <w:pStyle w:val="ListeParagraf"/>
+        <w:numPr>
+          <w:ilvl w:val="0"/>
+          <w:numId w:val="29"/>
+        </w:numPr>
+        <w:jc w:val="both"/>
+        <w:rPr>
+          <w:b/>
+          <w:bCs/>
+        </w:rPr>
+      </w:pPr>
+      <w:r>
+        <w:t>…………………………………………………………………………………….</w:t>
+      </w:r>
+    </w:p>
+    <w:p>
+      <w:pPr>
+        <w:pStyle w:val="GvdeMetni"/>
+        <w:numPr>
+          <w:ilvl w:val="0"/>
+          <w:numId w:val="29"/>
+        </w:numPr>
+        <w:spacing w:before="120" w:after="120"/>
+        <w:rPr>
+          <w:bCs/>
+        </w:rPr>
+      </w:pPr>
+      <w:r>
+        <w:t>……………………………………………………………………………………..</w:t>
+      </w:r>
+    </w:p>
+    <w:p>
+      <w:pPr>
+        <w:pStyle w:val="GvdeMetni"/>
         <w:numPr>
           <w:ilvl w:val="0"/>
           <w:numId w:val="29"/>
@@ -24746,20 +26048,20 @@
 </file>
 
 <file path=word/comments.xml><?xml version="1.0" encoding="utf-8"?>
-<w:comments xmlns:wpc="http://schemas.microsoft.com/office/word/2010/wordprocessingCanvas" xmlns:cx="http://schemas.microsoft.com/office/drawing/2014/chartex" xmlns:cx1="http://schemas.microsoft.com/office/drawing/2015/9/8/chartex" xmlns:cx2="http://schemas.microsoft.com/office/drawing/2015/10/21/chartex" xmlns:cx3="http://schemas.microsoft.com/office/drawing/2016/5/9/chartex" xmlns:cx4="http://schemas.microsoft.com/office/drawing/2016/5/10/chartex" xmlns:cx5="http://schemas.microsoft.com/office/drawing/2016/5/11/chartex" xmlns:cx6="http://schemas.microsoft.com/office/drawing/2016/5/12/chartex" xmlns:cx7="http://schemas.microsoft.com/office/drawing/2016/5/13/chartex" xmlns:cx8="http://schemas.microsoft.com/office/drawing/2016/5/14/chartex" xmlns:mc="http://schemas.openxmlformats.org/markup-compatibility/2006" xmlns:aink="http://schemas.microsoft.com/office/drawing/2016/ink" xmlns:am3d="http://schemas.microsoft.com/office/drawing/2017/model3d" xmlns:o="urn:schemas-microsoft-com:office:office" xmlns:oel="http://schemas.microsoft.com/office/2019/extlst" xmlns:r="http://schemas.openxmlformats.org/officeDocument/2006/relationships" xmlns:m="http://schemas.openxmlformats.org/officeDocument/2006/math" xmlns:v="urn:schemas-microsoft-com:vml" xmlns:wp14="http://schemas.microsoft.com/office/word/2010/wordprocessingDrawing" xmlns:wp="http://schemas.openxmlformats.org/drawingml/2006/wordprocessingDrawing" xmlns:w10="urn:schemas-microsoft-com:office:word" xmlns:w="http://schemas.openxmlformats.org/wordprocessingml/2006/main" xmlns:w14="http://schemas.microsoft.com/office/word/2010/wordml" xmlns:w15="http://schemas.microsoft.com/office/word/2012/wordml" xmlns:w16cex="http://schemas.microsoft.com/office/word/2018/wordml/cex" xmlns:w16cid="http://schemas.microsoft.com/office/word/2016/wordml/cid" xmlns:w16="http://schemas.microsoft.com/office/word/2018/wordml" xmlns:w16du="http://schemas.microsoft.com/office/word/2023/wordml/word16du" xmlns:w16sdtdh="http://schemas.microsoft.com/office/word/2020/wordml/sdtdatahash" xmlns:w16sdtfl="http://schemas.microsoft.com/office/word/2024/wordml/sdtformatlock" xmlns:w16se="http://schemas.microsoft.com/office/word/2015/wordml/symex" xmlns:wpg="http://schemas.microsoft.com/office/word/2010/wordprocessingGroup" xmlns:wpi="http://schemas.microsoft.com/office/word/2010/wordprocessingInk" xmlns:wne="http://schemas.microsoft.com/office/word/2006/wordml" xmlns:wps="http://schemas.microsoft.com/office/word/2010/wordprocessingShape" mc:Ignorable="w14 w15 w16se w16cid w16 w16cex w16sdtdh w16sdtfl w16du wp14">
+<w:comments xmlns:wpc="http://schemas.microsoft.com/office/word/2010/wordprocessingCanvas" xmlns:cx="http://schemas.microsoft.com/office/drawing/2014/chartex" xmlns:mc="http://schemas.openxmlformats.org/markup-compatibility/2006" xmlns:o="urn:schemas-microsoft-com:office:office" xmlns:r="http://schemas.openxmlformats.org/officeDocument/2006/relationships" xmlns:m="http://schemas.openxmlformats.org/officeDocument/2006/math" xmlns:v="urn:schemas-microsoft-com:vml" xmlns:wp14="http://schemas.microsoft.com/office/word/2010/wordprocessingDrawing" xmlns:wp="http://schemas.openxmlformats.org/drawingml/2006/wordprocessingDrawing" xmlns:w10="urn:schemas-microsoft-com:office:word" xmlns:w="http://schemas.openxmlformats.org/wordprocessingml/2006/main" xmlns:w14="http://schemas.microsoft.com/office/word/2010/wordml" xmlns:w15="http://schemas.microsoft.com/office/word/2012/wordml" xmlns:w16se="http://schemas.microsoft.com/office/word/2015/wordml/symex" xmlns:wpg="http://schemas.microsoft.com/office/word/2010/wordprocessingGroup" xmlns:wpi="http://schemas.microsoft.com/office/word/2010/wordprocessingInk" xmlns:wne="http://schemas.microsoft.com/office/word/2006/wordml" xmlns:wps="http://schemas.microsoft.com/office/word/2010/wordprocessingShape" mc:Ignorable="w14 w15 w16se wp14">
   <w:comment w:id="0" w:author="BTÜ-FBE" w:date="2017-05-10T11:10:00Z" w:initials="BTÜ-FBE">
     <w:p>
       <w:pPr>
-        <w:pStyle w:val="CommentText"/>
-      </w:pPr>
-    </w:p>
-    <w:p>
-      <w:pPr>
-        <w:pStyle w:val="CommentText"/>
-      </w:pPr>
-      <w:r>
-        <w:rPr>
-          <w:rStyle w:val="CommentReference"/>
+        <w:pStyle w:val="AklamaMetni"/>
+      </w:pPr>
+    </w:p>
+    <w:p>
+      <w:pPr>
+        <w:pStyle w:val="AklamaMetni"/>
+      </w:pPr>
+      <w:r>
+        <w:rPr>
+          <w:rStyle w:val="AklamaBavurusu"/>
         </w:rPr>
         <w:annotationRef/>
       </w:r>
@@ -24769,12 +26071,12 @@
     </w:p>
     <w:p>
       <w:pPr>
-        <w:pStyle w:val="CommentText"/>
-      </w:pPr>
-    </w:p>
-    <w:p>
-      <w:pPr>
-        <w:pStyle w:val="CommentText"/>
+        <w:pStyle w:val="AklamaMetni"/>
+      </w:pPr>
+    </w:p>
+    <w:p>
+      <w:pPr>
+        <w:pStyle w:val="AklamaMetni"/>
       </w:pPr>
       <w:r>
         <w:t>Bu şablon, tez yazımınızı kolaylaştımak ve örnek olması amacıyla hazırlanmıştır. Diğer ayrıntılar için Tez Yazım Kılavuzu Belgesine Bakınız.</w:t>
@@ -24804,7 +26106,7 @@
       </w:pPr>
       <w:r>
         <w:rPr>
-          <w:rStyle w:val="CommentReference"/>
+          <w:rStyle w:val="AklamaBavurusu"/>
         </w:rPr>
         <w:annotationRef/>
       </w:r>
@@ -24861,16 +26163,16 @@
   <w:comment w:id="2" w:author="BTÜ-FBE" w:date="2017-05-10T11:11:00Z" w:initials="BTÜ-FBE">
     <w:p>
       <w:pPr>
-        <w:pStyle w:val="CommentText"/>
-      </w:pPr>
-    </w:p>
-    <w:p>
-      <w:pPr>
-        <w:pStyle w:val="CommentText"/>
-      </w:pPr>
-      <w:r>
-        <w:rPr>
-          <w:rStyle w:val="CommentReference"/>
+        <w:pStyle w:val="AklamaMetni"/>
+      </w:pPr>
+    </w:p>
+    <w:p>
+      <w:pPr>
+        <w:pStyle w:val="AklamaMetni"/>
+      </w:pPr>
+      <w:r>
+        <w:rPr>
+          <w:rStyle w:val="AklamaBavurusu"/>
         </w:rPr>
         <w:annotationRef/>
       </w:r>
@@ -24894,7 +26196,7 @@
       </w:pPr>
       <w:r>
         <w:rPr>
-          <w:rStyle w:val="CommentReference"/>
+          <w:rStyle w:val="AklamaBavurusu"/>
         </w:rPr>
         <w:annotationRef/>
       </w:r>
@@ -24938,7 +26240,7 @@
     <w:p>
       <w:r>
         <w:rPr>
-          <w:rStyle w:val="CommentReference"/>
+          <w:rStyle w:val="AklamaBavurusu"/>
         </w:rPr>
         <w:annotationRef/>
       </w:r>
@@ -24958,16 +26260,16 @@
   <w:comment w:id="5" w:author="BTÜ-FBE" w:date="2017-05-10T11:11:00Z" w:initials="BTÜ-FBE">
     <w:p>
       <w:pPr>
-        <w:pStyle w:val="CommentText"/>
-      </w:pPr>
-    </w:p>
-    <w:p>
-      <w:pPr>
-        <w:pStyle w:val="CommentText"/>
-      </w:pPr>
-      <w:r>
-        <w:rPr>
-          <w:rStyle w:val="CommentReference"/>
+        <w:pStyle w:val="AklamaMetni"/>
+      </w:pPr>
+    </w:p>
+    <w:p>
+      <w:pPr>
+        <w:pStyle w:val="AklamaMetni"/>
+      </w:pPr>
+      <w:r>
+        <w:rPr>
+          <w:rStyle w:val="AklamaBavurusu"/>
         </w:rPr>
         <w:annotationRef/>
       </w:r>
@@ -24979,18 +26281,18 @@
   <w:comment w:id="6" w:author="Beyhan Bayhan" w:date="2017-06-28T13:48:00Z" w:initials="BB">
     <w:p>
       <w:pPr>
-        <w:pStyle w:val="CommentText"/>
-      </w:pPr>
-      <w:r>
-        <w:rPr>
-          <w:rStyle w:val="CommentReference"/>
+        <w:pStyle w:val="AklamaMetni"/>
+      </w:pPr>
+      <w:r>
+        <w:rPr>
+          <w:rStyle w:val="AklamaBavurusu"/>
         </w:rPr>
         <w:annotationRef/>
       </w:r>
     </w:p>
     <w:p>
       <w:pPr>
-        <w:pStyle w:val="CommentText"/>
+        <w:pStyle w:val="AklamaMetni"/>
         <w:rPr>
           <w:color w:val="FF0000"/>
         </w:rPr>
@@ -25003,10 +26305,10 @@
       </w:r>
     </w:p>
   </w:comment>
-  <w:comment w:id="8" w:author="BTÜ-FBE" w:date="2017-06-28T13:50:00Z" w:initials="BTÜ-FBE">
-    <w:p>
-      <w:pPr>
-        <w:pStyle w:val="CommentText"/>
+  <w:comment w:id="7" w:author="BTÜ-FBE" w:date="2017-06-28T13:50:00Z" w:initials="BTÜ-FBE">
+    <w:p>
+      <w:pPr>
+        <w:pStyle w:val="AklamaMetni"/>
         <w:rPr>
           <w:b/>
         </w:rPr>
@@ -25014,11 +26316,11 @@
     </w:p>
     <w:p>
       <w:pPr>
-        <w:pStyle w:val="CommentText"/>
-      </w:pPr>
-      <w:r>
-        <w:rPr>
-          <w:rStyle w:val="CommentReference"/>
+        <w:pStyle w:val="AklamaMetni"/>
+      </w:pPr>
+      <w:r>
+        <w:rPr>
+          <w:rStyle w:val="AklamaBavurusu"/>
           <w:b/>
         </w:rPr>
         <w:annotationRef/>
@@ -25035,12 +26337,12 @@
     </w:p>
     <w:p>
       <w:pPr>
-        <w:pStyle w:val="CommentText"/>
-      </w:pPr>
-    </w:p>
-    <w:p>
-      <w:pPr>
-        <w:pStyle w:val="CommentText"/>
+        <w:pStyle w:val="AklamaMetni"/>
+      </w:pPr>
+    </w:p>
+    <w:p>
+      <w:pPr>
+        <w:pStyle w:val="AklamaMetni"/>
       </w:pPr>
       <w:r>
         <w:rPr>
@@ -25072,19 +26374,19 @@
       </w:r>
     </w:p>
   </w:comment>
-  <w:comment w:id="7" w:author="BTÜ-FBE" w:date="2017-05-10T11:12:00Z" w:initials="BTÜ-FBE">
-    <w:p>
-      <w:pPr>
-        <w:pStyle w:val="CommentText"/>
-      </w:pPr>
-    </w:p>
-    <w:p>
-      <w:pPr>
-        <w:pStyle w:val="CommentText"/>
-      </w:pPr>
-      <w:r>
-        <w:rPr>
-          <w:rStyle w:val="CommentReference"/>
+  <w:comment w:id="8" w:author="BTÜ-FBE" w:date="2017-05-10T11:12:00Z" w:initials="BTÜ-FBE">
+    <w:p>
+      <w:pPr>
+        <w:pStyle w:val="AklamaMetni"/>
+      </w:pPr>
+    </w:p>
+    <w:p>
+      <w:pPr>
+        <w:pStyle w:val="AklamaMetni"/>
+      </w:pPr>
+      <w:r>
+        <w:rPr>
+          <w:rStyle w:val="AklamaBavurusu"/>
         </w:rPr>
         <w:annotationRef/>
       </w:r>
@@ -25096,18 +26398,18 @@
   <w:comment w:id="9" w:author="BTÜ-FBE" w:date="2017-05-10T11:12:00Z" w:initials="BTÜ-FBE">
     <w:p>
       <w:pPr>
-        <w:pStyle w:val="CommentText"/>
-      </w:pPr>
-      <w:r>
-        <w:rPr>
-          <w:rStyle w:val="CommentReference"/>
+        <w:pStyle w:val="AklamaMetni"/>
+      </w:pPr>
+      <w:r>
+        <w:rPr>
+          <w:rStyle w:val="AklamaBavurusu"/>
         </w:rPr>
         <w:annotationRef/>
       </w:r>
     </w:p>
     <w:p>
       <w:pPr>
-        <w:pStyle w:val="CommentText"/>
+        <w:pStyle w:val="AklamaMetni"/>
       </w:pPr>
       <w:r>
         <w:t>Dış kapaktan sonra bir sayfa boş kalacaktır</w:t>
@@ -25117,23 +26419,23 @@
   <w:comment w:id="10" w:author="BTÜ-FBE" w:date="2017-06-28T13:52:00Z" w:initials="BTÜ-FBE">
     <w:p>
       <w:pPr>
-        <w:pStyle w:val="CommentText"/>
-      </w:pPr>
-    </w:p>
-    <w:p>
-      <w:pPr>
-        <w:pStyle w:val="CommentText"/>
-      </w:pPr>
-      <w:r>
-        <w:rPr>
-          <w:rStyle w:val="CommentReference"/>
+        <w:pStyle w:val="AklamaMetni"/>
+      </w:pPr>
+    </w:p>
+    <w:p>
+      <w:pPr>
+        <w:pStyle w:val="AklamaMetni"/>
+      </w:pPr>
+      <w:r>
+        <w:rPr>
+          <w:rStyle w:val="AklamaBavurusu"/>
         </w:rPr>
         <w:annotationRef/>
       </w:r>
     </w:p>
     <w:p>
       <w:pPr>
-        <w:pStyle w:val="CommentText"/>
+        <w:pStyle w:val="AklamaMetni"/>
       </w:pPr>
       <w:r>
         <w:t xml:space="preserve">Bu sayfa </w:t>
@@ -25163,12 +26465,12 @@
     </w:p>
     <w:p>
       <w:pPr>
-        <w:pStyle w:val="CommentText"/>
-      </w:pPr>
-    </w:p>
-    <w:p>
-      <w:pPr>
-        <w:pStyle w:val="CommentText"/>
+        <w:pStyle w:val="AklamaMetni"/>
+      </w:pPr>
+    </w:p>
+    <w:p>
+      <w:pPr>
+        <w:pStyle w:val="AklamaMetni"/>
         <w:rPr>
           <w:b/>
         </w:rPr>
@@ -25179,23 +26481,23 @@
     </w:p>
     <w:p>
       <w:pPr>
-        <w:pStyle w:val="CommentText"/>
+        <w:pStyle w:val="AklamaMetni"/>
       </w:pPr>
     </w:p>
   </w:comment>
   <w:comment w:id="11" w:author="BTÜ-FBE" w:date="2017-05-10T11:13:00Z" w:initials="BTÜ-FBE">
     <w:p>
       <w:pPr>
-        <w:pStyle w:val="CommentText"/>
-      </w:pPr>
-    </w:p>
-    <w:p>
-      <w:pPr>
-        <w:pStyle w:val="CommentText"/>
-      </w:pPr>
-      <w:r>
-        <w:rPr>
-          <w:rStyle w:val="CommentReference"/>
+        <w:pStyle w:val="AklamaMetni"/>
+      </w:pPr>
+    </w:p>
+    <w:p>
+      <w:pPr>
+        <w:pStyle w:val="AklamaMetni"/>
+      </w:pPr>
+      <w:r>
+        <w:rPr>
+          <w:rStyle w:val="AklamaBavurusu"/>
         </w:rPr>
         <w:annotationRef/>
       </w:r>
@@ -25210,18 +26512,18 @@
   <w:comment w:id="12" w:author="Beyhan Bayhan" w:date="2017-06-28T13:52:00Z" w:initials="BB">
     <w:p>
       <w:pPr>
-        <w:pStyle w:val="CommentText"/>
-      </w:pPr>
-      <w:r>
-        <w:rPr>
-          <w:rStyle w:val="CommentReference"/>
+        <w:pStyle w:val="AklamaMetni"/>
+      </w:pPr>
+      <w:r>
+        <w:rPr>
+          <w:rStyle w:val="AklamaBavurusu"/>
         </w:rPr>
         <w:annotationRef/>
       </w:r>
     </w:p>
     <w:p>
       <w:pPr>
-        <w:pStyle w:val="CommentText"/>
+        <w:pStyle w:val="AklamaMetni"/>
         <w:rPr>
           <w:color w:val="FF0000"/>
         </w:rPr>
@@ -25231,74 +26533,74 @@
           <w:color w:val="FF0000"/>
         </w:rPr>
         <w:t>Program adı yoksa bu satırı boş bırakınız</w:t>
+      </w:r>
+    </w:p>
+  </w:comment>
+  <w:comment w:id="13" w:author="BTÜ-FBE" w:date="2017-05-10T11:13:00Z" w:initials="BTÜ-FBE">
+    <w:p>
+      <w:pPr>
+        <w:pStyle w:val="AklamaMetni"/>
+      </w:pPr>
+    </w:p>
+    <w:p>
+      <w:pPr>
+        <w:pStyle w:val="AklamaMetni"/>
+      </w:pPr>
+      <w:r>
+        <w:rPr>
+          <w:rStyle w:val="AklamaBavurusu"/>
+        </w:rPr>
+        <w:annotationRef/>
+      </w:r>
+      <w:r>
+        <w:t>Eş danışman yok ise eş danışman  satırı silinir.</w:t>
+      </w:r>
+    </w:p>
+  </w:comment>
+  <w:comment w:id="14" w:author="BTÜ-FBE" w:date="2017-05-10T11:13:00Z" w:initials="BTÜ-FBE">
+    <w:p>
+      <w:pPr>
+        <w:pStyle w:val="AklamaMetni"/>
+      </w:pPr>
+    </w:p>
+    <w:p>
+      <w:pPr>
+        <w:pStyle w:val="AklamaMetni"/>
+      </w:pPr>
+      <w:r>
+        <w:rPr>
+          <w:rStyle w:val="AklamaBavurusu"/>
+        </w:rPr>
+        <w:annotationRef/>
+      </w:r>
+      <w:r>
+        <w:t>Savunmadan düzeltme alan tezlerde, düzeltilmiş tezlerini savundukları ay, yıl yazılır.</w:t>
       </w:r>
     </w:p>
   </w:comment>
   <w:comment w:id="15" w:author="BTÜ-FBE" w:date="2017-05-10T11:13:00Z" w:initials="BTÜ-FBE">
     <w:p>
       <w:pPr>
-        <w:pStyle w:val="CommentText"/>
-      </w:pPr>
-    </w:p>
-    <w:p>
-      <w:pPr>
-        <w:pStyle w:val="CommentText"/>
-      </w:pPr>
-      <w:r>
-        <w:rPr>
-          <w:rStyle w:val="CommentReference"/>
+        <w:pStyle w:val="AklamaMetni"/>
+      </w:pPr>
+    </w:p>
+    <w:p>
+      <w:pPr>
+        <w:pStyle w:val="AklamaMetni"/>
+      </w:pPr>
+      <w:r>
+        <w:rPr>
+          <w:rStyle w:val="AklamaBavurusu"/>
         </w:rPr>
         <w:annotationRef/>
       </w:r>
       <w:r>
-        <w:t>Eş danışman yok ise eş danışman  satırı silinir.</w:t>
-      </w:r>
-    </w:p>
-  </w:comment>
-  <w:comment w:id="14" w:author="BTÜ-FBE" w:date="2017-05-10T11:13:00Z" w:initials="BTÜ-FBE">
-    <w:p>
-      <w:pPr>
-        <w:pStyle w:val="CommentText"/>
-      </w:pPr>
-    </w:p>
-    <w:p>
-      <w:pPr>
-        <w:pStyle w:val="CommentText"/>
-      </w:pPr>
-      <w:r>
-        <w:rPr>
-          <w:rStyle w:val="CommentReference"/>
-        </w:rPr>
-        <w:annotationRef/>
-      </w:r>
-      <w:r>
-        <w:t>Savunmadan düzeltme alan tezlerde, düzeltilmiş tezlerini savundukları ay, yıl yazılır.</w:t>
-      </w:r>
-    </w:p>
-  </w:comment>
-  <w:comment w:id="13" w:author="BTÜ-FBE" w:date="2017-05-10T11:13:00Z" w:initials="BTÜ-FBE">
-    <w:p>
-      <w:pPr>
-        <w:pStyle w:val="CommentText"/>
-      </w:pPr>
-    </w:p>
-    <w:p>
-      <w:pPr>
-        <w:pStyle w:val="CommentText"/>
-      </w:pPr>
-      <w:r>
-        <w:rPr>
-          <w:rStyle w:val="CommentReference"/>
-        </w:rPr>
-        <w:annotationRef/>
-      </w:r>
-      <w:r>
         <w:t>Beyaz karton ciltte savunma tarihi belli olmadığı için boş bırakılır.</w:t>
       </w:r>
     </w:p>
     <w:p>
       <w:pPr>
-        <w:pStyle w:val="CommentText"/>
+        <w:pStyle w:val="AklamaMetni"/>
       </w:pPr>
       <w:r>
         <w:t xml:space="preserve">Lacivert ve bordo ciltte ise tezin </w:t>
@@ -25322,11 +26624,11 @@
     </w:p>
     <w:p>
       <w:pPr>
-        <w:pStyle w:val="CommentText"/>
-      </w:pPr>
-      <w:r>
-        <w:rPr>
-          <w:rStyle w:val="CommentReference"/>
+        <w:pStyle w:val="AklamaMetni"/>
+      </w:pPr>
+      <w:r>
+        <w:rPr>
+          <w:rStyle w:val="AklamaBavurusu"/>
         </w:rPr>
         <w:annotationRef/>
       </w:r>
@@ -25335,16 +26637,16 @@
   <w:comment w:id="16" w:author="BTÜ-FBE" w:date="2017-05-10T11:13:00Z" w:initials="BTÜ-FBE">
     <w:p>
       <w:pPr>
-        <w:pStyle w:val="CommentText"/>
-      </w:pPr>
-    </w:p>
-    <w:p>
-      <w:pPr>
-        <w:pStyle w:val="CommentText"/>
-      </w:pPr>
-      <w:r>
-        <w:rPr>
-          <w:rStyle w:val="CommentReference"/>
+        <w:pStyle w:val="AklamaMetni"/>
+      </w:pPr>
+    </w:p>
+    <w:p>
+      <w:pPr>
+        <w:pStyle w:val="AklamaMetni"/>
+      </w:pPr>
+      <w:r>
+        <w:rPr>
+          <w:rStyle w:val="AklamaBavurusu"/>
         </w:rPr>
         <w:annotationRef/>
       </w:r>
@@ -25354,12 +26656,12 @@
     </w:p>
     <w:p>
       <w:pPr>
-        <w:pStyle w:val="CommentText"/>
-      </w:pPr>
-    </w:p>
-    <w:p>
-      <w:pPr>
-        <w:pStyle w:val="CommentText"/>
+        <w:pStyle w:val="AklamaMetni"/>
+      </w:pPr>
+    </w:p>
+    <w:p>
+      <w:pPr>
+        <w:pStyle w:val="AklamaMetni"/>
       </w:pPr>
       <w:r>
         <w:t>Adı SOYADI</w:t>
@@ -25370,12 +26672,12 @@
     </w:p>
     <w:p>
       <w:pPr>
-        <w:pStyle w:val="CommentText"/>
-      </w:pPr>
-    </w:p>
-    <w:p>
-      <w:pPr>
-        <w:pStyle w:val="CommentText"/>
+        <w:pStyle w:val="AklamaMetni"/>
+      </w:pPr>
+    </w:p>
+    <w:p>
+      <w:pPr>
+        <w:pStyle w:val="AklamaMetni"/>
       </w:pPr>
       <w:r>
         <w:t>“TEZ BAŞLIĞI”</w:t>
@@ -25386,12 +26688,12 @@
     </w:p>
     <w:p>
       <w:pPr>
-        <w:pStyle w:val="CommentText"/>
-      </w:pPr>
-    </w:p>
-    <w:p>
-      <w:pPr>
-        <w:pStyle w:val="CommentText"/>
+        <w:pStyle w:val="AklamaMetni"/>
+      </w:pPr>
+    </w:p>
+    <w:p>
+      <w:pPr>
+        <w:pStyle w:val="AklamaMetni"/>
       </w:pPr>
       <w:r>
         <w:t>Yazılar koyu yazılmaz.</w:t>
@@ -25399,12 +26701,12 @@
     </w:p>
     <w:p>
       <w:pPr>
-        <w:pStyle w:val="CommentText"/>
-      </w:pPr>
-    </w:p>
-    <w:p>
-      <w:pPr>
-        <w:pStyle w:val="CommentText"/>
+        <w:pStyle w:val="AklamaMetni"/>
+      </w:pPr>
+    </w:p>
+    <w:p>
+      <w:pPr>
+        <w:pStyle w:val="AklamaMetni"/>
       </w:pPr>
       <w:r>
         <w:t>(</w:t>
@@ -25420,16 +26722,16 @@
   <w:comment w:id="17" w:author="BTÜ-FBE" w:date="2017-05-10T11:13:00Z" w:initials="BTÜ-FBE">
     <w:p>
       <w:pPr>
-        <w:pStyle w:val="CommentText"/>
-      </w:pPr>
-    </w:p>
-    <w:p>
-      <w:pPr>
-        <w:pStyle w:val="CommentText"/>
-      </w:pPr>
-      <w:r>
-        <w:rPr>
-          <w:rStyle w:val="CommentReference"/>
+        <w:pStyle w:val="AklamaMetni"/>
+      </w:pPr>
+    </w:p>
+    <w:p>
+      <w:pPr>
+        <w:pStyle w:val="AklamaMetni"/>
+      </w:pPr>
+      <w:r>
+        <w:rPr>
+          <w:rStyle w:val="AklamaBavurusu"/>
         </w:rPr>
         <w:annotationRef/>
       </w:r>
@@ -25439,12 +26741,12 @@
     </w:p>
     <w:p>
       <w:pPr>
-        <w:pStyle w:val="CommentText"/>
-      </w:pPr>
-    </w:p>
-    <w:p>
-      <w:pPr>
-        <w:pStyle w:val="CommentText"/>
+        <w:pStyle w:val="AklamaMetni"/>
+      </w:pPr>
+    </w:p>
+    <w:p>
+      <w:pPr>
+        <w:pStyle w:val="AklamaMetni"/>
       </w:pPr>
       <w:r>
         <w:t>Eğer danışman daha sonra BTÜ den ayrıldıysa da danışman adresi BTÜ yazılmalıdır.</w:t>
@@ -25454,58 +26756,58 @@
   <w:comment w:id="18" w:author="BTÜ-FBE" w:date="2017-05-10T11:14:00Z" w:initials="BTÜ-FBE">
     <w:p>
       <w:pPr>
-        <w:pStyle w:val="CommentText"/>
-      </w:pPr>
-    </w:p>
-    <w:p>
-      <w:pPr>
-        <w:pStyle w:val="CommentText"/>
-      </w:pPr>
-      <w:r>
-        <w:rPr>
-          <w:rStyle w:val="CommentReference"/>
+        <w:pStyle w:val="AklamaMetni"/>
+      </w:pPr>
+    </w:p>
+    <w:p>
+      <w:pPr>
+        <w:pStyle w:val="AklamaMetni"/>
+      </w:pPr>
+      <w:r>
+        <w:rPr>
+          <w:rStyle w:val="AklamaBavurusu"/>
         </w:rPr>
         <w:annotationRef/>
       </w:r>
       <w:r>
         <w:t>Danışman ad(lar)ı jüri üyeleri kısmına tekrar yazılmaz.</w:t>
+      </w:r>
+    </w:p>
+  </w:comment>
+  <w:comment w:id="19" w:author="BTÜ-FBE" w:date="2017-05-10T11:14:00Z" w:initials="BTÜ-FBE">
+    <w:p>
+      <w:pPr>
+        <w:pStyle w:val="AklamaMetni"/>
+      </w:pPr>
+    </w:p>
+    <w:p>
+      <w:pPr>
+        <w:pStyle w:val="AklamaMetni"/>
+      </w:pPr>
+      <w:r>
+        <w:rPr>
+          <w:rStyle w:val="AklamaBavurusu"/>
+        </w:rPr>
+        <w:annotationRef/>
+      </w:r>
+      <w:r>
+        <w:t>Savunma Tarihi: Tezin savunulduğu tarihtir.</w:t>
       </w:r>
     </w:p>
   </w:comment>
   <w:comment w:id="20" w:author="BTÜ-FBE" w:date="2017-05-10T11:14:00Z" w:initials="BTÜ-FBE">
     <w:p>
       <w:pPr>
-        <w:pStyle w:val="CommentText"/>
-      </w:pPr>
-    </w:p>
-    <w:p>
-      <w:pPr>
-        <w:pStyle w:val="CommentText"/>
-      </w:pPr>
-      <w:r>
-        <w:rPr>
-          <w:rStyle w:val="CommentReference"/>
-        </w:rPr>
-        <w:annotationRef/>
-      </w:r>
-      <w:r>
-        <w:t>Savunma Tarihi: Tezin savunulduğu tarihtir.</w:t>
-      </w:r>
-    </w:p>
-  </w:comment>
-  <w:comment w:id="19" w:author="BTÜ-FBE" w:date="2017-05-10T11:14:00Z" w:initials="BTÜ-FBE">
-    <w:p>
-      <w:pPr>
-        <w:pStyle w:val="CommentText"/>
-      </w:pPr>
-    </w:p>
-    <w:p>
-      <w:pPr>
-        <w:pStyle w:val="CommentText"/>
-      </w:pPr>
-      <w:r>
-        <w:rPr>
-          <w:rStyle w:val="CommentReference"/>
+        <w:pStyle w:val="AklamaMetni"/>
+      </w:pPr>
+    </w:p>
+    <w:p>
+      <w:pPr>
+        <w:pStyle w:val="AklamaMetni"/>
+      </w:pPr>
+      <w:r>
+        <w:rPr>
+          <w:rStyle w:val="AklamaBavurusu"/>
         </w:rPr>
         <w:annotationRef/>
       </w:r>
@@ -25530,7 +26832,7 @@
       </w:pPr>
       <w:r>
         <w:rPr>
-          <w:rStyle w:val="CommentReference"/>
+          <w:rStyle w:val="AklamaBavurusu"/>
         </w:rPr>
         <w:annotationRef/>
       </w:r>
@@ -25543,25 +26845,25 @@
     </w:p>
     <w:p>
       <w:pPr>
-        <w:pStyle w:val="CommentText"/>
+        <w:pStyle w:val="AklamaMetni"/>
       </w:pPr>
     </w:p>
   </w:comment>
   <w:comment w:id="22" w:author="Beyhan Bayhan" w:date="2017-05-10T11:14:00Z" w:initials="BB">
     <w:p>
       <w:pPr>
-        <w:pStyle w:val="CommentText"/>
-      </w:pPr>
-      <w:r>
-        <w:rPr>
-          <w:rStyle w:val="CommentReference"/>
+        <w:pStyle w:val="AklamaMetni"/>
+      </w:pPr>
+      <w:r>
+        <w:rPr>
+          <w:rStyle w:val="AklamaBavurusu"/>
         </w:rPr>
         <w:annotationRef/>
       </w:r>
     </w:p>
     <w:p>
       <w:pPr>
-        <w:pStyle w:val="CommentText"/>
+        <w:pStyle w:val="AklamaMetni"/>
       </w:pPr>
       <w:r>
         <w:t>Mavi  kalemle imzalanacaktır</w:t>
@@ -25569,12 +26871,12 @@
     </w:p>
     <w:p>
       <w:pPr>
-        <w:pStyle w:val="CommentText"/>
-      </w:pPr>
-    </w:p>
-    <w:p>
-      <w:pPr>
-        <w:pStyle w:val="CommentText"/>
+        <w:pStyle w:val="AklamaMetni"/>
+      </w:pPr>
+    </w:p>
+    <w:p>
+      <w:pPr>
+        <w:pStyle w:val="AklamaMetni"/>
       </w:pPr>
       <w:r>
         <w:t>(</w:t>
@@ -25594,7 +26896,7 @@
     </w:p>
     <w:p>
       <w:pPr>
-        <w:pStyle w:val="CommentText"/>
+        <w:pStyle w:val="AklamaMetni"/>
       </w:pPr>
     </w:p>
   </w:comment>
@@ -25614,7 +26916,7 @@
       </w:pPr>
       <w:r>
         <w:rPr>
-          <w:rStyle w:val="CommentReference"/>
+          <w:rStyle w:val="AklamaBavurusu"/>
         </w:rPr>
         <w:annotationRef/>
       </w:r>
@@ -25631,7 +26933,7 @@
     <w:p>
       <w:r>
         <w:rPr>
-          <w:rStyle w:val="CommentReference"/>
+          <w:rStyle w:val="AklamaBavurusu"/>
         </w:rPr>
         <w:annotationRef/>
       </w:r>
@@ -25648,7 +26950,7 @@
     <w:p/>
     <w:p>
       <w:pPr>
-        <w:pStyle w:val="CommentText"/>
+        <w:pStyle w:val="AklamaMetni"/>
         <w:rPr>
           <w:b/>
         </w:rPr>
@@ -25677,14 +26979,14 @@
       </w:pPr>
       <w:r>
         <w:rPr>
-          <w:rStyle w:val="CommentReference"/>
+          <w:rStyle w:val="AklamaBavurusu"/>
         </w:rPr>
         <w:annotationRef/>
       </w:r>
     </w:p>
     <w:p>
       <w:pPr>
-        <w:pStyle w:val="ListParagraph"/>
+        <w:pStyle w:val="ListeParagraf"/>
         <w:numPr>
           <w:ilvl w:val="0"/>
           <w:numId w:val="21"/>
@@ -25714,7 +27016,7 @@
     </w:p>
     <w:p>
       <w:pPr>
-        <w:pStyle w:val="ListParagraph"/>
+        <w:pStyle w:val="ListeParagraf"/>
         <w:numPr>
           <w:ilvl w:val="0"/>
           <w:numId w:val="21"/>
@@ -25751,7 +27053,7 @@
     </w:p>
     <w:p>
       <w:pPr>
-        <w:pStyle w:val="ListParagraph"/>
+        <w:pStyle w:val="ListeParagraf"/>
         <w:numPr>
           <w:ilvl w:val="0"/>
           <w:numId w:val="21"/>
@@ -25769,7 +27071,7 @@
     </w:p>
     <w:p>
       <w:pPr>
-        <w:pStyle w:val="ListParagraph"/>
+        <w:pStyle w:val="ListeParagraf"/>
         <w:ind w:left="0"/>
         <w:rPr>
           <w:lang w:val="en-GB"/>
@@ -25778,7 +27080,7 @@
     </w:p>
     <w:p>
       <w:pPr>
-        <w:pStyle w:val="ListParagraph"/>
+        <w:pStyle w:val="ListeParagraf"/>
         <w:numPr>
           <w:ilvl w:val="0"/>
           <w:numId w:val="21"/>
@@ -25796,7 +27098,7 @@
     </w:p>
     <w:p>
       <w:pPr>
-        <w:pStyle w:val="ListParagraph"/>
+        <w:pStyle w:val="ListeParagraf"/>
         <w:ind w:left="0"/>
         <w:rPr>
           <w:lang w:val="en-GB"/>
@@ -25805,7 +27107,7 @@
     </w:p>
     <w:p>
       <w:pPr>
-        <w:pStyle w:val="ListParagraph"/>
+        <w:pStyle w:val="ListeParagraf"/>
         <w:numPr>
           <w:ilvl w:val="0"/>
           <w:numId w:val="21"/>
@@ -25843,28 +27145,28 @@
     </w:p>
     <w:p>
       <w:pPr>
-        <w:pStyle w:val="CommentText"/>
-      </w:pPr>
-    </w:p>
-    <w:p>
-      <w:pPr>
-        <w:pStyle w:val="CommentText"/>
+        <w:pStyle w:val="AklamaMetni"/>
+      </w:pPr>
+    </w:p>
+    <w:p>
+      <w:pPr>
+        <w:pStyle w:val="AklamaMetni"/>
       </w:pPr>
     </w:p>
   </w:comment>
   <w:comment w:id="28" w:author="BTÜ-FBE" w:date="2017-06-28T14:07:00Z" w:initials="BTÜ-FBE">
     <w:p>
       <w:pPr>
-        <w:pStyle w:val="CommentText"/>
-      </w:pPr>
-    </w:p>
-    <w:p>
-      <w:pPr>
-        <w:pStyle w:val="CommentText"/>
-      </w:pPr>
-      <w:r>
-        <w:rPr>
-          <w:rStyle w:val="CommentReference"/>
+        <w:pStyle w:val="AklamaMetni"/>
+      </w:pPr>
+    </w:p>
+    <w:p>
+      <w:pPr>
+        <w:pStyle w:val="AklamaMetni"/>
+      </w:pPr>
+      <w:r>
+        <w:rPr>
+          <w:rStyle w:val="AklamaBavurusu"/>
         </w:rPr>
         <w:annotationRef/>
       </w:r>
@@ -25874,12 +27176,12 @@
     </w:p>
     <w:p>
       <w:pPr>
-        <w:pStyle w:val="CommentText"/>
-      </w:pPr>
-    </w:p>
-    <w:p>
-      <w:pPr>
-        <w:pStyle w:val="CommentText"/>
+        <w:pStyle w:val="AklamaMetni"/>
+      </w:pPr>
+    </w:p>
+    <w:p>
+      <w:pPr>
+        <w:pStyle w:val="AklamaMetni"/>
       </w:pPr>
       <w:r>
         <w:t xml:space="preserve">Burada verilen “İÇİNDEKİLER” örneğindeki “ŞEKİL VE ÇİZELGELER”, “METİNLER”,”ATIFLAR...”  bu belgenin içeriği ile uyumludur. Tez yazılırken bu başlıkların yerine uygun gördüğünüz başlıkları kullanınız. Ör: </w:t>
@@ -25902,23 +27204,23 @@
     </w:p>
     <w:p>
       <w:pPr>
-        <w:pStyle w:val="CommentText"/>
+        <w:pStyle w:val="AklamaMetni"/>
       </w:pPr>
     </w:p>
   </w:comment>
-  <w:comment w:id="33" w:author="BTÜ-FBE" w:date="2017-05-10T11:16:00Z" w:initials="BTÜ-FBE">
-    <w:p>
-      <w:pPr>
-        <w:pStyle w:val="CommentText"/>
-      </w:pPr>
-    </w:p>
-    <w:p>
-      <w:pPr>
-        <w:pStyle w:val="CommentText"/>
-      </w:pPr>
-      <w:r>
-        <w:rPr>
-          <w:rStyle w:val="CommentReference"/>
+  <w:comment w:id="32" w:author="BTÜ-FBE" w:date="2017-05-10T11:16:00Z" w:initials="BTÜ-FBE">
+    <w:p>
+      <w:pPr>
+        <w:pStyle w:val="AklamaMetni"/>
+      </w:pPr>
+    </w:p>
+    <w:p>
+      <w:pPr>
+        <w:pStyle w:val="AklamaMetni"/>
+      </w:pPr>
+      <w:r>
+        <w:rPr>
+          <w:rStyle w:val="AklamaBavurusu"/>
         </w:rPr>
         <w:annotationRef/>
       </w:r>
@@ -25928,19 +27230,19 @@
     </w:p>
     <w:p>
       <w:pPr>
-        <w:pStyle w:val="CommentText"/>
-      </w:pPr>
-    </w:p>
-    <w:p>
-      <w:pPr>
-        <w:pStyle w:val="CommentText"/>
+        <w:pStyle w:val="AklamaMetni"/>
+      </w:pPr>
+    </w:p>
+    <w:p>
+      <w:pPr>
+        <w:pStyle w:val="AklamaMetni"/>
       </w:pPr>
       <w:r>
         <w:t>Kısaltmalar alfabetik sıraya göre verilecektir.</w:t>
       </w:r>
     </w:p>
   </w:comment>
-  <w:comment w:id="32" w:author="BTÜ-FBE" w:date="2017-01-30T16:47:00Z" w:initials="BTÜ-FBE">
+  <w:comment w:id="33" w:author="BTÜ-FBE" w:date="2017-01-30T16:47:00Z" w:initials="BTÜ-FBE">
     <w:p>
       <w:pPr>
         <w:rPr>
@@ -25949,7 +27251,7 @@
       </w:pPr>
       <w:r>
         <w:rPr>
-          <w:rStyle w:val="CommentReference"/>
+          <w:rStyle w:val="AklamaBavurusu"/>
         </w:rPr>
         <w:annotationRef/>
       </w:r>
@@ -25966,16 +27268,16 @@
   <w:comment w:id="37" w:author="BTÜ-FBE" w:date="2017-05-10T11:16:00Z" w:initials="BTÜ-FBE">
     <w:p>
       <w:pPr>
-        <w:pStyle w:val="CommentText"/>
-      </w:pPr>
-    </w:p>
-    <w:p>
-      <w:pPr>
-        <w:pStyle w:val="CommentText"/>
-      </w:pPr>
-      <w:r>
-        <w:rPr>
-          <w:rStyle w:val="CommentReference"/>
+        <w:pStyle w:val="AklamaMetni"/>
+      </w:pPr>
+    </w:p>
+    <w:p>
+      <w:pPr>
+        <w:pStyle w:val="AklamaMetni"/>
+      </w:pPr>
+      <w:r>
+        <w:rPr>
+          <w:rStyle w:val="AklamaBavurusu"/>
         </w:rPr>
         <w:annotationRef/>
       </w:r>
@@ -25987,16 +27289,16 @@
   <w:comment w:id="48" w:author="BTÜ-FBE" w:date="2017-05-10T11:21:00Z" w:initials="BTÜ-FBE">
     <w:p>
       <w:pPr>
-        <w:pStyle w:val="CommentText"/>
-      </w:pPr>
-    </w:p>
-    <w:p>
-      <w:pPr>
-        <w:pStyle w:val="CommentText"/>
-      </w:pPr>
-      <w:r>
-        <w:rPr>
-          <w:rStyle w:val="CommentReference"/>
+        <w:pStyle w:val="AklamaMetni"/>
+      </w:pPr>
+    </w:p>
+    <w:p>
+      <w:pPr>
+        <w:pStyle w:val="AklamaMetni"/>
+      </w:pPr>
+      <w:r>
+        <w:rPr>
+          <w:rStyle w:val="AklamaBavurusu"/>
         </w:rPr>
         <w:annotationRef/>
       </w:r>
@@ -26006,23 +27308,23 @@
     </w:p>
     <w:p>
       <w:pPr>
-        <w:pStyle w:val="CommentText"/>
+        <w:pStyle w:val="AklamaMetni"/>
       </w:pPr>
     </w:p>
   </w:comment>
   <w:comment w:id="55" w:author="BTÜ-FBE" w:date="2017-05-10T11:09:00Z" w:initials="BTÜ-FBE">
     <w:p>
       <w:pPr>
-        <w:pStyle w:val="CommentText"/>
-      </w:pPr>
-    </w:p>
-    <w:p>
-      <w:pPr>
-        <w:pStyle w:val="CommentText"/>
-      </w:pPr>
-      <w:r>
-        <w:rPr>
-          <w:rStyle w:val="CommentReference"/>
+        <w:pStyle w:val="AklamaMetni"/>
+      </w:pPr>
+    </w:p>
+    <w:p>
+      <w:pPr>
+        <w:pStyle w:val="AklamaMetni"/>
+      </w:pPr>
+      <w:r>
+        <w:rPr>
+          <w:rStyle w:val="AklamaBavurusu"/>
         </w:rPr>
         <w:annotationRef/>
       </w:r>
@@ -26034,21 +27336,49 @@
   <w:comment w:id="61" w:author="BTÜ-FBE" w:date="2017-05-10T11:23:00Z" w:initials="BTÜ-FBE">
     <w:p>
       <w:pPr>
-        <w:pStyle w:val="CommentText"/>
-      </w:pPr>
-    </w:p>
-    <w:p>
-      <w:pPr>
-        <w:pStyle w:val="CommentText"/>
+        <w:pStyle w:val="AklamaMetni"/>
+      </w:pPr>
+    </w:p>
+    <w:p>
+      <w:pPr>
+        <w:pStyle w:val="AklamaMetni"/>
       </w:pPr>
       <w:r>
         <w:t>Tez içinde kullanılan 2. derece başlıklarda her sözcüğün ilk harfi büyük ve tüm sözcükler koyu yazılır.</w:t>
       </w:r>
       <w:r>
         <w:rPr>
-          <w:rStyle w:val="CommentReference"/>
+          <w:rStyle w:val="AklamaBavurusu"/>
         </w:rPr>
         <w:annotationRef/>
+      </w:r>
+    </w:p>
+  </w:comment>
+  <w:comment w:id="146" w:author="BTÜ-FBE" w:date="2017-05-10T11:34:00Z" w:initials="BTÜ-FBE">
+    <w:p>
+      <w:pPr>
+        <w:rPr>
+          <w:lang w:val="en-GB"/>
+        </w:rPr>
+      </w:pPr>
+    </w:p>
+    <w:p>
+      <w:pPr>
+        <w:rPr>
+          <w:lang w:val="en-GB"/>
+        </w:rPr>
+      </w:pPr>
+      <w:r>
+        <w:rPr>
+          <w:rStyle w:val="AklamaBavurusu"/>
+        </w:rPr>
+        <w:annotationRef/>
+      </w:r>
+      <w:r>
+        <w:rPr>
+          <w:lang w:val="en-GB"/>
+        </w:rPr>
+        <w:t>Numaralı gösterim, metin içindeki kullanıldığı sıra esas alınır.</w:t>
       </w:r>
     </w:p>
   </w:comment>
@@ -26056,34 +27386,6 @@
     <w:p>
       <w:pPr>
         <w:rPr>
-          <w:lang w:val="en-GB"/>
-        </w:rPr>
-      </w:pPr>
-    </w:p>
-    <w:p>
-      <w:pPr>
-        <w:rPr>
-          <w:lang w:val="en-GB"/>
-        </w:rPr>
-      </w:pPr>
-      <w:r>
-        <w:rPr>
-          <w:rStyle w:val="CommentReference"/>
-        </w:rPr>
-        <w:annotationRef/>
-      </w:r>
-      <w:r>
-        <w:rPr>
-          <w:lang w:val="en-GB"/>
-        </w:rPr>
-        <w:t>Numaralı gösterim, metin içindeki kullanıldığı sıra esas alınır.</w:t>
-      </w:r>
-    </w:p>
-  </w:comment>
-  <w:comment w:id="146" w:author="BTÜ-FBE" w:date="2017-05-10T11:34:00Z" w:initials="BTÜ-FBE">
-    <w:p>
-      <w:pPr>
-        <w:rPr>
           <w:lang w:val="es-ES"/>
         </w:rPr>
       </w:pPr>
@@ -26096,7 +27398,7 @@
       </w:pPr>
       <w:r>
         <w:rPr>
-          <w:rStyle w:val="CommentReference"/>
+          <w:rStyle w:val="AklamaBavurusu"/>
         </w:rPr>
         <w:annotationRef/>
       </w:r>
@@ -26129,7 +27431,7 @@
     </w:p>
     <w:p>
       <w:pPr>
-        <w:pStyle w:val="CommentText"/>
+        <w:pStyle w:val="AklamaMetni"/>
       </w:pPr>
       <w:r>
         <w:rPr>
@@ -26172,18 +27474,18 @@
   <w:comment w:id="173" w:author="BTÜ-FBE" w:date="2017-05-10T11:39:00Z" w:initials="BTÜ-FBE">
     <w:p>
       <w:pPr>
-        <w:pStyle w:val="CommentText"/>
-      </w:pPr>
-      <w:r>
-        <w:rPr>
-          <w:rStyle w:val="CommentReference"/>
+        <w:pStyle w:val="AklamaMetni"/>
+      </w:pPr>
+      <w:r>
+        <w:rPr>
+          <w:rStyle w:val="AklamaBavurusu"/>
         </w:rPr>
         <w:annotationRef/>
       </w:r>
     </w:p>
     <w:p>
       <w:pPr>
-        <w:pStyle w:val="CommentText"/>
+        <w:pStyle w:val="AklamaMetni"/>
       </w:pPr>
       <w:r>
         <w:t>ÖZGEÇMİŞ hazırlanırken 1 satır boşluk bırakılır</w:t>
@@ -26193,18 +27495,18 @@
   <w:comment w:id="174" w:author="BTÜ-FBE" w:date="2017-06-28T14:25:00Z" w:initials="BTÜ-FBE">
     <w:p>
       <w:pPr>
-        <w:pStyle w:val="CommentText"/>
-      </w:pPr>
-      <w:r>
-        <w:rPr>
-          <w:rStyle w:val="CommentReference"/>
+        <w:pStyle w:val="AklamaMetni"/>
+      </w:pPr>
+      <w:r>
+        <w:rPr>
+          <w:rStyle w:val="AklamaBavurusu"/>
         </w:rPr>
         <w:annotationRef/>
       </w:r>
     </w:p>
     <w:p>
       <w:pPr>
-        <w:pStyle w:val="CommentText"/>
+        <w:pStyle w:val="AklamaMetni"/>
       </w:pPr>
       <w:r>
         <w:t>Fotoğraf şart değildir.</w:t>
@@ -26212,7 +27514,7 @@
     </w:p>
     <w:p>
       <w:pPr>
-        <w:pStyle w:val="CommentText"/>
+        <w:pStyle w:val="AklamaMetni"/>
       </w:pPr>
       <w:r>
         <w:t xml:space="preserve">Fotoğraf konursa vesikalık fotoğrafın taranmuş hali olmalıdır. </w:t>
@@ -26220,7 +27522,7 @@
     </w:p>
     <w:p>
       <w:pPr>
-        <w:pStyle w:val="CommentText"/>
+        <w:pStyle w:val="AklamaMetni"/>
       </w:pPr>
       <w:r>
         <w:t>Tez çıktısı aldıktan sonra  sonra potluk yapacak şekilde vesikalık fotoğraf yapıştırılmaz.</w:t>
@@ -26230,11 +27532,85 @@
   <w:comment w:id="175" w:author="Beyhan Bayhan" w:date="2017-05-10T11:41:00Z" w:initials="BB">
     <w:p>
       <w:pPr>
-        <w:pStyle w:val="CommentText"/>
-      </w:pPr>
-      <w:r>
-        <w:rPr>
-          <w:rStyle w:val="CommentReference"/>
+        <w:pStyle w:val="AklamaMetni"/>
+      </w:pPr>
+      <w:r>
+        <w:rPr>
+          <w:rStyle w:val="AklamaBavurusu"/>
+        </w:rPr>
+        <w:annotationRef/>
+      </w:r>
+      <w:r>
+        <w:t>Zorunlu doldurulacak kısım</w:t>
+      </w:r>
+    </w:p>
+  </w:comment>
+  <w:comment w:id="177" w:author="BTÜ-FBE" w:date="2017-05-10T11:39:00Z" w:initials="BTÜ-FBE">
+    <w:p>
+      <w:pPr>
+        <w:pStyle w:val="AklamaMetni"/>
+      </w:pPr>
+      <w:r>
+        <w:rPr>
+          <w:rStyle w:val="AklamaBavurusu"/>
+        </w:rPr>
+        <w:annotationRef/>
+      </w:r>
+    </w:p>
+    <w:p>
+      <w:pPr>
+        <w:pStyle w:val="AklamaMetni"/>
+      </w:pPr>
+      <w:r>
+        <w:t>ÖZGEÇMİŞ hazırlanırken 1 satır boşluk bırakılır</w:t>
+      </w:r>
+    </w:p>
+  </w:comment>
+  <w:comment w:id="178" w:author="BTÜ-FBE" w:date="2017-06-28T14:25:00Z" w:initials="BTÜ-FBE">
+    <w:p>
+      <w:pPr>
+        <w:pStyle w:val="AklamaMetni"/>
+      </w:pPr>
+      <w:r>
+        <w:rPr>
+          <w:rStyle w:val="AklamaBavurusu"/>
+        </w:rPr>
+        <w:annotationRef/>
+      </w:r>
+    </w:p>
+    <w:p>
+      <w:pPr>
+        <w:pStyle w:val="AklamaMetni"/>
+      </w:pPr>
+      <w:r>
+        <w:t>Fotoğraf şart değildir.</w:t>
+      </w:r>
+    </w:p>
+    <w:p>
+      <w:pPr>
+        <w:pStyle w:val="AklamaMetni"/>
+      </w:pPr>
+      <w:r>
+        <w:t xml:space="preserve">Fotoğraf konursa vesikalık fotoğrafın taranmuş hali olmalıdır. </w:t>
+      </w:r>
+    </w:p>
+    <w:p>
+      <w:pPr>
+        <w:pStyle w:val="AklamaMetni"/>
+      </w:pPr>
+      <w:r>
+        <w:t>Tez çıktısı aldıktan sonra  sonra potluk yapacak şekilde vesikalık fotoğraf yapıştırılmaz.</w:t>
+      </w:r>
+    </w:p>
+  </w:comment>
+  <w:comment w:id="179" w:author="Beyhan Bayhan" w:date="2017-05-10T11:41:00Z" w:initials="BB">
+    <w:p>
+      <w:pPr>
+        <w:pStyle w:val="AklamaMetni"/>
+      </w:pPr>
+      <w:r>
+        <w:rPr>
+          <w:rStyle w:val="AklamaBavurusu"/>
         </w:rPr>
         <w:annotationRef/>
       </w:r>
@@ -26247,7 +27623,7 @@
 </file>
 
 <file path=word/commentsExtended.xml><?xml version="1.0" encoding="utf-8"?>
-<w15:commentsEx xmlns:wpc="http://schemas.microsoft.com/office/word/2010/wordprocessingCanvas" xmlns:cx="http://schemas.microsoft.com/office/drawing/2014/chartex" xmlns:cx1="http://schemas.microsoft.com/office/drawing/2015/9/8/chartex" xmlns:cx2="http://schemas.microsoft.com/office/drawing/2015/10/21/chartex" xmlns:cx3="http://schemas.microsoft.com/office/drawing/2016/5/9/chartex" xmlns:cx4="http://schemas.microsoft.com/office/drawing/2016/5/10/chartex" xmlns:cx5="http://schemas.microsoft.com/office/drawing/2016/5/11/chartex" xmlns:cx6="http://schemas.microsoft.com/office/drawing/2016/5/12/chartex" xmlns:cx7="http://schemas.microsoft.com/office/drawing/2016/5/13/chartex" xmlns:cx8="http://schemas.microsoft.com/office/drawing/2016/5/14/chartex" xmlns:mc="http://schemas.openxmlformats.org/markup-compatibility/2006" xmlns:aink="http://schemas.microsoft.com/office/drawing/2016/ink" xmlns:am3d="http://schemas.microsoft.com/office/drawing/2017/model3d" xmlns:o="urn:schemas-microsoft-com:office:office" xmlns:oel="http://schemas.microsoft.com/office/2019/extlst" xmlns:r="http://schemas.openxmlformats.org/officeDocument/2006/relationships" xmlns:m="http://schemas.openxmlformats.org/officeDocument/2006/math" xmlns:v="urn:schemas-microsoft-com:vml" xmlns:wp14="http://schemas.microsoft.com/office/word/2010/wordprocessingDrawing" xmlns:wp="http://schemas.openxmlformats.org/drawingml/2006/wordprocessingDrawing" xmlns:w10="urn:schemas-microsoft-com:office:word" xmlns:w="http://schemas.openxmlformats.org/wordprocessingml/2006/main" xmlns:w14="http://schemas.microsoft.com/office/word/2010/wordml" xmlns:w15="http://schemas.microsoft.com/office/word/2012/wordml" xmlns:w16cex="http://schemas.microsoft.com/office/word/2018/wordml/cex" xmlns:w16cid="http://schemas.microsoft.com/office/word/2016/wordml/cid" xmlns:w16="http://schemas.microsoft.com/office/word/2018/wordml" xmlns:w16du="http://schemas.microsoft.com/office/word/2023/wordml/word16du" xmlns:w16sdtdh="http://schemas.microsoft.com/office/word/2020/wordml/sdtdatahash" xmlns:w16sdtfl="http://schemas.microsoft.com/office/word/2024/wordml/sdtformatlock" xmlns:w16se="http://schemas.microsoft.com/office/word/2015/wordml/symex" xmlns:wpg="http://schemas.microsoft.com/office/word/2010/wordprocessingGroup" xmlns:wpi="http://schemas.microsoft.com/office/word/2010/wordprocessingInk" xmlns:wne="http://schemas.microsoft.com/office/word/2006/wordml" xmlns:wps="http://schemas.microsoft.com/office/word/2010/wordprocessingShape" mc:Ignorable="w14 w15 w16se w16cid w16 w16cex w16sdtdh w16sdtfl w16du wp14">
+<w15:commentsEx xmlns:wpc="http://schemas.microsoft.com/office/word/2010/wordprocessingCanvas" xmlns:cx="http://schemas.microsoft.com/office/drawing/2014/chartex" xmlns:mc="http://schemas.openxmlformats.org/markup-compatibility/2006" xmlns:o="urn:schemas-microsoft-com:office:office" xmlns:r="http://schemas.openxmlformats.org/officeDocument/2006/relationships" xmlns:m="http://schemas.openxmlformats.org/officeDocument/2006/math" xmlns:v="urn:schemas-microsoft-com:vml" xmlns:wp14="http://schemas.microsoft.com/office/word/2010/wordprocessingDrawing" xmlns:wp="http://schemas.openxmlformats.org/drawingml/2006/wordprocessingDrawing" xmlns:w10="urn:schemas-microsoft-com:office:word" xmlns:w="http://schemas.openxmlformats.org/wordprocessingml/2006/main" xmlns:w14="http://schemas.microsoft.com/office/word/2010/wordml" xmlns:w15="http://schemas.microsoft.com/office/word/2012/wordml" xmlns:w16se="http://schemas.microsoft.com/office/word/2015/wordml/symex" xmlns:wpg="http://schemas.microsoft.com/office/word/2010/wordprocessingGroup" xmlns:wpi="http://schemas.microsoft.com/office/word/2010/wordprocessingInk" xmlns:wne="http://schemas.microsoft.com/office/word/2006/wordml" xmlns:wps="http://schemas.microsoft.com/office/word/2010/wordprocessingShape" mc:Ignorable="w14 w15 w16se wp14">
   <w15:commentEx w15:paraId="782E857D" w15:done="0"/>
   <w15:commentEx w15:paraId="1DBD82AA" w15:done="0"/>
   <w15:commentEx w15:paraId="283291BB" w15:done="0"/>
@@ -26286,6 +27662,9 @@
   <w15:commentEx w15:paraId="24136EEE" w15:done="0"/>
   <w15:commentEx w15:paraId="757BE0D5" w15:done="0"/>
   <w15:commentEx w15:paraId="0381AEC8" w15:done="0"/>
+  <w15:commentEx w15:paraId="179BEBC7" w15:done="0"/>
+  <w15:commentEx w15:paraId="52B39908" w15:done="0"/>
+  <w15:commentEx w15:paraId="4F02B441" w15:done="0"/>
 </w15:commentsEx>
 </file>
 
@@ -26333,7 +27712,7 @@
 </file>
 
 <file path=word/endnotes.xml><?xml version="1.0" encoding="utf-8"?>
-<w:endnotes xmlns:wpc="http://schemas.microsoft.com/office/word/2010/wordprocessingCanvas" xmlns:cx="http://schemas.microsoft.com/office/drawing/2014/chartex" xmlns:cx1="http://schemas.microsoft.com/office/drawing/2015/9/8/chartex" xmlns:cx2="http://schemas.microsoft.com/office/drawing/2015/10/21/chartex" xmlns:cx3="http://schemas.microsoft.com/office/drawing/2016/5/9/chartex" xmlns:cx4="http://schemas.microsoft.com/office/drawing/2016/5/10/chartex" xmlns:cx5="http://schemas.microsoft.com/office/drawing/2016/5/11/chartex" xmlns:cx6="http://schemas.microsoft.com/office/drawing/2016/5/12/chartex" xmlns:cx7="http://schemas.microsoft.com/office/drawing/2016/5/13/chartex" xmlns:cx8="http://schemas.microsoft.com/office/drawing/2016/5/14/chartex" xmlns:mc="http://schemas.openxmlformats.org/markup-compatibility/2006" xmlns:aink="http://schemas.microsoft.com/office/drawing/2016/ink" xmlns:am3d="http://schemas.microsoft.com/office/drawing/2017/model3d" xmlns:o="urn:schemas-microsoft-com:office:office" xmlns:oel="http://schemas.microsoft.com/office/2019/extlst" xmlns:r="http://schemas.openxmlformats.org/officeDocument/2006/relationships" xmlns:m="http://schemas.openxmlformats.org/officeDocument/2006/math" xmlns:v="urn:schemas-microsoft-com:vml" xmlns:wp14="http://schemas.microsoft.com/office/word/2010/wordprocessingDrawing" xmlns:wp="http://schemas.openxmlformats.org/drawingml/2006/wordprocessingDrawing" xmlns:w10="urn:schemas-microsoft-com:office:word" xmlns:w="http://schemas.openxmlformats.org/wordprocessingml/2006/main" xmlns:w14="http://schemas.microsoft.com/office/word/2010/wordml" xmlns:w15="http://schemas.microsoft.com/office/word/2012/wordml" xmlns:w16cex="http://schemas.microsoft.com/office/word/2018/wordml/cex" xmlns:w16cid="http://schemas.microsoft.com/office/word/2016/wordml/cid" xmlns:w16="http://schemas.microsoft.com/office/word/2018/wordml" xmlns:w16du="http://schemas.microsoft.com/office/word/2023/wordml/word16du" xmlns:w16sdtdh="http://schemas.microsoft.com/office/word/2020/wordml/sdtdatahash" xmlns:w16sdtfl="http://schemas.microsoft.com/office/word/2024/wordml/sdtformatlock" xmlns:w16se="http://schemas.microsoft.com/office/word/2015/wordml/symex" xmlns:wpg="http://schemas.microsoft.com/office/word/2010/wordprocessingGroup" xmlns:wpi="http://schemas.microsoft.com/office/word/2010/wordprocessingInk" xmlns:wne="http://schemas.microsoft.com/office/word/2006/wordml" xmlns:wps="http://schemas.microsoft.com/office/word/2010/wordprocessingShape" mc:Ignorable="w14 w15 w16se w16cid w16 w16cex w16sdtdh w16sdtfl w16du wp14">
+<w:endnotes xmlns:wpc="http://schemas.microsoft.com/office/word/2010/wordprocessingCanvas" xmlns:cx="http://schemas.microsoft.com/office/drawing/2014/chartex" xmlns:mc="http://schemas.openxmlformats.org/markup-compatibility/2006" xmlns:o="urn:schemas-microsoft-com:office:office" xmlns:r="http://schemas.openxmlformats.org/officeDocument/2006/relationships" xmlns:m="http://schemas.openxmlformats.org/officeDocument/2006/math" xmlns:v="urn:schemas-microsoft-com:vml" xmlns:wp14="http://schemas.microsoft.com/office/word/2010/wordprocessingDrawing" xmlns:wp="http://schemas.openxmlformats.org/drawingml/2006/wordprocessingDrawing" xmlns:w10="urn:schemas-microsoft-com:office:word" xmlns:w="http://schemas.openxmlformats.org/wordprocessingml/2006/main" xmlns:w14="http://schemas.microsoft.com/office/word/2010/wordml" xmlns:w15="http://schemas.microsoft.com/office/word/2012/wordml" xmlns:w16se="http://schemas.microsoft.com/office/word/2015/wordml/symex" xmlns:wpg="http://schemas.microsoft.com/office/word/2010/wordprocessingGroup" xmlns:wpi="http://schemas.microsoft.com/office/word/2010/wordprocessingInk" xmlns:wne="http://schemas.microsoft.com/office/word/2006/wordml" xmlns:wps="http://schemas.microsoft.com/office/word/2010/wordprocessingShape" mc:Ignorable="w14 w15 w16se wp14">
   <w:endnote w:type="separator" w:id="-1">
     <w:p>
       <w:r>
@@ -26354,7 +27733,7 @@
 </file>
 
 <file path=word/footer1.xml><?xml version="1.0" encoding="utf-8"?>
-<w:ftr xmlns:wpc="http://schemas.microsoft.com/office/word/2010/wordprocessingCanvas" xmlns:cx="http://schemas.microsoft.com/office/drawing/2014/chartex" xmlns:cx1="http://schemas.microsoft.com/office/drawing/2015/9/8/chartex" xmlns:cx2="http://schemas.microsoft.com/office/drawing/2015/10/21/chartex" xmlns:cx3="http://schemas.microsoft.com/office/drawing/2016/5/9/chartex" xmlns:cx4="http://schemas.microsoft.com/office/drawing/2016/5/10/chartex" xmlns:cx5="http://schemas.microsoft.com/office/drawing/2016/5/11/chartex" xmlns:cx6="http://schemas.microsoft.com/office/drawing/2016/5/12/chartex" xmlns:cx7="http://schemas.microsoft.com/office/drawing/2016/5/13/chartex" xmlns:cx8="http://schemas.microsoft.com/office/drawing/2016/5/14/chartex" xmlns:mc="http://schemas.openxmlformats.org/markup-compatibility/2006" xmlns:aink="http://schemas.microsoft.com/office/drawing/2016/ink" xmlns:am3d="http://schemas.microsoft.com/office/drawing/2017/model3d" xmlns:o="urn:schemas-microsoft-com:office:office" xmlns:oel="http://schemas.microsoft.com/office/2019/extlst" xmlns:r="http://schemas.openxmlformats.org/officeDocument/2006/relationships" xmlns:m="http://schemas.openxmlformats.org/officeDocument/2006/math" xmlns:v="urn:schemas-microsoft-com:vml" xmlns:wp14="http://schemas.microsoft.com/office/word/2010/wordprocessingDrawing" xmlns:wp="http://schemas.openxmlformats.org/drawingml/2006/wordprocessingDrawing" xmlns:w10="urn:schemas-microsoft-com:office:word" xmlns:w="http://schemas.openxmlformats.org/wordprocessingml/2006/main" xmlns:w14="http://schemas.microsoft.com/office/word/2010/wordml" xmlns:w15="http://schemas.microsoft.com/office/word/2012/wordml" xmlns:w16cex="http://schemas.microsoft.com/office/word/2018/wordml/cex" xmlns:w16cid="http://schemas.microsoft.com/office/word/2016/wordml/cid" xmlns:w16="http://schemas.microsoft.com/office/word/2018/wordml" xmlns:w16du="http://schemas.microsoft.com/office/word/2023/wordml/word16du" xmlns:w16sdtdh="http://schemas.microsoft.com/office/word/2020/wordml/sdtdatahash" xmlns:w16sdtfl="http://schemas.microsoft.com/office/word/2024/wordml/sdtformatlock" xmlns:w16se="http://schemas.microsoft.com/office/word/2015/wordml/symex" xmlns:wpg="http://schemas.microsoft.com/office/word/2010/wordprocessingGroup" xmlns:wpi="http://schemas.microsoft.com/office/word/2010/wordprocessingInk" xmlns:wne="http://schemas.microsoft.com/office/word/2006/wordml" xmlns:wps="http://schemas.microsoft.com/office/word/2010/wordprocessingShape" mc:Ignorable="w14 w15 w16se w16cid w16 w16cex w16sdtdh w16sdtfl w16du wp14">
+<w:ftr xmlns:wpc="http://schemas.microsoft.com/office/word/2010/wordprocessingCanvas" xmlns:cx="http://schemas.microsoft.com/office/drawing/2014/chartex" xmlns:mc="http://schemas.openxmlformats.org/markup-compatibility/2006" xmlns:o="urn:schemas-microsoft-com:office:office" xmlns:r="http://schemas.openxmlformats.org/officeDocument/2006/relationships" xmlns:m="http://schemas.openxmlformats.org/officeDocument/2006/math" xmlns:v="urn:schemas-microsoft-com:vml" xmlns:wp14="http://schemas.microsoft.com/office/word/2010/wordprocessingDrawing" xmlns:wp="http://schemas.openxmlformats.org/drawingml/2006/wordprocessingDrawing" xmlns:w10="urn:schemas-microsoft-com:office:word" xmlns:w="http://schemas.openxmlformats.org/wordprocessingml/2006/main" xmlns:w14="http://schemas.microsoft.com/office/word/2010/wordml" xmlns:w15="http://schemas.microsoft.com/office/word/2012/wordml" xmlns:w16se="http://schemas.microsoft.com/office/word/2015/wordml/symex" xmlns:wpg="http://schemas.microsoft.com/office/word/2010/wordprocessingGroup" xmlns:wpi="http://schemas.microsoft.com/office/word/2010/wordprocessingInk" xmlns:wne="http://schemas.microsoft.com/office/word/2006/wordml" xmlns:wps="http://schemas.microsoft.com/office/word/2010/wordprocessingShape" mc:Ignorable="w14 w15 w16se wp14">
   <w:p>
     <w:pPr>
       <w:ind w:right="360"/>
@@ -26364,23 +27743,23 @@
 </file>
 
 <file path=word/footer2.xml><?xml version="1.0" encoding="utf-8"?>
-<w:ftr xmlns:wpc="http://schemas.microsoft.com/office/word/2010/wordprocessingCanvas" xmlns:cx="http://schemas.microsoft.com/office/drawing/2014/chartex" xmlns:cx1="http://schemas.microsoft.com/office/drawing/2015/9/8/chartex" xmlns:cx2="http://schemas.microsoft.com/office/drawing/2015/10/21/chartex" xmlns:cx3="http://schemas.microsoft.com/office/drawing/2016/5/9/chartex" xmlns:cx4="http://schemas.microsoft.com/office/drawing/2016/5/10/chartex" xmlns:cx5="http://schemas.microsoft.com/office/drawing/2016/5/11/chartex" xmlns:cx6="http://schemas.microsoft.com/office/drawing/2016/5/12/chartex" xmlns:cx7="http://schemas.microsoft.com/office/drawing/2016/5/13/chartex" xmlns:cx8="http://schemas.microsoft.com/office/drawing/2016/5/14/chartex" xmlns:mc="http://schemas.openxmlformats.org/markup-compatibility/2006" xmlns:aink="http://schemas.microsoft.com/office/drawing/2016/ink" xmlns:am3d="http://schemas.microsoft.com/office/drawing/2017/model3d" xmlns:o="urn:schemas-microsoft-com:office:office" xmlns:oel="http://schemas.microsoft.com/office/2019/extlst" xmlns:r="http://schemas.openxmlformats.org/officeDocument/2006/relationships" xmlns:m="http://schemas.openxmlformats.org/officeDocument/2006/math" xmlns:v="urn:schemas-microsoft-com:vml" xmlns:wp14="http://schemas.microsoft.com/office/word/2010/wordprocessingDrawing" xmlns:wp="http://schemas.openxmlformats.org/drawingml/2006/wordprocessingDrawing" xmlns:w10="urn:schemas-microsoft-com:office:word" xmlns:w="http://schemas.openxmlformats.org/wordprocessingml/2006/main" xmlns:w14="http://schemas.microsoft.com/office/word/2010/wordml" xmlns:w15="http://schemas.microsoft.com/office/word/2012/wordml" xmlns:w16cex="http://schemas.microsoft.com/office/word/2018/wordml/cex" xmlns:w16cid="http://schemas.microsoft.com/office/word/2016/wordml/cid" xmlns:w16="http://schemas.microsoft.com/office/word/2018/wordml" xmlns:w16du="http://schemas.microsoft.com/office/word/2023/wordml/word16du" xmlns:w16sdtdh="http://schemas.microsoft.com/office/word/2020/wordml/sdtdatahash" xmlns:w16sdtfl="http://schemas.microsoft.com/office/word/2024/wordml/sdtformatlock" xmlns:w16se="http://schemas.microsoft.com/office/word/2015/wordml/symex" xmlns:wpg="http://schemas.microsoft.com/office/word/2010/wordprocessingGroup" xmlns:wpi="http://schemas.microsoft.com/office/word/2010/wordprocessingInk" xmlns:wne="http://schemas.microsoft.com/office/word/2006/wordml" xmlns:wps="http://schemas.microsoft.com/office/word/2010/wordprocessingShape" mc:Ignorable="w14 w15 w16se w16cid w16 w16cex w16sdtdh w16sdtfl w16du wp14">
+<w:ftr xmlns:wpc="http://schemas.microsoft.com/office/word/2010/wordprocessingCanvas" xmlns:cx="http://schemas.microsoft.com/office/drawing/2014/chartex" xmlns:mc="http://schemas.openxmlformats.org/markup-compatibility/2006" xmlns:o="urn:schemas-microsoft-com:office:office" xmlns:r="http://schemas.openxmlformats.org/officeDocument/2006/relationships" xmlns:m="http://schemas.openxmlformats.org/officeDocument/2006/math" xmlns:v="urn:schemas-microsoft-com:vml" xmlns:wp14="http://schemas.microsoft.com/office/word/2010/wordprocessingDrawing" xmlns:wp="http://schemas.openxmlformats.org/drawingml/2006/wordprocessingDrawing" xmlns:w10="urn:schemas-microsoft-com:office:word" xmlns:w="http://schemas.openxmlformats.org/wordprocessingml/2006/main" xmlns:w14="http://schemas.microsoft.com/office/word/2010/wordml" xmlns:w15="http://schemas.microsoft.com/office/word/2012/wordml" xmlns:w16se="http://schemas.microsoft.com/office/word/2015/wordml/symex" xmlns:wpg="http://schemas.microsoft.com/office/word/2010/wordprocessingGroup" xmlns:wpi="http://schemas.microsoft.com/office/word/2010/wordprocessingInk" xmlns:wne="http://schemas.microsoft.com/office/word/2006/wordml" xmlns:wps="http://schemas.microsoft.com/office/word/2010/wordprocessingShape" mc:Ignorable="w14 w15 w16se wp14">
   <w:p>
     <w:pPr>
-      <w:pStyle w:val="Footer"/>
+      <w:pStyle w:val="AltBilgi"/>
       <w:jc w:val="center"/>
     </w:pPr>
   </w:p>
   <w:p>
     <w:pPr>
-      <w:pStyle w:val="Footer"/>
+      <w:pStyle w:val="AltBilgi"/>
     </w:pPr>
   </w:p>
 </w:ftr>
 </file>
 
 <file path=word/footer3.xml><?xml version="1.0" encoding="utf-8"?>
-<w:ftr xmlns:wpc="http://schemas.microsoft.com/office/word/2010/wordprocessingCanvas" xmlns:cx="http://schemas.microsoft.com/office/drawing/2014/chartex" xmlns:cx1="http://schemas.microsoft.com/office/drawing/2015/9/8/chartex" xmlns:cx2="http://schemas.microsoft.com/office/drawing/2015/10/21/chartex" xmlns:cx3="http://schemas.microsoft.com/office/drawing/2016/5/9/chartex" xmlns:cx4="http://schemas.microsoft.com/office/drawing/2016/5/10/chartex" xmlns:cx5="http://schemas.microsoft.com/office/drawing/2016/5/11/chartex" xmlns:cx6="http://schemas.microsoft.com/office/drawing/2016/5/12/chartex" xmlns:cx7="http://schemas.microsoft.com/office/drawing/2016/5/13/chartex" xmlns:cx8="http://schemas.microsoft.com/office/drawing/2016/5/14/chartex" xmlns:mc="http://schemas.openxmlformats.org/markup-compatibility/2006" xmlns:aink="http://schemas.microsoft.com/office/drawing/2016/ink" xmlns:am3d="http://schemas.microsoft.com/office/drawing/2017/model3d" xmlns:o="urn:schemas-microsoft-com:office:office" xmlns:oel="http://schemas.microsoft.com/office/2019/extlst" xmlns:r="http://schemas.openxmlformats.org/officeDocument/2006/relationships" xmlns:m="http://schemas.openxmlformats.org/officeDocument/2006/math" xmlns:v="urn:schemas-microsoft-com:vml" xmlns:wp14="http://schemas.microsoft.com/office/word/2010/wordprocessingDrawing" xmlns:wp="http://schemas.openxmlformats.org/drawingml/2006/wordprocessingDrawing" xmlns:w10="urn:schemas-microsoft-com:office:word" xmlns:w="http://schemas.openxmlformats.org/wordprocessingml/2006/main" xmlns:w14="http://schemas.microsoft.com/office/word/2010/wordml" xmlns:w15="http://schemas.microsoft.com/office/word/2012/wordml" xmlns:w16cex="http://schemas.microsoft.com/office/word/2018/wordml/cex" xmlns:w16cid="http://schemas.microsoft.com/office/word/2016/wordml/cid" xmlns:w16="http://schemas.microsoft.com/office/word/2018/wordml" xmlns:w16du="http://schemas.microsoft.com/office/word/2023/wordml/word16du" xmlns:w16sdtdh="http://schemas.microsoft.com/office/word/2020/wordml/sdtdatahash" xmlns:w16sdtfl="http://schemas.microsoft.com/office/word/2024/wordml/sdtformatlock" xmlns:w16se="http://schemas.microsoft.com/office/word/2015/wordml/symex" xmlns:wpg="http://schemas.microsoft.com/office/word/2010/wordprocessingGroup" xmlns:wpi="http://schemas.microsoft.com/office/word/2010/wordprocessingInk" xmlns:wne="http://schemas.microsoft.com/office/word/2006/wordml" xmlns:wps="http://schemas.microsoft.com/office/word/2010/wordprocessingShape" mc:Ignorable="w14 w15 w16se w16cid w16 w16cex w16sdtdh w16sdtfl w16du wp14">
+<w:ftr xmlns:wpc="http://schemas.microsoft.com/office/word/2010/wordprocessingCanvas" xmlns:cx="http://schemas.microsoft.com/office/drawing/2014/chartex" xmlns:mc="http://schemas.openxmlformats.org/markup-compatibility/2006" xmlns:o="urn:schemas-microsoft-com:office:office" xmlns:r="http://schemas.openxmlformats.org/officeDocument/2006/relationships" xmlns:m="http://schemas.openxmlformats.org/officeDocument/2006/math" xmlns:v="urn:schemas-microsoft-com:vml" xmlns:wp14="http://schemas.microsoft.com/office/word/2010/wordprocessingDrawing" xmlns:wp="http://schemas.openxmlformats.org/drawingml/2006/wordprocessingDrawing" xmlns:w10="urn:schemas-microsoft-com:office:word" xmlns:w="http://schemas.openxmlformats.org/wordprocessingml/2006/main" xmlns:w14="http://schemas.microsoft.com/office/word/2010/wordml" xmlns:w15="http://schemas.microsoft.com/office/word/2012/wordml" xmlns:w16se="http://schemas.microsoft.com/office/word/2015/wordml/symex" xmlns:wpg="http://schemas.microsoft.com/office/word/2010/wordprocessingGroup" xmlns:wpi="http://schemas.microsoft.com/office/word/2010/wordprocessingInk" xmlns:wne="http://schemas.microsoft.com/office/word/2006/wordml" xmlns:wps="http://schemas.microsoft.com/office/word/2010/wordprocessingShape" mc:Ignorable="w14 w15 w16se wp14">
   <w:sdt>
     <w:sdtPr>
       <w:rPr>
@@ -26400,7 +27779,7 @@
     <w:sdtContent>
       <w:p>
         <w:pPr>
-          <w:pStyle w:val="Footer"/>
+          <w:pStyle w:val="AltBilgi"/>
           <w:jc w:val="center"/>
         </w:pPr>
         <w:r>
@@ -26419,7 +27798,7 @@
           <w:fldChar w:fldCharType="separate"/>
         </w:r>
         <w:r>
-          <w:t>xv</w:t>
+          <w:t>xiii</w:t>
         </w:r>
         <w:r>
           <w:fldChar w:fldCharType="end"/>
@@ -26432,47 +27811,47 @@
 </file>
 
 <file path=word/footer4.xml><?xml version="1.0" encoding="utf-8"?>
-<w:ftr xmlns:wpc="http://schemas.microsoft.com/office/word/2010/wordprocessingCanvas" xmlns:cx="http://schemas.microsoft.com/office/drawing/2014/chartex" xmlns:cx1="http://schemas.microsoft.com/office/drawing/2015/9/8/chartex" xmlns:cx2="http://schemas.microsoft.com/office/drawing/2015/10/21/chartex" xmlns:cx3="http://schemas.microsoft.com/office/drawing/2016/5/9/chartex" xmlns:cx4="http://schemas.microsoft.com/office/drawing/2016/5/10/chartex" xmlns:cx5="http://schemas.microsoft.com/office/drawing/2016/5/11/chartex" xmlns:cx6="http://schemas.microsoft.com/office/drawing/2016/5/12/chartex" xmlns:cx7="http://schemas.microsoft.com/office/drawing/2016/5/13/chartex" xmlns:cx8="http://schemas.microsoft.com/office/drawing/2016/5/14/chartex" xmlns:mc="http://schemas.openxmlformats.org/markup-compatibility/2006" xmlns:aink="http://schemas.microsoft.com/office/drawing/2016/ink" xmlns:am3d="http://schemas.microsoft.com/office/drawing/2017/model3d" xmlns:o="urn:schemas-microsoft-com:office:office" xmlns:oel="http://schemas.microsoft.com/office/2019/extlst" xmlns:r="http://schemas.openxmlformats.org/officeDocument/2006/relationships" xmlns:m="http://schemas.openxmlformats.org/officeDocument/2006/math" xmlns:v="urn:schemas-microsoft-com:vml" xmlns:wp14="http://schemas.microsoft.com/office/word/2010/wordprocessingDrawing" xmlns:wp="http://schemas.openxmlformats.org/drawingml/2006/wordprocessingDrawing" xmlns:w10="urn:schemas-microsoft-com:office:word" xmlns:w="http://schemas.openxmlformats.org/wordprocessingml/2006/main" xmlns:w14="http://schemas.microsoft.com/office/word/2010/wordml" xmlns:w15="http://schemas.microsoft.com/office/word/2012/wordml" xmlns:w16cex="http://schemas.microsoft.com/office/word/2018/wordml/cex" xmlns:w16cid="http://schemas.microsoft.com/office/word/2016/wordml/cid" xmlns:w16="http://schemas.microsoft.com/office/word/2018/wordml" xmlns:w16du="http://schemas.microsoft.com/office/word/2023/wordml/word16du" xmlns:w16sdtdh="http://schemas.microsoft.com/office/word/2020/wordml/sdtdatahash" xmlns:w16sdtfl="http://schemas.microsoft.com/office/word/2024/wordml/sdtformatlock" xmlns:w16se="http://schemas.microsoft.com/office/word/2015/wordml/symex" xmlns:wpg="http://schemas.microsoft.com/office/word/2010/wordprocessingGroup" xmlns:wpi="http://schemas.microsoft.com/office/word/2010/wordprocessingInk" xmlns:wne="http://schemas.microsoft.com/office/word/2006/wordml" xmlns:wps="http://schemas.microsoft.com/office/word/2010/wordprocessingShape" mc:Ignorable="w14 w15 w16se w16cid w16 w16cex w16sdtdh w16sdtfl w16du wp14">
+<w:ftr xmlns:wpc="http://schemas.microsoft.com/office/word/2010/wordprocessingCanvas" xmlns:cx="http://schemas.microsoft.com/office/drawing/2014/chartex" xmlns:mc="http://schemas.openxmlformats.org/markup-compatibility/2006" xmlns:o="urn:schemas-microsoft-com:office:office" xmlns:r="http://schemas.openxmlformats.org/officeDocument/2006/relationships" xmlns:m="http://schemas.openxmlformats.org/officeDocument/2006/math" xmlns:v="urn:schemas-microsoft-com:vml" xmlns:wp14="http://schemas.microsoft.com/office/word/2010/wordprocessingDrawing" xmlns:wp="http://schemas.openxmlformats.org/drawingml/2006/wordprocessingDrawing" xmlns:w10="urn:schemas-microsoft-com:office:word" xmlns:w="http://schemas.openxmlformats.org/wordprocessingml/2006/main" xmlns:w14="http://schemas.microsoft.com/office/word/2010/wordml" xmlns:w15="http://schemas.microsoft.com/office/word/2012/wordml" xmlns:w16se="http://schemas.microsoft.com/office/word/2015/wordml/symex" xmlns:wpg="http://schemas.microsoft.com/office/word/2010/wordprocessingGroup" xmlns:wpi="http://schemas.microsoft.com/office/word/2010/wordprocessingInk" xmlns:wne="http://schemas.microsoft.com/office/word/2006/wordml" xmlns:wps="http://schemas.microsoft.com/office/word/2010/wordprocessingShape" mc:Ignorable="w14 w15 w16se wp14">
   <w:p>
     <w:pPr>
-      <w:pStyle w:val="Footer"/>
+      <w:pStyle w:val="AltBilgi"/>
       <w:framePr w:wrap="around" w:vAnchor="text" w:hAnchor="margin" w:xAlign="center" w:y="1"/>
       <w:rPr>
-        <w:rStyle w:val="PageNumber"/>
+        <w:rStyle w:val="SayfaNumaras"/>
         <w:rFonts w:eastAsia="Batang"/>
       </w:rPr>
     </w:pPr>
     <w:r>
       <w:rPr>
-        <w:rStyle w:val="PageNumber"/>
+        <w:rStyle w:val="SayfaNumaras"/>
         <w:rFonts w:eastAsia="Batang"/>
       </w:rPr>
       <w:fldChar w:fldCharType="begin"/>
     </w:r>
     <w:r>
       <w:rPr>
-        <w:rStyle w:val="PageNumber"/>
+        <w:rStyle w:val="SayfaNumaras"/>
         <w:rFonts w:eastAsia="Batang"/>
       </w:rPr>
       <w:instrText xml:space="preserve">PAGE  </w:instrText>
     </w:r>
     <w:r>
       <w:rPr>
-        <w:rStyle w:val="PageNumber"/>
+        <w:rStyle w:val="SayfaNumaras"/>
         <w:rFonts w:eastAsia="Batang"/>
       </w:rPr>
       <w:fldChar w:fldCharType="separate"/>
     </w:r>
     <w:r>
       <w:rPr>
-        <w:rStyle w:val="PageNumber"/>
+        <w:rStyle w:val="SayfaNumaras"/>
         <w:rFonts w:eastAsia="Batang"/>
       </w:rPr>
       <w:t>2</w:t>
     </w:r>
     <w:r>
       <w:rPr>
-        <w:rStyle w:val="PageNumber"/>
+        <w:rStyle w:val="SayfaNumaras"/>
         <w:rFonts w:eastAsia="Batang"/>
       </w:rPr>
       <w:fldChar w:fldCharType="end"/>
@@ -26480,14 +27859,14 @@
   </w:p>
   <w:p>
     <w:pPr>
-      <w:pStyle w:val="Footer"/>
+      <w:pStyle w:val="AltBilgi"/>
     </w:pPr>
   </w:p>
 </w:ftr>
 </file>
 
 <file path=word/footer5.xml><?xml version="1.0" encoding="utf-8"?>
-<w:ftr xmlns:wpc="http://schemas.microsoft.com/office/word/2010/wordprocessingCanvas" xmlns:cx="http://schemas.microsoft.com/office/drawing/2014/chartex" xmlns:cx1="http://schemas.microsoft.com/office/drawing/2015/9/8/chartex" xmlns:cx2="http://schemas.microsoft.com/office/drawing/2015/10/21/chartex" xmlns:cx3="http://schemas.microsoft.com/office/drawing/2016/5/9/chartex" xmlns:cx4="http://schemas.microsoft.com/office/drawing/2016/5/10/chartex" xmlns:cx5="http://schemas.microsoft.com/office/drawing/2016/5/11/chartex" xmlns:cx6="http://schemas.microsoft.com/office/drawing/2016/5/12/chartex" xmlns:cx7="http://schemas.microsoft.com/office/drawing/2016/5/13/chartex" xmlns:cx8="http://schemas.microsoft.com/office/drawing/2016/5/14/chartex" xmlns:mc="http://schemas.openxmlformats.org/markup-compatibility/2006" xmlns:aink="http://schemas.microsoft.com/office/drawing/2016/ink" xmlns:am3d="http://schemas.microsoft.com/office/drawing/2017/model3d" xmlns:o="urn:schemas-microsoft-com:office:office" xmlns:oel="http://schemas.microsoft.com/office/2019/extlst" xmlns:r="http://schemas.openxmlformats.org/officeDocument/2006/relationships" xmlns:m="http://schemas.openxmlformats.org/officeDocument/2006/math" xmlns:v="urn:schemas-microsoft-com:vml" xmlns:wp14="http://schemas.microsoft.com/office/word/2010/wordprocessingDrawing" xmlns:wp="http://schemas.openxmlformats.org/drawingml/2006/wordprocessingDrawing" xmlns:w10="urn:schemas-microsoft-com:office:word" xmlns:w="http://schemas.openxmlformats.org/wordprocessingml/2006/main" xmlns:w14="http://schemas.microsoft.com/office/word/2010/wordml" xmlns:w15="http://schemas.microsoft.com/office/word/2012/wordml" xmlns:w16cex="http://schemas.microsoft.com/office/word/2018/wordml/cex" xmlns:w16cid="http://schemas.microsoft.com/office/word/2016/wordml/cid" xmlns:w16="http://schemas.microsoft.com/office/word/2018/wordml" xmlns:w16du="http://schemas.microsoft.com/office/word/2023/wordml/word16du" xmlns:w16sdtdh="http://schemas.microsoft.com/office/word/2020/wordml/sdtdatahash" xmlns:w16sdtfl="http://schemas.microsoft.com/office/word/2024/wordml/sdtformatlock" xmlns:w16se="http://schemas.microsoft.com/office/word/2015/wordml/symex" xmlns:wpg="http://schemas.microsoft.com/office/word/2010/wordprocessingGroup" xmlns:wpi="http://schemas.microsoft.com/office/word/2010/wordprocessingInk" xmlns:wne="http://schemas.microsoft.com/office/word/2006/wordml" xmlns:wps="http://schemas.microsoft.com/office/word/2010/wordprocessingShape" mc:Ignorable="w14 w15 w16se w16cid w16 w16cex w16sdtdh w16sdtfl w16du wp14">
+<w:ftr xmlns:wpc="http://schemas.microsoft.com/office/word/2010/wordprocessingCanvas" xmlns:cx="http://schemas.microsoft.com/office/drawing/2014/chartex" xmlns:mc="http://schemas.openxmlformats.org/markup-compatibility/2006" xmlns:o="urn:schemas-microsoft-com:office:office" xmlns:r="http://schemas.openxmlformats.org/officeDocument/2006/relationships" xmlns:m="http://schemas.openxmlformats.org/officeDocument/2006/math" xmlns:v="urn:schemas-microsoft-com:vml" xmlns:wp14="http://schemas.microsoft.com/office/word/2010/wordprocessingDrawing" xmlns:wp="http://schemas.openxmlformats.org/drawingml/2006/wordprocessingDrawing" xmlns:w10="urn:schemas-microsoft-com:office:word" xmlns:w="http://schemas.openxmlformats.org/wordprocessingml/2006/main" xmlns:w14="http://schemas.microsoft.com/office/word/2010/wordml" xmlns:w15="http://schemas.microsoft.com/office/word/2012/wordml" xmlns:w16se="http://schemas.microsoft.com/office/word/2015/wordml/symex" xmlns:wpg="http://schemas.microsoft.com/office/word/2010/wordprocessingGroup" xmlns:wpi="http://schemas.microsoft.com/office/word/2010/wordprocessingInk" xmlns:wne="http://schemas.microsoft.com/office/word/2006/wordml" xmlns:wps="http://schemas.microsoft.com/office/word/2010/wordprocessingShape" mc:Ignorable="w14 w15 w16se wp14">
   <w:sdt>
     <w:sdtPr>
       <w:id w:val="-1708244389"/>
@@ -26499,7 +27878,7 @@
     <w:sdtContent>
       <w:p>
         <w:pPr>
-          <w:pStyle w:val="Footer"/>
+          <w:pStyle w:val="AltBilgi"/>
           <w:jc w:val="center"/>
         </w:pPr>
         <w:r>
@@ -26512,7 +27891,7 @@
           <w:fldChar w:fldCharType="separate"/>
         </w:r>
         <w:r>
-          <w:t>7</w:t>
+          <w:t>17</w:t>
         </w:r>
         <w:r>
           <w:fldChar w:fldCharType="end"/>
@@ -26524,47 +27903,47 @@
 </file>
 
 <file path=word/footer6.xml><?xml version="1.0" encoding="utf-8"?>
-<w:ftr xmlns:wpc="http://schemas.microsoft.com/office/word/2010/wordprocessingCanvas" xmlns:cx="http://schemas.microsoft.com/office/drawing/2014/chartex" xmlns:cx1="http://schemas.microsoft.com/office/drawing/2015/9/8/chartex" xmlns:cx2="http://schemas.microsoft.com/office/drawing/2015/10/21/chartex" xmlns:cx3="http://schemas.microsoft.com/office/drawing/2016/5/9/chartex" xmlns:cx4="http://schemas.microsoft.com/office/drawing/2016/5/10/chartex" xmlns:cx5="http://schemas.microsoft.com/office/drawing/2016/5/11/chartex" xmlns:cx6="http://schemas.microsoft.com/office/drawing/2016/5/12/chartex" xmlns:cx7="http://schemas.microsoft.com/office/drawing/2016/5/13/chartex" xmlns:cx8="http://schemas.microsoft.com/office/drawing/2016/5/14/chartex" xmlns:mc="http://schemas.openxmlformats.org/markup-compatibility/2006" xmlns:aink="http://schemas.microsoft.com/office/drawing/2016/ink" xmlns:am3d="http://schemas.microsoft.com/office/drawing/2017/model3d" xmlns:o="urn:schemas-microsoft-com:office:office" xmlns:oel="http://schemas.microsoft.com/office/2019/extlst" xmlns:r="http://schemas.openxmlformats.org/officeDocument/2006/relationships" xmlns:m="http://schemas.openxmlformats.org/officeDocument/2006/math" xmlns:v="urn:schemas-microsoft-com:vml" xmlns:wp14="http://schemas.microsoft.com/office/word/2010/wordprocessingDrawing" xmlns:wp="http://schemas.openxmlformats.org/drawingml/2006/wordprocessingDrawing" xmlns:w10="urn:schemas-microsoft-com:office:word" xmlns:w="http://schemas.openxmlformats.org/wordprocessingml/2006/main" xmlns:w14="http://schemas.microsoft.com/office/word/2010/wordml" xmlns:w15="http://schemas.microsoft.com/office/word/2012/wordml" xmlns:w16cex="http://schemas.microsoft.com/office/word/2018/wordml/cex" xmlns:w16cid="http://schemas.microsoft.com/office/word/2016/wordml/cid" xmlns:w16="http://schemas.microsoft.com/office/word/2018/wordml" xmlns:w16du="http://schemas.microsoft.com/office/word/2023/wordml/word16du" xmlns:w16sdtdh="http://schemas.microsoft.com/office/word/2020/wordml/sdtdatahash" xmlns:w16sdtfl="http://schemas.microsoft.com/office/word/2024/wordml/sdtformatlock" xmlns:w16se="http://schemas.microsoft.com/office/word/2015/wordml/symex" xmlns:wpg="http://schemas.microsoft.com/office/word/2010/wordprocessingGroup" xmlns:wpi="http://schemas.microsoft.com/office/word/2010/wordprocessingInk" xmlns:wne="http://schemas.microsoft.com/office/word/2006/wordml" xmlns:wps="http://schemas.microsoft.com/office/word/2010/wordprocessingShape" mc:Ignorable="w14 w15 w16se w16cid w16 w16cex w16sdtdh w16sdtfl w16du wp14">
+<w:ftr xmlns:wpc="http://schemas.microsoft.com/office/word/2010/wordprocessingCanvas" xmlns:cx="http://schemas.microsoft.com/office/drawing/2014/chartex" xmlns:mc="http://schemas.openxmlformats.org/markup-compatibility/2006" xmlns:o="urn:schemas-microsoft-com:office:office" xmlns:r="http://schemas.openxmlformats.org/officeDocument/2006/relationships" xmlns:m="http://schemas.openxmlformats.org/officeDocument/2006/math" xmlns:v="urn:schemas-microsoft-com:vml" xmlns:wp14="http://schemas.microsoft.com/office/word/2010/wordprocessingDrawing" xmlns:wp="http://schemas.openxmlformats.org/drawingml/2006/wordprocessingDrawing" xmlns:w10="urn:schemas-microsoft-com:office:word" xmlns:w="http://schemas.openxmlformats.org/wordprocessingml/2006/main" xmlns:w14="http://schemas.microsoft.com/office/word/2010/wordml" xmlns:w15="http://schemas.microsoft.com/office/word/2012/wordml" xmlns:w16se="http://schemas.microsoft.com/office/word/2015/wordml/symex" xmlns:wpg="http://schemas.microsoft.com/office/word/2010/wordprocessingGroup" xmlns:wpi="http://schemas.microsoft.com/office/word/2010/wordprocessingInk" xmlns:wne="http://schemas.microsoft.com/office/word/2006/wordml" xmlns:wps="http://schemas.microsoft.com/office/word/2010/wordprocessingShape" mc:Ignorable="w14 w15 w16se wp14">
   <w:p>
     <w:pPr>
-      <w:pStyle w:val="Footer"/>
+      <w:pStyle w:val="AltBilgi"/>
       <w:framePr w:wrap="around" w:vAnchor="text" w:hAnchor="margin" w:xAlign="center" w:y="1"/>
       <w:rPr>
-        <w:rStyle w:val="PageNumber"/>
+        <w:rStyle w:val="SayfaNumaras"/>
         <w:rFonts w:eastAsia="Batang"/>
       </w:rPr>
     </w:pPr>
     <w:r>
       <w:rPr>
-        <w:rStyle w:val="PageNumber"/>
+        <w:rStyle w:val="SayfaNumaras"/>
         <w:rFonts w:eastAsia="Batang"/>
       </w:rPr>
       <w:fldChar w:fldCharType="begin"/>
     </w:r>
     <w:r>
       <w:rPr>
-        <w:rStyle w:val="PageNumber"/>
+        <w:rStyle w:val="SayfaNumaras"/>
         <w:rFonts w:eastAsia="Batang"/>
       </w:rPr>
       <w:instrText xml:space="preserve">PAGE  </w:instrText>
     </w:r>
     <w:r>
       <w:rPr>
-        <w:rStyle w:val="PageNumber"/>
+        <w:rStyle w:val="SayfaNumaras"/>
         <w:rFonts w:eastAsia="Batang"/>
       </w:rPr>
       <w:fldChar w:fldCharType="separate"/>
     </w:r>
     <w:r>
       <w:rPr>
-        <w:rStyle w:val="PageNumber"/>
+        <w:rStyle w:val="SayfaNumaras"/>
         <w:rFonts w:eastAsia="Batang"/>
       </w:rPr>
       <w:t>2</w:t>
     </w:r>
     <w:r>
       <w:rPr>
-        <w:rStyle w:val="PageNumber"/>
+        <w:rStyle w:val="SayfaNumaras"/>
         <w:rFonts w:eastAsia="Batang"/>
       </w:rPr>
       <w:fldChar w:fldCharType="end"/>
@@ -26572,7 +27951,7 @@
   </w:p>
   <w:p>
     <w:pPr>
-      <w:pStyle w:val="Footer"/>
+      <w:pStyle w:val="AltBilgi"/>
     </w:pPr>
   </w:p>
   <w:p/>
@@ -26580,7 +27959,7 @@
 </file>
 
 <file path=word/footer7.xml><?xml version="1.0" encoding="utf-8"?>
-<w:ftr xmlns:wpc="http://schemas.microsoft.com/office/word/2010/wordprocessingCanvas" xmlns:cx="http://schemas.microsoft.com/office/drawing/2014/chartex" xmlns:cx1="http://schemas.microsoft.com/office/drawing/2015/9/8/chartex" xmlns:cx2="http://schemas.microsoft.com/office/drawing/2015/10/21/chartex" xmlns:cx3="http://schemas.microsoft.com/office/drawing/2016/5/9/chartex" xmlns:cx4="http://schemas.microsoft.com/office/drawing/2016/5/10/chartex" xmlns:cx5="http://schemas.microsoft.com/office/drawing/2016/5/11/chartex" xmlns:cx6="http://schemas.microsoft.com/office/drawing/2016/5/12/chartex" xmlns:cx7="http://schemas.microsoft.com/office/drawing/2016/5/13/chartex" xmlns:cx8="http://schemas.microsoft.com/office/drawing/2016/5/14/chartex" xmlns:mc="http://schemas.openxmlformats.org/markup-compatibility/2006" xmlns:aink="http://schemas.microsoft.com/office/drawing/2016/ink" xmlns:am3d="http://schemas.microsoft.com/office/drawing/2017/model3d" xmlns:o="urn:schemas-microsoft-com:office:office" xmlns:oel="http://schemas.microsoft.com/office/2019/extlst" xmlns:r="http://schemas.openxmlformats.org/officeDocument/2006/relationships" xmlns:m="http://schemas.openxmlformats.org/officeDocument/2006/math" xmlns:v="urn:schemas-microsoft-com:vml" xmlns:wp14="http://schemas.microsoft.com/office/word/2010/wordprocessingDrawing" xmlns:wp="http://schemas.openxmlformats.org/drawingml/2006/wordprocessingDrawing" xmlns:w10="urn:schemas-microsoft-com:office:word" xmlns:w="http://schemas.openxmlformats.org/wordprocessingml/2006/main" xmlns:w14="http://schemas.microsoft.com/office/word/2010/wordml" xmlns:w15="http://schemas.microsoft.com/office/word/2012/wordml" xmlns:w16cex="http://schemas.microsoft.com/office/word/2018/wordml/cex" xmlns:w16cid="http://schemas.microsoft.com/office/word/2016/wordml/cid" xmlns:w16="http://schemas.microsoft.com/office/word/2018/wordml" xmlns:w16du="http://schemas.microsoft.com/office/word/2023/wordml/word16du" xmlns:w16sdtdh="http://schemas.microsoft.com/office/word/2020/wordml/sdtdatahash" xmlns:w16sdtfl="http://schemas.microsoft.com/office/word/2024/wordml/sdtformatlock" xmlns:w16se="http://schemas.microsoft.com/office/word/2015/wordml/symex" xmlns:wpg="http://schemas.microsoft.com/office/word/2010/wordprocessingGroup" xmlns:wpi="http://schemas.microsoft.com/office/word/2010/wordprocessingInk" xmlns:wne="http://schemas.microsoft.com/office/word/2006/wordml" xmlns:wps="http://schemas.microsoft.com/office/word/2010/wordprocessingShape" mc:Ignorable="w14 w15 w16se w16cid w16 w16cex w16sdtdh w16sdtfl w16du wp14">
+<w:ftr xmlns:wpc="http://schemas.microsoft.com/office/word/2010/wordprocessingCanvas" xmlns:cx="http://schemas.microsoft.com/office/drawing/2014/chartex" xmlns:mc="http://schemas.openxmlformats.org/markup-compatibility/2006" xmlns:o="urn:schemas-microsoft-com:office:office" xmlns:r="http://schemas.openxmlformats.org/officeDocument/2006/relationships" xmlns:m="http://schemas.openxmlformats.org/officeDocument/2006/math" xmlns:v="urn:schemas-microsoft-com:vml" xmlns:wp14="http://schemas.microsoft.com/office/word/2010/wordprocessingDrawing" xmlns:wp="http://schemas.openxmlformats.org/drawingml/2006/wordprocessingDrawing" xmlns:w10="urn:schemas-microsoft-com:office:word" xmlns:w="http://schemas.openxmlformats.org/wordprocessingml/2006/main" xmlns:w14="http://schemas.microsoft.com/office/word/2010/wordml" xmlns:w15="http://schemas.microsoft.com/office/word/2012/wordml" xmlns:w16se="http://schemas.microsoft.com/office/word/2015/wordml/symex" xmlns:wpg="http://schemas.microsoft.com/office/word/2010/wordprocessingGroup" xmlns:wpi="http://schemas.microsoft.com/office/word/2010/wordprocessingInk" xmlns:wne="http://schemas.microsoft.com/office/word/2006/wordml" xmlns:wps="http://schemas.microsoft.com/office/word/2010/wordprocessingShape" mc:Ignorable="w14 w15 w16se wp14">
   <w:sdt>
     <w:sdtPr>
       <w:id w:val="742522819"/>
@@ -26592,7 +27971,7 @@
     <w:sdtContent>
       <w:p>
         <w:pPr>
-          <w:pStyle w:val="Footer"/>
+          <w:pStyle w:val="AltBilgi"/>
           <w:jc w:val="center"/>
         </w:pPr>
         <w:r>
@@ -26605,7 +27984,7 @@
           <w:fldChar w:fldCharType="separate"/>
         </w:r>
         <w:r>
-          <w:t>15</w:t>
+          <w:t>35</w:t>
         </w:r>
         <w:r>
           <w:fldChar w:fldCharType="end"/>
@@ -26617,7 +27996,7 @@
 </file>
 
 <file path=word/footnotes.xml><?xml version="1.0" encoding="utf-8"?>
-<w:footnotes xmlns:wpc="http://schemas.microsoft.com/office/word/2010/wordprocessingCanvas" xmlns:cx="http://schemas.microsoft.com/office/drawing/2014/chartex" xmlns:cx1="http://schemas.microsoft.com/office/drawing/2015/9/8/chartex" xmlns:cx2="http://schemas.microsoft.com/office/drawing/2015/10/21/chartex" xmlns:cx3="http://schemas.microsoft.com/office/drawing/2016/5/9/chartex" xmlns:cx4="http://schemas.microsoft.com/office/drawing/2016/5/10/chartex" xmlns:cx5="http://schemas.microsoft.com/office/drawing/2016/5/11/chartex" xmlns:cx6="http://schemas.microsoft.com/office/drawing/2016/5/12/chartex" xmlns:cx7="http://schemas.microsoft.com/office/drawing/2016/5/13/chartex" xmlns:cx8="http://schemas.microsoft.com/office/drawing/2016/5/14/chartex" xmlns:mc="http://schemas.openxmlformats.org/markup-compatibility/2006" xmlns:aink="http://schemas.microsoft.com/office/drawing/2016/ink" xmlns:am3d="http://schemas.microsoft.com/office/drawing/2017/model3d" xmlns:o="urn:schemas-microsoft-com:office:office" xmlns:oel="http://schemas.microsoft.com/office/2019/extlst" xmlns:r="http://schemas.openxmlformats.org/officeDocument/2006/relationships" xmlns:m="http://schemas.openxmlformats.org/officeDocument/2006/math" xmlns:v="urn:schemas-microsoft-com:vml" xmlns:wp14="http://schemas.microsoft.com/office/word/2010/wordprocessingDrawing" xmlns:wp="http://schemas.openxmlformats.org/drawingml/2006/wordprocessingDrawing" xmlns:w10="urn:schemas-microsoft-com:office:word" xmlns:w="http://schemas.openxmlformats.org/wordprocessingml/2006/main" xmlns:w14="http://schemas.microsoft.com/office/word/2010/wordml" xmlns:w15="http://schemas.microsoft.com/office/word/2012/wordml" xmlns:w16cex="http://schemas.microsoft.com/office/word/2018/wordml/cex" xmlns:w16cid="http://schemas.microsoft.com/office/word/2016/wordml/cid" xmlns:w16="http://schemas.microsoft.com/office/word/2018/wordml" xmlns:w16du="http://schemas.microsoft.com/office/word/2023/wordml/word16du" xmlns:w16sdtdh="http://schemas.microsoft.com/office/word/2020/wordml/sdtdatahash" xmlns:w16sdtfl="http://schemas.microsoft.com/office/word/2024/wordml/sdtformatlock" xmlns:w16se="http://schemas.microsoft.com/office/word/2015/wordml/symex" xmlns:wpg="http://schemas.microsoft.com/office/word/2010/wordprocessingGroup" xmlns:wpi="http://schemas.microsoft.com/office/word/2010/wordprocessingInk" xmlns:wne="http://schemas.microsoft.com/office/word/2006/wordml" xmlns:wps="http://schemas.microsoft.com/office/word/2010/wordprocessingShape" mc:Ignorable="w14 w15 w16se w16cid w16 w16cex w16sdtdh w16sdtfl w16du wp14">
+<w:footnotes xmlns:wpc="http://schemas.microsoft.com/office/word/2010/wordprocessingCanvas" xmlns:cx="http://schemas.microsoft.com/office/drawing/2014/chartex" xmlns:mc="http://schemas.openxmlformats.org/markup-compatibility/2006" xmlns:o="urn:schemas-microsoft-com:office:office" xmlns:r="http://schemas.openxmlformats.org/officeDocument/2006/relationships" xmlns:m="http://schemas.openxmlformats.org/officeDocument/2006/math" xmlns:v="urn:schemas-microsoft-com:vml" xmlns:wp14="http://schemas.microsoft.com/office/word/2010/wordprocessingDrawing" xmlns:wp="http://schemas.openxmlformats.org/drawingml/2006/wordprocessingDrawing" xmlns:w10="urn:schemas-microsoft-com:office:word" xmlns:w="http://schemas.openxmlformats.org/wordprocessingml/2006/main" xmlns:w14="http://schemas.microsoft.com/office/word/2010/wordml" xmlns:w15="http://schemas.microsoft.com/office/word/2012/wordml" xmlns:w16se="http://schemas.microsoft.com/office/word/2015/wordml/symex" xmlns:wpg="http://schemas.microsoft.com/office/word/2010/wordprocessingGroup" xmlns:wpi="http://schemas.microsoft.com/office/word/2010/wordprocessingInk" xmlns:wne="http://schemas.microsoft.com/office/word/2006/wordml" xmlns:wps="http://schemas.microsoft.com/office/word/2010/wordprocessingShape" mc:Ignorable="w14 w15 w16se wp14">
   <w:footnote w:type="separator" w:id="-1">
     <w:p>
       <w:r>
@@ -26638,13 +28017,13 @@
 </file>
 
 <file path=word/header1.xml><?xml version="1.0" encoding="utf-8"?>
-<w:hdr xmlns:wpc="http://schemas.microsoft.com/office/word/2010/wordprocessingCanvas" xmlns:cx="http://schemas.microsoft.com/office/drawing/2014/chartex" xmlns:cx1="http://schemas.microsoft.com/office/drawing/2015/9/8/chartex" xmlns:cx2="http://schemas.microsoft.com/office/drawing/2015/10/21/chartex" xmlns:cx3="http://schemas.microsoft.com/office/drawing/2016/5/9/chartex" xmlns:cx4="http://schemas.microsoft.com/office/drawing/2016/5/10/chartex" xmlns:cx5="http://schemas.microsoft.com/office/drawing/2016/5/11/chartex" xmlns:cx6="http://schemas.microsoft.com/office/drawing/2016/5/12/chartex" xmlns:cx7="http://schemas.microsoft.com/office/drawing/2016/5/13/chartex" xmlns:cx8="http://schemas.microsoft.com/office/drawing/2016/5/14/chartex" xmlns:mc="http://schemas.openxmlformats.org/markup-compatibility/2006" xmlns:aink="http://schemas.microsoft.com/office/drawing/2016/ink" xmlns:am3d="http://schemas.microsoft.com/office/drawing/2017/model3d" xmlns:o="urn:schemas-microsoft-com:office:office" xmlns:oel="http://schemas.microsoft.com/office/2019/extlst" xmlns:r="http://schemas.openxmlformats.org/officeDocument/2006/relationships" xmlns:m="http://schemas.openxmlformats.org/officeDocument/2006/math" xmlns:v="urn:schemas-microsoft-com:vml" xmlns:wp14="http://schemas.microsoft.com/office/word/2010/wordprocessingDrawing" xmlns:wp="http://schemas.openxmlformats.org/drawingml/2006/wordprocessingDrawing" xmlns:w10="urn:schemas-microsoft-com:office:word" xmlns:w="http://schemas.openxmlformats.org/wordprocessingml/2006/main" xmlns:w14="http://schemas.microsoft.com/office/word/2010/wordml" xmlns:w15="http://schemas.microsoft.com/office/word/2012/wordml" xmlns:w16cex="http://schemas.microsoft.com/office/word/2018/wordml/cex" xmlns:w16cid="http://schemas.microsoft.com/office/word/2016/wordml/cid" xmlns:w16="http://schemas.microsoft.com/office/word/2018/wordml" xmlns:w16du="http://schemas.microsoft.com/office/word/2023/wordml/word16du" xmlns:w16sdtdh="http://schemas.microsoft.com/office/word/2020/wordml/sdtdatahash" xmlns:w16sdtfl="http://schemas.microsoft.com/office/word/2024/wordml/sdtformatlock" xmlns:w16se="http://schemas.microsoft.com/office/word/2015/wordml/symex" xmlns:wpg="http://schemas.microsoft.com/office/word/2010/wordprocessingGroup" xmlns:wpi="http://schemas.microsoft.com/office/word/2010/wordprocessingInk" xmlns:wne="http://schemas.microsoft.com/office/word/2006/wordml" xmlns:wps="http://schemas.microsoft.com/office/word/2010/wordprocessingShape" mc:Ignorable="w14 w15 w16se w16cid w16 w16cex w16sdtdh w16sdtfl w16du wp14">
+<w:hdr xmlns:wpc="http://schemas.microsoft.com/office/word/2010/wordprocessingCanvas" xmlns:cx="http://schemas.microsoft.com/office/drawing/2014/chartex" xmlns:mc="http://schemas.openxmlformats.org/markup-compatibility/2006" xmlns:o="urn:schemas-microsoft-com:office:office" xmlns:r="http://schemas.openxmlformats.org/officeDocument/2006/relationships" xmlns:m="http://schemas.openxmlformats.org/officeDocument/2006/math" xmlns:v="urn:schemas-microsoft-com:vml" xmlns:wp14="http://schemas.microsoft.com/office/word/2010/wordprocessingDrawing" xmlns:wp="http://schemas.openxmlformats.org/drawingml/2006/wordprocessingDrawing" xmlns:w10="urn:schemas-microsoft-com:office:word" xmlns:w="http://schemas.openxmlformats.org/wordprocessingml/2006/main" xmlns:w14="http://schemas.microsoft.com/office/word/2010/wordml" xmlns:w15="http://schemas.microsoft.com/office/word/2012/wordml" xmlns:w16se="http://schemas.microsoft.com/office/word/2015/wordml/symex" xmlns:wpg="http://schemas.microsoft.com/office/word/2010/wordprocessingGroup" xmlns:wpi="http://schemas.microsoft.com/office/word/2010/wordprocessingInk" xmlns:wne="http://schemas.microsoft.com/office/word/2006/wordml" xmlns:wps="http://schemas.microsoft.com/office/word/2010/wordprocessingShape" mc:Ignorable="w14 w15 w16se wp14">
   <w:p/>
 </w:hdr>
 </file>
 
 <file path=word/numbering.xml><?xml version="1.0" encoding="utf-8"?>
-<w:numbering xmlns:wpc="http://schemas.microsoft.com/office/word/2010/wordprocessingCanvas" xmlns:cx="http://schemas.microsoft.com/office/drawing/2014/chartex" xmlns:cx1="http://schemas.microsoft.com/office/drawing/2015/9/8/chartex" xmlns:cx2="http://schemas.microsoft.com/office/drawing/2015/10/21/chartex" xmlns:cx3="http://schemas.microsoft.com/office/drawing/2016/5/9/chartex" xmlns:cx4="http://schemas.microsoft.com/office/drawing/2016/5/10/chartex" xmlns:cx5="http://schemas.microsoft.com/office/drawing/2016/5/11/chartex" xmlns:cx6="http://schemas.microsoft.com/office/drawing/2016/5/12/chartex" xmlns:cx7="http://schemas.microsoft.com/office/drawing/2016/5/13/chartex" xmlns:cx8="http://schemas.microsoft.com/office/drawing/2016/5/14/chartex" xmlns:mc="http://schemas.openxmlformats.org/markup-compatibility/2006" xmlns:aink="http://schemas.microsoft.com/office/drawing/2016/ink" xmlns:am3d="http://schemas.microsoft.com/office/drawing/2017/model3d" xmlns:o="urn:schemas-microsoft-com:office:office" xmlns:oel="http://schemas.microsoft.com/office/2019/extlst" xmlns:r="http://schemas.openxmlformats.org/officeDocument/2006/relationships" xmlns:m="http://schemas.openxmlformats.org/officeDocument/2006/math" xmlns:v="urn:schemas-microsoft-com:vml" xmlns:wp14="http://schemas.microsoft.com/office/word/2010/wordprocessingDrawing" xmlns:wp="http://schemas.openxmlformats.org/drawingml/2006/wordprocessingDrawing" xmlns:w10="urn:schemas-microsoft-com:office:word" xmlns:w="http://schemas.openxmlformats.org/wordprocessingml/2006/main" xmlns:w14="http://schemas.microsoft.com/office/word/2010/wordml" xmlns:w15="http://schemas.microsoft.com/office/word/2012/wordml" xmlns:w16cex="http://schemas.microsoft.com/office/word/2018/wordml/cex" xmlns:w16cid="http://schemas.microsoft.com/office/word/2016/wordml/cid" xmlns:w16="http://schemas.microsoft.com/office/word/2018/wordml" xmlns:w16du="http://schemas.microsoft.com/office/word/2023/wordml/word16du" xmlns:w16sdtdh="http://schemas.microsoft.com/office/word/2020/wordml/sdtdatahash" xmlns:w16sdtfl="http://schemas.microsoft.com/office/word/2024/wordml/sdtformatlock" xmlns:w16se="http://schemas.microsoft.com/office/word/2015/wordml/symex" xmlns:wpg="http://schemas.microsoft.com/office/word/2010/wordprocessingGroup" xmlns:wpi="http://schemas.microsoft.com/office/word/2010/wordprocessingInk" xmlns:wne="http://schemas.microsoft.com/office/word/2006/wordml" xmlns:wps="http://schemas.microsoft.com/office/word/2010/wordprocessingShape" mc:Ignorable="w14 w15 w16se w16cid w16 w16cex w16sdtdh w16sdtfl w16du wp14">
+<w:numbering xmlns:wpc="http://schemas.microsoft.com/office/word/2010/wordprocessingCanvas" xmlns:cx="http://schemas.microsoft.com/office/drawing/2014/chartex" xmlns:mc="http://schemas.openxmlformats.org/markup-compatibility/2006" xmlns:o="urn:schemas-microsoft-com:office:office" xmlns:r="http://schemas.openxmlformats.org/officeDocument/2006/relationships" xmlns:m="http://schemas.openxmlformats.org/officeDocument/2006/math" xmlns:v="urn:schemas-microsoft-com:vml" xmlns:wp14="http://schemas.microsoft.com/office/word/2010/wordprocessingDrawing" xmlns:wp="http://schemas.openxmlformats.org/drawingml/2006/wordprocessingDrawing" xmlns:w10="urn:schemas-microsoft-com:office:word" xmlns:w="http://schemas.openxmlformats.org/wordprocessingml/2006/main" xmlns:w14="http://schemas.microsoft.com/office/word/2010/wordml" xmlns:w15="http://schemas.microsoft.com/office/word/2012/wordml" xmlns:w16se="http://schemas.microsoft.com/office/word/2015/wordml/symex" xmlns:wpg="http://schemas.microsoft.com/office/word/2010/wordprocessingGroup" xmlns:wpi="http://schemas.microsoft.com/office/word/2010/wordprocessingInk" xmlns:wne="http://schemas.microsoft.com/office/word/2006/wordml" xmlns:wps="http://schemas.microsoft.com/office/word/2010/wordprocessingShape" mc:Ignorable="w14 w15 w16se wp14">
   <w:abstractNum w:abstractNumId="0" w15:restartNumberingAfterBreak="0">
     <w:nsid w:val="083510E6"/>
     <w:multiLevelType w:val="multilevel"/>
@@ -30313,7 +31692,7 @@
     <w:lvl w:ilvl="5">
       <w:start w:val="1"/>
       <w:numFmt w:val="lowerLetter"/>
-      <w:pStyle w:val="Heading6"/>
+      <w:pStyle w:val="Balk6"/>
       <w:lvlText w:val="(%6)"/>
       <w:lvlJc w:val="left"/>
       <w:pPr>
@@ -30329,7 +31708,7 @@
     <w:lvl w:ilvl="6">
       <w:start w:val="1"/>
       <w:numFmt w:val="lowerRoman"/>
-      <w:pStyle w:val="Heading7"/>
+      <w:pStyle w:val="Balk7"/>
       <w:lvlText w:val="(%7)"/>
       <w:lvlJc w:val="left"/>
       <w:pPr>
@@ -30345,7 +31724,7 @@
     <w:lvl w:ilvl="7">
       <w:start w:val="1"/>
       <w:numFmt w:val="lowerLetter"/>
-      <w:pStyle w:val="Heading8"/>
+      <w:pStyle w:val="Balk8"/>
       <w:lvlText w:val="(%8)"/>
       <w:lvlJc w:val="left"/>
       <w:pPr>
@@ -30361,7 +31740,7 @@
     <w:lvl w:ilvl="8">
       <w:start w:val="1"/>
       <w:numFmt w:val="lowerRoman"/>
-      <w:pStyle w:val="Heading9"/>
+      <w:pStyle w:val="Balk9"/>
       <w:lvlText w:val="(%9)"/>
       <w:lvlJc w:val="left"/>
       <w:pPr>
@@ -31038,43 +32417,43 @@
       </w:pPr>
     </w:lvl>
   </w:abstractNum>
-  <w:num w:numId="1" w16cid:durableId="2060199695">
+  <w:num w:numId="1">
     <w:abstractNumId w:val="17"/>
   </w:num>
-  <w:num w:numId="2" w16cid:durableId="1002318515">
+  <w:num w:numId="2">
     <w:abstractNumId w:val="12"/>
   </w:num>
-  <w:num w:numId="3" w16cid:durableId="689138837">
+  <w:num w:numId="3">
     <w:abstractNumId w:val="27"/>
   </w:num>
-  <w:num w:numId="4" w16cid:durableId="47729309">
+  <w:num w:numId="4">
     <w:abstractNumId w:val="7"/>
   </w:num>
-  <w:num w:numId="5" w16cid:durableId="945964663">
+  <w:num w:numId="5">
     <w:abstractNumId w:val="4"/>
   </w:num>
-  <w:num w:numId="6" w16cid:durableId="669480672">
+  <w:num w:numId="6">
     <w:abstractNumId w:val="31"/>
   </w:num>
-  <w:num w:numId="7" w16cid:durableId="121196369">
+  <w:num w:numId="7">
     <w:abstractNumId w:val="24"/>
   </w:num>
-  <w:num w:numId="8" w16cid:durableId="915744084">
+  <w:num w:numId="8">
     <w:abstractNumId w:val="2"/>
   </w:num>
-  <w:num w:numId="9" w16cid:durableId="1483766158">
+  <w:num w:numId="9">
     <w:abstractNumId w:val="21"/>
   </w:num>
-  <w:num w:numId="10" w16cid:durableId="2063017027">
+  <w:num w:numId="10">
     <w:abstractNumId w:val="0"/>
   </w:num>
-  <w:num w:numId="11" w16cid:durableId="602226623">
+  <w:num w:numId="11">
     <w:abstractNumId w:val="11"/>
   </w:num>
-  <w:num w:numId="12" w16cid:durableId="1851985629">
+  <w:num w:numId="12">
     <w:abstractNumId w:val="19"/>
   </w:num>
-  <w:num w:numId="13" w16cid:durableId="274290261">
+  <w:num w:numId="13">
     <w:abstractNumId w:val="16"/>
     <w:lvlOverride w:ilvl="0">
       <w:lvl w:ilvl="0">
@@ -31284,55 +32663,55 @@
       </w:lvl>
     </w:lvlOverride>
   </w:num>
-  <w:num w:numId="14" w16cid:durableId="663702356">
+  <w:num w:numId="14">
     <w:abstractNumId w:val="18"/>
   </w:num>
-  <w:num w:numId="15" w16cid:durableId="1922399988">
+  <w:num w:numId="15">
     <w:abstractNumId w:val="28"/>
   </w:num>
-  <w:num w:numId="16" w16cid:durableId="1771588645">
+  <w:num w:numId="16">
     <w:abstractNumId w:val="10"/>
   </w:num>
-  <w:num w:numId="17" w16cid:durableId="1608266509">
+  <w:num w:numId="17">
     <w:abstractNumId w:val="20"/>
   </w:num>
-  <w:num w:numId="18" w16cid:durableId="1546020306">
+  <w:num w:numId="18">
     <w:abstractNumId w:val="30"/>
   </w:num>
-  <w:num w:numId="19" w16cid:durableId="922957461">
+  <w:num w:numId="19">
     <w:abstractNumId w:val="3"/>
   </w:num>
-  <w:num w:numId="20" w16cid:durableId="1740444349">
+  <w:num w:numId="20">
     <w:abstractNumId w:val="13"/>
   </w:num>
-  <w:num w:numId="21" w16cid:durableId="646013903">
+  <w:num w:numId="21">
     <w:abstractNumId w:val="5"/>
   </w:num>
-  <w:num w:numId="22" w16cid:durableId="1778016477">
+  <w:num w:numId="22">
     <w:abstractNumId w:val="22"/>
   </w:num>
-  <w:num w:numId="23" w16cid:durableId="1729843340">
+  <w:num w:numId="23">
     <w:abstractNumId w:val="26"/>
   </w:num>
-  <w:num w:numId="24" w16cid:durableId="686098416">
+  <w:num w:numId="24">
     <w:abstractNumId w:val="9"/>
   </w:num>
-  <w:num w:numId="25" w16cid:durableId="1293973755">
+  <w:num w:numId="25">
     <w:abstractNumId w:val="14"/>
   </w:num>
-  <w:num w:numId="26" w16cid:durableId="339434061">
+  <w:num w:numId="26">
     <w:abstractNumId w:val="29"/>
   </w:num>
-  <w:num w:numId="27" w16cid:durableId="633415051">
+  <w:num w:numId="27">
     <w:abstractNumId w:val="15"/>
   </w:num>
-  <w:num w:numId="28" w16cid:durableId="666860733">
+  <w:num w:numId="28">
     <w:abstractNumId w:val="23"/>
   </w:num>
-  <w:num w:numId="29" w16cid:durableId="1489133530">
+  <w:num w:numId="29">
     <w:abstractNumId w:val="8"/>
   </w:num>
-  <w:num w:numId="30" w16cid:durableId="1814175590">
+  <w:num w:numId="30">
     <w:abstractNumId w:val="27"/>
     <w:lvlOverride w:ilvl="0">
       <w:startOverride w:val="5"/>
@@ -31362,7 +32741,7 @@
       <w:startOverride w:val="1"/>
     </w:lvlOverride>
   </w:num>
-  <w:num w:numId="31" w16cid:durableId="429354045">
+  <w:num w:numId="31">
     <w:abstractNumId w:val="27"/>
     <w:lvlOverride w:ilvl="0">
       <w:startOverride w:val="6"/>
@@ -31392,34 +32771,34 @@
       <w:startOverride w:val="1"/>
     </w:lvlOverride>
   </w:num>
-  <w:num w:numId="32" w16cid:durableId="1666979026">
+  <w:num w:numId="32">
     <w:abstractNumId w:val="1"/>
   </w:num>
-  <w:num w:numId="33" w16cid:durableId="1619943841">
+  <w:num w:numId="33">
     <w:abstractNumId w:val="6"/>
   </w:num>
-  <w:num w:numId="34" w16cid:durableId="1012803130">
+  <w:num w:numId="34">
     <w:abstractNumId w:val="32"/>
   </w:num>
-  <w:num w:numId="35" w16cid:durableId="1156459175">
+  <w:num w:numId="35">
     <w:abstractNumId w:val="25"/>
   </w:num>
-  <w:num w:numId="36" w16cid:durableId="816923441">
+  <w:num w:numId="36">
     <w:abstractNumId w:val="27"/>
   </w:num>
-  <w:num w:numId="37" w16cid:durableId="1568765306">
+  <w:num w:numId="37">
     <w:abstractNumId w:val="27"/>
   </w:num>
-  <w:num w:numId="38" w16cid:durableId="594216418">
+  <w:num w:numId="38">
     <w:abstractNumId w:val="27"/>
   </w:num>
-  <w:num w:numId="39" w16cid:durableId="902639980">
+  <w:num w:numId="39">
     <w:abstractNumId w:val="27"/>
     <w:lvlOverride w:ilvl="0">
       <w:startOverride w:val="5"/>
     </w:lvlOverride>
   </w:num>
-  <w:num w:numId="40" w16cid:durableId="141846866">
+  <w:num w:numId="40">
     <w:abstractNumId w:val="27"/>
     <w:lvlOverride w:ilvl="0">
       <w:startOverride w:val="5"/>
@@ -31454,7 +32833,7 @@
 </file>
 
 <file path=word/people.xml><?xml version="1.0" encoding="utf-8"?>
-<w15:people xmlns:wpc="http://schemas.microsoft.com/office/word/2010/wordprocessingCanvas" xmlns:cx="http://schemas.microsoft.com/office/drawing/2014/chartex" xmlns:cx1="http://schemas.microsoft.com/office/drawing/2015/9/8/chartex" xmlns:cx2="http://schemas.microsoft.com/office/drawing/2015/10/21/chartex" xmlns:cx3="http://schemas.microsoft.com/office/drawing/2016/5/9/chartex" xmlns:cx4="http://schemas.microsoft.com/office/drawing/2016/5/10/chartex" xmlns:cx5="http://schemas.microsoft.com/office/drawing/2016/5/11/chartex" xmlns:cx6="http://schemas.microsoft.com/office/drawing/2016/5/12/chartex" xmlns:cx7="http://schemas.microsoft.com/office/drawing/2016/5/13/chartex" xmlns:cx8="http://schemas.microsoft.com/office/drawing/2016/5/14/chartex" xmlns:mc="http://schemas.openxmlformats.org/markup-compatibility/2006" xmlns:aink="http://schemas.microsoft.com/office/drawing/2016/ink" xmlns:am3d="http://schemas.microsoft.com/office/drawing/2017/model3d" xmlns:o="urn:schemas-microsoft-com:office:office" xmlns:oel="http://schemas.microsoft.com/office/2019/extlst" xmlns:r="http://schemas.openxmlformats.org/officeDocument/2006/relationships" xmlns:m="http://schemas.openxmlformats.org/officeDocument/2006/math" xmlns:v="urn:schemas-microsoft-com:vml" xmlns:wp14="http://schemas.microsoft.com/office/word/2010/wordprocessingDrawing" xmlns:wp="http://schemas.openxmlformats.org/drawingml/2006/wordprocessingDrawing" xmlns:w10="urn:schemas-microsoft-com:office:word" xmlns:w="http://schemas.openxmlformats.org/wordprocessingml/2006/main" xmlns:w14="http://schemas.microsoft.com/office/word/2010/wordml" xmlns:w15="http://schemas.microsoft.com/office/word/2012/wordml" xmlns:w16cex="http://schemas.microsoft.com/office/word/2018/wordml/cex" xmlns:w16cid="http://schemas.microsoft.com/office/word/2016/wordml/cid" xmlns:w16="http://schemas.microsoft.com/office/word/2018/wordml" xmlns:w16du="http://schemas.microsoft.com/office/word/2023/wordml/word16du" xmlns:w16sdtdh="http://schemas.microsoft.com/office/word/2020/wordml/sdtdatahash" xmlns:w16sdtfl="http://schemas.microsoft.com/office/word/2024/wordml/sdtformatlock" xmlns:w16se="http://schemas.microsoft.com/office/word/2015/wordml/symex" xmlns:wpg="http://schemas.microsoft.com/office/word/2010/wordprocessingGroup" xmlns:wpi="http://schemas.microsoft.com/office/word/2010/wordprocessingInk" xmlns:wne="http://schemas.microsoft.com/office/word/2006/wordml" xmlns:wps="http://schemas.microsoft.com/office/word/2010/wordprocessingShape" mc:Ignorable="w14 w15 w16se w16cid w16 w16cex w16sdtdh w16sdtfl w16du wp14">
+<w15:people xmlns:wpc="http://schemas.microsoft.com/office/word/2010/wordprocessingCanvas" xmlns:cx="http://schemas.microsoft.com/office/drawing/2014/chartex" xmlns:mc="http://schemas.openxmlformats.org/markup-compatibility/2006" xmlns:o="urn:schemas-microsoft-com:office:office" xmlns:r="http://schemas.openxmlformats.org/officeDocument/2006/relationships" xmlns:m="http://schemas.openxmlformats.org/officeDocument/2006/math" xmlns:v="urn:schemas-microsoft-com:vml" xmlns:wp14="http://schemas.microsoft.com/office/word/2010/wordprocessingDrawing" xmlns:wp="http://schemas.openxmlformats.org/drawingml/2006/wordprocessingDrawing" xmlns:w10="urn:schemas-microsoft-com:office:word" xmlns:w="http://schemas.openxmlformats.org/wordprocessingml/2006/main" xmlns:w14="http://schemas.microsoft.com/office/word/2010/wordml" xmlns:w15="http://schemas.microsoft.com/office/word/2012/wordml" xmlns:w16se="http://schemas.microsoft.com/office/word/2015/wordml/symex" xmlns:wpg="http://schemas.microsoft.com/office/word/2010/wordprocessingGroup" xmlns:wpi="http://schemas.microsoft.com/office/word/2010/wordprocessingInk" xmlns:wne="http://schemas.microsoft.com/office/word/2006/wordml" xmlns:wps="http://schemas.microsoft.com/office/word/2010/wordprocessingShape" mc:Ignorable="w14 w15 w16se wp14">
   <w15:person w15:author="BTÜ-FBE">
     <w15:presenceInfo w15:providerId="None" w15:userId="BTÜ-FBE"/>
   </w15:person>
@@ -31462,7 +32841,7 @@
 </file>
 
 <file path=word/styles.xml><?xml version="1.0" encoding="utf-8"?>
-<w:styles xmlns:mc="http://schemas.openxmlformats.org/markup-compatibility/2006" xmlns:r="http://schemas.openxmlformats.org/officeDocument/2006/relationships" xmlns:w="http://schemas.openxmlformats.org/wordprocessingml/2006/main" xmlns:w14="http://schemas.microsoft.com/office/word/2010/wordml" xmlns:w15="http://schemas.microsoft.com/office/word/2012/wordml" xmlns:w16cex="http://schemas.microsoft.com/office/word/2018/wordml/cex" xmlns:w16cid="http://schemas.microsoft.com/office/word/2016/wordml/cid" xmlns:w16="http://schemas.microsoft.com/office/word/2018/wordml" xmlns:w16du="http://schemas.microsoft.com/office/word/2023/wordml/word16du" xmlns:w16sdtdh="http://schemas.microsoft.com/office/word/2020/wordml/sdtdatahash" xmlns:w16sdtfl="http://schemas.microsoft.com/office/word/2024/wordml/sdtformatlock" xmlns:w16se="http://schemas.microsoft.com/office/word/2015/wordml/symex" mc:Ignorable="w14 w15 w16se w16cid w16 w16cex w16sdtdh w16sdtfl w16du">
+<w:styles xmlns:mc="http://schemas.openxmlformats.org/markup-compatibility/2006" xmlns:r="http://schemas.openxmlformats.org/officeDocument/2006/relationships" xmlns:w="http://schemas.openxmlformats.org/wordprocessingml/2006/main" xmlns:w14="http://schemas.microsoft.com/office/word/2010/wordml" xmlns:w15="http://schemas.microsoft.com/office/word/2012/wordml" xmlns:w16se="http://schemas.microsoft.com/office/word/2015/wordml/symex" mc:Ignorable="w14 w15 w16se">
   <w:docDefaults>
     <w:rPrDefault>
       <w:rPr>
@@ -31472,7 +32851,7 @@
     </w:rPrDefault>
     <w:pPrDefault/>
   </w:docDefaults>
-  <w:latentStyles w:defLockedState="0" w:defUIPriority="0" w:defSemiHidden="0" w:defUnhideWhenUsed="0" w:defQFormat="0" w:count="376">
+  <w:latentStyles w:defLockedState="0" w:defUIPriority="0" w:defSemiHidden="0" w:defUnhideWhenUsed="0" w:defQFormat="0" w:count="371">
     <w:lsdException w:name="Normal" w:qFormat="1"/>
     <w:lsdException w:name="heading 1" w:qFormat="1"/>
     <w:lsdException w:name="heading 2" w:qFormat="1"/>
@@ -31621,6 +33000,7 @@
     <w:lsdException w:name="Table Web 2" w:semiHidden="1" w:unhideWhenUsed="1"/>
     <w:lsdException w:name="Table Web 3" w:semiHidden="1" w:unhideWhenUsed="1"/>
     <w:lsdException w:name="Balloon Text" w:semiHidden="1" w:unhideWhenUsed="1"/>
+    <w:lsdException w:name="Table Grid" w:uiPriority="59"/>
     <w:lsdException w:name="Table Theme" w:semiHidden="1" w:unhideWhenUsed="1"/>
     <w:lsdException w:name="Placeholder Text" w:semiHidden="1" w:uiPriority="99"/>
     <w:lsdException w:name="No Spacing" w:uiPriority="1" w:qFormat="1"/>
@@ -31837,11 +33217,6 @@
     <w:lsdException w:name="List Table 5 Dark Accent 6" w:uiPriority="50"/>
     <w:lsdException w:name="List Table 6 Colorful Accent 6" w:uiPriority="51"/>
     <w:lsdException w:name="List Table 7 Colorful Accent 6" w:uiPriority="52"/>
-    <w:lsdException w:name="Mention" w:semiHidden="1" w:uiPriority="99" w:unhideWhenUsed="1"/>
-    <w:lsdException w:name="Smart Hyperlink" w:semiHidden="1" w:uiPriority="99" w:unhideWhenUsed="1"/>
-    <w:lsdException w:name="Hashtag" w:semiHidden="1" w:uiPriority="99" w:unhideWhenUsed="1"/>
-    <w:lsdException w:name="Unresolved Mention" w:semiHidden="1" w:uiPriority="99" w:unhideWhenUsed="1"/>
-    <w:lsdException w:name="Smart Link" w:semiHidden="1" w:uiPriority="99" w:unhideWhenUsed="1"/>
   </w:latentStyles>
   <w:style w:type="paragraph" w:default="1" w:styleId="Normal">
     <w:name w:val="Normal"/>
@@ -31854,17 +33229,18 @@
       <w:lang w:val="tr-TR" w:eastAsia="tr-TR"/>
     </w:rPr>
   </w:style>
-  <w:style w:type="paragraph" w:styleId="Heading1">
+  <w:style w:type="paragraph" w:styleId="Balk1">
     <w:name w:val="heading 1"/>
     <w:basedOn w:val="BASLIK1"/>
     <w:next w:val="Normal"/>
+    <w:link w:val="Balk1Char"/>
     <w:qFormat/>
     <w:rsid w:val="005C28C1"/>
     <w:pPr>
       <w:outlineLvl w:val="0"/>
     </w:pPr>
   </w:style>
-  <w:style w:type="paragraph" w:styleId="Heading2">
+  <w:style w:type="paragraph" w:styleId="Balk2">
     <w:name w:val="heading 2"/>
     <w:basedOn w:val="BASLIK2"/>
     <w:next w:val="GOVDE"/>
@@ -31874,7 +33250,7 @@
       <w:outlineLvl w:val="1"/>
     </w:pPr>
   </w:style>
-  <w:style w:type="paragraph" w:styleId="Heading3">
+  <w:style w:type="paragraph" w:styleId="Balk3">
     <w:name w:val="heading 3"/>
     <w:basedOn w:val="BASLIK3"/>
     <w:next w:val="GOVDE"/>
@@ -31884,7 +33260,7 @@
       <w:outlineLvl w:val="2"/>
     </w:pPr>
   </w:style>
-  <w:style w:type="paragraph" w:styleId="Heading4">
+  <w:style w:type="paragraph" w:styleId="Balk4">
     <w:name w:val="heading 4"/>
     <w:basedOn w:val="BASLIK4"/>
     <w:next w:val="Normal"/>
@@ -31894,7 +33270,7 @@
       <w:outlineLvl w:val="3"/>
     </w:pPr>
   </w:style>
-  <w:style w:type="paragraph" w:styleId="Heading5">
+  <w:style w:type="paragraph" w:styleId="Balk5">
     <w:name w:val="heading 5"/>
     <w:basedOn w:val="Normal"/>
     <w:next w:val="Normal"/>
@@ -31915,7 +33291,7 @@
       <w:lang w:eastAsia="en-US"/>
     </w:rPr>
   </w:style>
-  <w:style w:type="paragraph" w:styleId="Heading6">
+  <w:style w:type="paragraph" w:styleId="Balk6">
     <w:name w:val="heading 6"/>
     <w:basedOn w:val="Normal"/>
     <w:next w:val="Normal"/>
@@ -31936,7 +33312,7 @@
       <w:szCs w:val="22"/>
     </w:rPr>
   </w:style>
-  <w:style w:type="paragraph" w:styleId="Heading7">
+  <w:style w:type="paragraph" w:styleId="Balk7">
     <w:name w:val="heading 7"/>
     <w:basedOn w:val="Normal"/>
     <w:next w:val="Normal"/>
@@ -31951,7 +33327,7 @@
       <w:outlineLvl w:val="6"/>
     </w:pPr>
   </w:style>
-  <w:style w:type="paragraph" w:styleId="Heading8">
+  <w:style w:type="paragraph" w:styleId="Balk8">
     <w:name w:val="heading 8"/>
     <w:basedOn w:val="Normal"/>
     <w:next w:val="Normal"/>
@@ -31970,7 +33346,7 @@
       <w:iCs/>
     </w:rPr>
   </w:style>
-  <w:style w:type="paragraph" w:styleId="Heading9">
+  <w:style w:type="paragraph" w:styleId="Balk9">
     <w:name w:val="heading 9"/>
     <w:basedOn w:val="Normal"/>
     <w:next w:val="Normal"/>
@@ -31990,13 +33366,13 @@
       <w:szCs w:val="22"/>
     </w:rPr>
   </w:style>
-  <w:style w:type="character" w:default="1" w:styleId="DefaultParagraphFont">
+  <w:style w:type="character" w:default="1" w:styleId="VarsaylanParagrafYazTipi">
     <w:name w:val="Default Paragraph Font"/>
     <w:uiPriority w:val="1"/>
     <w:semiHidden/>
     <w:unhideWhenUsed/>
   </w:style>
-  <w:style w:type="table" w:default="1" w:styleId="TableNormal">
+  <w:style w:type="table" w:default="1" w:styleId="NormalTablo">
     <w:name w:val="Normal Table"/>
     <w:uiPriority w:val="99"/>
     <w:semiHidden/>
@@ -32011,16 +33387,16 @@
       </w:tblCellMar>
     </w:tblPr>
   </w:style>
-  <w:style w:type="numbering" w:default="1" w:styleId="NoList">
+  <w:style w:type="numbering" w:default="1" w:styleId="ListeYok">
     <w:name w:val="No List"/>
     <w:uiPriority w:val="99"/>
     <w:semiHidden/>
     <w:unhideWhenUsed/>
   </w:style>
-  <w:style w:type="paragraph" w:styleId="Footer">
+  <w:style w:type="paragraph" w:styleId="AltBilgi">
     <w:name w:val="footer"/>
     <w:basedOn w:val="Normal"/>
-    <w:link w:val="FooterChar"/>
+    <w:link w:val="AltBilgiChar"/>
     <w:uiPriority w:val="99"/>
     <w:rsid w:val="002275EA"/>
     <w:pPr>
@@ -32030,9 +33406,9 @@
       </w:tabs>
     </w:pPr>
   </w:style>
-  <w:style w:type="character" w:customStyle="1" w:styleId="FooterChar">
-    <w:name w:val="Footer Char"/>
-    <w:link w:val="Footer"/>
+  <w:style w:type="character" w:customStyle="1" w:styleId="AltBilgiChar">
+    <w:name w:val="Alt Bilgi Char"/>
+    <w:link w:val="AltBilgi"/>
     <w:uiPriority w:val="99"/>
     <w:rsid w:val="002275EA"/>
     <w:rPr>
@@ -32041,10 +33417,10 @@
       <w:szCs w:val="24"/>
     </w:rPr>
   </w:style>
-  <w:style w:type="paragraph" w:styleId="BalloonText">
+  <w:style w:type="paragraph" w:styleId="BalonMetni">
     <w:name w:val="Balloon Text"/>
     <w:basedOn w:val="Normal"/>
-    <w:link w:val="BalloonTextChar"/>
+    <w:link w:val="BalonMetniChar"/>
     <w:rsid w:val="002275EA"/>
     <w:rPr>
       <w:rFonts w:ascii="Tahoma" w:hAnsi="Tahoma" w:cs="Tahoma"/>
@@ -32054,9 +33430,9 @@
       <w:lang w:eastAsia="en-US"/>
     </w:rPr>
   </w:style>
-  <w:style w:type="character" w:customStyle="1" w:styleId="BalloonTextChar">
-    <w:name w:val="Balloon Text Char"/>
-    <w:link w:val="BalloonText"/>
+  <w:style w:type="character" w:customStyle="1" w:styleId="BalonMetniChar">
+    <w:name w:val="Balon Metni Char"/>
+    <w:link w:val="BalonMetni"/>
     <w:rsid w:val="002275EA"/>
     <w:rPr>
       <w:rFonts w:ascii="Tahoma" w:hAnsi="Tahoma" w:cs="Tahoma"/>
@@ -32162,7 +33538,7 @@
   </w:style>
   <w:style w:type="paragraph" w:customStyle="1" w:styleId="baslik">
     <w:name w:val="baslik"/>
-    <w:basedOn w:val="Heading1"/>
+    <w:basedOn w:val="Balk1"/>
     <w:next w:val="Normal"/>
     <w:rsid w:val="002275EA"/>
     <w:pPr>
@@ -32177,14 +33553,14 @@
       <w:szCs w:val="20"/>
     </w:rPr>
   </w:style>
-  <w:style w:type="paragraph" w:styleId="ListNumber">
+  <w:style w:type="paragraph" w:styleId="ListeNumaras">
     <w:name w:val="List Number"/>
     <w:basedOn w:val="Normal"/>
     <w:rsid w:val="002275EA"/>
   </w:style>
   <w:style w:type="paragraph" w:customStyle="1" w:styleId="BB-DENKLEM">
     <w:name w:val="BB-DENKLEM"/>
-    <w:basedOn w:val="ListNumber"/>
+    <w:basedOn w:val="ListeNumaras"/>
     <w:autoRedefine/>
     <w:rsid w:val="002D5D84"/>
     <w:pPr>
@@ -32197,10 +33573,10 @@
       <w:lang w:val="en-GB" w:eastAsia="en-US"/>
     </w:rPr>
   </w:style>
-  <w:style w:type="paragraph" w:styleId="DocumentMap">
+  <w:style w:type="paragraph" w:styleId="BelgeBalantlar">
     <w:name w:val="Document Map"/>
     <w:basedOn w:val="Normal"/>
-    <w:link w:val="DocumentMapChar"/>
+    <w:link w:val="BelgeBalantlarChar"/>
     <w:rsid w:val="002275EA"/>
     <w:pPr>
       <w:shd w:val="clear" w:color="auto" w:fill="000080"/>
@@ -32211,9 +33587,9 @@
       <w:szCs w:val="20"/>
     </w:rPr>
   </w:style>
-  <w:style w:type="character" w:customStyle="1" w:styleId="DocumentMapChar">
-    <w:name w:val="Document Map Char"/>
-    <w:link w:val="DocumentMap"/>
+  <w:style w:type="character" w:customStyle="1" w:styleId="BelgeBalantlarChar">
+    <w:name w:val="Belge Bağlantıları Char"/>
+    <w:link w:val="BelgeBalantlar"/>
     <w:rsid w:val="002275EA"/>
     <w:rPr>
       <w:rFonts w:ascii="Tahoma" w:hAnsi="Tahoma" w:cs="Tahoma"/>
@@ -32416,17 +33792,17 @@
       <w:szCs w:val="24"/>
     </w:rPr>
   </w:style>
-  <w:style w:type="character" w:styleId="FootnoteReference">
+  <w:style w:type="character" w:styleId="DipnotBavurusu">
     <w:name w:val="footnote reference"/>
     <w:rsid w:val="002275EA"/>
     <w:rPr>
       <w:vertAlign w:val="superscript"/>
     </w:rPr>
   </w:style>
-  <w:style w:type="paragraph" w:styleId="FootnoteText">
+  <w:style w:type="paragraph" w:styleId="DipnotMetni">
     <w:name w:val="footnote text"/>
     <w:basedOn w:val="Normal"/>
-    <w:link w:val="FootnoteTextChar"/>
+    <w:link w:val="DipnotMetniChar"/>
     <w:rsid w:val="002275EA"/>
     <w:rPr>
       <w:noProof w:val="0"/>
@@ -32435,19 +33811,19 @@
       <w:lang w:eastAsia="en-US"/>
     </w:rPr>
   </w:style>
-  <w:style w:type="character" w:customStyle="1" w:styleId="FootnoteTextChar">
-    <w:name w:val="Footnote Text Char"/>
-    <w:link w:val="FootnoteText"/>
+  <w:style w:type="character" w:customStyle="1" w:styleId="DipnotMetniChar">
+    <w:name w:val="Dipnot Metni Char"/>
+    <w:link w:val="DipnotMetni"/>
     <w:rsid w:val="002275EA"/>
     <w:rPr>
       <w:lang w:eastAsia="en-US"/>
     </w:rPr>
   </w:style>
-  <w:style w:type="paragraph" w:styleId="TOC1">
+  <w:style w:type="paragraph" w:styleId="T1">
     <w:name w:val="toc 1"/>
     <w:basedOn w:val="Normal"/>
     <w:next w:val="Normal"/>
-    <w:link w:val="TOC1Char"/>
+    <w:link w:val="T1Char"/>
     <w:autoRedefine/>
     <w:uiPriority w:val="39"/>
     <w:rsid w:val="000457F7"/>
@@ -32463,9 +33839,9 @@
       <w:lang w:val="en-US" w:eastAsia="en-US"/>
     </w:rPr>
   </w:style>
-  <w:style w:type="paragraph" w:styleId="Index1">
+  <w:style w:type="paragraph" w:styleId="Dizin1">
     <w:name w:val="index 1"/>
-    <w:basedOn w:val="TOC1"/>
+    <w:basedOn w:val="T1"/>
     <w:next w:val="Normal"/>
     <w:autoRedefine/>
     <w:rsid w:val="00DA1514"/>
@@ -32473,9 +33849,9 @@
       <w:ind w:left="238" w:hanging="238"/>
     </w:pPr>
   </w:style>
-  <w:style w:type="paragraph" w:styleId="Index3">
+  <w:style w:type="paragraph" w:styleId="Dizin3">
     <w:name w:val="index 3"/>
-    <w:basedOn w:val="TOC1"/>
+    <w:basedOn w:val="T1"/>
     <w:next w:val="Normal"/>
     <w:autoRedefine/>
     <w:rsid w:val="0051553A"/>
@@ -32525,11 +33901,11 @@
       <w:szCs w:val="24"/>
     </w:rPr>
   </w:style>
-  <w:style w:type="paragraph" w:styleId="BodyText">
+  <w:style w:type="paragraph" w:styleId="GvdeMetni">
     <w:name w:val="Body Text"/>
     <w:aliases w:val="Body Text Char Char Char Char Char"/>
     <w:basedOn w:val="Normal"/>
-    <w:link w:val="BodyTextChar"/>
+    <w:link w:val="GvdeMetniChar"/>
     <w:rsid w:val="002275EA"/>
     <w:pPr>
       <w:jc w:val="both"/>
@@ -32538,10 +33914,10 @@
       <w:lang w:eastAsia="en-US"/>
     </w:rPr>
   </w:style>
-  <w:style w:type="character" w:customStyle="1" w:styleId="BodyTextChar">
-    <w:name w:val="Body Text Char"/>
+  <w:style w:type="character" w:customStyle="1" w:styleId="GvdeMetniChar">
+    <w:name w:val="Gövde Metni Char"/>
     <w:aliases w:val="Body Text Char Char Char Char Char Char"/>
-    <w:link w:val="BodyText"/>
+    <w:link w:val="GvdeMetni"/>
     <w:rsid w:val="002275EA"/>
     <w:rPr>
       <w:noProof/>
@@ -32550,7 +33926,7 @@
       <w:lang w:eastAsia="en-US"/>
     </w:rPr>
   </w:style>
-  <w:style w:type="paragraph" w:styleId="TOC2">
+  <w:style w:type="paragraph" w:styleId="T2">
     <w:name w:val="toc 2"/>
     <w:basedOn w:val="Normal"/>
     <w:next w:val="Normal"/>
@@ -32568,7 +33944,7 @@
       <w:lang w:eastAsia="en-US"/>
     </w:rPr>
   </w:style>
-  <w:style w:type="paragraph" w:styleId="TOC3">
+  <w:style w:type="paragraph" w:styleId="T3">
     <w:name w:val="toc 3"/>
     <w:basedOn w:val="Normal"/>
     <w:next w:val="Normal"/>
@@ -32586,7 +33962,7 @@
       <w:lang w:eastAsia="en-US"/>
     </w:rPr>
   </w:style>
-  <w:style w:type="paragraph" w:styleId="TOC4">
+  <w:style w:type="paragraph" w:styleId="T4">
     <w:name w:val="toc 4"/>
     <w:basedOn w:val="Normal"/>
     <w:next w:val="Normal"/>
@@ -32601,7 +33977,7 @@
       <w:lang w:val="en-US" w:eastAsia="en-US"/>
     </w:rPr>
   </w:style>
-  <w:style w:type="paragraph" w:styleId="TOC5">
+  <w:style w:type="paragraph" w:styleId="T5">
     <w:name w:val="toc 5"/>
     <w:basedOn w:val="Normal"/>
     <w:next w:val="Normal"/>
@@ -32616,7 +33992,7 @@
       <w:lang w:val="en-US" w:eastAsia="en-US"/>
     </w:rPr>
   </w:style>
-  <w:style w:type="paragraph" w:styleId="TOC6">
+  <w:style w:type="paragraph" w:styleId="T6">
     <w:name w:val="toc 6"/>
     <w:basedOn w:val="Normal"/>
     <w:next w:val="Normal"/>
@@ -32630,7 +34006,7 @@
       <w:lang w:val="en-US" w:eastAsia="en-US"/>
     </w:rPr>
   </w:style>
-  <w:style w:type="paragraph" w:styleId="TOC7">
+  <w:style w:type="paragraph" w:styleId="T7">
     <w:name w:val="toc 7"/>
     <w:basedOn w:val="Normal"/>
     <w:next w:val="Normal"/>
@@ -32644,7 +34020,7 @@
       <w:lang w:val="en-US" w:eastAsia="en-US"/>
     </w:rPr>
   </w:style>
-  <w:style w:type="paragraph" w:styleId="TOC8">
+  <w:style w:type="paragraph" w:styleId="T8">
     <w:name w:val="toc 8"/>
     <w:basedOn w:val="Normal"/>
     <w:next w:val="Normal"/>
@@ -32658,7 +34034,7 @@
       <w:lang w:val="en-US" w:eastAsia="en-US"/>
     </w:rPr>
   </w:style>
-  <w:style w:type="paragraph" w:styleId="TOC9">
+  <w:style w:type="paragraph" w:styleId="T9">
     <w:name w:val="toc 9"/>
     <w:basedOn w:val="Normal"/>
     <w:next w:val="Normal"/>
@@ -32672,7 +34048,7 @@
       <w:lang w:val="en-US" w:eastAsia="en-US"/>
     </w:rPr>
   </w:style>
-  <w:style w:type="character" w:styleId="FollowedHyperlink">
+  <w:style w:type="character" w:styleId="zlenenKpr">
     <w:name w:val="FollowedHyperlink"/>
     <w:rsid w:val="002275EA"/>
     <w:rPr>
@@ -32680,7 +34056,7 @@
       <w:u w:val="single"/>
     </w:rPr>
   </w:style>
-  <w:style w:type="paragraph" w:styleId="TOAHeading">
+  <w:style w:type="paragraph" w:styleId="KaynakaBal">
     <w:name w:val="toa heading"/>
     <w:basedOn w:val="Normal"/>
     <w:next w:val="Normal"/>
@@ -32696,10 +34072,10 @@
       <w:lang w:eastAsia="en-US"/>
     </w:rPr>
   </w:style>
-  <w:style w:type="paragraph" w:styleId="Title">
+  <w:style w:type="paragraph" w:styleId="KonuBal">
     <w:name w:val="Title"/>
     <w:basedOn w:val="Normal"/>
-    <w:link w:val="TitleChar"/>
+    <w:link w:val="KonuBalChar"/>
     <w:qFormat/>
     <w:rsid w:val="002275EA"/>
     <w:pPr>
@@ -32711,9 +34087,9 @@
       <w:noProof w:val="0"/>
     </w:rPr>
   </w:style>
-  <w:style w:type="character" w:customStyle="1" w:styleId="TitleChar">
-    <w:name w:val="Title Char"/>
-    <w:link w:val="Title"/>
+  <w:style w:type="character" w:customStyle="1" w:styleId="KonuBalChar">
+    <w:name w:val="Konu Başlığı Char"/>
+    <w:link w:val="KonuBal"/>
     <w:rsid w:val="002275EA"/>
     <w:rPr>
       <w:b/>
@@ -32721,7 +34097,7 @@
       <w:szCs w:val="24"/>
     </w:rPr>
   </w:style>
-  <w:style w:type="character" w:styleId="Hyperlink">
+  <w:style w:type="character" w:styleId="Kpr">
     <w:name w:val="Hyperlink"/>
     <w:uiPriority w:val="99"/>
     <w:qFormat/>
@@ -32842,7 +34218,7 @@
       <w:szCs w:val="24"/>
     </w:rPr>
   </w:style>
-  <w:style w:type="paragraph" w:styleId="Caption">
+  <w:style w:type="paragraph" w:styleId="ResimYazs">
     <w:name w:val="caption"/>
     <w:basedOn w:val="Normal"/>
     <w:next w:val="Normal"/>
@@ -32858,7 +34234,7 @@
       <w:szCs w:val="20"/>
     </w:rPr>
   </w:style>
-  <w:style w:type="character" w:styleId="PageNumber">
+  <w:style w:type="character" w:styleId="SayfaNumaras">
     <w:name w:val="page number"/>
     <w:rsid w:val="002275EA"/>
   </w:style>
@@ -32982,7 +34358,7 @@
       <w:lang w:val="en-GB"/>
     </w:rPr>
   </w:style>
-  <w:style w:type="paragraph" w:styleId="TableofFigures">
+  <w:style w:type="paragraph" w:styleId="ekillerTablosu">
     <w:name w:val="table of figures"/>
     <w:basedOn w:val="Normal"/>
     <w:next w:val="Normal"/>
@@ -33010,7 +34386,7 @@
       <w:lang w:val="en-US" w:eastAsia="en-US"/>
     </w:rPr>
   </w:style>
-  <w:style w:type="paragraph" w:styleId="Revision">
+  <w:style w:type="paragraph" w:styleId="Dzeltme">
     <w:name w:val="Revision"/>
     <w:hidden/>
     <w:uiPriority w:val="99"/>
@@ -33131,9 +34507,10 @@
     <w:link w:val="Tablo"/>
     <w:rsid w:val="002275EA"/>
   </w:style>
-  <w:style w:type="table" w:styleId="TableGrid">
+  <w:style w:type="table" w:styleId="TabloKlavuzu">
     <w:name w:val="Table Grid"/>
-    <w:basedOn w:val="TableNormal"/>
+    <w:basedOn w:val="NormalTablo"/>
+    <w:uiPriority w:val="59"/>
     <w:rsid w:val="002275EA"/>
     <w:tblPr>
       <w:tblBorders>
@@ -33146,10 +34523,10 @@
       </w:tblBorders>
     </w:tblPr>
   </w:style>
-  <w:style w:type="paragraph" w:styleId="Header">
+  <w:style w:type="paragraph" w:styleId="stBilgi">
     <w:name w:val="header"/>
     <w:basedOn w:val="Normal"/>
-    <w:link w:val="HeaderChar"/>
+    <w:link w:val="stBilgiChar"/>
     <w:rsid w:val="002275EA"/>
     <w:pPr>
       <w:tabs>
@@ -33158,9 +34535,9 @@
       </w:tabs>
     </w:pPr>
   </w:style>
-  <w:style w:type="character" w:customStyle="1" w:styleId="HeaderChar">
-    <w:name w:val="Header Char"/>
-    <w:link w:val="Header"/>
+  <w:style w:type="character" w:customStyle="1" w:styleId="stBilgiChar">
+    <w:name w:val="Üst Bilgi Char"/>
+    <w:link w:val="stBilgi"/>
     <w:rsid w:val="002275EA"/>
     <w:rPr>
       <w:noProof/>
@@ -33168,7 +34545,7 @@
       <w:szCs w:val="24"/>
     </w:rPr>
   </w:style>
-  <w:style w:type="character" w:styleId="Emphasis">
+  <w:style w:type="character" w:styleId="Vurgu">
     <w:name w:val="Emphasis"/>
     <w:uiPriority w:val="20"/>
     <w:qFormat/>
@@ -33178,14 +34555,14 @@
       <w:iCs/>
     </w:rPr>
   </w:style>
-  <w:style w:type="character" w:styleId="LineNumber">
+  <w:style w:type="character" w:styleId="SatrNumaras">
     <w:name w:val="line number"/>
-    <w:basedOn w:val="DefaultParagraphFont"/>
+    <w:basedOn w:val="VarsaylanParagrafYazTipi"/>
     <w:rsid w:val="006034EA"/>
   </w:style>
-  <w:style w:type="character" w:styleId="CommentReference">
+  <w:style w:type="character" w:styleId="AklamaBavurusu">
     <w:name w:val="annotation reference"/>
-    <w:basedOn w:val="DefaultParagraphFont"/>
+    <w:basedOn w:val="VarsaylanParagrafYazTipi"/>
     <w:uiPriority w:val="99"/>
     <w:rsid w:val="00E15F06"/>
     <w:rPr>
@@ -33193,10 +34570,10 @@
       <w:szCs w:val="16"/>
     </w:rPr>
   </w:style>
-  <w:style w:type="paragraph" w:styleId="CommentText">
+  <w:style w:type="paragraph" w:styleId="AklamaMetni">
     <w:name w:val="annotation text"/>
     <w:basedOn w:val="Normal"/>
-    <w:link w:val="CommentTextChar"/>
+    <w:link w:val="AklamaMetniChar"/>
     <w:uiPriority w:val="99"/>
     <w:rsid w:val="00E15F06"/>
     <w:rPr>
@@ -33204,10 +34581,10 @@
       <w:szCs w:val="20"/>
     </w:rPr>
   </w:style>
-  <w:style w:type="character" w:customStyle="1" w:styleId="CommentTextChar">
-    <w:name w:val="Comment Text Char"/>
-    <w:basedOn w:val="DefaultParagraphFont"/>
-    <w:link w:val="CommentText"/>
+  <w:style w:type="character" w:customStyle="1" w:styleId="AklamaMetniChar">
+    <w:name w:val="Açıklama Metni Char"/>
+    <w:basedOn w:val="VarsaylanParagrafYazTipi"/>
+    <w:link w:val="AklamaMetni"/>
     <w:uiPriority w:val="99"/>
     <w:rsid w:val="00E15F06"/>
     <w:rPr>
@@ -33215,21 +34592,21 @@
       <w:lang w:val="tr-TR" w:eastAsia="tr-TR"/>
     </w:rPr>
   </w:style>
-  <w:style w:type="paragraph" w:styleId="CommentSubject">
+  <w:style w:type="paragraph" w:styleId="AklamaKonusu">
     <w:name w:val="annotation subject"/>
-    <w:basedOn w:val="CommentText"/>
-    <w:next w:val="CommentText"/>
-    <w:link w:val="CommentSubjectChar"/>
+    <w:basedOn w:val="AklamaMetni"/>
+    <w:next w:val="AklamaMetni"/>
+    <w:link w:val="AklamaKonusuChar"/>
     <w:rsid w:val="00E15F06"/>
     <w:rPr>
       <w:b/>
       <w:bCs/>
     </w:rPr>
   </w:style>
-  <w:style w:type="character" w:customStyle="1" w:styleId="CommentSubjectChar">
-    <w:name w:val="Comment Subject Char"/>
-    <w:basedOn w:val="CommentTextChar"/>
-    <w:link w:val="CommentSubject"/>
+  <w:style w:type="character" w:customStyle="1" w:styleId="AklamaKonusuChar">
+    <w:name w:val="Açıklama Konusu Char"/>
+    <w:basedOn w:val="AklamaMetniChar"/>
+    <w:link w:val="AklamaKonusu"/>
     <w:rsid w:val="00E15F06"/>
     <w:rPr>
       <w:b/>
@@ -33238,17 +34615,17 @@
       <w:lang w:val="tr-TR" w:eastAsia="tr-TR"/>
     </w:rPr>
   </w:style>
-  <w:style w:type="paragraph" w:styleId="Date">
+  <w:style w:type="paragraph" w:styleId="Tarih">
     <w:name w:val="Date"/>
     <w:basedOn w:val="Normal"/>
     <w:next w:val="Normal"/>
-    <w:link w:val="DateChar"/>
+    <w:link w:val="TarihChar"/>
     <w:rsid w:val="002712A0"/>
   </w:style>
-  <w:style w:type="character" w:customStyle="1" w:styleId="DateChar">
-    <w:name w:val="Date Char"/>
-    <w:basedOn w:val="DefaultParagraphFont"/>
-    <w:link w:val="Date"/>
+  <w:style w:type="character" w:customStyle="1" w:styleId="TarihChar">
+    <w:name w:val="Tarih Char"/>
+    <w:basedOn w:val="VarsaylanParagrafYazTipi"/>
+    <w:link w:val="Tarih"/>
     <w:rsid w:val="002712A0"/>
     <w:rPr>
       <w:noProof/>
@@ -33257,7 +34634,7 @@
       <w:lang w:val="tr-TR" w:eastAsia="tr-TR"/>
     </w:rPr>
   </w:style>
-  <w:style w:type="paragraph" w:styleId="ListParagraph">
+  <w:style w:type="paragraph" w:styleId="ListeParagraf">
     <w:name w:val="List Paragraph"/>
     <w:basedOn w:val="Normal"/>
     <w:uiPriority w:val="34"/>
@@ -33284,7 +34661,7 @@
       <w:szCs w:val="20"/>
     </w:rPr>
   </w:style>
-  <w:style w:type="paragraph" w:styleId="NoSpacing">
+  <w:style w:type="paragraph" w:styleId="AralkYok">
     <w:name w:val="No Spacing"/>
     <w:uiPriority w:val="1"/>
     <w:qFormat/>
@@ -33296,10 +34673,10 @@
       <w:lang w:val="tr-TR" w:eastAsia="tr-TR"/>
     </w:rPr>
   </w:style>
-  <w:style w:type="paragraph" w:styleId="Subtitle">
+  <w:style w:type="paragraph" w:styleId="Altyaz">
     <w:name w:val="Subtitle"/>
     <w:basedOn w:val="Normal"/>
-    <w:link w:val="SubtitleChar"/>
+    <w:link w:val="AltyazChar"/>
     <w:qFormat/>
     <w:rsid w:val="004E6AAA"/>
     <w:rPr>
@@ -33309,10 +34686,10 @@
       <w:lang w:eastAsia="en-US"/>
     </w:rPr>
   </w:style>
-  <w:style w:type="character" w:customStyle="1" w:styleId="SubtitleChar">
-    <w:name w:val="Subtitle Char"/>
-    <w:basedOn w:val="DefaultParagraphFont"/>
-    <w:link w:val="Subtitle"/>
+  <w:style w:type="character" w:customStyle="1" w:styleId="AltyazChar">
+    <w:name w:val="Altyazı Char"/>
+    <w:basedOn w:val="VarsaylanParagrafYazTipi"/>
+    <w:link w:val="Altyaz"/>
     <w:rsid w:val="004E6AAA"/>
     <w:rPr>
       <w:b/>
@@ -33334,9 +34711,9 @@
       <w:szCs w:val="20"/>
     </w:rPr>
   </w:style>
-  <w:style w:type="paragraph" w:styleId="TOCHeading">
+  <w:style w:type="paragraph" w:styleId="TBal">
     <w:name w:val="TOC Heading"/>
-    <w:basedOn w:val="Heading1"/>
+    <w:basedOn w:val="Balk1"/>
     <w:next w:val="Normal"/>
     <w:uiPriority w:val="39"/>
     <w:unhideWhenUsed/>
@@ -33354,10 +34731,10 @@
       <w:color w:val="365F91" w:themeColor="accent1" w:themeShade="BF"/>
     </w:rPr>
   </w:style>
-  <w:style w:type="character" w:customStyle="1" w:styleId="TOC1Char">
-    <w:name w:val="TOC 1 Char"/>
-    <w:basedOn w:val="DefaultParagraphFont"/>
-    <w:link w:val="TOC1"/>
+  <w:style w:type="character" w:customStyle="1" w:styleId="T1Char">
+    <w:name w:val="İÇT 1 Char"/>
+    <w:basedOn w:val="VarsaylanParagrafYazTipi"/>
+    <w:link w:val="T1"/>
     <w:uiPriority w:val="39"/>
     <w:rsid w:val="000457F7"/>
     <w:rPr>
@@ -33370,7 +34747,7 @@
   </w:style>
   <w:style w:type="numbering" w:customStyle="1" w:styleId="EKLTABLOSU2">
     <w:name w:val="ŞEKİL_TABLOSU_2"/>
-    <w:basedOn w:val="NoList"/>
+    <w:basedOn w:val="ListeYok"/>
     <w:uiPriority w:val="99"/>
     <w:rsid w:val="00271202"/>
     <w:pPr>
@@ -33379,9 +34756,9 @@
       </w:numPr>
     </w:pPr>
   </w:style>
-  <w:style w:type="character" w:styleId="PlaceholderText">
+  <w:style w:type="character" w:styleId="YerTutucuMetni">
     <w:name w:val="Placeholder Text"/>
-    <w:basedOn w:val="DefaultParagraphFont"/>
+    <w:basedOn w:val="VarsaylanParagrafYazTipi"/>
     <w:uiPriority w:val="99"/>
     <w:semiHidden/>
     <w:rsid w:val="001648CE"/>
@@ -33389,9 +34766,9 @@
       <w:color w:val="808080"/>
     </w:rPr>
   </w:style>
-  <w:style w:type="character" w:styleId="UnresolvedMention">
+  <w:style w:type="character" w:customStyle="1" w:styleId="UnresolvedMention">
     <w:name w:val="Unresolved Mention"/>
-    <w:basedOn w:val="DefaultParagraphFont"/>
+    <w:basedOn w:val="VarsaylanParagrafYazTipi"/>
     <w:uiPriority w:val="99"/>
     <w:semiHidden/>
     <w:unhideWhenUsed/>
@@ -33401,10 +34778,10 @@
       <w:shd w:val="clear" w:color="auto" w:fill="E1DFDD"/>
     </w:rPr>
   </w:style>
-  <w:style w:type="paragraph" w:styleId="HTMLPreformatted">
+  <w:style w:type="paragraph" w:styleId="HTMLncedenBiimlendirilmi">
     <w:name w:val="HTML Preformatted"/>
     <w:basedOn w:val="Normal"/>
-    <w:link w:val="HTMLPreformattedChar"/>
+    <w:link w:val="HTMLncedenBiimlendirilmiChar"/>
     <w:semiHidden/>
     <w:unhideWhenUsed/>
     <w:rsid w:val="004A3DF7"/>
@@ -33414,15 +34791,29 @@
       <w:szCs w:val="20"/>
     </w:rPr>
   </w:style>
-  <w:style w:type="character" w:customStyle="1" w:styleId="HTMLPreformattedChar">
-    <w:name w:val="HTML Preformatted Char"/>
-    <w:basedOn w:val="DefaultParagraphFont"/>
-    <w:link w:val="HTMLPreformatted"/>
+  <w:style w:type="character" w:customStyle="1" w:styleId="HTMLncedenBiimlendirilmiChar">
+    <w:name w:val="HTML Önceden Biçimlendirilmiş Char"/>
+    <w:basedOn w:val="VarsaylanParagrafYazTipi"/>
+    <w:link w:val="HTMLncedenBiimlendirilmi"/>
     <w:semiHidden/>
     <w:rsid w:val="004A3DF7"/>
     <w:rPr>
       <w:rFonts w:ascii="Consolas" w:hAnsi="Consolas"/>
       <w:noProof/>
+      <w:lang w:val="tr-TR" w:eastAsia="tr-TR"/>
+    </w:rPr>
+  </w:style>
+  <w:style w:type="character" w:customStyle="1" w:styleId="Balk1Char">
+    <w:name w:val="Başlık 1 Char"/>
+    <w:basedOn w:val="VarsaylanParagrafYazTipi"/>
+    <w:link w:val="Balk1"/>
+    <w:rsid w:val="008D03E1"/>
+    <w:rPr>
+      <w:rFonts w:eastAsia="Batang"/>
+      <w:b/>
+      <w:noProof/>
+      <w:sz w:val="24"/>
+      <w:szCs w:val="24"/>
       <w:lang w:val="tr-TR" w:eastAsia="tr-TR"/>
     </w:rPr>
   </w:style>
@@ -33717,7 +35108,7 @@
 </file>
 
 <file path=customXml/itemProps1.xml><?xml version="1.0" encoding="utf-8"?>
-<ds:datastoreItem xmlns:ds="http://schemas.openxmlformats.org/officeDocument/2006/customXml" ds:itemID="{D65AA6D7-23A5-4C25-9A19-58E57271374B}">
+<ds:datastoreItem xmlns:ds="http://schemas.openxmlformats.org/officeDocument/2006/customXml" ds:itemID="{15BA26F2-92D3-4B7B-84F0-9CA107A21497}">
   <ds:schemaRefs>
     <ds:schemaRef ds:uri="http://schemas.openxmlformats.org/officeDocument/2006/bibliography"/>
   </ds:schemaRefs>

--- a/tez/2026_tez.docx
+++ b/tez/2026_tez.docx
@@ -29,6 +29,7 @@
         <w:commentReference w:id="0"/>
       </w:r>
     </w:p>
+    <w:commentRangeStart w:id="1"/>
     <w:p>
       <w:pPr>
         <w:rPr>
@@ -36,7 +37,6 @@
           <w:lang w:val="en-US"/>
         </w:rPr>
       </w:pPr>
-      <w:commentRangeStart w:id="1"/>
       <w:r>
         <w:rPr>
           <w:rFonts w:ascii="Arial" w:hAnsi="Arial" w:cs="Arial"/>
@@ -626,6 +626,7 @@
         </w:rPr>
       </w:pPr>
     </w:p>
+    <w:commentRangeStart w:id="3"/>
     <w:p>
       <w:pPr>
         <w:rPr>
@@ -633,7 +634,6 @@
           <w:lang w:val="en-US"/>
         </w:rPr>
       </w:pPr>
-      <w:commentRangeStart w:id="3"/>
       <w:r>
         <w:rPr>
           <w:rFonts w:ascii="Arial" w:hAnsi="Arial" w:cs="Arial"/>
@@ -1220,7 +1220,11 @@
           </mc:Choice>
           <mc:Fallback>
             <w:pict>
-              <v:shape w14:anchorId="5753B149" id="Text Box 629" o:spid="_x0000_s1030" type="#_x0000_t202" style="position:absolute;margin-left:-6.6pt;margin-top:567pt;width:425.2pt;height:19.8pt;z-index:251685376;visibility:visible;mso-wrap-style:square;mso-width-percent:0;mso-height-percent:0;mso-wrap-distance-left:9pt;mso-wrap-distance-top:0;mso-wrap-distance-right:9pt;mso-wrap-distance-bottom:0;mso-position-horizontal:absolute;mso-position-horizontal-relative:margin;mso-position-vertical:absolute;mso-position-vertical-relative:page;mso-width-percent:0;mso-height-percent:0;mso-width-relative:page;mso-height-relative:page;v-text-anchor:top" o:gfxdata="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" filled="f" stroked="f">
+              <v:shapetype w14:anchorId="5753B149" id="_x0000_t202" coordsize="21600,21600" o:spt="202" path="m,l,21600r21600,l21600,xe">
+                <v:stroke joinstyle="miter"/>
+                <v:path gradientshapeok="t" o:connecttype="rect"/>
+              </v:shapetype>
+              <v:shape id="Text Box 629" o:spid="_x0000_s1030" type="#_x0000_t202" style="position:absolute;margin-left:-6.6pt;margin-top:567pt;width:425.2pt;height:19.8pt;z-index:251685376;visibility:visible;mso-wrap-style:square;mso-width-percent:0;mso-height-percent:0;mso-wrap-distance-left:9pt;mso-wrap-distance-top:0;mso-wrap-distance-right:9pt;mso-wrap-distance-bottom:0;mso-position-horizontal:absolute;mso-position-horizontal-relative:margin;mso-position-vertical:absolute;mso-position-vertical-relative:page;mso-width-percent:0;mso-height-percent:0;mso-width-relative:page;mso-height-relative:page;v-text-anchor:top" o:gfxdata="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" filled="f" stroked="f">
                 <v:textbox inset="0,0,0,0">
                   <w:txbxContent>
                     <w:tbl>
@@ -5208,6 +5212,7 @@
           <w:lang w:eastAsia="en-GB"/>
         </w:rPr>
       </w:pPr>
+      <w:proofErr w:type="gramStart"/>
       <w:r>
         <w:rPr>
           <w:noProof w:val="0"/>
@@ -5257,6 +5262,7 @@
         </w:rPr>
         <w:t xml:space="preserve"> kaynak göstererek belgelediğimi, aksinin ortaya çıkması durumunda her türlü yasal sonucu kabul ettiğimi beyan ederim.</w:t>
       </w:r>
+      <w:proofErr w:type="gramEnd"/>
     </w:p>
     <w:p>
       <w:pPr>
@@ -5430,8 +5436,17 @@
           <w:lang w:eastAsia="en-GB"/>
         </w:rPr>
         <w:tab/>
-        <w:t xml:space="preserve">    İmzası :</w:t>
-      </w:r>
+        <w:t xml:space="preserve">    </w:t>
+      </w:r>
+      <w:proofErr w:type="gramStart"/>
+      <w:r>
+        <w:rPr>
+          <w:noProof w:val="0"/>
+          <w:lang w:eastAsia="en-GB"/>
+        </w:rPr>
+        <w:t>İmzası :</w:t>
+      </w:r>
+      <w:proofErr w:type="gramEnd"/>
     </w:p>
     <w:p>
       <w:pPr>
@@ -12287,7 +12302,25 @@
           <w:noProof w:val="0"/>
           <w:lang w:val="en-US"/>
         </w:rPr>
-        <w:t>Anahtar kelimeler:</w:t>
+        <w:t xml:space="preserve">Anahtar </w:t>
+      </w:r>
+      <w:proofErr w:type="spellStart"/>
+      <w:r>
+        <w:rPr>
+          <w:b/>
+          <w:noProof w:val="0"/>
+          <w:lang w:val="en-US"/>
+        </w:rPr>
+        <w:t>kelimeler</w:t>
+      </w:r>
+      <w:proofErr w:type="spellEnd"/>
+      <w:r>
+        <w:rPr>
+          <w:b/>
+          <w:noProof w:val="0"/>
+          <w:lang w:val="en-US"/>
+        </w:rPr>
+        <w:t>:</w:t>
       </w:r>
       <w:r>
         <w:rPr>
@@ -12482,8 +12515,128 @@
         <w:rPr>
           <w:noProof w:val="0"/>
         </w:rPr>
-        <w:t>Real-time translation, Speaker diarization, Speech recognition, Voice activity detection, Natural language processing, Subtitling</w:t>
-      </w:r>
+        <w:t xml:space="preserve">Real-time </w:t>
+      </w:r>
+      <w:proofErr w:type="spellStart"/>
+      <w:r>
+        <w:rPr>
+          <w:noProof w:val="0"/>
+        </w:rPr>
+        <w:t>translation</w:t>
+      </w:r>
+      <w:proofErr w:type="spellEnd"/>
+      <w:r>
+        <w:rPr>
+          <w:noProof w:val="0"/>
+        </w:rPr>
+        <w:t xml:space="preserve">, </w:t>
+      </w:r>
+      <w:proofErr w:type="spellStart"/>
+      <w:r>
+        <w:rPr>
+          <w:noProof w:val="0"/>
+        </w:rPr>
+        <w:t>Speaker</w:t>
+      </w:r>
+      <w:proofErr w:type="spellEnd"/>
+      <w:r>
+        <w:rPr>
+          <w:noProof w:val="0"/>
+        </w:rPr>
+        <w:t xml:space="preserve"> </w:t>
+      </w:r>
+      <w:proofErr w:type="spellStart"/>
+      <w:r>
+        <w:rPr>
+          <w:noProof w:val="0"/>
+        </w:rPr>
+        <w:t>diarization</w:t>
+      </w:r>
+      <w:proofErr w:type="spellEnd"/>
+      <w:r>
+        <w:rPr>
+          <w:noProof w:val="0"/>
+        </w:rPr>
+        <w:t xml:space="preserve">, Speech </w:t>
+      </w:r>
+      <w:proofErr w:type="spellStart"/>
+      <w:r>
+        <w:rPr>
+          <w:noProof w:val="0"/>
+        </w:rPr>
+        <w:t>recognition</w:t>
+      </w:r>
+      <w:proofErr w:type="spellEnd"/>
+      <w:r>
+        <w:rPr>
+          <w:noProof w:val="0"/>
+        </w:rPr>
+        <w:t xml:space="preserve">, Voice </w:t>
+      </w:r>
+      <w:proofErr w:type="spellStart"/>
+      <w:r>
+        <w:rPr>
+          <w:noProof w:val="0"/>
+        </w:rPr>
+        <w:t>activity</w:t>
+      </w:r>
+      <w:proofErr w:type="spellEnd"/>
+      <w:r>
+        <w:rPr>
+          <w:noProof w:val="0"/>
+        </w:rPr>
+        <w:t xml:space="preserve"> </w:t>
+      </w:r>
+      <w:proofErr w:type="spellStart"/>
+      <w:r>
+        <w:rPr>
+          <w:noProof w:val="0"/>
+        </w:rPr>
+        <w:t>detection</w:t>
+      </w:r>
+      <w:proofErr w:type="spellEnd"/>
+      <w:r>
+        <w:rPr>
+          <w:noProof w:val="0"/>
+        </w:rPr>
+        <w:t xml:space="preserve">, Natural </w:t>
+      </w:r>
+      <w:proofErr w:type="spellStart"/>
+      <w:r>
+        <w:rPr>
+          <w:noProof w:val="0"/>
+        </w:rPr>
+        <w:t>language</w:t>
+      </w:r>
+      <w:proofErr w:type="spellEnd"/>
+      <w:r>
+        <w:rPr>
+          <w:noProof w:val="0"/>
+        </w:rPr>
+        <w:t xml:space="preserve"> </w:t>
+      </w:r>
+      <w:proofErr w:type="spellStart"/>
+      <w:r>
+        <w:rPr>
+          <w:noProof w:val="0"/>
+        </w:rPr>
+        <w:t>processing</w:t>
+      </w:r>
+      <w:proofErr w:type="spellEnd"/>
+      <w:r>
+        <w:rPr>
+          <w:noProof w:val="0"/>
+        </w:rPr>
+        <w:t xml:space="preserve">, </w:t>
+      </w:r>
+      <w:proofErr w:type="spellStart"/>
+      <w:r>
+        <w:rPr>
+          <w:noProof w:val="0"/>
+        </w:rPr>
+        <w:t>Subtitling</w:t>
+      </w:r>
+      <w:proofErr w:type="spellEnd"/>
       <w:r>
         <w:rPr>
           <w:noProof w:val="0"/>
@@ -12573,7 +12726,21 @@
         <w:rPr>
           <w:noProof w:val="0"/>
         </w:rPr>
-        <w:t>. Bu iki olgunun kesişiminde, yabancı dildeki içeriklere erişimde dil engelini hızlı ve pratik biçimde aşmanın bir yolu olarak çeviri teknolojileri öne çıkmaktadır.</w:t>
+        <w:t xml:space="preserve">. Bu iki olgunun </w:t>
+      </w:r>
+      <w:proofErr w:type="spellStart"/>
+      <w:r>
+        <w:rPr>
+          <w:noProof w:val="0"/>
+        </w:rPr>
+        <w:t>kesişiminde</w:t>
+      </w:r>
+      <w:proofErr w:type="spellEnd"/>
+      <w:r>
+        <w:rPr>
+          <w:noProof w:val="0"/>
+        </w:rPr>
+        <w:t>, yabancı dildeki içeriklere erişimde dil engelini hızlı ve pratik biçimde aşmanın bir yolu olarak çeviri teknolojileri öne çıkmaktadır.</w:t>
       </w:r>
     </w:p>
     <w:p>
@@ -12588,7 +12755,21 @@
         <w:rPr>
           <w:noProof w:val="0"/>
         </w:rPr>
-        <w:t xml:space="preserve">Google Live Transcribe ve benzeri anlık çeviri hizmetleri bu ihtiyaca kısmen yanıt verse de, birden fazla konuşmacının aynı anda yer aldığı diyalogları eş zamanlı olarak ayırt etme ve bunu kullanıcıya anlamlı biçimde sunma konusunda önemli eksiklikler taşımaktadır. Literatürde de vurgulandığı gibi, gerçek zamanlı konuşmacı ayrıştırma sistemlerinde en büyük zorluklardan biri, konuşmacı geçişlerinin anlık olarak tespiti ve bu bilginin transkripsiyon hattına en az gecikmeyle aktarılmasıdır </w:t>
+        <w:t xml:space="preserve">Google Live </w:t>
+      </w:r>
+      <w:proofErr w:type="spellStart"/>
+      <w:r>
+        <w:rPr>
+          <w:noProof w:val="0"/>
+        </w:rPr>
+        <w:t>Transcribe</w:t>
+      </w:r>
+      <w:proofErr w:type="spellEnd"/>
+      <w:r>
+        <w:rPr>
+          <w:noProof w:val="0"/>
+        </w:rPr>
+        <w:t xml:space="preserve"> ve benzeri anlık çeviri hizmetleri bu ihtiyaca kısmen yanıt verse de, birden fazla konuşmacının aynı anda yer aldığı diyalogları eş zamanlı olarak ayırt etme ve bunu kullanıcıya anlamlı biçimde sunma konusunda önemli eksiklikler taşımaktadır. Literatürde de vurgulandığı gibi, gerçek zamanlı konuşmacı ayrıştırma sistemlerinde en büyük zorluklardan biri, konuşmacı geçişlerinin anlık olarak tespiti ve bu bilginin transkripsiyon hattına en az gecikmeyle aktarılmasıdır </w:t>
       </w:r>
       <w:hyperlink w:anchor="kaynak4" w:history="1">
         <w:r>
@@ -12603,7 +12784,21 @@
         <w:rPr>
           <w:noProof w:val="0"/>
         </w:rPr>
-        <w:t>. Mevcut çözümler çoğunlukla ya çevrimdışı çalışmakta ya da gerçek zamanlı kullanımda yüksek hata oranları sergilemektedir. Bu çalışma, tam da bu boşluğu doldurarak çoklu konuşmacılı senaryolar için düşük gecikmeli ve yüksek doğruluklu bir canlı çeviri altyapısı sunmayı amaçlamaktadır.</w:t>
+        <w:t xml:space="preserve">. Mevcut çözümler çoğunlukla ya çevrimdışı çalışmakta ya da gerçek zamanlı kullanımda yüksek hata oranları sergilemektedir. Bu çalışma, tam da bu boşluğu doldurarak çoklu konuşmacılı senaryolar için düşük gecikmeli ve yüksek </w:t>
+      </w:r>
+      <w:proofErr w:type="spellStart"/>
+      <w:r>
+        <w:rPr>
+          <w:noProof w:val="0"/>
+        </w:rPr>
+        <w:t>doğruluklu</w:t>
+      </w:r>
+      <w:proofErr w:type="spellEnd"/>
+      <w:r>
+        <w:rPr>
+          <w:noProof w:val="0"/>
+        </w:rPr>
+        <w:t xml:space="preserve"> bir canlı çeviri altyapısı sunmayı amaçlamaktadır.</w:t>
       </w:r>
     </w:p>
     <w:p>
@@ -12706,7 +12901,21 @@
         <w:rPr>
           <w:noProof w:val="0"/>
         </w:rPr>
-        <w:t>Yüksek performanslı çeviri modellerinin başarısı, girdinin temiz ve tek bir kaynaktan gelmesine bağlıdır. Birden fazla kişinin sesinin üst üste bindiği, literatürde "kokteyl partisi problemi" olarak da anılan durumlar bu modelleri başarısız kılmaktadır</w:t>
+        <w:t xml:space="preserve">Yüksek performanslı çeviri modellerinin başarısı, girdinin temiz ve tek bir kaynaktan gelmesine bağlıdır. Birden fazla kişinin sesinin üst üste bindiği, </w:t>
+      </w:r>
+      <w:proofErr w:type="gramStart"/>
+      <w:r>
+        <w:rPr>
+          <w:noProof w:val="0"/>
+        </w:rPr>
+        <w:t>literatürde</w:t>
+      </w:r>
+      <w:proofErr w:type="gramEnd"/>
+      <w:r>
+        <w:rPr>
+          <w:noProof w:val="0"/>
+        </w:rPr>
+        <w:t xml:space="preserve"> "kokteyl partisi problemi" olarak da anılan durumlar bu modelleri başarısız kılmaktadır</w:t>
       </w:r>
       <w:r>
         <w:rPr>
@@ -12956,7 +13165,21 @@
         <w:rPr>
           <w:noProof w:val="0"/>
         </w:rPr>
-        <w:t xml:space="preserve">Bu genel amaç doğrultusunda erişilmesi planlanan ölçülebilir hedefler şunlardır: ses algılama, transkripsiyon, konuşmacı ayrıştırma ve çeviri modüllerini uçtan uca birleştiren işlevsel bir prototip geliştirmek; gerçekçi koşullarda ortalama 1–2 saniye aralığında bir uçtan uca gecikme elde etmek; İngilizceden Türkçeye transkripsiyonda Kelime Hata Oranını (WER) %15'in altında ve çeviri kalitesini BLEU skoru bakımından </w:t>
+        <w:t xml:space="preserve">Bu genel amaç doğrultusunda erişilmesi planlanan ölçülebilir hedefler şunlardır: ses algılama, transkripsiyon, konuşmacı ayrıştırma ve çeviri modüllerini uçtan uca birleştiren işlevsel bir </w:t>
+      </w:r>
+      <w:proofErr w:type="gramStart"/>
+      <w:r>
+        <w:rPr>
+          <w:noProof w:val="0"/>
+        </w:rPr>
+        <w:t>prototip</w:t>
+      </w:r>
+      <w:proofErr w:type="gramEnd"/>
+      <w:r>
+        <w:rPr>
+          <w:noProof w:val="0"/>
+        </w:rPr>
+        <w:t xml:space="preserve"> geliştirmek; gerçekçi koşullarda ortalama 1–2 saniye aralığında bir uçtan uca gecikme elde etmek; İngilizceden Türkçeye transkripsiyonda Kelime Hata Oranını (WER) %15'in altında ve çeviri kalitesini BLEU skoru bakımından </w:t>
       </w:r>
       <w:r>
         <w:rPr>
@@ -13042,7 +13265,21 @@
         <w:rPr>
           <w:noProof w:val="0"/>
         </w:rPr>
-        <w:t xml:space="preserve">Sistemin dayandığı dört teknik alan da etkin bir literatüre sahiptir. Ses etkinliği tespiti için sinir ağı tabanlı yaklaşımların klasik yöntemlere göre üstünlüğü çeşitli çalışmalarda gösterilmiştir </w:t>
+        <w:t xml:space="preserve">Sistemin dayandığı dört teknik alan da etkin bir </w:t>
+      </w:r>
+      <w:proofErr w:type="gramStart"/>
+      <w:r>
+        <w:rPr>
+          <w:noProof w:val="0"/>
+        </w:rPr>
+        <w:t>literatüre</w:t>
+      </w:r>
+      <w:proofErr w:type="gramEnd"/>
+      <w:r>
+        <w:rPr>
+          <w:noProof w:val="0"/>
+        </w:rPr>
+        <w:t xml:space="preserve"> sahiptir. Ses etkinliği tespiti için sinir ağı tabanlı yaklaşımların klasik yöntemlere göre üstünlüğü çeşitli çalışmalarda gösterilmiştir </w:t>
       </w:r>
       <w:hyperlink w:anchor="kaynak10" w:history="1">
         <w:r>
@@ -13072,7 +13309,35 @@
         <w:rPr>
           <w:noProof w:val="0"/>
         </w:rPr>
-        <w:t xml:space="preserve">. Transkripsiyon tarafında, Whisper modelinin optimize edilmiş bir uygulaması olan faster-whisper, gerçek zamanlı uygulamalar için hız ve doğruluk dengesi sunmaktadır </w:t>
+        <w:t xml:space="preserve">. Transkripsiyon tarafında, </w:t>
+      </w:r>
+      <w:proofErr w:type="spellStart"/>
+      <w:r>
+        <w:rPr>
+          <w:noProof w:val="0"/>
+        </w:rPr>
+        <w:t>Whisper</w:t>
+      </w:r>
+      <w:proofErr w:type="spellEnd"/>
+      <w:r>
+        <w:rPr>
+          <w:noProof w:val="0"/>
+        </w:rPr>
+        <w:t xml:space="preserve"> modelinin optimize edilmiş bir uygulaması olan </w:t>
+      </w:r>
+      <w:proofErr w:type="spellStart"/>
+      <w:r>
+        <w:rPr>
+          <w:noProof w:val="0"/>
+        </w:rPr>
+        <w:t>faster-whisper</w:t>
+      </w:r>
+      <w:proofErr w:type="spellEnd"/>
+      <w:r>
+        <w:rPr>
+          <w:noProof w:val="0"/>
+        </w:rPr>
+        <w:t xml:space="preserve">, gerçek zamanlı uygulamalar için hız ve doğruluk dengesi sunmaktadır </w:t>
       </w:r>
       <w:hyperlink w:anchor="kaynak12" w:history="1">
         <w:r>
@@ -13087,7 +13352,23 @@
         <w:rPr>
           <w:noProof w:val="0"/>
         </w:rPr>
-        <w:t xml:space="preserve">. Konuşmacı ayrıştırma alanında pyannote.audio, modüler ve açık kaynaklı yapısıyla öne çıkan bir yapı taşı kümesidir </w:t>
+        <w:t xml:space="preserve">. Konuşmacı ayrıştırma alanında </w:t>
+      </w:r>
+      <w:proofErr w:type="spellStart"/>
+      <w:proofErr w:type="gramStart"/>
+      <w:r>
+        <w:rPr>
+          <w:noProof w:val="0"/>
+        </w:rPr>
+        <w:t>pyannote.audio</w:t>
+      </w:r>
+      <w:proofErr w:type="spellEnd"/>
+      <w:proofErr w:type="gramEnd"/>
+      <w:r>
+        <w:rPr>
+          <w:noProof w:val="0"/>
+        </w:rPr>
+        <w:t xml:space="preserve">, modüler ve açık kaynaklı yapısıyla öne çıkan bir yapı taşı kümesidir </w:t>
       </w:r>
       <w:hyperlink w:anchor="kaynak5" w:history="1">
         <w:r>
@@ -13117,7 +13398,21 @@
         <w:rPr>
           <w:noProof w:val="0"/>
         </w:rPr>
-        <w:t xml:space="preserve">; uçtan uca sinirsel ayrıştırma yaklaşımları ise permütasyondan bağımsız amaç fonksiyonlarıyla başarımı artırmaktadır </w:t>
+        <w:t xml:space="preserve">; uçtan uca sinirsel ayrıştırma yaklaşımları ise </w:t>
+      </w:r>
+      <w:proofErr w:type="spellStart"/>
+      <w:r>
+        <w:rPr>
+          <w:noProof w:val="0"/>
+        </w:rPr>
+        <w:t>permütasyondan</w:t>
+      </w:r>
+      <w:proofErr w:type="spellEnd"/>
+      <w:r>
+        <w:rPr>
+          <w:noProof w:val="0"/>
+        </w:rPr>
+        <w:t xml:space="preserve"> bağımsız amaç fonksiyonlarıyla başarımı artırmaktadır </w:t>
       </w:r>
       <w:hyperlink w:anchor="kaynak9" w:history="1">
         <w:r>
@@ -13132,7 +13427,35 @@
         <w:rPr>
           <w:noProof w:val="0"/>
         </w:rPr>
-        <w:t xml:space="preserve">. Whisper segmentasyonuna dayalı gerçek zamanlı çok dilli tanıma ve ayrıştırma sistemleri de bu çalışmaya en yakın örnekleri oluşturmaktadır </w:t>
+        <w:t xml:space="preserve">. </w:t>
+      </w:r>
+      <w:proofErr w:type="spellStart"/>
+      <w:r>
+        <w:rPr>
+          <w:noProof w:val="0"/>
+        </w:rPr>
+        <w:t>Whisper</w:t>
+      </w:r>
+      <w:proofErr w:type="spellEnd"/>
+      <w:r>
+        <w:rPr>
+          <w:noProof w:val="0"/>
+        </w:rPr>
+        <w:t xml:space="preserve"> </w:t>
+      </w:r>
+      <w:proofErr w:type="spellStart"/>
+      <w:r>
+        <w:rPr>
+          <w:noProof w:val="0"/>
+        </w:rPr>
+        <w:t>segmentasyonuna</w:t>
+      </w:r>
+      <w:proofErr w:type="spellEnd"/>
+      <w:r>
+        <w:rPr>
+          <w:noProof w:val="0"/>
+        </w:rPr>
+        <w:t xml:space="preserve"> dayalı gerçek zamanlı çok dilli tanıma ve ayrıştırma sistemleri de bu çalışmaya en yakın örnekleri oluşturmaktadır </w:t>
       </w:r>
       <w:hyperlink w:anchor="kaynak4" w:history="1">
         <w:r>
@@ -13186,7 +13509,21 @@
         <w:rPr>
           <w:noProof w:val="0"/>
         </w:rPr>
-        <w:t>Çalışmanın araştırma hipotezi şu şekilde tanımlanmıştır: konuşmacı ayrıştırma bilgisinin transkripsiyon çıktısıyla kelime düzeyinde eşleştirilmesi ve nihai çevirinin konuşmacıya göre ayrılmış segmentler üzerinde yapılması, çoklu konuşmacılı senaryolarda hem çeviri tutarlılığını hem de kullanıcı deneyimini artıracaktır.</w:t>
+        <w:t xml:space="preserve">Çalışmanın araştırma hipotezi şu şekilde tanımlanmıştır: konuşmacı ayrıştırma bilgisinin transkripsiyon çıktısıyla kelime düzeyinde eşleştirilmesi ve nihai çevirinin konuşmacıya göre ayrılmış </w:t>
+      </w:r>
+      <w:proofErr w:type="spellStart"/>
+      <w:r>
+        <w:rPr>
+          <w:noProof w:val="0"/>
+        </w:rPr>
+        <w:t>segmentler</w:t>
+      </w:r>
+      <w:proofErr w:type="spellEnd"/>
+      <w:r>
+        <w:rPr>
+          <w:noProof w:val="0"/>
+        </w:rPr>
+        <w:t xml:space="preserve"> üzerinde yapılması, çoklu konuşmacılı senaryolarda hem çeviri tutarlılığını hem de kullanıcı deneyimini artıracaktır.</w:t>
       </w:r>
     </w:p>
     <w:p>
@@ -16493,7 +16830,25 @@
                 <w:sz w:val="20"/>
                 <w:szCs w:val="20"/>
               </w:rPr>
-              <w:t>Paket / Modül </w:t>
+              <w:t xml:space="preserve">Paket / </w:t>
+            </w:r>
+            <w:proofErr w:type="spellStart"/>
+            <w:r>
+              <w:rPr>
+                <w:color w:val="000000"/>
+                <w:sz w:val="20"/>
+                <w:szCs w:val="20"/>
+              </w:rPr>
+              <w:t>Modül</w:t>
+            </w:r>
+            <w:proofErr w:type="spellEnd"/>
+            <w:r>
+              <w:rPr>
+                <w:color w:val="000000"/>
+                <w:sz w:val="20"/>
+                <w:szCs w:val="20"/>
+              </w:rPr>
+              <w:t> </w:t>
             </w:r>
           </w:p>
         </w:tc>
@@ -18449,7 +18804,79 @@
         <w:rPr>
           <w:noProof w:val="0"/>
         </w:rPr>
-        <w:t>İş parçacıkları arası veri aktarımı, Python standart kütüphanesindeki queue.Queue yapılarıyla gerçekleştirilmiştir. Ana kayıt döngüsü tarafından üretilen kısmi ve kesinleşmiş ses görevleri audio_queue üzerinden AI worker iş parçacığına aktarılır. Kesinleşmiş parçaların transkripsiyon çıktıları ise diarization_queue üzerinden konuşmacı ayrıştırma iş parçacığına iletilir. Her görev; görev türü, ham ses verisi, parça kapanış zamanı ve gerektiğinde dil çifti gibi alanları içeren sözlük tabanlı bir kayıt olarak taşınır.</w:t>
+        <w:t xml:space="preserve">İş parçacıkları arası veri aktarımı, </w:t>
+      </w:r>
+      <w:proofErr w:type="spellStart"/>
+      <w:r>
+        <w:rPr>
+          <w:noProof w:val="0"/>
+        </w:rPr>
+        <w:t>Python</w:t>
+      </w:r>
+      <w:proofErr w:type="spellEnd"/>
+      <w:r>
+        <w:rPr>
+          <w:noProof w:val="0"/>
+        </w:rPr>
+        <w:t xml:space="preserve"> standart kütüphanesindeki </w:t>
+      </w:r>
+      <w:proofErr w:type="spellStart"/>
+      <w:proofErr w:type="gramStart"/>
+      <w:r>
+        <w:rPr>
+          <w:noProof w:val="0"/>
+        </w:rPr>
+        <w:t>queue.Queue</w:t>
+      </w:r>
+      <w:proofErr w:type="spellEnd"/>
+      <w:proofErr w:type="gramEnd"/>
+      <w:r>
+        <w:rPr>
+          <w:noProof w:val="0"/>
+        </w:rPr>
+        <w:t xml:space="preserve"> yapılarıyla gerçekleştirilmiştir. Ana kayıt döngüsü tarafından üretilen kısmi ve kesinleşmiş ses görevleri </w:t>
+      </w:r>
+      <w:proofErr w:type="spellStart"/>
+      <w:r>
+        <w:rPr>
+          <w:noProof w:val="0"/>
+        </w:rPr>
+        <w:t>audio_queue</w:t>
+      </w:r>
+      <w:proofErr w:type="spellEnd"/>
+      <w:r>
+        <w:rPr>
+          <w:noProof w:val="0"/>
+        </w:rPr>
+        <w:t xml:space="preserve"> üzerinden AI </w:t>
+      </w:r>
+      <w:proofErr w:type="spellStart"/>
+      <w:r>
+        <w:rPr>
+          <w:noProof w:val="0"/>
+        </w:rPr>
+        <w:t>worker</w:t>
+      </w:r>
+      <w:proofErr w:type="spellEnd"/>
+      <w:r>
+        <w:rPr>
+          <w:noProof w:val="0"/>
+        </w:rPr>
+        <w:t xml:space="preserve"> iş parçacığına aktarılır. Kesinleşmiş parçaların transkripsiyon çıktıları ise </w:t>
+      </w:r>
+      <w:proofErr w:type="spellStart"/>
+      <w:r>
+        <w:rPr>
+          <w:noProof w:val="0"/>
+        </w:rPr>
+        <w:t>diarization_queue</w:t>
+      </w:r>
+      <w:proofErr w:type="spellEnd"/>
+      <w:r>
+        <w:rPr>
+          <w:noProof w:val="0"/>
+        </w:rPr>
+        <w:t xml:space="preserve"> üzerinden konuşmacı ayrıştırma iş parçacığına iletilir. Her görev; görev türü, ham ses verisi, parça kapanış zamanı ve gerektiğinde dil çifti gibi alanları içeren sözlük tabanlı bir kayıt olarak taşınır.</w:t>
       </w:r>
     </w:p>
     <w:p>
@@ -18496,7 +18923,133 @@
         <w:rPr>
           <w:noProof w:val="0"/>
         </w:rPr>
-        <w:t>Çeviri katmanı, ortak bir arayüz (TranslationEngine) üzerinden gerçekleştirilmiştir; her motor translate ve toplu çeviri için translate_many metotlarını sağlar. Üç somut motor mevcuttur: DeepL (çevrimiçi), CTranslate2 üzerinde çalışan yerel NLLB-200 ve Google Translate (bağımlılıksız, yedek). Hangi motorun kullanılacağı, yapılandırmadaki açık tercihe göre belirlenir; tercih belirtilmemişse DeepL anahtarı varsa DeepL, yoksa yerel NLLB modeli, o da yoksa Google seçilir.</w:t>
+        <w:t xml:space="preserve">Çeviri katmanı, ortak bir </w:t>
+      </w:r>
+      <w:proofErr w:type="spellStart"/>
+      <w:r>
+        <w:rPr>
+          <w:noProof w:val="0"/>
+        </w:rPr>
+        <w:t>arayüz</w:t>
+      </w:r>
+      <w:proofErr w:type="spellEnd"/>
+      <w:r>
+        <w:rPr>
+          <w:noProof w:val="0"/>
+        </w:rPr>
+        <w:t xml:space="preserve"> (</w:t>
+      </w:r>
+      <w:proofErr w:type="spellStart"/>
+      <w:r>
+        <w:rPr>
+          <w:noProof w:val="0"/>
+        </w:rPr>
+        <w:t>TranslationEngine</w:t>
+      </w:r>
+      <w:proofErr w:type="spellEnd"/>
+      <w:r>
+        <w:rPr>
+          <w:noProof w:val="0"/>
+        </w:rPr>
+        <w:t xml:space="preserve">) üzerinden gerçekleştirilmiştir; her motor </w:t>
+      </w:r>
+      <w:proofErr w:type="spellStart"/>
+      <w:r>
+        <w:rPr>
+          <w:noProof w:val="0"/>
+        </w:rPr>
+        <w:t>translate</w:t>
+      </w:r>
+      <w:proofErr w:type="spellEnd"/>
+      <w:r>
+        <w:rPr>
+          <w:noProof w:val="0"/>
+        </w:rPr>
+        <w:t xml:space="preserve"> ve toplu çeviri için </w:t>
+      </w:r>
+      <w:proofErr w:type="spellStart"/>
+      <w:r>
+        <w:rPr>
+          <w:noProof w:val="0"/>
+        </w:rPr>
+        <w:t>translate_many</w:t>
+      </w:r>
+      <w:proofErr w:type="spellEnd"/>
+      <w:r>
+        <w:rPr>
+          <w:noProof w:val="0"/>
+        </w:rPr>
+        <w:t xml:space="preserve"> metotlarını sağlar. Üç somut motor mevcuttur: </w:t>
+      </w:r>
+      <w:proofErr w:type="spellStart"/>
+      <w:r>
+        <w:rPr>
+          <w:noProof w:val="0"/>
+        </w:rPr>
+        <w:t>DeepL</w:t>
+      </w:r>
+      <w:proofErr w:type="spellEnd"/>
+      <w:r>
+        <w:rPr>
+          <w:noProof w:val="0"/>
+        </w:rPr>
+        <w:t xml:space="preserve"> (çevrimiçi), CTranslate2 üzerinde çalışan yerel NLLB-200 ve Google </w:t>
+      </w:r>
+      <w:proofErr w:type="spellStart"/>
+      <w:r>
+        <w:rPr>
+          <w:noProof w:val="0"/>
+        </w:rPr>
+        <w:t>Translate</w:t>
+      </w:r>
+      <w:proofErr w:type="spellEnd"/>
+      <w:r>
+        <w:rPr>
+          <w:noProof w:val="0"/>
+        </w:rPr>
+        <w:t xml:space="preserve"> (</w:t>
+      </w:r>
+      <w:proofErr w:type="spellStart"/>
+      <w:r>
+        <w:rPr>
+          <w:noProof w:val="0"/>
+        </w:rPr>
+        <w:t>bağımlılıksız</w:t>
+      </w:r>
+      <w:proofErr w:type="spellEnd"/>
+      <w:r>
+        <w:rPr>
+          <w:noProof w:val="0"/>
+        </w:rPr>
+        <w:t xml:space="preserve">, yedek). Hangi motorun kullanılacağı, yapılandırmadaki açık tercihe göre belirlenir; tercih belirtilmemişse </w:t>
+      </w:r>
+      <w:proofErr w:type="spellStart"/>
+      <w:r>
+        <w:rPr>
+          <w:noProof w:val="0"/>
+        </w:rPr>
+        <w:t>DeepL</w:t>
+      </w:r>
+      <w:proofErr w:type="spellEnd"/>
+      <w:r>
+        <w:rPr>
+          <w:noProof w:val="0"/>
+        </w:rPr>
+        <w:t xml:space="preserve"> anahtarı varsa </w:t>
+      </w:r>
+      <w:proofErr w:type="spellStart"/>
+      <w:r>
+        <w:rPr>
+          <w:noProof w:val="0"/>
+        </w:rPr>
+        <w:t>DeepL</w:t>
+      </w:r>
+      <w:proofErr w:type="spellEnd"/>
+      <w:r>
+        <w:rPr>
+          <w:noProof w:val="0"/>
+        </w:rPr>
+        <w:t>, yoksa yerel NLLB modeli, o da yoksa Google seçilir.</w:t>
       </w:r>
     </w:p>
     <w:p>
@@ -18710,7 +19263,35 @@
         <w:rPr>
           <w:noProof w:val="0"/>
         </w:rPr>
-        <w:t xml:space="preserve"> motoru, aynı kayıt durumu ve parça sonlandırma mantığı, aynı transkripsiyon ve ayrıştırma işçisi — senkron ve deterministik biçimde geçirir. Böylece ölçüm, gerçek dünyadaki davranışı yansıtırken yeniden üretilebilir kalır</w:t>
+        <w:t xml:space="preserve"> motoru, aynı kayıt durumu ve parça sonlandırma mantığı, aynı transkripsiyon ve ayrıştırma işçisi — </w:t>
+      </w:r>
+      <w:proofErr w:type="gramStart"/>
+      <w:r>
+        <w:rPr>
+          <w:noProof w:val="0"/>
+        </w:rPr>
+        <w:t>senkron</w:t>
+      </w:r>
+      <w:proofErr w:type="gramEnd"/>
+      <w:r>
+        <w:rPr>
+          <w:noProof w:val="0"/>
+        </w:rPr>
+        <w:t xml:space="preserve"> ve </w:t>
+      </w:r>
+      <w:proofErr w:type="spellStart"/>
+      <w:r>
+        <w:rPr>
+          <w:noProof w:val="0"/>
+        </w:rPr>
+        <w:t>deterministik</w:t>
+      </w:r>
+      <w:proofErr w:type="spellEnd"/>
+      <w:r>
+        <w:rPr>
+          <w:noProof w:val="0"/>
+        </w:rPr>
+        <w:t xml:space="preserve"> biçimde geçirir. Böylece ölçüm, gerçek dünyadaki davranışı yansıtırken yeniden üretilebilir kalır</w:t>
       </w:r>
       <w:bookmarkEnd w:id="121"/>
       <w:r>
@@ -18771,7 +19352,35 @@
         <w:rPr>
           <w:noProof w:val="0"/>
         </w:rPr>
-        <w:t xml:space="preserve">Sistemin farklı yetenekleri, ilgili alanda standart kabul edilen ve sonuçların yayımlanmış çalışmalarla karşılaştırılmasına olanak tanıyan veri kümeleri üzerinde ayrı ayrı değerlendirilmiştir (Çizelge 5.1). Transkripsiyon doğruluğu, temiz İngilizce konuşma içeren LibriSpeech test-clean kümesiyle ölçülmüştür </w:t>
+        <w:t xml:space="preserve">Sistemin farklı yetenekleri, ilgili alanda standart kabul edilen ve sonuçların yayımlanmış çalışmalarla karşılaştırılmasına olanak tanıyan veri kümeleri üzerinde ayrı ayrı değerlendirilmiştir (Çizelge 5.1). Transkripsiyon doğruluğu, temiz İngilizce konuşma içeren </w:t>
+      </w:r>
+      <w:proofErr w:type="spellStart"/>
+      <w:r>
+        <w:rPr>
+          <w:noProof w:val="0"/>
+        </w:rPr>
+        <w:t>LibriSpeech</w:t>
+      </w:r>
+      <w:proofErr w:type="spellEnd"/>
+      <w:r>
+        <w:rPr>
+          <w:noProof w:val="0"/>
+        </w:rPr>
+        <w:t xml:space="preserve"> test-</w:t>
+      </w:r>
+      <w:proofErr w:type="spellStart"/>
+      <w:r>
+        <w:rPr>
+          <w:noProof w:val="0"/>
+        </w:rPr>
+        <w:t>clean</w:t>
+      </w:r>
+      <w:proofErr w:type="spellEnd"/>
+      <w:r>
+        <w:rPr>
+          <w:noProof w:val="0"/>
+        </w:rPr>
+        <w:t xml:space="preserve"> kümesiyle ölçülmüştür </w:t>
       </w:r>
       <w:hyperlink w:anchor="kaynak17" w:history="1">
         <w:r>
@@ -18786,7 +19395,35 @@
         <w:rPr>
           <w:noProof w:val="0"/>
         </w:rPr>
-        <w:t xml:space="preserve">. Çok konuşmacılı senaryolarda konuşmacı ayrıştırma ve konuşmacı-atıflı transkripsiyon, AMI Toplantı Külliyatı'nın tek karışık akış (Mix-Headset) koşuluyla değerlendirilmiştir </w:t>
+        <w:t xml:space="preserve">. Çok konuşmacılı senaryolarda konuşmacı ayrıştırma ve konuşmacı-atıflı transkripsiyon, AMI Toplantı </w:t>
+      </w:r>
+      <w:proofErr w:type="spellStart"/>
+      <w:r>
+        <w:rPr>
+          <w:noProof w:val="0"/>
+        </w:rPr>
+        <w:t>Külliyatı'nın</w:t>
+      </w:r>
+      <w:proofErr w:type="spellEnd"/>
+      <w:r>
+        <w:rPr>
+          <w:noProof w:val="0"/>
+        </w:rPr>
+        <w:t xml:space="preserve"> tek karışık akış (</w:t>
+      </w:r>
+      <w:proofErr w:type="spellStart"/>
+      <w:r>
+        <w:rPr>
+          <w:noProof w:val="0"/>
+        </w:rPr>
+        <w:t>Mix-Headset</w:t>
+      </w:r>
+      <w:proofErr w:type="spellEnd"/>
+      <w:r>
+        <w:rPr>
+          <w:noProof w:val="0"/>
+        </w:rPr>
+        <w:t xml:space="preserve">) koşuluyla değerlendirilmiştir </w:t>
       </w:r>
       <w:hyperlink w:anchor="kaynak18" w:history="1">
         <w:r>
@@ -19003,8 +19640,18 @@
                 <w:sz w:val="20"/>
                 <w:szCs w:val="20"/>
               </w:rPr>
-              <w:t>Veri kümesi</w:t>
+              <w:t xml:space="preserve">Veri </w:t>
             </w:r>
+            <w:proofErr w:type="spellStart"/>
+            <w:r>
+              <w:rPr>
+                <w:color w:val="000000"/>
+                <w:sz w:val="20"/>
+                <w:szCs w:val="20"/>
+              </w:rPr>
+              <w:t>kümesi</w:t>
+            </w:r>
+            <w:proofErr w:type="spellEnd"/>
           </w:p>
         </w:tc>
         <w:tc>
@@ -19524,7 +20171,21 @@
         <w:rPr>
           <w:noProof w:val="0"/>
         </w:rPr>
-        <w:t>ve kılavuzlu kaynak ayırma (GSS) gibi farklı ses-yolu seçenekleriyle değerlendirilebilir.</w:t>
+        <w:t xml:space="preserve">ve </w:t>
+      </w:r>
+      <w:proofErr w:type="spellStart"/>
+      <w:r>
+        <w:rPr>
+          <w:noProof w:val="0"/>
+        </w:rPr>
+        <w:t>kılavuzlu</w:t>
+      </w:r>
+      <w:proofErr w:type="spellEnd"/>
+      <w:r>
+        <w:rPr>
+          <w:noProof w:val="0"/>
+        </w:rPr>
+        <w:t xml:space="preserve"> kaynak ayırma (GSS) gibi farklı ses-yolu seçenekleriyle değerlendirilebilir.</w:t>
       </w:r>
     </w:p>
     <w:p>
@@ -19548,7 +20209,35 @@
         <w:rPr>
           <w:noProof w:val="0"/>
         </w:rPr>
-        <w:t>Transkripsiyon doğruluğu, kelime hata oranı (WER) ile ölçülür. WER; yerine koyma (S), ekleme (I) ve silme (D) hatalarının toplamının referans kelime sayısına (N) bölümüdür (Denklem 5.1). Karakter düzeyindeki karşılığı CER'dir. Karşılaştırmanın adil olması için her iki metin de normalize edilir (küçük harfe çevirme, noktalama temizliği).</w:t>
+        <w:t xml:space="preserve">Transkripsiyon doğruluğu, kelime hata oranı (WER) ile ölçülür. WER; yerine koyma (S), ekleme (I) ve silme (D) hatalarının toplamının referans kelime sayısına (N) bölümüdür (Denklem 5.1). Karakter düzeyindeki karşılığı </w:t>
+      </w:r>
+      <w:proofErr w:type="spellStart"/>
+      <w:r>
+        <w:rPr>
+          <w:noProof w:val="0"/>
+        </w:rPr>
+        <w:t>CER'dir</w:t>
+      </w:r>
+      <w:proofErr w:type="spellEnd"/>
+      <w:r>
+        <w:rPr>
+          <w:noProof w:val="0"/>
+        </w:rPr>
+        <w:t xml:space="preserve">. Karşılaştırmanın adil olması için her iki metin de </w:t>
+      </w:r>
+      <w:proofErr w:type="spellStart"/>
+      <w:r>
+        <w:rPr>
+          <w:noProof w:val="0"/>
+        </w:rPr>
+        <w:t>normalize</w:t>
+      </w:r>
+      <w:proofErr w:type="spellEnd"/>
+      <w:r>
+        <w:rPr>
+          <w:noProof w:val="0"/>
+        </w:rPr>
+        <w:t xml:space="preserve"> edilir (küçük harfe çevirme, noktalama temizliği).</w:t>
       </w:r>
     </w:p>
     <w:tbl>
@@ -19625,7 +20314,77 @@
         <w:rPr>
           <w:noProof w:val="0"/>
         </w:rPr>
-        <w:t>Konuşmacı ayrıştırma doğruluğu, ayrıştırma hata oranı (DER) ile ölçülür; DER, yanlış alarm (false alarm), kaçırılan konuşma (missed detection) ve konuşmacı karışıklığı (speaker confusion) sürelerinin toplam referans konuşma süresine bölümüdür (Denklem 5.2).</w:t>
+        <w:t>Konuşmacı ayrıştırma doğruluğu, ayrıştırma hata oranı (DER) ile ölçülür; DER, yanlış alarm (</w:t>
+      </w:r>
+      <w:proofErr w:type="spellStart"/>
+      <w:r>
+        <w:rPr>
+          <w:noProof w:val="0"/>
+        </w:rPr>
+        <w:t>false</w:t>
+      </w:r>
+      <w:proofErr w:type="spellEnd"/>
+      <w:r>
+        <w:rPr>
+          <w:noProof w:val="0"/>
+        </w:rPr>
+        <w:t xml:space="preserve"> alarm), kaçırılan konuşma (</w:t>
+      </w:r>
+      <w:proofErr w:type="spellStart"/>
+      <w:r>
+        <w:rPr>
+          <w:noProof w:val="0"/>
+        </w:rPr>
+        <w:t>missed</w:t>
+      </w:r>
+      <w:proofErr w:type="spellEnd"/>
+      <w:r>
+        <w:rPr>
+          <w:noProof w:val="0"/>
+        </w:rPr>
+        <w:t xml:space="preserve"> </w:t>
+      </w:r>
+      <w:proofErr w:type="spellStart"/>
+      <w:r>
+        <w:rPr>
+          <w:noProof w:val="0"/>
+        </w:rPr>
+        <w:t>detection</w:t>
+      </w:r>
+      <w:proofErr w:type="spellEnd"/>
+      <w:r>
+        <w:rPr>
+          <w:noProof w:val="0"/>
+        </w:rPr>
+        <w:t>) ve konuşmacı karışıklığı (</w:t>
+      </w:r>
+      <w:proofErr w:type="spellStart"/>
+      <w:r>
+        <w:rPr>
+          <w:noProof w:val="0"/>
+        </w:rPr>
+        <w:t>speaker</w:t>
+      </w:r>
+      <w:proofErr w:type="spellEnd"/>
+      <w:r>
+        <w:rPr>
+          <w:noProof w:val="0"/>
+        </w:rPr>
+        <w:t xml:space="preserve"> </w:t>
+      </w:r>
+      <w:proofErr w:type="spellStart"/>
+      <w:r>
+        <w:rPr>
+          <w:noProof w:val="0"/>
+        </w:rPr>
+        <w:t>confusion</w:t>
+      </w:r>
+      <w:proofErr w:type="spellEnd"/>
+      <w:r>
+        <w:rPr>
+          <w:noProof w:val="0"/>
+        </w:rPr>
+        <w:t>) sürelerinin toplam referans konuşma süresine bölümüdür (Denklem 5.2).</w:t>
       </w:r>
     </w:p>
     <w:tbl>
@@ -19666,7 +20425,16 @@
                 <w:noProof w:val="0"/>
               </w:rPr>
               <w:lastRenderedPageBreak/>
-              <w:t>DER = (T</w:t>
+              <w:t>DER = (</w:t>
+            </w:r>
+            <w:proofErr w:type="spellStart"/>
+            <w:r>
+              <w:rPr>
+                <w:b/>
+                <w:bCs/>
+                <w:noProof w:val="0"/>
+              </w:rPr>
+              <w:t>T</w:t>
             </w:r>
             <w:r>
               <w:rPr>
@@ -19677,13 +20445,23 @@
               </w:rPr>
               <w:t>yanlışalarm</w:t>
             </w:r>
+            <w:proofErr w:type="spellEnd"/>
             <w:r>
               <w:rPr>
                 <w:b/>
                 <w:bCs/>
                 <w:noProof w:val="0"/>
               </w:rPr>
-              <w:t xml:space="preserve"> + T</w:t>
+              <w:t xml:space="preserve"> + </w:t>
+            </w:r>
+            <w:proofErr w:type="spellStart"/>
+            <w:r>
+              <w:rPr>
+                <w:b/>
+                <w:bCs/>
+                <w:noProof w:val="0"/>
+              </w:rPr>
+              <w:t>T</w:t>
             </w:r>
             <w:r>
               <w:rPr>
@@ -19694,13 +20472,23 @@
               </w:rPr>
               <w:t>kaçırılan</w:t>
             </w:r>
+            <w:proofErr w:type="spellEnd"/>
             <w:r>
               <w:rPr>
                 <w:b/>
                 <w:bCs/>
                 <w:noProof w:val="0"/>
               </w:rPr>
-              <w:t xml:space="preserve"> + T</w:t>
+              <w:t xml:space="preserve"> + </w:t>
+            </w:r>
+            <w:proofErr w:type="spellStart"/>
+            <w:r>
+              <w:rPr>
+                <w:b/>
+                <w:bCs/>
+                <w:noProof w:val="0"/>
+              </w:rPr>
+              <w:t>T</w:t>
             </w:r>
             <w:r>
               <w:rPr>
@@ -19711,13 +20499,23 @@
               </w:rPr>
               <w:t>karışıklık</w:t>
             </w:r>
+            <w:proofErr w:type="spellEnd"/>
             <w:r>
               <w:rPr>
                 <w:b/>
                 <w:bCs/>
                 <w:noProof w:val="0"/>
               </w:rPr>
-              <w:t>) / T</w:t>
+              <w:t xml:space="preserve">) / </w:t>
+            </w:r>
+            <w:proofErr w:type="spellStart"/>
+            <w:r>
+              <w:rPr>
+                <w:b/>
+                <w:bCs/>
+                <w:noProof w:val="0"/>
+              </w:rPr>
+              <w:t>T</w:t>
             </w:r>
             <w:r>
               <w:rPr>
@@ -19728,6 +20526,7 @@
               </w:rPr>
               <w:t>toplam</w:t>
             </w:r>
+            <w:proofErr w:type="spellEnd"/>
           </w:p>
         </w:tc>
         <w:tc>
@@ -19763,7 +20562,49 @@
         <w:rPr>
           <w:noProof w:val="0"/>
         </w:rPr>
-        <w:t xml:space="preserve">Konuşmacı bilgisini transkripsiyonla birleştiren cpWER (concatenated minimum-permutation WER), hipotez konuşmacılarını referans konuşmacılarına en uygun eşlemeyle (Macar algoritması) eşleyerek toplam kelime hatasını en aza indirir; böylece hem ne söylendiğini hem de kim tarafından söylendiğini birlikte ölçer. Çeviri kalitesi ise BLEU </w:t>
+        <w:t xml:space="preserve">Konuşmacı bilgisini transkripsiyonla birleştiren </w:t>
+      </w:r>
+      <w:proofErr w:type="spellStart"/>
+      <w:r>
+        <w:rPr>
+          <w:noProof w:val="0"/>
+        </w:rPr>
+        <w:t>cpWER</w:t>
+      </w:r>
+      <w:proofErr w:type="spellEnd"/>
+      <w:r>
+        <w:rPr>
+          <w:noProof w:val="0"/>
+        </w:rPr>
+        <w:t xml:space="preserve"> (</w:t>
+      </w:r>
+      <w:proofErr w:type="spellStart"/>
+      <w:r>
+        <w:rPr>
+          <w:noProof w:val="0"/>
+        </w:rPr>
+        <w:t>concatenated</w:t>
+      </w:r>
+      <w:proofErr w:type="spellEnd"/>
+      <w:r>
+        <w:rPr>
+          <w:noProof w:val="0"/>
+        </w:rPr>
+        <w:t xml:space="preserve"> minimum-</w:t>
+      </w:r>
+      <w:proofErr w:type="spellStart"/>
+      <w:r>
+        <w:rPr>
+          <w:noProof w:val="0"/>
+        </w:rPr>
+        <w:t>permutation</w:t>
+      </w:r>
+      <w:proofErr w:type="spellEnd"/>
+      <w:r>
+        <w:rPr>
+          <w:noProof w:val="0"/>
+        </w:rPr>
+        <w:t xml:space="preserve"> WER), hipotez konuşmacılarını referans konuşmacılarına en uygun eşlemeyle (Macar algoritması) eşleyerek toplam kelime hatasını en aza indirir; böylece hem ne söylendiğini hem de kim tarafından söylendiğini birlikte ölçer. Çeviri kalitesi ise BLEU </w:t>
       </w:r>
       <w:hyperlink w:anchor="kaynak20" w:history="1">
         <w:r>
@@ -19778,7 +20619,21 @@
         <w:rPr>
           <w:noProof w:val="0"/>
         </w:rPr>
-        <w:t xml:space="preserve"> ile birlikte chrF++ ve sinir ağı tabanlı COMET metrikleriyle değerlendirilir; bu üçlü, yüzeysel örtüşme ile anlamsal kaliteyi birlikte yansıtır.</w:t>
+        <w:t xml:space="preserve"> ile birlikte </w:t>
+      </w:r>
+      <w:proofErr w:type="spellStart"/>
+      <w:r>
+        <w:rPr>
+          <w:noProof w:val="0"/>
+        </w:rPr>
+        <w:t>chrF</w:t>
+      </w:r>
+      <w:proofErr w:type="spellEnd"/>
+      <w:r>
+        <w:rPr>
+          <w:noProof w:val="0"/>
+        </w:rPr>
+        <w:t>++ ve sinir ağı tabanlı COMET metrikleriyle değerlendirilir; bu üçlü, yüzeysel örtüşme ile anlamsal kaliteyi birlikte yansıtır.</w:t>
       </w:r>
     </w:p>
     <w:p>
@@ -20194,7 +21049,25 @@
                 <w:sz w:val="20"/>
                 <w:szCs w:val="20"/>
               </w:rPr>
-              <w:t>AMD Ryzen 7 9700X</w:t>
+              <w:t xml:space="preserve">AMD </w:t>
+            </w:r>
+            <w:proofErr w:type="spellStart"/>
+            <w:r>
+              <w:rPr>
+                <w:noProof w:val="0"/>
+                <w:sz w:val="20"/>
+                <w:szCs w:val="20"/>
+              </w:rPr>
+              <w:t>Ryzen</w:t>
+            </w:r>
+            <w:proofErr w:type="spellEnd"/>
+            <w:r>
+              <w:rPr>
+                <w:noProof w:val="0"/>
+                <w:sz w:val="20"/>
+                <w:szCs w:val="20"/>
+              </w:rPr>
+              <w:t xml:space="preserve"> 7 9700X</w:t>
             </w:r>
           </w:p>
         </w:tc>
@@ -20624,8 +21497,17 @@
                 <w:noProof w:val="0"/>
                 <w:lang w:val="en-US"/>
               </w:rPr>
-              <w:t>Saf whisper-small modeli</w:t>
+              <w:t xml:space="preserve">Saf whisper-small </w:t>
             </w:r>
+            <w:proofErr w:type="spellStart"/>
+            <w:r>
+              <w:rPr>
+                <w:noProof w:val="0"/>
+                <w:lang w:val="en-US"/>
+              </w:rPr>
+              <w:t>modeli</w:t>
+            </w:r>
+            <w:proofErr w:type="spellEnd"/>
           </w:p>
         </w:tc>
         <w:tc>
@@ -21990,11 +22872,19 @@
               <w:pStyle w:val="NormalWeb"/>
               <w:jc w:val="center"/>
             </w:pPr>
+            <w:proofErr w:type="spellStart"/>
             <w:r>
               <w:rPr>
                 <w:color w:val="000000"/>
               </w:rPr>
-              <w:t>Ölçüt </w:t>
+              <w:t>Ölçüt</w:t>
+            </w:r>
+            <w:proofErr w:type="spellEnd"/>
+            <w:r>
+              <w:rPr>
+                <w:color w:val="000000"/>
+              </w:rPr>
+              <w:t> </w:t>
             </w:r>
           </w:p>
         </w:tc>
@@ -22548,7 +23438,21 @@
         <w:rPr>
           <w:noProof w:val="0"/>
         </w:rPr>
-        <w:t xml:space="preserve"> parametre taraması, sistemin akış kipindeki transkripsiyon başarımının büyük ölçüde Silero güven eşiğine bağlı olduğunu ortaya koymuştur (Şekil 5.1). Bu bulgu, Çizelge </w:t>
+        <w:t xml:space="preserve"> parametre taraması, sistemin akış kipindeki transkripsiyon başarımının büyük ölçüde </w:t>
+      </w:r>
+      <w:proofErr w:type="spellStart"/>
+      <w:r>
+        <w:rPr>
+          <w:noProof w:val="0"/>
+        </w:rPr>
+        <w:t>Silero</w:t>
+      </w:r>
+      <w:proofErr w:type="spellEnd"/>
+      <w:r>
+        <w:rPr>
+          <w:noProof w:val="0"/>
+        </w:rPr>
+        <w:t xml:space="preserve"> güven eşiğine bağlı olduğunu ortaya koymuştur (Şekil 5.1). Bu bulgu, Çizelge </w:t>
       </w:r>
       <w:r>
         <w:rPr>
@@ -22560,7 +23464,63 @@
         <w:rPr>
           <w:noProof w:val="0"/>
         </w:rPr>
-        <w:t>'de verilen varsayılan VAD parametrelerinin gözden geçirilmesi için bir temel sağlar; ancak taramanın CHiME-6 worn (yakın mikrofon) verisi üzerinde yapıldığı, sistemin asıl hedef girdisi olan canlı sistem sesi/çevrim içi video sesinde mutlak optimumun bir miktar kayabileceği unutulmamalıdır. Bu nedenle gözlemlenen eğilim (yüksek eşik = daha temiz parçalar = daha düşük WER) genel geçer kabul edilmiş, mutlak değer ise veri kümesine bağlı bir gösterge olarak değerlendirilmiştir. Ayrıca mutlak WER değerlerinin yüksekliği (~%65), CHiME-6'nın gürültülü/uzak alan koşulları, akış kipinin gerçek zamanlı kısıtı ve konuşmacıdan bağımsız küresel WER ölçümünden kaynaklanmaktadır; dolayısıyla buradaki anlamlı çıktı, parametre kombinasyonları arasındaki göreli farktır.</w:t>
+        <w:t xml:space="preserve">'de verilen varsayılan VAD parametrelerinin gözden geçirilmesi için bir temel sağlar; ancak taramanın CHiME-6 </w:t>
+      </w:r>
+      <w:proofErr w:type="spellStart"/>
+      <w:r>
+        <w:rPr>
+          <w:noProof w:val="0"/>
+        </w:rPr>
+        <w:t>worn</w:t>
+      </w:r>
+      <w:proofErr w:type="spellEnd"/>
+      <w:r>
+        <w:rPr>
+          <w:noProof w:val="0"/>
+        </w:rPr>
+        <w:t xml:space="preserve"> (yakın mikrofon) verisi üzerinde yapıldığı, sistemin asıl hedef girdisi olan canlı sistem sesi/çevrim içi video sesinde mutlak </w:t>
+      </w:r>
+      <w:proofErr w:type="gramStart"/>
+      <w:r>
+        <w:rPr>
+          <w:noProof w:val="0"/>
+        </w:rPr>
+        <w:t>optimumun</w:t>
+      </w:r>
+      <w:proofErr w:type="gramEnd"/>
+      <w:r>
+        <w:rPr>
+          <w:noProof w:val="0"/>
+        </w:rPr>
+        <w:t xml:space="preserve"> bir miktar kayabileceği unutulmamalıdır. Bu nedenle gözlemlenen eğilim (yüksek eşik = daha temiz parçalar = daha düşük WER) genel geçer kabul edilmiş, mutlak değer ise veri kümesine bağlı bir gösterge olarak değerlendirilmiştir. Ayrıca mutlak WER değerlerinin yüksekliği (~%65), CHiME-6'nın gürültülü/uzak alan koşulları, akış kipinin gerçek zamanlı </w:t>
+      </w:r>
+      <w:proofErr w:type="spellStart"/>
+      <w:r>
+        <w:rPr>
+          <w:noProof w:val="0"/>
+        </w:rPr>
+        <w:t>kısıtı</w:t>
+      </w:r>
+      <w:proofErr w:type="spellEnd"/>
+      <w:r>
+        <w:rPr>
+          <w:noProof w:val="0"/>
+        </w:rPr>
+        <w:t xml:space="preserve"> ve konuşmacıdan bağımsız küresel WER ölçümünden kaynaklanmaktadır; dolayısıyla buradaki anlamlı çıktı, parametre </w:t>
+      </w:r>
+      <w:proofErr w:type="gramStart"/>
+      <w:r>
+        <w:rPr>
+          <w:noProof w:val="0"/>
+        </w:rPr>
+        <w:t>kombinasyonları</w:t>
+      </w:r>
+      <w:proofErr w:type="gramEnd"/>
+      <w:r>
+        <w:rPr>
+          <w:noProof w:val="0"/>
+        </w:rPr>
+        <w:t xml:space="preserve"> arasındaki göreli farktır.</w:t>
       </w:r>
     </w:p>
     <w:p>
@@ -22659,7 +23619,63 @@
         <w:rPr>
           <w:noProof w:val="0"/>
         </w:rPr>
-        <w:t>Çalışma kapsamında, ses etkinliği tespiti, transkripsiyon, konuşmacı ayrıştırma ve çeviri modüllerini uçtan uca birleştiren işlevsel bir prototip geliştirilmiştir. Sistem, sistem sesini WASAPI loopback üzerinden ek donanım gerektirmeden yakalayabilmekte ve dört aşamalı işleme hattını, gecikmeyi gizlemek üzere çok iş parçacıklı bir kuyruk yapısında eş zamanlı yürütebilmektedir. Geliştirilen sistem, 5. Bölüm'de tanıtılan standart veri kümeleri ve metrikler üzerinde, gerçek zamanlı çalışma kısıtı korunarak değerlendirilmiştir.</w:t>
+        <w:t xml:space="preserve">Çalışma kapsamında, ses etkinliği tespiti, transkripsiyon, konuşmacı ayrıştırma ve çeviri modüllerini uçtan uca birleştiren işlevsel bir </w:t>
+      </w:r>
+      <w:proofErr w:type="gramStart"/>
+      <w:r>
+        <w:rPr>
+          <w:noProof w:val="0"/>
+        </w:rPr>
+        <w:t>prototip</w:t>
+      </w:r>
+      <w:proofErr w:type="gramEnd"/>
+      <w:r>
+        <w:rPr>
+          <w:noProof w:val="0"/>
+        </w:rPr>
+        <w:t xml:space="preserve"> geliştirilmiştir. Sistem, sistem sesini WASAPI </w:t>
+      </w:r>
+      <w:proofErr w:type="spellStart"/>
+      <w:r>
+        <w:rPr>
+          <w:noProof w:val="0"/>
+        </w:rPr>
+        <w:t>loopback</w:t>
+      </w:r>
+      <w:proofErr w:type="spellEnd"/>
+      <w:r>
+        <w:rPr>
+          <w:noProof w:val="0"/>
+        </w:rPr>
+        <w:t xml:space="preserve"> üzerinden ek donanım gerektirmeden yakalayabilmekte ve dört aşamalı işleme hattını, gecikmeyi gizlemek üzere çok iş parçacıklı bir kuyruk yapısında eş zamanlı yürütebilmektedir. Geliştirilen sistem, 5. </w:t>
+      </w:r>
+      <w:proofErr w:type="spellStart"/>
+      <w:r>
+        <w:rPr>
+          <w:noProof w:val="0"/>
+        </w:rPr>
+        <w:t>Bölüm'de</w:t>
+      </w:r>
+      <w:proofErr w:type="spellEnd"/>
+      <w:r>
+        <w:rPr>
+          <w:noProof w:val="0"/>
+        </w:rPr>
+        <w:t xml:space="preserve"> tanıtılan standart veri kümeleri ve metrikler üzerinde, gerçek zamanlı çalışma </w:t>
+      </w:r>
+      <w:proofErr w:type="spellStart"/>
+      <w:r>
+        <w:rPr>
+          <w:noProof w:val="0"/>
+        </w:rPr>
+        <w:t>kısıtı</w:t>
+      </w:r>
+      <w:proofErr w:type="spellEnd"/>
+      <w:r>
+        <w:rPr>
+          <w:noProof w:val="0"/>
+        </w:rPr>
+        <w:t xml:space="preserve"> korunarak değerlendirilmiştir.</w:t>
       </w:r>
     </w:p>
     <w:p>
@@ -22673,7 +23689,91 @@
         <w:rPr>
           <w:noProof w:val="0"/>
         </w:rPr>
-        <w:t>Çalışmanın literatüre başlıca özgün katkıları şu şekilde özetlenebilir. Birincisi ve en önemlisi, bağımsız olarak geliştirilmiş yüksek başarımlı modüllerin, hata yayılımını ve gecikmeyi en aza indirecek bir sıralamayla tek bir gerçek zamanlı hatta birleştirilmesidir; konuşmacı ayrıştırmanın çeviriden önce uygulanması ve her konuşmacının ayrı bir akış olarak işlenmesi, bu tasarımın merkezindedir. İkincisi, pyannote ardışık düzeninin parçalar arasında konuşmacı kimliğini koruyamaması sorununu çözen özgün konuşmacı takip mekanizmasıdır (ısınma temelli başlatma, embedding tabanlı eşleme, yeni konuşmacılar için onay tamponu ve etiket yumuşatma). Üçüncüsü, Whisper'ın tek bir segmentte birleştirdiği farklı konuşmacılara ait sözcükleri, kelime düzeyi zaman damgalarıyla gerçek konuşmacı değişim noktasından ayıran kelime düzeyinde eşleme yaklaşımıdır. Dördüncüsü, çevrimiçi yüksek kalite ile çevrimdışı bağımsızlığı dengeleyen kademeli çeviri mimarisidir.</w:t>
+        <w:t xml:space="preserve">Çalışmanın </w:t>
+      </w:r>
+      <w:proofErr w:type="gramStart"/>
+      <w:r>
+        <w:rPr>
+          <w:noProof w:val="0"/>
+        </w:rPr>
+        <w:t>literatüre</w:t>
+      </w:r>
+      <w:proofErr w:type="gramEnd"/>
+      <w:r>
+        <w:rPr>
+          <w:noProof w:val="0"/>
+        </w:rPr>
+        <w:t xml:space="preserve"> başlıca özgün katkıları şu şekilde özetlenebilir. Birincisi ve en önemlisi, bağımsız olarak geliştirilmiş yüksek başarımlı </w:t>
+      </w:r>
+      <w:proofErr w:type="gramStart"/>
+      <w:r>
+        <w:rPr>
+          <w:noProof w:val="0"/>
+        </w:rPr>
+        <w:t>modüllerin</w:t>
+      </w:r>
+      <w:proofErr w:type="gramEnd"/>
+      <w:r>
+        <w:rPr>
+          <w:noProof w:val="0"/>
+        </w:rPr>
+        <w:t xml:space="preserve">, hata yayılımını ve gecikmeyi en aza indirecek bir sıralamayla tek bir gerçek zamanlı hatta birleştirilmesidir; konuşmacı ayrıştırmanın çeviriden önce uygulanması ve her konuşmacının ayrı bir akış olarak işlenmesi, bu tasarımın merkezindedir. İkincisi, </w:t>
+      </w:r>
+      <w:proofErr w:type="spellStart"/>
+      <w:r>
+        <w:rPr>
+          <w:noProof w:val="0"/>
+        </w:rPr>
+        <w:t>pyannote</w:t>
+      </w:r>
+      <w:proofErr w:type="spellEnd"/>
+      <w:r>
+        <w:rPr>
+          <w:noProof w:val="0"/>
+        </w:rPr>
+        <w:t xml:space="preserve"> ardışık düzeninin parçalar arasında konuşmacı kimliğini koruyamaması sorununu çözen özgün konuşmacı takip mekanizmasıdır (ısınma temelli başlatma, </w:t>
+      </w:r>
+      <w:proofErr w:type="spellStart"/>
+      <w:r>
+        <w:rPr>
+          <w:noProof w:val="0"/>
+        </w:rPr>
+        <w:t>embedding</w:t>
+      </w:r>
+      <w:proofErr w:type="spellEnd"/>
+      <w:r>
+        <w:rPr>
+          <w:noProof w:val="0"/>
+        </w:rPr>
+        <w:t xml:space="preserve"> tabanlı eşleme, yeni konuşmacılar için onay tamponu ve etiket yumuşatma). Üçüncüsü, </w:t>
+      </w:r>
+      <w:proofErr w:type="spellStart"/>
+      <w:r>
+        <w:rPr>
+          <w:noProof w:val="0"/>
+        </w:rPr>
+        <w:t>Whisper'ın</w:t>
+      </w:r>
+      <w:proofErr w:type="spellEnd"/>
+      <w:r>
+        <w:rPr>
+          <w:noProof w:val="0"/>
+        </w:rPr>
+        <w:t xml:space="preserve"> tek bir </w:t>
+      </w:r>
+      <w:proofErr w:type="spellStart"/>
+      <w:r>
+        <w:rPr>
+          <w:noProof w:val="0"/>
+        </w:rPr>
+        <w:t>segmentte</w:t>
+      </w:r>
+      <w:proofErr w:type="spellEnd"/>
+      <w:r>
+        <w:rPr>
+          <w:noProof w:val="0"/>
+        </w:rPr>
+        <w:t xml:space="preserve"> birleştirdiği farklı konuşmacılara ait sözcükleri, kelime düzeyi zaman damgalarıyla gerçek konuşmacı değişim noktasından ayıran kelime düzeyinde eşleme yaklaşımıdır. Dördüncüsü, çevrimiçi yüksek kalite ile çevrimdışı bağımsızlığı dengeleyen kademeli çeviri mimarisidir.</w:t>
       </w:r>
     </w:p>
     <w:p>
@@ -22690,21 +23790,1271 @@
           <w:lang w:val="en-US"/>
         </w:rPr>
         <w:lastRenderedPageBreak/>
-        <w:t xml:space="preserve">Deneysel sonuçlar genel olarak değerlendirildiğinde, sistemin temiz konuşma koşullarında transkripsiyon doğruluğu ve gerçek zamanlılık hedeflerini karşıladığı, çok konuşmacılı ve gürültülü koşullarda ise doğruluk ile gecikme arasında doğal bir ödünleşim bulunduğu görülmektedir. LibriSpeech sonuçları ASR katmanının güçlü olduğunu, FLORES-200 sonuçları çeviri katmanının çevrimiçi ve çevrimdışı seçenekler arasında esnek bir denge sunduğunu, </w:t>
-      </w:r>
-      <w:r>
-        <w:rPr>
-          <w:noProof w:val="0"/>
-          <w:lang w:val="en-US"/>
-        </w:rPr>
-        <w:t>Ses etkinliği tespiti</w:t>
-      </w:r>
-      <w:r>
-        <w:rPr>
-          <w:noProof w:val="0"/>
-          <w:lang w:val="en-US"/>
-        </w:rPr>
-        <w:t xml:space="preserve"> taraması ise sistem başarımının parça sınırlarının kalitesine yüksek ölçüde bağlı olduğunu göstermektedir. AMI ve CHiME-6 sonuçları, çok konuşmacılı gerçek dünya seslerinde konuşmacı ayrıştırmanın hâlâ sistemin en zorlayıcı bileşeni olduğunu ortaya koymaktadır.</w:t>
+        <w:t xml:space="preserve">Deneysel </w:t>
+      </w:r>
+      <w:proofErr w:type="spellStart"/>
+      <w:r>
+        <w:rPr>
+          <w:noProof w:val="0"/>
+          <w:lang w:val="en-US"/>
+        </w:rPr>
+        <w:t>sonuçlar</w:t>
+      </w:r>
+      <w:proofErr w:type="spellEnd"/>
+      <w:r>
+        <w:rPr>
+          <w:noProof w:val="0"/>
+          <w:lang w:val="en-US"/>
+        </w:rPr>
+        <w:t xml:space="preserve"> </w:t>
+      </w:r>
+      <w:proofErr w:type="spellStart"/>
+      <w:r>
+        <w:rPr>
+          <w:noProof w:val="0"/>
+          <w:lang w:val="en-US"/>
+        </w:rPr>
+        <w:t>genel</w:t>
+      </w:r>
+      <w:proofErr w:type="spellEnd"/>
+      <w:r>
+        <w:rPr>
+          <w:noProof w:val="0"/>
+          <w:lang w:val="en-US"/>
+        </w:rPr>
+        <w:t xml:space="preserve"> </w:t>
+      </w:r>
+      <w:proofErr w:type="spellStart"/>
+      <w:r>
+        <w:rPr>
+          <w:noProof w:val="0"/>
+          <w:lang w:val="en-US"/>
+        </w:rPr>
+        <w:t>olarak</w:t>
+      </w:r>
+      <w:proofErr w:type="spellEnd"/>
+      <w:r>
+        <w:rPr>
+          <w:noProof w:val="0"/>
+          <w:lang w:val="en-US"/>
+        </w:rPr>
+        <w:t xml:space="preserve"> </w:t>
+      </w:r>
+      <w:proofErr w:type="spellStart"/>
+      <w:r>
+        <w:rPr>
+          <w:noProof w:val="0"/>
+          <w:lang w:val="en-US"/>
+        </w:rPr>
+        <w:t>değerlendirildiğinde</w:t>
+      </w:r>
+      <w:proofErr w:type="spellEnd"/>
+      <w:r>
+        <w:rPr>
+          <w:noProof w:val="0"/>
+          <w:lang w:val="en-US"/>
+        </w:rPr>
+        <w:t xml:space="preserve">, </w:t>
+      </w:r>
+      <w:proofErr w:type="spellStart"/>
+      <w:r>
+        <w:rPr>
+          <w:noProof w:val="0"/>
+          <w:lang w:val="en-US"/>
+        </w:rPr>
+        <w:t>sistemin</w:t>
+      </w:r>
+      <w:proofErr w:type="spellEnd"/>
+      <w:r>
+        <w:rPr>
+          <w:noProof w:val="0"/>
+          <w:lang w:val="en-US"/>
+        </w:rPr>
+        <w:t xml:space="preserve"> </w:t>
+      </w:r>
+      <w:proofErr w:type="spellStart"/>
+      <w:r>
+        <w:rPr>
+          <w:noProof w:val="0"/>
+          <w:lang w:val="en-US"/>
+        </w:rPr>
+        <w:t>temiz</w:t>
+      </w:r>
+      <w:proofErr w:type="spellEnd"/>
+      <w:r>
+        <w:rPr>
+          <w:noProof w:val="0"/>
+          <w:lang w:val="en-US"/>
+        </w:rPr>
+        <w:t xml:space="preserve"> </w:t>
+      </w:r>
+      <w:proofErr w:type="spellStart"/>
+      <w:r>
+        <w:rPr>
+          <w:noProof w:val="0"/>
+          <w:lang w:val="en-US"/>
+        </w:rPr>
+        <w:t>konuşma</w:t>
+      </w:r>
+      <w:proofErr w:type="spellEnd"/>
+      <w:r>
+        <w:rPr>
+          <w:noProof w:val="0"/>
+          <w:lang w:val="en-US"/>
+        </w:rPr>
+        <w:t xml:space="preserve"> </w:t>
+      </w:r>
+      <w:proofErr w:type="spellStart"/>
+      <w:r>
+        <w:rPr>
+          <w:noProof w:val="0"/>
+          <w:lang w:val="en-US"/>
+        </w:rPr>
+        <w:t>koşullarında</w:t>
+      </w:r>
+      <w:proofErr w:type="spellEnd"/>
+      <w:r>
+        <w:rPr>
+          <w:noProof w:val="0"/>
+          <w:lang w:val="en-US"/>
+        </w:rPr>
+        <w:t xml:space="preserve"> </w:t>
+      </w:r>
+      <w:proofErr w:type="spellStart"/>
+      <w:r>
+        <w:rPr>
+          <w:noProof w:val="0"/>
+          <w:lang w:val="en-US"/>
+        </w:rPr>
+        <w:t>transkripsiyon</w:t>
+      </w:r>
+      <w:proofErr w:type="spellEnd"/>
+      <w:r>
+        <w:rPr>
+          <w:noProof w:val="0"/>
+          <w:lang w:val="en-US"/>
+        </w:rPr>
+        <w:t xml:space="preserve"> </w:t>
+      </w:r>
+      <w:proofErr w:type="spellStart"/>
+      <w:r>
+        <w:rPr>
+          <w:noProof w:val="0"/>
+          <w:lang w:val="en-US"/>
+        </w:rPr>
+        <w:t>doğruluğu</w:t>
+      </w:r>
+      <w:proofErr w:type="spellEnd"/>
+      <w:r>
+        <w:rPr>
+          <w:noProof w:val="0"/>
+          <w:lang w:val="en-US"/>
+        </w:rPr>
+        <w:t xml:space="preserve"> </w:t>
+      </w:r>
+      <w:proofErr w:type="spellStart"/>
+      <w:r>
+        <w:rPr>
+          <w:noProof w:val="0"/>
+          <w:lang w:val="en-US"/>
+        </w:rPr>
+        <w:t>ve</w:t>
+      </w:r>
+      <w:proofErr w:type="spellEnd"/>
+      <w:r>
+        <w:rPr>
+          <w:noProof w:val="0"/>
+          <w:lang w:val="en-US"/>
+        </w:rPr>
+        <w:t xml:space="preserve"> </w:t>
+      </w:r>
+      <w:proofErr w:type="spellStart"/>
+      <w:r>
+        <w:rPr>
+          <w:noProof w:val="0"/>
+          <w:lang w:val="en-US"/>
+        </w:rPr>
+        <w:t>gerçek</w:t>
+      </w:r>
+      <w:proofErr w:type="spellEnd"/>
+      <w:r>
+        <w:rPr>
+          <w:noProof w:val="0"/>
+          <w:lang w:val="en-US"/>
+        </w:rPr>
+        <w:t xml:space="preserve"> </w:t>
+      </w:r>
+      <w:proofErr w:type="spellStart"/>
+      <w:r>
+        <w:rPr>
+          <w:noProof w:val="0"/>
+          <w:lang w:val="en-US"/>
+        </w:rPr>
+        <w:t>zamanlılık</w:t>
+      </w:r>
+      <w:proofErr w:type="spellEnd"/>
+      <w:r>
+        <w:rPr>
+          <w:noProof w:val="0"/>
+          <w:lang w:val="en-US"/>
+        </w:rPr>
+        <w:t xml:space="preserve"> </w:t>
+      </w:r>
+      <w:proofErr w:type="spellStart"/>
+      <w:r>
+        <w:rPr>
+          <w:noProof w:val="0"/>
+          <w:lang w:val="en-US"/>
+        </w:rPr>
+        <w:t>hedeflerini</w:t>
+      </w:r>
+      <w:proofErr w:type="spellEnd"/>
+      <w:r>
+        <w:rPr>
+          <w:noProof w:val="0"/>
+          <w:lang w:val="en-US"/>
+        </w:rPr>
+        <w:t xml:space="preserve"> </w:t>
+      </w:r>
+      <w:proofErr w:type="spellStart"/>
+      <w:r>
+        <w:rPr>
+          <w:noProof w:val="0"/>
+          <w:lang w:val="en-US"/>
+        </w:rPr>
+        <w:t>karşıladığı</w:t>
+      </w:r>
+      <w:proofErr w:type="spellEnd"/>
+      <w:r>
+        <w:rPr>
+          <w:noProof w:val="0"/>
+          <w:lang w:val="en-US"/>
+        </w:rPr>
+        <w:t xml:space="preserve">, </w:t>
+      </w:r>
+      <w:proofErr w:type="spellStart"/>
+      <w:r>
+        <w:rPr>
+          <w:noProof w:val="0"/>
+          <w:lang w:val="en-US"/>
+        </w:rPr>
+        <w:t>çok</w:t>
+      </w:r>
+      <w:proofErr w:type="spellEnd"/>
+      <w:r>
+        <w:rPr>
+          <w:noProof w:val="0"/>
+          <w:lang w:val="en-US"/>
+        </w:rPr>
+        <w:t xml:space="preserve"> </w:t>
+      </w:r>
+      <w:proofErr w:type="spellStart"/>
+      <w:r>
+        <w:rPr>
+          <w:noProof w:val="0"/>
+          <w:lang w:val="en-US"/>
+        </w:rPr>
+        <w:t>konuşmacılı</w:t>
+      </w:r>
+      <w:proofErr w:type="spellEnd"/>
+      <w:r>
+        <w:rPr>
+          <w:noProof w:val="0"/>
+          <w:lang w:val="en-US"/>
+        </w:rPr>
+        <w:t xml:space="preserve"> </w:t>
+      </w:r>
+      <w:proofErr w:type="spellStart"/>
+      <w:r>
+        <w:rPr>
+          <w:noProof w:val="0"/>
+          <w:lang w:val="en-US"/>
+        </w:rPr>
+        <w:t>ve</w:t>
+      </w:r>
+      <w:proofErr w:type="spellEnd"/>
+      <w:r>
+        <w:rPr>
+          <w:noProof w:val="0"/>
+          <w:lang w:val="en-US"/>
+        </w:rPr>
+        <w:t xml:space="preserve"> </w:t>
+      </w:r>
+      <w:proofErr w:type="spellStart"/>
+      <w:r>
+        <w:rPr>
+          <w:noProof w:val="0"/>
+          <w:lang w:val="en-US"/>
+        </w:rPr>
+        <w:t>gürültülü</w:t>
+      </w:r>
+      <w:proofErr w:type="spellEnd"/>
+      <w:r>
+        <w:rPr>
+          <w:noProof w:val="0"/>
+          <w:lang w:val="en-US"/>
+        </w:rPr>
+        <w:t xml:space="preserve"> </w:t>
+      </w:r>
+      <w:proofErr w:type="spellStart"/>
+      <w:r>
+        <w:rPr>
+          <w:noProof w:val="0"/>
+          <w:lang w:val="en-US"/>
+        </w:rPr>
+        <w:t>koşullarda</w:t>
+      </w:r>
+      <w:proofErr w:type="spellEnd"/>
+      <w:r>
+        <w:rPr>
+          <w:noProof w:val="0"/>
+          <w:lang w:val="en-US"/>
+        </w:rPr>
+        <w:t xml:space="preserve"> </w:t>
+      </w:r>
+      <w:proofErr w:type="spellStart"/>
+      <w:r>
+        <w:rPr>
+          <w:noProof w:val="0"/>
+          <w:lang w:val="en-US"/>
+        </w:rPr>
+        <w:t>ise</w:t>
+      </w:r>
+      <w:proofErr w:type="spellEnd"/>
+      <w:r>
+        <w:rPr>
+          <w:noProof w:val="0"/>
+          <w:lang w:val="en-US"/>
+        </w:rPr>
+        <w:t xml:space="preserve"> </w:t>
+      </w:r>
+      <w:proofErr w:type="spellStart"/>
+      <w:r>
+        <w:rPr>
+          <w:noProof w:val="0"/>
+          <w:lang w:val="en-US"/>
+        </w:rPr>
+        <w:t>doğruluk</w:t>
+      </w:r>
+      <w:proofErr w:type="spellEnd"/>
+      <w:r>
+        <w:rPr>
+          <w:noProof w:val="0"/>
+          <w:lang w:val="en-US"/>
+        </w:rPr>
+        <w:t xml:space="preserve"> </w:t>
+      </w:r>
+      <w:proofErr w:type="spellStart"/>
+      <w:r>
+        <w:rPr>
+          <w:noProof w:val="0"/>
+          <w:lang w:val="en-US"/>
+        </w:rPr>
+        <w:t>ile</w:t>
+      </w:r>
+      <w:proofErr w:type="spellEnd"/>
+      <w:r>
+        <w:rPr>
+          <w:noProof w:val="0"/>
+          <w:lang w:val="en-US"/>
+        </w:rPr>
+        <w:t xml:space="preserve"> </w:t>
+      </w:r>
+      <w:proofErr w:type="spellStart"/>
+      <w:r>
+        <w:rPr>
+          <w:noProof w:val="0"/>
+          <w:lang w:val="en-US"/>
+        </w:rPr>
+        <w:t>gecikme</w:t>
+      </w:r>
+      <w:proofErr w:type="spellEnd"/>
+      <w:r>
+        <w:rPr>
+          <w:noProof w:val="0"/>
+          <w:lang w:val="en-US"/>
+        </w:rPr>
+        <w:t xml:space="preserve"> </w:t>
+      </w:r>
+      <w:proofErr w:type="spellStart"/>
+      <w:r>
+        <w:rPr>
+          <w:noProof w:val="0"/>
+          <w:lang w:val="en-US"/>
+        </w:rPr>
+        <w:t>arasında</w:t>
+      </w:r>
+      <w:proofErr w:type="spellEnd"/>
+      <w:r>
+        <w:rPr>
+          <w:noProof w:val="0"/>
+          <w:lang w:val="en-US"/>
+        </w:rPr>
+        <w:t xml:space="preserve"> </w:t>
+      </w:r>
+      <w:proofErr w:type="spellStart"/>
+      <w:r>
+        <w:rPr>
+          <w:noProof w:val="0"/>
+          <w:lang w:val="en-US"/>
+        </w:rPr>
+        <w:t>doğal</w:t>
+      </w:r>
+      <w:proofErr w:type="spellEnd"/>
+      <w:r>
+        <w:rPr>
+          <w:noProof w:val="0"/>
+          <w:lang w:val="en-US"/>
+        </w:rPr>
+        <w:t xml:space="preserve"> </w:t>
+      </w:r>
+      <w:proofErr w:type="spellStart"/>
+      <w:r>
+        <w:rPr>
+          <w:noProof w:val="0"/>
+          <w:lang w:val="en-US"/>
+        </w:rPr>
+        <w:t>bir</w:t>
+      </w:r>
+      <w:proofErr w:type="spellEnd"/>
+      <w:r>
+        <w:rPr>
+          <w:noProof w:val="0"/>
+          <w:lang w:val="en-US"/>
+        </w:rPr>
+        <w:t xml:space="preserve"> </w:t>
+      </w:r>
+      <w:proofErr w:type="spellStart"/>
+      <w:r>
+        <w:rPr>
+          <w:noProof w:val="0"/>
+          <w:lang w:val="en-US"/>
+        </w:rPr>
+        <w:t>ödünleşim</w:t>
+      </w:r>
+      <w:proofErr w:type="spellEnd"/>
+      <w:r>
+        <w:rPr>
+          <w:noProof w:val="0"/>
+          <w:lang w:val="en-US"/>
+        </w:rPr>
+        <w:t xml:space="preserve"> </w:t>
+      </w:r>
+      <w:proofErr w:type="spellStart"/>
+      <w:r>
+        <w:rPr>
+          <w:noProof w:val="0"/>
+          <w:lang w:val="en-US"/>
+        </w:rPr>
+        <w:t>bulunduğu</w:t>
+      </w:r>
+      <w:proofErr w:type="spellEnd"/>
+      <w:r>
+        <w:rPr>
+          <w:noProof w:val="0"/>
+          <w:lang w:val="en-US"/>
+        </w:rPr>
+        <w:t xml:space="preserve"> </w:t>
+      </w:r>
+      <w:proofErr w:type="spellStart"/>
+      <w:r>
+        <w:rPr>
+          <w:noProof w:val="0"/>
+          <w:lang w:val="en-US"/>
+        </w:rPr>
+        <w:t>görülmektedir</w:t>
+      </w:r>
+      <w:proofErr w:type="spellEnd"/>
+      <w:r>
+        <w:rPr>
+          <w:noProof w:val="0"/>
+          <w:lang w:val="en-US"/>
+        </w:rPr>
+        <w:t xml:space="preserve">. </w:t>
+      </w:r>
+      <w:proofErr w:type="spellStart"/>
+      <w:r>
+        <w:rPr>
+          <w:noProof w:val="0"/>
+          <w:lang w:val="en-US"/>
+        </w:rPr>
+        <w:t>LibriSpeech</w:t>
+      </w:r>
+      <w:proofErr w:type="spellEnd"/>
+      <w:r>
+        <w:rPr>
+          <w:noProof w:val="0"/>
+          <w:lang w:val="en-US"/>
+        </w:rPr>
+        <w:t xml:space="preserve"> </w:t>
+      </w:r>
+      <w:proofErr w:type="spellStart"/>
+      <w:r>
+        <w:rPr>
+          <w:noProof w:val="0"/>
+          <w:lang w:val="en-US"/>
+        </w:rPr>
+        <w:t>sonuçları</w:t>
+      </w:r>
+      <w:proofErr w:type="spellEnd"/>
+      <w:r>
+        <w:rPr>
+          <w:noProof w:val="0"/>
+          <w:lang w:val="en-US"/>
+        </w:rPr>
+        <w:t xml:space="preserve"> ASR </w:t>
+      </w:r>
+      <w:proofErr w:type="spellStart"/>
+      <w:r>
+        <w:rPr>
+          <w:noProof w:val="0"/>
+          <w:lang w:val="en-US"/>
+        </w:rPr>
+        <w:t>katmanının</w:t>
+      </w:r>
+      <w:proofErr w:type="spellEnd"/>
+      <w:r>
+        <w:rPr>
+          <w:noProof w:val="0"/>
+          <w:lang w:val="en-US"/>
+        </w:rPr>
+        <w:t xml:space="preserve"> </w:t>
+      </w:r>
+      <w:proofErr w:type="spellStart"/>
+      <w:r>
+        <w:rPr>
+          <w:noProof w:val="0"/>
+          <w:lang w:val="en-US"/>
+        </w:rPr>
+        <w:t>güçlü</w:t>
+      </w:r>
+      <w:proofErr w:type="spellEnd"/>
+      <w:r>
+        <w:rPr>
+          <w:noProof w:val="0"/>
+          <w:lang w:val="en-US"/>
+        </w:rPr>
+        <w:t xml:space="preserve"> </w:t>
+      </w:r>
+      <w:proofErr w:type="spellStart"/>
+      <w:r>
+        <w:rPr>
+          <w:noProof w:val="0"/>
+          <w:lang w:val="en-US"/>
+        </w:rPr>
+        <w:t>olduğunu</w:t>
+      </w:r>
+      <w:proofErr w:type="spellEnd"/>
+      <w:r>
+        <w:rPr>
+          <w:noProof w:val="0"/>
+          <w:lang w:val="en-US"/>
+        </w:rPr>
+        <w:t xml:space="preserve">, FLORES-200 </w:t>
+      </w:r>
+      <w:proofErr w:type="spellStart"/>
+      <w:r>
+        <w:rPr>
+          <w:noProof w:val="0"/>
+          <w:lang w:val="en-US"/>
+        </w:rPr>
+        <w:t>sonuçları</w:t>
+      </w:r>
+      <w:proofErr w:type="spellEnd"/>
+      <w:r>
+        <w:rPr>
+          <w:noProof w:val="0"/>
+          <w:lang w:val="en-US"/>
+        </w:rPr>
+        <w:t xml:space="preserve"> </w:t>
+      </w:r>
+      <w:proofErr w:type="spellStart"/>
+      <w:r>
+        <w:rPr>
+          <w:noProof w:val="0"/>
+          <w:lang w:val="en-US"/>
+        </w:rPr>
+        <w:t>çeviri</w:t>
+      </w:r>
+      <w:proofErr w:type="spellEnd"/>
+      <w:r>
+        <w:rPr>
+          <w:noProof w:val="0"/>
+          <w:lang w:val="en-US"/>
+        </w:rPr>
+        <w:t xml:space="preserve"> </w:t>
+      </w:r>
+      <w:proofErr w:type="spellStart"/>
+      <w:r>
+        <w:rPr>
+          <w:noProof w:val="0"/>
+          <w:lang w:val="en-US"/>
+        </w:rPr>
+        <w:t>katmanının</w:t>
+      </w:r>
+      <w:proofErr w:type="spellEnd"/>
+      <w:r>
+        <w:rPr>
+          <w:noProof w:val="0"/>
+          <w:lang w:val="en-US"/>
+        </w:rPr>
+        <w:t xml:space="preserve"> </w:t>
+      </w:r>
+      <w:proofErr w:type="spellStart"/>
+      <w:r>
+        <w:rPr>
+          <w:noProof w:val="0"/>
+          <w:lang w:val="en-US"/>
+        </w:rPr>
+        <w:t>çevrimiçi</w:t>
+      </w:r>
+      <w:proofErr w:type="spellEnd"/>
+      <w:r>
+        <w:rPr>
+          <w:noProof w:val="0"/>
+          <w:lang w:val="en-US"/>
+        </w:rPr>
+        <w:t xml:space="preserve"> </w:t>
+      </w:r>
+      <w:proofErr w:type="spellStart"/>
+      <w:r>
+        <w:rPr>
+          <w:noProof w:val="0"/>
+          <w:lang w:val="en-US"/>
+        </w:rPr>
+        <w:t>ve</w:t>
+      </w:r>
+      <w:proofErr w:type="spellEnd"/>
+      <w:r>
+        <w:rPr>
+          <w:noProof w:val="0"/>
+          <w:lang w:val="en-US"/>
+        </w:rPr>
+        <w:t xml:space="preserve"> </w:t>
+      </w:r>
+      <w:proofErr w:type="spellStart"/>
+      <w:r>
+        <w:rPr>
+          <w:noProof w:val="0"/>
+          <w:lang w:val="en-US"/>
+        </w:rPr>
+        <w:t>çevrimdışı</w:t>
+      </w:r>
+      <w:proofErr w:type="spellEnd"/>
+      <w:r>
+        <w:rPr>
+          <w:noProof w:val="0"/>
+          <w:lang w:val="en-US"/>
+        </w:rPr>
+        <w:t xml:space="preserve"> </w:t>
+      </w:r>
+      <w:proofErr w:type="spellStart"/>
+      <w:r>
+        <w:rPr>
+          <w:noProof w:val="0"/>
+          <w:lang w:val="en-US"/>
+        </w:rPr>
+        <w:t>seçenekler</w:t>
+      </w:r>
+      <w:proofErr w:type="spellEnd"/>
+      <w:r>
+        <w:rPr>
+          <w:noProof w:val="0"/>
+          <w:lang w:val="en-US"/>
+        </w:rPr>
+        <w:t xml:space="preserve"> </w:t>
+      </w:r>
+      <w:proofErr w:type="spellStart"/>
+      <w:r>
+        <w:rPr>
+          <w:noProof w:val="0"/>
+          <w:lang w:val="en-US"/>
+        </w:rPr>
+        <w:t>arasında</w:t>
+      </w:r>
+      <w:proofErr w:type="spellEnd"/>
+      <w:r>
+        <w:rPr>
+          <w:noProof w:val="0"/>
+          <w:lang w:val="en-US"/>
+        </w:rPr>
+        <w:t xml:space="preserve"> </w:t>
+      </w:r>
+      <w:proofErr w:type="spellStart"/>
+      <w:r>
+        <w:rPr>
+          <w:noProof w:val="0"/>
+          <w:lang w:val="en-US"/>
+        </w:rPr>
+        <w:t>esnek</w:t>
+      </w:r>
+      <w:proofErr w:type="spellEnd"/>
+      <w:r>
+        <w:rPr>
+          <w:noProof w:val="0"/>
+          <w:lang w:val="en-US"/>
+        </w:rPr>
+        <w:t xml:space="preserve"> </w:t>
+      </w:r>
+      <w:proofErr w:type="spellStart"/>
+      <w:r>
+        <w:rPr>
+          <w:noProof w:val="0"/>
+          <w:lang w:val="en-US"/>
+        </w:rPr>
+        <w:t>bir</w:t>
+      </w:r>
+      <w:proofErr w:type="spellEnd"/>
+      <w:r>
+        <w:rPr>
+          <w:noProof w:val="0"/>
+          <w:lang w:val="en-US"/>
+        </w:rPr>
+        <w:t xml:space="preserve"> </w:t>
+      </w:r>
+      <w:proofErr w:type="spellStart"/>
+      <w:r>
+        <w:rPr>
+          <w:noProof w:val="0"/>
+          <w:lang w:val="en-US"/>
+        </w:rPr>
+        <w:t>denge</w:t>
+      </w:r>
+      <w:proofErr w:type="spellEnd"/>
+      <w:r>
+        <w:rPr>
+          <w:noProof w:val="0"/>
+          <w:lang w:val="en-US"/>
+        </w:rPr>
+        <w:t xml:space="preserve"> </w:t>
+      </w:r>
+      <w:proofErr w:type="spellStart"/>
+      <w:r>
+        <w:rPr>
+          <w:noProof w:val="0"/>
+          <w:lang w:val="en-US"/>
+        </w:rPr>
+        <w:t>sunduğunu</w:t>
+      </w:r>
+      <w:proofErr w:type="spellEnd"/>
+      <w:r>
+        <w:rPr>
+          <w:noProof w:val="0"/>
+          <w:lang w:val="en-US"/>
+        </w:rPr>
+        <w:t xml:space="preserve">, </w:t>
+      </w:r>
+      <w:proofErr w:type="spellStart"/>
+      <w:r>
+        <w:rPr>
+          <w:noProof w:val="0"/>
+          <w:lang w:val="en-US"/>
+        </w:rPr>
+        <w:t>Ses</w:t>
+      </w:r>
+      <w:proofErr w:type="spellEnd"/>
+      <w:r>
+        <w:rPr>
+          <w:noProof w:val="0"/>
+          <w:lang w:val="en-US"/>
+        </w:rPr>
+        <w:t xml:space="preserve"> </w:t>
+      </w:r>
+      <w:proofErr w:type="spellStart"/>
+      <w:r>
+        <w:rPr>
+          <w:noProof w:val="0"/>
+          <w:lang w:val="en-US"/>
+        </w:rPr>
+        <w:t>etkinliği</w:t>
+      </w:r>
+      <w:proofErr w:type="spellEnd"/>
+      <w:r>
+        <w:rPr>
+          <w:noProof w:val="0"/>
+          <w:lang w:val="en-US"/>
+        </w:rPr>
+        <w:t xml:space="preserve"> </w:t>
+      </w:r>
+      <w:proofErr w:type="spellStart"/>
+      <w:r>
+        <w:rPr>
+          <w:noProof w:val="0"/>
+          <w:lang w:val="en-US"/>
+        </w:rPr>
+        <w:t>tespiti</w:t>
+      </w:r>
+      <w:proofErr w:type="spellEnd"/>
+      <w:r>
+        <w:rPr>
+          <w:noProof w:val="0"/>
+          <w:lang w:val="en-US"/>
+        </w:rPr>
+        <w:t xml:space="preserve"> </w:t>
+      </w:r>
+      <w:proofErr w:type="spellStart"/>
+      <w:r>
+        <w:rPr>
+          <w:noProof w:val="0"/>
+          <w:lang w:val="en-US"/>
+        </w:rPr>
+        <w:t>taraması</w:t>
+      </w:r>
+      <w:proofErr w:type="spellEnd"/>
+      <w:r>
+        <w:rPr>
+          <w:noProof w:val="0"/>
+          <w:lang w:val="en-US"/>
+        </w:rPr>
+        <w:t xml:space="preserve"> </w:t>
+      </w:r>
+      <w:proofErr w:type="spellStart"/>
+      <w:r>
+        <w:rPr>
+          <w:noProof w:val="0"/>
+          <w:lang w:val="en-US"/>
+        </w:rPr>
+        <w:t>ise</w:t>
+      </w:r>
+      <w:proofErr w:type="spellEnd"/>
+      <w:r>
+        <w:rPr>
+          <w:noProof w:val="0"/>
+          <w:lang w:val="en-US"/>
+        </w:rPr>
+        <w:t xml:space="preserve"> </w:t>
+      </w:r>
+      <w:proofErr w:type="spellStart"/>
+      <w:r>
+        <w:rPr>
+          <w:noProof w:val="0"/>
+          <w:lang w:val="en-US"/>
+        </w:rPr>
+        <w:t>sistem</w:t>
+      </w:r>
+      <w:proofErr w:type="spellEnd"/>
+      <w:r>
+        <w:rPr>
+          <w:noProof w:val="0"/>
+          <w:lang w:val="en-US"/>
+        </w:rPr>
+        <w:t xml:space="preserve"> </w:t>
+      </w:r>
+      <w:proofErr w:type="spellStart"/>
+      <w:r>
+        <w:rPr>
+          <w:noProof w:val="0"/>
+          <w:lang w:val="en-US"/>
+        </w:rPr>
+        <w:t>başarımının</w:t>
+      </w:r>
+      <w:proofErr w:type="spellEnd"/>
+      <w:r>
+        <w:rPr>
+          <w:noProof w:val="0"/>
+          <w:lang w:val="en-US"/>
+        </w:rPr>
+        <w:t xml:space="preserve"> </w:t>
+      </w:r>
+      <w:proofErr w:type="spellStart"/>
+      <w:r>
+        <w:rPr>
+          <w:noProof w:val="0"/>
+          <w:lang w:val="en-US"/>
+        </w:rPr>
+        <w:t>parça</w:t>
+      </w:r>
+      <w:proofErr w:type="spellEnd"/>
+      <w:r>
+        <w:rPr>
+          <w:noProof w:val="0"/>
+          <w:lang w:val="en-US"/>
+        </w:rPr>
+        <w:t xml:space="preserve"> </w:t>
+      </w:r>
+      <w:proofErr w:type="spellStart"/>
+      <w:r>
+        <w:rPr>
+          <w:noProof w:val="0"/>
+          <w:lang w:val="en-US"/>
+        </w:rPr>
+        <w:t>sınırlarının</w:t>
+      </w:r>
+      <w:proofErr w:type="spellEnd"/>
+      <w:r>
+        <w:rPr>
+          <w:noProof w:val="0"/>
+          <w:lang w:val="en-US"/>
+        </w:rPr>
+        <w:t xml:space="preserve"> </w:t>
+      </w:r>
+      <w:proofErr w:type="spellStart"/>
+      <w:r>
+        <w:rPr>
+          <w:noProof w:val="0"/>
+          <w:lang w:val="en-US"/>
+        </w:rPr>
+        <w:t>kalitesine</w:t>
+      </w:r>
+      <w:proofErr w:type="spellEnd"/>
+      <w:r>
+        <w:rPr>
+          <w:noProof w:val="0"/>
+          <w:lang w:val="en-US"/>
+        </w:rPr>
+        <w:t xml:space="preserve"> </w:t>
+      </w:r>
+      <w:proofErr w:type="spellStart"/>
+      <w:r>
+        <w:rPr>
+          <w:noProof w:val="0"/>
+          <w:lang w:val="en-US"/>
+        </w:rPr>
+        <w:t>yüksek</w:t>
+      </w:r>
+      <w:proofErr w:type="spellEnd"/>
+      <w:r>
+        <w:rPr>
+          <w:noProof w:val="0"/>
+          <w:lang w:val="en-US"/>
+        </w:rPr>
+        <w:t xml:space="preserve"> </w:t>
+      </w:r>
+      <w:proofErr w:type="spellStart"/>
+      <w:r>
+        <w:rPr>
+          <w:noProof w:val="0"/>
+          <w:lang w:val="en-US"/>
+        </w:rPr>
+        <w:t>ölçüde</w:t>
+      </w:r>
+      <w:proofErr w:type="spellEnd"/>
+      <w:r>
+        <w:rPr>
+          <w:noProof w:val="0"/>
+          <w:lang w:val="en-US"/>
+        </w:rPr>
+        <w:t xml:space="preserve"> </w:t>
+      </w:r>
+      <w:proofErr w:type="spellStart"/>
+      <w:r>
+        <w:rPr>
+          <w:noProof w:val="0"/>
+          <w:lang w:val="en-US"/>
+        </w:rPr>
+        <w:t>bağlı</w:t>
+      </w:r>
+      <w:proofErr w:type="spellEnd"/>
+      <w:r>
+        <w:rPr>
+          <w:noProof w:val="0"/>
+          <w:lang w:val="en-US"/>
+        </w:rPr>
+        <w:t xml:space="preserve"> </w:t>
+      </w:r>
+      <w:proofErr w:type="spellStart"/>
+      <w:r>
+        <w:rPr>
+          <w:noProof w:val="0"/>
+          <w:lang w:val="en-US"/>
+        </w:rPr>
+        <w:t>olduğunu</w:t>
+      </w:r>
+      <w:proofErr w:type="spellEnd"/>
+      <w:r>
+        <w:rPr>
+          <w:noProof w:val="0"/>
+          <w:lang w:val="en-US"/>
+        </w:rPr>
+        <w:t xml:space="preserve"> </w:t>
+      </w:r>
+      <w:proofErr w:type="spellStart"/>
+      <w:r>
+        <w:rPr>
+          <w:noProof w:val="0"/>
+          <w:lang w:val="en-US"/>
+        </w:rPr>
+        <w:t>göstermektedir</w:t>
+      </w:r>
+      <w:proofErr w:type="spellEnd"/>
+      <w:r>
+        <w:rPr>
+          <w:noProof w:val="0"/>
+          <w:lang w:val="en-US"/>
+        </w:rPr>
+        <w:t xml:space="preserve">. AMI </w:t>
+      </w:r>
+      <w:proofErr w:type="spellStart"/>
+      <w:r>
+        <w:rPr>
+          <w:noProof w:val="0"/>
+          <w:lang w:val="en-US"/>
+        </w:rPr>
+        <w:t>ve</w:t>
+      </w:r>
+      <w:proofErr w:type="spellEnd"/>
+      <w:r>
+        <w:rPr>
+          <w:noProof w:val="0"/>
+          <w:lang w:val="en-US"/>
+        </w:rPr>
+        <w:t xml:space="preserve"> CHiME-6 </w:t>
+      </w:r>
+      <w:proofErr w:type="spellStart"/>
+      <w:r>
+        <w:rPr>
+          <w:noProof w:val="0"/>
+          <w:lang w:val="en-US"/>
+        </w:rPr>
+        <w:t>sonuçları</w:t>
+      </w:r>
+      <w:proofErr w:type="spellEnd"/>
+      <w:r>
+        <w:rPr>
+          <w:noProof w:val="0"/>
+          <w:lang w:val="en-US"/>
+        </w:rPr>
+        <w:t xml:space="preserve">, </w:t>
+      </w:r>
+      <w:proofErr w:type="spellStart"/>
+      <w:r>
+        <w:rPr>
+          <w:noProof w:val="0"/>
+          <w:lang w:val="en-US"/>
+        </w:rPr>
+        <w:t>çok</w:t>
+      </w:r>
+      <w:proofErr w:type="spellEnd"/>
+      <w:r>
+        <w:rPr>
+          <w:noProof w:val="0"/>
+          <w:lang w:val="en-US"/>
+        </w:rPr>
+        <w:t xml:space="preserve"> </w:t>
+      </w:r>
+      <w:proofErr w:type="spellStart"/>
+      <w:r>
+        <w:rPr>
+          <w:noProof w:val="0"/>
+          <w:lang w:val="en-US"/>
+        </w:rPr>
+        <w:t>konuşmacılı</w:t>
+      </w:r>
+      <w:proofErr w:type="spellEnd"/>
+      <w:r>
+        <w:rPr>
+          <w:noProof w:val="0"/>
+          <w:lang w:val="en-US"/>
+        </w:rPr>
+        <w:t xml:space="preserve"> </w:t>
+      </w:r>
+      <w:proofErr w:type="spellStart"/>
+      <w:r>
+        <w:rPr>
+          <w:noProof w:val="0"/>
+          <w:lang w:val="en-US"/>
+        </w:rPr>
+        <w:t>gerçek</w:t>
+      </w:r>
+      <w:proofErr w:type="spellEnd"/>
+      <w:r>
+        <w:rPr>
+          <w:noProof w:val="0"/>
+          <w:lang w:val="en-US"/>
+        </w:rPr>
+        <w:t xml:space="preserve"> </w:t>
+      </w:r>
+      <w:proofErr w:type="spellStart"/>
+      <w:r>
+        <w:rPr>
+          <w:noProof w:val="0"/>
+          <w:lang w:val="en-US"/>
+        </w:rPr>
+        <w:t>dünya</w:t>
+      </w:r>
+      <w:proofErr w:type="spellEnd"/>
+      <w:r>
+        <w:rPr>
+          <w:noProof w:val="0"/>
+          <w:lang w:val="en-US"/>
+        </w:rPr>
+        <w:t xml:space="preserve"> </w:t>
+      </w:r>
+      <w:proofErr w:type="spellStart"/>
+      <w:r>
+        <w:rPr>
+          <w:noProof w:val="0"/>
+          <w:lang w:val="en-US"/>
+        </w:rPr>
+        <w:t>seslerinde</w:t>
+      </w:r>
+      <w:proofErr w:type="spellEnd"/>
+      <w:r>
+        <w:rPr>
+          <w:noProof w:val="0"/>
+          <w:lang w:val="en-US"/>
+        </w:rPr>
+        <w:t xml:space="preserve"> </w:t>
+      </w:r>
+      <w:proofErr w:type="spellStart"/>
+      <w:r>
+        <w:rPr>
+          <w:noProof w:val="0"/>
+          <w:lang w:val="en-US"/>
+        </w:rPr>
+        <w:t>konuşmacı</w:t>
+      </w:r>
+      <w:proofErr w:type="spellEnd"/>
+      <w:r>
+        <w:rPr>
+          <w:noProof w:val="0"/>
+          <w:lang w:val="en-US"/>
+        </w:rPr>
+        <w:t xml:space="preserve"> </w:t>
+      </w:r>
+      <w:proofErr w:type="spellStart"/>
+      <w:r>
+        <w:rPr>
+          <w:noProof w:val="0"/>
+          <w:lang w:val="en-US"/>
+        </w:rPr>
+        <w:t>ayrıştırmanın</w:t>
+      </w:r>
+      <w:proofErr w:type="spellEnd"/>
+      <w:r>
+        <w:rPr>
+          <w:noProof w:val="0"/>
+          <w:lang w:val="en-US"/>
+        </w:rPr>
+        <w:t xml:space="preserve"> </w:t>
+      </w:r>
+      <w:proofErr w:type="spellStart"/>
+      <w:r>
+        <w:rPr>
+          <w:noProof w:val="0"/>
+          <w:lang w:val="en-US"/>
+        </w:rPr>
+        <w:t>hâlâ</w:t>
+      </w:r>
+      <w:proofErr w:type="spellEnd"/>
+      <w:r>
+        <w:rPr>
+          <w:noProof w:val="0"/>
+          <w:lang w:val="en-US"/>
+        </w:rPr>
+        <w:t xml:space="preserve"> </w:t>
+      </w:r>
+      <w:proofErr w:type="spellStart"/>
+      <w:r>
+        <w:rPr>
+          <w:noProof w:val="0"/>
+          <w:lang w:val="en-US"/>
+        </w:rPr>
+        <w:t>sistemin</w:t>
+      </w:r>
+      <w:proofErr w:type="spellEnd"/>
+      <w:r>
+        <w:rPr>
+          <w:noProof w:val="0"/>
+          <w:lang w:val="en-US"/>
+        </w:rPr>
+        <w:t xml:space="preserve"> </w:t>
+      </w:r>
+      <w:proofErr w:type="spellStart"/>
+      <w:r>
+        <w:rPr>
+          <w:noProof w:val="0"/>
+          <w:lang w:val="en-US"/>
+        </w:rPr>
+        <w:t>en</w:t>
+      </w:r>
+      <w:proofErr w:type="spellEnd"/>
+      <w:r>
+        <w:rPr>
+          <w:noProof w:val="0"/>
+          <w:lang w:val="en-US"/>
+        </w:rPr>
+        <w:t xml:space="preserve"> </w:t>
+      </w:r>
+      <w:proofErr w:type="spellStart"/>
+      <w:r>
+        <w:rPr>
+          <w:noProof w:val="0"/>
+          <w:lang w:val="en-US"/>
+        </w:rPr>
+        <w:t>zorlayıcı</w:t>
+      </w:r>
+      <w:proofErr w:type="spellEnd"/>
+      <w:r>
+        <w:rPr>
+          <w:noProof w:val="0"/>
+          <w:lang w:val="en-US"/>
+        </w:rPr>
+        <w:t xml:space="preserve"> </w:t>
+      </w:r>
+      <w:proofErr w:type="spellStart"/>
+      <w:r>
+        <w:rPr>
+          <w:noProof w:val="0"/>
+          <w:lang w:val="en-US"/>
+        </w:rPr>
+        <w:t>bileşeni</w:t>
+      </w:r>
+      <w:proofErr w:type="spellEnd"/>
+      <w:r>
+        <w:rPr>
+          <w:noProof w:val="0"/>
+          <w:lang w:val="en-US"/>
+        </w:rPr>
+        <w:t xml:space="preserve"> </w:t>
+      </w:r>
+      <w:proofErr w:type="spellStart"/>
+      <w:r>
+        <w:rPr>
+          <w:noProof w:val="0"/>
+          <w:lang w:val="en-US"/>
+        </w:rPr>
+        <w:t>olduğunu</w:t>
+      </w:r>
+      <w:proofErr w:type="spellEnd"/>
+      <w:r>
+        <w:rPr>
+          <w:noProof w:val="0"/>
+          <w:lang w:val="en-US"/>
+        </w:rPr>
+        <w:t xml:space="preserve"> </w:t>
+      </w:r>
+      <w:proofErr w:type="spellStart"/>
+      <w:r>
+        <w:rPr>
+          <w:noProof w:val="0"/>
+          <w:lang w:val="en-US"/>
+        </w:rPr>
+        <w:t>ortaya</w:t>
+      </w:r>
+      <w:proofErr w:type="spellEnd"/>
+      <w:r>
+        <w:rPr>
+          <w:noProof w:val="0"/>
+          <w:lang w:val="en-US"/>
+        </w:rPr>
+        <w:t xml:space="preserve"> </w:t>
+      </w:r>
+      <w:proofErr w:type="spellStart"/>
+      <w:r>
+        <w:rPr>
+          <w:noProof w:val="0"/>
+          <w:lang w:val="en-US"/>
+        </w:rPr>
+        <w:t>koymaktadır</w:t>
+      </w:r>
+      <w:proofErr w:type="spellEnd"/>
+      <w:r>
+        <w:rPr>
+          <w:noProof w:val="0"/>
+          <w:lang w:val="en-US"/>
+        </w:rPr>
+        <w:t>.</w:t>
       </w:r>
     </w:p>
     <w:p>
@@ -22838,7 +25188,49 @@
         <w:rPr>
           <w:noProof w:val="0"/>
         </w:rPr>
-        <w:t>VAD parametre taramasının ortaya koyduğu eğilim doğrultusunda, yüksek Silero eşiği (≈0,7) ile düşük-orta WebRTC agresifliği kullanımı önerilmektedir; farklı ses kaynakları (canlı yayın, oyun sesi, telefon görüşmesi) için bu parametrelerin hedef ortamda kısa bir tarama ile yeniden ayarlanması, gelecekteki bir iyileştirme adımı olarak değerlendirilebilir.</w:t>
+        <w:t xml:space="preserve">VAD parametre taramasının ortaya koyduğu eğilim doğrultusunda, yüksek </w:t>
+      </w:r>
+      <w:proofErr w:type="spellStart"/>
+      <w:r>
+        <w:rPr>
+          <w:noProof w:val="0"/>
+        </w:rPr>
+        <w:t>Silero</w:t>
+      </w:r>
+      <w:proofErr w:type="spellEnd"/>
+      <w:r>
+        <w:rPr>
+          <w:noProof w:val="0"/>
+        </w:rPr>
+        <w:t xml:space="preserve"> eşiği (≈0,7) ile düşük-orta </w:t>
+      </w:r>
+      <w:proofErr w:type="spellStart"/>
+      <w:r>
+        <w:rPr>
+          <w:noProof w:val="0"/>
+        </w:rPr>
+        <w:t>WebRTC</w:t>
+      </w:r>
+      <w:proofErr w:type="spellEnd"/>
+      <w:r>
+        <w:rPr>
+          <w:noProof w:val="0"/>
+        </w:rPr>
+        <w:t xml:space="preserve"> </w:t>
+      </w:r>
+      <w:proofErr w:type="gramStart"/>
+      <w:r>
+        <w:rPr>
+          <w:noProof w:val="0"/>
+        </w:rPr>
+        <w:t>agresifliği</w:t>
+      </w:r>
+      <w:proofErr w:type="gramEnd"/>
+      <w:r>
+        <w:rPr>
+          <w:noProof w:val="0"/>
+        </w:rPr>
+        <w:t xml:space="preserve"> kullanımı önerilmektedir; farklı ses kaynakları (canlı yayın, oyun sesi, telefon görüşmesi) için bu parametrelerin hedef ortamda kısa bir tarama ile yeniden ayarlanması, gelecekteki bir iyileştirme adımı olarak değerlendirilebilir.</w:t>
       </w:r>
     </w:p>
     <w:p>
@@ -22928,7 +25320,91 @@
         <w:rPr>
           <w:noProof w:val="0"/>
         </w:rPr>
-        <w:t xml:space="preserve"> (2025). Usage statistics of content languages for websites. Erişim: Kasım 2025,</w:t>
+        <w:t xml:space="preserve"> (2025). </w:t>
+      </w:r>
+      <w:proofErr w:type="spellStart"/>
+      <w:r>
+        <w:rPr>
+          <w:noProof w:val="0"/>
+        </w:rPr>
+        <w:t>Usage</w:t>
+      </w:r>
+      <w:proofErr w:type="spellEnd"/>
+      <w:r>
+        <w:rPr>
+          <w:noProof w:val="0"/>
+        </w:rPr>
+        <w:t xml:space="preserve"> </w:t>
+      </w:r>
+      <w:proofErr w:type="spellStart"/>
+      <w:r>
+        <w:rPr>
+          <w:noProof w:val="0"/>
+        </w:rPr>
+        <w:t>statistics</w:t>
+      </w:r>
+      <w:proofErr w:type="spellEnd"/>
+      <w:r>
+        <w:rPr>
+          <w:noProof w:val="0"/>
+        </w:rPr>
+        <w:t xml:space="preserve"> of </w:t>
+      </w:r>
+      <w:proofErr w:type="spellStart"/>
+      <w:r>
+        <w:rPr>
+          <w:noProof w:val="0"/>
+        </w:rPr>
+        <w:t>content</w:t>
+      </w:r>
+      <w:proofErr w:type="spellEnd"/>
+      <w:r>
+        <w:rPr>
+          <w:noProof w:val="0"/>
+        </w:rPr>
+        <w:t xml:space="preserve"> </w:t>
+      </w:r>
+      <w:proofErr w:type="spellStart"/>
+      <w:r>
+        <w:rPr>
+          <w:noProof w:val="0"/>
+        </w:rPr>
+        <w:t>languages</w:t>
+      </w:r>
+      <w:proofErr w:type="spellEnd"/>
+      <w:r>
+        <w:rPr>
+          <w:noProof w:val="0"/>
+        </w:rPr>
+        <w:t xml:space="preserve"> </w:t>
+      </w:r>
+      <w:proofErr w:type="spellStart"/>
+      <w:r>
+        <w:rPr>
+          <w:noProof w:val="0"/>
+        </w:rPr>
+        <w:t>for</w:t>
+      </w:r>
+      <w:proofErr w:type="spellEnd"/>
+      <w:r>
+        <w:rPr>
+          <w:noProof w:val="0"/>
+        </w:rPr>
+        <w:t xml:space="preserve"> </w:t>
+      </w:r>
+      <w:proofErr w:type="spellStart"/>
+      <w:r>
+        <w:rPr>
+          <w:noProof w:val="0"/>
+        </w:rPr>
+        <w:t>websites</w:t>
+      </w:r>
+      <w:proofErr w:type="spellEnd"/>
+      <w:r>
+        <w:rPr>
+          <w:noProof w:val="0"/>
+        </w:rPr>
+        <w:t>. Erişim: Kasım 2025,</w:t>
       </w:r>
       <w:hyperlink r:id="rId32" w:history="1">
         <w:r>
@@ -22968,21 +25444,118 @@
         <w:t xml:space="preserve"> </w:t>
       </w:r>
       <w:bookmarkEnd w:id="149"/>
+      <w:proofErr w:type="spellStart"/>
       <w:r>
         <w:rPr>
           <w:b/>
           <w:bCs/>
           <w:noProof w:val="0"/>
         </w:rPr>
-        <w:t>What are YouTube's most popular languages?</w:t>
-      </w:r>
-      <w:r>
-        <w:rPr>
-          <w:noProof w:val="0"/>
-        </w:rPr>
-        <w:t xml:space="preserve"> (t.y.). Erişim: 2025, </w:t>
+        <w:t>What</w:t>
+      </w:r>
+      <w:proofErr w:type="spellEnd"/>
+      <w:r>
+        <w:rPr>
+          <w:b/>
+          <w:bCs/>
+          <w:noProof w:val="0"/>
+        </w:rPr>
+        <w:t xml:space="preserve"> </w:t>
+      </w:r>
+      <w:proofErr w:type="spellStart"/>
+      <w:r>
+        <w:rPr>
+          <w:b/>
+          <w:bCs/>
+          <w:noProof w:val="0"/>
+        </w:rPr>
+        <w:t>are</w:t>
+      </w:r>
+      <w:proofErr w:type="spellEnd"/>
+      <w:r>
+        <w:rPr>
+          <w:b/>
+          <w:bCs/>
+          <w:noProof w:val="0"/>
+        </w:rPr>
+        <w:t xml:space="preserve"> </w:t>
+      </w:r>
+      <w:proofErr w:type="spellStart"/>
+      <w:r>
+        <w:rPr>
+          <w:b/>
+          <w:bCs/>
+          <w:noProof w:val="0"/>
+        </w:rPr>
+        <w:t>YouTube's</w:t>
+      </w:r>
+      <w:proofErr w:type="spellEnd"/>
+      <w:r>
+        <w:rPr>
+          <w:b/>
+          <w:bCs/>
+          <w:noProof w:val="0"/>
+        </w:rPr>
+        <w:t xml:space="preserve"> </w:t>
+      </w:r>
+      <w:proofErr w:type="spellStart"/>
+      <w:r>
+        <w:rPr>
+          <w:b/>
+          <w:bCs/>
+          <w:noProof w:val="0"/>
+        </w:rPr>
+        <w:t>most</w:t>
+      </w:r>
+      <w:proofErr w:type="spellEnd"/>
+      <w:r>
+        <w:rPr>
+          <w:b/>
+          <w:bCs/>
+          <w:noProof w:val="0"/>
+        </w:rPr>
+        <w:t xml:space="preserve"> popular </w:t>
+      </w:r>
+      <w:proofErr w:type="spellStart"/>
+      <w:r>
+        <w:rPr>
+          <w:b/>
+          <w:bCs/>
+          <w:noProof w:val="0"/>
+        </w:rPr>
+        <w:t>languages</w:t>
+      </w:r>
+      <w:proofErr w:type="spellEnd"/>
+      <w:r>
+        <w:rPr>
+          <w:b/>
+          <w:bCs/>
+          <w:noProof w:val="0"/>
+        </w:rPr>
+        <w:t>?</w:t>
+      </w:r>
+      <w:r>
+        <w:rPr>
+          <w:noProof w:val="0"/>
+        </w:rPr>
+        <w:t xml:space="preserve"> (</w:t>
+      </w:r>
+      <w:proofErr w:type="spellStart"/>
+      <w:r>
+        <w:rPr>
+          <w:noProof w:val="0"/>
+        </w:rPr>
+        <w:t>t.y</w:t>
+      </w:r>
+      <w:proofErr w:type="spellEnd"/>
+      <w:r>
+        <w:rPr>
+          <w:noProof w:val="0"/>
+        </w:rPr>
+        <w:t xml:space="preserve">.). Erişim: 2025, </w:t>
       </w:r>
       <w:hyperlink r:id="rId33" w:history="1">
+        <w:proofErr w:type="spellStart"/>
         <w:r>
           <w:rPr>
             <w:rStyle w:val="Kpr"/>
@@ -22990,7 +25563,97 @@
             <w:iCs/>
             <w:noProof w:val="0"/>
           </w:rPr>
-          <w:t>What Are YouTube’s Most Popular Languages?</w:t>
+          <w:t>What</w:t>
+        </w:r>
+        <w:proofErr w:type="spellEnd"/>
+        <w:r>
+          <w:rPr>
+            <w:rStyle w:val="Kpr"/>
+            <w:i/>
+            <w:iCs/>
+            <w:noProof w:val="0"/>
+          </w:rPr>
+          <w:t xml:space="preserve"> </w:t>
+        </w:r>
+        <w:proofErr w:type="spellStart"/>
+        <w:r>
+          <w:rPr>
+            <w:rStyle w:val="Kpr"/>
+            <w:i/>
+            <w:iCs/>
+            <w:noProof w:val="0"/>
+          </w:rPr>
+          <w:t>Are</w:t>
+        </w:r>
+        <w:proofErr w:type="spellEnd"/>
+        <w:r>
+          <w:rPr>
+            <w:rStyle w:val="Kpr"/>
+            <w:i/>
+            <w:iCs/>
+            <w:noProof w:val="0"/>
+          </w:rPr>
+          <w:t xml:space="preserve"> </w:t>
+        </w:r>
+        <w:proofErr w:type="spellStart"/>
+        <w:r>
+          <w:rPr>
+            <w:rStyle w:val="Kpr"/>
+            <w:i/>
+            <w:iCs/>
+            <w:noProof w:val="0"/>
+          </w:rPr>
+          <w:t>YouTube’s</w:t>
+        </w:r>
+        <w:proofErr w:type="spellEnd"/>
+        <w:r>
+          <w:rPr>
+            <w:rStyle w:val="Kpr"/>
+            <w:i/>
+            <w:iCs/>
+            <w:noProof w:val="0"/>
+          </w:rPr>
+          <w:t xml:space="preserve"> </w:t>
+        </w:r>
+        <w:proofErr w:type="spellStart"/>
+        <w:r>
+          <w:rPr>
+            <w:rStyle w:val="Kpr"/>
+            <w:i/>
+            <w:iCs/>
+            <w:noProof w:val="0"/>
+          </w:rPr>
+          <w:t>Most</w:t>
+        </w:r>
+        <w:proofErr w:type="spellEnd"/>
+        <w:r>
+          <w:rPr>
+            <w:rStyle w:val="Kpr"/>
+            <w:i/>
+            <w:iCs/>
+            <w:noProof w:val="0"/>
+          </w:rPr>
+          <w:t xml:space="preserve"> Popular </w:t>
+        </w:r>
+        <w:proofErr w:type="spellStart"/>
+        <w:r>
+          <w:rPr>
+            <w:rStyle w:val="Kpr"/>
+            <w:i/>
+            <w:iCs/>
+            <w:noProof w:val="0"/>
+          </w:rPr>
+          <w:t>Languages</w:t>
+        </w:r>
+        <w:proofErr w:type="spellEnd"/>
+        <w:r>
+          <w:rPr>
+            <w:rStyle w:val="Kpr"/>
+            <w:i/>
+            <w:iCs/>
+            <w:noProof w:val="0"/>
+          </w:rPr>
+          <w:t>?</w:t>
         </w:r>
       </w:hyperlink>
     </w:p>
@@ -23022,13 +25685,23 @@
         <w:t xml:space="preserve"> </w:t>
       </w:r>
       <w:bookmarkEnd w:id="150"/>
+      <w:proofErr w:type="spellStart"/>
       <w:r>
         <w:rPr>
           <w:b/>
           <w:bCs/>
           <w:noProof w:val="0"/>
         </w:rPr>
-        <w:t>Deregözü, A.</w:t>
+        <w:t>Deregözü</w:t>
+      </w:r>
+      <w:proofErr w:type="spellEnd"/>
+      <w:r>
+        <w:rPr>
+          <w:b/>
+          <w:bCs/>
+          <w:noProof w:val="0"/>
+        </w:rPr>
+        <w:t>, A.</w:t>
       </w:r>
       <w:r>
         <w:rPr>
@@ -23088,13 +25761,77 @@
         <w:t xml:space="preserve">[4] </w:t>
       </w:r>
       <w:bookmarkEnd w:id="151"/>
+      <w:proofErr w:type="spellStart"/>
       <w:r>
         <w:rPr>
           <w:b/>
           <w:bCs/>
           <w:noProof w:val="0"/>
         </w:rPr>
-        <w:t>Lyu, K. M., Lyu, R. Y., &amp; Chang, H. T.</w:t>
+        <w:t>Lyu</w:t>
+      </w:r>
+      <w:proofErr w:type="spellEnd"/>
+      <w:r>
+        <w:rPr>
+          <w:b/>
+          <w:bCs/>
+          <w:noProof w:val="0"/>
+        </w:rPr>
+        <w:t>, K. M</w:t>
+      </w:r>
+      <w:proofErr w:type="gramStart"/>
+      <w:r>
+        <w:rPr>
+          <w:b/>
+          <w:bCs/>
+          <w:noProof w:val="0"/>
+        </w:rPr>
+        <w:t>.,</w:t>
+      </w:r>
+      <w:proofErr w:type="gramEnd"/>
+      <w:r>
+        <w:rPr>
+          <w:b/>
+          <w:bCs/>
+          <w:noProof w:val="0"/>
+        </w:rPr>
+        <w:t xml:space="preserve"> </w:t>
+      </w:r>
+      <w:proofErr w:type="spellStart"/>
+      <w:r>
+        <w:rPr>
+          <w:b/>
+          <w:bCs/>
+          <w:noProof w:val="0"/>
+        </w:rPr>
+        <w:t>Lyu</w:t>
+      </w:r>
+      <w:proofErr w:type="spellEnd"/>
+      <w:r>
+        <w:rPr>
+          <w:b/>
+          <w:bCs/>
+          <w:noProof w:val="0"/>
+        </w:rPr>
+        <w:t xml:space="preserve">, R. Y., &amp; </w:t>
+      </w:r>
+      <w:proofErr w:type="spellStart"/>
+      <w:r>
+        <w:rPr>
+          <w:b/>
+          <w:bCs/>
+          <w:noProof w:val="0"/>
+        </w:rPr>
+        <w:t>Chang</w:t>
+      </w:r>
+      <w:proofErr w:type="spellEnd"/>
+      <w:r>
+        <w:rPr>
+          <w:b/>
+          <w:bCs/>
+          <w:noProof w:val="0"/>
+        </w:rPr>
+        <w:t>, H. T.</w:t>
       </w:r>
       <w:r>
         <w:rPr>
@@ -23108,8 +25845,161 @@
             <w:rStyle w:val="Kpr"/>
             <w:noProof w:val="0"/>
           </w:rPr>
-          <w:t>Real-time multilingual speech recognition and speaker diarization system based on Whisper segmentation</w:t>
-        </w:r>
+          <w:t xml:space="preserve">Real-time </w:t>
+        </w:r>
+        <w:proofErr w:type="spellStart"/>
+        <w:r>
+          <w:rPr>
+            <w:rStyle w:val="Kpr"/>
+            <w:noProof w:val="0"/>
+          </w:rPr>
+          <w:t>multilingual</w:t>
+        </w:r>
+        <w:proofErr w:type="spellEnd"/>
+        <w:r>
+          <w:rPr>
+            <w:rStyle w:val="Kpr"/>
+            <w:noProof w:val="0"/>
+          </w:rPr>
+          <w:t xml:space="preserve"> </w:t>
+        </w:r>
+        <w:proofErr w:type="spellStart"/>
+        <w:r>
+          <w:rPr>
+            <w:rStyle w:val="Kpr"/>
+            <w:noProof w:val="0"/>
+          </w:rPr>
+          <w:t>speech</w:t>
+        </w:r>
+        <w:proofErr w:type="spellEnd"/>
+        <w:r>
+          <w:rPr>
+            <w:rStyle w:val="Kpr"/>
+            <w:noProof w:val="0"/>
+          </w:rPr>
+          <w:t xml:space="preserve"> </w:t>
+        </w:r>
+        <w:proofErr w:type="spellStart"/>
+        <w:r>
+          <w:rPr>
+            <w:rStyle w:val="Kpr"/>
+            <w:noProof w:val="0"/>
+          </w:rPr>
+          <w:t>recognition</w:t>
+        </w:r>
+        <w:proofErr w:type="spellEnd"/>
+        <w:r>
+          <w:rPr>
+            <w:rStyle w:val="Kpr"/>
+            <w:noProof w:val="0"/>
+          </w:rPr>
+          <w:t xml:space="preserve"> </w:t>
+        </w:r>
+        <w:proofErr w:type="spellStart"/>
+        <w:r>
+          <w:rPr>
+            <w:rStyle w:val="Kpr"/>
+            <w:noProof w:val="0"/>
+          </w:rPr>
+          <w:t>and</w:t>
+        </w:r>
+        <w:proofErr w:type="spellEnd"/>
+        <w:r>
+          <w:rPr>
+            <w:rStyle w:val="Kpr"/>
+            <w:noProof w:val="0"/>
+          </w:rPr>
+          <w:t xml:space="preserve"> </w:t>
+        </w:r>
+        <w:proofErr w:type="spellStart"/>
+        <w:r>
+          <w:rPr>
+            <w:rStyle w:val="Kpr"/>
+            <w:noProof w:val="0"/>
+          </w:rPr>
+          <w:t>speaker</w:t>
+        </w:r>
+        <w:proofErr w:type="spellEnd"/>
+        <w:r>
+          <w:rPr>
+            <w:rStyle w:val="Kpr"/>
+            <w:noProof w:val="0"/>
+          </w:rPr>
+          <w:t xml:space="preserve"> </w:t>
+        </w:r>
+        <w:proofErr w:type="spellStart"/>
+        <w:r>
+          <w:rPr>
+            <w:rStyle w:val="Kpr"/>
+            <w:noProof w:val="0"/>
+          </w:rPr>
+          <w:t>diarization</w:t>
+        </w:r>
+        <w:proofErr w:type="spellEnd"/>
+        <w:r>
+          <w:rPr>
+            <w:rStyle w:val="Kpr"/>
+            <w:noProof w:val="0"/>
+          </w:rPr>
+          <w:t xml:space="preserve"> </w:t>
+        </w:r>
+        <w:proofErr w:type="spellStart"/>
+        <w:r>
+          <w:rPr>
+            <w:rStyle w:val="Kpr"/>
+            <w:noProof w:val="0"/>
+          </w:rPr>
+          <w:t>system</w:t>
+        </w:r>
+        <w:proofErr w:type="spellEnd"/>
+        <w:r>
+          <w:rPr>
+            <w:rStyle w:val="Kpr"/>
+            <w:noProof w:val="0"/>
+          </w:rPr>
+          <w:t xml:space="preserve"> </w:t>
+        </w:r>
+        <w:proofErr w:type="spellStart"/>
+        <w:r>
+          <w:rPr>
+            <w:rStyle w:val="Kpr"/>
+            <w:noProof w:val="0"/>
+          </w:rPr>
+          <w:t>based</w:t>
+        </w:r>
+        <w:proofErr w:type="spellEnd"/>
+        <w:r>
+          <w:rPr>
+            <w:rStyle w:val="Kpr"/>
+            <w:noProof w:val="0"/>
+          </w:rPr>
+          <w:t xml:space="preserve"> on </w:t>
+        </w:r>
+        <w:proofErr w:type="spellStart"/>
+        <w:r>
+          <w:rPr>
+            <w:rStyle w:val="Kpr"/>
+            <w:noProof w:val="0"/>
+          </w:rPr>
+          <w:t>Whisper</w:t>
+        </w:r>
+        <w:proofErr w:type="spellEnd"/>
+        <w:r>
+          <w:rPr>
+            <w:rStyle w:val="Kpr"/>
+            <w:noProof w:val="0"/>
+          </w:rPr>
+          <w:t xml:space="preserve"> </w:t>
+        </w:r>
+        <w:proofErr w:type="spellStart"/>
+        <w:r>
+          <w:rPr>
+            <w:rStyle w:val="Kpr"/>
+            <w:noProof w:val="0"/>
+          </w:rPr>
+          <w:t>segmentation</w:t>
+        </w:r>
+        <w:proofErr w:type="spellEnd"/>
       </w:hyperlink>
       <w:r>
         <w:rPr>
@@ -23117,14 +26007,52 @@
         </w:rPr>
         <w:t xml:space="preserve">. </w:t>
       </w:r>
+      <w:proofErr w:type="spellStart"/>
       <w:r>
         <w:rPr>
           <w:i/>
           <w:iCs/>
           <w:noProof w:val="0"/>
         </w:rPr>
-        <w:t>PeerJ Computer Science</w:t>
-      </w:r>
+        <w:t>PeerJ</w:t>
+      </w:r>
+      <w:proofErr w:type="spellEnd"/>
+      <w:r>
+        <w:rPr>
+          <w:i/>
+          <w:iCs/>
+          <w:noProof w:val="0"/>
+        </w:rPr>
+        <w:t xml:space="preserve"> </w:t>
+      </w:r>
+      <w:proofErr w:type="spellStart"/>
+      <w:r>
+        <w:rPr>
+          <w:i/>
+          <w:iCs/>
+          <w:noProof w:val="0"/>
+        </w:rPr>
+        <w:t>Computer</w:t>
+      </w:r>
+      <w:proofErr w:type="spellEnd"/>
+      <w:r>
+        <w:rPr>
+          <w:i/>
+          <w:iCs/>
+          <w:noProof w:val="0"/>
+        </w:rPr>
+        <w:t xml:space="preserve"> </w:t>
+      </w:r>
+      <w:proofErr w:type="spellStart"/>
+      <w:r>
+        <w:rPr>
+          <w:i/>
+          <w:iCs/>
+          <w:noProof w:val="0"/>
+        </w:rPr>
+        <w:t>Science</w:t>
+      </w:r>
+      <w:proofErr w:type="spellEnd"/>
       <w:r>
         <w:rPr>
           <w:noProof w:val="0"/>
@@ -23168,13 +26096,149 @@
         <w:t xml:space="preserve">[5] </w:t>
       </w:r>
       <w:bookmarkEnd w:id="152"/>
+      <w:proofErr w:type="spellStart"/>
       <w:r>
         <w:rPr>
           <w:b/>
           <w:bCs/>
           <w:noProof w:val="0"/>
         </w:rPr>
-        <w:t>Bredin, H., Yin, R., Coria, J. M., Gelly, G., Korshunov, P., Lavechin, M., ... &amp; Gill, M. P.</w:t>
+        <w:t>Bredin</w:t>
+      </w:r>
+      <w:proofErr w:type="spellEnd"/>
+      <w:r>
+        <w:rPr>
+          <w:b/>
+          <w:bCs/>
+          <w:noProof w:val="0"/>
+        </w:rPr>
+        <w:t>, H</w:t>
+      </w:r>
+      <w:proofErr w:type="gramStart"/>
+      <w:r>
+        <w:rPr>
+          <w:b/>
+          <w:bCs/>
+          <w:noProof w:val="0"/>
+        </w:rPr>
+        <w:t>.,</w:t>
+      </w:r>
+      <w:proofErr w:type="gramEnd"/>
+      <w:r>
+        <w:rPr>
+          <w:b/>
+          <w:bCs/>
+          <w:noProof w:val="0"/>
+        </w:rPr>
+        <w:t xml:space="preserve"> </w:t>
+      </w:r>
+      <w:proofErr w:type="spellStart"/>
+      <w:r>
+        <w:rPr>
+          <w:b/>
+          <w:bCs/>
+          <w:noProof w:val="0"/>
+        </w:rPr>
+        <w:t>Yin</w:t>
+      </w:r>
+      <w:proofErr w:type="spellEnd"/>
+      <w:r>
+        <w:rPr>
+          <w:b/>
+          <w:bCs/>
+          <w:noProof w:val="0"/>
+        </w:rPr>
+        <w:t xml:space="preserve">, R., </w:t>
+      </w:r>
+      <w:proofErr w:type="spellStart"/>
+      <w:r>
+        <w:rPr>
+          <w:b/>
+          <w:bCs/>
+          <w:noProof w:val="0"/>
+        </w:rPr>
+        <w:t>Coria</w:t>
+      </w:r>
+      <w:proofErr w:type="spellEnd"/>
+      <w:r>
+        <w:rPr>
+          <w:b/>
+          <w:bCs/>
+          <w:noProof w:val="0"/>
+        </w:rPr>
+        <w:t xml:space="preserve">, J. M., </w:t>
+      </w:r>
+      <w:proofErr w:type="spellStart"/>
+      <w:r>
+        <w:rPr>
+          <w:b/>
+          <w:bCs/>
+          <w:noProof w:val="0"/>
+        </w:rPr>
+        <w:t>Gelly</w:t>
+      </w:r>
+      <w:proofErr w:type="spellEnd"/>
+      <w:r>
+        <w:rPr>
+          <w:b/>
+          <w:bCs/>
+          <w:noProof w:val="0"/>
+        </w:rPr>
+        <w:t xml:space="preserve">, G., </w:t>
+      </w:r>
+      <w:proofErr w:type="spellStart"/>
+      <w:r>
+        <w:rPr>
+          <w:b/>
+          <w:bCs/>
+          <w:noProof w:val="0"/>
+        </w:rPr>
+        <w:t>Korshunov</w:t>
+      </w:r>
+      <w:proofErr w:type="spellEnd"/>
+      <w:r>
+        <w:rPr>
+          <w:b/>
+          <w:bCs/>
+          <w:noProof w:val="0"/>
+        </w:rPr>
+        <w:t xml:space="preserve">, P., </w:t>
+      </w:r>
+      <w:proofErr w:type="spellStart"/>
+      <w:r>
+        <w:rPr>
+          <w:b/>
+          <w:bCs/>
+          <w:noProof w:val="0"/>
+        </w:rPr>
+        <w:t>Lavechin</w:t>
+      </w:r>
+      <w:proofErr w:type="spellEnd"/>
+      <w:r>
+        <w:rPr>
+          <w:b/>
+          <w:bCs/>
+          <w:noProof w:val="0"/>
+        </w:rPr>
+        <w:t xml:space="preserve">, M., ... &amp; </w:t>
+      </w:r>
+      <w:proofErr w:type="spellStart"/>
+      <w:r>
+        <w:rPr>
+          <w:b/>
+          <w:bCs/>
+          <w:noProof w:val="0"/>
+        </w:rPr>
+        <w:t>Gill</w:t>
+      </w:r>
+      <w:proofErr w:type="spellEnd"/>
+      <w:r>
+        <w:rPr>
+          <w:b/>
+          <w:bCs/>
+          <w:noProof w:val="0"/>
+        </w:rPr>
+        <w:t>, M. P.</w:t>
       </w:r>
       <w:r>
         <w:rPr>
@@ -23183,19 +26247,147 @@
         <w:t xml:space="preserve"> (2020, May). </w:t>
       </w:r>
       <w:hyperlink r:id="rId36" w:history="1">
+        <w:proofErr w:type="spellStart"/>
         <w:r>
           <w:rPr>
             <w:rStyle w:val="Kpr"/>
             <w:noProof w:val="0"/>
           </w:rPr>
-          <w:t>Pyannote. audio: neural building blocks for speaker diarization</w:t>
-        </w:r>
+          <w:t>Pyannote</w:t>
+        </w:r>
+        <w:proofErr w:type="spellEnd"/>
+        <w:r>
+          <w:rPr>
+            <w:rStyle w:val="Kpr"/>
+            <w:noProof w:val="0"/>
+          </w:rPr>
+          <w:t xml:space="preserve">. </w:t>
+        </w:r>
+        <w:proofErr w:type="spellStart"/>
+        <w:r>
+          <w:rPr>
+            <w:rStyle w:val="Kpr"/>
+            <w:noProof w:val="0"/>
+          </w:rPr>
+          <w:t>audio</w:t>
+        </w:r>
+        <w:proofErr w:type="spellEnd"/>
+        <w:r>
+          <w:rPr>
+            <w:rStyle w:val="Kpr"/>
+            <w:noProof w:val="0"/>
+          </w:rPr>
+          <w:t xml:space="preserve">: </w:t>
+        </w:r>
+        <w:proofErr w:type="spellStart"/>
+        <w:r>
+          <w:rPr>
+            <w:rStyle w:val="Kpr"/>
+            <w:noProof w:val="0"/>
+          </w:rPr>
+          <w:t>neural</w:t>
+        </w:r>
+        <w:proofErr w:type="spellEnd"/>
+        <w:r>
+          <w:rPr>
+            <w:rStyle w:val="Kpr"/>
+            <w:noProof w:val="0"/>
+          </w:rPr>
+          <w:t xml:space="preserve"> </w:t>
+        </w:r>
+        <w:proofErr w:type="spellStart"/>
+        <w:r>
+          <w:rPr>
+            <w:rStyle w:val="Kpr"/>
+            <w:noProof w:val="0"/>
+          </w:rPr>
+          <w:t>building</w:t>
+        </w:r>
+        <w:proofErr w:type="spellEnd"/>
+        <w:r>
+          <w:rPr>
+            <w:rStyle w:val="Kpr"/>
+            <w:noProof w:val="0"/>
+          </w:rPr>
+          <w:t xml:space="preserve"> </w:t>
+        </w:r>
+        <w:proofErr w:type="spellStart"/>
+        <w:r>
+          <w:rPr>
+            <w:rStyle w:val="Kpr"/>
+            <w:noProof w:val="0"/>
+          </w:rPr>
+          <w:t>blocks</w:t>
+        </w:r>
+        <w:proofErr w:type="spellEnd"/>
+        <w:r>
+          <w:rPr>
+            <w:rStyle w:val="Kpr"/>
+            <w:noProof w:val="0"/>
+          </w:rPr>
+          <w:t xml:space="preserve"> </w:t>
+        </w:r>
+        <w:proofErr w:type="spellStart"/>
+        <w:r>
+          <w:rPr>
+            <w:rStyle w:val="Kpr"/>
+            <w:noProof w:val="0"/>
+          </w:rPr>
+          <w:t>for</w:t>
+        </w:r>
+        <w:proofErr w:type="spellEnd"/>
+        <w:r>
+          <w:rPr>
+            <w:rStyle w:val="Kpr"/>
+            <w:noProof w:val="0"/>
+          </w:rPr>
+          <w:t xml:space="preserve"> </w:t>
+        </w:r>
+        <w:proofErr w:type="spellStart"/>
+        <w:r>
+          <w:rPr>
+            <w:rStyle w:val="Kpr"/>
+            <w:noProof w:val="0"/>
+          </w:rPr>
+          <w:t>speaker</w:t>
+        </w:r>
+        <w:proofErr w:type="spellEnd"/>
+        <w:r>
+          <w:rPr>
+            <w:rStyle w:val="Kpr"/>
+            <w:noProof w:val="0"/>
+          </w:rPr>
+          <w:t xml:space="preserve"> </w:t>
+        </w:r>
+        <w:proofErr w:type="spellStart"/>
+        <w:r>
+          <w:rPr>
+            <w:rStyle w:val="Kpr"/>
+            <w:noProof w:val="0"/>
+          </w:rPr>
+          <w:t>diarization</w:t>
+        </w:r>
+        <w:proofErr w:type="spellEnd"/>
       </w:hyperlink>
       <w:r>
         <w:rPr>
           <w:noProof w:val="0"/>
         </w:rPr>
-        <w:t xml:space="preserve">. In </w:t>
+        <w:t xml:space="preserve">. </w:t>
+      </w:r>
+      <w:proofErr w:type="spellStart"/>
+      <w:r>
+        <w:rPr>
+          <w:noProof w:val="0"/>
+        </w:rPr>
+        <w:t>In</w:t>
+      </w:r>
+      <w:proofErr w:type="spellEnd"/>
+      <w:r>
+        <w:rPr>
+          <w:noProof w:val="0"/>
+        </w:rPr>
+        <w:t xml:space="preserve"> </w:t>
       </w:r>
       <w:r>
         <w:rPr>
@@ -23203,13 +26395,99 @@
           <w:iCs/>
           <w:noProof w:val="0"/>
         </w:rPr>
-        <w:t>ICASSP 2020-2020 IEEE International Conference on Acoustics, Speech and Signal Processing (ICASSP)</w:t>
-      </w:r>
-      <w:r>
-        <w:rPr>
-          <w:noProof w:val="0"/>
-        </w:rPr>
-        <w:t xml:space="preserve"> (pp. 7124-7128). IEEE.</w:t>
+        <w:t xml:space="preserve">ICASSP 2020-2020 IEEE International Conference on </w:t>
+      </w:r>
+      <w:proofErr w:type="spellStart"/>
+      <w:r>
+        <w:rPr>
+          <w:i/>
+          <w:iCs/>
+          <w:noProof w:val="0"/>
+        </w:rPr>
+        <w:t>Acoustics</w:t>
+      </w:r>
+      <w:proofErr w:type="spellEnd"/>
+      <w:r>
+        <w:rPr>
+          <w:i/>
+          <w:iCs/>
+          <w:noProof w:val="0"/>
+        </w:rPr>
+        <w:t xml:space="preserve">, Speech </w:t>
+      </w:r>
+      <w:proofErr w:type="spellStart"/>
+      <w:r>
+        <w:rPr>
+          <w:i/>
+          <w:iCs/>
+          <w:noProof w:val="0"/>
+        </w:rPr>
+        <w:t>and</w:t>
+      </w:r>
+      <w:proofErr w:type="spellEnd"/>
+      <w:r>
+        <w:rPr>
+          <w:i/>
+          <w:iCs/>
+          <w:noProof w:val="0"/>
+        </w:rPr>
+        <w:t xml:space="preserve"> </w:t>
+      </w:r>
+      <w:proofErr w:type="spellStart"/>
+      <w:r>
+        <w:rPr>
+          <w:i/>
+          <w:iCs/>
+          <w:noProof w:val="0"/>
+        </w:rPr>
+        <w:t>Signal</w:t>
+      </w:r>
+      <w:proofErr w:type="spellEnd"/>
+      <w:r>
+        <w:rPr>
+          <w:i/>
+          <w:iCs/>
+          <w:noProof w:val="0"/>
+        </w:rPr>
+        <w:t xml:space="preserve"> </w:t>
+      </w:r>
+      <w:proofErr w:type="spellStart"/>
+      <w:r>
+        <w:rPr>
+          <w:i/>
+          <w:iCs/>
+          <w:noProof w:val="0"/>
+        </w:rPr>
+        <w:t>Processing</w:t>
+      </w:r>
+      <w:proofErr w:type="spellEnd"/>
+      <w:r>
+        <w:rPr>
+          <w:i/>
+          <w:iCs/>
+          <w:noProof w:val="0"/>
+        </w:rPr>
+        <w:t xml:space="preserve"> (ICASSP)</w:t>
+      </w:r>
+      <w:r>
+        <w:rPr>
+          <w:noProof w:val="0"/>
+        </w:rPr>
+        <w:t xml:space="preserve"> (</w:t>
+      </w:r>
+      <w:proofErr w:type="spellStart"/>
+      <w:r>
+        <w:rPr>
+          <w:noProof w:val="0"/>
+        </w:rPr>
+        <w:t>pp</w:t>
+      </w:r>
+      <w:proofErr w:type="spellEnd"/>
+      <w:r>
+        <w:rPr>
+          <w:noProof w:val="0"/>
+        </w:rPr>
+        <w:t>. 7124-7128). IEEE.</w:t>
       </w:r>
     </w:p>
     <w:p>
@@ -23240,13 +26518,23 @@
         <w:t xml:space="preserve"> </w:t>
       </w:r>
       <w:bookmarkEnd w:id="153"/>
+      <w:proofErr w:type="spellStart"/>
       <w:r>
         <w:rPr>
           <w:b/>
           <w:bCs/>
           <w:noProof w:val="0"/>
         </w:rPr>
-        <w:t>Bahdanau, D.</w:t>
+        <w:t>Bahdanau</w:t>
+      </w:r>
+      <w:proofErr w:type="spellEnd"/>
+      <w:r>
+        <w:rPr>
+          <w:b/>
+          <w:bCs/>
+          <w:noProof w:val="0"/>
+        </w:rPr>
+        <w:t>, D.</w:t>
       </w:r>
       <w:r>
         <w:rPr>
@@ -23255,13 +26543,159 @@
         <w:t xml:space="preserve"> (2014). </w:t>
       </w:r>
       <w:hyperlink r:id="rId37" w:history="1">
+        <w:proofErr w:type="spellStart"/>
         <w:r>
           <w:rPr>
             <w:rStyle w:val="Kpr"/>
             <w:noProof w:val="0"/>
           </w:rPr>
-          <w:t>Neural machine translation by jointly learning to align and translate</w:t>
-        </w:r>
+          <w:t>Neural</w:t>
+        </w:r>
+        <w:proofErr w:type="spellEnd"/>
+        <w:r>
+          <w:rPr>
+            <w:rStyle w:val="Kpr"/>
+            <w:noProof w:val="0"/>
+          </w:rPr>
+          <w:t xml:space="preserve"> </w:t>
+        </w:r>
+        <w:proofErr w:type="spellStart"/>
+        <w:r>
+          <w:rPr>
+            <w:rStyle w:val="Kpr"/>
+            <w:noProof w:val="0"/>
+          </w:rPr>
+          <w:t>machine</w:t>
+        </w:r>
+        <w:proofErr w:type="spellEnd"/>
+        <w:r>
+          <w:rPr>
+            <w:rStyle w:val="Kpr"/>
+            <w:noProof w:val="0"/>
+          </w:rPr>
+          <w:t xml:space="preserve"> </w:t>
+        </w:r>
+        <w:proofErr w:type="spellStart"/>
+        <w:r>
+          <w:rPr>
+            <w:rStyle w:val="Kpr"/>
+            <w:noProof w:val="0"/>
+          </w:rPr>
+          <w:t>translation</w:t>
+        </w:r>
+        <w:proofErr w:type="spellEnd"/>
+        <w:r>
+          <w:rPr>
+            <w:rStyle w:val="Kpr"/>
+            <w:noProof w:val="0"/>
+          </w:rPr>
+          <w:t xml:space="preserve"> </w:t>
+        </w:r>
+        <w:proofErr w:type="spellStart"/>
+        <w:r>
+          <w:rPr>
+            <w:rStyle w:val="Kpr"/>
+            <w:noProof w:val="0"/>
+          </w:rPr>
+          <w:t>by</w:t>
+        </w:r>
+        <w:proofErr w:type="spellEnd"/>
+        <w:r>
+          <w:rPr>
+            <w:rStyle w:val="Kpr"/>
+            <w:noProof w:val="0"/>
+          </w:rPr>
+          <w:t xml:space="preserve"> </w:t>
+        </w:r>
+        <w:proofErr w:type="spellStart"/>
+        <w:r>
+          <w:rPr>
+            <w:rStyle w:val="Kpr"/>
+            <w:noProof w:val="0"/>
+          </w:rPr>
+          <w:t>jointly</w:t>
+        </w:r>
+        <w:proofErr w:type="spellEnd"/>
+        <w:r>
+          <w:rPr>
+            <w:rStyle w:val="Kpr"/>
+            <w:noProof w:val="0"/>
+          </w:rPr>
+          <w:t xml:space="preserve"> </w:t>
+        </w:r>
+        <w:proofErr w:type="spellStart"/>
+        <w:r>
+          <w:rPr>
+            <w:rStyle w:val="Kpr"/>
+            <w:noProof w:val="0"/>
+          </w:rPr>
+          <w:t>learning</w:t>
+        </w:r>
+        <w:proofErr w:type="spellEnd"/>
+        <w:r>
+          <w:rPr>
+            <w:rStyle w:val="Kpr"/>
+            <w:noProof w:val="0"/>
+          </w:rPr>
+          <w:t xml:space="preserve"> </w:t>
+        </w:r>
+        <w:proofErr w:type="spellStart"/>
+        <w:r>
+          <w:rPr>
+            <w:rStyle w:val="Kpr"/>
+            <w:noProof w:val="0"/>
+          </w:rPr>
+          <w:t>to</w:t>
+        </w:r>
+        <w:proofErr w:type="spellEnd"/>
+        <w:r>
+          <w:rPr>
+            <w:rStyle w:val="Kpr"/>
+            <w:noProof w:val="0"/>
+          </w:rPr>
+          <w:t xml:space="preserve"> </w:t>
+        </w:r>
+        <w:proofErr w:type="spellStart"/>
+        <w:r>
+          <w:rPr>
+            <w:rStyle w:val="Kpr"/>
+            <w:noProof w:val="0"/>
+          </w:rPr>
+          <w:t>align</w:t>
+        </w:r>
+        <w:proofErr w:type="spellEnd"/>
+        <w:r>
+          <w:rPr>
+            <w:rStyle w:val="Kpr"/>
+            <w:noProof w:val="0"/>
+          </w:rPr>
+          <w:t xml:space="preserve"> </w:t>
+        </w:r>
+        <w:proofErr w:type="spellStart"/>
+        <w:r>
+          <w:rPr>
+            <w:rStyle w:val="Kpr"/>
+            <w:noProof w:val="0"/>
+          </w:rPr>
+          <w:t>and</w:t>
+        </w:r>
+        <w:proofErr w:type="spellEnd"/>
+        <w:r>
+          <w:rPr>
+            <w:rStyle w:val="Kpr"/>
+            <w:noProof w:val="0"/>
+          </w:rPr>
+          <w:t xml:space="preserve"> </w:t>
+        </w:r>
+        <w:proofErr w:type="spellStart"/>
+        <w:r>
+          <w:rPr>
+            <w:rStyle w:val="Kpr"/>
+            <w:noProof w:val="0"/>
+          </w:rPr>
+          <w:t>translate</w:t>
+        </w:r>
+        <w:proofErr w:type="spellEnd"/>
       </w:hyperlink>
       <w:r>
         <w:rPr>
@@ -23269,13 +26703,41 @@
         </w:rPr>
         <w:t xml:space="preserve">. </w:t>
       </w:r>
+      <w:proofErr w:type="spellStart"/>
       <w:r>
         <w:rPr>
           <w:i/>
           <w:iCs/>
           <w:noProof w:val="0"/>
         </w:rPr>
-        <w:t>arXiv preprint arXiv:1409.0473</w:t>
+        <w:t>arXiv</w:t>
+      </w:r>
+      <w:proofErr w:type="spellEnd"/>
+      <w:r>
+        <w:rPr>
+          <w:i/>
+          <w:iCs/>
+          <w:noProof w:val="0"/>
+        </w:rPr>
+        <w:t xml:space="preserve"> </w:t>
+      </w:r>
+      <w:proofErr w:type="spellStart"/>
+      <w:r>
+        <w:rPr>
+          <w:i/>
+          <w:iCs/>
+          <w:noProof w:val="0"/>
+        </w:rPr>
+        <w:t>preprint</w:t>
+      </w:r>
+      <w:proofErr w:type="spellEnd"/>
+      <w:r>
+        <w:rPr>
+          <w:i/>
+          <w:iCs/>
+          <w:noProof w:val="0"/>
+        </w:rPr>
+        <w:t xml:space="preserve"> arXiv:1409.0473</w:t>
       </w:r>
       <w:r>
         <w:rPr>
@@ -23312,28 +26774,284 @@
         <w:t xml:space="preserve"> </w:t>
       </w:r>
       <w:bookmarkEnd w:id="154"/>
+      <w:proofErr w:type="spellStart"/>
       <w:r>
         <w:rPr>
           <w:b/>
           <w:bCs/>
           <w:noProof w:val="0"/>
         </w:rPr>
-        <w:t>Shikhar, S., Kurpath, M. I., Mullappilly, S. S., Lahoud, J., Khan, F. S., Anwer, R. M., ... &amp; Cholakkal, H.</w:t>
-      </w:r>
-      <w:r>
-        <w:rPr>
-          <w:noProof w:val="0"/>
-        </w:rPr>
-        <w:t xml:space="preserve"> (2025, July). </w:t>
+        <w:t>Shikhar</w:t>
+      </w:r>
+      <w:proofErr w:type="spellEnd"/>
+      <w:r>
+        <w:rPr>
+          <w:b/>
+          <w:bCs/>
+          <w:noProof w:val="0"/>
+        </w:rPr>
+        <w:t>, S</w:t>
+      </w:r>
+      <w:proofErr w:type="gramStart"/>
+      <w:r>
+        <w:rPr>
+          <w:b/>
+          <w:bCs/>
+          <w:noProof w:val="0"/>
+        </w:rPr>
+        <w:t>.,</w:t>
+      </w:r>
+      <w:proofErr w:type="gramEnd"/>
+      <w:r>
+        <w:rPr>
+          <w:b/>
+          <w:bCs/>
+          <w:noProof w:val="0"/>
+        </w:rPr>
+        <w:t xml:space="preserve"> </w:t>
+      </w:r>
+      <w:proofErr w:type="spellStart"/>
+      <w:r>
+        <w:rPr>
+          <w:b/>
+          <w:bCs/>
+          <w:noProof w:val="0"/>
+        </w:rPr>
+        <w:t>Kurpath</w:t>
+      </w:r>
+      <w:proofErr w:type="spellEnd"/>
+      <w:r>
+        <w:rPr>
+          <w:b/>
+          <w:bCs/>
+          <w:noProof w:val="0"/>
+        </w:rPr>
+        <w:t xml:space="preserve">, M. I., </w:t>
+      </w:r>
+      <w:proofErr w:type="spellStart"/>
+      <w:r>
+        <w:rPr>
+          <w:b/>
+          <w:bCs/>
+          <w:noProof w:val="0"/>
+        </w:rPr>
+        <w:t>Mullappilly</w:t>
+      </w:r>
+      <w:proofErr w:type="spellEnd"/>
+      <w:r>
+        <w:rPr>
+          <w:b/>
+          <w:bCs/>
+          <w:noProof w:val="0"/>
+        </w:rPr>
+        <w:t xml:space="preserve">, S. S., </w:t>
+      </w:r>
+      <w:proofErr w:type="spellStart"/>
+      <w:r>
+        <w:rPr>
+          <w:b/>
+          <w:bCs/>
+          <w:noProof w:val="0"/>
+        </w:rPr>
+        <w:t>Lahoud</w:t>
+      </w:r>
+      <w:proofErr w:type="spellEnd"/>
+      <w:r>
+        <w:rPr>
+          <w:b/>
+          <w:bCs/>
+          <w:noProof w:val="0"/>
+        </w:rPr>
+        <w:t xml:space="preserve">, J., </w:t>
+      </w:r>
+      <w:proofErr w:type="spellStart"/>
+      <w:r>
+        <w:rPr>
+          <w:b/>
+          <w:bCs/>
+          <w:noProof w:val="0"/>
+        </w:rPr>
+        <w:t>Khan</w:t>
+      </w:r>
+      <w:proofErr w:type="spellEnd"/>
+      <w:r>
+        <w:rPr>
+          <w:b/>
+          <w:bCs/>
+          <w:noProof w:val="0"/>
+        </w:rPr>
+        <w:t xml:space="preserve">, F. S., </w:t>
+      </w:r>
+      <w:proofErr w:type="spellStart"/>
+      <w:r>
+        <w:rPr>
+          <w:b/>
+          <w:bCs/>
+          <w:noProof w:val="0"/>
+        </w:rPr>
+        <w:t>Anwer</w:t>
+      </w:r>
+      <w:proofErr w:type="spellEnd"/>
+      <w:r>
+        <w:rPr>
+          <w:b/>
+          <w:bCs/>
+          <w:noProof w:val="0"/>
+        </w:rPr>
+        <w:t xml:space="preserve">, R. M., ... &amp; </w:t>
+      </w:r>
+      <w:proofErr w:type="spellStart"/>
+      <w:r>
+        <w:rPr>
+          <w:b/>
+          <w:bCs/>
+          <w:noProof w:val="0"/>
+        </w:rPr>
+        <w:t>Cholakkal</w:t>
+      </w:r>
+      <w:proofErr w:type="spellEnd"/>
+      <w:r>
+        <w:rPr>
+          <w:b/>
+          <w:bCs/>
+          <w:noProof w:val="0"/>
+        </w:rPr>
+        <w:t>, H.</w:t>
+      </w:r>
+      <w:r>
+        <w:rPr>
+          <w:noProof w:val="0"/>
+        </w:rPr>
+        <w:t xml:space="preserve"> (2025, </w:t>
+      </w:r>
+      <w:proofErr w:type="spellStart"/>
+      <w:r>
+        <w:rPr>
+          <w:noProof w:val="0"/>
+        </w:rPr>
+        <w:t>July</w:t>
+      </w:r>
+      <w:proofErr w:type="spellEnd"/>
+      <w:r>
+        <w:rPr>
+          <w:noProof w:val="0"/>
+        </w:rPr>
+        <w:t xml:space="preserve">). </w:t>
       </w:r>
       <w:hyperlink r:id="rId38" w:history="1">
+        <w:proofErr w:type="spellStart"/>
         <w:r>
           <w:rPr>
             <w:rStyle w:val="Kpr"/>
             <w:noProof w:val="0"/>
           </w:rPr>
-          <w:t xml:space="preserve">LLMVoX: Autoregressive streaming text-to-speech model for any LLM. In </w:t>
-        </w:r>
+          <w:t>LLMVoX</w:t>
+        </w:r>
+        <w:proofErr w:type="spellEnd"/>
+        <w:r>
+          <w:rPr>
+            <w:rStyle w:val="Kpr"/>
+            <w:noProof w:val="0"/>
+          </w:rPr>
+          <w:t xml:space="preserve">: </w:t>
+        </w:r>
+        <w:proofErr w:type="spellStart"/>
+        <w:r>
+          <w:rPr>
+            <w:rStyle w:val="Kpr"/>
+            <w:noProof w:val="0"/>
+          </w:rPr>
+          <w:t>Autoregressive</w:t>
+        </w:r>
+        <w:proofErr w:type="spellEnd"/>
+        <w:r>
+          <w:rPr>
+            <w:rStyle w:val="Kpr"/>
+            <w:noProof w:val="0"/>
+          </w:rPr>
+          <w:t xml:space="preserve"> </w:t>
+        </w:r>
+        <w:proofErr w:type="spellStart"/>
+        <w:r>
+          <w:rPr>
+            <w:rStyle w:val="Kpr"/>
+            <w:noProof w:val="0"/>
+          </w:rPr>
+          <w:t>streaming</w:t>
+        </w:r>
+        <w:proofErr w:type="spellEnd"/>
+        <w:r>
+          <w:rPr>
+            <w:rStyle w:val="Kpr"/>
+            <w:noProof w:val="0"/>
+          </w:rPr>
+          <w:t xml:space="preserve"> </w:t>
+        </w:r>
+        <w:proofErr w:type="spellStart"/>
+        <w:r>
+          <w:rPr>
+            <w:rStyle w:val="Kpr"/>
+            <w:noProof w:val="0"/>
+          </w:rPr>
+          <w:t>text-to-speech</w:t>
+        </w:r>
+        <w:proofErr w:type="spellEnd"/>
+        <w:r>
+          <w:rPr>
+            <w:rStyle w:val="Kpr"/>
+            <w:noProof w:val="0"/>
+          </w:rPr>
+          <w:t xml:space="preserve"> model </w:t>
+        </w:r>
+        <w:proofErr w:type="spellStart"/>
+        <w:r>
+          <w:rPr>
+            <w:rStyle w:val="Kpr"/>
+            <w:noProof w:val="0"/>
+          </w:rPr>
+          <w:t>for</w:t>
+        </w:r>
+        <w:proofErr w:type="spellEnd"/>
+        <w:r>
+          <w:rPr>
+            <w:rStyle w:val="Kpr"/>
+            <w:noProof w:val="0"/>
+          </w:rPr>
+          <w:t xml:space="preserve"> </w:t>
+        </w:r>
+        <w:proofErr w:type="spellStart"/>
+        <w:r>
+          <w:rPr>
+            <w:rStyle w:val="Kpr"/>
+            <w:noProof w:val="0"/>
+          </w:rPr>
+          <w:t>any</w:t>
+        </w:r>
+        <w:proofErr w:type="spellEnd"/>
+        <w:r>
+          <w:rPr>
+            <w:rStyle w:val="Kpr"/>
+            <w:noProof w:val="0"/>
+          </w:rPr>
+          <w:t xml:space="preserve"> LLM. </w:t>
+        </w:r>
+        <w:proofErr w:type="spellStart"/>
+        <w:r>
+          <w:rPr>
+            <w:rStyle w:val="Kpr"/>
+            <w:noProof w:val="0"/>
+          </w:rPr>
+          <w:t>In</w:t>
+        </w:r>
+        <w:proofErr w:type="spellEnd"/>
+        <w:r>
+          <w:rPr>
+            <w:rStyle w:val="Kpr"/>
+            <w:noProof w:val="0"/>
+          </w:rPr>
+          <w:t xml:space="preserve"> </w:t>
+        </w:r>
+        <w:proofErr w:type="spellStart"/>
         <w:r>
           <w:rPr>
             <w:rStyle w:val="Kpr"/>
@@ -23341,8 +27059,109 @@
             <w:iCs/>
             <w:noProof w:val="0"/>
           </w:rPr>
-          <w:t>Findings of the Association for Computational Linguistics</w:t>
-        </w:r>
+          <w:t>Findings</w:t>
+        </w:r>
+        <w:proofErr w:type="spellEnd"/>
+        <w:r>
+          <w:rPr>
+            <w:rStyle w:val="Kpr"/>
+            <w:i/>
+            <w:iCs/>
+            <w:noProof w:val="0"/>
+          </w:rPr>
+          <w:t xml:space="preserve"> of </w:t>
+        </w:r>
+        <w:proofErr w:type="spellStart"/>
+        <w:r>
+          <w:rPr>
+            <w:rStyle w:val="Kpr"/>
+            <w:i/>
+            <w:iCs/>
+            <w:noProof w:val="0"/>
+          </w:rPr>
+          <w:t>the</w:t>
+        </w:r>
+        <w:proofErr w:type="spellEnd"/>
+        <w:r>
+          <w:rPr>
+            <w:rStyle w:val="Kpr"/>
+            <w:i/>
+            <w:iCs/>
+            <w:noProof w:val="0"/>
+          </w:rPr>
+          <w:t xml:space="preserve"> </w:t>
+        </w:r>
+        <w:proofErr w:type="spellStart"/>
+        <w:r>
+          <w:rPr>
+            <w:rStyle w:val="Kpr"/>
+            <w:i/>
+            <w:iCs/>
+            <w:noProof w:val="0"/>
+          </w:rPr>
+          <w:t>Association</w:t>
+        </w:r>
+        <w:proofErr w:type="spellEnd"/>
+        <w:r>
+          <w:rPr>
+            <w:rStyle w:val="Kpr"/>
+            <w:i/>
+            <w:iCs/>
+            <w:noProof w:val="0"/>
+          </w:rPr>
+          <w:t xml:space="preserve"> </w:t>
+        </w:r>
+        <w:proofErr w:type="spellStart"/>
+        <w:r>
+          <w:rPr>
+            <w:rStyle w:val="Kpr"/>
+            <w:i/>
+            <w:iCs/>
+            <w:noProof w:val="0"/>
+          </w:rPr>
+          <w:t>for</w:t>
+        </w:r>
+        <w:proofErr w:type="spellEnd"/>
+        <w:r>
+          <w:rPr>
+            <w:rStyle w:val="Kpr"/>
+            <w:i/>
+            <w:iCs/>
+            <w:noProof w:val="0"/>
+          </w:rPr>
+          <w:t xml:space="preserve"> </w:t>
+        </w:r>
+        <w:proofErr w:type="spellStart"/>
+        <w:r>
+          <w:rPr>
+            <w:rStyle w:val="Kpr"/>
+            <w:i/>
+            <w:iCs/>
+            <w:noProof w:val="0"/>
+          </w:rPr>
+          <w:t>Computational</w:t>
+        </w:r>
+        <w:proofErr w:type="spellEnd"/>
+        <w:r>
+          <w:rPr>
+            <w:rStyle w:val="Kpr"/>
+            <w:i/>
+            <w:iCs/>
+            <w:noProof w:val="0"/>
+          </w:rPr>
+          <w:t xml:space="preserve"> </w:t>
+        </w:r>
+        <w:proofErr w:type="spellStart"/>
+        <w:r>
+          <w:rPr>
+            <w:rStyle w:val="Kpr"/>
+            <w:i/>
+            <w:iCs/>
+            <w:noProof w:val="0"/>
+          </w:rPr>
+          <w:t>Linguistics</w:t>
+        </w:r>
+        <w:proofErr w:type="spellEnd"/>
       </w:hyperlink>
       <w:r>
         <w:rPr>
@@ -23356,7 +27175,21 @@
         <w:rPr>
           <w:noProof w:val="0"/>
         </w:rPr>
-        <w:t xml:space="preserve"> (pp. 20481-20493).</w:t>
+        <w:t xml:space="preserve"> (</w:t>
+      </w:r>
+      <w:proofErr w:type="spellStart"/>
+      <w:r>
+        <w:rPr>
+          <w:noProof w:val="0"/>
+        </w:rPr>
+        <w:t>pp</w:t>
+      </w:r>
+      <w:proofErr w:type="spellEnd"/>
+      <w:r>
+        <w:rPr>
+          <w:noProof w:val="0"/>
+        </w:rPr>
+        <w:t>. 20481-20493).</w:t>
       </w:r>
     </w:p>
     <w:p>
@@ -23387,13 +27220,77 @@
         <w:t xml:space="preserve"> </w:t>
       </w:r>
       <w:bookmarkEnd w:id="155"/>
+      <w:proofErr w:type="spellStart"/>
       <w:r>
         <w:rPr>
           <w:b/>
           <w:bCs/>
           <w:noProof w:val="0"/>
         </w:rPr>
-        <w:t>Xu, B., Tao, C., Feng, Z., Raqui, Y., &amp; Ranwez, S. (2021).</w:t>
+        <w:t>Xu</w:t>
+      </w:r>
+      <w:proofErr w:type="spellEnd"/>
+      <w:r>
+        <w:rPr>
+          <w:b/>
+          <w:bCs/>
+          <w:noProof w:val="0"/>
+        </w:rPr>
+        <w:t>, B</w:t>
+      </w:r>
+      <w:proofErr w:type="gramStart"/>
+      <w:r>
+        <w:rPr>
+          <w:b/>
+          <w:bCs/>
+          <w:noProof w:val="0"/>
+        </w:rPr>
+        <w:t>.,</w:t>
+      </w:r>
+      <w:proofErr w:type="gramEnd"/>
+      <w:r>
+        <w:rPr>
+          <w:b/>
+          <w:bCs/>
+          <w:noProof w:val="0"/>
+        </w:rPr>
+        <w:t xml:space="preserve"> Tao, C., Feng, Z., </w:t>
+      </w:r>
+      <w:proofErr w:type="spellStart"/>
+      <w:r>
+        <w:rPr>
+          <w:b/>
+          <w:bCs/>
+          <w:noProof w:val="0"/>
+        </w:rPr>
+        <w:t>Raqui</w:t>
+      </w:r>
+      <w:proofErr w:type="spellEnd"/>
+      <w:r>
+        <w:rPr>
+          <w:b/>
+          <w:bCs/>
+          <w:noProof w:val="0"/>
+        </w:rPr>
+        <w:t xml:space="preserve">, Y., &amp; </w:t>
+      </w:r>
+      <w:proofErr w:type="spellStart"/>
+      <w:r>
+        <w:rPr>
+          <w:b/>
+          <w:bCs/>
+          <w:noProof w:val="0"/>
+        </w:rPr>
+        <w:t>Ranwez</w:t>
+      </w:r>
+      <w:proofErr w:type="spellEnd"/>
+      <w:r>
+        <w:rPr>
+          <w:b/>
+          <w:bCs/>
+          <w:noProof w:val="0"/>
+        </w:rPr>
+        <w:t>, S. (2021).</w:t>
       </w:r>
       <w:r>
         <w:rPr>
@@ -23407,7 +27304,183 @@
             <w:rStyle w:val="Kpr"/>
             <w:noProof w:val="0"/>
           </w:rPr>
-          <w:t>A benchmarking on cloud based speech-to-text services for french speech and background noise effect.</w:t>
+          <w:t xml:space="preserve">A </w:t>
+        </w:r>
+        <w:proofErr w:type="gramStart"/>
+        <w:r>
+          <w:rPr>
+            <w:rStyle w:val="Kpr"/>
+            <w:noProof w:val="0"/>
+          </w:rPr>
+          <w:t>benchmarking</w:t>
+        </w:r>
+        <w:proofErr w:type="gramEnd"/>
+        <w:r>
+          <w:rPr>
+            <w:rStyle w:val="Kpr"/>
+            <w:noProof w:val="0"/>
+          </w:rPr>
+          <w:t xml:space="preserve"> on </w:t>
+        </w:r>
+        <w:proofErr w:type="spellStart"/>
+        <w:r>
+          <w:rPr>
+            <w:rStyle w:val="Kpr"/>
+            <w:noProof w:val="0"/>
+          </w:rPr>
+          <w:t>cloud</w:t>
+        </w:r>
+        <w:proofErr w:type="spellEnd"/>
+        <w:r>
+          <w:rPr>
+            <w:rStyle w:val="Kpr"/>
+            <w:noProof w:val="0"/>
+          </w:rPr>
+          <w:t xml:space="preserve"> </w:t>
+        </w:r>
+        <w:proofErr w:type="spellStart"/>
+        <w:r>
+          <w:rPr>
+            <w:rStyle w:val="Kpr"/>
+            <w:noProof w:val="0"/>
+          </w:rPr>
+          <w:t>based</w:t>
+        </w:r>
+        <w:proofErr w:type="spellEnd"/>
+        <w:r>
+          <w:rPr>
+            <w:rStyle w:val="Kpr"/>
+            <w:noProof w:val="0"/>
+          </w:rPr>
+          <w:t xml:space="preserve"> </w:t>
+        </w:r>
+        <w:proofErr w:type="spellStart"/>
+        <w:r>
+          <w:rPr>
+            <w:rStyle w:val="Kpr"/>
+            <w:noProof w:val="0"/>
+          </w:rPr>
+          <w:t>speech-to-text</w:t>
+        </w:r>
+        <w:proofErr w:type="spellEnd"/>
+        <w:r>
+          <w:rPr>
+            <w:rStyle w:val="Kpr"/>
+            <w:noProof w:val="0"/>
+          </w:rPr>
+          <w:t xml:space="preserve"> </w:t>
+        </w:r>
+        <w:proofErr w:type="spellStart"/>
+        <w:r>
+          <w:rPr>
+            <w:rStyle w:val="Kpr"/>
+            <w:noProof w:val="0"/>
+          </w:rPr>
+          <w:t>services</w:t>
+        </w:r>
+        <w:proofErr w:type="spellEnd"/>
+        <w:r>
+          <w:rPr>
+            <w:rStyle w:val="Kpr"/>
+            <w:noProof w:val="0"/>
+          </w:rPr>
+          <w:t xml:space="preserve"> </w:t>
+        </w:r>
+        <w:proofErr w:type="spellStart"/>
+        <w:r>
+          <w:rPr>
+            <w:rStyle w:val="Kpr"/>
+            <w:noProof w:val="0"/>
+          </w:rPr>
+          <w:t>for</w:t>
+        </w:r>
+        <w:proofErr w:type="spellEnd"/>
+        <w:r>
+          <w:rPr>
+            <w:rStyle w:val="Kpr"/>
+            <w:noProof w:val="0"/>
+          </w:rPr>
+          <w:t xml:space="preserve"> </w:t>
+        </w:r>
+        <w:proofErr w:type="spellStart"/>
+        <w:r>
+          <w:rPr>
+            <w:rStyle w:val="Kpr"/>
+            <w:noProof w:val="0"/>
+          </w:rPr>
+          <w:t>french</w:t>
+        </w:r>
+        <w:proofErr w:type="spellEnd"/>
+        <w:r>
+          <w:rPr>
+            <w:rStyle w:val="Kpr"/>
+            <w:noProof w:val="0"/>
+          </w:rPr>
+          <w:t xml:space="preserve"> </w:t>
+        </w:r>
+        <w:proofErr w:type="spellStart"/>
+        <w:r>
+          <w:rPr>
+            <w:rStyle w:val="Kpr"/>
+            <w:noProof w:val="0"/>
+          </w:rPr>
+          <w:t>speech</w:t>
+        </w:r>
+        <w:proofErr w:type="spellEnd"/>
+        <w:r>
+          <w:rPr>
+            <w:rStyle w:val="Kpr"/>
+            <w:noProof w:val="0"/>
+          </w:rPr>
+          <w:t xml:space="preserve"> </w:t>
+        </w:r>
+        <w:proofErr w:type="spellStart"/>
+        <w:r>
+          <w:rPr>
+            <w:rStyle w:val="Kpr"/>
+            <w:noProof w:val="0"/>
+          </w:rPr>
+          <w:t>and</w:t>
+        </w:r>
+        <w:proofErr w:type="spellEnd"/>
+        <w:r>
+          <w:rPr>
+            <w:rStyle w:val="Kpr"/>
+            <w:noProof w:val="0"/>
+          </w:rPr>
+          <w:t xml:space="preserve"> background </w:t>
+        </w:r>
+        <w:proofErr w:type="spellStart"/>
+        <w:r>
+          <w:rPr>
+            <w:rStyle w:val="Kpr"/>
+            <w:noProof w:val="0"/>
+          </w:rPr>
+          <w:t>noise</w:t>
+        </w:r>
+        <w:proofErr w:type="spellEnd"/>
+        <w:r>
+          <w:rPr>
+            <w:rStyle w:val="Kpr"/>
+            <w:noProof w:val="0"/>
+          </w:rPr>
+          <w:t xml:space="preserve"> </w:t>
+        </w:r>
+        <w:proofErr w:type="spellStart"/>
+        <w:r>
+          <w:rPr>
+            <w:rStyle w:val="Kpr"/>
+            <w:noProof w:val="0"/>
+          </w:rPr>
+          <w:t>effect</w:t>
+        </w:r>
+        <w:proofErr w:type="spellEnd"/>
+        <w:r>
+          <w:rPr>
+            <w:rStyle w:val="Kpr"/>
+            <w:noProof w:val="0"/>
+          </w:rPr>
+          <w:t>.</w:t>
         </w:r>
       </w:hyperlink>
       <w:r>
@@ -23416,13 +27489,41 @@
         </w:rPr>
         <w:t xml:space="preserve"> </w:t>
       </w:r>
+      <w:proofErr w:type="spellStart"/>
       <w:r>
         <w:rPr>
           <w:i/>
           <w:iCs/>
           <w:noProof w:val="0"/>
         </w:rPr>
-        <w:t>arXiv preprint arXiv:2105.03409</w:t>
+        <w:t>arXiv</w:t>
+      </w:r>
+      <w:proofErr w:type="spellEnd"/>
+      <w:r>
+        <w:rPr>
+          <w:i/>
+          <w:iCs/>
+          <w:noProof w:val="0"/>
+        </w:rPr>
+        <w:t xml:space="preserve"> </w:t>
+      </w:r>
+      <w:proofErr w:type="spellStart"/>
+      <w:r>
+        <w:rPr>
+          <w:i/>
+          <w:iCs/>
+          <w:noProof w:val="0"/>
+        </w:rPr>
+        <w:t>preprint</w:t>
+      </w:r>
+      <w:proofErr w:type="spellEnd"/>
+      <w:r>
+        <w:rPr>
+          <w:i/>
+          <w:iCs/>
+          <w:noProof w:val="0"/>
+        </w:rPr>
+        <w:t xml:space="preserve"> arXiv:2105.03409</w:t>
       </w:r>
       <w:r>
         <w:rPr>
@@ -23459,13 +27560,95 @@
         <w:t xml:space="preserve"> </w:t>
       </w:r>
       <w:bookmarkEnd w:id="156"/>
+      <w:proofErr w:type="spellStart"/>
       <w:r>
         <w:rPr>
           <w:b/>
           <w:bCs/>
           <w:noProof w:val="0"/>
         </w:rPr>
-        <w:t>Fujita, Y., Kanda, N., Horiguchi, S., Nagamatsu, K., &amp; Watanabe, S.</w:t>
+        <w:t>Fujita</w:t>
+      </w:r>
+      <w:proofErr w:type="spellEnd"/>
+      <w:r>
+        <w:rPr>
+          <w:b/>
+          <w:bCs/>
+          <w:noProof w:val="0"/>
+        </w:rPr>
+        <w:t>, Y</w:t>
+      </w:r>
+      <w:proofErr w:type="gramStart"/>
+      <w:r>
+        <w:rPr>
+          <w:b/>
+          <w:bCs/>
+          <w:noProof w:val="0"/>
+        </w:rPr>
+        <w:t>.,</w:t>
+      </w:r>
+      <w:proofErr w:type="gramEnd"/>
+      <w:r>
+        <w:rPr>
+          <w:b/>
+          <w:bCs/>
+          <w:noProof w:val="0"/>
+        </w:rPr>
+        <w:t xml:space="preserve"> Kanda, N., </w:t>
+      </w:r>
+      <w:proofErr w:type="spellStart"/>
+      <w:r>
+        <w:rPr>
+          <w:b/>
+          <w:bCs/>
+          <w:noProof w:val="0"/>
+        </w:rPr>
+        <w:t>Horiguchi</w:t>
+      </w:r>
+      <w:proofErr w:type="spellEnd"/>
+      <w:r>
+        <w:rPr>
+          <w:b/>
+          <w:bCs/>
+          <w:noProof w:val="0"/>
+        </w:rPr>
+        <w:t xml:space="preserve">, S., </w:t>
+      </w:r>
+      <w:proofErr w:type="spellStart"/>
+      <w:r>
+        <w:rPr>
+          <w:b/>
+          <w:bCs/>
+          <w:noProof w:val="0"/>
+        </w:rPr>
+        <w:t>Nagamatsu</w:t>
+      </w:r>
+      <w:proofErr w:type="spellEnd"/>
+      <w:r>
+        <w:rPr>
+          <w:b/>
+          <w:bCs/>
+          <w:noProof w:val="0"/>
+        </w:rPr>
+        <w:t xml:space="preserve">, K., &amp; </w:t>
+      </w:r>
+      <w:proofErr w:type="spellStart"/>
+      <w:r>
+        <w:rPr>
+          <w:b/>
+          <w:bCs/>
+          <w:noProof w:val="0"/>
+        </w:rPr>
+        <w:t>Watanabe</w:t>
+      </w:r>
+      <w:proofErr w:type="spellEnd"/>
+      <w:r>
+        <w:rPr>
+          <w:b/>
+          <w:bCs/>
+          <w:noProof w:val="0"/>
+        </w:rPr>
+        <w:t>, S.</w:t>
       </w:r>
       <w:r>
         <w:rPr>
@@ -23479,8 +27662,113 @@
             <w:rStyle w:val="Kpr"/>
             <w:noProof w:val="0"/>
           </w:rPr>
-          <w:t xml:space="preserve"> End-to-end neural speaker diarization with permutation-free objectives</w:t>
-        </w:r>
+          <w:t xml:space="preserve"> </w:t>
+        </w:r>
+        <w:proofErr w:type="spellStart"/>
+        <w:r>
+          <w:rPr>
+            <w:rStyle w:val="Kpr"/>
+            <w:noProof w:val="0"/>
+          </w:rPr>
+          <w:t>End-to-end</w:t>
+        </w:r>
+        <w:proofErr w:type="spellEnd"/>
+        <w:r>
+          <w:rPr>
+            <w:rStyle w:val="Kpr"/>
+            <w:noProof w:val="0"/>
+          </w:rPr>
+          <w:t xml:space="preserve"> </w:t>
+        </w:r>
+        <w:proofErr w:type="spellStart"/>
+        <w:r>
+          <w:rPr>
+            <w:rStyle w:val="Kpr"/>
+            <w:noProof w:val="0"/>
+          </w:rPr>
+          <w:t>neural</w:t>
+        </w:r>
+        <w:proofErr w:type="spellEnd"/>
+        <w:r>
+          <w:rPr>
+            <w:rStyle w:val="Kpr"/>
+            <w:noProof w:val="0"/>
+          </w:rPr>
+          <w:t xml:space="preserve"> </w:t>
+        </w:r>
+        <w:proofErr w:type="spellStart"/>
+        <w:r>
+          <w:rPr>
+            <w:rStyle w:val="Kpr"/>
+            <w:noProof w:val="0"/>
+          </w:rPr>
+          <w:t>speaker</w:t>
+        </w:r>
+        <w:proofErr w:type="spellEnd"/>
+        <w:r>
+          <w:rPr>
+            <w:rStyle w:val="Kpr"/>
+            <w:noProof w:val="0"/>
+          </w:rPr>
+          <w:t xml:space="preserve"> </w:t>
+        </w:r>
+        <w:proofErr w:type="spellStart"/>
+        <w:r>
+          <w:rPr>
+            <w:rStyle w:val="Kpr"/>
+            <w:noProof w:val="0"/>
+          </w:rPr>
+          <w:t>diarization</w:t>
+        </w:r>
+        <w:proofErr w:type="spellEnd"/>
+        <w:r>
+          <w:rPr>
+            <w:rStyle w:val="Kpr"/>
+            <w:noProof w:val="0"/>
+          </w:rPr>
+          <w:t xml:space="preserve"> </w:t>
+        </w:r>
+        <w:proofErr w:type="spellStart"/>
+        <w:r>
+          <w:rPr>
+            <w:rStyle w:val="Kpr"/>
+            <w:noProof w:val="0"/>
+          </w:rPr>
+          <w:t>with</w:t>
+        </w:r>
+        <w:proofErr w:type="spellEnd"/>
+        <w:r>
+          <w:rPr>
+            <w:rStyle w:val="Kpr"/>
+            <w:noProof w:val="0"/>
+          </w:rPr>
+          <w:t xml:space="preserve"> </w:t>
+        </w:r>
+        <w:proofErr w:type="spellStart"/>
+        <w:r>
+          <w:rPr>
+            <w:rStyle w:val="Kpr"/>
+            <w:noProof w:val="0"/>
+          </w:rPr>
+          <w:t>permutation-free</w:t>
+        </w:r>
+        <w:proofErr w:type="spellEnd"/>
+        <w:r>
+          <w:rPr>
+            <w:rStyle w:val="Kpr"/>
+            <w:noProof w:val="0"/>
+          </w:rPr>
+          <w:t xml:space="preserve"> </w:t>
+        </w:r>
+        <w:proofErr w:type="spellStart"/>
+        <w:r>
+          <w:rPr>
+            <w:rStyle w:val="Kpr"/>
+            <w:noProof w:val="0"/>
+          </w:rPr>
+          <w:t>objectives</w:t>
+        </w:r>
+        <w:proofErr w:type="spellEnd"/>
       </w:hyperlink>
       <w:r>
         <w:rPr>
@@ -23488,13 +27776,41 @@
         </w:rPr>
         <w:t xml:space="preserve">. </w:t>
       </w:r>
+      <w:proofErr w:type="spellStart"/>
       <w:r>
         <w:rPr>
           <w:i/>
           <w:iCs/>
           <w:noProof w:val="0"/>
         </w:rPr>
-        <w:t>arXiv preprint arXiv:1909.05952</w:t>
+        <w:t>arXiv</w:t>
+      </w:r>
+      <w:proofErr w:type="spellEnd"/>
+      <w:r>
+        <w:rPr>
+          <w:i/>
+          <w:iCs/>
+          <w:noProof w:val="0"/>
+        </w:rPr>
+        <w:t xml:space="preserve"> </w:t>
+      </w:r>
+      <w:proofErr w:type="spellStart"/>
+      <w:r>
+        <w:rPr>
+          <w:i/>
+          <w:iCs/>
+          <w:noProof w:val="0"/>
+        </w:rPr>
+        <w:t>preprint</w:t>
+      </w:r>
+      <w:proofErr w:type="spellEnd"/>
+      <w:r>
+        <w:rPr>
+          <w:i/>
+          <w:iCs/>
+          <w:noProof w:val="0"/>
+        </w:rPr>
+        <w:t xml:space="preserve"> arXiv:1909.05952</w:t>
       </w:r>
       <w:r>
         <w:rPr>
@@ -23525,13 +27841,77 @@
         <w:t xml:space="preserve">[10] </w:t>
       </w:r>
       <w:bookmarkEnd w:id="157"/>
+      <w:proofErr w:type="spellStart"/>
       <w:r>
         <w:rPr>
           <w:b/>
           <w:bCs/>
           <w:noProof w:val="0"/>
         </w:rPr>
-        <w:t>Sharma, M., Joshi, S., Chatterjee, T., &amp; Hamid, R.</w:t>
+        <w:t>Sharma</w:t>
+      </w:r>
+      <w:proofErr w:type="spellEnd"/>
+      <w:r>
+        <w:rPr>
+          <w:b/>
+          <w:bCs/>
+          <w:noProof w:val="0"/>
+        </w:rPr>
+        <w:t>, M</w:t>
+      </w:r>
+      <w:proofErr w:type="gramStart"/>
+      <w:r>
+        <w:rPr>
+          <w:b/>
+          <w:bCs/>
+          <w:noProof w:val="0"/>
+        </w:rPr>
+        <w:t>.,</w:t>
+      </w:r>
+      <w:proofErr w:type="gramEnd"/>
+      <w:r>
+        <w:rPr>
+          <w:b/>
+          <w:bCs/>
+          <w:noProof w:val="0"/>
+        </w:rPr>
+        <w:t xml:space="preserve"> </w:t>
+      </w:r>
+      <w:proofErr w:type="spellStart"/>
+      <w:r>
+        <w:rPr>
+          <w:b/>
+          <w:bCs/>
+          <w:noProof w:val="0"/>
+        </w:rPr>
+        <w:t>Joshi</w:t>
+      </w:r>
+      <w:proofErr w:type="spellEnd"/>
+      <w:r>
+        <w:rPr>
+          <w:b/>
+          <w:bCs/>
+          <w:noProof w:val="0"/>
+        </w:rPr>
+        <w:t xml:space="preserve">, S., </w:t>
+      </w:r>
+      <w:proofErr w:type="spellStart"/>
+      <w:r>
+        <w:rPr>
+          <w:b/>
+          <w:bCs/>
+          <w:noProof w:val="0"/>
+        </w:rPr>
+        <w:t>Chatterjee</w:t>
+      </w:r>
+      <w:proofErr w:type="spellEnd"/>
+      <w:r>
+        <w:rPr>
+          <w:b/>
+          <w:bCs/>
+          <w:noProof w:val="0"/>
+        </w:rPr>
+        <w:t>, T., &amp; Hamid, R.</w:t>
       </w:r>
       <w:r>
         <w:rPr>
@@ -23545,7 +27925,183 @@
             <w:rStyle w:val="Kpr"/>
             <w:noProof w:val="0"/>
           </w:rPr>
-          <w:t>A comprehensive empirical review of modern voice activity detection approaches for movies and TV shows.</w:t>
+          <w:t xml:space="preserve">A </w:t>
+        </w:r>
+        <w:proofErr w:type="spellStart"/>
+        <w:r>
+          <w:rPr>
+            <w:rStyle w:val="Kpr"/>
+            <w:noProof w:val="0"/>
+          </w:rPr>
+          <w:t>comprehensive</w:t>
+        </w:r>
+        <w:proofErr w:type="spellEnd"/>
+        <w:r>
+          <w:rPr>
+            <w:rStyle w:val="Kpr"/>
+            <w:noProof w:val="0"/>
+          </w:rPr>
+          <w:t xml:space="preserve"> </w:t>
+        </w:r>
+        <w:proofErr w:type="spellStart"/>
+        <w:r>
+          <w:rPr>
+            <w:rStyle w:val="Kpr"/>
+            <w:noProof w:val="0"/>
+          </w:rPr>
+          <w:t>empirical</w:t>
+        </w:r>
+        <w:proofErr w:type="spellEnd"/>
+        <w:r>
+          <w:rPr>
+            <w:rStyle w:val="Kpr"/>
+            <w:noProof w:val="0"/>
+          </w:rPr>
+          <w:t xml:space="preserve"> </w:t>
+        </w:r>
+        <w:proofErr w:type="spellStart"/>
+        <w:r>
+          <w:rPr>
+            <w:rStyle w:val="Kpr"/>
+            <w:noProof w:val="0"/>
+          </w:rPr>
+          <w:t>review</w:t>
+        </w:r>
+        <w:proofErr w:type="spellEnd"/>
+        <w:r>
+          <w:rPr>
+            <w:rStyle w:val="Kpr"/>
+            <w:noProof w:val="0"/>
+          </w:rPr>
+          <w:t xml:space="preserve"> of modern </w:t>
+        </w:r>
+        <w:proofErr w:type="spellStart"/>
+        <w:r>
+          <w:rPr>
+            <w:rStyle w:val="Kpr"/>
+            <w:noProof w:val="0"/>
+          </w:rPr>
+          <w:t>voice</w:t>
+        </w:r>
+        <w:proofErr w:type="spellEnd"/>
+        <w:r>
+          <w:rPr>
+            <w:rStyle w:val="Kpr"/>
+            <w:noProof w:val="0"/>
+          </w:rPr>
+          <w:t xml:space="preserve"> </w:t>
+        </w:r>
+        <w:proofErr w:type="spellStart"/>
+        <w:r>
+          <w:rPr>
+            <w:rStyle w:val="Kpr"/>
+            <w:noProof w:val="0"/>
+          </w:rPr>
+          <w:t>activity</w:t>
+        </w:r>
+        <w:proofErr w:type="spellEnd"/>
+        <w:r>
+          <w:rPr>
+            <w:rStyle w:val="Kpr"/>
+            <w:noProof w:val="0"/>
+          </w:rPr>
+          <w:t xml:space="preserve"> </w:t>
+        </w:r>
+        <w:proofErr w:type="spellStart"/>
+        <w:r>
+          <w:rPr>
+            <w:rStyle w:val="Kpr"/>
+            <w:noProof w:val="0"/>
+          </w:rPr>
+          <w:t>detection</w:t>
+        </w:r>
+        <w:proofErr w:type="spellEnd"/>
+        <w:r>
+          <w:rPr>
+            <w:rStyle w:val="Kpr"/>
+            <w:noProof w:val="0"/>
+          </w:rPr>
+          <w:t xml:space="preserve"> </w:t>
+        </w:r>
+        <w:proofErr w:type="spellStart"/>
+        <w:r>
+          <w:rPr>
+            <w:rStyle w:val="Kpr"/>
+            <w:noProof w:val="0"/>
+          </w:rPr>
+          <w:t>approaches</w:t>
+        </w:r>
+        <w:proofErr w:type="spellEnd"/>
+        <w:r>
+          <w:rPr>
+            <w:rStyle w:val="Kpr"/>
+            <w:noProof w:val="0"/>
+          </w:rPr>
+          <w:t xml:space="preserve"> </w:t>
+        </w:r>
+        <w:proofErr w:type="spellStart"/>
+        <w:r>
+          <w:rPr>
+            <w:rStyle w:val="Kpr"/>
+            <w:noProof w:val="0"/>
+          </w:rPr>
+          <w:t>for</w:t>
+        </w:r>
+        <w:proofErr w:type="spellEnd"/>
+        <w:r>
+          <w:rPr>
+            <w:rStyle w:val="Kpr"/>
+            <w:noProof w:val="0"/>
+          </w:rPr>
+          <w:t xml:space="preserve"> </w:t>
+        </w:r>
+        <w:proofErr w:type="spellStart"/>
+        <w:r>
+          <w:rPr>
+            <w:rStyle w:val="Kpr"/>
+            <w:noProof w:val="0"/>
+          </w:rPr>
+          <w:t>movies</w:t>
+        </w:r>
+        <w:proofErr w:type="spellEnd"/>
+        <w:r>
+          <w:rPr>
+            <w:rStyle w:val="Kpr"/>
+            <w:noProof w:val="0"/>
+          </w:rPr>
+          <w:t xml:space="preserve"> </w:t>
+        </w:r>
+        <w:proofErr w:type="spellStart"/>
+        <w:r>
+          <w:rPr>
+            <w:rStyle w:val="Kpr"/>
+            <w:noProof w:val="0"/>
+          </w:rPr>
+          <w:t>and</w:t>
+        </w:r>
+        <w:proofErr w:type="spellEnd"/>
+        <w:r>
+          <w:rPr>
+            <w:rStyle w:val="Kpr"/>
+            <w:noProof w:val="0"/>
+          </w:rPr>
+          <w:t xml:space="preserve"> TV </w:t>
+        </w:r>
+        <w:proofErr w:type="spellStart"/>
+        <w:r>
+          <w:rPr>
+            <w:rStyle w:val="Kpr"/>
+            <w:noProof w:val="0"/>
+          </w:rPr>
+          <w:t>shows</w:t>
+        </w:r>
+        <w:proofErr w:type="spellEnd"/>
+        <w:r>
+          <w:rPr>
+            <w:rStyle w:val="Kpr"/>
+            <w:noProof w:val="0"/>
+          </w:rPr>
+          <w:t>.</w:t>
         </w:r>
       </w:hyperlink>
       <w:r>
@@ -23554,6 +28110,7 @@
         </w:rPr>
         <w:t xml:space="preserve"> </w:t>
       </w:r>
+      <w:proofErr w:type="spellStart"/>
       <w:r>
         <w:rPr>
           <w:i/>
@@ -23562,6 +28119,7 @@
         </w:rPr>
         <w:t>Neurocomputing</w:t>
       </w:r>
+      <w:proofErr w:type="spellEnd"/>
       <w:r>
         <w:rPr>
           <w:noProof w:val="0"/>
@@ -23611,13 +28169,59 @@
         <w:t xml:space="preserve"> </w:t>
       </w:r>
       <w:bookmarkEnd w:id="158"/>
+      <w:proofErr w:type="spellStart"/>
       <w:r>
         <w:rPr>
           <w:b/>
           <w:bCs/>
           <w:noProof w:val="0"/>
         </w:rPr>
-        <w:t>Zhang, S., Gagliardi, G., &amp; Tamburini, F.</w:t>
+        <w:t>Zhang</w:t>
+      </w:r>
+      <w:proofErr w:type="spellEnd"/>
+      <w:r>
+        <w:rPr>
+          <w:b/>
+          <w:bCs/>
+          <w:noProof w:val="0"/>
+        </w:rPr>
+        <w:t>, S</w:t>
+      </w:r>
+      <w:proofErr w:type="gramStart"/>
+      <w:r>
+        <w:rPr>
+          <w:b/>
+          <w:bCs/>
+          <w:noProof w:val="0"/>
+        </w:rPr>
+        <w:t>.,</w:t>
+      </w:r>
+      <w:proofErr w:type="gramEnd"/>
+      <w:r>
+        <w:rPr>
+          <w:b/>
+          <w:bCs/>
+          <w:noProof w:val="0"/>
+        </w:rPr>
+        <w:t xml:space="preserve"> </w:t>
+      </w:r>
+      <w:proofErr w:type="spellStart"/>
+      <w:r>
+        <w:rPr>
+          <w:b/>
+          <w:bCs/>
+          <w:noProof w:val="0"/>
+        </w:rPr>
+        <w:t>Gagliardi</w:t>
+      </w:r>
+      <w:proofErr w:type="spellEnd"/>
+      <w:r>
+        <w:rPr>
+          <w:b/>
+          <w:bCs/>
+          <w:noProof w:val="0"/>
+        </w:rPr>
+        <w:t>, G., &amp; Tamburini, F.</w:t>
       </w:r>
       <w:r>
         <w:rPr>
@@ -23631,14 +28235,92 @@
             <w:rStyle w:val="Kpr"/>
             <w:noProof w:val="0"/>
           </w:rPr>
-          <w:t>Voice activity detection on Italian language.</w:t>
+          <w:t xml:space="preserve">Voice </w:t>
+        </w:r>
+        <w:proofErr w:type="spellStart"/>
+        <w:r>
+          <w:rPr>
+            <w:rStyle w:val="Kpr"/>
+            <w:noProof w:val="0"/>
+          </w:rPr>
+          <w:t>activity</w:t>
+        </w:r>
+        <w:proofErr w:type="spellEnd"/>
+        <w:r>
+          <w:rPr>
+            <w:rStyle w:val="Kpr"/>
+            <w:noProof w:val="0"/>
+          </w:rPr>
+          <w:t xml:space="preserve"> </w:t>
+        </w:r>
+        <w:proofErr w:type="spellStart"/>
+        <w:r>
+          <w:rPr>
+            <w:rStyle w:val="Kpr"/>
+            <w:noProof w:val="0"/>
+          </w:rPr>
+          <w:t>detection</w:t>
+        </w:r>
+        <w:proofErr w:type="spellEnd"/>
+        <w:r>
+          <w:rPr>
+            <w:rStyle w:val="Kpr"/>
+            <w:noProof w:val="0"/>
+          </w:rPr>
+          <w:t xml:space="preserve"> on </w:t>
+        </w:r>
+        <w:proofErr w:type="spellStart"/>
+        <w:r>
+          <w:rPr>
+            <w:rStyle w:val="Kpr"/>
+            <w:noProof w:val="0"/>
+          </w:rPr>
+          <w:t>Italian</w:t>
+        </w:r>
+        <w:proofErr w:type="spellEnd"/>
+        <w:r>
+          <w:rPr>
+            <w:rStyle w:val="Kpr"/>
+            <w:noProof w:val="0"/>
+          </w:rPr>
+          <w:t xml:space="preserve"> </w:t>
+        </w:r>
+        <w:proofErr w:type="spellStart"/>
+        <w:r>
+          <w:rPr>
+            <w:rStyle w:val="Kpr"/>
+            <w:noProof w:val="0"/>
+          </w:rPr>
+          <w:t>language</w:t>
+        </w:r>
+        <w:proofErr w:type="spellEnd"/>
+        <w:r>
+          <w:rPr>
+            <w:rStyle w:val="Kpr"/>
+            <w:noProof w:val="0"/>
+          </w:rPr>
+          <w:t>.</w:t>
         </w:r>
       </w:hyperlink>
       <w:r>
         <w:rPr>
           <w:noProof w:val="0"/>
         </w:rPr>
-        <w:t xml:space="preserve"> In </w:t>
+        <w:t xml:space="preserve"> </w:t>
+      </w:r>
+      <w:proofErr w:type="spellStart"/>
+      <w:r>
+        <w:rPr>
+          <w:noProof w:val="0"/>
+        </w:rPr>
+        <w:t>In</w:t>
+      </w:r>
+      <w:proofErr w:type="spellEnd"/>
+      <w:r>
+        <w:rPr>
+          <w:noProof w:val="0"/>
+        </w:rPr>
+        <w:t xml:space="preserve"> </w:t>
       </w:r>
       <w:r>
         <w:rPr>
@@ -23652,7 +28334,49 @@
         <w:rPr>
           <w:noProof w:val="0"/>
         </w:rPr>
-        <w:t xml:space="preserve"> (Vol. 3878, pp. 1-6). CEUR Workshop Proceedings (CEUR-WS. org).</w:t>
+        <w:t xml:space="preserve"> (</w:t>
+      </w:r>
+      <w:proofErr w:type="spellStart"/>
+      <w:r>
+        <w:rPr>
+          <w:noProof w:val="0"/>
+        </w:rPr>
+        <w:t>Vol</w:t>
+      </w:r>
+      <w:proofErr w:type="spellEnd"/>
+      <w:r>
+        <w:rPr>
+          <w:noProof w:val="0"/>
+        </w:rPr>
+        <w:t xml:space="preserve">. 3878, </w:t>
+      </w:r>
+      <w:proofErr w:type="spellStart"/>
+      <w:r>
+        <w:rPr>
+          <w:noProof w:val="0"/>
+        </w:rPr>
+        <w:t>pp</w:t>
+      </w:r>
+      <w:proofErr w:type="spellEnd"/>
+      <w:r>
+        <w:rPr>
+          <w:noProof w:val="0"/>
+        </w:rPr>
+        <w:t xml:space="preserve">. 1-6). CEUR Workshop </w:t>
+      </w:r>
+      <w:proofErr w:type="spellStart"/>
+      <w:r>
+        <w:rPr>
+          <w:noProof w:val="0"/>
+        </w:rPr>
+        <w:t>Proceedings</w:t>
+      </w:r>
+      <w:proofErr w:type="spellEnd"/>
+      <w:r>
+        <w:rPr>
+          <w:noProof w:val="0"/>
+        </w:rPr>
+        <w:t xml:space="preserve"> (CEUR-WS. org).</w:t>
       </w:r>
     </w:p>
     <w:p>
@@ -23683,13 +28407,95 @@
         <w:t xml:space="preserve"> </w:t>
       </w:r>
       <w:bookmarkEnd w:id="159"/>
+      <w:proofErr w:type="spellStart"/>
       <w:r>
         <w:rPr>
           <w:b/>
           <w:bCs/>
           <w:noProof w:val="0"/>
         </w:rPr>
-        <w:t>Shah, D., Saboo, R., Dwivedi, A., &amp; Gajjar, M.</w:t>
+        <w:t>Shah</w:t>
+      </w:r>
+      <w:proofErr w:type="spellEnd"/>
+      <w:r>
+        <w:rPr>
+          <w:b/>
+          <w:bCs/>
+          <w:noProof w:val="0"/>
+        </w:rPr>
+        <w:t>, D</w:t>
+      </w:r>
+      <w:proofErr w:type="gramStart"/>
+      <w:r>
+        <w:rPr>
+          <w:b/>
+          <w:bCs/>
+          <w:noProof w:val="0"/>
+        </w:rPr>
+        <w:t>.,</w:t>
+      </w:r>
+      <w:proofErr w:type="gramEnd"/>
+      <w:r>
+        <w:rPr>
+          <w:b/>
+          <w:bCs/>
+          <w:noProof w:val="0"/>
+        </w:rPr>
+        <w:t xml:space="preserve"> </w:t>
+      </w:r>
+      <w:proofErr w:type="spellStart"/>
+      <w:r>
+        <w:rPr>
+          <w:b/>
+          <w:bCs/>
+          <w:noProof w:val="0"/>
+        </w:rPr>
+        <w:t>Saboo</w:t>
+      </w:r>
+      <w:proofErr w:type="spellEnd"/>
+      <w:r>
+        <w:rPr>
+          <w:b/>
+          <w:bCs/>
+          <w:noProof w:val="0"/>
+        </w:rPr>
+        <w:t xml:space="preserve">, R., </w:t>
+      </w:r>
+      <w:proofErr w:type="spellStart"/>
+      <w:r>
+        <w:rPr>
+          <w:b/>
+          <w:bCs/>
+          <w:noProof w:val="0"/>
+        </w:rPr>
+        <w:t>Dwivedi</w:t>
+      </w:r>
+      <w:proofErr w:type="spellEnd"/>
+      <w:r>
+        <w:rPr>
+          <w:b/>
+          <w:bCs/>
+          <w:noProof w:val="0"/>
+        </w:rPr>
+        <w:t xml:space="preserve">, A., &amp; </w:t>
+      </w:r>
+      <w:proofErr w:type="spellStart"/>
+      <w:r>
+        <w:rPr>
+          <w:b/>
+          <w:bCs/>
+          <w:noProof w:val="0"/>
+        </w:rPr>
+        <w:t>Gajjar</w:t>
+      </w:r>
+      <w:proofErr w:type="spellEnd"/>
+      <w:r>
+        <w:rPr>
+          <w:b/>
+          <w:bCs/>
+          <w:noProof w:val="0"/>
+        </w:rPr>
+        <w:t>, M.</w:t>
       </w:r>
       <w:r>
         <w:rPr>
@@ -23698,12 +28504,117 @@
         <w:t xml:space="preserve"> (2024). </w:t>
       </w:r>
       <w:hyperlink r:id="rId43" w:history="1">
+        <w:proofErr w:type="spellStart"/>
         <w:r>
           <w:rPr>
             <w:rStyle w:val="Kpr"/>
             <w:noProof w:val="0"/>
           </w:rPr>
-          <w:t>Integrating Faster Whisper with Deep Learning Speaker Recognition.</w:t>
+          <w:t>Integrating</w:t>
+        </w:r>
+        <w:proofErr w:type="spellEnd"/>
+        <w:r>
+          <w:rPr>
+            <w:rStyle w:val="Kpr"/>
+            <w:noProof w:val="0"/>
+          </w:rPr>
+          <w:t xml:space="preserve"> </w:t>
+        </w:r>
+        <w:proofErr w:type="spellStart"/>
+        <w:r>
+          <w:rPr>
+            <w:rStyle w:val="Kpr"/>
+            <w:noProof w:val="0"/>
+          </w:rPr>
+          <w:t>Faster</w:t>
+        </w:r>
+        <w:proofErr w:type="spellEnd"/>
+        <w:r>
+          <w:rPr>
+            <w:rStyle w:val="Kpr"/>
+            <w:noProof w:val="0"/>
+          </w:rPr>
+          <w:t xml:space="preserve"> </w:t>
+        </w:r>
+        <w:proofErr w:type="spellStart"/>
+        <w:r>
+          <w:rPr>
+            <w:rStyle w:val="Kpr"/>
+            <w:noProof w:val="0"/>
+          </w:rPr>
+          <w:t>Whisper</w:t>
+        </w:r>
+        <w:proofErr w:type="spellEnd"/>
+        <w:r>
+          <w:rPr>
+            <w:rStyle w:val="Kpr"/>
+            <w:noProof w:val="0"/>
+          </w:rPr>
+          <w:t xml:space="preserve"> </w:t>
+        </w:r>
+        <w:proofErr w:type="spellStart"/>
+        <w:r>
+          <w:rPr>
+            <w:rStyle w:val="Kpr"/>
+            <w:noProof w:val="0"/>
+          </w:rPr>
+          <w:t>with</w:t>
+        </w:r>
+        <w:proofErr w:type="spellEnd"/>
+        <w:r>
+          <w:rPr>
+            <w:rStyle w:val="Kpr"/>
+            <w:noProof w:val="0"/>
+          </w:rPr>
+          <w:t xml:space="preserve"> </w:t>
+        </w:r>
+        <w:proofErr w:type="spellStart"/>
+        <w:r>
+          <w:rPr>
+            <w:rStyle w:val="Kpr"/>
+            <w:noProof w:val="0"/>
+          </w:rPr>
+          <w:t>Deep</w:t>
+        </w:r>
+        <w:proofErr w:type="spellEnd"/>
+        <w:r>
+          <w:rPr>
+            <w:rStyle w:val="Kpr"/>
+            <w:noProof w:val="0"/>
+          </w:rPr>
+          <w:t xml:space="preserve"> Learning </w:t>
+        </w:r>
+        <w:proofErr w:type="spellStart"/>
+        <w:r>
+          <w:rPr>
+            <w:rStyle w:val="Kpr"/>
+            <w:noProof w:val="0"/>
+          </w:rPr>
+          <w:t>Speaker</w:t>
+        </w:r>
+        <w:proofErr w:type="spellEnd"/>
+        <w:r>
+          <w:rPr>
+            <w:rStyle w:val="Kpr"/>
+            <w:noProof w:val="0"/>
+          </w:rPr>
+          <w:t xml:space="preserve"> </w:t>
+        </w:r>
+        <w:proofErr w:type="spellStart"/>
+        <w:r>
+          <w:rPr>
+            <w:rStyle w:val="Kpr"/>
+            <w:noProof w:val="0"/>
+          </w:rPr>
+          <w:t>Recognition</w:t>
+        </w:r>
+        <w:proofErr w:type="spellEnd"/>
+        <w:r>
+          <w:rPr>
+            <w:rStyle w:val="Kpr"/>
+            <w:noProof w:val="0"/>
+          </w:rPr>
+          <w:t>.</w:t>
         </w:r>
       </w:hyperlink>
     </w:p>
@@ -23736,34 +28647,209 @@
         <w:t xml:space="preserve"> </w:t>
       </w:r>
       <w:bookmarkEnd w:id="160"/>
+      <w:proofErr w:type="spellStart"/>
       <w:r>
         <w:rPr>
           <w:b/>
           <w:bCs/>
           <w:noProof w:val="0"/>
         </w:rPr>
-        <w:t>Bredin, H.</w:t>
-      </w:r>
-      <w:r>
-        <w:rPr>
-          <w:noProof w:val="0"/>
-        </w:rPr>
-        <w:t xml:space="preserve"> (2023, August). </w:t>
+        <w:t>Bredin</w:t>
+      </w:r>
+      <w:proofErr w:type="spellEnd"/>
+      <w:r>
+        <w:rPr>
+          <w:b/>
+          <w:bCs/>
+          <w:noProof w:val="0"/>
+        </w:rPr>
+        <w:t>, H.</w:t>
+      </w:r>
+      <w:r>
+        <w:rPr>
+          <w:noProof w:val="0"/>
+        </w:rPr>
+        <w:t xml:space="preserve"> (2023, </w:t>
+      </w:r>
+      <w:proofErr w:type="spellStart"/>
+      <w:r>
+        <w:rPr>
+          <w:noProof w:val="0"/>
+        </w:rPr>
+        <w:t>August</w:t>
+      </w:r>
+      <w:proofErr w:type="spellEnd"/>
+      <w:r>
+        <w:rPr>
+          <w:noProof w:val="0"/>
+        </w:rPr>
+        <w:t xml:space="preserve">). </w:t>
       </w:r>
       <w:hyperlink r:id="rId44" w:history="1">
+        <w:proofErr w:type="spellStart"/>
         <w:r>
           <w:rPr>
             <w:rStyle w:val="Kpr"/>
             <w:noProof w:val="0"/>
           </w:rPr>
-          <w:t>pyannote. audio 2.1 speaker diarization pipeline: principle, benchmark, and recipe.</w:t>
+          <w:t>pyannote</w:t>
+        </w:r>
+        <w:proofErr w:type="spellEnd"/>
+        <w:r>
+          <w:rPr>
+            <w:rStyle w:val="Kpr"/>
+            <w:noProof w:val="0"/>
+          </w:rPr>
+          <w:t xml:space="preserve">. </w:t>
+        </w:r>
+        <w:proofErr w:type="spellStart"/>
+        <w:r>
+          <w:rPr>
+            <w:rStyle w:val="Kpr"/>
+            <w:noProof w:val="0"/>
+          </w:rPr>
+          <w:t>audio</w:t>
+        </w:r>
+        <w:proofErr w:type="spellEnd"/>
+        <w:r>
+          <w:rPr>
+            <w:rStyle w:val="Kpr"/>
+            <w:noProof w:val="0"/>
+          </w:rPr>
+          <w:t xml:space="preserve"> 2.1 </w:t>
+        </w:r>
+        <w:proofErr w:type="spellStart"/>
+        <w:r>
+          <w:rPr>
+            <w:rStyle w:val="Kpr"/>
+            <w:noProof w:val="0"/>
+          </w:rPr>
+          <w:t>speaker</w:t>
+        </w:r>
+        <w:proofErr w:type="spellEnd"/>
+        <w:r>
+          <w:rPr>
+            <w:rStyle w:val="Kpr"/>
+            <w:noProof w:val="0"/>
+          </w:rPr>
+          <w:t xml:space="preserve"> </w:t>
+        </w:r>
+        <w:proofErr w:type="spellStart"/>
+        <w:r>
+          <w:rPr>
+            <w:rStyle w:val="Kpr"/>
+            <w:noProof w:val="0"/>
+          </w:rPr>
+          <w:t>diarization</w:t>
+        </w:r>
+        <w:proofErr w:type="spellEnd"/>
+        <w:r>
+          <w:rPr>
+            <w:rStyle w:val="Kpr"/>
+            <w:noProof w:val="0"/>
+          </w:rPr>
+          <w:t xml:space="preserve"> </w:t>
+        </w:r>
+        <w:proofErr w:type="spellStart"/>
+        <w:r>
+          <w:rPr>
+            <w:rStyle w:val="Kpr"/>
+            <w:noProof w:val="0"/>
+          </w:rPr>
+          <w:t>pipeline</w:t>
+        </w:r>
+        <w:proofErr w:type="spellEnd"/>
+        <w:r>
+          <w:rPr>
+            <w:rStyle w:val="Kpr"/>
+            <w:noProof w:val="0"/>
+          </w:rPr>
+          <w:t xml:space="preserve">: </w:t>
+        </w:r>
+        <w:proofErr w:type="spellStart"/>
+        <w:r>
+          <w:rPr>
+            <w:rStyle w:val="Kpr"/>
+            <w:noProof w:val="0"/>
+          </w:rPr>
+          <w:t>principle</w:t>
+        </w:r>
+        <w:proofErr w:type="spellEnd"/>
+        <w:r>
+          <w:rPr>
+            <w:rStyle w:val="Kpr"/>
+            <w:noProof w:val="0"/>
+          </w:rPr>
+          <w:t xml:space="preserve">, </w:t>
+        </w:r>
+        <w:proofErr w:type="spellStart"/>
+        <w:r>
+          <w:rPr>
+            <w:rStyle w:val="Kpr"/>
+            <w:noProof w:val="0"/>
+          </w:rPr>
+          <w:t>benchmark</w:t>
+        </w:r>
+        <w:proofErr w:type="spellEnd"/>
+        <w:r>
+          <w:rPr>
+            <w:rStyle w:val="Kpr"/>
+            <w:noProof w:val="0"/>
+          </w:rPr>
+          <w:t xml:space="preserve">, </w:t>
+        </w:r>
+        <w:proofErr w:type="spellStart"/>
+        <w:r>
+          <w:rPr>
+            <w:rStyle w:val="Kpr"/>
+            <w:noProof w:val="0"/>
+          </w:rPr>
+          <w:t>and</w:t>
+        </w:r>
+        <w:proofErr w:type="spellEnd"/>
+        <w:r>
+          <w:rPr>
+            <w:rStyle w:val="Kpr"/>
+            <w:noProof w:val="0"/>
+          </w:rPr>
+          <w:t xml:space="preserve"> </w:t>
+        </w:r>
+        <w:proofErr w:type="spellStart"/>
+        <w:r>
+          <w:rPr>
+            <w:rStyle w:val="Kpr"/>
+            <w:noProof w:val="0"/>
+          </w:rPr>
+          <w:t>recipe</w:t>
+        </w:r>
+        <w:proofErr w:type="spellEnd"/>
+        <w:r>
+          <w:rPr>
+            <w:rStyle w:val="Kpr"/>
+            <w:noProof w:val="0"/>
+          </w:rPr>
+          <w:t>.</w:t>
         </w:r>
       </w:hyperlink>
       <w:r>
         <w:rPr>
           <w:noProof w:val="0"/>
         </w:rPr>
-        <w:t xml:space="preserve"> In </w:t>
+        <w:t xml:space="preserve"> </w:t>
+      </w:r>
+      <w:proofErr w:type="spellStart"/>
+      <w:r>
+        <w:rPr>
+          <w:noProof w:val="0"/>
+        </w:rPr>
+        <w:t>In</w:t>
+      </w:r>
+      <w:proofErr w:type="spellEnd"/>
+      <w:r>
+        <w:rPr>
+          <w:noProof w:val="0"/>
+        </w:rPr>
+        <w:t xml:space="preserve"> </w:t>
       </w:r>
       <w:r>
         <w:rPr>
@@ -23777,7 +28863,21 @@
         <w:rPr>
           <w:noProof w:val="0"/>
         </w:rPr>
-        <w:t xml:space="preserve"> (pp. 1983-1987). ISCA.</w:t>
+        <w:t xml:space="preserve"> (</w:t>
+      </w:r>
+      <w:proofErr w:type="spellStart"/>
+      <w:r>
+        <w:rPr>
+          <w:noProof w:val="0"/>
+        </w:rPr>
+        <w:t>pp</w:t>
+      </w:r>
+      <w:proofErr w:type="spellEnd"/>
+      <w:r>
+        <w:rPr>
+          <w:noProof w:val="0"/>
+        </w:rPr>
+        <w:t>. 1983-1987). ISCA.</w:t>
       </w:r>
     </w:p>
     <w:p>
@@ -23802,19 +28902,299 @@
         <w:t xml:space="preserve">[14] </w:t>
       </w:r>
       <w:bookmarkEnd w:id="161"/>
+      <w:proofErr w:type="spellStart"/>
       <w:r>
         <w:rPr>
           <w:b/>
           <w:bCs/>
           <w:noProof w:val="0"/>
         </w:rPr>
-        <w:t>Vaswani, A., Shazeer, N., Parmar, N., Uszkoreit, J., Jones, L., Gomez, A. N., Kaiser, Ł., &amp; Polosukhin, I.</w:t>
-      </w:r>
-      <w:r>
-        <w:rPr>
-          <w:noProof w:val="0"/>
-        </w:rPr>
-        <w:t xml:space="preserve"> (2017). Attention is all you need. Advances in Neural Information Processing Systems (NeurIPS), 30, 5998-6008. </w:t>
+        <w:t>Vaswani</w:t>
+      </w:r>
+      <w:proofErr w:type="spellEnd"/>
+      <w:r>
+        <w:rPr>
+          <w:b/>
+          <w:bCs/>
+          <w:noProof w:val="0"/>
+        </w:rPr>
+        <w:t>, A</w:t>
+      </w:r>
+      <w:proofErr w:type="gramStart"/>
+      <w:r>
+        <w:rPr>
+          <w:b/>
+          <w:bCs/>
+          <w:noProof w:val="0"/>
+        </w:rPr>
+        <w:t>.,</w:t>
+      </w:r>
+      <w:proofErr w:type="gramEnd"/>
+      <w:r>
+        <w:rPr>
+          <w:b/>
+          <w:bCs/>
+          <w:noProof w:val="0"/>
+        </w:rPr>
+        <w:t xml:space="preserve"> </w:t>
+      </w:r>
+      <w:proofErr w:type="spellStart"/>
+      <w:r>
+        <w:rPr>
+          <w:b/>
+          <w:bCs/>
+          <w:noProof w:val="0"/>
+        </w:rPr>
+        <w:t>Shazeer</w:t>
+      </w:r>
+      <w:proofErr w:type="spellEnd"/>
+      <w:r>
+        <w:rPr>
+          <w:b/>
+          <w:bCs/>
+          <w:noProof w:val="0"/>
+        </w:rPr>
+        <w:t xml:space="preserve">, N., </w:t>
+      </w:r>
+      <w:proofErr w:type="spellStart"/>
+      <w:r>
+        <w:rPr>
+          <w:b/>
+          <w:bCs/>
+          <w:noProof w:val="0"/>
+        </w:rPr>
+        <w:t>Parmar</w:t>
+      </w:r>
+      <w:proofErr w:type="spellEnd"/>
+      <w:r>
+        <w:rPr>
+          <w:b/>
+          <w:bCs/>
+          <w:noProof w:val="0"/>
+        </w:rPr>
+        <w:t xml:space="preserve">, N., </w:t>
+      </w:r>
+      <w:proofErr w:type="spellStart"/>
+      <w:r>
+        <w:rPr>
+          <w:b/>
+          <w:bCs/>
+          <w:noProof w:val="0"/>
+        </w:rPr>
+        <w:t>Uszkoreit</w:t>
+      </w:r>
+      <w:proofErr w:type="spellEnd"/>
+      <w:r>
+        <w:rPr>
+          <w:b/>
+          <w:bCs/>
+          <w:noProof w:val="0"/>
+        </w:rPr>
+        <w:t xml:space="preserve">, J., </w:t>
+      </w:r>
+      <w:proofErr w:type="spellStart"/>
+      <w:r>
+        <w:rPr>
+          <w:b/>
+          <w:bCs/>
+          <w:noProof w:val="0"/>
+        </w:rPr>
+        <w:t>Jones</w:t>
+      </w:r>
+      <w:proofErr w:type="spellEnd"/>
+      <w:r>
+        <w:rPr>
+          <w:b/>
+          <w:bCs/>
+          <w:noProof w:val="0"/>
+        </w:rPr>
+        <w:t xml:space="preserve">, L., </w:t>
+      </w:r>
+      <w:proofErr w:type="spellStart"/>
+      <w:r>
+        <w:rPr>
+          <w:b/>
+          <w:bCs/>
+          <w:noProof w:val="0"/>
+        </w:rPr>
+        <w:t>Gomez</w:t>
+      </w:r>
+      <w:proofErr w:type="spellEnd"/>
+      <w:r>
+        <w:rPr>
+          <w:b/>
+          <w:bCs/>
+          <w:noProof w:val="0"/>
+        </w:rPr>
+        <w:t xml:space="preserve">, A. N., </w:t>
+      </w:r>
+      <w:proofErr w:type="spellStart"/>
+      <w:r>
+        <w:rPr>
+          <w:b/>
+          <w:bCs/>
+          <w:noProof w:val="0"/>
+        </w:rPr>
+        <w:t>Kaiser</w:t>
+      </w:r>
+      <w:proofErr w:type="spellEnd"/>
+      <w:r>
+        <w:rPr>
+          <w:b/>
+          <w:bCs/>
+          <w:noProof w:val="0"/>
+        </w:rPr>
+        <w:t xml:space="preserve">, Ł., &amp; </w:t>
+      </w:r>
+      <w:proofErr w:type="spellStart"/>
+      <w:r>
+        <w:rPr>
+          <w:b/>
+          <w:bCs/>
+          <w:noProof w:val="0"/>
+        </w:rPr>
+        <w:t>Polosukhin</w:t>
+      </w:r>
+      <w:proofErr w:type="spellEnd"/>
+      <w:r>
+        <w:rPr>
+          <w:b/>
+          <w:bCs/>
+          <w:noProof w:val="0"/>
+        </w:rPr>
+        <w:t>, I.</w:t>
+      </w:r>
+      <w:r>
+        <w:rPr>
+          <w:noProof w:val="0"/>
+        </w:rPr>
+        <w:t xml:space="preserve"> (2017). </w:t>
+      </w:r>
+      <w:proofErr w:type="spellStart"/>
+      <w:r>
+        <w:rPr>
+          <w:noProof w:val="0"/>
+        </w:rPr>
+        <w:t>Attention</w:t>
+      </w:r>
+      <w:proofErr w:type="spellEnd"/>
+      <w:r>
+        <w:rPr>
+          <w:noProof w:val="0"/>
+        </w:rPr>
+        <w:t xml:space="preserve"> is </w:t>
+      </w:r>
+      <w:proofErr w:type="spellStart"/>
+      <w:r>
+        <w:rPr>
+          <w:noProof w:val="0"/>
+        </w:rPr>
+        <w:t>all</w:t>
+      </w:r>
+      <w:proofErr w:type="spellEnd"/>
+      <w:r>
+        <w:rPr>
+          <w:noProof w:val="0"/>
+        </w:rPr>
+        <w:t xml:space="preserve"> </w:t>
+      </w:r>
+      <w:proofErr w:type="spellStart"/>
+      <w:r>
+        <w:rPr>
+          <w:noProof w:val="0"/>
+        </w:rPr>
+        <w:t>you</w:t>
+      </w:r>
+      <w:proofErr w:type="spellEnd"/>
+      <w:r>
+        <w:rPr>
+          <w:noProof w:val="0"/>
+        </w:rPr>
+        <w:t xml:space="preserve"> </w:t>
+      </w:r>
+      <w:proofErr w:type="spellStart"/>
+      <w:r>
+        <w:rPr>
+          <w:noProof w:val="0"/>
+        </w:rPr>
+        <w:t>need</w:t>
+      </w:r>
+      <w:proofErr w:type="spellEnd"/>
+      <w:r>
+        <w:rPr>
+          <w:noProof w:val="0"/>
+        </w:rPr>
+        <w:t xml:space="preserve">. </w:t>
+      </w:r>
+      <w:proofErr w:type="spellStart"/>
+      <w:r>
+        <w:rPr>
+          <w:noProof w:val="0"/>
+        </w:rPr>
+        <w:t>Advances</w:t>
+      </w:r>
+      <w:proofErr w:type="spellEnd"/>
+      <w:r>
+        <w:rPr>
+          <w:noProof w:val="0"/>
+        </w:rPr>
+        <w:t xml:space="preserve"> in </w:t>
+      </w:r>
+      <w:proofErr w:type="spellStart"/>
+      <w:r>
+        <w:rPr>
+          <w:noProof w:val="0"/>
+        </w:rPr>
+        <w:t>Neural</w:t>
+      </w:r>
+      <w:proofErr w:type="spellEnd"/>
+      <w:r>
+        <w:rPr>
+          <w:noProof w:val="0"/>
+        </w:rPr>
+        <w:t xml:space="preserve"> Information </w:t>
+      </w:r>
+      <w:proofErr w:type="spellStart"/>
+      <w:r>
+        <w:rPr>
+          <w:noProof w:val="0"/>
+        </w:rPr>
+        <w:t>Processing</w:t>
+      </w:r>
+      <w:proofErr w:type="spellEnd"/>
+      <w:r>
+        <w:rPr>
+          <w:noProof w:val="0"/>
+        </w:rPr>
+        <w:t xml:space="preserve"> </w:t>
+      </w:r>
+      <w:proofErr w:type="spellStart"/>
+      <w:r>
+        <w:rPr>
+          <w:noProof w:val="0"/>
+        </w:rPr>
+        <w:t>Systems</w:t>
+      </w:r>
+      <w:proofErr w:type="spellEnd"/>
+      <w:r>
+        <w:rPr>
+          <w:noProof w:val="0"/>
+        </w:rPr>
+        <w:t xml:space="preserve"> (</w:t>
+      </w:r>
+      <w:proofErr w:type="spellStart"/>
+      <w:r>
+        <w:rPr>
+          <w:noProof w:val="0"/>
+        </w:rPr>
+        <w:t>NeurIPS</w:t>
+      </w:r>
+      <w:proofErr w:type="spellEnd"/>
+      <w:r>
+        <w:rPr>
+          <w:noProof w:val="0"/>
+        </w:rPr>
+        <w:t>), 30, 5998-6008. </w:t>
       </w:r>
     </w:p>
     <w:p>
@@ -23839,19 +29219,259 @@
         <w:t xml:space="preserve">[15] </w:t>
       </w:r>
       <w:bookmarkEnd w:id="162"/>
+      <w:proofErr w:type="spellStart"/>
       <w:r>
         <w:rPr>
           <w:b/>
           <w:bCs/>
           <w:noProof w:val="0"/>
         </w:rPr>
-        <w:t>Radford, A., Kim, J. W., Xu, T., Brockman, G., McLeavey, C., &amp; Sutskever, I.</w:t>
-      </w:r>
-      <w:r>
-        <w:rPr>
-          <w:noProof w:val="0"/>
-        </w:rPr>
-        <w:t xml:space="preserve"> (2023, July). Robust speech recognition via large-scale weak supervision. In International Conference on Machine Learning (ICML) (pp. 28492-28518). PMLR. </w:t>
+        <w:t>Radford</w:t>
+      </w:r>
+      <w:proofErr w:type="spellEnd"/>
+      <w:r>
+        <w:rPr>
+          <w:b/>
+          <w:bCs/>
+          <w:noProof w:val="0"/>
+        </w:rPr>
+        <w:t>, A</w:t>
+      </w:r>
+      <w:proofErr w:type="gramStart"/>
+      <w:r>
+        <w:rPr>
+          <w:b/>
+          <w:bCs/>
+          <w:noProof w:val="0"/>
+        </w:rPr>
+        <w:t>.,</w:t>
+      </w:r>
+      <w:proofErr w:type="gramEnd"/>
+      <w:r>
+        <w:rPr>
+          <w:b/>
+          <w:bCs/>
+          <w:noProof w:val="0"/>
+        </w:rPr>
+        <w:t xml:space="preserve"> Kim, J. W., </w:t>
+      </w:r>
+      <w:proofErr w:type="spellStart"/>
+      <w:r>
+        <w:rPr>
+          <w:b/>
+          <w:bCs/>
+          <w:noProof w:val="0"/>
+        </w:rPr>
+        <w:t>Xu</w:t>
+      </w:r>
+      <w:proofErr w:type="spellEnd"/>
+      <w:r>
+        <w:rPr>
+          <w:b/>
+          <w:bCs/>
+          <w:noProof w:val="0"/>
+        </w:rPr>
+        <w:t xml:space="preserve">, T., </w:t>
+      </w:r>
+      <w:proofErr w:type="spellStart"/>
+      <w:r>
+        <w:rPr>
+          <w:b/>
+          <w:bCs/>
+          <w:noProof w:val="0"/>
+        </w:rPr>
+        <w:t>Brockman</w:t>
+      </w:r>
+      <w:proofErr w:type="spellEnd"/>
+      <w:r>
+        <w:rPr>
+          <w:b/>
+          <w:bCs/>
+          <w:noProof w:val="0"/>
+        </w:rPr>
+        <w:t xml:space="preserve">, G., </w:t>
+      </w:r>
+      <w:proofErr w:type="spellStart"/>
+      <w:r>
+        <w:rPr>
+          <w:b/>
+          <w:bCs/>
+          <w:noProof w:val="0"/>
+        </w:rPr>
+        <w:t>McLeavey</w:t>
+      </w:r>
+      <w:proofErr w:type="spellEnd"/>
+      <w:r>
+        <w:rPr>
+          <w:b/>
+          <w:bCs/>
+          <w:noProof w:val="0"/>
+        </w:rPr>
+        <w:t xml:space="preserve">, C., &amp; </w:t>
+      </w:r>
+      <w:proofErr w:type="spellStart"/>
+      <w:r>
+        <w:rPr>
+          <w:b/>
+          <w:bCs/>
+          <w:noProof w:val="0"/>
+        </w:rPr>
+        <w:t>Sutskever</w:t>
+      </w:r>
+      <w:proofErr w:type="spellEnd"/>
+      <w:r>
+        <w:rPr>
+          <w:b/>
+          <w:bCs/>
+          <w:noProof w:val="0"/>
+        </w:rPr>
+        <w:t>, I.</w:t>
+      </w:r>
+      <w:r>
+        <w:rPr>
+          <w:noProof w:val="0"/>
+        </w:rPr>
+        <w:t xml:space="preserve"> (2023, </w:t>
+      </w:r>
+      <w:proofErr w:type="spellStart"/>
+      <w:r>
+        <w:rPr>
+          <w:noProof w:val="0"/>
+        </w:rPr>
+        <w:t>July</w:t>
+      </w:r>
+      <w:proofErr w:type="spellEnd"/>
+      <w:r>
+        <w:rPr>
+          <w:noProof w:val="0"/>
+        </w:rPr>
+        <w:t xml:space="preserve">). </w:t>
+      </w:r>
+      <w:proofErr w:type="spellStart"/>
+      <w:r>
+        <w:rPr>
+          <w:noProof w:val="0"/>
+        </w:rPr>
+        <w:t>Robust</w:t>
+      </w:r>
+      <w:proofErr w:type="spellEnd"/>
+      <w:r>
+        <w:rPr>
+          <w:noProof w:val="0"/>
+        </w:rPr>
+        <w:t xml:space="preserve"> </w:t>
+      </w:r>
+      <w:proofErr w:type="spellStart"/>
+      <w:r>
+        <w:rPr>
+          <w:noProof w:val="0"/>
+        </w:rPr>
+        <w:t>speech</w:t>
+      </w:r>
+      <w:proofErr w:type="spellEnd"/>
+      <w:r>
+        <w:rPr>
+          <w:noProof w:val="0"/>
+        </w:rPr>
+        <w:t xml:space="preserve"> </w:t>
+      </w:r>
+      <w:proofErr w:type="spellStart"/>
+      <w:r>
+        <w:rPr>
+          <w:noProof w:val="0"/>
+        </w:rPr>
+        <w:t>recognition</w:t>
+      </w:r>
+      <w:proofErr w:type="spellEnd"/>
+      <w:r>
+        <w:rPr>
+          <w:noProof w:val="0"/>
+        </w:rPr>
+        <w:t xml:space="preserve"> </w:t>
+      </w:r>
+      <w:proofErr w:type="spellStart"/>
+      <w:r>
+        <w:rPr>
+          <w:noProof w:val="0"/>
+        </w:rPr>
+        <w:t>via</w:t>
+      </w:r>
+      <w:proofErr w:type="spellEnd"/>
+      <w:r>
+        <w:rPr>
+          <w:noProof w:val="0"/>
+        </w:rPr>
+        <w:t xml:space="preserve"> </w:t>
+      </w:r>
+      <w:proofErr w:type="spellStart"/>
+      <w:r>
+        <w:rPr>
+          <w:noProof w:val="0"/>
+        </w:rPr>
+        <w:t>large-scale</w:t>
+      </w:r>
+      <w:proofErr w:type="spellEnd"/>
+      <w:r>
+        <w:rPr>
+          <w:noProof w:val="0"/>
+        </w:rPr>
+        <w:t xml:space="preserve"> </w:t>
+      </w:r>
+      <w:proofErr w:type="spellStart"/>
+      <w:r>
+        <w:rPr>
+          <w:noProof w:val="0"/>
+        </w:rPr>
+        <w:t>weak</w:t>
+      </w:r>
+      <w:proofErr w:type="spellEnd"/>
+      <w:r>
+        <w:rPr>
+          <w:noProof w:val="0"/>
+        </w:rPr>
+        <w:t xml:space="preserve"> </w:t>
+      </w:r>
+      <w:proofErr w:type="spellStart"/>
+      <w:r>
+        <w:rPr>
+          <w:noProof w:val="0"/>
+        </w:rPr>
+        <w:t>supervision</w:t>
+      </w:r>
+      <w:proofErr w:type="spellEnd"/>
+      <w:r>
+        <w:rPr>
+          <w:noProof w:val="0"/>
+        </w:rPr>
+        <w:t xml:space="preserve">. </w:t>
+      </w:r>
+      <w:proofErr w:type="spellStart"/>
+      <w:r>
+        <w:rPr>
+          <w:noProof w:val="0"/>
+        </w:rPr>
+        <w:t>In</w:t>
+      </w:r>
+      <w:proofErr w:type="spellEnd"/>
+      <w:r>
+        <w:rPr>
+          <w:noProof w:val="0"/>
+        </w:rPr>
+        <w:t xml:space="preserve"> International Conference on Machine Learning (ICML) (</w:t>
+      </w:r>
+      <w:proofErr w:type="spellStart"/>
+      <w:r>
+        <w:rPr>
+          <w:noProof w:val="0"/>
+        </w:rPr>
+        <w:t>pp</w:t>
+      </w:r>
+      <w:proofErr w:type="spellEnd"/>
+      <w:r>
+        <w:rPr>
+          <w:noProof w:val="0"/>
+        </w:rPr>
+        <w:t>. 28492-28518). PMLR. </w:t>
       </w:r>
     </w:p>
     <w:p>
@@ -23882,13 +29502,229 @@
           <w:bCs/>
           <w:noProof w:val="0"/>
         </w:rPr>
-        <w:t xml:space="preserve">NLLB Team, Costa-jussà, M. R., Cross, J., Çelebi, O., Elbayad, M., Heafield, K., ... &amp; Wang, J. </w:t>
-      </w:r>
-      <w:r>
-        <w:rPr>
-          <w:noProof w:val="0"/>
-        </w:rPr>
-        <w:t>(2022). No language left behind: Scaling human-centered machine translation. arXiv preprint arXiv:2207.04672. </w:t>
+        <w:t xml:space="preserve">NLLB Team, </w:t>
+      </w:r>
+      <w:proofErr w:type="spellStart"/>
+      <w:r>
+        <w:rPr>
+          <w:b/>
+          <w:bCs/>
+          <w:noProof w:val="0"/>
+        </w:rPr>
+        <w:t>Costa-jussà</w:t>
+      </w:r>
+      <w:proofErr w:type="spellEnd"/>
+      <w:r>
+        <w:rPr>
+          <w:b/>
+          <w:bCs/>
+          <w:noProof w:val="0"/>
+        </w:rPr>
+        <w:t>, M. R</w:t>
+      </w:r>
+      <w:proofErr w:type="gramStart"/>
+      <w:r>
+        <w:rPr>
+          <w:b/>
+          <w:bCs/>
+          <w:noProof w:val="0"/>
+        </w:rPr>
+        <w:t>.,</w:t>
+      </w:r>
+      <w:proofErr w:type="gramEnd"/>
+      <w:r>
+        <w:rPr>
+          <w:b/>
+          <w:bCs/>
+          <w:noProof w:val="0"/>
+        </w:rPr>
+        <w:t xml:space="preserve"> Cross, J., Çelebi, O., </w:t>
+      </w:r>
+      <w:proofErr w:type="spellStart"/>
+      <w:r>
+        <w:rPr>
+          <w:b/>
+          <w:bCs/>
+          <w:noProof w:val="0"/>
+        </w:rPr>
+        <w:t>Elbayad</w:t>
+      </w:r>
+      <w:proofErr w:type="spellEnd"/>
+      <w:r>
+        <w:rPr>
+          <w:b/>
+          <w:bCs/>
+          <w:noProof w:val="0"/>
+        </w:rPr>
+        <w:t xml:space="preserve">, M., </w:t>
+      </w:r>
+      <w:proofErr w:type="spellStart"/>
+      <w:r>
+        <w:rPr>
+          <w:b/>
+          <w:bCs/>
+          <w:noProof w:val="0"/>
+        </w:rPr>
+        <w:t>Heafield</w:t>
+      </w:r>
+      <w:proofErr w:type="spellEnd"/>
+      <w:r>
+        <w:rPr>
+          <w:b/>
+          <w:bCs/>
+          <w:noProof w:val="0"/>
+        </w:rPr>
+        <w:t xml:space="preserve">, K., ... &amp; </w:t>
+      </w:r>
+      <w:proofErr w:type="spellStart"/>
+      <w:r>
+        <w:rPr>
+          <w:b/>
+          <w:bCs/>
+          <w:noProof w:val="0"/>
+        </w:rPr>
+        <w:t>Wang</w:t>
+      </w:r>
+      <w:proofErr w:type="spellEnd"/>
+      <w:r>
+        <w:rPr>
+          <w:b/>
+          <w:bCs/>
+          <w:noProof w:val="0"/>
+        </w:rPr>
+        <w:t xml:space="preserve">, J. </w:t>
+      </w:r>
+      <w:r>
+        <w:rPr>
+          <w:noProof w:val="0"/>
+        </w:rPr>
+        <w:t xml:space="preserve">(2022). No </w:t>
+      </w:r>
+      <w:proofErr w:type="spellStart"/>
+      <w:r>
+        <w:rPr>
+          <w:noProof w:val="0"/>
+        </w:rPr>
+        <w:t>language</w:t>
+      </w:r>
+      <w:proofErr w:type="spellEnd"/>
+      <w:r>
+        <w:rPr>
+          <w:noProof w:val="0"/>
+        </w:rPr>
+        <w:t xml:space="preserve"> </w:t>
+      </w:r>
+      <w:proofErr w:type="spellStart"/>
+      <w:r>
+        <w:rPr>
+          <w:noProof w:val="0"/>
+        </w:rPr>
+        <w:t>left</w:t>
+      </w:r>
+      <w:proofErr w:type="spellEnd"/>
+      <w:r>
+        <w:rPr>
+          <w:noProof w:val="0"/>
+        </w:rPr>
+        <w:t xml:space="preserve"> </w:t>
+      </w:r>
+      <w:proofErr w:type="spellStart"/>
+      <w:r>
+        <w:rPr>
+          <w:noProof w:val="0"/>
+        </w:rPr>
+        <w:t>behind</w:t>
+      </w:r>
+      <w:proofErr w:type="spellEnd"/>
+      <w:r>
+        <w:rPr>
+          <w:noProof w:val="0"/>
+        </w:rPr>
+        <w:t xml:space="preserve">: </w:t>
+      </w:r>
+      <w:proofErr w:type="spellStart"/>
+      <w:r>
+        <w:rPr>
+          <w:noProof w:val="0"/>
+        </w:rPr>
+        <w:t>Scaling</w:t>
+      </w:r>
+      <w:proofErr w:type="spellEnd"/>
+      <w:r>
+        <w:rPr>
+          <w:noProof w:val="0"/>
+        </w:rPr>
+        <w:t xml:space="preserve"> </w:t>
+      </w:r>
+      <w:proofErr w:type="spellStart"/>
+      <w:r>
+        <w:rPr>
+          <w:noProof w:val="0"/>
+        </w:rPr>
+        <w:t>human-centered</w:t>
+      </w:r>
+      <w:proofErr w:type="spellEnd"/>
+      <w:r>
+        <w:rPr>
+          <w:noProof w:val="0"/>
+        </w:rPr>
+        <w:t xml:space="preserve"> </w:t>
+      </w:r>
+      <w:proofErr w:type="spellStart"/>
+      <w:r>
+        <w:rPr>
+          <w:noProof w:val="0"/>
+        </w:rPr>
+        <w:t>machine</w:t>
+      </w:r>
+      <w:proofErr w:type="spellEnd"/>
+      <w:r>
+        <w:rPr>
+          <w:noProof w:val="0"/>
+        </w:rPr>
+        <w:t xml:space="preserve"> </w:t>
+      </w:r>
+      <w:proofErr w:type="spellStart"/>
+      <w:r>
+        <w:rPr>
+          <w:noProof w:val="0"/>
+        </w:rPr>
+        <w:t>translation</w:t>
+      </w:r>
+      <w:proofErr w:type="spellEnd"/>
+      <w:r>
+        <w:rPr>
+          <w:noProof w:val="0"/>
+        </w:rPr>
+        <w:t xml:space="preserve">. </w:t>
+      </w:r>
+      <w:proofErr w:type="spellStart"/>
+      <w:r>
+        <w:rPr>
+          <w:noProof w:val="0"/>
+        </w:rPr>
+        <w:t>arXiv</w:t>
+      </w:r>
+      <w:proofErr w:type="spellEnd"/>
+      <w:r>
+        <w:rPr>
+          <w:noProof w:val="0"/>
+        </w:rPr>
+        <w:t xml:space="preserve"> </w:t>
+      </w:r>
+      <w:proofErr w:type="spellStart"/>
+      <w:r>
+        <w:rPr>
+          <w:noProof w:val="0"/>
+        </w:rPr>
+        <w:t>preprint</w:t>
+      </w:r>
+      <w:proofErr w:type="spellEnd"/>
+      <w:r>
+        <w:rPr>
+          <w:noProof w:val="0"/>
+        </w:rPr>
+        <w:t xml:space="preserve"> arXiv:2207.04672. </w:t>
       </w:r>
     </w:p>
     <w:p>
@@ -23913,19 +29749,269 @@
         <w:t xml:space="preserve">[17] </w:t>
       </w:r>
       <w:bookmarkEnd w:id="164"/>
+      <w:proofErr w:type="spellStart"/>
       <w:r>
         <w:rPr>
           <w:b/>
           <w:bCs/>
           <w:noProof w:val="0"/>
         </w:rPr>
-        <w:t>Panayotov, V., Chen, G., Povey, D., &amp; Khudanpur, S.</w:t>
-      </w:r>
-      <w:r>
-        <w:rPr>
-          <w:noProof w:val="0"/>
-        </w:rPr>
-        <w:t xml:space="preserve"> (2015, April). Librispeech: An ASR corpus based on public domain audio books. In 2015 IEEE International Conference on Acoustics, Speech and Signal Processing (ICASSP) (pp. 5206-5210). IEEE.</w:t>
+        <w:t>Panayotov</w:t>
+      </w:r>
+      <w:proofErr w:type="spellEnd"/>
+      <w:r>
+        <w:rPr>
+          <w:b/>
+          <w:bCs/>
+          <w:noProof w:val="0"/>
+        </w:rPr>
+        <w:t>, V</w:t>
+      </w:r>
+      <w:proofErr w:type="gramStart"/>
+      <w:r>
+        <w:rPr>
+          <w:b/>
+          <w:bCs/>
+          <w:noProof w:val="0"/>
+        </w:rPr>
+        <w:t>.,</w:t>
+      </w:r>
+      <w:proofErr w:type="gramEnd"/>
+      <w:r>
+        <w:rPr>
+          <w:b/>
+          <w:bCs/>
+          <w:noProof w:val="0"/>
+        </w:rPr>
+        <w:t xml:space="preserve"> </w:t>
+      </w:r>
+      <w:proofErr w:type="spellStart"/>
+      <w:r>
+        <w:rPr>
+          <w:b/>
+          <w:bCs/>
+          <w:noProof w:val="0"/>
+        </w:rPr>
+        <w:t>Chen</w:t>
+      </w:r>
+      <w:proofErr w:type="spellEnd"/>
+      <w:r>
+        <w:rPr>
+          <w:b/>
+          <w:bCs/>
+          <w:noProof w:val="0"/>
+        </w:rPr>
+        <w:t xml:space="preserve">, G., </w:t>
+      </w:r>
+      <w:proofErr w:type="spellStart"/>
+      <w:r>
+        <w:rPr>
+          <w:b/>
+          <w:bCs/>
+          <w:noProof w:val="0"/>
+        </w:rPr>
+        <w:t>Povey</w:t>
+      </w:r>
+      <w:proofErr w:type="spellEnd"/>
+      <w:r>
+        <w:rPr>
+          <w:b/>
+          <w:bCs/>
+          <w:noProof w:val="0"/>
+        </w:rPr>
+        <w:t xml:space="preserve">, D., &amp; </w:t>
+      </w:r>
+      <w:proofErr w:type="spellStart"/>
+      <w:r>
+        <w:rPr>
+          <w:b/>
+          <w:bCs/>
+          <w:noProof w:val="0"/>
+        </w:rPr>
+        <w:t>Khudanpur</w:t>
+      </w:r>
+      <w:proofErr w:type="spellEnd"/>
+      <w:r>
+        <w:rPr>
+          <w:b/>
+          <w:bCs/>
+          <w:noProof w:val="0"/>
+        </w:rPr>
+        <w:t>, S.</w:t>
+      </w:r>
+      <w:r>
+        <w:rPr>
+          <w:noProof w:val="0"/>
+        </w:rPr>
+        <w:t xml:space="preserve"> (2015, April). </w:t>
+      </w:r>
+      <w:proofErr w:type="spellStart"/>
+      <w:r>
+        <w:rPr>
+          <w:noProof w:val="0"/>
+        </w:rPr>
+        <w:t>Librispeech</w:t>
+      </w:r>
+      <w:proofErr w:type="spellEnd"/>
+      <w:r>
+        <w:rPr>
+          <w:noProof w:val="0"/>
+        </w:rPr>
+        <w:t xml:space="preserve">: An ASR </w:t>
+      </w:r>
+      <w:proofErr w:type="spellStart"/>
+      <w:r>
+        <w:rPr>
+          <w:noProof w:val="0"/>
+        </w:rPr>
+        <w:t>corpus</w:t>
+      </w:r>
+      <w:proofErr w:type="spellEnd"/>
+      <w:r>
+        <w:rPr>
+          <w:noProof w:val="0"/>
+        </w:rPr>
+        <w:t xml:space="preserve"> </w:t>
+      </w:r>
+      <w:proofErr w:type="spellStart"/>
+      <w:r>
+        <w:rPr>
+          <w:noProof w:val="0"/>
+        </w:rPr>
+        <w:t>based</w:t>
+      </w:r>
+      <w:proofErr w:type="spellEnd"/>
+      <w:r>
+        <w:rPr>
+          <w:noProof w:val="0"/>
+        </w:rPr>
+        <w:t xml:space="preserve"> on </w:t>
+      </w:r>
+      <w:proofErr w:type="spellStart"/>
+      <w:r>
+        <w:rPr>
+          <w:noProof w:val="0"/>
+        </w:rPr>
+        <w:t>public</w:t>
+      </w:r>
+      <w:proofErr w:type="spellEnd"/>
+      <w:r>
+        <w:rPr>
+          <w:noProof w:val="0"/>
+        </w:rPr>
+        <w:t xml:space="preserve"> domain </w:t>
+      </w:r>
+      <w:proofErr w:type="spellStart"/>
+      <w:r>
+        <w:rPr>
+          <w:noProof w:val="0"/>
+        </w:rPr>
+        <w:t>audio</w:t>
+      </w:r>
+      <w:proofErr w:type="spellEnd"/>
+      <w:r>
+        <w:rPr>
+          <w:noProof w:val="0"/>
+        </w:rPr>
+        <w:t xml:space="preserve"> </w:t>
+      </w:r>
+      <w:proofErr w:type="spellStart"/>
+      <w:r>
+        <w:rPr>
+          <w:noProof w:val="0"/>
+        </w:rPr>
+        <w:t>books</w:t>
+      </w:r>
+      <w:proofErr w:type="spellEnd"/>
+      <w:r>
+        <w:rPr>
+          <w:noProof w:val="0"/>
+        </w:rPr>
+        <w:t xml:space="preserve">. </w:t>
+      </w:r>
+      <w:proofErr w:type="spellStart"/>
+      <w:r>
+        <w:rPr>
+          <w:noProof w:val="0"/>
+        </w:rPr>
+        <w:t>In</w:t>
+      </w:r>
+      <w:proofErr w:type="spellEnd"/>
+      <w:r>
+        <w:rPr>
+          <w:noProof w:val="0"/>
+        </w:rPr>
+        <w:t xml:space="preserve"> 2015 IEEE International Conference on </w:t>
+      </w:r>
+      <w:proofErr w:type="spellStart"/>
+      <w:r>
+        <w:rPr>
+          <w:noProof w:val="0"/>
+        </w:rPr>
+        <w:t>Acoustics</w:t>
+      </w:r>
+      <w:proofErr w:type="spellEnd"/>
+      <w:r>
+        <w:rPr>
+          <w:noProof w:val="0"/>
+        </w:rPr>
+        <w:t xml:space="preserve">, Speech </w:t>
+      </w:r>
+      <w:proofErr w:type="spellStart"/>
+      <w:r>
+        <w:rPr>
+          <w:noProof w:val="0"/>
+        </w:rPr>
+        <w:t>and</w:t>
+      </w:r>
+      <w:proofErr w:type="spellEnd"/>
+      <w:r>
+        <w:rPr>
+          <w:noProof w:val="0"/>
+        </w:rPr>
+        <w:t xml:space="preserve"> </w:t>
+      </w:r>
+      <w:proofErr w:type="spellStart"/>
+      <w:r>
+        <w:rPr>
+          <w:noProof w:val="0"/>
+        </w:rPr>
+        <w:t>Signal</w:t>
+      </w:r>
+      <w:proofErr w:type="spellEnd"/>
+      <w:r>
+        <w:rPr>
+          <w:noProof w:val="0"/>
+        </w:rPr>
+        <w:t xml:space="preserve"> </w:t>
+      </w:r>
+      <w:proofErr w:type="spellStart"/>
+      <w:r>
+        <w:rPr>
+          <w:noProof w:val="0"/>
+        </w:rPr>
+        <w:t>Processing</w:t>
+      </w:r>
+      <w:proofErr w:type="spellEnd"/>
+      <w:r>
+        <w:rPr>
+          <w:noProof w:val="0"/>
+        </w:rPr>
+        <w:t xml:space="preserve"> (ICASSP) (</w:t>
+      </w:r>
+      <w:proofErr w:type="spellStart"/>
+      <w:r>
+        <w:rPr>
+          <w:noProof w:val="0"/>
+        </w:rPr>
+        <w:t>pp</w:t>
+      </w:r>
+      <w:proofErr w:type="spellEnd"/>
+      <w:r>
+        <w:rPr>
+          <w:noProof w:val="0"/>
+        </w:rPr>
+        <w:t>. 5206-5210). IEEE.</w:t>
       </w:r>
     </w:p>
     <w:p>
@@ -23950,19 +30036,169 @@
         <w:t xml:space="preserve">[18] </w:t>
       </w:r>
       <w:bookmarkEnd w:id="165"/>
+      <w:proofErr w:type="spellStart"/>
       <w:r>
         <w:rPr>
           <w:b/>
           <w:bCs/>
           <w:noProof w:val="0"/>
         </w:rPr>
-        <w:t>Carletta, J.</w:t>
-      </w:r>
-      <w:r>
-        <w:rPr>
-          <w:noProof w:val="0"/>
-        </w:rPr>
-        <w:t xml:space="preserve"> (2007). Unleashing the killer corpus: experiences in creating the multi-everything AMI Meeting Corpus. Language Resources and Evaluation, 41(2), 181-190.</w:t>
+        <w:t>Carletta</w:t>
+      </w:r>
+      <w:proofErr w:type="spellEnd"/>
+      <w:r>
+        <w:rPr>
+          <w:b/>
+          <w:bCs/>
+          <w:noProof w:val="0"/>
+        </w:rPr>
+        <w:t>, J.</w:t>
+      </w:r>
+      <w:r>
+        <w:rPr>
+          <w:noProof w:val="0"/>
+        </w:rPr>
+        <w:t xml:space="preserve"> (2007). </w:t>
+      </w:r>
+      <w:proofErr w:type="spellStart"/>
+      <w:r>
+        <w:rPr>
+          <w:noProof w:val="0"/>
+        </w:rPr>
+        <w:t>Unleashing</w:t>
+      </w:r>
+      <w:proofErr w:type="spellEnd"/>
+      <w:r>
+        <w:rPr>
+          <w:noProof w:val="0"/>
+        </w:rPr>
+        <w:t xml:space="preserve"> </w:t>
+      </w:r>
+      <w:proofErr w:type="spellStart"/>
+      <w:r>
+        <w:rPr>
+          <w:noProof w:val="0"/>
+        </w:rPr>
+        <w:t>the</w:t>
+      </w:r>
+      <w:proofErr w:type="spellEnd"/>
+      <w:r>
+        <w:rPr>
+          <w:noProof w:val="0"/>
+        </w:rPr>
+        <w:t xml:space="preserve"> killer </w:t>
+      </w:r>
+      <w:proofErr w:type="spellStart"/>
+      <w:r>
+        <w:rPr>
+          <w:noProof w:val="0"/>
+        </w:rPr>
+        <w:t>corpus</w:t>
+      </w:r>
+      <w:proofErr w:type="spellEnd"/>
+      <w:r>
+        <w:rPr>
+          <w:noProof w:val="0"/>
+        </w:rPr>
+        <w:t xml:space="preserve">: </w:t>
+      </w:r>
+      <w:proofErr w:type="spellStart"/>
+      <w:r>
+        <w:rPr>
+          <w:noProof w:val="0"/>
+        </w:rPr>
+        <w:t>experiences</w:t>
+      </w:r>
+      <w:proofErr w:type="spellEnd"/>
+      <w:r>
+        <w:rPr>
+          <w:noProof w:val="0"/>
+        </w:rPr>
+        <w:t xml:space="preserve"> in </w:t>
+      </w:r>
+      <w:proofErr w:type="spellStart"/>
+      <w:r>
+        <w:rPr>
+          <w:noProof w:val="0"/>
+        </w:rPr>
+        <w:t>creating</w:t>
+      </w:r>
+      <w:proofErr w:type="spellEnd"/>
+      <w:r>
+        <w:rPr>
+          <w:noProof w:val="0"/>
+        </w:rPr>
+        <w:t xml:space="preserve"> </w:t>
+      </w:r>
+      <w:proofErr w:type="spellStart"/>
+      <w:r>
+        <w:rPr>
+          <w:noProof w:val="0"/>
+        </w:rPr>
+        <w:t>the</w:t>
+      </w:r>
+      <w:proofErr w:type="spellEnd"/>
+      <w:r>
+        <w:rPr>
+          <w:noProof w:val="0"/>
+        </w:rPr>
+        <w:t xml:space="preserve"> </w:t>
+      </w:r>
+      <w:proofErr w:type="spellStart"/>
+      <w:r>
+        <w:rPr>
+          <w:noProof w:val="0"/>
+        </w:rPr>
+        <w:t>multi-everything</w:t>
+      </w:r>
+      <w:proofErr w:type="spellEnd"/>
+      <w:r>
+        <w:rPr>
+          <w:noProof w:val="0"/>
+        </w:rPr>
+        <w:t xml:space="preserve"> AMI Meeting </w:t>
+      </w:r>
+      <w:proofErr w:type="spellStart"/>
+      <w:r>
+        <w:rPr>
+          <w:noProof w:val="0"/>
+        </w:rPr>
+        <w:t>Corpus</w:t>
+      </w:r>
+      <w:proofErr w:type="spellEnd"/>
+      <w:r>
+        <w:rPr>
+          <w:noProof w:val="0"/>
+        </w:rPr>
+        <w:t xml:space="preserve">. Language </w:t>
+      </w:r>
+      <w:proofErr w:type="spellStart"/>
+      <w:r>
+        <w:rPr>
+          <w:noProof w:val="0"/>
+        </w:rPr>
+        <w:t>Resources</w:t>
+      </w:r>
+      <w:proofErr w:type="spellEnd"/>
+      <w:r>
+        <w:rPr>
+          <w:noProof w:val="0"/>
+        </w:rPr>
+        <w:t xml:space="preserve"> </w:t>
+      </w:r>
+      <w:proofErr w:type="spellStart"/>
+      <w:r>
+        <w:rPr>
+          <w:noProof w:val="0"/>
+        </w:rPr>
+        <w:t>and</w:t>
+      </w:r>
+      <w:proofErr w:type="spellEnd"/>
+      <w:r>
+        <w:rPr>
+          <w:noProof w:val="0"/>
+        </w:rPr>
+        <w:t xml:space="preserve"> Evaluation, 41(2), 181-190.</w:t>
       </w:r>
     </w:p>
     <w:p>
@@ -23987,19 +30223,277 @@
         <w:t xml:space="preserve">[19] </w:t>
       </w:r>
       <w:bookmarkEnd w:id="166"/>
+      <w:proofErr w:type="spellStart"/>
       <w:r>
         <w:rPr>
           <w:b/>
           <w:bCs/>
           <w:noProof w:val="0"/>
         </w:rPr>
-        <w:t>Watanabe, S., Mandel, M., Barker, J., Vincent, E., Arora, A., Chang, X., ... &amp; Ryant, N.</w:t>
-      </w:r>
-      <w:r>
-        <w:rPr>
-          <w:noProof w:val="0"/>
-        </w:rPr>
-        <w:t xml:space="preserve"> (2020). CHiME-6 challenge: Tackling multispeaker speech recognition for unsegmented recordings. arXiv preprint arXiv:2004.09249.</w:t>
+        <w:t>Watanabe</w:t>
+      </w:r>
+      <w:proofErr w:type="spellEnd"/>
+      <w:r>
+        <w:rPr>
+          <w:b/>
+          <w:bCs/>
+          <w:noProof w:val="0"/>
+        </w:rPr>
+        <w:t>, S</w:t>
+      </w:r>
+      <w:proofErr w:type="gramStart"/>
+      <w:r>
+        <w:rPr>
+          <w:b/>
+          <w:bCs/>
+          <w:noProof w:val="0"/>
+        </w:rPr>
+        <w:t>.,</w:t>
+      </w:r>
+      <w:proofErr w:type="gramEnd"/>
+      <w:r>
+        <w:rPr>
+          <w:b/>
+          <w:bCs/>
+          <w:noProof w:val="0"/>
+        </w:rPr>
+        <w:t xml:space="preserve"> </w:t>
+      </w:r>
+      <w:proofErr w:type="spellStart"/>
+      <w:r>
+        <w:rPr>
+          <w:b/>
+          <w:bCs/>
+          <w:noProof w:val="0"/>
+        </w:rPr>
+        <w:t>Mandel</w:t>
+      </w:r>
+      <w:proofErr w:type="spellEnd"/>
+      <w:r>
+        <w:rPr>
+          <w:b/>
+          <w:bCs/>
+          <w:noProof w:val="0"/>
+        </w:rPr>
+        <w:t xml:space="preserve">, M., </w:t>
+      </w:r>
+      <w:proofErr w:type="spellStart"/>
+      <w:r>
+        <w:rPr>
+          <w:b/>
+          <w:bCs/>
+          <w:noProof w:val="0"/>
+        </w:rPr>
+        <w:t>Barker</w:t>
+      </w:r>
+      <w:proofErr w:type="spellEnd"/>
+      <w:r>
+        <w:rPr>
+          <w:b/>
+          <w:bCs/>
+          <w:noProof w:val="0"/>
+        </w:rPr>
+        <w:t xml:space="preserve">, J., Vincent, E., </w:t>
+      </w:r>
+      <w:proofErr w:type="spellStart"/>
+      <w:r>
+        <w:rPr>
+          <w:b/>
+          <w:bCs/>
+          <w:noProof w:val="0"/>
+        </w:rPr>
+        <w:t>Arora</w:t>
+      </w:r>
+      <w:proofErr w:type="spellEnd"/>
+      <w:r>
+        <w:rPr>
+          <w:b/>
+          <w:bCs/>
+          <w:noProof w:val="0"/>
+        </w:rPr>
+        <w:t xml:space="preserve">, A., </w:t>
+      </w:r>
+      <w:proofErr w:type="spellStart"/>
+      <w:r>
+        <w:rPr>
+          <w:b/>
+          <w:bCs/>
+          <w:noProof w:val="0"/>
+        </w:rPr>
+        <w:t>Chang</w:t>
+      </w:r>
+      <w:proofErr w:type="spellEnd"/>
+      <w:r>
+        <w:rPr>
+          <w:b/>
+          <w:bCs/>
+          <w:noProof w:val="0"/>
+        </w:rPr>
+        <w:t xml:space="preserve">, X., ... &amp; </w:t>
+      </w:r>
+      <w:proofErr w:type="spellStart"/>
+      <w:r>
+        <w:rPr>
+          <w:b/>
+          <w:bCs/>
+          <w:noProof w:val="0"/>
+        </w:rPr>
+        <w:t>Ryant</w:t>
+      </w:r>
+      <w:proofErr w:type="spellEnd"/>
+      <w:r>
+        <w:rPr>
+          <w:b/>
+          <w:bCs/>
+          <w:noProof w:val="0"/>
+        </w:rPr>
+        <w:t>, N.</w:t>
+      </w:r>
+      <w:r>
+        <w:rPr>
+          <w:noProof w:val="0"/>
+        </w:rPr>
+        <w:t xml:space="preserve"> (2020). CHiME-6 </w:t>
+      </w:r>
+      <w:proofErr w:type="spellStart"/>
+      <w:r>
+        <w:rPr>
+          <w:noProof w:val="0"/>
+        </w:rPr>
+        <w:t>challenge</w:t>
+      </w:r>
+      <w:proofErr w:type="spellEnd"/>
+      <w:r>
+        <w:rPr>
+          <w:noProof w:val="0"/>
+        </w:rPr>
+        <w:t xml:space="preserve">: </w:t>
+      </w:r>
+      <w:proofErr w:type="spellStart"/>
+      <w:r>
+        <w:rPr>
+          <w:noProof w:val="0"/>
+        </w:rPr>
+        <w:t>Tackling</w:t>
+      </w:r>
+      <w:proofErr w:type="spellEnd"/>
+      <w:r>
+        <w:rPr>
+          <w:noProof w:val="0"/>
+        </w:rPr>
+        <w:t xml:space="preserve"> </w:t>
+      </w:r>
+      <w:proofErr w:type="spellStart"/>
+      <w:r>
+        <w:rPr>
+          <w:noProof w:val="0"/>
+        </w:rPr>
+        <w:t>multispeaker</w:t>
+      </w:r>
+      <w:proofErr w:type="spellEnd"/>
+      <w:r>
+        <w:rPr>
+          <w:noProof w:val="0"/>
+        </w:rPr>
+        <w:t xml:space="preserve"> </w:t>
+      </w:r>
+      <w:proofErr w:type="spellStart"/>
+      <w:r>
+        <w:rPr>
+          <w:noProof w:val="0"/>
+        </w:rPr>
+        <w:t>speech</w:t>
+      </w:r>
+      <w:proofErr w:type="spellEnd"/>
+      <w:r>
+        <w:rPr>
+          <w:noProof w:val="0"/>
+        </w:rPr>
+        <w:t xml:space="preserve"> </w:t>
+      </w:r>
+      <w:proofErr w:type="spellStart"/>
+      <w:r>
+        <w:rPr>
+          <w:noProof w:val="0"/>
+        </w:rPr>
+        <w:t>recognition</w:t>
+      </w:r>
+      <w:proofErr w:type="spellEnd"/>
+      <w:r>
+        <w:rPr>
+          <w:noProof w:val="0"/>
+        </w:rPr>
+        <w:t xml:space="preserve"> </w:t>
+      </w:r>
+      <w:proofErr w:type="spellStart"/>
+      <w:r>
+        <w:rPr>
+          <w:noProof w:val="0"/>
+        </w:rPr>
+        <w:t>for</w:t>
+      </w:r>
+      <w:proofErr w:type="spellEnd"/>
+      <w:r>
+        <w:rPr>
+          <w:noProof w:val="0"/>
+        </w:rPr>
+        <w:t xml:space="preserve"> </w:t>
+      </w:r>
+      <w:proofErr w:type="spellStart"/>
+      <w:r>
+        <w:rPr>
+          <w:noProof w:val="0"/>
+        </w:rPr>
+        <w:t>unsegmented</w:t>
+      </w:r>
+      <w:proofErr w:type="spellEnd"/>
+      <w:r>
+        <w:rPr>
+          <w:noProof w:val="0"/>
+        </w:rPr>
+        <w:t xml:space="preserve"> </w:t>
+      </w:r>
+      <w:proofErr w:type="spellStart"/>
+      <w:r>
+        <w:rPr>
+          <w:noProof w:val="0"/>
+        </w:rPr>
+        <w:t>recordings</w:t>
+      </w:r>
+      <w:proofErr w:type="spellEnd"/>
+      <w:r>
+        <w:rPr>
+          <w:noProof w:val="0"/>
+        </w:rPr>
+        <w:t xml:space="preserve">. </w:t>
+      </w:r>
+      <w:proofErr w:type="spellStart"/>
+      <w:r>
+        <w:rPr>
+          <w:noProof w:val="0"/>
+        </w:rPr>
+        <w:t>arXiv</w:t>
+      </w:r>
+      <w:proofErr w:type="spellEnd"/>
+      <w:r>
+        <w:rPr>
+          <w:noProof w:val="0"/>
+        </w:rPr>
+        <w:t xml:space="preserve"> </w:t>
+      </w:r>
+      <w:proofErr w:type="spellStart"/>
+      <w:r>
+        <w:rPr>
+          <w:noProof w:val="0"/>
+        </w:rPr>
+        <w:t>preprint</w:t>
+      </w:r>
+      <w:proofErr w:type="spellEnd"/>
+      <w:r>
+        <w:rPr>
+          <w:noProof w:val="0"/>
+        </w:rPr>
+        <w:t xml:space="preserve"> arXiv:2004.09249.</w:t>
       </w:r>
     </w:p>
     <w:p>
@@ -24024,19 +30518,339 @@
         <w:t xml:space="preserve">[20] </w:t>
       </w:r>
       <w:bookmarkEnd w:id="167"/>
+      <w:proofErr w:type="spellStart"/>
       <w:r>
         <w:rPr>
           <w:b/>
           <w:bCs/>
           <w:noProof w:val="0"/>
         </w:rPr>
-        <w:t>Papineni, K., Roukos, S., Ward, T., &amp; Zhu, W. J</w:t>
-      </w:r>
-      <w:r>
-        <w:rPr>
-          <w:noProof w:val="0"/>
-        </w:rPr>
-        <w:t>. (2002, July). BLEU: a method for automatic evaluation of machine translation. In Proceedings of the 40th Annual Meeting of the Association for Computational Linguistics (pp. 311-318).</w:t>
+        <w:t>Papineni</w:t>
+      </w:r>
+      <w:proofErr w:type="spellEnd"/>
+      <w:r>
+        <w:rPr>
+          <w:b/>
+          <w:bCs/>
+          <w:noProof w:val="0"/>
+        </w:rPr>
+        <w:t>, K</w:t>
+      </w:r>
+      <w:proofErr w:type="gramStart"/>
+      <w:r>
+        <w:rPr>
+          <w:b/>
+          <w:bCs/>
+          <w:noProof w:val="0"/>
+        </w:rPr>
+        <w:t>.,</w:t>
+      </w:r>
+      <w:proofErr w:type="gramEnd"/>
+      <w:r>
+        <w:rPr>
+          <w:b/>
+          <w:bCs/>
+          <w:noProof w:val="0"/>
+        </w:rPr>
+        <w:t xml:space="preserve"> </w:t>
+      </w:r>
+      <w:proofErr w:type="spellStart"/>
+      <w:r>
+        <w:rPr>
+          <w:b/>
+          <w:bCs/>
+          <w:noProof w:val="0"/>
+        </w:rPr>
+        <w:t>Roukos</w:t>
+      </w:r>
+      <w:proofErr w:type="spellEnd"/>
+      <w:r>
+        <w:rPr>
+          <w:b/>
+          <w:bCs/>
+          <w:noProof w:val="0"/>
+        </w:rPr>
+        <w:t xml:space="preserve">, S., </w:t>
+      </w:r>
+      <w:proofErr w:type="spellStart"/>
+      <w:r>
+        <w:rPr>
+          <w:b/>
+          <w:bCs/>
+          <w:noProof w:val="0"/>
+        </w:rPr>
+        <w:t>Ward</w:t>
+      </w:r>
+      <w:proofErr w:type="spellEnd"/>
+      <w:r>
+        <w:rPr>
+          <w:b/>
+          <w:bCs/>
+          <w:noProof w:val="0"/>
+        </w:rPr>
+        <w:t xml:space="preserve">, T., &amp; </w:t>
+      </w:r>
+      <w:proofErr w:type="spellStart"/>
+      <w:r>
+        <w:rPr>
+          <w:b/>
+          <w:bCs/>
+          <w:noProof w:val="0"/>
+        </w:rPr>
+        <w:t>Zhu</w:t>
+      </w:r>
+      <w:proofErr w:type="spellEnd"/>
+      <w:r>
+        <w:rPr>
+          <w:b/>
+          <w:bCs/>
+          <w:noProof w:val="0"/>
+        </w:rPr>
+        <w:t>, W. J</w:t>
+      </w:r>
+      <w:r>
+        <w:rPr>
+          <w:noProof w:val="0"/>
+        </w:rPr>
+        <w:t xml:space="preserve">. (2002, </w:t>
+      </w:r>
+      <w:proofErr w:type="spellStart"/>
+      <w:r>
+        <w:rPr>
+          <w:noProof w:val="0"/>
+        </w:rPr>
+        <w:t>July</w:t>
+      </w:r>
+      <w:proofErr w:type="spellEnd"/>
+      <w:r>
+        <w:rPr>
+          <w:noProof w:val="0"/>
+        </w:rPr>
+        <w:t xml:space="preserve">). BLEU: a </w:t>
+      </w:r>
+      <w:proofErr w:type="spellStart"/>
+      <w:r>
+        <w:rPr>
+          <w:noProof w:val="0"/>
+        </w:rPr>
+        <w:t>method</w:t>
+      </w:r>
+      <w:proofErr w:type="spellEnd"/>
+      <w:r>
+        <w:rPr>
+          <w:noProof w:val="0"/>
+        </w:rPr>
+        <w:t xml:space="preserve"> </w:t>
+      </w:r>
+      <w:proofErr w:type="spellStart"/>
+      <w:r>
+        <w:rPr>
+          <w:noProof w:val="0"/>
+        </w:rPr>
+        <w:t>for</w:t>
+      </w:r>
+      <w:proofErr w:type="spellEnd"/>
+      <w:r>
+        <w:rPr>
+          <w:noProof w:val="0"/>
+        </w:rPr>
+        <w:t xml:space="preserve"> </w:t>
+      </w:r>
+      <w:proofErr w:type="spellStart"/>
+      <w:r>
+        <w:rPr>
+          <w:noProof w:val="0"/>
+        </w:rPr>
+        <w:t>automatic</w:t>
+      </w:r>
+      <w:proofErr w:type="spellEnd"/>
+      <w:r>
+        <w:rPr>
+          <w:noProof w:val="0"/>
+        </w:rPr>
+        <w:t xml:space="preserve"> </w:t>
+      </w:r>
+      <w:proofErr w:type="spellStart"/>
+      <w:r>
+        <w:rPr>
+          <w:noProof w:val="0"/>
+        </w:rPr>
+        <w:t>evaluation</w:t>
+      </w:r>
+      <w:proofErr w:type="spellEnd"/>
+      <w:r>
+        <w:rPr>
+          <w:noProof w:val="0"/>
+        </w:rPr>
+        <w:t xml:space="preserve"> of </w:t>
+      </w:r>
+      <w:proofErr w:type="spellStart"/>
+      <w:r>
+        <w:rPr>
+          <w:noProof w:val="0"/>
+        </w:rPr>
+        <w:t>machine</w:t>
+      </w:r>
+      <w:proofErr w:type="spellEnd"/>
+      <w:r>
+        <w:rPr>
+          <w:noProof w:val="0"/>
+        </w:rPr>
+        <w:t xml:space="preserve"> </w:t>
+      </w:r>
+      <w:proofErr w:type="spellStart"/>
+      <w:r>
+        <w:rPr>
+          <w:noProof w:val="0"/>
+        </w:rPr>
+        <w:t>translation</w:t>
+      </w:r>
+      <w:proofErr w:type="spellEnd"/>
+      <w:r>
+        <w:rPr>
+          <w:noProof w:val="0"/>
+        </w:rPr>
+        <w:t xml:space="preserve">. </w:t>
+      </w:r>
+      <w:proofErr w:type="spellStart"/>
+      <w:r>
+        <w:rPr>
+          <w:noProof w:val="0"/>
+        </w:rPr>
+        <w:t>In</w:t>
+      </w:r>
+      <w:proofErr w:type="spellEnd"/>
+      <w:r>
+        <w:rPr>
+          <w:noProof w:val="0"/>
+        </w:rPr>
+        <w:t xml:space="preserve"> </w:t>
+      </w:r>
+      <w:proofErr w:type="spellStart"/>
+      <w:r>
+        <w:rPr>
+          <w:noProof w:val="0"/>
+        </w:rPr>
+        <w:t>Proceedings</w:t>
+      </w:r>
+      <w:proofErr w:type="spellEnd"/>
+      <w:r>
+        <w:rPr>
+          <w:noProof w:val="0"/>
+        </w:rPr>
+        <w:t xml:space="preserve"> of </w:t>
+      </w:r>
+      <w:proofErr w:type="spellStart"/>
+      <w:r>
+        <w:rPr>
+          <w:noProof w:val="0"/>
+        </w:rPr>
+        <w:t>the</w:t>
+      </w:r>
+      <w:proofErr w:type="spellEnd"/>
+      <w:r>
+        <w:rPr>
+          <w:noProof w:val="0"/>
+        </w:rPr>
+        <w:t xml:space="preserve"> 40th </w:t>
+      </w:r>
+      <w:proofErr w:type="spellStart"/>
+      <w:r>
+        <w:rPr>
+          <w:noProof w:val="0"/>
+        </w:rPr>
+        <w:t>Annual</w:t>
+      </w:r>
+      <w:proofErr w:type="spellEnd"/>
+      <w:r>
+        <w:rPr>
+          <w:noProof w:val="0"/>
+        </w:rPr>
+        <w:t xml:space="preserve"> Meeting of </w:t>
+      </w:r>
+      <w:proofErr w:type="spellStart"/>
+      <w:r>
+        <w:rPr>
+          <w:noProof w:val="0"/>
+        </w:rPr>
+        <w:t>the</w:t>
+      </w:r>
+      <w:proofErr w:type="spellEnd"/>
+      <w:r>
+        <w:rPr>
+          <w:noProof w:val="0"/>
+        </w:rPr>
+        <w:t xml:space="preserve"> </w:t>
+      </w:r>
+      <w:proofErr w:type="spellStart"/>
+      <w:r>
+        <w:rPr>
+          <w:noProof w:val="0"/>
+        </w:rPr>
+        <w:t>Association</w:t>
+      </w:r>
+      <w:proofErr w:type="spellEnd"/>
+      <w:r>
+        <w:rPr>
+          <w:noProof w:val="0"/>
+        </w:rPr>
+        <w:t xml:space="preserve"> </w:t>
+      </w:r>
+      <w:proofErr w:type="spellStart"/>
+      <w:r>
+        <w:rPr>
+          <w:noProof w:val="0"/>
+        </w:rPr>
+        <w:t>for</w:t>
+      </w:r>
+      <w:proofErr w:type="spellEnd"/>
+      <w:r>
+        <w:rPr>
+          <w:noProof w:val="0"/>
+        </w:rPr>
+        <w:t xml:space="preserve"> </w:t>
+      </w:r>
+      <w:proofErr w:type="spellStart"/>
+      <w:r>
+        <w:rPr>
+          <w:noProof w:val="0"/>
+        </w:rPr>
+        <w:t>Computational</w:t>
+      </w:r>
+      <w:proofErr w:type="spellEnd"/>
+      <w:r>
+        <w:rPr>
+          <w:noProof w:val="0"/>
+        </w:rPr>
+        <w:t xml:space="preserve"> </w:t>
+      </w:r>
+      <w:proofErr w:type="spellStart"/>
+      <w:r>
+        <w:rPr>
+          <w:noProof w:val="0"/>
+        </w:rPr>
+        <w:t>Linguistics</w:t>
+      </w:r>
+      <w:proofErr w:type="spellEnd"/>
+      <w:r>
+        <w:rPr>
+          <w:noProof w:val="0"/>
+        </w:rPr>
+        <w:t xml:space="preserve"> (</w:t>
+      </w:r>
+      <w:proofErr w:type="spellStart"/>
+      <w:r>
+        <w:rPr>
+          <w:noProof w:val="0"/>
+        </w:rPr>
+        <w:t>pp</w:t>
+      </w:r>
+      <w:proofErr w:type="spellEnd"/>
+      <w:r>
+        <w:rPr>
+          <w:noProof w:val="0"/>
+        </w:rPr>
+        <w:t>. 311-318).</w:t>
       </w:r>
     </w:p>
     <w:p>
@@ -24711,10 +31525,7 @@
         <w:t xml:space="preserve">        </w:t>
       </w:r>
       <w:r>
-        <w:t xml:space="preserve"># </w:t>
-      </w:r>
-      <w:r>
-        <w:t>betikler (download_models, vad_sweep, run_gss)</w:t>
+        <w:t># betikler (download_models, vad_sweep, run_gss)</w:t>
       </w:r>
     </w:p>
     <w:p>
@@ -24835,19 +31646,13 @@
         <w:shd w:val="clear" w:color="auto" w:fill="FFFFFF" w:themeFill="background1"/>
       </w:pPr>
       <w:r>
-        <w:t>python -m test</w:t>
-      </w:r>
-      <w:r>
-        <w:t xml:space="preserve">s.dataset_managers           </w:t>
+        <w:t xml:space="preserve">python -m tests.dataset_managers           </w:t>
       </w:r>
       <w:r>
         <w:t xml:space="preserve">      </w:t>
       </w:r>
       <w:r>
-        <w:t xml:space="preserve"> </w:t>
-      </w:r>
-      <w:r>
-        <w:t># tüm veri kümelerini indir</w:t>
+        <w:t xml:space="preserve"> # tüm veri kümelerini indir</w:t>
       </w:r>
     </w:p>
     <w:p>
@@ -24855,13 +31660,7 @@
         <w:shd w:val="clear" w:color="auto" w:fill="FFFFFF" w:themeFill="background1"/>
       </w:pPr>
       <w:r>
-        <w:t>python -m test</w:t>
-      </w:r>
-      <w:r>
-        <w:t xml:space="preserve">s.dataset_managers flores200  </w:t>
-      </w:r>
-      <w:r>
-        <w:t># tek veri kümesi</w:t>
+        <w:t>python -m tests.dataset_managers flores200  # tek veri kümesi</w:t>
       </w:r>
     </w:p>
     <w:p>
@@ -25096,6 +31895,8 @@
         </w:sectPr>
       </w:pPr>
     </w:p>
+    <w:bookmarkStart w:id="172" w:name="_Toc232684064"/>
+    <w:commentRangeStart w:id="173"/>
     <w:p>
       <w:pPr>
         <w:pStyle w:val="Balk1"/>
@@ -25104,8 +31905,6 @@
           <w:numId w:val="0"/>
         </w:numPr>
       </w:pPr>
-      <w:bookmarkStart w:id="172" w:name="_Toc232684064"/>
-      <w:commentRangeStart w:id="173"/>
       <w:r>
         <w:lastRenderedPageBreak/>
         <mc:AlternateContent>
@@ -25396,8 +32195,6 @@
         </w:rPr>
         <w:t>@</w:t>
       </w:r>
-      <w:bookmarkStart w:id="176" w:name="_GoBack"/>
-      <w:bookmarkEnd w:id="176"/>
       <w:r>
         <w:rPr>
           <w:b w:val="0"/>
@@ -25633,6 +32430,7 @@
         </w:rPr>
       </w:pPr>
     </w:p>
+    <w:commentRangeStart w:id="176"/>
     <w:p>
       <w:pPr>
         <w:pStyle w:val="Balk1"/>
@@ -25641,7 +32439,6 @@
           <w:numId w:val="0"/>
         </w:numPr>
       </w:pPr>
-      <w:commentRangeStart w:id="177"/>
       <w:r>
         <w:lastRenderedPageBreak/>
         <mc:AlternateContent>
@@ -25743,14 +32540,14 @@
       <w:r>
         <w:t>ÖZGEÇMİŞ</w:t>
       </w:r>
-      <w:commentRangeEnd w:id="177"/>
+      <w:commentRangeEnd w:id="176"/>
       <w:r>
         <w:rPr>
           <w:rStyle w:val="AklamaBavurusu"/>
           <w:sz w:val="24"/>
           <w:szCs w:val="24"/>
         </w:rPr>
-        <w:commentReference w:id="177"/>
+        <w:commentReference w:id="176"/>
       </w:r>
     </w:p>
     <w:p>
@@ -25779,15 +32576,15 @@
       <w:r>
         <w:tab/>
       </w:r>
-      <w:commentRangeStart w:id="178"/>
-      <w:commentRangeEnd w:id="178"/>
+      <w:commentRangeStart w:id="177"/>
+      <w:commentRangeEnd w:id="177"/>
       <w:r>
         <w:rPr>
           <w:rStyle w:val="AklamaBavurusu"/>
           <w:sz w:val="24"/>
           <w:szCs w:val="24"/>
         </w:rPr>
-        <w:commentReference w:id="178"/>
+        <w:commentReference w:id="177"/>
       </w:r>
     </w:p>
     <w:p>
@@ -25819,18 +32616,23 @@
         <w:pStyle w:val="Altyaz"/>
         <w:spacing w:line="360" w:lineRule="auto"/>
       </w:pPr>
-      <w:commentRangeStart w:id="179"/>
-      <w:r>
-        <w:t>Ad-Soyad</w:t>
-      </w:r>
-      <w:commentRangeEnd w:id="179"/>
+      <w:commentRangeStart w:id="178"/>
+      <w:r>
+        <w:t>Ad-</w:t>
+      </w:r>
+      <w:proofErr w:type="spellStart"/>
+      <w:r>
+        <w:t>Soyad</w:t>
+      </w:r>
+      <w:commentRangeEnd w:id="178"/>
+      <w:proofErr w:type="spellEnd"/>
       <w:r>
         <w:rPr>
           <w:rStyle w:val="AklamaBavurusu"/>
           <w:sz w:val="24"/>
           <w:szCs w:val="24"/>
         </w:rPr>
-        <w:commentReference w:id="179"/>
+        <w:commentReference w:id="178"/>
       </w:r>
       <w:r>
         <w:tab/>
@@ -25843,6 +32645,9 @@
       </w:r>
       <w:r>
         <w:t>:</w:t>
+      </w:r>
+      <w:r>
+        <w:t xml:space="preserve"> Mustafa Aykut</w:t>
       </w:r>
     </w:p>
     <w:p>
@@ -25914,6 +32719,15 @@
         </w:rPr>
         <w:t xml:space="preserve"> </w:t>
       </w:r>
+      <w:r>
+        <w:rPr>
+          <w:b w:val="0"/>
+          <w:bCs w:val="0"/>
+        </w:rPr>
+        <w:t>mustafaykut77@gmail.com</w:t>
+      </w:r>
+      <w:bookmarkStart w:id="179" w:name="_GoBack"/>
+      <w:bookmarkEnd w:id="179"/>
     </w:p>
     <w:p>
       <w:pPr>
@@ -27545,7 +34359,7 @@
       </w:r>
     </w:p>
   </w:comment>
-  <w:comment w:id="177" w:author="BTÜ-FBE" w:date="2017-05-10T11:39:00Z" w:initials="BTÜ-FBE">
+  <w:comment w:id="176" w:author="BTÜ-FBE" w:date="2017-05-10T11:39:00Z" w:initials="BTÜ-FBE">
     <w:p>
       <w:pPr>
         <w:pStyle w:val="AklamaMetni"/>
@@ -27566,7 +34380,7 @@
       </w:r>
     </w:p>
   </w:comment>
-  <w:comment w:id="178" w:author="BTÜ-FBE" w:date="2017-06-28T14:25:00Z" w:initials="BTÜ-FBE">
+  <w:comment w:id="177" w:author="BTÜ-FBE" w:date="2017-06-28T14:25:00Z" w:initials="BTÜ-FBE">
     <w:p>
       <w:pPr>
         <w:pStyle w:val="AklamaMetni"/>
@@ -27603,7 +34417,7 @@
       </w:r>
     </w:p>
   </w:comment>
-  <w:comment w:id="179" w:author="Beyhan Bayhan" w:date="2017-05-10T11:41:00Z" w:initials="BB">
+  <w:comment w:id="178" w:author="Beyhan Bayhan" w:date="2017-05-10T11:41:00Z" w:initials="BB">
     <w:p>
       <w:pPr>
         <w:pStyle w:val="AklamaMetni"/>
@@ -27875,6 +34689,7 @@
         <w:docPartUnique/>
       </w:docPartObj>
     </w:sdtPr>
+    <w:sdtEndPr/>
     <w:sdtContent>
       <w:p>
         <w:pPr>
@@ -27968,6 +34783,7 @@
         <w:docPartUnique/>
       </w:docPartObj>
     </w:sdtPr>
+    <w:sdtEndPr/>
     <w:sdtContent>
       <w:p>
         <w:pPr>
@@ -27984,7 +34800,7 @@
           <w:fldChar w:fldCharType="separate"/>
         </w:r>
         <w:r>
-          <w:t>35</w:t>
+          <w:t>38</w:t>
         </w:r>
         <w:r>
           <w:fldChar w:fldCharType="end"/>
@@ -35108,7 +41924,7 @@
 </file>
 
 <file path=customXml/itemProps1.xml><?xml version="1.0" encoding="utf-8"?>
-<ds:datastoreItem xmlns:ds="http://schemas.openxmlformats.org/officeDocument/2006/customXml" ds:itemID="{15BA26F2-92D3-4B7B-84F0-9CA107A21497}">
+<ds:datastoreItem xmlns:ds="http://schemas.openxmlformats.org/officeDocument/2006/customXml" ds:itemID="{9C9F543E-D6D6-48FE-8BC6-EDC888CCFE21}">
   <ds:schemaRefs>
     <ds:schemaRef ds:uri="http://schemas.openxmlformats.org/officeDocument/2006/bibliography"/>
   </ds:schemaRefs>

--- a/tez/2026_tez.docx
+++ b/tez/2026_tez.docx
@@ -29,7 +29,6 @@
         <w:commentReference w:id="0"/>
       </w:r>
     </w:p>
-    <w:commentRangeStart w:id="1"/>
     <w:p>
       <w:pPr>
         <w:rPr>
@@ -37,6 +36,7 @@
           <w:lang w:val="en-US"/>
         </w:rPr>
       </w:pPr>
+      <w:commentRangeStart w:id="1"/>
       <w:r>
         <w:rPr>
           <w:rFonts w:ascii="Arial" w:hAnsi="Arial" w:cs="Arial"/>
@@ -626,7 +626,6 @@
         </w:rPr>
       </w:pPr>
     </w:p>
-    <w:commentRangeStart w:id="3"/>
     <w:p>
       <w:pPr>
         <w:rPr>
@@ -634,6 +633,7 @@
           <w:lang w:val="en-US"/>
         </w:rPr>
       </w:pPr>
+      <w:commentRangeStart w:id="3"/>
       <w:r>
         <w:rPr>
           <w:rFonts w:ascii="Arial" w:hAnsi="Arial" w:cs="Arial"/>
@@ -1220,11 +1220,7 @@
           </mc:Choice>
           <mc:Fallback>
             <w:pict>
-              <v:shapetype w14:anchorId="5753B149" id="_x0000_t202" coordsize="21600,21600" o:spt="202" path="m,l,21600r21600,l21600,xe">
-                <v:stroke joinstyle="miter"/>
-                <v:path gradientshapeok="t" o:connecttype="rect"/>
-              </v:shapetype>
-              <v:shape id="Text Box 629" o:spid="_x0000_s1030" type="#_x0000_t202" style="position:absolute;margin-left:-6.6pt;margin-top:567pt;width:425.2pt;height:19.8pt;z-index:251685376;visibility:visible;mso-wrap-style:square;mso-width-percent:0;mso-height-percent:0;mso-wrap-distance-left:9pt;mso-wrap-distance-top:0;mso-wrap-distance-right:9pt;mso-wrap-distance-bottom:0;mso-position-horizontal:absolute;mso-position-horizontal-relative:margin;mso-position-vertical:absolute;mso-position-vertical-relative:page;mso-width-percent:0;mso-height-percent:0;mso-width-relative:page;mso-height-relative:page;v-text-anchor:top" o:gfxdata="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" filled="f" stroked="f">
+              <v:shape w14:anchorId="5753B149" id="Text Box 629" o:spid="_x0000_s1030" type="#_x0000_t202" style="position:absolute;margin-left:-6.6pt;margin-top:567pt;width:425.2pt;height:19.8pt;z-index:251685376;visibility:visible;mso-wrap-style:square;mso-width-percent:0;mso-height-percent:0;mso-wrap-distance-left:9pt;mso-wrap-distance-top:0;mso-wrap-distance-right:9pt;mso-wrap-distance-bottom:0;mso-position-horizontal:absolute;mso-position-horizontal-relative:margin;mso-position-vertical:absolute;mso-position-vertical-relative:page;mso-width-percent:0;mso-height-percent:0;mso-width-relative:page;mso-height-relative:page;v-text-anchor:top" o:gfxdata="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" filled="f" stroked="f">
                 <v:textbox inset="0,0,0,0">
                   <w:txbxContent>
                     <w:tbl>
@@ -19251,7 +19247,19 @@
         <w:rPr>
           <w:noProof w:val="0"/>
         </w:rPr>
-        <w:t xml:space="preserve">köprüsü ile ölçülmüştür. Bu köprü, çok iş parçacıklı canlı hattı kullanmak yerine, ses dosyalarını sistemin gerçek bileşenlerinden — aynı </w:t>
+        <w:t>köprüsü ile ölçülmüştür. Bu köprü, çok iş parçacıklı canlı hattı kullanmak yerine, ses dosyalarını s</w:t>
+      </w:r>
+      <w:r>
+        <w:rPr>
+          <w:noProof w:val="0"/>
+        </w:rPr>
+        <w:t>istemin gerçek bileşenlerinden</w:t>
+      </w:r>
+      <w:r>
+        <w:rPr>
+          <w:noProof w:val="0"/>
+        </w:rPr>
+        <w:t xml:space="preserve"> aynı </w:t>
       </w:r>
       <w:r>
         <w:rPr>
@@ -19263,7 +19271,19 @@
         <w:rPr>
           <w:noProof w:val="0"/>
         </w:rPr>
-        <w:t xml:space="preserve"> motoru, aynı kayıt durumu ve parça sonlandırma mantığı, aynı transkripsiyon ve ayrıştırma işçisi — </w:t>
+        <w:t xml:space="preserve"> motoru, aynı kayıt durumu ve parça sonlandırma mantığı, aynı tran</w:t>
+      </w:r>
+      <w:r>
+        <w:rPr>
+          <w:noProof w:val="0"/>
+        </w:rPr>
+        <w:t>skripsiyon ve ayrıştırma işçisi</w:t>
+      </w:r>
+      <w:r>
+        <w:rPr>
+          <w:noProof w:val="0"/>
+        </w:rPr>
+        <w:t xml:space="preserve"> </w:t>
       </w:r>
       <w:proofErr w:type="gramStart"/>
       <w:r>
@@ -19279,6 +19299,8 @@
         </w:rPr>
         <w:t xml:space="preserve"> ve </w:t>
       </w:r>
+      <w:bookmarkStart w:id="122" w:name="_GoBack"/>
+      <w:bookmarkEnd w:id="122"/>
       <w:proofErr w:type="spellStart"/>
       <w:r>
         <w:rPr>
@@ -19334,12 +19356,12 @@
       <w:pPr>
         <w:pStyle w:val="Balk2"/>
       </w:pPr>
-      <w:bookmarkStart w:id="122" w:name="_Toc232684053"/>
+      <w:bookmarkStart w:id="123" w:name="_Toc232684053"/>
       <w:r>
         <w:lastRenderedPageBreak/>
         <w:t>Veri Kümeleri</w:t>
       </w:r>
-      <w:bookmarkEnd w:id="122"/>
+      <w:bookmarkEnd w:id="123"/>
     </w:p>
     <w:p>
       <w:pPr>
@@ -19493,7 +19515,7 @@
           <w:szCs w:val="24"/>
         </w:rPr>
       </w:pPr>
-      <w:bookmarkStart w:id="123" w:name="_Toc232683008"/>
+      <w:bookmarkStart w:id="124" w:name="_Toc232683008"/>
       <w:r>
         <w:rPr>
           <w:sz w:val="24"/>
@@ -19594,7 +19616,7 @@
         </w:rPr>
         <w:t>Değerlendirmede kullanılan veri kümeleri.</w:t>
       </w:r>
-      <w:bookmarkEnd w:id="123"/>
+      <w:bookmarkEnd w:id="124"/>
     </w:p>
     <w:tbl>
       <w:tblPr>
@@ -20192,11 +20214,11 @@
       <w:pPr>
         <w:pStyle w:val="Balk2"/>
       </w:pPr>
-      <w:bookmarkStart w:id="124" w:name="_Toc232684054"/>
+      <w:bookmarkStart w:id="125" w:name="_Toc232684054"/>
       <w:r>
         <w:t>Değerlendirme Metrikleri</w:t>
       </w:r>
-      <w:bookmarkEnd w:id="124"/>
+      <w:bookmarkEnd w:id="125"/>
     </w:p>
     <w:p>
       <w:pPr>
@@ -20640,11 +20662,11 @@
       <w:pPr>
         <w:pStyle w:val="Balk2"/>
       </w:pPr>
-      <w:bookmarkStart w:id="125" w:name="_Toc232684055"/>
+      <w:bookmarkStart w:id="126" w:name="_Toc232684055"/>
       <w:r>
         <w:t>Deney Düzeneği</w:t>
       </w:r>
-      <w:bookmarkEnd w:id="125"/>
+      <w:bookmarkEnd w:id="126"/>
     </w:p>
     <w:p>
       <w:pPr>
@@ -20817,7 +20839,7 @@
           <w:szCs w:val="24"/>
         </w:rPr>
       </w:pPr>
-      <w:bookmarkStart w:id="126" w:name="_Toc232683009"/>
+      <w:bookmarkStart w:id="127" w:name="_Toc232683009"/>
       <w:r>
         <w:rPr>
           <w:sz w:val="24"/>
@@ -20918,7 +20940,7 @@
         </w:rPr>
         <w:t>Deneylerde kullanılan donanım özellikleri</w:t>
       </w:r>
-      <w:bookmarkEnd w:id="126"/>
+      <w:bookmarkEnd w:id="127"/>
     </w:p>
     <w:tbl>
       <w:tblPr>
@@ -21232,12 +21254,12 @@
       <w:pPr>
         <w:pStyle w:val="Balk2"/>
       </w:pPr>
-      <w:bookmarkStart w:id="127" w:name="_Toc232684056"/>
+      <w:bookmarkStart w:id="128" w:name="_Toc232684056"/>
       <w:r>
         <w:lastRenderedPageBreak/>
         <w:t>Bulgular</w:t>
       </w:r>
-      <w:bookmarkEnd w:id="127"/>
+      <w:bookmarkEnd w:id="128"/>
     </w:p>
     <w:p>
       <w:pPr>
@@ -21257,7 +21279,7 @@
           <w:szCs w:val="24"/>
         </w:rPr>
       </w:pPr>
-      <w:bookmarkStart w:id="128" w:name="_Toc232683010"/>
+      <w:bookmarkStart w:id="129" w:name="_Toc232683010"/>
       <w:r>
         <w:rPr>
           <w:sz w:val="24"/>
@@ -21358,7 +21380,7 @@
         </w:rPr>
         <w:t>LibriSpeech test-clean üzerinde transkripsiyon başarımı.</w:t>
       </w:r>
-      <w:bookmarkEnd w:id="128"/>
+      <w:bookmarkEnd w:id="129"/>
     </w:p>
     <w:tbl>
       <w:tblPr>
@@ -21693,7 +21715,7 @@
           <w:szCs w:val="24"/>
         </w:rPr>
       </w:pPr>
-      <w:bookmarkStart w:id="129" w:name="_Toc232683011"/>
+      <w:bookmarkStart w:id="130" w:name="_Toc232683011"/>
       <w:r>
         <w:rPr>
           <w:sz w:val="24"/>
@@ -21812,7 +21834,7 @@
         </w:rPr>
         <w:t>atıflı transkripsiyon başarımı.</w:t>
       </w:r>
-      <w:bookmarkEnd w:id="129"/>
+      <w:bookmarkEnd w:id="130"/>
     </w:p>
     <w:tbl>
       <w:tblPr>
@@ -22233,7 +22255,7 @@
           <w:szCs w:val="24"/>
         </w:rPr>
       </w:pPr>
-      <w:bookmarkStart w:id="130" w:name="_Toc232683012"/>
+      <w:bookmarkStart w:id="131" w:name="_Toc232683012"/>
       <w:r>
         <w:rPr>
           <w:sz w:val="24"/>
@@ -22334,7 +22356,7 @@
         </w:rPr>
         <w:t>FLORES-200 (devtest) İngilizce→Türkçe çeviri başarımı.</w:t>
       </w:r>
-      <w:bookmarkEnd w:id="130"/>
+      <w:bookmarkEnd w:id="131"/>
     </w:p>
     <w:tbl>
       <w:tblPr>
@@ -22737,7 +22759,7 @@
           <w:szCs w:val="24"/>
         </w:rPr>
       </w:pPr>
-      <w:bookmarkStart w:id="131" w:name="_Toc232683013"/>
+      <w:bookmarkStart w:id="132" w:name="_Toc232683013"/>
       <w:r>
         <w:rPr>
           <w:sz w:val="24"/>
@@ -22838,7 +22860,7 @@
         </w:rPr>
         <w:t>Uçtan uca gecikme ve kaynak kullanımı.</w:t>
       </w:r>
-      <w:bookmarkEnd w:id="131"/>
+      <w:bookmarkEnd w:id="132"/>
     </w:p>
     <w:tbl>
       <w:tblPr>
@@ -23253,7 +23275,7 @@
           <w:szCs w:val="24"/>
         </w:rPr>
       </w:pPr>
-      <w:bookmarkStart w:id="132" w:name="_Toc232683098"/>
+      <w:bookmarkStart w:id="133" w:name="_Toc232683098"/>
       <w:r>
         <w:rPr>
           <w:sz w:val="24"/>
@@ -23372,7 +23394,7 @@
         </w:rPr>
         <w:t xml:space="preserve"> Ortalama Global WER (%) ısı haritası.</w:t>
       </w:r>
-      <w:bookmarkEnd w:id="132"/>
+      <w:bookmarkEnd w:id="133"/>
     </w:p>
     <w:p>
       <w:pPr>
@@ -23398,12 +23420,12 @@
       <w:pPr>
         <w:pStyle w:val="Balk2"/>
       </w:pPr>
-      <w:bookmarkStart w:id="133" w:name="_Toc232684057"/>
+      <w:bookmarkStart w:id="134" w:name="_Toc232684057"/>
       <w:r>
         <w:lastRenderedPageBreak/>
         <w:t>Tartışma</w:t>
       </w:r>
-      <w:bookmarkEnd w:id="133"/>
+      <w:bookmarkEnd w:id="134"/>
     </w:p>
     <w:p>
       <w:pPr>
@@ -23541,10 +23563,10 @@
           <w:lang w:val="en-US"/>
         </w:rPr>
       </w:pPr>
-      <w:bookmarkStart w:id="134" w:name="_Toc190755333"/>
-      <w:bookmarkStart w:id="135" w:name="_Toc190755911"/>
-      <w:bookmarkStart w:id="136" w:name="_Toc224357622"/>
-      <w:bookmarkStart w:id="137" w:name="_Toc232684058"/>
+      <w:bookmarkStart w:id="135" w:name="_Toc190755333"/>
+      <w:bookmarkStart w:id="136" w:name="_Toc190755911"/>
+      <w:bookmarkStart w:id="137" w:name="_Toc224357622"/>
+      <w:bookmarkStart w:id="138" w:name="_Toc232684058"/>
       <w:r>
         <w:rPr>
           <w:lang w:val="en-US"/>
@@ -23555,10 +23577,10 @@
       <w:r>
         <w:t>ÖNERİLER</w:t>
       </w:r>
-      <w:bookmarkEnd w:id="134"/>
       <w:bookmarkEnd w:id="135"/>
       <w:bookmarkEnd w:id="136"/>
       <w:bookmarkEnd w:id="137"/>
+      <w:bookmarkEnd w:id="138"/>
     </w:p>
     <w:p>
       <w:pPr>
@@ -23567,9 +23589,9 @@
           <w:lang w:val="en-US"/>
         </w:rPr>
       </w:pPr>
-      <w:bookmarkStart w:id="138" w:name="_Toc190755334"/>
-      <w:bookmarkStart w:id="139" w:name="_Toc190755912"/>
-      <w:bookmarkStart w:id="140" w:name="_Toc224357623"/>
+      <w:bookmarkStart w:id="139" w:name="_Toc190755334"/>
+      <w:bookmarkStart w:id="140" w:name="_Toc190755912"/>
+      <w:bookmarkStart w:id="141" w:name="_Toc224357623"/>
       <w:r>
         <w:rPr>
           <w:noProof w:val="0"/>
@@ -23588,9 +23610,9 @@
         </w:rPr>
         <w:t>çoklu konuşmacılı video ve canlı yayınlardan alınan sesi düşük gecikmeyle metne döken, konuşmacıları birbirinden ayıran, hedef dile çeviren ve sonucu konuşmacıya özgü renklerle altyazı olarak sunan, özgün ve bütünleşik bir gerçek zamanlı sistem tasarlanmış ve gerçekleştirilmiştir. Bu bölümde, elde edilen sonuçlar ve çalışmanın özgün katkıları özetlenmekte, sistemin sınırlılıkları tartışılmakta ve gelecekte yapılabilecek çalışmalar için öneriler sunulmaktadır.</w:t>
       </w:r>
-      <w:bookmarkEnd w:id="138"/>
       <w:bookmarkEnd w:id="139"/>
       <w:bookmarkEnd w:id="140"/>
+      <w:bookmarkEnd w:id="141"/>
     </w:p>
     <w:p>
       <w:pPr>
@@ -23599,14 +23621,14 @@
           <w:lang w:val="en-US"/>
         </w:rPr>
       </w:pPr>
-      <w:bookmarkStart w:id="141" w:name="_Toc232684059"/>
+      <w:bookmarkStart w:id="142" w:name="_Toc232684059"/>
       <w:r>
         <w:rPr>
           <w:lang w:val="en-US"/>
         </w:rPr>
         <w:t>Sonuçlar ve Katkılar</w:t>
       </w:r>
-      <w:bookmarkEnd w:id="141"/>
+      <w:bookmarkEnd w:id="142"/>
     </w:p>
     <w:p>
       <w:pPr>
@@ -25061,11 +25083,11 @@
       <w:pPr>
         <w:pStyle w:val="Balk2"/>
       </w:pPr>
-      <w:bookmarkStart w:id="142" w:name="_Toc232684060"/>
+      <w:bookmarkStart w:id="143" w:name="_Toc232684060"/>
       <w:r>
         <w:t>Sınırlılıklar</w:t>
       </w:r>
-      <w:bookmarkEnd w:id="142"/>
+      <w:bookmarkEnd w:id="143"/>
     </w:p>
     <w:p>
       <w:pPr>
@@ -25097,11 +25119,11 @@
       <w:pPr>
         <w:pStyle w:val="Balk2"/>
       </w:pPr>
-      <w:bookmarkStart w:id="143" w:name="_Toc232684061"/>
+      <w:bookmarkStart w:id="144" w:name="_Toc232684061"/>
       <w:r>
         <w:t>Gelecek Çalışmalar ve Öneriler</w:t>
       </w:r>
-      <w:bookmarkEnd w:id="143"/>
+      <w:bookmarkEnd w:id="144"/>
     </w:p>
     <w:p>
       <w:pPr>
@@ -25257,33 +25279,33 @@
           <w:numId w:val="0"/>
         </w:numPr>
       </w:pPr>
-      <w:bookmarkStart w:id="144" w:name="_Toc286759144"/>
-      <w:bookmarkStart w:id="145" w:name="_Toc232684062"/>
-      <w:commentRangeStart w:id="146"/>
+      <w:bookmarkStart w:id="145" w:name="_Toc286759144"/>
+      <w:bookmarkStart w:id="146" w:name="_Toc232684062"/>
       <w:commentRangeStart w:id="147"/>
+      <w:commentRangeStart w:id="148"/>
       <w:r>
         <w:lastRenderedPageBreak/>
         <w:t>KAYNAKLAR</w:t>
       </w:r>
-      <w:bookmarkEnd w:id="144"/>
       <w:bookmarkEnd w:id="145"/>
-      <w:commentRangeEnd w:id="146"/>
+      <w:bookmarkEnd w:id="146"/>
+      <w:commentRangeEnd w:id="147"/>
       <w:r>
         <w:rPr>
           <w:rStyle w:val="AklamaBavurusu"/>
           <w:sz w:val="24"/>
           <w:szCs w:val="24"/>
         </w:rPr>
-        <w:commentReference w:id="146"/>
-      </w:r>
-      <w:commentRangeEnd w:id="147"/>
+        <w:commentReference w:id="147"/>
+      </w:r>
+      <w:commentRangeEnd w:id="148"/>
       <w:r>
         <w:rPr>
           <w:rStyle w:val="AklamaBavurusu"/>
           <w:sz w:val="24"/>
           <w:szCs w:val="24"/>
         </w:rPr>
-        <w:commentReference w:id="147"/>
+        <w:commentReference w:id="148"/>
       </w:r>
     </w:p>
     <w:p>
@@ -25298,7 +25320,7 @@
           <w:noProof w:val="0"/>
         </w:rPr>
       </w:pPr>
-      <w:bookmarkStart w:id="148" w:name="kaynak1"/>
+      <w:bookmarkStart w:id="149" w:name="kaynak1"/>
       <w:r>
         <w:rPr>
           <w:b/>
@@ -25307,7 +25329,7 @@
         </w:rPr>
         <w:t xml:space="preserve">[1] </w:t>
       </w:r>
-      <w:bookmarkEnd w:id="148"/>
+      <w:bookmarkEnd w:id="149"/>
       <w:r>
         <w:rPr>
           <w:b/>
@@ -25428,7 +25450,7 @@
           <w:noProof w:val="0"/>
         </w:rPr>
       </w:pPr>
-      <w:bookmarkStart w:id="149" w:name="kaynak2"/>
+      <w:bookmarkStart w:id="150" w:name="kaynak2"/>
       <w:r>
         <w:rPr>
           <w:b/>
@@ -25443,7 +25465,7 @@
         </w:rPr>
         <w:t xml:space="preserve"> </w:t>
       </w:r>
-      <w:bookmarkEnd w:id="149"/>
+      <w:bookmarkEnd w:id="150"/>
       <w:proofErr w:type="spellStart"/>
       <w:r>
         <w:rPr>
@@ -25669,7 +25691,7 @@
           <w:noProof w:val="0"/>
         </w:rPr>
       </w:pPr>
-      <w:bookmarkStart w:id="150" w:name="kaynak3"/>
+      <w:bookmarkStart w:id="151" w:name="kaynak3"/>
       <w:r>
         <w:rPr>
           <w:b/>
@@ -25684,7 +25706,7 @@
         </w:rPr>
         <w:t xml:space="preserve"> </w:t>
       </w:r>
-      <w:bookmarkEnd w:id="150"/>
+      <w:bookmarkEnd w:id="151"/>
       <w:proofErr w:type="spellStart"/>
       <w:r>
         <w:rPr>
@@ -25751,7 +25773,7 @@
           <w:noProof w:val="0"/>
         </w:rPr>
       </w:pPr>
-      <w:bookmarkStart w:id="151" w:name="kaynak4"/>
+      <w:bookmarkStart w:id="152" w:name="kaynak4"/>
       <w:r>
         <w:rPr>
           <w:b/>
@@ -25760,7 +25782,7 @@
         </w:rPr>
         <w:t xml:space="preserve">[4] </w:t>
       </w:r>
-      <w:bookmarkEnd w:id="151"/>
+      <w:bookmarkEnd w:id="152"/>
       <w:proofErr w:type="spellStart"/>
       <w:r>
         <w:rPr>
@@ -26086,7 +26108,7 @@
           <w:noProof w:val="0"/>
         </w:rPr>
       </w:pPr>
-      <w:bookmarkStart w:id="152" w:name="kaynak5"/>
+      <w:bookmarkStart w:id="153" w:name="kaynak5"/>
       <w:r>
         <w:rPr>
           <w:b/>
@@ -26095,7 +26117,7 @@
         </w:rPr>
         <w:t xml:space="preserve">[5] </w:t>
       </w:r>
-      <w:bookmarkEnd w:id="152"/>
+      <w:bookmarkEnd w:id="153"/>
       <w:proofErr w:type="spellStart"/>
       <w:r>
         <w:rPr>
@@ -26502,7 +26524,7 @@
           <w:noProof w:val="0"/>
         </w:rPr>
       </w:pPr>
-      <w:bookmarkStart w:id="153" w:name="kaynak6"/>
+      <w:bookmarkStart w:id="154" w:name="kaynak6"/>
       <w:r>
         <w:rPr>
           <w:b/>
@@ -26517,7 +26539,7 @@
         </w:rPr>
         <w:t xml:space="preserve"> </w:t>
       </w:r>
-      <w:bookmarkEnd w:id="153"/>
+      <w:bookmarkEnd w:id="154"/>
       <w:proofErr w:type="spellStart"/>
       <w:r>
         <w:rPr>
@@ -26758,7 +26780,7 @@
           <w:noProof w:val="0"/>
         </w:rPr>
       </w:pPr>
-      <w:bookmarkStart w:id="154" w:name="kaynak7"/>
+      <w:bookmarkStart w:id="155" w:name="kaynak7"/>
       <w:r>
         <w:rPr>
           <w:b/>
@@ -26773,7 +26795,7 @@
         </w:rPr>
         <w:t xml:space="preserve"> </w:t>
       </w:r>
-      <w:bookmarkEnd w:id="154"/>
+      <w:bookmarkEnd w:id="155"/>
       <w:proofErr w:type="spellStart"/>
       <w:r>
         <w:rPr>
@@ -27204,7 +27226,7 @@
           <w:noProof w:val="0"/>
         </w:rPr>
       </w:pPr>
-      <w:bookmarkStart w:id="155" w:name="kaynak8"/>
+      <w:bookmarkStart w:id="156" w:name="kaynak8"/>
       <w:r>
         <w:rPr>
           <w:b/>
@@ -27219,7 +27241,7 @@
         </w:rPr>
         <w:t xml:space="preserve"> </w:t>
       </w:r>
-      <w:bookmarkEnd w:id="155"/>
+      <w:bookmarkEnd w:id="156"/>
       <w:proofErr w:type="spellStart"/>
       <w:r>
         <w:rPr>
@@ -27544,7 +27566,7 @@
           <w:noProof w:val="0"/>
         </w:rPr>
       </w:pPr>
-      <w:bookmarkStart w:id="156" w:name="kaynak9"/>
+      <w:bookmarkStart w:id="157" w:name="kaynak9"/>
       <w:r>
         <w:rPr>
           <w:b/>
@@ -27559,7 +27581,7 @@
         </w:rPr>
         <w:t xml:space="preserve"> </w:t>
       </w:r>
-      <w:bookmarkEnd w:id="156"/>
+      <w:bookmarkEnd w:id="157"/>
       <w:proofErr w:type="spellStart"/>
       <w:r>
         <w:rPr>
@@ -27831,7 +27853,7 @@
           <w:noProof w:val="0"/>
         </w:rPr>
       </w:pPr>
-      <w:bookmarkStart w:id="157" w:name="kaynak10"/>
+      <w:bookmarkStart w:id="158" w:name="kaynak10"/>
       <w:r>
         <w:rPr>
           <w:b/>
@@ -27840,7 +27862,7 @@
         </w:rPr>
         <w:t xml:space="preserve">[10] </w:t>
       </w:r>
-      <w:bookmarkEnd w:id="157"/>
+      <w:bookmarkEnd w:id="158"/>
       <w:proofErr w:type="spellStart"/>
       <w:r>
         <w:rPr>
@@ -28153,7 +28175,7 @@
           <w:noProof w:val="0"/>
         </w:rPr>
       </w:pPr>
-      <w:bookmarkStart w:id="158" w:name="kaynak11"/>
+      <w:bookmarkStart w:id="159" w:name="kaynak11"/>
       <w:r>
         <w:rPr>
           <w:b/>
@@ -28168,7 +28190,7 @@
         </w:rPr>
         <w:t xml:space="preserve"> </w:t>
       </w:r>
-      <w:bookmarkEnd w:id="158"/>
+      <w:bookmarkEnd w:id="159"/>
       <w:proofErr w:type="spellStart"/>
       <w:r>
         <w:rPr>
@@ -28391,7 +28413,7 @@
           <w:noProof w:val="0"/>
         </w:rPr>
       </w:pPr>
-      <w:bookmarkStart w:id="159" w:name="kaynak12"/>
+      <w:bookmarkStart w:id="160" w:name="kaynak12"/>
       <w:r>
         <w:rPr>
           <w:b/>
@@ -28406,7 +28428,7 @@
         </w:rPr>
         <w:t xml:space="preserve"> </w:t>
       </w:r>
-      <w:bookmarkEnd w:id="159"/>
+      <w:bookmarkEnd w:id="160"/>
       <w:proofErr w:type="spellStart"/>
       <w:r>
         <w:rPr>
@@ -28630,7 +28652,7 @@
           <w:noProof w:val="0"/>
         </w:rPr>
       </w:pPr>
-      <w:bookmarkStart w:id="160" w:name="kaynak13"/>
+      <w:bookmarkStart w:id="161" w:name="kaynak13"/>
       <w:r>
         <w:rPr>
           <w:b/>
@@ -28646,7 +28668,7 @@
         </w:rPr>
         <w:t xml:space="preserve"> </w:t>
       </w:r>
-      <w:bookmarkEnd w:id="160"/>
+      <w:bookmarkEnd w:id="161"/>
       <w:proofErr w:type="spellStart"/>
       <w:r>
         <w:rPr>
@@ -28892,7 +28914,7 @@
           <w:noProof w:val="0"/>
         </w:rPr>
       </w:pPr>
-      <w:bookmarkStart w:id="161" w:name="kaynak14"/>
+      <w:bookmarkStart w:id="162" w:name="kaynak14"/>
       <w:r>
         <w:rPr>
           <w:b/>
@@ -28901,7 +28923,7 @@
         </w:rPr>
         <w:t xml:space="preserve">[14] </w:t>
       </w:r>
-      <w:bookmarkEnd w:id="161"/>
+      <w:bookmarkEnd w:id="162"/>
       <w:proofErr w:type="spellStart"/>
       <w:r>
         <w:rPr>
@@ -29209,7 +29231,7 @@
           <w:noProof w:val="0"/>
         </w:rPr>
       </w:pPr>
-      <w:bookmarkStart w:id="162" w:name="kaynak15"/>
+      <w:bookmarkStart w:id="163" w:name="kaynak15"/>
       <w:r>
         <w:rPr>
           <w:b/>
@@ -29218,7 +29240,7 @@
         </w:rPr>
         <w:t xml:space="preserve">[15] </w:t>
       </w:r>
-      <w:bookmarkEnd w:id="162"/>
+      <w:bookmarkEnd w:id="163"/>
       <w:proofErr w:type="spellStart"/>
       <w:r>
         <w:rPr>
@@ -29486,7 +29508,7 @@
           <w:noProof w:val="0"/>
         </w:rPr>
       </w:pPr>
-      <w:bookmarkStart w:id="163" w:name="kaynak16"/>
+      <w:bookmarkStart w:id="164" w:name="kaynak16"/>
       <w:r>
         <w:rPr>
           <w:b/>
@@ -29495,7 +29517,7 @@
         </w:rPr>
         <w:t xml:space="preserve">[16] </w:t>
       </w:r>
-      <w:bookmarkEnd w:id="163"/>
+      <w:bookmarkEnd w:id="164"/>
       <w:r>
         <w:rPr>
           <w:b/>
@@ -29739,7 +29761,7 @@
           <w:noProof w:val="0"/>
         </w:rPr>
       </w:pPr>
-      <w:bookmarkStart w:id="164" w:name="kaynak17"/>
+      <w:bookmarkStart w:id="165" w:name="kaynak17"/>
       <w:r>
         <w:rPr>
           <w:b/>
@@ -29748,7 +29770,7 @@
         </w:rPr>
         <w:t xml:space="preserve">[17] </w:t>
       </w:r>
-      <w:bookmarkEnd w:id="164"/>
+      <w:bookmarkEnd w:id="165"/>
       <w:proofErr w:type="spellStart"/>
       <w:r>
         <w:rPr>
@@ -30026,7 +30048,7 @@
           <w:noProof w:val="0"/>
         </w:rPr>
       </w:pPr>
-      <w:bookmarkStart w:id="165" w:name="kaynak18"/>
+      <w:bookmarkStart w:id="166" w:name="kaynak18"/>
       <w:r>
         <w:rPr>
           <w:b/>
@@ -30035,7 +30057,7 @@
         </w:rPr>
         <w:t xml:space="preserve">[18] </w:t>
       </w:r>
-      <w:bookmarkEnd w:id="165"/>
+      <w:bookmarkEnd w:id="166"/>
       <w:proofErr w:type="spellStart"/>
       <w:r>
         <w:rPr>
@@ -30213,7 +30235,7 @@
           <w:noProof w:val="0"/>
         </w:rPr>
       </w:pPr>
-      <w:bookmarkStart w:id="166" w:name="kaynak19"/>
+      <w:bookmarkStart w:id="167" w:name="kaynak19"/>
       <w:r>
         <w:rPr>
           <w:b/>
@@ -30222,7 +30244,7 @@
         </w:rPr>
         <w:t xml:space="preserve">[19] </w:t>
       </w:r>
-      <w:bookmarkEnd w:id="166"/>
+      <w:bookmarkEnd w:id="167"/>
       <w:proofErr w:type="spellStart"/>
       <w:r>
         <w:rPr>
@@ -30508,7 +30530,7 @@
           <w:noProof w:val="0"/>
         </w:rPr>
       </w:pPr>
-      <w:bookmarkStart w:id="167" w:name="kaynak20"/>
+      <w:bookmarkStart w:id="168" w:name="kaynak20"/>
       <w:r>
         <w:rPr>
           <w:b/>
@@ -30517,7 +30539,7 @@
         </w:rPr>
         <w:t xml:space="preserve">[20] </w:t>
       </w:r>
-      <w:bookmarkEnd w:id="167"/>
+      <w:bookmarkEnd w:id="168"/>
       <w:proofErr w:type="spellStart"/>
       <w:r>
         <w:rPr>
@@ -30864,18 +30886,18 @@
       <w:r>
         <w:br w:type="page"/>
       </w:r>
-      <w:bookmarkStart w:id="168" w:name="_Toc190755336"/>
-      <w:bookmarkStart w:id="169" w:name="_Toc190755914"/>
-      <w:bookmarkStart w:id="170" w:name="_Toc224357628"/>
-      <w:bookmarkStart w:id="171" w:name="_Toc232684063"/>
+      <w:bookmarkStart w:id="169" w:name="_Toc190755336"/>
+      <w:bookmarkStart w:id="170" w:name="_Toc190755914"/>
+      <w:bookmarkStart w:id="171" w:name="_Toc224357628"/>
+      <w:bookmarkStart w:id="172" w:name="_Toc232684063"/>
       <w:r>
         <w:lastRenderedPageBreak/>
         <w:t>EKLER</w:t>
       </w:r>
-      <w:bookmarkEnd w:id="168"/>
       <w:bookmarkEnd w:id="169"/>
       <w:bookmarkEnd w:id="170"/>
       <w:bookmarkEnd w:id="171"/>
+      <w:bookmarkEnd w:id="172"/>
     </w:p>
     <w:p>
       <w:pPr>
@@ -31895,8 +31917,6 @@
         </w:sectPr>
       </w:pPr>
     </w:p>
-    <w:bookmarkStart w:id="172" w:name="_Toc232684064"/>
-    <w:commentRangeStart w:id="173"/>
     <w:p>
       <w:pPr>
         <w:pStyle w:val="Balk1"/>
@@ -31905,6 +31925,8 @@
           <w:numId w:val="0"/>
         </w:numPr>
       </w:pPr>
+      <w:bookmarkStart w:id="173" w:name="_Toc232684064"/>
+      <w:commentRangeStart w:id="174"/>
       <w:r>
         <w:lastRenderedPageBreak/>
         <mc:AlternateContent>
@@ -32006,15 +32028,15 @@
       <w:r>
         <w:t>ÖZGEÇMİŞ</w:t>
       </w:r>
-      <w:bookmarkEnd w:id="172"/>
-      <w:commentRangeEnd w:id="173"/>
+      <w:bookmarkEnd w:id="173"/>
+      <w:commentRangeEnd w:id="174"/>
       <w:r>
         <w:rPr>
           <w:rStyle w:val="AklamaBavurusu"/>
           <w:sz w:val="24"/>
           <w:szCs w:val="24"/>
         </w:rPr>
-        <w:commentReference w:id="173"/>
+        <w:commentReference w:id="174"/>
       </w:r>
     </w:p>
     <w:p>
@@ -32043,15 +32065,15 @@
       <w:r>
         <w:tab/>
       </w:r>
-      <w:commentRangeStart w:id="174"/>
-      <w:commentRangeEnd w:id="174"/>
+      <w:commentRangeStart w:id="175"/>
+      <w:commentRangeEnd w:id="175"/>
       <w:r>
         <w:rPr>
           <w:rStyle w:val="AklamaBavurusu"/>
           <w:sz w:val="24"/>
           <w:szCs w:val="24"/>
         </w:rPr>
-        <w:commentReference w:id="174"/>
+        <w:commentReference w:id="175"/>
       </w:r>
     </w:p>
     <w:p>
@@ -32083,20 +32105,27 @@
         <w:pStyle w:val="Altyaz"/>
         <w:spacing w:line="360" w:lineRule="auto"/>
       </w:pPr>
-      <w:commentRangeStart w:id="175"/>
-      <w:r>
+      <w:commentRangeStart w:id="176"/>
+      <w:r>
+        <w:rPr>
+          <w:shd w:val="clear" w:color="auto" w:fill="FFFFFF" w:themeFill="background1"/>
+        </w:rPr>
         <w:t>Ad-Soyad</w:t>
       </w:r>
-      <w:commentRangeEnd w:id="175"/>
+      <w:commentRangeEnd w:id="176"/>
       <w:r>
         <w:rPr>
           <w:rStyle w:val="AklamaBavurusu"/>
           <w:sz w:val="24"/>
           <w:szCs w:val="24"/>
-        </w:rPr>
-        <w:commentReference w:id="175"/>
-      </w:r>
-      <w:r>
+          <w:shd w:val="clear" w:color="auto" w:fill="FFFFFF" w:themeFill="background1"/>
+        </w:rPr>
+        <w:commentReference w:id="176"/>
+      </w:r>
+      <w:r>
+        <w:rPr>
+          <w:shd w:val="clear" w:color="auto" w:fill="FFFFFF" w:themeFill="background1"/>
+        </w:rPr>
         <w:tab/>
       </w:r>
       <w:r>
@@ -32430,7 +32459,6 @@
         </w:rPr>
       </w:pPr>
     </w:p>
-    <w:commentRangeStart w:id="176"/>
     <w:p>
       <w:pPr>
         <w:pStyle w:val="Balk1"/>
@@ -32439,6 +32467,7 @@
           <w:numId w:val="0"/>
         </w:numPr>
       </w:pPr>
+      <w:commentRangeStart w:id="177"/>
       <w:r>
         <w:lastRenderedPageBreak/>
         <mc:AlternateContent>
@@ -32540,14 +32569,14 @@
       <w:r>
         <w:t>ÖZGEÇMİŞ</w:t>
       </w:r>
-      <w:commentRangeEnd w:id="176"/>
+      <w:commentRangeEnd w:id="177"/>
       <w:r>
         <w:rPr>
           <w:rStyle w:val="AklamaBavurusu"/>
           <w:sz w:val="24"/>
           <w:szCs w:val="24"/>
         </w:rPr>
-        <w:commentReference w:id="176"/>
+        <w:commentReference w:id="177"/>
       </w:r>
     </w:p>
     <w:p>
@@ -32576,15 +32605,15 @@
       <w:r>
         <w:tab/>
       </w:r>
-      <w:commentRangeStart w:id="177"/>
-      <w:commentRangeEnd w:id="177"/>
+      <w:commentRangeStart w:id="178"/>
+      <w:commentRangeEnd w:id="178"/>
       <w:r>
         <w:rPr>
           <w:rStyle w:val="AklamaBavurusu"/>
           <w:sz w:val="24"/>
           <w:szCs w:val="24"/>
         </w:rPr>
-        <w:commentReference w:id="177"/>
+        <w:commentReference w:id="178"/>
       </w:r>
     </w:p>
     <w:p>
@@ -32616,7 +32645,7 @@
         <w:pStyle w:val="Altyaz"/>
         <w:spacing w:line="360" w:lineRule="auto"/>
       </w:pPr>
-      <w:commentRangeStart w:id="178"/>
+      <w:commentRangeStart w:id="179"/>
       <w:r>
         <w:t>Ad-</w:t>
       </w:r>
@@ -32624,7 +32653,7 @@
       <w:r>
         <w:t>Soyad</w:t>
       </w:r>
-      <w:commentRangeEnd w:id="178"/>
+      <w:commentRangeEnd w:id="179"/>
       <w:proofErr w:type="spellEnd"/>
       <w:r>
         <w:rPr>
@@ -32632,7 +32661,7 @@
           <w:sz w:val="24"/>
           <w:szCs w:val="24"/>
         </w:rPr>
-        <w:commentReference w:id="178"/>
+        <w:commentReference w:id="179"/>
       </w:r>
       <w:r>
         <w:tab/>
@@ -32726,8 +32755,6 @@
         </w:rPr>
         <w:t>mustafaykut77@gmail.com</w:t>
       </w:r>
-      <w:bookmarkStart w:id="179" w:name="_GoBack"/>
-      <w:bookmarkEnd w:id="179"/>
     </w:p>
     <w:p>
       <w:pPr>
@@ -34168,7 +34195,7 @@
       </w:r>
     </w:p>
   </w:comment>
-  <w:comment w:id="146" w:author="BTÜ-FBE" w:date="2017-05-10T11:34:00Z" w:initials="BTÜ-FBE">
+  <w:comment w:id="147" w:author="BTÜ-FBE" w:date="2017-05-10T11:34:00Z" w:initials="BTÜ-FBE">
     <w:p>
       <w:pPr>
         <w:rPr>
@@ -34196,7 +34223,7 @@
       </w:r>
     </w:p>
   </w:comment>
-  <w:comment w:id="147" w:author="BTÜ-FBE" w:date="2017-05-10T11:34:00Z" w:initials="BTÜ-FBE">
+  <w:comment w:id="148" w:author="BTÜ-FBE" w:date="2017-05-10T11:34:00Z" w:initials="BTÜ-FBE">
     <w:p>
       <w:pPr>
         <w:rPr>
@@ -34285,7 +34312,7 @@
       </w:r>
     </w:p>
   </w:comment>
-  <w:comment w:id="173" w:author="BTÜ-FBE" w:date="2017-05-10T11:39:00Z" w:initials="BTÜ-FBE">
+  <w:comment w:id="174" w:author="BTÜ-FBE" w:date="2017-05-10T11:39:00Z" w:initials="BTÜ-FBE">
     <w:p>
       <w:pPr>
         <w:pStyle w:val="AklamaMetni"/>
@@ -34306,7 +34333,7 @@
       </w:r>
     </w:p>
   </w:comment>
-  <w:comment w:id="174" w:author="BTÜ-FBE" w:date="2017-06-28T14:25:00Z" w:initials="BTÜ-FBE">
+  <w:comment w:id="175" w:author="BTÜ-FBE" w:date="2017-06-28T14:25:00Z" w:initials="BTÜ-FBE">
     <w:p>
       <w:pPr>
         <w:pStyle w:val="AklamaMetni"/>
@@ -34343,7 +34370,7 @@
       </w:r>
     </w:p>
   </w:comment>
-  <w:comment w:id="175" w:author="Beyhan Bayhan" w:date="2017-05-10T11:41:00Z" w:initials="BB">
+  <w:comment w:id="176" w:author="Beyhan Bayhan" w:date="2017-05-10T11:41:00Z" w:initials="BB">
     <w:p>
       <w:pPr>
         <w:pStyle w:val="AklamaMetni"/>
@@ -34359,7 +34386,7 @@
       </w:r>
     </w:p>
   </w:comment>
-  <w:comment w:id="176" w:author="BTÜ-FBE" w:date="2017-05-10T11:39:00Z" w:initials="BTÜ-FBE">
+  <w:comment w:id="177" w:author="BTÜ-FBE" w:date="2017-05-10T11:39:00Z" w:initials="BTÜ-FBE">
     <w:p>
       <w:pPr>
         <w:pStyle w:val="AklamaMetni"/>
@@ -34380,7 +34407,7 @@
       </w:r>
     </w:p>
   </w:comment>
-  <w:comment w:id="177" w:author="BTÜ-FBE" w:date="2017-06-28T14:25:00Z" w:initials="BTÜ-FBE">
+  <w:comment w:id="178" w:author="BTÜ-FBE" w:date="2017-06-28T14:25:00Z" w:initials="BTÜ-FBE">
     <w:p>
       <w:pPr>
         <w:pStyle w:val="AklamaMetni"/>
@@ -34417,7 +34444,7 @@
       </w:r>
     </w:p>
   </w:comment>
-  <w:comment w:id="178" w:author="Beyhan Bayhan" w:date="2017-05-10T11:41:00Z" w:initials="BB">
+  <w:comment w:id="179" w:author="Beyhan Bayhan" w:date="2017-05-10T11:41:00Z" w:initials="BB">
     <w:p>
       <w:pPr>
         <w:pStyle w:val="AklamaMetni"/>
@@ -34689,7 +34716,6 @@
         <w:docPartUnique/>
       </w:docPartObj>
     </w:sdtPr>
-    <w:sdtEndPr/>
     <w:sdtContent>
       <w:p>
         <w:pPr>
@@ -34783,7 +34809,6 @@
         <w:docPartUnique/>
       </w:docPartObj>
     </w:sdtPr>
-    <w:sdtEndPr/>
     <w:sdtContent>
       <w:p>
         <w:pPr>
@@ -34800,7 +34825,7 @@
           <w:fldChar w:fldCharType="separate"/>
         </w:r>
         <w:r>
-          <w:t>38</w:t>
+          <w:t>22</w:t>
         </w:r>
         <w:r>
           <w:fldChar w:fldCharType="end"/>
@@ -41924,7 +41949,7 @@
 </file>
 
 <file path=customXml/itemProps1.xml><?xml version="1.0" encoding="utf-8"?>
-<ds:datastoreItem xmlns:ds="http://schemas.openxmlformats.org/officeDocument/2006/customXml" ds:itemID="{9C9F543E-D6D6-48FE-8BC6-EDC888CCFE21}">
+<ds:datastoreItem xmlns:ds="http://schemas.openxmlformats.org/officeDocument/2006/customXml" ds:itemID="{3918A197-D3A2-491E-9928-4EE25095D4CC}">
   <ds:schemaRefs>
     <ds:schemaRef ds:uri="http://schemas.openxmlformats.org/officeDocument/2006/bibliography"/>
   </ds:schemaRefs>

--- a/tez/2026_tez.docx
+++ b/tez/2026_tez.docx
@@ -5208,7 +5208,6 @@
           <w:lang w:eastAsia="en-GB"/>
         </w:rPr>
       </w:pPr>
-      <w:proofErr w:type="gramStart"/>
       <w:r>
         <w:rPr>
           <w:noProof w:val="0"/>
@@ -5258,7 +5257,6 @@
         </w:rPr>
         <w:t xml:space="preserve"> kaynak göstererek belgelediğimi, aksinin ortaya çıkması durumunda her türlü yasal sonucu kabul ettiğimi beyan ederim.</w:t>
       </w:r>
-      <w:proofErr w:type="gramEnd"/>
     </w:p>
     <w:p>
       <w:pPr>
@@ -5432,17 +5430,8 @@
           <w:lang w:eastAsia="en-GB"/>
         </w:rPr>
         <w:tab/>
-        <w:t xml:space="preserve">    </w:t>
-      </w:r>
-      <w:proofErr w:type="gramStart"/>
-      <w:r>
-        <w:rPr>
-          <w:noProof w:val="0"/>
-          <w:lang w:eastAsia="en-GB"/>
-        </w:rPr>
-        <w:t>İmzası :</w:t>
-      </w:r>
-      <w:proofErr w:type="gramEnd"/>
+        <w:t xml:space="preserve">    İmzası :</w:t>
+      </w:r>
     </w:p>
     <w:p>
       <w:pPr>
@@ -12298,25 +12287,7 @@
           <w:noProof w:val="0"/>
           <w:lang w:val="en-US"/>
         </w:rPr>
-        <w:t xml:space="preserve">Anahtar </w:t>
-      </w:r>
-      <w:proofErr w:type="spellStart"/>
-      <w:r>
-        <w:rPr>
-          <w:b/>
-          <w:noProof w:val="0"/>
-          <w:lang w:val="en-US"/>
-        </w:rPr>
-        <w:t>kelimeler</w:t>
-      </w:r>
-      <w:proofErr w:type="spellEnd"/>
-      <w:r>
-        <w:rPr>
-          <w:b/>
-          <w:noProof w:val="0"/>
-          <w:lang w:val="en-US"/>
-        </w:rPr>
-        <w:t>:</w:t>
+        <w:t>Anahtar kelimeler:</w:t>
       </w:r>
       <w:r>
         <w:rPr>
@@ -12511,128 +12482,8 @@
         <w:rPr>
           <w:noProof w:val="0"/>
         </w:rPr>
-        <w:t xml:space="preserve">Real-time </w:t>
-      </w:r>
-      <w:proofErr w:type="spellStart"/>
-      <w:r>
-        <w:rPr>
-          <w:noProof w:val="0"/>
-        </w:rPr>
-        <w:t>translation</w:t>
-      </w:r>
-      <w:proofErr w:type="spellEnd"/>
-      <w:r>
-        <w:rPr>
-          <w:noProof w:val="0"/>
-        </w:rPr>
-        <w:t xml:space="preserve">, </w:t>
-      </w:r>
-      <w:proofErr w:type="spellStart"/>
-      <w:r>
-        <w:rPr>
-          <w:noProof w:val="0"/>
-        </w:rPr>
-        <w:t>Speaker</w:t>
-      </w:r>
-      <w:proofErr w:type="spellEnd"/>
-      <w:r>
-        <w:rPr>
-          <w:noProof w:val="0"/>
-        </w:rPr>
-        <w:t xml:space="preserve"> </w:t>
-      </w:r>
-      <w:proofErr w:type="spellStart"/>
-      <w:r>
-        <w:rPr>
-          <w:noProof w:val="0"/>
-        </w:rPr>
-        <w:t>diarization</w:t>
-      </w:r>
-      <w:proofErr w:type="spellEnd"/>
-      <w:r>
-        <w:rPr>
-          <w:noProof w:val="0"/>
-        </w:rPr>
-        <w:t xml:space="preserve">, Speech </w:t>
-      </w:r>
-      <w:proofErr w:type="spellStart"/>
-      <w:r>
-        <w:rPr>
-          <w:noProof w:val="0"/>
-        </w:rPr>
-        <w:t>recognition</w:t>
-      </w:r>
-      <w:proofErr w:type="spellEnd"/>
-      <w:r>
-        <w:rPr>
-          <w:noProof w:val="0"/>
-        </w:rPr>
-        <w:t xml:space="preserve">, Voice </w:t>
-      </w:r>
-      <w:proofErr w:type="spellStart"/>
-      <w:r>
-        <w:rPr>
-          <w:noProof w:val="0"/>
-        </w:rPr>
-        <w:t>activity</w:t>
-      </w:r>
-      <w:proofErr w:type="spellEnd"/>
-      <w:r>
-        <w:rPr>
-          <w:noProof w:val="0"/>
-        </w:rPr>
-        <w:t xml:space="preserve"> </w:t>
-      </w:r>
-      <w:proofErr w:type="spellStart"/>
-      <w:r>
-        <w:rPr>
-          <w:noProof w:val="0"/>
-        </w:rPr>
-        <w:t>detection</w:t>
-      </w:r>
-      <w:proofErr w:type="spellEnd"/>
-      <w:r>
-        <w:rPr>
-          <w:noProof w:val="0"/>
-        </w:rPr>
-        <w:t xml:space="preserve">, Natural </w:t>
-      </w:r>
-      <w:proofErr w:type="spellStart"/>
-      <w:r>
-        <w:rPr>
-          <w:noProof w:val="0"/>
-        </w:rPr>
-        <w:t>language</w:t>
-      </w:r>
-      <w:proofErr w:type="spellEnd"/>
-      <w:r>
-        <w:rPr>
-          <w:noProof w:val="0"/>
-        </w:rPr>
-        <w:t xml:space="preserve"> </w:t>
-      </w:r>
-      <w:proofErr w:type="spellStart"/>
-      <w:r>
-        <w:rPr>
-          <w:noProof w:val="0"/>
-        </w:rPr>
-        <w:t>processing</w:t>
-      </w:r>
-      <w:proofErr w:type="spellEnd"/>
-      <w:r>
-        <w:rPr>
-          <w:noProof w:val="0"/>
-        </w:rPr>
-        <w:t xml:space="preserve">, </w:t>
-      </w:r>
-      <w:proofErr w:type="spellStart"/>
-      <w:r>
-        <w:rPr>
-          <w:noProof w:val="0"/>
-        </w:rPr>
-        <w:t>Subtitling</w:t>
-      </w:r>
-      <w:proofErr w:type="spellEnd"/>
+        <w:t>Real-time translation, Speaker diarization, Speech recognition, Voice activity detection, Natural language processing, Subtitling</w:t>
+      </w:r>
       <w:r>
         <w:rPr>
           <w:noProof w:val="0"/>
@@ -12722,21 +12573,7 @@
         <w:rPr>
           <w:noProof w:val="0"/>
         </w:rPr>
-        <w:t xml:space="preserve">. Bu iki olgunun </w:t>
-      </w:r>
-      <w:proofErr w:type="spellStart"/>
-      <w:r>
-        <w:rPr>
-          <w:noProof w:val="0"/>
-        </w:rPr>
-        <w:t>kesişiminde</w:t>
-      </w:r>
-      <w:proofErr w:type="spellEnd"/>
-      <w:r>
-        <w:rPr>
-          <w:noProof w:val="0"/>
-        </w:rPr>
-        <w:t>, yabancı dildeki içeriklere erişimde dil engelini hızlı ve pratik biçimde aşmanın bir yolu olarak çeviri teknolojileri öne çıkmaktadır.</w:t>
+        <w:t>. Bu iki olgunun kesişiminde, yabancı dildeki içeriklere erişimde dil engelini hızlı ve pratik biçimde aşmanın bir yolu olarak çeviri teknolojileri öne çıkmaktadır.</w:t>
       </w:r>
     </w:p>
     <w:p>
@@ -12751,21 +12588,7 @@
         <w:rPr>
           <w:noProof w:val="0"/>
         </w:rPr>
-        <w:t xml:space="preserve">Google Live </w:t>
-      </w:r>
-      <w:proofErr w:type="spellStart"/>
-      <w:r>
-        <w:rPr>
-          <w:noProof w:val="0"/>
-        </w:rPr>
-        <w:t>Transcribe</w:t>
-      </w:r>
-      <w:proofErr w:type="spellEnd"/>
-      <w:r>
-        <w:rPr>
-          <w:noProof w:val="0"/>
-        </w:rPr>
-        <w:t xml:space="preserve"> ve benzeri anlık çeviri hizmetleri bu ihtiyaca kısmen yanıt verse de, birden fazla konuşmacının aynı anda yer aldığı diyalogları eş zamanlı olarak ayırt etme ve bunu kullanıcıya anlamlı biçimde sunma konusunda önemli eksiklikler taşımaktadır. Literatürde de vurgulandığı gibi, gerçek zamanlı konuşmacı ayrıştırma sistemlerinde en büyük zorluklardan biri, konuşmacı geçişlerinin anlık olarak tespiti ve bu bilginin transkripsiyon hattına en az gecikmeyle aktarılmasıdır </w:t>
+        <w:t xml:space="preserve">Google Live Transcribe ve benzeri anlık çeviri hizmetleri bu ihtiyaca kısmen yanıt verse de, birden fazla konuşmacının aynı anda yer aldığı diyalogları eş zamanlı olarak ayırt etme ve bunu kullanıcıya anlamlı biçimde sunma konusunda önemli eksiklikler taşımaktadır. Literatürde de vurgulandığı gibi, gerçek zamanlı konuşmacı ayrıştırma sistemlerinde en büyük zorluklardan biri, konuşmacı geçişlerinin anlık olarak tespiti ve bu bilginin transkripsiyon hattına en az gecikmeyle aktarılmasıdır </w:t>
       </w:r>
       <w:hyperlink w:anchor="kaynak4" w:history="1">
         <w:r>
@@ -12780,21 +12603,7 @@
         <w:rPr>
           <w:noProof w:val="0"/>
         </w:rPr>
-        <w:t xml:space="preserve">. Mevcut çözümler çoğunlukla ya çevrimdışı çalışmakta ya da gerçek zamanlı kullanımda yüksek hata oranları sergilemektedir. Bu çalışma, tam da bu boşluğu doldurarak çoklu konuşmacılı senaryolar için düşük gecikmeli ve yüksek </w:t>
-      </w:r>
-      <w:proofErr w:type="spellStart"/>
-      <w:r>
-        <w:rPr>
-          <w:noProof w:val="0"/>
-        </w:rPr>
-        <w:t>doğruluklu</w:t>
-      </w:r>
-      <w:proofErr w:type="spellEnd"/>
-      <w:r>
-        <w:rPr>
-          <w:noProof w:val="0"/>
-        </w:rPr>
-        <w:t xml:space="preserve"> bir canlı çeviri altyapısı sunmayı amaçlamaktadır.</w:t>
+        <w:t>. Mevcut çözümler çoğunlukla ya çevrimdışı çalışmakta ya da gerçek zamanlı kullanımda yüksek hata oranları sergilemektedir. Bu çalışma, tam da bu boşluğu doldurarak çoklu konuşmacılı senaryolar için düşük gecikmeli ve yüksek doğruluklu bir canlı çeviri altyapısı sunmayı amaçlamaktadır.</w:t>
       </w:r>
     </w:p>
     <w:p>
@@ -12897,21 +12706,7 @@
         <w:rPr>
           <w:noProof w:val="0"/>
         </w:rPr>
-        <w:t xml:space="preserve">Yüksek performanslı çeviri modellerinin başarısı, girdinin temiz ve tek bir kaynaktan gelmesine bağlıdır. Birden fazla kişinin sesinin üst üste bindiği, </w:t>
-      </w:r>
-      <w:proofErr w:type="gramStart"/>
-      <w:r>
-        <w:rPr>
-          <w:noProof w:val="0"/>
-        </w:rPr>
-        <w:t>literatürde</w:t>
-      </w:r>
-      <w:proofErr w:type="gramEnd"/>
-      <w:r>
-        <w:rPr>
-          <w:noProof w:val="0"/>
-        </w:rPr>
-        <w:t xml:space="preserve"> "kokteyl partisi problemi" olarak da anılan durumlar bu modelleri başarısız kılmaktadır</w:t>
+        <w:t>Yüksek performanslı çeviri modellerinin başarısı, girdinin temiz ve tek bir kaynaktan gelmesine bağlıdır. Birden fazla kişinin sesinin üst üste bindiği, literatürde "kokteyl partisi problemi" olarak da anılan durumlar bu modelleri başarısız kılmaktadır</w:t>
       </w:r>
       <w:r>
         <w:rPr>
@@ -13161,21 +12956,7 @@
         <w:rPr>
           <w:noProof w:val="0"/>
         </w:rPr>
-        <w:t xml:space="preserve">Bu genel amaç doğrultusunda erişilmesi planlanan ölçülebilir hedefler şunlardır: ses algılama, transkripsiyon, konuşmacı ayrıştırma ve çeviri modüllerini uçtan uca birleştiren işlevsel bir </w:t>
-      </w:r>
-      <w:proofErr w:type="gramStart"/>
-      <w:r>
-        <w:rPr>
-          <w:noProof w:val="0"/>
-        </w:rPr>
-        <w:t>prototip</w:t>
-      </w:r>
-      <w:proofErr w:type="gramEnd"/>
-      <w:r>
-        <w:rPr>
-          <w:noProof w:val="0"/>
-        </w:rPr>
-        <w:t xml:space="preserve"> geliştirmek; gerçekçi koşullarda ortalama 1–2 saniye aralığında bir uçtan uca gecikme elde etmek; İngilizceden Türkçeye transkripsiyonda Kelime Hata Oranını (WER) %15'in altında ve çeviri kalitesini BLEU skoru bakımından </w:t>
+        <w:t xml:space="preserve">Bu genel amaç doğrultusunda erişilmesi planlanan ölçülebilir hedefler şunlardır: ses algılama, transkripsiyon, konuşmacı ayrıştırma ve çeviri modüllerini uçtan uca birleştiren işlevsel bir prototip geliştirmek; gerçekçi koşullarda ortalama 1–2 saniye aralığında bir uçtan uca gecikme elde etmek; İngilizceden Türkçeye transkripsiyonda Kelime Hata Oranını (WER) %15'in altında ve çeviri kalitesini BLEU skoru bakımından </w:t>
       </w:r>
       <w:r>
         <w:rPr>
@@ -13261,21 +13042,7 @@
         <w:rPr>
           <w:noProof w:val="0"/>
         </w:rPr>
-        <w:t xml:space="preserve">Sistemin dayandığı dört teknik alan da etkin bir </w:t>
-      </w:r>
-      <w:proofErr w:type="gramStart"/>
-      <w:r>
-        <w:rPr>
-          <w:noProof w:val="0"/>
-        </w:rPr>
-        <w:t>literatüre</w:t>
-      </w:r>
-      <w:proofErr w:type="gramEnd"/>
-      <w:r>
-        <w:rPr>
-          <w:noProof w:val="0"/>
-        </w:rPr>
-        <w:t xml:space="preserve"> sahiptir. Ses etkinliği tespiti için sinir ağı tabanlı yaklaşımların klasik yöntemlere göre üstünlüğü çeşitli çalışmalarda gösterilmiştir </w:t>
+        <w:t xml:space="preserve">Sistemin dayandığı dört teknik alan da etkin bir literatüre sahiptir. Ses etkinliği tespiti için sinir ağı tabanlı yaklaşımların klasik yöntemlere göre üstünlüğü çeşitli çalışmalarda gösterilmiştir </w:t>
       </w:r>
       <w:hyperlink w:anchor="kaynak10" w:history="1">
         <w:r>
@@ -13305,35 +13072,7 @@
         <w:rPr>
           <w:noProof w:val="0"/>
         </w:rPr>
-        <w:t xml:space="preserve">. Transkripsiyon tarafında, </w:t>
-      </w:r>
-      <w:proofErr w:type="spellStart"/>
-      <w:r>
-        <w:rPr>
-          <w:noProof w:val="0"/>
-        </w:rPr>
-        <w:t>Whisper</w:t>
-      </w:r>
-      <w:proofErr w:type="spellEnd"/>
-      <w:r>
-        <w:rPr>
-          <w:noProof w:val="0"/>
-        </w:rPr>
-        <w:t xml:space="preserve"> modelinin optimize edilmiş bir uygulaması olan </w:t>
-      </w:r>
-      <w:proofErr w:type="spellStart"/>
-      <w:r>
-        <w:rPr>
-          <w:noProof w:val="0"/>
-        </w:rPr>
-        <w:t>faster-whisper</w:t>
-      </w:r>
-      <w:proofErr w:type="spellEnd"/>
-      <w:r>
-        <w:rPr>
-          <w:noProof w:val="0"/>
-        </w:rPr>
-        <w:t xml:space="preserve">, gerçek zamanlı uygulamalar için hız ve doğruluk dengesi sunmaktadır </w:t>
+        <w:t xml:space="preserve">. Transkripsiyon tarafında, Whisper modelinin optimize edilmiş bir uygulaması olan faster-whisper, gerçek zamanlı uygulamalar için hız ve doğruluk dengesi sunmaktadır </w:t>
       </w:r>
       <w:hyperlink w:anchor="kaynak12" w:history="1">
         <w:r>
@@ -13348,23 +13087,7 @@
         <w:rPr>
           <w:noProof w:val="0"/>
         </w:rPr>
-        <w:t xml:space="preserve">. Konuşmacı ayrıştırma alanında </w:t>
-      </w:r>
-      <w:proofErr w:type="spellStart"/>
-      <w:proofErr w:type="gramStart"/>
-      <w:r>
-        <w:rPr>
-          <w:noProof w:val="0"/>
-        </w:rPr>
-        <w:t>pyannote.audio</w:t>
-      </w:r>
-      <w:proofErr w:type="spellEnd"/>
-      <w:proofErr w:type="gramEnd"/>
-      <w:r>
-        <w:rPr>
-          <w:noProof w:val="0"/>
-        </w:rPr>
-        <w:t xml:space="preserve">, modüler ve açık kaynaklı yapısıyla öne çıkan bir yapı taşı kümesidir </w:t>
+        <w:t xml:space="preserve">. Konuşmacı ayrıştırma alanında pyannote.audio, modüler ve açık kaynaklı yapısıyla öne çıkan bir yapı taşı kümesidir </w:t>
       </w:r>
       <w:hyperlink w:anchor="kaynak5" w:history="1">
         <w:r>
@@ -13394,21 +13117,7 @@
         <w:rPr>
           <w:noProof w:val="0"/>
         </w:rPr>
-        <w:t xml:space="preserve">; uçtan uca sinirsel ayrıştırma yaklaşımları ise </w:t>
-      </w:r>
-      <w:proofErr w:type="spellStart"/>
-      <w:r>
-        <w:rPr>
-          <w:noProof w:val="0"/>
-        </w:rPr>
-        <w:t>permütasyondan</w:t>
-      </w:r>
-      <w:proofErr w:type="spellEnd"/>
-      <w:r>
-        <w:rPr>
-          <w:noProof w:val="0"/>
-        </w:rPr>
-        <w:t xml:space="preserve"> bağımsız amaç fonksiyonlarıyla başarımı artırmaktadır </w:t>
+        <w:t xml:space="preserve">; uçtan uca sinirsel ayrıştırma yaklaşımları ise permütasyondan bağımsız amaç fonksiyonlarıyla başarımı artırmaktadır </w:t>
       </w:r>
       <w:hyperlink w:anchor="kaynak9" w:history="1">
         <w:r>
@@ -13423,35 +13132,7 @@
         <w:rPr>
           <w:noProof w:val="0"/>
         </w:rPr>
-        <w:t xml:space="preserve">. </w:t>
-      </w:r>
-      <w:proofErr w:type="spellStart"/>
-      <w:r>
-        <w:rPr>
-          <w:noProof w:val="0"/>
-        </w:rPr>
-        <w:t>Whisper</w:t>
-      </w:r>
-      <w:proofErr w:type="spellEnd"/>
-      <w:r>
-        <w:rPr>
-          <w:noProof w:val="0"/>
-        </w:rPr>
-        <w:t xml:space="preserve"> </w:t>
-      </w:r>
-      <w:proofErr w:type="spellStart"/>
-      <w:r>
-        <w:rPr>
-          <w:noProof w:val="0"/>
-        </w:rPr>
-        <w:t>segmentasyonuna</w:t>
-      </w:r>
-      <w:proofErr w:type="spellEnd"/>
-      <w:r>
-        <w:rPr>
-          <w:noProof w:val="0"/>
-        </w:rPr>
-        <w:t xml:space="preserve"> dayalı gerçek zamanlı çok dilli tanıma ve ayrıştırma sistemleri de bu çalışmaya en yakın örnekleri oluşturmaktadır </w:t>
+        <w:t xml:space="preserve">. Whisper segmentasyonuna dayalı gerçek zamanlı çok dilli tanıma ve ayrıştırma sistemleri de bu çalışmaya en yakın örnekleri oluşturmaktadır </w:t>
       </w:r>
       <w:hyperlink w:anchor="kaynak4" w:history="1">
         <w:r>
@@ -13505,21 +13186,7 @@
         <w:rPr>
           <w:noProof w:val="0"/>
         </w:rPr>
-        <w:t xml:space="preserve">Çalışmanın araştırma hipotezi şu şekilde tanımlanmıştır: konuşmacı ayrıştırma bilgisinin transkripsiyon çıktısıyla kelime düzeyinde eşleştirilmesi ve nihai çevirinin konuşmacıya göre ayrılmış </w:t>
-      </w:r>
-      <w:proofErr w:type="spellStart"/>
-      <w:r>
-        <w:rPr>
-          <w:noProof w:val="0"/>
-        </w:rPr>
-        <w:t>segmentler</w:t>
-      </w:r>
-      <w:proofErr w:type="spellEnd"/>
-      <w:r>
-        <w:rPr>
-          <w:noProof w:val="0"/>
-        </w:rPr>
-        <w:t xml:space="preserve"> üzerinde yapılması, çoklu konuşmacılı senaryolarda hem çeviri tutarlılığını hem de kullanıcı deneyimini artıracaktır.</w:t>
+        <w:t>Çalışmanın araştırma hipotezi şu şekilde tanımlanmıştır: konuşmacı ayrıştırma bilgisinin transkripsiyon çıktısıyla kelime düzeyinde eşleştirilmesi ve nihai çevirinin konuşmacıya göre ayrılmış segmentler üzerinde yapılması, çoklu konuşmacılı senaryolarda hem çeviri tutarlılığını hem de kullanıcı deneyimini artıracaktır.</w:t>
       </w:r>
     </w:p>
     <w:p>
@@ -16826,25 +16493,7 @@
                 <w:sz w:val="20"/>
                 <w:szCs w:val="20"/>
               </w:rPr>
-              <w:t xml:space="preserve">Paket / </w:t>
-            </w:r>
-            <w:proofErr w:type="spellStart"/>
-            <w:r>
-              <w:rPr>
-                <w:color w:val="000000"/>
-                <w:sz w:val="20"/>
-                <w:szCs w:val="20"/>
-              </w:rPr>
-              <w:t>Modül</w:t>
-            </w:r>
-            <w:proofErr w:type="spellEnd"/>
-            <w:r>
-              <w:rPr>
-                <w:color w:val="000000"/>
-                <w:sz w:val="20"/>
-                <w:szCs w:val="20"/>
-              </w:rPr>
-              <w:t> </w:t>
+              <w:t>Paket / Modül </w:t>
             </w:r>
           </w:p>
         </w:tc>
@@ -18800,252 +18449,54 @@
         <w:rPr>
           <w:noProof w:val="0"/>
         </w:rPr>
-        <w:t xml:space="preserve">İş parçacıkları arası veri aktarımı, </w:t>
-      </w:r>
-      <w:proofErr w:type="spellStart"/>
-      <w:r>
+        <w:t>İş parçacıkları arası veri aktarımı, Python standart kütüphanesindeki queue.Queue yapılarıyla gerçekleştirilmiştir. Ana kayıt döngüsü tarafından üretilen kısmi ve kesinleşmiş ses görevleri audio_queue üzerinden AI worker iş parçacığına aktarılır. Kesinleşmiş parçaların transkripsiyon çıktıları ise diarization_queue üzerinden konuşmacı ayrıştırma iş parçacığına iletilir. Her görev; görev türü, ham ses verisi, parça kapanış zamanı ve gerektiğinde dil çifti gibi alanları içeren sözlük tabanlı bir kayıt olarak taşınır.</w:t>
+      </w:r>
+    </w:p>
+    <w:p>
+      <w:pPr>
+        <w:pStyle w:val="GOVDE"/>
+      </w:pPr>
+      <w:r>
+        <w:t>Gecikmeyi azaltmak için audio_queue içinde biriken ardışık kısmi görevler birleştirilir; böylece işçi iş parçacığı eski kısmi sonuçlarla oyalanmak yerine en güncel ses tamponunu işler. Kesinleşmiş bir görev kuyruğa geldiğinde ise kısmi görevler atlanarak final transkripsiyon önceliklendirilir. Kapatma sırasında her kuyruğa özel bir sonlandırma işareti gönderilir ve iş parçacıkları zaman aşımı denetimiyle güvenli biçimde durdurulur.</w:t>
+      </w:r>
+    </w:p>
+    <w:p>
+      <w:pPr>
+        <w:pStyle w:val="GOVDE"/>
+      </w:pPr>
+      <w:r>
+        <w:t>Uygulama içinde taşınan transkripsiyon ve konuşmacı bilgileri, arayüz tarafındaki güncellemeleri kolaylaştırmak için yapılandırılmış veri alanlarıyla temsil edilmiştir. Segmentlerde metin, başlangıç/bitiş zamanı, konuşmacı etiketi, durum bilgisi ve gecikme ölçümleri tutulur. Bu yapı, önce hızlı bir kısmi altyazının gösterilmesini, ardından konuşmacı ayrıştırma tamamlandığında aynı segmentin geriye dönük olarak güncellenmesini mümkün kılar.</w:t>
+      </w:r>
+      <w:bookmarkStart w:id="115" w:name="_Toc224357616"/>
+    </w:p>
+    <w:p>
+      <w:pPr>
+        <w:pStyle w:val="Balk2"/>
+        <w:rPr>
+          <w:lang w:val="en-US"/>
+        </w:rPr>
+      </w:pPr>
+      <w:bookmarkStart w:id="116" w:name="_Toc232684048"/>
+      <w:r>
+        <w:rPr>
+          <w:lang w:val="en-US"/>
+        </w:rPr>
+        <w:t>Çeviri Motorlarının Gerçekleştirimi</w:t>
+      </w:r>
+      <w:bookmarkEnd w:id="116"/>
+    </w:p>
+    <w:p>
+      <w:pPr>
+        <w:pStyle w:val="GOVDE"/>
         <w:rPr>
           <w:noProof w:val="0"/>
         </w:rPr>
-        <w:t>Python</w:t>
-      </w:r>
-      <w:proofErr w:type="spellEnd"/>
+      </w:pPr>
       <w:r>
         <w:rPr>
           <w:noProof w:val="0"/>
         </w:rPr>
-        <w:t xml:space="preserve"> standart kütüphanesindeki </w:t>
-      </w:r>
-      <w:proofErr w:type="spellStart"/>
-      <w:proofErr w:type="gramStart"/>
-      <w:r>
-        <w:rPr>
-          <w:noProof w:val="0"/>
-        </w:rPr>
-        <w:t>queue.Queue</w:t>
-      </w:r>
-      <w:proofErr w:type="spellEnd"/>
-      <w:proofErr w:type="gramEnd"/>
-      <w:r>
-        <w:rPr>
-          <w:noProof w:val="0"/>
-        </w:rPr>
-        <w:t xml:space="preserve"> yapılarıyla gerçekleştirilmiştir. Ana kayıt döngüsü tarafından üretilen kısmi ve kesinleşmiş ses görevleri </w:t>
-      </w:r>
-      <w:proofErr w:type="spellStart"/>
-      <w:r>
-        <w:rPr>
-          <w:noProof w:val="0"/>
-        </w:rPr>
-        <w:t>audio_queue</w:t>
-      </w:r>
-      <w:proofErr w:type="spellEnd"/>
-      <w:r>
-        <w:rPr>
-          <w:noProof w:val="0"/>
-        </w:rPr>
-        <w:t xml:space="preserve"> üzerinden AI </w:t>
-      </w:r>
-      <w:proofErr w:type="spellStart"/>
-      <w:r>
-        <w:rPr>
-          <w:noProof w:val="0"/>
-        </w:rPr>
-        <w:t>worker</w:t>
-      </w:r>
-      <w:proofErr w:type="spellEnd"/>
-      <w:r>
-        <w:rPr>
-          <w:noProof w:val="0"/>
-        </w:rPr>
-        <w:t xml:space="preserve"> iş parçacığına aktarılır. Kesinleşmiş parçaların transkripsiyon çıktıları ise </w:t>
-      </w:r>
-      <w:proofErr w:type="spellStart"/>
-      <w:r>
-        <w:rPr>
-          <w:noProof w:val="0"/>
-        </w:rPr>
-        <w:t>diarization_queue</w:t>
-      </w:r>
-      <w:proofErr w:type="spellEnd"/>
-      <w:r>
-        <w:rPr>
-          <w:noProof w:val="0"/>
-        </w:rPr>
-        <w:t xml:space="preserve"> üzerinden konuşmacı ayrıştırma iş parçacığına iletilir. Her görev; görev türü, ham ses verisi, parça kapanış zamanı ve gerektiğinde dil çifti gibi alanları içeren sözlük tabanlı bir kayıt olarak taşınır.</w:t>
-      </w:r>
-    </w:p>
-    <w:p>
-      <w:pPr>
-        <w:pStyle w:val="GOVDE"/>
-      </w:pPr>
-      <w:r>
-        <w:t>Gecikmeyi azaltmak için audio_queue içinde biriken ardışık kısmi görevler birleştirilir; böylece işçi iş parçacığı eski kısmi sonuçlarla oyalanmak yerine en güncel ses tamponunu işler. Kesinleşmiş bir görev kuyruğa geldiğinde ise kısmi görevler atlanarak final transkripsiyon önceliklendirilir. Kapatma sırasında her kuyruğa özel bir sonlandırma işareti gönderilir ve iş parçacıkları zaman aşımı denetimiyle güvenli biçimde durdurulur.</w:t>
-      </w:r>
-    </w:p>
-    <w:p>
-      <w:pPr>
-        <w:pStyle w:val="GOVDE"/>
-      </w:pPr>
-      <w:r>
-        <w:t>Uygulama içinde taşınan transkripsiyon ve konuşmacı bilgileri, arayüz tarafındaki güncellemeleri kolaylaştırmak için yapılandırılmış veri alanlarıyla temsil edilmiştir. Segmentlerde metin, başlangıç/bitiş zamanı, konuşmacı etiketi, durum bilgisi ve gecikme ölçümleri tutulur. Bu yapı, önce hızlı bir kısmi altyazının gösterilmesini, ardından konuşmacı ayrıştırma tamamlandığında aynı segmentin geriye dönük olarak güncellenmesini mümkün kılar.</w:t>
-      </w:r>
-      <w:bookmarkStart w:id="115" w:name="_Toc224357616"/>
-    </w:p>
-    <w:p>
-      <w:pPr>
-        <w:pStyle w:val="Balk2"/>
-        <w:rPr>
-          <w:lang w:val="en-US"/>
-        </w:rPr>
-      </w:pPr>
-      <w:bookmarkStart w:id="116" w:name="_Toc232684048"/>
-      <w:r>
-        <w:rPr>
-          <w:lang w:val="en-US"/>
-        </w:rPr>
-        <w:t>Çeviri Motorlarının Gerçekleştirimi</w:t>
-      </w:r>
-      <w:bookmarkEnd w:id="116"/>
-    </w:p>
-    <w:p>
-      <w:pPr>
-        <w:pStyle w:val="GOVDE"/>
-        <w:rPr>
-          <w:noProof w:val="0"/>
-        </w:rPr>
-      </w:pPr>
-      <w:r>
-        <w:rPr>
-          <w:noProof w:val="0"/>
-        </w:rPr>
-        <w:t xml:space="preserve">Çeviri katmanı, ortak bir </w:t>
-      </w:r>
-      <w:proofErr w:type="spellStart"/>
-      <w:r>
-        <w:rPr>
-          <w:noProof w:val="0"/>
-        </w:rPr>
-        <w:t>arayüz</w:t>
-      </w:r>
-      <w:proofErr w:type="spellEnd"/>
-      <w:r>
-        <w:rPr>
-          <w:noProof w:val="0"/>
-        </w:rPr>
-        <w:t xml:space="preserve"> (</w:t>
-      </w:r>
-      <w:proofErr w:type="spellStart"/>
-      <w:r>
-        <w:rPr>
-          <w:noProof w:val="0"/>
-        </w:rPr>
-        <w:t>TranslationEngine</w:t>
-      </w:r>
-      <w:proofErr w:type="spellEnd"/>
-      <w:r>
-        <w:rPr>
-          <w:noProof w:val="0"/>
-        </w:rPr>
-        <w:t xml:space="preserve">) üzerinden gerçekleştirilmiştir; her motor </w:t>
-      </w:r>
-      <w:proofErr w:type="spellStart"/>
-      <w:r>
-        <w:rPr>
-          <w:noProof w:val="0"/>
-        </w:rPr>
-        <w:t>translate</w:t>
-      </w:r>
-      <w:proofErr w:type="spellEnd"/>
-      <w:r>
-        <w:rPr>
-          <w:noProof w:val="0"/>
-        </w:rPr>
-        <w:t xml:space="preserve"> ve toplu çeviri için </w:t>
-      </w:r>
-      <w:proofErr w:type="spellStart"/>
-      <w:r>
-        <w:rPr>
-          <w:noProof w:val="0"/>
-        </w:rPr>
-        <w:t>translate_many</w:t>
-      </w:r>
-      <w:proofErr w:type="spellEnd"/>
-      <w:r>
-        <w:rPr>
-          <w:noProof w:val="0"/>
-        </w:rPr>
-        <w:t xml:space="preserve"> metotlarını sağlar. Üç somut motor mevcuttur: </w:t>
-      </w:r>
-      <w:proofErr w:type="spellStart"/>
-      <w:r>
-        <w:rPr>
-          <w:noProof w:val="0"/>
-        </w:rPr>
-        <w:t>DeepL</w:t>
-      </w:r>
-      <w:proofErr w:type="spellEnd"/>
-      <w:r>
-        <w:rPr>
-          <w:noProof w:val="0"/>
-        </w:rPr>
-        <w:t xml:space="preserve"> (çevrimiçi), CTranslate2 üzerinde çalışan yerel NLLB-200 ve Google </w:t>
-      </w:r>
-      <w:proofErr w:type="spellStart"/>
-      <w:r>
-        <w:rPr>
-          <w:noProof w:val="0"/>
-        </w:rPr>
-        <w:t>Translate</w:t>
-      </w:r>
-      <w:proofErr w:type="spellEnd"/>
-      <w:r>
-        <w:rPr>
-          <w:noProof w:val="0"/>
-        </w:rPr>
-        <w:t xml:space="preserve"> (</w:t>
-      </w:r>
-      <w:proofErr w:type="spellStart"/>
-      <w:r>
-        <w:rPr>
-          <w:noProof w:val="0"/>
-        </w:rPr>
-        <w:t>bağımlılıksız</w:t>
-      </w:r>
-      <w:proofErr w:type="spellEnd"/>
-      <w:r>
-        <w:rPr>
-          <w:noProof w:val="0"/>
-        </w:rPr>
-        <w:t xml:space="preserve">, yedek). Hangi motorun kullanılacağı, yapılandırmadaki açık tercihe göre belirlenir; tercih belirtilmemişse </w:t>
-      </w:r>
-      <w:proofErr w:type="spellStart"/>
-      <w:r>
-        <w:rPr>
-          <w:noProof w:val="0"/>
-        </w:rPr>
-        <w:t>DeepL</w:t>
-      </w:r>
-      <w:proofErr w:type="spellEnd"/>
-      <w:r>
-        <w:rPr>
-          <w:noProof w:val="0"/>
-        </w:rPr>
-        <w:t xml:space="preserve"> anahtarı varsa </w:t>
-      </w:r>
-      <w:proofErr w:type="spellStart"/>
-      <w:r>
-        <w:rPr>
-          <w:noProof w:val="0"/>
-        </w:rPr>
-        <w:t>DeepL</w:t>
-      </w:r>
-      <w:proofErr w:type="spellEnd"/>
-      <w:r>
-        <w:rPr>
-          <w:noProof w:val="0"/>
-        </w:rPr>
-        <w:t>, yoksa yerel NLLB modeli, o da yoksa Google seçilir.</w:t>
+        <w:t>Çeviri katmanı, ortak bir arayüz (TranslationEngine) üzerinden gerçekleştirilmiştir; her motor translate ve toplu çeviri için translate_many metotlarını sağlar. Üç somut motor mevcuttur: DeepL (çevrimiçi), CTranslate2 üzerinde çalışan yerel NLLB-200 ve Google Translate (bağımlılıksız, yedek). Hangi motorun kullanılacağı, yapılandırmadaki açık tercihe göre belirlenir; tercih belirtilmemişse DeepL anahtarı varsa DeepL, yoksa yerel NLLB modeli, o da yoksa Google seçilir.</w:t>
       </w:r>
     </w:p>
     <w:p>
@@ -19283,66 +18734,36 @@
         <w:rPr>
           <w:noProof w:val="0"/>
         </w:rPr>
+        <w:t xml:space="preserve"> senkron ve deterministik biçimde geçirir. Böylece ölçüm, gerçek dünyadaki davranışı yansıtırken yeniden üretilebilir kalır</w:t>
+      </w:r>
+      <w:bookmarkEnd w:id="121"/>
+      <w:r>
+        <w:rPr>
+          <w:noProof w:val="0"/>
+        </w:rPr>
+        <w:t>.</w:t>
+      </w:r>
+    </w:p>
+    <w:p>
+      <w:pPr>
+        <w:pStyle w:val="GOVDE"/>
+        <w:rPr>
+          <w:lang w:val="en-US"/>
+        </w:rPr>
+      </w:pPr>
+      <w:r>
+        <w:t>Bu kurguda en kritik adım, küresel</w:t>
+      </w:r>
+      <w:r>
         <w:t xml:space="preserve"> </w:t>
       </w:r>
-      <w:proofErr w:type="gramStart"/>
-      <w:r>
-        <w:rPr>
-          <w:noProof w:val="0"/>
-        </w:rPr>
-        <w:t>senkron</w:t>
-      </w:r>
-      <w:proofErr w:type="gramEnd"/>
-      <w:r>
-        <w:rPr>
-          <w:noProof w:val="0"/>
-        </w:rPr>
-        <w:t xml:space="preserve"> ve </w:t>
-      </w:r>
-      <w:bookmarkStart w:id="122" w:name="_GoBack"/>
-      <w:bookmarkEnd w:id="122"/>
-      <w:proofErr w:type="spellStart"/>
-      <w:r>
-        <w:rPr>
-          <w:noProof w:val="0"/>
-        </w:rPr>
-        <w:t>deterministik</w:t>
-      </w:r>
-      <w:proofErr w:type="spellEnd"/>
-      <w:r>
-        <w:rPr>
-          <w:noProof w:val="0"/>
-        </w:rPr>
-        <w:t xml:space="preserve"> biçimde geçirir. Böylece ölçüm, gerçek dünyadaki davranışı yansıtırken yeniden üretilebilir kalır</w:t>
-      </w:r>
-      <w:bookmarkEnd w:id="121"/>
-      <w:r>
-        <w:rPr>
-          <w:noProof w:val="0"/>
-        </w:rPr>
-        <w:t>.</w:t>
-      </w:r>
-    </w:p>
-    <w:p>
-      <w:pPr>
-        <w:pStyle w:val="GOVDE"/>
-        <w:rPr>
-          <w:lang w:val="en-US"/>
-        </w:rPr>
-      </w:pPr>
-      <w:r>
-        <w:t>Bu kurguda en kritik adım, küresel</w:t>
+      <w:r>
+        <w:t>zaman damgalarının yeniden kurulmasıdır. Whisper'ın ürettiği segment zamanları, işlenen parçaya görelidir; bu nedenle dosyadan okunan her 30 ms'lik çerçeve (konuşma ve sessizlik dâhil) sayılarak bir parçanın başlangıç konumu</w:t>
       </w:r>
       <w:r>
         <w:t xml:space="preserve"> </w:t>
       </w:r>
       <w:r>
-        <w:t>zaman damgalarının yeniden kurulmasıdır. Whisper'ın ürettiği segment zamanları, işlenen parçaya görelidir; bu nedenle dosyadan okunan her 30 ms'lik çerçeve (konuşma ve sessizlik dâhil) sayılarak bir parçanın başlangıç konumu</w:t>
-      </w:r>
-      <w:r>
-        <w:t xml:space="preserve"> </w:t>
-      </w:r>
-      <w:r>
         <w:t xml:space="preserve">belirlenir ve segment zamanı bu </w:t>
       </w:r>
       <w:r>
@@ -19356,12 +18777,12 @@
       <w:pPr>
         <w:pStyle w:val="Balk2"/>
       </w:pPr>
-      <w:bookmarkStart w:id="123" w:name="_Toc232684053"/>
+      <w:bookmarkStart w:id="122" w:name="_Toc232684053"/>
       <w:r>
         <w:lastRenderedPageBreak/>
         <w:t>Veri Kümeleri</w:t>
       </w:r>
-      <w:bookmarkEnd w:id="123"/>
+      <w:bookmarkEnd w:id="122"/>
     </w:p>
     <w:p>
       <w:pPr>
@@ -19374,35 +18795,7 @@
         <w:rPr>
           <w:noProof w:val="0"/>
         </w:rPr>
-        <w:t xml:space="preserve">Sistemin farklı yetenekleri, ilgili alanda standart kabul edilen ve sonuçların yayımlanmış çalışmalarla karşılaştırılmasına olanak tanıyan veri kümeleri üzerinde ayrı ayrı değerlendirilmiştir (Çizelge 5.1). Transkripsiyon doğruluğu, temiz İngilizce konuşma içeren </w:t>
-      </w:r>
-      <w:proofErr w:type="spellStart"/>
-      <w:r>
-        <w:rPr>
-          <w:noProof w:val="0"/>
-        </w:rPr>
-        <w:t>LibriSpeech</w:t>
-      </w:r>
-      <w:proofErr w:type="spellEnd"/>
-      <w:r>
-        <w:rPr>
-          <w:noProof w:val="0"/>
-        </w:rPr>
-        <w:t xml:space="preserve"> test-</w:t>
-      </w:r>
-      <w:proofErr w:type="spellStart"/>
-      <w:r>
-        <w:rPr>
-          <w:noProof w:val="0"/>
-        </w:rPr>
-        <w:t>clean</w:t>
-      </w:r>
-      <w:proofErr w:type="spellEnd"/>
-      <w:r>
-        <w:rPr>
-          <w:noProof w:val="0"/>
-        </w:rPr>
-        <w:t xml:space="preserve"> kümesiyle ölçülmüştür </w:t>
+        <w:t xml:space="preserve">Sistemin farklı yetenekleri, ilgili alanda standart kabul edilen ve sonuçların yayımlanmış çalışmalarla karşılaştırılmasına olanak tanıyan veri kümeleri üzerinde ayrı ayrı değerlendirilmiştir (Çizelge 5.1). Transkripsiyon doğruluğu, temiz İngilizce konuşma içeren LibriSpeech test-clean kümesiyle ölçülmüştür </w:t>
       </w:r>
       <w:hyperlink w:anchor="kaynak17" w:history="1">
         <w:r>
@@ -19417,35 +18810,7 @@
         <w:rPr>
           <w:noProof w:val="0"/>
         </w:rPr>
-        <w:t xml:space="preserve">. Çok konuşmacılı senaryolarda konuşmacı ayrıştırma ve konuşmacı-atıflı transkripsiyon, AMI Toplantı </w:t>
-      </w:r>
-      <w:proofErr w:type="spellStart"/>
-      <w:r>
-        <w:rPr>
-          <w:noProof w:val="0"/>
-        </w:rPr>
-        <w:t>Külliyatı'nın</w:t>
-      </w:r>
-      <w:proofErr w:type="spellEnd"/>
-      <w:r>
-        <w:rPr>
-          <w:noProof w:val="0"/>
-        </w:rPr>
-        <w:t xml:space="preserve"> tek karışık akış (</w:t>
-      </w:r>
-      <w:proofErr w:type="spellStart"/>
-      <w:r>
-        <w:rPr>
-          <w:noProof w:val="0"/>
-        </w:rPr>
-        <w:t>Mix-Headset</w:t>
-      </w:r>
-      <w:proofErr w:type="spellEnd"/>
-      <w:r>
-        <w:rPr>
-          <w:noProof w:val="0"/>
-        </w:rPr>
-        <w:t xml:space="preserve">) koşuluyla değerlendirilmiştir </w:t>
+        <w:t xml:space="preserve">. Çok konuşmacılı senaryolarda konuşmacı ayrıştırma ve konuşmacı-atıflı transkripsiyon, AMI Toplantı Külliyatı'nın tek karışık akış (Mix-Headset) koşuluyla değerlendirilmiştir </w:t>
       </w:r>
       <w:hyperlink w:anchor="kaynak18" w:history="1">
         <w:r>
@@ -19515,7 +18880,7 @@
           <w:szCs w:val="24"/>
         </w:rPr>
       </w:pPr>
-      <w:bookmarkStart w:id="124" w:name="_Toc232683008"/>
+      <w:bookmarkStart w:id="123" w:name="_Toc232683008"/>
       <w:r>
         <w:rPr>
           <w:sz w:val="24"/>
@@ -19616,7 +18981,7 @@
         </w:rPr>
         <w:t>Değerlendirmede kullanılan veri kümeleri.</w:t>
       </w:r>
-      <w:bookmarkEnd w:id="124"/>
+      <w:bookmarkEnd w:id="123"/>
     </w:p>
     <w:tbl>
       <w:tblPr>
@@ -19662,18 +19027,8 @@
                 <w:sz w:val="20"/>
                 <w:szCs w:val="20"/>
               </w:rPr>
-              <w:t xml:space="preserve">Veri </w:t>
+              <w:t>Veri kümesi</w:t>
             </w:r>
-            <w:proofErr w:type="spellStart"/>
-            <w:r>
-              <w:rPr>
-                <w:color w:val="000000"/>
-                <w:sz w:val="20"/>
-                <w:szCs w:val="20"/>
-              </w:rPr>
-              <w:t>kümesi</w:t>
-            </w:r>
-            <w:proofErr w:type="spellEnd"/>
           </w:p>
         </w:tc>
         <w:tc>
@@ -20193,73 +19548,31 @@
         <w:rPr>
           <w:noProof w:val="0"/>
         </w:rPr>
-        <w:t xml:space="preserve">ve </w:t>
-      </w:r>
-      <w:proofErr w:type="spellStart"/>
-      <w:r>
+        <w:t>ve kılavuzlu kaynak ayırma (GSS) gibi farklı ses-yolu seçenekleriyle değerlendirilebilir.</w:t>
+      </w:r>
+    </w:p>
+    <w:p>
+      <w:pPr>
+        <w:pStyle w:val="Balk2"/>
+      </w:pPr>
+      <w:bookmarkStart w:id="124" w:name="_Toc232684054"/>
+      <w:r>
+        <w:t>Değerlendirme Metrikleri</w:t>
+      </w:r>
+      <w:bookmarkEnd w:id="124"/>
+    </w:p>
+    <w:p>
+      <w:pPr>
+        <w:pStyle w:val="GOVDE"/>
         <w:rPr>
           <w:noProof w:val="0"/>
         </w:rPr>
-        <w:t>kılavuzlu</w:t>
-      </w:r>
-      <w:proofErr w:type="spellEnd"/>
+      </w:pPr>
       <w:r>
         <w:rPr>
           <w:noProof w:val="0"/>
         </w:rPr>
-        <w:t xml:space="preserve"> kaynak ayırma (GSS) gibi farklı ses-yolu seçenekleriyle değerlendirilebilir.</w:t>
-      </w:r>
-    </w:p>
-    <w:p>
-      <w:pPr>
-        <w:pStyle w:val="Balk2"/>
-      </w:pPr>
-      <w:bookmarkStart w:id="125" w:name="_Toc232684054"/>
-      <w:r>
-        <w:t>Değerlendirme Metrikleri</w:t>
-      </w:r>
-      <w:bookmarkEnd w:id="125"/>
-    </w:p>
-    <w:p>
-      <w:pPr>
-        <w:pStyle w:val="GOVDE"/>
-        <w:rPr>
-          <w:noProof w:val="0"/>
-        </w:rPr>
-      </w:pPr>
-      <w:r>
-        <w:rPr>
-          <w:noProof w:val="0"/>
-        </w:rPr>
-        <w:t xml:space="preserve">Transkripsiyon doğruluğu, kelime hata oranı (WER) ile ölçülür. WER; yerine koyma (S), ekleme (I) ve silme (D) hatalarının toplamının referans kelime sayısına (N) bölümüdür (Denklem 5.1). Karakter düzeyindeki karşılığı </w:t>
-      </w:r>
-      <w:proofErr w:type="spellStart"/>
-      <w:r>
-        <w:rPr>
-          <w:noProof w:val="0"/>
-        </w:rPr>
-        <w:t>CER'dir</w:t>
-      </w:r>
-      <w:proofErr w:type="spellEnd"/>
-      <w:r>
-        <w:rPr>
-          <w:noProof w:val="0"/>
-        </w:rPr>
-        <w:t xml:space="preserve">. Karşılaştırmanın adil olması için her iki metin de </w:t>
-      </w:r>
-      <w:proofErr w:type="spellStart"/>
-      <w:r>
-        <w:rPr>
-          <w:noProof w:val="0"/>
-        </w:rPr>
-        <w:t>normalize</w:t>
-      </w:r>
-      <w:proofErr w:type="spellEnd"/>
-      <w:r>
-        <w:rPr>
-          <w:noProof w:val="0"/>
-        </w:rPr>
-        <w:t xml:space="preserve"> edilir (küçük harfe çevirme, noktalama temizliği).</w:t>
+        <w:t>Transkripsiyon doğruluğu, kelime hata oranı (WER) ile ölçülür. WER; yerine koyma (S), ekleme (I) ve silme (D) hatalarının toplamının referans kelime sayısına (N) bölümüdür (Denklem 5.1). Karakter düzeyindeki karşılığı CER'dir. Karşılaştırmanın adil olması için her iki metin de normalize edilir (küçük harfe çevirme, noktalama temizliği).</w:t>
       </w:r>
     </w:p>
     <w:tbl>
@@ -20336,77 +19649,7 @@
         <w:rPr>
           <w:noProof w:val="0"/>
         </w:rPr>
-        <w:t>Konuşmacı ayrıştırma doğruluğu, ayrıştırma hata oranı (DER) ile ölçülür; DER, yanlış alarm (</w:t>
-      </w:r>
-      <w:proofErr w:type="spellStart"/>
-      <w:r>
-        <w:rPr>
-          <w:noProof w:val="0"/>
-        </w:rPr>
-        <w:t>false</w:t>
-      </w:r>
-      <w:proofErr w:type="spellEnd"/>
-      <w:r>
-        <w:rPr>
-          <w:noProof w:val="0"/>
-        </w:rPr>
-        <w:t xml:space="preserve"> alarm), kaçırılan konuşma (</w:t>
-      </w:r>
-      <w:proofErr w:type="spellStart"/>
-      <w:r>
-        <w:rPr>
-          <w:noProof w:val="0"/>
-        </w:rPr>
-        <w:t>missed</w:t>
-      </w:r>
-      <w:proofErr w:type="spellEnd"/>
-      <w:r>
-        <w:rPr>
-          <w:noProof w:val="0"/>
-        </w:rPr>
-        <w:t xml:space="preserve"> </w:t>
-      </w:r>
-      <w:proofErr w:type="spellStart"/>
-      <w:r>
-        <w:rPr>
-          <w:noProof w:val="0"/>
-        </w:rPr>
-        <w:t>detection</w:t>
-      </w:r>
-      <w:proofErr w:type="spellEnd"/>
-      <w:r>
-        <w:rPr>
-          <w:noProof w:val="0"/>
-        </w:rPr>
-        <w:t>) ve konuşmacı karışıklığı (</w:t>
-      </w:r>
-      <w:proofErr w:type="spellStart"/>
-      <w:r>
-        <w:rPr>
-          <w:noProof w:val="0"/>
-        </w:rPr>
-        <w:t>speaker</w:t>
-      </w:r>
-      <w:proofErr w:type="spellEnd"/>
-      <w:r>
-        <w:rPr>
-          <w:noProof w:val="0"/>
-        </w:rPr>
-        <w:t xml:space="preserve"> </w:t>
-      </w:r>
-      <w:proofErr w:type="spellStart"/>
-      <w:r>
-        <w:rPr>
-          <w:noProof w:val="0"/>
-        </w:rPr>
-        <w:t>confusion</w:t>
-      </w:r>
-      <w:proofErr w:type="spellEnd"/>
-      <w:r>
-        <w:rPr>
-          <w:noProof w:val="0"/>
-        </w:rPr>
-        <w:t>) sürelerinin toplam referans konuşma süresine bölümüdür (Denklem 5.2).</w:t>
+        <w:t>Konuşmacı ayrıştırma doğruluğu, ayrıştırma hata oranı (DER) ile ölçülür; DER, yanlış alarm (false alarm), kaçırılan konuşma (missed detection) ve konuşmacı karışıklığı (speaker confusion) sürelerinin toplam referans konuşma süresine bölümüdür (Denklem 5.2).</w:t>
       </w:r>
     </w:p>
     <w:tbl>
@@ -20447,16 +19690,7 @@
                 <w:noProof w:val="0"/>
               </w:rPr>
               <w:lastRenderedPageBreak/>
-              <w:t>DER = (</w:t>
-            </w:r>
-            <w:proofErr w:type="spellStart"/>
-            <w:r>
-              <w:rPr>
-                <w:b/>
-                <w:bCs/>
-                <w:noProof w:val="0"/>
-              </w:rPr>
-              <w:t>T</w:t>
+              <w:t>DER = (T</w:t>
             </w:r>
             <w:r>
               <w:rPr>
@@ -20467,23 +19701,13 @@
               </w:rPr>
               <w:t>yanlışalarm</w:t>
             </w:r>
-            <w:proofErr w:type="spellEnd"/>
             <w:r>
               <w:rPr>
                 <w:b/>
                 <w:bCs/>
                 <w:noProof w:val="0"/>
               </w:rPr>
-              <w:t xml:space="preserve"> + </w:t>
-            </w:r>
-            <w:proofErr w:type="spellStart"/>
-            <w:r>
-              <w:rPr>
-                <w:b/>
-                <w:bCs/>
-                <w:noProof w:val="0"/>
-              </w:rPr>
-              <w:t>T</w:t>
+              <w:t xml:space="preserve"> + T</w:t>
             </w:r>
             <w:r>
               <w:rPr>
@@ -20494,23 +19718,13 @@
               </w:rPr>
               <w:t>kaçırılan</w:t>
             </w:r>
-            <w:proofErr w:type="spellEnd"/>
             <w:r>
               <w:rPr>
                 <w:b/>
                 <w:bCs/>
                 <w:noProof w:val="0"/>
               </w:rPr>
-              <w:t xml:space="preserve"> + </w:t>
-            </w:r>
-            <w:proofErr w:type="spellStart"/>
-            <w:r>
-              <w:rPr>
-                <w:b/>
-                <w:bCs/>
-                <w:noProof w:val="0"/>
-              </w:rPr>
-              <w:t>T</w:t>
+              <w:t xml:space="preserve"> + T</w:t>
             </w:r>
             <w:r>
               <w:rPr>
@@ -20521,23 +19735,13 @@
               </w:rPr>
               <w:t>karışıklık</w:t>
             </w:r>
-            <w:proofErr w:type="spellEnd"/>
             <w:r>
               <w:rPr>
                 <w:b/>
                 <w:bCs/>
                 <w:noProof w:val="0"/>
               </w:rPr>
-              <w:t xml:space="preserve">) / </w:t>
-            </w:r>
-            <w:proofErr w:type="spellStart"/>
-            <w:r>
-              <w:rPr>
-                <w:b/>
-                <w:bCs/>
-                <w:noProof w:val="0"/>
-              </w:rPr>
-              <w:t>T</w:t>
+              <w:t>) / T</w:t>
             </w:r>
             <w:r>
               <w:rPr>
@@ -20548,7 +19752,6 @@
               </w:rPr>
               <w:t>toplam</w:t>
             </w:r>
-            <w:proofErr w:type="spellEnd"/>
           </w:p>
         </w:tc>
         <w:tc>
@@ -20584,49 +19787,7 @@
         <w:rPr>
           <w:noProof w:val="0"/>
         </w:rPr>
-        <w:t xml:space="preserve">Konuşmacı bilgisini transkripsiyonla birleştiren </w:t>
-      </w:r>
-      <w:proofErr w:type="spellStart"/>
-      <w:r>
-        <w:rPr>
-          <w:noProof w:val="0"/>
-        </w:rPr>
-        <w:t>cpWER</w:t>
-      </w:r>
-      <w:proofErr w:type="spellEnd"/>
-      <w:r>
-        <w:rPr>
-          <w:noProof w:val="0"/>
-        </w:rPr>
-        <w:t xml:space="preserve"> (</w:t>
-      </w:r>
-      <w:proofErr w:type="spellStart"/>
-      <w:r>
-        <w:rPr>
-          <w:noProof w:val="0"/>
-        </w:rPr>
-        <w:t>concatenated</w:t>
-      </w:r>
-      <w:proofErr w:type="spellEnd"/>
-      <w:r>
-        <w:rPr>
-          <w:noProof w:val="0"/>
-        </w:rPr>
-        <w:t xml:space="preserve"> minimum-</w:t>
-      </w:r>
-      <w:proofErr w:type="spellStart"/>
-      <w:r>
-        <w:rPr>
-          <w:noProof w:val="0"/>
-        </w:rPr>
-        <w:t>permutation</w:t>
-      </w:r>
-      <w:proofErr w:type="spellEnd"/>
-      <w:r>
-        <w:rPr>
-          <w:noProof w:val="0"/>
-        </w:rPr>
-        <w:t xml:space="preserve"> WER), hipotez konuşmacılarını referans konuşmacılarına en uygun eşlemeyle (Macar algoritması) eşleyerek toplam kelime hatasını en aza indirir; böylece hem ne söylendiğini hem de kim tarafından söylendiğini birlikte ölçer. Çeviri kalitesi ise BLEU </w:t>
+        <w:t xml:space="preserve">Konuşmacı bilgisini transkripsiyonla birleştiren cpWER (concatenated minimum-permutation WER), hipotez konuşmacılarını referans konuşmacılarına en uygun eşlemeyle (Macar algoritması) eşleyerek toplam kelime hatasını en aza indirir; böylece hem ne söylendiğini hem de kim tarafından söylendiğini birlikte ölçer. Çeviri kalitesi ise BLEU </w:t>
       </w:r>
       <w:hyperlink w:anchor="kaynak20" w:history="1">
         <w:r>
@@ -20641,32 +19802,18 @@
         <w:rPr>
           <w:noProof w:val="0"/>
         </w:rPr>
-        <w:t xml:space="preserve"> ile birlikte </w:t>
-      </w:r>
-      <w:proofErr w:type="spellStart"/>
-      <w:r>
-        <w:rPr>
-          <w:noProof w:val="0"/>
-        </w:rPr>
-        <w:t>chrF</w:t>
-      </w:r>
-      <w:proofErr w:type="spellEnd"/>
-      <w:r>
-        <w:rPr>
-          <w:noProof w:val="0"/>
-        </w:rPr>
-        <w:t>++ ve sinir ağı tabanlı COMET metrikleriyle değerlendirilir; bu üçlü, yüzeysel örtüşme ile anlamsal kaliteyi birlikte yansıtır.</w:t>
+        <w:t xml:space="preserve"> ile birlikte chrF++ ve sinir ağı tabanlı COMET metrikleriyle değerlendirilir; bu üçlü, yüzeysel örtüşme ile anlamsal kaliteyi birlikte yansıtır.</w:t>
       </w:r>
     </w:p>
     <w:p>
       <w:pPr>
         <w:pStyle w:val="Balk2"/>
       </w:pPr>
-      <w:bookmarkStart w:id="126" w:name="_Toc232684055"/>
+      <w:bookmarkStart w:id="125" w:name="_Toc232684055"/>
       <w:r>
         <w:t>Deney Düzeneği</w:t>
       </w:r>
-      <w:bookmarkEnd w:id="126"/>
+      <w:bookmarkEnd w:id="125"/>
     </w:p>
     <w:p>
       <w:pPr>
@@ -20839,7 +19986,7 @@
           <w:szCs w:val="24"/>
         </w:rPr>
       </w:pPr>
-      <w:bookmarkStart w:id="127" w:name="_Toc232683009"/>
+      <w:bookmarkStart w:id="126" w:name="_Toc232683009"/>
       <w:r>
         <w:rPr>
           <w:sz w:val="24"/>
@@ -20940,7 +20087,7 @@
         </w:rPr>
         <w:t>Deneylerde kullanılan donanım özellikleri</w:t>
       </w:r>
-      <w:bookmarkEnd w:id="127"/>
+      <w:bookmarkEnd w:id="126"/>
     </w:p>
     <w:tbl>
       <w:tblPr>
@@ -21071,25 +20218,7 @@
                 <w:sz w:val="20"/>
                 <w:szCs w:val="20"/>
               </w:rPr>
-              <w:t xml:space="preserve">AMD </w:t>
-            </w:r>
-            <w:proofErr w:type="spellStart"/>
-            <w:r>
-              <w:rPr>
-                <w:noProof w:val="0"/>
-                <w:sz w:val="20"/>
-                <w:szCs w:val="20"/>
-              </w:rPr>
-              <w:t>Ryzen</w:t>
-            </w:r>
-            <w:proofErr w:type="spellEnd"/>
-            <w:r>
-              <w:rPr>
-                <w:noProof w:val="0"/>
-                <w:sz w:val="20"/>
-                <w:szCs w:val="20"/>
-              </w:rPr>
-              <w:t xml:space="preserve"> 7 9700X</w:t>
+              <w:t>AMD Ryzen 7 9700X</w:t>
             </w:r>
           </w:p>
         </w:tc>
@@ -21254,12 +20383,12 @@
       <w:pPr>
         <w:pStyle w:val="Balk2"/>
       </w:pPr>
-      <w:bookmarkStart w:id="128" w:name="_Toc232684056"/>
+      <w:bookmarkStart w:id="127" w:name="_Toc232684056"/>
       <w:r>
         <w:lastRenderedPageBreak/>
         <w:t>Bulgular</w:t>
       </w:r>
-      <w:bookmarkEnd w:id="128"/>
+      <w:bookmarkEnd w:id="127"/>
     </w:p>
     <w:p>
       <w:pPr>
@@ -21279,7 +20408,7 @@
           <w:szCs w:val="24"/>
         </w:rPr>
       </w:pPr>
-      <w:bookmarkStart w:id="129" w:name="_Toc232683010"/>
+      <w:bookmarkStart w:id="128" w:name="_Toc232683010"/>
       <w:r>
         <w:rPr>
           <w:sz w:val="24"/>
@@ -21380,7 +20509,7 @@
         </w:rPr>
         <w:t>LibriSpeech test-clean üzerinde transkripsiyon başarımı.</w:t>
       </w:r>
-      <w:bookmarkEnd w:id="129"/>
+      <w:bookmarkEnd w:id="128"/>
     </w:p>
     <w:tbl>
       <w:tblPr>
@@ -21504,6 +20633,193 @@
             <w:tcW w:w="1971" w:type="pct"/>
             <w:tcBorders>
               <w:top w:val="single" w:sz="8" w:space="0" w:color="auto"/>
+              <w:bottom w:val="nil"/>
+            </w:tcBorders>
+          </w:tcPr>
+          <w:p>
+            <w:pPr>
+              <w:jc w:val="center"/>
+              <w:rPr>
+                <w:noProof w:val="0"/>
+                <w:lang w:val="en-US"/>
+              </w:rPr>
+            </w:pPr>
+            <w:r>
+              <w:t>Whisper-small (literatür) [15]</w:t>
+            </w:r>
+          </w:p>
+        </w:tc>
+        <w:tc>
+          <w:tcPr>
+            <w:tcW w:w="1009" w:type="pct"/>
+            <w:tcBorders>
+              <w:top w:val="single" w:sz="8" w:space="0" w:color="auto"/>
+              <w:bottom w:val="nil"/>
+            </w:tcBorders>
+          </w:tcPr>
+          <w:p>
+            <w:pPr>
+              <w:jc w:val="center"/>
+              <w:rPr>
+                <w:noProof w:val="0"/>
+                <w:lang w:val="en-US"/>
+              </w:rPr>
+            </w:pPr>
+            <w:r>
+              <w:t>3,43</w:t>
+            </w:r>
+          </w:p>
+        </w:tc>
+        <w:tc>
+          <w:tcPr>
+            <w:tcW w:w="1010" w:type="pct"/>
+            <w:tcBorders>
+              <w:top w:val="single" w:sz="8" w:space="0" w:color="auto"/>
+              <w:bottom w:val="nil"/>
+            </w:tcBorders>
+          </w:tcPr>
+          <w:p>
+            <w:pPr>
+              <w:jc w:val="center"/>
+              <w:rPr>
+                <w:color w:val="000000"/>
+              </w:rPr>
+            </w:pPr>
+            <w:r>
+              <w:rPr>
+                <w:color w:val="000000"/>
+              </w:rPr>
+              <w:t>-</w:t>
+            </w:r>
+          </w:p>
+        </w:tc>
+        <w:tc>
+          <w:tcPr>
+            <w:tcW w:w="1010" w:type="pct"/>
+            <w:tcBorders>
+              <w:top w:val="single" w:sz="8" w:space="0" w:color="auto"/>
+              <w:bottom w:val="nil"/>
+            </w:tcBorders>
+          </w:tcPr>
+          <w:p>
+            <w:pPr>
+              <w:jc w:val="center"/>
+              <w:rPr>
+                <w:color w:val="000000"/>
+              </w:rPr>
+            </w:pPr>
+            <w:r>
+              <w:rPr>
+                <w:color w:val="000000"/>
+              </w:rPr>
+              <w:t>-</w:t>
+            </w:r>
+          </w:p>
+        </w:tc>
+      </w:tr>
+      <w:tr>
+        <w:trPr>
+          <w:jc w:val="center"/>
+        </w:trPr>
+        <w:tc>
+          <w:tcPr>
+            <w:tcW w:w="1971" w:type="pct"/>
+            <w:tcBorders>
+              <w:top w:val="nil"/>
+              <w:bottom w:val="nil"/>
+            </w:tcBorders>
+          </w:tcPr>
+          <w:p>
+            <w:pPr>
+              <w:jc w:val="center"/>
+              <w:rPr>
+                <w:noProof w:val="0"/>
+                <w:lang w:val="en-US"/>
+              </w:rPr>
+            </w:pPr>
+            <w:r>
+              <w:t>Whisper large-v2 (sıfır-atış) [15]</w:t>
+            </w:r>
+          </w:p>
+        </w:tc>
+        <w:tc>
+          <w:tcPr>
+            <w:tcW w:w="1009" w:type="pct"/>
+            <w:tcBorders>
+              <w:top w:val="nil"/>
+              <w:bottom w:val="nil"/>
+            </w:tcBorders>
+          </w:tcPr>
+          <w:p>
+            <w:pPr>
+              <w:jc w:val="center"/>
+              <w:rPr>
+                <w:noProof w:val="0"/>
+                <w:lang w:val="en-US"/>
+              </w:rPr>
+            </w:pPr>
+            <w:r>
+              <w:t>2,5</w:t>
+            </w:r>
+          </w:p>
+        </w:tc>
+        <w:tc>
+          <w:tcPr>
+            <w:tcW w:w="1010" w:type="pct"/>
+            <w:tcBorders>
+              <w:top w:val="nil"/>
+              <w:bottom w:val="nil"/>
+            </w:tcBorders>
+          </w:tcPr>
+          <w:p>
+            <w:pPr>
+              <w:jc w:val="center"/>
+              <w:rPr>
+                <w:color w:val="000000"/>
+              </w:rPr>
+            </w:pPr>
+            <w:r>
+              <w:rPr>
+                <w:color w:val="000000"/>
+              </w:rPr>
+              <w:t>-</w:t>
+            </w:r>
+          </w:p>
+        </w:tc>
+        <w:tc>
+          <w:tcPr>
+            <w:tcW w:w="1010" w:type="pct"/>
+            <w:tcBorders>
+              <w:top w:val="nil"/>
+              <w:bottom w:val="nil"/>
+            </w:tcBorders>
+          </w:tcPr>
+          <w:p>
+            <w:pPr>
+              <w:jc w:val="center"/>
+              <w:rPr>
+                <w:color w:val="000000"/>
+              </w:rPr>
+            </w:pPr>
+            <w:r>
+              <w:rPr>
+                <w:color w:val="000000"/>
+              </w:rPr>
+              <w:t>-</w:t>
+            </w:r>
+          </w:p>
+        </w:tc>
+      </w:tr>
+      <w:tr>
+        <w:trPr>
+          <w:jc w:val="center"/>
+        </w:trPr>
+        <w:tc>
+          <w:tcPr>
+            <w:tcW w:w="1971" w:type="pct"/>
+            <w:tcBorders>
+              <w:top w:val="nil"/>
+              <w:bottom w:val="nil"/>
             </w:tcBorders>
           </w:tcPr>
           <w:p>
@@ -21519,24 +20835,16 @@
                 <w:noProof w:val="0"/>
                 <w:lang w:val="en-US"/>
               </w:rPr>
-              <w:t xml:space="preserve">Saf whisper-small </w:t>
+              <w:t>Saf whisper-small modeli</w:t>
             </w:r>
-            <w:proofErr w:type="spellStart"/>
-            <w:r>
-              <w:rPr>
-                <w:noProof w:val="0"/>
-                <w:lang w:val="en-US"/>
-              </w:rPr>
-              <w:t>modeli</w:t>
-            </w:r>
-            <w:proofErr w:type="spellEnd"/>
           </w:p>
         </w:tc>
         <w:tc>
           <w:tcPr>
             <w:tcW w:w="1009" w:type="pct"/>
             <w:tcBorders>
-              <w:top w:val="single" w:sz="8" w:space="0" w:color="auto"/>
+              <w:top w:val="nil"/>
+              <w:bottom w:val="nil"/>
             </w:tcBorders>
           </w:tcPr>
           <w:p>
@@ -21560,7 +20868,8 @@
           <w:tcPr>
             <w:tcW w:w="1010" w:type="pct"/>
             <w:tcBorders>
-              <w:top w:val="single" w:sz="8" w:space="0" w:color="auto"/>
+              <w:top w:val="nil"/>
+              <w:bottom w:val="nil"/>
             </w:tcBorders>
           </w:tcPr>
           <w:p>
@@ -21582,7 +20891,8 @@
           <w:tcPr>
             <w:tcW w:w="1010" w:type="pct"/>
             <w:tcBorders>
-              <w:top w:val="single" w:sz="8" w:space="0" w:color="auto"/>
+              <w:top w:val="nil"/>
+              <w:bottom w:val="nil"/>
             </w:tcBorders>
           </w:tcPr>
           <w:p>
@@ -21608,6 +20918,9 @@
         <w:tc>
           <w:tcPr>
             <w:tcW w:w="1971" w:type="pct"/>
+            <w:tcBorders>
+              <w:top w:val="nil"/>
+            </w:tcBorders>
           </w:tcPr>
           <w:p>
             <w:pPr>
@@ -21621,19 +20934,16 @@
               <w:rPr>
                 <w:color w:val="000000"/>
               </w:rPr>
-              <w:t>Bu çalışma</w:t>
-            </w:r>
-            <w:r>
-              <w:rPr>
-                <w:color w:val="000000"/>
-              </w:rPr>
-              <w:t> </w:t>
+              <w:t>Bu çalışma </w:t>
             </w:r>
           </w:p>
         </w:tc>
         <w:tc>
           <w:tcPr>
             <w:tcW w:w="1009" w:type="pct"/>
+            <w:tcBorders>
+              <w:top w:val="nil"/>
+            </w:tcBorders>
           </w:tcPr>
           <w:p>
             <w:pPr>
@@ -21654,6 +20964,9 @@
         <w:tc>
           <w:tcPr>
             <w:tcW w:w="1010" w:type="pct"/>
+            <w:tcBorders>
+              <w:top w:val="nil"/>
+            </w:tcBorders>
           </w:tcPr>
           <w:p>
             <w:pPr>
@@ -21673,6 +20986,9 @@
         <w:tc>
           <w:tcPr>
             <w:tcW w:w="1010" w:type="pct"/>
+            <w:tcBorders>
+              <w:top w:val="nil"/>
+            </w:tcBorders>
           </w:tcPr>
           <w:p>
             <w:pPr>
@@ -21696,6 +21012,7 @@
         <w:pStyle w:val="GOVDE"/>
         <w:spacing w:before="240"/>
       </w:pPr>
+      <w:bookmarkStart w:id="129" w:name="_Toc232683011"/>
       <w:r>
         <w:t>LibriSpeech test-clean sonuçları, geliştirilen sistemin transkripsiyon katmanının temiz ve tek konuşmacılı konuşmada hedeflenen doğruluk düzeyini rahatlıkla karşıladığını göstermektedir. Saf whisper-small modeline göre WER ve CER değerlerinde çok küçük bir artış görülse de bu fark, canlı sistemde uygulanan parça bazlı işleme, halüsinasyon filtreleme ve gerçek zamanlı çalışma kısıtları dikkate alındığında kabul edilebilir düzeydedir. Buna karşılık RTF</w:t>
       </w:r>
@@ -21704,6 +21021,9 @@
       </w:r>
       <w:r>
         <w:t xml:space="preserve"> değerinin 1’in oldukça altında kalması, sistemin gerçek zamanlı kullanım için yeterli işlem payına sahip olduğunu göstermektedir.</w:t>
+      </w:r>
+      <w:r>
+        <w:t xml:space="preserve"> Bu değer, aynı modelin literatürde bildirilen resmî test-clean WER'i olan %3,43 [15] ile neredeyse aynıdır; gerçek zamanlı hattın transkripsiyon doğruluğunu pratikte düşürmediğini göstermektedir. Literatürdeki en iyi denetimli sistemler (~%1,4–2,1) ve daha büyük Whisper modelleri (large-v2, sıfır-atış ~%2,5 [15]) daha düşük WER vermekle birlikte gerçek zamanlı kullanım için daha ağırdır.</w:t>
       </w:r>
     </w:p>
     <w:p>
@@ -21715,7 +21035,6 @@
           <w:szCs w:val="24"/>
         </w:rPr>
       </w:pPr>
-      <w:bookmarkStart w:id="130" w:name="_Toc232683011"/>
       <w:r>
         <w:rPr>
           <w:sz w:val="24"/>
@@ -21834,7 +21153,7 @@
         </w:rPr>
         <w:t>atıflı transkripsiyon başarımı.</w:t>
       </w:r>
-      <w:bookmarkEnd w:id="130"/>
+      <w:bookmarkEnd w:id="129"/>
     </w:p>
     <w:tbl>
       <w:tblPr>
@@ -21848,8 +21167,8 @@
         <w:tblLook w:val="0000" w:firstRow="0" w:lastRow="0" w:firstColumn="0" w:lastColumn="0" w:noHBand="0" w:noVBand="0"/>
       </w:tblPr>
       <w:tblGrid>
-        <w:gridCol w:w="3873"/>
-        <w:gridCol w:w="1449"/>
+        <w:gridCol w:w="3874"/>
+        <w:gridCol w:w="1448"/>
         <w:gridCol w:w="1448"/>
         <w:gridCol w:w="1450"/>
       </w:tblGrid>
@@ -21859,7 +21178,7 @@
         </w:trPr>
         <w:tc>
           <w:tcPr>
-            <w:tcW w:w="2355" w:type="pct"/>
+            <w:tcW w:w="2356" w:type="pct"/>
             <w:tcBorders>
               <w:top w:val="double" w:sz="6" w:space="0" w:color="auto"/>
               <w:bottom w:val="single" w:sz="8" w:space="0" w:color="auto"/>
@@ -21973,9 +21292,101 @@
         </w:trPr>
         <w:tc>
           <w:tcPr>
-            <w:tcW w:w="2355" w:type="pct"/>
+            <w:tcW w:w="2356" w:type="pct"/>
             <w:tcBorders>
               <w:top w:val="single" w:sz="8" w:space="0" w:color="auto"/>
+              <w:bottom w:val="nil"/>
+            </w:tcBorders>
+          </w:tcPr>
+          <w:p>
+            <w:pPr>
+              <w:jc w:val="center"/>
+              <w:rPr>
+                <w:color w:val="000000"/>
+              </w:rPr>
+            </w:pPr>
+            <w:r>
+              <w:t>pyannote.audio 3.1 (çevrimdışı, resmî) [21]</w:t>
+            </w:r>
+          </w:p>
+        </w:tc>
+        <w:tc>
+          <w:tcPr>
+            <w:tcW w:w="881" w:type="pct"/>
+            <w:tcBorders>
+              <w:top w:val="single" w:sz="8" w:space="0" w:color="auto"/>
+              <w:bottom w:val="nil"/>
+            </w:tcBorders>
+          </w:tcPr>
+          <w:p>
+            <w:pPr>
+              <w:jc w:val="center"/>
+              <w:rPr>
+                <w:color w:val="000000"/>
+              </w:rPr>
+            </w:pPr>
+            <w:r>
+              <w:t>18,8</w:t>
+            </w:r>
+          </w:p>
+        </w:tc>
+        <w:tc>
+          <w:tcPr>
+            <w:tcW w:w="881" w:type="pct"/>
+            <w:tcBorders>
+              <w:top w:val="single" w:sz="8" w:space="0" w:color="auto"/>
+              <w:bottom w:val="nil"/>
+            </w:tcBorders>
+          </w:tcPr>
+          <w:p>
+            <w:pPr>
+              <w:jc w:val="center"/>
+              <w:rPr>
+                <w:color w:val="000000"/>
+              </w:rPr>
+            </w:pPr>
+            <w:r>
+              <w:rPr>
+                <w:color w:val="000000"/>
+              </w:rPr>
+              <w:t>-</w:t>
+            </w:r>
+          </w:p>
+        </w:tc>
+        <w:tc>
+          <w:tcPr>
+            <w:tcW w:w="882" w:type="pct"/>
+            <w:tcBorders>
+              <w:top w:val="single" w:sz="8" w:space="0" w:color="auto"/>
+              <w:bottom w:val="nil"/>
+            </w:tcBorders>
+          </w:tcPr>
+          <w:p>
+            <w:pPr>
+              <w:jc w:val="center"/>
+              <w:rPr>
+                <w:color w:val="000000"/>
+              </w:rPr>
+            </w:pPr>
+            <w:r>
+              <w:rPr>
+                <w:color w:val="000000"/>
+              </w:rPr>
+              <w:t>-</w:t>
+            </w:r>
+          </w:p>
+        </w:tc>
+      </w:tr>
+      <w:tr>
+        <w:trPr>
+          <w:jc w:val="center"/>
+        </w:trPr>
+        <w:tc>
+          <w:tcPr>
+            <w:tcW w:w="2356" w:type="pct"/>
+            <w:tcBorders>
+              <w:top w:val="nil"/>
+              <w:bottom w:val="nil"/>
             </w:tcBorders>
           </w:tcPr>
           <w:p>
@@ -21998,7 +21409,8 @@
           <w:tcPr>
             <w:tcW w:w="881" w:type="pct"/>
             <w:tcBorders>
-              <w:top w:val="single" w:sz="8" w:space="0" w:color="auto"/>
+              <w:top w:val="nil"/>
+              <w:bottom w:val="nil"/>
             </w:tcBorders>
           </w:tcPr>
           <w:p>
@@ -22033,7 +21445,8 @@
           <w:tcPr>
             <w:tcW w:w="881" w:type="pct"/>
             <w:tcBorders>
-              <w:top w:val="single" w:sz="8" w:space="0" w:color="auto"/>
+              <w:top w:val="nil"/>
+              <w:bottom w:val="nil"/>
             </w:tcBorders>
           </w:tcPr>
           <w:p>
@@ -22067,7 +21480,8 @@
           <w:tcPr>
             <w:tcW w:w="882" w:type="pct"/>
             <w:tcBorders>
-              <w:top w:val="single" w:sz="8" w:space="0" w:color="auto"/>
+              <w:top w:val="nil"/>
+              <w:bottom w:val="nil"/>
             </w:tcBorders>
           </w:tcPr>
           <w:p>
@@ -22104,7 +21518,10 @@
         </w:trPr>
         <w:tc>
           <w:tcPr>
-            <w:tcW w:w="2355" w:type="pct"/>
+            <w:tcW w:w="2356" w:type="pct"/>
+            <w:tcBorders>
+              <w:top w:val="nil"/>
+            </w:tcBorders>
           </w:tcPr>
           <w:p>
             <w:pPr>
@@ -22125,6 +21542,9 @@
         <w:tc>
           <w:tcPr>
             <w:tcW w:w="881" w:type="pct"/>
+            <w:tcBorders>
+              <w:top w:val="nil"/>
+            </w:tcBorders>
           </w:tcPr>
           <w:p>
             <w:pPr>
@@ -22163,6 +21583,9 @@
         <w:tc>
           <w:tcPr>
             <w:tcW w:w="881" w:type="pct"/>
+            <w:tcBorders>
+              <w:top w:val="nil"/>
+            </w:tcBorders>
           </w:tcPr>
           <w:p>
             <w:pPr>
@@ -22194,6 +21617,9 @@
         <w:tc>
           <w:tcPr>
             <w:tcW w:w="882" w:type="pct"/>
+            <w:tcBorders>
+              <w:top w:val="nil"/>
+            </w:tcBorders>
           </w:tcPr>
           <w:p>
             <w:pPr>
@@ -22229,6 +21655,7 @@
         <w:spacing w:before="240" w:line="360" w:lineRule="auto"/>
         <w:jc w:val="both"/>
       </w:pPr>
+      <w:bookmarkStart w:id="130" w:name="_Toc232683012"/>
       <w:r>
         <w:t>AMI sonuçları, çok konuşmacılı toplantı verisinin sistem için temiz tek konuşmacılı veriye göre çok daha zorlayıcı olduğunu ortaya koymaktadır. Bu çalışmada WER ve cpWER değerlerinde baseline’a göre iyileşme görülmesi, kelime düzeyinde konuşmacı eşleştirme ve parça bazlı transkripsiyon yaklaşımının konuşmacı</w:t>
       </w:r>
@@ -22236,13 +21663,20 @@
         <w:t xml:space="preserve"> </w:t>
       </w:r>
       <w:r>
-        <w:t>atıflı metin üretimine katkı sağladığını göstermektedir. Buna karşın DER değerinin yükselmesi, gerçek zamanlı takip katmanının konuşmacı kimliğini korurken başlangıç ısınma süresi, bilinmeyen konuşmacı etiketleri ve üst üste konuşma gibi durumlarda ek ayrıştırma hataları üretebildiğini göstermektedir. Bu nedenle sistemin katkısı yalnızca ham DER üzerinden değil, konuşmacı</w:t>
+        <w:t xml:space="preserve">atıflı metin üretimine katkı sağladığını göstermektedir. Buna karşın DER değerinin yükselmesi, gerçek zamanlı takip katmanının konuşmacı kimliğini korurken başlangıç </w:t>
+      </w:r>
+      <w:r>
+        <w:lastRenderedPageBreak/>
+        <w:t>ısınma süresi, bilinmeyen konuşmacı etiketleri ve üst üste konuşma gibi durumlarda ek ayrıştırma hataları üretebildiğini göstermektedir. Bu nedenle sistemin katkısı yalnızca ham DER üzerinden değil, konuşmacı</w:t>
       </w:r>
       <w:r>
         <w:t xml:space="preserve"> </w:t>
       </w:r>
       <w:r>
         <w:t>atıflı transkripsiyon kalitesi ve gerçek zamanlı kullanılabilirlik birlikte değerlendirilerek yorumlanmalıdır.</w:t>
+      </w:r>
+      <w:r>
+        <w:t xml:space="preserve"> Karşılaştırma için, çevrimdışı pyannote.audio 3.1 ardışık düzeni aynı AMI Mix-Headset kümesinde, hiçbir tolerans (collar) tanınmayan ve örtüşmeli konuşmanın dâhil edildiği en katı kurguda %18,8 DER bildirmektedir [21] (Çizelge 5.4). Bu çalışmanın gerçek zamanlı takip katmanının daha yüksek DER üretmesi; ısınma süresinin ve atanamayan 'bilinmeyen/kalibrasyon' etiketlerinin hata olarak sayılmasından ve gerçek zamanlı kısıttan kaynaklanmaktadır. Buna karşılık, kelime düzeyinde konuşmacı eşleme ve sınır bölme, baseline'a kıyasla WER ve cpWER'i belirgin biçimde iyileştirmiştir.</w:t>
       </w:r>
     </w:p>
     <w:p>
@@ -22255,7 +21689,6 @@
           <w:szCs w:val="24"/>
         </w:rPr>
       </w:pPr>
-      <w:bookmarkStart w:id="131" w:name="_Toc232683012"/>
       <w:r>
         <w:rPr>
           <w:sz w:val="24"/>
@@ -22356,7 +21789,7 @@
         </w:rPr>
         <w:t>FLORES-200 (devtest) İngilizce→Türkçe çeviri başarımı.</w:t>
       </w:r>
-      <w:bookmarkEnd w:id="131"/>
+      <w:bookmarkEnd w:id="130"/>
     </w:p>
     <w:tbl>
       <w:tblPr>
@@ -22741,12 +22174,15 @@
           <w:lang w:val="en-US"/>
         </w:rPr>
       </w:pPr>
+      <w:bookmarkStart w:id="131" w:name="_Toc232683013"/>
       <w:r>
         <w:rPr>
           <w:lang w:val="en-US"/>
         </w:rPr>
-        <w:lastRenderedPageBreak/>
         <w:t>Çeviri sonuçları, farklı metriklerin çeviri kalitesinin farklı yönlerini ölçtüğünü göstermektedir. Google Translate BLEU ve chrF++ açısından daha yüksek yüzeysel örtüşme üretirken, DeepL’in COMET skorunun daha yüksek olması anlamsal uygunluk bakımından güçlü bir sonuç verdiğini göstermektedir. Yerel NLLB-200 modeli çevrimiçi servislere göre daha düşük skor üretmesine karşın, internet bağlantısı gerektirmemesi nedeniyle sistemin çevrimdışı çalışabilirliği açısından önemli bir yedek katman sağlamaktadır.</w:t>
+      </w:r>
+      <w:r>
+        <w:t xml:space="preserve"> NLLB-200 modelinin FLORES-200 üzerindeki resmî chrF++ skorları, dil çifti bazında kaynak [16]'da raporlanmıştır; ticari motorların (Google, DeepL) İngilizce–Türkçe FLORES skorları standart literatürde yer almadığından, bu çalışmadaki ölçümler bu motorlar için özgün bir karşılaştırma sunmaktadır.</w:t>
       </w:r>
     </w:p>
     <w:p>
@@ -22759,7 +22195,6 @@
           <w:szCs w:val="24"/>
         </w:rPr>
       </w:pPr>
-      <w:bookmarkStart w:id="132" w:name="_Toc232683013"/>
       <w:r>
         <w:rPr>
           <w:sz w:val="24"/>
@@ -22860,7 +22295,7 @@
         </w:rPr>
         <w:t>Uçtan uca gecikme ve kaynak kullanımı.</w:t>
       </w:r>
-      <w:bookmarkEnd w:id="132"/>
+      <w:bookmarkEnd w:id="131"/>
     </w:p>
     <w:tbl>
       <w:tblPr>
@@ -22894,19 +22329,11 @@
               <w:pStyle w:val="NormalWeb"/>
               <w:jc w:val="center"/>
             </w:pPr>
-            <w:proofErr w:type="spellStart"/>
             <w:r>
               <w:rPr>
                 <w:color w:val="000000"/>
               </w:rPr>
-              <w:t>Ölçüt</w:t>
-            </w:r>
-            <w:proofErr w:type="spellEnd"/>
-            <w:r>
-              <w:rPr>
-                <w:color w:val="000000"/>
-              </w:rPr>
-              <w:t> </w:t>
+              <w:t>Ölçüt </w:t>
             </w:r>
           </w:p>
         </w:tc>
@@ -23170,7 +22597,11 @@
         <w:t>38</w:t>
       </w:r>
       <w:r>
-        <w:t xml:space="preserve"> saniyelik gecikme, kullanıcının canlı altyazıyı konuşma akışından kopmadan takip edebilmesi için kabul edilebilir bir düzeydedir. RTF</w:t>
+        <w:t xml:space="preserve"> saniyelik gecikme, kullanıcının canlı altyazıyı konuşma </w:t>
+      </w:r>
+      <w:r>
+        <w:lastRenderedPageBreak/>
+        <w:t>akışından kopmadan takip edebilmesi için kabul edilebilir bir düzeydedir. RTF</w:t>
       </w:r>
       <w:r>
         <w:t xml:space="preserve"> (gerçek zaman çarpanı)</w:t>
@@ -23221,7 +22652,6 @@
         <w:jc w:val="center"/>
       </w:pPr>
       <w:r>
-        <w:lastRenderedPageBreak/>
         <w:drawing>
           <wp:inline distT="0" distB="0" distL="0" distR="0" wp14:anchorId="5C3B580A" wp14:editId="07B8E194">
             <wp:extent cx="4679950" cy="2887345"/>
@@ -23275,7 +22705,7 @@
           <w:szCs w:val="24"/>
         </w:rPr>
       </w:pPr>
-      <w:bookmarkStart w:id="133" w:name="_Toc232683098"/>
+      <w:bookmarkStart w:id="132" w:name="_Toc232683098"/>
       <w:r>
         <w:rPr>
           <w:sz w:val="24"/>
@@ -23394,7 +22824,7 @@
         </w:rPr>
         <w:t xml:space="preserve"> Ortalama Global WER (%) ısı haritası.</w:t>
       </w:r>
-      <w:bookmarkEnd w:id="133"/>
+      <w:bookmarkEnd w:id="132"/>
     </w:p>
     <w:p>
       <w:pPr>
@@ -23410,6 +22840,7 @@
         <w:pStyle w:val="GOVDE"/>
       </w:pPr>
       <w:r>
+        <w:lastRenderedPageBreak/>
         <w:t>Eşik 0,7–0,9 ile agresiflik 0–2 aralığındaki hücrelerin tamamı %64–66 bandında yer almaktadır. Ölçümlerdeki koşumdan-koşuma yaklaşık ±1–2 puanlık değişkenlik (GPU üzerindeki transkripsiyonun belirlenimsizliği) göz önüne alındığında, bu hücreler istatistiksel olarak birbirinden ayırt edilemezdir. Bu nedenle sonuç, tek bir "en iyi nokta" yerine bir "en iyi bölge" — yüksek eşik ile düşük-orta agresiflik — olarak yorumlanmalıdı</w:t>
       </w:r>
       <w:r>
@@ -23420,129 +22851,65 @@
       <w:pPr>
         <w:pStyle w:val="Balk2"/>
       </w:pPr>
-      <w:bookmarkStart w:id="134" w:name="_Toc232684057"/>
-      <w:r>
+      <w:bookmarkStart w:id="133" w:name="_Toc232684057"/>
+      <w:r>
+        <w:t>Tartışma</w:t>
+      </w:r>
+      <w:bookmarkEnd w:id="133"/>
+    </w:p>
+    <w:p>
+      <w:pPr>
+        <w:pStyle w:val="GOVDE"/>
+      </w:pPr>
+      <w:r>
+        <w:t>Elde edilen sonuçlar, 1. Bölüm'de belirlenen ölçülebilir hedefler (WER &lt; %15, BLEU &gt; 40, DER &lt; %25, 1–2 s gecikme) çerçevesinde değerlendirilmelidir. Sonuçlar yorumlanırken iki nokta belirleyicidir. Birincisi, sistemin gerçek zamanlı bir kısıt altında çalışmasıdır; literatürdeki birçok sayı, geleceğe ve geçmişe bakabilen çevrimdışı sistemlerden elde edilmiştir; dolayısıyla karşılaştırma, "gerçek zamanlı kısıt altında bu aralığa yakınlık" çerçevesinde yapılmalıdır. İkincisi, transkripsiyonda kaynak tüketimi düşük olan whisper-small modelinin tercih edilmesidir; bu seçim, daha büyük modellere kıyasla bir miktar daha yüksek WER pahasına gerçek zamanlı çalışmayı mümkün kılar.</w:t>
+      </w:r>
+    </w:p>
+    <w:p>
+      <w:pPr>
+        <w:pStyle w:val="GOVDE"/>
+      </w:pPr>
+      <w:r>
+        <w:t>Çalışmanın asıl katkısı, ham pyannote ardışık düzenine eklenen gerçek zamanlı konuşmacı takip katmanında somutlaşır. Bu nedenle Çizelge 5.3'te ham pyannote ile bu çalışmanın takip katmanı yan yana raporlanarak, parçalar arası kimlik tutarlılığını sağlayan tasarımın katkısı doğrudan görünür kılınmıştır. Çeviri tarafında ise kademeli mimarinin sağladığı esneklik, çevrimiçi yüksek kalite (DeepL) ile çevrimdışı bağımsızlık (yerel NLLB-200) arasında bir denge sunmaktadır.</w:t>
+      </w:r>
+    </w:p>
+    <w:p>
+      <w:pPr>
+        <w:pStyle w:val="GOVDE"/>
+        <w:rPr>
+          <w:noProof w:val="0"/>
+        </w:rPr>
+      </w:pPr>
+      <w:r>
+        <w:rPr>
+          <w:noProof w:val="0"/>
+        </w:rPr>
+        <w:t>Ses etkinliği tespiti</w:t>
+      </w:r>
+      <w:r>
+        <w:rPr>
+          <w:noProof w:val="0"/>
+        </w:rPr>
+        <w:t xml:space="preserve"> parametre taraması, sistemin akış kipindeki transkripsiyon başarımının büyük ölçüde Silero güven eşiğine bağlı olduğunu ortaya koymuştur (Şekil 5.1). Bu bulgu, Çizelge </w:t>
+      </w:r>
+      <w:r>
+        <w:rPr>
+          <w:noProof w:val="0"/>
+        </w:rPr>
+        <w:t>4.2</w:t>
+      </w:r>
+      <w:r>
+        <w:rPr>
+          <w:noProof w:val="0"/>
+        </w:rPr>
+        <w:t xml:space="preserve">'de verilen varsayılan VAD parametrelerinin gözden geçirilmesi için bir temel sağlar; ancak taramanın CHiME-6 worn (yakın mikrofon) verisi üzerinde yapıldığı, sistemin asıl hedef girdisi olan canlı sistem sesi/çevrim içi video sesinde mutlak optimumun bir miktar kayabileceği unutulmamalıdır. Bu nedenle gözlemlenen eğilim (yüksek eşik = daha temiz parçalar = daha düşük WER) genel geçer kabul edilmiş, mutlak değer ise veri kümesine bağlı bir gösterge olarak değerlendirilmiştir. Ayrıca mutlak WER değerlerinin yüksekliği (~%65), CHiME-6'nın gürültülü/uzak alan koşulları, akış kipinin gerçek zamanlı kısıtı ve konuşmacıdan </w:t>
+      </w:r>
+      <w:r>
+        <w:rPr>
+          <w:noProof w:val="0"/>
+        </w:rPr>
         <w:lastRenderedPageBreak/>
-        <w:t>Tartışma</w:t>
-      </w:r>
-      <w:bookmarkEnd w:id="134"/>
-    </w:p>
-    <w:p>
-      <w:pPr>
-        <w:pStyle w:val="GOVDE"/>
-      </w:pPr>
-      <w:r>
-        <w:t>Elde edilen sonuçlar, 1. Bölüm'de belirlenen ölçülebilir hedefler (WER &lt; %15, BLEU &gt; 40, DER &lt; %25, 1–2 s gecikme) çerçevesinde değerlendirilmelidir. Sonuçlar yorumlanırken iki nokta belirleyicidir. Birincisi, sistemin gerçek zamanlı bir kısıt altında çalışmasıdır; literatürdeki birçok sayı, geleceğe ve geçmişe bakabilen çevrimdışı sistemlerden elde edilmiştir; dolayısıyla karşılaştırma, "gerçek zamanlı kısıt altında bu aralığa yakınlık" çerçevesinde yapılmalıdır. İkincisi, transkripsiyonda kaynak tüketimi düşük olan whisper-small modelinin tercih edilmesidir; bu seçim, daha büyük modellere kıyasla bir miktar daha yüksek WER pahasına gerçek zamanlı çalışmayı mümkün kılar.</w:t>
-      </w:r>
-    </w:p>
-    <w:p>
-      <w:pPr>
-        <w:pStyle w:val="GOVDE"/>
-      </w:pPr>
-      <w:r>
-        <w:t>Çalışmanın asıl katkısı, ham pyannote ardışık düzenine eklenen gerçek zamanlı konuşmacı takip katmanında somutlaşır. Bu nedenle Çizelge 5.3'te ham pyannote ile bu çalışmanın takip katmanı yan yana raporlanarak, parçalar arası kimlik tutarlılığını sağlayan tasarımın katkısı doğrudan görünür kılınmıştır. Çeviri tarafında ise kademeli mimarinin sağladığı esneklik, çevrimiçi yüksek kalite (DeepL) ile çevrimdışı bağımsızlık (yerel NLLB-200) arasında bir denge sunmaktadır.</w:t>
-      </w:r>
-    </w:p>
-    <w:p>
-      <w:pPr>
-        <w:pStyle w:val="GOVDE"/>
-        <w:rPr>
-          <w:noProof w:val="0"/>
-        </w:rPr>
-      </w:pPr>
-      <w:r>
-        <w:rPr>
-          <w:noProof w:val="0"/>
-        </w:rPr>
-        <w:t>Ses etkinliği tespiti</w:t>
-      </w:r>
-      <w:r>
-        <w:rPr>
-          <w:noProof w:val="0"/>
-        </w:rPr>
-        <w:t xml:space="preserve"> parametre taraması, sistemin akış kipindeki transkripsiyon başarımının büyük ölçüde </w:t>
-      </w:r>
-      <w:proofErr w:type="spellStart"/>
-      <w:r>
-        <w:rPr>
-          <w:noProof w:val="0"/>
-        </w:rPr>
-        <w:t>Silero</w:t>
-      </w:r>
-      <w:proofErr w:type="spellEnd"/>
-      <w:r>
-        <w:rPr>
-          <w:noProof w:val="0"/>
-        </w:rPr>
-        <w:t xml:space="preserve"> güven eşiğine bağlı olduğunu ortaya koymuştur (Şekil 5.1). Bu bulgu, Çizelge </w:t>
-      </w:r>
-      <w:r>
-        <w:rPr>
-          <w:noProof w:val="0"/>
-        </w:rPr>
-        <w:t>4.2</w:t>
-      </w:r>
-      <w:r>
-        <w:rPr>
-          <w:noProof w:val="0"/>
-        </w:rPr>
-        <w:t xml:space="preserve">'de verilen varsayılan VAD parametrelerinin gözden geçirilmesi için bir temel sağlar; ancak taramanın CHiME-6 </w:t>
-      </w:r>
-      <w:proofErr w:type="spellStart"/>
-      <w:r>
-        <w:rPr>
-          <w:noProof w:val="0"/>
-        </w:rPr>
-        <w:t>worn</w:t>
-      </w:r>
-      <w:proofErr w:type="spellEnd"/>
-      <w:r>
-        <w:rPr>
-          <w:noProof w:val="0"/>
-        </w:rPr>
-        <w:t xml:space="preserve"> (yakın mikrofon) verisi üzerinde yapıldığı, sistemin asıl hedef girdisi olan canlı sistem sesi/çevrim içi video sesinde mutlak </w:t>
-      </w:r>
-      <w:proofErr w:type="gramStart"/>
-      <w:r>
-        <w:rPr>
-          <w:noProof w:val="0"/>
-        </w:rPr>
-        <w:t>optimumun</w:t>
-      </w:r>
-      <w:proofErr w:type="gramEnd"/>
-      <w:r>
-        <w:rPr>
-          <w:noProof w:val="0"/>
-        </w:rPr>
-        <w:t xml:space="preserve"> bir miktar kayabileceği unutulmamalıdır. Bu nedenle gözlemlenen eğilim (yüksek eşik = daha temiz parçalar = daha düşük WER) genel geçer kabul edilmiş, mutlak değer ise veri kümesine bağlı bir gösterge olarak değerlendirilmiştir. Ayrıca mutlak WER değerlerinin yüksekliği (~%65), CHiME-6'nın gürültülü/uzak alan koşulları, akış kipinin gerçek zamanlı </w:t>
-      </w:r>
-      <w:proofErr w:type="spellStart"/>
-      <w:r>
-        <w:rPr>
-          <w:noProof w:val="0"/>
-        </w:rPr>
-        <w:t>kısıtı</w:t>
-      </w:r>
-      <w:proofErr w:type="spellEnd"/>
-      <w:r>
-        <w:rPr>
-          <w:noProof w:val="0"/>
-        </w:rPr>
-        <w:t xml:space="preserve"> ve konuşmacıdan bağımsız küresel WER ölçümünden kaynaklanmaktadır; dolayısıyla buradaki anlamlı çıktı, parametre </w:t>
-      </w:r>
-      <w:proofErr w:type="gramStart"/>
-      <w:r>
-        <w:rPr>
-          <w:noProof w:val="0"/>
-        </w:rPr>
-        <w:t>kombinasyonları</w:t>
-      </w:r>
-      <w:proofErr w:type="gramEnd"/>
-      <w:r>
-        <w:rPr>
-          <w:noProof w:val="0"/>
-        </w:rPr>
-        <w:t xml:space="preserve"> arasındaki göreli farktır.</w:t>
+        <w:t>bağımsız küresel WER ölçümünden kaynaklanmaktadır; dolayısıyla buradaki anlamlı çıktı, parametre kombinasyonları arasındaki göreli farktır.</w:t>
       </w:r>
     </w:p>
     <w:p>
@@ -23563,10 +22930,10 @@
           <w:lang w:val="en-US"/>
         </w:rPr>
       </w:pPr>
-      <w:bookmarkStart w:id="135" w:name="_Toc190755333"/>
-      <w:bookmarkStart w:id="136" w:name="_Toc190755911"/>
-      <w:bookmarkStart w:id="137" w:name="_Toc224357622"/>
-      <w:bookmarkStart w:id="138" w:name="_Toc232684058"/>
+      <w:bookmarkStart w:id="134" w:name="_Toc190755333"/>
+      <w:bookmarkStart w:id="135" w:name="_Toc190755911"/>
+      <w:bookmarkStart w:id="136" w:name="_Toc224357622"/>
+      <w:bookmarkStart w:id="137" w:name="_Toc232684058"/>
       <w:r>
         <w:rPr>
           <w:lang w:val="en-US"/>
@@ -23577,61 +22944,61 @@
       <w:r>
         <w:t>ÖNERİLER</w:t>
       </w:r>
+      <w:bookmarkEnd w:id="134"/>
       <w:bookmarkEnd w:id="135"/>
       <w:bookmarkEnd w:id="136"/>
       <w:bookmarkEnd w:id="137"/>
+    </w:p>
+    <w:p>
+      <w:pPr>
+        <w:pStyle w:val="GOVDE"/>
+        <w:rPr>
+          <w:lang w:val="en-US"/>
+        </w:rPr>
+      </w:pPr>
+      <w:bookmarkStart w:id="138" w:name="_Toc190755334"/>
+      <w:bookmarkStart w:id="139" w:name="_Toc190755912"/>
+      <w:bookmarkStart w:id="140" w:name="_Toc224357623"/>
+      <w:r>
+        <w:rPr>
+          <w:noProof w:val="0"/>
+        </w:rPr>
+        <w:t>Bu çalışma</w:t>
+      </w:r>
+      <w:r>
+        <w:rPr>
+          <w:noProof w:val="0"/>
+        </w:rPr>
+        <w:t xml:space="preserve"> kapsamında </w:t>
+      </w:r>
+      <w:r>
+        <w:rPr>
+          <w:noProof w:val="0"/>
+        </w:rPr>
+        <w:t>çoklu konuşmacılı video ve canlı yayınlardan alınan sesi düşük gecikmeyle metne döken, konuşmacıları birbirinden ayıran, hedef dile çeviren ve sonucu konuşmacıya özgü renklerle altyazı olarak sunan, özgün ve bütünleşik bir gerçek zamanlı sistem tasarlanmış ve gerçekleştirilmiştir. Bu bölümde, elde edilen sonuçlar ve çalışmanın özgün katkıları özetlenmekte, sistemin sınırlılıkları tartışılmakta ve gelecekte yapılabilecek çalışmalar için öneriler sunulmaktadır.</w:t>
+      </w:r>
       <w:bookmarkEnd w:id="138"/>
-    </w:p>
-    <w:p>
-      <w:pPr>
-        <w:pStyle w:val="GOVDE"/>
-        <w:rPr>
-          <w:lang w:val="en-US"/>
-        </w:rPr>
-      </w:pPr>
-      <w:bookmarkStart w:id="139" w:name="_Toc190755334"/>
-      <w:bookmarkStart w:id="140" w:name="_Toc190755912"/>
-      <w:bookmarkStart w:id="141" w:name="_Toc224357623"/>
-      <w:r>
-        <w:rPr>
-          <w:noProof w:val="0"/>
-        </w:rPr>
-        <w:t>Bu çalışma</w:t>
-      </w:r>
-      <w:r>
-        <w:rPr>
-          <w:noProof w:val="0"/>
-        </w:rPr>
-        <w:t xml:space="preserve"> kapsamında </w:t>
-      </w:r>
-      <w:r>
-        <w:rPr>
-          <w:noProof w:val="0"/>
-        </w:rPr>
-        <w:t>çoklu konuşmacılı video ve canlı yayınlardan alınan sesi düşük gecikmeyle metne döken, konuşmacıları birbirinden ayıran, hedef dile çeviren ve sonucu konuşmacıya özgü renklerle altyazı olarak sunan, özgün ve bütünleşik bir gerçek zamanlı sistem tasarlanmış ve gerçekleştirilmiştir. Bu bölümde, elde edilen sonuçlar ve çalışmanın özgün katkıları özetlenmekte, sistemin sınırlılıkları tartışılmakta ve gelecekte yapılabilecek çalışmalar için öneriler sunulmaktadır.</w:t>
-      </w:r>
       <w:bookmarkEnd w:id="139"/>
       <w:bookmarkEnd w:id="140"/>
+    </w:p>
+    <w:p>
+      <w:pPr>
+        <w:pStyle w:val="Balk2"/>
+        <w:rPr>
+          <w:lang w:val="en-US"/>
+        </w:rPr>
+      </w:pPr>
+      <w:bookmarkStart w:id="141" w:name="_Toc232684059"/>
+      <w:r>
+        <w:rPr>
+          <w:lang w:val="en-US"/>
+        </w:rPr>
+        <w:t>Sonuçlar ve Katkılar</w:t>
+      </w:r>
       <w:bookmarkEnd w:id="141"/>
     </w:p>
     <w:p>
       <w:pPr>
-        <w:pStyle w:val="Balk2"/>
-        <w:rPr>
-          <w:lang w:val="en-US"/>
-        </w:rPr>
-      </w:pPr>
-      <w:bookmarkStart w:id="142" w:name="_Toc232684059"/>
-      <w:r>
-        <w:rPr>
-          <w:lang w:val="en-US"/>
-        </w:rPr>
-        <w:t>Sonuçlar ve Katkılar</w:t>
-      </w:r>
-      <w:bookmarkEnd w:id="142"/>
-    </w:p>
-    <w:p>
-      <w:pPr>
         <w:pStyle w:val="GOVDE"/>
         <w:rPr>
           <w:noProof w:val="0"/>
@@ -23641,161 +23008,21 @@
         <w:rPr>
           <w:noProof w:val="0"/>
         </w:rPr>
-        <w:t xml:space="preserve">Çalışma kapsamında, ses etkinliği tespiti, transkripsiyon, konuşmacı ayrıştırma ve çeviri modüllerini uçtan uca birleştiren işlevsel bir </w:t>
-      </w:r>
-      <w:proofErr w:type="gramStart"/>
-      <w:r>
+        <w:t>Çalışma kapsamında, ses etkinliği tespiti, transkripsiyon, konuşmacı ayrıştırma ve çeviri modüllerini uçtan uca birleştiren işlevsel bir prototip geliştirilmiştir. Sistem, sistem sesini WASAPI loopback üzerinden ek donanım gerektirmeden yakalayabilmekte ve dört aşamalı işleme hattını, gecikmeyi gizlemek üzere çok iş parçacıklı bir kuyruk yapısında eş zamanlı yürütebilmektedir. Geliştirilen sistem, 5. Bölüm'de tanıtılan standart veri kümeleri ve metrikler üzerinde, gerçek zamanlı çalışma kısıtı korunarak değerlendirilmiştir.</w:t>
+      </w:r>
+    </w:p>
+    <w:p>
+      <w:pPr>
+        <w:pStyle w:val="GOVDE"/>
         <w:rPr>
           <w:noProof w:val="0"/>
         </w:rPr>
-        <w:t>prototip</w:t>
-      </w:r>
-      <w:proofErr w:type="gramEnd"/>
+      </w:pPr>
       <w:r>
         <w:rPr>
           <w:noProof w:val="0"/>
         </w:rPr>
-        <w:t xml:space="preserve"> geliştirilmiştir. Sistem, sistem sesini WASAPI </w:t>
-      </w:r>
-      <w:proofErr w:type="spellStart"/>
-      <w:r>
-        <w:rPr>
-          <w:noProof w:val="0"/>
-        </w:rPr>
-        <w:t>loopback</w:t>
-      </w:r>
-      <w:proofErr w:type="spellEnd"/>
-      <w:r>
-        <w:rPr>
-          <w:noProof w:val="0"/>
-        </w:rPr>
-        <w:t xml:space="preserve"> üzerinden ek donanım gerektirmeden yakalayabilmekte ve dört aşamalı işleme hattını, gecikmeyi gizlemek üzere çok iş parçacıklı bir kuyruk yapısında eş zamanlı yürütebilmektedir. Geliştirilen sistem, 5. </w:t>
-      </w:r>
-      <w:proofErr w:type="spellStart"/>
-      <w:r>
-        <w:rPr>
-          <w:noProof w:val="0"/>
-        </w:rPr>
-        <w:t>Bölüm'de</w:t>
-      </w:r>
-      <w:proofErr w:type="spellEnd"/>
-      <w:r>
-        <w:rPr>
-          <w:noProof w:val="0"/>
-        </w:rPr>
-        <w:t xml:space="preserve"> tanıtılan standart veri kümeleri ve metrikler üzerinde, gerçek zamanlı çalışma </w:t>
-      </w:r>
-      <w:proofErr w:type="spellStart"/>
-      <w:r>
-        <w:rPr>
-          <w:noProof w:val="0"/>
-        </w:rPr>
-        <w:t>kısıtı</w:t>
-      </w:r>
-      <w:proofErr w:type="spellEnd"/>
-      <w:r>
-        <w:rPr>
-          <w:noProof w:val="0"/>
-        </w:rPr>
-        <w:t xml:space="preserve"> korunarak değerlendirilmiştir.</w:t>
-      </w:r>
-    </w:p>
-    <w:p>
-      <w:pPr>
-        <w:pStyle w:val="GOVDE"/>
-        <w:rPr>
-          <w:noProof w:val="0"/>
-        </w:rPr>
-      </w:pPr>
-      <w:r>
-        <w:rPr>
-          <w:noProof w:val="0"/>
-        </w:rPr>
-        <w:t xml:space="preserve">Çalışmanın </w:t>
-      </w:r>
-      <w:proofErr w:type="gramStart"/>
-      <w:r>
-        <w:rPr>
-          <w:noProof w:val="0"/>
-        </w:rPr>
-        <w:t>literatüre</w:t>
-      </w:r>
-      <w:proofErr w:type="gramEnd"/>
-      <w:r>
-        <w:rPr>
-          <w:noProof w:val="0"/>
-        </w:rPr>
-        <w:t xml:space="preserve"> başlıca özgün katkıları şu şekilde özetlenebilir. Birincisi ve en önemlisi, bağımsız olarak geliştirilmiş yüksek başarımlı </w:t>
-      </w:r>
-      <w:proofErr w:type="gramStart"/>
-      <w:r>
-        <w:rPr>
-          <w:noProof w:val="0"/>
-        </w:rPr>
-        <w:t>modüllerin</w:t>
-      </w:r>
-      <w:proofErr w:type="gramEnd"/>
-      <w:r>
-        <w:rPr>
-          <w:noProof w:val="0"/>
-        </w:rPr>
-        <w:t xml:space="preserve">, hata yayılımını ve gecikmeyi en aza indirecek bir sıralamayla tek bir gerçek zamanlı hatta birleştirilmesidir; konuşmacı ayrıştırmanın çeviriden önce uygulanması ve her konuşmacının ayrı bir akış olarak işlenmesi, bu tasarımın merkezindedir. İkincisi, </w:t>
-      </w:r>
-      <w:proofErr w:type="spellStart"/>
-      <w:r>
-        <w:rPr>
-          <w:noProof w:val="0"/>
-        </w:rPr>
-        <w:t>pyannote</w:t>
-      </w:r>
-      <w:proofErr w:type="spellEnd"/>
-      <w:r>
-        <w:rPr>
-          <w:noProof w:val="0"/>
-        </w:rPr>
-        <w:t xml:space="preserve"> ardışık düzeninin parçalar arasında konuşmacı kimliğini koruyamaması sorununu çözen özgün konuşmacı takip mekanizmasıdır (ısınma temelli başlatma, </w:t>
-      </w:r>
-      <w:proofErr w:type="spellStart"/>
-      <w:r>
-        <w:rPr>
-          <w:noProof w:val="0"/>
-        </w:rPr>
-        <w:t>embedding</w:t>
-      </w:r>
-      <w:proofErr w:type="spellEnd"/>
-      <w:r>
-        <w:rPr>
-          <w:noProof w:val="0"/>
-        </w:rPr>
-        <w:t xml:space="preserve"> tabanlı eşleme, yeni konuşmacılar için onay tamponu ve etiket yumuşatma). Üçüncüsü, </w:t>
-      </w:r>
-      <w:proofErr w:type="spellStart"/>
-      <w:r>
-        <w:rPr>
-          <w:noProof w:val="0"/>
-        </w:rPr>
-        <w:t>Whisper'ın</w:t>
-      </w:r>
-      <w:proofErr w:type="spellEnd"/>
-      <w:r>
-        <w:rPr>
-          <w:noProof w:val="0"/>
-        </w:rPr>
-        <w:t xml:space="preserve"> tek bir </w:t>
-      </w:r>
-      <w:proofErr w:type="spellStart"/>
-      <w:r>
-        <w:rPr>
-          <w:noProof w:val="0"/>
-        </w:rPr>
-        <w:t>segmentte</w:t>
-      </w:r>
-      <w:proofErr w:type="spellEnd"/>
-      <w:r>
-        <w:rPr>
-          <w:noProof w:val="0"/>
-        </w:rPr>
-        <w:t xml:space="preserve"> birleştirdiği farklı konuşmacılara ait sözcükleri, kelime düzeyi zaman damgalarıyla gerçek konuşmacı değişim noktasından ayıran kelime düzeyinde eşleme yaklaşımıdır. Dördüncüsü, çevrimiçi yüksek kalite ile çevrimdışı bağımsızlığı dengeleyen kademeli çeviri mimarisidir.</w:t>
+        <w:t>Çalışmanın literatüre başlıca özgün katkıları şu şekilde özetlenebilir. Birincisi ve en önemlisi, bağımsız olarak geliştirilmiş yüksek başarımlı modüllerin, hata yayılımını ve gecikmeyi en aza indirecek bir sıralamayla tek bir gerçek zamanlı hatta birleştirilmesidir; konuşmacı ayrıştırmanın çeviriden önce uygulanması ve her konuşmacının ayrı bir akış olarak işlenmesi, bu tasarımın merkezindedir. İkincisi, pyannote ardışık düzeninin parçalar arasında konuşmacı kimliğini koruyamaması sorununu çözen özgün konuşmacı takip mekanizmasıdır (ısınma temelli başlatma, embedding tabanlı eşleme, yeni konuşmacılar için onay tamponu ve etiket yumuşatma). Üçüncüsü, Whisper'ın tek bir segmentte birleştirdiği farklı konuşmacılara ait sözcükleri, kelime düzeyi zaman damgalarıyla gerçek konuşmacı değişim noktasından ayıran kelime düzeyinde eşleme yaklaşımıdır. Dördüncüsü, çevrimiçi yüksek kalite ile çevrimdışı bağımsızlığı dengeleyen kademeli çeviri mimarisidir.</w:t>
       </w:r>
     </w:p>
     <w:p>
@@ -23812,1318 +23039,68 @@
           <w:lang w:val="en-US"/>
         </w:rPr>
         <w:lastRenderedPageBreak/>
-        <w:t xml:space="preserve">Deneysel </w:t>
-      </w:r>
-      <w:proofErr w:type="spellStart"/>
+        <w:t xml:space="preserve">Deneysel sonuçlar genel olarak değerlendirildiğinde, sistemin temiz konuşma koşullarında transkripsiyon doğruluğu ve gerçek zamanlılık hedeflerini karşıladığı, çok konuşmacılı ve gürültülü koşullarda ise doğruluk ile gecikme arasında doğal bir ödünleşim bulunduğu görülmektedir. LibriSpeech sonuçları ASR katmanının güçlü olduğunu, FLORES-200 sonuçları çeviri katmanının çevrimiçi ve çevrimdışı seçenekler arasında esnek bir denge sunduğunu, </w:t>
+      </w:r>
       <w:r>
         <w:rPr>
           <w:noProof w:val="0"/>
           <w:lang w:val="en-US"/>
         </w:rPr>
-        <w:t>sonuçlar</w:t>
-      </w:r>
-      <w:proofErr w:type="spellEnd"/>
+        <w:t>Ses etkinliği tespiti</w:t>
+      </w:r>
       <w:r>
         <w:rPr>
           <w:noProof w:val="0"/>
           <w:lang w:val="en-US"/>
         </w:rPr>
+        <w:t xml:space="preserve"> taraması ise sistem başarımının parça sınırlarının kalitesine yüksek ölçüde bağlı olduğunu göstermektedir. AMI ve CHiME-6 sonuçları, çok konuşmacılı gerçek dünya seslerinde konuşmacı ayrıştırmanın hâlâ sistemin en zorlayıcı bileşeni olduğunu ortaya koymaktadır.</w:t>
+      </w:r>
+    </w:p>
+    <w:p>
+      <w:pPr>
+        <w:pStyle w:val="Balk2"/>
+      </w:pPr>
+      <w:bookmarkStart w:id="142" w:name="_Toc232684060"/>
+      <w:r>
+        <w:t>Sınırlılıklar</w:t>
+      </w:r>
+      <w:bookmarkEnd w:id="142"/>
+    </w:p>
+    <w:p>
+      <w:pPr>
+        <w:pStyle w:val="GOVDE"/>
+        <w:rPr>
+          <w:lang w:val="en-GB"/>
+        </w:rPr>
+      </w:pPr>
+      <w:r>
+        <w:rPr>
+          <w:lang w:val="en-GB"/>
+        </w:rPr>
+        <w:t>Sistemin birtakım sınırlılıkları bulunmaktadır. Gerçek zamanlı çalışma kısıtı nedeniyle, kaynak tüketimi düşük olan whisper-small modeli tercih edilmiş; bu seçim, daha büyük modellere kıyasla bir miktar daha yüksek kelime hata oranı pahasına gecikmenin denetim altında tutulmasını sağlamıştır. Konuşmacı ayrıştırmanın doğası gereği, başlangıçtaki ısınma süresi boyunca konuşmacı etiketleri kesinleşmemekte ve bu süre başarıma dâhil edilmektedir. Sistem, eş zamanlı ve üst üste binen konuşmaların</w:t>
+      </w:r>
+      <w:r>
+        <w:rPr>
+          <w:lang w:val="en-GB"/>
+        </w:rPr>
         <w:t xml:space="preserve"> </w:t>
       </w:r>
-      <w:proofErr w:type="spellStart"/>
-      <w:r>
-        <w:rPr>
-          <w:noProof w:val="0"/>
-          <w:lang w:val="en-US"/>
-        </w:rPr>
-        <w:t>genel</w:t>
-      </w:r>
-      <w:proofErr w:type="spellEnd"/>
-      <w:r>
-        <w:rPr>
-          <w:noProof w:val="0"/>
-          <w:lang w:val="en-US"/>
-        </w:rPr>
-        <w:t xml:space="preserve"> </w:t>
-      </w:r>
-      <w:proofErr w:type="spellStart"/>
-      <w:r>
-        <w:rPr>
-          <w:noProof w:val="0"/>
-          <w:lang w:val="en-US"/>
-        </w:rPr>
-        <w:t>olarak</w:t>
-      </w:r>
-      <w:proofErr w:type="spellEnd"/>
-      <w:r>
-        <w:rPr>
-          <w:noProof w:val="0"/>
-          <w:lang w:val="en-US"/>
-        </w:rPr>
-        <w:t xml:space="preserve"> </w:t>
-      </w:r>
-      <w:proofErr w:type="spellStart"/>
-      <w:r>
-        <w:rPr>
-          <w:noProof w:val="0"/>
-          <w:lang w:val="en-US"/>
-        </w:rPr>
-        <w:t>değerlendirildiğinde</w:t>
-      </w:r>
-      <w:proofErr w:type="spellEnd"/>
-      <w:r>
-        <w:rPr>
-          <w:noProof w:val="0"/>
-          <w:lang w:val="en-US"/>
-        </w:rPr>
-        <w:t xml:space="preserve">, </w:t>
-      </w:r>
-      <w:proofErr w:type="spellStart"/>
-      <w:r>
-        <w:rPr>
-          <w:noProof w:val="0"/>
-          <w:lang w:val="en-US"/>
-        </w:rPr>
-        <w:t>sistemin</w:t>
-      </w:r>
-      <w:proofErr w:type="spellEnd"/>
-      <w:r>
-        <w:rPr>
-          <w:noProof w:val="0"/>
-          <w:lang w:val="en-US"/>
-        </w:rPr>
-        <w:t xml:space="preserve"> </w:t>
-      </w:r>
-      <w:proofErr w:type="spellStart"/>
-      <w:r>
-        <w:rPr>
-          <w:noProof w:val="0"/>
-          <w:lang w:val="en-US"/>
-        </w:rPr>
-        <w:t>temiz</w:t>
-      </w:r>
-      <w:proofErr w:type="spellEnd"/>
-      <w:r>
-        <w:rPr>
-          <w:noProof w:val="0"/>
-          <w:lang w:val="en-US"/>
-        </w:rPr>
-        <w:t xml:space="preserve"> </w:t>
-      </w:r>
-      <w:proofErr w:type="spellStart"/>
-      <w:r>
-        <w:rPr>
-          <w:noProof w:val="0"/>
-          <w:lang w:val="en-US"/>
-        </w:rPr>
-        <w:t>konuşma</w:t>
-      </w:r>
-      <w:proofErr w:type="spellEnd"/>
-      <w:r>
-        <w:rPr>
-          <w:noProof w:val="0"/>
-          <w:lang w:val="en-US"/>
-        </w:rPr>
-        <w:t xml:space="preserve"> </w:t>
-      </w:r>
-      <w:proofErr w:type="spellStart"/>
-      <w:r>
-        <w:rPr>
-          <w:noProof w:val="0"/>
-          <w:lang w:val="en-US"/>
-        </w:rPr>
-        <w:t>koşullarında</w:t>
-      </w:r>
-      <w:proofErr w:type="spellEnd"/>
-      <w:r>
-        <w:rPr>
-          <w:noProof w:val="0"/>
-          <w:lang w:val="en-US"/>
-        </w:rPr>
-        <w:t xml:space="preserve"> </w:t>
-      </w:r>
-      <w:proofErr w:type="spellStart"/>
-      <w:r>
-        <w:rPr>
-          <w:noProof w:val="0"/>
-          <w:lang w:val="en-US"/>
-        </w:rPr>
-        <w:t>transkripsiyon</w:t>
-      </w:r>
-      <w:proofErr w:type="spellEnd"/>
-      <w:r>
-        <w:rPr>
-          <w:noProof w:val="0"/>
-          <w:lang w:val="en-US"/>
-        </w:rPr>
-        <w:t xml:space="preserve"> </w:t>
-      </w:r>
-      <w:proofErr w:type="spellStart"/>
-      <w:r>
-        <w:rPr>
-          <w:noProof w:val="0"/>
-          <w:lang w:val="en-US"/>
-        </w:rPr>
-        <w:t>doğruluğu</w:t>
-      </w:r>
-      <w:proofErr w:type="spellEnd"/>
-      <w:r>
-        <w:rPr>
-          <w:noProof w:val="0"/>
-          <w:lang w:val="en-US"/>
-        </w:rPr>
-        <w:t xml:space="preserve"> </w:t>
-      </w:r>
-      <w:proofErr w:type="spellStart"/>
-      <w:r>
-        <w:rPr>
-          <w:noProof w:val="0"/>
-          <w:lang w:val="en-US"/>
-        </w:rPr>
-        <w:t>ve</w:t>
-      </w:r>
-      <w:proofErr w:type="spellEnd"/>
-      <w:r>
-        <w:rPr>
-          <w:noProof w:val="0"/>
-          <w:lang w:val="en-US"/>
-        </w:rPr>
-        <w:t xml:space="preserve"> </w:t>
-      </w:r>
-      <w:proofErr w:type="spellStart"/>
-      <w:r>
-        <w:rPr>
-          <w:noProof w:val="0"/>
-          <w:lang w:val="en-US"/>
-        </w:rPr>
-        <w:t>gerçek</w:t>
-      </w:r>
-      <w:proofErr w:type="spellEnd"/>
-      <w:r>
-        <w:rPr>
-          <w:noProof w:val="0"/>
-          <w:lang w:val="en-US"/>
-        </w:rPr>
-        <w:t xml:space="preserve"> </w:t>
-      </w:r>
-      <w:proofErr w:type="spellStart"/>
-      <w:r>
-        <w:rPr>
-          <w:noProof w:val="0"/>
-          <w:lang w:val="en-US"/>
-        </w:rPr>
-        <w:t>zamanlılık</w:t>
-      </w:r>
-      <w:proofErr w:type="spellEnd"/>
-      <w:r>
-        <w:rPr>
-          <w:noProof w:val="0"/>
-          <w:lang w:val="en-US"/>
-        </w:rPr>
-        <w:t xml:space="preserve"> </w:t>
-      </w:r>
-      <w:proofErr w:type="spellStart"/>
-      <w:r>
-        <w:rPr>
-          <w:noProof w:val="0"/>
-          <w:lang w:val="en-US"/>
-        </w:rPr>
-        <w:t>hedeflerini</w:t>
-      </w:r>
-      <w:proofErr w:type="spellEnd"/>
-      <w:r>
-        <w:rPr>
-          <w:noProof w:val="0"/>
-          <w:lang w:val="en-US"/>
-        </w:rPr>
-        <w:t xml:space="preserve"> </w:t>
-      </w:r>
-      <w:proofErr w:type="spellStart"/>
-      <w:r>
-        <w:rPr>
-          <w:noProof w:val="0"/>
-          <w:lang w:val="en-US"/>
-        </w:rPr>
-        <w:t>karşıladığı</w:t>
-      </w:r>
-      <w:proofErr w:type="spellEnd"/>
-      <w:r>
-        <w:rPr>
-          <w:noProof w:val="0"/>
-          <w:lang w:val="en-US"/>
-        </w:rPr>
-        <w:t xml:space="preserve">, </w:t>
-      </w:r>
-      <w:proofErr w:type="spellStart"/>
-      <w:r>
-        <w:rPr>
-          <w:noProof w:val="0"/>
-          <w:lang w:val="en-US"/>
-        </w:rPr>
-        <w:t>çok</w:t>
-      </w:r>
-      <w:proofErr w:type="spellEnd"/>
-      <w:r>
-        <w:rPr>
-          <w:noProof w:val="0"/>
-          <w:lang w:val="en-US"/>
-        </w:rPr>
-        <w:t xml:space="preserve"> </w:t>
-      </w:r>
-      <w:proofErr w:type="spellStart"/>
-      <w:r>
-        <w:rPr>
-          <w:noProof w:val="0"/>
-          <w:lang w:val="en-US"/>
-        </w:rPr>
-        <w:t>konuşmacılı</w:t>
-      </w:r>
-      <w:proofErr w:type="spellEnd"/>
-      <w:r>
-        <w:rPr>
-          <w:noProof w:val="0"/>
-          <w:lang w:val="en-US"/>
-        </w:rPr>
-        <w:t xml:space="preserve"> </w:t>
-      </w:r>
-      <w:proofErr w:type="spellStart"/>
-      <w:r>
-        <w:rPr>
-          <w:noProof w:val="0"/>
-          <w:lang w:val="en-US"/>
-        </w:rPr>
-        <w:t>ve</w:t>
-      </w:r>
-      <w:proofErr w:type="spellEnd"/>
-      <w:r>
-        <w:rPr>
-          <w:noProof w:val="0"/>
-          <w:lang w:val="en-US"/>
-        </w:rPr>
-        <w:t xml:space="preserve"> </w:t>
-      </w:r>
-      <w:proofErr w:type="spellStart"/>
-      <w:r>
-        <w:rPr>
-          <w:noProof w:val="0"/>
-          <w:lang w:val="en-US"/>
-        </w:rPr>
-        <w:t>gürültülü</w:t>
-      </w:r>
-      <w:proofErr w:type="spellEnd"/>
-      <w:r>
-        <w:rPr>
-          <w:noProof w:val="0"/>
-          <w:lang w:val="en-US"/>
-        </w:rPr>
-        <w:t xml:space="preserve"> </w:t>
-      </w:r>
-      <w:proofErr w:type="spellStart"/>
-      <w:r>
-        <w:rPr>
-          <w:noProof w:val="0"/>
-          <w:lang w:val="en-US"/>
-        </w:rPr>
-        <w:t>koşullarda</w:t>
-      </w:r>
-      <w:proofErr w:type="spellEnd"/>
-      <w:r>
-        <w:rPr>
-          <w:noProof w:val="0"/>
-          <w:lang w:val="en-US"/>
-        </w:rPr>
-        <w:t xml:space="preserve"> </w:t>
-      </w:r>
-      <w:proofErr w:type="spellStart"/>
-      <w:r>
-        <w:rPr>
-          <w:noProof w:val="0"/>
-          <w:lang w:val="en-US"/>
-        </w:rPr>
-        <w:t>ise</w:t>
-      </w:r>
-      <w:proofErr w:type="spellEnd"/>
-      <w:r>
-        <w:rPr>
-          <w:noProof w:val="0"/>
-          <w:lang w:val="en-US"/>
-        </w:rPr>
-        <w:t xml:space="preserve"> </w:t>
-      </w:r>
-      <w:proofErr w:type="spellStart"/>
-      <w:r>
-        <w:rPr>
-          <w:noProof w:val="0"/>
-          <w:lang w:val="en-US"/>
-        </w:rPr>
-        <w:t>doğruluk</w:t>
-      </w:r>
-      <w:proofErr w:type="spellEnd"/>
-      <w:r>
-        <w:rPr>
-          <w:noProof w:val="0"/>
-          <w:lang w:val="en-US"/>
-        </w:rPr>
-        <w:t xml:space="preserve"> </w:t>
-      </w:r>
-      <w:proofErr w:type="spellStart"/>
-      <w:r>
-        <w:rPr>
-          <w:noProof w:val="0"/>
-          <w:lang w:val="en-US"/>
-        </w:rPr>
-        <w:t>ile</w:t>
-      </w:r>
-      <w:proofErr w:type="spellEnd"/>
-      <w:r>
-        <w:rPr>
-          <w:noProof w:val="0"/>
-          <w:lang w:val="en-US"/>
-        </w:rPr>
-        <w:t xml:space="preserve"> </w:t>
-      </w:r>
-      <w:proofErr w:type="spellStart"/>
-      <w:r>
-        <w:rPr>
-          <w:noProof w:val="0"/>
-          <w:lang w:val="en-US"/>
-        </w:rPr>
-        <w:t>gecikme</w:t>
-      </w:r>
-      <w:proofErr w:type="spellEnd"/>
-      <w:r>
-        <w:rPr>
-          <w:noProof w:val="0"/>
-          <w:lang w:val="en-US"/>
-        </w:rPr>
-        <w:t xml:space="preserve"> </w:t>
-      </w:r>
-      <w:proofErr w:type="spellStart"/>
-      <w:r>
-        <w:rPr>
-          <w:noProof w:val="0"/>
-          <w:lang w:val="en-US"/>
-        </w:rPr>
-        <w:t>arasında</w:t>
-      </w:r>
-      <w:proofErr w:type="spellEnd"/>
-      <w:r>
-        <w:rPr>
-          <w:noProof w:val="0"/>
-          <w:lang w:val="en-US"/>
-        </w:rPr>
-        <w:t xml:space="preserve"> </w:t>
-      </w:r>
-      <w:proofErr w:type="spellStart"/>
-      <w:r>
-        <w:rPr>
-          <w:noProof w:val="0"/>
-          <w:lang w:val="en-US"/>
-        </w:rPr>
-        <w:t>doğal</w:t>
-      </w:r>
-      <w:proofErr w:type="spellEnd"/>
-      <w:r>
-        <w:rPr>
-          <w:noProof w:val="0"/>
-          <w:lang w:val="en-US"/>
-        </w:rPr>
-        <w:t xml:space="preserve"> </w:t>
-      </w:r>
-      <w:proofErr w:type="spellStart"/>
-      <w:r>
-        <w:rPr>
-          <w:noProof w:val="0"/>
-          <w:lang w:val="en-US"/>
-        </w:rPr>
-        <w:t>bir</w:t>
-      </w:r>
-      <w:proofErr w:type="spellEnd"/>
-      <w:r>
-        <w:rPr>
-          <w:noProof w:val="0"/>
-          <w:lang w:val="en-US"/>
-        </w:rPr>
-        <w:t xml:space="preserve"> </w:t>
-      </w:r>
-      <w:proofErr w:type="spellStart"/>
-      <w:r>
-        <w:rPr>
-          <w:noProof w:val="0"/>
-          <w:lang w:val="en-US"/>
-        </w:rPr>
-        <w:t>ödünleşim</w:t>
-      </w:r>
-      <w:proofErr w:type="spellEnd"/>
-      <w:r>
-        <w:rPr>
-          <w:noProof w:val="0"/>
-          <w:lang w:val="en-US"/>
-        </w:rPr>
-        <w:t xml:space="preserve"> </w:t>
-      </w:r>
-      <w:proofErr w:type="spellStart"/>
-      <w:r>
-        <w:rPr>
-          <w:noProof w:val="0"/>
-          <w:lang w:val="en-US"/>
-        </w:rPr>
-        <w:t>bulunduğu</w:t>
-      </w:r>
-      <w:proofErr w:type="spellEnd"/>
-      <w:r>
-        <w:rPr>
-          <w:noProof w:val="0"/>
-          <w:lang w:val="en-US"/>
-        </w:rPr>
-        <w:t xml:space="preserve"> </w:t>
-      </w:r>
-      <w:proofErr w:type="spellStart"/>
-      <w:r>
-        <w:rPr>
-          <w:noProof w:val="0"/>
-          <w:lang w:val="en-US"/>
-        </w:rPr>
-        <w:t>görülmektedir</w:t>
-      </w:r>
-      <w:proofErr w:type="spellEnd"/>
-      <w:r>
-        <w:rPr>
-          <w:noProof w:val="0"/>
-          <w:lang w:val="en-US"/>
-        </w:rPr>
-        <w:t xml:space="preserve">. </w:t>
-      </w:r>
-      <w:proofErr w:type="spellStart"/>
-      <w:r>
-        <w:rPr>
-          <w:noProof w:val="0"/>
-          <w:lang w:val="en-US"/>
-        </w:rPr>
-        <w:t>LibriSpeech</w:t>
-      </w:r>
-      <w:proofErr w:type="spellEnd"/>
-      <w:r>
-        <w:rPr>
-          <w:noProof w:val="0"/>
-          <w:lang w:val="en-US"/>
-        </w:rPr>
-        <w:t xml:space="preserve"> </w:t>
-      </w:r>
-      <w:proofErr w:type="spellStart"/>
-      <w:r>
-        <w:rPr>
-          <w:noProof w:val="0"/>
-          <w:lang w:val="en-US"/>
-        </w:rPr>
-        <w:t>sonuçları</w:t>
-      </w:r>
-      <w:proofErr w:type="spellEnd"/>
-      <w:r>
-        <w:rPr>
-          <w:noProof w:val="0"/>
-          <w:lang w:val="en-US"/>
-        </w:rPr>
-        <w:t xml:space="preserve"> ASR </w:t>
-      </w:r>
-      <w:proofErr w:type="spellStart"/>
-      <w:r>
-        <w:rPr>
-          <w:noProof w:val="0"/>
-          <w:lang w:val="en-US"/>
-        </w:rPr>
-        <w:t>katmanının</w:t>
-      </w:r>
-      <w:proofErr w:type="spellEnd"/>
-      <w:r>
-        <w:rPr>
-          <w:noProof w:val="0"/>
-          <w:lang w:val="en-US"/>
-        </w:rPr>
-        <w:t xml:space="preserve"> </w:t>
-      </w:r>
-      <w:proofErr w:type="spellStart"/>
-      <w:r>
-        <w:rPr>
-          <w:noProof w:val="0"/>
-          <w:lang w:val="en-US"/>
-        </w:rPr>
-        <w:t>güçlü</w:t>
-      </w:r>
-      <w:proofErr w:type="spellEnd"/>
-      <w:r>
-        <w:rPr>
-          <w:noProof w:val="0"/>
-          <w:lang w:val="en-US"/>
-        </w:rPr>
-        <w:t xml:space="preserve"> </w:t>
-      </w:r>
-      <w:proofErr w:type="spellStart"/>
-      <w:r>
-        <w:rPr>
-          <w:noProof w:val="0"/>
-          <w:lang w:val="en-US"/>
-        </w:rPr>
-        <w:t>olduğunu</w:t>
-      </w:r>
-      <w:proofErr w:type="spellEnd"/>
-      <w:r>
-        <w:rPr>
-          <w:noProof w:val="0"/>
-          <w:lang w:val="en-US"/>
-        </w:rPr>
-        <w:t xml:space="preserve">, FLORES-200 </w:t>
-      </w:r>
-      <w:proofErr w:type="spellStart"/>
-      <w:r>
-        <w:rPr>
-          <w:noProof w:val="0"/>
-          <w:lang w:val="en-US"/>
-        </w:rPr>
-        <w:t>sonuçları</w:t>
-      </w:r>
-      <w:proofErr w:type="spellEnd"/>
-      <w:r>
-        <w:rPr>
-          <w:noProof w:val="0"/>
-          <w:lang w:val="en-US"/>
-        </w:rPr>
-        <w:t xml:space="preserve"> </w:t>
-      </w:r>
-      <w:proofErr w:type="spellStart"/>
-      <w:r>
-        <w:rPr>
-          <w:noProof w:val="0"/>
-          <w:lang w:val="en-US"/>
-        </w:rPr>
-        <w:t>çeviri</w:t>
-      </w:r>
-      <w:proofErr w:type="spellEnd"/>
-      <w:r>
-        <w:rPr>
-          <w:noProof w:val="0"/>
-          <w:lang w:val="en-US"/>
-        </w:rPr>
-        <w:t xml:space="preserve"> </w:t>
-      </w:r>
-      <w:proofErr w:type="spellStart"/>
-      <w:r>
-        <w:rPr>
-          <w:noProof w:val="0"/>
-          <w:lang w:val="en-US"/>
-        </w:rPr>
-        <w:t>katmanının</w:t>
-      </w:r>
-      <w:proofErr w:type="spellEnd"/>
-      <w:r>
-        <w:rPr>
-          <w:noProof w:val="0"/>
-          <w:lang w:val="en-US"/>
-        </w:rPr>
-        <w:t xml:space="preserve"> </w:t>
-      </w:r>
-      <w:proofErr w:type="spellStart"/>
-      <w:r>
-        <w:rPr>
-          <w:noProof w:val="0"/>
-          <w:lang w:val="en-US"/>
-        </w:rPr>
-        <w:t>çevrimiçi</w:t>
-      </w:r>
-      <w:proofErr w:type="spellEnd"/>
-      <w:r>
-        <w:rPr>
-          <w:noProof w:val="0"/>
-          <w:lang w:val="en-US"/>
-        </w:rPr>
-        <w:t xml:space="preserve"> </w:t>
-      </w:r>
-      <w:proofErr w:type="spellStart"/>
-      <w:r>
-        <w:rPr>
-          <w:noProof w:val="0"/>
-          <w:lang w:val="en-US"/>
-        </w:rPr>
-        <w:t>ve</w:t>
-      </w:r>
-      <w:proofErr w:type="spellEnd"/>
-      <w:r>
-        <w:rPr>
-          <w:noProof w:val="0"/>
-          <w:lang w:val="en-US"/>
-        </w:rPr>
-        <w:t xml:space="preserve"> </w:t>
-      </w:r>
-      <w:proofErr w:type="spellStart"/>
-      <w:r>
-        <w:rPr>
-          <w:noProof w:val="0"/>
-          <w:lang w:val="en-US"/>
-        </w:rPr>
-        <w:t>çevrimdışı</w:t>
-      </w:r>
-      <w:proofErr w:type="spellEnd"/>
-      <w:r>
-        <w:rPr>
-          <w:noProof w:val="0"/>
-          <w:lang w:val="en-US"/>
-        </w:rPr>
-        <w:t xml:space="preserve"> </w:t>
-      </w:r>
-      <w:proofErr w:type="spellStart"/>
-      <w:r>
-        <w:rPr>
-          <w:noProof w:val="0"/>
-          <w:lang w:val="en-US"/>
-        </w:rPr>
-        <w:t>seçenekler</w:t>
-      </w:r>
-      <w:proofErr w:type="spellEnd"/>
-      <w:r>
-        <w:rPr>
-          <w:noProof w:val="0"/>
-          <w:lang w:val="en-US"/>
-        </w:rPr>
-        <w:t xml:space="preserve"> </w:t>
-      </w:r>
-      <w:proofErr w:type="spellStart"/>
-      <w:r>
-        <w:rPr>
-          <w:noProof w:val="0"/>
-          <w:lang w:val="en-US"/>
-        </w:rPr>
-        <w:t>arasında</w:t>
-      </w:r>
-      <w:proofErr w:type="spellEnd"/>
-      <w:r>
-        <w:rPr>
-          <w:noProof w:val="0"/>
-          <w:lang w:val="en-US"/>
-        </w:rPr>
-        <w:t xml:space="preserve"> </w:t>
-      </w:r>
-      <w:proofErr w:type="spellStart"/>
-      <w:r>
-        <w:rPr>
-          <w:noProof w:val="0"/>
-          <w:lang w:val="en-US"/>
-        </w:rPr>
-        <w:t>esnek</w:t>
-      </w:r>
-      <w:proofErr w:type="spellEnd"/>
-      <w:r>
-        <w:rPr>
-          <w:noProof w:val="0"/>
-          <w:lang w:val="en-US"/>
-        </w:rPr>
-        <w:t xml:space="preserve"> </w:t>
-      </w:r>
-      <w:proofErr w:type="spellStart"/>
-      <w:r>
-        <w:rPr>
-          <w:noProof w:val="0"/>
-          <w:lang w:val="en-US"/>
-        </w:rPr>
-        <w:t>bir</w:t>
-      </w:r>
-      <w:proofErr w:type="spellEnd"/>
-      <w:r>
-        <w:rPr>
-          <w:noProof w:val="0"/>
-          <w:lang w:val="en-US"/>
-        </w:rPr>
-        <w:t xml:space="preserve"> </w:t>
-      </w:r>
-      <w:proofErr w:type="spellStart"/>
-      <w:r>
-        <w:rPr>
-          <w:noProof w:val="0"/>
-          <w:lang w:val="en-US"/>
-        </w:rPr>
-        <w:t>denge</w:t>
-      </w:r>
-      <w:proofErr w:type="spellEnd"/>
-      <w:r>
-        <w:rPr>
-          <w:noProof w:val="0"/>
-          <w:lang w:val="en-US"/>
-        </w:rPr>
-        <w:t xml:space="preserve"> </w:t>
-      </w:r>
-      <w:proofErr w:type="spellStart"/>
-      <w:r>
-        <w:rPr>
-          <w:noProof w:val="0"/>
-          <w:lang w:val="en-US"/>
-        </w:rPr>
-        <w:t>sunduğunu</w:t>
-      </w:r>
-      <w:proofErr w:type="spellEnd"/>
-      <w:r>
-        <w:rPr>
-          <w:noProof w:val="0"/>
-          <w:lang w:val="en-US"/>
-        </w:rPr>
-        <w:t xml:space="preserve">, </w:t>
-      </w:r>
-      <w:proofErr w:type="spellStart"/>
-      <w:r>
-        <w:rPr>
-          <w:noProof w:val="0"/>
-          <w:lang w:val="en-US"/>
-        </w:rPr>
-        <w:t>Ses</w:t>
-      </w:r>
-      <w:proofErr w:type="spellEnd"/>
-      <w:r>
-        <w:rPr>
-          <w:noProof w:val="0"/>
-          <w:lang w:val="en-US"/>
-        </w:rPr>
-        <w:t xml:space="preserve"> </w:t>
-      </w:r>
-      <w:proofErr w:type="spellStart"/>
-      <w:r>
-        <w:rPr>
-          <w:noProof w:val="0"/>
-          <w:lang w:val="en-US"/>
-        </w:rPr>
-        <w:t>etkinliği</w:t>
-      </w:r>
-      <w:proofErr w:type="spellEnd"/>
-      <w:r>
-        <w:rPr>
-          <w:noProof w:val="0"/>
-          <w:lang w:val="en-US"/>
-        </w:rPr>
-        <w:t xml:space="preserve"> </w:t>
-      </w:r>
-      <w:proofErr w:type="spellStart"/>
-      <w:r>
-        <w:rPr>
-          <w:noProof w:val="0"/>
-          <w:lang w:val="en-US"/>
-        </w:rPr>
-        <w:t>tespiti</w:t>
-      </w:r>
-      <w:proofErr w:type="spellEnd"/>
-      <w:r>
-        <w:rPr>
-          <w:noProof w:val="0"/>
-          <w:lang w:val="en-US"/>
-        </w:rPr>
-        <w:t xml:space="preserve"> </w:t>
-      </w:r>
-      <w:proofErr w:type="spellStart"/>
-      <w:r>
-        <w:rPr>
-          <w:noProof w:val="0"/>
-          <w:lang w:val="en-US"/>
-        </w:rPr>
-        <w:t>taraması</w:t>
-      </w:r>
-      <w:proofErr w:type="spellEnd"/>
-      <w:r>
-        <w:rPr>
-          <w:noProof w:val="0"/>
-          <w:lang w:val="en-US"/>
-        </w:rPr>
-        <w:t xml:space="preserve"> </w:t>
-      </w:r>
-      <w:proofErr w:type="spellStart"/>
-      <w:r>
-        <w:rPr>
-          <w:noProof w:val="0"/>
-          <w:lang w:val="en-US"/>
-        </w:rPr>
-        <w:t>ise</w:t>
-      </w:r>
-      <w:proofErr w:type="spellEnd"/>
-      <w:r>
-        <w:rPr>
-          <w:noProof w:val="0"/>
-          <w:lang w:val="en-US"/>
-        </w:rPr>
-        <w:t xml:space="preserve"> </w:t>
-      </w:r>
-      <w:proofErr w:type="spellStart"/>
-      <w:r>
-        <w:rPr>
-          <w:noProof w:val="0"/>
-          <w:lang w:val="en-US"/>
-        </w:rPr>
-        <w:t>sistem</w:t>
-      </w:r>
-      <w:proofErr w:type="spellEnd"/>
-      <w:r>
-        <w:rPr>
-          <w:noProof w:val="0"/>
-          <w:lang w:val="en-US"/>
-        </w:rPr>
-        <w:t xml:space="preserve"> </w:t>
-      </w:r>
-      <w:proofErr w:type="spellStart"/>
-      <w:r>
-        <w:rPr>
-          <w:noProof w:val="0"/>
-          <w:lang w:val="en-US"/>
-        </w:rPr>
-        <w:t>başarımının</w:t>
-      </w:r>
-      <w:proofErr w:type="spellEnd"/>
-      <w:r>
-        <w:rPr>
-          <w:noProof w:val="0"/>
-          <w:lang w:val="en-US"/>
-        </w:rPr>
-        <w:t xml:space="preserve"> </w:t>
-      </w:r>
-      <w:proofErr w:type="spellStart"/>
-      <w:r>
-        <w:rPr>
-          <w:noProof w:val="0"/>
-          <w:lang w:val="en-US"/>
-        </w:rPr>
-        <w:t>parça</w:t>
-      </w:r>
-      <w:proofErr w:type="spellEnd"/>
-      <w:r>
-        <w:rPr>
-          <w:noProof w:val="0"/>
-          <w:lang w:val="en-US"/>
-        </w:rPr>
-        <w:t xml:space="preserve"> </w:t>
-      </w:r>
-      <w:proofErr w:type="spellStart"/>
-      <w:r>
-        <w:rPr>
-          <w:noProof w:val="0"/>
-          <w:lang w:val="en-US"/>
-        </w:rPr>
-        <w:t>sınırlarının</w:t>
-      </w:r>
-      <w:proofErr w:type="spellEnd"/>
-      <w:r>
-        <w:rPr>
-          <w:noProof w:val="0"/>
-          <w:lang w:val="en-US"/>
-        </w:rPr>
-        <w:t xml:space="preserve"> </w:t>
-      </w:r>
-      <w:proofErr w:type="spellStart"/>
-      <w:r>
-        <w:rPr>
-          <w:noProof w:val="0"/>
-          <w:lang w:val="en-US"/>
-        </w:rPr>
-        <w:t>kalitesine</w:t>
-      </w:r>
-      <w:proofErr w:type="spellEnd"/>
-      <w:r>
-        <w:rPr>
-          <w:noProof w:val="0"/>
-          <w:lang w:val="en-US"/>
-        </w:rPr>
-        <w:t xml:space="preserve"> </w:t>
-      </w:r>
-      <w:proofErr w:type="spellStart"/>
-      <w:r>
-        <w:rPr>
-          <w:noProof w:val="0"/>
-          <w:lang w:val="en-US"/>
-        </w:rPr>
-        <w:t>yüksek</w:t>
-      </w:r>
-      <w:proofErr w:type="spellEnd"/>
-      <w:r>
-        <w:rPr>
-          <w:noProof w:val="0"/>
-          <w:lang w:val="en-US"/>
-        </w:rPr>
-        <w:t xml:space="preserve"> </w:t>
-      </w:r>
-      <w:proofErr w:type="spellStart"/>
-      <w:r>
-        <w:rPr>
-          <w:noProof w:val="0"/>
-          <w:lang w:val="en-US"/>
-        </w:rPr>
-        <w:t>ölçüde</w:t>
-      </w:r>
-      <w:proofErr w:type="spellEnd"/>
-      <w:r>
-        <w:rPr>
-          <w:noProof w:val="0"/>
-          <w:lang w:val="en-US"/>
-        </w:rPr>
-        <w:t xml:space="preserve"> </w:t>
-      </w:r>
-      <w:proofErr w:type="spellStart"/>
-      <w:r>
-        <w:rPr>
-          <w:noProof w:val="0"/>
-          <w:lang w:val="en-US"/>
-        </w:rPr>
-        <w:t>bağlı</w:t>
-      </w:r>
-      <w:proofErr w:type="spellEnd"/>
-      <w:r>
-        <w:rPr>
-          <w:noProof w:val="0"/>
-          <w:lang w:val="en-US"/>
-        </w:rPr>
-        <w:t xml:space="preserve"> </w:t>
-      </w:r>
-      <w:proofErr w:type="spellStart"/>
-      <w:r>
-        <w:rPr>
-          <w:noProof w:val="0"/>
-          <w:lang w:val="en-US"/>
-        </w:rPr>
-        <w:t>olduğunu</w:t>
-      </w:r>
-      <w:proofErr w:type="spellEnd"/>
-      <w:r>
-        <w:rPr>
-          <w:noProof w:val="0"/>
-          <w:lang w:val="en-US"/>
-        </w:rPr>
-        <w:t xml:space="preserve"> </w:t>
-      </w:r>
-      <w:proofErr w:type="spellStart"/>
-      <w:r>
-        <w:rPr>
-          <w:noProof w:val="0"/>
-          <w:lang w:val="en-US"/>
-        </w:rPr>
-        <w:t>göstermektedir</w:t>
-      </w:r>
-      <w:proofErr w:type="spellEnd"/>
-      <w:r>
-        <w:rPr>
-          <w:noProof w:val="0"/>
-          <w:lang w:val="en-US"/>
-        </w:rPr>
-        <w:t xml:space="preserve">. AMI </w:t>
-      </w:r>
-      <w:proofErr w:type="spellStart"/>
-      <w:r>
-        <w:rPr>
-          <w:noProof w:val="0"/>
-          <w:lang w:val="en-US"/>
-        </w:rPr>
-        <w:t>ve</w:t>
-      </w:r>
-      <w:proofErr w:type="spellEnd"/>
-      <w:r>
-        <w:rPr>
-          <w:noProof w:val="0"/>
-          <w:lang w:val="en-US"/>
-        </w:rPr>
-        <w:t xml:space="preserve"> CHiME-6 </w:t>
-      </w:r>
-      <w:proofErr w:type="spellStart"/>
-      <w:r>
-        <w:rPr>
-          <w:noProof w:val="0"/>
-          <w:lang w:val="en-US"/>
-        </w:rPr>
-        <w:t>sonuçları</w:t>
-      </w:r>
-      <w:proofErr w:type="spellEnd"/>
-      <w:r>
-        <w:rPr>
-          <w:noProof w:val="0"/>
-          <w:lang w:val="en-US"/>
-        </w:rPr>
-        <w:t xml:space="preserve">, </w:t>
-      </w:r>
-      <w:proofErr w:type="spellStart"/>
-      <w:r>
-        <w:rPr>
-          <w:noProof w:val="0"/>
-          <w:lang w:val="en-US"/>
-        </w:rPr>
-        <w:t>çok</w:t>
-      </w:r>
-      <w:proofErr w:type="spellEnd"/>
-      <w:r>
-        <w:rPr>
-          <w:noProof w:val="0"/>
-          <w:lang w:val="en-US"/>
-        </w:rPr>
-        <w:t xml:space="preserve"> </w:t>
-      </w:r>
-      <w:proofErr w:type="spellStart"/>
-      <w:r>
-        <w:rPr>
-          <w:noProof w:val="0"/>
-          <w:lang w:val="en-US"/>
-        </w:rPr>
-        <w:t>konuşmacılı</w:t>
-      </w:r>
-      <w:proofErr w:type="spellEnd"/>
-      <w:r>
-        <w:rPr>
-          <w:noProof w:val="0"/>
-          <w:lang w:val="en-US"/>
-        </w:rPr>
-        <w:t xml:space="preserve"> </w:t>
-      </w:r>
-      <w:proofErr w:type="spellStart"/>
-      <w:r>
-        <w:rPr>
-          <w:noProof w:val="0"/>
-          <w:lang w:val="en-US"/>
-        </w:rPr>
-        <w:t>gerçek</w:t>
-      </w:r>
-      <w:proofErr w:type="spellEnd"/>
-      <w:r>
-        <w:rPr>
-          <w:noProof w:val="0"/>
-          <w:lang w:val="en-US"/>
-        </w:rPr>
-        <w:t xml:space="preserve"> </w:t>
-      </w:r>
-      <w:proofErr w:type="spellStart"/>
-      <w:r>
-        <w:rPr>
-          <w:noProof w:val="0"/>
-          <w:lang w:val="en-US"/>
-        </w:rPr>
-        <w:t>dünya</w:t>
-      </w:r>
-      <w:proofErr w:type="spellEnd"/>
-      <w:r>
-        <w:rPr>
-          <w:noProof w:val="0"/>
-          <w:lang w:val="en-US"/>
-        </w:rPr>
-        <w:t xml:space="preserve"> </w:t>
-      </w:r>
-      <w:proofErr w:type="spellStart"/>
-      <w:r>
-        <w:rPr>
-          <w:noProof w:val="0"/>
-          <w:lang w:val="en-US"/>
-        </w:rPr>
-        <w:t>seslerinde</w:t>
-      </w:r>
-      <w:proofErr w:type="spellEnd"/>
-      <w:r>
-        <w:rPr>
-          <w:noProof w:val="0"/>
-          <w:lang w:val="en-US"/>
-        </w:rPr>
-        <w:t xml:space="preserve"> </w:t>
-      </w:r>
-      <w:proofErr w:type="spellStart"/>
-      <w:r>
-        <w:rPr>
-          <w:noProof w:val="0"/>
-          <w:lang w:val="en-US"/>
-        </w:rPr>
-        <w:t>konuşmacı</w:t>
-      </w:r>
-      <w:proofErr w:type="spellEnd"/>
-      <w:r>
-        <w:rPr>
-          <w:noProof w:val="0"/>
-          <w:lang w:val="en-US"/>
-        </w:rPr>
-        <w:t xml:space="preserve"> </w:t>
-      </w:r>
-      <w:proofErr w:type="spellStart"/>
-      <w:r>
-        <w:rPr>
-          <w:noProof w:val="0"/>
-          <w:lang w:val="en-US"/>
-        </w:rPr>
-        <w:t>ayrıştırmanın</w:t>
-      </w:r>
-      <w:proofErr w:type="spellEnd"/>
-      <w:r>
-        <w:rPr>
-          <w:noProof w:val="0"/>
-          <w:lang w:val="en-US"/>
-        </w:rPr>
-        <w:t xml:space="preserve"> </w:t>
-      </w:r>
-      <w:proofErr w:type="spellStart"/>
-      <w:r>
-        <w:rPr>
-          <w:noProof w:val="0"/>
-          <w:lang w:val="en-US"/>
-        </w:rPr>
-        <w:t>hâlâ</w:t>
-      </w:r>
-      <w:proofErr w:type="spellEnd"/>
-      <w:r>
-        <w:rPr>
-          <w:noProof w:val="0"/>
-          <w:lang w:val="en-US"/>
-        </w:rPr>
-        <w:t xml:space="preserve"> </w:t>
-      </w:r>
-      <w:proofErr w:type="spellStart"/>
-      <w:r>
-        <w:rPr>
-          <w:noProof w:val="0"/>
-          <w:lang w:val="en-US"/>
-        </w:rPr>
-        <w:t>sistemin</w:t>
-      </w:r>
-      <w:proofErr w:type="spellEnd"/>
-      <w:r>
-        <w:rPr>
-          <w:noProof w:val="0"/>
-          <w:lang w:val="en-US"/>
-        </w:rPr>
-        <w:t xml:space="preserve"> </w:t>
-      </w:r>
-      <w:proofErr w:type="spellStart"/>
-      <w:r>
-        <w:rPr>
-          <w:noProof w:val="0"/>
-          <w:lang w:val="en-US"/>
-        </w:rPr>
-        <w:t>en</w:t>
-      </w:r>
-      <w:proofErr w:type="spellEnd"/>
-      <w:r>
-        <w:rPr>
-          <w:noProof w:val="0"/>
-          <w:lang w:val="en-US"/>
-        </w:rPr>
-        <w:t xml:space="preserve"> </w:t>
-      </w:r>
-      <w:proofErr w:type="spellStart"/>
-      <w:r>
-        <w:rPr>
-          <w:noProof w:val="0"/>
-          <w:lang w:val="en-US"/>
-        </w:rPr>
-        <w:t>zorlayıcı</w:t>
-      </w:r>
-      <w:proofErr w:type="spellEnd"/>
-      <w:r>
-        <w:rPr>
-          <w:noProof w:val="0"/>
-          <w:lang w:val="en-US"/>
-        </w:rPr>
-        <w:t xml:space="preserve"> </w:t>
-      </w:r>
-      <w:proofErr w:type="spellStart"/>
-      <w:r>
-        <w:rPr>
-          <w:noProof w:val="0"/>
-          <w:lang w:val="en-US"/>
-        </w:rPr>
-        <w:t>bileşeni</w:t>
-      </w:r>
-      <w:proofErr w:type="spellEnd"/>
-      <w:r>
-        <w:rPr>
-          <w:noProof w:val="0"/>
-          <w:lang w:val="en-US"/>
-        </w:rPr>
-        <w:t xml:space="preserve"> </w:t>
-      </w:r>
-      <w:proofErr w:type="spellStart"/>
-      <w:r>
-        <w:rPr>
-          <w:noProof w:val="0"/>
-          <w:lang w:val="en-US"/>
-        </w:rPr>
-        <w:t>olduğunu</w:t>
-      </w:r>
-      <w:proofErr w:type="spellEnd"/>
-      <w:r>
-        <w:rPr>
-          <w:noProof w:val="0"/>
-          <w:lang w:val="en-US"/>
-        </w:rPr>
-        <w:t xml:space="preserve"> </w:t>
-      </w:r>
-      <w:proofErr w:type="spellStart"/>
-      <w:r>
-        <w:rPr>
-          <w:noProof w:val="0"/>
-          <w:lang w:val="en-US"/>
-        </w:rPr>
-        <w:t>ortaya</w:t>
-      </w:r>
-      <w:proofErr w:type="spellEnd"/>
-      <w:r>
-        <w:rPr>
-          <w:noProof w:val="0"/>
-          <w:lang w:val="en-US"/>
-        </w:rPr>
-        <w:t xml:space="preserve"> </w:t>
-      </w:r>
-      <w:proofErr w:type="spellStart"/>
-      <w:r>
-        <w:rPr>
-          <w:noProof w:val="0"/>
-          <w:lang w:val="en-US"/>
-        </w:rPr>
-        <w:t>koymaktadır</w:t>
-      </w:r>
-      <w:proofErr w:type="spellEnd"/>
-      <w:r>
-        <w:rPr>
-          <w:noProof w:val="0"/>
-          <w:lang w:val="en-US"/>
-        </w:rPr>
-        <w:t>.</w:t>
+      <w:r>
+        <w:rPr>
+          <w:lang w:val="en-GB"/>
+        </w:rPr>
+        <w:t>yoğun olduğu durumlarda ve yüksek arka plan gürültüsü ile uzak alan koşullarında zorlanabilmektedir. Ayrıca çalışma, genel konuşma dilini hedeflemekte olup, aşırı teknik veya ağdalı terminoloji içeren konuşmaların çevirisini kapsam dışında bırakmaktadır.</w:t>
       </w:r>
     </w:p>
     <w:p>
       <w:pPr>
         <w:pStyle w:val="Balk2"/>
       </w:pPr>
-      <w:bookmarkStart w:id="143" w:name="_Toc232684060"/>
-      <w:r>
-        <w:t>Sınırlılıklar</w:t>
+      <w:bookmarkStart w:id="143" w:name="_Toc232684061"/>
+      <w:r>
+        <w:t>Gelecek Çalışmalar ve Öneriler</w:t>
       </w:r>
       <w:bookmarkEnd w:id="143"/>
-    </w:p>
-    <w:p>
-      <w:pPr>
-        <w:pStyle w:val="GOVDE"/>
-        <w:rPr>
-          <w:lang w:val="en-GB"/>
-        </w:rPr>
-      </w:pPr>
-      <w:r>
-        <w:rPr>
-          <w:lang w:val="en-GB"/>
-        </w:rPr>
-        <w:t>Sistemin birtakım sınırlılıkları bulunmaktadır. Gerçek zamanlı çalışma kısıtı nedeniyle, kaynak tüketimi düşük olan whisper-small modeli tercih edilmiş; bu seçim, daha büyük modellere kıyasla bir miktar daha yüksek kelime hata oranı pahasına gecikmenin denetim altında tutulmasını sağlamıştır. Konuşmacı ayrıştırmanın doğası gereği, başlangıçtaki ısınma süresi boyunca konuşmacı etiketleri kesinleşmemekte ve bu süre başarıma dâhil edilmektedir. Sistem, eş zamanlı ve üst üste binen konuşmaların</w:t>
-      </w:r>
-      <w:r>
-        <w:rPr>
-          <w:lang w:val="en-GB"/>
-        </w:rPr>
-        <w:t xml:space="preserve"> </w:t>
-      </w:r>
-      <w:r>
-        <w:rPr>
-          <w:lang w:val="en-GB"/>
-        </w:rPr>
-        <w:t>yoğun olduğu durumlarda ve yüksek arka plan gürültüsü ile uzak alan koşullarında zorlanabilmektedir. Ayrıca çalışma, genel konuşma dilini hedeflemekte olup, aşırı teknik veya ağdalı terminoloji içeren konuşmaların çevirisini kapsam dışında bırakmaktadır.</w:t>
-      </w:r>
-    </w:p>
-    <w:p>
-      <w:pPr>
-        <w:pStyle w:val="Balk2"/>
-      </w:pPr>
-      <w:bookmarkStart w:id="144" w:name="_Toc232684061"/>
-      <w:r>
-        <w:t>Gelecek Çalışmalar ve Öneriler</w:t>
-      </w:r>
-      <w:bookmarkEnd w:id="144"/>
     </w:p>
     <w:p>
       <w:pPr>
@@ -25210,49 +23187,7 @@
         <w:rPr>
           <w:noProof w:val="0"/>
         </w:rPr>
-        <w:t xml:space="preserve">VAD parametre taramasının ortaya koyduğu eğilim doğrultusunda, yüksek </w:t>
-      </w:r>
-      <w:proofErr w:type="spellStart"/>
-      <w:r>
-        <w:rPr>
-          <w:noProof w:val="0"/>
-        </w:rPr>
-        <w:t>Silero</w:t>
-      </w:r>
-      <w:proofErr w:type="spellEnd"/>
-      <w:r>
-        <w:rPr>
-          <w:noProof w:val="0"/>
-        </w:rPr>
-        <w:t xml:space="preserve"> eşiği (≈0,7) ile düşük-orta </w:t>
-      </w:r>
-      <w:proofErr w:type="spellStart"/>
-      <w:r>
-        <w:rPr>
-          <w:noProof w:val="0"/>
-        </w:rPr>
-        <w:t>WebRTC</w:t>
-      </w:r>
-      <w:proofErr w:type="spellEnd"/>
-      <w:r>
-        <w:rPr>
-          <w:noProof w:val="0"/>
-        </w:rPr>
-        <w:t xml:space="preserve"> </w:t>
-      </w:r>
-      <w:proofErr w:type="gramStart"/>
-      <w:r>
-        <w:rPr>
-          <w:noProof w:val="0"/>
-        </w:rPr>
-        <w:t>agresifliği</w:t>
-      </w:r>
-      <w:proofErr w:type="gramEnd"/>
-      <w:r>
-        <w:rPr>
-          <w:noProof w:val="0"/>
-        </w:rPr>
-        <w:t xml:space="preserve"> kullanımı önerilmektedir; farklı ses kaynakları (canlı yayın, oyun sesi, telefon görüşmesi) için bu parametrelerin hedef ortamda kısa bir tarama ile yeniden ayarlanması, gelecekteki bir iyileştirme adımı olarak değerlendirilebilir.</w:t>
+        <w:t>VAD parametre taramasının ortaya koyduğu eğilim doğrultusunda, yüksek Silero eşiği (≈0,7) ile düşük-orta WebRTC agresifliği kullanımı önerilmektedir; farklı ses kaynakları (canlı yayın, oyun sesi, telefon görüşmesi) için bu parametrelerin hedef ortamda kısa bir tarama ile yeniden ayarlanması, gelecekteki bir iyileştirme adımı olarak değerlendirilebilir.</w:t>
       </w:r>
     </w:p>
     <w:p>
@@ -25279,16 +23214,25 @@
           <w:numId w:val="0"/>
         </w:numPr>
       </w:pPr>
-      <w:bookmarkStart w:id="145" w:name="_Toc286759144"/>
-      <w:bookmarkStart w:id="146" w:name="_Toc232684062"/>
+      <w:bookmarkStart w:id="144" w:name="_Toc286759144"/>
+      <w:bookmarkStart w:id="145" w:name="_Toc232684062"/>
+      <w:commentRangeStart w:id="146"/>
       <w:commentRangeStart w:id="147"/>
-      <w:commentRangeStart w:id="148"/>
       <w:r>
         <w:lastRenderedPageBreak/>
         <w:t>KAYNAKLAR</w:t>
       </w:r>
+      <w:bookmarkEnd w:id="144"/>
       <w:bookmarkEnd w:id="145"/>
-      <w:bookmarkEnd w:id="146"/>
+      <w:commentRangeEnd w:id="146"/>
+      <w:r>
+        <w:rPr>
+          <w:rStyle w:val="AklamaBavurusu"/>
+          <w:sz w:val="24"/>
+          <w:szCs w:val="24"/>
+        </w:rPr>
+        <w:commentReference w:id="146"/>
+      </w:r>
       <w:commentRangeEnd w:id="147"/>
       <w:r>
         <w:rPr>
@@ -25297,15 +23241,6 @@
           <w:szCs w:val="24"/>
         </w:rPr>
         <w:commentReference w:id="147"/>
-      </w:r>
-      <w:commentRangeEnd w:id="148"/>
-      <w:r>
-        <w:rPr>
-          <w:rStyle w:val="AklamaBavurusu"/>
-          <w:sz w:val="24"/>
-          <w:szCs w:val="24"/>
-        </w:rPr>
-        <w:commentReference w:id="148"/>
       </w:r>
     </w:p>
     <w:p>
@@ -25320,7 +23255,7 @@
           <w:noProof w:val="0"/>
         </w:rPr>
       </w:pPr>
-      <w:bookmarkStart w:id="149" w:name="kaynak1"/>
+      <w:bookmarkStart w:id="148" w:name="kaynak1"/>
       <w:r>
         <w:rPr>
           <w:b/>
@@ -25329,7 +23264,7 @@
         </w:rPr>
         <w:t xml:space="preserve">[1] </w:t>
       </w:r>
-      <w:bookmarkEnd w:id="149"/>
+      <w:bookmarkEnd w:id="148"/>
       <w:r>
         <w:rPr>
           <w:b/>
@@ -25342,91 +23277,7 @@
         <w:rPr>
           <w:noProof w:val="0"/>
         </w:rPr>
-        <w:t xml:space="preserve"> (2025). </w:t>
-      </w:r>
-      <w:proofErr w:type="spellStart"/>
-      <w:r>
-        <w:rPr>
-          <w:noProof w:val="0"/>
-        </w:rPr>
-        <w:t>Usage</w:t>
-      </w:r>
-      <w:proofErr w:type="spellEnd"/>
-      <w:r>
-        <w:rPr>
-          <w:noProof w:val="0"/>
-        </w:rPr>
-        <w:t xml:space="preserve"> </w:t>
-      </w:r>
-      <w:proofErr w:type="spellStart"/>
-      <w:r>
-        <w:rPr>
-          <w:noProof w:val="0"/>
-        </w:rPr>
-        <w:t>statistics</w:t>
-      </w:r>
-      <w:proofErr w:type="spellEnd"/>
-      <w:r>
-        <w:rPr>
-          <w:noProof w:val="0"/>
-        </w:rPr>
-        <w:t xml:space="preserve"> of </w:t>
-      </w:r>
-      <w:proofErr w:type="spellStart"/>
-      <w:r>
-        <w:rPr>
-          <w:noProof w:val="0"/>
-        </w:rPr>
-        <w:t>content</w:t>
-      </w:r>
-      <w:proofErr w:type="spellEnd"/>
-      <w:r>
-        <w:rPr>
-          <w:noProof w:val="0"/>
-        </w:rPr>
-        <w:t xml:space="preserve"> </w:t>
-      </w:r>
-      <w:proofErr w:type="spellStart"/>
-      <w:r>
-        <w:rPr>
-          <w:noProof w:val="0"/>
-        </w:rPr>
-        <w:t>languages</w:t>
-      </w:r>
-      <w:proofErr w:type="spellEnd"/>
-      <w:r>
-        <w:rPr>
-          <w:noProof w:val="0"/>
-        </w:rPr>
-        <w:t xml:space="preserve"> </w:t>
-      </w:r>
-      <w:proofErr w:type="spellStart"/>
-      <w:r>
-        <w:rPr>
-          <w:noProof w:val="0"/>
-        </w:rPr>
-        <w:t>for</w:t>
-      </w:r>
-      <w:proofErr w:type="spellEnd"/>
-      <w:r>
-        <w:rPr>
-          <w:noProof w:val="0"/>
-        </w:rPr>
-        <w:t xml:space="preserve"> </w:t>
-      </w:r>
-      <w:proofErr w:type="spellStart"/>
-      <w:r>
-        <w:rPr>
-          <w:noProof w:val="0"/>
-        </w:rPr>
-        <w:t>websites</w:t>
-      </w:r>
-      <w:proofErr w:type="spellEnd"/>
-      <w:r>
-        <w:rPr>
-          <w:noProof w:val="0"/>
-        </w:rPr>
-        <w:t>. Erişim: Kasım 2025,</w:t>
+        <w:t xml:space="preserve"> (2025). Usage statistics of content languages for websites. Erişim: Kasım 2025,</w:t>
       </w:r>
       <w:hyperlink r:id="rId32" w:history="1">
         <w:r>
@@ -25450,7 +23301,7 @@
           <w:noProof w:val="0"/>
         </w:rPr>
       </w:pPr>
-      <w:bookmarkStart w:id="150" w:name="kaynak2"/>
+      <w:bookmarkStart w:id="149" w:name="kaynak2"/>
       <w:r>
         <w:rPr>
           <w:b/>
@@ -25465,119 +23316,22 @@
         </w:rPr>
         <w:t xml:space="preserve"> </w:t>
       </w:r>
-      <w:bookmarkEnd w:id="150"/>
-      <w:proofErr w:type="spellStart"/>
+      <w:bookmarkEnd w:id="149"/>
       <w:r>
         <w:rPr>
           <w:b/>
           <w:bCs/>
           <w:noProof w:val="0"/>
         </w:rPr>
-        <w:t>What</w:t>
-      </w:r>
-      <w:proofErr w:type="spellEnd"/>
-      <w:r>
-        <w:rPr>
-          <w:b/>
-          <w:bCs/>
+        <w:t>What are YouTube's most popular languages?</w:t>
+      </w:r>
+      <w:r>
+        <w:rPr>
           <w:noProof w:val="0"/>
         </w:rPr>
-        <w:t xml:space="preserve"> </w:t>
-      </w:r>
-      <w:proofErr w:type="spellStart"/>
-      <w:r>
-        <w:rPr>
-          <w:b/>
-          <w:bCs/>
-          <w:noProof w:val="0"/>
-        </w:rPr>
-        <w:t>are</w:t>
-      </w:r>
-      <w:proofErr w:type="spellEnd"/>
-      <w:r>
-        <w:rPr>
-          <w:b/>
-          <w:bCs/>
-          <w:noProof w:val="0"/>
-        </w:rPr>
-        <w:t xml:space="preserve"> </w:t>
-      </w:r>
-      <w:proofErr w:type="spellStart"/>
-      <w:r>
-        <w:rPr>
-          <w:b/>
-          <w:bCs/>
-          <w:noProof w:val="0"/>
-        </w:rPr>
-        <w:t>YouTube's</w:t>
-      </w:r>
-      <w:proofErr w:type="spellEnd"/>
-      <w:r>
-        <w:rPr>
-          <w:b/>
-          <w:bCs/>
-          <w:noProof w:val="0"/>
-        </w:rPr>
-        <w:t xml:space="preserve"> </w:t>
-      </w:r>
-      <w:proofErr w:type="spellStart"/>
-      <w:r>
-        <w:rPr>
-          <w:b/>
-          <w:bCs/>
-          <w:noProof w:val="0"/>
-        </w:rPr>
-        <w:t>most</w:t>
-      </w:r>
-      <w:proofErr w:type="spellEnd"/>
-      <w:r>
-        <w:rPr>
-          <w:b/>
-          <w:bCs/>
-          <w:noProof w:val="0"/>
-        </w:rPr>
-        <w:t xml:space="preserve"> popular </w:t>
-      </w:r>
-      <w:proofErr w:type="spellStart"/>
-      <w:r>
-        <w:rPr>
-          <w:b/>
-          <w:bCs/>
-          <w:noProof w:val="0"/>
-        </w:rPr>
-        <w:t>languages</w:t>
-      </w:r>
-      <w:proofErr w:type="spellEnd"/>
-      <w:r>
-        <w:rPr>
-          <w:b/>
-          <w:bCs/>
-          <w:noProof w:val="0"/>
-        </w:rPr>
-        <w:t>?</w:t>
-      </w:r>
-      <w:r>
-        <w:rPr>
-          <w:noProof w:val="0"/>
-        </w:rPr>
-        <w:t xml:space="preserve"> (</w:t>
-      </w:r>
-      <w:proofErr w:type="spellStart"/>
-      <w:r>
-        <w:rPr>
-          <w:noProof w:val="0"/>
-        </w:rPr>
-        <w:t>t.y</w:t>
-      </w:r>
-      <w:proofErr w:type="spellEnd"/>
-      <w:r>
-        <w:rPr>
-          <w:noProof w:val="0"/>
-        </w:rPr>
-        <w:t xml:space="preserve">.). Erişim: 2025, </w:t>
+        <w:t xml:space="preserve"> (t.y.). Erişim: 2025, </w:t>
       </w:r>
       <w:hyperlink r:id="rId33" w:history="1">
-        <w:proofErr w:type="spellStart"/>
         <w:r>
           <w:rPr>
             <w:rStyle w:val="Kpr"/>
@@ -25585,97 +23339,7 @@
             <w:iCs/>
             <w:noProof w:val="0"/>
           </w:rPr>
-          <w:t>What</w:t>
-        </w:r>
-        <w:proofErr w:type="spellEnd"/>
-        <w:r>
-          <w:rPr>
-            <w:rStyle w:val="Kpr"/>
-            <w:i/>
-            <w:iCs/>
-            <w:noProof w:val="0"/>
-          </w:rPr>
-          <w:t xml:space="preserve"> </w:t>
-        </w:r>
-        <w:proofErr w:type="spellStart"/>
-        <w:r>
-          <w:rPr>
-            <w:rStyle w:val="Kpr"/>
-            <w:i/>
-            <w:iCs/>
-            <w:noProof w:val="0"/>
-          </w:rPr>
-          <w:t>Are</w:t>
-        </w:r>
-        <w:proofErr w:type="spellEnd"/>
-        <w:r>
-          <w:rPr>
-            <w:rStyle w:val="Kpr"/>
-            <w:i/>
-            <w:iCs/>
-            <w:noProof w:val="0"/>
-          </w:rPr>
-          <w:t xml:space="preserve"> </w:t>
-        </w:r>
-        <w:proofErr w:type="spellStart"/>
-        <w:r>
-          <w:rPr>
-            <w:rStyle w:val="Kpr"/>
-            <w:i/>
-            <w:iCs/>
-            <w:noProof w:val="0"/>
-          </w:rPr>
-          <w:t>YouTube’s</w:t>
-        </w:r>
-        <w:proofErr w:type="spellEnd"/>
-        <w:r>
-          <w:rPr>
-            <w:rStyle w:val="Kpr"/>
-            <w:i/>
-            <w:iCs/>
-            <w:noProof w:val="0"/>
-          </w:rPr>
-          <w:t xml:space="preserve"> </w:t>
-        </w:r>
-        <w:proofErr w:type="spellStart"/>
-        <w:r>
-          <w:rPr>
-            <w:rStyle w:val="Kpr"/>
-            <w:i/>
-            <w:iCs/>
-            <w:noProof w:val="0"/>
-          </w:rPr>
-          <w:t>Most</w:t>
-        </w:r>
-        <w:proofErr w:type="spellEnd"/>
-        <w:r>
-          <w:rPr>
-            <w:rStyle w:val="Kpr"/>
-            <w:i/>
-            <w:iCs/>
-            <w:noProof w:val="0"/>
-          </w:rPr>
-          <w:t xml:space="preserve"> Popular </w:t>
-        </w:r>
-        <w:proofErr w:type="spellStart"/>
-        <w:r>
-          <w:rPr>
-            <w:rStyle w:val="Kpr"/>
-            <w:i/>
-            <w:iCs/>
-            <w:noProof w:val="0"/>
-          </w:rPr>
-          <w:t>Languages</w:t>
-        </w:r>
-        <w:proofErr w:type="spellEnd"/>
-        <w:r>
-          <w:rPr>
-            <w:rStyle w:val="Kpr"/>
-            <w:i/>
-            <w:iCs/>
-            <w:noProof w:val="0"/>
-          </w:rPr>
-          <w:t>?</w:t>
+          <w:t>What Are YouTube’s Most Popular Languages?</w:t>
         </w:r>
       </w:hyperlink>
     </w:p>
@@ -25691,7 +23355,7 @@
           <w:noProof w:val="0"/>
         </w:rPr>
       </w:pPr>
-      <w:bookmarkStart w:id="151" w:name="kaynak3"/>
+      <w:bookmarkStart w:id="150" w:name="kaynak3"/>
       <w:r>
         <w:rPr>
           <w:b/>
@@ -25706,24 +23370,14 @@
         </w:rPr>
         <w:t xml:space="preserve"> </w:t>
       </w:r>
-      <w:bookmarkEnd w:id="151"/>
-      <w:proofErr w:type="spellStart"/>
+      <w:bookmarkEnd w:id="150"/>
       <w:r>
         <w:rPr>
           <w:b/>
           <w:bCs/>
           <w:noProof w:val="0"/>
         </w:rPr>
-        <w:t>Deregözü</w:t>
-      </w:r>
-      <w:proofErr w:type="spellEnd"/>
-      <w:r>
-        <w:rPr>
-          <w:b/>
-          <w:bCs/>
-          <w:noProof w:val="0"/>
-        </w:rPr>
-        <w:t>, A.</w:t>
+        <w:t>Deregözü, A.</w:t>
       </w:r>
       <w:r>
         <w:rPr>
@@ -25773,7 +23427,7 @@
           <w:noProof w:val="0"/>
         </w:rPr>
       </w:pPr>
-      <w:bookmarkStart w:id="152" w:name="kaynak4"/>
+      <w:bookmarkStart w:id="151" w:name="kaynak4"/>
       <w:r>
         <w:rPr>
           <w:b/>
@@ -25782,78 +23436,14 @@
         </w:rPr>
         <w:t xml:space="preserve">[4] </w:t>
       </w:r>
-      <w:bookmarkEnd w:id="152"/>
-      <w:proofErr w:type="spellStart"/>
+      <w:bookmarkEnd w:id="151"/>
       <w:r>
         <w:rPr>
           <w:b/>
           <w:bCs/>
           <w:noProof w:val="0"/>
         </w:rPr>
-        <w:t>Lyu</w:t>
-      </w:r>
-      <w:proofErr w:type="spellEnd"/>
-      <w:r>
-        <w:rPr>
-          <w:b/>
-          <w:bCs/>
-          <w:noProof w:val="0"/>
-        </w:rPr>
-        <w:t>, K. M</w:t>
-      </w:r>
-      <w:proofErr w:type="gramStart"/>
-      <w:r>
-        <w:rPr>
-          <w:b/>
-          <w:bCs/>
-          <w:noProof w:val="0"/>
-        </w:rPr>
-        <w:t>.,</w:t>
-      </w:r>
-      <w:proofErr w:type="gramEnd"/>
-      <w:r>
-        <w:rPr>
-          <w:b/>
-          <w:bCs/>
-          <w:noProof w:val="0"/>
-        </w:rPr>
-        <w:t xml:space="preserve"> </w:t>
-      </w:r>
-      <w:proofErr w:type="spellStart"/>
-      <w:r>
-        <w:rPr>
-          <w:b/>
-          <w:bCs/>
-          <w:noProof w:val="0"/>
-        </w:rPr>
-        <w:t>Lyu</w:t>
-      </w:r>
-      <w:proofErr w:type="spellEnd"/>
-      <w:r>
-        <w:rPr>
-          <w:b/>
-          <w:bCs/>
-          <w:noProof w:val="0"/>
-        </w:rPr>
-        <w:t xml:space="preserve">, R. Y., &amp; </w:t>
-      </w:r>
-      <w:proofErr w:type="spellStart"/>
-      <w:r>
-        <w:rPr>
-          <w:b/>
-          <w:bCs/>
-          <w:noProof w:val="0"/>
-        </w:rPr>
-        <w:t>Chang</w:t>
-      </w:r>
-      <w:proofErr w:type="spellEnd"/>
-      <w:r>
-        <w:rPr>
-          <w:b/>
-          <w:bCs/>
-          <w:noProof w:val="0"/>
-        </w:rPr>
-        <w:t>, H. T.</w:t>
+        <w:t>Lyu, K. M., Lyu, R. Y., &amp; Chang, H. T.</w:t>
       </w:r>
       <w:r>
         <w:rPr>
@@ -25867,161 +23457,8 @@
             <w:rStyle w:val="Kpr"/>
             <w:noProof w:val="0"/>
           </w:rPr>
-          <w:t xml:space="preserve">Real-time </w:t>
-        </w:r>
-        <w:proofErr w:type="spellStart"/>
-        <w:r>
-          <w:rPr>
-            <w:rStyle w:val="Kpr"/>
-            <w:noProof w:val="0"/>
-          </w:rPr>
-          <w:t>multilingual</w:t>
-        </w:r>
-        <w:proofErr w:type="spellEnd"/>
-        <w:r>
-          <w:rPr>
-            <w:rStyle w:val="Kpr"/>
-            <w:noProof w:val="0"/>
-          </w:rPr>
-          <w:t xml:space="preserve"> </w:t>
-        </w:r>
-        <w:proofErr w:type="spellStart"/>
-        <w:r>
-          <w:rPr>
-            <w:rStyle w:val="Kpr"/>
-            <w:noProof w:val="0"/>
-          </w:rPr>
-          <w:t>speech</w:t>
-        </w:r>
-        <w:proofErr w:type="spellEnd"/>
-        <w:r>
-          <w:rPr>
-            <w:rStyle w:val="Kpr"/>
-            <w:noProof w:val="0"/>
-          </w:rPr>
-          <w:t xml:space="preserve"> </w:t>
-        </w:r>
-        <w:proofErr w:type="spellStart"/>
-        <w:r>
-          <w:rPr>
-            <w:rStyle w:val="Kpr"/>
-            <w:noProof w:val="0"/>
-          </w:rPr>
-          <w:t>recognition</w:t>
-        </w:r>
-        <w:proofErr w:type="spellEnd"/>
-        <w:r>
-          <w:rPr>
-            <w:rStyle w:val="Kpr"/>
-            <w:noProof w:val="0"/>
-          </w:rPr>
-          <w:t xml:space="preserve"> </w:t>
-        </w:r>
-        <w:proofErr w:type="spellStart"/>
-        <w:r>
-          <w:rPr>
-            <w:rStyle w:val="Kpr"/>
-            <w:noProof w:val="0"/>
-          </w:rPr>
-          <w:t>and</w:t>
-        </w:r>
-        <w:proofErr w:type="spellEnd"/>
-        <w:r>
-          <w:rPr>
-            <w:rStyle w:val="Kpr"/>
-            <w:noProof w:val="0"/>
-          </w:rPr>
-          <w:t xml:space="preserve"> </w:t>
-        </w:r>
-        <w:proofErr w:type="spellStart"/>
-        <w:r>
-          <w:rPr>
-            <w:rStyle w:val="Kpr"/>
-            <w:noProof w:val="0"/>
-          </w:rPr>
-          <w:t>speaker</w:t>
-        </w:r>
-        <w:proofErr w:type="spellEnd"/>
-        <w:r>
-          <w:rPr>
-            <w:rStyle w:val="Kpr"/>
-            <w:noProof w:val="0"/>
-          </w:rPr>
-          <w:t xml:space="preserve"> </w:t>
-        </w:r>
-        <w:proofErr w:type="spellStart"/>
-        <w:r>
-          <w:rPr>
-            <w:rStyle w:val="Kpr"/>
-            <w:noProof w:val="0"/>
-          </w:rPr>
-          <w:t>diarization</w:t>
-        </w:r>
-        <w:proofErr w:type="spellEnd"/>
-        <w:r>
-          <w:rPr>
-            <w:rStyle w:val="Kpr"/>
-            <w:noProof w:val="0"/>
-          </w:rPr>
-          <w:t xml:space="preserve"> </w:t>
-        </w:r>
-        <w:proofErr w:type="spellStart"/>
-        <w:r>
-          <w:rPr>
-            <w:rStyle w:val="Kpr"/>
-            <w:noProof w:val="0"/>
-          </w:rPr>
-          <w:t>system</w:t>
-        </w:r>
-        <w:proofErr w:type="spellEnd"/>
-        <w:r>
-          <w:rPr>
-            <w:rStyle w:val="Kpr"/>
-            <w:noProof w:val="0"/>
-          </w:rPr>
-          <w:t xml:space="preserve"> </w:t>
-        </w:r>
-        <w:proofErr w:type="spellStart"/>
-        <w:r>
-          <w:rPr>
-            <w:rStyle w:val="Kpr"/>
-            <w:noProof w:val="0"/>
-          </w:rPr>
-          <w:t>based</w:t>
-        </w:r>
-        <w:proofErr w:type="spellEnd"/>
-        <w:r>
-          <w:rPr>
-            <w:rStyle w:val="Kpr"/>
-            <w:noProof w:val="0"/>
-          </w:rPr>
-          <w:t xml:space="preserve"> on </w:t>
-        </w:r>
-        <w:proofErr w:type="spellStart"/>
-        <w:r>
-          <w:rPr>
-            <w:rStyle w:val="Kpr"/>
-            <w:noProof w:val="0"/>
-          </w:rPr>
-          <w:t>Whisper</w:t>
-        </w:r>
-        <w:proofErr w:type="spellEnd"/>
-        <w:r>
-          <w:rPr>
-            <w:rStyle w:val="Kpr"/>
-            <w:noProof w:val="0"/>
-          </w:rPr>
-          <w:t xml:space="preserve"> </w:t>
-        </w:r>
-        <w:proofErr w:type="spellStart"/>
-        <w:r>
-          <w:rPr>
-            <w:rStyle w:val="Kpr"/>
-            <w:noProof w:val="0"/>
-          </w:rPr>
-          <w:t>segmentation</w:t>
-        </w:r>
-        <w:proofErr w:type="spellEnd"/>
+          <w:t>Real-time multilingual speech recognition and speaker diarization system based on Whisper segmentation</w:t>
+        </w:r>
       </w:hyperlink>
       <w:r>
         <w:rPr>
@@ -26029,52 +23466,14 @@
         </w:rPr>
         <w:t xml:space="preserve">. </w:t>
       </w:r>
-      <w:proofErr w:type="spellStart"/>
       <w:r>
         <w:rPr>
           <w:i/>
           <w:iCs/>
           <w:noProof w:val="0"/>
         </w:rPr>
-        <w:t>PeerJ</w:t>
-      </w:r>
-      <w:proofErr w:type="spellEnd"/>
-      <w:r>
-        <w:rPr>
-          <w:i/>
-          <w:iCs/>
-          <w:noProof w:val="0"/>
-        </w:rPr>
-        <w:t xml:space="preserve"> </w:t>
-      </w:r>
-      <w:proofErr w:type="spellStart"/>
-      <w:r>
-        <w:rPr>
-          <w:i/>
-          <w:iCs/>
-          <w:noProof w:val="0"/>
-        </w:rPr>
-        <w:t>Computer</w:t>
-      </w:r>
-      <w:proofErr w:type="spellEnd"/>
-      <w:r>
-        <w:rPr>
-          <w:i/>
-          <w:iCs/>
-          <w:noProof w:val="0"/>
-        </w:rPr>
-        <w:t xml:space="preserve"> </w:t>
-      </w:r>
-      <w:proofErr w:type="spellStart"/>
-      <w:r>
-        <w:rPr>
-          <w:i/>
-          <w:iCs/>
-          <w:noProof w:val="0"/>
-        </w:rPr>
-        <w:t>Science</w:t>
-      </w:r>
-      <w:proofErr w:type="spellEnd"/>
+        <w:t>PeerJ Computer Science</w:t>
+      </w:r>
       <w:r>
         <w:rPr>
           <w:noProof w:val="0"/>
@@ -26108,7 +23507,7 @@
           <w:noProof w:val="0"/>
         </w:rPr>
       </w:pPr>
-      <w:bookmarkStart w:id="153" w:name="kaynak5"/>
+      <w:bookmarkStart w:id="152" w:name="kaynak5"/>
       <w:r>
         <w:rPr>
           <w:b/>
@@ -26117,299 +23516,35 @@
         </w:rPr>
         <w:t xml:space="preserve">[5] </w:t>
       </w:r>
-      <w:bookmarkEnd w:id="153"/>
-      <w:proofErr w:type="spellStart"/>
+      <w:bookmarkEnd w:id="152"/>
       <w:r>
         <w:rPr>
           <w:b/>
           <w:bCs/>
           <w:noProof w:val="0"/>
         </w:rPr>
-        <w:t>Bredin</w:t>
-      </w:r>
-      <w:proofErr w:type="spellEnd"/>
-      <w:r>
-        <w:rPr>
-          <w:b/>
-          <w:bCs/>
+        <w:t>Bredin, H., Yin, R., Coria, J. M., Gelly, G., Korshunov, P., Lavechin, M., ... &amp; Gill, M. P.</w:t>
+      </w:r>
+      <w:r>
+        <w:rPr>
           <w:noProof w:val="0"/>
         </w:rPr>
-        <w:t>, H</w:t>
-      </w:r>
-      <w:proofErr w:type="gramStart"/>
-      <w:r>
-        <w:rPr>
-          <w:b/>
-          <w:bCs/>
-          <w:noProof w:val="0"/>
-        </w:rPr>
-        <w:t>.,</w:t>
-      </w:r>
-      <w:proofErr w:type="gramEnd"/>
-      <w:r>
-        <w:rPr>
-          <w:b/>
-          <w:bCs/>
-          <w:noProof w:val="0"/>
-        </w:rPr>
-        <w:t xml:space="preserve"> </w:t>
-      </w:r>
-      <w:proofErr w:type="spellStart"/>
-      <w:r>
-        <w:rPr>
-          <w:b/>
-          <w:bCs/>
-          <w:noProof w:val="0"/>
-        </w:rPr>
-        <w:t>Yin</w:t>
-      </w:r>
-      <w:proofErr w:type="spellEnd"/>
-      <w:r>
-        <w:rPr>
-          <w:b/>
-          <w:bCs/>
-          <w:noProof w:val="0"/>
-        </w:rPr>
-        <w:t xml:space="preserve">, R., </w:t>
-      </w:r>
-      <w:proofErr w:type="spellStart"/>
-      <w:r>
-        <w:rPr>
-          <w:b/>
-          <w:bCs/>
-          <w:noProof w:val="0"/>
-        </w:rPr>
-        <w:t>Coria</w:t>
-      </w:r>
-      <w:proofErr w:type="spellEnd"/>
-      <w:r>
-        <w:rPr>
-          <w:b/>
-          <w:bCs/>
-          <w:noProof w:val="0"/>
-        </w:rPr>
-        <w:t xml:space="preserve">, J. M., </w:t>
-      </w:r>
-      <w:proofErr w:type="spellStart"/>
-      <w:r>
-        <w:rPr>
-          <w:b/>
-          <w:bCs/>
-          <w:noProof w:val="0"/>
-        </w:rPr>
-        <w:t>Gelly</w:t>
-      </w:r>
-      <w:proofErr w:type="spellEnd"/>
-      <w:r>
-        <w:rPr>
-          <w:b/>
-          <w:bCs/>
-          <w:noProof w:val="0"/>
-        </w:rPr>
-        <w:t xml:space="preserve">, G., </w:t>
-      </w:r>
-      <w:proofErr w:type="spellStart"/>
-      <w:r>
-        <w:rPr>
-          <w:b/>
-          <w:bCs/>
-          <w:noProof w:val="0"/>
-        </w:rPr>
-        <w:t>Korshunov</w:t>
-      </w:r>
-      <w:proofErr w:type="spellEnd"/>
-      <w:r>
-        <w:rPr>
-          <w:b/>
-          <w:bCs/>
-          <w:noProof w:val="0"/>
-        </w:rPr>
-        <w:t xml:space="preserve">, P., </w:t>
-      </w:r>
-      <w:proofErr w:type="spellStart"/>
-      <w:r>
-        <w:rPr>
-          <w:b/>
-          <w:bCs/>
-          <w:noProof w:val="0"/>
-        </w:rPr>
-        <w:t>Lavechin</w:t>
-      </w:r>
-      <w:proofErr w:type="spellEnd"/>
-      <w:r>
-        <w:rPr>
-          <w:b/>
-          <w:bCs/>
-          <w:noProof w:val="0"/>
-        </w:rPr>
-        <w:t xml:space="preserve">, M., ... &amp; </w:t>
-      </w:r>
-      <w:proofErr w:type="spellStart"/>
-      <w:r>
-        <w:rPr>
-          <w:b/>
-          <w:bCs/>
-          <w:noProof w:val="0"/>
-        </w:rPr>
-        <w:t>Gill</w:t>
-      </w:r>
-      <w:proofErr w:type="spellEnd"/>
-      <w:r>
-        <w:rPr>
-          <w:b/>
-          <w:bCs/>
-          <w:noProof w:val="0"/>
-        </w:rPr>
-        <w:t>, M. P.</w:t>
-      </w:r>
-      <w:r>
-        <w:rPr>
-          <w:noProof w:val="0"/>
-        </w:rPr>
         <w:t xml:space="preserve"> (2020, May). </w:t>
       </w:r>
       <w:hyperlink r:id="rId36" w:history="1">
-        <w:proofErr w:type="spellStart"/>
         <w:r>
           <w:rPr>
             <w:rStyle w:val="Kpr"/>
             <w:noProof w:val="0"/>
           </w:rPr>
-          <w:t>Pyannote</w:t>
-        </w:r>
-        <w:proofErr w:type="spellEnd"/>
-        <w:r>
-          <w:rPr>
-            <w:rStyle w:val="Kpr"/>
-            <w:noProof w:val="0"/>
-          </w:rPr>
-          <w:t xml:space="preserve">. </w:t>
-        </w:r>
-        <w:proofErr w:type="spellStart"/>
-        <w:r>
-          <w:rPr>
-            <w:rStyle w:val="Kpr"/>
-            <w:noProof w:val="0"/>
-          </w:rPr>
-          <w:t>audio</w:t>
-        </w:r>
-        <w:proofErr w:type="spellEnd"/>
-        <w:r>
-          <w:rPr>
-            <w:rStyle w:val="Kpr"/>
-            <w:noProof w:val="0"/>
-          </w:rPr>
-          <w:t xml:space="preserve">: </w:t>
-        </w:r>
-        <w:proofErr w:type="spellStart"/>
-        <w:r>
-          <w:rPr>
-            <w:rStyle w:val="Kpr"/>
-            <w:noProof w:val="0"/>
-          </w:rPr>
-          <w:t>neural</w:t>
-        </w:r>
-        <w:proofErr w:type="spellEnd"/>
-        <w:r>
-          <w:rPr>
-            <w:rStyle w:val="Kpr"/>
-            <w:noProof w:val="0"/>
-          </w:rPr>
-          <w:t xml:space="preserve"> </w:t>
-        </w:r>
-        <w:proofErr w:type="spellStart"/>
-        <w:r>
-          <w:rPr>
-            <w:rStyle w:val="Kpr"/>
-            <w:noProof w:val="0"/>
-          </w:rPr>
-          <w:t>building</w:t>
-        </w:r>
-        <w:proofErr w:type="spellEnd"/>
-        <w:r>
-          <w:rPr>
-            <w:rStyle w:val="Kpr"/>
-            <w:noProof w:val="0"/>
-          </w:rPr>
-          <w:t xml:space="preserve"> </w:t>
-        </w:r>
-        <w:proofErr w:type="spellStart"/>
-        <w:r>
-          <w:rPr>
-            <w:rStyle w:val="Kpr"/>
-            <w:noProof w:val="0"/>
-          </w:rPr>
-          <w:t>blocks</w:t>
-        </w:r>
-        <w:proofErr w:type="spellEnd"/>
-        <w:r>
-          <w:rPr>
-            <w:rStyle w:val="Kpr"/>
-            <w:noProof w:val="0"/>
-          </w:rPr>
-          <w:t xml:space="preserve"> </w:t>
-        </w:r>
-        <w:proofErr w:type="spellStart"/>
-        <w:r>
-          <w:rPr>
-            <w:rStyle w:val="Kpr"/>
-            <w:noProof w:val="0"/>
-          </w:rPr>
-          <w:t>for</w:t>
-        </w:r>
-        <w:proofErr w:type="spellEnd"/>
-        <w:r>
-          <w:rPr>
-            <w:rStyle w:val="Kpr"/>
-            <w:noProof w:val="0"/>
-          </w:rPr>
-          <w:t xml:space="preserve"> </w:t>
-        </w:r>
-        <w:proofErr w:type="spellStart"/>
-        <w:r>
-          <w:rPr>
-            <w:rStyle w:val="Kpr"/>
-            <w:noProof w:val="0"/>
-          </w:rPr>
-          <w:t>speaker</w:t>
-        </w:r>
-        <w:proofErr w:type="spellEnd"/>
-        <w:r>
-          <w:rPr>
-            <w:rStyle w:val="Kpr"/>
-            <w:noProof w:val="0"/>
-          </w:rPr>
-          <w:t xml:space="preserve"> </w:t>
-        </w:r>
-        <w:proofErr w:type="spellStart"/>
-        <w:r>
-          <w:rPr>
-            <w:rStyle w:val="Kpr"/>
-            <w:noProof w:val="0"/>
-          </w:rPr>
-          <w:t>diarization</w:t>
-        </w:r>
-        <w:proofErr w:type="spellEnd"/>
+          <w:t>Pyannote. audio: neural building blocks for speaker diarization</w:t>
+        </w:r>
       </w:hyperlink>
       <w:r>
         <w:rPr>
           <w:noProof w:val="0"/>
         </w:rPr>
-        <w:t xml:space="preserve">. </w:t>
-      </w:r>
-      <w:proofErr w:type="spellStart"/>
-      <w:r>
-        <w:rPr>
-          <w:noProof w:val="0"/>
-        </w:rPr>
-        <w:t>In</w:t>
-      </w:r>
-      <w:proofErr w:type="spellEnd"/>
-      <w:r>
-        <w:rPr>
-          <w:noProof w:val="0"/>
-        </w:rPr>
-        <w:t xml:space="preserve"> </w:t>
+        <w:t xml:space="preserve">. In </w:t>
       </w:r>
       <w:r>
         <w:rPr>
@@ -26417,99 +23552,13 @@
           <w:iCs/>
           <w:noProof w:val="0"/>
         </w:rPr>
-        <w:t xml:space="preserve">ICASSP 2020-2020 IEEE International Conference on </w:t>
-      </w:r>
-      <w:proofErr w:type="spellStart"/>
-      <w:r>
-        <w:rPr>
-          <w:i/>
-          <w:iCs/>
+        <w:t>ICASSP 2020-2020 IEEE International Conference on Acoustics, Speech and Signal Processing (ICASSP)</w:t>
+      </w:r>
+      <w:r>
+        <w:rPr>
           <w:noProof w:val="0"/>
         </w:rPr>
-        <w:t>Acoustics</w:t>
-      </w:r>
-      <w:proofErr w:type="spellEnd"/>
-      <w:r>
-        <w:rPr>
-          <w:i/>
-          <w:iCs/>
-          <w:noProof w:val="0"/>
-        </w:rPr>
-        <w:t xml:space="preserve">, Speech </w:t>
-      </w:r>
-      <w:proofErr w:type="spellStart"/>
-      <w:r>
-        <w:rPr>
-          <w:i/>
-          <w:iCs/>
-          <w:noProof w:val="0"/>
-        </w:rPr>
-        <w:t>and</w:t>
-      </w:r>
-      <w:proofErr w:type="spellEnd"/>
-      <w:r>
-        <w:rPr>
-          <w:i/>
-          <w:iCs/>
-          <w:noProof w:val="0"/>
-        </w:rPr>
-        <w:t xml:space="preserve"> </w:t>
-      </w:r>
-      <w:proofErr w:type="spellStart"/>
-      <w:r>
-        <w:rPr>
-          <w:i/>
-          <w:iCs/>
-          <w:noProof w:val="0"/>
-        </w:rPr>
-        <w:t>Signal</w:t>
-      </w:r>
-      <w:proofErr w:type="spellEnd"/>
-      <w:r>
-        <w:rPr>
-          <w:i/>
-          <w:iCs/>
-          <w:noProof w:val="0"/>
-        </w:rPr>
-        <w:t xml:space="preserve"> </w:t>
-      </w:r>
-      <w:proofErr w:type="spellStart"/>
-      <w:r>
-        <w:rPr>
-          <w:i/>
-          <w:iCs/>
-          <w:noProof w:val="0"/>
-        </w:rPr>
-        <w:t>Processing</w:t>
-      </w:r>
-      <w:proofErr w:type="spellEnd"/>
-      <w:r>
-        <w:rPr>
-          <w:i/>
-          <w:iCs/>
-          <w:noProof w:val="0"/>
-        </w:rPr>
-        <w:t xml:space="preserve"> (ICASSP)</w:t>
-      </w:r>
-      <w:r>
-        <w:rPr>
-          <w:noProof w:val="0"/>
-        </w:rPr>
-        <w:t xml:space="preserve"> (</w:t>
-      </w:r>
-      <w:proofErr w:type="spellStart"/>
-      <w:r>
-        <w:rPr>
-          <w:noProof w:val="0"/>
-        </w:rPr>
-        <w:t>pp</w:t>
-      </w:r>
-      <w:proofErr w:type="spellEnd"/>
-      <w:r>
-        <w:rPr>
-          <w:noProof w:val="0"/>
-        </w:rPr>
-        <w:t>. 7124-7128). IEEE.</w:t>
+        <w:t xml:space="preserve"> (pp. 7124-7128). IEEE.</w:t>
       </w:r>
     </w:p>
     <w:p>
@@ -26524,7 +23573,7 @@
           <w:noProof w:val="0"/>
         </w:rPr>
       </w:pPr>
-      <w:bookmarkStart w:id="154" w:name="kaynak6"/>
+      <w:bookmarkStart w:id="153" w:name="kaynak6"/>
       <w:r>
         <w:rPr>
           <w:b/>
@@ -26539,185 +23588,29 @@
         </w:rPr>
         <w:t xml:space="preserve"> </w:t>
       </w:r>
-      <w:bookmarkEnd w:id="154"/>
-      <w:proofErr w:type="spellStart"/>
+      <w:bookmarkEnd w:id="153"/>
       <w:r>
         <w:rPr>
           <w:b/>
           <w:bCs/>
           <w:noProof w:val="0"/>
         </w:rPr>
-        <w:t>Bahdanau</w:t>
-      </w:r>
-      <w:proofErr w:type="spellEnd"/>
-      <w:r>
-        <w:rPr>
-          <w:b/>
-          <w:bCs/>
+        <w:t>Bahdanau, D.</w:t>
+      </w:r>
+      <w:r>
+        <w:rPr>
           <w:noProof w:val="0"/>
         </w:rPr>
-        <w:t>, D.</w:t>
-      </w:r>
-      <w:r>
-        <w:rPr>
-          <w:noProof w:val="0"/>
-        </w:rPr>
         <w:t xml:space="preserve"> (2014). </w:t>
       </w:r>
       <w:hyperlink r:id="rId37" w:history="1">
-        <w:proofErr w:type="spellStart"/>
         <w:r>
           <w:rPr>
             <w:rStyle w:val="Kpr"/>
             <w:noProof w:val="0"/>
           </w:rPr>
-          <w:t>Neural</w:t>
-        </w:r>
-        <w:proofErr w:type="spellEnd"/>
-        <w:r>
-          <w:rPr>
-            <w:rStyle w:val="Kpr"/>
-            <w:noProof w:val="0"/>
-          </w:rPr>
-          <w:t xml:space="preserve"> </w:t>
-        </w:r>
-        <w:proofErr w:type="spellStart"/>
-        <w:r>
-          <w:rPr>
-            <w:rStyle w:val="Kpr"/>
-            <w:noProof w:val="0"/>
-          </w:rPr>
-          <w:t>machine</w:t>
-        </w:r>
-        <w:proofErr w:type="spellEnd"/>
-        <w:r>
-          <w:rPr>
-            <w:rStyle w:val="Kpr"/>
-            <w:noProof w:val="0"/>
-          </w:rPr>
-          <w:t xml:space="preserve"> </w:t>
-        </w:r>
-        <w:proofErr w:type="spellStart"/>
-        <w:r>
-          <w:rPr>
-            <w:rStyle w:val="Kpr"/>
-            <w:noProof w:val="0"/>
-          </w:rPr>
-          <w:t>translation</w:t>
-        </w:r>
-        <w:proofErr w:type="spellEnd"/>
-        <w:r>
-          <w:rPr>
-            <w:rStyle w:val="Kpr"/>
-            <w:noProof w:val="0"/>
-          </w:rPr>
-          <w:t xml:space="preserve"> </w:t>
-        </w:r>
-        <w:proofErr w:type="spellStart"/>
-        <w:r>
-          <w:rPr>
-            <w:rStyle w:val="Kpr"/>
-            <w:noProof w:val="0"/>
-          </w:rPr>
-          <w:t>by</w:t>
-        </w:r>
-        <w:proofErr w:type="spellEnd"/>
-        <w:r>
-          <w:rPr>
-            <w:rStyle w:val="Kpr"/>
-            <w:noProof w:val="0"/>
-          </w:rPr>
-          <w:t xml:space="preserve"> </w:t>
-        </w:r>
-        <w:proofErr w:type="spellStart"/>
-        <w:r>
-          <w:rPr>
-            <w:rStyle w:val="Kpr"/>
-            <w:noProof w:val="0"/>
-          </w:rPr>
-          <w:t>jointly</w:t>
-        </w:r>
-        <w:proofErr w:type="spellEnd"/>
-        <w:r>
-          <w:rPr>
-            <w:rStyle w:val="Kpr"/>
-            <w:noProof w:val="0"/>
-          </w:rPr>
-          <w:t xml:space="preserve"> </w:t>
-        </w:r>
-        <w:proofErr w:type="spellStart"/>
-        <w:r>
-          <w:rPr>
-            <w:rStyle w:val="Kpr"/>
-            <w:noProof w:val="0"/>
-          </w:rPr>
-          <w:t>learning</w:t>
-        </w:r>
-        <w:proofErr w:type="spellEnd"/>
-        <w:r>
-          <w:rPr>
-            <w:rStyle w:val="Kpr"/>
-            <w:noProof w:val="0"/>
-          </w:rPr>
-          <w:t xml:space="preserve"> </w:t>
-        </w:r>
-        <w:proofErr w:type="spellStart"/>
-        <w:r>
-          <w:rPr>
-            <w:rStyle w:val="Kpr"/>
-            <w:noProof w:val="0"/>
-          </w:rPr>
-          <w:t>to</w:t>
-        </w:r>
-        <w:proofErr w:type="spellEnd"/>
-        <w:r>
-          <w:rPr>
-            <w:rStyle w:val="Kpr"/>
-            <w:noProof w:val="0"/>
-          </w:rPr>
-          <w:t xml:space="preserve"> </w:t>
-        </w:r>
-        <w:proofErr w:type="spellStart"/>
-        <w:r>
-          <w:rPr>
-            <w:rStyle w:val="Kpr"/>
-            <w:noProof w:val="0"/>
-          </w:rPr>
-          <w:t>align</w:t>
-        </w:r>
-        <w:proofErr w:type="spellEnd"/>
-        <w:r>
-          <w:rPr>
-            <w:rStyle w:val="Kpr"/>
-            <w:noProof w:val="0"/>
-          </w:rPr>
-          <w:t xml:space="preserve"> </w:t>
-        </w:r>
-        <w:proofErr w:type="spellStart"/>
-        <w:r>
-          <w:rPr>
-            <w:rStyle w:val="Kpr"/>
-            <w:noProof w:val="0"/>
-          </w:rPr>
-          <w:t>and</w:t>
-        </w:r>
-        <w:proofErr w:type="spellEnd"/>
-        <w:r>
-          <w:rPr>
-            <w:rStyle w:val="Kpr"/>
-            <w:noProof w:val="0"/>
-          </w:rPr>
-          <w:t xml:space="preserve"> </w:t>
-        </w:r>
-        <w:proofErr w:type="spellStart"/>
-        <w:r>
-          <w:rPr>
-            <w:rStyle w:val="Kpr"/>
-            <w:noProof w:val="0"/>
-          </w:rPr>
-          <w:t>translate</w:t>
-        </w:r>
-        <w:proofErr w:type="spellEnd"/>
+          <w:t>Neural machine translation by jointly learning to align and translate</w:t>
+        </w:r>
       </w:hyperlink>
       <w:r>
         <w:rPr>
@@ -26725,41 +23618,13 @@
         </w:rPr>
         <w:t xml:space="preserve">. </w:t>
       </w:r>
-      <w:proofErr w:type="spellStart"/>
       <w:r>
         <w:rPr>
           <w:i/>
           <w:iCs/>
           <w:noProof w:val="0"/>
         </w:rPr>
-        <w:t>arXiv</w:t>
-      </w:r>
-      <w:proofErr w:type="spellEnd"/>
-      <w:r>
-        <w:rPr>
-          <w:i/>
-          <w:iCs/>
-          <w:noProof w:val="0"/>
-        </w:rPr>
-        <w:t xml:space="preserve"> </w:t>
-      </w:r>
-      <w:proofErr w:type="spellStart"/>
-      <w:r>
-        <w:rPr>
-          <w:i/>
-          <w:iCs/>
-          <w:noProof w:val="0"/>
-        </w:rPr>
-        <w:t>preprint</w:t>
-      </w:r>
-      <w:proofErr w:type="spellEnd"/>
-      <w:r>
-        <w:rPr>
-          <w:i/>
-          <w:iCs/>
-          <w:noProof w:val="0"/>
-        </w:rPr>
-        <w:t xml:space="preserve"> arXiv:1409.0473</w:t>
+        <w:t>arXiv preprint arXiv:1409.0473</w:t>
       </w:r>
       <w:r>
         <w:rPr>
@@ -26780,7 +23645,7 @@
           <w:noProof w:val="0"/>
         </w:rPr>
       </w:pPr>
-      <w:bookmarkStart w:id="155" w:name="kaynak7"/>
+      <w:bookmarkStart w:id="154" w:name="kaynak7"/>
       <w:r>
         <w:rPr>
           <w:b/>
@@ -26795,285 +23660,29 @@
         </w:rPr>
         <w:t xml:space="preserve"> </w:t>
       </w:r>
-      <w:bookmarkEnd w:id="155"/>
-      <w:proofErr w:type="spellStart"/>
+      <w:bookmarkEnd w:id="154"/>
       <w:r>
         <w:rPr>
           <w:b/>
           <w:bCs/>
           <w:noProof w:val="0"/>
         </w:rPr>
-        <w:t>Shikhar</w:t>
-      </w:r>
-      <w:proofErr w:type="spellEnd"/>
-      <w:r>
-        <w:rPr>
-          <w:b/>
-          <w:bCs/>
+        <w:t>Shikhar, S., Kurpath, M. I., Mullappilly, S. S., Lahoud, J., Khan, F. S., Anwer, R. M., ... &amp; Cholakkal, H.</w:t>
+      </w:r>
+      <w:r>
+        <w:rPr>
           <w:noProof w:val="0"/>
         </w:rPr>
-        <w:t>, S</w:t>
-      </w:r>
-      <w:proofErr w:type="gramStart"/>
-      <w:r>
-        <w:rPr>
-          <w:b/>
-          <w:bCs/>
-          <w:noProof w:val="0"/>
-        </w:rPr>
-        <w:t>.,</w:t>
-      </w:r>
-      <w:proofErr w:type="gramEnd"/>
-      <w:r>
-        <w:rPr>
-          <w:b/>
-          <w:bCs/>
-          <w:noProof w:val="0"/>
-        </w:rPr>
-        <w:t xml:space="preserve"> </w:t>
-      </w:r>
-      <w:proofErr w:type="spellStart"/>
-      <w:r>
-        <w:rPr>
-          <w:b/>
-          <w:bCs/>
-          <w:noProof w:val="0"/>
-        </w:rPr>
-        <w:t>Kurpath</w:t>
-      </w:r>
-      <w:proofErr w:type="spellEnd"/>
-      <w:r>
-        <w:rPr>
-          <w:b/>
-          <w:bCs/>
-          <w:noProof w:val="0"/>
-        </w:rPr>
-        <w:t xml:space="preserve">, M. I., </w:t>
-      </w:r>
-      <w:proofErr w:type="spellStart"/>
-      <w:r>
-        <w:rPr>
-          <w:b/>
-          <w:bCs/>
-          <w:noProof w:val="0"/>
-        </w:rPr>
-        <w:t>Mullappilly</w:t>
-      </w:r>
-      <w:proofErr w:type="spellEnd"/>
-      <w:r>
-        <w:rPr>
-          <w:b/>
-          <w:bCs/>
-          <w:noProof w:val="0"/>
-        </w:rPr>
-        <w:t xml:space="preserve">, S. S., </w:t>
-      </w:r>
-      <w:proofErr w:type="spellStart"/>
-      <w:r>
-        <w:rPr>
-          <w:b/>
-          <w:bCs/>
-          <w:noProof w:val="0"/>
-        </w:rPr>
-        <w:t>Lahoud</w:t>
-      </w:r>
-      <w:proofErr w:type="spellEnd"/>
-      <w:r>
-        <w:rPr>
-          <w:b/>
-          <w:bCs/>
-          <w:noProof w:val="0"/>
-        </w:rPr>
-        <w:t xml:space="preserve">, J., </w:t>
-      </w:r>
-      <w:proofErr w:type="spellStart"/>
-      <w:r>
-        <w:rPr>
-          <w:b/>
-          <w:bCs/>
-          <w:noProof w:val="0"/>
-        </w:rPr>
-        <w:t>Khan</w:t>
-      </w:r>
-      <w:proofErr w:type="spellEnd"/>
-      <w:r>
-        <w:rPr>
-          <w:b/>
-          <w:bCs/>
-          <w:noProof w:val="0"/>
-        </w:rPr>
-        <w:t xml:space="preserve">, F. S., </w:t>
-      </w:r>
-      <w:proofErr w:type="spellStart"/>
-      <w:r>
-        <w:rPr>
-          <w:b/>
-          <w:bCs/>
-          <w:noProof w:val="0"/>
-        </w:rPr>
-        <w:t>Anwer</w:t>
-      </w:r>
-      <w:proofErr w:type="spellEnd"/>
-      <w:r>
-        <w:rPr>
-          <w:b/>
-          <w:bCs/>
-          <w:noProof w:val="0"/>
-        </w:rPr>
-        <w:t xml:space="preserve">, R. M., ... &amp; </w:t>
-      </w:r>
-      <w:proofErr w:type="spellStart"/>
-      <w:r>
-        <w:rPr>
-          <w:b/>
-          <w:bCs/>
-          <w:noProof w:val="0"/>
-        </w:rPr>
-        <w:t>Cholakkal</w:t>
-      </w:r>
-      <w:proofErr w:type="spellEnd"/>
-      <w:r>
-        <w:rPr>
-          <w:b/>
-          <w:bCs/>
-          <w:noProof w:val="0"/>
-        </w:rPr>
-        <w:t>, H.</w:t>
-      </w:r>
-      <w:r>
-        <w:rPr>
-          <w:noProof w:val="0"/>
-        </w:rPr>
-        <w:t xml:space="preserve"> (2025, </w:t>
-      </w:r>
-      <w:proofErr w:type="spellStart"/>
-      <w:r>
-        <w:rPr>
-          <w:noProof w:val="0"/>
-        </w:rPr>
-        <w:t>July</w:t>
-      </w:r>
-      <w:proofErr w:type="spellEnd"/>
-      <w:r>
-        <w:rPr>
-          <w:noProof w:val="0"/>
-        </w:rPr>
-        <w:t xml:space="preserve">). </w:t>
+        <w:t xml:space="preserve"> (2025, July). </w:t>
       </w:r>
       <w:hyperlink r:id="rId38" w:history="1">
-        <w:proofErr w:type="spellStart"/>
         <w:r>
           <w:rPr>
             <w:rStyle w:val="Kpr"/>
             <w:noProof w:val="0"/>
           </w:rPr>
-          <w:t>LLMVoX</w:t>
-        </w:r>
-        <w:proofErr w:type="spellEnd"/>
-        <w:r>
-          <w:rPr>
-            <w:rStyle w:val="Kpr"/>
-            <w:noProof w:val="0"/>
-          </w:rPr>
-          <w:t xml:space="preserve">: </w:t>
-        </w:r>
-        <w:proofErr w:type="spellStart"/>
-        <w:r>
-          <w:rPr>
-            <w:rStyle w:val="Kpr"/>
-            <w:noProof w:val="0"/>
-          </w:rPr>
-          <w:t>Autoregressive</w:t>
-        </w:r>
-        <w:proofErr w:type="spellEnd"/>
-        <w:r>
-          <w:rPr>
-            <w:rStyle w:val="Kpr"/>
-            <w:noProof w:val="0"/>
-          </w:rPr>
-          <w:t xml:space="preserve"> </w:t>
-        </w:r>
-        <w:proofErr w:type="spellStart"/>
-        <w:r>
-          <w:rPr>
-            <w:rStyle w:val="Kpr"/>
-            <w:noProof w:val="0"/>
-          </w:rPr>
-          <w:t>streaming</w:t>
-        </w:r>
-        <w:proofErr w:type="spellEnd"/>
-        <w:r>
-          <w:rPr>
-            <w:rStyle w:val="Kpr"/>
-            <w:noProof w:val="0"/>
-          </w:rPr>
-          <w:t xml:space="preserve"> </w:t>
-        </w:r>
-        <w:proofErr w:type="spellStart"/>
-        <w:r>
-          <w:rPr>
-            <w:rStyle w:val="Kpr"/>
-            <w:noProof w:val="0"/>
-          </w:rPr>
-          <w:t>text-to-speech</w:t>
-        </w:r>
-        <w:proofErr w:type="spellEnd"/>
-        <w:r>
-          <w:rPr>
-            <w:rStyle w:val="Kpr"/>
-            <w:noProof w:val="0"/>
-          </w:rPr>
-          <w:t xml:space="preserve"> model </w:t>
-        </w:r>
-        <w:proofErr w:type="spellStart"/>
-        <w:r>
-          <w:rPr>
-            <w:rStyle w:val="Kpr"/>
-            <w:noProof w:val="0"/>
-          </w:rPr>
-          <w:t>for</w:t>
-        </w:r>
-        <w:proofErr w:type="spellEnd"/>
-        <w:r>
-          <w:rPr>
-            <w:rStyle w:val="Kpr"/>
-            <w:noProof w:val="0"/>
-          </w:rPr>
-          <w:t xml:space="preserve"> </w:t>
-        </w:r>
-        <w:proofErr w:type="spellStart"/>
-        <w:r>
-          <w:rPr>
-            <w:rStyle w:val="Kpr"/>
-            <w:noProof w:val="0"/>
-          </w:rPr>
-          <w:t>any</w:t>
-        </w:r>
-        <w:proofErr w:type="spellEnd"/>
-        <w:r>
-          <w:rPr>
-            <w:rStyle w:val="Kpr"/>
-            <w:noProof w:val="0"/>
-          </w:rPr>
-          <w:t xml:space="preserve"> LLM. </w:t>
-        </w:r>
-        <w:proofErr w:type="spellStart"/>
-        <w:r>
-          <w:rPr>
-            <w:rStyle w:val="Kpr"/>
-            <w:noProof w:val="0"/>
-          </w:rPr>
-          <w:t>In</w:t>
-        </w:r>
-        <w:proofErr w:type="spellEnd"/>
-        <w:r>
-          <w:rPr>
-            <w:rStyle w:val="Kpr"/>
-            <w:noProof w:val="0"/>
-          </w:rPr>
-          <w:t xml:space="preserve"> </w:t>
-        </w:r>
-        <w:proofErr w:type="spellStart"/>
+          <w:t xml:space="preserve">LLMVoX: Autoregressive streaming text-to-speech model for any LLM. In </w:t>
+        </w:r>
         <w:r>
           <w:rPr>
             <w:rStyle w:val="Kpr"/>
@@ -27081,109 +23690,8 @@
             <w:iCs/>
             <w:noProof w:val="0"/>
           </w:rPr>
-          <w:t>Findings</w:t>
-        </w:r>
-        <w:proofErr w:type="spellEnd"/>
-        <w:r>
-          <w:rPr>
-            <w:rStyle w:val="Kpr"/>
-            <w:i/>
-            <w:iCs/>
-            <w:noProof w:val="0"/>
-          </w:rPr>
-          <w:t xml:space="preserve"> of </w:t>
-        </w:r>
-        <w:proofErr w:type="spellStart"/>
-        <w:r>
-          <w:rPr>
-            <w:rStyle w:val="Kpr"/>
-            <w:i/>
-            <w:iCs/>
-            <w:noProof w:val="0"/>
-          </w:rPr>
-          <w:t>the</w:t>
-        </w:r>
-        <w:proofErr w:type="spellEnd"/>
-        <w:r>
-          <w:rPr>
-            <w:rStyle w:val="Kpr"/>
-            <w:i/>
-            <w:iCs/>
-            <w:noProof w:val="0"/>
-          </w:rPr>
-          <w:t xml:space="preserve"> </w:t>
-        </w:r>
-        <w:proofErr w:type="spellStart"/>
-        <w:r>
-          <w:rPr>
-            <w:rStyle w:val="Kpr"/>
-            <w:i/>
-            <w:iCs/>
-            <w:noProof w:val="0"/>
-          </w:rPr>
-          <w:t>Association</w:t>
-        </w:r>
-        <w:proofErr w:type="spellEnd"/>
-        <w:r>
-          <w:rPr>
-            <w:rStyle w:val="Kpr"/>
-            <w:i/>
-            <w:iCs/>
-            <w:noProof w:val="0"/>
-          </w:rPr>
-          <w:t xml:space="preserve"> </w:t>
-        </w:r>
-        <w:proofErr w:type="spellStart"/>
-        <w:r>
-          <w:rPr>
-            <w:rStyle w:val="Kpr"/>
-            <w:i/>
-            <w:iCs/>
-            <w:noProof w:val="0"/>
-          </w:rPr>
-          <w:t>for</w:t>
-        </w:r>
-        <w:proofErr w:type="spellEnd"/>
-        <w:r>
-          <w:rPr>
-            <w:rStyle w:val="Kpr"/>
-            <w:i/>
-            <w:iCs/>
-            <w:noProof w:val="0"/>
-          </w:rPr>
-          <w:t xml:space="preserve"> </w:t>
-        </w:r>
-        <w:proofErr w:type="spellStart"/>
-        <w:r>
-          <w:rPr>
-            <w:rStyle w:val="Kpr"/>
-            <w:i/>
-            <w:iCs/>
-            <w:noProof w:val="0"/>
-          </w:rPr>
-          <w:t>Computational</w:t>
-        </w:r>
-        <w:proofErr w:type="spellEnd"/>
-        <w:r>
-          <w:rPr>
-            <w:rStyle w:val="Kpr"/>
-            <w:i/>
-            <w:iCs/>
-            <w:noProof w:val="0"/>
-          </w:rPr>
-          <w:t xml:space="preserve"> </w:t>
-        </w:r>
-        <w:proofErr w:type="spellStart"/>
-        <w:r>
-          <w:rPr>
-            <w:rStyle w:val="Kpr"/>
-            <w:i/>
-            <w:iCs/>
-            <w:noProof w:val="0"/>
-          </w:rPr>
-          <w:t>Linguistics</w:t>
-        </w:r>
-        <w:proofErr w:type="spellEnd"/>
+          <w:t>Findings of the Association for Computational Linguistics</w:t>
+        </w:r>
       </w:hyperlink>
       <w:r>
         <w:rPr>
@@ -27197,21 +23705,7 @@
         <w:rPr>
           <w:noProof w:val="0"/>
         </w:rPr>
-        <w:t xml:space="preserve"> (</w:t>
-      </w:r>
-      <w:proofErr w:type="spellStart"/>
-      <w:r>
-        <w:rPr>
-          <w:noProof w:val="0"/>
-        </w:rPr>
-        <w:t>pp</w:t>
-      </w:r>
-      <w:proofErr w:type="spellEnd"/>
-      <w:r>
-        <w:rPr>
-          <w:noProof w:val="0"/>
-        </w:rPr>
-        <w:t>. 20481-20493).</w:t>
+        <w:t xml:space="preserve"> (pp. 20481-20493).</w:t>
       </w:r>
     </w:p>
     <w:p>
@@ -27226,7 +23720,7 @@
           <w:noProof w:val="0"/>
         </w:rPr>
       </w:pPr>
-      <w:bookmarkStart w:id="156" w:name="kaynak8"/>
+      <w:bookmarkStart w:id="155" w:name="kaynak8"/>
       <w:r>
         <w:rPr>
           <w:b/>
@@ -27241,78 +23735,14 @@
         </w:rPr>
         <w:t xml:space="preserve"> </w:t>
       </w:r>
-      <w:bookmarkEnd w:id="156"/>
-      <w:proofErr w:type="spellStart"/>
+      <w:bookmarkEnd w:id="155"/>
       <w:r>
         <w:rPr>
           <w:b/>
           <w:bCs/>
           <w:noProof w:val="0"/>
         </w:rPr>
-        <w:t>Xu</w:t>
-      </w:r>
-      <w:proofErr w:type="spellEnd"/>
-      <w:r>
-        <w:rPr>
-          <w:b/>
-          <w:bCs/>
-          <w:noProof w:val="0"/>
-        </w:rPr>
-        <w:t>, B</w:t>
-      </w:r>
-      <w:proofErr w:type="gramStart"/>
-      <w:r>
-        <w:rPr>
-          <w:b/>
-          <w:bCs/>
-          <w:noProof w:val="0"/>
-        </w:rPr>
-        <w:t>.,</w:t>
-      </w:r>
-      <w:proofErr w:type="gramEnd"/>
-      <w:r>
-        <w:rPr>
-          <w:b/>
-          <w:bCs/>
-          <w:noProof w:val="0"/>
-        </w:rPr>
-        <w:t xml:space="preserve"> Tao, C., Feng, Z., </w:t>
-      </w:r>
-      <w:proofErr w:type="spellStart"/>
-      <w:r>
-        <w:rPr>
-          <w:b/>
-          <w:bCs/>
-          <w:noProof w:val="0"/>
-        </w:rPr>
-        <w:t>Raqui</w:t>
-      </w:r>
-      <w:proofErr w:type="spellEnd"/>
-      <w:r>
-        <w:rPr>
-          <w:b/>
-          <w:bCs/>
-          <w:noProof w:val="0"/>
-        </w:rPr>
-        <w:t xml:space="preserve">, Y., &amp; </w:t>
-      </w:r>
-      <w:proofErr w:type="spellStart"/>
-      <w:r>
-        <w:rPr>
-          <w:b/>
-          <w:bCs/>
-          <w:noProof w:val="0"/>
-        </w:rPr>
-        <w:t>Ranwez</w:t>
-      </w:r>
-      <w:proofErr w:type="spellEnd"/>
-      <w:r>
-        <w:rPr>
-          <w:b/>
-          <w:bCs/>
-          <w:noProof w:val="0"/>
-        </w:rPr>
-        <w:t>, S. (2021).</w:t>
+        <w:t>Xu, B., Tao, C., Feng, Z., Raqui, Y., &amp; Ranwez, S. (2021).</w:t>
       </w:r>
       <w:r>
         <w:rPr>
@@ -27326,183 +23756,7 @@
             <w:rStyle w:val="Kpr"/>
             <w:noProof w:val="0"/>
           </w:rPr>
-          <w:t xml:space="preserve">A </w:t>
-        </w:r>
-        <w:proofErr w:type="gramStart"/>
-        <w:r>
-          <w:rPr>
-            <w:rStyle w:val="Kpr"/>
-            <w:noProof w:val="0"/>
-          </w:rPr>
-          <w:t>benchmarking</w:t>
-        </w:r>
-        <w:proofErr w:type="gramEnd"/>
-        <w:r>
-          <w:rPr>
-            <w:rStyle w:val="Kpr"/>
-            <w:noProof w:val="0"/>
-          </w:rPr>
-          <w:t xml:space="preserve"> on </w:t>
-        </w:r>
-        <w:proofErr w:type="spellStart"/>
-        <w:r>
-          <w:rPr>
-            <w:rStyle w:val="Kpr"/>
-            <w:noProof w:val="0"/>
-          </w:rPr>
-          <w:t>cloud</w:t>
-        </w:r>
-        <w:proofErr w:type="spellEnd"/>
-        <w:r>
-          <w:rPr>
-            <w:rStyle w:val="Kpr"/>
-            <w:noProof w:val="0"/>
-          </w:rPr>
-          <w:t xml:space="preserve"> </w:t>
-        </w:r>
-        <w:proofErr w:type="spellStart"/>
-        <w:r>
-          <w:rPr>
-            <w:rStyle w:val="Kpr"/>
-            <w:noProof w:val="0"/>
-          </w:rPr>
-          <w:t>based</w:t>
-        </w:r>
-        <w:proofErr w:type="spellEnd"/>
-        <w:r>
-          <w:rPr>
-            <w:rStyle w:val="Kpr"/>
-            <w:noProof w:val="0"/>
-          </w:rPr>
-          <w:t xml:space="preserve"> </w:t>
-        </w:r>
-        <w:proofErr w:type="spellStart"/>
-        <w:r>
-          <w:rPr>
-            <w:rStyle w:val="Kpr"/>
-            <w:noProof w:val="0"/>
-          </w:rPr>
-          <w:t>speech-to-text</w:t>
-        </w:r>
-        <w:proofErr w:type="spellEnd"/>
-        <w:r>
-          <w:rPr>
-            <w:rStyle w:val="Kpr"/>
-            <w:noProof w:val="0"/>
-          </w:rPr>
-          <w:t xml:space="preserve"> </w:t>
-        </w:r>
-        <w:proofErr w:type="spellStart"/>
-        <w:r>
-          <w:rPr>
-            <w:rStyle w:val="Kpr"/>
-            <w:noProof w:val="0"/>
-          </w:rPr>
-          <w:t>services</w:t>
-        </w:r>
-        <w:proofErr w:type="spellEnd"/>
-        <w:r>
-          <w:rPr>
-            <w:rStyle w:val="Kpr"/>
-            <w:noProof w:val="0"/>
-          </w:rPr>
-          <w:t xml:space="preserve"> </w:t>
-        </w:r>
-        <w:proofErr w:type="spellStart"/>
-        <w:r>
-          <w:rPr>
-            <w:rStyle w:val="Kpr"/>
-            <w:noProof w:val="0"/>
-          </w:rPr>
-          <w:t>for</w:t>
-        </w:r>
-        <w:proofErr w:type="spellEnd"/>
-        <w:r>
-          <w:rPr>
-            <w:rStyle w:val="Kpr"/>
-            <w:noProof w:val="0"/>
-          </w:rPr>
-          <w:t xml:space="preserve"> </w:t>
-        </w:r>
-        <w:proofErr w:type="spellStart"/>
-        <w:r>
-          <w:rPr>
-            <w:rStyle w:val="Kpr"/>
-            <w:noProof w:val="0"/>
-          </w:rPr>
-          <w:t>french</w:t>
-        </w:r>
-        <w:proofErr w:type="spellEnd"/>
-        <w:r>
-          <w:rPr>
-            <w:rStyle w:val="Kpr"/>
-            <w:noProof w:val="0"/>
-          </w:rPr>
-          <w:t xml:space="preserve"> </w:t>
-        </w:r>
-        <w:proofErr w:type="spellStart"/>
-        <w:r>
-          <w:rPr>
-            <w:rStyle w:val="Kpr"/>
-            <w:noProof w:val="0"/>
-          </w:rPr>
-          <w:t>speech</w:t>
-        </w:r>
-        <w:proofErr w:type="spellEnd"/>
-        <w:r>
-          <w:rPr>
-            <w:rStyle w:val="Kpr"/>
-            <w:noProof w:val="0"/>
-          </w:rPr>
-          <w:t xml:space="preserve"> </w:t>
-        </w:r>
-        <w:proofErr w:type="spellStart"/>
-        <w:r>
-          <w:rPr>
-            <w:rStyle w:val="Kpr"/>
-            <w:noProof w:val="0"/>
-          </w:rPr>
-          <w:t>and</w:t>
-        </w:r>
-        <w:proofErr w:type="spellEnd"/>
-        <w:r>
-          <w:rPr>
-            <w:rStyle w:val="Kpr"/>
-            <w:noProof w:val="0"/>
-          </w:rPr>
-          <w:t xml:space="preserve"> background </w:t>
-        </w:r>
-        <w:proofErr w:type="spellStart"/>
-        <w:r>
-          <w:rPr>
-            <w:rStyle w:val="Kpr"/>
-            <w:noProof w:val="0"/>
-          </w:rPr>
-          <w:t>noise</w:t>
-        </w:r>
-        <w:proofErr w:type="spellEnd"/>
-        <w:r>
-          <w:rPr>
-            <w:rStyle w:val="Kpr"/>
-            <w:noProof w:val="0"/>
-          </w:rPr>
-          <w:t xml:space="preserve"> </w:t>
-        </w:r>
-        <w:proofErr w:type="spellStart"/>
-        <w:r>
-          <w:rPr>
-            <w:rStyle w:val="Kpr"/>
-            <w:noProof w:val="0"/>
-          </w:rPr>
-          <w:t>effect</w:t>
-        </w:r>
-        <w:proofErr w:type="spellEnd"/>
-        <w:r>
-          <w:rPr>
-            <w:rStyle w:val="Kpr"/>
-            <w:noProof w:val="0"/>
-          </w:rPr>
-          <w:t>.</w:t>
+          <w:t>A benchmarking on cloud based speech-to-text services for french speech and background noise effect.</w:t>
         </w:r>
       </w:hyperlink>
       <w:r>
@@ -27511,41 +23765,13 @@
         </w:rPr>
         <w:t xml:space="preserve"> </w:t>
       </w:r>
-      <w:proofErr w:type="spellStart"/>
       <w:r>
         <w:rPr>
           <w:i/>
           <w:iCs/>
           <w:noProof w:val="0"/>
         </w:rPr>
-        <w:t>arXiv</w:t>
-      </w:r>
-      <w:proofErr w:type="spellEnd"/>
-      <w:r>
-        <w:rPr>
-          <w:i/>
-          <w:iCs/>
-          <w:noProof w:val="0"/>
-        </w:rPr>
-        <w:t xml:space="preserve"> </w:t>
-      </w:r>
-      <w:proofErr w:type="spellStart"/>
-      <w:r>
-        <w:rPr>
-          <w:i/>
-          <w:iCs/>
-          <w:noProof w:val="0"/>
-        </w:rPr>
-        <w:t>preprint</w:t>
-      </w:r>
-      <w:proofErr w:type="spellEnd"/>
-      <w:r>
-        <w:rPr>
-          <w:i/>
-          <w:iCs/>
-          <w:noProof w:val="0"/>
-        </w:rPr>
-        <w:t xml:space="preserve"> arXiv:2105.03409</w:t>
+        <w:t>arXiv preprint arXiv:2105.03409</w:t>
       </w:r>
       <w:r>
         <w:rPr>
@@ -27566,7 +23792,7 @@
           <w:noProof w:val="0"/>
         </w:rPr>
       </w:pPr>
-      <w:bookmarkStart w:id="157" w:name="kaynak9"/>
+      <w:bookmarkStart w:id="156" w:name="kaynak9"/>
       <w:r>
         <w:rPr>
           <w:b/>
@@ -27581,96 +23807,14 @@
         </w:rPr>
         <w:t xml:space="preserve"> </w:t>
       </w:r>
-      <w:bookmarkEnd w:id="157"/>
-      <w:proofErr w:type="spellStart"/>
+      <w:bookmarkEnd w:id="156"/>
       <w:r>
         <w:rPr>
           <w:b/>
           <w:bCs/>
           <w:noProof w:val="0"/>
         </w:rPr>
-        <w:t>Fujita</w:t>
-      </w:r>
-      <w:proofErr w:type="spellEnd"/>
-      <w:r>
-        <w:rPr>
-          <w:b/>
-          <w:bCs/>
-          <w:noProof w:val="0"/>
-        </w:rPr>
-        <w:t>, Y</w:t>
-      </w:r>
-      <w:proofErr w:type="gramStart"/>
-      <w:r>
-        <w:rPr>
-          <w:b/>
-          <w:bCs/>
-          <w:noProof w:val="0"/>
-        </w:rPr>
-        <w:t>.,</w:t>
-      </w:r>
-      <w:proofErr w:type="gramEnd"/>
-      <w:r>
-        <w:rPr>
-          <w:b/>
-          <w:bCs/>
-          <w:noProof w:val="0"/>
-        </w:rPr>
-        <w:t xml:space="preserve"> Kanda, N., </w:t>
-      </w:r>
-      <w:proofErr w:type="spellStart"/>
-      <w:r>
-        <w:rPr>
-          <w:b/>
-          <w:bCs/>
-          <w:noProof w:val="0"/>
-        </w:rPr>
-        <w:t>Horiguchi</w:t>
-      </w:r>
-      <w:proofErr w:type="spellEnd"/>
-      <w:r>
-        <w:rPr>
-          <w:b/>
-          <w:bCs/>
-          <w:noProof w:val="0"/>
-        </w:rPr>
-        <w:t xml:space="preserve">, S., </w:t>
-      </w:r>
-      <w:proofErr w:type="spellStart"/>
-      <w:r>
-        <w:rPr>
-          <w:b/>
-          <w:bCs/>
-          <w:noProof w:val="0"/>
-        </w:rPr>
-        <w:t>Nagamatsu</w:t>
-      </w:r>
-      <w:proofErr w:type="spellEnd"/>
-      <w:r>
-        <w:rPr>
-          <w:b/>
-          <w:bCs/>
-          <w:noProof w:val="0"/>
-        </w:rPr>
-        <w:t xml:space="preserve">, K., &amp; </w:t>
-      </w:r>
-      <w:proofErr w:type="spellStart"/>
-      <w:r>
-        <w:rPr>
-          <w:b/>
-          <w:bCs/>
-          <w:noProof w:val="0"/>
-        </w:rPr>
-        <w:t>Watanabe</w:t>
-      </w:r>
-      <w:proofErr w:type="spellEnd"/>
-      <w:r>
-        <w:rPr>
-          <w:b/>
-          <w:bCs/>
-          <w:noProof w:val="0"/>
-        </w:rPr>
-        <w:t>, S.</w:t>
+        <w:t>Fujita, Y., Kanda, N., Horiguchi, S., Nagamatsu, K., &amp; Watanabe, S.</w:t>
       </w:r>
       <w:r>
         <w:rPr>
@@ -27684,113 +23828,8 @@
             <w:rStyle w:val="Kpr"/>
             <w:noProof w:val="0"/>
           </w:rPr>
-          <w:t xml:space="preserve"> </w:t>
-        </w:r>
-        <w:proofErr w:type="spellStart"/>
-        <w:r>
-          <w:rPr>
-            <w:rStyle w:val="Kpr"/>
-            <w:noProof w:val="0"/>
-          </w:rPr>
-          <w:t>End-to-end</w:t>
-        </w:r>
-        <w:proofErr w:type="spellEnd"/>
-        <w:r>
-          <w:rPr>
-            <w:rStyle w:val="Kpr"/>
-            <w:noProof w:val="0"/>
-          </w:rPr>
-          <w:t xml:space="preserve"> </w:t>
-        </w:r>
-        <w:proofErr w:type="spellStart"/>
-        <w:r>
-          <w:rPr>
-            <w:rStyle w:val="Kpr"/>
-            <w:noProof w:val="0"/>
-          </w:rPr>
-          <w:t>neural</w:t>
-        </w:r>
-        <w:proofErr w:type="spellEnd"/>
-        <w:r>
-          <w:rPr>
-            <w:rStyle w:val="Kpr"/>
-            <w:noProof w:val="0"/>
-          </w:rPr>
-          <w:t xml:space="preserve"> </w:t>
-        </w:r>
-        <w:proofErr w:type="spellStart"/>
-        <w:r>
-          <w:rPr>
-            <w:rStyle w:val="Kpr"/>
-            <w:noProof w:val="0"/>
-          </w:rPr>
-          <w:t>speaker</w:t>
-        </w:r>
-        <w:proofErr w:type="spellEnd"/>
-        <w:r>
-          <w:rPr>
-            <w:rStyle w:val="Kpr"/>
-            <w:noProof w:val="0"/>
-          </w:rPr>
-          <w:t xml:space="preserve"> </w:t>
-        </w:r>
-        <w:proofErr w:type="spellStart"/>
-        <w:r>
-          <w:rPr>
-            <w:rStyle w:val="Kpr"/>
-            <w:noProof w:val="0"/>
-          </w:rPr>
-          <w:t>diarization</w:t>
-        </w:r>
-        <w:proofErr w:type="spellEnd"/>
-        <w:r>
-          <w:rPr>
-            <w:rStyle w:val="Kpr"/>
-            <w:noProof w:val="0"/>
-          </w:rPr>
-          <w:t xml:space="preserve"> </w:t>
-        </w:r>
-        <w:proofErr w:type="spellStart"/>
-        <w:r>
-          <w:rPr>
-            <w:rStyle w:val="Kpr"/>
-            <w:noProof w:val="0"/>
-          </w:rPr>
-          <w:t>with</w:t>
-        </w:r>
-        <w:proofErr w:type="spellEnd"/>
-        <w:r>
-          <w:rPr>
-            <w:rStyle w:val="Kpr"/>
-            <w:noProof w:val="0"/>
-          </w:rPr>
-          <w:t xml:space="preserve"> </w:t>
-        </w:r>
-        <w:proofErr w:type="spellStart"/>
-        <w:r>
-          <w:rPr>
-            <w:rStyle w:val="Kpr"/>
-            <w:noProof w:val="0"/>
-          </w:rPr>
-          <w:t>permutation-free</w:t>
-        </w:r>
-        <w:proofErr w:type="spellEnd"/>
-        <w:r>
-          <w:rPr>
-            <w:rStyle w:val="Kpr"/>
-            <w:noProof w:val="0"/>
-          </w:rPr>
-          <w:t xml:space="preserve"> </w:t>
-        </w:r>
-        <w:proofErr w:type="spellStart"/>
-        <w:r>
-          <w:rPr>
-            <w:rStyle w:val="Kpr"/>
-            <w:noProof w:val="0"/>
-          </w:rPr>
-          <w:t>objectives</w:t>
-        </w:r>
-        <w:proofErr w:type="spellEnd"/>
+          <w:t xml:space="preserve"> End-to-end neural speaker diarization with permutation-free objectives</w:t>
+        </w:r>
       </w:hyperlink>
       <w:r>
         <w:rPr>
@@ -27798,41 +23837,13 @@
         </w:rPr>
         <w:t xml:space="preserve">. </w:t>
       </w:r>
-      <w:proofErr w:type="spellStart"/>
       <w:r>
         <w:rPr>
           <w:i/>
           <w:iCs/>
           <w:noProof w:val="0"/>
         </w:rPr>
-        <w:t>arXiv</w:t>
-      </w:r>
-      <w:proofErr w:type="spellEnd"/>
-      <w:r>
-        <w:rPr>
-          <w:i/>
-          <w:iCs/>
-          <w:noProof w:val="0"/>
-        </w:rPr>
-        <w:t xml:space="preserve"> </w:t>
-      </w:r>
-      <w:proofErr w:type="spellStart"/>
-      <w:r>
-        <w:rPr>
-          <w:i/>
-          <w:iCs/>
-          <w:noProof w:val="0"/>
-        </w:rPr>
-        <w:t>preprint</w:t>
-      </w:r>
-      <w:proofErr w:type="spellEnd"/>
-      <w:r>
-        <w:rPr>
-          <w:i/>
-          <w:iCs/>
-          <w:noProof w:val="0"/>
-        </w:rPr>
-        <w:t xml:space="preserve"> arXiv:1909.05952</w:t>
+        <w:t>arXiv preprint arXiv:1909.05952</w:t>
       </w:r>
       <w:r>
         <w:rPr>
@@ -27853,7 +23864,7 @@
           <w:noProof w:val="0"/>
         </w:rPr>
       </w:pPr>
-      <w:bookmarkStart w:id="158" w:name="kaynak10"/>
+      <w:bookmarkStart w:id="157" w:name="kaynak10"/>
       <w:r>
         <w:rPr>
           <w:b/>
@@ -27862,78 +23873,14 @@
         </w:rPr>
         <w:t xml:space="preserve">[10] </w:t>
       </w:r>
-      <w:bookmarkEnd w:id="158"/>
-      <w:proofErr w:type="spellStart"/>
+      <w:bookmarkEnd w:id="157"/>
       <w:r>
         <w:rPr>
           <w:b/>
           <w:bCs/>
           <w:noProof w:val="0"/>
         </w:rPr>
-        <w:t>Sharma</w:t>
-      </w:r>
-      <w:proofErr w:type="spellEnd"/>
-      <w:r>
-        <w:rPr>
-          <w:b/>
-          <w:bCs/>
-          <w:noProof w:val="0"/>
-        </w:rPr>
-        <w:t>, M</w:t>
-      </w:r>
-      <w:proofErr w:type="gramStart"/>
-      <w:r>
-        <w:rPr>
-          <w:b/>
-          <w:bCs/>
-          <w:noProof w:val="0"/>
-        </w:rPr>
-        <w:t>.,</w:t>
-      </w:r>
-      <w:proofErr w:type="gramEnd"/>
-      <w:r>
-        <w:rPr>
-          <w:b/>
-          <w:bCs/>
-          <w:noProof w:val="0"/>
-        </w:rPr>
-        <w:t xml:space="preserve"> </w:t>
-      </w:r>
-      <w:proofErr w:type="spellStart"/>
-      <w:r>
-        <w:rPr>
-          <w:b/>
-          <w:bCs/>
-          <w:noProof w:val="0"/>
-        </w:rPr>
-        <w:t>Joshi</w:t>
-      </w:r>
-      <w:proofErr w:type="spellEnd"/>
-      <w:r>
-        <w:rPr>
-          <w:b/>
-          <w:bCs/>
-          <w:noProof w:val="0"/>
-        </w:rPr>
-        <w:t xml:space="preserve">, S., </w:t>
-      </w:r>
-      <w:proofErr w:type="spellStart"/>
-      <w:r>
-        <w:rPr>
-          <w:b/>
-          <w:bCs/>
-          <w:noProof w:val="0"/>
-        </w:rPr>
-        <w:t>Chatterjee</w:t>
-      </w:r>
-      <w:proofErr w:type="spellEnd"/>
-      <w:r>
-        <w:rPr>
-          <w:b/>
-          <w:bCs/>
-          <w:noProof w:val="0"/>
-        </w:rPr>
-        <w:t>, T., &amp; Hamid, R.</w:t>
+        <w:t>Sharma, M., Joshi, S., Chatterjee, T., &amp; Hamid, R.</w:t>
       </w:r>
       <w:r>
         <w:rPr>
@@ -27947,183 +23894,7 @@
             <w:rStyle w:val="Kpr"/>
             <w:noProof w:val="0"/>
           </w:rPr>
-          <w:t xml:space="preserve">A </w:t>
-        </w:r>
-        <w:proofErr w:type="spellStart"/>
-        <w:r>
-          <w:rPr>
-            <w:rStyle w:val="Kpr"/>
-            <w:noProof w:val="0"/>
-          </w:rPr>
-          <w:t>comprehensive</w:t>
-        </w:r>
-        <w:proofErr w:type="spellEnd"/>
-        <w:r>
-          <w:rPr>
-            <w:rStyle w:val="Kpr"/>
-            <w:noProof w:val="0"/>
-          </w:rPr>
-          <w:t xml:space="preserve"> </w:t>
-        </w:r>
-        <w:proofErr w:type="spellStart"/>
-        <w:r>
-          <w:rPr>
-            <w:rStyle w:val="Kpr"/>
-            <w:noProof w:val="0"/>
-          </w:rPr>
-          <w:t>empirical</w:t>
-        </w:r>
-        <w:proofErr w:type="spellEnd"/>
-        <w:r>
-          <w:rPr>
-            <w:rStyle w:val="Kpr"/>
-            <w:noProof w:val="0"/>
-          </w:rPr>
-          <w:t xml:space="preserve"> </w:t>
-        </w:r>
-        <w:proofErr w:type="spellStart"/>
-        <w:r>
-          <w:rPr>
-            <w:rStyle w:val="Kpr"/>
-            <w:noProof w:val="0"/>
-          </w:rPr>
-          <w:t>review</w:t>
-        </w:r>
-        <w:proofErr w:type="spellEnd"/>
-        <w:r>
-          <w:rPr>
-            <w:rStyle w:val="Kpr"/>
-            <w:noProof w:val="0"/>
-          </w:rPr>
-          <w:t xml:space="preserve"> of modern </w:t>
-        </w:r>
-        <w:proofErr w:type="spellStart"/>
-        <w:r>
-          <w:rPr>
-            <w:rStyle w:val="Kpr"/>
-            <w:noProof w:val="0"/>
-          </w:rPr>
-          <w:t>voice</w:t>
-        </w:r>
-        <w:proofErr w:type="spellEnd"/>
-        <w:r>
-          <w:rPr>
-            <w:rStyle w:val="Kpr"/>
-            <w:noProof w:val="0"/>
-          </w:rPr>
-          <w:t xml:space="preserve"> </w:t>
-        </w:r>
-        <w:proofErr w:type="spellStart"/>
-        <w:r>
-          <w:rPr>
-            <w:rStyle w:val="Kpr"/>
-            <w:noProof w:val="0"/>
-          </w:rPr>
-          <w:t>activity</w:t>
-        </w:r>
-        <w:proofErr w:type="spellEnd"/>
-        <w:r>
-          <w:rPr>
-            <w:rStyle w:val="Kpr"/>
-            <w:noProof w:val="0"/>
-          </w:rPr>
-          <w:t xml:space="preserve"> </w:t>
-        </w:r>
-        <w:proofErr w:type="spellStart"/>
-        <w:r>
-          <w:rPr>
-            <w:rStyle w:val="Kpr"/>
-            <w:noProof w:val="0"/>
-          </w:rPr>
-          <w:t>detection</w:t>
-        </w:r>
-        <w:proofErr w:type="spellEnd"/>
-        <w:r>
-          <w:rPr>
-            <w:rStyle w:val="Kpr"/>
-            <w:noProof w:val="0"/>
-          </w:rPr>
-          <w:t xml:space="preserve"> </w:t>
-        </w:r>
-        <w:proofErr w:type="spellStart"/>
-        <w:r>
-          <w:rPr>
-            <w:rStyle w:val="Kpr"/>
-            <w:noProof w:val="0"/>
-          </w:rPr>
-          <w:t>approaches</w:t>
-        </w:r>
-        <w:proofErr w:type="spellEnd"/>
-        <w:r>
-          <w:rPr>
-            <w:rStyle w:val="Kpr"/>
-            <w:noProof w:val="0"/>
-          </w:rPr>
-          <w:t xml:space="preserve"> </w:t>
-        </w:r>
-        <w:proofErr w:type="spellStart"/>
-        <w:r>
-          <w:rPr>
-            <w:rStyle w:val="Kpr"/>
-            <w:noProof w:val="0"/>
-          </w:rPr>
-          <w:t>for</w:t>
-        </w:r>
-        <w:proofErr w:type="spellEnd"/>
-        <w:r>
-          <w:rPr>
-            <w:rStyle w:val="Kpr"/>
-            <w:noProof w:val="0"/>
-          </w:rPr>
-          <w:t xml:space="preserve"> </w:t>
-        </w:r>
-        <w:proofErr w:type="spellStart"/>
-        <w:r>
-          <w:rPr>
-            <w:rStyle w:val="Kpr"/>
-            <w:noProof w:val="0"/>
-          </w:rPr>
-          <w:t>movies</w:t>
-        </w:r>
-        <w:proofErr w:type="spellEnd"/>
-        <w:r>
-          <w:rPr>
-            <w:rStyle w:val="Kpr"/>
-            <w:noProof w:val="0"/>
-          </w:rPr>
-          <w:t xml:space="preserve"> </w:t>
-        </w:r>
-        <w:proofErr w:type="spellStart"/>
-        <w:r>
-          <w:rPr>
-            <w:rStyle w:val="Kpr"/>
-            <w:noProof w:val="0"/>
-          </w:rPr>
-          <w:t>and</w:t>
-        </w:r>
-        <w:proofErr w:type="spellEnd"/>
-        <w:r>
-          <w:rPr>
-            <w:rStyle w:val="Kpr"/>
-            <w:noProof w:val="0"/>
-          </w:rPr>
-          <w:t xml:space="preserve"> TV </w:t>
-        </w:r>
-        <w:proofErr w:type="spellStart"/>
-        <w:r>
-          <w:rPr>
-            <w:rStyle w:val="Kpr"/>
-            <w:noProof w:val="0"/>
-          </w:rPr>
-          <w:t>shows</w:t>
-        </w:r>
-        <w:proofErr w:type="spellEnd"/>
-        <w:r>
-          <w:rPr>
-            <w:rStyle w:val="Kpr"/>
-            <w:noProof w:val="0"/>
-          </w:rPr>
-          <w:t>.</w:t>
+          <w:t>A comprehensive empirical review of modern voice activity detection approaches for movies and TV shows.</w:t>
         </w:r>
       </w:hyperlink>
       <w:r>
@@ -28132,7 +23903,6 @@
         </w:rPr>
         <w:t xml:space="preserve"> </w:t>
       </w:r>
-      <w:proofErr w:type="spellStart"/>
       <w:r>
         <w:rPr>
           <w:i/>
@@ -28141,7 +23911,6 @@
         </w:rPr>
         <w:t>Neurocomputing</w:t>
       </w:r>
-      <w:proofErr w:type="spellEnd"/>
       <w:r>
         <w:rPr>
           <w:noProof w:val="0"/>
@@ -28175,7 +23944,7 @@
           <w:noProof w:val="0"/>
         </w:rPr>
       </w:pPr>
-      <w:bookmarkStart w:id="159" w:name="kaynak11"/>
+      <w:bookmarkStart w:id="158" w:name="kaynak11"/>
       <w:r>
         <w:rPr>
           <w:b/>
@@ -28190,60 +23959,14 @@
         </w:rPr>
         <w:t xml:space="preserve"> </w:t>
       </w:r>
-      <w:bookmarkEnd w:id="159"/>
-      <w:proofErr w:type="spellStart"/>
+      <w:bookmarkEnd w:id="158"/>
       <w:r>
         <w:rPr>
           <w:b/>
           <w:bCs/>
           <w:noProof w:val="0"/>
         </w:rPr>
-        <w:t>Zhang</w:t>
-      </w:r>
-      <w:proofErr w:type="spellEnd"/>
-      <w:r>
-        <w:rPr>
-          <w:b/>
-          <w:bCs/>
-          <w:noProof w:val="0"/>
-        </w:rPr>
-        <w:t>, S</w:t>
-      </w:r>
-      <w:proofErr w:type="gramStart"/>
-      <w:r>
-        <w:rPr>
-          <w:b/>
-          <w:bCs/>
-          <w:noProof w:val="0"/>
-        </w:rPr>
-        <w:t>.,</w:t>
-      </w:r>
-      <w:proofErr w:type="gramEnd"/>
-      <w:r>
-        <w:rPr>
-          <w:b/>
-          <w:bCs/>
-          <w:noProof w:val="0"/>
-        </w:rPr>
-        <w:t xml:space="preserve"> </w:t>
-      </w:r>
-      <w:proofErr w:type="spellStart"/>
-      <w:r>
-        <w:rPr>
-          <w:b/>
-          <w:bCs/>
-          <w:noProof w:val="0"/>
-        </w:rPr>
-        <w:t>Gagliardi</w:t>
-      </w:r>
-      <w:proofErr w:type="spellEnd"/>
-      <w:r>
-        <w:rPr>
-          <w:b/>
-          <w:bCs/>
-          <w:noProof w:val="0"/>
-        </w:rPr>
-        <w:t>, G., &amp; Tamburini, F.</w:t>
+        <w:t>Zhang, S., Gagliardi, G., &amp; Tamburini, F.</w:t>
       </w:r>
       <w:r>
         <w:rPr>
@@ -28257,92 +23980,14 @@
             <w:rStyle w:val="Kpr"/>
             <w:noProof w:val="0"/>
           </w:rPr>
-          <w:t xml:space="preserve">Voice </w:t>
-        </w:r>
-        <w:proofErr w:type="spellStart"/>
-        <w:r>
-          <w:rPr>
-            <w:rStyle w:val="Kpr"/>
-            <w:noProof w:val="0"/>
-          </w:rPr>
-          <w:t>activity</w:t>
-        </w:r>
-        <w:proofErr w:type="spellEnd"/>
-        <w:r>
-          <w:rPr>
-            <w:rStyle w:val="Kpr"/>
-            <w:noProof w:val="0"/>
-          </w:rPr>
-          <w:t xml:space="preserve"> </w:t>
-        </w:r>
-        <w:proofErr w:type="spellStart"/>
-        <w:r>
-          <w:rPr>
-            <w:rStyle w:val="Kpr"/>
-            <w:noProof w:val="0"/>
-          </w:rPr>
-          <w:t>detection</w:t>
-        </w:r>
-        <w:proofErr w:type="spellEnd"/>
-        <w:r>
-          <w:rPr>
-            <w:rStyle w:val="Kpr"/>
-            <w:noProof w:val="0"/>
-          </w:rPr>
-          <w:t xml:space="preserve"> on </w:t>
-        </w:r>
-        <w:proofErr w:type="spellStart"/>
-        <w:r>
-          <w:rPr>
-            <w:rStyle w:val="Kpr"/>
-            <w:noProof w:val="0"/>
-          </w:rPr>
-          <w:t>Italian</w:t>
-        </w:r>
-        <w:proofErr w:type="spellEnd"/>
-        <w:r>
-          <w:rPr>
-            <w:rStyle w:val="Kpr"/>
-            <w:noProof w:val="0"/>
-          </w:rPr>
-          <w:t xml:space="preserve"> </w:t>
-        </w:r>
-        <w:proofErr w:type="spellStart"/>
-        <w:r>
-          <w:rPr>
-            <w:rStyle w:val="Kpr"/>
-            <w:noProof w:val="0"/>
-          </w:rPr>
-          <w:t>language</w:t>
-        </w:r>
-        <w:proofErr w:type="spellEnd"/>
-        <w:r>
-          <w:rPr>
-            <w:rStyle w:val="Kpr"/>
-            <w:noProof w:val="0"/>
-          </w:rPr>
-          <w:t>.</w:t>
+          <w:t>Voice activity detection on Italian language.</w:t>
         </w:r>
       </w:hyperlink>
       <w:r>
         <w:rPr>
           <w:noProof w:val="0"/>
         </w:rPr>
-        <w:t xml:space="preserve"> </w:t>
-      </w:r>
-      <w:proofErr w:type="spellStart"/>
-      <w:r>
-        <w:rPr>
-          <w:noProof w:val="0"/>
-        </w:rPr>
-        <w:t>In</w:t>
-      </w:r>
-      <w:proofErr w:type="spellEnd"/>
-      <w:r>
-        <w:rPr>
-          <w:noProof w:val="0"/>
-        </w:rPr>
-        <w:t xml:space="preserve"> </w:t>
+        <w:t xml:space="preserve"> In </w:t>
       </w:r>
       <w:r>
         <w:rPr>
@@ -28356,49 +24001,7 @@
         <w:rPr>
           <w:noProof w:val="0"/>
         </w:rPr>
-        <w:t xml:space="preserve"> (</w:t>
-      </w:r>
-      <w:proofErr w:type="spellStart"/>
-      <w:r>
-        <w:rPr>
-          <w:noProof w:val="0"/>
-        </w:rPr>
-        <w:t>Vol</w:t>
-      </w:r>
-      <w:proofErr w:type="spellEnd"/>
-      <w:r>
-        <w:rPr>
-          <w:noProof w:val="0"/>
-        </w:rPr>
-        <w:t xml:space="preserve">. 3878, </w:t>
-      </w:r>
-      <w:proofErr w:type="spellStart"/>
-      <w:r>
-        <w:rPr>
-          <w:noProof w:val="0"/>
-        </w:rPr>
-        <w:t>pp</w:t>
-      </w:r>
-      <w:proofErr w:type="spellEnd"/>
-      <w:r>
-        <w:rPr>
-          <w:noProof w:val="0"/>
-        </w:rPr>
-        <w:t xml:space="preserve">. 1-6). CEUR Workshop </w:t>
-      </w:r>
-      <w:proofErr w:type="spellStart"/>
-      <w:r>
-        <w:rPr>
-          <w:noProof w:val="0"/>
-        </w:rPr>
-        <w:t>Proceedings</w:t>
-      </w:r>
-      <w:proofErr w:type="spellEnd"/>
-      <w:r>
-        <w:rPr>
-          <w:noProof w:val="0"/>
-        </w:rPr>
-        <w:t xml:space="preserve"> (CEUR-WS. org).</w:t>
+        <w:t xml:space="preserve"> (Vol. 3878, pp. 1-6). CEUR Workshop Proceedings (CEUR-WS. org).</w:t>
       </w:r>
     </w:p>
     <w:p>
@@ -28413,7 +24016,7 @@
           <w:noProof w:val="0"/>
         </w:rPr>
       </w:pPr>
-      <w:bookmarkStart w:id="160" w:name="kaynak12"/>
+      <w:bookmarkStart w:id="159" w:name="kaynak12"/>
       <w:r>
         <w:rPr>
           <w:b/>
@@ -28428,215 +24031,28 @@
         </w:rPr>
         <w:t xml:space="preserve"> </w:t>
       </w:r>
-      <w:bookmarkEnd w:id="160"/>
-      <w:proofErr w:type="spellStart"/>
+      <w:bookmarkEnd w:id="159"/>
       <w:r>
         <w:rPr>
           <w:b/>
           <w:bCs/>
           <w:noProof w:val="0"/>
         </w:rPr>
-        <w:t>Shah</w:t>
-      </w:r>
-      <w:proofErr w:type="spellEnd"/>
-      <w:r>
-        <w:rPr>
-          <w:b/>
-          <w:bCs/>
+        <w:t>Shah, D., Saboo, R., Dwivedi, A., &amp; Gajjar, M.</w:t>
+      </w:r>
+      <w:r>
+        <w:rPr>
           <w:noProof w:val="0"/>
         </w:rPr>
-        <w:t>, D</w:t>
-      </w:r>
-      <w:proofErr w:type="gramStart"/>
-      <w:r>
-        <w:rPr>
-          <w:b/>
-          <w:bCs/>
-          <w:noProof w:val="0"/>
-        </w:rPr>
-        <w:t>.,</w:t>
-      </w:r>
-      <w:proofErr w:type="gramEnd"/>
-      <w:r>
-        <w:rPr>
-          <w:b/>
-          <w:bCs/>
-          <w:noProof w:val="0"/>
-        </w:rPr>
-        <w:t xml:space="preserve"> </w:t>
-      </w:r>
-      <w:proofErr w:type="spellStart"/>
-      <w:r>
-        <w:rPr>
-          <w:b/>
-          <w:bCs/>
-          <w:noProof w:val="0"/>
-        </w:rPr>
-        <w:t>Saboo</w:t>
-      </w:r>
-      <w:proofErr w:type="spellEnd"/>
-      <w:r>
-        <w:rPr>
-          <w:b/>
-          <w:bCs/>
-          <w:noProof w:val="0"/>
-        </w:rPr>
-        <w:t xml:space="preserve">, R., </w:t>
-      </w:r>
-      <w:proofErr w:type="spellStart"/>
-      <w:r>
-        <w:rPr>
-          <w:b/>
-          <w:bCs/>
-          <w:noProof w:val="0"/>
-        </w:rPr>
-        <w:t>Dwivedi</w:t>
-      </w:r>
-      <w:proofErr w:type="spellEnd"/>
-      <w:r>
-        <w:rPr>
-          <w:b/>
-          <w:bCs/>
-          <w:noProof w:val="0"/>
-        </w:rPr>
-        <w:t xml:space="preserve">, A., &amp; </w:t>
-      </w:r>
-      <w:proofErr w:type="spellStart"/>
-      <w:r>
-        <w:rPr>
-          <w:b/>
-          <w:bCs/>
-          <w:noProof w:val="0"/>
-        </w:rPr>
-        <w:t>Gajjar</w:t>
-      </w:r>
-      <w:proofErr w:type="spellEnd"/>
-      <w:r>
-        <w:rPr>
-          <w:b/>
-          <w:bCs/>
-          <w:noProof w:val="0"/>
-        </w:rPr>
-        <w:t>, M.</w:t>
-      </w:r>
-      <w:r>
-        <w:rPr>
-          <w:noProof w:val="0"/>
-        </w:rPr>
         <w:t xml:space="preserve"> (2024). </w:t>
       </w:r>
       <w:hyperlink r:id="rId43" w:history="1">
-        <w:proofErr w:type="spellStart"/>
         <w:r>
           <w:rPr>
             <w:rStyle w:val="Kpr"/>
             <w:noProof w:val="0"/>
           </w:rPr>
-          <w:t>Integrating</w:t>
-        </w:r>
-        <w:proofErr w:type="spellEnd"/>
-        <w:r>
-          <w:rPr>
-            <w:rStyle w:val="Kpr"/>
-            <w:noProof w:val="0"/>
-          </w:rPr>
-          <w:t xml:space="preserve"> </w:t>
-        </w:r>
-        <w:proofErr w:type="spellStart"/>
-        <w:r>
-          <w:rPr>
-            <w:rStyle w:val="Kpr"/>
-            <w:noProof w:val="0"/>
-          </w:rPr>
-          <w:t>Faster</w:t>
-        </w:r>
-        <w:proofErr w:type="spellEnd"/>
-        <w:r>
-          <w:rPr>
-            <w:rStyle w:val="Kpr"/>
-            <w:noProof w:val="0"/>
-          </w:rPr>
-          <w:t xml:space="preserve"> </w:t>
-        </w:r>
-        <w:proofErr w:type="spellStart"/>
-        <w:r>
-          <w:rPr>
-            <w:rStyle w:val="Kpr"/>
-            <w:noProof w:val="0"/>
-          </w:rPr>
-          <w:t>Whisper</w:t>
-        </w:r>
-        <w:proofErr w:type="spellEnd"/>
-        <w:r>
-          <w:rPr>
-            <w:rStyle w:val="Kpr"/>
-            <w:noProof w:val="0"/>
-          </w:rPr>
-          <w:t xml:space="preserve"> </w:t>
-        </w:r>
-        <w:proofErr w:type="spellStart"/>
-        <w:r>
-          <w:rPr>
-            <w:rStyle w:val="Kpr"/>
-            <w:noProof w:val="0"/>
-          </w:rPr>
-          <w:t>with</w:t>
-        </w:r>
-        <w:proofErr w:type="spellEnd"/>
-        <w:r>
-          <w:rPr>
-            <w:rStyle w:val="Kpr"/>
-            <w:noProof w:val="0"/>
-          </w:rPr>
-          <w:t xml:space="preserve"> </w:t>
-        </w:r>
-        <w:proofErr w:type="spellStart"/>
-        <w:r>
-          <w:rPr>
-            <w:rStyle w:val="Kpr"/>
-            <w:noProof w:val="0"/>
-          </w:rPr>
-          <w:t>Deep</w:t>
-        </w:r>
-        <w:proofErr w:type="spellEnd"/>
-        <w:r>
-          <w:rPr>
-            <w:rStyle w:val="Kpr"/>
-            <w:noProof w:val="0"/>
-          </w:rPr>
-          <w:t xml:space="preserve"> Learning </w:t>
-        </w:r>
-        <w:proofErr w:type="spellStart"/>
-        <w:r>
-          <w:rPr>
-            <w:rStyle w:val="Kpr"/>
-            <w:noProof w:val="0"/>
-          </w:rPr>
-          <w:t>Speaker</w:t>
-        </w:r>
-        <w:proofErr w:type="spellEnd"/>
-        <w:r>
-          <w:rPr>
-            <w:rStyle w:val="Kpr"/>
-            <w:noProof w:val="0"/>
-          </w:rPr>
-          <w:t xml:space="preserve"> </w:t>
-        </w:r>
-        <w:proofErr w:type="spellStart"/>
-        <w:r>
-          <w:rPr>
-            <w:rStyle w:val="Kpr"/>
-            <w:noProof w:val="0"/>
-          </w:rPr>
-          <w:t>Recognition</w:t>
-        </w:r>
-        <w:proofErr w:type="spellEnd"/>
-        <w:r>
-          <w:rPr>
-            <w:rStyle w:val="Kpr"/>
-            <w:noProof w:val="0"/>
-          </w:rPr>
-          <w:t>.</w:t>
+          <w:t>Integrating Faster Whisper with Deep Learning Speaker Recognition.</w:t>
         </w:r>
       </w:hyperlink>
     </w:p>
@@ -28652,7 +24068,7 @@
           <w:noProof w:val="0"/>
         </w:rPr>
       </w:pPr>
-      <w:bookmarkStart w:id="161" w:name="kaynak13"/>
+      <w:bookmarkStart w:id="160" w:name="kaynak13"/>
       <w:r>
         <w:rPr>
           <w:b/>
@@ -28668,210 +24084,35 @@
         </w:rPr>
         <w:t xml:space="preserve"> </w:t>
       </w:r>
-      <w:bookmarkEnd w:id="161"/>
-      <w:proofErr w:type="spellStart"/>
+      <w:bookmarkEnd w:id="160"/>
       <w:r>
         <w:rPr>
           <w:b/>
           <w:bCs/>
           <w:noProof w:val="0"/>
         </w:rPr>
-        <w:t>Bredin</w:t>
-      </w:r>
-      <w:proofErr w:type="spellEnd"/>
-      <w:r>
-        <w:rPr>
-          <w:b/>
-          <w:bCs/>
+        <w:t>Bredin, H.</w:t>
+      </w:r>
+      <w:r>
+        <w:rPr>
           <w:noProof w:val="0"/>
         </w:rPr>
-        <w:t>, H.</w:t>
-      </w:r>
-      <w:r>
-        <w:rPr>
-          <w:noProof w:val="0"/>
-        </w:rPr>
-        <w:t xml:space="preserve"> (2023, </w:t>
-      </w:r>
-      <w:proofErr w:type="spellStart"/>
-      <w:r>
-        <w:rPr>
-          <w:noProof w:val="0"/>
-        </w:rPr>
-        <w:t>August</w:t>
-      </w:r>
-      <w:proofErr w:type="spellEnd"/>
-      <w:r>
-        <w:rPr>
-          <w:noProof w:val="0"/>
-        </w:rPr>
-        <w:t xml:space="preserve">). </w:t>
+        <w:t xml:space="preserve"> (2023, August). </w:t>
       </w:r>
       <w:hyperlink r:id="rId44" w:history="1">
-        <w:proofErr w:type="spellStart"/>
         <w:r>
           <w:rPr>
             <w:rStyle w:val="Kpr"/>
             <w:noProof w:val="0"/>
           </w:rPr>
-          <w:t>pyannote</w:t>
-        </w:r>
-        <w:proofErr w:type="spellEnd"/>
-        <w:r>
-          <w:rPr>
-            <w:rStyle w:val="Kpr"/>
-            <w:noProof w:val="0"/>
-          </w:rPr>
-          <w:t xml:space="preserve">. </w:t>
-        </w:r>
-        <w:proofErr w:type="spellStart"/>
-        <w:r>
-          <w:rPr>
-            <w:rStyle w:val="Kpr"/>
-            <w:noProof w:val="0"/>
-          </w:rPr>
-          <w:t>audio</w:t>
-        </w:r>
-        <w:proofErr w:type="spellEnd"/>
-        <w:r>
-          <w:rPr>
-            <w:rStyle w:val="Kpr"/>
-            <w:noProof w:val="0"/>
-          </w:rPr>
-          <w:t xml:space="preserve"> 2.1 </w:t>
-        </w:r>
-        <w:proofErr w:type="spellStart"/>
-        <w:r>
-          <w:rPr>
-            <w:rStyle w:val="Kpr"/>
-            <w:noProof w:val="0"/>
-          </w:rPr>
-          <w:t>speaker</w:t>
-        </w:r>
-        <w:proofErr w:type="spellEnd"/>
-        <w:r>
-          <w:rPr>
-            <w:rStyle w:val="Kpr"/>
-            <w:noProof w:val="0"/>
-          </w:rPr>
-          <w:t xml:space="preserve"> </w:t>
-        </w:r>
-        <w:proofErr w:type="spellStart"/>
-        <w:r>
-          <w:rPr>
-            <w:rStyle w:val="Kpr"/>
-            <w:noProof w:val="0"/>
-          </w:rPr>
-          <w:t>diarization</w:t>
-        </w:r>
-        <w:proofErr w:type="spellEnd"/>
-        <w:r>
-          <w:rPr>
-            <w:rStyle w:val="Kpr"/>
-            <w:noProof w:val="0"/>
-          </w:rPr>
-          <w:t xml:space="preserve"> </w:t>
-        </w:r>
-        <w:proofErr w:type="spellStart"/>
-        <w:r>
-          <w:rPr>
-            <w:rStyle w:val="Kpr"/>
-            <w:noProof w:val="0"/>
-          </w:rPr>
-          <w:t>pipeline</w:t>
-        </w:r>
-        <w:proofErr w:type="spellEnd"/>
-        <w:r>
-          <w:rPr>
-            <w:rStyle w:val="Kpr"/>
-            <w:noProof w:val="0"/>
-          </w:rPr>
-          <w:t xml:space="preserve">: </w:t>
-        </w:r>
-        <w:proofErr w:type="spellStart"/>
-        <w:r>
-          <w:rPr>
-            <w:rStyle w:val="Kpr"/>
-            <w:noProof w:val="0"/>
-          </w:rPr>
-          <w:t>principle</w:t>
-        </w:r>
-        <w:proofErr w:type="spellEnd"/>
-        <w:r>
-          <w:rPr>
-            <w:rStyle w:val="Kpr"/>
-            <w:noProof w:val="0"/>
-          </w:rPr>
-          <w:t xml:space="preserve">, </w:t>
-        </w:r>
-        <w:proofErr w:type="spellStart"/>
-        <w:r>
-          <w:rPr>
-            <w:rStyle w:val="Kpr"/>
-            <w:noProof w:val="0"/>
-          </w:rPr>
-          <w:t>benchmark</w:t>
-        </w:r>
-        <w:proofErr w:type="spellEnd"/>
-        <w:r>
-          <w:rPr>
-            <w:rStyle w:val="Kpr"/>
-            <w:noProof w:val="0"/>
-          </w:rPr>
-          <w:t xml:space="preserve">, </w:t>
-        </w:r>
-        <w:proofErr w:type="spellStart"/>
-        <w:r>
-          <w:rPr>
-            <w:rStyle w:val="Kpr"/>
-            <w:noProof w:val="0"/>
-          </w:rPr>
-          <w:t>and</w:t>
-        </w:r>
-        <w:proofErr w:type="spellEnd"/>
-        <w:r>
-          <w:rPr>
-            <w:rStyle w:val="Kpr"/>
-            <w:noProof w:val="0"/>
-          </w:rPr>
-          <w:t xml:space="preserve"> </w:t>
-        </w:r>
-        <w:proofErr w:type="spellStart"/>
-        <w:r>
-          <w:rPr>
-            <w:rStyle w:val="Kpr"/>
-            <w:noProof w:val="0"/>
-          </w:rPr>
-          <w:t>recipe</w:t>
-        </w:r>
-        <w:proofErr w:type="spellEnd"/>
-        <w:r>
-          <w:rPr>
-            <w:rStyle w:val="Kpr"/>
-            <w:noProof w:val="0"/>
-          </w:rPr>
-          <w:t>.</w:t>
+          <w:t>pyannote. audio 2.1 speaker diarization pipeline: principle, benchmark, and recipe.</w:t>
         </w:r>
       </w:hyperlink>
       <w:r>
         <w:rPr>
           <w:noProof w:val="0"/>
         </w:rPr>
-        <w:t xml:space="preserve"> </w:t>
-      </w:r>
-      <w:proofErr w:type="spellStart"/>
-      <w:r>
-        <w:rPr>
-          <w:noProof w:val="0"/>
-        </w:rPr>
-        <w:t>In</w:t>
-      </w:r>
-      <w:proofErr w:type="spellEnd"/>
-      <w:r>
-        <w:rPr>
-          <w:noProof w:val="0"/>
-        </w:rPr>
-        <w:t xml:space="preserve"> </w:t>
+        <w:t xml:space="preserve"> In </w:t>
       </w:r>
       <w:r>
         <w:rPr>
@@ -28885,21 +24126,7 @@
         <w:rPr>
           <w:noProof w:val="0"/>
         </w:rPr>
-        <w:t xml:space="preserve"> (</w:t>
-      </w:r>
-      <w:proofErr w:type="spellStart"/>
-      <w:r>
-        <w:rPr>
-          <w:noProof w:val="0"/>
-        </w:rPr>
-        <w:t>pp</w:t>
-      </w:r>
-      <w:proofErr w:type="spellEnd"/>
-      <w:r>
-        <w:rPr>
-          <w:noProof w:val="0"/>
-        </w:rPr>
-        <w:t>. 1983-1987). ISCA.</w:t>
+        <w:t xml:space="preserve"> (pp. 1983-1987). ISCA.</w:t>
       </w:r>
     </w:p>
     <w:p>
@@ -28914,7 +24141,7 @@
           <w:noProof w:val="0"/>
         </w:rPr>
       </w:pPr>
-      <w:bookmarkStart w:id="162" w:name="kaynak14"/>
+      <w:bookmarkStart w:id="161" w:name="kaynak14"/>
       <w:r>
         <w:rPr>
           <w:b/>
@@ -28923,300 +24150,20 @@
         </w:rPr>
         <w:t xml:space="preserve">[14] </w:t>
       </w:r>
-      <w:bookmarkEnd w:id="162"/>
-      <w:proofErr w:type="spellStart"/>
+      <w:bookmarkEnd w:id="161"/>
       <w:r>
         <w:rPr>
           <w:b/>
           <w:bCs/>
           <w:noProof w:val="0"/>
         </w:rPr>
-        <w:t>Vaswani</w:t>
-      </w:r>
-      <w:proofErr w:type="spellEnd"/>
-      <w:r>
-        <w:rPr>
-          <w:b/>
-          <w:bCs/>
+        <w:t>Vaswani, A., Shazeer, N., Parmar, N., Uszkoreit, J., Jones, L., Gomez, A. N., Kaiser, Ł., &amp; Polosukhin, I.</w:t>
+      </w:r>
+      <w:r>
+        <w:rPr>
           <w:noProof w:val="0"/>
         </w:rPr>
-        <w:t>, A</w:t>
-      </w:r>
-      <w:proofErr w:type="gramStart"/>
-      <w:r>
-        <w:rPr>
-          <w:b/>
-          <w:bCs/>
-          <w:noProof w:val="0"/>
-        </w:rPr>
-        <w:t>.,</w:t>
-      </w:r>
-      <w:proofErr w:type="gramEnd"/>
-      <w:r>
-        <w:rPr>
-          <w:b/>
-          <w:bCs/>
-          <w:noProof w:val="0"/>
-        </w:rPr>
-        <w:t xml:space="preserve"> </w:t>
-      </w:r>
-      <w:proofErr w:type="spellStart"/>
-      <w:r>
-        <w:rPr>
-          <w:b/>
-          <w:bCs/>
-          <w:noProof w:val="0"/>
-        </w:rPr>
-        <w:t>Shazeer</w:t>
-      </w:r>
-      <w:proofErr w:type="spellEnd"/>
-      <w:r>
-        <w:rPr>
-          <w:b/>
-          <w:bCs/>
-          <w:noProof w:val="0"/>
-        </w:rPr>
-        <w:t xml:space="preserve">, N., </w:t>
-      </w:r>
-      <w:proofErr w:type="spellStart"/>
-      <w:r>
-        <w:rPr>
-          <w:b/>
-          <w:bCs/>
-          <w:noProof w:val="0"/>
-        </w:rPr>
-        <w:t>Parmar</w:t>
-      </w:r>
-      <w:proofErr w:type="spellEnd"/>
-      <w:r>
-        <w:rPr>
-          <w:b/>
-          <w:bCs/>
-          <w:noProof w:val="0"/>
-        </w:rPr>
-        <w:t xml:space="preserve">, N., </w:t>
-      </w:r>
-      <w:proofErr w:type="spellStart"/>
-      <w:r>
-        <w:rPr>
-          <w:b/>
-          <w:bCs/>
-          <w:noProof w:val="0"/>
-        </w:rPr>
-        <w:t>Uszkoreit</w:t>
-      </w:r>
-      <w:proofErr w:type="spellEnd"/>
-      <w:r>
-        <w:rPr>
-          <w:b/>
-          <w:bCs/>
-          <w:noProof w:val="0"/>
-        </w:rPr>
-        <w:t xml:space="preserve">, J., </w:t>
-      </w:r>
-      <w:proofErr w:type="spellStart"/>
-      <w:r>
-        <w:rPr>
-          <w:b/>
-          <w:bCs/>
-          <w:noProof w:val="0"/>
-        </w:rPr>
-        <w:t>Jones</w:t>
-      </w:r>
-      <w:proofErr w:type="spellEnd"/>
-      <w:r>
-        <w:rPr>
-          <w:b/>
-          <w:bCs/>
-          <w:noProof w:val="0"/>
-        </w:rPr>
-        <w:t xml:space="preserve">, L., </w:t>
-      </w:r>
-      <w:proofErr w:type="spellStart"/>
-      <w:r>
-        <w:rPr>
-          <w:b/>
-          <w:bCs/>
-          <w:noProof w:val="0"/>
-        </w:rPr>
-        <w:t>Gomez</w:t>
-      </w:r>
-      <w:proofErr w:type="spellEnd"/>
-      <w:r>
-        <w:rPr>
-          <w:b/>
-          <w:bCs/>
-          <w:noProof w:val="0"/>
-        </w:rPr>
-        <w:t xml:space="preserve">, A. N., </w:t>
-      </w:r>
-      <w:proofErr w:type="spellStart"/>
-      <w:r>
-        <w:rPr>
-          <w:b/>
-          <w:bCs/>
-          <w:noProof w:val="0"/>
-        </w:rPr>
-        <w:t>Kaiser</w:t>
-      </w:r>
-      <w:proofErr w:type="spellEnd"/>
-      <w:r>
-        <w:rPr>
-          <w:b/>
-          <w:bCs/>
-          <w:noProof w:val="0"/>
-        </w:rPr>
-        <w:t xml:space="preserve">, Ł., &amp; </w:t>
-      </w:r>
-      <w:proofErr w:type="spellStart"/>
-      <w:r>
-        <w:rPr>
-          <w:b/>
-          <w:bCs/>
-          <w:noProof w:val="0"/>
-        </w:rPr>
-        <w:t>Polosukhin</w:t>
-      </w:r>
-      <w:proofErr w:type="spellEnd"/>
-      <w:r>
-        <w:rPr>
-          <w:b/>
-          <w:bCs/>
-          <w:noProof w:val="0"/>
-        </w:rPr>
-        <w:t>, I.</w:t>
-      </w:r>
-      <w:r>
-        <w:rPr>
-          <w:noProof w:val="0"/>
-        </w:rPr>
-        <w:t xml:space="preserve"> (2017). </w:t>
-      </w:r>
-      <w:proofErr w:type="spellStart"/>
-      <w:r>
-        <w:rPr>
-          <w:noProof w:val="0"/>
-        </w:rPr>
-        <w:t>Attention</w:t>
-      </w:r>
-      <w:proofErr w:type="spellEnd"/>
-      <w:r>
-        <w:rPr>
-          <w:noProof w:val="0"/>
-        </w:rPr>
-        <w:t xml:space="preserve"> is </w:t>
-      </w:r>
-      <w:proofErr w:type="spellStart"/>
-      <w:r>
-        <w:rPr>
-          <w:noProof w:val="0"/>
-        </w:rPr>
-        <w:t>all</w:t>
-      </w:r>
-      <w:proofErr w:type="spellEnd"/>
-      <w:r>
-        <w:rPr>
-          <w:noProof w:val="0"/>
-        </w:rPr>
-        <w:t xml:space="preserve"> </w:t>
-      </w:r>
-      <w:proofErr w:type="spellStart"/>
-      <w:r>
-        <w:rPr>
-          <w:noProof w:val="0"/>
-        </w:rPr>
-        <w:t>you</w:t>
-      </w:r>
-      <w:proofErr w:type="spellEnd"/>
-      <w:r>
-        <w:rPr>
-          <w:noProof w:val="0"/>
-        </w:rPr>
-        <w:t xml:space="preserve"> </w:t>
-      </w:r>
-      <w:proofErr w:type="spellStart"/>
-      <w:r>
-        <w:rPr>
-          <w:noProof w:val="0"/>
-        </w:rPr>
-        <w:t>need</w:t>
-      </w:r>
-      <w:proofErr w:type="spellEnd"/>
-      <w:r>
-        <w:rPr>
-          <w:noProof w:val="0"/>
-        </w:rPr>
-        <w:t xml:space="preserve">. </w:t>
-      </w:r>
-      <w:proofErr w:type="spellStart"/>
-      <w:r>
-        <w:rPr>
-          <w:noProof w:val="0"/>
-        </w:rPr>
-        <w:t>Advances</w:t>
-      </w:r>
-      <w:proofErr w:type="spellEnd"/>
-      <w:r>
-        <w:rPr>
-          <w:noProof w:val="0"/>
-        </w:rPr>
-        <w:t xml:space="preserve"> in </w:t>
-      </w:r>
-      <w:proofErr w:type="spellStart"/>
-      <w:r>
-        <w:rPr>
-          <w:noProof w:val="0"/>
-        </w:rPr>
-        <w:t>Neural</w:t>
-      </w:r>
-      <w:proofErr w:type="spellEnd"/>
-      <w:r>
-        <w:rPr>
-          <w:noProof w:val="0"/>
-        </w:rPr>
-        <w:t xml:space="preserve"> Information </w:t>
-      </w:r>
-      <w:proofErr w:type="spellStart"/>
-      <w:r>
-        <w:rPr>
-          <w:noProof w:val="0"/>
-        </w:rPr>
-        <w:t>Processing</w:t>
-      </w:r>
-      <w:proofErr w:type="spellEnd"/>
-      <w:r>
-        <w:rPr>
-          <w:noProof w:val="0"/>
-        </w:rPr>
-        <w:t xml:space="preserve"> </w:t>
-      </w:r>
-      <w:proofErr w:type="spellStart"/>
-      <w:r>
-        <w:rPr>
-          <w:noProof w:val="0"/>
-        </w:rPr>
-        <w:t>Systems</w:t>
-      </w:r>
-      <w:proofErr w:type="spellEnd"/>
-      <w:r>
-        <w:rPr>
-          <w:noProof w:val="0"/>
-        </w:rPr>
-        <w:t xml:space="preserve"> (</w:t>
-      </w:r>
-      <w:proofErr w:type="spellStart"/>
-      <w:r>
-        <w:rPr>
-          <w:noProof w:val="0"/>
-        </w:rPr>
-        <w:t>NeurIPS</w:t>
-      </w:r>
-      <w:proofErr w:type="spellEnd"/>
-      <w:r>
-        <w:rPr>
-          <w:noProof w:val="0"/>
-        </w:rPr>
-        <w:t>), 30, 5998-6008. </w:t>
+        <w:t xml:space="preserve"> (2017). Attention is all you need. Advances in Neural Information Processing Systems (NeurIPS), 30, 5998-6008. </w:t>
       </w:r>
     </w:p>
     <w:p>
@@ -29231,7 +24178,7 @@
           <w:noProof w:val="0"/>
         </w:rPr>
       </w:pPr>
-      <w:bookmarkStart w:id="163" w:name="kaynak15"/>
+      <w:bookmarkStart w:id="162" w:name="kaynak15"/>
       <w:r>
         <w:rPr>
           <w:b/>
@@ -29240,260 +24187,20 @@
         </w:rPr>
         <w:t xml:space="preserve">[15] </w:t>
       </w:r>
-      <w:bookmarkEnd w:id="163"/>
-      <w:proofErr w:type="spellStart"/>
+      <w:bookmarkEnd w:id="162"/>
       <w:r>
         <w:rPr>
           <w:b/>
           <w:bCs/>
           <w:noProof w:val="0"/>
         </w:rPr>
-        <w:t>Radford</w:t>
-      </w:r>
-      <w:proofErr w:type="spellEnd"/>
-      <w:r>
-        <w:rPr>
-          <w:b/>
-          <w:bCs/>
+        <w:t>Radford, A., Kim, J. W., Xu, T., Brockman, G., McLeavey, C., &amp; Sutskever, I.</w:t>
+      </w:r>
+      <w:r>
+        <w:rPr>
           <w:noProof w:val="0"/>
         </w:rPr>
-        <w:t>, A</w:t>
-      </w:r>
-      <w:proofErr w:type="gramStart"/>
-      <w:r>
-        <w:rPr>
-          <w:b/>
-          <w:bCs/>
-          <w:noProof w:val="0"/>
-        </w:rPr>
-        <w:t>.,</w:t>
-      </w:r>
-      <w:proofErr w:type="gramEnd"/>
-      <w:r>
-        <w:rPr>
-          <w:b/>
-          <w:bCs/>
-          <w:noProof w:val="0"/>
-        </w:rPr>
-        <w:t xml:space="preserve"> Kim, J. W., </w:t>
-      </w:r>
-      <w:proofErr w:type="spellStart"/>
-      <w:r>
-        <w:rPr>
-          <w:b/>
-          <w:bCs/>
-          <w:noProof w:val="0"/>
-        </w:rPr>
-        <w:t>Xu</w:t>
-      </w:r>
-      <w:proofErr w:type="spellEnd"/>
-      <w:r>
-        <w:rPr>
-          <w:b/>
-          <w:bCs/>
-          <w:noProof w:val="0"/>
-        </w:rPr>
-        <w:t xml:space="preserve">, T., </w:t>
-      </w:r>
-      <w:proofErr w:type="spellStart"/>
-      <w:r>
-        <w:rPr>
-          <w:b/>
-          <w:bCs/>
-          <w:noProof w:val="0"/>
-        </w:rPr>
-        <w:t>Brockman</w:t>
-      </w:r>
-      <w:proofErr w:type="spellEnd"/>
-      <w:r>
-        <w:rPr>
-          <w:b/>
-          <w:bCs/>
-          <w:noProof w:val="0"/>
-        </w:rPr>
-        <w:t xml:space="preserve">, G., </w:t>
-      </w:r>
-      <w:proofErr w:type="spellStart"/>
-      <w:r>
-        <w:rPr>
-          <w:b/>
-          <w:bCs/>
-          <w:noProof w:val="0"/>
-        </w:rPr>
-        <w:t>McLeavey</w:t>
-      </w:r>
-      <w:proofErr w:type="spellEnd"/>
-      <w:r>
-        <w:rPr>
-          <w:b/>
-          <w:bCs/>
-          <w:noProof w:val="0"/>
-        </w:rPr>
-        <w:t xml:space="preserve">, C., &amp; </w:t>
-      </w:r>
-      <w:proofErr w:type="spellStart"/>
-      <w:r>
-        <w:rPr>
-          <w:b/>
-          <w:bCs/>
-          <w:noProof w:val="0"/>
-        </w:rPr>
-        <w:t>Sutskever</w:t>
-      </w:r>
-      <w:proofErr w:type="spellEnd"/>
-      <w:r>
-        <w:rPr>
-          <w:b/>
-          <w:bCs/>
-          <w:noProof w:val="0"/>
-        </w:rPr>
-        <w:t>, I.</w:t>
-      </w:r>
-      <w:r>
-        <w:rPr>
-          <w:noProof w:val="0"/>
-        </w:rPr>
-        <w:t xml:space="preserve"> (2023, </w:t>
-      </w:r>
-      <w:proofErr w:type="spellStart"/>
-      <w:r>
-        <w:rPr>
-          <w:noProof w:val="0"/>
-        </w:rPr>
-        <w:t>July</w:t>
-      </w:r>
-      <w:proofErr w:type="spellEnd"/>
-      <w:r>
-        <w:rPr>
-          <w:noProof w:val="0"/>
-        </w:rPr>
-        <w:t xml:space="preserve">). </w:t>
-      </w:r>
-      <w:proofErr w:type="spellStart"/>
-      <w:r>
-        <w:rPr>
-          <w:noProof w:val="0"/>
-        </w:rPr>
-        <w:t>Robust</w:t>
-      </w:r>
-      <w:proofErr w:type="spellEnd"/>
-      <w:r>
-        <w:rPr>
-          <w:noProof w:val="0"/>
-        </w:rPr>
-        <w:t xml:space="preserve"> </w:t>
-      </w:r>
-      <w:proofErr w:type="spellStart"/>
-      <w:r>
-        <w:rPr>
-          <w:noProof w:val="0"/>
-        </w:rPr>
-        <w:t>speech</w:t>
-      </w:r>
-      <w:proofErr w:type="spellEnd"/>
-      <w:r>
-        <w:rPr>
-          <w:noProof w:val="0"/>
-        </w:rPr>
-        <w:t xml:space="preserve"> </w:t>
-      </w:r>
-      <w:proofErr w:type="spellStart"/>
-      <w:r>
-        <w:rPr>
-          <w:noProof w:val="0"/>
-        </w:rPr>
-        <w:t>recognition</w:t>
-      </w:r>
-      <w:proofErr w:type="spellEnd"/>
-      <w:r>
-        <w:rPr>
-          <w:noProof w:val="0"/>
-        </w:rPr>
-        <w:t xml:space="preserve"> </w:t>
-      </w:r>
-      <w:proofErr w:type="spellStart"/>
-      <w:r>
-        <w:rPr>
-          <w:noProof w:val="0"/>
-        </w:rPr>
-        <w:t>via</w:t>
-      </w:r>
-      <w:proofErr w:type="spellEnd"/>
-      <w:r>
-        <w:rPr>
-          <w:noProof w:val="0"/>
-        </w:rPr>
-        <w:t xml:space="preserve"> </w:t>
-      </w:r>
-      <w:proofErr w:type="spellStart"/>
-      <w:r>
-        <w:rPr>
-          <w:noProof w:val="0"/>
-        </w:rPr>
-        <w:t>large-scale</w:t>
-      </w:r>
-      <w:proofErr w:type="spellEnd"/>
-      <w:r>
-        <w:rPr>
-          <w:noProof w:val="0"/>
-        </w:rPr>
-        <w:t xml:space="preserve"> </w:t>
-      </w:r>
-      <w:proofErr w:type="spellStart"/>
-      <w:r>
-        <w:rPr>
-          <w:noProof w:val="0"/>
-        </w:rPr>
-        <w:t>weak</w:t>
-      </w:r>
-      <w:proofErr w:type="spellEnd"/>
-      <w:r>
-        <w:rPr>
-          <w:noProof w:val="0"/>
-        </w:rPr>
-        <w:t xml:space="preserve"> </w:t>
-      </w:r>
-      <w:proofErr w:type="spellStart"/>
-      <w:r>
-        <w:rPr>
-          <w:noProof w:val="0"/>
-        </w:rPr>
-        <w:t>supervision</w:t>
-      </w:r>
-      <w:proofErr w:type="spellEnd"/>
-      <w:r>
-        <w:rPr>
-          <w:noProof w:val="0"/>
-        </w:rPr>
-        <w:t xml:space="preserve">. </w:t>
-      </w:r>
-      <w:proofErr w:type="spellStart"/>
-      <w:r>
-        <w:rPr>
-          <w:noProof w:val="0"/>
-        </w:rPr>
-        <w:t>In</w:t>
-      </w:r>
-      <w:proofErr w:type="spellEnd"/>
-      <w:r>
-        <w:rPr>
-          <w:noProof w:val="0"/>
-        </w:rPr>
-        <w:t xml:space="preserve"> International Conference on Machine Learning (ICML) (</w:t>
-      </w:r>
-      <w:proofErr w:type="spellStart"/>
-      <w:r>
-        <w:rPr>
-          <w:noProof w:val="0"/>
-        </w:rPr>
-        <w:t>pp</w:t>
-      </w:r>
-      <w:proofErr w:type="spellEnd"/>
-      <w:r>
-        <w:rPr>
-          <w:noProof w:val="0"/>
-        </w:rPr>
-        <w:t>. 28492-28518). PMLR. </w:t>
+        <w:t xml:space="preserve"> (2023, July). Robust speech recognition via large-scale weak supervision. In International Conference on Machine Learning (ICML) (pp. 28492-28518). PMLR. </w:t>
       </w:r>
     </w:p>
     <w:p>
@@ -29508,7 +24215,7 @@
           <w:noProof w:val="0"/>
         </w:rPr>
       </w:pPr>
-      <w:bookmarkStart w:id="164" w:name="kaynak16"/>
+      <w:bookmarkStart w:id="163" w:name="kaynak16"/>
       <w:r>
         <w:rPr>
           <w:b/>
@@ -29517,236 +24224,20 @@
         </w:rPr>
         <w:t xml:space="preserve">[16] </w:t>
       </w:r>
-      <w:bookmarkEnd w:id="164"/>
+      <w:bookmarkEnd w:id="163"/>
       <w:r>
         <w:rPr>
           <w:b/>
           <w:bCs/>
           <w:noProof w:val="0"/>
         </w:rPr>
-        <w:t xml:space="preserve">NLLB Team, </w:t>
-      </w:r>
-      <w:proofErr w:type="spellStart"/>
-      <w:r>
-        <w:rPr>
-          <w:b/>
-          <w:bCs/>
+        <w:t xml:space="preserve">NLLB Team, Costa-jussà, M. R., Cross, J., Çelebi, O., Elbayad, M., Heafield, K., ... &amp; Wang, J. </w:t>
+      </w:r>
+      <w:r>
+        <w:rPr>
           <w:noProof w:val="0"/>
         </w:rPr>
-        <w:t>Costa-jussà</w:t>
-      </w:r>
-      <w:proofErr w:type="spellEnd"/>
-      <w:r>
-        <w:rPr>
-          <w:b/>
-          <w:bCs/>
-          <w:noProof w:val="0"/>
-        </w:rPr>
-        <w:t>, M. R</w:t>
-      </w:r>
-      <w:proofErr w:type="gramStart"/>
-      <w:r>
-        <w:rPr>
-          <w:b/>
-          <w:bCs/>
-          <w:noProof w:val="0"/>
-        </w:rPr>
-        <w:t>.,</w:t>
-      </w:r>
-      <w:proofErr w:type="gramEnd"/>
-      <w:r>
-        <w:rPr>
-          <w:b/>
-          <w:bCs/>
-          <w:noProof w:val="0"/>
-        </w:rPr>
-        <w:t xml:space="preserve"> Cross, J., Çelebi, O., </w:t>
-      </w:r>
-      <w:proofErr w:type="spellStart"/>
-      <w:r>
-        <w:rPr>
-          <w:b/>
-          <w:bCs/>
-          <w:noProof w:val="0"/>
-        </w:rPr>
-        <w:t>Elbayad</w:t>
-      </w:r>
-      <w:proofErr w:type="spellEnd"/>
-      <w:r>
-        <w:rPr>
-          <w:b/>
-          <w:bCs/>
-          <w:noProof w:val="0"/>
-        </w:rPr>
-        <w:t xml:space="preserve">, M., </w:t>
-      </w:r>
-      <w:proofErr w:type="spellStart"/>
-      <w:r>
-        <w:rPr>
-          <w:b/>
-          <w:bCs/>
-          <w:noProof w:val="0"/>
-        </w:rPr>
-        <w:t>Heafield</w:t>
-      </w:r>
-      <w:proofErr w:type="spellEnd"/>
-      <w:r>
-        <w:rPr>
-          <w:b/>
-          <w:bCs/>
-          <w:noProof w:val="0"/>
-        </w:rPr>
-        <w:t xml:space="preserve">, K., ... &amp; </w:t>
-      </w:r>
-      <w:proofErr w:type="spellStart"/>
-      <w:r>
-        <w:rPr>
-          <w:b/>
-          <w:bCs/>
-          <w:noProof w:val="0"/>
-        </w:rPr>
-        <w:t>Wang</w:t>
-      </w:r>
-      <w:proofErr w:type="spellEnd"/>
-      <w:r>
-        <w:rPr>
-          <w:b/>
-          <w:bCs/>
-          <w:noProof w:val="0"/>
-        </w:rPr>
-        <w:t xml:space="preserve">, J. </w:t>
-      </w:r>
-      <w:r>
-        <w:rPr>
-          <w:noProof w:val="0"/>
-        </w:rPr>
-        <w:t xml:space="preserve">(2022). No </w:t>
-      </w:r>
-      <w:proofErr w:type="spellStart"/>
-      <w:r>
-        <w:rPr>
-          <w:noProof w:val="0"/>
-        </w:rPr>
-        <w:t>language</w:t>
-      </w:r>
-      <w:proofErr w:type="spellEnd"/>
-      <w:r>
-        <w:rPr>
-          <w:noProof w:val="0"/>
-        </w:rPr>
-        <w:t xml:space="preserve"> </w:t>
-      </w:r>
-      <w:proofErr w:type="spellStart"/>
-      <w:r>
-        <w:rPr>
-          <w:noProof w:val="0"/>
-        </w:rPr>
-        <w:t>left</w:t>
-      </w:r>
-      <w:proofErr w:type="spellEnd"/>
-      <w:r>
-        <w:rPr>
-          <w:noProof w:val="0"/>
-        </w:rPr>
-        <w:t xml:space="preserve"> </w:t>
-      </w:r>
-      <w:proofErr w:type="spellStart"/>
-      <w:r>
-        <w:rPr>
-          <w:noProof w:val="0"/>
-        </w:rPr>
-        <w:t>behind</w:t>
-      </w:r>
-      <w:proofErr w:type="spellEnd"/>
-      <w:r>
-        <w:rPr>
-          <w:noProof w:val="0"/>
-        </w:rPr>
-        <w:t xml:space="preserve">: </w:t>
-      </w:r>
-      <w:proofErr w:type="spellStart"/>
-      <w:r>
-        <w:rPr>
-          <w:noProof w:val="0"/>
-        </w:rPr>
-        <w:t>Scaling</w:t>
-      </w:r>
-      <w:proofErr w:type="spellEnd"/>
-      <w:r>
-        <w:rPr>
-          <w:noProof w:val="0"/>
-        </w:rPr>
-        <w:t xml:space="preserve"> </w:t>
-      </w:r>
-      <w:proofErr w:type="spellStart"/>
-      <w:r>
-        <w:rPr>
-          <w:noProof w:val="0"/>
-        </w:rPr>
-        <w:t>human-centered</w:t>
-      </w:r>
-      <w:proofErr w:type="spellEnd"/>
-      <w:r>
-        <w:rPr>
-          <w:noProof w:val="0"/>
-        </w:rPr>
-        <w:t xml:space="preserve"> </w:t>
-      </w:r>
-      <w:proofErr w:type="spellStart"/>
-      <w:r>
-        <w:rPr>
-          <w:noProof w:val="0"/>
-        </w:rPr>
-        <w:t>machine</w:t>
-      </w:r>
-      <w:proofErr w:type="spellEnd"/>
-      <w:r>
-        <w:rPr>
-          <w:noProof w:val="0"/>
-        </w:rPr>
-        <w:t xml:space="preserve"> </w:t>
-      </w:r>
-      <w:proofErr w:type="spellStart"/>
-      <w:r>
-        <w:rPr>
-          <w:noProof w:val="0"/>
-        </w:rPr>
-        <w:t>translation</w:t>
-      </w:r>
-      <w:proofErr w:type="spellEnd"/>
-      <w:r>
-        <w:rPr>
-          <w:noProof w:val="0"/>
-        </w:rPr>
-        <w:t xml:space="preserve">. </w:t>
-      </w:r>
-      <w:proofErr w:type="spellStart"/>
-      <w:r>
-        <w:rPr>
-          <w:noProof w:val="0"/>
-        </w:rPr>
-        <w:t>arXiv</w:t>
-      </w:r>
-      <w:proofErr w:type="spellEnd"/>
-      <w:r>
-        <w:rPr>
-          <w:noProof w:val="0"/>
-        </w:rPr>
-        <w:t xml:space="preserve"> </w:t>
-      </w:r>
-      <w:proofErr w:type="spellStart"/>
-      <w:r>
-        <w:rPr>
-          <w:noProof w:val="0"/>
-        </w:rPr>
-        <w:t>preprint</w:t>
-      </w:r>
-      <w:proofErr w:type="spellEnd"/>
-      <w:r>
-        <w:rPr>
-          <w:noProof w:val="0"/>
-        </w:rPr>
-        <w:t xml:space="preserve"> arXiv:2207.04672. </w:t>
+        <w:t>(2022). No language left behind: Scaling human-centered machine translation. arXiv preprint arXiv:2207.04672. </w:t>
       </w:r>
     </w:p>
     <w:p>
@@ -29761,7 +24252,7 @@
           <w:noProof w:val="0"/>
         </w:rPr>
       </w:pPr>
-      <w:bookmarkStart w:id="165" w:name="kaynak17"/>
+      <w:bookmarkStart w:id="164" w:name="kaynak17"/>
       <w:r>
         <w:rPr>
           <w:b/>
@@ -29770,270 +24261,20 @@
         </w:rPr>
         <w:t xml:space="preserve">[17] </w:t>
       </w:r>
-      <w:bookmarkEnd w:id="165"/>
-      <w:proofErr w:type="spellStart"/>
+      <w:bookmarkEnd w:id="164"/>
       <w:r>
         <w:rPr>
           <w:b/>
           <w:bCs/>
           <w:noProof w:val="0"/>
         </w:rPr>
-        <w:t>Panayotov</w:t>
-      </w:r>
-      <w:proofErr w:type="spellEnd"/>
-      <w:r>
-        <w:rPr>
-          <w:b/>
-          <w:bCs/>
+        <w:t>Panayotov, V., Chen, G., Povey, D., &amp; Khudanpur, S.</w:t>
+      </w:r>
+      <w:r>
+        <w:rPr>
           <w:noProof w:val="0"/>
         </w:rPr>
-        <w:t>, V</w:t>
-      </w:r>
-      <w:proofErr w:type="gramStart"/>
-      <w:r>
-        <w:rPr>
-          <w:b/>
-          <w:bCs/>
-          <w:noProof w:val="0"/>
-        </w:rPr>
-        <w:t>.,</w:t>
-      </w:r>
-      <w:proofErr w:type="gramEnd"/>
-      <w:r>
-        <w:rPr>
-          <w:b/>
-          <w:bCs/>
-          <w:noProof w:val="0"/>
-        </w:rPr>
-        <w:t xml:space="preserve"> </w:t>
-      </w:r>
-      <w:proofErr w:type="spellStart"/>
-      <w:r>
-        <w:rPr>
-          <w:b/>
-          <w:bCs/>
-          <w:noProof w:val="0"/>
-        </w:rPr>
-        <w:t>Chen</w:t>
-      </w:r>
-      <w:proofErr w:type="spellEnd"/>
-      <w:r>
-        <w:rPr>
-          <w:b/>
-          <w:bCs/>
-          <w:noProof w:val="0"/>
-        </w:rPr>
-        <w:t xml:space="preserve">, G., </w:t>
-      </w:r>
-      <w:proofErr w:type="spellStart"/>
-      <w:r>
-        <w:rPr>
-          <w:b/>
-          <w:bCs/>
-          <w:noProof w:val="0"/>
-        </w:rPr>
-        <w:t>Povey</w:t>
-      </w:r>
-      <w:proofErr w:type="spellEnd"/>
-      <w:r>
-        <w:rPr>
-          <w:b/>
-          <w:bCs/>
-          <w:noProof w:val="0"/>
-        </w:rPr>
-        <w:t xml:space="preserve">, D., &amp; </w:t>
-      </w:r>
-      <w:proofErr w:type="spellStart"/>
-      <w:r>
-        <w:rPr>
-          <w:b/>
-          <w:bCs/>
-          <w:noProof w:val="0"/>
-        </w:rPr>
-        <w:t>Khudanpur</w:t>
-      </w:r>
-      <w:proofErr w:type="spellEnd"/>
-      <w:r>
-        <w:rPr>
-          <w:b/>
-          <w:bCs/>
-          <w:noProof w:val="0"/>
-        </w:rPr>
-        <w:t>, S.</w:t>
-      </w:r>
-      <w:r>
-        <w:rPr>
-          <w:noProof w:val="0"/>
-        </w:rPr>
-        <w:t xml:space="preserve"> (2015, April). </w:t>
-      </w:r>
-      <w:proofErr w:type="spellStart"/>
-      <w:r>
-        <w:rPr>
-          <w:noProof w:val="0"/>
-        </w:rPr>
-        <w:t>Librispeech</w:t>
-      </w:r>
-      <w:proofErr w:type="spellEnd"/>
-      <w:r>
-        <w:rPr>
-          <w:noProof w:val="0"/>
-        </w:rPr>
-        <w:t xml:space="preserve">: An ASR </w:t>
-      </w:r>
-      <w:proofErr w:type="spellStart"/>
-      <w:r>
-        <w:rPr>
-          <w:noProof w:val="0"/>
-        </w:rPr>
-        <w:t>corpus</w:t>
-      </w:r>
-      <w:proofErr w:type="spellEnd"/>
-      <w:r>
-        <w:rPr>
-          <w:noProof w:val="0"/>
-        </w:rPr>
-        <w:t xml:space="preserve"> </w:t>
-      </w:r>
-      <w:proofErr w:type="spellStart"/>
-      <w:r>
-        <w:rPr>
-          <w:noProof w:val="0"/>
-        </w:rPr>
-        <w:t>based</w:t>
-      </w:r>
-      <w:proofErr w:type="spellEnd"/>
-      <w:r>
-        <w:rPr>
-          <w:noProof w:val="0"/>
-        </w:rPr>
-        <w:t xml:space="preserve"> on </w:t>
-      </w:r>
-      <w:proofErr w:type="spellStart"/>
-      <w:r>
-        <w:rPr>
-          <w:noProof w:val="0"/>
-        </w:rPr>
-        <w:t>public</w:t>
-      </w:r>
-      <w:proofErr w:type="spellEnd"/>
-      <w:r>
-        <w:rPr>
-          <w:noProof w:val="0"/>
-        </w:rPr>
-        <w:t xml:space="preserve"> domain </w:t>
-      </w:r>
-      <w:proofErr w:type="spellStart"/>
-      <w:r>
-        <w:rPr>
-          <w:noProof w:val="0"/>
-        </w:rPr>
-        <w:t>audio</w:t>
-      </w:r>
-      <w:proofErr w:type="spellEnd"/>
-      <w:r>
-        <w:rPr>
-          <w:noProof w:val="0"/>
-        </w:rPr>
-        <w:t xml:space="preserve"> </w:t>
-      </w:r>
-      <w:proofErr w:type="spellStart"/>
-      <w:r>
-        <w:rPr>
-          <w:noProof w:val="0"/>
-        </w:rPr>
-        <w:t>books</w:t>
-      </w:r>
-      <w:proofErr w:type="spellEnd"/>
-      <w:r>
-        <w:rPr>
-          <w:noProof w:val="0"/>
-        </w:rPr>
-        <w:t xml:space="preserve">. </w:t>
-      </w:r>
-      <w:proofErr w:type="spellStart"/>
-      <w:r>
-        <w:rPr>
-          <w:noProof w:val="0"/>
-        </w:rPr>
-        <w:t>In</w:t>
-      </w:r>
-      <w:proofErr w:type="spellEnd"/>
-      <w:r>
-        <w:rPr>
-          <w:noProof w:val="0"/>
-        </w:rPr>
-        <w:t xml:space="preserve"> 2015 IEEE International Conference on </w:t>
-      </w:r>
-      <w:proofErr w:type="spellStart"/>
-      <w:r>
-        <w:rPr>
-          <w:noProof w:val="0"/>
-        </w:rPr>
-        <w:t>Acoustics</w:t>
-      </w:r>
-      <w:proofErr w:type="spellEnd"/>
-      <w:r>
-        <w:rPr>
-          <w:noProof w:val="0"/>
-        </w:rPr>
-        <w:t xml:space="preserve">, Speech </w:t>
-      </w:r>
-      <w:proofErr w:type="spellStart"/>
-      <w:r>
-        <w:rPr>
-          <w:noProof w:val="0"/>
-        </w:rPr>
-        <w:t>and</w:t>
-      </w:r>
-      <w:proofErr w:type="spellEnd"/>
-      <w:r>
-        <w:rPr>
-          <w:noProof w:val="0"/>
-        </w:rPr>
-        <w:t xml:space="preserve"> </w:t>
-      </w:r>
-      <w:proofErr w:type="spellStart"/>
-      <w:r>
-        <w:rPr>
-          <w:noProof w:val="0"/>
-        </w:rPr>
-        <w:t>Signal</w:t>
-      </w:r>
-      <w:proofErr w:type="spellEnd"/>
-      <w:r>
-        <w:rPr>
-          <w:noProof w:val="0"/>
-        </w:rPr>
-        <w:t xml:space="preserve"> </w:t>
-      </w:r>
-      <w:proofErr w:type="spellStart"/>
-      <w:r>
-        <w:rPr>
-          <w:noProof w:val="0"/>
-        </w:rPr>
-        <w:t>Processing</w:t>
-      </w:r>
-      <w:proofErr w:type="spellEnd"/>
-      <w:r>
-        <w:rPr>
-          <w:noProof w:val="0"/>
-        </w:rPr>
-        <w:t xml:space="preserve"> (ICASSP) (</w:t>
-      </w:r>
-      <w:proofErr w:type="spellStart"/>
-      <w:r>
-        <w:rPr>
-          <w:noProof w:val="0"/>
-        </w:rPr>
-        <w:t>pp</w:t>
-      </w:r>
-      <w:proofErr w:type="spellEnd"/>
-      <w:r>
-        <w:rPr>
-          <w:noProof w:val="0"/>
-        </w:rPr>
-        <w:t>. 5206-5210). IEEE.</w:t>
+        <w:t xml:space="preserve"> (2015, April). Librispeech: An ASR corpus based on public domain audio books. In 2015 IEEE International Conference on Acoustics, Speech and Signal Processing (ICASSP) (pp. 5206-5210). IEEE.</w:t>
       </w:r>
     </w:p>
     <w:p>
@@ -30048,7 +24289,7 @@
           <w:noProof w:val="0"/>
         </w:rPr>
       </w:pPr>
-      <w:bookmarkStart w:id="166" w:name="kaynak18"/>
+      <w:bookmarkStart w:id="165" w:name="kaynak18"/>
       <w:r>
         <w:rPr>
           <w:b/>
@@ -30057,170 +24298,20 @@
         </w:rPr>
         <w:t xml:space="preserve">[18] </w:t>
       </w:r>
-      <w:bookmarkEnd w:id="166"/>
-      <w:proofErr w:type="spellStart"/>
+      <w:bookmarkEnd w:id="165"/>
       <w:r>
         <w:rPr>
           <w:b/>
           <w:bCs/>
           <w:noProof w:val="0"/>
         </w:rPr>
-        <w:t>Carletta</w:t>
-      </w:r>
-      <w:proofErr w:type="spellEnd"/>
-      <w:r>
-        <w:rPr>
-          <w:b/>
-          <w:bCs/>
+        <w:t>Carletta, J.</w:t>
+      </w:r>
+      <w:r>
+        <w:rPr>
           <w:noProof w:val="0"/>
         </w:rPr>
-        <w:t>, J.</w:t>
-      </w:r>
-      <w:r>
-        <w:rPr>
-          <w:noProof w:val="0"/>
-        </w:rPr>
-        <w:t xml:space="preserve"> (2007). </w:t>
-      </w:r>
-      <w:proofErr w:type="spellStart"/>
-      <w:r>
-        <w:rPr>
-          <w:noProof w:val="0"/>
-        </w:rPr>
-        <w:t>Unleashing</w:t>
-      </w:r>
-      <w:proofErr w:type="spellEnd"/>
-      <w:r>
-        <w:rPr>
-          <w:noProof w:val="0"/>
-        </w:rPr>
-        <w:t xml:space="preserve"> </w:t>
-      </w:r>
-      <w:proofErr w:type="spellStart"/>
-      <w:r>
-        <w:rPr>
-          <w:noProof w:val="0"/>
-        </w:rPr>
-        <w:t>the</w:t>
-      </w:r>
-      <w:proofErr w:type="spellEnd"/>
-      <w:r>
-        <w:rPr>
-          <w:noProof w:val="0"/>
-        </w:rPr>
-        <w:t xml:space="preserve"> killer </w:t>
-      </w:r>
-      <w:proofErr w:type="spellStart"/>
-      <w:r>
-        <w:rPr>
-          <w:noProof w:val="0"/>
-        </w:rPr>
-        <w:t>corpus</w:t>
-      </w:r>
-      <w:proofErr w:type="spellEnd"/>
-      <w:r>
-        <w:rPr>
-          <w:noProof w:val="0"/>
-        </w:rPr>
-        <w:t xml:space="preserve">: </w:t>
-      </w:r>
-      <w:proofErr w:type="spellStart"/>
-      <w:r>
-        <w:rPr>
-          <w:noProof w:val="0"/>
-        </w:rPr>
-        <w:t>experiences</w:t>
-      </w:r>
-      <w:proofErr w:type="spellEnd"/>
-      <w:r>
-        <w:rPr>
-          <w:noProof w:val="0"/>
-        </w:rPr>
-        <w:t xml:space="preserve"> in </w:t>
-      </w:r>
-      <w:proofErr w:type="spellStart"/>
-      <w:r>
-        <w:rPr>
-          <w:noProof w:val="0"/>
-        </w:rPr>
-        <w:t>creating</w:t>
-      </w:r>
-      <w:proofErr w:type="spellEnd"/>
-      <w:r>
-        <w:rPr>
-          <w:noProof w:val="0"/>
-        </w:rPr>
-        <w:t xml:space="preserve"> </w:t>
-      </w:r>
-      <w:proofErr w:type="spellStart"/>
-      <w:r>
-        <w:rPr>
-          <w:noProof w:val="0"/>
-        </w:rPr>
-        <w:t>the</w:t>
-      </w:r>
-      <w:proofErr w:type="spellEnd"/>
-      <w:r>
-        <w:rPr>
-          <w:noProof w:val="0"/>
-        </w:rPr>
-        <w:t xml:space="preserve"> </w:t>
-      </w:r>
-      <w:proofErr w:type="spellStart"/>
-      <w:r>
-        <w:rPr>
-          <w:noProof w:val="0"/>
-        </w:rPr>
-        <w:t>multi-everything</w:t>
-      </w:r>
-      <w:proofErr w:type="spellEnd"/>
-      <w:r>
-        <w:rPr>
-          <w:noProof w:val="0"/>
-        </w:rPr>
-        <w:t xml:space="preserve"> AMI Meeting </w:t>
-      </w:r>
-      <w:proofErr w:type="spellStart"/>
-      <w:r>
-        <w:rPr>
-          <w:noProof w:val="0"/>
-        </w:rPr>
-        <w:t>Corpus</w:t>
-      </w:r>
-      <w:proofErr w:type="spellEnd"/>
-      <w:r>
-        <w:rPr>
-          <w:noProof w:val="0"/>
-        </w:rPr>
-        <w:t xml:space="preserve">. Language </w:t>
-      </w:r>
-      <w:proofErr w:type="spellStart"/>
-      <w:r>
-        <w:rPr>
-          <w:noProof w:val="0"/>
-        </w:rPr>
-        <w:t>Resources</w:t>
-      </w:r>
-      <w:proofErr w:type="spellEnd"/>
-      <w:r>
-        <w:rPr>
-          <w:noProof w:val="0"/>
-        </w:rPr>
-        <w:t xml:space="preserve"> </w:t>
-      </w:r>
-      <w:proofErr w:type="spellStart"/>
-      <w:r>
-        <w:rPr>
-          <w:noProof w:val="0"/>
-        </w:rPr>
-        <w:t>and</w:t>
-      </w:r>
-      <w:proofErr w:type="spellEnd"/>
-      <w:r>
-        <w:rPr>
-          <w:noProof w:val="0"/>
-        </w:rPr>
-        <w:t xml:space="preserve"> Evaluation, 41(2), 181-190.</w:t>
+        <w:t xml:space="preserve"> (2007). Unleashing the killer corpus: experiences in creating the multi-everything AMI Meeting Corpus. Language Resources and Evaluation, 41(2), 181-190.</w:t>
       </w:r>
     </w:p>
     <w:p>
@@ -30235,7 +24326,7 @@
           <w:noProof w:val="0"/>
         </w:rPr>
       </w:pPr>
-      <w:bookmarkStart w:id="167" w:name="kaynak19"/>
+      <w:bookmarkStart w:id="166" w:name="kaynak19"/>
       <w:r>
         <w:rPr>
           <w:b/>
@@ -30244,278 +24335,20 @@
         </w:rPr>
         <w:t xml:space="preserve">[19] </w:t>
       </w:r>
-      <w:bookmarkEnd w:id="167"/>
-      <w:proofErr w:type="spellStart"/>
+      <w:bookmarkEnd w:id="166"/>
       <w:r>
         <w:rPr>
           <w:b/>
           <w:bCs/>
           <w:noProof w:val="0"/>
         </w:rPr>
-        <w:t>Watanabe</w:t>
-      </w:r>
-      <w:proofErr w:type="spellEnd"/>
-      <w:r>
-        <w:rPr>
-          <w:b/>
-          <w:bCs/>
+        <w:t>Watanabe, S., Mandel, M., Barker, J., Vincent, E., Arora, A., Chang, X., ... &amp; Ryant, N.</w:t>
+      </w:r>
+      <w:r>
+        <w:rPr>
           <w:noProof w:val="0"/>
         </w:rPr>
-        <w:t>, S</w:t>
-      </w:r>
-      <w:proofErr w:type="gramStart"/>
-      <w:r>
-        <w:rPr>
-          <w:b/>
-          <w:bCs/>
-          <w:noProof w:val="0"/>
-        </w:rPr>
-        <w:t>.,</w:t>
-      </w:r>
-      <w:proofErr w:type="gramEnd"/>
-      <w:r>
-        <w:rPr>
-          <w:b/>
-          <w:bCs/>
-          <w:noProof w:val="0"/>
-        </w:rPr>
-        <w:t xml:space="preserve"> </w:t>
-      </w:r>
-      <w:proofErr w:type="spellStart"/>
-      <w:r>
-        <w:rPr>
-          <w:b/>
-          <w:bCs/>
-          <w:noProof w:val="0"/>
-        </w:rPr>
-        <w:t>Mandel</w:t>
-      </w:r>
-      <w:proofErr w:type="spellEnd"/>
-      <w:r>
-        <w:rPr>
-          <w:b/>
-          <w:bCs/>
-          <w:noProof w:val="0"/>
-        </w:rPr>
-        <w:t xml:space="preserve">, M., </w:t>
-      </w:r>
-      <w:proofErr w:type="spellStart"/>
-      <w:r>
-        <w:rPr>
-          <w:b/>
-          <w:bCs/>
-          <w:noProof w:val="0"/>
-        </w:rPr>
-        <w:t>Barker</w:t>
-      </w:r>
-      <w:proofErr w:type="spellEnd"/>
-      <w:r>
-        <w:rPr>
-          <w:b/>
-          <w:bCs/>
-          <w:noProof w:val="0"/>
-        </w:rPr>
-        <w:t xml:space="preserve">, J., Vincent, E., </w:t>
-      </w:r>
-      <w:proofErr w:type="spellStart"/>
-      <w:r>
-        <w:rPr>
-          <w:b/>
-          <w:bCs/>
-          <w:noProof w:val="0"/>
-        </w:rPr>
-        <w:t>Arora</w:t>
-      </w:r>
-      <w:proofErr w:type="spellEnd"/>
-      <w:r>
-        <w:rPr>
-          <w:b/>
-          <w:bCs/>
-          <w:noProof w:val="0"/>
-        </w:rPr>
-        <w:t xml:space="preserve">, A., </w:t>
-      </w:r>
-      <w:proofErr w:type="spellStart"/>
-      <w:r>
-        <w:rPr>
-          <w:b/>
-          <w:bCs/>
-          <w:noProof w:val="0"/>
-        </w:rPr>
-        <w:t>Chang</w:t>
-      </w:r>
-      <w:proofErr w:type="spellEnd"/>
-      <w:r>
-        <w:rPr>
-          <w:b/>
-          <w:bCs/>
-          <w:noProof w:val="0"/>
-        </w:rPr>
-        <w:t xml:space="preserve">, X., ... &amp; </w:t>
-      </w:r>
-      <w:proofErr w:type="spellStart"/>
-      <w:r>
-        <w:rPr>
-          <w:b/>
-          <w:bCs/>
-          <w:noProof w:val="0"/>
-        </w:rPr>
-        <w:t>Ryant</w:t>
-      </w:r>
-      <w:proofErr w:type="spellEnd"/>
-      <w:r>
-        <w:rPr>
-          <w:b/>
-          <w:bCs/>
-          <w:noProof w:val="0"/>
-        </w:rPr>
-        <w:t>, N.</w:t>
-      </w:r>
-      <w:r>
-        <w:rPr>
-          <w:noProof w:val="0"/>
-        </w:rPr>
-        <w:t xml:space="preserve"> (2020). CHiME-6 </w:t>
-      </w:r>
-      <w:proofErr w:type="spellStart"/>
-      <w:r>
-        <w:rPr>
-          <w:noProof w:val="0"/>
-        </w:rPr>
-        <w:t>challenge</w:t>
-      </w:r>
-      <w:proofErr w:type="spellEnd"/>
-      <w:r>
-        <w:rPr>
-          <w:noProof w:val="0"/>
-        </w:rPr>
-        <w:t xml:space="preserve">: </w:t>
-      </w:r>
-      <w:proofErr w:type="spellStart"/>
-      <w:r>
-        <w:rPr>
-          <w:noProof w:val="0"/>
-        </w:rPr>
-        <w:t>Tackling</w:t>
-      </w:r>
-      <w:proofErr w:type="spellEnd"/>
-      <w:r>
-        <w:rPr>
-          <w:noProof w:val="0"/>
-        </w:rPr>
-        <w:t xml:space="preserve"> </w:t>
-      </w:r>
-      <w:proofErr w:type="spellStart"/>
-      <w:r>
-        <w:rPr>
-          <w:noProof w:val="0"/>
-        </w:rPr>
-        <w:t>multispeaker</w:t>
-      </w:r>
-      <w:proofErr w:type="spellEnd"/>
-      <w:r>
-        <w:rPr>
-          <w:noProof w:val="0"/>
-        </w:rPr>
-        <w:t xml:space="preserve"> </w:t>
-      </w:r>
-      <w:proofErr w:type="spellStart"/>
-      <w:r>
-        <w:rPr>
-          <w:noProof w:val="0"/>
-        </w:rPr>
-        <w:t>speech</w:t>
-      </w:r>
-      <w:proofErr w:type="spellEnd"/>
-      <w:r>
-        <w:rPr>
-          <w:noProof w:val="0"/>
-        </w:rPr>
-        <w:t xml:space="preserve"> </w:t>
-      </w:r>
-      <w:proofErr w:type="spellStart"/>
-      <w:r>
-        <w:rPr>
-          <w:noProof w:val="0"/>
-        </w:rPr>
-        <w:t>recognition</w:t>
-      </w:r>
-      <w:proofErr w:type="spellEnd"/>
-      <w:r>
-        <w:rPr>
-          <w:noProof w:val="0"/>
-        </w:rPr>
-        <w:t xml:space="preserve"> </w:t>
-      </w:r>
-      <w:proofErr w:type="spellStart"/>
-      <w:r>
-        <w:rPr>
-          <w:noProof w:val="0"/>
-        </w:rPr>
-        <w:t>for</w:t>
-      </w:r>
-      <w:proofErr w:type="spellEnd"/>
-      <w:r>
-        <w:rPr>
-          <w:noProof w:val="0"/>
-        </w:rPr>
-        <w:t xml:space="preserve"> </w:t>
-      </w:r>
-      <w:proofErr w:type="spellStart"/>
-      <w:r>
-        <w:rPr>
-          <w:noProof w:val="0"/>
-        </w:rPr>
-        <w:t>unsegmented</w:t>
-      </w:r>
-      <w:proofErr w:type="spellEnd"/>
-      <w:r>
-        <w:rPr>
-          <w:noProof w:val="0"/>
-        </w:rPr>
-        <w:t xml:space="preserve"> </w:t>
-      </w:r>
-      <w:proofErr w:type="spellStart"/>
-      <w:r>
-        <w:rPr>
-          <w:noProof w:val="0"/>
-        </w:rPr>
-        <w:t>recordings</w:t>
-      </w:r>
-      <w:proofErr w:type="spellEnd"/>
-      <w:r>
-        <w:rPr>
-          <w:noProof w:val="0"/>
-        </w:rPr>
-        <w:t xml:space="preserve">. </w:t>
-      </w:r>
-      <w:proofErr w:type="spellStart"/>
-      <w:r>
-        <w:rPr>
-          <w:noProof w:val="0"/>
-        </w:rPr>
-        <w:t>arXiv</w:t>
-      </w:r>
-      <w:proofErr w:type="spellEnd"/>
-      <w:r>
-        <w:rPr>
-          <w:noProof w:val="0"/>
-        </w:rPr>
-        <w:t xml:space="preserve"> </w:t>
-      </w:r>
-      <w:proofErr w:type="spellStart"/>
-      <w:r>
-        <w:rPr>
-          <w:noProof w:val="0"/>
-        </w:rPr>
-        <w:t>preprint</w:t>
-      </w:r>
-      <w:proofErr w:type="spellEnd"/>
-      <w:r>
-        <w:rPr>
-          <w:noProof w:val="0"/>
-        </w:rPr>
-        <w:t xml:space="preserve"> arXiv:2004.09249.</w:t>
+        <w:t xml:space="preserve"> (2020). CHiME-6 challenge: Tackling multispeaker speech recognition for unsegmented recordings. arXiv preprint arXiv:2004.09249.</w:t>
       </w:r>
     </w:p>
     <w:p>
@@ -30530,7 +24363,7 @@
           <w:noProof w:val="0"/>
         </w:rPr>
       </w:pPr>
-      <w:bookmarkStart w:id="168" w:name="kaynak20"/>
+      <w:bookmarkStart w:id="167" w:name="kaynak20"/>
       <w:r>
         <w:rPr>
           <w:b/>
@@ -30539,341 +24372,88 @@
         </w:rPr>
         <w:t xml:space="preserve">[20] </w:t>
       </w:r>
-      <w:bookmarkEnd w:id="168"/>
-      <w:proofErr w:type="spellStart"/>
+      <w:bookmarkEnd w:id="167"/>
       <w:r>
         <w:rPr>
           <w:b/>
           <w:bCs/>
           <w:noProof w:val="0"/>
         </w:rPr>
-        <w:t>Papineni</w:t>
-      </w:r>
-      <w:proofErr w:type="spellEnd"/>
+        <w:t>Papineni, K., Roukos, S., Ward, T., &amp; Zhu, W. J</w:t>
+      </w:r>
+      <w:r>
+        <w:rPr>
+          <w:noProof w:val="0"/>
+        </w:rPr>
+        <w:t>. (2002, July). BLEU: a method for automatic evaluation of machine translation. In Proceedings of the 40th Annual Meeting of the Association for Computational Linguistics (pp. 311-318).</w:t>
+      </w:r>
+    </w:p>
+    <w:p>
+      <w:pPr>
+        <w:autoSpaceDE w:val="0"/>
+        <w:autoSpaceDN w:val="0"/>
+        <w:adjustRightInd w:val="0"/>
+        <w:spacing w:before="120" w:after="120"/>
+        <w:ind w:left="1418" w:hanging="1418"/>
+        <w:jc w:val="both"/>
+        <w:rPr>
+          <w:noProof w:val="0"/>
+        </w:rPr>
+      </w:pPr>
       <w:r>
         <w:rPr>
           <w:b/>
-          <w:bCs/>
+        </w:rPr>
+        <w:t>[21] Plaquet, A., &amp; Bredin, H.</w:t>
+      </w:r>
+      <w:r>
+        <w:t xml:space="preserve"> (</w:t>
+      </w:r>
+      <w:r>
+        <w:rPr>
           <w:noProof w:val="0"/>
         </w:rPr>
-        <w:t>, K</w:t>
-      </w:r>
-      <w:proofErr w:type="gramStart"/>
+        <w:t xml:space="preserve"> </w:t>
+      </w:r>
+      <w:r>
+        <w:rPr>
+          <w:noProof w:val="0"/>
+        </w:rPr>
+        <w:t>2023) Powerset multi-class cross entropy loss for neutral speaker diarization. In Proc. INTERSPEECH 2023, 3222-3226.</w:t>
+      </w:r>
+    </w:p>
+    <w:p>
+      <w:pPr>
+        <w:autoSpaceDE w:val="0"/>
+        <w:autoSpaceDN w:val="0"/>
+        <w:adjustRightInd w:val="0"/>
+        <w:spacing w:before="120" w:after="120"/>
+        <w:ind w:left="1418" w:hanging="1418"/>
+        <w:jc w:val="both"/>
+        <w:rPr>
+          <w:noProof w:val="0"/>
+        </w:rPr>
+      </w:pPr>
       <w:r>
         <w:rPr>
           <w:b/>
-          <w:bCs/>
-          <w:noProof w:val="0"/>
-        </w:rPr>
-        <w:t>.,</w:t>
-      </w:r>
-      <w:proofErr w:type="gramEnd"/>
+        </w:rPr>
+        <w:t>[22] Medennikov, I., Korenevsky, M., Prisyach, T., Khokhlov, Y., Korenevskaya, M., Sorokin, I., ... &amp; Romanenko, A.</w:t>
+      </w:r>
       <w:r>
         <w:rPr>
           <w:b/>
-          <w:bCs/>
-          <w:noProof w:val="0"/>
         </w:rPr>
         <w:t xml:space="preserve"> </w:t>
       </w:r>
-      <w:proofErr w:type="spellStart"/>
-      <w:r>
-        <w:rPr>
-          <w:b/>
-          <w:bCs/>
-          <w:noProof w:val="0"/>
-        </w:rPr>
-        <w:t>Roukos</w:t>
-      </w:r>
-      <w:proofErr w:type="spellEnd"/>
-      <w:r>
-        <w:rPr>
-          <w:b/>
-          <w:bCs/>
-          <w:noProof w:val="0"/>
-        </w:rPr>
-        <w:t xml:space="preserve">, S., </w:t>
-      </w:r>
-      <w:proofErr w:type="spellStart"/>
-      <w:r>
-        <w:rPr>
-          <w:b/>
-          <w:bCs/>
-          <w:noProof w:val="0"/>
-        </w:rPr>
-        <w:t>Ward</w:t>
-      </w:r>
-      <w:proofErr w:type="spellEnd"/>
-      <w:r>
-        <w:rPr>
-          <w:b/>
-          <w:bCs/>
-          <w:noProof w:val="0"/>
-        </w:rPr>
-        <w:t xml:space="preserve">, T., &amp; </w:t>
-      </w:r>
-      <w:proofErr w:type="spellStart"/>
-      <w:r>
-        <w:rPr>
-          <w:b/>
-          <w:bCs/>
-          <w:noProof w:val="0"/>
-        </w:rPr>
-        <w:t>Zhu</w:t>
-      </w:r>
-      <w:proofErr w:type="spellEnd"/>
-      <w:r>
-        <w:rPr>
-          <w:b/>
-          <w:bCs/>
-          <w:noProof w:val="0"/>
-        </w:rPr>
-        <w:t>, W. J</w:t>
-      </w:r>
-      <w:r>
-        <w:rPr>
-          <w:noProof w:val="0"/>
-        </w:rPr>
-        <w:t xml:space="preserve">. (2002, </w:t>
-      </w:r>
-      <w:proofErr w:type="spellStart"/>
-      <w:r>
-        <w:rPr>
-          <w:noProof w:val="0"/>
-        </w:rPr>
-        <w:t>July</w:t>
-      </w:r>
-      <w:proofErr w:type="spellEnd"/>
-      <w:r>
-        <w:rPr>
-          <w:noProof w:val="0"/>
-        </w:rPr>
-        <w:t xml:space="preserve">). BLEU: a </w:t>
-      </w:r>
-      <w:proofErr w:type="spellStart"/>
-      <w:r>
-        <w:rPr>
-          <w:noProof w:val="0"/>
-        </w:rPr>
-        <w:t>method</w:t>
-      </w:r>
-      <w:proofErr w:type="spellEnd"/>
-      <w:r>
-        <w:rPr>
-          <w:noProof w:val="0"/>
-        </w:rPr>
-        <w:t xml:space="preserve"> </w:t>
-      </w:r>
-      <w:proofErr w:type="spellStart"/>
-      <w:r>
-        <w:rPr>
-          <w:noProof w:val="0"/>
-        </w:rPr>
-        <w:t>for</w:t>
-      </w:r>
-      <w:proofErr w:type="spellEnd"/>
-      <w:r>
-        <w:rPr>
-          <w:noProof w:val="0"/>
-        </w:rPr>
-        <w:t xml:space="preserve"> </w:t>
-      </w:r>
-      <w:proofErr w:type="spellStart"/>
-      <w:r>
-        <w:rPr>
-          <w:noProof w:val="0"/>
-        </w:rPr>
-        <w:t>automatic</w:t>
-      </w:r>
-      <w:proofErr w:type="spellEnd"/>
-      <w:r>
-        <w:rPr>
-          <w:noProof w:val="0"/>
-        </w:rPr>
-        <w:t xml:space="preserve"> </w:t>
-      </w:r>
-      <w:proofErr w:type="spellStart"/>
-      <w:r>
-        <w:rPr>
-          <w:noProof w:val="0"/>
-        </w:rPr>
-        <w:t>evaluation</w:t>
-      </w:r>
-      <w:proofErr w:type="spellEnd"/>
-      <w:r>
-        <w:rPr>
-          <w:noProof w:val="0"/>
-        </w:rPr>
-        <w:t xml:space="preserve"> of </w:t>
-      </w:r>
-      <w:proofErr w:type="spellStart"/>
-      <w:r>
-        <w:rPr>
-          <w:noProof w:val="0"/>
-        </w:rPr>
-        <w:t>machine</w:t>
-      </w:r>
-      <w:proofErr w:type="spellEnd"/>
-      <w:r>
-        <w:rPr>
-          <w:noProof w:val="0"/>
-        </w:rPr>
-        <w:t xml:space="preserve"> </w:t>
-      </w:r>
-      <w:proofErr w:type="spellStart"/>
-      <w:r>
-        <w:rPr>
-          <w:noProof w:val="0"/>
-        </w:rPr>
-        <w:t>translation</w:t>
-      </w:r>
-      <w:proofErr w:type="spellEnd"/>
-      <w:r>
-        <w:rPr>
-          <w:noProof w:val="0"/>
-        </w:rPr>
-        <w:t xml:space="preserve">. </w:t>
-      </w:r>
-      <w:proofErr w:type="spellStart"/>
-      <w:r>
-        <w:rPr>
-          <w:noProof w:val="0"/>
-        </w:rPr>
-        <w:t>In</w:t>
-      </w:r>
-      <w:proofErr w:type="spellEnd"/>
-      <w:r>
-        <w:rPr>
-          <w:noProof w:val="0"/>
-        </w:rPr>
-        <w:t xml:space="preserve"> </w:t>
-      </w:r>
-      <w:proofErr w:type="spellStart"/>
-      <w:r>
-        <w:rPr>
-          <w:noProof w:val="0"/>
-        </w:rPr>
-        <w:t>Proceedings</w:t>
-      </w:r>
-      <w:proofErr w:type="spellEnd"/>
-      <w:r>
-        <w:rPr>
-          <w:noProof w:val="0"/>
-        </w:rPr>
-        <w:t xml:space="preserve"> of </w:t>
-      </w:r>
-      <w:proofErr w:type="spellStart"/>
-      <w:r>
-        <w:rPr>
-          <w:noProof w:val="0"/>
-        </w:rPr>
-        <w:t>the</w:t>
-      </w:r>
-      <w:proofErr w:type="spellEnd"/>
-      <w:r>
-        <w:rPr>
-          <w:noProof w:val="0"/>
-        </w:rPr>
-        <w:t xml:space="preserve"> 40th </w:t>
-      </w:r>
-      <w:proofErr w:type="spellStart"/>
-      <w:r>
-        <w:rPr>
-          <w:noProof w:val="0"/>
-        </w:rPr>
-        <w:t>Annual</w:t>
-      </w:r>
-      <w:proofErr w:type="spellEnd"/>
-      <w:r>
-        <w:rPr>
-          <w:noProof w:val="0"/>
-        </w:rPr>
-        <w:t xml:space="preserve"> Meeting of </w:t>
-      </w:r>
-      <w:proofErr w:type="spellStart"/>
-      <w:r>
-        <w:rPr>
-          <w:noProof w:val="0"/>
-        </w:rPr>
-        <w:t>the</w:t>
-      </w:r>
-      <w:proofErr w:type="spellEnd"/>
-      <w:r>
-        <w:rPr>
-          <w:noProof w:val="0"/>
-        </w:rPr>
-        <w:t xml:space="preserve"> </w:t>
-      </w:r>
-      <w:proofErr w:type="spellStart"/>
-      <w:r>
-        <w:rPr>
-          <w:noProof w:val="0"/>
-        </w:rPr>
-        <w:t>Association</w:t>
-      </w:r>
-      <w:proofErr w:type="spellEnd"/>
-      <w:r>
-        <w:rPr>
-          <w:noProof w:val="0"/>
-        </w:rPr>
-        <w:t xml:space="preserve"> </w:t>
-      </w:r>
-      <w:proofErr w:type="spellStart"/>
-      <w:r>
-        <w:rPr>
-          <w:noProof w:val="0"/>
-        </w:rPr>
-        <w:t>for</w:t>
-      </w:r>
-      <w:proofErr w:type="spellEnd"/>
-      <w:r>
-        <w:rPr>
-          <w:noProof w:val="0"/>
-        </w:rPr>
-        <w:t xml:space="preserve"> </w:t>
-      </w:r>
-      <w:proofErr w:type="spellStart"/>
-      <w:r>
-        <w:rPr>
-          <w:noProof w:val="0"/>
-        </w:rPr>
-        <w:t>Computational</w:t>
-      </w:r>
-      <w:proofErr w:type="spellEnd"/>
-      <w:r>
-        <w:rPr>
-          <w:noProof w:val="0"/>
-        </w:rPr>
-        <w:t xml:space="preserve"> </w:t>
-      </w:r>
-      <w:proofErr w:type="spellStart"/>
-      <w:r>
-        <w:rPr>
-          <w:noProof w:val="0"/>
-        </w:rPr>
-        <w:t>Linguistics</w:t>
-      </w:r>
-      <w:proofErr w:type="spellEnd"/>
-      <w:r>
-        <w:rPr>
-          <w:noProof w:val="0"/>
-        </w:rPr>
-        <w:t xml:space="preserve"> (</w:t>
-      </w:r>
-      <w:proofErr w:type="spellStart"/>
-      <w:r>
-        <w:rPr>
-          <w:noProof w:val="0"/>
-        </w:rPr>
-        <w:t>pp</w:t>
-      </w:r>
-      <w:proofErr w:type="spellEnd"/>
-      <w:r>
-        <w:rPr>
-          <w:noProof w:val="0"/>
-        </w:rPr>
-        <w:t>. 311-318).</w:t>
-      </w:r>
+      <w:r>
+        <w:t>(2020). The STC system for the</w:t>
+      </w:r>
+      <w:r>
+        <w:t xml:space="preserve"> CHiME-6 challenge. In Proc. CHime 2020 Workshop on Speech Processing in Everyday Environments.</w:t>
+      </w:r>
+      <w:bookmarkStart w:id="168" w:name="_GoBack"/>
+      <w:bookmarkEnd w:id="168"/>
     </w:p>
     <w:p>
       <w:pPr>
@@ -32647,14 +26227,9 @@
       </w:pPr>
       <w:commentRangeStart w:id="179"/>
       <w:r>
-        <w:t>Ad-</w:t>
-      </w:r>
-      <w:proofErr w:type="spellStart"/>
-      <w:r>
-        <w:t>Soyad</w:t>
+        <w:t>Ad-Soyad</w:t>
       </w:r>
       <w:commentRangeEnd w:id="179"/>
-      <w:proofErr w:type="spellEnd"/>
       <w:r>
         <w:rPr>
           <w:rStyle w:val="AklamaBavurusu"/>
@@ -34195,35 +27770,35 @@
       </w:r>
     </w:p>
   </w:comment>
+  <w:comment w:id="146" w:author="BTÜ-FBE" w:date="2017-05-10T11:34:00Z" w:initials="BTÜ-FBE">
+    <w:p>
+      <w:pPr>
+        <w:rPr>
+          <w:lang w:val="en-GB"/>
+        </w:rPr>
+      </w:pPr>
+    </w:p>
+    <w:p>
+      <w:pPr>
+        <w:rPr>
+          <w:lang w:val="en-GB"/>
+        </w:rPr>
+      </w:pPr>
+      <w:r>
+        <w:rPr>
+          <w:rStyle w:val="AklamaBavurusu"/>
+        </w:rPr>
+        <w:annotationRef/>
+      </w:r>
+      <w:r>
+        <w:rPr>
+          <w:lang w:val="en-GB"/>
+        </w:rPr>
+        <w:t>Numaralı gösterim, metin içindeki kullanıldığı sıra esas alınır.</w:t>
+      </w:r>
+    </w:p>
+  </w:comment>
   <w:comment w:id="147" w:author="BTÜ-FBE" w:date="2017-05-10T11:34:00Z" w:initials="BTÜ-FBE">
-    <w:p>
-      <w:pPr>
-        <w:rPr>
-          <w:lang w:val="en-GB"/>
-        </w:rPr>
-      </w:pPr>
-    </w:p>
-    <w:p>
-      <w:pPr>
-        <w:rPr>
-          <w:lang w:val="en-GB"/>
-        </w:rPr>
-      </w:pPr>
-      <w:r>
-        <w:rPr>
-          <w:rStyle w:val="AklamaBavurusu"/>
-        </w:rPr>
-        <w:annotationRef/>
-      </w:r>
-      <w:r>
-        <w:rPr>
-          <w:lang w:val="en-GB"/>
-        </w:rPr>
-        <w:t>Numaralı gösterim, metin içindeki kullanıldığı sıra esas alınır.</w:t>
-      </w:r>
-    </w:p>
-  </w:comment>
-  <w:comment w:id="148" w:author="BTÜ-FBE" w:date="2017-05-10T11:34:00Z" w:initials="BTÜ-FBE">
     <w:p>
       <w:pPr>
         <w:rPr>
@@ -34716,6 +28291,7 @@
         <w:docPartUnique/>
       </w:docPartObj>
     </w:sdtPr>
+    <w:sdtEndPr/>
     <w:sdtContent>
       <w:p>
         <w:pPr>
@@ -34809,6 +28385,7 @@
         <w:docPartUnique/>
       </w:docPartObj>
     </w:sdtPr>
+    <w:sdtEndPr/>
     <w:sdtContent>
       <w:p>
         <w:pPr>
@@ -34825,7 +28402,7 @@
           <w:fldChar w:fldCharType="separate"/>
         </w:r>
         <w:r>
-          <w:t>22</w:t>
+          <w:t>35</w:t>
         </w:r>
         <w:r>
           <w:fldChar w:fldCharType="end"/>
@@ -40062,7 +33639,7 @@
   <w:style w:type="paragraph" w:default="1" w:styleId="Normal">
     <w:name w:val="Normal"/>
     <w:qFormat/>
-    <w:rsid w:val="00271202"/>
+    <w:rsid w:val="00B82072"/>
     <w:rPr>
       <w:noProof/>
       <w:sz w:val="24"/>
@@ -41949,7 +35526,7 @@
 </file>
 
 <file path=customXml/itemProps1.xml><?xml version="1.0" encoding="utf-8"?>
-<ds:datastoreItem xmlns:ds="http://schemas.openxmlformats.org/officeDocument/2006/customXml" ds:itemID="{3918A197-D3A2-491E-9928-4EE25095D4CC}">
+<ds:datastoreItem xmlns:ds="http://schemas.openxmlformats.org/officeDocument/2006/customXml" ds:itemID="{D2D938A8-B51B-42CB-8F1A-1344BA1D724E}">
   <ds:schemaRefs>
     <ds:schemaRef ds:uri="http://schemas.openxmlformats.org/officeDocument/2006/bibliography"/>
   </ds:schemaRefs>

--- a/tez/2026_tez.docx
+++ b/tez/2026_tez.docx
@@ -29,6 +29,7 @@
         <w:commentReference w:id="0"/>
       </w:r>
     </w:p>
+    <w:commentRangeStart w:id="1"/>
     <w:p>
       <w:pPr>
         <w:rPr>
@@ -36,7 +37,6 @@
           <w:lang w:val="en-US"/>
         </w:rPr>
       </w:pPr>
-      <w:commentRangeStart w:id="1"/>
       <w:r>
         <w:rPr>
           <w:rFonts w:ascii="Arial" w:hAnsi="Arial" w:cs="Arial"/>
@@ -626,6 +626,7 @@
         </w:rPr>
       </w:pPr>
     </w:p>
+    <w:commentRangeStart w:id="3"/>
     <w:p>
       <w:pPr>
         <w:rPr>
@@ -633,7 +634,6 @@
           <w:lang w:val="en-US"/>
         </w:rPr>
       </w:pPr>
-      <w:commentRangeStart w:id="3"/>
       <w:r>
         <w:rPr>
           <w:rFonts w:ascii="Arial" w:hAnsi="Arial" w:cs="Arial"/>
@@ -1220,7 +1220,11 @@
           </mc:Choice>
           <mc:Fallback>
             <w:pict>
-              <v:shape w14:anchorId="5753B149" id="Text Box 629" o:spid="_x0000_s1030" type="#_x0000_t202" style="position:absolute;margin-left:-6.6pt;margin-top:567pt;width:425.2pt;height:19.8pt;z-index:251685376;visibility:visible;mso-wrap-style:square;mso-width-percent:0;mso-height-percent:0;mso-wrap-distance-left:9pt;mso-wrap-distance-top:0;mso-wrap-distance-right:9pt;mso-wrap-distance-bottom:0;mso-position-horizontal:absolute;mso-position-horizontal-relative:margin;mso-position-vertical:absolute;mso-position-vertical-relative:page;mso-width-percent:0;mso-height-percent:0;mso-width-relative:page;mso-height-relative:page;v-text-anchor:top" o:gfxdata="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" filled="f" stroked="f">
+              <v:shapetype w14:anchorId="5753B149" id="_x0000_t202" coordsize="21600,21600" o:spt="202" path="m,l,21600r21600,l21600,xe">
+                <v:stroke joinstyle="miter"/>
+                <v:path gradientshapeok="t" o:connecttype="rect"/>
+              </v:shapetype>
+              <v:shape id="Text Box 629" o:spid="_x0000_s1030" type="#_x0000_t202" style="position:absolute;margin-left:-6.6pt;margin-top:567pt;width:425.2pt;height:19.8pt;z-index:251685376;visibility:visible;mso-wrap-style:square;mso-width-percent:0;mso-height-percent:0;mso-wrap-distance-left:9pt;mso-wrap-distance-top:0;mso-wrap-distance-right:9pt;mso-wrap-distance-bottom:0;mso-position-horizontal:absolute;mso-position-horizontal-relative:margin;mso-position-vertical:absolute;mso-position-vertical-relative:page;mso-width-percent:0;mso-height-percent:0;mso-width-relative:page;mso-height-relative:page;v-text-anchor:top" o:gfxdata="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" filled="f" stroked="f">
                 <v:textbox inset="0,0,0,0">
                   <w:txbxContent>
                     <w:tbl>
@@ -1569,7 +1573,7 @@
                                 <w:rFonts w:ascii="Arial" w:hAnsi="Arial" w:cs="Arial"/>
                                 <w:b/>
                               </w:rPr>
-                              <w:t>TEZİN SAVUNULDUĞU AY YIL</w:t>
+                              <w:t>TEMMUZ 2026</w:t>
                             </w:r>
                           </w:p>
                         </w:txbxContent>
@@ -1606,7 +1610,7 @@
                           <w:rFonts w:ascii="Arial" w:hAnsi="Arial" w:cs="Arial"/>
                           <w:b/>
                         </w:rPr>
-                        <w:t>TEZİN SAVUNULDUĞU AY YIL</w:t>
+                        <w:t>TEMMUZ 2026</w:t>
                       </w:r>
                     </w:p>
                   </w:txbxContent>
@@ -2252,7 +2256,7 @@
                               <w:rPr>
                                 <w:b/>
                               </w:rPr>
-                              <w:t>TEZİN SAVUNULDUĞU AY YIL</w:t>
+                              <w:t>TEMMUZ 2026</w:t>
                             </w:r>
                           </w:p>
                         </w:txbxContent>
@@ -2285,7 +2289,7 @@
                         <w:rPr>
                           <w:b/>
                         </w:rPr>
-                        <w:t>TEZİN SAVUNULDUĞU AY YIL</w:t>
+                        <w:t>TEMMUZ 2026</w:t>
                       </w:r>
                     </w:p>
                   </w:txbxContent>
@@ -2797,6 +2801,8 @@
         </w:rPr>
         <w:tab/>
       </w:r>
+      <w:bookmarkStart w:id="12" w:name="_GoBack"/>
+      <w:bookmarkEnd w:id="12"/>
     </w:p>
     <w:p>
       <w:pPr>
@@ -3092,8 +3098,8 @@
           <w:lang w:val="en-US"/>
         </w:rPr>
       </w:pPr>
-      <w:commentRangeStart w:id="12"/>
-      <w:commentRangeEnd w:id="12"/>
+      <w:commentRangeStart w:id="13"/>
+      <w:commentRangeEnd w:id="13"/>
       <w:r>
         <w:rPr>
           <w:rStyle w:val="AklamaBavurusu"/>
@@ -3101,7 +3107,7 @@
           <w:szCs w:val="24"/>
           <w:lang w:val="en-US"/>
         </w:rPr>
-        <w:commentReference w:id="12"/>
+        <w:commentReference w:id="13"/>
       </w:r>
     </w:p>
     <w:p>
@@ -3287,10 +3293,10 @@
           <w:lang w:val="en-US"/>
         </w:rPr>
       </w:pPr>
-      <w:commentRangeStart w:id="13"/>
       <w:commentRangeStart w:id="14"/>
       <w:commentRangeStart w:id="15"/>
-      <w:commentRangeEnd w:id="13"/>
+      <w:commentRangeStart w:id="16"/>
+      <w:commentRangeEnd w:id="14"/>
       <w:r>
         <w:rPr>
           <w:rStyle w:val="AklamaBavurusu"/>
@@ -3298,9 +3304,9 @@
           <w:szCs w:val="24"/>
           <w:lang w:val="en-US"/>
         </w:rPr>
-        <w:commentReference w:id="13"/>
-      </w:r>
-      <w:commentRangeEnd w:id="14"/>
+        <w:commentReference w:id="14"/>
+      </w:r>
+      <w:commentRangeEnd w:id="15"/>
       <w:r>
         <w:rPr>
           <w:rStyle w:val="AklamaBavurusu"/>
@@ -3308,9 +3314,9 @@
           <w:szCs w:val="24"/>
           <w:lang w:val="en-US"/>
         </w:rPr>
-        <w:commentReference w:id="14"/>
-      </w:r>
-      <w:commentRangeEnd w:id="15"/>
+        <w:commentReference w:id="15"/>
+      </w:r>
+      <w:commentRangeEnd w:id="16"/>
       <w:r>
         <w:rPr>
           <w:rStyle w:val="AklamaBavurusu"/>
@@ -3318,7 +3324,7 @@
           <w:szCs w:val="24"/>
           <w:lang w:val="en-US"/>
         </w:rPr>
-        <w:commentReference w:id="15"/>
+        <w:commentReference w:id="16"/>
       </w:r>
     </w:p>
     <w:p>
@@ -3597,8 +3603,8 @@
           </mc:Fallback>
         </mc:AlternateContent>
       </w:r>
-      <w:commentRangeStart w:id="16"/>
-      <w:commentRangeEnd w:id="16"/>
+      <w:commentRangeStart w:id="17"/>
+      <w:commentRangeEnd w:id="17"/>
       <w:r>
         <w:rPr>
           <w:rStyle w:val="AklamaBavurusu"/>
@@ -3606,7 +3612,7 @@
           <w:szCs w:val="24"/>
           <w:lang w:val="en-US"/>
         </w:rPr>
-        <w:commentReference w:id="16"/>
+        <w:commentReference w:id="17"/>
       </w:r>
     </w:p>
     <w:p>
@@ -3881,7 +3887,7 @@
           <w:lang w:val="en-US"/>
         </w:rPr>
       </w:pPr>
-      <w:commentRangeStart w:id="17"/>
+      <w:commentRangeStart w:id="18"/>
       <w:r>
         <w:rPr>
           <w:lang w:val="en-US"/>
@@ -3924,7 +3930,7 @@
         </w:rPr>
         <w:tab/>
       </w:r>
-      <w:commentRangeEnd w:id="17"/>
+      <w:commentRangeEnd w:id="18"/>
       <w:r>
         <w:rPr>
           <w:rStyle w:val="AklamaBavurusu"/>
@@ -3932,7 +3938,7 @@
           <w:szCs w:val="24"/>
           <w:lang w:val="en-US"/>
         </w:rPr>
-        <w:commentReference w:id="17"/>
+        <w:commentReference w:id="18"/>
       </w:r>
     </w:p>
     <w:p>
@@ -4439,13 +4445,10 @@
                               <w:t xml:space="preserve">Savunma Tarihi :     </w:t>
                             </w:r>
                             <w:r>
-                              <w:t>28</w:t>
+                              <w:t>6 Temmuz</w:t>
                             </w:r>
                             <w:r>
-                              <w:t xml:space="preserve"> </w:t>
-                            </w:r>
-                            <w:r>
-                              <w:t>Haziran 2026</w:t>
+                              <w:t xml:space="preserve"> 2026</w:t>
                             </w:r>
                           </w:p>
                         </w:txbxContent>
@@ -4483,13 +4486,10 @@
                         <w:t xml:space="preserve">Savunma Tarihi :     </w:t>
                       </w:r>
                       <w:r>
-                        <w:t>28</w:t>
+                        <w:t>6 Temmuz</w:t>
                       </w:r>
                       <w:r>
-                        <w:t xml:space="preserve"> </w:t>
-                      </w:r>
-                      <w:r>
-                        <w:t>Haziran 2026</w:t>
+                        <w:t xml:space="preserve"> 2026</w:t>
                       </w:r>
                     </w:p>
                   </w:txbxContent>
@@ -4812,9 +4812,9 @@
           <w:lang w:val="en-US"/>
         </w:rPr>
       </w:pPr>
-      <w:commentRangeStart w:id="18"/>
-    </w:p>
-    <w:commentRangeEnd w:id="18"/>
+      <w:commentRangeStart w:id="19"/>
+    </w:p>
+    <w:commentRangeEnd w:id="19"/>
     <w:p>
       <w:pPr>
         <w:rPr>
@@ -4828,7 +4828,7 @@
           <w:szCs w:val="24"/>
           <w:lang w:val="en-US"/>
         </w:rPr>
-        <w:commentReference w:id="18"/>
+        <w:commentReference w:id="19"/>
       </w:r>
     </w:p>
     <w:p>
@@ -4934,8 +4934,8 @@
           <w:lang w:val="en-US"/>
         </w:rPr>
       </w:pPr>
-      <w:commentRangeStart w:id="19"/>
       <w:commentRangeStart w:id="20"/>
+      <w:commentRangeStart w:id="21"/>
       <w:r>
         <w:rPr>
           <w:lang w:val="en-US"/>
@@ -4972,8 +4972,8 @@
         </w:rPr>
         <w:tab/>
       </w:r>
-      <w:commentRangeStart w:id="21"/>
-      <w:commentRangeEnd w:id="19"/>
+      <w:commentRangeStart w:id="22"/>
+      <w:commentRangeEnd w:id="20"/>
       <w:r>
         <w:rPr>
           <w:rStyle w:val="AklamaBavurusu"/>
@@ -4981,9 +4981,9 @@
           <w:szCs w:val="24"/>
           <w:lang w:val="en-US"/>
         </w:rPr>
-        <w:commentReference w:id="19"/>
-      </w:r>
-      <w:commentRangeEnd w:id="20"/>
+        <w:commentReference w:id="20"/>
+      </w:r>
+      <w:commentRangeEnd w:id="21"/>
       <w:r>
         <w:rPr>
           <w:rStyle w:val="AklamaBavurusu"/>
@@ -4991,9 +4991,9 @@
           <w:szCs w:val="24"/>
           <w:lang w:val="en-US"/>
         </w:rPr>
-        <w:commentReference w:id="20"/>
-      </w:r>
-      <w:commentRangeEnd w:id="21"/>
+        <w:commentReference w:id="21"/>
+      </w:r>
+      <w:commentRangeEnd w:id="22"/>
       <w:r>
         <w:rPr>
           <w:rStyle w:val="AklamaBavurusu"/>
@@ -5001,7 +5001,7 @@
           <w:szCs w:val="24"/>
           <w:lang w:val="en-US"/>
         </w:rPr>
-        <w:commentReference w:id="21"/>
+        <w:commentReference w:id="22"/>
       </w:r>
       <w:r>
         <w:rPr>
@@ -5384,7 +5384,7 @@
         </w:rPr>
         <w:t>İ</w:t>
       </w:r>
-      <w:commentRangeStart w:id="22"/>
+      <w:commentRangeStart w:id="23"/>
       <w:r>
         <w:rPr>
           <w:noProof w:val="0"/>
@@ -5392,7 +5392,7 @@
         </w:rPr>
         <w:t xml:space="preserve">mzası </w:t>
       </w:r>
-      <w:commentRangeEnd w:id="22"/>
+      <w:commentRangeEnd w:id="23"/>
       <w:r>
         <w:rPr>
           <w:rStyle w:val="AklamaBavurusu"/>
@@ -5401,7 +5401,7 @@
           <w:szCs w:val="24"/>
           <w:lang w:eastAsia="en-GB"/>
         </w:rPr>
-        <w:commentReference w:id="22"/>
+        <w:commentReference w:id="23"/>
       </w:r>
       <w:r>
         <w:rPr>
@@ -5516,12 +5516,12 @@
           <w:numId w:val="0"/>
         </w:numPr>
       </w:pPr>
-      <w:bookmarkStart w:id="23" w:name="_Toc232684015"/>
+      <w:bookmarkStart w:id="24" w:name="_Toc232684015"/>
       <w:r>
         <w:lastRenderedPageBreak/>
         <w:t>ÖNSÖZ</w:t>
       </w:r>
-      <w:bookmarkEnd w:id="23"/>
+      <w:bookmarkEnd w:id="24"/>
     </w:p>
     <w:p>
       <w:pPr>
@@ -5557,7 +5557,7 @@
       <w:r>
         <w:t>Haziran</w:t>
       </w:r>
-      <w:commentRangeStart w:id="24"/>
+      <w:commentRangeStart w:id="25"/>
       <w:r>
         <w:t xml:space="preserve"> </w:t>
       </w:r>
@@ -5567,14 +5567,14 @@
       <w:r>
         <w:tab/>
       </w:r>
-      <w:commentRangeEnd w:id="24"/>
+      <w:commentRangeEnd w:id="25"/>
       <w:r>
         <w:rPr>
           <w:rStyle w:val="AklamaBavurusu"/>
           <w:sz w:val="24"/>
           <w:szCs w:val="24"/>
         </w:rPr>
-        <w:commentReference w:id="24"/>
+        <w:commentReference w:id="25"/>
       </w:r>
       <w:r>
         <w:tab/>
@@ -5769,7 +5769,7 @@
           <w:lang w:val="en-US"/>
         </w:rPr>
       </w:pPr>
-      <w:commentRangeStart w:id="25"/>
+      <w:commentRangeStart w:id="26"/>
     </w:p>
     <w:p>
       <w:pPr>
@@ -5778,7 +5778,7 @@
         </w:rPr>
       </w:pPr>
     </w:p>
-    <w:commentRangeEnd w:id="25"/>
+    <w:commentRangeEnd w:id="26"/>
     <w:p>
       <w:pPr>
         <w:rPr>
@@ -5792,7 +5792,7 @@
           <w:szCs w:val="24"/>
           <w:lang w:val="en-US"/>
         </w:rPr>
-        <w:commentReference w:id="25"/>
+        <w:commentReference w:id="26"/>
       </w:r>
     </w:p>
     <w:p>
@@ -5823,21 +5823,21 @@
           <w:numId w:val="0"/>
         </w:numPr>
       </w:pPr>
-      <w:bookmarkStart w:id="26" w:name="_Toc232684016"/>
-      <w:commentRangeStart w:id="27"/>
+      <w:bookmarkStart w:id="27" w:name="_Toc232684016"/>
+      <w:commentRangeStart w:id="28"/>
       <w:r>
         <w:lastRenderedPageBreak/>
         <w:t>İÇİNDEKİLER</w:t>
       </w:r>
-      <w:bookmarkEnd w:id="26"/>
-      <w:commentRangeEnd w:id="27"/>
+      <w:bookmarkEnd w:id="27"/>
+      <w:commentRangeEnd w:id="28"/>
       <w:r>
         <w:rPr>
           <w:rStyle w:val="AklamaBavurusu"/>
           <w:sz w:val="24"/>
           <w:szCs w:val="24"/>
         </w:rPr>
-        <w:commentReference w:id="27"/>
+        <w:commentReference w:id="28"/>
       </w:r>
     </w:p>
     <w:p>
@@ -5853,7 +5853,7 @@
           <w:lang w:val="en-US"/>
         </w:rPr>
       </w:pPr>
-      <w:commentRangeStart w:id="28"/>
+      <w:commentRangeStart w:id="29"/>
       <w:r>
         <w:rPr>
           <w:b/>
@@ -5862,7 +5862,7 @@
         </w:rPr>
         <w:t>Sayfa</w:t>
       </w:r>
-      <w:commentRangeEnd w:id="28"/>
+      <w:commentRangeEnd w:id="29"/>
       <w:r>
         <w:rPr>
           <w:rStyle w:val="AklamaBavurusu"/>
@@ -5872,7 +5872,7 @@
           <w:u w:val="single"/>
           <w:lang w:val="en-US"/>
         </w:rPr>
-        <w:commentReference w:id="28"/>
+        <w:commentReference w:id="29"/>
       </w:r>
     </w:p>
     <w:p>
@@ -9271,8 +9271,8 @@
           <w:lang w:val="en-GB"/>
         </w:rPr>
       </w:pPr>
-      <w:bookmarkStart w:id="29" w:name="_Toc190755568"/>
-      <w:bookmarkStart w:id="30" w:name="_Toc190755889"/>
+      <w:bookmarkStart w:id="30" w:name="_Toc190755568"/>
+      <w:bookmarkStart w:id="31" w:name="_Toc190755889"/>
     </w:p>
     <w:p>
       <w:pPr>
@@ -9300,35 +9300,35 @@
           <w:numId w:val="0"/>
         </w:numPr>
       </w:pPr>
-      <w:bookmarkStart w:id="31" w:name="_Toc232684017"/>
-      <w:commentRangeStart w:id="32"/>
+      <w:bookmarkStart w:id="32" w:name="_Toc232684017"/>
       <w:commentRangeStart w:id="33"/>
+      <w:commentRangeStart w:id="34"/>
       <w:r>
         <w:lastRenderedPageBreak/>
         <w:t>KISALTMALAR</w:t>
       </w:r>
-      <w:bookmarkStart w:id="34" w:name="_Toc190755569"/>
-      <w:bookmarkStart w:id="35" w:name="_Toc190755890"/>
-      <w:bookmarkEnd w:id="29"/>
+      <w:bookmarkStart w:id="35" w:name="_Toc190755569"/>
+      <w:bookmarkStart w:id="36" w:name="_Toc190755890"/>
       <w:bookmarkEnd w:id="30"/>
       <w:bookmarkEnd w:id="31"/>
-      <w:commentRangeEnd w:id="32"/>
+      <w:bookmarkEnd w:id="32"/>
+      <w:commentRangeEnd w:id="33"/>
       <w:r>
         <w:rPr>
           <w:rStyle w:val="AklamaBavurusu"/>
           <w:sz w:val="24"/>
           <w:szCs w:val="24"/>
         </w:rPr>
-        <w:commentReference w:id="32"/>
-      </w:r>
-      <w:commentRangeEnd w:id="33"/>
+        <w:commentReference w:id="33"/>
+      </w:r>
+      <w:commentRangeEnd w:id="34"/>
       <w:r>
         <w:rPr>
           <w:rStyle w:val="AklamaBavurusu"/>
           <w:sz w:val="24"/>
           <w:szCs w:val="24"/>
         </w:rPr>
-        <w:commentReference w:id="33"/>
+        <w:commentReference w:id="34"/>
       </w:r>
     </w:p>
     <w:p>
@@ -9921,21 +9921,21 @@
           <w:numId w:val="0"/>
         </w:numPr>
       </w:pPr>
-      <w:bookmarkStart w:id="36" w:name="_Toc232684018"/>
-      <w:commentRangeStart w:id="37"/>
+      <w:bookmarkStart w:id="37" w:name="_Toc232684018"/>
+      <w:commentRangeStart w:id="38"/>
       <w:r>
         <w:lastRenderedPageBreak/>
         <w:t>SEMBOLLER</w:t>
       </w:r>
-      <w:bookmarkEnd w:id="36"/>
-      <w:commentRangeEnd w:id="37"/>
+      <w:bookmarkEnd w:id="37"/>
+      <w:commentRangeEnd w:id="38"/>
       <w:r>
         <w:rPr>
           <w:rStyle w:val="AklamaBavurusu"/>
           <w:sz w:val="24"/>
           <w:szCs w:val="24"/>
         </w:rPr>
-        <w:commentReference w:id="37"/>
+        <w:commentReference w:id="38"/>
       </w:r>
     </w:p>
     <w:p>
@@ -10169,7 +10169,7 @@
       <w:r>
         <w:br w:type="page"/>
       </w:r>
-      <w:bookmarkStart w:id="38" w:name="_Toc232684019"/>
+      <w:bookmarkStart w:id="39" w:name="_Toc232684019"/>
       <w:r>
         <w:lastRenderedPageBreak/>
         <w:t>ÇİZELGE</w:t>
@@ -10177,9 +10177,9 @@
       <w:r>
         <w:t xml:space="preserve"> LİSTESİ</w:t>
       </w:r>
-      <w:bookmarkEnd w:id="34"/>
       <w:bookmarkEnd w:id="35"/>
-      <w:bookmarkEnd w:id="38"/>
+      <w:bookmarkEnd w:id="36"/>
+      <w:bookmarkEnd w:id="39"/>
     </w:p>
     <w:p>
       <w:pPr>
@@ -10937,8 +10937,8 @@
         </w:rPr>
         <w:fldChar w:fldCharType="end"/>
       </w:r>
-      <w:bookmarkStart w:id="39" w:name="_Toc190755570"/>
-      <w:bookmarkStart w:id="40" w:name="_Toc190755891"/>
+      <w:bookmarkStart w:id="40" w:name="_Toc190755570"/>
+      <w:bookmarkStart w:id="41" w:name="_Toc190755891"/>
       <w:r>
         <w:br w:type="page"/>
       </w:r>
@@ -10961,16 +10961,16 @@
           <w:numId w:val="0"/>
         </w:numPr>
       </w:pPr>
-      <w:bookmarkStart w:id="41" w:name="_Toc232684020"/>
-      <w:bookmarkEnd w:id="39"/>
+      <w:bookmarkStart w:id="42" w:name="_Toc232684020"/>
       <w:bookmarkEnd w:id="40"/>
+      <w:bookmarkEnd w:id="41"/>
       <w:r>
         <w:t>ŞEKİL</w:t>
       </w:r>
       <w:r>
         <w:t xml:space="preserve"> LİSTESİ</w:t>
       </w:r>
-      <w:bookmarkEnd w:id="41"/>
+      <w:bookmarkEnd w:id="42"/>
     </w:p>
     <w:p>
       <w:pPr>
@@ -12153,11 +12153,11 @@
         <w:spacing w:before="1440" w:after="360"/>
         <w:jc w:val="center"/>
       </w:pPr>
-      <w:bookmarkStart w:id="42" w:name="_Toc190621618"/>
-      <w:bookmarkStart w:id="43" w:name="_Toc190621716"/>
-      <w:bookmarkStart w:id="44" w:name="_Toc190622107"/>
-      <w:bookmarkStart w:id="45" w:name="_Toc190755572"/>
-      <w:bookmarkStart w:id="46" w:name="_Toc190755893"/>
+      <w:bookmarkStart w:id="43" w:name="_Toc190621618"/>
+      <w:bookmarkStart w:id="44" w:name="_Toc190621716"/>
+      <w:bookmarkStart w:id="45" w:name="_Toc190622107"/>
+      <w:bookmarkStart w:id="46" w:name="_Toc190755572"/>
+      <w:bookmarkStart w:id="47" w:name="_Toc190755893"/>
       <w:r>
         <w:rPr>
           <w:b/>
@@ -12183,25 +12183,25 @@
         <w:spacing w:before="360"/>
         <w:jc w:val="center"/>
       </w:pPr>
-      <w:bookmarkStart w:id="47" w:name="_Toc232684021"/>
-      <w:commentRangeStart w:id="48"/>
+      <w:bookmarkStart w:id="48" w:name="_Toc232684021"/>
+      <w:commentRangeStart w:id="49"/>
       <w:r>
         <w:t>ÖZET</w:t>
       </w:r>
-      <w:bookmarkEnd w:id="42"/>
       <w:bookmarkEnd w:id="43"/>
       <w:bookmarkEnd w:id="44"/>
       <w:bookmarkEnd w:id="45"/>
       <w:bookmarkEnd w:id="46"/>
       <w:bookmarkEnd w:id="47"/>
-      <w:commentRangeEnd w:id="48"/>
+      <w:bookmarkEnd w:id="48"/>
+      <w:commentRangeEnd w:id="49"/>
       <w:r>
         <w:rPr>
           <w:rStyle w:val="AklamaBavurusu"/>
           <w:sz w:val="24"/>
           <w:szCs w:val="24"/>
         </w:rPr>
-        <w:commentReference w:id="48"/>
+        <w:commentReference w:id="49"/>
       </w:r>
     </w:p>
     <w:p>
@@ -12342,11 +12342,11 @@
           <w:b/>
         </w:rPr>
       </w:pPr>
-      <w:bookmarkStart w:id="49" w:name="_Toc190621617"/>
-      <w:bookmarkStart w:id="50" w:name="_Toc190621715"/>
-      <w:bookmarkStart w:id="51" w:name="_Toc190622106"/>
-      <w:bookmarkStart w:id="52" w:name="_Toc190755571"/>
-      <w:bookmarkStart w:id="53" w:name="_Toc190755892"/>
+      <w:bookmarkStart w:id="50" w:name="_Toc190621617"/>
+      <w:bookmarkStart w:id="51" w:name="_Toc190621715"/>
+      <w:bookmarkStart w:id="52" w:name="_Toc190622106"/>
+      <w:bookmarkStart w:id="53" w:name="_Toc190755571"/>
+      <w:bookmarkStart w:id="54" w:name="_Toc190755892"/>
       <w:r>
         <w:rPr>
           <w:b/>
@@ -12372,25 +12372,25 @@
         <w:spacing w:before="360"/>
         <w:jc w:val="center"/>
       </w:pPr>
-      <w:bookmarkStart w:id="54" w:name="_Toc232684022"/>
-      <w:commentRangeStart w:id="55"/>
+      <w:bookmarkStart w:id="55" w:name="_Toc232684022"/>
+      <w:commentRangeStart w:id="56"/>
       <w:r>
         <w:t>SUMMARY</w:t>
       </w:r>
-      <w:bookmarkEnd w:id="49"/>
       <w:bookmarkEnd w:id="50"/>
       <w:bookmarkEnd w:id="51"/>
       <w:bookmarkEnd w:id="52"/>
       <w:bookmarkEnd w:id="53"/>
       <w:bookmarkEnd w:id="54"/>
-      <w:commentRangeEnd w:id="55"/>
+      <w:bookmarkEnd w:id="55"/>
+      <w:commentRangeEnd w:id="56"/>
       <w:r>
         <w:rPr>
           <w:rStyle w:val="AklamaBavurusu"/>
           <w:sz w:val="24"/>
           <w:szCs w:val="24"/>
         </w:rPr>
-        <w:commentReference w:id="55"/>
+        <w:commentReference w:id="56"/>
       </w:r>
     </w:p>
     <w:p>
@@ -12510,12 +12510,12 @@
       <w:pPr>
         <w:pStyle w:val="Balk1"/>
       </w:pPr>
-      <w:bookmarkStart w:id="56" w:name="_Toc232684023"/>
+      <w:bookmarkStart w:id="57" w:name="_Toc232684023"/>
       <w:r>
         <w:lastRenderedPageBreak/>
         <w:t>GİRİŞ</w:t>
       </w:r>
-      <w:bookmarkEnd w:id="56"/>
+      <w:bookmarkEnd w:id="57"/>
     </w:p>
     <w:p>
       <w:pPr>
@@ -12610,26 +12610,26 @@
       <w:pPr>
         <w:pStyle w:val="Balk2"/>
       </w:pPr>
-      <w:bookmarkStart w:id="57" w:name="_Toc190755317"/>
-      <w:bookmarkStart w:id="58" w:name="_Toc190755895"/>
-      <w:bookmarkStart w:id="59" w:name="_Toc224357595"/>
-      <w:bookmarkStart w:id="60" w:name="_Toc232684024"/>
-      <w:commentRangeStart w:id="61"/>
+      <w:bookmarkStart w:id="58" w:name="_Toc190755317"/>
+      <w:bookmarkStart w:id="59" w:name="_Toc190755895"/>
+      <w:bookmarkStart w:id="60" w:name="_Toc224357595"/>
+      <w:bookmarkStart w:id="61" w:name="_Toc232684024"/>
+      <w:commentRangeStart w:id="62"/>
       <w:r>
         <w:t>Tezin Amacı</w:t>
       </w:r>
-      <w:bookmarkEnd w:id="57"/>
       <w:bookmarkEnd w:id="58"/>
       <w:bookmarkEnd w:id="59"/>
       <w:bookmarkEnd w:id="60"/>
-      <w:commentRangeEnd w:id="61"/>
+      <w:bookmarkEnd w:id="61"/>
+      <w:commentRangeEnd w:id="62"/>
       <w:r>
         <w:rPr>
           <w:rStyle w:val="AklamaBavurusu"/>
           <w:sz w:val="24"/>
           <w:szCs w:val="24"/>
         </w:rPr>
-        <w:commentReference w:id="61"/>
+        <w:commentReference w:id="62"/>
       </w:r>
     </w:p>
     <w:p>
@@ -12689,11 +12689,11 @@
       <w:pPr>
         <w:pStyle w:val="Balk3"/>
       </w:pPr>
-      <w:bookmarkStart w:id="62" w:name="_Toc232684025"/>
+      <w:bookmarkStart w:id="63" w:name="_Toc232684025"/>
       <w:r>
         <w:t>Çözülmek istenen problem</w:t>
       </w:r>
-      <w:bookmarkEnd w:id="62"/>
+      <w:bookmarkEnd w:id="63"/>
     </w:p>
     <w:p>
       <w:pPr>
@@ -12823,7 +12823,7 @@
           <w:lang w:val="en-US"/>
         </w:rPr>
       </w:pPr>
-      <w:bookmarkStart w:id="63" w:name="_Toc232683086"/>
+      <w:bookmarkStart w:id="64" w:name="_Toc232683086"/>
       <w:r>
         <w:rPr>
           <w:sz w:val="24"/>
@@ -12933,17 +12933,17 @@
         </w:rPr>
         <w:t>.</w:t>
       </w:r>
-      <w:bookmarkEnd w:id="63"/>
+      <w:bookmarkEnd w:id="64"/>
     </w:p>
     <w:p>
       <w:pPr>
         <w:pStyle w:val="Balk3"/>
       </w:pPr>
-      <w:bookmarkStart w:id="64" w:name="_Toc232684026"/>
+      <w:bookmarkStart w:id="65" w:name="_Toc232684026"/>
       <w:r>
         <w:t>Ölçülebilir hedefler</w:t>
       </w:r>
-      <w:bookmarkEnd w:id="64"/>
+      <w:bookmarkEnd w:id="65"/>
     </w:p>
     <w:p>
       <w:pPr>
@@ -13008,10 +13008,10 @@
           <w:lang w:val="en-US"/>
         </w:rPr>
       </w:pPr>
-      <w:bookmarkStart w:id="65" w:name="_Toc190755318"/>
-      <w:bookmarkStart w:id="66" w:name="_Toc190755896"/>
-      <w:bookmarkStart w:id="67" w:name="_Toc224357596"/>
-      <w:bookmarkStart w:id="68" w:name="_Toc232684027"/>
+      <w:bookmarkStart w:id="66" w:name="_Toc190755318"/>
+      <w:bookmarkStart w:id="67" w:name="_Toc190755896"/>
+      <w:bookmarkStart w:id="68" w:name="_Toc224357596"/>
+      <w:bookmarkStart w:id="69" w:name="_Toc232684027"/>
       <w:r>
         <w:rPr>
           <w:lang w:val="en-US"/>
@@ -13019,16 +13019,16 @@
         <w:lastRenderedPageBreak/>
         <w:t xml:space="preserve">Literatür </w:t>
       </w:r>
-      <w:bookmarkEnd w:id="65"/>
       <w:bookmarkEnd w:id="66"/>
       <w:bookmarkEnd w:id="67"/>
+      <w:bookmarkEnd w:id="68"/>
       <w:r>
         <w:rPr>
           <w:lang w:val="en-US"/>
         </w:rPr>
         <w:t>Araştırması</w:t>
       </w:r>
-      <w:bookmarkEnd w:id="68"/>
+      <w:bookmarkEnd w:id="69"/>
     </w:p>
     <w:p>
       <w:pPr>
@@ -13157,20 +13157,20 @@
           <w:lang w:val="en-US"/>
         </w:rPr>
       </w:pPr>
-      <w:bookmarkStart w:id="69" w:name="_Toc190755319"/>
-      <w:bookmarkStart w:id="70" w:name="_Toc190755897"/>
-      <w:bookmarkStart w:id="71" w:name="_Toc224357597"/>
-      <w:bookmarkStart w:id="72" w:name="_Toc232684028"/>
+      <w:bookmarkStart w:id="70" w:name="_Toc190755319"/>
+      <w:bookmarkStart w:id="71" w:name="_Toc190755897"/>
+      <w:bookmarkStart w:id="72" w:name="_Toc224357597"/>
+      <w:bookmarkStart w:id="73" w:name="_Toc232684028"/>
       <w:r>
         <w:rPr>
           <w:lang w:val="en-US"/>
         </w:rPr>
         <w:t>Hipotez</w:t>
       </w:r>
-      <w:bookmarkEnd w:id="69"/>
       <w:bookmarkEnd w:id="70"/>
       <w:bookmarkEnd w:id="71"/>
       <w:bookmarkEnd w:id="72"/>
+      <w:bookmarkEnd w:id="73"/>
     </w:p>
     <w:p>
       <w:pPr>
@@ -13179,9 +13179,9 @@
           <w:noProof w:val="0"/>
         </w:rPr>
       </w:pPr>
-      <w:bookmarkStart w:id="73" w:name="_Toc190755320"/>
-      <w:bookmarkStart w:id="74" w:name="_Toc190755898"/>
-      <w:bookmarkStart w:id="75" w:name="_Toc224357598"/>
+      <w:bookmarkStart w:id="74" w:name="_Toc190755320"/>
+      <w:bookmarkStart w:id="75" w:name="_Toc190755898"/>
+      <w:bookmarkStart w:id="76" w:name="_Toc224357598"/>
       <w:r>
         <w:rPr>
           <w:noProof w:val="0"/>
@@ -13202,10 +13202,10 @@
         </w:rPr>
         <w:br w:type="page"/>
       </w:r>
-      <w:bookmarkStart w:id="76" w:name="_Toc232684029"/>
-      <w:bookmarkEnd w:id="73"/>
+      <w:bookmarkStart w:id="77" w:name="_Toc232684029"/>
       <w:bookmarkEnd w:id="74"/>
       <w:bookmarkEnd w:id="75"/>
+      <w:bookmarkEnd w:id="76"/>
       <w:r>
         <w:rPr>
           <w:lang w:val="en-US"/>
@@ -13213,7 +13213,7 @@
         <w:lastRenderedPageBreak/>
         <w:t>KURAMSAL TEMELLER VE İLGİLİ ÇALIŞMALAR</w:t>
       </w:r>
-      <w:bookmarkEnd w:id="76"/>
+      <w:bookmarkEnd w:id="77"/>
     </w:p>
     <w:p>
       <w:pPr>
@@ -13233,14 +13233,14 @@
           <w:lang w:val="en-US"/>
         </w:rPr>
       </w:pPr>
-      <w:bookmarkStart w:id="77" w:name="_Toc232684030"/>
+      <w:bookmarkStart w:id="78" w:name="_Toc232684030"/>
       <w:r>
         <w:rPr>
           <w:lang w:val="en-US"/>
         </w:rPr>
         <w:t>Ses Etkinliği Tespiti</w:t>
       </w:r>
-      <w:bookmarkEnd w:id="77"/>
+      <w:bookmarkEnd w:id="78"/>
     </w:p>
     <w:p>
       <w:pPr>
@@ -13397,7 +13397,7 @@
           <w:szCs w:val="24"/>
         </w:rPr>
       </w:pPr>
-      <w:bookmarkStart w:id="78" w:name="_Toc232683087"/>
+      <w:bookmarkStart w:id="79" w:name="_Toc232683087"/>
       <w:r>
         <w:rPr>
           <w:sz w:val="24"/>
@@ -13516,7 +13516,7 @@
         </w:rPr>
         <w:t>.</w:t>
       </w:r>
-      <w:bookmarkEnd w:id="78"/>
+      <w:bookmarkEnd w:id="79"/>
     </w:p>
     <w:p>
       <w:pPr>
@@ -13525,14 +13525,14 @@
           <w:lang w:val="en-US"/>
         </w:rPr>
       </w:pPr>
-      <w:bookmarkStart w:id="79" w:name="_Toc232684031"/>
+      <w:bookmarkStart w:id="80" w:name="_Toc232684031"/>
       <w:r>
         <w:rPr>
           <w:lang w:val="en-US"/>
         </w:rPr>
         <w:t>Otomatik Konuşma Tanıma</w:t>
       </w:r>
-      <w:bookmarkEnd w:id="79"/>
+      <w:bookmarkEnd w:id="80"/>
     </w:p>
     <w:p>
       <w:pPr>
@@ -13601,17 +13601,17 @@
           <w:lang w:val="en-US"/>
         </w:rPr>
       </w:pPr>
-      <w:bookmarkStart w:id="80" w:name="_Toc232684032"/>
-      <w:bookmarkStart w:id="81" w:name="_Toc190755324"/>
-      <w:bookmarkStart w:id="82" w:name="_Toc190755902"/>
-      <w:bookmarkStart w:id="83" w:name="_Toc224357602"/>
+      <w:bookmarkStart w:id="81" w:name="_Toc232684032"/>
+      <w:bookmarkStart w:id="82" w:name="_Toc190755324"/>
+      <w:bookmarkStart w:id="83" w:name="_Toc190755902"/>
+      <w:bookmarkStart w:id="84" w:name="_Toc224357602"/>
       <w:r>
         <w:rPr>
           <w:lang w:val="en-US"/>
         </w:rPr>
         <w:t>Konuşmacı Ayrıştırma</w:t>
       </w:r>
-      <w:bookmarkEnd w:id="80"/>
+      <w:bookmarkEnd w:id="81"/>
     </w:p>
     <w:p>
       <w:pPr>
@@ -13775,7 +13775,7 @@
           <w:lang w:val="en-GB"/>
         </w:rPr>
       </w:pPr>
-      <w:bookmarkStart w:id="84" w:name="_Toc232683088"/>
+      <w:bookmarkStart w:id="85" w:name="_Toc232683088"/>
       <w:r>
         <w:rPr>
           <w:sz w:val="24"/>
@@ -13885,7 +13885,7 @@
         </w:rPr>
         <w:t>.</w:t>
       </w:r>
-      <w:bookmarkEnd w:id="84"/>
+      <w:bookmarkEnd w:id="85"/>
     </w:p>
     <w:p>
       <w:pPr>
@@ -13894,14 +13894,14 @@
           <w:lang w:val="en-US"/>
         </w:rPr>
       </w:pPr>
-      <w:bookmarkStart w:id="85" w:name="_Toc232684033"/>
+      <w:bookmarkStart w:id="86" w:name="_Toc232684033"/>
       <w:r>
         <w:rPr>
           <w:lang w:val="en-US"/>
         </w:rPr>
         <w:t>Sinirsel Makine Çevirisi</w:t>
       </w:r>
-      <w:bookmarkEnd w:id="85"/>
+      <w:bookmarkEnd w:id="86"/>
     </w:p>
     <w:p>
       <w:pPr>
@@ -13978,14 +13978,14 @@
           <w:lang w:val="en-US"/>
         </w:rPr>
       </w:pPr>
-      <w:bookmarkStart w:id="86" w:name="_Toc232684034"/>
+      <w:bookmarkStart w:id="87" w:name="_Toc232684034"/>
       <w:r>
         <w:rPr>
           <w:lang w:val="en-US"/>
         </w:rPr>
         <w:t>İlgili Çalışmalar ve Bu Çalışmanın Konumu</w:t>
       </w:r>
-      <w:bookmarkEnd w:id="86"/>
+      <w:bookmarkEnd w:id="87"/>
     </w:p>
     <w:p>
       <w:pPr>
@@ -14047,15 +14047,15 @@
       <w:pPr>
         <w:pStyle w:val="Balk1"/>
       </w:pPr>
-      <w:bookmarkStart w:id="87" w:name="_Toc232684035"/>
-      <w:bookmarkEnd w:id="81"/>
+      <w:bookmarkStart w:id="88" w:name="_Toc232684035"/>
       <w:bookmarkEnd w:id="82"/>
       <w:bookmarkEnd w:id="83"/>
+      <w:bookmarkEnd w:id="84"/>
       <w:r>
         <w:lastRenderedPageBreak/>
         <w:t>SİSTEM MİMARİSİ VE YÖNTEM</w:t>
       </w:r>
-      <w:bookmarkEnd w:id="87"/>
+      <w:bookmarkEnd w:id="88"/>
     </w:p>
     <w:p>
       <w:pPr>
@@ -14072,14 +14072,14 @@
           <w:lang w:val="en-US"/>
         </w:rPr>
       </w:pPr>
-      <w:bookmarkStart w:id="88" w:name="_Toc232684036"/>
+      <w:bookmarkStart w:id="89" w:name="_Toc232684036"/>
       <w:r>
         <w:rPr>
           <w:lang w:val="en-US"/>
         </w:rPr>
         <w:t>Genel Mimari ve İşleme Hattı</w:t>
       </w:r>
-      <w:bookmarkEnd w:id="88"/>
+      <w:bookmarkEnd w:id="89"/>
     </w:p>
     <w:p>
       <w:pPr>
@@ -14161,7 +14161,7 @@
           <w:szCs w:val="24"/>
         </w:rPr>
       </w:pPr>
-      <w:bookmarkStart w:id="89" w:name="_Toc232683089"/>
+      <w:bookmarkStart w:id="90" w:name="_Toc232683089"/>
       <w:r>
         <w:rPr>
           <w:sz w:val="24"/>
@@ -14271,7 +14271,7 @@
         </w:rPr>
         <w:t>.</w:t>
       </w:r>
-      <w:bookmarkEnd w:id="89"/>
+      <w:bookmarkEnd w:id="90"/>
     </w:p>
     <w:p>
       <w:pPr>
@@ -14375,7 +14375,7 @@
           <w:szCs w:val="24"/>
         </w:rPr>
       </w:pPr>
-      <w:bookmarkStart w:id="90" w:name="_Toc232683090"/>
+      <w:bookmarkStart w:id="91" w:name="_Toc232683090"/>
       <w:r>
         <w:rPr>
           <w:sz w:val="24"/>
@@ -14494,7 +14494,7 @@
         </w:rPr>
         <w:t>.</w:t>
       </w:r>
-      <w:bookmarkEnd w:id="90"/>
+      <w:bookmarkEnd w:id="91"/>
     </w:p>
     <w:p>
       <w:pPr>
@@ -14530,14 +14530,14 @@
           <w:lang w:val="en-US"/>
         </w:rPr>
       </w:pPr>
-      <w:bookmarkStart w:id="91" w:name="_Toc232684037"/>
+      <w:bookmarkStart w:id="92" w:name="_Toc232684037"/>
       <w:r>
         <w:rPr>
           <w:lang w:val="en-US"/>
         </w:rPr>
         <w:t>Ses Yakalama</w:t>
       </w:r>
-      <w:bookmarkEnd w:id="91"/>
+      <w:bookmarkEnd w:id="92"/>
     </w:p>
     <w:p>
       <w:pPr>
@@ -14562,7 +14562,7 @@
           <w:lang w:val="en-US"/>
         </w:rPr>
       </w:pPr>
-      <w:bookmarkStart w:id="92" w:name="_Toc232684038"/>
+      <w:bookmarkStart w:id="93" w:name="_Toc232684038"/>
       <w:r>
         <w:rPr>
           <w:lang w:val="en-US"/>
@@ -14570,7 +14570,7 @@
         <w:lastRenderedPageBreak/>
         <w:t>Ses Etkinliği ve Dinamik Yakalama</w:t>
       </w:r>
-      <w:bookmarkEnd w:id="92"/>
+      <w:bookmarkEnd w:id="93"/>
     </w:p>
     <w:p>
       <w:pPr>
@@ -14670,7 +14670,7 @@
           <w:szCs w:val="24"/>
         </w:rPr>
       </w:pPr>
-      <w:bookmarkStart w:id="93" w:name="_Toc232683091"/>
+      <w:bookmarkStart w:id="94" w:name="_Toc232683091"/>
       <w:r>
         <w:rPr>
           <w:sz w:val="24"/>
@@ -14789,7 +14789,7 @@
         </w:rPr>
         <w:t>.</w:t>
       </w:r>
-      <w:bookmarkEnd w:id="93"/>
+      <w:bookmarkEnd w:id="94"/>
     </w:p>
     <w:p>
       <w:pPr>
@@ -14798,14 +14798,14 @@
           <w:lang w:val="en-US"/>
         </w:rPr>
       </w:pPr>
-      <w:bookmarkStart w:id="94" w:name="_Toc232684039"/>
+      <w:bookmarkStart w:id="95" w:name="_Toc232684039"/>
       <w:r>
         <w:rPr>
           <w:lang w:val="en-US"/>
         </w:rPr>
         <w:t>Transkripsiyon</w:t>
       </w:r>
-      <w:bookmarkEnd w:id="94"/>
+      <w:bookmarkEnd w:id="95"/>
     </w:p>
     <w:p>
       <w:pPr>
@@ -14873,14 +14873,14 @@
           <w:lang w:val="en-US"/>
         </w:rPr>
       </w:pPr>
-      <w:bookmarkStart w:id="95" w:name="_Toc232684040"/>
+      <w:bookmarkStart w:id="96" w:name="_Toc232684040"/>
       <w:r>
         <w:rPr>
           <w:lang w:val="en-US"/>
         </w:rPr>
         <w:t>Konuşmacı Ayrıştırma ve Kelime Düzeyinde Eşleştirme</w:t>
       </w:r>
-      <w:bookmarkEnd w:id="95"/>
+      <w:bookmarkEnd w:id="96"/>
     </w:p>
     <w:p>
       <w:pPr>
@@ -14984,7 +14984,7 @@
           <w:szCs w:val="24"/>
         </w:rPr>
       </w:pPr>
-      <w:bookmarkStart w:id="96" w:name="_Toc232683092"/>
+      <w:bookmarkStart w:id="97" w:name="_Toc232683092"/>
       <w:r>
         <w:rPr>
           <w:sz w:val="24"/>
@@ -15112,7 +15112,7 @@
         </w:rPr>
         <w:t>.</w:t>
       </w:r>
-      <w:bookmarkEnd w:id="96"/>
+      <w:bookmarkEnd w:id="97"/>
     </w:p>
     <w:p>
       <w:pPr>
@@ -15142,14 +15142,14 @@
           <w:lang w:val="en-US"/>
         </w:rPr>
       </w:pPr>
-      <w:bookmarkStart w:id="97" w:name="_Toc232684041"/>
+      <w:bookmarkStart w:id="98" w:name="_Toc232684041"/>
       <w:r>
         <w:rPr>
           <w:lang w:val="en-US"/>
         </w:rPr>
         <w:t>Konuşmacı Takip Mekanizması</w:t>
       </w:r>
-      <w:bookmarkEnd w:id="97"/>
+      <w:bookmarkEnd w:id="98"/>
     </w:p>
     <w:p>
       <w:pPr>
@@ -15237,7 +15237,7 @@
           <w:szCs w:val="24"/>
         </w:rPr>
       </w:pPr>
-      <w:bookmarkStart w:id="98" w:name="_Toc232683093"/>
+      <w:bookmarkStart w:id="99" w:name="_Toc232683093"/>
       <w:r>
         <w:rPr>
           <w:sz w:val="24"/>
@@ -15338,7 +15338,7 @@
         </w:rPr>
         <w:t>İki fazlı konuşmacı takibi.</w:t>
       </w:r>
-      <w:bookmarkEnd w:id="98"/>
+      <w:bookmarkEnd w:id="99"/>
       <w:r>
         <w:rPr>
           <w:b w:val="0"/>
@@ -15492,7 +15492,7 @@
           <w:szCs w:val="24"/>
         </w:rPr>
       </w:pPr>
-      <w:bookmarkStart w:id="99" w:name="_Toc232683094"/>
+      <w:bookmarkStart w:id="100" w:name="_Toc232683094"/>
       <w:r>
         <w:rPr>
           <w:sz w:val="24"/>
@@ -15602,7 +15602,7 @@
         </w:rPr>
         <w:t>.</w:t>
       </w:r>
-      <w:bookmarkEnd w:id="99"/>
+      <w:bookmarkEnd w:id="100"/>
     </w:p>
     <w:p>
       <w:pPr>
@@ -15648,14 +15648,14 @@
           <w:lang w:val="en-US"/>
         </w:rPr>
       </w:pPr>
-      <w:bookmarkStart w:id="100" w:name="_Toc232684042"/>
+      <w:bookmarkStart w:id="101" w:name="_Toc232684042"/>
       <w:r>
         <w:rPr>
           <w:lang w:val="en-US"/>
         </w:rPr>
         <w:t>Çeviri Katmanı</w:t>
       </w:r>
-      <w:bookmarkEnd w:id="100"/>
+      <w:bookmarkEnd w:id="101"/>
     </w:p>
     <w:p>
       <w:pPr>
@@ -15763,7 +15763,7 @@
           <w:szCs w:val="24"/>
         </w:rPr>
       </w:pPr>
-      <w:bookmarkStart w:id="101" w:name="_Toc232683095"/>
+      <w:bookmarkStart w:id="102" w:name="_Toc232683095"/>
       <w:r>
         <w:rPr>
           <w:sz w:val="24"/>
@@ -15873,7 +15873,7 @@
         </w:rPr>
         <w:t>.</w:t>
       </w:r>
-      <w:bookmarkEnd w:id="101"/>
+      <w:bookmarkEnd w:id="102"/>
     </w:p>
     <w:p>
       <w:pPr>
@@ -15882,14 +15882,14 @@
           <w:lang w:val="en-US"/>
         </w:rPr>
       </w:pPr>
-      <w:bookmarkStart w:id="102" w:name="_Toc232684043"/>
+      <w:bookmarkStart w:id="103" w:name="_Toc232684043"/>
       <w:r>
         <w:rPr>
           <w:lang w:val="en-US"/>
         </w:rPr>
         <w:t>Kullanıcı Arayüzü</w:t>
       </w:r>
-      <w:bookmarkEnd w:id="102"/>
+      <w:bookmarkEnd w:id="103"/>
     </w:p>
     <w:p>
       <w:pPr>
@@ -15974,7 +15974,7 @@
           <w:lang w:val="en-GB"/>
         </w:rPr>
       </w:pPr>
-      <w:bookmarkStart w:id="103" w:name="_Toc232683096"/>
+      <w:bookmarkStart w:id="104" w:name="_Toc232683096"/>
       <w:r>
         <w:rPr>
           <w:sz w:val="24"/>
@@ -16084,7 +16084,7 @@
         </w:rPr>
         <w:t>.</w:t>
       </w:r>
-      <w:bookmarkEnd w:id="103"/>
+      <w:bookmarkEnd w:id="104"/>
     </w:p>
     <w:p>
       <w:pPr>
@@ -16172,7 +16172,7 @@
           <w:docGrid w:linePitch="360"/>
         </w:sectPr>
       </w:pPr>
-      <w:bookmarkStart w:id="104" w:name="_Toc232683097"/>
+      <w:bookmarkStart w:id="105" w:name="_Toc232683097"/>
       <w:r>
         <w:rPr>
           <w:sz w:val="24"/>
@@ -16282,18 +16282,18 @@
         </w:rPr>
         <w:t>ü.</w:t>
       </w:r>
-      <w:bookmarkEnd w:id="104"/>
+      <w:bookmarkEnd w:id="105"/>
     </w:p>
     <w:p>
       <w:pPr>
         <w:pStyle w:val="Balk1"/>
       </w:pPr>
-      <w:bookmarkStart w:id="105" w:name="_Toc232684044"/>
+      <w:bookmarkStart w:id="106" w:name="_Toc232684044"/>
       <w:r>
         <w:lastRenderedPageBreak/>
         <w:t>GERÇEKLEŞTİRİM</w:t>
       </w:r>
-      <w:bookmarkEnd w:id="105"/>
+      <w:bookmarkEnd w:id="106"/>
     </w:p>
     <w:p>
       <w:pPr>
@@ -16313,14 +16313,14 @@
       <w:pPr>
         <w:pStyle w:val="Balk2"/>
       </w:pPr>
-      <w:bookmarkStart w:id="106" w:name="_Toc232684045"/>
-      <w:bookmarkStart w:id="107" w:name="_Toc279660016"/>
-      <w:bookmarkStart w:id="108" w:name="_Toc279666527"/>
-      <w:bookmarkStart w:id="109" w:name="_Toc415498110"/>
+      <w:bookmarkStart w:id="107" w:name="_Toc232684045"/>
+      <w:bookmarkStart w:id="108" w:name="_Toc279660016"/>
+      <w:bookmarkStart w:id="109" w:name="_Toc279666527"/>
+      <w:bookmarkStart w:id="110" w:name="_Toc415498110"/>
       <w:r>
         <w:t>Yazılım Mimarisi ve Modül Yapısı</w:t>
       </w:r>
-      <w:bookmarkEnd w:id="106"/>
+      <w:bookmarkEnd w:id="107"/>
     </w:p>
     <w:p>
       <w:pPr>
@@ -16349,7 +16349,7 @@
           <w:szCs w:val="24"/>
         </w:rPr>
       </w:pPr>
-      <w:bookmarkStart w:id="110" w:name="_Toc232683006"/>
+      <w:bookmarkStart w:id="111" w:name="_Toc232683006"/>
       <w:r>
         <w:rPr>
           <w:sz w:val="24"/>
@@ -16450,7 +16450,7 @@
         </w:rPr>
         <w:t>Yazılımın paket ve modül yapısı.</w:t>
       </w:r>
-      <w:bookmarkEnd w:id="110"/>
+      <w:bookmarkEnd w:id="111"/>
     </w:p>
     <w:tbl>
       <w:tblPr>
@@ -17242,14 +17242,14 @@
       <w:pPr>
         <w:pStyle w:val="Balk2"/>
       </w:pPr>
-      <w:bookmarkStart w:id="111" w:name="_Toc232684046"/>
-      <w:bookmarkEnd w:id="107"/>
+      <w:bookmarkStart w:id="112" w:name="_Toc232684046"/>
       <w:bookmarkEnd w:id="108"/>
       <w:bookmarkEnd w:id="109"/>
+      <w:bookmarkEnd w:id="110"/>
       <w:r>
         <w:t>Yapılandırma ve Model Yönetimi</w:t>
       </w:r>
-      <w:bookmarkEnd w:id="111"/>
+      <w:bookmarkEnd w:id="112"/>
     </w:p>
     <w:p>
       <w:pPr>
@@ -17258,7 +17258,7 @@
           <w:lang w:val="en-GB"/>
         </w:rPr>
       </w:pPr>
-      <w:bookmarkStart w:id="112" w:name="_Toc224357612"/>
+      <w:bookmarkStart w:id="113" w:name="_Toc224357612"/>
       <w:r>
         <w:rPr>
           <w:lang w:val="en-GB"/>
@@ -17290,7 +17290,7 @@
           <w:szCs w:val="24"/>
         </w:rPr>
       </w:pPr>
-      <w:bookmarkStart w:id="113" w:name="_Toc232683007"/>
+      <w:bookmarkStart w:id="114" w:name="_Toc232683007"/>
       <w:r>
         <w:rPr>
           <w:sz w:val="24"/>
@@ -17391,7 +17391,7 @@
         </w:rPr>
         <w:t>Sistemin başlıca yapılandırma parametreleri ve varsayılan değerleri.</w:t>
       </w:r>
-      <w:bookmarkEnd w:id="113"/>
+      <w:bookmarkEnd w:id="114"/>
     </w:p>
     <w:tbl>
       <w:tblPr>
@@ -18427,8 +18427,8 @@
           <w:lang w:val="en-US"/>
         </w:rPr>
       </w:pPr>
-      <w:bookmarkStart w:id="114" w:name="_Toc232684047"/>
-      <w:bookmarkEnd w:id="112"/>
+      <w:bookmarkStart w:id="115" w:name="_Toc232684047"/>
+      <w:bookmarkEnd w:id="113"/>
       <w:r>
         <w:rPr>
           <w:lang w:val="en-US"/>
@@ -18436,7 +18436,7 @@
         <w:lastRenderedPageBreak/>
         <w:t>İş Parçacığı Akışı ve Veri Modeli</w:t>
       </w:r>
-      <w:bookmarkEnd w:id="114"/>
+      <w:bookmarkEnd w:id="115"/>
     </w:p>
     <w:p>
       <w:pPr>
@@ -18467,7 +18467,7 @@
       <w:r>
         <w:t>Uygulama içinde taşınan transkripsiyon ve konuşmacı bilgileri, arayüz tarafındaki güncellemeleri kolaylaştırmak için yapılandırılmış veri alanlarıyla temsil edilmiştir. Segmentlerde metin, başlangıç/bitiş zamanı, konuşmacı etiketi, durum bilgisi ve gecikme ölçümleri tutulur. Bu yapı, önce hızlı bir kısmi altyazının gösterilmesini, ardından konuşmacı ayrıştırma tamamlandığında aynı segmentin geriye dönük olarak güncellenmesini mümkün kılar.</w:t>
       </w:r>
-      <w:bookmarkStart w:id="115" w:name="_Toc224357616"/>
+      <w:bookmarkStart w:id="116" w:name="_Toc224357616"/>
     </w:p>
     <w:p>
       <w:pPr>
@@ -18476,14 +18476,14 @@
           <w:lang w:val="en-US"/>
         </w:rPr>
       </w:pPr>
-      <w:bookmarkStart w:id="116" w:name="_Toc232684048"/>
+      <w:bookmarkStart w:id="117" w:name="_Toc232684048"/>
       <w:r>
         <w:rPr>
           <w:lang w:val="en-US"/>
         </w:rPr>
         <w:t>Çeviri Motorlarının Gerçekleştirimi</w:t>
       </w:r>
-      <w:bookmarkEnd w:id="116"/>
+      <w:bookmarkEnd w:id="117"/>
     </w:p>
     <w:p>
       <w:pPr>
@@ -18518,14 +18518,14 @@
           <w:lang w:val="en-US"/>
         </w:rPr>
       </w:pPr>
-      <w:bookmarkStart w:id="117" w:name="_Toc232684049"/>
+      <w:bookmarkStart w:id="118" w:name="_Toc232684049"/>
       <w:r>
         <w:rPr>
           <w:lang w:val="en-US"/>
         </w:rPr>
         <w:t>Kullanıcı Arayüzü Gerçekleştirimi</w:t>
       </w:r>
-      <w:bookmarkEnd w:id="117"/>
+      <w:bookmarkEnd w:id="118"/>
     </w:p>
     <w:p>
       <w:pPr>
@@ -18592,14 +18592,14 @@
           <w:lang w:val="en-US"/>
         </w:rPr>
       </w:pPr>
-      <w:bookmarkStart w:id="118" w:name="_Toc232684050"/>
+      <w:bookmarkStart w:id="119" w:name="_Toc232684050"/>
       <w:r>
         <w:rPr>
           <w:lang w:val="en-US"/>
         </w:rPr>
         <w:t>Geliştirme Ortamı, Test ve Kod Kalitesi</w:t>
       </w:r>
-      <w:bookmarkEnd w:id="118"/>
+      <w:bookmarkEnd w:id="119"/>
     </w:p>
     <w:p>
       <w:pPr>
@@ -18633,8 +18633,8 @@
           <w:lang w:val="en-US"/>
         </w:rPr>
       </w:pPr>
-      <w:bookmarkStart w:id="119" w:name="_Toc232684051"/>
-      <w:bookmarkEnd w:id="115"/>
+      <w:bookmarkStart w:id="120" w:name="_Toc232684051"/>
+      <w:bookmarkEnd w:id="116"/>
       <w:r>
         <w:rPr>
           <w:lang w:val="en-US"/>
@@ -18642,7 +18642,7 @@
         <w:lastRenderedPageBreak/>
         <w:t>DENEYSEL DEĞERLENDİRME VE BULGULAR</w:t>
       </w:r>
-      <w:bookmarkEnd w:id="119"/>
+      <w:bookmarkEnd w:id="120"/>
     </w:p>
     <w:p>
       <w:pPr>
@@ -18665,14 +18665,14 @@
           <w:lang w:val="en-US"/>
         </w:rPr>
       </w:pPr>
-      <w:bookmarkStart w:id="120" w:name="_Toc232684052"/>
+      <w:bookmarkStart w:id="121" w:name="_Toc232684052"/>
       <w:r>
         <w:rPr>
           <w:lang w:val="en-US"/>
         </w:rPr>
         <w:t>Değerlendirme Yöntemi</w:t>
       </w:r>
-      <w:bookmarkEnd w:id="120"/>
+      <w:bookmarkEnd w:id="121"/>
     </w:p>
     <w:p>
       <w:pPr>
@@ -18681,7 +18681,7 @@
           <w:noProof w:val="0"/>
         </w:rPr>
       </w:pPr>
-      <w:bookmarkStart w:id="121" w:name="_Toc224357618"/>
+      <w:bookmarkStart w:id="122" w:name="_Toc224357618"/>
       <w:r>
         <w:rPr>
           <w:noProof w:val="0"/>
@@ -18736,7 +18736,7 @@
         </w:rPr>
         <w:t xml:space="preserve"> senkron ve deterministik biçimde geçirir. Böylece ölçüm, gerçek dünyadaki davranışı yansıtırken yeniden üretilebilir kalır</w:t>
       </w:r>
-      <w:bookmarkEnd w:id="121"/>
+      <w:bookmarkEnd w:id="122"/>
       <w:r>
         <w:rPr>
           <w:noProof w:val="0"/>
@@ -18777,12 +18777,12 @@
       <w:pPr>
         <w:pStyle w:val="Balk2"/>
       </w:pPr>
-      <w:bookmarkStart w:id="122" w:name="_Toc232684053"/>
+      <w:bookmarkStart w:id="123" w:name="_Toc232684053"/>
       <w:r>
         <w:lastRenderedPageBreak/>
         <w:t>Veri Kümeleri</w:t>
       </w:r>
-      <w:bookmarkEnd w:id="122"/>
+      <w:bookmarkEnd w:id="123"/>
     </w:p>
     <w:p>
       <w:pPr>
@@ -18880,7 +18880,7 @@
           <w:szCs w:val="24"/>
         </w:rPr>
       </w:pPr>
-      <w:bookmarkStart w:id="123" w:name="_Toc232683008"/>
+      <w:bookmarkStart w:id="124" w:name="_Toc232683008"/>
       <w:r>
         <w:rPr>
           <w:sz w:val="24"/>
@@ -18981,7 +18981,7 @@
         </w:rPr>
         <w:t>Değerlendirmede kullanılan veri kümeleri.</w:t>
       </w:r>
-      <w:bookmarkEnd w:id="123"/>
+      <w:bookmarkEnd w:id="124"/>
     </w:p>
     <w:tbl>
       <w:tblPr>
@@ -19555,11 +19555,11 @@
       <w:pPr>
         <w:pStyle w:val="Balk2"/>
       </w:pPr>
-      <w:bookmarkStart w:id="124" w:name="_Toc232684054"/>
+      <w:bookmarkStart w:id="125" w:name="_Toc232684054"/>
       <w:r>
         <w:t>Değerlendirme Metrikleri</w:t>
       </w:r>
-      <w:bookmarkEnd w:id="124"/>
+      <w:bookmarkEnd w:id="125"/>
     </w:p>
     <w:p>
       <w:pPr>
@@ -19809,11 +19809,11 @@
       <w:pPr>
         <w:pStyle w:val="Balk2"/>
       </w:pPr>
-      <w:bookmarkStart w:id="125" w:name="_Toc232684055"/>
+      <w:bookmarkStart w:id="126" w:name="_Toc232684055"/>
       <w:r>
         <w:t>Deney Düzeneği</w:t>
       </w:r>
-      <w:bookmarkEnd w:id="125"/>
+      <w:bookmarkEnd w:id="126"/>
     </w:p>
     <w:p>
       <w:pPr>
@@ -19986,7 +19986,7 @@
           <w:szCs w:val="24"/>
         </w:rPr>
       </w:pPr>
-      <w:bookmarkStart w:id="126" w:name="_Toc232683009"/>
+      <w:bookmarkStart w:id="127" w:name="_Toc232683009"/>
       <w:r>
         <w:rPr>
           <w:sz w:val="24"/>
@@ -20087,7 +20087,7 @@
         </w:rPr>
         <w:t>Deneylerde kullanılan donanım özellikleri</w:t>
       </w:r>
-      <w:bookmarkEnd w:id="126"/>
+      <w:bookmarkEnd w:id="127"/>
     </w:p>
     <w:tbl>
       <w:tblPr>
@@ -20383,12 +20383,12 @@
       <w:pPr>
         <w:pStyle w:val="Balk2"/>
       </w:pPr>
-      <w:bookmarkStart w:id="127" w:name="_Toc232684056"/>
+      <w:bookmarkStart w:id="128" w:name="_Toc232684056"/>
       <w:r>
         <w:lastRenderedPageBreak/>
         <w:t>Bulgular</w:t>
       </w:r>
-      <w:bookmarkEnd w:id="127"/>
+      <w:bookmarkEnd w:id="128"/>
     </w:p>
     <w:p>
       <w:pPr>
@@ -20408,7 +20408,7 @@
           <w:szCs w:val="24"/>
         </w:rPr>
       </w:pPr>
-      <w:bookmarkStart w:id="128" w:name="_Toc232683010"/>
+      <w:bookmarkStart w:id="129" w:name="_Toc232683010"/>
       <w:r>
         <w:rPr>
           <w:sz w:val="24"/>
@@ -20509,7 +20509,7 @@
         </w:rPr>
         <w:t>LibriSpeech test-clean üzerinde transkripsiyon başarımı.</w:t>
       </w:r>
-      <w:bookmarkEnd w:id="128"/>
+      <w:bookmarkEnd w:id="129"/>
     </w:p>
     <w:tbl>
       <w:tblPr>
@@ -21012,7 +21012,7 @@
         <w:pStyle w:val="GOVDE"/>
         <w:spacing w:before="240"/>
       </w:pPr>
-      <w:bookmarkStart w:id="129" w:name="_Toc232683011"/>
+      <w:bookmarkStart w:id="130" w:name="_Toc232683011"/>
       <w:r>
         <w:t>LibriSpeech test-clean sonuçları, geliştirilen sistemin transkripsiyon katmanının temiz ve tek konuşmacılı konuşmada hedeflenen doğruluk düzeyini rahatlıkla karşıladığını göstermektedir. Saf whisper-small modeline göre WER ve CER değerlerinde çok küçük bir artış görülse de bu fark, canlı sistemde uygulanan parça bazlı işleme, halüsinasyon filtreleme ve gerçek zamanlı çalışma kısıtları dikkate alındığında kabul edilebilir düzeydedir. Buna karşılık RTF</w:t>
       </w:r>
@@ -21153,7 +21153,7 @@
         </w:rPr>
         <w:t>atıflı transkripsiyon başarımı.</w:t>
       </w:r>
-      <w:bookmarkEnd w:id="129"/>
+      <w:bookmarkEnd w:id="130"/>
     </w:p>
     <w:tbl>
       <w:tblPr>
@@ -21655,7 +21655,7 @@
         <w:spacing w:before="240" w:line="360" w:lineRule="auto"/>
         <w:jc w:val="both"/>
       </w:pPr>
-      <w:bookmarkStart w:id="130" w:name="_Toc232683012"/>
+      <w:bookmarkStart w:id="131" w:name="_Toc232683012"/>
       <w:r>
         <w:t>AMI sonuçları, çok konuşmacılı toplantı verisinin sistem için temiz tek konuşmacılı veriye göre çok daha zorlayıcı olduğunu ortaya koymaktadır. Bu çalışmada WER ve cpWER değerlerinde baseline’a göre iyileşme görülmesi, kelime düzeyinde konuşmacı eşleştirme ve parça bazlı transkripsiyon yaklaşımının konuşmacı</w:t>
       </w:r>
@@ -21789,7 +21789,7 @@
         </w:rPr>
         <w:t>FLORES-200 (devtest) İngilizce→Türkçe çeviri başarımı.</w:t>
       </w:r>
-      <w:bookmarkEnd w:id="130"/>
+      <w:bookmarkEnd w:id="131"/>
     </w:p>
     <w:tbl>
       <w:tblPr>
@@ -22174,7 +22174,7 @@
           <w:lang w:val="en-US"/>
         </w:rPr>
       </w:pPr>
-      <w:bookmarkStart w:id="131" w:name="_Toc232683013"/>
+      <w:bookmarkStart w:id="132" w:name="_Toc232683013"/>
       <w:r>
         <w:rPr>
           <w:lang w:val="en-US"/>
@@ -22295,7 +22295,7 @@
         </w:rPr>
         <w:t>Uçtan uca gecikme ve kaynak kullanımı.</w:t>
       </w:r>
-      <w:bookmarkEnd w:id="131"/>
+      <w:bookmarkEnd w:id="132"/>
     </w:p>
     <w:tbl>
       <w:tblPr>
@@ -22705,7 +22705,7 @@
           <w:szCs w:val="24"/>
         </w:rPr>
       </w:pPr>
-      <w:bookmarkStart w:id="132" w:name="_Toc232683098"/>
+      <w:bookmarkStart w:id="133" w:name="_Toc232683098"/>
       <w:r>
         <w:rPr>
           <w:sz w:val="24"/>
@@ -22824,7 +22824,7 @@
         </w:rPr>
         <w:t xml:space="preserve"> Ortalama Global WER (%) ısı haritası.</w:t>
       </w:r>
-      <w:bookmarkEnd w:id="132"/>
+      <w:bookmarkEnd w:id="133"/>
     </w:p>
     <w:p>
       <w:pPr>
@@ -22851,11 +22851,11 @@
       <w:pPr>
         <w:pStyle w:val="Balk2"/>
       </w:pPr>
-      <w:bookmarkStart w:id="133" w:name="_Toc232684057"/>
+      <w:bookmarkStart w:id="134" w:name="_Toc232684057"/>
       <w:r>
         <w:t>Tartışma</w:t>
       </w:r>
-      <w:bookmarkEnd w:id="133"/>
+      <w:bookmarkEnd w:id="134"/>
     </w:p>
     <w:p>
       <w:pPr>
@@ -22930,10 +22930,10 @@
           <w:lang w:val="en-US"/>
         </w:rPr>
       </w:pPr>
-      <w:bookmarkStart w:id="134" w:name="_Toc190755333"/>
-      <w:bookmarkStart w:id="135" w:name="_Toc190755911"/>
-      <w:bookmarkStart w:id="136" w:name="_Toc224357622"/>
-      <w:bookmarkStart w:id="137" w:name="_Toc232684058"/>
+      <w:bookmarkStart w:id="135" w:name="_Toc190755333"/>
+      <w:bookmarkStart w:id="136" w:name="_Toc190755911"/>
+      <w:bookmarkStart w:id="137" w:name="_Toc224357622"/>
+      <w:bookmarkStart w:id="138" w:name="_Toc232684058"/>
       <w:r>
         <w:rPr>
           <w:lang w:val="en-US"/>
@@ -22944,10 +22944,10 @@
       <w:r>
         <w:t>ÖNERİLER</w:t>
       </w:r>
-      <w:bookmarkEnd w:id="134"/>
       <w:bookmarkEnd w:id="135"/>
       <w:bookmarkEnd w:id="136"/>
       <w:bookmarkEnd w:id="137"/>
+      <w:bookmarkEnd w:id="138"/>
     </w:p>
     <w:p>
       <w:pPr>
@@ -22956,9 +22956,9 @@
           <w:lang w:val="en-US"/>
         </w:rPr>
       </w:pPr>
-      <w:bookmarkStart w:id="138" w:name="_Toc190755334"/>
-      <w:bookmarkStart w:id="139" w:name="_Toc190755912"/>
-      <w:bookmarkStart w:id="140" w:name="_Toc224357623"/>
+      <w:bookmarkStart w:id="139" w:name="_Toc190755334"/>
+      <w:bookmarkStart w:id="140" w:name="_Toc190755912"/>
+      <w:bookmarkStart w:id="141" w:name="_Toc224357623"/>
       <w:r>
         <w:rPr>
           <w:noProof w:val="0"/>
@@ -22977,9 +22977,9 @@
         </w:rPr>
         <w:t>çoklu konuşmacılı video ve canlı yayınlardan alınan sesi düşük gecikmeyle metne döken, konuşmacıları birbirinden ayıran, hedef dile çeviren ve sonucu konuşmacıya özgü renklerle altyazı olarak sunan, özgün ve bütünleşik bir gerçek zamanlı sistem tasarlanmış ve gerçekleştirilmiştir. Bu bölümde, elde edilen sonuçlar ve çalışmanın özgün katkıları özetlenmekte, sistemin sınırlılıkları tartışılmakta ve gelecekte yapılabilecek çalışmalar için öneriler sunulmaktadır.</w:t>
       </w:r>
-      <w:bookmarkEnd w:id="138"/>
       <w:bookmarkEnd w:id="139"/>
       <w:bookmarkEnd w:id="140"/>
+      <w:bookmarkEnd w:id="141"/>
     </w:p>
     <w:p>
       <w:pPr>
@@ -22988,14 +22988,14 @@
           <w:lang w:val="en-US"/>
         </w:rPr>
       </w:pPr>
-      <w:bookmarkStart w:id="141" w:name="_Toc232684059"/>
+      <w:bookmarkStart w:id="142" w:name="_Toc232684059"/>
       <w:r>
         <w:rPr>
           <w:lang w:val="en-US"/>
         </w:rPr>
         <w:t>Sonuçlar ve Katkılar</w:t>
       </w:r>
-      <w:bookmarkEnd w:id="141"/>
+      <w:bookmarkEnd w:id="142"/>
     </w:p>
     <w:p>
       <w:pPr>
@@ -23060,11 +23060,11 @@
       <w:pPr>
         <w:pStyle w:val="Balk2"/>
       </w:pPr>
-      <w:bookmarkStart w:id="142" w:name="_Toc232684060"/>
+      <w:bookmarkStart w:id="143" w:name="_Toc232684060"/>
       <w:r>
         <w:t>Sınırlılıklar</w:t>
       </w:r>
-      <w:bookmarkEnd w:id="142"/>
+      <w:bookmarkEnd w:id="143"/>
     </w:p>
     <w:p>
       <w:pPr>
@@ -23096,11 +23096,11 @@
       <w:pPr>
         <w:pStyle w:val="Balk2"/>
       </w:pPr>
-      <w:bookmarkStart w:id="143" w:name="_Toc232684061"/>
+      <w:bookmarkStart w:id="144" w:name="_Toc232684061"/>
       <w:r>
         <w:t>Gelecek Çalışmalar ve Öneriler</w:t>
       </w:r>
-      <w:bookmarkEnd w:id="143"/>
+      <w:bookmarkEnd w:id="144"/>
     </w:p>
     <w:p>
       <w:pPr>
@@ -23214,33 +23214,33 @@
           <w:numId w:val="0"/>
         </w:numPr>
       </w:pPr>
-      <w:bookmarkStart w:id="144" w:name="_Toc286759144"/>
-      <w:bookmarkStart w:id="145" w:name="_Toc232684062"/>
-      <w:commentRangeStart w:id="146"/>
+      <w:bookmarkStart w:id="145" w:name="_Toc286759144"/>
+      <w:bookmarkStart w:id="146" w:name="_Toc232684062"/>
       <w:commentRangeStart w:id="147"/>
+      <w:commentRangeStart w:id="148"/>
       <w:r>
         <w:lastRenderedPageBreak/>
         <w:t>KAYNAKLAR</w:t>
       </w:r>
-      <w:bookmarkEnd w:id="144"/>
       <w:bookmarkEnd w:id="145"/>
-      <w:commentRangeEnd w:id="146"/>
+      <w:bookmarkEnd w:id="146"/>
+      <w:commentRangeEnd w:id="147"/>
       <w:r>
         <w:rPr>
           <w:rStyle w:val="AklamaBavurusu"/>
           <w:sz w:val="24"/>
           <w:szCs w:val="24"/>
         </w:rPr>
-        <w:commentReference w:id="146"/>
-      </w:r>
-      <w:commentRangeEnd w:id="147"/>
+        <w:commentReference w:id="147"/>
+      </w:r>
+      <w:commentRangeEnd w:id="148"/>
       <w:r>
         <w:rPr>
           <w:rStyle w:val="AklamaBavurusu"/>
           <w:sz w:val="24"/>
           <w:szCs w:val="24"/>
         </w:rPr>
-        <w:commentReference w:id="147"/>
+        <w:commentReference w:id="148"/>
       </w:r>
     </w:p>
     <w:p>
@@ -23255,7 +23255,7 @@
           <w:noProof w:val="0"/>
         </w:rPr>
       </w:pPr>
-      <w:bookmarkStart w:id="148" w:name="kaynak1"/>
+      <w:bookmarkStart w:id="149" w:name="kaynak1"/>
       <w:r>
         <w:rPr>
           <w:b/>
@@ -23264,7 +23264,7 @@
         </w:rPr>
         <w:t xml:space="preserve">[1] </w:t>
       </w:r>
-      <w:bookmarkEnd w:id="148"/>
+      <w:bookmarkEnd w:id="149"/>
       <w:r>
         <w:rPr>
           <w:b/>
@@ -23301,7 +23301,7 @@
           <w:noProof w:val="0"/>
         </w:rPr>
       </w:pPr>
-      <w:bookmarkStart w:id="149" w:name="kaynak2"/>
+      <w:bookmarkStart w:id="150" w:name="kaynak2"/>
       <w:r>
         <w:rPr>
           <w:b/>
@@ -23316,7 +23316,7 @@
         </w:rPr>
         <w:t xml:space="preserve"> </w:t>
       </w:r>
-      <w:bookmarkEnd w:id="149"/>
+      <w:bookmarkEnd w:id="150"/>
       <w:r>
         <w:rPr>
           <w:b/>
@@ -23355,7 +23355,7 @@
           <w:noProof w:val="0"/>
         </w:rPr>
       </w:pPr>
-      <w:bookmarkStart w:id="150" w:name="kaynak3"/>
+      <w:bookmarkStart w:id="151" w:name="kaynak3"/>
       <w:r>
         <w:rPr>
           <w:b/>
@@ -23370,7 +23370,7 @@
         </w:rPr>
         <w:t xml:space="preserve"> </w:t>
       </w:r>
-      <w:bookmarkEnd w:id="150"/>
+      <w:bookmarkEnd w:id="151"/>
       <w:r>
         <w:rPr>
           <w:b/>
@@ -23427,7 +23427,7 @@
           <w:noProof w:val="0"/>
         </w:rPr>
       </w:pPr>
-      <w:bookmarkStart w:id="151" w:name="kaynak4"/>
+      <w:bookmarkStart w:id="152" w:name="kaynak4"/>
       <w:r>
         <w:rPr>
           <w:b/>
@@ -23436,7 +23436,7 @@
         </w:rPr>
         <w:t xml:space="preserve">[4] </w:t>
       </w:r>
-      <w:bookmarkEnd w:id="151"/>
+      <w:bookmarkEnd w:id="152"/>
       <w:r>
         <w:rPr>
           <w:b/>
@@ -23507,7 +23507,7 @@
           <w:noProof w:val="0"/>
         </w:rPr>
       </w:pPr>
-      <w:bookmarkStart w:id="152" w:name="kaynak5"/>
+      <w:bookmarkStart w:id="153" w:name="kaynak5"/>
       <w:r>
         <w:rPr>
           <w:b/>
@@ -23516,7 +23516,7 @@
         </w:rPr>
         <w:t xml:space="preserve">[5] </w:t>
       </w:r>
-      <w:bookmarkEnd w:id="152"/>
+      <w:bookmarkEnd w:id="153"/>
       <w:r>
         <w:rPr>
           <w:b/>
@@ -23573,7 +23573,7 @@
           <w:noProof w:val="0"/>
         </w:rPr>
       </w:pPr>
-      <w:bookmarkStart w:id="153" w:name="kaynak6"/>
+      <w:bookmarkStart w:id="154" w:name="kaynak6"/>
       <w:r>
         <w:rPr>
           <w:b/>
@@ -23588,7 +23588,7 @@
         </w:rPr>
         <w:t xml:space="preserve"> </w:t>
       </w:r>
-      <w:bookmarkEnd w:id="153"/>
+      <w:bookmarkEnd w:id="154"/>
       <w:r>
         <w:rPr>
           <w:b/>
@@ -23645,7 +23645,7 @@
           <w:noProof w:val="0"/>
         </w:rPr>
       </w:pPr>
-      <w:bookmarkStart w:id="154" w:name="kaynak7"/>
+      <w:bookmarkStart w:id="155" w:name="kaynak7"/>
       <w:r>
         <w:rPr>
           <w:b/>
@@ -23660,7 +23660,7 @@
         </w:rPr>
         <w:t xml:space="preserve"> </w:t>
       </w:r>
-      <w:bookmarkEnd w:id="154"/>
+      <w:bookmarkEnd w:id="155"/>
       <w:r>
         <w:rPr>
           <w:b/>
@@ -23720,7 +23720,7 @@
           <w:noProof w:val="0"/>
         </w:rPr>
       </w:pPr>
-      <w:bookmarkStart w:id="155" w:name="kaynak8"/>
+      <w:bookmarkStart w:id="156" w:name="kaynak8"/>
       <w:r>
         <w:rPr>
           <w:b/>
@@ -23735,7 +23735,7 @@
         </w:rPr>
         <w:t xml:space="preserve"> </w:t>
       </w:r>
-      <w:bookmarkEnd w:id="155"/>
+      <w:bookmarkEnd w:id="156"/>
       <w:r>
         <w:rPr>
           <w:b/>
@@ -23792,7 +23792,7 @@
           <w:noProof w:val="0"/>
         </w:rPr>
       </w:pPr>
-      <w:bookmarkStart w:id="156" w:name="kaynak9"/>
+      <w:bookmarkStart w:id="157" w:name="kaynak9"/>
       <w:r>
         <w:rPr>
           <w:b/>
@@ -23807,7 +23807,7 @@
         </w:rPr>
         <w:t xml:space="preserve"> </w:t>
       </w:r>
-      <w:bookmarkEnd w:id="156"/>
+      <w:bookmarkEnd w:id="157"/>
       <w:r>
         <w:rPr>
           <w:b/>
@@ -23864,7 +23864,7 @@
           <w:noProof w:val="0"/>
         </w:rPr>
       </w:pPr>
-      <w:bookmarkStart w:id="157" w:name="kaynak10"/>
+      <w:bookmarkStart w:id="158" w:name="kaynak10"/>
       <w:r>
         <w:rPr>
           <w:b/>
@@ -23873,7 +23873,7 @@
         </w:rPr>
         <w:t xml:space="preserve">[10] </w:t>
       </w:r>
-      <w:bookmarkEnd w:id="157"/>
+      <w:bookmarkEnd w:id="158"/>
       <w:r>
         <w:rPr>
           <w:b/>
@@ -23944,7 +23944,7 @@
           <w:noProof w:val="0"/>
         </w:rPr>
       </w:pPr>
-      <w:bookmarkStart w:id="158" w:name="kaynak11"/>
+      <w:bookmarkStart w:id="159" w:name="kaynak11"/>
       <w:r>
         <w:rPr>
           <w:b/>
@@ -23959,7 +23959,7 @@
         </w:rPr>
         <w:t xml:space="preserve"> </w:t>
       </w:r>
-      <w:bookmarkEnd w:id="158"/>
+      <w:bookmarkEnd w:id="159"/>
       <w:r>
         <w:rPr>
           <w:b/>
@@ -24016,7 +24016,7 @@
           <w:noProof w:val="0"/>
         </w:rPr>
       </w:pPr>
-      <w:bookmarkStart w:id="159" w:name="kaynak12"/>
+      <w:bookmarkStart w:id="160" w:name="kaynak12"/>
       <w:r>
         <w:rPr>
           <w:b/>
@@ -24031,7 +24031,7 @@
         </w:rPr>
         <w:t xml:space="preserve"> </w:t>
       </w:r>
-      <w:bookmarkEnd w:id="159"/>
+      <w:bookmarkEnd w:id="160"/>
       <w:r>
         <w:rPr>
           <w:b/>
@@ -24068,7 +24068,7 @@
           <w:noProof w:val="0"/>
         </w:rPr>
       </w:pPr>
-      <w:bookmarkStart w:id="160" w:name="kaynak13"/>
+      <w:bookmarkStart w:id="161" w:name="kaynak13"/>
       <w:r>
         <w:rPr>
           <w:b/>
@@ -24084,7 +24084,7 @@
         </w:rPr>
         <w:t xml:space="preserve"> </w:t>
       </w:r>
-      <w:bookmarkEnd w:id="160"/>
+      <w:bookmarkEnd w:id="161"/>
       <w:r>
         <w:rPr>
           <w:b/>
@@ -24141,7 +24141,7 @@
           <w:noProof w:val="0"/>
         </w:rPr>
       </w:pPr>
-      <w:bookmarkStart w:id="161" w:name="kaynak14"/>
+      <w:bookmarkStart w:id="162" w:name="kaynak14"/>
       <w:r>
         <w:rPr>
           <w:b/>
@@ -24150,7 +24150,7 @@
         </w:rPr>
         <w:t xml:space="preserve">[14] </w:t>
       </w:r>
-      <w:bookmarkEnd w:id="161"/>
+      <w:bookmarkEnd w:id="162"/>
       <w:r>
         <w:rPr>
           <w:b/>
@@ -24178,7 +24178,7 @@
           <w:noProof w:val="0"/>
         </w:rPr>
       </w:pPr>
-      <w:bookmarkStart w:id="162" w:name="kaynak15"/>
+      <w:bookmarkStart w:id="163" w:name="kaynak15"/>
       <w:r>
         <w:rPr>
           <w:b/>
@@ -24187,7 +24187,7 @@
         </w:rPr>
         <w:t xml:space="preserve">[15] </w:t>
       </w:r>
-      <w:bookmarkEnd w:id="162"/>
+      <w:bookmarkEnd w:id="163"/>
       <w:r>
         <w:rPr>
           <w:b/>
@@ -24215,7 +24215,7 @@
           <w:noProof w:val="0"/>
         </w:rPr>
       </w:pPr>
-      <w:bookmarkStart w:id="163" w:name="kaynak16"/>
+      <w:bookmarkStart w:id="164" w:name="kaynak16"/>
       <w:r>
         <w:rPr>
           <w:b/>
@@ -24224,7 +24224,7 @@
         </w:rPr>
         <w:t xml:space="preserve">[16] </w:t>
       </w:r>
-      <w:bookmarkEnd w:id="163"/>
+      <w:bookmarkEnd w:id="164"/>
       <w:r>
         <w:rPr>
           <w:b/>
@@ -24252,7 +24252,7 @@
           <w:noProof w:val="0"/>
         </w:rPr>
       </w:pPr>
-      <w:bookmarkStart w:id="164" w:name="kaynak17"/>
+      <w:bookmarkStart w:id="165" w:name="kaynak17"/>
       <w:r>
         <w:rPr>
           <w:b/>
@@ -24261,7 +24261,7 @@
         </w:rPr>
         <w:t xml:space="preserve">[17] </w:t>
       </w:r>
-      <w:bookmarkEnd w:id="164"/>
+      <w:bookmarkEnd w:id="165"/>
       <w:r>
         <w:rPr>
           <w:b/>
@@ -24289,7 +24289,7 @@
           <w:noProof w:val="0"/>
         </w:rPr>
       </w:pPr>
-      <w:bookmarkStart w:id="165" w:name="kaynak18"/>
+      <w:bookmarkStart w:id="166" w:name="kaynak18"/>
       <w:r>
         <w:rPr>
           <w:b/>
@@ -24298,7 +24298,7 @@
         </w:rPr>
         <w:t xml:space="preserve">[18] </w:t>
       </w:r>
-      <w:bookmarkEnd w:id="165"/>
+      <w:bookmarkEnd w:id="166"/>
       <w:r>
         <w:rPr>
           <w:b/>
@@ -24326,7 +24326,7 @@
           <w:noProof w:val="0"/>
         </w:rPr>
       </w:pPr>
-      <w:bookmarkStart w:id="166" w:name="kaynak19"/>
+      <w:bookmarkStart w:id="167" w:name="kaynak19"/>
       <w:r>
         <w:rPr>
           <w:b/>
@@ -24335,7 +24335,7 @@
         </w:rPr>
         <w:t xml:space="preserve">[19] </w:t>
       </w:r>
-      <w:bookmarkEnd w:id="166"/>
+      <w:bookmarkEnd w:id="167"/>
       <w:r>
         <w:rPr>
           <w:b/>
@@ -24363,7 +24363,7 @@
           <w:noProof w:val="0"/>
         </w:rPr>
       </w:pPr>
-      <w:bookmarkStart w:id="167" w:name="kaynak20"/>
+      <w:bookmarkStart w:id="168" w:name="kaynak20"/>
       <w:r>
         <w:rPr>
           <w:b/>
@@ -24372,7 +24372,7 @@
         </w:rPr>
         <w:t xml:space="preserve">[20] </w:t>
       </w:r>
-      <w:bookmarkEnd w:id="167"/>
+      <w:bookmarkEnd w:id="168"/>
       <w:r>
         <w:rPr>
           <w:b/>
@@ -24452,8 +24452,6 @@
       <w:r>
         <w:t xml:space="preserve"> CHiME-6 challenge. In Proc. CHime 2020 Workshop on Speech Processing in Everyday Environments.</w:t>
       </w:r>
-      <w:bookmarkStart w:id="168" w:name="_GoBack"/>
-      <w:bookmarkEnd w:id="168"/>
     </w:p>
     <w:p>
       <w:pPr>
@@ -25497,6 +25495,8 @@
         </w:sectPr>
       </w:pPr>
     </w:p>
+    <w:bookmarkStart w:id="173" w:name="_Toc232684064"/>
+    <w:commentRangeStart w:id="174"/>
     <w:p>
       <w:pPr>
         <w:pStyle w:val="Balk1"/>
@@ -25505,8 +25505,6 @@
           <w:numId w:val="0"/>
         </w:numPr>
       </w:pPr>
-      <w:bookmarkStart w:id="173" w:name="_Toc232684064"/>
-      <w:commentRangeStart w:id="174"/>
       <w:r>
         <w:lastRenderedPageBreak/>
         <mc:AlternateContent>
@@ -26039,6 +26037,7 @@
         </w:rPr>
       </w:pPr>
     </w:p>
+    <w:commentRangeStart w:id="177"/>
     <w:p>
       <w:pPr>
         <w:pStyle w:val="Balk1"/>
@@ -26047,7 +26046,6 @@
           <w:numId w:val="0"/>
         </w:numPr>
       </w:pPr>
-      <w:commentRangeStart w:id="177"/>
       <w:r>
         <w:lastRenderedPageBreak/>
         <mc:AlternateContent>
@@ -26925,7 +26923,7 @@
       </w:r>
     </w:p>
   </w:comment>
-  <w:comment w:id="12" w:author="Beyhan Bayhan" w:date="2017-06-28T13:52:00Z" w:initials="BB">
+  <w:comment w:id="13" w:author="Beyhan Bayhan" w:date="2017-06-28T13:52:00Z" w:initials="BB">
     <w:p>
       <w:pPr>
         <w:pStyle w:val="AklamaMetni"/>
@@ -26949,27 +26947,6 @@
           <w:color w:val="FF0000"/>
         </w:rPr>
         <w:t>Program adı yoksa bu satırı boş bırakınız</w:t>
-      </w:r>
-    </w:p>
-  </w:comment>
-  <w:comment w:id="13" w:author="BTÜ-FBE" w:date="2017-05-10T11:13:00Z" w:initials="BTÜ-FBE">
-    <w:p>
-      <w:pPr>
-        <w:pStyle w:val="AklamaMetni"/>
-      </w:pPr>
-    </w:p>
-    <w:p>
-      <w:pPr>
-        <w:pStyle w:val="AklamaMetni"/>
-      </w:pPr>
-      <w:r>
-        <w:rPr>
-          <w:rStyle w:val="AklamaBavurusu"/>
-        </w:rPr>
-        <w:annotationRef/>
-      </w:r>
-      <w:r>
-        <w:t>Eş danışman yok ise eş danışman  satırı silinir.</w:t>
       </w:r>
     </w:p>
   </w:comment>
@@ -26990,7 +26967,7 @@
         <w:annotationRef/>
       </w:r>
       <w:r>
-        <w:t>Savunmadan düzeltme alan tezlerde, düzeltilmiş tezlerini savundukları ay, yıl yazılır.</w:t>
+        <w:t>Eş danışman yok ise eş danışman  satırı silinir.</w:t>
       </w:r>
     </w:p>
   </w:comment>
@@ -27011,6 +26988,27 @@
         <w:annotationRef/>
       </w:r>
       <w:r>
+        <w:t>Savunmadan düzeltme alan tezlerde, düzeltilmiş tezlerini savundukları ay, yıl yazılır.</w:t>
+      </w:r>
+    </w:p>
+  </w:comment>
+  <w:comment w:id="16" w:author="BTÜ-FBE" w:date="2017-05-10T11:13:00Z" w:initials="BTÜ-FBE">
+    <w:p>
+      <w:pPr>
+        <w:pStyle w:val="AklamaMetni"/>
+      </w:pPr>
+    </w:p>
+    <w:p>
+      <w:pPr>
+        <w:pStyle w:val="AklamaMetni"/>
+      </w:pPr>
+      <w:r>
+        <w:rPr>
+          <w:rStyle w:val="AklamaBavurusu"/>
+        </w:rPr>
+        <w:annotationRef/>
+      </w:r>
+      <w:r>
         <w:t>Beyaz karton ciltte savunma tarihi belli olmadığı için boş bırakılır.</w:t>
       </w:r>
     </w:p>
@@ -27050,7 +27048,7 @@
       </w:r>
     </w:p>
   </w:comment>
-  <w:comment w:id="16" w:author="BTÜ-FBE" w:date="2017-05-10T11:13:00Z" w:initials="BTÜ-FBE">
+  <w:comment w:id="17" w:author="BTÜ-FBE" w:date="2017-05-10T11:13:00Z" w:initials="BTÜ-FBE">
     <w:p>
       <w:pPr>
         <w:pStyle w:val="AklamaMetni"/>
@@ -27135,7 +27133,7 @@
       </w:r>
     </w:p>
   </w:comment>
-  <w:comment w:id="17" w:author="BTÜ-FBE" w:date="2017-05-10T11:13:00Z" w:initials="BTÜ-FBE">
+  <w:comment w:id="18" w:author="BTÜ-FBE" w:date="2017-05-10T11:13:00Z" w:initials="BTÜ-FBE">
     <w:p>
       <w:pPr>
         <w:pStyle w:val="AklamaMetni"/>
@@ -27166,27 +27164,6 @@
       </w:pPr>
       <w:r>
         <w:t>Eğer danışman daha sonra BTÜ den ayrıldıysa da danışman adresi BTÜ yazılmalıdır.</w:t>
-      </w:r>
-    </w:p>
-  </w:comment>
-  <w:comment w:id="18" w:author="BTÜ-FBE" w:date="2017-05-10T11:14:00Z" w:initials="BTÜ-FBE">
-    <w:p>
-      <w:pPr>
-        <w:pStyle w:val="AklamaMetni"/>
-      </w:pPr>
-    </w:p>
-    <w:p>
-      <w:pPr>
-        <w:pStyle w:val="AklamaMetni"/>
-      </w:pPr>
-      <w:r>
-        <w:rPr>
-          <w:rStyle w:val="AklamaBavurusu"/>
-        </w:rPr>
-        <w:annotationRef/>
-      </w:r>
-      <w:r>
-        <w:t>Danışman ad(lar)ı jüri üyeleri kısmına tekrar yazılmaz.</w:t>
       </w:r>
     </w:p>
   </w:comment>
@@ -27207,7 +27184,7 @@
         <w:annotationRef/>
       </w:r>
       <w:r>
-        <w:t>Savunma Tarihi: Tezin savunulduğu tarihtir.</w:t>
+        <w:t>Danışman ad(lar)ı jüri üyeleri kısmına tekrar yazılmaz.</w:t>
       </w:r>
     </w:p>
   </w:comment>
@@ -27228,13 +27205,34 @@
         <w:annotationRef/>
       </w:r>
       <w:r>
-        <w:t>Düzeltme alan  tezler için bu tarih düzeltilmiş tezin savunulduğu  tarihtir.</w:t>
+        <w:t>Savunma Tarihi: Tezin savunulduğu tarihtir.</w:t>
       </w:r>
     </w:p>
   </w:comment>
   <w:comment w:id="21" w:author="BTÜ-FBE" w:date="2017-05-10T11:14:00Z" w:initials="BTÜ-FBE">
     <w:p>
       <w:pPr>
+        <w:pStyle w:val="AklamaMetni"/>
+      </w:pPr>
+    </w:p>
+    <w:p>
+      <w:pPr>
+        <w:pStyle w:val="AklamaMetni"/>
+      </w:pPr>
+      <w:r>
+        <w:rPr>
+          <w:rStyle w:val="AklamaBavurusu"/>
+        </w:rPr>
+        <w:annotationRef/>
+      </w:r>
+      <w:r>
+        <w:t>Düzeltme alan  tezler için bu tarih düzeltilmiş tezin savunulduğu  tarihtir.</w:t>
+      </w:r>
+    </w:p>
+  </w:comment>
+  <w:comment w:id="22" w:author="BTÜ-FBE" w:date="2017-05-10T11:14:00Z" w:initials="BTÜ-FBE">
+    <w:p>
+      <w:pPr>
         <w:rPr>
           <w:lang w:val="en-US"/>
         </w:rPr>
@@ -27265,7 +27263,7 @@
       </w:pPr>
     </w:p>
   </w:comment>
-  <w:comment w:id="22" w:author="Beyhan Bayhan" w:date="2017-05-10T11:14:00Z" w:initials="BB">
+  <w:comment w:id="23" w:author="Beyhan Bayhan" w:date="2017-05-10T11:14:00Z" w:initials="BB">
     <w:p>
       <w:pPr>
         <w:pStyle w:val="AklamaMetni"/>
@@ -27314,37 +27312,37 @@
       <w:pPr>
         <w:pStyle w:val="AklamaMetni"/>
       </w:pPr>
-    </w:p>
-  </w:comment>
-  <w:comment w:id="24" w:author="BTÜ-FBE" w:date="2017-05-10T11:15:00Z" w:initials="BTÜ-FBE">
-    <w:p>
-      <w:pPr>
-        <w:rPr>
-          <w:lang w:val="en-GB"/>
-        </w:rPr>
-      </w:pPr>
-    </w:p>
-    <w:p>
-      <w:pPr>
-        <w:rPr>
-          <w:lang w:val="en-GB"/>
-        </w:rPr>
-      </w:pPr>
-      <w:r>
-        <w:rPr>
-          <w:rStyle w:val="AklamaBavurusu"/>
-        </w:rPr>
-        <w:annotationRef/>
-      </w:r>
-      <w:r>
-        <w:rPr>
-          <w:lang w:val="en-GB"/>
-        </w:rPr>
-        <w:t>Tarih ve yazar isminin aynı hizada olması gerekir.</w:t>
-      </w:r>
     </w:p>
   </w:comment>
   <w:comment w:id="25" w:author="BTÜ-FBE" w:date="2017-05-10T11:15:00Z" w:initials="BTÜ-FBE">
+    <w:p>
+      <w:pPr>
+        <w:rPr>
+          <w:lang w:val="en-GB"/>
+        </w:rPr>
+      </w:pPr>
+    </w:p>
+    <w:p>
+      <w:pPr>
+        <w:rPr>
+          <w:lang w:val="en-GB"/>
+        </w:rPr>
+      </w:pPr>
+      <w:r>
+        <w:rPr>
+          <w:rStyle w:val="AklamaBavurusu"/>
+        </w:rPr>
+        <w:annotationRef/>
+      </w:r>
+      <w:r>
+        <w:rPr>
+          <w:lang w:val="en-GB"/>
+        </w:rPr>
+        <w:t>Tarih ve yazar isminin aynı hizada olması gerekir.</w:t>
+      </w:r>
+    </w:p>
+  </w:comment>
+  <w:comment w:id="26" w:author="BTÜ-FBE" w:date="2017-05-10T11:15:00Z" w:initials="BTÜ-FBE">
     <w:p/>
     <w:p>
       <w:r>
@@ -27386,7 +27384,7 @@
     </w:p>
     <w:p/>
   </w:comment>
-  <w:comment w:id="27" w:author="BTÜ-FBE" w:date="2017-05-10T11:16:00Z" w:initials="BTÜ-FBE">
+  <w:comment w:id="28" w:author="BTÜ-FBE" w:date="2017-05-10T11:16:00Z" w:initials="BTÜ-FBE">
     <w:p>
       <w:pPr>
         <w:rPr>
@@ -27570,7 +27568,7 @@
       </w:pPr>
     </w:p>
   </w:comment>
-  <w:comment w:id="28" w:author="BTÜ-FBE" w:date="2017-06-28T14:07:00Z" w:initials="BTÜ-FBE">
+  <w:comment w:id="29" w:author="BTÜ-FBE" w:date="2017-06-28T14:07:00Z" w:initials="BTÜ-FBE">
     <w:p>
       <w:pPr>
         <w:pStyle w:val="AklamaMetni"/>
@@ -27624,7 +27622,7 @@
       </w:pPr>
     </w:p>
   </w:comment>
-  <w:comment w:id="32" w:author="BTÜ-FBE" w:date="2017-05-10T11:16:00Z" w:initials="BTÜ-FBE">
+  <w:comment w:id="33" w:author="BTÜ-FBE" w:date="2017-05-10T11:16:00Z" w:initials="BTÜ-FBE">
     <w:p>
       <w:pPr>
         <w:pStyle w:val="AklamaMetni"/>
@@ -27658,7 +27656,7 @@
       </w:r>
     </w:p>
   </w:comment>
-  <w:comment w:id="33" w:author="BTÜ-FBE" w:date="2017-01-30T16:47:00Z" w:initials="BTÜ-FBE">
+  <w:comment w:id="34" w:author="BTÜ-FBE" w:date="2017-01-30T16:47:00Z" w:initials="BTÜ-FBE">
     <w:p>
       <w:pPr>
         <w:rPr>
@@ -27681,7 +27679,7 @@
       </w:r>
     </w:p>
   </w:comment>
-  <w:comment w:id="37" w:author="BTÜ-FBE" w:date="2017-05-10T11:16:00Z" w:initials="BTÜ-FBE">
+  <w:comment w:id="38" w:author="BTÜ-FBE" w:date="2017-05-10T11:16:00Z" w:initials="BTÜ-FBE">
     <w:p>
       <w:pPr>
         <w:pStyle w:val="AklamaMetni"/>
@@ -27702,7 +27700,7 @@
       </w:r>
     </w:p>
   </w:comment>
-  <w:comment w:id="48" w:author="BTÜ-FBE" w:date="2017-05-10T11:21:00Z" w:initials="BTÜ-FBE">
+  <w:comment w:id="49" w:author="BTÜ-FBE" w:date="2017-05-10T11:21:00Z" w:initials="BTÜ-FBE">
     <w:p>
       <w:pPr>
         <w:pStyle w:val="AklamaMetni"/>
@@ -27728,7 +27726,7 @@
       </w:pPr>
     </w:p>
   </w:comment>
-  <w:comment w:id="55" w:author="BTÜ-FBE" w:date="2017-05-10T11:09:00Z" w:initials="BTÜ-FBE">
+  <w:comment w:id="56" w:author="BTÜ-FBE" w:date="2017-05-10T11:09:00Z" w:initials="BTÜ-FBE">
     <w:p>
       <w:pPr>
         <w:pStyle w:val="AklamaMetni"/>
@@ -27749,7 +27747,7 @@
       </w:r>
     </w:p>
   </w:comment>
-  <w:comment w:id="61" w:author="BTÜ-FBE" w:date="2017-05-10T11:23:00Z" w:initials="BTÜ-FBE">
+  <w:comment w:id="62" w:author="BTÜ-FBE" w:date="2017-05-10T11:23:00Z" w:initials="BTÜ-FBE">
     <w:p>
       <w:pPr>
         <w:pStyle w:val="AklamaMetni"/>
@@ -27767,38 +27765,38 @@
           <w:rStyle w:val="AklamaBavurusu"/>
         </w:rPr>
         <w:annotationRef/>
-      </w:r>
-    </w:p>
-  </w:comment>
-  <w:comment w:id="146" w:author="BTÜ-FBE" w:date="2017-05-10T11:34:00Z" w:initials="BTÜ-FBE">
-    <w:p>
-      <w:pPr>
-        <w:rPr>
-          <w:lang w:val="en-GB"/>
-        </w:rPr>
-      </w:pPr>
-    </w:p>
-    <w:p>
-      <w:pPr>
-        <w:rPr>
-          <w:lang w:val="en-GB"/>
-        </w:rPr>
-      </w:pPr>
-      <w:r>
-        <w:rPr>
-          <w:rStyle w:val="AklamaBavurusu"/>
-        </w:rPr>
-        <w:annotationRef/>
-      </w:r>
-      <w:r>
-        <w:rPr>
-          <w:lang w:val="en-GB"/>
-        </w:rPr>
-        <w:t>Numaralı gösterim, metin içindeki kullanıldığı sıra esas alınır.</w:t>
       </w:r>
     </w:p>
   </w:comment>
   <w:comment w:id="147" w:author="BTÜ-FBE" w:date="2017-05-10T11:34:00Z" w:initials="BTÜ-FBE">
+    <w:p>
+      <w:pPr>
+        <w:rPr>
+          <w:lang w:val="en-GB"/>
+        </w:rPr>
+      </w:pPr>
+    </w:p>
+    <w:p>
+      <w:pPr>
+        <w:rPr>
+          <w:lang w:val="en-GB"/>
+        </w:rPr>
+      </w:pPr>
+      <w:r>
+        <w:rPr>
+          <w:rStyle w:val="AklamaBavurusu"/>
+        </w:rPr>
+        <w:annotationRef/>
+      </w:r>
+      <w:r>
+        <w:rPr>
+          <w:lang w:val="en-GB"/>
+        </w:rPr>
+        <w:t>Numaralı gösterim, metin içindeki kullanıldığı sıra esas alınır.</w:t>
+      </w:r>
+    </w:p>
+  </w:comment>
+  <w:comment w:id="148" w:author="BTÜ-FBE" w:date="2017-05-10T11:34:00Z" w:initials="BTÜ-FBE">
     <w:p>
       <w:pPr>
         <w:rPr>
@@ -28308,7 +28306,7 @@
           <w:fldChar w:fldCharType="separate"/>
         </w:r>
         <w:r>
-          <w:t>17</w:t>
+          <w:t>8</w:t>
         </w:r>
         <w:r>
           <w:fldChar w:fldCharType="end"/>
@@ -28402,7 +28400,7 @@
           <w:fldChar w:fldCharType="separate"/>
         </w:r>
         <w:r>
-          <w:t>35</w:t>
+          <w:t>18</w:t>
         </w:r>
         <w:r>
           <w:fldChar w:fldCharType="end"/>
@@ -35526,7 +35524,7 @@
 </file>
 
 <file path=customXml/itemProps1.xml><?xml version="1.0" encoding="utf-8"?>
-<ds:datastoreItem xmlns:ds="http://schemas.openxmlformats.org/officeDocument/2006/customXml" ds:itemID="{D2D938A8-B51B-42CB-8F1A-1344BA1D724E}">
+<ds:datastoreItem xmlns:ds="http://schemas.openxmlformats.org/officeDocument/2006/customXml" ds:itemID="{E06E9437-48B7-4E40-B4C9-C5D207495F88}">
   <ds:schemaRefs>
     <ds:schemaRef ds:uri="http://schemas.openxmlformats.org/officeDocument/2006/bibliography"/>
   </ds:schemaRefs>

--- a/tez/2026_tez.docx
+++ b/tez/2026_tez.docx
@@ -1,6 +1,6 @@
 
 <file path=word/document.xml><?xml version="1.0" encoding="utf-8"?>
-<w:document xmlns:wpc="http://schemas.microsoft.com/office/word/2010/wordprocessingCanvas" xmlns:cx="http://schemas.microsoft.com/office/drawing/2014/chartex" xmlns:mc="http://schemas.openxmlformats.org/markup-compatibility/2006" xmlns:o="urn:schemas-microsoft-com:office:office" xmlns:r="http://schemas.openxmlformats.org/officeDocument/2006/relationships" xmlns:m="http://schemas.openxmlformats.org/officeDocument/2006/math" xmlns:v="urn:schemas-microsoft-com:vml" xmlns:wp14="http://schemas.microsoft.com/office/word/2010/wordprocessingDrawing" xmlns:wp="http://schemas.openxmlformats.org/drawingml/2006/wordprocessingDrawing" xmlns:w10="urn:schemas-microsoft-com:office:word" xmlns:w="http://schemas.openxmlformats.org/wordprocessingml/2006/main" xmlns:w14="http://schemas.microsoft.com/office/word/2010/wordml" xmlns:w15="http://schemas.microsoft.com/office/word/2012/wordml" xmlns:w16se="http://schemas.microsoft.com/office/word/2015/wordml/symex" xmlns:wpg="http://schemas.microsoft.com/office/word/2010/wordprocessingGroup" xmlns:wpi="http://schemas.microsoft.com/office/word/2010/wordprocessingInk" xmlns:wne="http://schemas.microsoft.com/office/word/2006/wordml" xmlns:wps="http://schemas.microsoft.com/office/word/2010/wordprocessingShape" mc:Ignorable="w14 w15 w16se wp14">
+<w:document xmlns:wpc="http://schemas.microsoft.com/office/word/2010/wordprocessingCanvas" xmlns:cx="http://schemas.microsoft.com/office/drawing/2014/chartex" xmlns:cx1="http://schemas.microsoft.com/office/drawing/2015/9/8/chartex" xmlns:cx2="http://schemas.microsoft.com/office/drawing/2015/10/21/chartex" xmlns:cx3="http://schemas.microsoft.com/office/drawing/2016/5/9/chartex" xmlns:cx4="http://schemas.microsoft.com/office/drawing/2016/5/10/chartex" xmlns:cx5="http://schemas.microsoft.com/office/drawing/2016/5/11/chartex" xmlns:cx6="http://schemas.microsoft.com/office/drawing/2016/5/12/chartex" xmlns:cx7="http://schemas.microsoft.com/office/drawing/2016/5/13/chartex" xmlns:cx8="http://schemas.microsoft.com/office/drawing/2016/5/14/chartex" xmlns:mc="http://schemas.openxmlformats.org/markup-compatibility/2006" xmlns:aink="http://schemas.microsoft.com/office/drawing/2016/ink" xmlns:am3d="http://schemas.microsoft.com/office/drawing/2017/model3d" xmlns:o="urn:schemas-microsoft-com:office:office" xmlns:oel="http://schemas.microsoft.com/office/2019/extlst" xmlns:r="http://schemas.openxmlformats.org/officeDocument/2006/relationships" xmlns:m="http://schemas.openxmlformats.org/officeDocument/2006/math" xmlns:v="urn:schemas-microsoft-com:vml" xmlns:wp14="http://schemas.microsoft.com/office/word/2010/wordprocessingDrawing" xmlns:wp="http://schemas.openxmlformats.org/drawingml/2006/wordprocessingDrawing" xmlns:w10="urn:schemas-microsoft-com:office:word" xmlns:w="http://schemas.openxmlformats.org/wordprocessingml/2006/main" xmlns:w14="http://schemas.microsoft.com/office/word/2010/wordml" xmlns:w15="http://schemas.microsoft.com/office/word/2012/wordml" xmlns:w16cex="http://schemas.microsoft.com/office/word/2018/wordml/cex" xmlns:w16cid="http://schemas.microsoft.com/office/word/2016/wordml/cid" xmlns:w16="http://schemas.microsoft.com/office/word/2018/wordml" xmlns:w16du="http://schemas.microsoft.com/office/word/2023/wordml/word16du" xmlns:w16sdtdh="http://schemas.microsoft.com/office/word/2020/wordml/sdtdatahash" xmlns:w16sdtfl="http://schemas.microsoft.com/office/word/2024/wordml/sdtformatlock" xmlns:w16se="http://schemas.microsoft.com/office/word/2015/wordml/symex" xmlns:wpg="http://schemas.microsoft.com/office/word/2010/wordprocessingGroup" xmlns:wpi="http://schemas.microsoft.com/office/word/2010/wordprocessingInk" xmlns:wne="http://schemas.microsoft.com/office/word/2006/wordml" xmlns:wps="http://schemas.microsoft.com/office/word/2010/wordprocessingShape" mc:Ignorable="w14 w15 w16se w16cid w16 w16cex w16sdtdh w16sdtfl w16du wp14">
   <w:body>
     <w:p>
       <w:pPr>
@@ -20,7 +20,7 @@
       <w:commentRangeEnd w:id="0"/>
       <w:r>
         <w:rPr>
-          <w:rStyle w:val="AklamaBavurusu"/>
+          <w:rStyle w:val="CommentReference"/>
           <w:b/>
           <w:sz w:val="24"/>
           <w:szCs w:val="24"/>
@@ -205,7 +205,7 @@
       <w:commentRangeEnd w:id="1"/>
       <w:r>
         <w:rPr>
-          <w:rStyle w:val="AklamaBavurusu"/>
+          <w:rStyle w:val="CommentReference"/>
           <w:rFonts w:ascii="Arial" w:hAnsi="Arial" w:cs="Arial"/>
           <w:sz w:val="24"/>
           <w:szCs w:val="24"/>
@@ -290,7 +290,7 @@
                     <pic:cNvPicPr/>
                   </pic:nvPicPr>
                   <pic:blipFill>
-                    <a:blip r:embed="rId10" cstate="print">
+                    <a:blip r:embed="rId11" cstate="print">
                       <a:extLst>
                         <a:ext uri="{28A0092B-C50C-407E-A947-70E740481C1C}">
                           <a14:useLocalDpi xmlns:a14="http://schemas.microsoft.com/office/drawing/2010/main" val="0"/>
@@ -533,7 +533,7 @@
       </w:pPr>
       <w:r>
         <w:rPr>
-          <w:rStyle w:val="AklamaBavurusu"/>
+          <w:rStyle w:val="CommentReference"/>
           <w:rFonts w:ascii="Arial" w:hAnsi="Arial" w:cs="Arial"/>
           <w:b/>
           <w:sz w:val="22"/>
@@ -777,7 +777,7 @@
       <w:commentRangeEnd w:id="3"/>
       <w:r>
         <w:rPr>
-          <w:rStyle w:val="AklamaBavurusu"/>
+          <w:rStyle w:val="CommentReference"/>
           <w:rFonts w:ascii="Arial" w:hAnsi="Arial" w:cs="Arial"/>
           <w:sz w:val="24"/>
           <w:szCs w:val="24"/>
@@ -978,7 +978,7 @@
       </w:pPr>
       <w:r>
         <w:rPr>
-          <w:rStyle w:val="AklamaBavurusu"/>
+          <w:rStyle w:val="CommentReference"/>
           <w:rFonts w:ascii="Arial" w:hAnsi="Arial" w:cs="Arial"/>
           <w:sz w:val="24"/>
           <w:szCs w:val="24"/>
@@ -1224,7 +1224,7 @@
                 <v:stroke joinstyle="miter"/>
                 <v:path gradientshapeok="t" o:connecttype="rect"/>
               </v:shapetype>
-              <v:shape id="Text Box 629" o:spid="_x0000_s1030" type="#_x0000_t202" style="position:absolute;margin-left:-6.6pt;margin-top:567pt;width:425.2pt;height:19.8pt;z-index:251685376;visibility:visible;mso-wrap-style:square;mso-width-percent:0;mso-height-percent:0;mso-wrap-distance-left:9pt;mso-wrap-distance-top:0;mso-wrap-distance-right:9pt;mso-wrap-distance-bottom:0;mso-position-horizontal:absolute;mso-position-horizontal-relative:margin;mso-position-vertical:absolute;mso-position-vertical-relative:page;mso-width-percent:0;mso-height-percent:0;mso-width-relative:page;mso-height-relative:page;v-text-anchor:top" o:gfxdata="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" filled="f" stroked="f">
+              <v:shape id="Text Box 629" o:spid="_x0000_s1030" type="#_x0000_t202" style="position:absolute;margin-left:-6.6pt;margin-top:567pt;width:425.2pt;height:19.8pt;z-index:251685376;visibility:visible;mso-wrap-style:square;mso-width-percent:0;mso-height-percent:0;mso-wrap-distance-left:9pt;mso-wrap-distance-top:0;mso-wrap-distance-right:9pt;mso-wrap-distance-bottom:0;mso-position-horizontal:absolute;mso-position-horizontal-relative:margin;mso-position-vertical:absolute;mso-position-vertical-relative:page;mso-width-percent:0;mso-height-percent:0;mso-width-relative:page;mso-height-relative:page;v-text-anchor:top" o:gfxdata="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" filled="f" stroked="f">
                 <v:textbox inset="0,0,0,0">
                   <w:txbxContent>
                     <w:tbl>
@@ -1365,7 +1365,7 @@
       <w:commentRangeEnd w:id="5"/>
       <w:r>
         <w:rPr>
-          <w:rStyle w:val="AklamaBavurusu"/>
+          <w:rStyle w:val="CommentReference"/>
           <w:rFonts w:ascii="Arial" w:hAnsi="Arial" w:cs="Arial"/>
           <w:sz w:val="24"/>
           <w:szCs w:val="24"/>
@@ -1418,7 +1418,7 @@
       <w:commentRangeEnd w:id="6"/>
       <w:r>
         <w:rPr>
-          <w:rStyle w:val="AklamaBavurusu"/>
+          <w:rStyle w:val="CommentReference"/>
           <w:rFonts w:ascii="Arial" w:hAnsi="Arial" w:cs="Arial"/>
           <w:sz w:val="24"/>
           <w:szCs w:val="24"/>
@@ -1623,37 +1623,37 @@
       </w:r>
       <w:commentRangeStart w:id="7"/>
       <w:commentRangeStart w:id="8"/>
+      <w:commentRangeEnd w:id="8"/>
+      <w:r>
+        <w:rPr>
+          <w:rStyle w:val="CommentReference"/>
+          <w:sz w:val="24"/>
+          <w:szCs w:val="24"/>
+          <w:lang w:val="en-US"/>
+        </w:rPr>
+        <w:commentReference w:id="8"/>
+      </w:r>
       <w:commentRangeEnd w:id="7"/>
       <w:r>
         <w:rPr>
-          <w:rStyle w:val="AklamaBavurusu"/>
+          <w:rStyle w:val="CommentReference"/>
           <w:sz w:val="24"/>
           <w:szCs w:val="24"/>
           <w:lang w:val="en-US"/>
         </w:rPr>
         <w:commentReference w:id="7"/>
       </w:r>
-      <w:commentRangeEnd w:id="8"/>
-      <w:r>
-        <w:rPr>
-          <w:rStyle w:val="AklamaBavurusu"/>
-          <w:sz w:val="24"/>
-          <w:szCs w:val="24"/>
+      <w:commentRangeStart w:id="9"/>
+      <w:r>
+        <w:rPr>
           <w:lang w:val="en-US"/>
         </w:rPr>
-        <w:commentReference w:id="8"/>
-      </w:r>
-      <w:commentRangeStart w:id="9"/>
-      <w:r>
-        <w:rPr>
-          <w:lang w:val="en-US"/>
-        </w:rPr>
         <w:br w:type="page"/>
       </w:r>
       <w:commentRangeEnd w:id="9"/>
       <w:r>
         <w:rPr>
-          <w:rStyle w:val="AklamaBavurusu"/>
+          <w:rStyle w:val="CommentReference"/>
           <w:sz w:val="24"/>
           <w:szCs w:val="24"/>
           <w:lang w:val="en-US"/>
@@ -2311,7 +2311,7 @@
       <w:commentRangeEnd w:id="10"/>
       <w:r>
         <w:rPr>
-          <w:rStyle w:val="AklamaBavurusu"/>
+          <w:rStyle w:val="CommentReference"/>
           <w:b/>
           <w:i/>
           <w:sz w:val="24"/>
@@ -2394,7 +2394,7 @@
                     <pic:cNvPicPr/>
                   </pic:nvPicPr>
                   <pic:blipFill>
-                    <a:blip r:embed="rId10" cstate="print">
+                    <a:blip r:embed="rId11" cstate="print">
                       <a:extLst>
                         <a:ext uri="{28A0092B-C50C-407E-A947-70E740481C1C}">
                           <a14:useLocalDpi xmlns:a14="http://schemas.microsoft.com/office/drawing/2010/main" val="0"/>
@@ -2743,7 +2743,7 @@
       </w:pPr>
       <w:r>
         <w:rPr>
-          <w:rStyle w:val="AklamaBavurusu"/>
+          <w:rStyle w:val="CommentReference"/>
           <w:sz w:val="24"/>
           <w:szCs w:val="24"/>
           <w:lang w:val="en-US"/>
@@ -2801,8 +2801,6 @@
         </w:rPr>
         <w:tab/>
       </w:r>
-      <w:bookmarkStart w:id="12" w:name="_GoBack"/>
-      <w:bookmarkEnd w:id="12"/>
     </w:p>
     <w:p>
       <w:pPr>
@@ -2993,7 +2991,7 @@
           </mc:Choice>
           <mc:Fallback>
             <w:pict>
-              <v:shape w14:anchorId="41C0C206" id="Text Box 528" o:spid="_x0000_s1037" type="#_x0000_t202" style="position:absolute;margin-left:-6.6pt;margin-top:567pt;width:425.2pt;height:21pt;z-index:251681280;visibility:visible;mso-wrap-style:square;mso-width-percent:0;mso-height-percent:0;mso-wrap-distance-left:9pt;mso-wrap-distance-top:0;mso-wrap-distance-right:9pt;mso-wrap-distance-bottom:0;mso-position-horizontal:absolute;mso-position-horizontal-relative:margin;mso-position-vertical:absolute;mso-position-vertical-relative:page;mso-width-percent:0;mso-height-percent:0;mso-width-relative:page;mso-height-relative:page;v-text-anchor:top" o:gfxdata="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" filled="f" stroked="f">
+              <v:shape w14:anchorId="41C0C206" id="Text Box 528" o:spid="_x0000_s1037" type="#_x0000_t202" style="position:absolute;margin-left:-6.6pt;margin-top:567pt;width:425.2pt;height:21pt;z-index:251681280;visibility:visible;mso-wrap-style:square;mso-width-percent:0;mso-height-percent:0;mso-wrap-distance-left:9pt;mso-wrap-distance-top:0;mso-wrap-distance-right:9pt;mso-wrap-distance-bottom:0;mso-position-horizontal:absolute;mso-position-horizontal-relative:margin;mso-position-vertical:absolute;mso-position-vertical-relative:page;mso-width-percent:0;mso-height-percent:0;mso-width-relative:page;mso-height-relative:page;v-text-anchor:top" o:gfxdata="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" filled="f" stroked="f">
                 <v:textbox inset="0,0,0,0">
                   <w:txbxContent>
                     <w:tbl>
@@ -3098,16 +3096,16 @@
           <w:lang w:val="en-US"/>
         </w:rPr>
       </w:pPr>
-      <w:commentRangeStart w:id="13"/>
-      <w:commentRangeEnd w:id="13"/>
-      <w:r>
-        <w:rPr>
-          <w:rStyle w:val="AklamaBavurusu"/>
+      <w:commentRangeStart w:id="12"/>
+      <w:commentRangeEnd w:id="12"/>
+      <w:r>
+        <w:rPr>
+          <w:rStyle w:val="CommentReference"/>
           <w:sz w:val="24"/>
           <w:szCs w:val="24"/>
           <w:lang w:val="en-US"/>
         </w:rPr>
-        <w:commentReference w:id="13"/>
+        <w:commentReference w:id="12"/>
       </w:r>
     </w:p>
     <w:p>
@@ -3293,48 +3291,48 @@
           <w:lang w:val="en-US"/>
         </w:rPr>
       </w:pPr>
+      <w:commentRangeStart w:id="13"/>
       <w:commentRangeStart w:id="14"/>
       <w:commentRangeStart w:id="15"/>
-      <w:commentRangeStart w:id="16"/>
+      <w:commentRangeEnd w:id="15"/>
+      <w:r>
+        <w:rPr>
+          <w:rStyle w:val="CommentReference"/>
+          <w:sz w:val="24"/>
+          <w:szCs w:val="24"/>
+          <w:lang w:val="en-US"/>
+        </w:rPr>
+        <w:commentReference w:id="15"/>
+      </w:r>
       <w:commentRangeEnd w:id="14"/>
       <w:r>
         <w:rPr>
-          <w:rStyle w:val="AklamaBavurusu"/>
+          <w:rStyle w:val="CommentReference"/>
           <w:sz w:val="24"/>
           <w:szCs w:val="24"/>
           <w:lang w:val="en-US"/>
         </w:rPr>
         <w:commentReference w:id="14"/>
       </w:r>
-      <w:commentRangeEnd w:id="15"/>
-      <w:r>
-        <w:rPr>
-          <w:rStyle w:val="AklamaBavurusu"/>
+      <w:commentRangeEnd w:id="13"/>
+      <w:r>
+        <w:rPr>
+          <w:rStyle w:val="CommentReference"/>
           <w:sz w:val="24"/>
           <w:szCs w:val="24"/>
           <w:lang w:val="en-US"/>
         </w:rPr>
-        <w:commentReference w:id="15"/>
-      </w:r>
-      <w:commentRangeEnd w:id="16"/>
-      <w:r>
-        <w:rPr>
-          <w:rStyle w:val="AklamaBavurusu"/>
-          <w:sz w:val="24"/>
-          <w:szCs w:val="24"/>
+        <w:commentReference w:id="13"/>
+      </w:r>
+    </w:p>
+    <w:p>
+      <w:pPr>
+        <w:rPr>
           <w:lang w:val="en-US"/>
         </w:rPr>
-        <w:commentReference w:id="16"/>
-      </w:r>
-    </w:p>
-    <w:p>
-      <w:pPr>
-        <w:rPr>
-          <w:lang w:val="en-US"/>
-        </w:rPr>
         <w:sectPr>
-          <w:footerReference w:type="default" r:id="rId11"/>
-          <w:footerReference w:type="first" r:id="rId12"/>
+          <w:footerReference w:type="default" r:id="rId12"/>
+          <w:footerReference w:type="first" r:id="rId13"/>
           <w:type w:val="oddPage"/>
           <w:pgSz w:w="11907" w:h="16840" w:code="9"/>
           <w:pgMar w:top="1418" w:right="1418" w:bottom="1418" w:left="2268" w:header="709" w:footer="709" w:gutter="0"/>
@@ -3603,16 +3601,16 @@
           </mc:Fallback>
         </mc:AlternateContent>
       </w:r>
-      <w:commentRangeStart w:id="17"/>
-      <w:commentRangeEnd w:id="17"/>
-      <w:r>
-        <w:rPr>
-          <w:rStyle w:val="AklamaBavurusu"/>
+      <w:commentRangeStart w:id="16"/>
+      <w:commentRangeEnd w:id="16"/>
+      <w:r>
+        <w:rPr>
+          <w:rStyle w:val="CommentReference"/>
           <w:sz w:val="24"/>
           <w:szCs w:val="24"/>
           <w:lang w:val="en-US"/>
         </w:rPr>
-        <w:commentReference w:id="17"/>
+        <w:commentReference w:id="16"/>
       </w:r>
     </w:p>
     <w:p>
@@ -3887,7 +3885,7 @@
           <w:lang w:val="en-US"/>
         </w:rPr>
       </w:pPr>
-      <w:commentRangeStart w:id="18"/>
+      <w:commentRangeStart w:id="17"/>
       <w:r>
         <w:rPr>
           <w:lang w:val="en-US"/>
@@ -3930,15 +3928,15 @@
         </w:rPr>
         <w:tab/>
       </w:r>
-      <w:commentRangeEnd w:id="18"/>
-      <w:r>
-        <w:rPr>
-          <w:rStyle w:val="AklamaBavurusu"/>
+      <w:commentRangeEnd w:id="17"/>
+      <w:r>
+        <w:rPr>
+          <w:rStyle w:val="CommentReference"/>
           <w:sz w:val="24"/>
           <w:szCs w:val="24"/>
           <w:lang w:val="en-US"/>
         </w:rPr>
-        <w:commentReference w:id="18"/>
+        <w:commentReference w:id="17"/>
       </w:r>
     </w:p>
     <w:p>
@@ -4812,9 +4810,9 @@
           <w:lang w:val="en-US"/>
         </w:rPr>
       </w:pPr>
-      <w:commentRangeStart w:id="19"/>
-    </w:p>
-    <w:commentRangeEnd w:id="19"/>
+      <w:commentRangeStart w:id="18"/>
+    </w:p>
+    <w:commentRangeEnd w:id="18"/>
     <w:p>
       <w:pPr>
         <w:rPr>
@@ -4823,12 +4821,12 @@
       </w:pPr>
       <w:r>
         <w:rPr>
-          <w:rStyle w:val="AklamaBavurusu"/>
+          <w:rStyle w:val="CommentReference"/>
           <w:sz w:val="24"/>
           <w:szCs w:val="24"/>
           <w:lang w:val="en-US"/>
         </w:rPr>
-        <w:commentReference w:id="19"/>
+        <w:commentReference w:id="18"/>
       </w:r>
     </w:p>
     <w:p>
@@ -4934,138 +4932,138 @@
           <w:lang w:val="en-US"/>
         </w:rPr>
       </w:pPr>
+      <w:commentRangeStart w:id="19"/>
       <w:commentRangeStart w:id="20"/>
+      <w:r>
+        <w:rPr>
+          <w:lang w:val="en-US"/>
+        </w:rPr>
+        <w:tab/>
+      </w:r>
+      <w:r>
+        <w:rPr>
+          <w:lang w:val="en-US"/>
+        </w:rPr>
+        <w:tab/>
+      </w:r>
+      <w:r>
+        <w:rPr>
+          <w:lang w:val="en-US"/>
+        </w:rPr>
+        <w:tab/>
+      </w:r>
+      <w:r>
+        <w:rPr>
+          <w:lang w:val="en-US"/>
+        </w:rPr>
+        <w:tab/>
+      </w:r>
+      <w:r>
+        <w:rPr>
+          <w:lang w:val="en-US"/>
+        </w:rPr>
+        <w:tab/>
+      </w:r>
+      <w:r>
+        <w:rPr>
+          <w:lang w:val="en-US"/>
+        </w:rPr>
+        <w:tab/>
+      </w:r>
       <w:commentRangeStart w:id="21"/>
-      <w:r>
-        <w:rPr>
+      <w:commentRangeEnd w:id="20"/>
+      <w:r>
+        <w:rPr>
+          <w:rStyle w:val="CommentReference"/>
+          <w:sz w:val="24"/>
+          <w:szCs w:val="24"/>
           <w:lang w:val="en-US"/>
         </w:rPr>
+        <w:commentReference w:id="20"/>
+      </w:r>
+      <w:commentRangeEnd w:id="19"/>
+      <w:r>
+        <w:rPr>
+          <w:rStyle w:val="CommentReference"/>
+          <w:sz w:val="24"/>
+          <w:szCs w:val="24"/>
+          <w:lang w:val="en-US"/>
+        </w:rPr>
+        <w:commentReference w:id="19"/>
+      </w:r>
+      <w:commentRangeEnd w:id="21"/>
+      <w:r>
+        <w:rPr>
+          <w:rStyle w:val="CommentReference"/>
+          <w:sz w:val="24"/>
+          <w:szCs w:val="24"/>
+          <w:lang w:val="en-US"/>
+        </w:rPr>
+        <w:commentReference w:id="21"/>
+      </w:r>
+      <w:r>
+        <w:rPr>
+          <w:lang w:val="en-US"/>
+        </w:rPr>
         <w:tab/>
       </w:r>
-      <w:r>
+    </w:p>
+    <w:p>
+      <w:pPr>
         <w:rPr>
           <w:lang w:val="en-US"/>
         </w:rPr>
-        <w:tab/>
-      </w:r>
-      <w:r>
+      </w:pPr>
+    </w:p>
+    <w:p>
+      <w:pPr>
         <w:rPr>
           <w:lang w:val="en-US"/>
         </w:rPr>
-        <w:tab/>
-      </w:r>
-      <w:r>
+      </w:pPr>
+    </w:p>
+    <w:p>
+      <w:pPr>
         <w:rPr>
           <w:lang w:val="en-US"/>
         </w:rPr>
-        <w:tab/>
-      </w:r>
-      <w:r>
+      </w:pPr>
+    </w:p>
+    <w:p>
+      <w:pPr>
         <w:rPr>
           <w:lang w:val="en-US"/>
         </w:rPr>
-        <w:tab/>
-      </w:r>
-      <w:r>
+      </w:pPr>
+    </w:p>
+    <w:p>
+      <w:pPr>
         <w:rPr>
           <w:lang w:val="en-US"/>
         </w:rPr>
-        <w:tab/>
-      </w:r>
-      <w:commentRangeStart w:id="22"/>
-      <w:commentRangeEnd w:id="20"/>
-      <w:r>
-        <w:rPr>
-          <w:rStyle w:val="AklamaBavurusu"/>
-          <w:sz w:val="24"/>
-          <w:szCs w:val="24"/>
+      </w:pPr>
+    </w:p>
+    <w:p>
+      <w:pPr>
+        <w:rPr>
           <w:lang w:val="en-US"/>
         </w:rPr>
-        <w:commentReference w:id="20"/>
-      </w:r>
-      <w:commentRangeEnd w:id="21"/>
-      <w:r>
-        <w:rPr>
-          <w:rStyle w:val="AklamaBavurusu"/>
-          <w:sz w:val="24"/>
-          <w:szCs w:val="24"/>
+      </w:pPr>
+    </w:p>
+    <w:p>
+      <w:pPr>
+        <w:rPr>
           <w:lang w:val="en-US"/>
         </w:rPr>
-        <w:commentReference w:id="21"/>
-      </w:r>
-      <w:commentRangeEnd w:id="22"/>
-      <w:r>
-        <w:rPr>
-          <w:rStyle w:val="AklamaBavurusu"/>
-          <w:sz w:val="24"/>
-          <w:szCs w:val="24"/>
+      </w:pPr>
+    </w:p>
+    <w:p>
+      <w:pPr>
+        <w:rPr>
           <w:lang w:val="en-US"/>
         </w:rPr>
-        <w:commentReference w:id="22"/>
-      </w:r>
-      <w:r>
-        <w:rPr>
-          <w:lang w:val="en-US"/>
-        </w:rPr>
-        <w:tab/>
-      </w:r>
-    </w:p>
-    <w:p>
-      <w:pPr>
-        <w:rPr>
-          <w:lang w:val="en-US"/>
-        </w:rPr>
-      </w:pPr>
-    </w:p>
-    <w:p>
-      <w:pPr>
-        <w:rPr>
-          <w:lang w:val="en-US"/>
-        </w:rPr>
-      </w:pPr>
-    </w:p>
-    <w:p>
-      <w:pPr>
-        <w:rPr>
-          <w:lang w:val="en-US"/>
-        </w:rPr>
-      </w:pPr>
-    </w:p>
-    <w:p>
-      <w:pPr>
-        <w:rPr>
-          <w:lang w:val="en-US"/>
-        </w:rPr>
-      </w:pPr>
-    </w:p>
-    <w:p>
-      <w:pPr>
-        <w:rPr>
-          <w:lang w:val="en-US"/>
-        </w:rPr>
-      </w:pPr>
-    </w:p>
-    <w:p>
-      <w:pPr>
-        <w:rPr>
-          <w:lang w:val="en-US"/>
-        </w:rPr>
-      </w:pPr>
-    </w:p>
-    <w:p>
-      <w:pPr>
-        <w:rPr>
-          <w:lang w:val="en-US"/>
-        </w:rPr>
-      </w:pPr>
-    </w:p>
-    <w:p>
-      <w:pPr>
-        <w:rPr>
-          <w:lang w:val="en-US"/>
-        </w:rPr>
         <w:sectPr>
-          <w:footerReference w:type="default" r:id="rId13"/>
+          <w:footerReference w:type="default" r:id="rId14"/>
           <w:pgSz w:w="11906" w:h="16838"/>
           <w:pgMar w:top="1418" w:right="1418" w:bottom="1418" w:left="2268" w:header="709" w:footer="709" w:gutter="0"/>
           <w:pgNumType w:fmt="lowerRoman" w:start="2"/>
@@ -5384,7 +5382,7 @@
         </w:rPr>
         <w:t>İ</w:t>
       </w:r>
-      <w:commentRangeStart w:id="23"/>
+      <w:commentRangeStart w:id="22"/>
       <w:r>
         <w:rPr>
           <w:noProof w:val="0"/>
@@ -5392,16 +5390,16 @@
         </w:rPr>
         <w:t xml:space="preserve">mzası </w:t>
       </w:r>
-      <w:commentRangeEnd w:id="23"/>
-      <w:r>
-        <w:rPr>
-          <w:rStyle w:val="AklamaBavurusu"/>
+      <w:commentRangeEnd w:id="22"/>
+      <w:r>
+        <w:rPr>
+          <w:rStyle w:val="CommentReference"/>
           <w:noProof w:val="0"/>
           <w:sz w:val="24"/>
           <w:szCs w:val="24"/>
           <w:lang w:eastAsia="en-GB"/>
         </w:rPr>
-        <w:commentReference w:id="23"/>
+        <w:commentReference w:id="22"/>
       </w:r>
       <w:r>
         <w:rPr>
@@ -5510,18 +5508,18 @@
     </w:p>
     <w:p>
       <w:pPr>
-        <w:pStyle w:val="Balk1"/>
+        <w:pStyle w:val="Heading1"/>
         <w:numPr>
           <w:ilvl w:val="0"/>
           <w:numId w:val="0"/>
         </w:numPr>
       </w:pPr>
-      <w:bookmarkStart w:id="24" w:name="_Toc232684015"/>
+      <w:bookmarkStart w:id="23" w:name="_Toc232684015"/>
       <w:r>
         <w:lastRenderedPageBreak/>
         <w:t>ÖNSÖZ</w:t>
       </w:r>
-      <w:bookmarkEnd w:id="24"/>
+      <w:bookmarkEnd w:id="23"/>
     </w:p>
     <w:p>
       <w:pPr>
@@ -5557,7 +5555,7 @@
       <w:r>
         <w:t>Haziran</w:t>
       </w:r>
-      <w:commentRangeStart w:id="25"/>
+      <w:commentRangeStart w:id="24"/>
       <w:r>
         <w:t xml:space="preserve"> </w:t>
       </w:r>
@@ -5567,14 +5565,14 @@
       <w:r>
         <w:tab/>
       </w:r>
-      <w:commentRangeEnd w:id="25"/>
-      <w:r>
-        <w:rPr>
-          <w:rStyle w:val="AklamaBavurusu"/>
-          <w:sz w:val="24"/>
-          <w:szCs w:val="24"/>
-        </w:rPr>
-        <w:commentReference w:id="25"/>
+      <w:commentRangeEnd w:id="24"/>
+      <w:r>
+        <w:rPr>
+          <w:rStyle w:val="CommentReference"/>
+          <w:sz w:val="24"/>
+          <w:szCs w:val="24"/>
+        </w:rPr>
+        <w:commentReference w:id="24"/>
       </w:r>
       <w:r>
         <w:tab/>
@@ -5769,7 +5767,7 @@
           <w:lang w:val="en-US"/>
         </w:rPr>
       </w:pPr>
-      <w:commentRangeStart w:id="26"/>
+      <w:commentRangeStart w:id="25"/>
     </w:p>
     <w:p>
       <w:pPr>
@@ -5778,7 +5776,7 @@
         </w:rPr>
       </w:pPr>
     </w:p>
-    <w:commentRangeEnd w:id="26"/>
+    <w:commentRangeEnd w:id="25"/>
     <w:p>
       <w:pPr>
         <w:rPr>
@@ -5787,12 +5785,12 @@
       </w:pPr>
       <w:r>
         <w:rPr>
-          <w:rStyle w:val="AklamaBavurusu"/>
+          <w:rStyle w:val="CommentReference"/>
           <w:sz w:val="24"/>
           <w:szCs w:val="24"/>
           <w:lang w:val="en-US"/>
         </w:rPr>
-        <w:commentReference w:id="26"/>
+        <w:commentReference w:id="25"/>
       </w:r>
     </w:p>
     <w:p>
@@ -5817,27 +5815,27 @@
     </w:p>
     <w:p>
       <w:pPr>
-        <w:pStyle w:val="Balk1"/>
+        <w:pStyle w:val="Heading1"/>
         <w:numPr>
           <w:ilvl w:val="0"/>
           <w:numId w:val="0"/>
         </w:numPr>
       </w:pPr>
-      <w:bookmarkStart w:id="27" w:name="_Toc232684016"/>
-      <w:commentRangeStart w:id="28"/>
+      <w:bookmarkStart w:id="26" w:name="_Toc232684016"/>
+      <w:commentRangeStart w:id="27"/>
       <w:r>
         <w:lastRenderedPageBreak/>
         <w:t>İÇİNDEKİLER</w:t>
       </w:r>
-      <w:bookmarkEnd w:id="27"/>
-      <w:commentRangeEnd w:id="28"/>
-      <w:r>
-        <w:rPr>
-          <w:rStyle w:val="AklamaBavurusu"/>
-          <w:sz w:val="24"/>
-          <w:szCs w:val="24"/>
-        </w:rPr>
-        <w:commentReference w:id="28"/>
+      <w:bookmarkEnd w:id="26"/>
+      <w:commentRangeEnd w:id="27"/>
+      <w:r>
+        <w:rPr>
+          <w:rStyle w:val="CommentReference"/>
+          <w:sz w:val="24"/>
+          <w:szCs w:val="24"/>
+        </w:rPr>
+        <w:commentReference w:id="27"/>
       </w:r>
     </w:p>
     <w:p>
@@ -5853,7 +5851,7 @@
           <w:lang w:val="en-US"/>
         </w:rPr>
       </w:pPr>
-      <w:commentRangeStart w:id="29"/>
+      <w:commentRangeStart w:id="28"/>
       <w:r>
         <w:rPr>
           <w:b/>
@@ -5862,22 +5860,22 @@
         </w:rPr>
         <w:t>Sayfa</w:t>
       </w:r>
-      <w:commentRangeEnd w:id="29"/>
-      <w:r>
-        <w:rPr>
-          <w:rStyle w:val="AklamaBavurusu"/>
+      <w:commentRangeEnd w:id="28"/>
+      <w:r>
+        <w:rPr>
+          <w:rStyle w:val="CommentReference"/>
           <w:b/>
           <w:sz w:val="24"/>
           <w:szCs w:val="24"/>
           <w:u w:val="single"/>
           <w:lang w:val="en-US"/>
         </w:rPr>
-        <w:commentReference w:id="29"/>
-      </w:r>
-    </w:p>
-    <w:p>
-      <w:pPr>
-        <w:pStyle w:val="T1"/>
+        <w:commentReference w:id="28"/>
+      </w:r>
+    </w:p>
+    <w:p>
+      <w:pPr>
+        <w:pStyle w:val="TOC1"/>
         <w:rPr>
           <w:rFonts w:asciiTheme="minorHAnsi" w:eastAsiaTheme="minorEastAsia" w:hAnsiTheme="minorHAnsi" w:cstheme="minorBidi"/>
           <w:b w:val="0"/>
@@ -5904,7 +5902,7 @@
       <w:hyperlink w:anchor="_Toc232684015" w:history="1">
         <w:r>
           <w:rPr>
-            <w:rStyle w:val="Kpr"/>
+            <w:rStyle w:val="Hyperlink"/>
           </w:rPr>
           <w:t>ÖNSÖZ</w:t>
         </w:r>
@@ -5959,7 +5957,7 @@
     </w:p>
     <w:p>
       <w:pPr>
-        <w:pStyle w:val="T1"/>
+        <w:pStyle w:val="TOC1"/>
         <w:rPr>
           <w:rFonts w:asciiTheme="minorHAnsi" w:eastAsiaTheme="minorEastAsia" w:hAnsiTheme="minorHAnsi" w:cstheme="minorBidi"/>
           <w:b w:val="0"/>
@@ -5971,7 +5969,7 @@
       <w:hyperlink w:anchor="_Toc232684016" w:history="1">
         <w:r>
           <w:rPr>
-            <w:rStyle w:val="Kpr"/>
+            <w:rStyle w:val="Hyperlink"/>
           </w:rPr>
           <w:t>İÇİNDEKİLER</w:t>
         </w:r>
@@ -6020,7 +6018,7 @@
     </w:p>
     <w:p>
       <w:pPr>
-        <w:pStyle w:val="T1"/>
+        <w:pStyle w:val="TOC1"/>
         <w:rPr>
           <w:rFonts w:asciiTheme="minorHAnsi" w:eastAsiaTheme="minorEastAsia" w:hAnsiTheme="minorHAnsi" w:cstheme="minorBidi"/>
           <w:b w:val="0"/>
@@ -6032,7 +6030,7 @@
       <w:hyperlink w:anchor="_Toc232684017" w:history="1">
         <w:r>
           <w:rPr>
-            <w:rStyle w:val="Kpr"/>
+            <w:rStyle w:val="Hyperlink"/>
           </w:rPr>
           <w:t>KISALTMALAR</w:t>
         </w:r>
@@ -6081,7 +6079,7 @@
     </w:p>
     <w:p>
       <w:pPr>
-        <w:pStyle w:val="T1"/>
+        <w:pStyle w:val="TOC1"/>
         <w:rPr>
           <w:rFonts w:asciiTheme="minorHAnsi" w:eastAsiaTheme="minorEastAsia" w:hAnsiTheme="minorHAnsi" w:cstheme="minorBidi"/>
           <w:b w:val="0"/>
@@ -6093,7 +6091,7 @@
       <w:hyperlink w:anchor="_Toc232684018" w:history="1">
         <w:r>
           <w:rPr>
-            <w:rStyle w:val="Kpr"/>
+            <w:rStyle w:val="Hyperlink"/>
           </w:rPr>
           <w:t>SEMBOLLER</w:t>
         </w:r>
@@ -6142,7 +6140,7 @@
     </w:p>
     <w:p>
       <w:pPr>
-        <w:pStyle w:val="T1"/>
+        <w:pStyle w:val="TOC1"/>
         <w:rPr>
           <w:rFonts w:asciiTheme="minorHAnsi" w:eastAsiaTheme="minorEastAsia" w:hAnsiTheme="minorHAnsi" w:cstheme="minorBidi"/>
           <w:b w:val="0"/>
@@ -6154,7 +6152,7 @@
       <w:hyperlink w:anchor="_Toc232684019" w:history="1">
         <w:r>
           <w:rPr>
-            <w:rStyle w:val="Kpr"/>
+            <w:rStyle w:val="Hyperlink"/>
           </w:rPr>
           <w:t>ÇİZELGE LİSTESİ</w:t>
         </w:r>
@@ -6203,7 +6201,7 @@
     </w:p>
     <w:p>
       <w:pPr>
-        <w:pStyle w:val="T1"/>
+        <w:pStyle w:val="TOC1"/>
         <w:rPr>
           <w:rFonts w:asciiTheme="minorHAnsi" w:eastAsiaTheme="minorEastAsia" w:hAnsiTheme="minorHAnsi" w:cstheme="minorBidi"/>
           <w:b w:val="0"/>
@@ -6215,7 +6213,7 @@
       <w:hyperlink w:anchor="_Toc232684020" w:history="1">
         <w:r>
           <w:rPr>
-            <w:rStyle w:val="Kpr"/>
+            <w:rStyle w:val="Hyperlink"/>
           </w:rPr>
           <w:t>ŞEKİL LİSTESİ</w:t>
         </w:r>
@@ -6264,7 +6262,7 @@
     </w:p>
     <w:p>
       <w:pPr>
-        <w:pStyle w:val="T1"/>
+        <w:pStyle w:val="TOC1"/>
         <w:rPr>
           <w:rFonts w:asciiTheme="minorHAnsi" w:eastAsiaTheme="minorEastAsia" w:hAnsiTheme="minorHAnsi" w:cstheme="minorBidi"/>
           <w:b w:val="0"/>
@@ -6276,7 +6274,7 @@
       <w:hyperlink w:anchor="_Toc232684021" w:history="1">
         <w:r>
           <w:rPr>
-            <w:rStyle w:val="Kpr"/>
+            <w:rStyle w:val="Hyperlink"/>
           </w:rPr>
           <w:t>ÖZET</w:t>
         </w:r>
@@ -6331,7 +6329,7 @@
     </w:p>
     <w:p>
       <w:pPr>
-        <w:pStyle w:val="T1"/>
+        <w:pStyle w:val="TOC1"/>
         <w:rPr>
           <w:rFonts w:asciiTheme="minorHAnsi" w:eastAsiaTheme="minorEastAsia" w:hAnsiTheme="minorHAnsi" w:cstheme="minorBidi"/>
           <w:b w:val="0"/>
@@ -6343,7 +6341,7 @@
       <w:hyperlink w:anchor="_Toc232684022" w:history="1">
         <w:r>
           <w:rPr>
-            <w:rStyle w:val="Kpr"/>
+            <w:rStyle w:val="Hyperlink"/>
           </w:rPr>
           <w:t>SUMMARY</w:t>
         </w:r>
@@ -6392,7 +6390,7 @@
     </w:p>
     <w:p>
       <w:pPr>
-        <w:pStyle w:val="T1"/>
+        <w:pStyle w:val="TOC1"/>
         <w:rPr>
           <w:rFonts w:asciiTheme="minorHAnsi" w:eastAsiaTheme="minorEastAsia" w:hAnsiTheme="minorHAnsi" w:cstheme="minorBidi"/>
           <w:b w:val="0"/>
@@ -6404,7 +6402,7 @@
       <w:hyperlink w:anchor="_Toc232684023" w:history="1">
         <w:r>
           <w:rPr>
-            <w:rStyle w:val="Kpr"/>
+            <w:rStyle w:val="Hyperlink"/>
           </w:rPr>
           <w:t>1. GİRİŞ</w:t>
         </w:r>
@@ -6459,7 +6457,7 @@
     </w:p>
     <w:p>
       <w:pPr>
-        <w:pStyle w:val="T2"/>
+        <w:pStyle w:val="TOC2"/>
         <w:rPr>
           <w:rFonts w:asciiTheme="minorHAnsi" w:eastAsiaTheme="minorEastAsia" w:hAnsiTheme="minorHAnsi" w:cstheme="minorBidi"/>
           <w:noProof/>
@@ -6471,7 +6469,7 @@
       <w:hyperlink w:anchor="_Toc232684024" w:history="1">
         <w:r>
           <w:rPr>
-            <w:rStyle w:val="Kpr"/>
+            <w:rStyle w:val="Hyperlink"/>
             <w:noProof/>
           </w:rPr>
           <w:t>1.1 Tezin Amacı</w:t>
@@ -6528,7 +6526,7 @@
     </w:p>
     <w:p>
       <w:pPr>
-        <w:pStyle w:val="T3"/>
+        <w:pStyle w:val="TOC3"/>
         <w:rPr>
           <w:rFonts w:asciiTheme="minorHAnsi" w:eastAsiaTheme="minorEastAsia" w:hAnsiTheme="minorHAnsi" w:cstheme="minorBidi"/>
           <w:noProof/>
@@ -6540,7 +6538,7 @@
       <w:hyperlink w:anchor="_Toc232684025" w:history="1">
         <w:r>
           <w:rPr>
-            <w:rStyle w:val="Kpr"/>
+            <w:rStyle w:val="Hyperlink"/>
             <w:noProof/>
           </w:rPr>
           <w:t>1.1.1 Çözülmek istenen problem</w:t>
@@ -6597,7 +6595,7 @@
     </w:p>
     <w:p>
       <w:pPr>
-        <w:pStyle w:val="T3"/>
+        <w:pStyle w:val="TOC3"/>
         <w:rPr>
           <w:rFonts w:asciiTheme="minorHAnsi" w:eastAsiaTheme="minorEastAsia" w:hAnsiTheme="minorHAnsi" w:cstheme="minorBidi"/>
           <w:noProof/>
@@ -6609,7 +6607,7 @@
       <w:hyperlink w:anchor="_Toc232684026" w:history="1">
         <w:r>
           <w:rPr>
-            <w:rStyle w:val="Kpr"/>
+            <w:rStyle w:val="Hyperlink"/>
             <w:noProof/>
           </w:rPr>
           <w:t>1.1.2 Ölçülebilir hedefler</w:t>
@@ -6666,7 +6664,7 @@
     </w:p>
     <w:p>
       <w:pPr>
-        <w:pStyle w:val="T2"/>
+        <w:pStyle w:val="TOC2"/>
         <w:rPr>
           <w:rFonts w:asciiTheme="minorHAnsi" w:eastAsiaTheme="minorEastAsia" w:hAnsiTheme="minorHAnsi" w:cstheme="minorBidi"/>
           <w:noProof/>
@@ -6678,7 +6676,7 @@
       <w:hyperlink w:anchor="_Toc232684027" w:history="1">
         <w:r>
           <w:rPr>
-            <w:rStyle w:val="Kpr"/>
+            <w:rStyle w:val="Hyperlink"/>
             <w:noProof/>
             <w:lang w:val="en-US"/>
           </w:rPr>
@@ -6736,7 +6734,7 @@
     </w:p>
     <w:p>
       <w:pPr>
-        <w:pStyle w:val="T2"/>
+        <w:pStyle w:val="TOC2"/>
         <w:rPr>
           <w:rFonts w:asciiTheme="minorHAnsi" w:eastAsiaTheme="minorEastAsia" w:hAnsiTheme="minorHAnsi" w:cstheme="minorBidi"/>
           <w:noProof/>
@@ -6748,7 +6746,7 @@
       <w:hyperlink w:anchor="_Toc232684028" w:history="1">
         <w:r>
           <w:rPr>
-            <w:rStyle w:val="Kpr"/>
+            <w:rStyle w:val="Hyperlink"/>
             <w:noProof/>
             <w:lang w:val="en-US"/>
           </w:rPr>
@@ -6806,7 +6804,7 @@
     </w:p>
     <w:p>
       <w:pPr>
-        <w:pStyle w:val="T1"/>
+        <w:pStyle w:val="TOC1"/>
         <w:rPr>
           <w:rFonts w:asciiTheme="minorHAnsi" w:eastAsiaTheme="minorEastAsia" w:hAnsiTheme="minorHAnsi" w:cstheme="minorBidi"/>
           <w:b w:val="0"/>
@@ -6818,7 +6816,7 @@
       <w:hyperlink w:anchor="_Toc232684029" w:history="1">
         <w:r>
           <w:rPr>
-            <w:rStyle w:val="Kpr"/>
+            <w:rStyle w:val="Hyperlink"/>
           </w:rPr>
           <w:t>2. KURAMSAL TEMELLER VE İLGİLİ ÇALIŞMALAR</w:t>
         </w:r>
@@ -6867,7 +6865,7 @@
     </w:p>
     <w:p>
       <w:pPr>
-        <w:pStyle w:val="T2"/>
+        <w:pStyle w:val="TOC2"/>
         <w:rPr>
           <w:rFonts w:asciiTheme="minorHAnsi" w:eastAsiaTheme="minorEastAsia" w:hAnsiTheme="minorHAnsi" w:cstheme="minorBidi"/>
           <w:noProof/>
@@ -6879,7 +6877,7 @@
       <w:hyperlink w:anchor="_Toc232684030" w:history="1">
         <w:r>
           <w:rPr>
-            <w:rStyle w:val="Kpr"/>
+            <w:rStyle w:val="Hyperlink"/>
             <w:noProof/>
             <w:lang w:val="en-US"/>
           </w:rPr>
@@ -6937,7 +6935,7 @@
     </w:p>
     <w:p>
       <w:pPr>
-        <w:pStyle w:val="T2"/>
+        <w:pStyle w:val="TOC2"/>
         <w:rPr>
           <w:rFonts w:asciiTheme="minorHAnsi" w:eastAsiaTheme="minorEastAsia" w:hAnsiTheme="minorHAnsi" w:cstheme="minorBidi"/>
           <w:noProof/>
@@ -6949,7 +6947,7 @@
       <w:hyperlink w:anchor="_Toc232684031" w:history="1">
         <w:r>
           <w:rPr>
-            <w:rStyle w:val="Kpr"/>
+            <w:rStyle w:val="Hyperlink"/>
             <w:noProof/>
             <w:lang w:val="en-US"/>
           </w:rPr>
@@ -7007,7 +7005,7 @@
     </w:p>
     <w:p>
       <w:pPr>
-        <w:pStyle w:val="T2"/>
+        <w:pStyle w:val="TOC2"/>
         <w:rPr>
           <w:rFonts w:asciiTheme="minorHAnsi" w:eastAsiaTheme="minorEastAsia" w:hAnsiTheme="minorHAnsi" w:cstheme="minorBidi"/>
           <w:noProof/>
@@ -7019,7 +7017,7 @@
       <w:hyperlink w:anchor="_Toc232684032" w:history="1">
         <w:r>
           <w:rPr>
-            <w:rStyle w:val="Kpr"/>
+            <w:rStyle w:val="Hyperlink"/>
             <w:noProof/>
             <w:lang w:val="en-US"/>
           </w:rPr>
@@ -7077,7 +7075,7 @@
     </w:p>
     <w:p>
       <w:pPr>
-        <w:pStyle w:val="T2"/>
+        <w:pStyle w:val="TOC2"/>
         <w:rPr>
           <w:rFonts w:asciiTheme="minorHAnsi" w:eastAsiaTheme="minorEastAsia" w:hAnsiTheme="minorHAnsi" w:cstheme="minorBidi"/>
           <w:noProof/>
@@ -7089,7 +7087,7 @@
       <w:hyperlink w:anchor="_Toc232684033" w:history="1">
         <w:r>
           <w:rPr>
-            <w:rStyle w:val="Kpr"/>
+            <w:rStyle w:val="Hyperlink"/>
             <w:noProof/>
             <w:lang w:val="en-US"/>
           </w:rPr>
@@ -7147,7 +7145,7 @@
     </w:p>
     <w:p>
       <w:pPr>
-        <w:pStyle w:val="T2"/>
+        <w:pStyle w:val="TOC2"/>
         <w:rPr>
           <w:rFonts w:asciiTheme="minorHAnsi" w:eastAsiaTheme="minorEastAsia" w:hAnsiTheme="minorHAnsi" w:cstheme="minorBidi"/>
           <w:noProof/>
@@ -7159,7 +7157,7 @@
       <w:hyperlink w:anchor="_Toc232684034" w:history="1">
         <w:r>
           <w:rPr>
-            <w:rStyle w:val="Kpr"/>
+            <w:rStyle w:val="Hyperlink"/>
             <w:noProof/>
             <w:lang w:val="en-US"/>
           </w:rPr>
@@ -7217,7 +7215,7 @@
     </w:p>
     <w:p>
       <w:pPr>
-        <w:pStyle w:val="T1"/>
+        <w:pStyle w:val="TOC1"/>
         <w:rPr>
           <w:rFonts w:asciiTheme="minorHAnsi" w:eastAsiaTheme="minorEastAsia" w:hAnsiTheme="minorHAnsi" w:cstheme="minorBidi"/>
           <w:b w:val="0"/>
@@ -7229,7 +7227,7 @@
       <w:hyperlink w:anchor="_Toc232684035" w:history="1">
         <w:r>
           <w:rPr>
-            <w:rStyle w:val="Kpr"/>
+            <w:rStyle w:val="Hyperlink"/>
           </w:rPr>
           <w:t>3. SİSTEM MİMARİSİ VE YÖNTEM</w:t>
         </w:r>
@@ -7278,7 +7276,7 @@
     </w:p>
     <w:p>
       <w:pPr>
-        <w:pStyle w:val="T2"/>
+        <w:pStyle w:val="TOC2"/>
         <w:rPr>
           <w:rFonts w:asciiTheme="minorHAnsi" w:eastAsiaTheme="minorEastAsia" w:hAnsiTheme="minorHAnsi" w:cstheme="minorBidi"/>
           <w:noProof/>
@@ -7290,7 +7288,7 @@
       <w:hyperlink w:anchor="_Toc232684036" w:history="1">
         <w:r>
           <w:rPr>
-            <w:rStyle w:val="Kpr"/>
+            <w:rStyle w:val="Hyperlink"/>
             <w:noProof/>
             <w:lang w:val="en-US"/>
           </w:rPr>
@@ -7348,7 +7346,7 @@
     </w:p>
     <w:p>
       <w:pPr>
-        <w:pStyle w:val="T2"/>
+        <w:pStyle w:val="TOC2"/>
         <w:rPr>
           <w:rFonts w:asciiTheme="minorHAnsi" w:eastAsiaTheme="minorEastAsia" w:hAnsiTheme="minorHAnsi" w:cstheme="minorBidi"/>
           <w:noProof/>
@@ -7360,7 +7358,7 @@
       <w:hyperlink w:anchor="_Toc232684037" w:history="1">
         <w:r>
           <w:rPr>
-            <w:rStyle w:val="Kpr"/>
+            <w:rStyle w:val="Hyperlink"/>
             <w:noProof/>
             <w:lang w:val="en-US"/>
           </w:rPr>
@@ -7418,7 +7416,7 @@
     </w:p>
     <w:p>
       <w:pPr>
-        <w:pStyle w:val="T2"/>
+        <w:pStyle w:val="TOC2"/>
         <w:rPr>
           <w:rFonts w:asciiTheme="minorHAnsi" w:eastAsiaTheme="minorEastAsia" w:hAnsiTheme="minorHAnsi" w:cstheme="minorBidi"/>
           <w:noProof/>
@@ -7430,7 +7428,7 @@
       <w:hyperlink w:anchor="_Toc232684038" w:history="1">
         <w:r>
           <w:rPr>
-            <w:rStyle w:val="Kpr"/>
+            <w:rStyle w:val="Hyperlink"/>
             <w:noProof/>
             <w:lang w:val="en-US"/>
           </w:rPr>
@@ -7488,7 +7486,7 @@
     </w:p>
     <w:p>
       <w:pPr>
-        <w:pStyle w:val="T2"/>
+        <w:pStyle w:val="TOC2"/>
         <w:rPr>
           <w:rFonts w:asciiTheme="minorHAnsi" w:eastAsiaTheme="minorEastAsia" w:hAnsiTheme="minorHAnsi" w:cstheme="minorBidi"/>
           <w:noProof/>
@@ -7500,7 +7498,7 @@
       <w:hyperlink w:anchor="_Toc232684039" w:history="1">
         <w:r>
           <w:rPr>
-            <w:rStyle w:val="Kpr"/>
+            <w:rStyle w:val="Hyperlink"/>
             <w:noProof/>
             <w:lang w:val="en-US"/>
           </w:rPr>
@@ -7558,7 +7556,7 @@
     </w:p>
     <w:p>
       <w:pPr>
-        <w:pStyle w:val="T2"/>
+        <w:pStyle w:val="TOC2"/>
         <w:rPr>
           <w:rFonts w:asciiTheme="minorHAnsi" w:eastAsiaTheme="minorEastAsia" w:hAnsiTheme="minorHAnsi" w:cstheme="minorBidi"/>
           <w:noProof/>
@@ -7570,7 +7568,7 @@
       <w:hyperlink w:anchor="_Toc232684040" w:history="1">
         <w:r>
           <w:rPr>
-            <w:rStyle w:val="Kpr"/>
+            <w:rStyle w:val="Hyperlink"/>
             <w:noProof/>
             <w:lang w:val="en-US"/>
           </w:rPr>
@@ -7628,7 +7626,7 @@
     </w:p>
     <w:p>
       <w:pPr>
-        <w:pStyle w:val="T2"/>
+        <w:pStyle w:val="TOC2"/>
         <w:rPr>
           <w:rFonts w:asciiTheme="minorHAnsi" w:eastAsiaTheme="minorEastAsia" w:hAnsiTheme="minorHAnsi" w:cstheme="minorBidi"/>
           <w:noProof/>
@@ -7640,7 +7638,7 @@
       <w:hyperlink w:anchor="_Toc232684041" w:history="1">
         <w:r>
           <w:rPr>
-            <w:rStyle w:val="Kpr"/>
+            <w:rStyle w:val="Hyperlink"/>
             <w:noProof/>
             <w:lang w:val="en-US"/>
           </w:rPr>
@@ -7698,7 +7696,7 @@
     </w:p>
     <w:p>
       <w:pPr>
-        <w:pStyle w:val="T2"/>
+        <w:pStyle w:val="TOC2"/>
         <w:rPr>
           <w:rFonts w:asciiTheme="minorHAnsi" w:eastAsiaTheme="minorEastAsia" w:hAnsiTheme="minorHAnsi" w:cstheme="minorBidi"/>
           <w:noProof/>
@@ -7710,7 +7708,7 @@
       <w:hyperlink w:anchor="_Toc232684042" w:history="1">
         <w:r>
           <w:rPr>
-            <w:rStyle w:val="Kpr"/>
+            <w:rStyle w:val="Hyperlink"/>
             <w:noProof/>
             <w:lang w:val="en-US"/>
           </w:rPr>
@@ -7768,7 +7766,7 @@
     </w:p>
     <w:p>
       <w:pPr>
-        <w:pStyle w:val="T2"/>
+        <w:pStyle w:val="TOC2"/>
         <w:rPr>
           <w:rFonts w:asciiTheme="minorHAnsi" w:eastAsiaTheme="minorEastAsia" w:hAnsiTheme="minorHAnsi" w:cstheme="minorBidi"/>
           <w:noProof/>
@@ -7780,7 +7778,7 @@
       <w:hyperlink w:anchor="_Toc232684043" w:history="1">
         <w:r>
           <w:rPr>
-            <w:rStyle w:val="Kpr"/>
+            <w:rStyle w:val="Hyperlink"/>
             <w:noProof/>
             <w:lang w:val="en-US"/>
           </w:rPr>
@@ -7838,7 +7836,7 @@
     </w:p>
     <w:p>
       <w:pPr>
-        <w:pStyle w:val="T1"/>
+        <w:pStyle w:val="TOC1"/>
         <w:rPr>
           <w:rFonts w:asciiTheme="minorHAnsi" w:eastAsiaTheme="minorEastAsia" w:hAnsiTheme="minorHAnsi" w:cstheme="minorBidi"/>
           <w:b w:val="0"/>
@@ -7850,7 +7848,7 @@
       <w:hyperlink w:anchor="_Toc232684044" w:history="1">
         <w:r>
           <w:rPr>
-            <w:rStyle w:val="Kpr"/>
+            <w:rStyle w:val="Hyperlink"/>
           </w:rPr>
           <w:t>4. GERÇEKLEŞTİRİM</w:t>
         </w:r>
@@ -7899,7 +7897,7 @@
     </w:p>
     <w:p>
       <w:pPr>
-        <w:pStyle w:val="T2"/>
+        <w:pStyle w:val="TOC2"/>
         <w:rPr>
           <w:rFonts w:asciiTheme="minorHAnsi" w:eastAsiaTheme="minorEastAsia" w:hAnsiTheme="minorHAnsi" w:cstheme="minorBidi"/>
           <w:noProof/>
@@ -7911,7 +7909,7 @@
       <w:hyperlink w:anchor="_Toc232684045" w:history="1">
         <w:r>
           <w:rPr>
-            <w:rStyle w:val="Kpr"/>
+            <w:rStyle w:val="Hyperlink"/>
             <w:noProof/>
           </w:rPr>
           <w:t>4.1 Yazılım Mimarisi ve Modül Yapısı</w:t>
@@ -7968,7 +7966,7 @@
     </w:p>
     <w:p>
       <w:pPr>
-        <w:pStyle w:val="T2"/>
+        <w:pStyle w:val="TOC2"/>
         <w:rPr>
           <w:rFonts w:asciiTheme="minorHAnsi" w:eastAsiaTheme="minorEastAsia" w:hAnsiTheme="minorHAnsi" w:cstheme="minorBidi"/>
           <w:noProof/>
@@ -7980,7 +7978,7 @@
       <w:hyperlink w:anchor="_Toc232684046" w:history="1">
         <w:r>
           <w:rPr>
-            <w:rStyle w:val="Kpr"/>
+            <w:rStyle w:val="Hyperlink"/>
             <w:noProof/>
           </w:rPr>
           <w:t>4.2 Yapılandırma ve Model Yönetimi</w:t>
@@ -8037,7 +8035,7 @@
     </w:p>
     <w:p>
       <w:pPr>
-        <w:pStyle w:val="T2"/>
+        <w:pStyle w:val="TOC2"/>
         <w:rPr>
           <w:rFonts w:asciiTheme="minorHAnsi" w:eastAsiaTheme="minorEastAsia" w:hAnsiTheme="minorHAnsi" w:cstheme="minorBidi"/>
           <w:noProof/>
@@ -8049,7 +8047,7 @@
       <w:hyperlink w:anchor="_Toc232684047" w:history="1">
         <w:r>
           <w:rPr>
-            <w:rStyle w:val="Kpr"/>
+            <w:rStyle w:val="Hyperlink"/>
             <w:noProof/>
             <w:lang w:val="en-US"/>
           </w:rPr>
@@ -8107,7 +8105,7 @@
     </w:p>
     <w:p>
       <w:pPr>
-        <w:pStyle w:val="T2"/>
+        <w:pStyle w:val="TOC2"/>
         <w:rPr>
           <w:rFonts w:asciiTheme="minorHAnsi" w:eastAsiaTheme="minorEastAsia" w:hAnsiTheme="minorHAnsi" w:cstheme="minorBidi"/>
           <w:noProof/>
@@ -8119,7 +8117,7 @@
       <w:hyperlink w:anchor="_Toc232684048" w:history="1">
         <w:r>
           <w:rPr>
-            <w:rStyle w:val="Kpr"/>
+            <w:rStyle w:val="Hyperlink"/>
             <w:noProof/>
             <w:lang w:val="en-US"/>
           </w:rPr>
@@ -8177,7 +8175,7 @@
     </w:p>
     <w:p>
       <w:pPr>
-        <w:pStyle w:val="T2"/>
+        <w:pStyle w:val="TOC2"/>
         <w:rPr>
           <w:rFonts w:asciiTheme="minorHAnsi" w:eastAsiaTheme="minorEastAsia" w:hAnsiTheme="minorHAnsi" w:cstheme="minorBidi"/>
           <w:noProof/>
@@ -8189,7 +8187,7 @@
       <w:hyperlink w:anchor="_Toc232684049" w:history="1">
         <w:r>
           <w:rPr>
-            <w:rStyle w:val="Kpr"/>
+            <w:rStyle w:val="Hyperlink"/>
             <w:noProof/>
             <w:lang w:val="en-US"/>
           </w:rPr>
@@ -8247,7 +8245,7 @@
     </w:p>
     <w:p>
       <w:pPr>
-        <w:pStyle w:val="T2"/>
+        <w:pStyle w:val="TOC2"/>
         <w:rPr>
           <w:rFonts w:asciiTheme="minorHAnsi" w:eastAsiaTheme="minorEastAsia" w:hAnsiTheme="minorHAnsi" w:cstheme="minorBidi"/>
           <w:noProof/>
@@ -8259,7 +8257,7 @@
       <w:hyperlink w:anchor="_Toc232684050" w:history="1">
         <w:r>
           <w:rPr>
-            <w:rStyle w:val="Kpr"/>
+            <w:rStyle w:val="Hyperlink"/>
             <w:noProof/>
             <w:lang w:val="en-US"/>
           </w:rPr>
@@ -8317,7 +8315,7 @@
     </w:p>
     <w:p>
       <w:pPr>
-        <w:pStyle w:val="T1"/>
+        <w:pStyle w:val="TOC1"/>
         <w:rPr>
           <w:rFonts w:asciiTheme="minorHAnsi" w:eastAsiaTheme="minorEastAsia" w:hAnsiTheme="minorHAnsi" w:cstheme="minorBidi"/>
           <w:b w:val="0"/>
@@ -8329,7 +8327,7 @@
       <w:hyperlink w:anchor="_Toc232684051" w:history="1">
         <w:r>
           <w:rPr>
-            <w:rStyle w:val="Kpr"/>
+            <w:rStyle w:val="Hyperlink"/>
           </w:rPr>
           <w:t>5. DENEYSEL DEĞERLENDİRME VE BULGULAR</w:t>
         </w:r>
@@ -8378,7 +8376,7 @@
     </w:p>
     <w:p>
       <w:pPr>
-        <w:pStyle w:val="T2"/>
+        <w:pStyle w:val="TOC2"/>
         <w:rPr>
           <w:rFonts w:asciiTheme="minorHAnsi" w:eastAsiaTheme="minorEastAsia" w:hAnsiTheme="minorHAnsi" w:cstheme="minorBidi"/>
           <w:noProof/>
@@ -8390,7 +8388,7 @@
       <w:hyperlink w:anchor="_Toc232684052" w:history="1">
         <w:r>
           <w:rPr>
-            <w:rStyle w:val="Kpr"/>
+            <w:rStyle w:val="Hyperlink"/>
             <w:noProof/>
             <w:lang w:val="en-US"/>
           </w:rPr>
@@ -8448,7 +8446,7 @@
     </w:p>
     <w:p>
       <w:pPr>
-        <w:pStyle w:val="T2"/>
+        <w:pStyle w:val="TOC2"/>
         <w:rPr>
           <w:rFonts w:asciiTheme="minorHAnsi" w:eastAsiaTheme="minorEastAsia" w:hAnsiTheme="minorHAnsi" w:cstheme="minorBidi"/>
           <w:noProof/>
@@ -8460,7 +8458,7 @@
       <w:hyperlink w:anchor="_Toc232684053" w:history="1">
         <w:r>
           <w:rPr>
-            <w:rStyle w:val="Kpr"/>
+            <w:rStyle w:val="Hyperlink"/>
             <w:noProof/>
           </w:rPr>
           <w:t>5.2 Veri Kümeleri</w:t>
@@ -8517,7 +8515,7 @@
     </w:p>
     <w:p>
       <w:pPr>
-        <w:pStyle w:val="T2"/>
+        <w:pStyle w:val="TOC2"/>
         <w:rPr>
           <w:rFonts w:asciiTheme="minorHAnsi" w:eastAsiaTheme="minorEastAsia" w:hAnsiTheme="minorHAnsi" w:cstheme="minorBidi"/>
           <w:noProof/>
@@ -8529,7 +8527,7 @@
       <w:hyperlink w:anchor="_Toc232684054" w:history="1">
         <w:r>
           <w:rPr>
-            <w:rStyle w:val="Kpr"/>
+            <w:rStyle w:val="Hyperlink"/>
             <w:noProof/>
           </w:rPr>
           <w:t>5.3 Değerlendirme Metrikleri</w:t>
@@ -8586,7 +8584,7 @@
     </w:p>
     <w:p>
       <w:pPr>
-        <w:pStyle w:val="T2"/>
+        <w:pStyle w:val="TOC2"/>
         <w:rPr>
           <w:rFonts w:asciiTheme="minorHAnsi" w:eastAsiaTheme="minorEastAsia" w:hAnsiTheme="minorHAnsi" w:cstheme="minorBidi"/>
           <w:noProof/>
@@ -8598,7 +8596,7 @@
       <w:hyperlink w:anchor="_Toc232684055" w:history="1">
         <w:r>
           <w:rPr>
-            <w:rStyle w:val="Kpr"/>
+            <w:rStyle w:val="Hyperlink"/>
             <w:noProof/>
           </w:rPr>
           <w:t>5.4 Deney Düzeneği</w:t>
@@ -8655,7 +8653,7 @@
     </w:p>
     <w:p>
       <w:pPr>
-        <w:pStyle w:val="T2"/>
+        <w:pStyle w:val="TOC2"/>
         <w:rPr>
           <w:rFonts w:asciiTheme="minorHAnsi" w:eastAsiaTheme="minorEastAsia" w:hAnsiTheme="minorHAnsi" w:cstheme="minorBidi"/>
           <w:noProof/>
@@ -8667,7 +8665,7 @@
       <w:hyperlink w:anchor="_Toc232684056" w:history="1">
         <w:r>
           <w:rPr>
-            <w:rStyle w:val="Kpr"/>
+            <w:rStyle w:val="Hyperlink"/>
             <w:noProof/>
           </w:rPr>
           <w:t>5.5 Bulgular</w:t>
@@ -8724,7 +8722,7 @@
     </w:p>
     <w:p>
       <w:pPr>
-        <w:pStyle w:val="T2"/>
+        <w:pStyle w:val="TOC2"/>
         <w:rPr>
           <w:rFonts w:asciiTheme="minorHAnsi" w:eastAsiaTheme="minorEastAsia" w:hAnsiTheme="minorHAnsi" w:cstheme="minorBidi"/>
           <w:noProof/>
@@ -8736,7 +8734,7 @@
       <w:hyperlink w:anchor="_Toc232684057" w:history="1">
         <w:r>
           <w:rPr>
-            <w:rStyle w:val="Kpr"/>
+            <w:rStyle w:val="Hyperlink"/>
             <w:noProof/>
           </w:rPr>
           <w:t>5.6 Tartışma</w:t>
@@ -8793,7 +8791,7 @@
     </w:p>
     <w:p>
       <w:pPr>
-        <w:pStyle w:val="T1"/>
+        <w:pStyle w:val="TOC1"/>
         <w:rPr>
           <w:rFonts w:asciiTheme="minorHAnsi" w:eastAsiaTheme="minorEastAsia" w:hAnsiTheme="minorHAnsi" w:cstheme="minorBidi"/>
           <w:b w:val="0"/>
@@ -8805,7 +8803,7 @@
       <w:hyperlink w:anchor="_Toc232684058" w:history="1">
         <w:r>
           <w:rPr>
-            <w:rStyle w:val="Kpr"/>
+            <w:rStyle w:val="Hyperlink"/>
           </w:rPr>
           <w:t>6. SONUÇ VE ÖNERİLER</w:t>
         </w:r>
@@ -8854,7 +8852,7 @@
     </w:p>
     <w:p>
       <w:pPr>
-        <w:pStyle w:val="T2"/>
+        <w:pStyle w:val="TOC2"/>
         <w:rPr>
           <w:rFonts w:asciiTheme="minorHAnsi" w:eastAsiaTheme="minorEastAsia" w:hAnsiTheme="minorHAnsi" w:cstheme="minorBidi"/>
           <w:noProof/>
@@ -8866,7 +8864,7 @@
       <w:hyperlink w:anchor="_Toc232684059" w:history="1">
         <w:r>
           <w:rPr>
-            <w:rStyle w:val="Kpr"/>
+            <w:rStyle w:val="Hyperlink"/>
             <w:noProof/>
             <w:lang w:val="en-US"/>
           </w:rPr>
@@ -8924,7 +8922,7 @@
     </w:p>
     <w:p>
       <w:pPr>
-        <w:pStyle w:val="T2"/>
+        <w:pStyle w:val="TOC2"/>
         <w:rPr>
           <w:rFonts w:asciiTheme="minorHAnsi" w:eastAsiaTheme="minorEastAsia" w:hAnsiTheme="minorHAnsi" w:cstheme="minorBidi"/>
           <w:noProof/>
@@ -8936,7 +8934,7 @@
       <w:hyperlink w:anchor="_Toc232684060" w:history="1">
         <w:r>
           <w:rPr>
-            <w:rStyle w:val="Kpr"/>
+            <w:rStyle w:val="Hyperlink"/>
             <w:noProof/>
           </w:rPr>
           <w:t>6.2 Sınırlılıklar</w:t>
@@ -8993,7 +8991,7 @@
     </w:p>
     <w:p>
       <w:pPr>
-        <w:pStyle w:val="T2"/>
+        <w:pStyle w:val="TOC2"/>
         <w:rPr>
           <w:rFonts w:asciiTheme="minorHAnsi" w:eastAsiaTheme="minorEastAsia" w:hAnsiTheme="minorHAnsi" w:cstheme="minorBidi"/>
           <w:noProof/>
@@ -9005,7 +9003,7 @@
       <w:hyperlink w:anchor="_Toc232684061" w:history="1">
         <w:r>
           <w:rPr>
-            <w:rStyle w:val="Kpr"/>
+            <w:rStyle w:val="Hyperlink"/>
             <w:noProof/>
           </w:rPr>
           <w:t>6.3 Gelecek Çalışmalar ve Öneriler</w:t>
@@ -9062,7 +9060,7 @@
     </w:p>
     <w:p>
       <w:pPr>
-        <w:pStyle w:val="T1"/>
+        <w:pStyle w:val="TOC1"/>
         <w:rPr>
           <w:rFonts w:asciiTheme="minorHAnsi" w:eastAsiaTheme="minorEastAsia" w:hAnsiTheme="minorHAnsi" w:cstheme="minorBidi"/>
           <w:b w:val="0"/>
@@ -9074,7 +9072,7 @@
       <w:hyperlink w:anchor="_Toc232684062" w:history="1">
         <w:r>
           <w:rPr>
-            <w:rStyle w:val="Kpr"/>
+            <w:rStyle w:val="Hyperlink"/>
           </w:rPr>
           <w:t>KAYNAKLAR</w:t>
         </w:r>
@@ -9123,7 +9121,7 @@
     </w:p>
     <w:p>
       <w:pPr>
-        <w:pStyle w:val="T1"/>
+        <w:pStyle w:val="TOC1"/>
         <w:rPr>
           <w:rFonts w:asciiTheme="minorHAnsi" w:eastAsiaTheme="minorEastAsia" w:hAnsiTheme="minorHAnsi" w:cstheme="minorBidi"/>
           <w:b w:val="0"/>
@@ -9135,7 +9133,7 @@
       <w:hyperlink w:anchor="_Toc232684063" w:history="1">
         <w:r>
           <w:rPr>
-            <w:rStyle w:val="Kpr"/>
+            <w:rStyle w:val="Hyperlink"/>
           </w:rPr>
           <w:t>EKLER</w:t>
         </w:r>
@@ -9190,7 +9188,7 @@
     </w:p>
     <w:p>
       <w:pPr>
-        <w:pStyle w:val="T1"/>
+        <w:pStyle w:val="TOC1"/>
         <w:rPr>
           <w:rFonts w:asciiTheme="minorHAnsi" w:eastAsiaTheme="minorEastAsia" w:hAnsiTheme="minorHAnsi" w:cstheme="minorBidi"/>
           <w:b w:val="0"/>
@@ -9202,7 +9200,7 @@
       <w:hyperlink w:anchor="_Toc232684064" w:history="1">
         <w:r>
           <w:rPr>
-            <w:rStyle w:val="Kpr"/>
+            <w:rStyle w:val="Hyperlink"/>
           </w:rPr>
           <w:t>ÖZGEÇMİŞ</w:t>
         </w:r>
@@ -9271,8 +9269,8 @@
           <w:lang w:val="en-GB"/>
         </w:rPr>
       </w:pPr>
-      <w:bookmarkStart w:id="30" w:name="_Toc190755568"/>
-      <w:bookmarkStart w:id="31" w:name="_Toc190755889"/>
+      <w:bookmarkStart w:id="29" w:name="_Toc190755568"/>
+      <w:bookmarkStart w:id="30" w:name="_Toc190755889"/>
     </w:p>
     <w:p>
       <w:pPr>
@@ -9294,41 +9292,41 @@
     </w:p>
     <w:p>
       <w:pPr>
-        <w:pStyle w:val="Balk1"/>
+        <w:pStyle w:val="Heading1"/>
         <w:numPr>
           <w:ilvl w:val="0"/>
           <w:numId w:val="0"/>
         </w:numPr>
       </w:pPr>
-      <w:bookmarkStart w:id="32" w:name="_Toc232684017"/>
+      <w:bookmarkStart w:id="31" w:name="_Toc232684017"/>
+      <w:commentRangeStart w:id="32"/>
       <w:commentRangeStart w:id="33"/>
-      <w:commentRangeStart w:id="34"/>
       <w:r>
         <w:lastRenderedPageBreak/>
         <w:t>KISALTMALAR</w:t>
       </w:r>
-      <w:bookmarkStart w:id="35" w:name="_Toc190755569"/>
-      <w:bookmarkStart w:id="36" w:name="_Toc190755890"/>
+      <w:bookmarkStart w:id="34" w:name="_Toc190755569"/>
+      <w:bookmarkStart w:id="35" w:name="_Toc190755890"/>
+      <w:bookmarkEnd w:id="29"/>
       <w:bookmarkEnd w:id="30"/>
       <w:bookmarkEnd w:id="31"/>
-      <w:bookmarkEnd w:id="32"/>
       <w:commentRangeEnd w:id="33"/>
       <w:r>
         <w:rPr>
-          <w:rStyle w:val="AklamaBavurusu"/>
+          <w:rStyle w:val="CommentReference"/>
           <w:sz w:val="24"/>
           <w:szCs w:val="24"/>
         </w:rPr>
         <w:commentReference w:id="33"/>
       </w:r>
-      <w:commentRangeEnd w:id="34"/>
-      <w:r>
-        <w:rPr>
-          <w:rStyle w:val="AklamaBavurusu"/>
-          <w:sz w:val="24"/>
-          <w:szCs w:val="24"/>
-        </w:rPr>
-        <w:commentReference w:id="34"/>
+      <w:commentRangeEnd w:id="32"/>
+      <w:r>
+        <w:rPr>
+          <w:rStyle w:val="CommentReference"/>
+          <w:sz w:val="24"/>
+          <w:szCs w:val="24"/>
+        </w:rPr>
+        <w:commentReference w:id="32"/>
       </w:r>
     </w:p>
     <w:p>
@@ -9915,27 +9913,27 @@
     </w:p>
     <w:p>
       <w:pPr>
-        <w:pStyle w:val="Balk1"/>
+        <w:pStyle w:val="Heading1"/>
         <w:numPr>
           <w:ilvl w:val="0"/>
           <w:numId w:val="0"/>
         </w:numPr>
       </w:pPr>
-      <w:bookmarkStart w:id="37" w:name="_Toc232684018"/>
-      <w:commentRangeStart w:id="38"/>
+      <w:bookmarkStart w:id="36" w:name="_Toc232684018"/>
+      <w:commentRangeStart w:id="37"/>
       <w:r>
         <w:lastRenderedPageBreak/>
         <w:t>SEMBOLLER</w:t>
       </w:r>
-      <w:bookmarkEnd w:id="37"/>
-      <w:commentRangeEnd w:id="38"/>
-      <w:r>
-        <w:rPr>
-          <w:rStyle w:val="AklamaBavurusu"/>
-          <w:sz w:val="24"/>
-          <w:szCs w:val="24"/>
-        </w:rPr>
-        <w:commentReference w:id="38"/>
+      <w:bookmarkEnd w:id="36"/>
+      <w:commentRangeEnd w:id="37"/>
+      <w:r>
+        <w:rPr>
+          <w:rStyle w:val="CommentReference"/>
+          <w:sz w:val="24"/>
+          <w:szCs w:val="24"/>
+        </w:rPr>
+        <w:commentReference w:id="37"/>
       </w:r>
     </w:p>
     <w:p>
@@ -10160,7 +10158,7 @@
     </w:p>
     <w:p>
       <w:pPr>
-        <w:pStyle w:val="Balk1"/>
+        <w:pStyle w:val="Heading1"/>
         <w:numPr>
           <w:ilvl w:val="0"/>
           <w:numId w:val="0"/>
@@ -10169,7 +10167,7 @@
       <w:r>
         <w:br w:type="page"/>
       </w:r>
-      <w:bookmarkStart w:id="39" w:name="_Toc232684019"/>
+      <w:bookmarkStart w:id="38" w:name="_Toc232684019"/>
       <w:r>
         <w:lastRenderedPageBreak/>
         <w:t>ÇİZELGE</w:t>
@@ -10177,9 +10175,9 @@
       <w:r>
         <w:t xml:space="preserve"> LİSTESİ</w:t>
       </w:r>
+      <w:bookmarkEnd w:id="34"/>
       <w:bookmarkEnd w:id="35"/>
-      <w:bookmarkEnd w:id="36"/>
-      <w:bookmarkEnd w:id="39"/>
+      <w:bookmarkEnd w:id="38"/>
     </w:p>
     <w:p>
       <w:pPr>
@@ -10205,7 +10203,7 @@
     </w:p>
     <w:p>
       <w:pPr>
-        <w:pStyle w:val="ekillerTablosu"/>
+        <w:pStyle w:val="TableofFigures"/>
         <w:tabs>
           <w:tab w:val="right" w:leader="dot" w:pos="8210"/>
         </w:tabs>
@@ -10246,7 +10244,7 @@
       <w:hyperlink w:anchor="_Toc232683006" w:history="1">
         <w:r>
           <w:rPr>
-            <w:rStyle w:val="Kpr"/>
+            <w:rStyle w:val="Hyperlink"/>
             <w:b/>
             <w:bCs/>
             <w:noProof/>
@@ -10255,7 +10253,7 @@
         </w:r>
         <w:r>
           <w:rPr>
-            <w:rStyle w:val="Kpr"/>
+            <w:rStyle w:val="Hyperlink"/>
             <w:noProof/>
           </w:rPr>
           <w:t>Yazılımın paket ve modül yapısı.</w:t>
@@ -10312,7 +10310,7 @@
     </w:p>
     <w:p>
       <w:pPr>
-        <w:pStyle w:val="ekillerTablosu"/>
+        <w:pStyle w:val="TableofFigures"/>
         <w:tabs>
           <w:tab w:val="right" w:leader="dot" w:pos="8210"/>
         </w:tabs>
@@ -10329,7 +10327,7 @@
       <w:hyperlink w:anchor="_Toc232683007" w:history="1">
         <w:r>
           <w:rPr>
-            <w:rStyle w:val="Kpr"/>
+            <w:rStyle w:val="Hyperlink"/>
             <w:b/>
             <w:bCs/>
             <w:noProof/>
@@ -10338,7 +10336,7 @@
         </w:r>
         <w:r>
           <w:rPr>
-            <w:rStyle w:val="Kpr"/>
+            <w:rStyle w:val="Hyperlink"/>
             <w:noProof/>
           </w:rPr>
           <w:t>Sistemin başlıca yapılandırma parametreleri ve varsayılan değerleri.</w:t>
@@ -10395,7 +10393,7 @@
     </w:p>
     <w:p>
       <w:pPr>
-        <w:pStyle w:val="ekillerTablosu"/>
+        <w:pStyle w:val="TableofFigures"/>
         <w:tabs>
           <w:tab w:val="right" w:leader="dot" w:pos="8210"/>
         </w:tabs>
@@ -10412,7 +10410,7 @@
       <w:hyperlink w:anchor="_Toc232683008" w:history="1">
         <w:r>
           <w:rPr>
-            <w:rStyle w:val="Kpr"/>
+            <w:rStyle w:val="Hyperlink"/>
             <w:b/>
             <w:bCs/>
             <w:noProof/>
@@ -10421,7 +10419,7 @@
         </w:r>
         <w:r>
           <w:rPr>
-            <w:rStyle w:val="Kpr"/>
+            <w:rStyle w:val="Hyperlink"/>
             <w:noProof/>
           </w:rPr>
           <w:t>Değerlendirmede kullanılan veri kümeleri.</w:t>
@@ -10478,7 +10476,7 @@
     </w:p>
     <w:p>
       <w:pPr>
-        <w:pStyle w:val="ekillerTablosu"/>
+        <w:pStyle w:val="TableofFigures"/>
         <w:tabs>
           <w:tab w:val="right" w:leader="dot" w:pos="8210"/>
         </w:tabs>
@@ -10495,7 +10493,7 @@
       <w:hyperlink w:anchor="_Toc232683009" w:history="1">
         <w:r>
           <w:rPr>
-            <w:rStyle w:val="Kpr"/>
+            <w:rStyle w:val="Hyperlink"/>
             <w:b/>
             <w:bCs/>
             <w:noProof/>
@@ -10504,7 +10502,7 @@
         </w:r>
         <w:r>
           <w:rPr>
-            <w:rStyle w:val="Kpr"/>
+            <w:rStyle w:val="Hyperlink"/>
             <w:noProof/>
           </w:rPr>
           <w:t>Deneylerde kullanılan donanım özellikleri</w:t>
@@ -10561,7 +10559,7 @@
     </w:p>
     <w:p>
       <w:pPr>
-        <w:pStyle w:val="ekillerTablosu"/>
+        <w:pStyle w:val="TableofFigures"/>
         <w:tabs>
           <w:tab w:val="right" w:leader="dot" w:pos="8210"/>
         </w:tabs>
@@ -10578,7 +10576,7 @@
       <w:hyperlink w:anchor="_Toc232683010" w:history="1">
         <w:r>
           <w:rPr>
-            <w:rStyle w:val="Kpr"/>
+            <w:rStyle w:val="Hyperlink"/>
             <w:b/>
             <w:bCs/>
             <w:noProof/>
@@ -10587,14 +10585,14 @@
         </w:r>
         <w:r>
           <w:rPr>
-            <w:rStyle w:val="Kpr"/>
+            <w:rStyle w:val="Hyperlink"/>
             <w:noProof/>
           </w:rPr>
           <w:t xml:space="preserve">LibriSpeech test-clean üzerinde </w:t>
         </w:r>
         <w:r>
           <w:rPr>
-            <w:rStyle w:val="Kpr"/>
+            <w:rStyle w:val="Hyperlink"/>
             <w:noProof/>
           </w:rPr>
           <w:br/>
@@ -10652,7 +10650,7 @@
     </w:p>
     <w:p>
       <w:pPr>
-        <w:pStyle w:val="ekillerTablosu"/>
+        <w:pStyle w:val="TableofFigures"/>
         <w:tabs>
           <w:tab w:val="right" w:leader="dot" w:pos="8210"/>
         </w:tabs>
@@ -10669,7 +10667,7 @@
       <w:hyperlink w:anchor="_Toc232683011" w:history="1">
         <w:r>
           <w:rPr>
-            <w:rStyle w:val="Kpr"/>
+            <w:rStyle w:val="Hyperlink"/>
             <w:b/>
             <w:bCs/>
             <w:noProof/>
@@ -10678,14 +10676,14 @@
         </w:r>
         <w:r>
           <w:rPr>
-            <w:rStyle w:val="Kpr"/>
+            <w:rStyle w:val="Hyperlink"/>
             <w:noProof/>
           </w:rPr>
           <w:t xml:space="preserve">AMI Mix-Headset (test) üzerinde ayrıştırma ve </w:t>
         </w:r>
         <w:r>
           <w:rPr>
-            <w:rStyle w:val="Kpr"/>
+            <w:rStyle w:val="Hyperlink"/>
             <w:noProof/>
           </w:rPr>
           <w:br/>
@@ -10743,7 +10741,7 @@
     </w:p>
     <w:p>
       <w:pPr>
-        <w:pStyle w:val="ekillerTablosu"/>
+        <w:pStyle w:val="TableofFigures"/>
         <w:tabs>
           <w:tab w:val="right" w:leader="dot" w:pos="8210"/>
         </w:tabs>
@@ -10760,7 +10758,7 @@
       <w:hyperlink w:anchor="_Toc232683012" w:history="1">
         <w:r>
           <w:rPr>
-            <w:rStyle w:val="Kpr"/>
+            <w:rStyle w:val="Hyperlink"/>
             <w:b/>
             <w:bCs/>
             <w:noProof/>
@@ -10769,7 +10767,7 @@
         </w:r>
         <w:r>
           <w:rPr>
-            <w:rStyle w:val="Kpr"/>
+            <w:rStyle w:val="Hyperlink"/>
             <w:noProof/>
           </w:rPr>
           <w:t>FLORES-200 (devtest) İngilizce→Türkçe çeviri başarımı.</w:t>
@@ -10826,7 +10824,7 @@
     </w:p>
     <w:p>
       <w:pPr>
-        <w:pStyle w:val="ekillerTablosu"/>
+        <w:pStyle w:val="TableofFigures"/>
         <w:tabs>
           <w:tab w:val="right" w:leader="dot" w:pos="8210"/>
         </w:tabs>
@@ -10843,7 +10841,7 @@
       <w:hyperlink w:anchor="_Toc232683013" w:history="1">
         <w:r>
           <w:rPr>
-            <w:rStyle w:val="Kpr"/>
+            <w:rStyle w:val="Hyperlink"/>
             <w:b/>
             <w:bCs/>
             <w:noProof/>
@@ -10852,7 +10850,7 @@
         </w:r>
         <w:r>
           <w:rPr>
-            <w:rStyle w:val="Kpr"/>
+            <w:rStyle w:val="Hyperlink"/>
             <w:noProof/>
           </w:rPr>
           <w:t>Uçtan uca gecikme ve kaynak kullanımı.</w:t>
@@ -10937,8 +10935,8 @@
         </w:rPr>
         <w:fldChar w:fldCharType="end"/>
       </w:r>
-      <w:bookmarkStart w:id="40" w:name="_Toc190755570"/>
-      <w:bookmarkStart w:id="41" w:name="_Toc190755891"/>
+      <w:bookmarkStart w:id="39" w:name="_Toc190755570"/>
+      <w:bookmarkStart w:id="40" w:name="_Toc190755891"/>
       <w:r>
         <w:br w:type="page"/>
       </w:r>
@@ -10955,22 +10953,22 @@
     </w:p>
     <w:p>
       <w:pPr>
-        <w:pStyle w:val="Balk1"/>
+        <w:pStyle w:val="Heading1"/>
         <w:numPr>
           <w:ilvl w:val="0"/>
           <w:numId w:val="0"/>
         </w:numPr>
       </w:pPr>
-      <w:bookmarkStart w:id="42" w:name="_Toc232684020"/>
+      <w:bookmarkStart w:id="41" w:name="_Toc232684020"/>
+      <w:bookmarkEnd w:id="39"/>
       <w:bookmarkEnd w:id="40"/>
+      <w:r>
+        <w:t>ŞEKİL</w:t>
+      </w:r>
+      <w:r>
+        <w:t xml:space="preserve"> LİSTESİ</w:t>
+      </w:r>
       <w:bookmarkEnd w:id="41"/>
-      <w:r>
-        <w:t>ŞEKİL</w:t>
-      </w:r>
-      <w:r>
-        <w:t xml:space="preserve"> LİSTESİ</w:t>
-      </w:r>
-      <w:bookmarkEnd w:id="42"/>
     </w:p>
     <w:p>
       <w:pPr>
@@ -10996,7 +10994,7 @@
     </w:p>
     <w:p>
       <w:pPr>
-        <w:pStyle w:val="ekillerTablosu"/>
+        <w:pStyle w:val="TableofFigures"/>
         <w:tabs>
           <w:tab w:val="right" w:leader="dot" w:pos="8210"/>
         </w:tabs>
@@ -11034,7 +11032,7 @@
       <w:hyperlink w:anchor="_Toc232683086" w:history="1">
         <w:r>
           <w:rPr>
-            <w:rStyle w:val="Kpr"/>
+            <w:rStyle w:val="Hyperlink"/>
             <w:b/>
             <w:bCs/>
             <w:noProof/>
@@ -11043,7 +11041,7 @@
         </w:r>
         <w:r>
           <w:rPr>
-            <w:rStyle w:val="Kpr"/>
+            <w:rStyle w:val="Hyperlink"/>
             <w:noProof/>
           </w:rPr>
           <w:t>Çoklu konuşmacı problemi ve bu çalışmanın yaklaşımı.</w:t>
@@ -11100,7 +11098,7 @@
     </w:p>
     <w:p>
       <w:pPr>
-        <w:pStyle w:val="ekillerTablosu"/>
+        <w:pStyle w:val="TableofFigures"/>
         <w:tabs>
           <w:tab w:val="right" w:leader="dot" w:pos="8210"/>
         </w:tabs>
@@ -11117,7 +11115,7 @@
       <w:hyperlink w:anchor="_Toc232683087" w:history="1">
         <w:r>
           <w:rPr>
-            <w:rStyle w:val="Kpr"/>
+            <w:rStyle w:val="Hyperlink"/>
             <w:b/>
             <w:bCs/>
             <w:noProof/>
@@ -11126,7 +11124,7 @@
         </w:r>
         <w:r>
           <w:rPr>
-            <w:rStyle w:val="Kpr"/>
+            <w:rStyle w:val="Hyperlink"/>
             <w:noProof/>
           </w:rPr>
           <w:t xml:space="preserve"> İki katmanlı ses etkinliği tespiti.</w:t>
@@ -11183,7 +11181,7 @@
     </w:p>
     <w:p>
       <w:pPr>
-        <w:pStyle w:val="ekillerTablosu"/>
+        <w:pStyle w:val="TableofFigures"/>
         <w:tabs>
           <w:tab w:val="right" w:leader="dot" w:pos="8210"/>
         </w:tabs>
@@ -11200,7 +11198,7 @@
       <w:hyperlink w:anchor="_Toc232683088" w:history="1">
         <w:r>
           <w:rPr>
-            <w:rStyle w:val="Kpr"/>
+            <w:rStyle w:val="Hyperlink"/>
             <w:b/>
             <w:bCs/>
             <w:noProof/>
@@ -11209,7 +11207,7 @@
         </w:r>
         <w:r>
           <w:rPr>
-            <w:rStyle w:val="Kpr"/>
+            <w:rStyle w:val="Hyperlink"/>
             <w:noProof/>
           </w:rPr>
           <w:t>Konuşmacı ayrıştırma kavramı.</w:t>
@@ -11266,7 +11264,7 @@
     </w:p>
     <w:p>
       <w:pPr>
-        <w:pStyle w:val="ekillerTablosu"/>
+        <w:pStyle w:val="TableofFigures"/>
         <w:tabs>
           <w:tab w:val="right" w:leader="dot" w:pos="8210"/>
         </w:tabs>
@@ -11283,7 +11281,7 @@
       <w:hyperlink w:anchor="_Toc232683089" w:history="1">
         <w:r>
           <w:rPr>
-            <w:rStyle w:val="Kpr"/>
+            <w:rStyle w:val="Hyperlink"/>
             <w:b/>
             <w:bCs/>
             <w:noProof/>
@@ -11292,7 +11290,7 @@
         </w:r>
         <w:r>
           <w:rPr>
-            <w:rStyle w:val="Kpr"/>
+            <w:rStyle w:val="Hyperlink"/>
             <w:noProof/>
           </w:rPr>
           <w:t>Çok iş parçacıklı işleme hattı.</w:t>
@@ -11349,7 +11347,7 @@
     </w:p>
     <w:p>
       <w:pPr>
-        <w:pStyle w:val="ekillerTablosu"/>
+        <w:pStyle w:val="TableofFigures"/>
         <w:tabs>
           <w:tab w:val="right" w:leader="dot" w:pos="8210"/>
         </w:tabs>
@@ -11366,7 +11364,7 @@
       <w:hyperlink w:anchor="_Toc232683090" w:history="1">
         <w:r>
           <w:rPr>
-            <w:rStyle w:val="Kpr"/>
+            <w:rStyle w:val="Hyperlink"/>
             <w:b/>
             <w:bCs/>
             <w:noProof/>
@@ -11375,7 +11373,7 @@
         </w:r>
         <w:r>
           <w:rPr>
-            <w:rStyle w:val="Kpr"/>
+            <w:rStyle w:val="Hyperlink"/>
             <w:noProof/>
           </w:rPr>
           <w:t>Uçtan uca ses işleme hattı.</w:t>
@@ -11432,7 +11430,7 @@
     </w:p>
     <w:p>
       <w:pPr>
-        <w:pStyle w:val="ekillerTablosu"/>
+        <w:pStyle w:val="TableofFigures"/>
         <w:tabs>
           <w:tab w:val="right" w:leader="dot" w:pos="8210"/>
         </w:tabs>
@@ -11449,7 +11447,7 @@
       <w:hyperlink w:anchor="_Toc232683091" w:history="1">
         <w:r>
           <w:rPr>
-            <w:rStyle w:val="Kpr"/>
+            <w:rStyle w:val="Hyperlink"/>
             <w:b/>
             <w:bCs/>
             <w:noProof/>
@@ -11458,7 +11456,7 @@
         </w:r>
         <w:r>
           <w:rPr>
-            <w:rStyle w:val="Kpr"/>
+            <w:rStyle w:val="Hyperlink"/>
             <w:noProof/>
           </w:rPr>
           <w:t>Dinamik parçalama ve kısmi/kesin gönderim.</w:t>
@@ -11515,7 +11513,7 @@
     </w:p>
     <w:p>
       <w:pPr>
-        <w:pStyle w:val="ekillerTablosu"/>
+        <w:pStyle w:val="TableofFigures"/>
         <w:tabs>
           <w:tab w:val="right" w:leader="dot" w:pos="8210"/>
         </w:tabs>
@@ -11532,7 +11530,7 @@
       <w:hyperlink w:anchor="_Toc232683092" w:history="1">
         <w:r>
           <w:rPr>
-            <w:rStyle w:val="Kpr"/>
+            <w:rStyle w:val="Hyperlink"/>
             <w:b/>
             <w:bCs/>
             <w:noProof/>
@@ -11541,7 +11539,7 @@
         </w:r>
         <w:r>
           <w:rPr>
-            <w:rStyle w:val="Kpr"/>
+            <w:rStyle w:val="Hyperlink"/>
             <w:noProof/>
           </w:rPr>
           <w:t>Kelime düzeyinde konuşmacı eşleştirme.</w:t>
@@ -11598,7 +11596,7 @@
     </w:p>
     <w:p>
       <w:pPr>
-        <w:pStyle w:val="ekillerTablosu"/>
+        <w:pStyle w:val="TableofFigures"/>
         <w:tabs>
           <w:tab w:val="right" w:leader="dot" w:pos="8210"/>
         </w:tabs>
@@ -11615,7 +11613,7 @@
       <w:hyperlink w:anchor="_Toc232683093" w:history="1">
         <w:r>
           <w:rPr>
-            <w:rStyle w:val="Kpr"/>
+            <w:rStyle w:val="Hyperlink"/>
             <w:b/>
             <w:bCs/>
             <w:noProof/>
@@ -11624,7 +11622,7 @@
         </w:r>
         <w:r>
           <w:rPr>
-            <w:rStyle w:val="Kpr"/>
+            <w:rStyle w:val="Hyperlink"/>
             <w:noProof/>
           </w:rPr>
           <w:t>İki fazlı konuşmacı takibi.</w:t>
@@ -11681,7 +11679,7 @@
     </w:p>
     <w:p>
       <w:pPr>
-        <w:pStyle w:val="ekillerTablosu"/>
+        <w:pStyle w:val="TableofFigures"/>
         <w:tabs>
           <w:tab w:val="right" w:leader="dot" w:pos="8210"/>
         </w:tabs>
@@ -11698,7 +11696,7 @@
       <w:hyperlink w:anchor="_Toc232683094" w:history="1">
         <w:r>
           <w:rPr>
-            <w:rStyle w:val="Kpr"/>
+            <w:rStyle w:val="Hyperlink"/>
             <w:b/>
             <w:bCs/>
             <w:noProof/>
@@ -11707,7 +11705,7 @@
         </w:r>
         <w:r>
           <w:rPr>
-            <w:rStyle w:val="Kpr"/>
+            <w:rStyle w:val="Hyperlink"/>
             <w:noProof/>
           </w:rPr>
           <w:t>Konuşmacı embedding uzayı.</w:t>
@@ -11764,7 +11762,7 @@
     </w:p>
     <w:p>
       <w:pPr>
-        <w:pStyle w:val="ekillerTablosu"/>
+        <w:pStyle w:val="TableofFigures"/>
         <w:tabs>
           <w:tab w:val="right" w:leader="dot" w:pos="8210"/>
         </w:tabs>
@@ -11781,7 +11779,7 @@
       <w:hyperlink w:anchor="_Toc232683095" w:history="1">
         <w:r>
           <w:rPr>
-            <w:rStyle w:val="Kpr"/>
+            <w:rStyle w:val="Hyperlink"/>
             <w:b/>
             <w:bCs/>
             <w:noProof/>
@@ -11790,7 +11788,7 @@
         </w:r>
         <w:r>
           <w:rPr>
-            <w:rStyle w:val="Kpr"/>
+            <w:rStyle w:val="Hyperlink"/>
             <w:noProof/>
           </w:rPr>
           <w:t>Çeviri katmanları.</w:t>
@@ -11847,7 +11845,7 @@
     </w:p>
     <w:p>
       <w:pPr>
-        <w:pStyle w:val="ekillerTablosu"/>
+        <w:pStyle w:val="TableofFigures"/>
         <w:tabs>
           <w:tab w:val="right" w:leader="dot" w:pos="8210"/>
         </w:tabs>
@@ -11864,7 +11862,7 @@
       <w:hyperlink w:anchor="_Toc232683096" w:history="1">
         <w:r>
           <w:rPr>
-            <w:rStyle w:val="Kpr"/>
+            <w:rStyle w:val="Hyperlink"/>
             <w:b/>
             <w:bCs/>
             <w:noProof/>
@@ -11873,7 +11871,7 @@
         </w:r>
         <w:r>
           <w:rPr>
-            <w:rStyle w:val="Kpr"/>
+            <w:rStyle w:val="Hyperlink"/>
             <w:noProof/>
           </w:rPr>
           <w:t>Kullanıcı arayüzü.</w:t>
@@ -11930,7 +11928,7 @@
     </w:p>
     <w:p>
       <w:pPr>
-        <w:pStyle w:val="ekillerTablosu"/>
+        <w:pStyle w:val="TableofFigures"/>
         <w:tabs>
           <w:tab w:val="right" w:leader="dot" w:pos="8210"/>
         </w:tabs>
@@ -11947,7 +11945,7 @@
       <w:hyperlink w:anchor="_Toc232683097" w:history="1">
         <w:r>
           <w:rPr>
-            <w:rStyle w:val="Kpr"/>
+            <w:rStyle w:val="Hyperlink"/>
             <w:b/>
             <w:bCs/>
             <w:noProof/>
@@ -11956,7 +11954,7 @@
         </w:r>
         <w:r>
           <w:rPr>
-            <w:rStyle w:val="Kpr"/>
+            <w:rStyle w:val="Hyperlink"/>
             <w:noProof/>
           </w:rPr>
           <w:t>Altyazı arayüzü.</w:t>
@@ -12013,7 +12011,7 @@
     </w:p>
     <w:p>
       <w:pPr>
-        <w:pStyle w:val="ekillerTablosu"/>
+        <w:pStyle w:val="TableofFigures"/>
         <w:tabs>
           <w:tab w:val="right" w:leader="dot" w:pos="8210"/>
         </w:tabs>
@@ -12030,7 +12028,7 @@
       <w:hyperlink w:anchor="_Toc232683098" w:history="1">
         <w:r>
           <w:rPr>
-            <w:rStyle w:val="Kpr"/>
+            <w:rStyle w:val="Hyperlink"/>
             <w:b/>
             <w:bCs/>
             <w:noProof/>
@@ -12039,14 +12037,14 @@
         </w:r>
         <w:r>
           <w:rPr>
-            <w:rStyle w:val="Kpr"/>
+            <w:rStyle w:val="Hyperlink"/>
             <w:noProof/>
           </w:rPr>
           <w:t xml:space="preserve">VAD parametrelerine göre CHiME-6 testinde </w:t>
         </w:r>
         <w:r>
           <w:rPr>
-            <w:rStyle w:val="Kpr"/>
+            <w:rStyle w:val="Hyperlink"/>
             <w:noProof/>
           </w:rPr>
           <w:br/>
@@ -12153,11 +12151,11 @@
         <w:spacing w:before="1440" w:after="360"/>
         <w:jc w:val="center"/>
       </w:pPr>
-      <w:bookmarkStart w:id="43" w:name="_Toc190621618"/>
-      <w:bookmarkStart w:id="44" w:name="_Toc190621716"/>
-      <w:bookmarkStart w:id="45" w:name="_Toc190622107"/>
-      <w:bookmarkStart w:id="46" w:name="_Toc190755572"/>
-      <w:bookmarkStart w:id="47" w:name="_Toc190755893"/>
+      <w:bookmarkStart w:id="42" w:name="_Toc190621618"/>
+      <w:bookmarkStart w:id="43" w:name="_Toc190621716"/>
+      <w:bookmarkStart w:id="44" w:name="_Toc190622107"/>
+      <w:bookmarkStart w:id="45" w:name="_Toc190755572"/>
+      <w:bookmarkStart w:id="46" w:name="_Toc190755893"/>
       <w:r>
         <w:rPr>
           <w:b/>
@@ -12175,7 +12173,7 @@
     </w:p>
     <w:p>
       <w:pPr>
-        <w:pStyle w:val="Balk1"/>
+        <w:pStyle w:val="Heading1"/>
         <w:numPr>
           <w:ilvl w:val="0"/>
           <w:numId w:val="0"/>
@@ -12183,25 +12181,25 @@
         <w:spacing w:before="360"/>
         <w:jc w:val="center"/>
       </w:pPr>
-      <w:bookmarkStart w:id="48" w:name="_Toc232684021"/>
-      <w:commentRangeStart w:id="49"/>
+      <w:bookmarkStart w:id="47" w:name="_Toc232684021"/>
+      <w:commentRangeStart w:id="48"/>
       <w:r>
         <w:t>ÖZET</w:t>
       </w:r>
+      <w:bookmarkEnd w:id="42"/>
       <w:bookmarkEnd w:id="43"/>
       <w:bookmarkEnd w:id="44"/>
       <w:bookmarkEnd w:id="45"/>
       <w:bookmarkEnd w:id="46"/>
       <w:bookmarkEnd w:id="47"/>
-      <w:bookmarkEnd w:id="48"/>
-      <w:commentRangeEnd w:id="49"/>
-      <w:r>
-        <w:rPr>
-          <w:rStyle w:val="AklamaBavurusu"/>
-          <w:sz w:val="24"/>
-          <w:szCs w:val="24"/>
-        </w:rPr>
-        <w:commentReference w:id="49"/>
+      <w:commentRangeEnd w:id="48"/>
+      <w:r>
+        <w:rPr>
+          <w:rStyle w:val="CommentReference"/>
+          <w:sz w:val="24"/>
+          <w:szCs w:val="24"/>
+        </w:rPr>
+        <w:commentReference w:id="48"/>
       </w:r>
     </w:p>
     <w:p>
@@ -12342,11 +12340,11 @@
           <w:b/>
         </w:rPr>
       </w:pPr>
-      <w:bookmarkStart w:id="50" w:name="_Toc190621617"/>
-      <w:bookmarkStart w:id="51" w:name="_Toc190621715"/>
-      <w:bookmarkStart w:id="52" w:name="_Toc190622106"/>
-      <w:bookmarkStart w:id="53" w:name="_Toc190755571"/>
-      <w:bookmarkStart w:id="54" w:name="_Toc190755892"/>
+      <w:bookmarkStart w:id="49" w:name="_Toc190621617"/>
+      <w:bookmarkStart w:id="50" w:name="_Toc190621715"/>
+      <w:bookmarkStart w:id="51" w:name="_Toc190622106"/>
+      <w:bookmarkStart w:id="52" w:name="_Toc190755571"/>
+      <w:bookmarkStart w:id="53" w:name="_Toc190755892"/>
       <w:r>
         <w:rPr>
           <w:b/>
@@ -12364,7 +12362,7 @@
     </w:p>
     <w:p>
       <w:pPr>
-        <w:pStyle w:val="Balk1"/>
+        <w:pStyle w:val="Heading1"/>
         <w:numPr>
           <w:ilvl w:val="0"/>
           <w:numId w:val="0"/>
@@ -12372,25 +12370,25 @@
         <w:spacing w:before="360"/>
         <w:jc w:val="center"/>
       </w:pPr>
-      <w:bookmarkStart w:id="55" w:name="_Toc232684022"/>
-      <w:commentRangeStart w:id="56"/>
+      <w:bookmarkStart w:id="54" w:name="_Toc232684022"/>
+      <w:commentRangeStart w:id="55"/>
       <w:r>
         <w:t>SUMMARY</w:t>
       </w:r>
+      <w:bookmarkEnd w:id="49"/>
       <w:bookmarkEnd w:id="50"/>
       <w:bookmarkEnd w:id="51"/>
       <w:bookmarkEnd w:id="52"/>
       <w:bookmarkEnd w:id="53"/>
       <w:bookmarkEnd w:id="54"/>
-      <w:bookmarkEnd w:id="55"/>
-      <w:commentRangeEnd w:id="56"/>
-      <w:r>
-        <w:rPr>
-          <w:rStyle w:val="AklamaBavurusu"/>
-          <w:sz w:val="24"/>
-          <w:szCs w:val="24"/>
-        </w:rPr>
-        <w:commentReference w:id="56"/>
+      <w:commentRangeEnd w:id="55"/>
+      <w:r>
+        <w:rPr>
+          <w:rStyle w:val="CommentReference"/>
+          <w:sz w:val="24"/>
+          <w:szCs w:val="24"/>
+        </w:rPr>
+        <w:commentReference w:id="55"/>
       </w:r>
     </w:p>
     <w:p>
@@ -12508,14 +12506,14 @@
     </w:p>
     <w:p>
       <w:pPr>
-        <w:pStyle w:val="Balk1"/>
-      </w:pPr>
-      <w:bookmarkStart w:id="57" w:name="_Toc232684023"/>
+        <w:pStyle w:val="Heading1"/>
+      </w:pPr>
+      <w:bookmarkStart w:id="56" w:name="_Toc232684023"/>
       <w:r>
         <w:lastRenderedPageBreak/>
         <w:t>GİRİŞ</w:t>
       </w:r>
-      <w:bookmarkEnd w:id="57"/>
+      <w:bookmarkEnd w:id="56"/>
     </w:p>
     <w:p>
       <w:pPr>
@@ -12533,7 +12531,7 @@
       <w:hyperlink w:anchor="kaynak1" w:history="1">
         <w:r>
           <w:rPr>
-            <w:rStyle w:val="Kpr"/>
+            <w:rStyle w:val="Hyperlink"/>
             <w:noProof w:val="0"/>
           </w:rPr>
           <w:t>[1]</w:t>
@@ -12548,7 +12546,7 @@
       <w:hyperlink w:anchor="kaynak2" w:history="1">
         <w:r>
           <w:rPr>
-            <w:rStyle w:val="Kpr"/>
+            <w:rStyle w:val="Hyperlink"/>
             <w:noProof w:val="0"/>
           </w:rPr>
           <w:t>[2]</w:t>
@@ -12563,7 +12561,7 @@
       <w:hyperlink w:anchor="kaynak3" w:history="1">
         <w:r>
           <w:rPr>
-            <w:rStyle w:val="Kpr"/>
+            <w:rStyle w:val="Hyperlink"/>
             <w:noProof w:val="0"/>
           </w:rPr>
           <w:t>[3]</w:t>
@@ -12593,7 +12591,7 @@
       <w:hyperlink w:anchor="kaynak4" w:history="1">
         <w:r>
           <w:rPr>
-            <w:rStyle w:val="Kpr"/>
+            <w:rStyle w:val="Hyperlink"/>
             <w:noProof w:val="0"/>
           </w:rPr>
           <w:t>[4]</w:t>
@@ -12608,28 +12606,28 @@
     </w:p>
     <w:p>
       <w:pPr>
-        <w:pStyle w:val="Balk2"/>
-      </w:pPr>
-      <w:bookmarkStart w:id="58" w:name="_Toc190755317"/>
-      <w:bookmarkStart w:id="59" w:name="_Toc190755895"/>
-      <w:bookmarkStart w:id="60" w:name="_Toc224357595"/>
-      <w:bookmarkStart w:id="61" w:name="_Toc232684024"/>
-      <w:commentRangeStart w:id="62"/>
+        <w:pStyle w:val="Heading2"/>
+      </w:pPr>
+      <w:bookmarkStart w:id="57" w:name="_Toc190755317"/>
+      <w:bookmarkStart w:id="58" w:name="_Toc190755895"/>
+      <w:bookmarkStart w:id="59" w:name="_Toc224357595"/>
+      <w:bookmarkStart w:id="60" w:name="_Toc232684024"/>
+      <w:commentRangeStart w:id="61"/>
       <w:r>
         <w:t>Tezin Amacı</w:t>
       </w:r>
+      <w:bookmarkEnd w:id="57"/>
       <w:bookmarkEnd w:id="58"/>
       <w:bookmarkEnd w:id="59"/>
       <w:bookmarkEnd w:id="60"/>
-      <w:bookmarkEnd w:id="61"/>
-      <w:commentRangeEnd w:id="62"/>
-      <w:r>
-        <w:rPr>
-          <w:rStyle w:val="AklamaBavurusu"/>
-          <w:sz w:val="24"/>
-          <w:szCs w:val="24"/>
-        </w:rPr>
-        <w:commentReference w:id="62"/>
+      <w:commentRangeEnd w:id="61"/>
+      <w:r>
+        <w:rPr>
+          <w:rStyle w:val="CommentReference"/>
+          <w:sz w:val="24"/>
+          <w:szCs w:val="24"/>
+        </w:rPr>
+        <w:commentReference w:id="61"/>
       </w:r>
     </w:p>
     <w:p>
@@ -12648,7 +12646,7 @@
       <w:hyperlink w:anchor="kaynak5" w:history="1">
         <w:r>
           <w:rPr>
-            <w:rStyle w:val="Kpr"/>
+            <w:rStyle w:val="Hyperlink"/>
             <w:lang w:val="en-GB"/>
           </w:rPr>
           <w:t>[5]</w:t>
@@ -12663,7 +12661,7 @@
       <w:hyperlink w:anchor="kaynak6" w:history="1">
         <w:r>
           <w:rPr>
-            <w:rStyle w:val="Kpr"/>
+            <w:rStyle w:val="Hyperlink"/>
             <w:lang w:val="en-GB"/>
           </w:rPr>
           <w:t>[6]</w:t>
@@ -12687,13 +12685,13 @@
     </w:p>
     <w:p>
       <w:pPr>
-        <w:pStyle w:val="Balk3"/>
-      </w:pPr>
-      <w:bookmarkStart w:id="63" w:name="_Toc232684025"/>
+        <w:pStyle w:val="Heading3"/>
+      </w:pPr>
+      <w:bookmarkStart w:id="62" w:name="_Toc232684025"/>
       <w:r>
         <w:t>Çözülmek istenen problem</w:t>
       </w:r>
-      <w:bookmarkEnd w:id="63"/>
+      <w:bookmarkEnd w:id="62"/>
     </w:p>
     <w:p>
       <w:pPr>
@@ -12775,7 +12773,7 @@
                     </pic:cNvPicPr>
                   </pic:nvPicPr>
                   <pic:blipFill rotWithShape="1">
-                    <a:blip r:embed="rId14" cstate="print">
+                    <a:blip r:embed="rId15" cstate="print">
                       <a:extLst>
                         <a:ext uri="{28A0092B-C50C-407E-A947-70E740481C1C}">
                           <a14:useLocalDpi xmlns:a14="http://schemas.microsoft.com/office/drawing/2010/main" val="0"/>
@@ -12814,7 +12812,7 @@
     </w:p>
     <w:p>
       <w:pPr>
-        <w:pStyle w:val="ResimYazs"/>
+        <w:pStyle w:val="Caption"/>
         <w:jc w:val="center"/>
         <w:rPr>
           <w:noProof w:val="0"/>
@@ -12823,7 +12821,7 @@
           <w:lang w:val="en-US"/>
         </w:rPr>
       </w:pPr>
-      <w:bookmarkStart w:id="64" w:name="_Toc232683086"/>
+      <w:bookmarkStart w:id="63" w:name="_Toc232683086"/>
       <w:r>
         <w:rPr>
           <w:sz w:val="24"/>
@@ -12933,20 +12931,20 @@
         </w:rPr>
         <w:t>.</w:t>
       </w:r>
+      <w:bookmarkEnd w:id="63"/>
+    </w:p>
+    <w:p>
+      <w:pPr>
+        <w:pStyle w:val="Heading3"/>
+      </w:pPr>
+      <w:bookmarkStart w:id="64" w:name="_Toc232684026"/>
+      <w:r>
+        <w:t>Ölçülebilir hedefler</w:t>
+      </w:r>
       <w:bookmarkEnd w:id="64"/>
     </w:p>
     <w:p>
       <w:pPr>
-        <w:pStyle w:val="Balk3"/>
-      </w:pPr>
-      <w:bookmarkStart w:id="65" w:name="_Toc232684026"/>
-      <w:r>
-        <w:t>Ölçülebilir hedefler</w:t>
-      </w:r>
-      <w:bookmarkEnd w:id="65"/>
-    </w:p>
-    <w:p>
-      <w:pPr>
         <w:pStyle w:val="GOVDE"/>
         <w:rPr>
           <w:lang w:val="fi-FI"/>
@@ -12973,7 +12971,7 @@
       <w:hyperlink w:anchor="kaynak8" w:history="1">
         <w:r>
           <w:rPr>
-            <w:rStyle w:val="Kpr"/>
+            <w:rStyle w:val="Hyperlink"/>
             <w:noProof w:val="0"/>
           </w:rPr>
           <w:t>[8]</w:t>
@@ -12988,7 +12986,7 @@
       <w:hyperlink w:anchor="kaynak9" w:history="1">
         <w:r>
           <w:rPr>
-            <w:rStyle w:val="Kpr"/>
+            <w:rStyle w:val="Hyperlink"/>
             <w:noProof w:val="0"/>
           </w:rPr>
           <w:t>[9]</w:t>
@@ -13003,15 +13001,15 @@
     </w:p>
     <w:p>
       <w:pPr>
-        <w:pStyle w:val="Balk2"/>
+        <w:pStyle w:val="Heading2"/>
         <w:rPr>
           <w:lang w:val="en-US"/>
         </w:rPr>
       </w:pPr>
-      <w:bookmarkStart w:id="66" w:name="_Toc190755318"/>
-      <w:bookmarkStart w:id="67" w:name="_Toc190755896"/>
-      <w:bookmarkStart w:id="68" w:name="_Toc224357596"/>
-      <w:bookmarkStart w:id="69" w:name="_Toc232684027"/>
+      <w:bookmarkStart w:id="65" w:name="_Toc190755318"/>
+      <w:bookmarkStart w:id="66" w:name="_Toc190755896"/>
+      <w:bookmarkStart w:id="67" w:name="_Toc224357596"/>
+      <w:bookmarkStart w:id="68" w:name="_Toc232684027"/>
       <w:r>
         <w:rPr>
           <w:lang w:val="en-US"/>
@@ -13019,16 +13017,16 @@
         <w:lastRenderedPageBreak/>
         <w:t xml:space="preserve">Literatür </w:t>
       </w:r>
+      <w:bookmarkEnd w:id="65"/>
       <w:bookmarkEnd w:id="66"/>
       <w:bookmarkEnd w:id="67"/>
+      <w:r>
+        <w:rPr>
+          <w:lang w:val="en-US"/>
+        </w:rPr>
+        <w:t>Araştırması</w:t>
+      </w:r>
       <w:bookmarkEnd w:id="68"/>
-      <w:r>
-        <w:rPr>
-          <w:lang w:val="en-US"/>
-        </w:rPr>
-        <w:t>Araştırması</w:t>
-      </w:r>
-      <w:bookmarkEnd w:id="69"/>
     </w:p>
     <w:p>
       <w:pPr>
@@ -13047,7 +13045,7 @@
       <w:hyperlink w:anchor="kaynak10" w:history="1">
         <w:r>
           <w:rPr>
-            <w:rStyle w:val="Kpr"/>
+            <w:rStyle w:val="Hyperlink"/>
             <w:noProof w:val="0"/>
           </w:rPr>
           <w:t>[10]</w:t>
@@ -13062,7 +13060,7 @@
       <w:hyperlink w:anchor="kaynak11" w:history="1">
         <w:r>
           <w:rPr>
-            <w:rStyle w:val="Kpr"/>
+            <w:rStyle w:val="Hyperlink"/>
             <w:noProof w:val="0"/>
           </w:rPr>
           <w:t>[11]</w:t>
@@ -13077,7 +13075,7 @@
       <w:hyperlink w:anchor="kaynak12" w:history="1">
         <w:r>
           <w:rPr>
-            <w:rStyle w:val="Kpr"/>
+            <w:rStyle w:val="Hyperlink"/>
             <w:noProof w:val="0"/>
           </w:rPr>
           <w:t>[12]</w:t>
@@ -13092,7 +13090,7 @@
       <w:hyperlink w:anchor="kaynak5" w:history="1">
         <w:r>
           <w:rPr>
-            <w:rStyle w:val="Kpr"/>
+            <w:rStyle w:val="Hyperlink"/>
             <w:noProof w:val="0"/>
           </w:rPr>
           <w:t>[5]</w:t>
@@ -13107,7 +13105,7 @@
       <w:hyperlink w:anchor="kaynak13" w:history="1">
         <w:r>
           <w:rPr>
-            <w:rStyle w:val="Kpr"/>
+            <w:rStyle w:val="Hyperlink"/>
             <w:noProof w:val="0"/>
           </w:rPr>
           <w:t>[13]</w:t>
@@ -13122,7 +13120,7 @@
       <w:hyperlink w:anchor="kaynak9" w:history="1">
         <w:r>
           <w:rPr>
-            <w:rStyle w:val="Kpr"/>
+            <w:rStyle w:val="Hyperlink"/>
             <w:noProof w:val="0"/>
           </w:rPr>
           <w:t>[9]</w:t>
@@ -13137,7 +13135,7 @@
       <w:hyperlink w:anchor="kaynak4" w:history="1">
         <w:r>
           <w:rPr>
-            <w:rStyle w:val="Kpr"/>
+            <w:rStyle w:val="Hyperlink"/>
             <w:noProof w:val="0"/>
           </w:rPr>
           <w:t>[4]</w:t>
@@ -13152,60 +13150,60 @@
     </w:p>
     <w:p>
       <w:pPr>
-        <w:pStyle w:val="Balk2"/>
+        <w:pStyle w:val="Heading2"/>
         <w:rPr>
           <w:lang w:val="en-US"/>
         </w:rPr>
       </w:pPr>
-      <w:bookmarkStart w:id="70" w:name="_Toc190755319"/>
-      <w:bookmarkStart w:id="71" w:name="_Toc190755897"/>
-      <w:bookmarkStart w:id="72" w:name="_Toc224357597"/>
-      <w:bookmarkStart w:id="73" w:name="_Toc232684028"/>
+      <w:bookmarkStart w:id="69" w:name="_Toc190755319"/>
+      <w:bookmarkStart w:id="70" w:name="_Toc190755897"/>
+      <w:bookmarkStart w:id="71" w:name="_Toc224357597"/>
+      <w:bookmarkStart w:id="72" w:name="_Toc232684028"/>
       <w:r>
         <w:rPr>
           <w:lang w:val="en-US"/>
         </w:rPr>
         <w:t>Hipotez</w:t>
       </w:r>
+      <w:bookmarkEnd w:id="69"/>
       <w:bookmarkEnd w:id="70"/>
       <w:bookmarkEnd w:id="71"/>
       <w:bookmarkEnd w:id="72"/>
+    </w:p>
+    <w:p>
+      <w:pPr>
+        <w:pStyle w:val="GOVDE"/>
+        <w:rPr>
+          <w:noProof w:val="0"/>
+        </w:rPr>
+      </w:pPr>
+      <w:bookmarkStart w:id="73" w:name="_Toc190755320"/>
+      <w:bookmarkStart w:id="74" w:name="_Toc190755898"/>
+      <w:bookmarkStart w:id="75" w:name="_Toc224357598"/>
+      <w:r>
+        <w:rPr>
+          <w:noProof w:val="0"/>
+        </w:rPr>
+        <w:t>Çalışmanın araştırma hipotezi şu şekilde tanımlanmıştır: konuşmacı ayrıştırma bilgisinin transkripsiyon çıktısıyla kelime düzeyinde eşleştirilmesi ve nihai çevirinin konuşmacıya göre ayrılmış segmentler üzerinde yapılması, çoklu konuşmacılı senaryolarda hem çeviri tutarlılığını hem de kullanıcı deneyimini artıracaktır.</w:t>
+      </w:r>
+    </w:p>
+    <w:p>
+      <w:pPr>
+        <w:pStyle w:val="Heading1"/>
+        <w:rPr>
+          <w:lang w:val="en-US"/>
+        </w:rPr>
+      </w:pPr>
+      <w:r>
+        <w:rPr>
+          <w:lang w:val="en-US"/>
+        </w:rPr>
+        <w:br w:type="page"/>
+      </w:r>
+      <w:bookmarkStart w:id="76" w:name="_Toc232684029"/>
       <w:bookmarkEnd w:id="73"/>
-    </w:p>
-    <w:p>
-      <w:pPr>
-        <w:pStyle w:val="GOVDE"/>
-        <w:rPr>
-          <w:noProof w:val="0"/>
-        </w:rPr>
-      </w:pPr>
-      <w:bookmarkStart w:id="74" w:name="_Toc190755320"/>
-      <w:bookmarkStart w:id="75" w:name="_Toc190755898"/>
-      <w:bookmarkStart w:id="76" w:name="_Toc224357598"/>
-      <w:r>
-        <w:rPr>
-          <w:noProof w:val="0"/>
-        </w:rPr>
-        <w:t>Çalışmanın araştırma hipotezi şu şekilde tanımlanmıştır: konuşmacı ayrıştırma bilgisinin transkripsiyon çıktısıyla kelime düzeyinde eşleştirilmesi ve nihai çevirinin konuşmacıya göre ayrılmış segmentler üzerinde yapılması, çoklu konuşmacılı senaryolarda hem çeviri tutarlılığını hem de kullanıcı deneyimini artıracaktır.</w:t>
-      </w:r>
-    </w:p>
-    <w:p>
-      <w:pPr>
-        <w:pStyle w:val="Balk1"/>
-        <w:rPr>
-          <w:lang w:val="en-US"/>
-        </w:rPr>
-      </w:pPr>
-      <w:r>
-        <w:rPr>
-          <w:lang w:val="en-US"/>
-        </w:rPr>
-        <w:br w:type="page"/>
-      </w:r>
-      <w:bookmarkStart w:id="77" w:name="_Toc232684029"/>
       <w:bookmarkEnd w:id="74"/>
       <w:bookmarkEnd w:id="75"/>
-      <w:bookmarkEnd w:id="76"/>
       <w:r>
         <w:rPr>
           <w:lang w:val="en-US"/>
@@ -13213,34 +13211,54 @@
         <w:lastRenderedPageBreak/>
         <w:t>KURAMSAL TEMELLER VE İLGİLİ ÇALIŞMALAR</w:t>
       </w:r>
+      <w:bookmarkEnd w:id="76"/>
+    </w:p>
+    <w:p>
+      <w:pPr>
+        <w:pStyle w:val="GOVDE"/>
+        <w:rPr>
+          <w:lang w:val="en-US"/>
+        </w:rPr>
+      </w:pPr>
+      <w:r>
+        <w:t>Bu bölümde, geliştirilen sistemin dayandığı dört temel teknik alan olan ses etkinliği tespiti, otomatik konuşma tanıma, konuşmacı ayrıştırma ve sinirsel makine çevirisi kuramsal düzeyde ele alınmakta, her alanın temel yöntemleri ve güncel yaklaşımları özetlenmektedir. Bölümün sonunda, bu bileşenleri gerçek zamanlı tek bir hatta birleştiren ilgili çalışmalar değerlendirilerek bu tezin literatürdeki konumu ortaya konulmaktadır.</w:t>
+      </w:r>
+    </w:p>
+    <w:p>
+      <w:pPr>
+        <w:pStyle w:val="Heading2"/>
+        <w:rPr>
+          <w:lang w:val="en-US"/>
+        </w:rPr>
+      </w:pPr>
+      <w:bookmarkStart w:id="77" w:name="_Toc232684030"/>
+      <w:r>
+        <w:rPr>
+          <w:lang w:val="en-US"/>
+        </w:rPr>
+        <w:t>Ses Etkinliği Tespiti</w:t>
+      </w:r>
       <w:bookmarkEnd w:id="77"/>
     </w:p>
     <w:p>
       <w:pPr>
         <w:pStyle w:val="GOVDE"/>
-        <w:rPr>
-          <w:lang w:val="en-US"/>
-        </w:rPr>
-      </w:pPr>
-      <w:r>
-        <w:t>Bu bölümde, geliştirilen sistemin dayandığı dört temel teknik alan olan ses etkinliği tespiti, otomatik konuşma tanıma, konuşmacı ayrıştırma ve sinirsel makine çevirisi kuramsal düzeyde ele alınmakta, her alanın temel yöntemleri ve güncel yaklaşımları özetlenmektedir. Bölümün sonunda, bu bileşenleri gerçek zamanlı tek bir hatta birleştiren ilgili çalışmalar değerlendirilerek bu tezin literatürdeki konumu ortaya konulmaktadır.</w:t>
-      </w:r>
-    </w:p>
-    <w:p>
-      <w:pPr>
-        <w:pStyle w:val="Balk2"/>
-        <w:rPr>
-          <w:lang w:val="en-US"/>
-        </w:rPr>
-      </w:pPr>
-      <w:bookmarkStart w:id="78" w:name="_Toc232684030"/>
-      <w:r>
-        <w:rPr>
-          <w:lang w:val="en-US"/>
-        </w:rPr>
-        <w:t>Ses Etkinliği Tespiti</w:t>
-      </w:r>
-      <w:bookmarkEnd w:id="78"/>
+      </w:pPr>
+      <w:r>
+        <w:t>Ses etkinliği tespiti</w:t>
+      </w:r>
+      <w:r>
+        <w:t xml:space="preserve">, </w:t>
+      </w:r>
+      <w:r>
+        <w:t>bir ses akışının konuşma içeren ve içermeyen (sessizlik, gürültü, müzik) bölümlerini birbirinden ayırma işlemidir</w:t>
+      </w:r>
+      <w:r>
+        <w:t>. Aynı zamanda</w:t>
+      </w:r>
+      <w:r>
+        <w:t xml:space="preserve"> gerçek zamanlı konuşma işleme hatlarında bir ön süzgeç olarak kritik bir rol üstlenir; yalnızca konuşma içeren bölümlerin sonraki ağır modüllere (transkripsiyon, ayrıştırma) iletilmesini sağlayarak hem işlem yükünü azaltır hem de boş/gürültülü girdilerden kaynaklanan hata üretimini engeller.</w:t>
+      </w:r>
     </w:p>
     <w:p>
       <w:pPr>
@@ -13250,16 +13268,46 @@
         <w:t>Ses etkinliği tespiti</w:t>
       </w:r>
       <w:r>
+        <w:t xml:space="preserve"> yöntemleri genel olarak iki sınıfta toplanabilir. Birinci sınıf, enerji eşiği, sıfır geçiş oranı ve spektral öznitelikler gibi sinyal işleme temelli klasik yöntemlerdir; bunlar düşük hesaplama maliyetlidir ancak değişken gürültü koşullarında kararsızlaşır. İkinci sınıf, derin öğrenme temelli yöntemlerdir; sinir ağı tabanlı modeller, gürültülü ve gerçek dünya koşullarında klasik yöntemlere göre belirgin biçimde daha yüksek doğruluk sağlamaktadır </w:t>
+      </w:r>
+      <w:hyperlink w:anchor="kaynak10" w:history="1">
+        <w:r>
+          <w:rPr>
+            <w:rStyle w:val="Hyperlink"/>
+          </w:rPr>
+          <w:t>[10]</w:t>
+        </w:r>
+      </w:hyperlink>
+      <w:r>
         <w:t xml:space="preserve">, </w:t>
       </w:r>
-      <w:r>
-        <w:t>bir ses akışının konuşma içeren ve içermeyen (sessizlik, gürültü, müzik) bölümlerini birbirinden ayırma işlemidir</w:t>
-      </w:r>
-      <w:r>
-        <w:t>. Aynı zamanda</w:t>
-      </w:r>
-      <w:r>
-        <w:t xml:space="preserve"> gerçek zamanlı konuşma işleme hatlarında bir ön süzgeç olarak kritik bir rol üstlenir; yalnızca konuşma içeren bölümlerin sonraki ağır modüllere (transkripsiyon, ayrıştırma) iletilmesini sağlayarak hem işlem yükünü azaltır hem de boş/gürültülü girdilerden kaynaklanan hata üretimini engeller.</w:t>
+      <w:hyperlink w:anchor="kaynak11" w:history="1">
+        <w:r>
+          <w:rPr>
+            <w:rStyle w:val="Hyperlink"/>
+          </w:rPr>
+          <w:t>[11]</w:t>
+        </w:r>
+      </w:hyperlink>
+      <w:r>
+        <w:t xml:space="preserve">. Özellikle film, dizi ve canlı yayın gibi denetimsiz ortamlarda derin öğrenme tabanlı </w:t>
+      </w:r>
+      <w:r>
+        <w:t>ses etkinliği tespiti</w:t>
+      </w:r>
+      <w:r>
+        <w:t xml:space="preserve"> modellerinin üstünlüğü çeşitli karşılaştırmalı çalışmalarda gösterilmiştir </w:t>
+      </w:r>
+      <w:hyperlink w:anchor="kaynak10" w:history="1">
+        <w:r>
+          <w:rPr>
+            <w:rStyle w:val="Hyperlink"/>
+          </w:rPr>
+          <w:t>[10]</w:t>
+        </w:r>
+      </w:hyperlink>
+      <w:r>
+        <w:t>.</w:t>
       </w:r>
     </w:p>
     <w:p>
@@ -13267,63 +13315,17 @@
         <w:pStyle w:val="GOVDE"/>
       </w:pPr>
       <w:r>
-        <w:t>Ses etkinliği tespiti</w:t>
-      </w:r>
-      <w:r>
-        <w:t xml:space="preserve"> yöntemleri genel olarak iki sınıfta toplanabilir. Birinci sınıf, enerji eşiği, sıfır geçiş oranı ve spektral öznitelikler gibi sinyal işleme temelli klasik yöntemlerdir; bunlar düşük hesaplama maliyetlidir ancak değişken gürültü koşullarında kararsızlaşır. İkinci sınıf, derin öğrenme temelli yöntemlerdir; sinir ağı tabanlı modeller, gürültülü ve gerçek dünya koşullarında klasik yöntemlere göre belirgin biçimde daha yüksek doğruluk sağlamaktadır </w:t>
-      </w:r>
-      <w:hyperlink w:anchor="kaynak10" w:history="1">
-        <w:r>
-          <w:rPr>
-            <w:rStyle w:val="Kpr"/>
-          </w:rPr>
-          <w:t>[10]</w:t>
-        </w:r>
-      </w:hyperlink>
-      <w:r>
-        <w:t xml:space="preserve">, </w:t>
-      </w:r>
-      <w:hyperlink w:anchor="kaynak11" w:history="1">
-        <w:r>
-          <w:rPr>
-            <w:rStyle w:val="Kpr"/>
-          </w:rPr>
-          <w:t>[11]</w:t>
-        </w:r>
-      </w:hyperlink>
-      <w:r>
-        <w:t xml:space="preserve">. Özellikle film, dizi ve canlı yayın gibi denetimsiz ortamlarda derin öğrenme tabanlı </w:t>
+        <w:t xml:space="preserve">Bu tezde, iki yaklaşımın güçlü yönlerini birleştiren iki katmanlı bir </w:t>
       </w:r>
       <w:r>
         <w:t>ses etkinliği tespiti</w:t>
       </w:r>
       <w:r>
-        <w:t xml:space="preserve"> modellerinin üstünlüğü çeşitli karşılaştırmalı çalışmalarda gösterilmiştir </w:t>
-      </w:r>
-      <w:hyperlink w:anchor="kaynak10" w:history="1">
-        <w:r>
-          <w:rPr>
-            <w:rStyle w:val="Kpr"/>
-          </w:rPr>
-          <w:t>[10]</w:t>
-        </w:r>
-      </w:hyperlink>
-      <w:r>
-        <w:t>.</w:t>
-      </w:r>
-    </w:p>
-    <w:p>
-      <w:pPr>
-        <w:pStyle w:val="GOVDE"/>
-      </w:pPr>
-      <w:r>
-        <w:t xml:space="preserve">Bu tezde, iki yaklaşımın güçlü yönlerini birleştiren iki katmanlı bir </w:t>
-      </w:r>
-      <w:r>
-        <w:t>ses etkinliği tespiti</w:t>
-      </w:r>
-      <w:r>
-        <w:t xml:space="preserve"> tasarımı benimsenmiştir. Birinci katmanda, C tabanlı ve çok düşük gecikmeli WebRTC VAD bir hızlı ön süzgeç olarak kullanılır; yalnızca bu katmandan geçen çerçeveler, ikinci katmandaki derin öğrenme temelli Silero VAD modeline iletilerek sinir ağı doğrulamasından geçirilir. Bu kademeli yapı, derin modelin yüksek doğruluğunu, her çerçevede ağır model çalıştırmanın getireceği gecikme olmadan elde etmeyi amaçlar (Şekil 2.1).</w:t>
+        <w:t xml:space="preserve"> tasarımı benimsenmiştir. Birinci katmanda, C tabanlı ve çok düşük gecikmeli WebRTC VAD bir hızlı ön süzgeç olarak kullanılır; yalnızca bu katmandan geçen çerçeveler, ikinci katmandaki derin öğrenme temelli Silero VAD modeline iletilerek sinir ağı doğrulamasından geçirilir. Bu kademeli yapı, derin modelin yüksek </w:t>
+      </w:r>
+      <w:r>
+        <w:lastRenderedPageBreak/>
+        <w:t>doğruluğunu, her çerçevede ağır model çalıştırmanın getireceği gecikme olmadan elde etmeyi amaçlar (Şekil 2.1).</w:t>
       </w:r>
     </w:p>
     <w:p>
@@ -13332,7 +13334,6 @@
         <w:keepNext/>
       </w:pPr>
       <w:r>
-        <w:lastRenderedPageBreak/>
         <w:drawing>
           <wp:inline distT="0" distB="0" distL="0" distR="0" wp14:anchorId="58D82E21" wp14:editId="1782F775">
             <wp:extent cx="5219700" cy="1584960"/>
@@ -13351,7 +13352,7 @@
                     </pic:cNvPicPr>
                   </pic:nvPicPr>
                   <pic:blipFill rotWithShape="1">
-                    <a:blip r:embed="rId15" cstate="print">
+                    <a:blip r:embed="rId16" cstate="print">
                       <a:extLst>
                         <a:ext uri="{28A0092B-C50C-407E-A947-70E740481C1C}">
                           <a14:useLocalDpi xmlns:a14="http://schemas.microsoft.com/office/drawing/2010/main" val="0"/>
@@ -13390,14 +13391,14 @@
     </w:p>
     <w:p>
       <w:pPr>
-        <w:pStyle w:val="ResimYazs"/>
+        <w:pStyle w:val="Caption"/>
         <w:jc w:val="center"/>
         <w:rPr>
           <w:sz w:val="24"/>
           <w:szCs w:val="24"/>
         </w:rPr>
       </w:pPr>
-      <w:bookmarkStart w:id="79" w:name="_Toc232683087"/>
+      <w:bookmarkStart w:id="78" w:name="_Toc232683087"/>
       <w:r>
         <w:rPr>
           <w:sz w:val="24"/>
@@ -13516,21 +13517,100 @@
         </w:rPr>
         <w:t>.</w:t>
       </w:r>
+      <w:bookmarkEnd w:id="78"/>
+    </w:p>
+    <w:p>
+      <w:pPr>
+        <w:pStyle w:val="Heading2"/>
+        <w:rPr>
+          <w:lang w:val="en-US"/>
+        </w:rPr>
+      </w:pPr>
+      <w:bookmarkStart w:id="79" w:name="_Toc232684031"/>
+      <w:r>
+        <w:rPr>
+          <w:lang w:val="en-US"/>
+        </w:rPr>
+        <w:t>Otomatik Konuşma Tanıma</w:t>
+      </w:r>
       <w:bookmarkEnd w:id="79"/>
     </w:p>
     <w:p>
       <w:pPr>
-        <w:pStyle w:val="Balk2"/>
+        <w:pStyle w:val="GOVDE"/>
+        <w:rPr>
+          <w:lang w:val="en-GB"/>
+        </w:rPr>
+      </w:pPr>
+      <w:r>
+        <w:rPr>
+          <w:lang w:val="en-GB"/>
+        </w:rPr>
+        <w:t>Otomatik konuşma tanıma</w:t>
+      </w:r>
+      <w:r>
+        <w:rPr>
+          <w:lang w:val="en-GB"/>
+        </w:rPr>
+        <w:t xml:space="preserve">, </w:t>
+      </w:r>
+      <w:r>
+        <w:rPr>
+          <w:lang w:val="en-GB"/>
+        </w:rPr>
+        <w:t xml:space="preserve">konuşma sinyalini metne dönüştüren teknolojidir. Alanda son yıllardaki en önemli kırılma, geniş ölçekli ve çok dilli veriyle zayıf denetim altında eğitilen Transformer tabanlı modellerle yaşanmıştır. OpenAI tarafından geliştirilen Whisper modeli, 680.000 saatlik çok dilli ve çok görevli veriyle eğitilerek farklı aksan, gürültü ve teknik alanlara karşı yüksek dayanıklılık sergilemekte ve ek bir ince ayara gerek kalmadan birçok dilde güçlü başarım göstermektedir </w:t>
+      </w:r>
+      <w:hyperlink w:anchor="kaynak15" w:history="1">
+        <w:r>
+          <w:rPr>
+            <w:rStyle w:val="Hyperlink"/>
+            <w:lang w:val="en-GB"/>
+          </w:rPr>
+          <w:t>[15]</w:t>
+        </w:r>
+      </w:hyperlink>
+      <w:r>
+        <w:rPr>
+          <w:lang w:val="en-GB"/>
+        </w:rPr>
+        <w:t>.</w:t>
+      </w:r>
+    </w:p>
+    <w:p>
+      <w:pPr>
+        <w:pStyle w:val="GOVDE"/>
+      </w:pPr>
+      <w:r>
+        <w:t xml:space="preserve">Whisper'ın özgün uygulaması gerçek zamanlı senaryolar için göreli olarak ağırdır. Bu nedenle bu tezde, Whisper'ın CTranslate2 çıkarım motoru üzerine kurulu, bellek ve hız bakımından optimize edilmiş bir uygulaması olan faster-whisper kütüphanesi tercih edilmiştir. faster-whisper, özgün modelle karşılaştırılabilir doğruluğu önemli ölçüde daha düşük gecikme ve bellek kullanımıyla sunmakta; nicemleme desteğiyle hem GPU (float16) hem de CPU (int8) üzerinde verimli çalışabilmektedir </w:t>
+      </w:r>
+      <w:hyperlink w:anchor="kaynak12" w:history="1">
+        <w:r>
+          <w:rPr>
+            <w:rStyle w:val="Hyperlink"/>
+          </w:rPr>
+          <w:t>[12]</w:t>
+        </w:r>
+      </w:hyperlink>
+      <w:r>
+        <w:t>. Sistemde, hız ve doğruluk dengesi gözetilerek whisper-small modeli temel alınmış; kısmi (partial) transkripsiyonda düşük gecikme için beam_size=1, kesinleşmiş (final) transkripsiyonda ise daha yüksek doğruluk için beam_size=3 ve kelime düzeyi zaman damgaları kullanılmıştır.</w:t>
+      </w:r>
+    </w:p>
+    <w:p>
+      <w:pPr>
+        <w:pStyle w:val="Heading2"/>
         <w:rPr>
           <w:lang w:val="en-US"/>
         </w:rPr>
       </w:pPr>
-      <w:bookmarkStart w:id="80" w:name="_Toc232684031"/>
+      <w:bookmarkStart w:id="80" w:name="_Toc232684032"/>
+      <w:bookmarkStart w:id="81" w:name="_Toc190755324"/>
+      <w:bookmarkStart w:id="82" w:name="_Toc190755902"/>
+      <w:bookmarkStart w:id="83" w:name="_Toc224357602"/>
       <w:r>
         <w:rPr>
           <w:lang w:val="en-US"/>
         </w:rPr>
-        <w:t>Otomatik Konuşma Tanıma</w:t>
+        <w:t>Konuşmacı Ayrıştırma</w:t>
       </w:r>
       <w:bookmarkEnd w:id="80"/>
     </w:p>
@@ -13545,7 +13625,7 @@
         <w:rPr>
           <w:lang w:val="en-GB"/>
         </w:rPr>
-        <w:t>Otomatik konuşma tanıma</w:t>
+        <w:t>Konuşmacı ayrıştırma</w:t>
       </w:r>
       <w:r>
         <w:rPr>
@@ -13557,15 +13637,34 @@
         <w:rPr>
           <w:lang w:val="en-GB"/>
         </w:rPr>
-        <w:t xml:space="preserve">konuşma sinyalini metne dönüştüren teknolojidir. Alanda son yıllardaki en önemli kırılma, geniş ölçekli ve çok dilli veriyle zayıf denetim altında eğitilen Transformer tabanlı modellerle yaşanmıştır. OpenAI tarafından geliştirilen Whisper modeli, 680.000 saatlik çok dilli ve çok görevli veriyle eğitilerek farklı aksan, gürültü ve teknik alanlara karşı yüksek dayanıklılık sergilemekte ve ek bir ince ayara gerek kalmadan birçok dilde güçlü başarım göstermektedir </w:t>
-      </w:r>
-      <w:hyperlink w:anchor="kaynak15" w:history="1">
-        <w:r>
-          <w:rPr>
-            <w:rStyle w:val="Kpr"/>
+        <w:t>"kim, ne zaman konuştu?" sorusunu yanıtlayan; ses akışını konuşmacı kimliğine göre zamansal bölütlere ayıran işlemdir</w:t>
+      </w:r>
+      <w:r>
+        <w:rPr>
+          <w:lang w:val="en-GB"/>
+        </w:rPr>
+        <w:t xml:space="preserve"> (Şekil 2.2)</w:t>
+      </w:r>
+      <w:r>
+        <w:rPr>
+          <w:lang w:val="en-GB"/>
+        </w:rPr>
+        <w:t xml:space="preserve">. Çok konuşmacılı senaryolarda transkripsiyonun ve çevirinin anlamlı biçimde </w:t>
+      </w:r>
+      <w:r>
+        <w:rPr>
+          <w:lang w:val="en-GB"/>
+        </w:rPr>
+        <w:lastRenderedPageBreak/>
+        <w:t xml:space="preserve">sunulabilmesi için ayrıştırma vazgeçilmezdir. Klasik ayrıştırma hatları; ses etkinliği tespiti, konuşmacı bölütleme, embedding (gömülü vektör) çıkarımı ve kümeleme adımlarından oluşur. Son yıllarda bu modüler hatların yerini, ayrıştırmayı tek bir sinir ağı olarak ele alan uçtan uca yaklaşımlar almaya başlamıştır; permütasyondan bağımsız amaç fonksiyonları kullanan uçtan uca sinirsel ayrıştırma (EEND), özellikle üst üste binen konuşma durumlarında başarımı artırmaktadır </w:t>
+      </w:r>
+      <w:hyperlink w:anchor="kaynak9" w:history="1">
+        <w:r>
+          <w:rPr>
+            <w:rStyle w:val="Hyperlink"/>
             <w:lang w:val="en-GB"/>
           </w:rPr>
-          <w:t>[15]</w:t>
+          <w:t>[9]</w:t>
         </w:r>
       </w:hyperlink>
       <w:r>
@@ -13580,121 +13679,23 @@
         <w:pStyle w:val="GOVDE"/>
       </w:pPr>
       <w:r>
-        <w:t xml:space="preserve">Whisper'ın özgün uygulaması gerçek zamanlı senaryolar için göreli olarak ağırdır. Bu nedenle bu tezde, Whisper'ın CTranslate2 çıkarım motoru üzerine kurulu, bellek ve hız bakımından optimize edilmiş bir uygulaması olan faster-whisper kütüphanesi tercih edilmiştir. faster-whisper, özgün modelle karşılaştırılabilir doğruluğu önemli ölçüde daha düşük gecikme ve bellek kullanımıyla sunmakta; nicemleme desteğiyle hem GPU (float16) hem de CPU (int8) üzerinde verimli çalışabilmektedir </w:t>
-      </w:r>
-      <w:hyperlink w:anchor="kaynak12" w:history="1">
-        <w:r>
-          <w:rPr>
-            <w:rStyle w:val="Kpr"/>
-          </w:rPr>
-          <w:t>[12]</w:t>
+        <w:t xml:space="preserve">Bu tezde ayrıştırma altyapısı olarak, modüler ve açık kaynaklı yapısıyla öne çıkan pyannote.audio kümesi (sürüm 3.1) kullanılmıştır </w:t>
+      </w:r>
+      <w:hyperlink w:anchor="kaynak5" w:history="1">
+        <w:r>
+          <w:rPr>
+            <w:rStyle w:val="Hyperlink"/>
+          </w:rPr>
+          <w:t>[5]</w:t>
         </w:r>
       </w:hyperlink>
       <w:r>
-        <w:t>. Sistemde, hız ve doğruluk dengesi gözetilerek whisper-small modeli temel alınmış; kısmi (partial) transkripsiyonda düşük gecikme için beam_size=1, kesinleşmiş (final) transkripsiyonda ise daha yüksek doğruluk için beam_size=3 ve kelime düzeyi zaman damgaları kullanılmıştır.</w:t>
-      </w:r>
-    </w:p>
-    <w:p>
-      <w:pPr>
-        <w:pStyle w:val="Balk2"/>
-        <w:rPr>
-          <w:lang w:val="en-US"/>
-        </w:rPr>
-      </w:pPr>
-      <w:bookmarkStart w:id="81" w:name="_Toc232684032"/>
-      <w:bookmarkStart w:id="82" w:name="_Toc190755324"/>
-      <w:bookmarkStart w:id="83" w:name="_Toc190755902"/>
-      <w:bookmarkStart w:id="84" w:name="_Toc224357602"/>
-      <w:r>
-        <w:rPr>
-          <w:lang w:val="en-US"/>
-        </w:rPr>
-        <w:t>Konuşmacı Ayrıştırma</w:t>
-      </w:r>
-      <w:bookmarkEnd w:id="81"/>
-    </w:p>
-    <w:p>
-      <w:pPr>
-        <w:pStyle w:val="GOVDE"/>
-        <w:rPr>
-          <w:lang w:val="en-GB"/>
-        </w:rPr>
-      </w:pPr>
-      <w:r>
-        <w:rPr>
-          <w:lang w:val="en-GB"/>
-        </w:rPr>
-        <w:t>Konuşmacı ayrıştırma</w:t>
-      </w:r>
-      <w:r>
-        <w:rPr>
-          <w:lang w:val="en-GB"/>
-        </w:rPr>
         <w:t xml:space="preserve">, </w:t>
       </w:r>
-      <w:r>
-        <w:rPr>
-          <w:lang w:val="en-GB"/>
-        </w:rPr>
-        <w:t>"kim, ne zaman konuştu?" sorusunu yanıtlayan; ses akışını konuşmacı kimliğine göre zamansal bölütlere ayıran işlemdir</w:t>
-      </w:r>
-      <w:r>
-        <w:rPr>
-          <w:lang w:val="en-GB"/>
-        </w:rPr>
-        <w:t xml:space="preserve"> (Şekil 2.2)</w:t>
-      </w:r>
-      <w:r>
-        <w:rPr>
-          <w:lang w:val="en-GB"/>
-        </w:rPr>
-        <w:t xml:space="preserve">. Çok konuşmacılı senaryolarda transkripsiyonun ve çevirinin anlamlı biçimde sunulabilmesi için ayrıştırma vazgeçilmezdir. Klasik ayrıştırma hatları; ses etkinliği tespiti, konuşmacı bölütleme, embedding (gömülü vektör) çıkarımı ve kümeleme </w:t>
-      </w:r>
-      <w:r>
-        <w:rPr>
-          <w:lang w:val="en-GB"/>
-        </w:rPr>
-        <w:lastRenderedPageBreak/>
-        <w:t xml:space="preserve">adımlarından oluşur. Son yıllarda bu modüler hatların yerini, ayrıştırmayı tek bir sinir ağı olarak ele alan uçtan uca yaklaşımlar almaya başlamıştır; permütasyondan bağımsız amaç fonksiyonları kullanan uçtan uca sinirsel ayrıştırma (EEND), özellikle üst üste binen konuşma durumlarında başarımı artırmaktadır </w:t>
-      </w:r>
-      <w:hyperlink w:anchor="kaynak9" w:history="1">
-        <w:r>
-          <w:rPr>
-            <w:rStyle w:val="Kpr"/>
-            <w:lang w:val="en-GB"/>
-          </w:rPr>
-          <w:t>[9]</w:t>
-        </w:r>
-      </w:hyperlink>
-      <w:r>
-        <w:rPr>
-          <w:lang w:val="en-GB"/>
-        </w:rPr>
-        <w:t>.</w:t>
-      </w:r>
-    </w:p>
-    <w:p>
-      <w:pPr>
-        <w:pStyle w:val="GOVDE"/>
-      </w:pPr>
-      <w:r>
-        <w:t xml:space="preserve">Bu tezde ayrıştırma altyapısı olarak, modüler ve açık kaynaklı yapısıyla öne çıkan pyannote.audio kümesi (sürüm 3.1) kullanılmıştır </w:t>
-      </w:r>
-      <w:hyperlink w:anchor="kaynak5" w:history="1">
-        <w:r>
-          <w:rPr>
-            <w:rStyle w:val="Kpr"/>
-          </w:rPr>
-          <w:t>[5]</w:t>
-        </w:r>
-      </w:hyperlink>
-      <w:r>
-        <w:t xml:space="preserve">, </w:t>
-      </w:r>
       <w:hyperlink w:anchor="kaynak13" w:history="1">
         <w:r>
           <w:rPr>
-            <w:rStyle w:val="Kpr"/>
+            <w:rStyle w:val="Hyperlink"/>
           </w:rPr>
           <w:t>[13]</w:t>
         </w:r>
@@ -13727,7 +13728,7 @@
                     </pic:cNvPicPr>
                   </pic:nvPicPr>
                   <pic:blipFill rotWithShape="1">
-                    <a:blip r:embed="rId16" cstate="print">
+                    <a:blip r:embed="rId17" cstate="print">
                       <a:extLst>
                         <a:ext uri="{28A0092B-C50C-407E-A947-70E740481C1C}">
                           <a14:useLocalDpi xmlns:a14="http://schemas.microsoft.com/office/drawing/2010/main" val="0"/>
@@ -13766,7 +13767,7 @@
     </w:p>
     <w:p>
       <w:pPr>
-        <w:pStyle w:val="ResimYazs"/>
+        <w:pStyle w:val="Caption"/>
         <w:jc w:val="center"/>
         <w:rPr>
           <w:rFonts w:eastAsia="Batang"/>
@@ -13775,7 +13776,7 @@
           <w:lang w:val="en-GB"/>
         </w:rPr>
       </w:pPr>
-      <w:bookmarkStart w:id="85" w:name="_Toc232683088"/>
+      <w:bookmarkStart w:id="84" w:name="_Toc232683088"/>
       <w:r>
         <w:rPr>
           <w:sz w:val="24"/>
@@ -13885,21 +13886,108 @@
         </w:rPr>
         <w:t>.</w:t>
       </w:r>
+      <w:bookmarkEnd w:id="84"/>
+    </w:p>
+    <w:p>
+      <w:pPr>
+        <w:pStyle w:val="Heading2"/>
+        <w:rPr>
+          <w:lang w:val="en-US"/>
+        </w:rPr>
+      </w:pPr>
+      <w:bookmarkStart w:id="85" w:name="_Toc232684033"/>
+      <w:r>
+        <w:rPr>
+          <w:lang w:val="en-US"/>
+        </w:rPr>
+        <w:t>Sinirsel Makine Çevirisi</w:t>
+      </w:r>
       <w:bookmarkEnd w:id="85"/>
     </w:p>
     <w:p>
       <w:pPr>
-        <w:pStyle w:val="Balk2"/>
+        <w:pStyle w:val="GOVDE"/>
+      </w:pPr>
+      <w:r>
+        <w:t>Sinirsel makine çevirisi</w:t>
+      </w:r>
+      <w:r>
+        <w:t xml:space="preserve">, </w:t>
+      </w:r>
+      <w:r>
+        <w:t>çeviriyi kaynak diziden hedef diziye uçtan uca öğrenilen bir eşleme olarak ele alan yaklaşımdır.</w:t>
+      </w:r>
+      <w:r>
+        <w:t xml:space="preserve"> </w:t>
+      </w:r>
+      <w:r>
+        <w:t xml:space="preserve">Sinirsel makine çevirisi, özellikle dikkat mekanizması ve Transformer mimarisiyle birlikte, kaynak cümlenin bağlamını daha iyi modelleyebilen uçtan uca bir çeviri yaklaşımı hâline gelmiştir </w:t>
+      </w:r>
+      <w:hyperlink w:anchor="kaynak6" w:history="1">
+        <w:r>
+          <w:rPr>
+            <w:rStyle w:val="Hyperlink"/>
+          </w:rPr>
+          <w:t>[6]</w:t>
+        </w:r>
+      </w:hyperlink>
+      <w:r>
+        <w:t xml:space="preserve">, </w:t>
+      </w:r>
+      <w:hyperlink w:anchor="kaynak14" w:history="1">
+        <w:r>
+          <w:rPr>
+            <w:rStyle w:val="Hyperlink"/>
+          </w:rPr>
+          <w:t>[14]</w:t>
+        </w:r>
+      </w:hyperlink>
+      <w:r>
+        <w:t xml:space="preserve">. Bu tez </w:t>
+      </w:r>
+      <w:r>
+        <w:lastRenderedPageBreak/>
+        <w:t xml:space="preserve">açısından </w:t>
+      </w:r>
+      <w:r>
+        <w:t>sinirsel makine çevirisinin</w:t>
+      </w:r>
+      <w:r>
+        <w:t xml:space="preserve"> önemi, konuşmacıya göre ayrılmış kısa metin parçalarının hedef dile hızlı ve bağlama duyarlı biçimde çevrilebilmesidir.</w:t>
+      </w:r>
+    </w:p>
+    <w:p>
+      <w:pPr>
+        <w:pStyle w:val="GOVDE"/>
+      </w:pPr>
+      <w:r>
+        <w:t xml:space="preserve">Gerçek zamanlı ve mümkün olduğunda çevrimdışı çalışabilen bir sistem hedeflendiğinden, çeviri katmanı tek bir servise bağımlı tasarlanmamıştır. Çevrimiçi koşullarda DeepL ve Google Translate kullanılabilirken, yerel NLLB-200/CTranslate2 seçeneği internet bağlantısı olmayan ortamlarda temel çeviri işlevinin sürdürülmesini sağlar </w:t>
+      </w:r>
+      <w:hyperlink w:anchor="kaynak16" w:history="1">
+        <w:r>
+          <w:rPr>
+            <w:rStyle w:val="Hyperlink"/>
+          </w:rPr>
+          <w:t>[16]</w:t>
+        </w:r>
+      </w:hyperlink>
+      <w:r>
+        <w:t>. Böylece çeviri katmanı, kalite, gecikme ve erişilebilirlik gereksinimleri arasında yapılandırılabilir bir denge sunar.</w:t>
+      </w:r>
+    </w:p>
+    <w:p>
+      <w:pPr>
+        <w:pStyle w:val="Heading2"/>
         <w:rPr>
           <w:lang w:val="en-US"/>
         </w:rPr>
       </w:pPr>
-      <w:bookmarkStart w:id="86" w:name="_Toc232684033"/>
+      <w:bookmarkStart w:id="86" w:name="_Toc232684034"/>
       <w:r>
         <w:rPr>
           <w:lang w:val="en-US"/>
         </w:rPr>
-        <w:t>Sinirsel Makine Çevirisi</w:t>
+        <w:t>İlgili Çalışmalar ve Bu Çalışmanın Konumu</w:t>
       </w:r>
       <w:bookmarkEnd w:id="86"/>
     </w:p>
@@ -13908,107 +13996,23 @@
         <w:pStyle w:val="GOVDE"/>
       </w:pPr>
       <w:r>
-        <w:t>Sinirsel makine çevirisi</w:t>
-      </w:r>
-      <w:r>
-        <w:t xml:space="preserve">, </w:t>
-      </w:r>
-      <w:r>
-        <w:t>çeviriyi kaynak diziden hedef diziye uçtan uca öğrenilen bir eşleme olarak ele alan yaklaşımdır.</w:t>
-      </w:r>
-      <w:r>
-        <w:t xml:space="preserve"> </w:t>
-      </w:r>
-      <w:r>
-        <w:t xml:space="preserve">Sinirsel makine çevirisi, özellikle dikkat mekanizması ve Transformer mimarisiyle birlikte, kaynak cümlenin bağlamını daha iyi modelleyebilen uçtan uca bir çeviri yaklaşımı hâline gelmiştir </w:t>
-      </w:r>
-      <w:hyperlink w:anchor="kaynak6" w:history="1">
-        <w:r>
-          <w:rPr>
-            <w:rStyle w:val="Kpr"/>
-          </w:rPr>
-          <w:t>[6]</w:t>
+        <w:t xml:space="preserve">Sayılan dört alanın her biri olgun bir literatüre sahip olsa da, bu bileşenleri düşük gecikmeli ve çok konuşmacılı tek bir gerçek zamanlı hatta birleştiren çalışmalar görece sınırlıdır. Bu teze en yakın örneklerden biri, Whisper bölütlemesine dayalı gerçek zamanlı çok dilli konuşma tanıma ve konuşmacı ayrıştırma sistemidir </w:t>
+      </w:r>
+      <w:hyperlink w:anchor="kaynak4" w:history="1">
+        <w:r>
+          <w:rPr>
+            <w:rStyle w:val="Hyperlink"/>
+          </w:rPr>
+          <w:t>[4]</w:t>
         </w:r>
       </w:hyperlink>
       <w:r>
-        <w:t xml:space="preserve">, </w:t>
-      </w:r>
-      <w:hyperlink w:anchor="kaynak14" w:history="1">
-        <w:r>
-          <w:rPr>
-            <w:rStyle w:val="Kpr"/>
-          </w:rPr>
-          <w:t>[14]</w:t>
-        </w:r>
-      </w:hyperlink>
-      <w:r>
-        <w:t xml:space="preserve">. Bu tez açısından </w:t>
-      </w:r>
-      <w:r>
-        <w:t>sinirsel makine çevirisinin</w:t>
-      </w:r>
-      <w:r>
-        <w:t xml:space="preserve"> önemi, konuşmacıya göre ayrılmış kısa metin parçalarının hedef dile hızlı ve bağlama duyarlı biçimde çevrilebilmesidir.</w:t>
-      </w:r>
-    </w:p>
-    <w:p>
-      <w:pPr>
-        <w:pStyle w:val="GOVDE"/>
-      </w:pPr>
-      <w:r>
-        <w:lastRenderedPageBreak/>
-        <w:t xml:space="preserve">Gerçek zamanlı ve mümkün olduğunda çevrimdışı çalışabilen bir sistem hedeflendiğinden, çeviri katmanı tek bir servise bağımlı tasarlanmamıştır. Çevrimiçi koşullarda DeepL ve Google Translate kullanılabilirken, yerel NLLB-200/CTranslate2 seçeneği internet bağlantısı olmayan ortamlarda temel çeviri işlevinin sürdürülmesini sağlar </w:t>
-      </w:r>
-      <w:hyperlink w:anchor="kaynak16" w:history="1">
-        <w:r>
-          <w:rPr>
-            <w:rStyle w:val="Kpr"/>
-          </w:rPr>
-          <w:t>[16]</w:t>
-        </w:r>
-      </w:hyperlink>
-      <w:r>
-        <w:t>. Böylece çeviri katmanı, kalite, gecikme ve erişilebilirlik gereksinimleri arasında yapılandırılabilir bir denge sunar.</w:t>
-      </w:r>
-    </w:p>
-    <w:p>
-      <w:pPr>
-        <w:pStyle w:val="Balk2"/>
-        <w:rPr>
-          <w:lang w:val="en-US"/>
-        </w:rPr>
-      </w:pPr>
-      <w:bookmarkStart w:id="87" w:name="_Toc232684034"/>
-      <w:r>
-        <w:rPr>
-          <w:lang w:val="en-US"/>
-        </w:rPr>
-        <w:t>İlgili Çalışmalar ve Bu Çalışmanın Konumu</w:t>
-      </w:r>
-      <w:bookmarkEnd w:id="87"/>
-    </w:p>
-    <w:p>
-      <w:pPr>
-        <w:pStyle w:val="GOVDE"/>
-      </w:pPr>
-      <w:r>
-        <w:t xml:space="preserve">Sayılan dört alanın her biri olgun bir literatüre sahip olsa da, bu bileşenleri düşük gecikmeli ve çok konuşmacılı tek bir gerçek zamanlı hatta birleştiren çalışmalar görece sınırlıdır. Bu teze en yakın örneklerden biri, Whisper bölütlemesine dayalı gerçek zamanlı çok dilli konuşma tanıma ve konuşmacı ayrıştırma sistemidir </w:t>
-      </w:r>
-      <w:hyperlink w:anchor="kaynak4" w:history="1">
-        <w:r>
-          <w:rPr>
-            <w:rStyle w:val="Kpr"/>
-          </w:rPr>
-          <w:t>[4]</w:t>
-        </w:r>
-      </w:hyperlink>
-      <w:r>
         <w:t xml:space="preserve">. Söz konusu çalışma, gerçek zamanlı ayrıştırmanın temel zorluğunun konuşmacı geçişlerinin anlık tespiti ve bu bilginin transkripsiyon hattına en az gecikmeyle aktarılması olduğunu vurgulamaktadır. Benzer biçimde, faster-whisper ile konuşmacı tanımayı birleştiren çalışmalar da bütünleşik hatların uygulanabilirliğini göstermektedir </w:t>
       </w:r>
       <w:hyperlink w:anchor="kaynak12" w:history="1">
         <w:r>
           <w:rPr>
-            <w:rStyle w:val="Kpr"/>
+            <w:rStyle w:val="Hyperlink"/>
           </w:rPr>
           <w:t>[12]</w:t>
         </w:r>
@@ -14033,8 +14037,8 @@
         <w:pStyle w:val="TableAnchor"/>
         <w:jc w:val="left"/>
         <w:sectPr>
-          <w:footerReference w:type="even" r:id="rId17"/>
-          <w:footerReference w:type="default" r:id="rId18"/>
+          <w:footerReference w:type="even" r:id="rId18"/>
+          <w:footerReference w:type="default" r:id="rId19"/>
           <w:pgSz w:w="11906" w:h="16838"/>
           <w:pgMar w:top="1418" w:right="1418" w:bottom="1418" w:left="2268" w:header="709" w:footer="709" w:gutter="0"/>
           <w:pgNumType w:start="1"/>
@@ -14045,41 +14049,41 @@
     </w:p>
     <w:p>
       <w:pPr>
-        <w:pStyle w:val="Balk1"/>
-      </w:pPr>
-      <w:bookmarkStart w:id="88" w:name="_Toc232684035"/>
+        <w:pStyle w:val="Heading1"/>
+      </w:pPr>
+      <w:bookmarkStart w:id="87" w:name="_Toc232684035"/>
+      <w:bookmarkEnd w:id="81"/>
       <w:bookmarkEnd w:id="82"/>
       <w:bookmarkEnd w:id="83"/>
-      <w:bookmarkEnd w:id="84"/>
       <w:r>
         <w:lastRenderedPageBreak/>
         <w:t>SİSTEM MİMARİSİ VE YÖNTEM</w:t>
       </w:r>
+      <w:bookmarkEnd w:id="87"/>
+    </w:p>
+    <w:p>
+      <w:pPr>
+        <w:pStyle w:val="GOVDE"/>
+      </w:pPr>
+      <w:r>
+        <w:t>Bu bölümde, geliştirilen çoklu konuşmacı gerçek zamanlı çeviri sisteminin mimarisi ve her bir bileşenin çalışma yöntemi ayrıntılı olarak ele alınmaktadır. Sistem, sesin yakalanmasından altyazının ekrana yansıtılmasına kadar uzanan uçtan uca bir işleme hattı olarak tasarlanmıştır.</w:t>
+      </w:r>
+    </w:p>
+    <w:p>
+      <w:pPr>
+        <w:pStyle w:val="Heading2"/>
+        <w:rPr>
+          <w:lang w:val="en-US"/>
+        </w:rPr>
+      </w:pPr>
+      <w:bookmarkStart w:id="88" w:name="_Toc232684036"/>
+      <w:r>
+        <w:rPr>
+          <w:lang w:val="en-US"/>
+        </w:rPr>
+        <w:t>Genel Mimari ve İşleme Hattı</w:t>
+      </w:r>
       <w:bookmarkEnd w:id="88"/>
-    </w:p>
-    <w:p>
-      <w:pPr>
-        <w:pStyle w:val="GOVDE"/>
-      </w:pPr>
-      <w:r>
-        <w:t>Bu bölümde, geliştirilen çoklu konuşmacı gerçek zamanlı çeviri sisteminin mimarisi ve her bir bileşenin çalışma yöntemi ayrıntılı olarak ele alınmaktadır. Sistem, sesin yakalanmasından altyazının ekrana yansıtılmasına kadar uzanan uçtan uca bir işleme hattı olarak tasarlanmıştır.</w:t>
-      </w:r>
-    </w:p>
-    <w:p>
-      <w:pPr>
-        <w:pStyle w:val="Balk2"/>
-        <w:rPr>
-          <w:lang w:val="en-US"/>
-        </w:rPr>
-      </w:pPr>
-      <w:bookmarkStart w:id="89" w:name="_Toc232684036"/>
-      <w:r>
-        <w:rPr>
-          <w:lang w:val="en-US"/>
-        </w:rPr>
-        <w:t>Genel Mimari ve İşleme Hattı</w:t>
-      </w:r>
-      <w:bookmarkEnd w:id="89"/>
     </w:p>
     <w:p>
       <w:pPr>
@@ -14113,7 +14117,7 @@
                     </pic:cNvPicPr>
                   </pic:nvPicPr>
                   <pic:blipFill rotWithShape="1">
-                    <a:blip r:embed="rId19" cstate="print">
+                    <a:blip r:embed="rId20" cstate="print">
                       <a:extLst>
                         <a:ext uri="{28A0092B-C50C-407E-A947-70E740481C1C}">
                           <a14:useLocalDpi xmlns:a14="http://schemas.microsoft.com/office/drawing/2010/main" val="0"/>
@@ -14152,7 +14156,7 @@
     </w:p>
     <w:p>
       <w:pPr>
-        <w:pStyle w:val="ResimYazs"/>
+        <w:pStyle w:val="Caption"/>
         <w:jc w:val="center"/>
         <w:rPr>
           <w:b w:val="0"/>
@@ -14161,7 +14165,7 @@
           <w:szCs w:val="24"/>
         </w:rPr>
       </w:pPr>
-      <w:bookmarkStart w:id="90" w:name="_Toc232683089"/>
+      <w:bookmarkStart w:id="89" w:name="_Toc232683089"/>
       <w:r>
         <w:rPr>
           <w:sz w:val="24"/>
@@ -14271,7 +14275,7 @@
         </w:rPr>
         <w:t>.</w:t>
       </w:r>
-      <w:bookmarkEnd w:id="90"/>
+      <w:bookmarkEnd w:id="89"/>
     </w:p>
     <w:p>
       <w:pPr>
@@ -14327,7 +14331,7 @@
                     </pic:cNvPicPr>
                   </pic:nvPicPr>
                   <pic:blipFill rotWithShape="1">
-                    <a:blip r:embed="rId20" cstate="print">
+                    <a:blip r:embed="rId21" cstate="print">
                       <a:extLst>
                         <a:ext uri="{28A0092B-C50C-407E-A947-70E740481C1C}">
                           <a14:useLocalDpi xmlns:a14="http://schemas.microsoft.com/office/drawing/2010/main" val="0"/>
@@ -14366,7 +14370,7 @@
     </w:p>
     <w:p>
       <w:pPr>
-        <w:pStyle w:val="ResimYazs"/>
+        <w:pStyle w:val="Caption"/>
         <w:jc w:val="center"/>
         <w:rPr>
           <w:b w:val="0"/>
@@ -14375,7 +14379,7 @@
           <w:szCs w:val="24"/>
         </w:rPr>
       </w:pPr>
-      <w:bookmarkStart w:id="91" w:name="_Toc232683090"/>
+      <w:bookmarkStart w:id="90" w:name="_Toc232683090"/>
       <w:r>
         <w:rPr>
           <w:sz w:val="24"/>
@@ -14494,7 +14498,7 @@
         </w:rPr>
         <w:t>.</w:t>
       </w:r>
-      <w:bookmarkEnd w:id="91"/>
+      <w:bookmarkEnd w:id="90"/>
     </w:p>
     <w:p>
       <w:pPr>
@@ -14525,19 +14529,19 @@
     </w:p>
     <w:p>
       <w:pPr>
-        <w:pStyle w:val="Balk2"/>
+        <w:pStyle w:val="Heading2"/>
         <w:rPr>
           <w:lang w:val="en-US"/>
         </w:rPr>
       </w:pPr>
-      <w:bookmarkStart w:id="92" w:name="_Toc232684037"/>
+      <w:bookmarkStart w:id="91" w:name="_Toc232684037"/>
       <w:r>
         <w:rPr>
           <w:lang w:val="en-US"/>
         </w:rPr>
         <w:t>Ses Yakalama</w:t>
       </w:r>
-      <w:bookmarkEnd w:id="92"/>
+      <w:bookmarkEnd w:id="91"/>
     </w:p>
     <w:p>
       <w:pPr>
@@ -14557,12 +14561,12 @@
     </w:p>
     <w:p>
       <w:pPr>
-        <w:pStyle w:val="Balk2"/>
+        <w:pStyle w:val="Heading2"/>
         <w:rPr>
           <w:lang w:val="en-US"/>
         </w:rPr>
       </w:pPr>
-      <w:bookmarkStart w:id="93" w:name="_Toc232684038"/>
+      <w:bookmarkStart w:id="92" w:name="_Toc232684038"/>
       <w:r>
         <w:rPr>
           <w:lang w:val="en-US"/>
@@ -14570,7 +14574,7 @@
         <w:lastRenderedPageBreak/>
         <w:t>Ses Etkinliği ve Dinamik Yakalama</w:t>
       </w:r>
-      <w:bookmarkEnd w:id="93"/>
+      <w:bookmarkEnd w:id="92"/>
     </w:p>
     <w:p>
       <w:pPr>
@@ -14624,7 +14628,7 @@
                     </pic:cNvPicPr>
                   </pic:nvPicPr>
                   <pic:blipFill rotWithShape="1">
-                    <a:blip r:embed="rId21" cstate="print">
+                    <a:blip r:embed="rId22" cstate="print">
                       <a:extLst>
                         <a:ext uri="{28A0092B-C50C-407E-A947-70E740481C1C}">
                           <a14:useLocalDpi xmlns:a14="http://schemas.microsoft.com/office/drawing/2010/main" val="0"/>
@@ -14663,14 +14667,14 @@
     </w:p>
     <w:p>
       <w:pPr>
-        <w:pStyle w:val="ResimYazs"/>
+        <w:pStyle w:val="Caption"/>
         <w:jc w:val="center"/>
         <w:rPr>
           <w:sz w:val="24"/>
           <w:szCs w:val="24"/>
         </w:rPr>
       </w:pPr>
-      <w:bookmarkStart w:id="94" w:name="_Toc232683091"/>
+      <w:bookmarkStart w:id="93" w:name="_Toc232683091"/>
       <w:r>
         <w:rPr>
           <w:sz w:val="24"/>
@@ -14789,26 +14793,26 @@
         </w:rPr>
         <w:t>.</w:t>
       </w:r>
+      <w:bookmarkEnd w:id="93"/>
+    </w:p>
+    <w:p>
+      <w:pPr>
+        <w:pStyle w:val="Heading2"/>
+        <w:rPr>
+          <w:lang w:val="en-US"/>
+        </w:rPr>
+      </w:pPr>
+      <w:bookmarkStart w:id="94" w:name="_Toc232684039"/>
+      <w:r>
+        <w:rPr>
+          <w:lang w:val="en-US"/>
+        </w:rPr>
+        <w:t>Transkripsiyon</w:t>
+      </w:r>
       <w:bookmarkEnd w:id="94"/>
     </w:p>
     <w:p>
       <w:pPr>
-        <w:pStyle w:val="Balk2"/>
-        <w:rPr>
-          <w:lang w:val="en-US"/>
-        </w:rPr>
-      </w:pPr>
-      <w:bookmarkStart w:id="95" w:name="_Toc232684039"/>
-      <w:r>
-        <w:rPr>
-          <w:lang w:val="en-US"/>
-        </w:rPr>
-        <w:t>Transkripsiyon</w:t>
-      </w:r>
-      <w:bookmarkEnd w:id="95"/>
-    </w:p>
-    <w:p>
-      <w:pPr>
         <w:pStyle w:val="GOVDE"/>
         <w:rPr>
           <w:lang w:val="en-GB"/>
@@ -14823,7 +14827,7 @@
       <w:hyperlink w:anchor="kaynak12" w:history="1">
         <w:r>
           <w:rPr>
-            <w:rStyle w:val="Kpr"/>
+            <w:rStyle w:val="Hyperlink"/>
             <w:lang w:val="en-GB"/>
           </w:rPr>
           <w:t>[12]</w:t>
@@ -14838,7 +14842,7 @@
       <w:hyperlink w:anchor="kaynak15" w:history="1">
         <w:r>
           <w:rPr>
-            <w:rStyle w:val="Kpr"/>
+            <w:rStyle w:val="Hyperlink"/>
             <w:lang w:val="en-GB"/>
           </w:rPr>
           <w:t>[15]</w:t>
@@ -14868,19 +14872,19 @@
     </w:p>
     <w:p>
       <w:pPr>
-        <w:pStyle w:val="Balk2"/>
+        <w:pStyle w:val="Heading2"/>
         <w:rPr>
           <w:lang w:val="en-US"/>
         </w:rPr>
       </w:pPr>
-      <w:bookmarkStart w:id="96" w:name="_Toc232684040"/>
+      <w:bookmarkStart w:id="95" w:name="_Toc232684040"/>
       <w:r>
         <w:rPr>
           <w:lang w:val="en-US"/>
         </w:rPr>
         <w:t>Konuşmacı Ayrıştırma ve Kelime Düzeyinde Eşleştirme</w:t>
       </w:r>
-      <w:bookmarkEnd w:id="96"/>
+      <w:bookmarkEnd w:id="95"/>
     </w:p>
     <w:p>
       <w:pPr>
@@ -14892,7 +14896,7 @@
       <w:hyperlink w:anchor="kaynak5" w:history="1">
         <w:r>
           <w:rPr>
-            <w:rStyle w:val="Kpr"/>
+            <w:rStyle w:val="Hyperlink"/>
           </w:rPr>
           <w:t>[5]</w:t>
         </w:r>
@@ -14903,7 +14907,7 @@
       <w:hyperlink w:anchor="kaynak13" w:history="1">
         <w:r>
           <w:rPr>
-            <w:rStyle w:val="Kpr"/>
+            <w:rStyle w:val="Hyperlink"/>
           </w:rPr>
           <w:t>[13]</w:t>
         </w:r>
@@ -14936,7 +14940,7 @@
                     </pic:cNvPicPr>
                   </pic:nvPicPr>
                   <pic:blipFill rotWithShape="1">
-                    <a:blip r:embed="rId22" cstate="print">
+                    <a:blip r:embed="rId23" cstate="print">
                       <a:extLst>
                         <a:ext uri="{28A0092B-C50C-407E-A947-70E740481C1C}">
                           <a14:useLocalDpi xmlns:a14="http://schemas.microsoft.com/office/drawing/2010/main" val="0"/>
@@ -14975,7 +14979,7 @@
     </w:p>
     <w:p>
       <w:pPr>
-        <w:pStyle w:val="ResimYazs"/>
+        <w:pStyle w:val="Caption"/>
         <w:jc w:val="center"/>
         <w:rPr>
           <w:b w:val="0"/>
@@ -14984,7 +14988,7 @@
           <w:szCs w:val="24"/>
         </w:rPr>
       </w:pPr>
-      <w:bookmarkStart w:id="97" w:name="_Toc232683092"/>
+      <w:bookmarkStart w:id="96" w:name="_Toc232683092"/>
       <w:r>
         <w:rPr>
           <w:sz w:val="24"/>
@@ -15112,7 +15116,7 @@
         </w:rPr>
         <w:t>.</w:t>
       </w:r>
-      <w:bookmarkEnd w:id="97"/>
+      <w:bookmarkEnd w:id="96"/>
     </w:p>
     <w:p>
       <w:pPr>
@@ -15137,19 +15141,19 @@
     </w:p>
     <w:p>
       <w:pPr>
-        <w:pStyle w:val="Balk2"/>
+        <w:pStyle w:val="Heading2"/>
         <w:rPr>
           <w:lang w:val="en-US"/>
         </w:rPr>
       </w:pPr>
-      <w:bookmarkStart w:id="98" w:name="_Toc232684041"/>
+      <w:bookmarkStart w:id="97" w:name="_Toc232684041"/>
       <w:r>
         <w:rPr>
           <w:lang w:val="en-US"/>
         </w:rPr>
         <w:t>Konuşmacı Takip Mekanizması</w:t>
       </w:r>
-      <w:bookmarkEnd w:id="98"/>
+      <w:bookmarkEnd w:id="97"/>
     </w:p>
     <w:p>
       <w:pPr>
@@ -15189,7 +15193,7 @@
                     </pic:cNvPicPr>
                   </pic:nvPicPr>
                   <pic:blipFill rotWithShape="1">
-                    <a:blip r:embed="rId23" cstate="print">
+                    <a:blip r:embed="rId24" cstate="print">
                       <a:extLst>
                         <a:ext uri="{28A0092B-C50C-407E-A947-70E740481C1C}">
                           <a14:useLocalDpi xmlns:a14="http://schemas.microsoft.com/office/drawing/2010/main" val="0"/>
@@ -15228,7 +15232,7 @@
     </w:p>
     <w:p>
       <w:pPr>
-        <w:pStyle w:val="ResimYazs"/>
+        <w:pStyle w:val="Caption"/>
         <w:jc w:val="center"/>
         <w:rPr>
           <w:b w:val="0"/>
@@ -15237,7 +15241,7 @@
           <w:szCs w:val="24"/>
         </w:rPr>
       </w:pPr>
-      <w:bookmarkStart w:id="99" w:name="_Toc232683093"/>
+      <w:bookmarkStart w:id="98" w:name="_Toc232683093"/>
       <w:r>
         <w:rPr>
           <w:sz w:val="24"/>
@@ -15338,7 +15342,7 @@
         </w:rPr>
         <w:t>İki fazlı konuşmacı takibi.</w:t>
       </w:r>
-      <w:bookmarkEnd w:id="99"/>
+      <w:bookmarkEnd w:id="98"/>
       <w:r>
         <w:rPr>
           <w:b w:val="0"/>
@@ -15449,7 +15453,7 @@
                     </pic:cNvPicPr>
                   </pic:nvPicPr>
                   <pic:blipFill>
-                    <a:blip r:embed="rId24" cstate="print">
+                    <a:blip r:embed="rId25" cstate="print">
                       <a:extLst>
                         <a:ext uri="{28A0092B-C50C-407E-A947-70E740481C1C}">
                           <a14:useLocalDpi xmlns:a14="http://schemas.microsoft.com/office/drawing/2010/main" val="0"/>
@@ -15483,7 +15487,7 @@
     </w:p>
     <w:p>
       <w:pPr>
-        <w:pStyle w:val="ResimYazs"/>
+        <w:pStyle w:val="Caption"/>
         <w:jc w:val="center"/>
         <w:rPr>
           <w:b w:val="0"/>
@@ -15492,7 +15496,7 @@
           <w:szCs w:val="24"/>
         </w:rPr>
       </w:pPr>
-      <w:bookmarkStart w:id="100" w:name="_Toc232683094"/>
+      <w:bookmarkStart w:id="99" w:name="_Toc232683094"/>
       <w:r>
         <w:rPr>
           <w:sz w:val="24"/>
@@ -15602,7 +15606,7 @@
         </w:rPr>
         <w:t>.</w:t>
       </w:r>
-      <w:bookmarkEnd w:id="100"/>
+      <w:bookmarkEnd w:id="99"/>
     </w:p>
     <w:p>
       <w:pPr>
@@ -15643,19 +15647,19 @@
     </w:p>
     <w:p>
       <w:pPr>
-        <w:pStyle w:val="Balk2"/>
+        <w:pStyle w:val="Heading2"/>
         <w:rPr>
           <w:lang w:val="en-US"/>
         </w:rPr>
       </w:pPr>
-      <w:bookmarkStart w:id="101" w:name="_Toc232684042"/>
+      <w:bookmarkStart w:id="100" w:name="_Toc232684042"/>
       <w:r>
         <w:rPr>
           <w:lang w:val="en-US"/>
         </w:rPr>
         <w:t>Çeviri Katmanı</w:t>
       </w:r>
-      <w:bookmarkEnd w:id="101"/>
+      <w:bookmarkEnd w:id="100"/>
     </w:p>
     <w:p>
       <w:pPr>
@@ -15675,7 +15679,7 @@
       <w:hyperlink w:anchor="kaynak16" w:history="1">
         <w:r>
           <w:rPr>
-            <w:rStyle w:val="Kpr"/>
+            <w:rStyle w:val="Hyperlink"/>
           </w:rPr>
           <w:t>[16]</w:t>
         </w:r>
@@ -15721,7 +15725,7 @@
                     </pic:cNvPicPr>
                   </pic:nvPicPr>
                   <pic:blipFill>
-                    <a:blip r:embed="rId25" cstate="print">
+                    <a:blip r:embed="rId26" cstate="print">
                       <a:extLst>
                         <a:ext uri="{28A0092B-C50C-407E-A947-70E740481C1C}">
                           <a14:useLocalDpi xmlns:a14="http://schemas.microsoft.com/office/drawing/2010/main" val="0"/>
@@ -15755,7 +15759,7 @@
     </w:p>
     <w:p>
       <w:pPr>
-        <w:pStyle w:val="ResimYazs"/>
+        <w:pStyle w:val="Caption"/>
         <w:jc w:val="center"/>
         <w:rPr>
           <w:rFonts w:eastAsia="Batang"/>
@@ -15763,7 +15767,7 @@
           <w:szCs w:val="24"/>
         </w:rPr>
       </w:pPr>
-      <w:bookmarkStart w:id="102" w:name="_Toc232683095"/>
+      <w:bookmarkStart w:id="101" w:name="_Toc232683095"/>
       <w:r>
         <w:rPr>
           <w:sz w:val="24"/>
@@ -15873,23 +15877,23 @@
         </w:rPr>
         <w:t>.</w:t>
       </w:r>
+      <w:bookmarkEnd w:id="101"/>
+    </w:p>
+    <w:p>
+      <w:pPr>
+        <w:pStyle w:val="Heading2"/>
+        <w:rPr>
+          <w:lang w:val="en-US"/>
+        </w:rPr>
+      </w:pPr>
+      <w:bookmarkStart w:id="102" w:name="_Toc232684043"/>
+      <w:r>
+        <w:rPr>
+          <w:lang w:val="en-US"/>
+        </w:rPr>
+        <w:t>Kullanıcı Arayüzü</w:t>
+      </w:r>
       <w:bookmarkEnd w:id="102"/>
-    </w:p>
-    <w:p>
-      <w:pPr>
-        <w:pStyle w:val="Balk2"/>
-        <w:rPr>
-          <w:lang w:val="en-US"/>
-        </w:rPr>
-      </w:pPr>
-      <w:bookmarkStart w:id="103" w:name="_Toc232684043"/>
-      <w:r>
-        <w:rPr>
-          <w:lang w:val="en-US"/>
-        </w:rPr>
-        <w:t>Kullanıcı Arayüzü</w:t>
-      </w:r>
-      <w:bookmarkEnd w:id="103"/>
     </w:p>
     <w:p>
       <w:pPr>
@@ -15940,7 +15944,7 @@
                     <pic:cNvPicPr/>
                   </pic:nvPicPr>
                   <pic:blipFill>
-                    <a:blip r:embed="rId26"/>
+                    <a:blip r:embed="rId27"/>
                     <a:stretch>
                       <a:fillRect/>
                     </a:stretch>
@@ -15963,7 +15967,7 @@
     </w:p>
     <w:p>
       <w:pPr>
-        <w:pStyle w:val="ResimYazs"/>
+        <w:pStyle w:val="Caption"/>
         <w:jc w:val="center"/>
         <w:rPr>
           <w:rFonts w:eastAsia="Batang"/>
@@ -15974,7 +15978,7 @@
           <w:lang w:val="en-GB"/>
         </w:rPr>
       </w:pPr>
-      <w:bookmarkStart w:id="104" w:name="_Toc232683096"/>
+      <w:bookmarkStart w:id="103" w:name="_Toc232683096"/>
       <w:r>
         <w:rPr>
           <w:sz w:val="24"/>
@@ -16084,7 +16088,7 @@
         </w:rPr>
         <w:t>.</w:t>
       </w:r>
-      <w:bookmarkEnd w:id="104"/>
+      <w:bookmarkEnd w:id="103"/>
     </w:p>
     <w:p>
       <w:pPr>
@@ -16101,16 +16105,28 @@
         <w:keepNext/>
       </w:pPr>
       <w:r>
-        <w:rPr>
-          <w:color w:val="000000"/>
-          <w:bdr w:val="none" w:sz="0" w:space="0" w:color="auto" w:frame="1"/>
-        </w:rPr>
         <w:lastRenderedPageBreak/>
         <w:drawing>
-          <wp:inline distT="0" distB="0" distL="0" distR="0" wp14:anchorId="6C2F57D8" wp14:editId="632C3841">
-            <wp:extent cx="5219700" cy="977900"/>
+          <wp:anchor distT="0" distB="0" distL="114300" distR="114300" simplePos="0" relativeHeight="251839488" behindDoc="0" locked="0" layoutInCell="1" allowOverlap="1" wp14:anchorId="5E0A3A32" wp14:editId="49677697">
+            <wp:simplePos x="0" y="0"/>
+            <wp:positionH relativeFrom="column">
+              <wp:posOffset>0</wp:posOffset>
+            </wp:positionH>
+            <wp:positionV relativeFrom="paragraph">
+              <wp:posOffset>332740</wp:posOffset>
+            </wp:positionV>
+            <wp:extent cx="5219700" cy="996315"/>
             <wp:effectExtent l="0" t="0" r="0" b="0"/>
-            <wp:docPr id="139684663" name="Picture 38"/>
+            <wp:wrapTight wrapText="bothSides">
+              <wp:wrapPolygon edited="0">
+                <wp:start x="0" y="0"/>
+                <wp:lineTo x="0" y="21063"/>
+                <wp:lineTo x="21521" y="21063"/>
+                <wp:lineTo x="21521" y="0"/>
+                <wp:lineTo x="0" y="0"/>
+              </wp:wrapPolygon>
+            </wp:wrapTight>
+            <wp:docPr id="655661237" name="Picture 1"/>
             <wp:cNvGraphicFramePr>
               <a:graphicFrameLocks xmlns:a="http://schemas.openxmlformats.org/drawingml/2006/main" noChangeAspect="1"/>
             </wp:cNvGraphicFramePr>
@@ -16118,47 +16134,34 @@
               <a:graphicData uri="http://schemas.openxmlformats.org/drawingml/2006/picture">
                 <pic:pic xmlns:pic="http://schemas.openxmlformats.org/drawingml/2006/picture">
                   <pic:nvPicPr>
-                    <pic:cNvPr id="0" name="Picture 80"/>
-                    <pic:cNvPicPr>
-                      <a:picLocks noChangeAspect="1" noChangeArrowheads="1"/>
-                    </pic:cNvPicPr>
+                    <pic:cNvPr id="655661237" name=""/>
+                    <pic:cNvPicPr/>
                   </pic:nvPicPr>
                   <pic:blipFill>
-                    <a:blip r:embed="rId27">
-                      <a:extLst>
-                        <a:ext uri="{28A0092B-C50C-407E-A947-70E740481C1C}">
-                          <a14:useLocalDpi xmlns:a14="http://schemas.microsoft.com/office/drawing/2010/main" val="0"/>
-                        </a:ext>
-                      </a:extLst>
-                    </a:blip>
-                    <a:srcRect/>
+                    <a:blip r:embed="rId28"/>
                     <a:stretch>
                       <a:fillRect/>
                     </a:stretch>
                   </pic:blipFill>
-                  <pic:spPr bwMode="auto">
+                  <pic:spPr>
                     <a:xfrm>
                       <a:off x="0" y="0"/>
-                      <a:ext cx="5219700" cy="977900"/>
+                      <a:ext cx="5219700" cy="996315"/>
                     </a:xfrm>
                     <a:prstGeom prst="rect">
                       <a:avLst/>
                     </a:prstGeom>
-                    <a:noFill/>
-                    <a:ln>
-                      <a:noFill/>
-                    </a:ln>
                   </pic:spPr>
                 </pic:pic>
               </a:graphicData>
             </a:graphic>
-          </wp:inline>
+          </wp:anchor>
         </w:drawing>
       </w:r>
     </w:p>
     <w:p>
       <w:pPr>
-        <w:pStyle w:val="ResimYazs"/>
+        <w:pStyle w:val="Caption"/>
         <w:jc w:val="center"/>
         <w:rPr>
           <w:rFonts w:eastAsia="Batang"/>
@@ -16172,7 +16175,7 @@
           <w:docGrid w:linePitch="360"/>
         </w:sectPr>
       </w:pPr>
-      <w:bookmarkStart w:id="105" w:name="_Toc232683097"/>
+      <w:bookmarkStart w:id="104" w:name="_Toc232683097"/>
       <w:r>
         <w:rPr>
           <w:sz w:val="24"/>
@@ -16282,49 +16285,49 @@
         </w:rPr>
         <w:t>ü.</w:t>
       </w:r>
-      <w:bookmarkEnd w:id="105"/>
-    </w:p>
-    <w:p>
-      <w:pPr>
-        <w:pStyle w:val="Balk1"/>
-      </w:pPr>
-      <w:bookmarkStart w:id="106" w:name="_Toc232684044"/>
+      <w:bookmarkEnd w:id="104"/>
+    </w:p>
+    <w:p>
+      <w:pPr>
+        <w:pStyle w:val="Heading1"/>
+      </w:pPr>
+      <w:bookmarkStart w:id="105" w:name="_Toc232684044"/>
       <w:r>
         <w:lastRenderedPageBreak/>
         <w:t>GERÇEKLEŞTİRİM</w:t>
       </w:r>
+      <w:bookmarkEnd w:id="105"/>
+    </w:p>
+    <w:p>
+      <w:pPr>
+        <w:pStyle w:val="GOVDE"/>
+        <w:rPr>
+          <w:lang w:val="en-GB"/>
+        </w:rPr>
+      </w:pPr>
+      <w:r>
+        <w:rPr>
+          <w:lang w:val="en-GB"/>
+        </w:rPr>
+        <w:t>Bu bölümde, 3. Bölüm'de mimarisi tanıtılan sistemin yazılım düzeyindeki gerçekleştirimi ele alınmaktadır. Yazılımın modüler yapısı, yapılandırma ve model yönetimi, iş parçacıkları arasındaki veri akışı, çeviri motorlarının ve kullanıcı arayüzünün uygulanması ile geliştirme ve test ortamı sırasıyla açıklanmaktadır. Sistem tümüyle Python diliyle geliştirilmiş; ses yakalama için PyAudioWPatch, sinyal işleme için NumPy ve PyTorch/torchaudio, transkripsiyon için faster-whisper, konuşmacı ayrıştırma için pyannote.audio, çeviri için CTranslate2 ve arayüz için PySide6 kütüphaneleri kullanılmıştır.</w:t>
+      </w:r>
+    </w:p>
+    <w:p>
+      <w:pPr>
+        <w:pStyle w:val="Heading2"/>
+      </w:pPr>
+      <w:bookmarkStart w:id="106" w:name="_Toc232684045"/>
+      <w:bookmarkStart w:id="107" w:name="_Toc279660016"/>
+      <w:bookmarkStart w:id="108" w:name="_Toc279666527"/>
+      <w:bookmarkStart w:id="109" w:name="_Toc415498110"/>
+      <w:r>
+        <w:t>Yazılım Mimarisi ve Modül Yapısı</w:t>
+      </w:r>
       <w:bookmarkEnd w:id="106"/>
     </w:p>
     <w:p>
       <w:pPr>
         <w:pStyle w:val="GOVDE"/>
-        <w:rPr>
-          <w:lang w:val="en-GB"/>
-        </w:rPr>
-      </w:pPr>
-      <w:r>
-        <w:rPr>
-          <w:lang w:val="en-GB"/>
-        </w:rPr>
-        <w:t>Bu bölümde, 3. Bölüm'de mimarisi tanıtılan sistemin yazılım düzeyindeki gerçekleştirimi ele alınmaktadır. Yazılımın modüler yapısı, yapılandırma ve model yönetimi, iş parçacıkları arasındaki veri akışı, çeviri motorlarının ve kullanıcı arayüzünün uygulanması ile geliştirme ve test ortamı sırasıyla açıklanmaktadır. Sistem tümüyle Python diliyle geliştirilmiş; ses yakalama için PyAudioWPatch, sinyal işleme için NumPy ve PyTorch/torchaudio, transkripsiyon için faster-whisper, konuşmacı ayrıştırma için pyannote.audio, çeviri için CTranslate2 ve arayüz için PySide6 kütüphaneleri kullanılmıştır.</w:t>
-      </w:r>
-    </w:p>
-    <w:p>
-      <w:pPr>
-        <w:pStyle w:val="Balk2"/>
-      </w:pPr>
-      <w:bookmarkStart w:id="107" w:name="_Toc232684045"/>
-      <w:bookmarkStart w:id="108" w:name="_Toc279660016"/>
-      <w:bookmarkStart w:id="109" w:name="_Toc279666527"/>
-      <w:bookmarkStart w:id="110" w:name="_Toc415498110"/>
-      <w:r>
-        <w:t>Yazılım Mimarisi ve Modül Yapısı</w:t>
-      </w:r>
-      <w:bookmarkEnd w:id="107"/>
-    </w:p>
-    <w:p>
-      <w:pPr>
-        <w:pStyle w:val="GOVDE"/>
       </w:pPr>
       <w:r>
         <w:t xml:space="preserve">Yazılım, her biri tek bir sorumluluğu üstlenen katmanlı bir paket yapısı (Çizelge 4.1) olarak tasarlanmıştır. Bu ayrıştırma, bileşenlerin birbirinden bağımsız olarak test edilebilmesini ve değiştirilebilmesini sağlar; örneğin çeviri motoru veya </w:t>
@@ -16341,7 +16344,7 @@
     </w:p>
     <w:p>
       <w:pPr>
-        <w:pStyle w:val="ResimYazs"/>
+        <w:pStyle w:val="Caption"/>
         <w:keepNext/>
         <w:jc w:val="center"/>
         <w:rPr>
@@ -16349,7 +16352,7 @@
           <w:szCs w:val="24"/>
         </w:rPr>
       </w:pPr>
-      <w:bookmarkStart w:id="111" w:name="_Toc232683006"/>
+      <w:bookmarkStart w:id="110" w:name="_Toc232683006"/>
       <w:r>
         <w:rPr>
           <w:sz w:val="24"/>
@@ -16450,7 +16453,7 @@
         </w:rPr>
         <w:t>Yazılımın paket ve modül yapısı.</w:t>
       </w:r>
-      <w:bookmarkEnd w:id="111"/>
+      <w:bookmarkEnd w:id="110"/>
     </w:p>
     <w:tbl>
       <w:tblPr>
@@ -17240,16 +17243,16 @@
     </w:p>
     <w:p>
       <w:pPr>
-        <w:pStyle w:val="Balk2"/>
-      </w:pPr>
-      <w:bookmarkStart w:id="112" w:name="_Toc232684046"/>
+        <w:pStyle w:val="Heading2"/>
+      </w:pPr>
+      <w:bookmarkStart w:id="111" w:name="_Toc232684046"/>
+      <w:bookmarkEnd w:id="107"/>
       <w:bookmarkEnd w:id="108"/>
       <w:bookmarkEnd w:id="109"/>
-      <w:bookmarkEnd w:id="110"/>
       <w:r>
         <w:t>Yapılandırma ve Model Yönetimi</w:t>
       </w:r>
-      <w:bookmarkEnd w:id="112"/>
+      <w:bookmarkEnd w:id="111"/>
     </w:p>
     <w:p>
       <w:pPr>
@@ -17258,7 +17261,7 @@
           <w:lang w:val="en-GB"/>
         </w:rPr>
       </w:pPr>
-      <w:bookmarkStart w:id="113" w:name="_Toc224357612"/>
+      <w:bookmarkStart w:id="112" w:name="_Toc224357612"/>
       <w:r>
         <w:rPr>
           <w:lang w:val="en-GB"/>
@@ -17280,7 +17283,7 @@
     </w:p>
     <w:p>
       <w:pPr>
-        <w:pStyle w:val="ResimYazs"/>
+        <w:pStyle w:val="Caption"/>
         <w:keepNext/>
         <w:jc w:val="center"/>
         <w:rPr>
@@ -17290,7 +17293,7 @@
           <w:szCs w:val="24"/>
         </w:rPr>
       </w:pPr>
-      <w:bookmarkStart w:id="114" w:name="_Toc232683007"/>
+      <w:bookmarkStart w:id="113" w:name="_Toc232683007"/>
       <w:r>
         <w:rPr>
           <w:sz w:val="24"/>
@@ -17391,7 +17394,7 @@
         </w:rPr>
         <w:t>Sistemin başlıca yapılandırma parametreleri ve varsayılan değerleri.</w:t>
       </w:r>
-      <w:bookmarkEnd w:id="114"/>
+      <w:bookmarkEnd w:id="113"/>
     </w:p>
     <w:tbl>
       <w:tblPr>
@@ -18422,13 +18425,13 @@
     </w:p>
     <w:p>
       <w:pPr>
-        <w:pStyle w:val="Balk2"/>
+        <w:pStyle w:val="Heading2"/>
         <w:rPr>
           <w:lang w:val="en-US"/>
         </w:rPr>
       </w:pPr>
-      <w:bookmarkStart w:id="115" w:name="_Toc232684047"/>
-      <w:bookmarkEnd w:id="113"/>
+      <w:bookmarkStart w:id="114" w:name="_Toc232684047"/>
+      <w:bookmarkEnd w:id="112"/>
       <w:r>
         <w:rPr>
           <w:lang w:val="en-US"/>
@@ -18436,7 +18439,7 @@
         <w:lastRenderedPageBreak/>
         <w:t>İş Parçacığı Akışı ve Veri Modeli</w:t>
       </w:r>
-      <w:bookmarkEnd w:id="115"/>
+      <w:bookmarkEnd w:id="114"/>
     </w:p>
     <w:p>
       <w:pPr>
@@ -18467,23 +18470,23 @@
       <w:r>
         <w:t>Uygulama içinde taşınan transkripsiyon ve konuşmacı bilgileri, arayüz tarafındaki güncellemeleri kolaylaştırmak için yapılandırılmış veri alanlarıyla temsil edilmiştir. Segmentlerde metin, başlangıç/bitiş zamanı, konuşmacı etiketi, durum bilgisi ve gecikme ölçümleri tutulur. Bu yapı, önce hızlı bir kısmi altyazının gösterilmesini, ardından konuşmacı ayrıştırma tamamlandığında aynı segmentin geriye dönük olarak güncellenmesini mümkün kılar.</w:t>
       </w:r>
-      <w:bookmarkStart w:id="116" w:name="_Toc224357616"/>
-    </w:p>
-    <w:p>
-      <w:pPr>
-        <w:pStyle w:val="Balk2"/>
+      <w:bookmarkStart w:id="115" w:name="_Toc224357616"/>
+    </w:p>
+    <w:p>
+      <w:pPr>
+        <w:pStyle w:val="Heading2"/>
         <w:rPr>
           <w:lang w:val="en-US"/>
         </w:rPr>
       </w:pPr>
-      <w:bookmarkStart w:id="117" w:name="_Toc232684048"/>
+      <w:bookmarkStart w:id="116" w:name="_Toc232684048"/>
       <w:r>
         <w:rPr>
           <w:lang w:val="en-US"/>
         </w:rPr>
         <w:t>Çeviri Motorlarının Gerçekleştirimi</w:t>
       </w:r>
-      <w:bookmarkEnd w:id="117"/>
+      <w:bookmarkEnd w:id="116"/>
     </w:p>
     <w:p>
       <w:pPr>
@@ -18513,112 +18516,112 @@
     </w:p>
     <w:p>
       <w:pPr>
-        <w:pStyle w:val="Balk2"/>
+        <w:pStyle w:val="Heading2"/>
         <w:rPr>
           <w:lang w:val="en-US"/>
         </w:rPr>
       </w:pPr>
-      <w:bookmarkStart w:id="118" w:name="_Toc232684049"/>
+      <w:bookmarkStart w:id="117" w:name="_Toc232684049"/>
       <w:r>
         <w:rPr>
           <w:lang w:val="en-US"/>
         </w:rPr>
         <w:t>Kullanıcı Arayüzü Gerçekleştirimi</w:t>
       </w:r>
+      <w:bookmarkEnd w:id="117"/>
+    </w:p>
+    <w:p>
+      <w:pPr>
+        <w:pStyle w:val="GOVDE"/>
+        <w:rPr>
+          <w:lang w:val="en-GB"/>
+        </w:rPr>
+      </w:pPr>
+      <w:r>
+        <w:rPr>
+          <w:lang w:val="en-GB"/>
+        </w:rPr>
+        <w:t>Arayüz, PySide6'nın sinyal-yuva</w:t>
+      </w:r>
+      <w:r>
+        <w:rPr>
+          <w:lang w:val="en-GB"/>
+        </w:rPr>
+        <w:t xml:space="preserve"> </w:t>
+      </w:r>
+      <w:r>
+        <w:rPr>
+          <w:lang w:val="en-GB"/>
+        </w:rPr>
+        <w:t>mekanizmasıyla işleme hattından ayrıştırılmıştır. İşleme hattı; durum değişikliği, transkripsiyon ve konuşmacı güncellemesi için geri çağırma</w:t>
+      </w:r>
+      <w:r>
+        <w:rPr>
+          <w:lang w:val="en-GB"/>
+        </w:rPr>
+        <w:t xml:space="preserve"> </w:t>
+      </w:r>
+      <w:r>
+        <w:rPr>
+          <w:lang w:val="en-GB"/>
+        </w:rPr>
+        <w:t>işlevleri alır ve bunlar arayüz tarafında iş parçacığı</w:t>
+      </w:r>
+      <w:r>
+        <w:rPr>
+          <w:lang w:val="en-GB"/>
+        </w:rPr>
+        <w:t xml:space="preserve"> </w:t>
+      </w:r>
+      <w:r>
+        <w:rPr>
+          <w:lang w:val="en-GB"/>
+        </w:rPr>
+        <w:t>güvenli sinyallere bağlanır. Böylece işçi iş parçacıkları, arayüz bileşenlerine doğrudan dokunmadan güncelleme yayımlar. Ana pencere; cihaz seçimi, başlat/durdur, kaynak/hedef dil, arayüz dili, tema, yazı boyutu ve saydamlık denetimlerini sunar. Altyazı penceresi, çerçevesiz ve yarı saydam bir Qt penceresi olarak FramelessWindowHint ve WindowStaysOnTopHint bayraklarıyla oluşturulur; kesinleşmiş ve kısmi metinleri birlikte gösterir, sürüklenip yeniden boyutlandırılabilir ve isteğe bağlı olarak fareyi geçiren kipte çalışır.</w:t>
+      </w:r>
+    </w:p>
+    <w:p>
+      <w:pPr>
+        <w:pStyle w:val="GOVDE"/>
+      </w:pPr>
+      <w:r>
+        <w:t>Konuşmacı renkleri, tüm bileşenlerin paylaştığı ortak bir paletten (speaker_palette) atanır; bir konuşmacı etiketi her zaman aynı rengi alırken kalibrasyon, çözümleniyor ve bilinmeyen durumlarının nötr renkleri vardır. Konuşmacı etiketleri kullanıcıya "Konuşmacı 1", "Konuşmacı 2" gibi okunabilir adlarla gösterilir. Uygulama, sistem tepsisine küçültülerek arka planda çalışmaya devam edebilir.</w:t>
+      </w:r>
+    </w:p>
+    <w:p>
+      <w:pPr>
+        <w:pStyle w:val="Heading2"/>
+        <w:rPr>
+          <w:lang w:val="en-US"/>
+        </w:rPr>
+      </w:pPr>
+      <w:bookmarkStart w:id="118" w:name="_Toc232684050"/>
+      <w:r>
+        <w:rPr>
+          <w:lang w:val="en-US"/>
+        </w:rPr>
+        <w:t>Geliştirme Ortamı, Test ve Kod Kalitesi</w:t>
+      </w:r>
       <w:bookmarkEnd w:id="118"/>
     </w:p>
     <w:p>
       <w:pPr>
         <w:pStyle w:val="GOVDE"/>
-        <w:rPr>
-          <w:lang w:val="en-GB"/>
-        </w:rPr>
-      </w:pPr>
-      <w:r>
-        <w:rPr>
-          <w:lang w:val="en-GB"/>
-        </w:rPr>
-        <w:t>Arayüz, PySide6'nın sinyal-yuva</w:t>
-      </w:r>
-      <w:r>
-        <w:rPr>
-          <w:lang w:val="en-GB"/>
-        </w:rPr>
-        <w:t xml:space="preserve"> </w:t>
-      </w:r>
-      <w:r>
-        <w:rPr>
-          <w:lang w:val="en-GB"/>
-        </w:rPr>
-        <w:t>mekanizmasıyla işleme hattından ayrıştırılmıştır. İşleme hattı; durum değişikliği, transkripsiyon ve konuşmacı güncellemesi için geri çağırma</w:t>
-      </w:r>
-      <w:r>
-        <w:rPr>
-          <w:lang w:val="en-GB"/>
-        </w:rPr>
-        <w:t xml:space="preserve"> </w:t>
-      </w:r>
-      <w:r>
-        <w:rPr>
-          <w:lang w:val="en-GB"/>
-        </w:rPr>
-        <w:t>işlevleri alır ve bunlar arayüz tarafında iş parçacığı</w:t>
-      </w:r>
-      <w:r>
-        <w:rPr>
-          <w:lang w:val="en-GB"/>
-        </w:rPr>
-        <w:t xml:space="preserve"> </w:t>
-      </w:r>
-      <w:r>
-        <w:rPr>
-          <w:lang w:val="en-GB"/>
-        </w:rPr>
-        <w:t>güvenli sinyallere bağlanır. Böylece işçi iş parçacıkları, arayüz bileşenlerine doğrudan dokunmadan güncelleme yayımlar. Ana pencere; cihaz seçimi, başlat/durdur, kaynak/hedef dil, arayüz dili, tema, yazı boyutu ve saydamlık denetimlerini sunar. Altyazı penceresi, çerçevesiz ve yarı saydam bir Qt penceresi olarak FramelessWindowHint ve WindowStaysOnTopHint bayraklarıyla oluşturulur; kesinleşmiş ve kısmi metinleri birlikte gösterir, sürüklenip yeniden boyutlandırılabilir ve isteğe bağlı olarak fareyi geçiren kipte çalışır.</w:t>
+      </w:pPr>
+      <w:r>
+        <w:t>Proje, sürüm denetimi için Git ile yönetilmekte ve bağımlılıklar Windows için sabitlenmiş bir kısıt dosyasıyla (constraints-windows.txt) yeniden üretilebilir biçimde kurulmaktadır. Kod kalitesi, ruff ile durağan çözümleme ve biçimlendirme; doğruluk ise pytest ile birim testleri üzerinden denetlenir. Testler, model veya uzun süre gerektiren durumlar için işaretlenmiştir (requires_model, slow); böylece geliştirme sırasında yalnızca hızlı testler çalıştırılabilir. Ağır bağımlılık içermeyen saf mantık modülleri (ör. kelime düzeyinde eşleme) torch/pyannote kurulu olmadan da test edilebilecek biçimde ayrıştırılmıştır. Sistemin başarım ölçümleri ise ayrı bir değerlendirme altyapısı üzerinden yürütülür; bu altyapı ve elde edilen bulgular 5. Bölüm'de ele alınmaktadır.</w:t>
       </w:r>
     </w:p>
     <w:p>
       <w:pPr>
         <w:pStyle w:val="GOVDE"/>
-      </w:pPr>
-      <w:r>
-        <w:t>Konuşmacı renkleri, tüm bileşenlerin paylaştığı ortak bir paletten (speaker_palette) atanır; bir konuşmacı etiketi her zaman aynı rengi alırken kalibrasyon, çözümleniyor ve bilinmeyen durumlarının nötr renkleri vardır. Konuşmacı etiketleri kullanıcıya "Konuşmacı 1", "Konuşmacı 2" gibi okunabilir adlarla gösterilir. Uygulama, sistem tepsisine küçültülerek arka planda çalışmaya devam edebilir.</w:t>
-      </w:r>
-    </w:p>
-    <w:p>
-      <w:pPr>
-        <w:pStyle w:val="Balk2"/>
-        <w:rPr>
-          <w:lang w:val="en-US"/>
-        </w:rPr>
-      </w:pPr>
-      <w:bookmarkStart w:id="119" w:name="_Toc232684050"/>
-      <w:r>
-        <w:rPr>
-          <w:lang w:val="en-US"/>
-        </w:rPr>
-        <w:t>Geliştirme Ortamı, Test ve Kod Kalitesi</w:t>
-      </w:r>
-      <w:bookmarkEnd w:id="119"/>
-    </w:p>
-    <w:p>
-      <w:pPr>
-        <w:pStyle w:val="GOVDE"/>
-      </w:pPr>
-      <w:r>
-        <w:t>Proje, sürüm denetimi için Git ile yönetilmekte ve bağımlılıklar Windows için sabitlenmiş bir kısıt dosyasıyla (constraints-windows.txt) yeniden üretilebilir biçimde kurulmaktadır. Kod kalitesi, ruff ile durağan çözümleme ve biçimlendirme; doğruluk ise pytest ile birim testleri üzerinden denetlenir. Testler, model veya uzun süre gerektiren durumlar için işaretlenmiştir (requires_model, slow); böylece geliştirme sırasında yalnızca hızlı testler çalıştırılabilir. Ağır bağımlılık içermeyen saf mantık modülleri (ör. kelime düzeyinde eşleme) torch/pyannote kurulu olmadan da test edilebilecek biçimde ayrıştırılmıştır. Sistemin başarım ölçümleri ise ayrı bir değerlendirme altyapısı üzerinden yürütülür; bu altyapı ve elde edilen bulgular 5. Bölüm'de ele alınmaktadır.</w:t>
-      </w:r>
-    </w:p>
-    <w:p>
-      <w:pPr>
-        <w:pStyle w:val="GOVDE"/>
         <w:rPr>
           <w:noProof w:val="0"/>
         </w:rPr>
         <w:sectPr>
-          <w:headerReference w:type="even" r:id="rId28"/>
-          <w:footerReference w:type="even" r:id="rId29"/>
-          <w:footerReference w:type="default" r:id="rId30"/>
+          <w:headerReference w:type="even" r:id="rId29"/>
+          <w:footerReference w:type="even" r:id="rId30"/>
+          <w:footerReference w:type="default" r:id="rId31"/>
           <w:pgSz w:w="11906" w:h="16838"/>
           <w:pgMar w:top="1418" w:right="1418" w:bottom="1418" w:left="2268" w:header="709" w:footer="709" w:gutter="0"/>
           <w:cols w:space="708"/>
@@ -18628,13 +18631,13 @@
     </w:p>
     <w:p>
       <w:pPr>
-        <w:pStyle w:val="Balk1"/>
+        <w:pStyle w:val="Heading1"/>
         <w:rPr>
           <w:lang w:val="en-US"/>
         </w:rPr>
       </w:pPr>
-      <w:bookmarkStart w:id="120" w:name="_Toc232684051"/>
-      <w:bookmarkEnd w:id="116"/>
+      <w:bookmarkStart w:id="119" w:name="_Toc232684051"/>
+      <w:bookmarkEnd w:id="115"/>
       <w:r>
         <w:rPr>
           <w:lang w:val="en-US"/>
@@ -18642,128 +18645,128 @@
         <w:lastRenderedPageBreak/>
         <w:t>DENEYSEL DEĞERLENDİRME VE BULGULAR</w:t>
       </w:r>
+      <w:bookmarkEnd w:id="119"/>
+    </w:p>
+    <w:p>
+      <w:pPr>
+        <w:pStyle w:val="GOVDE"/>
+        <w:rPr>
+          <w:lang w:val="en-GB"/>
+        </w:rPr>
+      </w:pPr>
+      <w:r>
+        <w:rPr>
+          <w:lang w:val="en-GB"/>
+        </w:rPr>
+        <w:t>Bu bölümde, geliştirilen sistemin başarımını ölçmek için kurulan değerlendirme yöntemi, kullanılan veri kümeleri ve metrikler tanıtılmakta; ardından elde edilen bulgular sunulmakta ve literatürle karşılaştırmalı olarak tartışılmaktadır. Değerlendirmenin temel ilkesi, sistemin gerçek zamanlı çalışma kısıtını koruyacak biçimde, üretim kodundaki canlı işleme yolunun aynısı üzerinden ölçüm yapmaktır.</w:t>
+      </w:r>
+    </w:p>
+    <w:p>
+      <w:pPr>
+        <w:pStyle w:val="Heading2"/>
+        <w:rPr>
+          <w:lang w:val="en-US"/>
+        </w:rPr>
+      </w:pPr>
+      <w:bookmarkStart w:id="120" w:name="_Toc232684052"/>
+      <w:r>
+        <w:rPr>
+          <w:lang w:val="en-US"/>
+        </w:rPr>
+        <w:t>Değerlendirme Yöntemi</w:t>
+      </w:r>
       <w:bookmarkEnd w:id="120"/>
     </w:p>
     <w:p>
       <w:pPr>
         <w:pStyle w:val="GOVDE"/>
         <w:rPr>
-          <w:lang w:val="en-GB"/>
-        </w:rPr>
-      </w:pPr>
-      <w:r>
-        <w:rPr>
-          <w:lang w:val="en-GB"/>
-        </w:rPr>
-        <w:t>Bu bölümde, geliştirilen sistemin başarımını ölçmek için kurulan değerlendirme yöntemi, kullanılan veri kümeleri ve metrikler tanıtılmakta; ardından elde edilen bulgular sunulmakta ve literatürle karşılaştırmalı olarak tartışılmaktadır. Değerlendirmenin temel ilkesi, sistemin gerçek zamanlı çalışma kısıtını koruyacak biçimde, üretim kodundaki canlı işleme yolunun aynısı üzerinden ölçüm yapmaktır.</w:t>
-      </w:r>
-    </w:p>
-    <w:p>
-      <w:pPr>
-        <w:pStyle w:val="Balk2"/>
+          <w:noProof w:val="0"/>
+        </w:rPr>
+      </w:pPr>
+      <w:bookmarkStart w:id="121" w:name="_Toc224357618"/>
+      <w:r>
+        <w:rPr>
+          <w:noProof w:val="0"/>
+        </w:rPr>
+        <w:t>Sistemin başarımı, canlı kayıt döngüsünü taklit eden bir çevrimdışı yeniden oynatma</w:t>
+      </w:r>
+      <w:r>
+        <w:rPr>
+          <w:noProof w:val="0"/>
+        </w:rPr>
+        <w:t xml:space="preserve"> </w:t>
+      </w:r>
+      <w:r>
+        <w:rPr>
+          <w:noProof w:val="0"/>
+        </w:rPr>
+        <w:t>köprüsü ile ölçülmüştür. Bu köprü, çok iş parçacıklı canlı hattı kullanmak yerine, ses dosyalarını s</w:t>
+      </w:r>
+      <w:r>
+        <w:rPr>
+          <w:noProof w:val="0"/>
+        </w:rPr>
+        <w:t>istemin gerçek bileşenlerinden</w:t>
+      </w:r>
+      <w:r>
+        <w:rPr>
+          <w:noProof w:val="0"/>
+        </w:rPr>
+        <w:t xml:space="preserve"> aynı </w:t>
+      </w:r>
+      <w:r>
+        <w:rPr>
+          <w:noProof w:val="0"/>
+        </w:rPr>
+        <w:t>ses etkinliği tespiti</w:t>
+      </w:r>
+      <w:r>
+        <w:rPr>
+          <w:noProof w:val="0"/>
+        </w:rPr>
+        <w:t xml:space="preserve"> motoru, aynı kayıt durumu ve parça sonlandırma mantığı, aynı tran</w:t>
+      </w:r>
+      <w:r>
+        <w:rPr>
+          <w:noProof w:val="0"/>
+        </w:rPr>
+        <w:t>skripsiyon ve ayrıştırma işçisi</w:t>
+      </w:r>
+      <w:r>
+        <w:rPr>
+          <w:noProof w:val="0"/>
+        </w:rPr>
+        <w:t xml:space="preserve"> senkron ve deterministik biçimde geçirir. Böylece ölçüm, gerçek dünyadaki davranışı yansıtırken yeniden üretilebilir kalır</w:t>
+      </w:r>
+      <w:bookmarkEnd w:id="121"/>
+      <w:r>
+        <w:rPr>
+          <w:noProof w:val="0"/>
+        </w:rPr>
+        <w:t>.</w:t>
+      </w:r>
+    </w:p>
+    <w:p>
+      <w:pPr>
+        <w:pStyle w:val="GOVDE"/>
         <w:rPr>
           <w:lang w:val="en-US"/>
         </w:rPr>
       </w:pPr>
-      <w:bookmarkStart w:id="121" w:name="_Toc232684052"/>
-      <w:r>
-        <w:rPr>
-          <w:lang w:val="en-US"/>
-        </w:rPr>
-        <w:t>Değerlendirme Yöntemi</w:t>
-      </w:r>
-      <w:bookmarkEnd w:id="121"/>
-    </w:p>
-    <w:p>
-      <w:pPr>
-        <w:pStyle w:val="GOVDE"/>
-        <w:rPr>
-          <w:noProof w:val="0"/>
-        </w:rPr>
-      </w:pPr>
-      <w:bookmarkStart w:id="122" w:name="_Toc224357618"/>
-      <w:r>
-        <w:rPr>
-          <w:noProof w:val="0"/>
-        </w:rPr>
-        <w:t>Sistemin başarımı, canlı kayıt döngüsünü taklit eden bir çevrimdışı yeniden oynatma</w:t>
-      </w:r>
-      <w:r>
-        <w:rPr>
-          <w:noProof w:val="0"/>
-        </w:rPr>
+      <w:r>
+        <w:t>Bu kurguda en kritik adım, küresel</w:t>
+      </w:r>
+      <w:r>
         <w:t xml:space="preserve"> </w:t>
       </w:r>
       <w:r>
-        <w:rPr>
-          <w:noProof w:val="0"/>
-        </w:rPr>
-        <w:t>köprüsü ile ölçülmüştür. Bu köprü, çok iş parçacıklı canlı hattı kullanmak yerine, ses dosyalarını s</w:t>
-      </w:r>
-      <w:r>
-        <w:rPr>
-          <w:noProof w:val="0"/>
-        </w:rPr>
-        <w:t>istemin gerçek bileşenlerinden</w:t>
-      </w:r>
-      <w:r>
-        <w:rPr>
-          <w:noProof w:val="0"/>
-        </w:rPr>
-        <w:t xml:space="preserve"> aynı </w:t>
-      </w:r>
-      <w:r>
-        <w:rPr>
-          <w:noProof w:val="0"/>
-        </w:rPr>
-        <w:t>ses etkinliği tespiti</w:t>
-      </w:r>
-      <w:r>
-        <w:rPr>
-          <w:noProof w:val="0"/>
-        </w:rPr>
-        <w:t xml:space="preserve"> motoru, aynı kayıt durumu ve parça sonlandırma mantığı, aynı tran</w:t>
-      </w:r>
-      <w:r>
-        <w:rPr>
-          <w:noProof w:val="0"/>
-        </w:rPr>
-        <w:t>skripsiyon ve ayrıştırma işçisi</w:t>
-      </w:r>
-      <w:r>
-        <w:rPr>
-          <w:noProof w:val="0"/>
-        </w:rPr>
-        <w:t xml:space="preserve"> senkron ve deterministik biçimde geçirir. Böylece ölçüm, gerçek dünyadaki davranışı yansıtırken yeniden üretilebilir kalır</w:t>
-      </w:r>
-      <w:bookmarkEnd w:id="122"/>
-      <w:r>
-        <w:rPr>
-          <w:noProof w:val="0"/>
-        </w:rPr>
-        <w:t>.</w:t>
-      </w:r>
-    </w:p>
-    <w:p>
-      <w:pPr>
-        <w:pStyle w:val="GOVDE"/>
-        <w:rPr>
-          <w:lang w:val="en-US"/>
-        </w:rPr>
-      </w:pPr>
-      <w:r>
-        <w:t>Bu kurguda en kritik adım, küresel</w:t>
+        <w:t>zaman damgalarının yeniden kurulmasıdır. Whisper'ın ürettiği segment zamanları, işlenen parçaya görelidir; bu nedenle dosyadan okunan her 30 ms'lik çerçeve (konuşma ve sessizlik dâhil) sayılarak bir parçanın başlangıç konumu</w:t>
       </w:r>
       <w:r>
         <w:t xml:space="preserve"> </w:t>
       </w:r>
       <w:r>
-        <w:t>zaman damgalarının yeniden kurulmasıdır. Whisper'ın ürettiği segment zamanları, işlenen parçaya görelidir; bu nedenle dosyadan okunan her 30 ms'lik çerçeve (konuşma ve sessizlik dâhil) sayılarak bir parçanın başlangıç konumu</w:t>
-      </w:r>
-      <w:r>
-        <w:t xml:space="preserve"> </w:t>
-      </w:r>
-      <w:r>
         <w:t xml:space="preserve">belirlenir ve segment zamanı bu </w:t>
       </w:r>
       <w:r>
@@ -18775,14 +18778,14 @@
     </w:p>
     <w:p>
       <w:pPr>
-        <w:pStyle w:val="Balk2"/>
-      </w:pPr>
-      <w:bookmarkStart w:id="123" w:name="_Toc232684053"/>
+        <w:pStyle w:val="Heading2"/>
+      </w:pPr>
+      <w:bookmarkStart w:id="122" w:name="_Toc232684053"/>
       <w:r>
         <w:lastRenderedPageBreak/>
         <w:t>Veri Kümeleri</w:t>
       </w:r>
-      <w:bookmarkEnd w:id="123"/>
+      <w:bookmarkEnd w:id="122"/>
     </w:p>
     <w:p>
       <w:pPr>
@@ -18800,7 +18803,7 @@
       <w:hyperlink w:anchor="kaynak17" w:history="1">
         <w:r>
           <w:rPr>
-            <w:rStyle w:val="Kpr"/>
+            <w:rStyle w:val="Hyperlink"/>
             <w:noProof w:val="0"/>
           </w:rPr>
           <w:t>[17]</w:t>
@@ -18815,7 +18818,7 @@
       <w:hyperlink w:anchor="kaynak18" w:history="1">
         <w:r>
           <w:rPr>
-            <w:rStyle w:val="Kpr"/>
+            <w:rStyle w:val="Hyperlink"/>
             <w:noProof w:val="0"/>
           </w:rPr>
           <w:t>[18]</w:t>
@@ -18842,7 +18845,7 @@
       <w:hyperlink w:anchor="kaynak19" w:history="1">
         <w:r>
           <w:rPr>
-            <w:rStyle w:val="Kpr"/>
+            <w:rStyle w:val="Hyperlink"/>
             <w:noProof w:val="0"/>
           </w:rPr>
           <w:t>[19]</w:t>
@@ -18857,7 +18860,7 @@
       <w:hyperlink w:anchor="kaynak16" w:history="1">
         <w:r>
           <w:rPr>
-            <w:rStyle w:val="Kpr"/>
+            <w:rStyle w:val="Hyperlink"/>
             <w:noProof w:val="0"/>
           </w:rPr>
           <w:t>[16]</w:t>
@@ -18872,7 +18875,7 @@
     </w:p>
     <w:p>
       <w:pPr>
-        <w:pStyle w:val="ResimYazs"/>
+        <w:pStyle w:val="Caption"/>
         <w:keepNext/>
         <w:jc w:val="center"/>
         <w:rPr>
@@ -18880,7 +18883,7 @@
           <w:szCs w:val="24"/>
         </w:rPr>
       </w:pPr>
-      <w:bookmarkStart w:id="124" w:name="_Toc232683008"/>
+      <w:bookmarkStart w:id="123" w:name="_Toc232683008"/>
       <w:r>
         <w:rPr>
           <w:sz w:val="24"/>
@@ -18981,7 +18984,7 @@
         </w:rPr>
         <w:t>Değerlendirmede kullanılan veri kümeleri.</w:t>
       </w:r>
-      <w:bookmarkEnd w:id="124"/>
+      <w:bookmarkEnd w:id="123"/>
     </w:p>
     <w:tbl>
       <w:tblPr>
@@ -19553,13 +19556,13 @@
     </w:p>
     <w:p>
       <w:pPr>
-        <w:pStyle w:val="Balk2"/>
-      </w:pPr>
-      <w:bookmarkStart w:id="125" w:name="_Toc232684054"/>
+        <w:pStyle w:val="Heading2"/>
+      </w:pPr>
+      <w:bookmarkStart w:id="124" w:name="_Toc232684054"/>
       <w:r>
         <w:t>Değerlendirme Metrikleri</w:t>
       </w:r>
-      <w:bookmarkEnd w:id="125"/>
+      <w:bookmarkEnd w:id="124"/>
     </w:p>
     <w:p>
       <w:pPr>
@@ -19577,7 +19580,7 @@
     </w:p>
     <w:tbl>
       <w:tblPr>
-        <w:tblStyle w:val="TabloKlavuzu"/>
+        <w:tblStyle w:val="TableGrid"/>
         <w:tblW w:w="0" w:type="auto"/>
         <w:tblBorders>
           <w:top w:val="none" w:sz="0" w:space="0" w:color="auto"/>
@@ -19654,7 +19657,7 @@
     </w:p>
     <w:tbl>
       <w:tblPr>
-        <w:tblStyle w:val="TabloKlavuzu"/>
+        <w:tblStyle w:val="TableGrid"/>
         <w:tblW w:w="0" w:type="auto"/>
         <w:tblBorders>
           <w:top w:val="none" w:sz="0" w:space="0" w:color="auto"/>
@@ -19792,7 +19795,7 @@
       <w:hyperlink w:anchor="kaynak20" w:history="1">
         <w:r>
           <w:rPr>
-            <w:rStyle w:val="Kpr"/>
+            <w:rStyle w:val="Hyperlink"/>
             <w:noProof w:val="0"/>
           </w:rPr>
           <w:t>[20]</w:t>
@@ -19807,13 +19810,13 @@
     </w:p>
     <w:p>
       <w:pPr>
-        <w:pStyle w:val="Balk2"/>
-      </w:pPr>
-      <w:bookmarkStart w:id="126" w:name="_Toc232684055"/>
+        <w:pStyle w:val="Heading2"/>
+      </w:pPr>
+      <w:bookmarkStart w:id="125" w:name="_Toc232684055"/>
       <w:r>
         <w:t>Deney Düzeneği</w:t>
       </w:r>
-      <w:bookmarkEnd w:id="126"/>
+      <w:bookmarkEnd w:id="125"/>
     </w:p>
     <w:p>
       <w:pPr>
@@ -19885,7 +19888,7 @@
     </w:p>
     <w:tbl>
       <w:tblPr>
-        <w:tblStyle w:val="TabloKlavuzu"/>
+        <w:tblStyle w:val="TableGrid"/>
         <w:tblW w:w="0" w:type="auto"/>
         <w:tblBorders>
           <w:top w:val="none" w:sz="0" w:space="0" w:color="auto"/>
@@ -19978,7 +19981,7 @@
     </w:p>
     <w:p>
       <w:pPr>
-        <w:pStyle w:val="ResimYazs"/>
+        <w:pStyle w:val="Caption"/>
         <w:keepNext/>
         <w:jc w:val="center"/>
         <w:rPr>
@@ -19986,7 +19989,7 @@
           <w:szCs w:val="24"/>
         </w:rPr>
       </w:pPr>
-      <w:bookmarkStart w:id="127" w:name="_Toc232683009"/>
+      <w:bookmarkStart w:id="126" w:name="_Toc232683009"/>
       <w:r>
         <w:rPr>
           <w:sz w:val="24"/>
@@ -20087,7 +20090,7 @@
         </w:rPr>
         <w:t>Deneylerde kullanılan donanım özellikleri</w:t>
       </w:r>
-      <w:bookmarkEnd w:id="127"/>
+      <w:bookmarkEnd w:id="126"/>
     </w:p>
     <w:tbl>
       <w:tblPr>
@@ -20381,14 +20384,14 @@
     </w:tbl>
     <w:p>
       <w:pPr>
-        <w:pStyle w:val="Balk2"/>
-      </w:pPr>
-      <w:bookmarkStart w:id="128" w:name="_Toc232684056"/>
+        <w:pStyle w:val="Heading2"/>
+      </w:pPr>
+      <w:bookmarkStart w:id="127" w:name="_Toc232684056"/>
       <w:r>
         <w:lastRenderedPageBreak/>
         <w:t>Bulgular</w:t>
       </w:r>
-      <w:bookmarkEnd w:id="128"/>
+      <w:bookmarkEnd w:id="127"/>
     </w:p>
     <w:p>
       <w:pPr>
@@ -20400,7 +20403,7 @@
     </w:p>
     <w:p>
       <w:pPr>
-        <w:pStyle w:val="ResimYazs"/>
+        <w:pStyle w:val="Caption"/>
         <w:keepNext/>
         <w:jc w:val="center"/>
         <w:rPr>
@@ -20408,7 +20411,7 @@
           <w:szCs w:val="24"/>
         </w:rPr>
       </w:pPr>
-      <w:bookmarkStart w:id="129" w:name="_Toc232683010"/>
+      <w:bookmarkStart w:id="128" w:name="_Toc232683010"/>
       <w:r>
         <w:rPr>
           <w:sz w:val="24"/>
@@ -20509,7 +20512,7 @@
         </w:rPr>
         <w:t>LibriSpeech test-clean üzerinde transkripsiyon başarımı.</w:t>
       </w:r>
-      <w:bookmarkEnd w:id="129"/>
+      <w:bookmarkEnd w:id="128"/>
     </w:p>
     <w:tbl>
       <w:tblPr>
@@ -21012,7 +21015,7 @@
         <w:pStyle w:val="GOVDE"/>
         <w:spacing w:before="240"/>
       </w:pPr>
-      <w:bookmarkStart w:id="130" w:name="_Toc232683011"/>
+      <w:bookmarkStart w:id="129" w:name="_Toc232683011"/>
       <w:r>
         <w:t>LibriSpeech test-clean sonuçları, geliştirilen sistemin transkripsiyon katmanının temiz ve tek konuşmacılı konuşmada hedeflenen doğruluk düzeyini rahatlıkla karşıladığını göstermektedir. Saf whisper-small modeline göre WER ve CER değerlerinde çok küçük bir artış görülse de bu fark, canlı sistemde uygulanan parça bazlı işleme, halüsinasyon filtreleme ve gerçek zamanlı çalışma kısıtları dikkate alındığında kabul edilebilir düzeydedir. Buna karşılık RTF</w:t>
       </w:r>
@@ -21028,7 +21031,7 @@
     </w:p>
     <w:p>
       <w:pPr>
-        <w:pStyle w:val="ResimYazs"/>
+        <w:pStyle w:val="Caption"/>
         <w:keepNext/>
         <w:rPr>
           <w:sz w:val="24"/>
@@ -21153,7 +21156,7 @@
         </w:rPr>
         <w:t>atıflı transkripsiyon başarımı.</w:t>
       </w:r>
-      <w:bookmarkEnd w:id="130"/>
+      <w:bookmarkEnd w:id="129"/>
     </w:p>
     <w:tbl>
       <w:tblPr>
@@ -21655,7 +21658,7 @@
         <w:spacing w:before="240" w:line="360" w:lineRule="auto"/>
         <w:jc w:val="both"/>
       </w:pPr>
-      <w:bookmarkStart w:id="131" w:name="_Toc232683012"/>
+      <w:bookmarkStart w:id="130" w:name="_Toc232683012"/>
       <w:r>
         <w:t>AMI sonuçları, çok konuşmacılı toplantı verisinin sistem için temiz tek konuşmacılı veriye göre çok daha zorlayıcı olduğunu ortaya koymaktadır. Bu çalışmada WER ve cpWER değerlerinde baseline’a göre iyileşme görülmesi, kelime düzeyinde konuşmacı eşleştirme ve parça bazlı transkripsiyon yaklaşımının konuşmacı</w:t>
       </w:r>
@@ -21681,7 +21684,7 @@
     </w:p>
     <w:p>
       <w:pPr>
-        <w:pStyle w:val="ResimYazs"/>
+        <w:pStyle w:val="Caption"/>
         <w:keepNext/>
         <w:jc w:val="center"/>
         <w:rPr>
@@ -21789,7 +21792,7 @@
         </w:rPr>
         <w:t>FLORES-200 (devtest) İngilizce→Türkçe çeviri başarımı.</w:t>
       </w:r>
-      <w:bookmarkEnd w:id="131"/>
+      <w:bookmarkEnd w:id="130"/>
     </w:p>
     <w:tbl>
       <w:tblPr>
@@ -22174,7 +22177,7 @@
           <w:lang w:val="en-US"/>
         </w:rPr>
       </w:pPr>
-      <w:bookmarkStart w:id="132" w:name="_Toc232683013"/>
+      <w:bookmarkStart w:id="131" w:name="_Toc232683013"/>
       <w:r>
         <w:rPr>
           <w:lang w:val="en-US"/>
@@ -22187,7 +22190,7 @@
     </w:p>
     <w:p>
       <w:pPr>
-        <w:pStyle w:val="ResimYazs"/>
+        <w:pStyle w:val="Caption"/>
         <w:keepNext/>
         <w:jc w:val="center"/>
         <w:rPr>
@@ -22295,7 +22298,7 @@
         </w:rPr>
         <w:t>Uçtan uca gecikme ve kaynak kullanımı.</w:t>
       </w:r>
-      <w:bookmarkEnd w:id="132"/>
+      <w:bookmarkEnd w:id="131"/>
     </w:p>
     <w:tbl>
       <w:tblPr>
@@ -22653,7 +22656,7 @@
       </w:pPr>
       <w:r>
         <w:drawing>
-          <wp:inline distT="0" distB="0" distL="0" distR="0" wp14:anchorId="5C3B580A" wp14:editId="07B8E194">
+          <wp:inline distT="0" distB="0" distL="0" distR="0" wp14:anchorId="5C3B580A" wp14:editId="213D6450">
             <wp:extent cx="4679950" cy="2887345"/>
             <wp:effectExtent l="0" t="0" r="6350" b="8255"/>
             <wp:docPr id="3" name="Picture 1"/>
@@ -22670,7 +22673,7 @@
                     </pic:cNvPicPr>
                   </pic:nvPicPr>
                   <pic:blipFill>
-                    <a:blip r:embed="rId31" cstate="print">
+                    <a:blip r:embed="rId32" cstate="print">
                       <a:extLst>
                         <a:ext uri="{28A0092B-C50C-407E-A947-70E740481C1C}">
                           <a14:useLocalDpi xmlns:a14="http://schemas.microsoft.com/office/drawing/2010/main" val="0"/>
@@ -22699,13 +22702,13 @@
     </w:p>
     <w:p>
       <w:pPr>
-        <w:pStyle w:val="ResimYazs"/>
-        <w:rPr>
-          <w:sz w:val="24"/>
-          <w:szCs w:val="24"/>
-        </w:rPr>
-      </w:pPr>
-      <w:bookmarkStart w:id="133" w:name="_Toc232683098"/>
+        <w:pStyle w:val="Caption"/>
+        <w:rPr>
+          <w:sz w:val="24"/>
+          <w:szCs w:val="24"/>
+        </w:rPr>
+      </w:pPr>
+      <w:bookmarkStart w:id="132" w:name="_Toc232683098"/>
       <w:r>
         <w:rPr>
           <w:sz w:val="24"/>
@@ -22824,7 +22827,7 @@
         </w:rPr>
         <w:t xml:space="preserve"> Ortalama Global WER (%) ısı haritası.</w:t>
       </w:r>
-      <w:bookmarkEnd w:id="133"/>
+      <w:bookmarkEnd w:id="132"/>
     </w:p>
     <w:p>
       <w:pPr>
@@ -22849,13 +22852,13 @@
     </w:p>
     <w:p>
       <w:pPr>
-        <w:pStyle w:val="Balk2"/>
-      </w:pPr>
-      <w:bookmarkStart w:id="134" w:name="_Toc232684057"/>
+        <w:pStyle w:val="Heading2"/>
+      </w:pPr>
+      <w:bookmarkStart w:id="133" w:name="_Toc232684057"/>
       <w:r>
         <w:t>Tartışma</w:t>
       </w:r>
-      <w:bookmarkEnd w:id="134"/>
+      <w:bookmarkEnd w:id="133"/>
     </w:p>
     <w:p>
       <w:pPr>
@@ -22925,15 +22928,15 @@
     </w:p>
     <w:p>
       <w:pPr>
-        <w:pStyle w:val="Balk1"/>
+        <w:pStyle w:val="Heading1"/>
         <w:rPr>
           <w:lang w:val="en-US"/>
         </w:rPr>
       </w:pPr>
-      <w:bookmarkStart w:id="135" w:name="_Toc190755333"/>
-      <w:bookmarkStart w:id="136" w:name="_Toc190755911"/>
-      <w:bookmarkStart w:id="137" w:name="_Toc224357622"/>
-      <w:bookmarkStart w:id="138" w:name="_Toc232684058"/>
+      <w:bookmarkStart w:id="134" w:name="_Toc190755333"/>
+      <w:bookmarkStart w:id="135" w:name="_Toc190755911"/>
+      <w:bookmarkStart w:id="136" w:name="_Toc224357622"/>
+      <w:bookmarkStart w:id="137" w:name="_Toc232684058"/>
       <w:r>
         <w:rPr>
           <w:lang w:val="en-US"/>
@@ -22944,58 +22947,58 @@
       <w:r>
         <w:t>ÖNERİLER</w:t>
       </w:r>
+      <w:bookmarkEnd w:id="134"/>
       <w:bookmarkEnd w:id="135"/>
       <w:bookmarkEnd w:id="136"/>
       <w:bookmarkEnd w:id="137"/>
+    </w:p>
+    <w:p>
+      <w:pPr>
+        <w:pStyle w:val="GOVDE"/>
+        <w:rPr>
+          <w:lang w:val="en-US"/>
+        </w:rPr>
+      </w:pPr>
+      <w:bookmarkStart w:id="138" w:name="_Toc190755334"/>
+      <w:bookmarkStart w:id="139" w:name="_Toc190755912"/>
+      <w:bookmarkStart w:id="140" w:name="_Toc224357623"/>
+      <w:r>
+        <w:rPr>
+          <w:noProof w:val="0"/>
+        </w:rPr>
+        <w:t>Bu çalışma</w:t>
+      </w:r>
+      <w:r>
+        <w:rPr>
+          <w:noProof w:val="0"/>
+        </w:rPr>
+        <w:t xml:space="preserve"> kapsamında </w:t>
+      </w:r>
+      <w:r>
+        <w:rPr>
+          <w:noProof w:val="0"/>
+        </w:rPr>
+        <w:t>çoklu konuşmacılı video ve canlı yayınlardan alınan sesi düşük gecikmeyle metne döken, konuşmacıları birbirinden ayıran, hedef dile çeviren ve sonucu konuşmacıya özgü renklerle altyazı olarak sunan, özgün ve bütünleşik bir gerçek zamanlı sistem tasarlanmış ve gerçekleştirilmiştir. Bu bölümde, elde edilen sonuçlar ve çalışmanın özgün katkıları özetlenmekte, sistemin sınırlılıkları tartışılmakta ve gelecekte yapılabilecek çalışmalar için öneriler sunulmaktadır.</w:t>
+      </w:r>
       <w:bookmarkEnd w:id="138"/>
-    </w:p>
-    <w:p>
-      <w:pPr>
-        <w:pStyle w:val="GOVDE"/>
-        <w:rPr>
-          <w:lang w:val="en-US"/>
-        </w:rPr>
-      </w:pPr>
-      <w:bookmarkStart w:id="139" w:name="_Toc190755334"/>
-      <w:bookmarkStart w:id="140" w:name="_Toc190755912"/>
-      <w:bookmarkStart w:id="141" w:name="_Toc224357623"/>
-      <w:r>
-        <w:rPr>
-          <w:noProof w:val="0"/>
-        </w:rPr>
-        <w:t>Bu çalışma</w:t>
-      </w:r>
-      <w:r>
-        <w:rPr>
-          <w:noProof w:val="0"/>
-        </w:rPr>
-        <w:t xml:space="preserve"> kapsamında </w:t>
-      </w:r>
-      <w:r>
-        <w:rPr>
-          <w:noProof w:val="0"/>
-        </w:rPr>
-        <w:t>çoklu konuşmacılı video ve canlı yayınlardan alınan sesi düşük gecikmeyle metne döken, konuşmacıları birbirinden ayıran, hedef dile çeviren ve sonucu konuşmacıya özgü renklerle altyazı olarak sunan, özgün ve bütünleşik bir gerçek zamanlı sistem tasarlanmış ve gerçekleştirilmiştir. Bu bölümde, elde edilen sonuçlar ve çalışmanın özgün katkıları özetlenmekte, sistemin sınırlılıkları tartışılmakta ve gelecekte yapılabilecek çalışmalar için öneriler sunulmaktadır.</w:t>
-      </w:r>
       <w:bookmarkEnd w:id="139"/>
       <w:bookmarkEnd w:id="140"/>
+    </w:p>
+    <w:p>
+      <w:pPr>
+        <w:pStyle w:val="Heading2"/>
+        <w:rPr>
+          <w:lang w:val="en-US"/>
+        </w:rPr>
+      </w:pPr>
+      <w:bookmarkStart w:id="141" w:name="_Toc232684059"/>
+      <w:r>
+        <w:rPr>
+          <w:lang w:val="en-US"/>
+        </w:rPr>
+        <w:t>Sonuçlar ve Katkılar</w:t>
+      </w:r>
       <w:bookmarkEnd w:id="141"/>
-    </w:p>
-    <w:p>
-      <w:pPr>
-        <w:pStyle w:val="Balk2"/>
-        <w:rPr>
-          <w:lang w:val="en-US"/>
-        </w:rPr>
-      </w:pPr>
-      <w:bookmarkStart w:id="142" w:name="_Toc232684059"/>
-      <w:r>
-        <w:rPr>
-          <w:lang w:val="en-US"/>
-        </w:rPr>
-        <w:t>Sonuçlar ve Katkılar</w:t>
-      </w:r>
-      <w:bookmarkEnd w:id="142"/>
     </w:p>
     <w:p>
       <w:pPr>
@@ -23058,12 +23061,48 @@
     </w:p>
     <w:p>
       <w:pPr>
-        <w:pStyle w:val="Balk2"/>
-      </w:pPr>
-      <w:bookmarkStart w:id="143" w:name="_Toc232684060"/>
+        <w:pStyle w:val="Heading2"/>
+      </w:pPr>
+      <w:bookmarkStart w:id="142" w:name="_Toc232684060"/>
       <w:r>
         <w:t>Sınırlılıklar</w:t>
       </w:r>
+      <w:bookmarkEnd w:id="142"/>
+    </w:p>
+    <w:p>
+      <w:pPr>
+        <w:pStyle w:val="GOVDE"/>
+        <w:rPr>
+          <w:lang w:val="en-GB"/>
+        </w:rPr>
+      </w:pPr>
+      <w:r>
+        <w:rPr>
+          <w:lang w:val="en-GB"/>
+        </w:rPr>
+        <w:t>Sistemin birtakım sınırlılıkları bulunmaktadır. Gerçek zamanlı çalışma kısıtı nedeniyle, kaynak tüketimi düşük olan whisper-small modeli tercih edilmiş; bu seçim, daha büyük modellere kıyasla bir miktar daha yüksek kelime hata oranı pahasına gecikmenin denetim altında tutulmasını sağlamıştır. Konuşmacı ayrıştırmanın doğası gereği, başlangıçtaki ısınma süresi boyunca konuşmacı etiketleri kesinleşmemekte ve bu süre başarıma dâhil edilmektedir. Sistem, eş zamanlı ve üst üste binen konuşmaların</w:t>
+      </w:r>
+      <w:r>
+        <w:rPr>
+          <w:lang w:val="en-GB"/>
+        </w:rPr>
+        <w:t xml:space="preserve"> </w:t>
+      </w:r>
+      <w:r>
+        <w:rPr>
+          <w:lang w:val="en-GB"/>
+        </w:rPr>
+        <w:t>yoğun olduğu durumlarda ve yüksek arka plan gürültüsü ile uzak alan koşullarında zorlanabilmektedir. Ayrıca çalışma, genel konuşma dilini hedeflemekte olup, aşırı teknik veya ağdalı terminoloji içeren konuşmaların çevirisini kapsam dışında bırakmaktadır.</w:t>
+      </w:r>
+    </w:p>
+    <w:p>
+      <w:pPr>
+        <w:pStyle w:val="Heading2"/>
+      </w:pPr>
+      <w:bookmarkStart w:id="143" w:name="_Toc232684061"/>
+      <w:r>
+        <w:t>Gelecek Çalışmalar ve Öneriler</w:t>
+      </w:r>
       <w:bookmarkEnd w:id="143"/>
     </w:p>
     <w:p>
@@ -23077,7 +23116,7 @@
         <w:rPr>
           <w:lang w:val="en-GB"/>
         </w:rPr>
-        <w:t>Sistemin birtakım sınırlılıkları bulunmaktadır. Gerçek zamanlı çalışma kısıtı nedeniyle, kaynak tüketimi düşük olan whisper-small modeli tercih edilmiş; bu seçim, daha büyük modellere kıyasla bir miktar daha yüksek kelime hata oranı pahasına gecikmenin denetim altında tutulmasını sağlamıştır. Konuşmacı ayrıştırmanın doğası gereği, başlangıçtaki ısınma süresi boyunca konuşmacı etiketleri kesinleşmemekte ve bu süre başarıma dâhil edilmektedir. Sistem, eş zamanlı ve üst üste binen konuşmaların</w:t>
+        <w:t>Sistemin daha da geliştirilmesi için çeşitli yönler öngörülmektedir. Transkripsiyon doğruluğu, kısmi segmentler için hızlı, kesinleşmiş segmentler için daha büyük ve daha doğru bir model kullanan iki geçişli</w:t>
       </w:r>
       <w:r>
         <w:rPr>
@@ -23089,48 +23128,12 @@
         <w:rPr>
           <w:lang w:val="en-GB"/>
         </w:rPr>
-        <w:t>yoğun olduğu durumlarda ve yüksek arka plan gürültüsü ile uzak alan koşullarında zorlanabilmektedir. Ayrıca çalışma, genel konuşma dilini hedeflemekte olup, aşırı teknik veya ağdalı terminoloji içeren konuşmaların çevirisini kapsam dışında bırakmaktadır.</w:t>
-      </w:r>
-    </w:p>
-    <w:p>
-      <w:pPr>
-        <w:pStyle w:val="Balk2"/>
-      </w:pPr>
-      <w:bookmarkStart w:id="144" w:name="_Toc232684061"/>
-      <w:r>
-        <w:t>Gelecek Çalışmalar ve Öneriler</w:t>
-      </w:r>
-      <w:bookmarkEnd w:id="144"/>
-    </w:p>
-    <w:p>
-      <w:pPr>
-        <w:pStyle w:val="GOVDE"/>
-        <w:rPr>
-          <w:lang w:val="en-GB"/>
-        </w:rPr>
-      </w:pPr>
-      <w:r>
-        <w:rPr>
-          <w:lang w:val="en-GB"/>
-        </w:rPr>
-        <w:t>Sistemin daha da geliştirilmesi için çeşitli yönler öngörülmektedir. Transkripsiyon doğruluğu, kısmi segmentler için hızlı, kesinleşmiş segmentler için daha büyük ve daha doğru bir model kullanan iki geçişli</w:t>
-      </w:r>
-      <w:r>
-        <w:rPr>
-          <w:lang w:val="en-GB"/>
-        </w:rPr>
-        <w:t xml:space="preserve"> </w:t>
-      </w:r>
-      <w:r>
-        <w:rPr>
-          <w:lang w:val="en-GB"/>
-        </w:rPr>
         <w:t xml:space="preserve">bir strateji ile artırılabilir. Üst üste binen konuşma tespiti eklenerek çok konuşmacılı durumlarda konuşmacı karışıklığı azaltılabilir; uçtan uca sinirsel ayrıştırma yaklaşımları bu yönde umut vaat etmektedir </w:t>
       </w:r>
       <w:hyperlink w:anchor="kaynak9" w:history="1">
         <w:r>
           <w:rPr>
-            <w:rStyle w:val="Kpr"/>
+            <w:rStyle w:val="Hyperlink"/>
             <w:lang w:val="en-GB"/>
           </w:rPr>
           <w:t>[9]</w:t>
@@ -23166,7 +23169,7 @@
       <w:hyperlink w:anchor="kaynak7" w:history="1">
         <w:r>
           <w:rPr>
-            <w:rStyle w:val="Kpr"/>
+            <w:rStyle w:val="Hyperlink"/>
           </w:rPr>
           <w:t>[7]</w:t>
         </w:r>
@@ -23208,39 +23211,39 @@
     </w:p>
     <w:p>
       <w:pPr>
-        <w:pStyle w:val="Balk1"/>
+        <w:pStyle w:val="Heading1"/>
         <w:numPr>
           <w:ilvl w:val="0"/>
           <w:numId w:val="0"/>
         </w:numPr>
       </w:pPr>
-      <w:bookmarkStart w:id="145" w:name="_Toc286759144"/>
-      <w:bookmarkStart w:id="146" w:name="_Toc232684062"/>
+      <w:bookmarkStart w:id="144" w:name="_Toc286759144"/>
+      <w:bookmarkStart w:id="145" w:name="_Toc232684062"/>
+      <w:commentRangeStart w:id="146"/>
       <w:commentRangeStart w:id="147"/>
-      <w:commentRangeStart w:id="148"/>
       <w:r>
         <w:lastRenderedPageBreak/>
         <w:t>KAYNAKLAR</w:t>
       </w:r>
+      <w:bookmarkEnd w:id="144"/>
       <w:bookmarkEnd w:id="145"/>
-      <w:bookmarkEnd w:id="146"/>
       <w:commentRangeEnd w:id="147"/>
       <w:r>
         <w:rPr>
-          <w:rStyle w:val="AklamaBavurusu"/>
+          <w:rStyle w:val="CommentReference"/>
           <w:sz w:val="24"/>
           <w:szCs w:val="24"/>
         </w:rPr>
         <w:commentReference w:id="147"/>
       </w:r>
-      <w:commentRangeEnd w:id="148"/>
-      <w:r>
-        <w:rPr>
-          <w:rStyle w:val="AklamaBavurusu"/>
-          <w:sz w:val="24"/>
-          <w:szCs w:val="24"/>
-        </w:rPr>
-        <w:commentReference w:id="148"/>
+      <w:commentRangeEnd w:id="146"/>
+      <w:r>
+        <w:rPr>
+          <w:rStyle w:val="CommentReference"/>
+          <w:sz w:val="24"/>
+          <w:szCs w:val="24"/>
+        </w:rPr>
+        <w:commentReference w:id="146"/>
       </w:r>
     </w:p>
     <w:p>
@@ -23255,7 +23258,7 @@
           <w:noProof w:val="0"/>
         </w:rPr>
       </w:pPr>
-      <w:bookmarkStart w:id="149" w:name="kaynak1"/>
+      <w:bookmarkStart w:id="148" w:name="kaynak1"/>
       <w:r>
         <w:rPr>
           <w:b/>
@@ -23264,7 +23267,7 @@
         </w:rPr>
         <w:t xml:space="preserve">[1] </w:t>
       </w:r>
-      <w:bookmarkEnd w:id="149"/>
+      <w:bookmarkEnd w:id="148"/>
       <w:r>
         <w:rPr>
           <w:b/>
@@ -23279,10 +23282,10 @@
         </w:rPr>
         <w:t xml:space="preserve"> (2025). Usage statistics of content languages for websites. Erişim: Kasım 2025,</w:t>
       </w:r>
-      <w:hyperlink r:id="rId32" w:history="1">
-        <w:r>
-          <w:rPr>
-            <w:rStyle w:val="Kpr"/>
+      <w:hyperlink r:id="rId33" w:history="1">
+        <w:r>
+          <w:rPr>
+            <w:rStyle w:val="Hyperlink"/>
             <w:noProof w:val="0"/>
           </w:rPr>
           <w:t xml:space="preserve"> https://w3techs.com/technologies/overview/content_language</w:t>
@@ -23301,7 +23304,7 @@
           <w:noProof w:val="0"/>
         </w:rPr>
       </w:pPr>
-      <w:bookmarkStart w:id="150" w:name="kaynak2"/>
+      <w:bookmarkStart w:id="149" w:name="kaynak2"/>
       <w:r>
         <w:rPr>
           <w:b/>
@@ -23316,7 +23319,7 @@
         </w:rPr>
         <w:t xml:space="preserve"> </w:t>
       </w:r>
-      <w:bookmarkEnd w:id="150"/>
+      <w:bookmarkEnd w:id="149"/>
       <w:r>
         <w:rPr>
           <w:b/>
@@ -23331,10 +23334,10 @@
         </w:rPr>
         <w:t xml:space="preserve"> (t.y.). Erişim: 2025, </w:t>
       </w:r>
-      <w:hyperlink r:id="rId33" w:history="1">
-        <w:r>
-          <w:rPr>
-            <w:rStyle w:val="Kpr"/>
+      <w:hyperlink r:id="rId34" w:history="1">
+        <w:r>
+          <w:rPr>
+            <w:rStyle w:val="Hyperlink"/>
             <w:i/>
             <w:iCs/>
             <w:noProof w:val="0"/>
@@ -23355,7 +23358,7 @@
           <w:noProof w:val="0"/>
         </w:rPr>
       </w:pPr>
-      <w:bookmarkStart w:id="151" w:name="kaynak3"/>
+      <w:bookmarkStart w:id="150" w:name="kaynak3"/>
       <w:r>
         <w:rPr>
           <w:b/>
@@ -23370,7 +23373,7 @@
         </w:rPr>
         <w:t xml:space="preserve"> </w:t>
       </w:r>
-      <w:bookmarkEnd w:id="151"/>
+      <w:bookmarkEnd w:id="150"/>
       <w:r>
         <w:rPr>
           <w:b/>
@@ -23385,10 +23388,10 @@
         </w:rPr>
         <w:t xml:space="preserve"> (2021). </w:t>
       </w:r>
-      <w:hyperlink r:id="rId34" w:history="1">
-        <w:r>
-          <w:rPr>
-            <w:rStyle w:val="Kpr"/>
+      <w:hyperlink r:id="rId35" w:history="1">
+        <w:r>
+          <w:rPr>
+            <w:rStyle w:val="Hyperlink"/>
             <w:noProof w:val="0"/>
           </w:rPr>
           <w:t>TÜRKİYE VE AVRUPA’DA YABANCI DİL EĞİTİMİ: BİR DURUM DEĞERLENDİRMESİ</w:t>
@@ -23427,7 +23430,7 @@
           <w:noProof w:val="0"/>
         </w:rPr>
       </w:pPr>
-      <w:bookmarkStart w:id="152" w:name="kaynak4"/>
+      <w:bookmarkStart w:id="151" w:name="kaynak4"/>
       <w:r>
         <w:rPr>
           <w:b/>
@@ -23436,7 +23439,7 @@
         </w:rPr>
         <w:t xml:space="preserve">[4] </w:t>
       </w:r>
-      <w:bookmarkEnd w:id="152"/>
+      <w:bookmarkEnd w:id="151"/>
       <w:r>
         <w:rPr>
           <w:b/>
@@ -23451,10 +23454,10 @@
         </w:rPr>
         <w:t xml:space="preserve"> (2024). </w:t>
       </w:r>
-      <w:hyperlink r:id="rId35" w:history="1">
-        <w:r>
-          <w:rPr>
-            <w:rStyle w:val="Kpr"/>
+      <w:hyperlink r:id="rId36" w:history="1">
+        <w:r>
+          <w:rPr>
+            <w:rStyle w:val="Hyperlink"/>
             <w:noProof w:val="0"/>
           </w:rPr>
           <w:t>Real-time multilingual speech recognition and speaker diarization system based on Whisper segmentation</w:t>
@@ -23507,7 +23510,7 @@
           <w:noProof w:val="0"/>
         </w:rPr>
       </w:pPr>
-      <w:bookmarkStart w:id="153" w:name="kaynak5"/>
+      <w:bookmarkStart w:id="152" w:name="kaynak5"/>
       <w:r>
         <w:rPr>
           <w:b/>
@@ -23516,7 +23519,7 @@
         </w:rPr>
         <w:t xml:space="preserve">[5] </w:t>
       </w:r>
-      <w:bookmarkEnd w:id="153"/>
+      <w:bookmarkEnd w:id="152"/>
       <w:r>
         <w:rPr>
           <w:b/>
@@ -23531,10 +23534,10 @@
         </w:rPr>
         <w:t xml:space="preserve"> (2020, May). </w:t>
       </w:r>
-      <w:hyperlink r:id="rId36" w:history="1">
-        <w:r>
-          <w:rPr>
-            <w:rStyle w:val="Kpr"/>
+      <w:hyperlink r:id="rId37" w:history="1">
+        <w:r>
+          <w:rPr>
+            <w:rStyle w:val="Hyperlink"/>
             <w:noProof w:val="0"/>
           </w:rPr>
           <w:t>Pyannote. audio: neural building blocks for speaker diarization</w:t>
@@ -23573,7 +23576,7 @@
           <w:noProof w:val="0"/>
         </w:rPr>
       </w:pPr>
-      <w:bookmarkStart w:id="154" w:name="kaynak6"/>
+      <w:bookmarkStart w:id="153" w:name="kaynak6"/>
       <w:r>
         <w:rPr>
           <w:b/>
@@ -23588,7 +23591,7 @@
         </w:rPr>
         <w:t xml:space="preserve"> </w:t>
       </w:r>
-      <w:bookmarkEnd w:id="154"/>
+      <w:bookmarkEnd w:id="153"/>
       <w:r>
         <w:rPr>
           <w:b/>
@@ -23603,10 +23606,10 @@
         </w:rPr>
         <w:t xml:space="preserve"> (2014). </w:t>
       </w:r>
-      <w:hyperlink r:id="rId37" w:history="1">
-        <w:r>
-          <w:rPr>
-            <w:rStyle w:val="Kpr"/>
+      <w:hyperlink r:id="rId38" w:history="1">
+        <w:r>
+          <w:rPr>
+            <w:rStyle w:val="Hyperlink"/>
             <w:noProof w:val="0"/>
           </w:rPr>
           <w:t>Neural machine translation by jointly learning to align and translate</w:t>
@@ -23645,7 +23648,7 @@
           <w:noProof w:val="0"/>
         </w:rPr>
       </w:pPr>
-      <w:bookmarkStart w:id="155" w:name="kaynak7"/>
+      <w:bookmarkStart w:id="154" w:name="kaynak7"/>
       <w:r>
         <w:rPr>
           <w:b/>
@@ -23660,7 +23663,7 @@
         </w:rPr>
         <w:t xml:space="preserve"> </w:t>
       </w:r>
-      <w:bookmarkEnd w:id="155"/>
+      <w:bookmarkEnd w:id="154"/>
       <w:r>
         <w:rPr>
           <w:b/>
@@ -23675,17 +23678,17 @@
         </w:rPr>
         <w:t xml:space="preserve"> (2025, July). </w:t>
       </w:r>
-      <w:hyperlink r:id="rId38" w:history="1">
-        <w:r>
-          <w:rPr>
-            <w:rStyle w:val="Kpr"/>
+      <w:hyperlink r:id="rId39" w:history="1">
+        <w:r>
+          <w:rPr>
+            <w:rStyle w:val="Hyperlink"/>
             <w:noProof w:val="0"/>
           </w:rPr>
           <w:t xml:space="preserve">LLMVoX: Autoregressive streaming text-to-speech model for any LLM. In </w:t>
         </w:r>
         <w:r>
           <w:rPr>
-            <w:rStyle w:val="Kpr"/>
+            <w:rStyle w:val="Hyperlink"/>
             <w:i/>
             <w:iCs/>
             <w:noProof w:val="0"/>
@@ -23720,7 +23723,7 @@
           <w:noProof w:val="0"/>
         </w:rPr>
       </w:pPr>
-      <w:bookmarkStart w:id="156" w:name="kaynak8"/>
+      <w:bookmarkStart w:id="155" w:name="kaynak8"/>
       <w:r>
         <w:rPr>
           <w:b/>
@@ -23735,7 +23738,7 @@
         </w:rPr>
         <w:t xml:space="preserve"> </w:t>
       </w:r>
-      <w:bookmarkEnd w:id="156"/>
+      <w:bookmarkEnd w:id="155"/>
       <w:r>
         <w:rPr>
           <w:b/>
@@ -23750,10 +23753,10 @@
         </w:rPr>
         <w:t xml:space="preserve"> </w:t>
       </w:r>
-      <w:hyperlink r:id="rId39" w:history="1">
-        <w:r>
-          <w:rPr>
-            <w:rStyle w:val="Kpr"/>
+      <w:hyperlink r:id="rId40" w:history="1">
+        <w:r>
+          <w:rPr>
+            <w:rStyle w:val="Hyperlink"/>
             <w:noProof w:val="0"/>
           </w:rPr>
           <w:t>A benchmarking on cloud based speech-to-text services for french speech and background noise effect.</w:t>
@@ -23792,7 +23795,7 @@
           <w:noProof w:val="0"/>
         </w:rPr>
       </w:pPr>
-      <w:bookmarkStart w:id="157" w:name="kaynak9"/>
+      <w:bookmarkStart w:id="156" w:name="kaynak9"/>
       <w:r>
         <w:rPr>
           <w:b/>
@@ -23807,7 +23810,7 @@
         </w:rPr>
         <w:t xml:space="preserve"> </w:t>
       </w:r>
-      <w:bookmarkEnd w:id="157"/>
+      <w:bookmarkEnd w:id="156"/>
       <w:r>
         <w:rPr>
           <w:b/>
@@ -23822,10 +23825,10 @@
         </w:rPr>
         <w:t xml:space="preserve"> (2019).</w:t>
       </w:r>
-      <w:hyperlink r:id="rId40" w:history="1">
-        <w:r>
-          <w:rPr>
-            <w:rStyle w:val="Kpr"/>
+      <w:hyperlink r:id="rId41" w:history="1">
+        <w:r>
+          <w:rPr>
+            <w:rStyle w:val="Hyperlink"/>
             <w:noProof w:val="0"/>
           </w:rPr>
           <w:t xml:space="preserve"> End-to-end neural speaker diarization with permutation-free objectives</w:t>
@@ -23864,7 +23867,7 @@
           <w:noProof w:val="0"/>
         </w:rPr>
       </w:pPr>
-      <w:bookmarkStart w:id="158" w:name="kaynak10"/>
+      <w:bookmarkStart w:id="157" w:name="kaynak10"/>
       <w:r>
         <w:rPr>
           <w:b/>
@@ -23873,7 +23876,7 @@
         </w:rPr>
         <w:t xml:space="preserve">[10] </w:t>
       </w:r>
-      <w:bookmarkEnd w:id="158"/>
+      <w:bookmarkEnd w:id="157"/>
       <w:r>
         <w:rPr>
           <w:b/>
@@ -23888,10 +23891,10 @@
         </w:rPr>
         <w:t xml:space="preserve"> (2022). </w:t>
       </w:r>
-      <w:hyperlink r:id="rId41" w:history="1">
-        <w:r>
-          <w:rPr>
-            <w:rStyle w:val="Kpr"/>
+      <w:hyperlink r:id="rId42" w:history="1">
+        <w:r>
+          <w:rPr>
+            <w:rStyle w:val="Hyperlink"/>
             <w:noProof w:val="0"/>
           </w:rPr>
           <w:t>A comprehensive empirical review of modern voice activity detection approaches for movies and TV shows.</w:t>
@@ -23944,7 +23947,7 @@
           <w:noProof w:val="0"/>
         </w:rPr>
       </w:pPr>
-      <w:bookmarkStart w:id="159" w:name="kaynak11"/>
+      <w:bookmarkStart w:id="158" w:name="kaynak11"/>
       <w:r>
         <w:rPr>
           <w:b/>
@@ -23959,7 +23962,7 @@
         </w:rPr>
         <w:t xml:space="preserve"> </w:t>
       </w:r>
-      <w:bookmarkEnd w:id="159"/>
+      <w:bookmarkEnd w:id="158"/>
       <w:r>
         <w:rPr>
           <w:b/>
@@ -23974,10 +23977,10 @@
         </w:rPr>
         <w:t xml:space="preserve"> (2024). </w:t>
       </w:r>
-      <w:hyperlink r:id="rId42" w:history="1">
-        <w:r>
-          <w:rPr>
-            <w:rStyle w:val="Kpr"/>
+      <w:hyperlink r:id="rId43" w:history="1">
+        <w:r>
+          <w:rPr>
+            <w:rStyle w:val="Hyperlink"/>
             <w:noProof w:val="0"/>
           </w:rPr>
           <w:t>Voice activity detection on Italian language.</w:t>
@@ -24016,7 +24019,7 @@
           <w:noProof w:val="0"/>
         </w:rPr>
       </w:pPr>
-      <w:bookmarkStart w:id="160" w:name="kaynak12"/>
+      <w:bookmarkStart w:id="159" w:name="kaynak12"/>
       <w:r>
         <w:rPr>
           <w:b/>
@@ -24031,7 +24034,7 @@
         </w:rPr>
         <w:t xml:space="preserve"> </w:t>
       </w:r>
-      <w:bookmarkEnd w:id="160"/>
+      <w:bookmarkEnd w:id="159"/>
       <w:r>
         <w:rPr>
           <w:b/>
@@ -24046,10 +24049,10 @@
         </w:rPr>
         <w:t xml:space="preserve"> (2024). </w:t>
       </w:r>
-      <w:hyperlink r:id="rId43" w:history="1">
-        <w:r>
-          <w:rPr>
-            <w:rStyle w:val="Kpr"/>
+      <w:hyperlink r:id="rId44" w:history="1">
+        <w:r>
+          <w:rPr>
+            <w:rStyle w:val="Hyperlink"/>
             <w:noProof w:val="0"/>
           </w:rPr>
           <w:t>Integrating Faster Whisper with Deep Learning Speaker Recognition.</w:t>
@@ -24068,7 +24071,7 @@
           <w:noProof w:val="0"/>
         </w:rPr>
       </w:pPr>
-      <w:bookmarkStart w:id="161" w:name="kaynak13"/>
+      <w:bookmarkStart w:id="160" w:name="kaynak13"/>
       <w:r>
         <w:rPr>
           <w:b/>
@@ -24084,7 +24087,7 @@
         </w:rPr>
         <w:t xml:space="preserve"> </w:t>
       </w:r>
-      <w:bookmarkEnd w:id="161"/>
+      <w:bookmarkEnd w:id="160"/>
       <w:r>
         <w:rPr>
           <w:b/>
@@ -24099,10 +24102,10 @@
         </w:rPr>
         <w:t xml:space="preserve"> (2023, August). </w:t>
       </w:r>
-      <w:hyperlink r:id="rId44" w:history="1">
-        <w:r>
-          <w:rPr>
-            <w:rStyle w:val="Kpr"/>
+      <w:hyperlink r:id="rId45" w:history="1">
+        <w:r>
+          <w:rPr>
+            <w:rStyle w:val="Hyperlink"/>
             <w:noProof w:val="0"/>
           </w:rPr>
           <w:t>pyannote. audio 2.1 speaker diarization pipeline: principle, benchmark, and recipe.</w:t>
@@ -24141,7 +24144,7 @@
           <w:noProof w:val="0"/>
         </w:rPr>
       </w:pPr>
-      <w:bookmarkStart w:id="162" w:name="kaynak14"/>
+      <w:bookmarkStart w:id="161" w:name="kaynak14"/>
       <w:r>
         <w:rPr>
           <w:b/>
@@ -24150,7 +24153,7 @@
         </w:rPr>
         <w:t xml:space="preserve">[14] </w:t>
       </w:r>
-      <w:bookmarkEnd w:id="162"/>
+      <w:bookmarkEnd w:id="161"/>
       <w:r>
         <w:rPr>
           <w:b/>
@@ -24178,7 +24181,7 @@
           <w:noProof w:val="0"/>
         </w:rPr>
       </w:pPr>
-      <w:bookmarkStart w:id="163" w:name="kaynak15"/>
+      <w:bookmarkStart w:id="162" w:name="kaynak15"/>
       <w:r>
         <w:rPr>
           <w:b/>
@@ -24187,7 +24190,7 @@
         </w:rPr>
         <w:t xml:space="preserve">[15] </w:t>
       </w:r>
-      <w:bookmarkEnd w:id="163"/>
+      <w:bookmarkEnd w:id="162"/>
       <w:r>
         <w:rPr>
           <w:b/>
@@ -24215,7 +24218,7 @@
           <w:noProof w:val="0"/>
         </w:rPr>
       </w:pPr>
-      <w:bookmarkStart w:id="164" w:name="kaynak16"/>
+      <w:bookmarkStart w:id="163" w:name="kaynak16"/>
       <w:r>
         <w:rPr>
           <w:b/>
@@ -24224,7 +24227,7 @@
         </w:rPr>
         <w:t xml:space="preserve">[16] </w:t>
       </w:r>
-      <w:bookmarkEnd w:id="164"/>
+      <w:bookmarkEnd w:id="163"/>
       <w:r>
         <w:rPr>
           <w:b/>
@@ -24252,7 +24255,7 @@
           <w:noProof w:val="0"/>
         </w:rPr>
       </w:pPr>
-      <w:bookmarkStart w:id="165" w:name="kaynak17"/>
+      <w:bookmarkStart w:id="164" w:name="kaynak17"/>
       <w:r>
         <w:rPr>
           <w:b/>
@@ -24261,7 +24264,7 @@
         </w:rPr>
         <w:t xml:space="preserve">[17] </w:t>
       </w:r>
-      <w:bookmarkEnd w:id="165"/>
+      <w:bookmarkEnd w:id="164"/>
       <w:r>
         <w:rPr>
           <w:b/>
@@ -24289,7 +24292,7 @@
           <w:noProof w:val="0"/>
         </w:rPr>
       </w:pPr>
-      <w:bookmarkStart w:id="166" w:name="kaynak18"/>
+      <w:bookmarkStart w:id="165" w:name="kaynak18"/>
       <w:r>
         <w:rPr>
           <w:b/>
@@ -24298,7 +24301,7 @@
         </w:rPr>
         <w:t xml:space="preserve">[18] </w:t>
       </w:r>
-      <w:bookmarkEnd w:id="166"/>
+      <w:bookmarkEnd w:id="165"/>
       <w:r>
         <w:rPr>
           <w:b/>
@@ -24326,7 +24329,7 @@
           <w:noProof w:val="0"/>
         </w:rPr>
       </w:pPr>
-      <w:bookmarkStart w:id="167" w:name="kaynak19"/>
+      <w:bookmarkStart w:id="166" w:name="kaynak19"/>
       <w:r>
         <w:rPr>
           <w:b/>
@@ -24335,7 +24338,7 @@
         </w:rPr>
         <w:t xml:space="preserve">[19] </w:t>
       </w:r>
-      <w:bookmarkEnd w:id="167"/>
+      <w:bookmarkEnd w:id="166"/>
       <w:r>
         <w:rPr>
           <w:b/>
@@ -24363,7 +24366,7 @@
           <w:noProof w:val="0"/>
         </w:rPr>
       </w:pPr>
-      <w:bookmarkStart w:id="168" w:name="kaynak20"/>
+      <w:bookmarkStart w:id="167" w:name="kaynak20"/>
       <w:r>
         <w:rPr>
           <w:b/>
@@ -24372,7 +24375,7 @@
         </w:rPr>
         <w:t xml:space="preserve">[20] </w:t>
       </w:r>
-      <w:bookmarkEnd w:id="168"/>
+      <w:bookmarkEnd w:id="167"/>
       <w:r>
         <w:rPr>
           <w:b/>
@@ -24455,7 +24458,7 @@
     </w:p>
     <w:p>
       <w:pPr>
-        <w:pStyle w:val="Balk1"/>
+        <w:pStyle w:val="Heading1"/>
         <w:numPr>
           <w:ilvl w:val="0"/>
           <w:numId w:val="0"/>
@@ -24464,18 +24467,18 @@
       <w:r>
         <w:br w:type="page"/>
       </w:r>
-      <w:bookmarkStart w:id="169" w:name="_Toc190755336"/>
-      <w:bookmarkStart w:id="170" w:name="_Toc190755914"/>
-      <w:bookmarkStart w:id="171" w:name="_Toc224357628"/>
-      <w:bookmarkStart w:id="172" w:name="_Toc232684063"/>
+      <w:bookmarkStart w:id="168" w:name="_Toc190755336"/>
+      <w:bookmarkStart w:id="169" w:name="_Toc190755914"/>
+      <w:bookmarkStart w:id="170" w:name="_Toc224357628"/>
+      <w:bookmarkStart w:id="171" w:name="_Toc232684063"/>
       <w:r>
         <w:lastRenderedPageBreak/>
         <w:t>EKLER</w:t>
       </w:r>
+      <w:bookmarkEnd w:id="168"/>
       <w:bookmarkEnd w:id="169"/>
       <w:bookmarkEnd w:id="170"/>
       <w:bookmarkEnd w:id="171"/>
-      <w:bookmarkEnd w:id="172"/>
     </w:p>
     <w:p>
       <w:pPr>
@@ -24816,6 +24819,7 @@
         <w:shd w:val="clear" w:color="auto" w:fill="FFFFFF" w:themeFill="background1"/>
       </w:pPr>
       <w:r>
+        <w:lastRenderedPageBreak/>
         <w:t xml:space="preserve">  </w:t>
       </w:r>
       <w:r>
@@ -24874,7 +24878,6 @@
         <w:shd w:val="clear" w:color="auto" w:fill="FFFFFF" w:themeFill="background1"/>
       </w:pPr>
       <w:r>
-        <w:lastRenderedPageBreak/>
         <w:t xml:space="preserve">  </w:t>
       </w:r>
       <w:r>
@@ -25388,6 +25391,7 @@
         <w:shd w:val="clear" w:color="auto" w:fill="FFFFFF" w:themeFill="background1"/>
       </w:pPr>
       <w:r>
+        <w:lastRenderedPageBreak/>
         <w:t>python -m tests.benchmarks.chime6 --sanity-check</w:t>
       </w:r>
     </w:p>
@@ -25431,7 +25435,6 @@
         <w:shd w:val="clear" w:color="auto" w:fill="FFFFFF" w:themeFill="background1"/>
       </w:pPr>
       <w:r>
-        <w:lastRenderedPageBreak/>
         <w:t xml:space="preserve"> </w:t>
       </w:r>
     </w:p>
@@ -25495,11 +25498,11 @@
         </w:sectPr>
       </w:pPr>
     </w:p>
-    <w:bookmarkStart w:id="173" w:name="_Toc232684064"/>
-    <w:commentRangeStart w:id="174"/>
-    <w:p>
-      <w:pPr>
-        <w:pStyle w:val="Balk1"/>
+    <w:bookmarkStart w:id="172" w:name="_Toc232684064"/>
+    <w:commentRangeStart w:id="173"/>
+    <w:p>
+      <w:pPr>
+        <w:pStyle w:val="Heading1"/>
         <w:numPr>
           <w:ilvl w:val="0"/>
           <w:numId w:val="0"/>
@@ -25606,11 +25609,48 @@
       <w:r>
         <w:t>ÖZGEÇMİŞ</w:t>
       </w:r>
-      <w:bookmarkEnd w:id="173"/>
+      <w:bookmarkEnd w:id="172"/>
+      <w:commentRangeEnd w:id="173"/>
+      <w:r>
+        <w:rPr>
+          <w:rStyle w:val="CommentReference"/>
+          <w:sz w:val="24"/>
+          <w:szCs w:val="24"/>
+        </w:rPr>
+        <w:commentReference w:id="173"/>
+      </w:r>
+    </w:p>
+    <w:p>
+      <w:pPr>
+        <w:pStyle w:val="Subtitle"/>
+        <w:spacing w:line="360" w:lineRule="auto"/>
+      </w:pPr>
+      <w:r>
+        <w:tab/>
+      </w:r>
+      <w:r>
+        <w:tab/>
+      </w:r>
+      <w:r>
+        <w:tab/>
+      </w:r>
+      <w:r>
+        <w:tab/>
+      </w:r>
+      <w:r>
+        <w:tab/>
+      </w:r>
+      <w:r>
+        <w:tab/>
+      </w:r>
+      <w:r>
+        <w:tab/>
+      </w:r>
+      <w:commentRangeStart w:id="174"/>
       <w:commentRangeEnd w:id="174"/>
       <w:r>
         <w:rPr>
-          <w:rStyle w:val="AklamaBavurusu"/>
+          <w:rStyle w:val="CommentReference"/>
           <w:sz w:val="24"/>
           <w:szCs w:val="24"/>
         </w:rPr>
@@ -25619,10 +25659,54 @@
     </w:p>
     <w:p>
       <w:pPr>
-        <w:pStyle w:val="Altyaz"/>
+        <w:pStyle w:val="Subtitle"/>
         <w:spacing w:line="360" w:lineRule="auto"/>
       </w:pPr>
-      <w:r>
+    </w:p>
+    <w:p>
+      <w:pPr>
+        <w:pStyle w:val="Subtitle"/>
+        <w:spacing w:line="360" w:lineRule="auto"/>
+      </w:pPr>
+    </w:p>
+    <w:p>
+      <w:pPr>
+        <w:pStyle w:val="Subtitle"/>
+        <w:spacing w:line="360" w:lineRule="auto"/>
+      </w:pPr>
+    </w:p>
+    <w:p>
+      <w:pPr>
+        <w:pStyle w:val="Subtitle"/>
+        <w:spacing w:line="360" w:lineRule="auto"/>
+      </w:pPr>
+    </w:p>
+    <w:p>
+      <w:pPr>
+        <w:pStyle w:val="Subtitle"/>
+        <w:spacing w:line="360" w:lineRule="auto"/>
+      </w:pPr>
+      <w:commentRangeStart w:id="175"/>
+      <w:r>
+        <w:rPr>
+          <w:shd w:val="clear" w:color="auto" w:fill="FFFFFF" w:themeFill="background1"/>
+        </w:rPr>
+        <w:t>Ad-Soyad</w:t>
+      </w:r>
+      <w:commentRangeEnd w:id="175"/>
+      <w:r>
+        <w:rPr>
+          <w:rStyle w:val="CommentReference"/>
+          <w:sz w:val="24"/>
+          <w:szCs w:val="24"/>
+          <w:shd w:val="clear" w:color="auto" w:fill="FFFFFF" w:themeFill="background1"/>
+        </w:rPr>
+        <w:commentReference w:id="175"/>
+      </w:r>
+      <w:r>
+        <w:rPr>
+          <w:shd w:val="clear" w:color="auto" w:fill="FFFFFF" w:themeFill="background1"/>
+        </w:rPr>
         <w:tab/>
       </w:r>
       <w:r>
@@ -25632,87 +25716,6 @@
         <w:tab/>
       </w:r>
       <w:r>
-        <w:tab/>
-      </w:r>
-      <w:r>
-        <w:tab/>
-      </w:r>
-      <w:r>
-        <w:tab/>
-      </w:r>
-      <w:r>
-        <w:tab/>
-      </w:r>
-      <w:commentRangeStart w:id="175"/>
-      <w:commentRangeEnd w:id="175"/>
-      <w:r>
-        <w:rPr>
-          <w:rStyle w:val="AklamaBavurusu"/>
-          <w:sz w:val="24"/>
-          <w:szCs w:val="24"/>
-        </w:rPr>
-        <w:commentReference w:id="175"/>
-      </w:r>
-    </w:p>
-    <w:p>
-      <w:pPr>
-        <w:pStyle w:val="Altyaz"/>
-        <w:spacing w:line="360" w:lineRule="auto"/>
-      </w:pPr>
-    </w:p>
-    <w:p>
-      <w:pPr>
-        <w:pStyle w:val="Altyaz"/>
-        <w:spacing w:line="360" w:lineRule="auto"/>
-      </w:pPr>
-    </w:p>
-    <w:p>
-      <w:pPr>
-        <w:pStyle w:val="Altyaz"/>
-        <w:spacing w:line="360" w:lineRule="auto"/>
-      </w:pPr>
-    </w:p>
-    <w:p>
-      <w:pPr>
-        <w:pStyle w:val="Altyaz"/>
-        <w:spacing w:line="360" w:lineRule="auto"/>
-      </w:pPr>
-    </w:p>
-    <w:p>
-      <w:pPr>
-        <w:pStyle w:val="Altyaz"/>
-        <w:spacing w:line="360" w:lineRule="auto"/>
-      </w:pPr>
-      <w:commentRangeStart w:id="176"/>
-      <w:r>
-        <w:rPr>
-          <w:shd w:val="clear" w:color="auto" w:fill="FFFFFF" w:themeFill="background1"/>
-        </w:rPr>
-        <w:t>Ad-Soyad</w:t>
-      </w:r>
-      <w:commentRangeEnd w:id="176"/>
-      <w:r>
-        <w:rPr>
-          <w:rStyle w:val="AklamaBavurusu"/>
-          <w:sz w:val="24"/>
-          <w:szCs w:val="24"/>
-          <w:shd w:val="clear" w:color="auto" w:fill="FFFFFF" w:themeFill="background1"/>
-        </w:rPr>
-        <w:commentReference w:id="176"/>
-      </w:r>
-      <w:r>
-        <w:rPr>
-          <w:shd w:val="clear" w:color="auto" w:fill="FFFFFF" w:themeFill="background1"/>
-        </w:rPr>
-        <w:tab/>
-      </w:r>
-      <w:r>
-        <w:tab/>
-      </w:r>
-      <w:r>
-        <w:tab/>
-      </w:r>
-      <w:r>
         <w:t>:</w:t>
       </w:r>
       <w:r>
@@ -25721,7 +25724,7 @@
     </w:p>
     <w:p>
       <w:pPr>
-        <w:pStyle w:val="Altyaz"/>
+        <w:pStyle w:val="Subtitle"/>
         <w:spacing w:line="360" w:lineRule="auto"/>
         <w:rPr>
           <w:b w:val="0"/>
@@ -25740,7 +25743,7 @@
     </w:p>
     <w:p>
       <w:pPr>
-        <w:pStyle w:val="Altyaz"/>
+        <w:pStyle w:val="Subtitle"/>
         <w:spacing w:line="360" w:lineRule="auto"/>
         <w:rPr>
           <w:b w:val="0"/>
@@ -25867,7 +25870,7 @@
     </w:p>
     <w:p>
       <w:pPr>
-        <w:pStyle w:val="ListeParagraf"/>
+        <w:pStyle w:val="ListParagraph"/>
         <w:numPr>
           <w:ilvl w:val="0"/>
           <w:numId w:val="29"/>
@@ -25884,7 +25887,7 @@
     </w:p>
     <w:p>
       <w:pPr>
-        <w:pStyle w:val="GvdeMetni"/>
+        <w:pStyle w:val="BodyText"/>
         <w:numPr>
           <w:ilvl w:val="0"/>
           <w:numId w:val="29"/>
@@ -25900,7 +25903,7 @@
     </w:p>
     <w:p>
       <w:pPr>
-        <w:pStyle w:val="GvdeMetni"/>
+        <w:pStyle w:val="BodyText"/>
         <w:numPr>
           <w:ilvl w:val="0"/>
           <w:numId w:val="29"/>
@@ -26037,10 +26040,10 @@
         </w:rPr>
       </w:pPr>
     </w:p>
-    <w:commentRangeStart w:id="177"/>
-    <w:p>
-      <w:pPr>
-        <w:pStyle w:val="Balk1"/>
+    <w:commentRangeStart w:id="176"/>
+    <w:p>
+      <w:pPr>
+        <w:pStyle w:val="Heading1"/>
         <w:numPr>
           <w:ilvl w:val="0"/>
           <w:numId w:val="0"/>
@@ -26147,10 +26150,47 @@
       <w:r>
         <w:t>ÖZGEÇMİŞ</w:t>
       </w:r>
+      <w:commentRangeEnd w:id="176"/>
+      <w:r>
+        <w:rPr>
+          <w:rStyle w:val="CommentReference"/>
+          <w:sz w:val="24"/>
+          <w:szCs w:val="24"/>
+        </w:rPr>
+        <w:commentReference w:id="176"/>
+      </w:r>
+    </w:p>
+    <w:p>
+      <w:pPr>
+        <w:pStyle w:val="Subtitle"/>
+        <w:spacing w:line="360" w:lineRule="auto"/>
+      </w:pPr>
+      <w:r>
+        <w:tab/>
+      </w:r>
+      <w:r>
+        <w:tab/>
+      </w:r>
+      <w:r>
+        <w:tab/>
+      </w:r>
+      <w:r>
+        <w:tab/>
+      </w:r>
+      <w:r>
+        <w:tab/>
+      </w:r>
+      <w:r>
+        <w:tab/>
+      </w:r>
+      <w:r>
+        <w:tab/>
+      </w:r>
+      <w:commentRangeStart w:id="177"/>
       <w:commentRangeEnd w:id="177"/>
       <w:r>
         <w:rPr>
-          <w:rStyle w:val="AklamaBavurusu"/>
+          <w:rStyle w:val="CommentReference"/>
           <w:sz w:val="24"/>
           <w:szCs w:val="24"/>
         </w:rPr>
@@ -26159,9 +26199,46 @@
     </w:p>
     <w:p>
       <w:pPr>
-        <w:pStyle w:val="Altyaz"/>
+        <w:pStyle w:val="Subtitle"/>
         <w:spacing w:line="360" w:lineRule="auto"/>
       </w:pPr>
+    </w:p>
+    <w:p>
+      <w:pPr>
+        <w:pStyle w:val="Subtitle"/>
+        <w:spacing w:line="360" w:lineRule="auto"/>
+      </w:pPr>
+    </w:p>
+    <w:p>
+      <w:pPr>
+        <w:pStyle w:val="Subtitle"/>
+        <w:spacing w:line="360" w:lineRule="auto"/>
+      </w:pPr>
+    </w:p>
+    <w:p>
+      <w:pPr>
+        <w:pStyle w:val="Subtitle"/>
+        <w:spacing w:line="360" w:lineRule="auto"/>
+      </w:pPr>
+    </w:p>
+    <w:p>
+      <w:pPr>
+        <w:pStyle w:val="Subtitle"/>
+        <w:spacing w:line="360" w:lineRule="auto"/>
+      </w:pPr>
+      <w:commentRangeStart w:id="178"/>
+      <w:r>
+        <w:t>Ad-Soyad</w:t>
+      </w:r>
+      <w:commentRangeEnd w:id="178"/>
+      <w:r>
+        <w:rPr>
+          <w:rStyle w:val="CommentReference"/>
+          <w:sz w:val="24"/>
+          <w:szCs w:val="24"/>
+        </w:rPr>
+        <w:commentReference w:id="178"/>
+      </w:r>
       <w:r>
         <w:tab/>
       </w:r>
@@ -26172,80 +26249,6 @@
         <w:tab/>
       </w:r>
       <w:r>
-        <w:tab/>
-      </w:r>
-      <w:r>
-        <w:tab/>
-      </w:r>
-      <w:r>
-        <w:tab/>
-      </w:r>
-      <w:r>
-        <w:tab/>
-      </w:r>
-      <w:commentRangeStart w:id="178"/>
-      <w:commentRangeEnd w:id="178"/>
-      <w:r>
-        <w:rPr>
-          <w:rStyle w:val="AklamaBavurusu"/>
-          <w:sz w:val="24"/>
-          <w:szCs w:val="24"/>
-        </w:rPr>
-        <w:commentReference w:id="178"/>
-      </w:r>
-    </w:p>
-    <w:p>
-      <w:pPr>
-        <w:pStyle w:val="Altyaz"/>
-        <w:spacing w:line="360" w:lineRule="auto"/>
-      </w:pPr>
-    </w:p>
-    <w:p>
-      <w:pPr>
-        <w:pStyle w:val="Altyaz"/>
-        <w:spacing w:line="360" w:lineRule="auto"/>
-      </w:pPr>
-    </w:p>
-    <w:p>
-      <w:pPr>
-        <w:pStyle w:val="Altyaz"/>
-        <w:spacing w:line="360" w:lineRule="auto"/>
-      </w:pPr>
-    </w:p>
-    <w:p>
-      <w:pPr>
-        <w:pStyle w:val="Altyaz"/>
-        <w:spacing w:line="360" w:lineRule="auto"/>
-      </w:pPr>
-    </w:p>
-    <w:p>
-      <w:pPr>
-        <w:pStyle w:val="Altyaz"/>
-        <w:spacing w:line="360" w:lineRule="auto"/>
-      </w:pPr>
-      <w:commentRangeStart w:id="179"/>
-      <w:r>
-        <w:t>Ad-Soyad</w:t>
-      </w:r>
-      <w:commentRangeEnd w:id="179"/>
-      <w:r>
-        <w:rPr>
-          <w:rStyle w:val="AklamaBavurusu"/>
-          <w:sz w:val="24"/>
-          <w:szCs w:val="24"/>
-        </w:rPr>
-        <w:commentReference w:id="179"/>
-      </w:r>
-      <w:r>
-        <w:tab/>
-      </w:r>
-      <w:r>
-        <w:tab/>
-      </w:r>
-      <w:r>
-        <w:tab/>
-      </w:r>
-      <w:r>
         <w:t>:</w:t>
       </w:r>
       <w:r>
@@ -26254,7 +26257,7 @@
     </w:p>
     <w:p>
       <w:pPr>
-        <w:pStyle w:val="Altyaz"/>
+        <w:pStyle w:val="Subtitle"/>
         <w:spacing w:line="360" w:lineRule="auto"/>
         <w:rPr>
           <w:b w:val="0"/>
@@ -26273,7 +26276,7 @@
     </w:p>
     <w:p>
       <w:pPr>
-        <w:pStyle w:val="Altyaz"/>
+        <w:pStyle w:val="Subtitle"/>
         <w:spacing w:line="360" w:lineRule="auto"/>
         <w:rPr>
           <w:b w:val="0"/>
@@ -26386,7 +26389,7 @@
     </w:p>
     <w:p>
       <w:pPr>
-        <w:pStyle w:val="ListeParagraf"/>
+        <w:pStyle w:val="ListParagraph"/>
         <w:numPr>
           <w:ilvl w:val="0"/>
           <w:numId w:val="29"/>
@@ -26403,7 +26406,7 @@
     </w:p>
     <w:p>
       <w:pPr>
-        <w:pStyle w:val="GvdeMetni"/>
+        <w:pStyle w:val="BodyText"/>
         <w:numPr>
           <w:ilvl w:val="0"/>
           <w:numId w:val="29"/>
@@ -26419,7 +26422,7 @@
     </w:p>
     <w:p>
       <w:pPr>
-        <w:pStyle w:val="GvdeMetni"/>
+        <w:pStyle w:val="BodyText"/>
         <w:numPr>
           <w:ilvl w:val="0"/>
           <w:numId w:val="29"/>
@@ -26462,20 +26465,20 @@
 </file>
 
 <file path=word/comments.xml><?xml version="1.0" encoding="utf-8"?>
-<w:comments xmlns:wpc="http://schemas.microsoft.com/office/word/2010/wordprocessingCanvas" xmlns:cx="http://schemas.microsoft.com/office/drawing/2014/chartex" xmlns:mc="http://schemas.openxmlformats.org/markup-compatibility/2006" xmlns:o="urn:schemas-microsoft-com:office:office" xmlns:r="http://schemas.openxmlformats.org/officeDocument/2006/relationships" xmlns:m="http://schemas.openxmlformats.org/officeDocument/2006/math" xmlns:v="urn:schemas-microsoft-com:vml" xmlns:wp14="http://schemas.microsoft.com/office/word/2010/wordprocessingDrawing" xmlns:wp="http://schemas.openxmlformats.org/drawingml/2006/wordprocessingDrawing" xmlns:w10="urn:schemas-microsoft-com:office:word" xmlns:w="http://schemas.openxmlformats.org/wordprocessingml/2006/main" xmlns:w14="http://schemas.microsoft.com/office/word/2010/wordml" xmlns:w15="http://schemas.microsoft.com/office/word/2012/wordml" xmlns:w16se="http://schemas.microsoft.com/office/word/2015/wordml/symex" xmlns:wpg="http://schemas.microsoft.com/office/word/2010/wordprocessingGroup" xmlns:wpi="http://schemas.microsoft.com/office/word/2010/wordprocessingInk" xmlns:wne="http://schemas.microsoft.com/office/word/2006/wordml" xmlns:wps="http://schemas.microsoft.com/office/word/2010/wordprocessingShape" mc:Ignorable="w14 w15 w16se wp14">
+<w:comments xmlns:wpc="http://schemas.microsoft.com/office/word/2010/wordprocessingCanvas" xmlns:cx="http://schemas.microsoft.com/office/drawing/2014/chartex" xmlns:cx1="http://schemas.microsoft.com/office/drawing/2015/9/8/chartex" xmlns:cx2="http://schemas.microsoft.com/office/drawing/2015/10/21/chartex" xmlns:cx3="http://schemas.microsoft.com/office/drawing/2016/5/9/chartex" xmlns:cx4="http://schemas.microsoft.com/office/drawing/2016/5/10/chartex" xmlns:cx5="http://schemas.microsoft.com/office/drawing/2016/5/11/chartex" xmlns:cx6="http://schemas.microsoft.com/office/drawing/2016/5/12/chartex" xmlns:cx7="http://schemas.microsoft.com/office/drawing/2016/5/13/chartex" xmlns:cx8="http://schemas.microsoft.com/office/drawing/2016/5/14/chartex" xmlns:mc="http://schemas.openxmlformats.org/markup-compatibility/2006" xmlns:aink="http://schemas.microsoft.com/office/drawing/2016/ink" xmlns:am3d="http://schemas.microsoft.com/office/drawing/2017/model3d" xmlns:o="urn:schemas-microsoft-com:office:office" xmlns:oel="http://schemas.microsoft.com/office/2019/extlst" xmlns:r="http://schemas.openxmlformats.org/officeDocument/2006/relationships" xmlns:m="http://schemas.openxmlformats.org/officeDocument/2006/math" xmlns:v="urn:schemas-microsoft-com:vml" xmlns:wp14="http://schemas.microsoft.com/office/word/2010/wordprocessingDrawing" xmlns:wp="http://schemas.openxmlformats.org/drawingml/2006/wordprocessingDrawing" xmlns:w10="urn:schemas-microsoft-com:office:word" xmlns:w="http://schemas.openxmlformats.org/wordprocessingml/2006/main" xmlns:w14="http://schemas.microsoft.com/office/word/2010/wordml" xmlns:w15="http://schemas.microsoft.com/office/word/2012/wordml" xmlns:w16cex="http://schemas.microsoft.com/office/word/2018/wordml/cex" xmlns:w16cid="http://schemas.microsoft.com/office/word/2016/wordml/cid" xmlns:w16="http://schemas.microsoft.com/office/word/2018/wordml" xmlns:w16du="http://schemas.microsoft.com/office/word/2023/wordml/word16du" xmlns:w16sdtdh="http://schemas.microsoft.com/office/word/2020/wordml/sdtdatahash" xmlns:w16sdtfl="http://schemas.microsoft.com/office/word/2024/wordml/sdtformatlock" xmlns:w16se="http://schemas.microsoft.com/office/word/2015/wordml/symex" xmlns:wpg="http://schemas.microsoft.com/office/word/2010/wordprocessingGroup" xmlns:wpi="http://schemas.microsoft.com/office/word/2010/wordprocessingInk" xmlns:wne="http://schemas.microsoft.com/office/word/2006/wordml" xmlns:wps="http://schemas.microsoft.com/office/word/2010/wordprocessingShape" mc:Ignorable="w14 w15 w16se w16cid w16 w16cex w16sdtdh w16sdtfl w16du wp14">
   <w:comment w:id="0" w:author="BTÜ-FBE" w:date="2017-05-10T11:10:00Z" w:initials="BTÜ-FBE">
     <w:p>
       <w:pPr>
-        <w:pStyle w:val="AklamaMetni"/>
-      </w:pPr>
-    </w:p>
-    <w:p>
-      <w:pPr>
-        <w:pStyle w:val="AklamaMetni"/>
-      </w:pPr>
-      <w:r>
-        <w:rPr>
-          <w:rStyle w:val="AklamaBavurusu"/>
+        <w:pStyle w:val="CommentText"/>
+      </w:pPr>
+    </w:p>
+    <w:p>
+      <w:pPr>
+        <w:pStyle w:val="CommentText"/>
+      </w:pPr>
+      <w:r>
+        <w:rPr>
+          <w:rStyle w:val="CommentReference"/>
         </w:rPr>
         <w:annotationRef/>
       </w:r>
@@ -26485,12 +26488,12 @@
     </w:p>
     <w:p>
       <w:pPr>
-        <w:pStyle w:val="AklamaMetni"/>
-      </w:pPr>
-    </w:p>
-    <w:p>
-      <w:pPr>
-        <w:pStyle w:val="AklamaMetni"/>
+        <w:pStyle w:val="CommentText"/>
+      </w:pPr>
+    </w:p>
+    <w:p>
+      <w:pPr>
+        <w:pStyle w:val="CommentText"/>
       </w:pPr>
       <w:r>
         <w:t>Bu şablon, tez yazımınızı kolaylaştımak ve örnek olması amacıyla hazırlanmıştır. Diğer ayrıntılar için Tez Yazım Kılavuzu Belgesine Bakınız.</w:t>
@@ -26520,7 +26523,7 @@
       </w:pPr>
       <w:r>
         <w:rPr>
-          <w:rStyle w:val="AklamaBavurusu"/>
+          <w:rStyle w:val="CommentReference"/>
         </w:rPr>
         <w:annotationRef/>
       </w:r>
@@ -26577,16 +26580,16 @@
   <w:comment w:id="2" w:author="BTÜ-FBE" w:date="2017-05-10T11:11:00Z" w:initials="BTÜ-FBE">
     <w:p>
       <w:pPr>
-        <w:pStyle w:val="AklamaMetni"/>
-      </w:pPr>
-    </w:p>
-    <w:p>
-      <w:pPr>
-        <w:pStyle w:val="AklamaMetni"/>
-      </w:pPr>
-      <w:r>
-        <w:rPr>
-          <w:rStyle w:val="AklamaBavurusu"/>
+        <w:pStyle w:val="CommentText"/>
+      </w:pPr>
+    </w:p>
+    <w:p>
+      <w:pPr>
+        <w:pStyle w:val="CommentText"/>
+      </w:pPr>
+      <w:r>
+        <w:rPr>
+          <w:rStyle w:val="CommentReference"/>
         </w:rPr>
         <w:annotationRef/>
       </w:r>
@@ -26610,7 +26613,7 @@
       </w:pPr>
       <w:r>
         <w:rPr>
-          <w:rStyle w:val="AklamaBavurusu"/>
+          <w:rStyle w:val="CommentReference"/>
         </w:rPr>
         <w:annotationRef/>
       </w:r>
@@ -26654,7 +26657,7 @@
     <w:p>
       <w:r>
         <w:rPr>
-          <w:rStyle w:val="AklamaBavurusu"/>
+          <w:rStyle w:val="CommentReference"/>
         </w:rPr>
         <w:annotationRef/>
       </w:r>
@@ -26674,16 +26677,16 @@
   <w:comment w:id="5" w:author="BTÜ-FBE" w:date="2017-05-10T11:11:00Z" w:initials="BTÜ-FBE">
     <w:p>
       <w:pPr>
-        <w:pStyle w:val="AklamaMetni"/>
-      </w:pPr>
-    </w:p>
-    <w:p>
-      <w:pPr>
-        <w:pStyle w:val="AklamaMetni"/>
-      </w:pPr>
-      <w:r>
-        <w:rPr>
-          <w:rStyle w:val="AklamaBavurusu"/>
+        <w:pStyle w:val="CommentText"/>
+      </w:pPr>
+    </w:p>
+    <w:p>
+      <w:pPr>
+        <w:pStyle w:val="CommentText"/>
+      </w:pPr>
+      <w:r>
+        <w:rPr>
+          <w:rStyle w:val="CommentReference"/>
         </w:rPr>
         <w:annotationRef/>
       </w:r>
@@ -26695,18 +26698,18 @@
   <w:comment w:id="6" w:author="Beyhan Bayhan" w:date="2017-06-28T13:48:00Z" w:initials="BB">
     <w:p>
       <w:pPr>
-        <w:pStyle w:val="AklamaMetni"/>
-      </w:pPr>
-      <w:r>
-        <w:rPr>
-          <w:rStyle w:val="AklamaBavurusu"/>
+        <w:pStyle w:val="CommentText"/>
+      </w:pPr>
+      <w:r>
+        <w:rPr>
+          <w:rStyle w:val="CommentReference"/>
         </w:rPr>
         <w:annotationRef/>
       </w:r>
     </w:p>
     <w:p>
       <w:pPr>
-        <w:pStyle w:val="AklamaMetni"/>
+        <w:pStyle w:val="CommentText"/>
         <w:rPr>
           <w:color w:val="FF0000"/>
         </w:rPr>
@@ -26719,10 +26722,10 @@
       </w:r>
     </w:p>
   </w:comment>
-  <w:comment w:id="7" w:author="BTÜ-FBE" w:date="2017-06-28T13:50:00Z" w:initials="BTÜ-FBE">
-    <w:p>
-      <w:pPr>
-        <w:pStyle w:val="AklamaMetni"/>
+  <w:comment w:id="8" w:author="BTÜ-FBE" w:date="2017-06-28T13:50:00Z" w:initials="BTÜ-FBE">
+    <w:p>
+      <w:pPr>
+        <w:pStyle w:val="CommentText"/>
         <w:rPr>
           <w:b/>
         </w:rPr>
@@ -26730,11 +26733,11 @@
     </w:p>
     <w:p>
       <w:pPr>
-        <w:pStyle w:val="AklamaMetni"/>
-      </w:pPr>
-      <w:r>
-        <w:rPr>
-          <w:rStyle w:val="AklamaBavurusu"/>
+        <w:pStyle w:val="CommentText"/>
+      </w:pPr>
+      <w:r>
+        <w:rPr>
+          <w:rStyle w:val="CommentReference"/>
           <w:b/>
         </w:rPr>
         <w:annotationRef/>
@@ -26751,12 +26754,12 @@
     </w:p>
     <w:p>
       <w:pPr>
-        <w:pStyle w:val="AklamaMetni"/>
-      </w:pPr>
-    </w:p>
-    <w:p>
-      <w:pPr>
-        <w:pStyle w:val="AklamaMetni"/>
+        <w:pStyle w:val="CommentText"/>
+      </w:pPr>
+    </w:p>
+    <w:p>
+      <w:pPr>
+        <w:pStyle w:val="CommentText"/>
       </w:pPr>
       <w:r>
         <w:rPr>
@@ -26788,19 +26791,19 @@
       </w:r>
     </w:p>
   </w:comment>
-  <w:comment w:id="8" w:author="BTÜ-FBE" w:date="2017-05-10T11:12:00Z" w:initials="BTÜ-FBE">
-    <w:p>
-      <w:pPr>
-        <w:pStyle w:val="AklamaMetni"/>
-      </w:pPr>
-    </w:p>
-    <w:p>
-      <w:pPr>
-        <w:pStyle w:val="AklamaMetni"/>
-      </w:pPr>
-      <w:r>
-        <w:rPr>
-          <w:rStyle w:val="AklamaBavurusu"/>
+  <w:comment w:id="7" w:author="BTÜ-FBE" w:date="2017-05-10T11:12:00Z" w:initials="BTÜ-FBE">
+    <w:p>
+      <w:pPr>
+        <w:pStyle w:val="CommentText"/>
+      </w:pPr>
+    </w:p>
+    <w:p>
+      <w:pPr>
+        <w:pStyle w:val="CommentText"/>
+      </w:pPr>
+      <w:r>
+        <w:rPr>
+          <w:rStyle w:val="CommentReference"/>
         </w:rPr>
         <w:annotationRef/>
       </w:r>
@@ -26812,18 +26815,18 @@
   <w:comment w:id="9" w:author="BTÜ-FBE" w:date="2017-05-10T11:12:00Z" w:initials="BTÜ-FBE">
     <w:p>
       <w:pPr>
-        <w:pStyle w:val="AklamaMetni"/>
-      </w:pPr>
-      <w:r>
-        <w:rPr>
-          <w:rStyle w:val="AklamaBavurusu"/>
+        <w:pStyle w:val="CommentText"/>
+      </w:pPr>
+      <w:r>
+        <w:rPr>
+          <w:rStyle w:val="CommentReference"/>
         </w:rPr>
         <w:annotationRef/>
       </w:r>
     </w:p>
     <w:p>
       <w:pPr>
-        <w:pStyle w:val="AklamaMetni"/>
+        <w:pStyle w:val="CommentText"/>
       </w:pPr>
       <w:r>
         <w:t>Dış kapaktan sonra bir sayfa boş kalacaktır</w:t>
@@ -26833,23 +26836,23 @@
   <w:comment w:id="10" w:author="BTÜ-FBE" w:date="2017-06-28T13:52:00Z" w:initials="BTÜ-FBE">
     <w:p>
       <w:pPr>
-        <w:pStyle w:val="AklamaMetni"/>
-      </w:pPr>
-    </w:p>
-    <w:p>
-      <w:pPr>
-        <w:pStyle w:val="AklamaMetni"/>
-      </w:pPr>
-      <w:r>
-        <w:rPr>
-          <w:rStyle w:val="AklamaBavurusu"/>
+        <w:pStyle w:val="CommentText"/>
+      </w:pPr>
+    </w:p>
+    <w:p>
+      <w:pPr>
+        <w:pStyle w:val="CommentText"/>
+      </w:pPr>
+      <w:r>
+        <w:rPr>
+          <w:rStyle w:val="CommentReference"/>
         </w:rPr>
         <w:annotationRef/>
       </w:r>
     </w:p>
     <w:p>
       <w:pPr>
-        <w:pStyle w:val="AklamaMetni"/>
+        <w:pStyle w:val="CommentText"/>
       </w:pPr>
       <w:r>
         <w:t xml:space="preserve">Bu sayfa </w:t>
@@ -26879,12 +26882,12 @@
     </w:p>
     <w:p>
       <w:pPr>
-        <w:pStyle w:val="AklamaMetni"/>
-      </w:pPr>
-    </w:p>
-    <w:p>
-      <w:pPr>
-        <w:pStyle w:val="AklamaMetni"/>
+        <w:pStyle w:val="CommentText"/>
+      </w:pPr>
+    </w:p>
+    <w:p>
+      <w:pPr>
+        <w:pStyle w:val="CommentText"/>
         <w:rPr>
           <w:b/>
         </w:rPr>
@@ -26895,23 +26898,23 @@
     </w:p>
     <w:p>
       <w:pPr>
-        <w:pStyle w:val="AklamaMetni"/>
+        <w:pStyle w:val="CommentText"/>
       </w:pPr>
     </w:p>
   </w:comment>
   <w:comment w:id="11" w:author="BTÜ-FBE" w:date="2017-05-10T11:13:00Z" w:initials="BTÜ-FBE">
     <w:p>
       <w:pPr>
-        <w:pStyle w:val="AklamaMetni"/>
-      </w:pPr>
-    </w:p>
-    <w:p>
-      <w:pPr>
-        <w:pStyle w:val="AklamaMetni"/>
-      </w:pPr>
-      <w:r>
-        <w:rPr>
-          <w:rStyle w:val="AklamaBavurusu"/>
+        <w:pStyle w:val="CommentText"/>
+      </w:pPr>
+    </w:p>
+    <w:p>
+      <w:pPr>
+        <w:pStyle w:val="CommentText"/>
+      </w:pPr>
+      <w:r>
+        <w:rPr>
+          <w:rStyle w:val="CommentReference"/>
         </w:rPr>
         <w:annotationRef/>
       </w:r>
@@ -26923,21 +26926,21 @@
       </w:r>
     </w:p>
   </w:comment>
-  <w:comment w:id="13" w:author="Beyhan Bayhan" w:date="2017-06-28T13:52:00Z" w:initials="BB">
-    <w:p>
-      <w:pPr>
-        <w:pStyle w:val="AklamaMetni"/>
-      </w:pPr>
-      <w:r>
-        <w:rPr>
-          <w:rStyle w:val="AklamaBavurusu"/>
+  <w:comment w:id="12" w:author="Beyhan Bayhan" w:date="2017-06-28T13:52:00Z" w:initials="BB">
+    <w:p>
+      <w:pPr>
+        <w:pStyle w:val="CommentText"/>
+      </w:pPr>
+      <w:r>
+        <w:rPr>
+          <w:rStyle w:val="CommentReference"/>
         </w:rPr>
         <w:annotationRef/>
       </w:r>
     </w:p>
     <w:p>
       <w:pPr>
-        <w:pStyle w:val="AklamaMetni"/>
+        <w:pStyle w:val="CommentText"/>
         <w:rPr>
           <w:color w:val="FF0000"/>
         </w:rPr>
@@ -26947,424 +26950,424 @@
           <w:color w:val="FF0000"/>
         </w:rPr>
         <w:t>Program adı yoksa bu satırı boş bırakınız</w:t>
+      </w:r>
+    </w:p>
+  </w:comment>
+  <w:comment w:id="15" w:author="BTÜ-FBE" w:date="2017-05-10T11:13:00Z" w:initials="BTÜ-FBE">
+    <w:p>
+      <w:pPr>
+        <w:pStyle w:val="CommentText"/>
+      </w:pPr>
+    </w:p>
+    <w:p>
+      <w:pPr>
+        <w:pStyle w:val="CommentText"/>
+      </w:pPr>
+      <w:r>
+        <w:rPr>
+          <w:rStyle w:val="CommentReference"/>
+        </w:rPr>
+        <w:annotationRef/>
+      </w:r>
+      <w:r>
+        <w:t>Eş danışman yok ise eş danışman  satırı silinir.</w:t>
       </w:r>
     </w:p>
   </w:comment>
   <w:comment w:id="14" w:author="BTÜ-FBE" w:date="2017-05-10T11:13:00Z" w:initials="BTÜ-FBE">
     <w:p>
       <w:pPr>
-        <w:pStyle w:val="AklamaMetni"/>
-      </w:pPr>
-    </w:p>
-    <w:p>
-      <w:pPr>
-        <w:pStyle w:val="AklamaMetni"/>
-      </w:pPr>
-      <w:r>
-        <w:rPr>
-          <w:rStyle w:val="AklamaBavurusu"/>
+        <w:pStyle w:val="CommentText"/>
+      </w:pPr>
+    </w:p>
+    <w:p>
+      <w:pPr>
+        <w:pStyle w:val="CommentText"/>
+      </w:pPr>
+      <w:r>
+        <w:rPr>
+          <w:rStyle w:val="CommentReference"/>
         </w:rPr>
         <w:annotationRef/>
       </w:r>
       <w:r>
-        <w:t>Eş danışman yok ise eş danışman  satırı silinir.</w:t>
+        <w:t>Savunmadan düzeltme alan tezlerde, düzeltilmiş tezlerini savundukları ay, yıl yazılır.</w:t>
       </w:r>
     </w:p>
   </w:comment>
-  <w:comment w:id="15" w:author="BTÜ-FBE" w:date="2017-05-10T11:13:00Z" w:initials="BTÜ-FBE">
-    <w:p>
-      <w:pPr>
-        <w:pStyle w:val="AklamaMetni"/>
-      </w:pPr>
-    </w:p>
-    <w:p>
-      <w:pPr>
-        <w:pStyle w:val="AklamaMetni"/>
-      </w:pPr>
-      <w:r>
-        <w:rPr>
-          <w:rStyle w:val="AklamaBavurusu"/>
+  <w:comment w:id="13" w:author="BTÜ-FBE" w:date="2017-05-10T11:13:00Z" w:initials="BTÜ-FBE">
+    <w:p>
+      <w:pPr>
+        <w:pStyle w:val="CommentText"/>
+      </w:pPr>
+    </w:p>
+    <w:p>
+      <w:pPr>
+        <w:pStyle w:val="CommentText"/>
+      </w:pPr>
+      <w:r>
+        <w:rPr>
+          <w:rStyle w:val="CommentReference"/>
         </w:rPr>
         <w:annotationRef/>
       </w:r>
       <w:r>
-        <w:t>Savunmadan düzeltme alan tezlerde, düzeltilmiş tezlerini savundukları ay, yıl yazılır.</w:t>
+        <w:t>Beyaz karton ciltte savunma tarihi belli olmadığı için boş bırakılır.</w:t>
+      </w:r>
+    </w:p>
+    <w:p>
+      <w:pPr>
+        <w:pStyle w:val="CommentText"/>
+      </w:pPr>
+      <w:r>
+        <w:t xml:space="preserve">Lacivert ve bordo ciltte ise tezin </w:t>
+      </w:r>
+      <w:r>
+        <w:rPr>
+          <w:b/>
+          <w:u w:val="single"/>
+        </w:rPr>
+        <w:t>savunulduğu</w:t>
+      </w:r>
+      <w:r>
+        <w:rPr>
+          <w:b/>
+        </w:rPr>
+        <w:t xml:space="preserve"> </w:t>
+      </w:r>
+      <w:r>
+        <w:t>ay, yıl yazılır.</w:t>
+      </w:r>
+    </w:p>
+    <w:p>
+      <w:pPr>
+        <w:pStyle w:val="CommentText"/>
+      </w:pPr>
+      <w:r>
+        <w:rPr>
+          <w:rStyle w:val="CommentReference"/>
+        </w:rPr>
+        <w:annotationRef/>
       </w:r>
     </w:p>
   </w:comment>
   <w:comment w:id="16" w:author="BTÜ-FBE" w:date="2017-05-10T11:13:00Z" w:initials="BTÜ-FBE">
     <w:p>
       <w:pPr>
-        <w:pStyle w:val="AklamaMetni"/>
-      </w:pPr>
-    </w:p>
-    <w:p>
-      <w:pPr>
-        <w:pStyle w:val="AklamaMetni"/>
-      </w:pPr>
-      <w:r>
-        <w:rPr>
-          <w:rStyle w:val="AklamaBavurusu"/>
+        <w:pStyle w:val="CommentText"/>
+      </w:pPr>
+    </w:p>
+    <w:p>
+      <w:pPr>
+        <w:pStyle w:val="CommentText"/>
+      </w:pPr>
+      <w:r>
+        <w:rPr>
+          <w:rStyle w:val="CommentReference"/>
         </w:rPr>
         <w:annotationRef/>
       </w:r>
       <w:r>
-        <w:t>Beyaz karton ciltte savunma tarihi belli olmadığı için boş bırakılır.</w:t>
-      </w:r>
-    </w:p>
-    <w:p>
-      <w:pPr>
-        <w:pStyle w:val="AklamaMetni"/>
-      </w:pPr>
-      <w:r>
-        <w:t xml:space="preserve">Lacivert ve bordo ciltte ise tezin </w:t>
-      </w:r>
-      <w:r>
-        <w:rPr>
-          <w:b/>
-          <w:u w:val="single"/>
-        </w:rPr>
-        <w:t>savunulduğu</w:t>
-      </w:r>
-      <w:r>
-        <w:rPr>
-          <w:b/>
-        </w:rPr>
-        <w:t xml:space="preserve"> </w:t>
-      </w:r>
-      <w:r>
-        <w:t>ay, yıl yazılır.</w:t>
-      </w:r>
-    </w:p>
-    <w:p>
-      <w:pPr>
-        <w:pStyle w:val="AklamaMetni"/>
-      </w:pPr>
-      <w:r>
-        <w:rPr>
-          <w:rStyle w:val="AklamaBavurusu"/>
-        </w:rPr>
-        <w:annotationRef/>
+        <w:t>Yüksek Lisans veya Doktora sözcüklerinden uygun olan bırakılır diğeri silinir.</w:t>
+      </w:r>
+    </w:p>
+    <w:p>
+      <w:pPr>
+        <w:pStyle w:val="CommentText"/>
+      </w:pPr>
+    </w:p>
+    <w:p>
+      <w:pPr>
+        <w:pStyle w:val="CommentText"/>
+      </w:pPr>
+      <w:r>
+        <w:t>Adı SOYADI</w:t>
+      </w:r>
+      <w:r>
+        <w:t xml:space="preserve"> yerine öğrencinin adı soyadı yazılır.</w:t>
+      </w:r>
+    </w:p>
+    <w:p>
+      <w:pPr>
+        <w:pStyle w:val="CommentText"/>
+      </w:pPr>
+    </w:p>
+    <w:p>
+      <w:pPr>
+        <w:pStyle w:val="CommentText"/>
+      </w:pPr>
+      <w:r>
+        <w:t>“TEZ BAŞLIĞI”</w:t>
+      </w:r>
+      <w:r>
+        <w:t xml:space="preserve"> kısmına tırnak içinde tezin başlığı yazılır. </w:t>
+      </w:r>
+    </w:p>
+    <w:p>
+      <w:pPr>
+        <w:pStyle w:val="CommentText"/>
+      </w:pPr>
+    </w:p>
+    <w:p>
+      <w:pPr>
+        <w:pStyle w:val="CommentText"/>
+      </w:pPr>
+      <w:r>
+        <w:t>Yazılar koyu yazılmaz.</w:t>
+      </w:r>
+    </w:p>
+    <w:p>
+      <w:pPr>
+        <w:pStyle w:val="CommentText"/>
+      </w:pPr>
+    </w:p>
+    <w:p>
+      <w:pPr>
+        <w:pStyle w:val="CommentText"/>
+      </w:pPr>
+      <w:r>
+        <w:t>(</w:t>
+      </w:r>
+      <w:r>
+        <w:t>i</w:t>
+      </w:r>
+      <w:r>
+        <w:t>i) sayılır ancak sayfa numarası yazılmaz</w:t>
       </w:r>
     </w:p>
   </w:comment>
   <w:comment w:id="17" w:author="BTÜ-FBE" w:date="2017-05-10T11:13:00Z" w:initials="BTÜ-FBE">
     <w:p>
       <w:pPr>
-        <w:pStyle w:val="AklamaMetni"/>
-      </w:pPr>
-    </w:p>
-    <w:p>
-      <w:pPr>
-        <w:pStyle w:val="AklamaMetni"/>
-      </w:pPr>
-      <w:r>
-        <w:rPr>
-          <w:rStyle w:val="AklamaBavurusu"/>
+        <w:pStyle w:val="CommentText"/>
+      </w:pPr>
+    </w:p>
+    <w:p>
+      <w:pPr>
+        <w:pStyle w:val="CommentText"/>
+      </w:pPr>
+      <w:r>
+        <w:rPr>
+          <w:rStyle w:val="CommentReference"/>
         </w:rPr>
         <w:annotationRef/>
       </w:r>
       <w:r>
-        <w:t>Yüksek Lisans veya Doktora sözcüklerinden uygun olan bırakılır diğeri silinir.</w:t>
-      </w:r>
-    </w:p>
-    <w:p>
-      <w:pPr>
-        <w:pStyle w:val="AklamaMetni"/>
-      </w:pPr>
-    </w:p>
-    <w:p>
-      <w:pPr>
-        <w:pStyle w:val="AklamaMetni"/>
-      </w:pPr>
-      <w:r>
-        <w:t>Adı SOYADI</w:t>
-      </w:r>
-      <w:r>
-        <w:t xml:space="preserve"> yerine öğrencinin adı soyadı yazılır.</w:t>
-      </w:r>
-    </w:p>
-    <w:p>
-      <w:pPr>
-        <w:pStyle w:val="AklamaMetni"/>
-      </w:pPr>
-    </w:p>
-    <w:p>
-      <w:pPr>
-        <w:pStyle w:val="AklamaMetni"/>
-      </w:pPr>
-      <w:r>
-        <w:t>“TEZ BAŞLIĞI”</w:t>
-      </w:r>
-      <w:r>
-        <w:t xml:space="preserve"> kısmına tırnak içinde tezin başlığı yazılır. </w:t>
-      </w:r>
-    </w:p>
-    <w:p>
-      <w:pPr>
-        <w:pStyle w:val="AklamaMetni"/>
-      </w:pPr>
-    </w:p>
-    <w:p>
-      <w:pPr>
-        <w:pStyle w:val="AklamaMetni"/>
-      </w:pPr>
-      <w:r>
-        <w:t>Yazılar koyu yazılmaz.</w:t>
-      </w:r>
-    </w:p>
-    <w:p>
-      <w:pPr>
-        <w:pStyle w:val="AklamaMetni"/>
-      </w:pPr>
-    </w:p>
-    <w:p>
-      <w:pPr>
-        <w:pStyle w:val="AklamaMetni"/>
-      </w:pPr>
-      <w:r>
-        <w:t>(</w:t>
-      </w:r>
-      <w:r>
-        <w:t>i</w:t>
-      </w:r>
-      <w:r>
-        <w:t>i) sayılır ancak sayfa numarası yazılmaz</w:t>
+        <w:t>Tez danışmanı BTÜ içerisinden olmalıdır.</w:t>
+      </w:r>
+    </w:p>
+    <w:p>
+      <w:pPr>
+        <w:pStyle w:val="CommentText"/>
+      </w:pPr>
+    </w:p>
+    <w:p>
+      <w:pPr>
+        <w:pStyle w:val="CommentText"/>
+      </w:pPr>
+      <w:r>
+        <w:t>Eğer danışman daha sonra BTÜ den ayrıldıysa da danışman adresi BTÜ yazılmalıdır.</w:t>
       </w:r>
     </w:p>
   </w:comment>
-  <w:comment w:id="18" w:author="BTÜ-FBE" w:date="2017-05-10T11:13:00Z" w:initials="BTÜ-FBE">
-    <w:p>
-      <w:pPr>
-        <w:pStyle w:val="AklamaMetni"/>
-      </w:pPr>
-    </w:p>
-    <w:p>
-      <w:pPr>
-        <w:pStyle w:val="AklamaMetni"/>
-      </w:pPr>
-      <w:r>
-        <w:rPr>
-          <w:rStyle w:val="AklamaBavurusu"/>
+  <w:comment w:id="18" w:author="BTÜ-FBE" w:date="2017-05-10T11:14:00Z" w:initials="BTÜ-FBE">
+    <w:p>
+      <w:pPr>
+        <w:pStyle w:val="CommentText"/>
+      </w:pPr>
+    </w:p>
+    <w:p>
+      <w:pPr>
+        <w:pStyle w:val="CommentText"/>
+      </w:pPr>
+      <w:r>
+        <w:rPr>
+          <w:rStyle w:val="CommentReference"/>
         </w:rPr>
         <w:annotationRef/>
       </w:r>
       <w:r>
-        <w:t>Tez danışmanı BTÜ içerisinden olmalıdır.</w:t>
-      </w:r>
-    </w:p>
-    <w:p>
-      <w:pPr>
-        <w:pStyle w:val="AklamaMetni"/>
-      </w:pPr>
-    </w:p>
-    <w:p>
-      <w:pPr>
-        <w:pStyle w:val="AklamaMetni"/>
-      </w:pPr>
-      <w:r>
-        <w:t>Eğer danışman daha sonra BTÜ den ayrıldıysa da danışman adresi BTÜ yazılmalıdır.</w:t>
+        <w:t>Danışman ad(lar)ı jüri üyeleri kısmına tekrar yazılmaz.</w:t>
+      </w:r>
+    </w:p>
+  </w:comment>
+  <w:comment w:id="20" w:author="BTÜ-FBE" w:date="2017-05-10T11:14:00Z" w:initials="BTÜ-FBE">
+    <w:p>
+      <w:pPr>
+        <w:pStyle w:val="CommentText"/>
+      </w:pPr>
+    </w:p>
+    <w:p>
+      <w:pPr>
+        <w:pStyle w:val="CommentText"/>
+      </w:pPr>
+      <w:r>
+        <w:rPr>
+          <w:rStyle w:val="CommentReference"/>
+        </w:rPr>
+        <w:annotationRef/>
+      </w:r>
+      <w:r>
+        <w:t>Savunma Tarihi: Tezin savunulduğu tarihtir.</w:t>
       </w:r>
     </w:p>
   </w:comment>
   <w:comment w:id="19" w:author="BTÜ-FBE" w:date="2017-05-10T11:14:00Z" w:initials="BTÜ-FBE">
     <w:p>
       <w:pPr>
-        <w:pStyle w:val="AklamaMetni"/>
-      </w:pPr>
-    </w:p>
-    <w:p>
-      <w:pPr>
-        <w:pStyle w:val="AklamaMetni"/>
-      </w:pPr>
-      <w:r>
-        <w:rPr>
-          <w:rStyle w:val="AklamaBavurusu"/>
+        <w:pStyle w:val="CommentText"/>
+      </w:pPr>
+    </w:p>
+    <w:p>
+      <w:pPr>
+        <w:pStyle w:val="CommentText"/>
+      </w:pPr>
+      <w:r>
+        <w:rPr>
+          <w:rStyle w:val="CommentReference"/>
         </w:rPr>
         <w:annotationRef/>
       </w:r>
       <w:r>
-        <w:t>Danışman ad(lar)ı jüri üyeleri kısmına tekrar yazılmaz.</w:t>
-      </w:r>
-    </w:p>
-  </w:comment>
-  <w:comment w:id="20" w:author="BTÜ-FBE" w:date="2017-05-10T11:14:00Z" w:initials="BTÜ-FBE">
-    <w:p>
-      <w:pPr>
-        <w:pStyle w:val="AklamaMetni"/>
-      </w:pPr>
-    </w:p>
-    <w:p>
-      <w:pPr>
-        <w:pStyle w:val="AklamaMetni"/>
-      </w:pPr>
-      <w:r>
-        <w:rPr>
-          <w:rStyle w:val="AklamaBavurusu"/>
-        </w:rPr>
-        <w:annotationRef/>
-      </w:r>
-      <w:r>
-        <w:t>Savunma Tarihi: Tezin savunulduğu tarihtir.</w:t>
+        <w:t>Düzeltme alan  tezler için bu tarih düzeltilmiş tezin savunulduğu  tarihtir.</w:t>
       </w:r>
     </w:p>
   </w:comment>
   <w:comment w:id="21" w:author="BTÜ-FBE" w:date="2017-05-10T11:14:00Z" w:initials="BTÜ-FBE">
     <w:p>
       <w:pPr>
-        <w:pStyle w:val="AklamaMetni"/>
-      </w:pPr>
-    </w:p>
-    <w:p>
-      <w:pPr>
-        <w:pStyle w:val="AklamaMetni"/>
-      </w:pPr>
-      <w:r>
-        <w:rPr>
-          <w:rStyle w:val="AklamaBavurusu"/>
+        <w:rPr>
+          <w:lang w:val="en-US"/>
+        </w:rPr>
+      </w:pPr>
+    </w:p>
+    <w:p>
+      <w:pPr>
+        <w:rPr>
+          <w:lang w:val="en-US"/>
+        </w:rPr>
+      </w:pPr>
+      <w:r>
+        <w:rPr>
+          <w:rStyle w:val="CommentReference"/>
         </w:rPr>
         <w:annotationRef/>
       </w:r>
       <w:r>
-        <w:t>Düzeltme alan  tezler için bu tarih düzeltilmiş tezin savunulduğu  tarihtir.</w:t>
-      </w:r>
+        <w:rPr>
+          <w:lang w:val="en-US"/>
+        </w:rPr>
+        <w:t>Sayfa numarası iç kapaktan  itibaren saymaya başladığı için Onay Sayfası “ii” numaralı sayfaya, denk gelir, ancak sayfa numarası yazılmaz</w:t>
+      </w:r>
+    </w:p>
+    <w:p>
+      <w:pPr>
+        <w:pStyle w:val="CommentText"/>
+      </w:pPr>
     </w:p>
   </w:comment>
-  <w:comment w:id="22" w:author="BTÜ-FBE" w:date="2017-05-10T11:14:00Z" w:initials="BTÜ-FBE">
-    <w:p>
-      <w:pPr>
-        <w:rPr>
-          <w:lang w:val="en-US"/>
-        </w:rPr>
-      </w:pPr>
-    </w:p>
-    <w:p>
-      <w:pPr>
-        <w:rPr>
-          <w:lang w:val="en-US"/>
-        </w:rPr>
-      </w:pPr>
-      <w:r>
-        <w:rPr>
-          <w:rStyle w:val="AklamaBavurusu"/>
+  <w:comment w:id="22" w:author="Beyhan Bayhan" w:date="2017-05-10T11:14:00Z" w:initials="BB">
+    <w:p>
+      <w:pPr>
+        <w:pStyle w:val="CommentText"/>
+      </w:pPr>
+      <w:r>
+        <w:rPr>
+          <w:rStyle w:val="CommentReference"/>
         </w:rPr>
         <w:annotationRef/>
       </w:r>
-      <w:r>
-        <w:rPr>
-          <w:lang w:val="en-US"/>
-        </w:rPr>
-        <w:t>Sayfa numarası iç kapaktan  itibaren saymaya başladığı için Onay Sayfası “ii” numaralı sayfaya, denk gelir, ancak sayfa numarası yazılmaz</w:t>
-      </w:r>
-    </w:p>
-    <w:p>
-      <w:pPr>
-        <w:pStyle w:val="AklamaMetni"/>
+    </w:p>
+    <w:p>
+      <w:pPr>
+        <w:pStyle w:val="CommentText"/>
+      </w:pPr>
+      <w:r>
+        <w:t>Mavi  kalemle imzalanacaktır</w:t>
+      </w:r>
+    </w:p>
+    <w:p>
+      <w:pPr>
+        <w:pStyle w:val="CommentText"/>
+      </w:pPr>
+    </w:p>
+    <w:p>
+      <w:pPr>
+        <w:pStyle w:val="CommentText"/>
+      </w:pPr>
+      <w:r>
+        <w:t>(</w:t>
+      </w:r>
+      <w:r>
+        <w:t>i</w:t>
+      </w:r>
+      <w:r>
+        <w:t>i</w:t>
+      </w:r>
+      <w:r>
+        <w:t>i</w:t>
+      </w:r>
+      <w:r>
+        <w:t>) sayılır ancak sayfa numarası yazılmaz</w:t>
+      </w:r>
+    </w:p>
+    <w:p>
+      <w:pPr>
+        <w:pStyle w:val="CommentText"/>
       </w:pPr>
     </w:p>
   </w:comment>
-  <w:comment w:id="23" w:author="Beyhan Bayhan" w:date="2017-05-10T11:14:00Z" w:initials="BB">
-    <w:p>
-      <w:pPr>
-        <w:pStyle w:val="AklamaMetni"/>
-      </w:pPr>
-      <w:r>
-        <w:rPr>
-          <w:rStyle w:val="AklamaBavurusu"/>
+  <w:comment w:id="24" w:author="BTÜ-FBE" w:date="2017-05-10T11:15:00Z" w:initials="BTÜ-FBE">
+    <w:p>
+      <w:pPr>
+        <w:rPr>
+          <w:lang w:val="en-GB"/>
+        </w:rPr>
+      </w:pPr>
+    </w:p>
+    <w:p>
+      <w:pPr>
+        <w:rPr>
+          <w:lang w:val="en-GB"/>
+        </w:rPr>
+      </w:pPr>
+      <w:r>
+        <w:rPr>
+          <w:rStyle w:val="CommentReference"/>
         </w:rPr>
         <w:annotationRef/>
       </w:r>
-    </w:p>
-    <w:p>
-      <w:pPr>
-        <w:pStyle w:val="AklamaMetni"/>
-      </w:pPr>
-      <w:r>
-        <w:t>Mavi  kalemle imzalanacaktır</w:t>
-      </w:r>
-    </w:p>
-    <w:p>
-      <w:pPr>
-        <w:pStyle w:val="AklamaMetni"/>
-      </w:pPr>
-    </w:p>
-    <w:p>
-      <w:pPr>
-        <w:pStyle w:val="AklamaMetni"/>
-      </w:pPr>
-      <w:r>
-        <w:t>(</w:t>
-      </w:r>
-      <w:r>
-        <w:t>i</w:t>
-      </w:r>
-      <w:r>
-        <w:t>i</w:t>
-      </w:r>
-      <w:r>
-        <w:t>i</w:t>
-      </w:r>
-      <w:r>
-        <w:t>) sayılır ancak sayfa numarası yazılmaz</w:t>
-      </w:r>
-    </w:p>
-    <w:p>
-      <w:pPr>
-        <w:pStyle w:val="AklamaMetni"/>
-      </w:pPr>
+      <w:r>
+        <w:rPr>
+          <w:lang w:val="en-GB"/>
+        </w:rPr>
+        <w:t>Tarih ve yazar isminin aynı hizada olması gerekir.</w:t>
+      </w:r>
     </w:p>
   </w:comment>
   <w:comment w:id="25" w:author="BTÜ-FBE" w:date="2017-05-10T11:15:00Z" w:initials="BTÜ-FBE">
-    <w:p>
-      <w:pPr>
-        <w:rPr>
-          <w:lang w:val="en-GB"/>
-        </w:rPr>
-      </w:pPr>
-    </w:p>
-    <w:p>
-      <w:pPr>
-        <w:rPr>
-          <w:lang w:val="en-GB"/>
-        </w:rPr>
-      </w:pPr>
-      <w:r>
-        <w:rPr>
-          <w:rStyle w:val="AklamaBavurusu"/>
+    <w:p/>
+    <w:p>
+      <w:r>
+        <w:rPr>
+          <w:rStyle w:val="CommentReference"/>
         </w:rPr>
         <w:annotationRef/>
       </w:r>
       <w:r>
-        <w:rPr>
-          <w:lang w:val="en-GB"/>
-        </w:rPr>
-        <w:t>Tarih ve yazar isminin aynı hizada olması gerekir.</w:t>
-      </w:r>
-    </w:p>
-  </w:comment>
-  <w:comment w:id="26" w:author="BTÜ-FBE" w:date="2017-05-10T11:15:00Z" w:initials="BTÜ-FBE">
+        <w:t>Kenar boşlukları, “Sayfa yapısı” bölümündeki ayarlar üzerinden “Normal” olarak ayarlanır. Alt, üst ve dış kenar boşlukları 2,5 cm olarak,  iç kenar boşluğu ise 4 cm olarak ayarlanır.</w:t>
+      </w:r>
+    </w:p>
     <w:p/>
     <w:p>
       <w:r>
-        <w:rPr>
-          <w:rStyle w:val="AklamaBavurusu"/>
-        </w:rPr>
-        <w:annotationRef/>
-      </w:r>
-      <w:r>
-        <w:t>Kenar boşlukları, “Sayfa yapısı” bölümündeki ayarlar üzerinden “Normal” olarak ayarlanır. Alt, üst ve dış kenar boşlukları 2,5 cm olarak,  iç kenar boşluğu ise 4 cm olarak ayarlanır.</w:t>
+        <w:t>Değişiklikler tüm belgeye uygulanır.</w:t>
       </w:r>
     </w:p>
     <w:p/>
     <w:p>
-      <w:r>
-        <w:t>Değişiklikler tüm belgeye uygulanır.</w:t>
-      </w:r>
-    </w:p>
-    <w:p/>
-    <w:p>
-      <w:pPr>
-        <w:pStyle w:val="AklamaMetni"/>
+      <w:pPr>
+        <w:pStyle w:val="CommentText"/>
         <w:rPr>
           <w:b/>
         </w:rPr>
@@ -27384,7 +27387,7 @@
     </w:p>
     <w:p/>
   </w:comment>
-  <w:comment w:id="28" w:author="BTÜ-FBE" w:date="2017-05-10T11:16:00Z" w:initials="BTÜ-FBE">
+  <w:comment w:id="27" w:author="BTÜ-FBE" w:date="2017-05-10T11:16:00Z" w:initials="BTÜ-FBE">
     <w:p>
       <w:pPr>
         <w:rPr>
@@ -27393,14 +27396,14 @@
       </w:pPr>
       <w:r>
         <w:rPr>
-          <w:rStyle w:val="AklamaBavurusu"/>
+          <w:rStyle w:val="CommentReference"/>
         </w:rPr>
         <w:annotationRef/>
       </w:r>
     </w:p>
     <w:p>
       <w:pPr>
-        <w:pStyle w:val="ListeParagraf"/>
+        <w:pStyle w:val="ListParagraph"/>
         <w:numPr>
           <w:ilvl w:val="0"/>
           <w:numId w:val="21"/>
@@ -27430,7 +27433,7 @@
     </w:p>
     <w:p>
       <w:pPr>
-        <w:pStyle w:val="ListeParagraf"/>
+        <w:pStyle w:val="ListParagraph"/>
         <w:numPr>
           <w:ilvl w:val="0"/>
           <w:numId w:val="21"/>
@@ -27467,7 +27470,7 @@
     </w:p>
     <w:p>
       <w:pPr>
-        <w:pStyle w:val="ListeParagraf"/>
+        <w:pStyle w:val="ListParagraph"/>
         <w:numPr>
           <w:ilvl w:val="0"/>
           <w:numId w:val="21"/>
@@ -27485,7 +27488,7 @@
     </w:p>
     <w:p>
       <w:pPr>
-        <w:pStyle w:val="ListeParagraf"/>
+        <w:pStyle w:val="ListParagraph"/>
         <w:ind w:left="0"/>
         <w:rPr>
           <w:lang w:val="en-GB"/>
@@ -27494,7 +27497,7 @@
     </w:p>
     <w:p>
       <w:pPr>
-        <w:pStyle w:val="ListeParagraf"/>
+        <w:pStyle w:val="ListParagraph"/>
         <w:numPr>
           <w:ilvl w:val="0"/>
           <w:numId w:val="21"/>
@@ -27512,7 +27515,7 @@
     </w:p>
     <w:p>
       <w:pPr>
-        <w:pStyle w:val="ListeParagraf"/>
+        <w:pStyle w:val="ListParagraph"/>
         <w:ind w:left="0"/>
         <w:rPr>
           <w:lang w:val="en-GB"/>
@@ -27521,7 +27524,7 @@
     </w:p>
     <w:p>
       <w:pPr>
-        <w:pStyle w:val="ListeParagraf"/>
+        <w:pStyle w:val="ListParagraph"/>
         <w:numPr>
           <w:ilvl w:val="0"/>
           <w:numId w:val="21"/>
@@ -27559,28 +27562,28 @@
     </w:p>
     <w:p>
       <w:pPr>
-        <w:pStyle w:val="AklamaMetni"/>
-      </w:pPr>
-    </w:p>
-    <w:p>
-      <w:pPr>
-        <w:pStyle w:val="AklamaMetni"/>
+        <w:pStyle w:val="CommentText"/>
+      </w:pPr>
+    </w:p>
+    <w:p>
+      <w:pPr>
+        <w:pStyle w:val="CommentText"/>
       </w:pPr>
     </w:p>
   </w:comment>
-  <w:comment w:id="29" w:author="BTÜ-FBE" w:date="2017-06-28T14:07:00Z" w:initials="BTÜ-FBE">
-    <w:p>
-      <w:pPr>
-        <w:pStyle w:val="AklamaMetni"/>
-      </w:pPr>
-    </w:p>
-    <w:p>
-      <w:pPr>
-        <w:pStyle w:val="AklamaMetni"/>
-      </w:pPr>
-      <w:r>
-        <w:rPr>
-          <w:rStyle w:val="AklamaBavurusu"/>
+  <w:comment w:id="28" w:author="BTÜ-FBE" w:date="2017-06-28T14:07:00Z" w:initials="BTÜ-FBE">
+    <w:p>
+      <w:pPr>
+        <w:pStyle w:val="CommentText"/>
+      </w:pPr>
+    </w:p>
+    <w:p>
+      <w:pPr>
+        <w:pStyle w:val="CommentText"/>
+      </w:pPr>
+      <w:r>
+        <w:rPr>
+          <w:rStyle w:val="CommentReference"/>
         </w:rPr>
         <w:annotationRef/>
       </w:r>
@@ -27590,12 +27593,12 @@
     </w:p>
     <w:p>
       <w:pPr>
-        <w:pStyle w:val="AklamaMetni"/>
-      </w:pPr>
-    </w:p>
-    <w:p>
-      <w:pPr>
-        <w:pStyle w:val="AklamaMetni"/>
+        <w:pStyle w:val="CommentText"/>
+      </w:pPr>
+    </w:p>
+    <w:p>
+      <w:pPr>
+        <w:pStyle w:val="CommentText"/>
       </w:pPr>
       <w:r>
         <w:t xml:space="preserve">Burada verilen “İÇİNDEKİLER” örneğindeki “ŞEKİL VE ÇİZELGELER”, “METİNLER”,”ATIFLAR...”  bu belgenin içeriği ile uyumludur. Tez yazılırken bu başlıkların yerine uygun gördüğünüz başlıkları kullanınız. Ör: </w:t>
@@ -27618,23 +27621,23 @@
     </w:p>
     <w:p>
       <w:pPr>
-        <w:pStyle w:val="AklamaMetni"/>
+        <w:pStyle w:val="CommentText"/>
       </w:pPr>
     </w:p>
   </w:comment>
   <w:comment w:id="33" w:author="BTÜ-FBE" w:date="2017-05-10T11:16:00Z" w:initials="BTÜ-FBE">
     <w:p>
       <w:pPr>
-        <w:pStyle w:val="AklamaMetni"/>
-      </w:pPr>
-    </w:p>
-    <w:p>
-      <w:pPr>
-        <w:pStyle w:val="AklamaMetni"/>
-      </w:pPr>
-      <w:r>
-        <w:rPr>
-          <w:rStyle w:val="AklamaBavurusu"/>
+        <w:pStyle w:val="CommentText"/>
+      </w:pPr>
+    </w:p>
+    <w:p>
+      <w:pPr>
+        <w:pStyle w:val="CommentText"/>
+      </w:pPr>
+      <w:r>
+        <w:rPr>
+          <w:rStyle w:val="CommentReference"/>
         </w:rPr>
         <w:annotationRef/>
       </w:r>
@@ -27644,19 +27647,19 @@
     </w:p>
     <w:p>
       <w:pPr>
-        <w:pStyle w:val="AklamaMetni"/>
-      </w:pPr>
-    </w:p>
-    <w:p>
-      <w:pPr>
-        <w:pStyle w:val="AklamaMetni"/>
+        <w:pStyle w:val="CommentText"/>
+      </w:pPr>
+    </w:p>
+    <w:p>
+      <w:pPr>
+        <w:pStyle w:val="CommentText"/>
       </w:pPr>
       <w:r>
         <w:t>Kısaltmalar alfabetik sıraya göre verilecektir.</w:t>
       </w:r>
     </w:p>
   </w:comment>
-  <w:comment w:id="34" w:author="BTÜ-FBE" w:date="2017-01-30T16:47:00Z" w:initials="BTÜ-FBE">
+  <w:comment w:id="32" w:author="BTÜ-FBE" w:date="2017-01-30T16:47:00Z" w:initials="BTÜ-FBE">
     <w:p>
       <w:pPr>
         <w:rPr>
@@ -27665,7 +27668,7 @@
       </w:pPr>
       <w:r>
         <w:rPr>
-          <w:rStyle w:val="AklamaBavurusu"/>
+          <w:rStyle w:val="CommentReference"/>
         </w:rPr>
         <w:annotationRef/>
       </w:r>
@@ -27679,19 +27682,19 @@
       </w:r>
     </w:p>
   </w:comment>
-  <w:comment w:id="38" w:author="BTÜ-FBE" w:date="2017-05-10T11:16:00Z" w:initials="BTÜ-FBE">
-    <w:p>
-      <w:pPr>
-        <w:pStyle w:val="AklamaMetni"/>
-      </w:pPr>
-    </w:p>
-    <w:p>
-      <w:pPr>
-        <w:pStyle w:val="AklamaMetni"/>
-      </w:pPr>
-      <w:r>
-        <w:rPr>
-          <w:rStyle w:val="AklamaBavurusu"/>
+  <w:comment w:id="37" w:author="BTÜ-FBE" w:date="2017-05-10T11:16:00Z" w:initials="BTÜ-FBE">
+    <w:p>
+      <w:pPr>
+        <w:pStyle w:val="CommentText"/>
+      </w:pPr>
+    </w:p>
+    <w:p>
+      <w:pPr>
+        <w:pStyle w:val="CommentText"/>
+      </w:pPr>
+      <w:r>
+        <w:rPr>
+          <w:rStyle w:val="CommentReference"/>
         </w:rPr>
         <w:annotationRef/>
       </w:r>
@@ -27700,19 +27703,19 @@
       </w:r>
     </w:p>
   </w:comment>
-  <w:comment w:id="49" w:author="BTÜ-FBE" w:date="2017-05-10T11:21:00Z" w:initials="BTÜ-FBE">
-    <w:p>
-      <w:pPr>
-        <w:pStyle w:val="AklamaMetni"/>
-      </w:pPr>
-    </w:p>
-    <w:p>
-      <w:pPr>
-        <w:pStyle w:val="AklamaMetni"/>
-      </w:pPr>
-      <w:r>
-        <w:rPr>
-          <w:rStyle w:val="AklamaBavurusu"/>
+  <w:comment w:id="48" w:author="BTÜ-FBE" w:date="2017-05-10T11:21:00Z" w:initials="BTÜ-FBE">
+    <w:p>
+      <w:pPr>
+        <w:pStyle w:val="CommentText"/>
+      </w:pPr>
+    </w:p>
+    <w:p>
+      <w:pPr>
+        <w:pStyle w:val="CommentText"/>
+      </w:pPr>
+      <w:r>
+        <w:rPr>
+          <w:rStyle w:val="CommentReference"/>
         </w:rPr>
         <w:annotationRef/>
       </w:r>
@@ -27722,23 +27725,23 @@
     </w:p>
     <w:p>
       <w:pPr>
-        <w:pStyle w:val="AklamaMetni"/>
+        <w:pStyle w:val="CommentText"/>
       </w:pPr>
     </w:p>
   </w:comment>
-  <w:comment w:id="56" w:author="BTÜ-FBE" w:date="2017-05-10T11:09:00Z" w:initials="BTÜ-FBE">
-    <w:p>
-      <w:pPr>
-        <w:pStyle w:val="AklamaMetni"/>
-      </w:pPr>
-    </w:p>
-    <w:p>
-      <w:pPr>
-        <w:pStyle w:val="AklamaMetni"/>
-      </w:pPr>
-      <w:r>
-        <w:rPr>
-          <w:rStyle w:val="AklamaBavurusu"/>
+  <w:comment w:id="55" w:author="BTÜ-FBE" w:date="2017-05-10T11:09:00Z" w:initials="BTÜ-FBE">
+    <w:p>
+      <w:pPr>
+        <w:pStyle w:val="CommentText"/>
+      </w:pPr>
+    </w:p>
+    <w:p>
+      <w:pPr>
+        <w:pStyle w:val="CommentText"/>
+      </w:pPr>
+      <w:r>
+        <w:rPr>
+          <w:rStyle w:val="CommentReference"/>
         </w:rPr>
         <w:annotationRef/>
       </w:r>
@@ -27747,22 +27750,22 @@
       </w:r>
     </w:p>
   </w:comment>
-  <w:comment w:id="62" w:author="BTÜ-FBE" w:date="2017-05-10T11:23:00Z" w:initials="BTÜ-FBE">
-    <w:p>
-      <w:pPr>
-        <w:pStyle w:val="AklamaMetni"/>
-      </w:pPr>
-    </w:p>
-    <w:p>
-      <w:pPr>
-        <w:pStyle w:val="AklamaMetni"/>
+  <w:comment w:id="61" w:author="BTÜ-FBE" w:date="2017-05-10T11:23:00Z" w:initials="BTÜ-FBE">
+    <w:p>
+      <w:pPr>
+        <w:pStyle w:val="CommentText"/>
+      </w:pPr>
+    </w:p>
+    <w:p>
+      <w:pPr>
+        <w:pStyle w:val="CommentText"/>
       </w:pPr>
       <w:r>
         <w:t>Tez içinde kullanılan 2. derece başlıklarda her sözcüğün ilk harfi büyük ve tüm sözcükler koyu yazılır.</w:t>
       </w:r>
       <w:r>
         <w:rPr>
-          <w:rStyle w:val="AklamaBavurusu"/>
+          <w:rStyle w:val="CommentReference"/>
         </w:rPr>
         <w:annotationRef/>
       </w:r>
@@ -27784,7 +27787,7 @@
       </w:pPr>
       <w:r>
         <w:rPr>
-          <w:rStyle w:val="AklamaBavurusu"/>
+          <w:rStyle w:val="CommentReference"/>
         </w:rPr>
         <w:annotationRef/>
       </w:r>
@@ -27796,7 +27799,7 @@
       </w:r>
     </w:p>
   </w:comment>
-  <w:comment w:id="148" w:author="BTÜ-FBE" w:date="2017-05-10T11:34:00Z" w:initials="BTÜ-FBE">
+  <w:comment w:id="146" w:author="BTÜ-FBE" w:date="2017-05-10T11:34:00Z" w:initials="BTÜ-FBE">
     <w:p>
       <w:pPr>
         <w:rPr>
@@ -27812,7 +27815,7 @@
       </w:pPr>
       <w:r>
         <w:rPr>
-          <w:rStyle w:val="AklamaBavurusu"/>
+          <w:rStyle w:val="CommentReference"/>
         </w:rPr>
         <w:annotationRef/>
       </w:r>
@@ -27845,7 +27848,7 @@
     </w:p>
     <w:p>
       <w:pPr>
-        <w:pStyle w:val="AklamaMetni"/>
+        <w:pStyle w:val="CommentText"/>
       </w:pPr>
       <w:r>
         <w:rPr>
@@ -27885,42 +27888,42 @@
       </w:r>
     </w:p>
   </w:comment>
-  <w:comment w:id="174" w:author="BTÜ-FBE" w:date="2017-05-10T11:39:00Z" w:initials="BTÜ-FBE">
-    <w:p>
-      <w:pPr>
-        <w:pStyle w:val="AklamaMetni"/>
-      </w:pPr>
-      <w:r>
-        <w:rPr>
-          <w:rStyle w:val="AklamaBavurusu"/>
+  <w:comment w:id="173" w:author="BTÜ-FBE" w:date="2017-05-10T11:39:00Z" w:initials="BTÜ-FBE">
+    <w:p>
+      <w:pPr>
+        <w:pStyle w:val="CommentText"/>
+      </w:pPr>
+      <w:r>
+        <w:rPr>
+          <w:rStyle w:val="CommentReference"/>
         </w:rPr>
         <w:annotationRef/>
       </w:r>
     </w:p>
     <w:p>
       <w:pPr>
-        <w:pStyle w:val="AklamaMetni"/>
+        <w:pStyle w:val="CommentText"/>
       </w:pPr>
       <w:r>
         <w:t>ÖZGEÇMİŞ hazırlanırken 1 satır boşluk bırakılır</w:t>
       </w:r>
     </w:p>
   </w:comment>
-  <w:comment w:id="175" w:author="BTÜ-FBE" w:date="2017-06-28T14:25:00Z" w:initials="BTÜ-FBE">
-    <w:p>
-      <w:pPr>
-        <w:pStyle w:val="AklamaMetni"/>
-      </w:pPr>
-      <w:r>
-        <w:rPr>
-          <w:rStyle w:val="AklamaBavurusu"/>
+  <w:comment w:id="174" w:author="BTÜ-FBE" w:date="2017-06-28T14:25:00Z" w:initials="BTÜ-FBE">
+    <w:p>
+      <w:pPr>
+        <w:pStyle w:val="CommentText"/>
+      </w:pPr>
+      <w:r>
+        <w:rPr>
+          <w:rStyle w:val="CommentReference"/>
         </w:rPr>
         <w:annotationRef/>
       </w:r>
     </w:p>
     <w:p>
       <w:pPr>
-        <w:pStyle w:val="AklamaMetni"/>
+        <w:pStyle w:val="CommentText"/>
       </w:pPr>
       <w:r>
         <w:t>Fotoğraf şart değildir.</w:t>
@@ -27928,7 +27931,7 @@
     </w:p>
     <w:p>
       <w:pPr>
-        <w:pStyle w:val="AklamaMetni"/>
+        <w:pStyle w:val="CommentText"/>
       </w:pPr>
       <w:r>
         <w:t xml:space="preserve">Fotoğraf konursa vesikalık fotoğrafın taranmuş hali olmalıdır. </w:t>
@@ -27936,21 +27939,21 @@
     </w:p>
     <w:p>
       <w:pPr>
-        <w:pStyle w:val="AklamaMetni"/>
+        <w:pStyle w:val="CommentText"/>
       </w:pPr>
       <w:r>
         <w:t>Tez çıktısı aldıktan sonra  sonra potluk yapacak şekilde vesikalık fotoğraf yapıştırılmaz.</w:t>
       </w:r>
     </w:p>
   </w:comment>
-  <w:comment w:id="176" w:author="Beyhan Bayhan" w:date="2017-05-10T11:41:00Z" w:initials="BB">
-    <w:p>
-      <w:pPr>
-        <w:pStyle w:val="AklamaMetni"/>
-      </w:pPr>
-      <w:r>
-        <w:rPr>
-          <w:rStyle w:val="AklamaBavurusu"/>
+  <w:comment w:id="175" w:author="Beyhan Bayhan" w:date="2017-05-10T11:41:00Z" w:initials="BB">
+    <w:p>
+      <w:pPr>
+        <w:pStyle w:val="CommentText"/>
+      </w:pPr>
+      <w:r>
+        <w:rPr>
+          <w:rStyle w:val="CommentReference"/>
         </w:rPr>
         <w:annotationRef/>
       </w:r>
@@ -27959,42 +27962,42 @@
       </w:r>
     </w:p>
   </w:comment>
-  <w:comment w:id="177" w:author="BTÜ-FBE" w:date="2017-05-10T11:39:00Z" w:initials="BTÜ-FBE">
-    <w:p>
-      <w:pPr>
-        <w:pStyle w:val="AklamaMetni"/>
-      </w:pPr>
-      <w:r>
-        <w:rPr>
-          <w:rStyle w:val="AklamaBavurusu"/>
+  <w:comment w:id="176" w:author="BTÜ-FBE" w:date="2017-05-10T11:39:00Z" w:initials="BTÜ-FBE">
+    <w:p>
+      <w:pPr>
+        <w:pStyle w:val="CommentText"/>
+      </w:pPr>
+      <w:r>
+        <w:rPr>
+          <w:rStyle w:val="CommentReference"/>
         </w:rPr>
         <w:annotationRef/>
       </w:r>
     </w:p>
     <w:p>
       <w:pPr>
-        <w:pStyle w:val="AklamaMetni"/>
+        <w:pStyle w:val="CommentText"/>
       </w:pPr>
       <w:r>
         <w:t>ÖZGEÇMİŞ hazırlanırken 1 satır boşluk bırakılır</w:t>
       </w:r>
     </w:p>
   </w:comment>
-  <w:comment w:id="178" w:author="BTÜ-FBE" w:date="2017-06-28T14:25:00Z" w:initials="BTÜ-FBE">
-    <w:p>
-      <w:pPr>
-        <w:pStyle w:val="AklamaMetni"/>
-      </w:pPr>
-      <w:r>
-        <w:rPr>
-          <w:rStyle w:val="AklamaBavurusu"/>
+  <w:comment w:id="177" w:author="BTÜ-FBE" w:date="2017-06-28T14:25:00Z" w:initials="BTÜ-FBE">
+    <w:p>
+      <w:pPr>
+        <w:pStyle w:val="CommentText"/>
+      </w:pPr>
+      <w:r>
+        <w:rPr>
+          <w:rStyle w:val="CommentReference"/>
         </w:rPr>
         <w:annotationRef/>
       </w:r>
     </w:p>
     <w:p>
       <w:pPr>
-        <w:pStyle w:val="AklamaMetni"/>
+        <w:pStyle w:val="CommentText"/>
       </w:pPr>
       <w:r>
         <w:t>Fotoğraf şart değildir.</w:t>
@@ -28002,7 +28005,7 @@
     </w:p>
     <w:p>
       <w:pPr>
-        <w:pStyle w:val="AklamaMetni"/>
+        <w:pStyle w:val="CommentText"/>
       </w:pPr>
       <w:r>
         <w:t xml:space="preserve">Fotoğraf konursa vesikalık fotoğrafın taranmuş hali olmalıdır. </w:t>
@@ -28010,21 +28013,21 @@
     </w:p>
     <w:p>
       <w:pPr>
-        <w:pStyle w:val="AklamaMetni"/>
+        <w:pStyle w:val="CommentText"/>
       </w:pPr>
       <w:r>
         <w:t>Tez çıktısı aldıktan sonra  sonra potluk yapacak şekilde vesikalık fotoğraf yapıştırılmaz.</w:t>
       </w:r>
     </w:p>
   </w:comment>
-  <w:comment w:id="179" w:author="Beyhan Bayhan" w:date="2017-05-10T11:41:00Z" w:initials="BB">
-    <w:p>
-      <w:pPr>
-        <w:pStyle w:val="AklamaMetni"/>
-      </w:pPr>
-      <w:r>
-        <w:rPr>
-          <w:rStyle w:val="AklamaBavurusu"/>
+  <w:comment w:id="178" w:author="Beyhan Bayhan" w:date="2017-05-10T11:41:00Z" w:initials="BB">
+    <w:p>
+      <w:pPr>
+        <w:pStyle w:val="CommentText"/>
+      </w:pPr>
+      <w:r>
+        <w:rPr>
+          <w:rStyle w:val="CommentReference"/>
         </w:rPr>
         <w:annotationRef/>
       </w:r>
@@ -28037,7 +28040,7 @@
 </file>
 
 <file path=word/commentsExtended.xml><?xml version="1.0" encoding="utf-8"?>
-<w15:commentsEx xmlns:wpc="http://schemas.microsoft.com/office/word/2010/wordprocessingCanvas" xmlns:cx="http://schemas.microsoft.com/office/drawing/2014/chartex" xmlns:mc="http://schemas.openxmlformats.org/markup-compatibility/2006" xmlns:o="urn:schemas-microsoft-com:office:office" xmlns:r="http://schemas.openxmlformats.org/officeDocument/2006/relationships" xmlns:m="http://schemas.openxmlformats.org/officeDocument/2006/math" xmlns:v="urn:schemas-microsoft-com:vml" xmlns:wp14="http://schemas.microsoft.com/office/word/2010/wordprocessingDrawing" xmlns:wp="http://schemas.openxmlformats.org/drawingml/2006/wordprocessingDrawing" xmlns:w10="urn:schemas-microsoft-com:office:word" xmlns:w="http://schemas.openxmlformats.org/wordprocessingml/2006/main" xmlns:w14="http://schemas.microsoft.com/office/word/2010/wordml" xmlns:w15="http://schemas.microsoft.com/office/word/2012/wordml" xmlns:w16se="http://schemas.microsoft.com/office/word/2015/wordml/symex" xmlns:wpg="http://schemas.microsoft.com/office/word/2010/wordprocessingGroup" xmlns:wpi="http://schemas.microsoft.com/office/word/2010/wordprocessingInk" xmlns:wne="http://schemas.microsoft.com/office/word/2006/wordml" xmlns:wps="http://schemas.microsoft.com/office/word/2010/wordprocessingShape" mc:Ignorable="w14 w15 w16se wp14">
+<w15:commentsEx xmlns:wpc="http://schemas.microsoft.com/office/word/2010/wordprocessingCanvas" xmlns:cx="http://schemas.microsoft.com/office/drawing/2014/chartex" xmlns:cx1="http://schemas.microsoft.com/office/drawing/2015/9/8/chartex" xmlns:cx2="http://schemas.microsoft.com/office/drawing/2015/10/21/chartex" xmlns:cx3="http://schemas.microsoft.com/office/drawing/2016/5/9/chartex" xmlns:cx4="http://schemas.microsoft.com/office/drawing/2016/5/10/chartex" xmlns:cx5="http://schemas.microsoft.com/office/drawing/2016/5/11/chartex" xmlns:cx6="http://schemas.microsoft.com/office/drawing/2016/5/12/chartex" xmlns:cx7="http://schemas.microsoft.com/office/drawing/2016/5/13/chartex" xmlns:cx8="http://schemas.microsoft.com/office/drawing/2016/5/14/chartex" xmlns:mc="http://schemas.openxmlformats.org/markup-compatibility/2006" xmlns:aink="http://schemas.microsoft.com/office/drawing/2016/ink" xmlns:am3d="http://schemas.microsoft.com/office/drawing/2017/model3d" xmlns:o="urn:schemas-microsoft-com:office:office" xmlns:oel="http://schemas.microsoft.com/office/2019/extlst" xmlns:r="http://schemas.openxmlformats.org/officeDocument/2006/relationships" xmlns:m="http://schemas.openxmlformats.org/officeDocument/2006/math" xmlns:v="urn:schemas-microsoft-com:vml" xmlns:wp14="http://schemas.microsoft.com/office/word/2010/wordprocessingDrawing" xmlns:wp="http://schemas.openxmlformats.org/drawingml/2006/wordprocessingDrawing" xmlns:w10="urn:schemas-microsoft-com:office:word" xmlns:w="http://schemas.openxmlformats.org/wordprocessingml/2006/main" xmlns:w14="http://schemas.microsoft.com/office/word/2010/wordml" xmlns:w15="http://schemas.microsoft.com/office/word/2012/wordml" xmlns:w16cex="http://schemas.microsoft.com/office/word/2018/wordml/cex" xmlns:w16cid="http://schemas.microsoft.com/office/word/2016/wordml/cid" xmlns:w16="http://schemas.microsoft.com/office/word/2018/wordml" xmlns:w16du="http://schemas.microsoft.com/office/word/2023/wordml/word16du" xmlns:w16sdtdh="http://schemas.microsoft.com/office/word/2020/wordml/sdtdatahash" xmlns:w16sdtfl="http://schemas.microsoft.com/office/word/2024/wordml/sdtformatlock" xmlns:w16se="http://schemas.microsoft.com/office/word/2015/wordml/symex" xmlns:wpg="http://schemas.microsoft.com/office/word/2010/wordprocessingGroup" xmlns:wpi="http://schemas.microsoft.com/office/word/2010/wordprocessingInk" xmlns:wne="http://schemas.microsoft.com/office/word/2006/wordml" xmlns:wps="http://schemas.microsoft.com/office/word/2010/wordprocessingShape" mc:Ignorable="w14 w15 w16se w16cid w16 w16cex w16sdtdh w16sdtfl w16du wp14">
   <w15:commentEx w15:paraId="782E857D" w15:done="0"/>
   <w15:commentEx w15:paraId="1DBD82AA" w15:done="0"/>
   <w15:commentEx w15:paraId="283291BB" w15:done="0"/>
@@ -28122,11 +28125,14 @@
   <w16cid:commentId w16cid:paraId="24136EEE" w16cid:durableId="24136EEE"/>
   <w16cid:commentId w16cid:paraId="757BE0D5" w16cid:durableId="757BE0D5"/>
   <w16cid:commentId w16cid:paraId="0381AEC8" w16cid:durableId="0381AEC8"/>
+  <w16cid:commentId w16cid:paraId="179BEBC7" w16cid:durableId="179BEBC7"/>
+  <w16cid:commentId w16cid:paraId="52B39908" w16cid:durableId="52B39908"/>
+  <w16cid:commentId w16cid:paraId="4F02B441" w16cid:durableId="4F02B441"/>
 </w16cid:commentsIds>
 </file>
 
 <file path=word/endnotes.xml><?xml version="1.0" encoding="utf-8"?>
-<w:endnotes xmlns:wpc="http://schemas.microsoft.com/office/word/2010/wordprocessingCanvas" xmlns:cx="http://schemas.microsoft.com/office/drawing/2014/chartex" xmlns:mc="http://schemas.openxmlformats.org/markup-compatibility/2006" xmlns:o="urn:schemas-microsoft-com:office:office" xmlns:r="http://schemas.openxmlformats.org/officeDocument/2006/relationships" xmlns:m="http://schemas.openxmlformats.org/officeDocument/2006/math" xmlns:v="urn:schemas-microsoft-com:vml" xmlns:wp14="http://schemas.microsoft.com/office/word/2010/wordprocessingDrawing" xmlns:wp="http://schemas.openxmlformats.org/drawingml/2006/wordprocessingDrawing" xmlns:w10="urn:schemas-microsoft-com:office:word" xmlns:w="http://schemas.openxmlformats.org/wordprocessingml/2006/main" xmlns:w14="http://schemas.microsoft.com/office/word/2010/wordml" xmlns:w15="http://schemas.microsoft.com/office/word/2012/wordml" xmlns:w16se="http://schemas.microsoft.com/office/word/2015/wordml/symex" xmlns:wpg="http://schemas.microsoft.com/office/word/2010/wordprocessingGroup" xmlns:wpi="http://schemas.microsoft.com/office/word/2010/wordprocessingInk" xmlns:wne="http://schemas.microsoft.com/office/word/2006/wordml" xmlns:wps="http://schemas.microsoft.com/office/word/2010/wordprocessingShape" mc:Ignorable="w14 w15 w16se wp14">
+<w:endnotes xmlns:wpc="http://schemas.microsoft.com/office/word/2010/wordprocessingCanvas" xmlns:cx="http://schemas.microsoft.com/office/drawing/2014/chartex" xmlns:cx1="http://schemas.microsoft.com/office/drawing/2015/9/8/chartex" xmlns:cx2="http://schemas.microsoft.com/office/drawing/2015/10/21/chartex" xmlns:cx3="http://schemas.microsoft.com/office/drawing/2016/5/9/chartex" xmlns:cx4="http://schemas.microsoft.com/office/drawing/2016/5/10/chartex" xmlns:cx5="http://schemas.microsoft.com/office/drawing/2016/5/11/chartex" xmlns:cx6="http://schemas.microsoft.com/office/drawing/2016/5/12/chartex" xmlns:cx7="http://schemas.microsoft.com/office/drawing/2016/5/13/chartex" xmlns:cx8="http://schemas.microsoft.com/office/drawing/2016/5/14/chartex" xmlns:mc="http://schemas.openxmlformats.org/markup-compatibility/2006" xmlns:aink="http://schemas.microsoft.com/office/drawing/2016/ink" xmlns:am3d="http://schemas.microsoft.com/office/drawing/2017/model3d" xmlns:o="urn:schemas-microsoft-com:office:office" xmlns:oel="http://schemas.microsoft.com/office/2019/extlst" xmlns:r="http://schemas.openxmlformats.org/officeDocument/2006/relationships" xmlns:m="http://schemas.openxmlformats.org/officeDocument/2006/math" xmlns:v="urn:schemas-microsoft-com:vml" xmlns:wp14="http://schemas.microsoft.com/office/word/2010/wordprocessingDrawing" xmlns:wp="http://schemas.openxmlformats.org/drawingml/2006/wordprocessingDrawing" xmlns:w10="urn:schemas-microsoft-com:office:word" xmlns:w="http://schemas.openxmlformats.org/wordprocessingml/2006/main" xmlns:w14="http://schemas.microsoft.com/office/word/2010/wordml" xmlns:w15="http://schemas.microsoft.com/office/word/2012/wordml" xmlns:w16cex="http://schemas.microsoft.com/office/word/2018/wordml/cex" xmlns:w16cid="http://schemas.microsoft.com/office/word/2016/wordml/cid" xmlns:w16="http://schemas.microsoft.com/office/word/2018/wordml" xmlns:w16du="http://schemas.microsoft.com/office/word/2023/wordml/word16du" xmlns:w16sdtdh="http://schemas.microsoft.com/office/word/2020/wordml/sdtdatahash" xmlns:w16sdtfl="http://schemas.microsoft.com/office/word/2024/wordml/sdtformatlock" xmlns:w16se="http://schemas.microsoft.com/office/word/2015/wordml/symex" xmlns:wpg="http://schemas.microsoft.com/office/word/2010/wordprocessingGroup" xmlns:wpi="http://schemas.microsoft.com/office/word/2010/wordprocessingInk" xmlns:wne="http://schemas.microsoft.com/office/word/2006/wordml" xmlns:wps="http://schemas.microsoft.com/office/word/2010/wordprocessingShape" mc:Ignorable="w14 w15 w16se w16cid w16 w16cex w16sdtdh w16sdtfl w16du wp14">
   <w:endnote w:type="separator" w:id="-1">
     <w:p>
       <w:r>
@@ -28147,7 +28153,7 @@
 </file>
 
 <file path=word/footer1.xml><?xml version="1.0" encoding="utf-8"?>
-<w:ftr xmlns:wpc="http://schemas.microsoft.com/office/word/2010/wordprocessingCanvas" xmlns:cx="http://schemas.microsoft.com/office/drawing/2014/chartex" xmlns:mc="http://schemas.openxmlformats.org/markup-compatibility/2006" xmlns:o="urn:schemas-microsoft-com:office:office" xmlns:r="http://schemas.openxmlformats.org/officeDocument/2006/relationships" xmlns:m="http://schemas.openxmlformats.org/officeDocument/2006/math" xmlns:v="urn:schemas-microsoft-com:vml" xmlns:wp14="http://schemas.microsoft.com/office/word/2010/wordprocessingDrawing" xmlns:wp="http://schemas.openxmlformats.org/drawingml/2006/wordprocessingDrawing" xmlns:w10="urn:schemas-microsoft-com:office:word" xmlns:w="http://schemas.openxmlformats.org/wordprocessingml/2006/main" xmlns:w14="http://schemas.microsoft.com/office/word/2010/wordml" xmlns:w15="http://schemas.microsoft.com/office/word/2012/wordml" xmlns:w16se="http://schemas.microsoft.com/office/word/2015/wordml/symex" xmlns:wpg="http://schemas.microsoft.com/office/word/2010/wordprocessingGroup" xmlns:wpi="http://schemas.microsoft.com/office/word/2010/wordprocessingInk" xmlns:wne="http://schemas.microsoft.com/office/word/2006/wordml" xmlns:wps="http://schemas.microsoft.com/office/word/2010/wordprocessingShape" mc:Ignorable="w14 w15 w16se wp14">
+<w:ftr xmlns:wpc="http://schemas.microsoft.com/office/word/2010/wordprocessingCanvas" xmlns:cx="http://schemas.microsoft.com/office/drawing/2014/chartex" xmlns:cx1="http://schemas.microsoft.com/office/drawing/2015/9/8/chartex" xmlns:cx2="http://schemas.microsoft.com/office/drawing/2015/10/21/chartex" xmlns:cx3="http://schemas.microsoft.com/office/drawing/2016/5/9/chartex" xmlns:cx4="http://schemas.microsoft.com/office/drawing/2016/5/10/chartex" xmlns:cx5="http://schemas.microsoft.com/office/drawing/2016/5/11/chartex" xmlns:cx6="http://schemas.microsoft.com/office/drawing/2016/5/12/chartex" xmlns:cx7="http://schemas.microsoft.com/office/drawing/2016/5/13/chartex" xmlns:cx8="http://schemas.microsoft.com/office/drawing/2016/5/14/chartex" xmlns:mc="http://schemas.openxmlformats.org/markup-compatibility/2006" xmlns:aink="http://schemas.microsoft.com/office/drawing/2016/ink" xmlns:am3d="http://schemas.microsoft.com/office/drawing/2017/model3d" xmlns:o="urn:schemas-microsoft-com:office:office" xmlns:oel="http://schemas.microsoft.com/office/2019/extlst" xmlns:r="http://schemas.openxmlformats.org/officeDocument/2006/relationships" xmlns:m="http://schemas.openxmlformats.org/officeDocument/2006/math" xmlns:v="urn:schemas-microsoft-com:vml" xmlns:wp14="http://schemas.microsoft.com/office/word/2010/wordprocessingDrawing" xmlns:wp="http://schemas.openxmlformats.org/drawingml/2006/wordprocessingDrawing" xmlns:w10="urn:schemas-microsoft-com:office:word" xmlns:w="http://schemas.openxmlformats.org/wordprocessingml/2006/main" xmlns:w14="http://schemas.microsoft.com/office/word/2010/wordml" xmlns:w15="http://schemas.microsoft.com/office/word/2012/wordml" xmlns:w16cex="http://schemas.microsoft.com/office/word/2018/wordml/cex" xmlns:w16cid="http://schemas.microsoft.com/office/word/2016/wordml/cid" xmlns:w16="http://schemas.microsoft.com/office/word/2018/wordml" xmlns:w16du="http://schemas.microsoft.com/office/word/2023/wordml/word16du" xmlns:w16sdtdh="http://schemas.microsoft.com/office/word/2020/wordml/sdtdatahash" xmlns:w16sdtfl="http://schemas.microsoft.com/office/word/2024/wordml/sdtformatlock" xmlns:w16se="http://schemas.microsoft.com/office/word/2015/wordml/symex" xmlns:wpg="http://schemas.microsoft.com/office/word/2010/wordprocessingGroup" xmlns:wpi="http://schemas.microsoft.com/office/word/2010/wordprocessingInk" xmlns:wne="http://schemas.microsoft.com/office/word/2006/wordml" xmlns:wps="http://schemas.microsoft.com/office/word/2010/wordprocessingShape" mc:Ignorable="w14 w15 w16se w16cid w16 w16cex w16sdtdh w16sdtfl w16du wp14">
   <w:p>
     <w:pPr>
       <w:ind w:right="360"/>
@@ -28157,23 +28163,23 @@
 </file>
 
 <file path=word/footer2.xml><?xml version="1.0" encoding="utf-8"?>
-<w:ftr xmlns:wpc="http://schemas.microsoft.com/office/word/2010/wordprocessingCanvas" xmlns:cx="http://schemas.microsoft.com/office/drawing/2014/chartex" xmlns:mc="http://schemas.openxmlformats.org/markup-compatibility/2006" xmlns:o="urn:schemas-microsoft-com:office:office" xmlns:r="http://schemas.openxmlformats.org/officeDocument/2006/relationships" xmlns:m="http://schemas.openxmlformats.org/officeDocument/2006/math" xmlns:v="urn:schemas-microsoft-com:vml" xmlns:wp14="http://schemas.microsoft.com/office/word/2010/wordprocessingDrawing" xmlns:wp="http://schemas.openxmlformats.org/drawingml/2006/wordprocessingDrawing" xmlns:w10="urn:schemas-microsoft-com:office:word" xmlns:w="http://schemas.openxmlformats.org/wordprocessingml/2006/main" xmlns:w14="http://schemas.microsoft.com/office/word/2010/wordml" xmlns:w15="http://schemas.microsoft.com/office/word/2012/wordml" xmlns:w16se="http://schemas.microsoft.com/office/word/2015/wordml/symex" xmlns:wpg="http://schemas.microsoft.com/office/word/2010/wordprocessingGroup" xmlns:wpi="http://schemas.microsoft.com/office/word/2010/wordprocessingInk" xmlns:wne="http://schemas.microsoft.com/office/word/2006/wordml" xmlns:wps="http://schemas.microsoft.com/office/word/2010/wordprocessingShape" mc:Ignorable="w14 w15 w16se wp14">
+<w:ftr xmlns:wpc="http://schemas.microsoft.com/office/word/2010/wordprocessingCanvas" xmlns:cx="http://schemas.microsoft.com/office/drawing/2014/chartex" xmlns:cx1="http://schemas.microsoft.com/office/drawing/2015/9/8/chartex" xmlns:cx2="http://schemas.microsoft.com/office/drawing/2015/10/21/chartex" xmlns:cx3="http://schemas.microsoft.com/office/drawing/2016/5/9/chartex" xmlns:cx4="http://schemas.microsoft.com/office/drawing/2016/5/10/chartex" xmlns:cx5="http://schemas.microsoft.com/office/drawing/2016/5/11/chartex" xmlns:cx6="http://schemas.microsoft.com/office/drawing/2016/5/12/chartex" xmlns:cx7="http://schemas.microsoft.com/office/drawing/2016/5/13/chartex" xmlns:cx8="http://schemas.microsoft.com/office/drawing/2016/5/14/chartex" xmlns:mc="http://schemas.openxmlformats.org/markup-compatibility/2006" xmlns:aink="http://schemas.microsoft.com/office/drawing/2016/ink" xmlns:am3d="http://schemas.microsoft.com/office/drawing/2017/model3d" xmlns:o="urn:schemas-microsoft-com:office:office" xmlns:oel="http://schemas.microsoft.com/office/2019/extlst" xmlns:r="http://schemas.openxmlformats.org/officeDocument/2006/relationships" xmlns:m="http://schemas.openxmlformats.org/officeDocument/2006/math" xmlns:v="urn:schemas-microsoft-com:vml" xmlns:wp14="http://schemas.microsoft.com/office/word/2010/wordprocessingDrawing" xmlns:wp="http://schemas.openxmlformats.org/drawingml/2006/wordprocessingDrawing" xmlns:w10="urn:schemas-microsoft-com:office:word" xmlns:w="http://schemas.openxmlformats.org/wordprocessingml/2006/main" xmlns:w14="http://schemas.microsoft.com/office/word/2010/wordml" xmlns:w15="http://schemas.microsoft.com/office/word/2012/wordml" xmlns:w16cex="http://schemas.microsoft.com/office/word/2018/wordml/cex" xmlns:w16cid="http://schemas.microsoft.com/office/word/2016/wordml/cid" xmlns:w16="http://schemas.microsoft.com/office/word/2018/wordml" xmlns:w16du="http://schemas.microsoft.com/office/word/2023/wordml/word16du" xmlns:w16sdtdh="http://schemas.microsoft.com/office/word/2020/wordml/sdtdatahash" xmlns:w16sdtfl="http://schemas.microsoft.com/office/word/2024/wordml/sdtformatlock" xmlns:w16se="http://schemas.microsoft.com/office/word/2015/wordml/symex" xmlns:wpg="http://schemas.microsoft.com/office/word/2010/wordprocessingGroup" xmlns:wpi="http://schemas.microsoft.com/office/word/2010/wordprocessingInk" xmlns:wne="http://schemas.microsoft.com/office/word/2006/wordml" xmlns:wps="http://schemas.microsoft.com/office/word/2010/wordprocessingShape" mc:Ignorable="w14 w15 w16se w16cid w16 w16cex w16sdtdh w16sdtfl w16du wp14">
   <w:p>
     <w:pPr>
-      <w:pStyle w:val="AltBilgi"/>
+      <w:pStyle w:val="Footer"/>
       <w:jc w:val="center"/>
     </w:pPr>
   </w:p>
   <w:p>
     <w:pPr>
-      <w:pStyle w:val="AltBilgi"/>
+      <w:pStyle w:val="Footer"/>
     </w:pPr>
   </w:p>
 </w:ftr>
 </file>
 
 <file path=word/footer3.xml><?xml version="1.0" encoding="utf-8"?>
-<w:ftr xmlns:wpc="http://schemas.microsoft.com/office/word/2010/wordprocessingCanvas" xmlns:cx="http://schemas.microsoft.com/office/drawing/2014/chartex" xmlns:mc="http://schemas.openxmlformats.org/markup-compatibility/2006" xmlns:o="urn:schemas-microsoft-com:office:office" xmlns:r="http://schemas.openxmlformats.org/officeDocument/2006/relationships" xmlns:m="http://schemas.openxmlformats.org/officeDocument/2006/math" xmlns:v="urn:schemas-microsoft-com:vml" xmlns:wp14="http://schemas.microsoft.com/office/word/2010/wordprocessingDrawing" xmlns:wp="http://schemas.openxmlformats.org/drawingml/2006/wordprocessingDrawing" xmlns:w10="urn:schemas-microsoft-com:office:word" xmlns:w="http://schemas.openxmlformats.org/wordprocessingml/2006/main" xmlns:w14="http://schemas.microsoft.com/office/word/2010/wordml" xmlns:w15="http://schemas.microsoft.com/office/word/2012/wordml" xmlns:w16se="http://schemas.microsoft.com/office/word/2015/wordml/symex" xmlns:wpg="http://schemas.microsoft.com/office/word/2010/wordprocessingGroup" xmlns:wpi="http://schemas.microsoft.com/office/word/2010/wordprocessingInk" xmlns:wne="http://schemas.microsoft.com/office/word/2006/wordml" xmlns:wps="http://schemas.microsoft.com/office/word/2010/wordprocessingShape" mc:Ignorable="w14 w15 w16se wp14">
+<w:ftr xmlns:wpc="http://schemas.microsoft.com/office/word/2010/wordprocessingCanvas" xmlns:cx="http://schemas.microsoft.com/office/drawing/2014/chartex" xmlns:cx1="http://schemas.microsoft.com/office/drawing/2015/9/8/chartex" xmlns:cx2="http://schemas.microsoft.com/office/drawing/2015/10/21/chartex" xmlns:cx3="http://schemas.microsoft.com/office/drawing/2016/5/9/chartex" xmlns:cx4="http://schemas.microsoft.com/office/drawing/2016/5/10/chartex" xmlns:cx5="http://schemas.microsoft.com/office/drawing/2016/5/11/chartex" xmlns:cx6="http://schemas.microsoft.com/office/drawing/2016/5/12/chartex" xmlns:cx7="http://schemas.microsoft.com/office/drawing/2016/5/13/chartex" xmlns:cx8="http://schemas.microsoft.com/office/drawing/2016/5/14/chartex" xmlns:mc="http://schemas.openxmlformats.org/markup-compatibility/2006" xmlns:aink="http://schemas.microsoft.com/office/drawing/2016/ink" xmlns:am3d="http://schemas.microsoft.com/office/drawing/2017/model3d" xmlns:o="urn:schemas-microsoft-com:office:office" xmlns:oel="http://schemas.microsoft.com/office/2019/extlst" xmlns:r="http://schemas.openxmlformats.org/officeDocument/2006/relationships" xmlns:m="http://schemas.openxmlformats.org/officeDocument/2006/math" xmlns:v="urn:schemas-microsoft-com:vml" xmlns:wp14="http://schemas.microsoft.com/office/word/2010/wordprocessingDrawing" xmlns:wp="http://schemas.openxmlformats.org/drawingml/2006/wordprocessingDrawing" xmlns:w10="urn:schemas-microsoft-com:office:word" xmlns:w="http://schemas.openxmlformats.org/wordprocessingml/2006/main" xmlns:w14="http://schemas.microsoft.com/office/word/2010/wordml" xmlns:w15="http://schemas.microsoft.com/office/word/2012/wordml" xmlns:w16cex="http://schemas.microsoft.com/office/word/2018/wordml/cex" xmlns:w16cid="http://schemas.microsoft.com/office/word/2016/wordml/cid" xmlns:w16="http://schemas.microsoft.com/office/word/2018/wordml" xmlns:w16du="http://schemas.microsoft.com/office/word/2023/wordml/word16du" xmlns:w16sdtdh="http://schemas.microsoft.com/office/word/2020/wordml/sdtdatahash" xmlns:w16sdtfl="http://schemas.microsoft.com/office/word/2024/wordml/sdtformatlock" xmlns:w16se="http://schemas.microsoft.com/office/word/2015/wordml/symex" xmlns:wpg="http://schemas.microsoft.com/office/word/2010/wordprocessingGroup" xmlns:wpi="http://schemas.microsoft.com/office/word/2010/wordprocessingInk" xmlns:wne="http://schemas.microsoft.com/office/word/2006/wordml" xmlns:wps="http://schemas.microsoft.com/office/word/2010/wordprocessingShape" mc:Ignorable="w14 w15 w16se w16cid w16 w16cex w16sdtdh w16sdtfl w16du wp14">
   <w:sdt>
     <w:sdtPr>
       <w:rPr>
@@ -28193,7 +28199,7 @@
     <w:sdtContent>
       <w:p>
         <w:pPr>
-          <w:pStyle w:val="AltBilgi"/>
+          <w:pStyle w:val="Footer"/>
           <w:jc w:val="center"/>
         </w:pPr>
         <w:r>
@@ -28225,47 +28231,47 @@
 </file>
 
 <file path=word/footer4.xml><?xml version="1.0" encoding="utf-8"?>
-<w:ftr xmlns:wpc="http://schemas.microsoft.com/office/word/2010/wordprocessingCanvas" xmlns:cx="http://schemas.microsoft.com/office/drawing/2014/chartex" xmlns:mc="http://schemas.openxmlformats.org/markup-compatibility/2006" xmlns:o="urn:schemas-microsoft-com:office:office" xmlns:r="http://schemas.openxmlformats.org/officeDocument/2006/relationships" xmlns:m="http://schemas.openxmlformats.org/officeDocument/2006/math" xmlns:v="urn:schemas-microsoft-com:vml" xmlns:wp14="http://schemas.microsoft.com/office/word/2010/wordprocessingDrawing" xmlns:wp="http://schemas.openxmlformats.org/drawingml/2006/wordprocessingDrawing" xmlns:w10="urn:schemas-microsoft-com:office:word" xmlns:w="http://schemas.openxmlformats.org/wordprocessingml/2006/main" xmlns:w14="http://schemas.microsoft.com/office/word/2010/wordml" xmlns:w15="http://schemas.microsoft.com/office/word/2012/wordml" xmlns:w16se="http://schemas.microsoft.com/office/word/2015/wordml/symex" xmlns:wpg="http://schemas.microsoft.com/office/word/2010/wordprocessingGroup" xmlns:wpi="http://schemas.microsoft.com/office/word/2010/wordprocessingInk" xmlns:wne="http://schemas.microsoft.com/office/word/2006/wordml" xmlns:wps="http://schemas.microsoft.com/office/word/2010/wordprocessingShape" mc:Ignorable="w14 w15 w16se wp14">
+<w:ftr xmlns:wpc="http://schemas.microsoft.com/office/word/2010/wordprocessingCanvas" xmlns:cx="http://schemas.microsoft.com/office/drawing/2014/chartex" xmlns:cx1="http://schemas.microsoft.com/office/drawing/2015/9/8/chartex" xmlns:cx2="http://schemas.microsoft.com/office/drawing/2015/10/21/chartex" xmlns:cx3="http://schemas.microsoft.com/office/drawing/2016/5/9/chartex" xmlns:cx4="http://schemas.microsoft.com/office/drawing/2016/5/10/chartex" xmlns:cx5="http://schemas.microsoft.com/office/drawing/2016/5/11/chartex" xmlns:cx6="http://schemas.microsoft.com/office/drawing/2016/5/12/chartex" xmlns:cx7="http://schemas.microsoft.com/office/drawing/2016/5/13/chartex" xmlns:cx8="http://schemas.microsoft.com/office/drawing/2016/5/14/chartex" xmlns:mc="http://schemas.openxmlformats.org/markup-compatibility/2006" xmlns:aink="http://schemas.microsoft.com/office/drawing/2016/ink" xmlns:am3d="http://schemas.microsoft.com/office/drawing/2017/model3d" xmlns:o="urn:schemas-microsoft-com:office:office" xmlns:oel="http://schemas.microsoft.com/office/2019/extlst" xmlns:r="http://schemas.openxmlformats.org/officeDocument/2006/relationships" xmlns:m="http://schemas.openxmlformats.org/officeDocument/2006/math" xmlns:v="urn:schemas-microsoft-com:vml" xmlns:wp14="http://schemas.microsoft.com/office/word/2010/wordprocessingDrawing" xmlns:wp="http://schemas.openxmlformats.org/drawingml/2006/wordprocessingDrawing" xmlns:w10="urn:schemas-microsoft-com:office:word" xmlns:w="http://schemas.openxmlformats.org/wordprocessingml/2006/main" xmlns:w14="http://schemas.microsoft.com/office/word/2010/wordml" xmlns:w15="http://schemas.microsoft.com/office/word/2012/wordml" xmlns:w16cex="http://schemas.microsoft.com/office/word/2018/wordml/cex" xmlns:w16cid="http://schemas.microsoft.com/office/word/2016/wordml/cid" xmlns:w16="http://schemas.microsoft.com/office/word/2018/wordml" xmlns:w16du="http://schemas.microsoft.com/office/word/2023/wordml/word16du" xmlns:w16sdtdh="http://schemas.microsoft.com/office/word/2020/wordml/sdtdatahash" xmlns:w16sdtfl="http://schemas.microsoft.com/office/word/2024/wordml/sdtformatlock" xmlns:w16se="http://schemas.microsoft.com/office/word/2015/wordml/symex" xmlns:wpg="http://schemas.microsoft.com/office/word/2010/wordprocessingGroup" xmlns:wpi="http://schemas.microsoft.com/office/word/2010/wordprocessingInk" xmlns:wne="http://schemas.microsoft.com/office/word/2006/wordml" xmlns:wps="http://schemas.microsoft.com/office/word/2010/wordprocessingShape" mc:Ignorable="w14 w15 w16se w16cid w16 w16cex w16sdtdh w16sdtfl w16du wp14">
   <w:p>
     <w:pPr>
-      <w:pStyle w:val="AltBilgi"/>
+      <w:pStyle w:val="Footer"/>
       <w:framePr w:wrap="around" w:vAnchor="text" w:hAnchor="margin" w:xAlign="center" w:y="1"/>
       <w:rPr>
-        <w:rStyle w:val="SayfaNumaras"/>
+        <w:rStyle w:val="PageNumber"/>
         <w:rFonts w:eastAsia="Batang"/>
       </w:rPr>
     </w:pPr>
     <w:r>
       <w:rPr>
-        <w:rStyle w:val="SayfaNumaras"/>
+        <w:rStyle w:val="PageNumber"/>
         <w:rFonts w:eastAsia="Batang"/>
       </w:rPr>
       <w:fldChar w:fldCharType="begin"/>
     </w:r>
     <w:r>
       <w:rPr>
-        <w:rStyle w:val="SayfaNumaras"/>
+        <w:rStyle w:val="PageNumber"/>
         <w:rFonts w:eastAsia="Batang"/>
       </w:rPr>
       <w:instrText xml:space="preserve">PAGE  </w:instrText>
     </w:r>
     <w:r>
       <w:rPr>
-        <w:rStyle w:val="SayfaNumaras"/>
+        <w:rStyle w:val="PageNumber"/>
         <w:rFonts w:eastAsia="Batang"/>
       </w:rPr>
       <w:fldChar w:fldCharType="separate"/>
     </w:r>
     <w:r>
       <w:rPr>
-        <w:rStyle w:val="SayfaNumaras"/>
+        <w:rStyle w:val="PageNumber"/>
         <w:rFonts w:eastAsia="Batang"/>
       </w:rPr>
       <w:t>2</w:t>
     </w:r>
     <w:r>
       <w:rPr>
-        <w:rStyle w:val="SayfaNumaras"/>
+        <w:rStyle w:val="PageNumber"/>
         <w:rFonts w:eastAsia="Batang"/>
       </w:rPr>
       <w:fldChar w:fldCharType="end"/>
@@ -28273,14 +28279,14 @@
   </w:p>
   <w:p>
     <w:pPr>
-      <w:pStyle w:val="AltBilgi"/>
+      <w:pStyle w:val="Footer"/>
     </w:pPr>
   </w:p>
 </w:ftr>
 </file>
 
 <file path=word/footer5.xml><?xml version="1.0" encoding="utf-8"?>
-<w:ftr xmlns:wpc="http://schemas.microsoft.com/office/word/2010/wordprocessingCanvas" xmlns:cx="http://schemas.microsoft.com/office/drawing/2014/chartex" xmlns:mc="http://schemas.openxmlformats.org/markup-compatibility/2006" xmlns:o="urn:schemas-microsoft-com:office:office" xmlns:r="http://schemas.openxmlformats.org/officeDocument/2006/relationships" xmlns:m="http://schemas.openxmlformats.org/officeDocument/2006/math" xmlns:v="urn:schemas-microsoft-com:vml" xmlns:wp14="http://schemas.microsoft.com/office/word/2010/wordprocessingDrawing" xmlns:wp="http://schemas.openxmlformats.org/drawingml/2006/wordprocessingDrawing" xmlns:w10="urn:schemas-microsoft-com:office:word" xmlns:w="http://schemas.openxmlformats.org/wordprocessingml/2006/main" xmlns:w14="http://schemas.microsoft.com/office/word/2010/wordml" xmlns:w15="http://schemas.microsoft.com/office/word/2012/wordml" xmlns:w16se="http://schemas.microsoft.com/office/word/2015/wordml/symex" xmlns:wpg="http://schemas.microsoft.com/office/word/2010/wordprocessingGroup" xmlns:wpi="http://schemas.microsoft.com/office/word/2010/wordprocessingInk" xmlns:wne="http://schemas.microsoft.com/office/word/2006/wordml" xmlns:wps="http://schemas.microsoft.com/office/word/2010/wordprocessingShape" mc:Ignorable="w14 w15 w16se wp14">
+<w:ftr xmlns:wpc="http://schemas.microsoft.com/office/word/2010/wordprocessingCanvas" xmlns:cx="http://schemas.microsoft.com/office/drawing/2014/chartex" xmlns:cx1="http://schemas.microsoft.com/office/drawing/2015/9/8/chartex" xmlns:cx2="http://schemas.microsoft.com/office/drawing/2015/10/21/chartex" xmlns:cx3="http://schemas.microsoft.com/office/drawing/2016/5/9/chartex" xmlns:cx4="http://schemas.microsoft.com/office/drawing/2016/5/10/chartex" xmlns:cx5="http://schemas.microsoft.com/office/drawing/2016/5/11/chartex" xmlns:cx6="http://schemas.microsoft.com/office/drawing/2016/5/12/chartex" xmlns:cx7="http://schemas.microsoft.com/office/drawing/2016/5/13/chartex" xmlns:cx8="http://schemas.microsoft.com/office/drawing/2016/5/14/chartex" xmlns:mc="http://schemas.openxmlformats.org/markup-compatibility/2006" xmlns:aink="http://schemas.microsoft.com/office/drawing/2016/ink" xmlns:am3d="http://schemas.microsoft.com/office/drawing/2017/model3d" xmlns:o="urn:schemas-microsoft-com:office:office" xmlns:oel="http://schemas.microsoft.com/office/2019/extlst" xmlns:r="http://schemas.openxmlformats.org/officeDocument/2006/relationships" xmlns:m="http://schemas.openxmlformats.org/officeDocument/2006/math" xmlns:v="urn:schemas-microsoft-com:vml" xmlns:wp14="http://schemas.microsoft.com/office/word/2010/wordprocessingDrawing" xmlns:wp="http://schemas.openxmlformats.org/drawingml/2006/wordprocessingDrawing" xmlns:w10="urn:schemas-microsoft-com:office:word" xmlns:w="http://schemas.openxmlformats.org/wordprocessingml/2006/main" xmlns:w14="http://schemas.microsoft.com/office/word/2010/wordml" xmlns:w15="http://schemas.microsoft.com/office/word/2012/wordml" xmlns:w16cex="http://schemas.microsoft.com/office/word/2018/wordml/cex" xmlns:w16cid="http://schemas.microsoft.com/office/word/2016/wordml/cid" xmlns:w16="http://schemas.microsoft.com/office/word/2018/wordml" xmlns:w16du="http://schemas.microsoft.com/office/word/2023/wordml/word16du" xmlns:w16sdtdh="http://schemas.microsoft.com/office/word/2020/wordml/sdtdatahash" xmlns:w16sdtfl="http://schemas.microsoft.com/office/word/2024/wordml/sdtformatlock" xmlns:w16se="http://schemas.microsoft.com/office/word/2015/wordml/symex" xmlns:wpg="http://schemas.microsoft.com/office/word/2010/wordprocessingGroup" xmlns:wpi="http://schemas.microsoft.com/office/word/2010/wordprocessingInk" xmlns:wne="http://schemas.microsoft.com/office/word/2006/wordml" xmlns:wps="http://schemas.microsoft.com/office/word/2010/wordprocessingShape" mc:Ignorable="w14 w15 w16se w16cid w16 w16cex w16sdtdh w16sdtfl w16du wp14">
   <w:sdt>
     <w:sdtPr>
       <w:id w:val="-1708244389"/>
@@ -28289,11 +28295,10 @@
         <w:docPartUnique/>
       </w:docPartObj>
     </w:sdtPr>
-    <w:sdtEndPr/>
     <w:sdtContent>
       <w:p>
         <w:pPr>
-          <w:pStyle w:val="AltBilgi"/>
+          <w:pStyle w:val="Footer"/>
           <w:jc w:val="center"/>
         </w:pPr>
         <w:r>
@@ -28318,47 +28323,47 @@
 </file>
 
 <file path=word/footer6.xml><?xml version="1.0" encoding="utf-8"?>
-<w:ftr xmlns:wpc="http://schemas.microsoft.com/office/word/2010/wordprocessingCanvas" xmlns:cx="http://schemas.microsoft.com/office/drawing/2014/chartex" xmlns:mc="http://schemas.openxmlformats.org/markup-compatibility/2006" xmlns:o="urn:schemas-microsoft-com:office:office" xmlns:r="http://schemas.openxmlformats.org/officeDocument/2006/relationships" xmlns:m="http://schemas.openxmlformats.org/officeDocument/2006/math" xmlns:v="urn:schemas-microsoft-com:vml" xmlns:wp14="http://schemas.microsoft.com/office/word/2010/wordprocessingDrawing" xmlns:wp="http://schemas.openxmlformats.org/drawingml/2006/wordprocessingDrawing" xmlns:w10="urn:schemas-microsoft-com:office:word" xmlns:w="http://schemas.openxmlformats.org/wordprocessingml/2006/main" xmlns:w14="http://schemas.microsoft.com/office/word/2010/wordml" xmlns:w15="http://schemas.microsoft.com/office/word/2012/wordml" xmlns:w16se="http://schemas.microsoft.com/office/word/2015/wordml/symex" xmlns:wpg="http://schemas.microsoft.com/office/word/2010/wordprocessingGroup" xmlns:wpi="http://schemas.microsoft.com/office/word/2010/wordprocessingInk" xmlns:wne="http://schemas.microsoft.com/office/word/2006/wordml" xmlns:wps="http://schemas.microsoft.com/office/word/2010/wordprocessingShape" mc:Ignorable="w14 w15 w16se wp14">
+<w:ftr xmlns:wpc="http://schemas.microsoft.com/office/word/2010/wordprocessingCanvas" xmlns:cx="http://schemas.microsoft.com/office/drawing/2014/chartex" xmlns:cx1="http://schemas.microsoft.com/office/drawing/2015/9/8/chartex" xmlns:cx2="http://schemas.microsoft.com/office/drawing/2015/10/21/chartex" xmlns:cx3="http://schemas.microsoft.com/office/drawing/2016/5/9/chartex" xmlns:cx4="http://schemas.microsoft.com/office/drawing/2016/5/10/chartex" xmlns:cx5="http://schemas.microsoft.com/office/drawing/2016/5/11/chartex" xmlns:cx6="http://schemas.microsoft.com/office/drawing/2016/5/12/chartex" xmlns:cx7="http://schemas.microsoft.com/office/drawing/2016/5/13/chartex" xmlns:cx8="http://schemas.microsoft.com/office/drawing/2016/5/14/chartex" xmlns:mc="http://schemas.openxmlformats.org/markup-compatibility/2006" xmlns:aink="http://schemas.microsoft.com/office/drawing/2016/ink" xmlns:am3d="http://schemas.microsoft.com/office/drawing/2017/model3d" xmlns:o="urn:schemas-microsoft-com:office:office" xmlns:oel="http://schemas.microsoft.com/office/2019/extlst" xmlns:r="http://schemas.openxmlformats.org/officeDocument/2006/relationships" xmlns:m="http://schemas.openxmlformats.org/officeDocument/2006/math" xmlns:v="urn:schemas-microsoft-com:vml" xmlns:wp14="http://schemas.microsoft.com/office/word/2010/wordprocessingDrawing" xmlns:wp="http://schemas.openxmlformats.org/drawingml/2006/wordprocessingDrawing" xmlns:w10="urn:schemas-microsoft-com:office:word" xmlns:w="http://schemas.openxmlformats.org/wordprocessingml/2006/main" xmlns:w14="http://schemas.microsoft.com/office/word/2010/wordml" xmlns:w15="http://schemas.microsoft.com/office/word/2012/wordml" xmlns:w16cex="http://schemas.microsoft.com/office/word/2018/wordml/cex" xmlns:w16cid="http://schemas.microsoft.com/office/word/2016/wordml/cid" xmlns:w16="http://schemas.microsoft.com/office/word/2018/wordml" xmlns:w16du="http://schemas.microsoft.com/office/word/2023/wordml/word16du" xmlns:w16sdtdh="http://schemas.microsoft.com/office/word/2020/wordml/sdtdatahash" xmlns:w16sdtfl="http://schemas.microsoft.com/office/word/2024/wordml/sdtformatlock" xmlns:w16se="http://schemas.microsoft.com/office/word/2015/wordml/symex" xmlns:wpg="http://schemas.microsoft.com/office/word/2010/wordprocessingGroup" xmlns:wpi="http://schemas.microsoft.com/office/word/2010/wordprocessingInk" xmlns:wne="http://schemas.microsoft.com/office/word/2006/wordml" xmlns:wps="http://schemas.microsoft.com/office/word/2010/wordprocessingShape" mc:Ignorable="w14 w15 w16se w16cid w16 w16cex w16sdtdh w16sdtfl w16du wp14">
   <w:p>
     <w:pPr>
-      <w:pStyle w:val="AltBilgi"/>
+      <w:pStyle w:val="Footer"/>
       <w:framePr w:wrap="around" w:vAnchor="text" w:hAnchor="margin" w:xAlign="center" w:y="1"/>
       <w:rPr>
-        <w:rStyle w:val="SayfaNumaras"/>
+        <w:rStyle w:val="PageNumber"/>
         <w:rFonts w:eastAsia="Batang"/>
       </w:rPr>
     </w:pPr>
     <w:r>
       <w:rPr>
-        <w:rStyle w:val="SayfaNumaras"/>
+        <w:rStyle w:val="PageNumber"/>
         <w:rFonts w:eastAsia="Batang"/>
       </w:rPr>
       <w:fldChar w:fldCharType="begin"/>
     </w:r>
     <w:r>
       <w:rPr>
-        <w:rStyle w:val="SayfaNumaras"/>
+        <w:rStyle w:val="PageNumber"/>
         <w:rFonts w:eastAsia="Batang"/>
       </w:rPr>
       <w:instrText xml:space="preserve">PAGE  </w:instrText>
     </w:r>
     <w:r>
       <w:rPr>
-        <w:rStyle w:val="SayfaNumaras"/>
+        <w:rStyle w:val="PageNumber"/>
         <w:rFonts w:eastAsia="Batang"/>
       </w:rPr>
       <w:fldChar w:fldCharType="separate"/>
     </w:r>
     <w:r>
       <w:rPr>
-        <w:rStyle w:val="SayfaNumaras"/>
+        <w:rStyle w:val="PageNumber"/>
         <w:rFonts w:eastAsia="Batang"/>
       </w:rPr>
       <w:t>2</w:t>
     </w:r>
     <w:r>
       <w:rPr>
-        <w:rStyle w:val="SayfaNumaras"/>
+        <w:rStyle w:val="PageNumber"/>
         <w:rFonts w:eastAsia="Batang"/>
       </w:rPr>
       <w:fldChar w:fldCharType="end"/>
@@ -28366,7 +28371,7 @@
   </w:p>
   <w:p>
     <w:pPr>
-      <w:pStyle w:val="AltBilgi"/>
+      <w:pStyle w:val="Footer"/>
     </w:pPr>
   </w:p>
   <w:p/>
@@ -28374,7 +28379,7 @@
 </file>
 
 <file path=word/footer7.xml><?xml version="1.0" encoding="utf-8"?>
-<w:ftr xmlns:wpc="http://schemas.microsoft.com/office/word/2010/wordprocessingCanvas" xmlns:cx="http://schemas.microsoft.com/office/drawing/2014/chartex" xmlns:mc="http://schemas.openxmlformats.org/markup-compatibility/2006" xmlns:o="urn:schemas-microsoft-com:office:office" xmlns:r="http://schemas.openxmlformats.org/officeDocument/2006/relationships" xmlns:m="http://schemas.openxmlformats.org/officeDocument/2006/math" xmlns:v="urn:schemas-microsoft-com:vml" xmlns:wp14="http://schemas.microsoft.com/office/word/2010/wordprocessingDrawing" xmlns:wp="http://schemas.openxmlformats.org/drawingml/2006/wordprocessingDrawing" xmlns:w10="urn:schemas-microsoft-com:office:word" xmlns:w="http://schemas.openxmlformats.org/wordprocessingml/2006/main" xmlns:w14="http://schemas.microsoft.com/office/word/2010/wordml" xmlns:w15="http://schemas.microsoft.com/office/word/2012/wordml" xmlns:w16se="http://schemas.microsoft.com/office/word/2015/wordml/symex" xmlns:wpg="http://schemas.microsoft.com/office/word/2010/wordprocessingGroup" xmlns:wpi="http://schemas.microsoft.com/office/word/2010/wordprocessingInk" xmlns:wne="http://schemas.microsoft.com/office/word/2006/wordml" xmlns:wps="http://schemas.microsoft.com/office/word/2010/wordprocessingShape" mc:Ignorable="w14 w15 w16se wp14">
+<w:ftr xmlns:wpc="http://schemas.microsoft.com/office/word/2010/wordprocessingCanvas" xmlns:cx="http://schemas.microsoft.com/office/drawing/2014/chartex" xmlns:cx1="http://schemas.microsoft.com/office/drawing/2015/9/8/chartex" xmlns:cx2="http://schemas.microsoft.com/office/drawing/2015/10/21/chartex" xmlns:cx3="http://schemas.microsoft.com/office/drawing/2016/5/9/chartex" xmlns:cx4="http://schemas.microsoft.com/office/drawing/2016/5/10/chartex" xmlns:cx5="http://schemas.microsoft.com/office/drawing/2016/5/11/chartex" xmlns:cx6="http://schemas.microsoft.com/office/drawing/2016/5/12/chartex" xmlns:cx7="http://schemas.microsoft.com/office/drawing/2016/5/13/chartex" xmlns:cx8="http://schemas.microsoft.com/office/drawing/2016/5/14/chartex" xmlns:mc="http://schemas.openxmlformats.org/markup-compatibility/2006" xmlns:aink="http://schemas.microsoft.com/office/drawing/2016/ink" xmlns:am3d="http://schemas.microsoft.com/office/drawing/2017/model3d" xmlns:o="urn:schemas-microsoft-com:office:office" xmlns:oel="http://schemas.microsoft.com/office/2019/extlst" xmlns:r="http://schemas.openxmlformats.org/officeDocument/2006/relationships" xmlns:m="http://schemas.openxmlformats.org/officeDocument/2006/math" xmlns:v="urn:schemas-microsoft-com:vml" xmlns:wp14="http://schemas.microsoft.com/office/word/2010/wordprocessingDrawing" xmlns:wp="http://schemas.openxmlformats.org/drawingml/2006/wordprocessingDrawing" xmlns:w10="urn:schemas-microsoft-com:office:word" xmlns:w="http://schemas.openxmlformats.org/wordprocessingml/2006/main" xmlns:w14="http://schemas.microsoft.com/office/word/2010/wordml" xmlns:w15="http://schemas.microsoft.com/office/word/2012/wordml" xmlns:w16cex="http://schemas.microsoft.com/office/word/2018/wordml/cex" xmlns:w16cid="http://schemas.microsoft.com/office/word/2016/wordml/cid" xmlns:w16="http://schemas.microsoft.com/office/word/2018/wordml" xmlns:w16du="http://schemas.microsoft.com/office/word/2023/wordml/word16du" xmlns:w16sdtdh="http://schemas.microsoft.com/office/word/2020/wordml/sdtdatahash" xmlns:w16sdtfl="http://schemas.microsoft.com/office/word/2024/wordml/sdtformatlock" xmlns:w16se="http://schemas.microsoft.com/office/word/2015/wordml/symex" xmlns:wpg="http://schemas.microsoft.com/office/word/2010/wordprocessingGroup" xmlns:wpi="http://schemas.microsoft.com/office/word/2010/wordprocessingInk" xmlns:wne="http://schemas.microsoft.com/office/word/2006/wordml" xmlns:wps="http://schemas.microsoft.com/office/word/2010/wordprocessingShape" mc:Ignorable="w14 w15 w16se w16cid w16 w16cex w16sdtdh w16sdtfl w16du wp14">
   <w:sdt>
     <w:sdtPr>
       <w:id w:val="742522819"/>
@@ -28383,11 +28388,10 @@
         <w:docPartUnique/>
       </w:docPartObj>
     </w:sdtPr>
-    <w:sdtEndPr/>
     <w:sdtContent>
       <w:p>
         <w:pPr>
-          <w:pStyle w:val="AltBilgi"/>
+          <w:pStyle w:val="Footer"/>
           <w:jc w:val="center"/>
         </w:pPr>
         <w:r>
@@ -28412,7 +28416,7 @@
 </file>
 
 <file path=word/footnotes.xml><?xml version="1.0" encoding="utf-8"?>
-<w:footnotes xmlns:wpc="http://schemas.microsoft.com/office/word/2010/wordprocessingCanvas" xmlns:cx="http://schemas.microsoft.com/office/drawing/2014/chartex" xmlns:mc="http://schemas.openxmlformats.org/markup-compatibility/2006" xmlns:o="urn:schemas-microsoft-com:office:office" xmlns:r="http://schemas.openxmlformats.org/officeDocument/2006/relationships" xmlns:m="http://schemas.openxmlformats.org/officeDocument/2006/math" xmlns:v="urn:schemas-microsoft-com:vml" xmlns:wp14="http://schemas.microsoft.com/office/word/2010/wordprocessingDrawing" xmlns:wp="http://schemas.openxmlformats.org/drawingml/2006/wordprocessingDrawing" xmlns:w10="urn:schemas-microsoft-com:office:word" xmlns:w="http://schemas.openxmlformats.org/wordprocessingml/2006/main" xmlns:w14="http://schemas.microsoft.com/office/word/2010/wordml" xmlns:w15="http://schemas.microsoft.com/office/word/2012/wordml" xmlns:w16se="http://schemas.microsoft.com/office/word/2015/wordml/symex" xmlns:wpg="http://schemas.microsoft.com/office/word/2010/wordprocessingGroup" xmlns:wpi="http://schemas.microsoft.com/office/word/2010/wordprocessingInk" xmlns:wne="http://schemas.microsoft.com/office/word/2006/wordml" xmlns:wps="http://schemas.microsoft.com/office/word/2010/wordprocessingShape" mc:Ignorable="w14 w15 w16se wp14">
+<w:footnotes xmlns:wpc="http://schemas.microsoft.com/office/word/2010/wordprocessingCanvas" xmlns:cx="http://schemas.microsoft.com/office/drawing/2014/chartex" xmlns:cx1="http://schemas.microsoft.com/office/drawing/2015/9/8/chartex" xmlns:cx2="http://schemas.microsoft.com/office/drawing/2015/10/21/chartex" xmlns:cx3="http://schemas.microsoft.com/office/drawing/2016/5/9/chartex" xmlns:cx4="http://schemas.microsoft.com/office/drawing/2016/5/10/chartex" xmlns:cx5="http://schemas.microsoft.com/office/drawing/2016/5/11/chartex" xmlns:cx6="http://schemas.microsoft.com/office/drawing/2016/5/12/chartex" xmlns:cx7="http://schemas.microsoft.com/office/drawing/2016/5/13/chartex" xmlns:cx8="http://schemas.microsoft.com/office/drawing/2016/5/14/chartex" xmlns:mc="http://schemas.openxmlformats.org/markup-compatibility/2006" xmlns:aink="http://schemas.microsoft.com/office/drawing/2016/ink" xmlns:am3d="http://schemas.microsoft.com/office/drawing/2017/model3d" xmlns:o="urn:schemas-microsoft-com:office:office" xmlns:oel="http://schemas.microsoft.com/office/2019/extlst" xmlns:r="http://schemas.openxmlformats.org/officeDocument/2006/relationships" xmlns:m="http://schemas.openxmlformats.org/officeDocument/2006/math" xmlns:v="urn:schemas-microsoft-com:vml" xmlns:wp14="http://schemas.microsoft.com/office/word/2010/wordprocessingDrawing" xmlns:wp="http://schemas.openxmlformats.org/drawingml/2006/wordprocessingDrawing" xmlns:w10="urn:schemas-microsoft-com:office:word" xmlns:w="http://schemas.openxmlformats.org/wordprocessingml/2006/main" xmlns:w14="http://schemas.microsoft.com/office/word/2010/wordml" xmlns:w15="http://schemas.microsoft.com/office/word/2012/wordml" xmlns:w16cex="http://schemas.microsoft.com/office/word/2018/wordml/cex" xmlns:w16cid="http://schemas.microsoft.com/office/word/2016/wordml/cid" xmlns:w16="http://schemas.microsoft.com/office/word/2018/wordml" xmlns:w16du="http://schemas.microsoft.com/office/word/2023/wordml/word16du" xmlns:w16sdtdh="http://schemas.microsoft.com/office/word/2020/wordml/sdtdatahash" xmlns:w16sdtfl="http://schemas.microsoft.com/office/word/2024/wordml/sdtformatlock" xmlns:w16se="http://schemas.microsoft.com/office/word/2015/wordml/symex" xmlns:wpg="http://schemas.microsoft.com/office/word/2010/wordprocessingGroup" xmlns:wpi="http://schemas.microsoft.com/office/word/2010/wordprocessingInk" xmlns:wne="http://schemas.microsoft.com/office/word/2006/wordml" xmlns:wps="http://schemas.microsoft.com/office/word/2010/wordprocessingShape" mc:Ignorable="w14 w15 w16se w16cid w16 w16cex w16sdtdh w16sdtfl w16du wp14">
   <w:footnote w:type="separator" w:id="-1">
     <w:p>
       <w:r>
@@ -28433,13 +28437,13 @@
 </file>
 
 <file path=word/header1.xml><?xml version="1.0" encoding="utf-8"?>
-<w:hdr xmlns:wpc="http://schemas.microsoft.com/office/word/2010/wordprocessingCanvas" xmlns:cx="http://schemas.microsoft.com/office/drawing/2014/chartex" xmlns:mc="http://schemas.openxmlformats.org/markup-compatibility/2006" xmlns:o="urn:schemas-microsoft-com:office:office" xmlns:r="http://schemas.openxmlformats.org/officeDocument/2006/relationships" xmlns:m="http://schemas.openxmlformats.org/officeDocument/2006/math" xmlns:v="urn:schemas-microsoft-com:vml" xmlns:wp14="http://schemas.microsoft.com/office/word/2010/wordprocessingDrawing" xmlns:wp="http://schemas.openxmlformats.org/drawingml/2006/wordprocessingDrawing" xmlns:w10="urn:schemas-microsoft-com:office:word" xmlns:w="http://schemas.openxmlformats.org/wordprocessingml/2006/main" xmlns:w14="http://schemas.microsoft.com/office/word/2010/wordml" xmlns:w15="http://schemas.microsoft.com/office/word/2012/wordml" xmlns:w16se="http://schemas.microsoft.com/office/word/2015/wordml/symex" xmlns:wpg="http://schemas.microsoft.com/office/word/2010/wordprocessingGroup" xmlns:wpi="http://schemas.microsoft.com/office/word/2010/wordprocessingInk" xmlns:wne="http://schemas.microsoft.com/office/word/2006/wordml" xmlns:wps="http://schemas.microsoft.com/office/word/2010/wordprocessingShape" mc:Ignorable="w14 w15 w16se wp14">
+<w:hdr xmlns:wpc="http://schemas.microsoft.com/office/word/2010/wordprocessingCanvas" xmlns:cx="http://schemas.microsoft.com/office/drawing/2014/chartex" xmlns:cx1="http://schemas.microsoft.com/office/drawing/2015/9/8/chartex" xmlns:cx2="http://schemas.microsoft.com/office/drawing/2015/10/21/chartex" xmlns:cx3="http://schemas.microsoft.com/office/drawing/2016/5/9/chartex" xmlns:cx4="http://schemas.microsoft.com/office/drawing/2016/5/10/chartex" xmlns:cx5="http://schemas.microsoft.com/office/drawing/2016/5/11/chartex" xmlns:cx6="http://schemas.microsoft.com/office/drawing/2016/5/12/chartex" xmlns:cx7="http://schemas.microsoft.com/office/drawing/2016/5/13/chartex" xmlns:cx8="http://schemas.microsoft.com/office/drawing/2016/5/14/chartex" xmlns:mc="http://schemas.openxmlformats.org/markup-compatibility/2006" xmlns:aink="http://schemas.microsoft.com/office/drawing/2016/ink" xmlns:am3d="http://schemas.microsoft.com/office/drawing/2017/model3d" xmlns:o="urn:schemas-microsoft-com:office:office" xmlns:oel="http://schemas.microsoft.com/office/2019/extlst" xmlns:r="http://schemas.openxmlformats.org/officeDocument/2006/relationships" xmlns:m="http://schemas.openxmlformats.org/officeDocument/2006/math" xmlns:v="urn:schemas-microsoft-com:vml" xmlns:wp14="http://schemas.microsoft.com/office/word/2010/wordprocessingDrawing" xmlns:wp="http://schemas.openxmlformats.org/drawingml/2006/wordprocessingDrawing" xmlns:w10="urn:schemas-microsoft-com:office:word" xmlns:w="http://schemas.openxmlformats.org/wordprocessingml/2006/main" xmlns:w14="http://schemas.microsoft.com/office/word/2010/wordml" xmlns:w15="http://schemas.microsoft.com/office/word/2012/wordml" xmlns:w16cex="http://schemas.microsoft.com/office/word/2018/wordml/cex" xmlns:w16cid="http://schemas.microsoft.com/office/word/2016/wordml/cid" xmlns:w16="http://schemas.microsoft.com/office/word/2018/wordml" xmlns:w16du="http://schemas.microsoft.com/office/word/2023/wordml/word16du" xmlns:w16sdtdh="http://schemas.microsoft.com/office/word/2020/wordml/sdtdatahash" xmlns:w16sdtfl="http://schemas.microsoft.com/office/word/2024/wordml/sdtformatlock" xmlns:w16se="http://schemas.microsoft.com/office/word/2015/wordml/symex" xmlns:wpg="http://schemas.microsoft.com/office/word/2010/wordprocessingGroup" xmlns:wpi="http://schemas.microsoft.com/office/word/2010/wordprocessingInk" xmlns:wne="http://schemas.microsoft.com/office/word/2006/wordml" xmlns:wps="http://schemas.microsoft.com/office/word/2010/wordprocessingShape" mc:Ignorable="w14 w15 w16se w16cid w16 w16cex w16sdtdh w16sdtfl w16du wp14">
   <w:p/>
 </w:hdr>
 </file>
 
 <file path=word/numbering.xml><?xml version="1.0" encoding="utf-8"?>
-<w:numbering xmlns:wpc="http://schemas.microsoft.com/office/word/2010/wordprocessingCanvas" xmlns:cx="http://schemas.microsoft.com/office/drawing/2014/chartex" xmlns:mc="http://schemas.openxmlformats.org/markup-compatibility/2006" xmlns:o="urn:schemas-microsoft-com:office:office" xmlns:r="http://schemas.openxmlformats.org/officeDocument/2006/relationships" xmlns:m="http://schemas.openxmlformats.org/officeDocument/2006/math" xmlns:v="urn:schemas-microsoft-com:vml" xmlns:wp14="http://schemas.microsoft.com/office/word/2010/wordprocessingDrawing" xmlns:wp="http://schemas.openxmlformats.org/drawingml/2006/wordprocessingDrawing" xmlns:w10="urn:schemas-microsoft-com:office:word" xmlns:w="http://schemas.openxmlformats.org/wordprocessingml/2006/main" xmlns:w14="http://schemas.microsoft.com/office/word/2010/wordml" xmlns:w15="http://schemas.microsoft.com/office/word/2012/wordml" xmlns:w16se="http://schemas.microsoft.com/office/word/2015/wordml/symex" xmlns:wpg="http://schemas.microsoft.com/office/word/2010/wordprocessingGroup" xmlns:wpi="http://schemas.microsoft.com/office/word/2010/wordprocessingInk" xmlns:wne="http://schemas.microsoft.com/office/word/2006/wordml" xmlns:wps="http://schemas.microsoft.com/office/word/2010/wordprocessingShape" mc:Ignorable="w14 w15 w16se wp14">
+<w:numbering xmlns:wpc="http://schemas.microsoft.com/office/word/2010/wordprocessingCanvas" xmlns:cx="http://schemas.microsoft.com/office/drawing/2014/chartex" xmlns:cx1="http://schemas.microsoft.com/office/drawing/2015/9/8/chartex" xmlns:cx2="http://schemas.microsoft.com/office/drawing/2015/10/21/chartex" xmlns:cx3="http://schemas.microsoft.com/office/drawing/2016/5/9/chartex" xmlns:cx4="http://schemas.microsoft.com/office/drawing/2016/5/10/chartex" xmlns:cx5="http://schemas.microsoft.com/office/drawing/2016/5/11/chartex" xmlns:cx6="http://schemas.microsoft.com/office/drawing/2016/5/12/chartex" xmlns:cx7="http://schemas.microsoft.com/office/drawing/2016/5/13/chartex" xmlns:cx8="http://schemas.microsoft.com/office/drawing/2016/5/14/chartex" xmlns:mc="http://schemas.openxmlformats.org/markup-compatibility/2006" xmlns:aink="http://schemas.microsoft.com/office/drawing/2016/ink" xmlns:am3d="http://schemas.microsoft.com/office/drawing/2017/model3d" xmlns:o="urn:schemas-microsoft-com:office:office" xmlns:oel="http://schemas.microsoft.com/office/2019/extlst" xmlns:r="http://schemas.openxmlformats.org/officeDocument/2006/relationships" xmlns:m="http://schemas.openxmlformats.org/officeDocument/2006/math" xmlns:v="urn:schemas-microsoft-com:vml" xmlns:wp14="http://schemas.microsoft.com/office/word/2010/wordprocessingDrawing" xmlns:wp="http://schemas.openxmlformats.org/drawingml/2006/wordprocessingDrawing" xmlns:w10="urn:schemas-microsoft-com:office:word" xmlns:w="http://schemas.openxmlformats.org/wordprocessingml/2006/main" xmlns:w14="http://schemas.microsoft.com/office/word/2010/wordml" xmlns:w15="http://schemas.microsoft.com/office/word/2012/wordml" xmlns:w16cex="http://schemas.microsoft.com/office/word/2018/wordml/cex" xmlns:w16cid="http://schemas.microsoft.com/office/word/2016/wordml/cid" xmlns:w16="http://schemas.microsoft.com/office/word/2018/wordml" xmlns:w16du="http://schemas.microsoft.com/office/word/2023/wordml/word16du" xmlns:w16sdtdh="http://schemas.microsoft.com/office/word/2020/wordml/sdtdatahash" xmlns:w16sdtfl="http://schemas.microsoft.com/office/word/2024/wordml/sdtformatlock" xmlns:w16se="http://schemas.microsoft.com/office/word/2015/wordml/symex" xmlns:wpg="http://schemas.microsoft.com/office/word/2010/wordprocessingGroup" xmlns:wpi="http://schemas.microsoft.com/office/word/2010/wordprocessingInk" xmlns:wne="http://schemas.microsoft.com/office/word/2006/wordml" xmlns:wps="http://schemas.microsoft.com/office/word/2010/wordprocessingShape" mc:Ignorable="w14 w15 w16se w16cid w16 w16cex w16sdtdh w16sdtfl w16du wp14">
   <w:abstractNum w:abstractNumId="0" w15:restartNumberingAfterBreak="0">
     <w:nsid w:val="083510E6"/>
     <w:multiLevelType w:val="multilevel"/>
@@ -32108,7 +32112,7 @@
     <w:lvl w:ilvl="5">
       <w:start w:val="1"/>
       <w:numFmt w:val="lowerLetter"/>
-      <w:pStyle w:val="Balk6"/>
+      <w:pStyle w:val="Heading6"/>
       <w:lvlText w:val="(%6)"/>
       <w:lvlJc w:val="left"/>
       <w:pPr>
@@ -32124,7 +32128,7 @@
     <w:lvl w:ilvl="6">
       <w:start w:val="1"/>
       <w:numFmt w:val="lowerRoman"/>
-      <w:pStyle w:val="Balk7"/>
+      <w:pStyle w:val="Heading7"/>
       <w:lvlText w:val="(%7)"/>
       <w:lvlJc w:val="left"/>
       <w:pPr>
@@ -32140,7 +32144,7 @@
     <w:lvl w:ilvl="7">
       <w:start w:val="1"/>
       <w:numFmt w:val="lowerLetter"/>
-      <w:pStyle w:val="Balk8"/>
+      <w:pStyle w:val="Heading8"/>
       <w:lvlText w:val="(%8)"/>
       <w:lvlJc w:val="left"/>
       <w:pPr>
@@ -32156,7 +32160,7 @@
     <w:lvl w:ilvl="8">
       <w:start w:val="1"/>
       <w:numFmt w:val="lowerRoman"/>
-      <w:pStyle w:val="Balk9"/>
+      <w:pStyle w:val="Heading9"/>
       <w:lvlText w:val="(%9)"/>
       <w:lvlJc w:val="left"/>
       <w:pPr>
@@ -32833,43 +32837,43 @@
       </w:pPr>
     </w:lvl>
   </w:abstractNum>
-  <w:num w:numId="1">
+  <w:num w:numId="1" w16cid:durableId="1249996078">
     <w:abstractNumId w:val="17"/>
   </w:num>
-  <w:num w:numId="2">
+  <w:num w:numId="2" w16cid:durableId="1888448766">
     <w:abstractNumId w:val="12"/>
   </w:num>
-  <w:num w:numId="3">
+  <w:num w:numId="3" w16cid:durableId="1761874727">
     <w:abstractNumId w:val="27"/>
   </w:num>
-  <w:num w:numId="4">
+  <w:num w:numId="4" w16cid:durableId="226040951">
     <w:abstractNumId w:val="7"/>
   </w:num>
-  <w:num w:numId="5">
+  <w:num w:numId="5" w16cid:durableId="1005207824">
     <w:abstractNumId w:val="4"/>
   </w:num>
-  <w:num w:numId="6">
+  <w:num w:numId="6" w16cid:durableId="823006286">
     <w:abstractNumId w:val="31"/>
   </w:num>
-  <w:num w:numId="7">
+  <w:num w:numId="7" w16cid:durableId="505049742">
     <w:abstractNumId w:val="24"/>
   </w:num>
-  <w:num w:numId="8">
+  <w:num w:numId="8" w16cid:durableId="454446392">
     <w:abstractNumId w:val="2"/>
   </w:num>
-  <w:num w:numId="9">
+  <w:num w:numId="9" w16cid:durableId="926889286">
     <w:abstractNumId w:val="21"/>
   </w:num>
-  <w:num w:numId="10">
+  <w:num w:numId="10" w16cid:durableId="1074013213">
     <w:abstractNumId w:val="0"/>
   </w:num>
-  <w:num w:numId="11">
+  <w:num w:numId="11" w16cid:durableId="485895973">
     <w:abstractNumId w:val="11"/>
   </w:num>
-  <w:num w:numId="12">
+  <w:num w:numId="12" w16cid:durableId="2036029328">
     <w:abstractNumId w:val="19"/>
   </w:num>
-  <w:num w:numId="13">
+  <w:num w:numId="13" w16cid:durableId="589000292">
     <w:abstractNumId w:val="16"/>
     <w:lvlOverride w:ilvl="0">
       <w:lvl w:ilvl="0">
@@ -33079,55 +33083,55 @@
       </w:lvl>
     </w:lvlOverride>
   </w:num>
-  <w:num w:numId="14">
+  <w:num w:numId="14" w16cid:durableId="932595084">
     <w:abstractNumId w:val="18"/>
   </w:num>
-  <w:num w:numId="15">
+  <w:num w:numId="15" w16cid:durableId="1443915876">
     <w:abstractNumId w:val="28"/>
   </w:num>
-  <w:num w:numId="16">
+  <w:num w:numId="16" w16cid:durableId="1904288768">
     <w:abstractNumId w:val="10"/>
   </w:num>
-  <w:num w:numId="17">
+  <w:num w:numId="17" w16cid:durableId="1102258327">
     <w:abstractNumId w:val="20"/>
   </w:num>
-  <w:num w:numId="18">
+  <w:num w:numId="18" w16cid:durableId="1754737922">
     <w:abstractNumId w:val="30"/>
   </w:num>
-  <w:num w:numId="19">
+  <w:num w:numId="19" w16cid:durableId="562329187">
     <w:abstractNumId w:val="3"/>
   </w:num>
-  <w:num w:numId="20">
+  <w:num w:numId="20" w16cid:durableId="274023460">
     <w:abstractNumId w:val="13"/>
   </w:num>
-  <w:num w:numId="21">
+  <w:num w:numId="21" w16cid:durableId="2057389926">
     <w:abstractNumId w:val="5"/>
   </w:num>
-  <w:num w:numId="22">
+  <w:num w:numId="22" w16cid:durableId="668171304">
     <w:abstractNumId w:val="22"/>
   </w:num>
-  <w:num w:numId="23">
+  <w:num w:numId="23" w16cid:durableId="2097898377">
     <w:abstractNumId w:val="26"/>
   </w:num>
-  <w:num w:numId="24">
+  <w:num w:numId="24" w16cid:durableId="1510565280">
     <w:abstractNumId w:val="9"/>
   </w:num>
-  <w:num w:numId="25">
+  <w:num w:numId="25" w16cid:durableId="1206217888">
     <w:abstractNumId w:val="14"/>
   </w:num>
-  <w:num w:numId="26">
+  <w:num w:numId="26" w16cid:durableId="956833309">
     <w:abstractNumId w:val="29"/>
   </w:num>
-  <w:num w:numId="27">
+  <w:num w:numId="27" w16cid:durableId="1221092891">
     <w:abstractNumId w:val="15"/>
   </w:num>
-  <w:num w:numId="28">
+  <w:num w:numId="28" w16cid:durableId="578445196">
     <w:abstractNumId w:val="23"/>
   </w:num>
-  <w:num w:numId="29">
+  <w:num w:numId="29" w16cid:durableId="841968370">
     <w:abstractNumId w:val="8"/>
   </w:num>
-  <w:num w:numId="30">
+  <w:num w:numId="30" w16cid:durableId="1021854778">
     <w:abstractNumId w:val="27"/>
     <w:lvlOverride w:ilvl="0">
       <w:startOverride w:val="5"/>
@@ -33157,7 +33161,7 @@
       <w:startOverride w:val="1"/>
     </w:lvlOverride>
   </w:num>
-  <w:num w:numId="31">
+  <w:num w:numId="31" w16cid:durableId="805125309">
     <w:abstractNumId w:val="27"/>
     <w:lvlOverride w:ilvl="0">
       <w:startOverride w:val="6"/>
@@ -33187,34 +33191,34 @@
       <w:startOverride w:val="1"/>
     </w:lvlOverride>
   </w:num>
-  <w:num w:numId="32">
+  <w:num w:numId="32" w16cid:durableId="1375424280">
     <w:abstractNumId w:val="1"/>
   </w:num>
-  <w:num w:numId="33">
+  <w:num w:numId="33" w16cid:durableId="1336688584">
     <w:abstractNumId w:val="6"/>
   </w:num>
-  <w:num w:numId="34">
+  <w:num w:numId="34" w16cid:durableId="1213880686">
     <w:abstractNumId w:val="32"/>
   </w:num>
-  <w:num w:numId="35">
+  <w:num w:numId="35" w16cid:durableId="654526403">
     <w:abstractNumId w:val="25"/>
   </w:num>
-  <w:num w:numId="36">
+  <w:num w:numId="36" w16cid:durableId="1243565701">
     <w:abstractNumId w:val="27"/>
   </w:num>
-  <w:num w:numId="37">
+  <w:num w:numId="37" w16cid:durableId="1481997836">
     <w:abstractNumId w:val="27"/>
   </w:num>
-  <w:num w:numId="38">
+  <w:num w:numId="38" w16cid:durableId="1369798254">
     <w:abstractNumId w:val="27"/>
   </w:num>
-  <w:num w:numId="39">
+  <w:num w:numId="39" w16cid:durableId="1967007831">
     <w:abstractNumId w:val="27"/>
     <w:lvlOverride w:ilvl="0">
       <w:startOverride w:val="5"/>
     </w:lvlOverride>
   </w:num>
-  <w:num w:numId="40">
+  <w:num w:numId="40" w16cid:durableId="992416069">
     <w:abstractNumId w:val="27"/>
     <w:lvlOverride w:ilvl="0">
       <w:startOverride w:val="5"/>
@@ -33249,7 +33253,7 @@
 </file>
 
 <file path=word/people.xml><?xml version="1.0" encoding="utf-8"?>
-<w15:people xmlns:wpc="http://schemas.microsoft.com/office/word/2010/wordprocessingCanvas" xmlns:cx="http://schemas.microsoft.com/office/drawing/2014/chartex" xmlns:mc="http://schemas.openxmlformats.org/markup-compatibility/2006" xmlns:o="urn:schemas-microsoft-com:office:office" xmlns:r="http://schemas.openxmlformats.org/officeDocument/2006/relationships" xmlns:m="http://schemas.openxmlformats.org/officeDocument/2006/math" xmlns:v="urn:schemas-microsoft-com:vml" xmlns:wp14="http://schemas.microsoft.com/office/word/2010/wordprocessingDrawing" xmlns:wp="http://schemas.openxmlformats.org/drawingml/2006/wordprocessingDrawing" xmlns:w10="urn:schemas-microsoft-com:office:word" xmlns:w="http://schemas.openxmlformats.org/wordprocessingml/2006/main" xmlns:w14="http://schemas.microsoft.com/office/word/2010/wordml" xmlns:w15="http://schemas.microsoft.com/office/word/2012/wordml" xmlns:w16se="http://schemas.microsoft.com/office/word/2015/wordml/symex" xmlns:wpg="http://schemas.microsoft.com/office/word/2010/wordprocessingGroup" xmlns:wpi="http://schemas.microsoft.com/office/word/2010/wordprocessingInk" xmlns:wne="http://schemas.microsoft.com/office/word/2006/wordml" xmlns:wps="http://schemas.microsoft.com/office/word/2010/wordprocessingShape" mc:Ignorable="w14 w15 w16se wp14">
+<w15:people xmlns:wpc="http://schemas.microsoft.com/office/word/2010/wordprocessingCanvas" xmlns:cx="http://schemas.microsoft.com/office/drawing/2014/chartex" xmlns:cx1="http://schemas.microsoft.com/office/drawing/2015/9/8/chartex" xmlns:cx2="http://schemas.microsoft.com/office/drawing/2015/10/21/chartex" xmlns:cx3="http://schemas.microsoft.com/office/drawing/2016/5/9/chartex" xmlns:cx4="http://schemas.microsoft.com/office/drawing/2016/5/10/chartex" xmlns:cx5="http://schemas.microsoft.com/office/drawing/2016/5/11/chartex" xmlns:cx6="http://schemas.microsoft.com/office/drawing/2016/5/12/chartex" xmlns:cx7="http://schemas.microsoft.com/office/drawing/2016/5/13/chartex" xmlns:cx8="http://schemas.microsoft.com/office/drawing/2016/5/14/chartex" xmlns:mc="http://schemas.openxmlformats.org/markup-compatibility/2006" xmlns:aink="http://schemas.microsoft.com/office/drawing/2016/ink" xmlns:am3d="http://schemas.microsoft.com/office/drawing/2017/model3d" xmlns:o="urn:schemas-microsoft-com:office:office" xmlns:oel="http://schemas.microsoft.com/office/2019/extlst" xmlns:r="http://schemas.openxmlformats.org/officeDocument/2006/relationships" xmlns:m="http://schemas.openxmlformats.org/officeDocument/2006/math" xmlns:v="urn:schemas-microsoft-com:vml" xmlns:wp14="http://schemas.microsoft.com/office/word/2010/wordprocessingDrawing" xmlns:wp="http://schemas.openxmlformats.org/drawingml/2006/wordprocessingDrawing" xmlns:w10="urn:schemas-microsoft-com:office:word" xmlns:w="http://schemas.openxmlformats.org/wordprocessingml/2006/main" xmlns:w14="http://schemas.microsoft.com/office/word/2010/wordml" xmlns:w15="http://schemas.microsoft.com/office/word/2012/wordml" xmlns:w16cex="http://schemas.microsoft.com/office/word/2018/wordml/cex" xmlns:w16cid="http://schemas.microsoft.com/office/word/2016/wordml/cid" xmlns:w16="http://schemas.microsoft.com/office/word/2018/wordml" xmlns:w16du="http://schemas.microsoft.com/office/word/2023/wordml/word16du" xmlns:w16sdtdh="http://schemas.microsoft.com/office/word/2020/wordml/sdtdatahash" xmlns:w16sdtfl="http://schemas.microsoft.com/office/word/2024/wordml/sdtformatlock" xmlns:w16se="http://schemas.microsoft.com/office/word/2015/wordml/symex" xmlns:wpg="http://schemas.microsoft.com/office/word/2010/wordprocessingGroup" xmlns:wpi="http://schemas.microsoft.com/office/word/2010/wordprocessingInk" xmlns:wne="http://schemas.microsoft.com/office/word/2006/wordml" xmlns:wps="http://schemas.microsoft.com/office/word/2010/wordprocessingShape" mc:Ignorable="w14 w15 w16se w16cid w16 w16cex w16sdtdh w16sdtfl w16du wp14">
   <w15:person w15:author="BTÜ-FBE">
     <w15:presenceInfo w15:providerId="None" w15:userId="BTÜ-FBE"/>
   </w15:person>
@@ -33257,7 +33261,7 @@
 </file>
 
 <file path=word/styles.xml><?xml version="1.0" encoding="utf-8"?>
-<w:styles xmlns:mc="http://schemas.openxmlformats.org/markup-compatibility/2006" xmlns:r="http://schemas.openxmlformats.org/officeDocument/2006/relationships" xmlns:w="http://schemas.openxmlformats.org/wordprocessingml/2006/main" xmlns:w14="http://schemas.microsoft.com/office/word/2010/wordml" xmlns:w15="http://schemas.microsoft.com/office/word/2012/wordml" xmlns:w16se="http://schemas.microsoft.com/office/word/2015/wordml/symex" mc:Ignorable="w14 w15 w16se">
+<w:styles xmlns:mc="http://schemas.openxmlformats.org/markup-compatibility/2006" xmlns:r="http://schemas.openxmlformats.org/officeDocument/2006/relationships" xmlns:w="http://schemas.openxmlformats.org/wordprocessingml/2006/main" xmlns:w14="http://schemas.microsoft.com/office/word/2010/wordml" xmlns:w15="http://schemas.microsoft.com/office/word/2012/wordml" xmlns:w16cex="http://schemas.microsoft.com/office/word/2018/wordml/cex" xmlns:w16cid="http://schemas.microsoft.com/office/word/2016/wordml/cid" xmlns:w16="http://schemas.microsoft.com/office/word/2018/wordml" xmlns:w16du="http://schemas.microsoft.com/office/word/2023/wordml/word16du" xmlns:w16sdtdh="http://schemas.microsoft.com/office/word/2020/wordml/sdtdatahash" xmlns:w16sdtfl="http://schemas.microsoft.com/office/word/2024/wordml/sdtformatlock" xmlns:w16se="http://schemas.microsoft.com/office/word/2015/wordml/symex" mc:Ignorable="w14 w15 w16se w16cid w16 w16cex w16sdtdh w16sdtfl w16du">
   <w:docDefaults>
     <w:rPrDefault>
       <w:rPr>
@@ -33267,7 +33271,7 @@
     </w:rPrDefault>
     <w:pPrDefault/>
   </w:docDefaults>
-  <w:latentStyles w:defLockedState="0" w:defUIPriority="0" w:defSemiHidden="0" w:defUnhideWhenUsed="0" w:defQFormat="0" w:count="371">
+  <w:latentStyles w:defLockedState="0" w:defUIPriority="0" w:defSemiHidden="0" w:defUnhideWhenUsed="0" w:defQFormat="0" w:count="376">
     <w:lsdException w:name="Normal" w:qFormat="1"/>
     <w:lsdException w:name="heading 1" w:qFormat="1"/>
     <w:lsdException w:name="heading 2" w:qFormat="1"/>
@@ -33633,6 +33637,11 @@
     <w:lsdException w:name="List Table 5 Dark Accent 6" w:uiPriority="50"/>
     <w:lsdException w:name="List Table 6 Colorful Accent 6" w:uiPriority="51"/>
     <w:lsdException w:name="List Table 7 Colorful Accent 6" w:uiPriority="52"/>
+    <w:lsdException w:name="Mention" w:semiHidden="1" w:uiPriority="99" w:unhideWhenUsed="1"/>
+    <w:lsdException w:name="Smart Hyperlink" w:semiHidden="1" w:uiPriority="99" w:unhideWhenUsed="1"/>
+    <w:lsdException w:name="Hashtag" w:semiHidden="1" w:uiPriority="99" w:unhideWhenUsed="1"/>
+    <w:lsdException w:name="Unresolved Mention" w:semiHidden="1" w:uiPriority="99" w:unhideWhenUsed="1"/>
+    <w:lsdException w:name="Smart Link" w:semiHidden="1" w:uiPriority="99" w:unhideWhenUsed="1"/>
   </w:latentStyles>
   <w:style w:type="paragraph" w:default="1" w:styleId="Normal">
     <w:name w:val="Normal"/>
@@ -33645,18 +33654,18 @@
       <w:lang w:val="tr-TR" w:eastAsia="tr-TR"/>
     </w:rPr>
   </w:style>
-  <w:style w:type="paragraph" w:styleId="Balk1">
+  <w:style w:type="paragraph" w:styleId="Heading1">
     <w:name w:val="heading 1"/>
     <w:basedOn w:val="BASLIK1"/>
     <w:next w:val="Normal"/>
-    <w:link w:val="Balk1Char"/>
+    <w:link w:val="Heading1Char"/>
     <w:qFormat/>
     <w:rsid w:val="005C28C1"/>
     <w:pPr>
       <w:outlineLvl w:val="0"/>
     </w:pPr>
   </w:style>
-  <w:style w:type="paragraph" w:styleId="Balk2">
+  <w:style w:type="paragraph" w:styleId="Heading2">
     <w:name w:val="heading 2"/>
     <w:basedOn w:val="BASLIK2"/>
     <w:next w:val="GOVDE"/>
@@ -33666,7 +33675,7 @@
       <w:outlineLvl w:val="1"/>
     </w:pPr>
   </w:style>
-  <w:style w:type="paragraph" w:styleId="Balk3">
+  <w:style w:type="paragraph" w:styleId="Heading3">
     <w:name w:val="heading 3"/>
     <w:basedOn w:val="BASLIK3"/>
     <w:next w:val="GOVDE"/>
@@ -33676,7 +33685,7 @@
       <w:outlineLvl w:val="2"/>
     </w:pPr>
   </w:style>
-  <w:style w:type="paragraph" w:styleId="Balk4">
+  <w:style w:type="paragraph" w:styleId="Heading4">
     <w:name w:val="heading 4"/>
     <w:basedOn w:val="BASLIK4"/>
     <w:next w:val="Normal"/>
@@ -33686,7 +33695,7 @@
       <w:outlineLvl w:val="3"/>
     </w:pPr>
   </w:style>
-  <w:style w:type="paragraph" w:styleId="Balk5">
+  <w:style w:type="paragraph" w:styleId="Heading5">
     <w:name w:val="heading 5"/>
     <w:basedOn w:val="Normal"/>
     <w:next w:val="Normal"/>
@@ -33707,7 +33716,7 @@
       <w:lang w:eastAsia="en-US"/>
     </w:rPr>
   </w:style>
-  <w:style w:type="paragraph" w:styleId="Balk6">
+  <w:style w:type="paragraph" w:styleId="Heading6">
     <w:name w:val="heading 6"/>
     <w:basedOn w:val="Normal"/>
     <w:next w:val="Normal"/>
@@ -33728,7 +33737,7 @@
       <w:szCs w:val="22"/>
     </w:rPr>
   </w:style>
-  <w:style w:type="paragraph" w:styleId="Balk7">
+  <w:style w:type="paragraph" w:styleId="Heading7">
     <w:name w:val="heading 7"/>
     <w:basedOn w:val="Normal"/>
     <w:next w:val="Normal"/>
@@ -33743,7 +33752,7 @@
       <w:outlineLvl w:val="6"/>
     </w:pPr>
   </w:style>
-  <w:style w:type="paragraph" w:styleId="Balk8">
+  <w:style w:type="paragraph" w:styleId="Heading8">
     <w:name w:val="heading 8"/>
     <w:basedOn w:val="Normal"/>
     <w:next w:val="Normal"/>
@@ -33762,7 +33771,7 @@
       <w:iCs/>
     </w:rPr>
   </w:style>
-  <w:style w:type="paragraph" w:styleId="Balk9">
+  <w:style w:type="paragraph" w:styleId="Heading9">
     <w:name w:val="heading 9"/>
     <w:basedOn w:val="Normal"/>
     <w:next w:val="Normal"/>
@@ -33782,13 +33791,13 @@
       <w:szCs w:val="22"/>
     </w:rPr>
   </w:style>
-  <w:style w:type="character" w:default="1" w:styleId="VarsaylanParagrafYazTipi">
+  <w:style w:type="character" w:default="1" w:styleId="DefaultParagraphFont">
     <w:name w:val="Default Paragraph Font"/>
     <w:uiPriority w:val="1"/>
     <w:semiHidden/>
     <w:unhideWhenUsed/>
   </w:style>
-  <w:style w:type="table" w:default="1" w:styleId="NormalTablo">
+  <w:style w:type="table" w:default="1" w:styleId="TableNormal">
     <w:name w:val="Normal Table"/>
     <w:uiPriority w:val="99"/>
     <w:semiHidden/>
@@ -33803,16 +33812,16 @@
       </w:tblCellMar>
     </w:tblPr>
   </w:style>
-  <w:style w:type="numbering" w:default="1" w:styleId="ListeYok">
+  <w:style w:type="numbering" w:default="1" w:styleId="NoList">
     <w:name w:val="No List"/>
     <w:uiPriority w:val="99"/>
     <w:semiHidden/>
     <w:unhideWhenUsed/>
   </w:style>
-  <w:style w:type="paragraph" w:styleId="AltBilgi">
+  <w:style w:type="paragraph" w:styleId="Footer">
     <w:name w:val="footer"/>
     <w:basedOn w:val="Normal"/>
-    <w:link w:val="AltBilgiChar"/>
+    <w:link w:val="FooterChar"/>
     <w:uiPriority w:val="99"/>
     <w:rsid w:val="002275EA"/>
     <w:pPr>
@@ -33822,9 +33831,9 @@
       </w:tabs>
     </w:pPr>
   </w:style>
-  <w:style w:type="character" w:customStyle="1" w:styleId="AltBilgiChar">
-    <w:name w:val="Alt Bilgi Char"/>
-    <w:link w:val="AltBilgi"/>
+  <w:style w:type="character" w:customStyle="1" w:styleId="FooterChar">
+    <w:name w:val="Footer Char"/>
+    <w:link w:val="Footer"/>
     <w:uiPriority w:val="99"/>
     <w:rsid w:val="002275EA"/>
     <w:rPr>
@@ -33833,10 +33842,10 @@
       <w:szCs w:val="24"/>
     </w:rPr>
   </w:style>
-  <w:style w:type="paragraph" w:styleId="BalonMetni">
+  <w:style w:type="paragraph" w:styleId="BalloonText">
     <w:name w:val="Balloon Text"/>
     <w:basedOn w:val="Normal"/>
-    <w:link w:val="BalonMetniChar"/>
+    <w:link w:val="BalloonTextChar"/>
     <w:rsid w:val="002275EA"/>
     <w:rPr>
       <w:rFonts w:ascii="Tahoma" w:hAnsi="Tahoma" w:cs="Tahoma"/>
@@ -33846,9 +33855,9 @@
       <w:lang w:eastAsia="en-US"/>
     </w:rPr>
   </w:style>
-  <w:style w:type="character" w:customStyle="1" w:styleId="BalonMetniChar">
-    <w:name w:val="Balon Metni Char"/>
-    <w:link w:val="BalonMetni"/>
+  <w:style w:type="character" w:customStyle="1" w:styleId="BalloonTextChar">
+    <w:name w:val="Balloon Text Char"/>
+    <w:link w:val="BalloonText"/>
     <w:rsid w:val="002275EA"/>
     <w:rPr>
       <w:rFonts w:ascii="Tahoma" w:hAnsi="Tahoma" w:cs="Tahoma"/>
@@ -33954,7 +33963,7 @@
   </w:style>
   <w:style w:type="paragraph" w:customStyle="1" w:styleId="baslik">
     <w:name w:val="baslik"/>
-    <w:basedOn w:val="Balk1"/>
+    <w:basedOn w:val="Heading1"/>
     <w:next w:val="Normal"/>
     <w:rsid w:val="002275EA"/>
     <w:pPr>
@@ -33969,14 +33978,14 @@
       <w:szCs w:val="20"/>
     </w:rPr>
   </w:style>
-  <w:style w:type="paragraph" w:styleId="ListeNumaras">
+  <w:style w:type="paragraph" w:styleId="ListNumber">
     <w:name w:val="List Number"/>
     <w:basedOn w:val="Normal"/>
     <w:rsid w:val="002275EA"/>
   </w:style>
   <w:style w:type="paragraph" w:customStyle="1" w:styleId="BB-DENKLEM">
     <w:name w:val="BB-DENKLEM"/>
-    <w:basedOn w:val="ListeNumaras"/>
+    <w:basedOn w:val="ListNumber"/>
     <w:autoRedefine/>
     <w:rsid w:val="002D5D84"/>
     <w:pPr>
@@ -33989,10 +33998,10 @@
       <w:lang w:val="en-GB" w:eastAsia="en-US"/>
     </w:rPr>
   </w:style>
-  <w:style w:type="paragraph" w:styleId="BelgeBalantlar">
+  <w:style w:type="paragraph" w:styleId="DocumentMap">
     <w:name w:val="Document Map"/>
     <w:basedOn w:val="Normal"/>
-    <w:link w:val="BelgeBalantlarChar"/>
+    <w:link w:val="DocumentMapChar"/>
     <w:rsid w:val="002275EA"/>
     <w:pPr>
       <w:shd w:val="clear" w:color="auto" w:fill="000080"/>
@@ -34003,9 +34012,9 @@
       <w:szCs w:val="20"/>
     </w:rPr>
   </w:style>
-  <w:style w:type="character" w:customStyle="1" w:styleId="BelgeBalantlarChar">
-    <w:name w:val="Belge Bağlantıları Char"/>
-    <w:link w:val="BelgeBalantlar"/>
+  <w:style w:type="character" w:customStyle="1" w:styleId="DocumentMapChar">
+    <w:name w:val="Document Map Char"/>
+    <w:link w:val="DocumentMap"/>
     <w:rsid w:val="002275EA"/>
     <w:rPr>
       <w:rFonts w:ascii="Tahoma" w:hAnsi="Tahoma" w:cs="Tahoma"/>
@@ -34208,17 +34217,17 @@
       <w:szCs w:val="24"/>
     </w:rPr>
   </w:style>
-  <w:style w:type="character" w:styleId="DipnotBavurusu">
+  <w:style w:type="character" w:styleId="FootnoteReference">
     <w:name w:val="footnote reference"/>
     <w:rsid w:val="002275EA"/>
     <w:rPr>
       <w:vertAlign w:val="superscript"/>
     </w:rPr>
   </w:style>
-  <w:style w:type="paragraph" w:styleId="DipnotMetni">
+  <w:style w:type="paragraph" w:styleId="FootnoteText">
     <w:name w:val="footnote text"/>
     <w:basedOn w:val="Normal"/>
-    <w:link w:val="DipnotMetniChar"/>
+    <w:link w:val="FootnoteTextChar"/>
     <w:rsid w:val="002275EA"/>
     <w:rPr>
       <w:noProof w:val="0"/>
@@ -34227,19 +34236,19 @@
       <w:lang w:eastAsia="en-US"/>
     </w:rPr>
   </w:style>
-  <w:style w:type="character" w:customStyle="1" w:styleId="DipnotMetniChar">
-    <w:name w:val="Dipnot Metni Char"/>
-    <w:link w:val="DipnotMetni"/>
+  <w:style w:type="character" w:customStyle="1" w:styleId="FootnoteTextChar">
+    <w:name w:val="Footnote Text Char"/>
+    <w:link w:val="FootnoteText"/>
     <w:rsid w:val="002275EA"/>
     <w:rPr>
       <w:lang w:eastAsia="en-US"/>
     </w:rPr>
   </w:style>
-  <w:style w:type="paragraph" w:styleId="T1">
+  <w:style w:type="paragraph" w:styleId="TOC1">
     <w:name w:val="toc 1"/>
     <w:basedOn w:val="Normal"/>
     <w:next w:val="Normal"/>
-    <w:link w:val="T1Char"/>
+    <w:link w:val="TOC1Char"/>
     <w:autoRedefine/>
     <w:uiPriority w:val="39"/>
     <w:rsid w:val="000457F7"/>
@@ -34255,9 +34264,9 @@
       <w:lang w:val="en-US" w:eastAsia="en-US"/>
     </w:rPr>
   </w:style>
-  <w:style w:type="paragraph" w:styleId="Dizin1">
+  <w:style w:type="paragraph" w:styleId="Index1">
     <w:name w:val="index 1"/>
-    <w:basedOn w:val="T1"/>
+    <w:basedOn w:val="TOC1"/>
     <w:next w:val="Normal"/>
     <w:autoRedefine/>
     <w:rsid w:val="00DA1514"/>
@@ -34265,9 +34274,9 @@
       <w:ind w:left="238" w:hanging="238"/>
     </w:pPr>
   </w:style>
-  <w:style w:type="paragraph" w:styleId="Dizin3">
+  <w:style w:type="paragraph" w:styleId="Index3">
     <w:name w:val="index 3"/>
-    <w:basedOn w:val="T1"/>
+    <w:basedOn w:val="TOC1"/>
     <w:next w:val="Normal"/>
     <w:autoRedefine/>
     <w:rsid w:val="0051553A"/>
@@ -34317,11 +34326,11 @@
       <w:szCs w:val="24"/>
     </w:rPr>
   </w:style>
-  <w:style w:type="paragraph" w:styleId="GvdeMetni">
+  <w:style w:type="paragraph" w:styleId="BodyText">
     <w:name w:val="Body Text"/>
     <w:aliases w:val="Body Text Char Char Char Char Char"/>
     <w:basedOn w:val="Normal"/>
-    <w:link w:val="GvdeMetniChar"/>
+    <w:link w:val="BodyTextChar"/>
     <w:rsid w:val="002275EA"/>
     <w:pPr>
       <w:jc w:val="both"/>
@@ -34330,10 +34339,10 @@
       <w:lang w:eastAsia="en-US"/>
     </w:rPr>
   </w:style>
-  <w:style w:type="character" w:customStyle="1" w:styleId="GvdeMetniChar">
-    <w:name w:val="Gövde Metni Char"/>
+  <w:style w:type="character" w:customStyle="1" w:styleId="BodyTextChar">
+    <w:name w:val="Body Text Char"/>
     <w:aliases w:val="Body Text Char Char Char Char Char Char"/>
-    <w:link w:val="GvdeMetni"/>
+    <w:link w:val="BodyText"/>
     <w:rsid w:val="002275EA"/>
     <w:rPr>
       <w:noProof/>
@@ -34342,7 +34351,7 @@
       <w:lang w:eastAsia="en-US"/>
     </w:rPr>
   </w:style>
-  <w:style w:type="paragraph" w:styleId="T2">
+  <w:style w:type="paragraph" w:styleId="TOC2">
     <w:name w:val="toc 2"/>
     <w:basedOn w:val="Normal"/>
     <w:next w:val="Normal"/>
@@ -34360,7 +34369,7 @@
       <w:lang w:eastAsia="en-US"/>
     </w:rPr>
   </w:style>
-  <w:style w:type="paragraph" w:styleId="T3">
+  <w:style w:type="paragraph" w:styleId="TOC3">
     <w:name w:val="toc 3"/>
     <w:basedOn w:val="Normal"/>
     <w:next w:val="Normal"/>
@@ -34378,7 +34387,7 @@
       <w:lang w:eastAsia="en-US"/>
     </w:rPr>
   </w:style>
-  <w:style w:type="paragraph" w:styleId="T4">
+  <w:style w:type="paragraph" w:styleId="TOC4">
     <w:name w:val="toc 4"/>
     <w:basedOn w:val="Normal"/>
     <w:next w:val="Normal"/>
@@ -34393,7 +34402,7 @@
       <w:lang w:val="en-US" w:eastAsia="en-US"/>
     </w:rPr>
   </w:style>
-  <w:style w:type="paragraph" w:styleId="T5">
+  <w:style w:type="paragraph" w:styleId="TOC5">
     <w:name w:val="toc 5"/>
     <w:basedOn w:val="Normal"/>
     <w:next w:val="Normal"/>
@@ -34408,7 +34417,7 @@
       <w:lang w:val="en-US" w:eastAsia="en-US"/>
     </w:rPr>
   </w:style>
-  <w:style w:type="paragraph" w:styleId="T6">
+  <w:style w:type="paragraph" w:styleId="TOC6">
     <w:name w:val="toc 6"/>
     <w:basedOn w:val="Normal"/>
     <w:next w:val="Normal"/>
@@ -34422,7 +34431,7 @@
       <w:lang w:val="en-US" w:eastAsia="en-US"/>
     </w:rPr>
   </w:style>
-  <w:style w:type="paragraph" w:styleId="T7">
+  <w:style w:type="paragraph" w:styleId="TOC7">
     <w:name w:val="toc 7"/>
     <w:basedOn w:val="Normal"/>
     <w:next w:val="Normal"/>
@@ -34436,7 +34445,7 @@
       <w:lang w:val="en-US" w:eastAsia="en-US"/>
     </w:rPr>
   </w:style>
-  <w:style w:type="paragraph" w:styleId="T8">
+  <w:style w:type="paragraph" w:styleId="TOC8">
     <w:name w:val="toc 8"/>
     <w:basedOn w:val="Normal"/>
     <w:next w:val="Normal"/>
@@ -34450,7 +34459,7 @@
       <w:lang w:val="en-US" w:eastAsia="en-US"/>
     </w:rPr>
   </w:style>
-  <w:style w:type="paragraph" w:styleId="T9">
+  <w:style w:type="paragraph" w:styleId="TOC9">
     <w:name w:val="toc 9"/>
     <w:basedOn w:val="Normal"/>
     <w:next w:val="Normal"/>
@@ -34464,7 +34473,7 @@
       <w:lang w:val="en-US" w:eastAsia="en-US"/>
     </w:rPr>
   </w:style>
-  <w:style w:type="character" w:styleId="zlenenKpr">
+  <w:style w:type="character" w:styleId="FollowedHyperlink">
     <w:name w:val="FollowedHyperlink"/>
     <w:rsid w:val="002275EA"/>
     <w:rPr>
@@ -34472,7 +34481,7 @@
       <w:u w:val="single"/>
     </w:rPr>
   </w:style>
-  <w:style w:type="paragraph" w:styleId="KaynakaBal">
+  <w:style w:type="paragraph" w:styleId="TOAHeading">
     <w:name w:val="toa heading"/>
     <w:basedOn w:val="Normal"/>
     <w:next w:val="Normal"/>
@@ -34488,10 +34497,10 @@
       <w:lang w:eastAsia="en-US"/>
     </w:rPr>
   </w:style>
-  <w:style w:type="paragraph" w:styleId="KonuBal">
+  <w:style w:type="paragraph" w:styleId="Title">
     <w:name w:val="Title"/>
     <w:basedOn w:val="Normal"/>
-    <w:link w:val="KonuBalChar"/>
+    <w:link w:val="TitleChar"/>
     <w:qFormat/>
     <w:rsid w:val="002275EA"/>
     <w:pPr>
@@ -34503,9 +34512,9 @@
       <w:noProof w:val="0"/>
     </w:rPr>
   </w:style>
-  <w:style w:type="character" w:customStyle="1" w:styleId="KonuBalChar">
-    <w:name w:val="Konu Başlığı Char"/>
-    <w:link w:val="KonuBal"/>
+  <w:style w:type="character" w:customStyle="1" w:styleId="TitleChar">
+    <w:name w:val="Title Char"/>
+    <w:link w:val="Title"/>
     <w:rsid w:val="002275EA"/>
     <w:rPr>
       <w:b/>
@@ -34513,7 +34522,7 @@
       <w:szCs w:val="24"/>
     </w:rPr>
   </w:style>
-  <w:style w:type="character" w:styleId="Kpr">
+  <w:style w:type="character" w:styleId="Hyperlink">
     <w:name w:val="Hyperlink"/>
     <w:uiPriority w:val="99"/>
     <w:qFormat/>
@@ -34634,7 +34643,7 @@
       <w:szCs w:val="24"/>
     </w:rPr>
   </w:style>
-  <w:style w:type="paragraph" w:styleId="ResimYazs">
+  <w:style w:type="paragraph" w:styleId="Caption">
     <w:name w:val="caption"/>
     <w:basedOn w:val="Normal"/>
     <w:next w:val="Normal"/>
@@ -34650,7 +34659,7 @@
       <w:szCs w:val="20"/>
     </w:rPr>
   </w:style>
-  <w:style w:type="character" w:styleId="SayfaNumaras">
+  <w:style w:type="character" w:styleId="PageNumber">
     <w:name w:val="page number"/>
     <w:rsid w:val="002275EA"/>
   </w:style>
@@ -34774,7 +34783,7 @@
       <w:lang w:val="en-GB"/>
     </w:rPr>
   </w:style>
-  <w:style w:type="paragraph" w:styleId="ekillerTablosu">
+  <w:style w:type="paragraph" w:styleId="TableofFigures">
     <w:name w:val="table of figures"/>
     <w:basedOn w:val="Normal"/>
     <w:next w:val="Normal"/>
@@ -34802,7 +34811,7 @@
       <w:lang w:val="en-US" w:eastAsia="en-US"/>
     </w:rPr>
   </w:style>
-  <w:style w:type="paragraph" w:styleId="Dzeltme">
+  <w:style w:type="paragraph" w:styleId="Revision">
     <w:name w:val="Revision"/>
     <w:hidden/>
     <w:uiPriority w:val="99"/>
@@ -34923,9 +34932,9 @@
     <w:link w:val="Tablo"/>
     <w:rsid w:val="002275EA"/>
   </w:style>
-  <w:style w:type="table" w:styleId="TabloKlavuzu">
+  <w:style w:type="table" w:styleId="TableGrid">
     <w:name w:val="Table Grid"/>
-    <w:basedOn w:val="NormalTablo"/>
+    <w:basedOn w:val="TableNormal"/>
     <w:uiPriority w:val="59"/>
     <w:rsid w:val="002275EA"/>
     <w:tblPr>
@@ -34939,10 +34948,10 @@
       </w:tblBorders>
     </w:tblPr>
   </w:style>
-  <w:style w:type="paragraph" w:styleId="stBilgi">
+  <w:style w:type="paragraph" w:styleId="Header">
     <w:name w:val="header"/>
     <w:basedOn w:val="Normal"/>
-    <w:link w:val="stBilgiChar"/>
+    <w:link w:val="HeaderChar"/>
     <w:rsid w:val="002275EA"/>
     <w:pPr>
       <w:tabs>
@@ -34951,9 +34960,9 @@
       </w:tabs>
     </w:pPr>
   </w:style>
-  <w:style w:type="character" w:customStyle="1" w:styleId="stBilgiChar">
-    <w:name w:val="Üst Bilgi Char"/>
-    <w:link w:val="stBilgi"/>
+  <w:style w:type="character" w:customStyle="1" w:styleId="HeaderChar">
+    <w:name w:val="Header Char"/>
+    <w:link w:val="Header"/>
     <w:rsid w:val="002275EA"/>
     <w:rPr>
       <w:noProof/>
@@ -34961,7 +34970,7 @@
       <w:szCs w:val="24"/>
     </w:rPr>
   </w:style>
-  <w:style w:type="character" w:styleId="Vurgu">
+  <w:style w:type="character" w:styleId="Emphasis">
     <w:name w:val="Emphasis"/>
     <w:uiPriority w:val="20"/>
     <w:qFormat/>
@@ -34971,14 +34980,14 @@
       <w:iCs/>
     </w:rPr>
   </w:style>
-  <w:style w:type="character" w:styleId="SatrNumaras">
+  <w:style w:type="character" w:styleId="LineNumber">
     <w:name w:val="line number"/>
-    <w:basedOn w:val="VarsaylanParagrafYazTipi"/>
+    <w:basedOn w:val="DefaultParagraphFont"/>
     <w:rsid w:val="006034EA"/>
   </w:style>
-  <w:style w:type="character" w:styleId="AklamaBavurusu">
+  <w:style w:type="character" w:styleId="CommentReference">
     <w:name w:val="annotation reference"/>
-    <w:basedOn w:val="VarsaylanParagrafYazTipi"/>
+    <w:basedOn w:val="DefaultParagraphFont"/>
     <w:uiPriority w:val="99"/>
     <w:rsid w:val="00E15F06"/>
     <w:rPr>
@@ -34986,10 +34995,10 @@
       <w:szCs w:val="16"/>
     </w:rPr>
   </w:style>
-  <w:style w:type="paragraph" w:styleId="AklamaMetni">
+  <w:style w:type="paragraph" w:styleId="CommentText">
     <w:name w:val="annotation text"/>
     <w:basedOn w:val="Normal"/>
-    <w:link w:val="AklamaMetniChar"/>
+    <w:link w:val="CommentTextChar"/>
     <w:uiPriority w:val="99"/>
     <w:rsid w:val="00E15F06"/>
     <w:rPr>
@@ -34997,10 +35006,10 @@
       <w:szCs w:val="20"/>
     </w:rPr>
   </w:style>
-  <w:style w:type="character" w:customStyle="1" w:styleId="AklamaMetniChar">
-    <w:name w:val="Açıklama Metni Char"/>
-    <w:basedOn w:val="VarsaylanParagrafYazTipi"/>
-    <w:link w:val="AklamaMetni"/>
+  <w:style w:type="character" w:customStyle="1" w:styleId="CommentTextChar">
+    <w:name w:val="Comment Text Char"/>
+    <w:basedOn w:val="DefaultParagraphFont"/>
+    <w:link w:val="CommentText"/>
     <w:uiPriority w:val="99"/>
     <w:rsid w:val="00E15F06"/>
     <w:rPr>
@@ -35008,21 +35017,21 @@
       <w:lang w:val="tr-TR" w:eastAsia="tr-TR"/>
     </w:rPr>
   </w:style>
-  <w:style w:type="paragraph" w:styleId="AklamaKonusu">
+  <w:style w:type="paragraph" w:styleId="CommentSubject">
     <w:name w:val="annotation subject"/>
-    <w:basedOn w:val="AklamaMetni"/>
-    <w:next w:val="AklamaMetni"/>
-    <w:link w:val="AklamaKonusuChar"/>
+    <w:basedOn w:val="CommentText"/>
+    <w:next w:val="CommentText"/>
+    <w:link w:val="CommentSubjectChar"/>
     <w:rsid w:val="00E15F06"/>
     <w:rPr>
       <w:b/>
       <w:bCs/>
     </w:rPr>
   </w:style>
-  <w:style w:type="character" w:customStyle="1" w:styleId="AklamaKonusuChar">
-    <w:name w:val="Açıklama Konusu Char"/>
-    <w:basedOn w:val="AklamaMetniChar"/>
-    <w:link w:val="AklamaKonusu"/>
+  <w:style w:type="character" w:customStyle="1" w:styleId="CommentSubjectChar">
+    <w:name w:val="Comment Subject Char"/>
+    <w:basedOn w:val="CommentTextChar"/>
+    <w:link w:val="CommentSubject"/>
     <w:rsid w:val="00E15F06"/>
     <w:rPr>
       <w:b/>
@@ -35031,17 +35040,17 @@
       <w:lang w:val="tr-TR" w:eastAsia="tr-TR"/>
     </w:rPr>
   </w:style>
-  <w:style w:type="paragraph" w:styleId="Tarih">
+  <w:style w:type="paragraph" w:styleId="Date">
     <w:name w:val="Date"/>
     <w:basedOn w:val="Normal"/>
     <w:next w:val="Normal"/>
-    <w:link w:val="TarihChar"/>
+    <w:link w:val="DateChar"/>
     <w:rsid w:val="002712A0"/>
   </w:style>
-  <w:style w:type="character" w:customStyle="1" w:styleId="TarihChar">
-    <w:name w:val="Tarih Char"/>
-    <w:basedOn w:val="VarsaylanParagrafYazTipi"/>
-    <w:link w:val="Tarih"/>
+  <w:style w:type="character" w:customStyle="1" w:styleId="DateChar">
+    <w:name w:val="Date Char"/>
+    <w:basedOn w:val="DefaultParagraphFont"/>
+    <w:link w:val="Date"/>
     <w:rsid w:val="002712A0"/>
     <w:rPr>
       <w:noProof/>
@@ -35050,7 +35059,7 @@
       <w:lang w:val="tr-TR" w:eastAsia="tr-TR"/>
     </w:rPr>
   </w:style>
-  <w:style w:type="paragraph" w:styleId="ListeParagraf">
+  <w:style w:type="paragraph" w:styleId="ListParagraph">
     <w:name w:val="List Paragraph"/>
     <w:basedOn w:val="Normal"/>
     <w:uiPriority w:val="34"/>
@@ -35077,7 +35086,7 @@
       <w:szCs w:val="20"/>
     </w:rPr>
   </w:style>
-  <w:style w:type="paragraph" w:styleId="AralkYok">
+  <w:style w:type="paragraph" w:styleId="NoSpacing">
     <w:name w:val="No Spacing"/>
     <w:uiPriority w:val="1"/>
     <w:qFormat/>
@@ -35089,10 +35098,10 @@
       <w:lang w:val="tr-TR" w:eastAsia="tr-TR"/>
     </w:rPr>
   </w:style>
-  <w:style w:type="paragraph" w:styleId="Altyaz">
+  <w:style w:type="paragraph" w:styleId="Subtitle">
     <w:name w:val="Subtitle"/>
     <w:basedOn w:val="Normal"/>
-    <w:link w:val="AltyazChar"/>
+    <w:link w:val="SubtitleChar"/>
     <w:qFormat/>
     <w:rsid w:val="004E6AAA"/>
     <w:rPr>
@@ -35102,10 +35111,10 @@
       <w:lang w:eastAsia="en-US"/>
     </w:rPr>
   </w:style>
-  <w:style w:type="character" w:customStyle="1" w:styleId="AltyazChar">
-    <w:name w:val="Altyazı Char"/>
-    <w:basedOn w:val="VarsaylanParagrafYazTipi"/>
-    <w:link w:val="Altyaz"/>
+  <w:style w:type="character" w:customStyle="1" w:styleId="SubtitleChar">
+    <w:name w:val="Subtitle Char"/>
+    <w:basedOn w:val="DefaultParagraphFont"/>
+    <w:link w:val="Subtitle"/>
     <w:rsid w:val="004E6AAA"/>
     <w:rPr>
       <w:b/>
@@ -35127,9 +35136,9 @@
       <w:szCs w:val="20"/>
     </w:rPr>
   </w:style>
-  <w:style w:type="paragraph" w:styleId="TBal">
+  <w:style w:type="paragraph" w:styleId="TOCHeading">
     <w:name w:val="TOC Heading"/>
-    <w:basedOn w:val="Balk1"/>
+    <w:basedOn w:val="Heading1"/>
     <w:next w:val="Normal"/>
     <w:uiPriority w:val="39"/>
     <w:unhideWhenUsed/>
@@ -35147,10 +35156,10 @@
       <w:color w:val="365F91" w:themeColor="accent1" w:themeShade="BF"/>
     </w:rPr>
   </w:style>
-  <w:style w:type="character" w:customStyle="1" w:styleId="T1Char">
-    <w:name w:val="İÇT 1 Char"/>
-    <w:basedOn w:val="VarsaylanParagrafYazTipi"/>
-    <w:link w:val="T1"/>
+  <w:style w:type="character" w:customStyle="1" w:styleId="TOC1Char">
+    <w:name w:val="TOC 1 Char"/>
+    <w:basedOn w:val="DefaultParagraphFont"/>
+    <w:link w:val="TOC1"/>
     <w:uiPriority w:val="39"/>
     <w:rsid w:val="000457F7"/>
     <w:rPr>
@@ -35163,7 +35172,7 @@
   </w:style>
   <w:style w:type="numbering" w:customStyle="1" w:styleId="EKLTABLOSU2">
     <w:name w:val="ŞEKİL_TABLOSU_2"/>
-    <w:basedOn w:val="ListeYok"/>
+    <w:basedOn w:val="NoList"/>
     <w:uiPriority w:val="99"/>
     <w:rsid w:val="00271202"/>
     <w:pPr>
@@ -35172,9 +35181,9 @@
       </w:numPr>
     </w:pPr>
   </w:style>
-  <w:style w:type="character" w:styleId="YerTutucuMetni">
+  <w:style w:type="character" w:styleId="PlaceholderText">
     <w:name w:val="Placeholder Text"/>
-    <w:basedOn w:val="VarsaylanParagrafYazTipi"/>
+    <w:basedOn w:val="DefaultParagraphFont"/>
     <w:uiPriority w:val="99"/>
     <w:semiHidden/>
     <w:rsid w:val="001648CE"/>
@@ -35182,9 +35191,9 @@
       <w:color w:val="808080"/>
     </w:rPr>
   </w:style>
-  <w:style w:type="character" w:customStyle="1" w:styleId="UnresolvedMention">
-    <w:name w:val="Unresolved Mention"/>
-    <w:basedOn w:val="VarsaylanParagrafYazTipi"/>
+  <w:style w:type="character" w:customStyle="1" w:styleId="UnresolvedMention1">
+    <w:name w:val="Unresolved Mention1"/>
+    <w:basedOn w:val="DefaultParagraphFont"/>
     <w:uiPriority w:val="99"/>
     <w:semiHidden/>
     <w:unhideWhenUsed/>
@@ -35194,10 +35203,10 @@
       <w:shd w:val="clear" w:color="auto" w:fill="E1DFDD"/>
     </w:rPr>
   </w:style>
-  <w:style w:type="paragraph" w:styleId="HTMLncedenBiimlendirilmi">
+  <w:style w:type="paragraph" w:styleId="HTMLPreformatted">
     <w:name w:val="HTML Preformatted"/>
     <w:basedOn w:val="Normal"/>
-    <w:link w:val="HTMLncedenBiimlendirilmiChar"/>
+    <w:link w:val="HTMLPreformattedChar"/>
     <w:semiHidden/>
     <w:unhideWhenUsed/>
     <w:rsid w:val="004A3DF7"/>
@@ -35207,10 +35216,10 @@
       <w:szCs w:val="20"/>
     </w:rPr>
   </w:style>
-  <w:style w:type="character" w:customStyle="1" w:styleId="HTMLncedenBiimlendirilmiChar">
-    <w:name w:val="HTML Önceden Biçimlendirilmiş Char"/>
-    <w:basedOn w:val="VarsaylanParagrafYazTipi"/>
-    <w:link w:val="HTMLncedenBiimlendirilmi"/>
+  <w:style w:type="character" w:customStyle="1" w:styleId="HTMLPreformattedChar">
+    <w:name w:val="HTML Preformatted Char"/>
+    <w:basedOn w:val="DefaultParagraphFont"/>
+    <w:link w:val="HTMLPreformatted"/>
     <w:semiHidden/>
     <w:rsid w:val="004A3DF7"/>
     <w:rPr>
@@ -35219,10 +35228,10 @@
       <w:lang w:val="tr-TR" w:eastAsia="tr-TR"/>
     </w:rPr>
   </w:style>
-  <w:style w:type="character" w:customStyle="1" w:styleId="Balk1Char">
-    <w:name w:val="Başlık 1 Char"/>
-    <w:basedOn w:val="VarsaylanParagrafYazTipi"/>
-    <w:link w:val="Balk1"/>
+  <w:style w:type="character" w:customStyle="1" w:styleId="Heading1Char">
+    <w:name w:val="Heading 1 Char"/>
+    <w:basedOn w:val="DefaultParagraphFont"/>
+    <w:link w:val="Heading1"/>
     <w:rsid w:val="008D03E1"/>
     <w:rPr>
       <w:rFonts w:eastAsia="Batang"/>

--- a/tez/2026_tez.docx
+++ b/tez/2026_tez.docx
@@ -22656,7 +22656,7 @@
       </w:pPr>
       <w:r>
         <w:drawing>
-          <wp:inline distT="0" distB="0" distL="0" distR="0" wp14:anchorId="5C3B580A" wp14:editId="213D6450">
+          <wp:inline distT="0" distB="0" distL="0" distR="0" wp14:anchorId="5C3B580A" wp14:editId="0B3FFBF9">
             <wp:extent cx="4679950" cy="2887345"/>
             <wp:effectExtent l="0" t="0" r="6350" b="8255"/>
             <wp:docPr id="3" name="Picture 1"/>
@@ -24593,7 +24593,16 @@
         <w:shd w:val="clear" w:color="auto" w:fill="FFFFFF" w:themeFill="background1"/>
       </w:pPr>
       <w:r>
-        <w:t>python main.py            # grafiksel arayüz (GUI)</w:t>
+        <w:t>python main.py</w:t>
+      </w:r>
+      <w:r>
+        <w:tab/>
+      </w:r>
+      <w:r>
+        <w:tab/>
+      </w:r>
+      <w:r>
+        <w:t># grafiksel arayüz (GUI)</w:t>
       </w:r>
     </w:p>
     <w:p>
@@ -24601,10 +24610,22 @@
         <w:shd w:val="clear" w:color="auto" w:fill="FFFFFF" w:themeFill="background1"/>
       </w:pPr>
       <w:r>
-        <w:t xml:space="preserve">python main.py --cli    </w:t>
-      </w:r>
-      <w:r>
-        <w:t xml:space="preserve"> # terminal kipi (Ctrl+Q ile durdurulur)</w:t>
+        <w:t xml:space="preserve">python main.py </w:t>
+      </w:r>
+      <w:r>
+        <w:t>–</w:t>
+      </w:r>
+      <w:r>
+        <w:t>cli</w:t>
+      </w:r>
+      <w:r>
+        <w:tab/>
+      </w:r>
+      <w:r>
+        <w:tab/>
+      </w:r>
+      <w:r>
+        <w:t># terminal kipi (Ctrl+Q ile durdurulur)</w:t>
       </w:r>
     </w:p>
     <w:p>
@@ -24741,7 +24762,13 @@
         <w:t xml:space="preserve">    </w:t>
       </w:r>
       <w:r>
-        <w:t xml:space="preserve"> # uygulama kaynak kodu</w:t>
+        <w:t xml:space="preserve"> </w:t>
+      </w:r>
+      <w:r>
+        <w:tab/>
+      </w:r>
+      <w:r>
+        <w:t># uygulama kaynak kodu</w:t>
       </w:r>
     </w:p>
     <w:p>
@@ -24752,7 +24779,13 @@
         <w:t xml:space="preserve">  config.py          </w:t>
       </w:r>
       <w:r>
-        <w:t xml:space="preserve">   # tüm ayarlar (.env'den okunur)</w:t>
+        <w:t xml:space="preserve">   </w:t>
+      </w:r>
+      <w:r>
+        <w:tab/>
+      </w:r>
+      <w:r>
+        <w:t># tüm ayarlar (.env'den okunur)</w:t>
       </w:r>
     </w:p>
     <w:p>
@@ -24769,6 +24802,9 @@
         <w:t xml:space="preserve">  </w:t>
       </w:r>
       <w:r>
+        <w:tab/>
+      </w:r>
+      <w:r>
         <w:t># canlı kay</w:t>
       </w:r>
       <w:r>
@@ -24790,6 +24826,9 @@
       </w:r>
       <w:r>
         <w:t xml:space="preserve">  </w:t>
+      </w:r>
+      <w:r>
+        <w:tab/>
       </w:r>
       <w:r>
         <w:t># ses yakalama, VAD, ön işleme</w:t>
@@ -24851,6 +24890,9 @@
         <w:t xml:space="preserve">   </w:t>
       </w:r>
       <w:r>
+        <w:tab/>
+      </w:r>
+      <w:r>
         <w:t># transkripsiyon + ayrıştırma + takip</w:t>
       </w:r>
     </w:p>
@@ -24928,10 +24970,137 @@
         <w:t xml:space="preserve">       </w:t>
       </w:r>
       <w:r>
+        <w:t xml:space="preserve">   </w:t>
+      </w:r>
+      <w:r>
+        <w:tab/>
+      </w:r>
+      <w:r>
+        <w:t># çoklu çeviri motoru (Google/DeepL/NLLB)</w:t>
+      </w:r>
+    </w:p>
+    <w:p>
+      <w:pPr>
+        <w:shd w:val="clear" w:color="auto" w:fill="FFFFFF" w:themeFill="background1"/>
+      </w:pPr>
+      <w:r>
+        <w:t xml:space="preserve">    engine.py</w:t>
+      </w:r>
+    </w:p>
+    <w:p>
+      <w:pPr>
+        <w:shd w:val="clear" w:color="auto" w:fill="FFFFFF" w:themeFill="background1"/>
+      </w:pPr>
+      <w:r>
+        <w:t xml:space="preserve">  ui/</w:t>
+      </w:r>
+      <w:r>
+        <w:t xml:space="preserve">         </w:t>
+      </w:r>
+      <w:r>
+        <w:t xml:space="preserve">         </w:t>
+      </w:r>
+      <w:r>
+        <w:t xml:space="preserve">     </w:t>
+      </w:r>
+      <w:r>
+        <w:t xml:space="preserve"> </w:t>
+      </w:r>
+      <w:r>
+        <w:t xml:space="preserve">  </w:t>
+      </w:r>
+      <w:r>
+        <w:tab/>
+      </w:r>
+      <w:r>
+        <w:t># PySide6 arayüz (ana pencere, overlay, tepsi)</w:t>
+      </w:r>
+    </w:p>
+    <w:p>
+      <w:pPr>
+        <w:shd w:val="clear" w:color="auto" w:fill="FFFFFF" w:themeFill="background1"/>
+      </w:pPr>
+      <w:r>
+        <w:t xml:space="preserve">    </w:t>
+      </w:r>
+      <w:r>
+        <w:t>main_window.py</w:t>
+      </w:r>
+    </w:p>
+    <w:p>
+      <w:pPr>
+        <w:shd w:val="clear" w:color="auto" w:fill="FFFFFF" w:themeFill="background1"/>
+      </w:pPr>
+      <w:r>
+        <w:t xml:space="preserve">  </w:t>
+      </w:r>
+      <w:r>
+        <w:t xml:space="preserve">  </w:t>
+      </w:r>
+      <w:r>
+        <w:t>subtitle_overlay.py</w:t>
+      </w:r>
+    </w:p>
+    <w:p>
+      <w:pPr>
+        <w:shd w:val="clear" w:color="auto" w:fill="FFFFFF" w:themeFill="background1"/>
+      </w:pPr>
+      <w:r>
+        <w:t xml:space="preserve">  </w:t>
+      </w:r>
+      <w:r>
+        <w:t xml:space="preserve">  tray.py  </w:t>
+      </w:r>
+    </w:p>
+    <w:p>
+      <w:pPr>
+        <w:shd w:val="clear" w:color="auto" w:fill="FFFFFF" w:themeFill="background1"/>
+      </w:pPr>
+      <w:r>
+        <w:t xml:space="preserve">    </w:t>
+      </w:r>
+      <w:r>
+        <w:t>resources.py</w:t>
+      </w:r>
+    </w:p>
+    <w:p>
+      <w:pPr>
+        <w:shd w:val="clear" w:color="auto" w:fill="FFFFFF" w:themeFill="background1"/>
+      </w:pPr>
+      <w:r>
+        <w:t xml:space="preserve">  model_folder/  </w:t>
+      </w:r>
+      <w:r>
+        <w:t xml:space="preserve">   </w:t>
+      </w:r>
+      <w:r>
+        <w:t xml:space="preserve">   </w:t>
+      </w:r>
+      <w:r>
+        <w:tab/>
+      </w:r>
+      <w:r>
+        <w:t># veri şemaları, konuşmacı renk paleti</w:t>
+      </w:r>
+    </w:p>
+    <w:p>
+      <w:pPr>
+        <w:shd w:val="clear" w:color="auto" w:fill="FFFFFF" w:themeFill="background1"/>
+      </w:pPr>
+      <w:r>
+        <w:t xml:space="preserve">tests/        </w:t>
+      </w:r>
+      <w:r>
+        <w:t xml:space="preserve">         </w:t>
+      </w:r>
+      <w:r>
         <w:t xml:space="preserve">       </w:t>
       </w:r>
       <w:r>
-        <w:t># çoklu çeviri motoru (Google/DeepL/NLLB)</w:t>
+        <w:tab/>
+      </w:r>
+      <w:r>
+        <w:t># değerlendirme, benchmark ve birim testler</w:t>
       </w:r>
     </w:p>
     <w:p>
@@ -24939,7 +25108,19 @@
         <w:shd w:val="clear" w:color="auto" w:fill="FFFFFF" w:themeFill="background1"/>
       </w:pPr>
       <w:r>
-        <w:t xml:space="preserve">    engine.py</w:t>
+        <w:t xml:space="preserve">  unit/    </w:t>
+      </w:r>
+      <w:r>
+        <w:t xml:space="preserve">             </w:t>
+      </w:r>
+      <w:r>
+        <w:t xml:space="preserve">      </w:t>
+      </w:r>
+      <w:r>
+        <w:tab/>
+      </w:r>
+      <w:r>
+        <w:t># hızlı pytest birim testleri</w:t>
       </w:r>
     </w:p>
     <w:p>
@@ -24947,250 +25128,138 @@
         <w:shd w:val="clear" w:color="auto" w:fill="FFFFFF" w:themeFill="background1"/>
       </w:pPr>
       <w:r>
-        <w:t xml:space="preserve">  ui/</w:t>
+        <w:t xml:space="preserve">  dataset_managers/  </w:t>
+      </w:r>
+      <w:r>
+        <w:tab/>
+      </w:r>
+      <w:r>
+        <w:t># veri seti indirme/yükleme (dataset başına 1 dosya)</w:t>
+      </w:r>
+    </w:p>
+    <w:p>
+      <w:pPr>
+        <w:shd w:val="clear" w:color="auto" w:fill="FFFFFF" w:themeFill="background1"/>
+      </w:pPr>
+      <w:r>
+        <w:t xml:space="preserve">  metrics/         </w:t>
+      </w:r>
+      <w:r>
+        <w:t xml:space="preserve">     </w:t>
+      </w:r>
+      <w:r>
+        <w:t xml:space="preserve">   </w:t>
+      </w:r>
+      <w:r>
+        <w:tab/>
+      </w:r>
+      <w:r>
+        <w:t># tüm metrik matematiği (WER/CER/DER/cpWER/BLEU/chrF/COMET)</w:t>
+      </w:r>
+    </w:p>
+    <w:p>
+      <w:pPr>
+        <w:shd w:val="clear" w:color="auto" w:fill="FFFFFF" w:themeFill="background1"/>
+      </w:pPr>
+      <w:r>
+        <w:t xml:space="preserve">  benchmarks/    </w:t>
+      </w:r>
+      <w:r>
+        <w:t xml:space="preserve">     </w:t>
+      </w:r>
+      <w:r>
+        <w:tab/>
+      </w:r>
+      <w:r>
+        <w:t># ağır runner'lar (librispeech, ami, chime6, translation)</w:t>
+      </w:r>
+    </w:p>
+    <w:p>
+      <w:pPr>
+        <w:shd w:val="clear" w:color="auto" w:fill="FFFFFF" w:themeFill="background1"/>
+      </w:pPr>
+      <w:r>
+        <w:t xml:space="preserve">scripts/      </w:t>
+      </w:r>
+      <w:r>
+        <w:t xml:space="preserve">          </w:t>
+      </w:r>
+      <w:r>
+        <w:t xml:space="preserve">    </w:t>
+      </w:r>
+      <w:r>
+        <w:tab/>
+      </w:r>
+      <w:r>
+        <w:t># betikler (download_models, vad_sweep, run_gss)</w:t>
+      </w:r>
+    </w:p>
+    <w:p>
+      <w:pPr>
+        <w:shd w:val="clear" w:color="auto" w:fill="FFFFFF" w:themeFill="background1"/>
+      </w:pPr>
+      <w:r>
+        <w:t xml:space="preserve">datasets/  </w:t>
+      </w:r>
+      <w:r>
+        <w:t xml:space="preserve">             </w:t>
+      </w:r>
+      <w:r>
+        <w:t xml:space="preserve">   </w:t>
+      </w:r>
+      <w:r>
+        <w:tab/>
+      </w:r>
+      <w:r>
+        <w:t xml:space="preserve"># veri kümeleri (ami, chime6, flores200, librispeech) </w:t>
+      </w:r>
+    </w:p>
+    <w:p>
+      <w:pPr>
+        <w:shd w:val="clear" w:color="auto" w:fill="FFFFFF" w:themeFill="background1"/>
+      </w:pPr>
+      <w:r>
+        <w:t>gitignore</w:t>
+      </w:r>
+    </w:p>
+    <w:p>
+      <w:pPr>
+        <w:shd w:val="clear" w:color="auto" w:fill="FFFFFF" w:themeFill="background1"/>
+      </w:pPr>
+      <w:r>
+        <w:t xml:space="preserve">models/      </w:t>
+      </w:r>
+      <w:r>
+        <w:t xml:space="preserve">          </w:t>
+      </w:r>
+      <w:r>
+        <w:t xml:space="preserve">   </w:t>
+      </w:r>
+      <w:r>
+        <w:tab/>
+      </w:r>
+      <w:r>
+        <w:t xml:space="preserve"># yerel AI modelleri </w:t>
+      </w:r>
+    </w:p>
+    <w:p>
+      <w:pPr>
+        <w:shd w:val="clear" w:color="auto" w:fill="FFFFFF" w:themeFill="background1"/>
+      </w:pPr>
+      <w:r>
+        <w:t xml:space="preserve">output/   </w:t>
       </w:r>
       <w:r>
         <w:t xml:space="preserve">         </w:t>
       </w:r>
       <w:r>
-        <w:t xml:space="preserve">         </w:t>
-      </w:r>
-      <w:r>
         <w:t xml:space="preserve">     </w:t>
       </w:r>
       <w:r>
         <w:t xml:space="preserve"> </w:t>
       </w:r>
       <w:r>
-        <w:t xml:space="preserve">       </w:t>
-      </w:r>
-      <w:r>
-        <w:t># PySide6 arayüz (ana pencere, overlay, tepsi)</w:t>
-      </w:r>
-    </w:p>
-    <w:p>
-      <w:pPr>
-        <w:shd w:val="clear" w:color="auto" w:fill="FFFFFF" w:themeFill="background1"/>
-      </w:pPr>
-      <w:r>
-        <w:t xml:space="preserve">    </w:t>
-      </w:r>
-      <w:r>
-        <w:t>main_window.py</w:t>
-      </w:r>
-    </w:p>
-    <w:p>
-      <w:pPr>
-        <w:shd w:val="clear" w:color="auto" w:fill="FFFFFF" w:themeFill="background1"/>
-      </w:pPr>
-      <w:r>
-        <w:t xml:space="preserve">  </w:t>
-      </w:r>
-      <w:r>
-        <w:t xml:space="preserve">  </w:t>
-      </w:r>
-      <w:r>
-        <w:t>subtitle_overlay.py</w:t>
-      </w:r>
-    </w:p>
-    <w:p>
-      <w:pPr>
-        <w:shd w:val="clear" w:color="auto" w:fill="FFFFFF" w:themeFill="background1"/>
-      </w:pPr>
-      <w:r>
-        <w:t xml:space="preserve">  </w:t>
-      </w:r>
-      <w:r>
-        <w:t xml:space="preserve">  tray.py  </w:t>
-      </w:r>
-    </w:p>
-    <w:p>
-      <w:pPr>
-        <w:shd w:val="clear" w:color="auto" w:fill="FFFFFF" w:themeFill="background1"/>
-      </w:pPr>
-      <w:r>
-        <w:t xml:space="preserve">    </w:t>
-      </w:r>
-      <w:r>
-        <w:t>resources.py</w:t>
-      </w:r>
-    </w:p>
-    <w:p>
-      <w:pPr>
-        <w:shd w:val="clear" w:color="auto" w:fill="FFFFFF" w:themeFill="background1"/>
-      </w:pPr>
-      <w:r>
-        <w:t xml:space="preserve">  model_folder/  </w:t>
-      </w:r>
-      <w:r>
-        <w:t xml:space="preserve">   </w:t>
-      </w:r>
-      <w:r>
-        <w:t xml:space="preserve">       </w:t>
-      </w:r>
-      <w:r>
-        <w:t># veri şemaları, konuşmacı renk paleti</w:t>
-      </w:r>
-    </w:p>
-    <w:p>
-      <w:pPr>
-        <w:shd w:val="clear" w:color="auto" w:fill="FFFFFF" w:themeFill="background1"/>
-      </w:pPr>
-      <w:r>
-        <w:t xml:space="preserve">tests/        </w:t>
-      </w:r>
-      <w:r>
-        <w:t xml:space="preserve">         </w:t>
-      </w:r>
-      <w:r>
-        <w:t xml:space="preserve">          </w:t>
-      </w:r>
-      <w:r>
-        <w:t xml:space="preserve"> # değerlendirme, benchmark ve birim testler</w:t>
-      </w:r>
-    </w:p>
-    <w:p>
-      <w:pPr>
-        <w:shd w:val="clear" w:color="auto" w:fill="FFFFFF" w:themeFill="background1"/>
-      </w:pPr>
-      <w:r>
-        <w:t xml:space="preserve">  unit/    </w:t>
-      </w:r>
-      <w:r>
-        <w:t xml:space="preserve">             </w:t>
-      </w:r>
-      <w:r>
-        <w:t xml:space="preserve">          </w:t>
-      </w:r>
-      <w:r>
-        <w:t># hızlı pytest birim testleri</w:t>
-      </w:r>
-    </w:p>
-    <w:p>
-      <w:pPr>
-        <w:shd w:val="clear" w:color="auto" w:fill="FFFFFF" w:themeFill="background1"/>
-      </w:pPr>
-      <w:r>
-        <w:t xml:space="preserve">  dataset_managers/   </w:t>
-      </w:r>
-      <w:r>
-        <w:t xml:space="preserve">  </w:t>
-      </w:r>
-      <w:r>
-        <w:t># veri seti indirme/yükleme (dataset başına 1 dosya)</w:t>
-      </w:r>
-    </w:p>
-    <w:p>
-      <w:pPr>
-        <w:shd w:val="clear" w:color="auto" w:fill="FFFFFF" w:themeFill="background1"/>
-      </w:pPr>
-      <w:r>
-        <w:t xml:space="preserve">  metrics/         </w:t>
-      </w:r>
-      <w:r>
-        <w:t xml:space="preserve">     </w:t>
-      </w:r>
-      <w:r>
-        <w:t xml:space="preserve">       </w:t>
-      </w:r>
-      <w:r>
-        <w:t># tüm metrik matematiği (WER/CER/DER/cpWER/BLEU/chrF/COMET)</w:t>
-      </w:r>
-    </w:p>
-    <w:p>
-      <w:pPr>
-        <w:shd w:val="clear" w:color="auto" w:fill="FFFFFF" w:themeFill="background1"/>
-      </w:pPr>
-      <w:r>
-        <w:t xml:space="preserve">  benchmarks/    </w:t>
-      </w:r>
-      <w:r>
-        <w:t xml:space="preserve">       </w:t>
-      </w:r>
-      <w:r>
-        <w:t xml:space="preserve">  </w:t>
-      </w:r>
-      <w:r>
-        <w:t># ağır runner'lar (librispeech, ami, chime6, translation)</w:t>
-      </w:r>
-    </w:p>
-    <w:p>
-      <w:pPr>
-        <w:shd w:val="clear" w:color="auto" w:fill="FFFFFF" w:themeFill="background1"/>
-      </w:pPr>
-      <w:r>
-        <w:t xml:space="preserve">scripts/      </w:t>
-      </w:r>
-      <w:r>
-        <w:t xml:space="preserve">          </w:t>
-      </w:r>
-      <w:r>
-        <w:t xml:space="preserve">        </w:t>
-      </w:r>
-      <w:r>
-        <w:t># betikler (download_models, vad_sweep, run_gss)</w:t>
-      </w:r>
-    </w:p>
-    <w:p>
-      <w:pPr>
-        <w:shd w:val="clear" w:color="auto" w:fill="FFFFFF" w:themeFill="background1"/>
-      </w:pPr>
-      <w:r>
-        <w:t xml:space="preserve">datasets/  </w:t>
-      </w:r>
-      <w:r>
-        <w:t xml:space="preserve">             </w:t>
-      </w:r>
-      <w:r>
-        <w:t xml:space="preserve">      </w:t>
-      </w:r>
-      <w:r>
-        <w:t xml:space="preserve"># veri kümeleri (ami, chime6, flores200, librispeech) </w:t>
-      </w:r>
-    </w:p>
-    <w:p>
-      <w:pPr>
-        <w:shd w:val="clear" w:color="auto" w:fill="FFFFFF" w:themeFill="background1"/>
-      </w:pPr>
-      <w:r>
-        <w:t>gitignore</w:t>
-      </w:r>
-    </w:p>
-    <w:p>
-      <w:pPr>
-        <w:shd w:val="clear" w:color="auto" w:fill="FFFFFF" w:themeFill="background1"/>
-      </w:pPr>
-      <w:r>
-        <w:t xml:space="preserve">models/      </w:t>
-      </w:r>
-      <w:r>
-        <w:t xml:space="preserve">          </w:t>
-      </w:r>
-      <w:r>
-        <w:t xml:space="preserve">     </w:t>
-      </w:r>
-      <w:r>
-        <w:t xml:space="preserve"> # yerel AI modelleri </w:t>
-      </w:r>
-    </w:p>
-    <w:p>
-      <w:pPr>
-        <w:shd w:val="clear" w:color="auto" w:fill="FFFFFF" w:themeFill="background1"/>
-      </w:pPr>
-      <w:r>
-        <w:t xml:space="preserve">output/   </w:t>
-      </w:r>
-      <w:r>
-        <w:t xml:space="preserve">         </w:t>
-      </w:r>
-      <w:r>
-        <w:t xml:space="preserve">     </w:t>
-      </w:r>
-      <w:r>
-        <w:t xml:space="preserve">     </w:t>
-      </w:r>
-      <w:r>
-        <w:t xml:space="preserve"> </w:t>
+        <w:tab/>
       </w:r>
       <w:r>
         <w:t xml:space="preserve"># çıktı ve ölçüm dosyaları </w:t>
@@ -25241,7 +25310,13 @@
         <w:t xml:space="preserve">           </w:t>
       </w:r>
       <w:r>
-        <w:t xml:space="preserve"> # hızlı birim testler</w:t>
+        <w:t xml:space="preserve"> </w:t>
+      </w:r>
+      <w:r>
+        <w:tab/>
+      </w:r>
+      <w:r>
+        <w:t># hızlı birim testler</w:t>
       </w:r>
     </w:p>
     <w:p>
@@ -25255,7 +25330,13 @@
         <w:t xml:space="preserve">      </w:t>
       </w:r>
       <w:r>
-        <w:t xml:space="preserve"> # tüm veri kümelerini indir</w:t>
+        <w:t xml:space="preserve"> </w:t>
+      </w:r>
+      <w:r>
+        <w:tab/>
+      </w:r>
+      <w:r>
+        <w:t># tüm veri kümelerini indir</w:t>
       </w:r>
     </w:p>
     <w:p>
@@ -25263,7 +25344,13 @@
         <w:shd w:val="clear" w:color="auto" w:fill="FFFFFF" w:themeFill="background1"/>
       </w:pPr>
       <w:r>
-        <w:t>python -m tests.dataset_managers flores200  # tek veri kümesi</w:t>
+        <w:t xml:space="preserve">python -m tests.dataset_managers flores200  </w:t>
+      </w:r>
+      <w:r>
+        <w:tab/>
+      </w:r>
+      <w:r>
+        <w:t># tek veri kümesi</w:t>
       </w:r>
     </w:p>
     <w:p>
